--- a/Deliverables/RAD_GGEyewear.docx
+++ b/Deliverables/RAD_GGEyewear.docx
@@ -153,7 +153,7 @@
           <w:sz w:val="36"/>
           <w:lang w:val="en-US"/>
         </w:rPr>
-        <w:t>1</w:t>
+        <w:t>2</w:t>
       </w:r>
       <w:r>
         <w:rPr>
@@ -1239,6 +1239,12 @@
                 <w:sz w:val="20"/>
               </w:rPr>
             </w:pPr>
+            <w:r>
+              <w:rPr>
+                <w:sz w:val="20"/>
+              </w:rPr>
+              <w:t>20/10/2026</w:t>
+            </w:r>
           </w:p>
         </w:tc>
         <w:tc>
@@ -1257,6 +1263,12 @@
                 <w:sz w:val="20"/>
               </w:rPr>
             </w:pPr>
+            <w:r>
+              <w:rPr>
+                <w:sz w:val="20"/>
+              </w:rPr>
+              <w:t>2.0</w:t>
+            </w:r>
           </w:p>
         </w:tc>
         <w:tc>
@@ -1275,6 +1287,12 @@
                 <w:sz w:val="20"/>
               </w:rPr>
             </w:pPr>
+            <w:r>
+              <w:rPr>
+                <w:sz w:val="20"/>
+              </w:rPr>
+              <w:t>Aggiunta purpose, scope, objectives (1.1, 1.2, 1.3), current system (2), functional requirements (3.2)</w:t>
+            </w:r>
           </w:p>
         </w:tc>
         <w:tc>
@@ -1294,6 +1312,12 @@
                 <w:sz w:val="20"/>
               </w:rPr>
             </w:pPr>
+            <w:r>
+              <w:rPr>
+                <w:sz w:val="20"/>
+              </w:rPr>
+              <w:t>Angelica D’Aquila</w:t>
+            </w:r>
           </w:p>
         </w:tc>
       </w:tr>
@@ -1859,7 +1883,7 @@
       <w:r>
         <w:fldChar w:fldCharType="separate"/>
       </w:r>
-      <w:hyperlink w:anchor="_Toc243336388" w:history="1">
+      <w:hyperlink w:anchor="_Toc243380166" w:history="1">
         <w:r>
           <w:rPr>
             <w:rStyle w:val="Collegamentoipertestuale"/>
@@ -1902,7 +1926,7 @@
             <w:noProof/>
             <w:webHidden/>
           </w:rPr>
-          <w:instrText xml:space="preserve"> PAGEREF _Toc243336388 \h </w:instrText>
+          <w:instrText xml:space="preserve"> PAGEREF _Toc243380166 \h </w:instrText>
         </w:r>
         <w:r>
           <w:rPr>
@@ -1946,7 +1970,7 @@
           <w14:ligatures w14:val="standardContextual"/>
         </w:rPr>
       </w:pPr>
-      <w:hyperlink w:anchor="_Toc243336389" w:history="1">
+      <w:hyperlink w:anchor="_Toc243380167" w:history="1">
         <w:r>
           <w:rPr>
             <w:rStyle w:val="Collegamentoipertestuale"/>
@@ -1989,7 +2013,7 @@
             <w:noProof/>
             <w:webHidden/>
           </w:rPr>
-          <w:instrText xml:space="preserve"> PAGEREF _Toc243336389 \h </w:instrText>
+          <w:instrText xml:space="preserve"> PAGEREF _Toc243380167 \h </w:instrText>
         </w:r>
         <w:r>
           <w:rPr>
@@ -2033,7 +2057,7 @@
           <w14:ligatures w14:val="standardContextual"/>
         </w:rPr>
       </w:pPr>
-      <w:hyperlink w:anchor="_Toc243336390" w:history="1">
+      <w:hyperlink w:anchor="_Toc243380168" w:history="1">
         <w:r>
           <w:rPr>
             <w:rStyle w:val="Collegamentoipertestuale"/>
@@ -2076,7 +2100,7 @@
             <w:noProof/>
             <w:webHidden/>
           </w:rPr>
-          <w:instrText xml:space="preserve"> PAGEREF _Toc243336390 \h </w:instrText>
+          <w:instrText xml:space="preserve"> PAGEREF _Toc243380168 \h </w:instrText>
         </w:r>
         <w:r>
           <w:rPr>
@@ -2120,7 +2144,7 @@
           <w14:ligatures w14:val="standardContextual"/>
         </w:rPr>
       </w:pPr>
-      <w:hyperlink w:anchor="_Toc243336391" w:history="1">
+      <w:hyperlink w:anchor="_Toc243380169" w:history="1">
         <w:r>
           <w:rPr>
             <w:rStyle w:val="Collegamentoipertestuale"/>
@@ -2165,7 +2189,7 @@
             <w:noProof/>
             <w:webHidden/>
           </w:rPr>
-          <w:instrText xml:space="preserve"> PAGEREF _Toc243336391 \h </w:instrText>
+          <w:instrText xml:space="preserve"> PAGEREF _Toc243380169 \h </w:instrText>
         </w:r>
         <w:r>
           <w:rPr>
@@ -2209,7 +2233,7 @@
           <w14:ligatures w14:val="standardContextual"/>
         </w:rPr>
       </w:pPr>
-      <w:hyperlink w:anchor="_Toc243336392" w:history="1">
+      <w:hyperlink w:anchor="_Toc243380170" w:history="1">
         <w:r>
           <w:rPr>
             <w:rStyle w:val="Collegamentoipertestuale"/>
@@ -2252,7 +2276,7 @@
             <w:noProof/>
             <w:webHidden/>
           </w:rPr>
-          <w:instrText xml:space="preserve"> PAGEREF _Toc243336392 \h </w:instrText>
+          <w:instrText xml:space="preserve"> PAGEREF _Toc243380170 \h </w:instrText>
         </w:r>
         <w:r>
           <w:rPr>
@@ -2272,7 +2296,7 @@
             <w:noProof/>
             <w:webHidden/>
           </w:rPr>
-          <w:t>4</w:t>
+          <w:t>5</w:t>
         </w:r>
         <w:r>
           <w:rPr>
@@ -2296,7 +2320,7 @@
           <w14:ligatures w14:val="standardContextual"/>
         </w:rPr>
       </w:pPr>
-      <w:hyperlink w:anchor="_Toc243336393" w:history="1">
+      <w:hyperlink w:anchor="_Toc243380171" w:history="1">
         <w:r>
           <w:rPr>
             <w:rStyle w:val="Collegamentoipertestuale"/>
@@ -2339,7 +2363,7 @@
             <w:noProof/>
             <w:webHidden/>
           </w:rPr>
-          <w:instrText xml:space="preserve"> PAGEREF _Toc243336393 \h </w:instrText>
+          <w:instrText xml:space="preserve"> PAGEREF _Toc243380171 \h </w:instrText>
         </w:r>
         <w:r>
           <w:rPr>
@@ -2359,7 +2383,7 @@
             <w:noProof/>
             <w:webHidden/>
           </w:rPr>
-          <w:t>4</w:t>
+          <w:t>5</w:t>
         </w:r>
         <w:r>
           <w:rPr>
@@ -2383,7 +2407,7 @@
           <w14:ligatures w14:val="standardContextual"/>
         </w:rPr>
       </w:pPr>
-      <w:hyperlink w:anchor="_Toc243336394" w:history="1">
+      <w:hyperlink w:anchor="_Toc243380172" w:history="1">
         <w:r>
           <w:rPr>
             <w:rStyle w:val="Collegamentoipertestuale"/>
@@ -2426,7 +2450,7 @@
             <w:noProof/>
             <w:webHidden/>
           </w:rPr>
-          <w:instrText xml:space="preserve"> PAGEREF _Toc243336394 \h </w:instrText>
+          <w:instrText xml:space="preserve"> PAGEREF _Toc243380172 \h </w:instrText>
         </w:r>
         <w:r>
           <w:rPr>
@@ -2446,7 +2470,7 @@
             <w:noProof/>
             <w:webHidden/>
           </w:rPr>
-          <w:t>4</w:t>
+          <w:t>5</w:t>
         </w:r>
         <w:r>
           <w:rPr>
@@ -2470,7 +2494,7 @@
           <w14:ligatures w14:val="standardContextual"/>
         </w:rPr>
       </w:pPr>
-      <w:hyperlink w:anchor="_Toc243336395" w:history="1">
+      <w:hyperlink w:anchor="_Toc243380173" w:history="1">
         <w:r>
           <w:rPr>
             <w:rStyle w:val="Collegamentoipertestuale"/>
@@ -2492,7 +2516,7 @@
             <w:rStyle w:val="Collegamentoipertestuale"/>
             <w:noProof/>
           </w:rPr>
-          <w:t>SCENARIOS</w:t>
+          <w:t>CURRENT SYSTEM</w:t>
         </w:r>
         <w:r>
           <w:rPr>
@@ -2513,7 +2537,7 @@
             <w:noProof/>
             <w:webHidden/>
           </w:rPr>
-          <w:instrText xml:space="preserve"> PAGEREF _Toc243336395 \h </w:instrText>
+          <w:instrText xml:space="preserve"> PAGEREF _Toc243380173 \h </w:instrText>
         </w:r>
         <w:r>
           <w:rPr>
@@ -2533,7 +2557,7 @@
             <w:noProof/>
             <w:webHidden/>
           </w:rPr>
-          <w:t>4</w:t>
+          <w:t>5</w:t>
         </w:r>
         <w:r>
           <w:rPr>
@@ -2557,7 +2581,7 @@
           <w14:ligatures w14:val="standardContextual"/>
         </w:rPr>
       </w:pPr>
-      <w:hyperlink w:anchor="_Toc243336396" w:history="1">
+      <w:hyperlink w:anchor="_Toc243380174" w:history="1">
         <w:r>
           <w:rPr>
             <w:rStyle w:val="Collegamentoipertestuale"/>
@@ -2579,7 +2603,7 @@
             <w:rStyle w:val="Collegamentoipertestuale"/>
             <w:noProof/>
           </w:rPr>
-          <w:t>FUNCTIONAL REQUIREMENTS</w:t>
+          <w:t>PROPOSED SYSTEM</w:t>
         </w:r>
         <w:r>
           <w:rPr>
@@ -2600,7 +2624,7 @@
             <w:noProof/>
             <w:webHidden/>
           </w:rPr>
-          <w:instrText xml:space="preserve"> PAGEREF _Toc243336396 \h </w:instrText>
+          <w:instrText xml:space="preserve"> PAGEREF _Toc243380174 \h </w:instrText>
         </w:r>
         <w:r>
           <w:rPr>
@@ -2620,7 +2644,7 @@
             <w:noProof/>
             <w:webHidden/>
           </w:rPr>
-          <w:t>4</w:t>
+          <w:t>5</w:t>
         </w:r>
         <w:r>
           <w:rPr>
@@ -2644,7 +2668,7 @@
           <w14:ligatures w14:val="standardContextual"/>
         </w:rPr>
       </w:pPr>
-      <w:hyperlink w:anchor="_Toc243336397" w:history="1">
+      <w:hyperlink w:anchor="_Toc243380175" w:history="1">
         <w:r>
           <w:rPr>
             <w:rStyle w:val="Collegamentoipertestuale"/>
@@ -2666,7 +2690,7 @@
             <w:rStyle w:val="Collegamentoipertestuale"/>
             <w:noProof/>
           </w:rPr>
-          <w:t>Functional requirements</w:t>
+          <w:t>Overview</w:t>
         </w:r>
         <w:r>
           <w:rPr>
@@ -2687,7 +2711,7 @@
             <w:noProof/>
             <w:webHidden/>
           </w:rPr>
-          <w:instrText xml:space="preserve"> PAGEREF _Toc243336397 \h </w:instrText>
+          <w:instrText xml:space="preserve"> PAGEREF _Toc243380175 \h </w:instrText>
         </w:r>
         <w:r>
           <w:rPr>
@@ -2707,7 +2731,7 @@
             <w:noProof/>
             <w:webHidden/>
           </w:rPr>
-          <w:t>4</w:t>
+          <w:t>5</w:t>
         </w:r>
         <w:r>
           <w:rPr>
@@ -2731,7 +2755,7 @@
           <w14:ligatures w14:val="standardContextual"/>
         </w:rPr>
       </w:pPr>
-      <w:hyperlink w:anchor="_Toc243336398" w:history="1">
+      <w:hyperlink w:anchor="_Toc243380176" w:history="1">
         <w:r>
           <w:rPr>
             <w:rStyle w:val="Collegamentoipertestuale"/>
@@ -2753,7 +2777,7 @@
             <w:rStyle w:val="Collegamentoipertestuale"/>
             <w:noProof/>
           </w:rPr>
-          <w:t>Nonfunctional requirements</w:t>
+          <w:t>Functional requirements</w:t>
         </w:r>
         <w:r>
           <w:rPr>
@@ -2774,7 +2798,7 @@
             <w:noProof/>
             <w:webHidden/>
           </w:rPr>
-          <w:instrText xml:space="preserve"> PAGEREF _Toc243336398 \h </w:instrText>
+          <w:instrText xml:space="preserve"> PAGEREF _Toc243380176 \h </w:instrText>
         </w:r>
         <w:r>
           <w:rPr>
@@ -2794,7 +2818,7 @@
             <w:noProof/>
             <w:webHidden/>
           </w:rPr>
-          <w:t>4</w:t>
+          <w:t>5</w:t>
         </w:r>
         <w:r>
           <w:rPr>
@@ -2818,7 +2842,7 @@
           <w14:ligatures w14:val="standardContextual"/>
         </w:rPr>
       </w:pPr>
-      <w:hyperlink w:anchor="_Toc243336399" w:history="1">
+      <w:hyperlink w:anchor="_Toc243380177" w:history="1">
         <w:r>
           <w:rPr>
             <w:rStyle w:val="Collegamentoipertestuale"/>
@@ -2840,7 +2864,7 @@
             <w:rStyle w:val="Collegamentoipertestuale"/>
             <w:noProof/>
           </w:rPr>
-          <w:t>System models</w:t>
+          <w:t>Nonfunctional requirements</w:t>
         </w:r>
         <w:r>
           <w:rPr>
@@ -2861,7 +2885,7 @@
             <w:noProof/>
             <w:webHidden/>
           </w:rPr>
-          <w:instrText xml:space="preserve"> PAGEREF _Toc243336399 \h </w:instrText>
+          <w:instrText xml:space="preserve"> PAGEREF _Toc243380177 \h </w:instrText>
         </w:r>
         <w:r>
           <w:rPr>
@@ -2881,7 +2905,703 @@
             <w:noProof/>
             <w:webHidden/>
           </w:rPr>
-          <w:t>4</w:t>
+          <w:t>5</w:t>
+        </w:r>
+        <w:r>
+          <w:rPr>
+            <w:noProof/>
+            <w:webHidden/>
+          </w:rPr>
+          <w:fldChar w:fldCharType="end"/>
+        </w:r>
+      </w:hyperlink>
+    </w:p>
+    <w:p>
+      <w:pPr>
+        <w:pStyle w:val="Sommario2"/>
+        <w:tabs>
+          <w:tab w:val="left" w:pos="1132"/>
+        </w:tabs>
+        <w:rPr>
+          <w:rFonts w:asciiTheme="minorHAnsi" w:eastAsiaTheme="minorEastAsia" w:hAnsiTheme="minorHAnsi" w:cstheme="minorBidi"/>
+          <w:noProof/>
+          <w:kern w:val="2"/>
+          <w14:ligatures w14:val="standardContextual"/>
+        </w:rPr>
+      </w:pPr>
+      <w:hyperlink w:anchor="_Toc243380178" w:history="1">
+        <w:r>
+          <w:rPr>
+            <w:rStyle w:val="Collegamentoipertestuale"/>
+            <w:noProof/>
+          </w:rPr>
+          <w:t>3.3.1</w:t>
+        </w:r>
+        <w:r>
+          <w:rPr>
+            <w:rFonts w:asciiTheme="minorHAnsi" w:eastAsiaTheme="minorEastAsia" w:hAnsiTheme="minorHAnsi" w:cstheme="minorBidi"/>
+            <w:noProof/>
+            <w:kern w:val="2"/>
+            <w14:ligatures w14:val="standardContextual"/>
+          </w:rPr>
+          <w:tab/>
+        </w:r>
+        <w:r>
+          <w:rPr>
+            <w:rStyle w:val="Collegamentoipertestuale"/>
+            <w:noProof/>
+          </w:rPr>
+          <w:t>Usability</w:t>
+        </w:r>
+        <w:r>
+          <w:rPr>
+            <w:noProof/>
+            <w:webHidden/>
+          </w:rPr>
+          <w:tab/>
+        </w:r>
+        <w:r>
+          <w:rPr>
+            <w:noProof/>
+            <w:webHidden/>
+          </w:rPr>
+          <w:fldChar w:fldCharType="begin"/>
+        </w:r>
+        <w:r>
+          <w:rPr>
+            <w:noProof/>
+            <w:webHidden/>
+          </w:rPr>
+          <w:instrText xml:space="preserve"> PAGEREF _Toc243380178 \h </w:instrText>
+        </w:r>
+        <w:r>
+          <w:rPr>
+            <w:noProof/>
+            <w:webHidden/>
+          </w:rPr>
+        </w:r>
+        <w:r>
+          <w:rPr>
+            <w:noProof/>
+            <w:webHidden/>
+          </w:rPr>
+          <w:fldChar w:fldCharType="separate"/>
+        </w:r>
+        <w:r>
+          <w:rPr>
+            <w:noProof/>
+            <w:webHidden/>
+          </w:rPr>
+          <w:t>5</w:t>
+        </w:r>
+        <w:r>
+          <w:rPr>
+            <w:noProof/>
+            <w:webHidden/>
+          </w:rPr>
+          <w:fldChar w:fldCharType="end"/>
+        </w:r>
+      </w:hyperlink>
+    </w:p>
+    <w:p>
+      <w:pPr>
+        <w:pStyle w:val="Sommario2"/>
+        <w:tabs>
+          <w:tab w:val="left" w:pos="1132"/>
+        </w:tabs>
+        <w:rPr>
+          <w:rFonts w:asciiTheme="minorHAnsi" w:eastAsiaTheme="minorEastAsia" w:hAnsiTheme="minorHAnsi" w:cstheme="minorBidi"/>
+          <w:noProof/>
+          <w:kern w:val="2"/>
+          <w14:ligatures w14:val="standardContextual"/>
+        </w:rPr>
+      </w:pPr>
+      <w:hyperlink w:anchor="_Toc243380179" w:history="1">
+        <w:r>
+          <w:rPr>
+            <w:rStyle w:val="Collegamentoipertestuale"/>
+            <w:noProof/>
+          </w:rPr>
+          <w:t>3.3.2</w:t>
+        </w:r>
+        <w:r>
+          <w:rPr>
+            <w:rFonts w:asciiTheme="minorHAnsi" w:eastAsiaTheme="minorEastAsia" w:hAnsiTheme="minorHAnsi" w:cstheme="minorBidi"/>
+            <w:noProof/>
+            <w:kern w:val="2"/>
+            <w14:ligatures w14:val="standardContextual"/>
+          </w:rPr>
+          <w:tab/>
+        </w:r>
+        <w:r>
+          <w:rPr>
+            <w:rStyle w:val="Collegamentoipertestuale"/>
+            <w:noProof/>
+          </w:rPr>
+          <w:t>Reliability</w:t>
+        </w:r>
+        <w:r>
+          <w:rPr>
+            <w:noProof/>
+            <w:webHidden/>
+          </w:rPr>
+          <w:tab/>
+        </w:r>
+        <w:r>
+          <w:rPr>
+            <w:noProof/>
+            <w:webHidden/>
+          </w:rPr>
+          <w:fldChar w:fldCharType="begin"/>
+        </w:r>
+        <w:r>
+          <w:rPr>
+            <w:noProof/>
+            <w:webHidden/>
+          </w:rPr>
+          <w:instrText xml:space="preserve"> PAGEREF _Toc243380179 \h </w:instrText>
+        </w:r>
+        <w:r>
+          <w:rPr>
+            <w:noProof/>
+            <w:webHidden/>
+          </w:rPr>
+        </w:r>
+        <w:r>
+          <w:rPr>
+            <w:noProof/>
+            <w:webHidden/>
+          </w:rPr>
+          <w:fldChar w:fldCharType="separate"/>
+        </w:r>
+        <w:r>
+          <w:rPr>
+            <w:noProof/>
+            <w:webHidden/>
+          </w:rPr>
+          <w:t>5</w:t>
+        </w:r>
+        <w:r>
+          <w:rPr>
+            <w:noProof/>
+            <w:webHidden/>
+          </w:rPr>
+          <w:fldChar w:fldCharType="end"/>
+        </w:r>
+      </w:hyperlink>
+    </w:p>
+    <w:p>
+      <w:pPr>
+        <w:pStyle w:val="Sommario2"/>
+        <w:tabs>
+          <w:tab w:val="left" w:pos="1132"/>
+        </w:tabs>
+        <w:rPr>
+          <w:rFonts w:asciiTheme="minorHAnsi" w:eastAsiaTheme="minorEastAsia" w:hAnsiTheme="minorHAnsi" w:cstheme="minorBidi"/>
+          <w:noProof/>
+          <w:kern w:val="2"/>
+          <w14:ligatures w14:val="standardContextual"/>
+        </w:rPr>
+      </w:pPr>
+      <w:hyperlink w:anchor="_Toc243380180" w:history="1">
+        <w:r>
+          <w:rPr>
+            <w:rStyle w:val="Collegamentoipertestuale"/>
+            <w:noProof/>
+          </w:rPr>
+          <w:t>3.3.3</w:t>
+        </w:r>
+        <w:r>
+          <w:rPr>
+            <w:rFonts w:asciiTheme="minorHAnsi" w:eastAsiaTheme="minorEastAsia" w:hAnsiTheme="minorHAnsi" w:cstheme="minorBidi"/>
+            <w:noProof/>
+            <w:kern w:val="2"/>
+            <w14:ligatures w14:val="standardContextual"/>
+          </w:rPr>
+          <w:tab/>
+        </w:r>
+        <w:r>
+          <w:rPr>
+            <w:rStyle w:val="Collegamentoipertestuale"/>
+            <w:noProof/>
+          </w:rPr>
+          <w:t>Performance</w:t>
+        </w:r>
+        <w:r>
+          <w:rPr>
+            <w:noProof/>
+            <w:webHidden/>
+          </w:rPr>
+          <w:tab/>
+        </w:r>
+        <w:r>
+          <w:rPr>
+            <w:noProof/>
+            <w:webHidden/>
+          </w:rPr>
+          <w:fldChar w:fldCharType="begin"/>
+        </w:r>
+        <w:r>
+          <w:rPr>
+            <w:noProof/>
+            <w:webHidden/>
+          </w:rPr>
+          <w:instrText xml:space="preserve"> PAGEREF _Toc243380180 \h </w:instrText>
+        </w:r>
+        <w:r>
+          <w:rPr>
+            <w:noProof/>
+            <w:webHidden/>
+          </w:rPr>
+        </w:r>
+        <w:r>
+          <w:rPr>
+            <w:noProof/>
+            <w:webHidden/>
+          </w:rPr>
+          <w:fldChar w:fldCharType="separate"/>
+        </w:r>
+        <w:r>
+          <w:rPr>
+            <w:noProof/>
+            <w:webHidden/>
+          </w:rPr>
+          <w:t>5</w:t>
+        </w:r>
+        <w:r>
+          <w:rPr>
+            <w:noProof/>
+            <w:webHidden/>
+          </w:rPr>
+          <w:fldChar w:fldCharType="end"/>
+        </w:r>
+      </w:hyperlink>
+    </w:p>
+    <w:p>
+      <w:pPr>
+        <w:pStyle w:val="Sommario2"/>
+        <w:tabs>
+          <w:tab w:val="left" w:pos="1132"/>
+        </w:tabs>
+        <w:rPr>
+          <w:rFonts w:asciiTheme="minorHAnsi" w:eastAsiaTheme="minorEastAsia" w:hAnsiTheme="minorHAnsi" w:cstheme="minorBidi"/>
+          <w:noProof/>
+          <w:kern w:val="2"/>
+          <w14:ligatures w14:val="standardContextual"/>
+        </w:rPr>
+      </w:pPr>
+      <w:hyperlink w:anchor="_Toc243380181" w:history="1">
+        <w:r>
+          <w:rPr>
+            <w:rStyle w:val="Collegamentoipertestuale"/>
+            <w:noProof/>
+          </w:rPr>
+          <w:t>3.3.4</w:t>
+        </w:r>
+        <w:r>
+          <w:rPr>
+            <w:rFonts w:asciiTheme="minorHAnsi" w:eastAsiaTheme="minorEastAsia" w:hAnsiTheme="minorHAnsi" w:cstheme="minorBidi"/>
+            <w:noProof/>
+            <w:kern w:val="2"/>
+            <w14:ligatures w14:val="standardContextual"/>
+          </w:rPr>
+          <w:tab/>
+        </w:r>
+        <w:r>
+          <w:rPr>
+            <w:rStyle w:val="Collegamentoipertestuale"/>
+            <w:noProof/>
+          </w:rPr>
+          <w:t>Supportability</w:t>
+        </w:r>
+        <w:r>
+          <w:rPr>
+            <w:noProof/>
+            <w:webHidden/>
+          </w:rPr>
+          <w:tab/>
+        </w:r>
+        <w:r>
+          <w:rPr>
+            <w:noProof/>
+            <w:webHidden/>
+          </w:rPr>
+          <w:fldChar w:fldCharType="begin"/>
+        </w:r>
+        <w:r>
+          <w:rPr>
+            <w:noProof/>
+            <w:webHidden/>
+          </w:rPr>
+          <w:instrText xml:space="preserve"> PAGEREF _Toc243380181 \h </w:instrText>
+        </w:r>
+        <w:r>
+          <w:rPr>
+            <w:noProof/>
+            <w:webHidden/>
+          </w:rPr>
+        </w:r>
+        <w:r>
+          <w:rPr>
+            <w:noProof/>
+            <w:webHidden/>
+          </w:rPr>
+          <w:fldChar w:fldCharType="separate"/>
+        </w:r>
+        <w:r>
+          <w:rPr>
+            <w:noProof/>
+            <w:webHidden/>
+          </w:rPr>
+          <w:t>5</w:t>
+        </w:r>
+        <w:r>
+          <w:rPr>
+            <w:noProof/>
+            <w:webHidden/>
+          </w:rPr>
+          <w:fldChar w:fldCharType="end"/>
+        </w:r>
+      </w:hyperlink>
+    </w:p>
+    <w:p>
+      <w:pPr>
+        <w:pStyle w:val="Sommario2"/>
+        <w:tabs>
+          <w:tab w:val="left" w:pos="1132"/>
+        </w:tabs>
+        <w:rPr>
+          <w:rFonts w:asciiTheme="minorHAnsi" w:eastAsiaTheme="minorEastAsia" w:hAnsiTheme="minorHAnsi" w:cstheme="minorBidi"/>
+          <w:noProof/>
+          <w:kern w:val="2"/>
+          <w14:ligatures w14:val="standardContextual"/>
+        </w:rPr>
+      </w:pPr>
+      <w:hyperlink w:anchor="_Toc243380182" w:history="1">
+        <w:r>
+          <w:rPr>
+            <w:rStyle w:val="Collegamentoipertestuale"/>
+            <w:noProof/>
+          </w:rPr>
+          <w:t>3.3.5</w:t>
+        </w:r>
+        <w:r>
+          <w:rPr>
+            <w:rFonts w:asciiTheme="minorHAnsi" w:eastAsiaTheme="minorEastAsia" w:hAnsiTheme="minorHAnsi" w:cstheme="minorBidi"/>
+            <w:noProof/>
+            <w:kern w:val="2"/>
+            <w14:ligatures w14:val="standardContextual"/>
+          </w:rPr>
+          <w:tab/>
+        </w:r>
+        <w:r>
+          <w:rPr>
+            <w:rStyle w:val="Collegamentoipertestuale"/>
+            <w:noProof/>
+          </w:rPr>
+          <w:t>Implementation</w:t>
+        </w:r>
+        <w:r>
+          <w:rPr>
+            <w:noProof/>
+            <w:webHidden/>
+          </w:rPr>
+          <w:tab/>
+        </w:r>
+        <w:r>
+          <w:rPr>
+            <w:noProof/>
+            <w:webHidden/>
+          </w:rPr>
+          <w:fldChar w:fldCharType="begin"/>
+        </w:r>
+        <w:r>
+          <w:rPr>
+            <w:noProof/>
+            <w:webHidden/>
+          </w:rPr>
+          <w:instrText xml:space="preserve"> PAGEREF _Toc243380182 \h </w:instrText>
+        </w:r>
+        <w:r>
+          <w:rPr>
+            <w:noProof/>
+            <w:webHidden/>
+          </w:rPr>
+        </w:r>
+        <w:r>
+          <w:rPr>
+            <w:noProof/>
+            <w:webHidden/>
+          </w:rPr>
+          <w:fldChar w:fldCharType="separate"/>
+        </w:r>
+        <w:r>
+          <w:rPr>
+            <w:noProof/>
+            <w:webHidden/>
+          </w:rPr>
+          <w:t>6</w:t>
+        </w:r>
+        <w:r>
+          <w:rPr>
+            <w:noProof/>
+            <w:webHidden/>
+          </w:rPr>
+          <w:fldChar w:fldCharType="end"/>
+        </w:r>
+      </w:hyperlink>
+    </w:p>
+    <w:p>
+      <w:pPr>
+        <w:pStyle w:val="Sommario2"/>
+        <w:tabs>
+          <w:tab w:val="left" w:pos="1132"/>
+        </w:tabs>
+        <w:rPr>
+          <w:rFonts w:asciiTheme="minorHAnsi" w:eastAsiaTheme="minorEastAsia" w:hAnsiTheme="minorHAnsi" w:cstheme="minorBidi"/>
+          <w:noProof/>
+          <w:kern w:val="2"/>
+          <w14:ligatures w14:val="standardContextual"/>
+        </w:rPr>
+      </w:pPr>
+      <w:hyperlink w:anchor="_Toc243380183" w:history="1">
+        <w:r>
+          <w:rPr>
+            <w:rStyle w:val="Collegamentoipertestuale"/>
+            <w:noProof/>
+          </w:rPr>
+          <w:t>3.3.6</w:t>
+        </w:r>
+        <w:r>
+          <w:rPr>
+            <w:rFonts w:asciiTheme="minorHAnsi" w:eastAsiaTheme="minorEastAsia" w:hAnsiTheme="minorHAnsi" w:cstheme="minorBidi"/>
+            <w:noProof/>
+            <w:kern w:val="2"/>
+            <w14:ligatures w14:val="standardContextual"/>
+          </w:rPr>
+          <w:tab/>
+        </w:r>
+        <w:r>
+          <w:rPr>
+            <w:rStyle w:val="Collegamentoipertestuale"/>
+            <w:noProof/>
+          </w:rPr>
+          <w:t>Interface</w:t>
+        </w:r>
+        <w:r>
+          <w:rPr>
+            <w:noProof/>
+            <w:webHidden/>
+          </w:rPr>
+          <w:tab/>
+        </w:r>
+        <w:r>
+          <w:rPr>
+            <w:noProof/>
+            <w:webHidden/>
+          </w:rPr>
+          <w:fldChar w:fldCharType="begin"/>
+        </w:r>
+        <w:r>
+          <w:rPr>
+            <w:noProof/>
+            <w:webHidden/>
+          </w:rPr>
+          <w:instrText xml:space="preserve"> PAGEREF _Toc243380183 \h </w:instrText>
+        </w:r>
+        <w:r>
+          <w:rPr>
+            <w:noProof/>
+            <w:webHidden/>
+          </w:rPr>
+        </w:r>
+        <w:r>
+          <w:rPr>
+            <w:noProof/>
+            <w:webHidden/>
+          </w:rPr>
+          <w:fldChar w:fldCharType="separate"/>
+        </w:r>
+        <w:r>
+          <w:rPr>
+            <w:noProof/>
+            <w:webHidden/>
+          </w:rPr>
+          <w:t>6</w:t>
+        </w:r>
+        <w:r>
+          <w:rPr>
+            <w:noProof/>
+            <w:webHidden/>
+          </w:rPr>
+          <w:fldChar w:fldCharType="end"/>
+        </w:r>
+      </w:hyperlink>
+    </w:p>
+    <w:p>
+      <w:pPr>
+        <w:pStyle w:val="Sommario2"/>
+        <w:tabs>
+          <w:tab w:val="left" w:pos="1132"/>
+        </w:tabs>
+        <w:rPr>
+          <w:rFonts w:asciiTheme="minorHAnsi" w:eastAsiaTheme="minorEastAsia" w:hAnsiTheme="minorHAnsi" w:cstheme="minorBidi"/>
+          <w:noProof/>
+          <w:kern w:val="2"/>
+          <w14:ligatures w14:val="standardContextual"/>
+        </w:rPr>
+      </w:pPr>
+      <w:hyperlink w:anchor="_Toc243380184" w:history="1">
+        <w:r>
+          <w:rPr>
+            <w:rStyle w:val="Collegamentoipertestuale"/>
+            <w:noProof/>
+          </w:rPr>
+          <w:t>3.3.7</w:t>
+        </w:r>
+        <w:r>
+          <w:rPr>
+            <w:rFonts w:asciiTheme="minorHAnsi" w:eastAsiaTheme="minorEastAsia" w:hAnsiTheme="minorHAnsi" w:cstheme="minorBidi"/>
+            <w:noProof/>
+            <w:kern w:val="2"/>
+            <w14:ligatures w14:val="standardContextual"/>
+          </w:rPr>
+          <w:tab/>
+        </w:r>
+        <w:r>
+          <w:rPr>
+            <w:rStyle w:val="Collegamentoipertestuale"/>
+            <w:noProof/>
+          </w:rPr>
+          <w:t>Packaging</w:t>
+        </w:r>
+        <w:r>
+          <w:rPr>
+            <w:noProof/>
+            <w:webHidden/>
+          </w:rPr>
+          <w:tab/>
+        </w:r>
+        <w:r>
+          <w:rPr>
+            <w:noProof/>
+            <w:webHidden/>
+          </w:rPr>
+          <w:fldChar w:fldCharType="begin"/>
+        </w:r>
+        <w:r>
+          <w:rPr>
+            <w:noProof/>
+            <w:webHidden/>
+          </w:rPr>
+          <w:instrText xml:space="preserve"> PAGEREF _Toc243380184 \h </w:instrText>
+        </w:r>
+        <w:r>
+          <w:rPr>
+            <w:noProof/>
+            <w:webHidden/>
+          </w:rPr>
+        </w:r>
+        <w:r>
+          <w:rPr>
+            <w:noProof/>
+            <w:webHidden/>
+          </w:rPr>
+          <w:fldChar w:fldCharType="separate"/>
+        </w:r>
+        <w:r>
+          <w:rPr>
+            <w:noProof/>
+            <w:webHidden/>
+          </w:rPr>
+          <w:t>6</w:t>
+        </w:r>
+        <w:r>
+          <w:rPr>
+            <w:noProof/>
+            <w:webHidden/>
+          </w:rPr>
+          <w:fldChar w:fldCharType="end"/>
+        </w:r>
+      </w:hyperlink>
+    </w:p>
+    <w:p>
+      <w:pPr>
+        <w:pStyle w:val="Sommario2"/>
+        <w:tabs>
+          <w:tab w:val="left" w:pos="1132"/>
+        </w:tabs>
+        <w:rPr>
+          <w:rFonts w:asciiTheme="minorHAnsi" w:eastAsiaTheme="minorEastAsia" w:hAnsiTheme="minorHAnsi" w:cstheme="minorBidi"/>
+          <w:noProof/>
+          <w:kern w:val="2"/>
+          <w14:ligatures w14:val="standardContextual"/>
+        </w:rPr>
+      </w:pPr>
+      <w:hyperlink w:anchor="_Toc243380185" w:history="1">
+        <w:r>
+          <w:rPr>
+            <w:rStyle w:val="Collegamentoipertestuale"/>
+            <w:noProof/>
+          </w:rPr>
+          <w:t>3.3.8</w:t>
+        </w:r>
+        <w:r>
+          <w:rPr>
+            <w:rFonts w:asciiTheme="minorHAnsi" w:eastAsiaTheme="minorEastAsia" w:hAnsiTheme="minorHAnsi" w:cstheme="minorBidi"/>
+            <w:noProof/>
+            <w:kern w:val="2"/>
+            <w14:ligatures w14:val="standardContextual"/>
+          </w:rPr>
+          <w:tab/>
+        </w:r>
+        <w:r>
+          <w:rPr>
+            <w:rStyle w:val="Collegamentoipertestuale"/>
+            <w:noProof/>
+          </w:rPr>
+          <w:t>Legal</w:t>
+        </w:r>
+        <w:r>
+          <w:rPr>
+            <w:noProof/>
+            <w:webHidden/>
+          </w:rPr>
+          <w:tab/>
+        </w:r>
+        <w:r>
+          <w:rPr>
+            <w:noProof/>
+            <w:webHidden/>
+          </w:rPr>
+          <w:fldChar w:fldCharType="begin"/>
+        </w:r>
+        <w:r>
+          <w:rPr>
+            <w:noProof/>
+            <w:webHidden/>
+          </w:rPr>
+          <w:instrText xml:space="preserve"> PAGEREF _Toc243380185 \h </w:instrText>
+        </w:r>
+        <w:r>
+          <w:rPr>
+            <w:noProof/>
+            <w:webHidden/>
+          </w:rPr>
+        </w:r>
+        <w:r>
+          <w:rPr>
+            <w:noProof/>
+            <w:webHidden/>
+          </w:rPr>
+          <w:fldChar w:fldCharType="separate"/>
+        </w:r>
+        <w:r>
+          <w:rPr>
+            <w:noProof/>
+            <w:webHidden/>
+          </w:rPr>
+          <w:t>6</w:t>
         </w:r>
         <w:r>
           <w:rPr>
@@ -2905,7 +3625,7 @@
           <w14:ligatures w14:val="standardContextual"/>
         </w:rPr>
       </w:pPr>
-      <w:hyperlink w:anchor="_Toc243336400" w:history="1">
+      <w:hyperlink w:anchor="_Toc243380186" w:history="1">
         <w:r>
           <w:rPr>
             <w:rStyle w:val="Collegamentoipertestuale"/>
@@ -2927,7 +3647,7 @@
             <w:rStyle w:val="Collegamentoipertestuale"/>
             <w:noProof/>
           </w:rPr>
-          <w:t>Nonfunctional requirements</w:t>
+          <w:t>System models</w:t>
         </w:r>
         <w:r>
           <w:rPr>
@@ -2948,7 +3668,7 @@
             <w:noProof/>
             <w:webHidden/>
           </w:rPr>
-          <w:instrText xml:space="preserve"> PAGEREF _Toc243336400 \h </w:instrText>
+          <w:instrText xml:space="preserve"> PAGEREF _Toc243380186 \h </w:instrText>
         </w:r>
         <w:r>
           <w:rPr>
@@ -2968,7 +3688,444 @@
             <w:noProof/>
             <w:webHidden/>
           </w:rPr>
-          <w:t>4</w:t>
+          <w:t>6</w:t>
+        </w:r>
+        <w:r>
+          <w:rPr>
+            <w:noProof/>
+            <w:webHidden/>
+          </w:rPr>
+          <w:fldChar w:fldCharType="end"/>
+        </w:r>
+      </w:hyperlink>
+    </w:p>
+    <w:p>
+      <w:pPr>
+        <w:pStyle w:val="Sommario2"/>
+        <w:tabs>
+          <w:tab w:val="left" w:pos="1132"/>
+        </w:tabs>
+        <w:rPr>
+          <w:rFonts w:asciiTheme="minorHAnsi" w:eastAsiaTheme="minorEastAsia" w:hAnsiTheme="minorHAnsi" w:cstheme="minorBidi"/>
+          <w:noProof/>
+          <w:kern w:val="2"/>
+          <w14:ligatures w14:val="standardContextual"/>
+        </w:rPr>
+      </w:pPr>
+      <w:hyperlink w:anchor="_Toc243380187" w:history="1">
+        <w:r>
+          <w:rPr>
+            <w:rStyle w:val="Collegamentoipertestuale"/>
+            <w:noProof/>
+          </w:rPr>
+          <w:t>3.4.1</w:t>
+        </w:r>
+        <w:r>
+          <w:rPr>
+            <w:rFonts w:asciiTheme="minorHAnsi" w:eastAsiaTheme="minorEastAsia" w:hAnsiTheme="minorHAnsi" w:cstheme="minorBidi"/>
+            <w:noProof/>
+            <w:kern w:val="2"/>
+            <w14:ligatures w14:val="standardContextual"/>
+          </w:rPr>
+          <w:tab/>
+        </w:r>
+        <w:r>
+          <w:rPr>
+            <w:rStyle w:val="Collegamentoipertestuale"/>
+            <w:noProof/>
+          </w:rPr>
+          <w:t>Scenarios</w:t>
+        </w:r>
+        <w:r>
+          <w:rPr>
+            <w:noProof/>
+            <w:webHidden/>
+          </w:rPr>
+          <w:tab/>
+        </w:r>
+        <w:r>
+          <w:rPr>
+            <w:noProof/>
+            <w:webHidden/>
+          </w:rPr>
+          <w:fldChar w:fldCharType="begin"/>
+        </w:r>
+        <w:r>
+          <w:rPr>
+            <w:noProof/>
+            <w:webHidden/>
+          </w:rPr>
+          <w:instrText xml:space="preserve"> PAGEREF _Toc243380187 \h </w:instrText>
+        </w:r>
+        <w:r>
+          <w:rPr>
+            <w:noProof/>
+            <w:webHidden/>
+          </w:rPr>
+        </w:r>
+        <w:r>
+          <w:rPr>
+            <w:noProof/>
+            <w:webHidden/>
+          </w:rPr>
+          <w:fldChar w:fldCharType="separate"/>
+        </w:r>
+        <w:r>
+          <w:rPr>
+            <w:noProof/>
+            <w:webHidden/>
+          </w:rPr>
+          <w:t>6</w:t>
+        </w:r>
+        <w:r>
+          <w:rPr>
+            <w:noProof/>
+            <w:webHidden/>
+          </w:rPr>
+          <w:fldChar w:fldCharType="end"/>
+        </w:r>
+      </w:hyperlink>
+    </w:p>
+    <w:p>
+      <w:pPr>
+        <w:pStyle w:val="Sommario2"/>
+        <w:tabs>
+          <w:tab w:val="left" w:pos="1132"/>
+        </w:tabs>
+        <w:rPr>
+          <w:rFonts w:asciiTheme="minorHAnsi" w:eastAsiaTheme="minorEastAsia" w:hAnsiTheme="minorHAnsi" w:cstheme="minorBidi"/>
+          <w:noProof/>
+          <w:kern w:val="2"/>
+          <w14:ligatures w14:val="standardContextual"/>
+        </w:rPr>
+      </w:pPr>
+      <w:hyperlink w:anchor="_Toc243380188" w:history="1">
+        <w:r>
+          <w:rPr>
+            <w:rStyle w:val="Collegamentoipertestuale"/>
+            <w:noProof/>
+          </w:rPr>
+          <w:t>3.4.2</w:t>
+        </w:r>
+        <w:r>
+          <w:rPr>
+            <w:rFonts w:asciiTheme="minorHAnsi" w:eastAsiaTheme="minorEastAsia" w:hAnsiTheme="minorHAnsi" w:cstheme="minorBidi"/>
+            <w:noProof/>
+            <w:kern w:val="2"/>
+            <w14:ligatures w14:val="standardContextual"/>
+          </w:rPr>
+          <w:tab/>
+        </w:r>
+        <w:r>
+          <w:rPr>
+            <w:rStyle w:val="Collegamentoipertestuale"/>
+            <w:noProof/>
+          </w:rPr>
+          <w:t>Use case model</w:t>
+        </w:r>
+        <w:r>
+          <w:rPr>
+            <w:noProof/>
+            <w:webHidden/>
+          </w:rPr>
+          <w:tab/>
+        </w:r>
+        <w:r>
+          <w:rPr>
+            <w:noProof/>
+            <w:webHidden/>
+          </w:rPr>
+          <w:fldChar w:fldCharType="begin"/>
+        </w:r>
+        <w:r>
+          <w:rPr>
+            <w:noProof/>
+            <w:webHidden/>
+          </w:rPr>
+          <w:instrText xml:space="preserve"> PAGEREF _Toc243380188 \h </w:instrText>
+        </w:r>
+        <w:r>
+          <w:rPr>
+            <w:noProof/>
+            <w:webHidden/>
+          </w:rPr>
+        </w:r>
+        <w:r>
+          <w:rPr>
+            <w:noProof/>
+            <w:webHidden/>
+          </w:rPr>
+          <w:fldChar w:fldCharType="separate"/>
+        </w:r>
+        <w:r>
+          <w:rPr>
+            <w:noProof/>
+            <w:webHidden/>
+          </w:rPr>
+          <w:t>6</w:t>
+        </w:r>
+        <w:r>
+          <w:rPr>
+            <w:noProof/>
+            <w:webHidden/>
+          </w:rPr>
+          <w:fldChar w:fldCharType="end"/>
+        </w:r>
+      </w:hyperlink>
+    </w:p>
+    <w:p>
+      <w:pPr>
+        <w:pStyle w:val="Sommario2"/>
+        <w:tabs>
+          <w:tab w:val="left" w:pos="1132"/>
+        </w:tabs>
+        <w:rPr>
+          <w:rFonts w:asciiTheme="minorHAnsi" w:eastAsiaTheme="minorEastAsia" w:hAnsiTheme="minorHAnsi" w:cstheme="minorBidi"/>
+          <w:noProof/>
+          <w:kern w:val="2"/>
+          <w14:ligatures w14:val="standardContextual"/>
+        </w:rPr>
+      </w:pPr>
+      <w:hyperlink w:anchor="_Toc243380189" w:history="1">
+        <w:r>
+          <w:rPr>
+            <w:rStyle w:val="Collegamentoipertestuale"/>
+            <w:noProof/>
+          </w:rPr>
+          <w:t>3.4.3</w:t>
+        </w:r>
+        <w:r>
+          <w:rPr>
+            <w:rFonts w:asciiTheme="minorHAnsi" w:eastAsiaTheme="minorEastAsia" w:hAnsiTheme="minorHAnsi" w:cstheme="minorBidi"/>
+            <w:noProof/>
+            <w:kern w:val="2"/>
+            <w14:ligatures w14:val="standardContextual"/>
+          </w:rPr>
+          <w:tab/>
+        </w:r>
+        <w:r>
+          <w:rPr>
+            <w:rStyle w:val="Collegamentoipertestuale"/>
+            <w:noProof/>
+          </w:rPr>
+          <w:t>Object model</w:t>
+        </w:r>
+        <w:r>
+          <w:rPr>
+            <w:noProof/>
+            <w:webHidden/>
+          </w:rPr>
+          <w:tab/>
+        </w:r>
+        <w:r>
+          <w:rPr>
+            <w:noProof/>
+            <w:webHidden/>
+          </w:rPr>
+          <w:fldChar w:fldCharType="begin"/>
+        </w:r>
+        <w:r>
+          <w:rPr>
+            <w:noProof/>
+            <w:webHidden/>
+          </w:rPr>
+          <w:instrText xml:space="preserve"> PAGEREF _Toc243380189 \h </w:instrText>
+        </w:r>
+        <w:r>
+          <w:rPr>
+            <w:noProof/>
+            <w:webHidden/>
+          </w:rPr>
+        </w:r>
+        <w:r>
+          <w:rPr>
+            <w:noProof/>
+            <w:webHidden/>
+          </w:rPr>
+          <w:fldChar w:fldCharType="separate"/>
+        </w:r>
+        <w:r>
+          <w:rPr>
+            <w:noProof/>
+            <w:webHidden/>
+          </w:rPr>
+          <w:t>6</w:t>
+        </w:r>
+        <w:r>
+          <w:rPr>
+            <w:noProof/>
+            <w:webHidden/>
+          </w:rPr>
+          <w:fldChar w:fldCharType="end"/>
+        </w:r>
+      </w:hyperlink>
+    </w:p>
+    <w:p>
+      <w:pPr>
+        <w:pStyle w:val="Sommario2"/>
+        <w:tabs>
+          <w:tab w:val="left" w:pos="1132"/>
+        </w:tabs>
+        <w:rPr>
+          <w:rFonts w:asciiTheme="minorHAnsi" w:eastAsiaTheme="minorEastAsia" w:hAnsiTheme="minorHAnsi" w:cstheme="minorBidi"/>
+          <w:noProof/>
+          <w:kern w:val="2"/>
+          <w14:ligatures w14:val="standardContextual"/>
+        </w:rPr>
+      </w:pPr>
+      <w:hyperlink w:anchor="_Toc243380190" w:history="1">
+        <w:r>
+          <w:rPr>
+            <w:rStyle w:val="Collegamentoipertestuale"/>
+            <w:noProof/>
+          </w:rPr>
+          <w:t>3.4.4</w:t>
+        </w:r>
+        <w:r>
+          <w:rPr>
+            <w:rFonts w:asciiTheme="minorHAnsi" w:eastAsiaTheme="minorEastAsia" w:hAnsiTheme="minorHAnsi" w:cstheme="minorBidi"/>
+            <w:noProof/>
+            <w:kern w:val="2"/>
+            <w14:ligatures w14:val="standardContextual"/>
+          </w:rPr>
+          <w:tab/>
+        </w:r>
+        <w:r>
+          <w:rPr>
+            <w:rStyle w:val="Collegamentoipertestuale"/>
+            <w:noProof/>
+          </w:rPr>
+          <w:t>Dynamic model</w:t>
+        </w:r>
+        <w:r>
+          <w:rPr>
+            <w:noProof/>
+            <w:webHidden/>
+          </w:rPr>
+          <w:tab/>
+        </w:r>
+        <w:r>
+          <w:rPr>
+            <w:noProof/>
+            <w:webHidden/>
+          </w:rPr>
+          <w:fldChar w:fldCharType="begin"/>
+        </w:r>
+        <w:r>
+          <w:rPr>
+            <w:noProof/>
+            <w:webHidden/>
+          </w:rPr>
+          <w:instrText xml:space="preserve"> PAGEREF _Toc243380190 \h </w:instrText>
+        </w:r>
+        <w:r>
+          <w:rPr>
+            <w:noProof/>
+            <w:webHidden/>
+          </w:rPr>
+        </w:r>
+        <w:r>
+          <w:rPr>
+            <w:noProof/>
+            <w:webHidden/>
+          </w:rPr>
+          <w:fldChar w:fldCharType="separate"/>
+        </w:r>
+        <w:r>
+          <w:rPr>
+            <w:noProof/>
+            <w:webHidden/>
+          </w:rPr>
+          <w:t>6</w:t>
+        </w:r>
+        <w:r>
+          <w:rPr>
+            <w:noProof/>
+            <w:webHidden/>
+          </w:rPr>
+          <w:fldChar w:fldCharType="end"/>
+        </w:r>
+      </w:hyperlink>
+    </w:p>
+    <w:p>
+      <w:pPr>
+        <w:pStyle w:val="Sommario2"/>
+        <w:tabs>
+          <w:tab w:val="left" w:pos="1132"/>
+        </w:tabs>
+        <w:rPr>
+          <w:rFonts w:asciiTheme="minorHAnsi" w:eastAsiaTheme="minorEastAsia" w:hAnsiTheme="minorHAnsi" w:cstheme="minorBidi"/>
+          <w:noProof/>
+          <w:kern w:val="2"/>
+          <w14:ligatures w14:val="standardContextual"/>
+        </w:rPr>
+      </w:pPr>
+      <w:hyperlink w:anchor="_Toc243380191" w:history="1">
+        <w:r>
+          <w:rPr>
+            <w:rStyle w:val="Collegamentoipertestuale"/>
+            <w:noProof/>
+            <w:lang w:val="en-US"/>
+          </w:rPr>
+          <w:t>3.4.5</w:t>
+        </w:r>
+        <w:r>
+          <w:rPr>
+            <w:rFonts w:asciiTheme="minorHAnsi" w:eastAsiaTheme="minorEastAsia" w:hAnsiTheme="minorHAnsi" w:cstheme="minorBidi"/>
+            <w:noProof/>
+            <w:kern w:val="2"/>
+            <w14:ligatures w14:val="standardContextual"/>
+          </w:rPr>
+          <w:tab/>
+        </w:r>
+        <w:r>
+          <w:rPr>
+            <w:rStyle w:val="Collegamentoipertestuale"/>
+            <w:noProof/>
+            <w:lang w:val="en-US"/>
+          </w:rPr>
+          <w:t>User interface—navigational paths and screen mock-ups</w:t>
+        </w:r>
+        <w:r>
+          <w:rPr>
+            <w:noProof/>
+            <w:webHidden/>
+          </w:rPr>
+          <w:tab/>
+        </w:r>
+        <w:r>
+          <w:rPr>
+            <w:noProof/>
+            <w:webHidden/>
+          </w:rPr>
+          <w:fldChar w:fldCharType="begin"/>
+        </w:r>
+        <w:r>
+          <w:rPr>
+            <w:noProof/>
+            <w:webHidden/>
+          </w:rPr>
+          <w:instrText xml:space="preserve"> PAGEREF _Toc243380191 \h </w:instrText>
+        </w:r>
+        <w:r>
+          <w:rPr>
+            <w:noProof/>
+            <w:webHidden/>
+          </w:rPr>
+        </w:r>
+        <w:r>
+          <w:rPr>
+            <w:noProof/>
+            <w:webHidden/>
+          </w:rPr>
+          <w:fldChar w:fldCharType="separate"/>
+        </w:r>
+        <w:r>
+          <w:rPr>
+            <w:noProof/>
+            <w:webHidden/>
+          </w:rPr>
+          <w:t>6</w:t>
         </w:r>
         <w:r>
           <w:rPr>
@@ -2992,7 +4149,7 @@
           <w14:ligatures w14:val="standardContextual"/>
         </w:rPr>
       </w:pPr>
-      <w:hyperlink w:anchor="_Toc243336401" w:history="1">
+      <w:hyperlink w:anchor="_Toc243380192" w:history="1">
         <w:r>
           <w:rPr>
             <w:rStyle w:val="Collegamentoipertestuale"/>
@@ -3014,7 +4171,7 @@
             <w:rStyle w:val="Collegamentoipertestuale"/>
             <w:noProof/>
           </w:rPr>
-          <w:t>NONFUNCTIONAL REQUIREMENTS</w:t>
+          <w:t>GLOSSARY</w:t>
         </w:r>
         <w:r>
           <w:rPr>
@@ -3035,529 +4192,7 @@
             <w:noProof/>
             <w:webHidden/>
           </w:rPr>
-          <w:instrText xml:space="preserve"> PAGEREF _Toc243336401 \h </w:instrText>
-        </w:r>
-        <w:r>
-          <w:rPr>
-            <w:noProof/>
-            <w:webHidden/>
-          </w:rPr>
-        </w:r>
-        <w:r>
-          <w:rPr>
-            <w:noProof/>
-            <w:webHidden/>
-          </w:rPr>
-          <w:fldChar w:fldCharType="separate"/>
-        </w:r>
-        <w:r>
-          <w:rPr>
-            <w:noProof/>
-            <w:webHidden/>
-          </w:rPr>
-          <w:t>5</w:t>
-        </w:r>
-        <w:r>
-          <w:rPr>
-            <w:noProof/>
-            <w:webHidden/>
-          </w:rPr>
-          <w:fldChar w:fldCharType="end"/>
-        </w:r>
-      </w:hyperlink>
-    </w:p>
-    <w:p>
-      <w:pPr>
-        <w:pStyle w:val="Sommario2"/>
-        <w:tabs>
-          <w:tab w:val="left" w:pos="1132"/>
-        </w:tabs>
-        <w:rPr>
-          <w:rFonts w:asciiTheme="minorHAnsi" w:eastAsiaTheme="minorEastAsia" w:hAnsiTheme="minorHAnsi" w:cstheme="minorBidi"/>
-          <w:noProof/>
-          <w:kern w:val="2"/>
-          <w14:ligatures w14:val="standardContextual"/>
-        </w:rPr>
-      </w:pPr>
-      <w:hyperlink w:anchor="_Toc243336402" w:history="1">
-        <w:r>
-          <w:rPr>
-            <w:rStyle w:val="Collegamentoipertestuale"/>
-            <w:noProof/>
-          </w:rPr>
-          <w:t>4.1.</w:t>
-        </w:r>
-        <w:r>
-          <w:rPr>
-            <w:rFonts w:asciiTheme="minorHAnsi" w:eastAsiaTheme="minorEastAsia" w:hAnsiTheme="minorHAnsi" w:cstheme="minorBidi"/>
-            <w:noProof/>
-            <w:kern w:val="2"/>
-            <w14:ligatures w14:val="standardContextual"/>
-          </w:rPr>
-          <w:tab/>
-        </w:r>
-        <w:r>
-          <w:rPr>
-            <w:rStyle w:val="Collegamentoipertestuale"/>
-            <w:noProof/>
-          </w:rPr>
-          <w:t>Usability</w:t>
-        </w:r>
-        <w:r>
-          <w:rPr>
-            <w:noProof/>
-            <w:webHidden/>
-          </w:rPr>
-          <w:tab/>
-        </w:r>
-        <w:r>
-          <w:rPr>
-            <w:noProof/>
-            <w:webHidden/>
-          </w:rPr>
-          <w:fldChar w:fldCharType="begin"/>
-        </w:r>
-        <w:r>
-          <w:rPr>
-            <w:noProof/>
-            <w:webHidden/>
-          </w:rPr>
-          <w:instrText xml:space="preserve"> PAGEREF _Toc243336402 \h </w:instrText>
-        </w:r>
-        <w:r>
-          <w:rPr>
-            <w:noProof/>
-            <w:webHidden/>
-          </w:rPr>
-        </w:r>
-        <w:r>
-          <w:rPr>
-            <w:noProof/>
-            <w:webHidden/>
-          </w:rPr>
-          <w:fldChar w:fldCharType="separate"/>
-        </w:r>
-        <w:r>
-          <w:rPr>
-            <w:noProof/>
-            <w:webHidden/>
-          </w:rPr>
-          <w:t>5</w:t>
-        </w:r>
-        <w:r>
-          <w:rPr>
-            <w:noProof/>
-            <w:webHidden/>
-          </w:rPr>
-          <w:fldChar w:fldCharType="end"/>
-        </w:r>
-      </w:hyperlink>
-    </w:p>
-    <w:p>
-      <w:pPr>
-        <w:pStyle w:val="Sommario2"/>
-        <w:tabs>
-          <w:tab w:val="left" w:pos="1132"/>
-        </w:tabs>
-        <w:rPr>
-          <w:rFonts w:asciiTheme="minorHAnsi" w:eastAsiaTheme="minorEastAsia" w:hAnsiTheme="minorHAnsi" w:cstheme="minorBidi"/>
-          <w:noProof/>
-          <w:kern w:val="2"/>
-          <w14:ligatures w14:val="standardContextual"/>
-        </w:rPr>
-      </w:pPr>
-      <w:hyperlink w:anchor="_Toc243336403" w:history="1">
-        <w:r>
-          <w:rPr>
-            <w:rStyle w:val="Collegamentoipertestuale"/>
-            <w:noProof/>
-          </w:rPr>
-          <w:t>4.2.</w:t>
-        </w:r>
-        <w:r>
-          <w:rPr>
-            <w:rFonts w:asciiTheme="minorHAnsi" w:eastAsiaTheme="minorEastAsia" w:hAnsiTheme="minorHAnsi" w:cstheme="minorBidi"/>
-            <w:noProof/>
-            <w:kern w:val="2"/>
-            <w14:ligatures w14:val="standardContextual"/>
-          </w:rPr>
-          <w:tab/>
-        </w:r>
-        <w:r>
-          <w:rPr>
-            <w:rStyle w:val="Collegamentoipertestuale"/>
-            <w:noProof/>
-          </w:rPr>
-          <w:t>Performance</w:t>
-        </w:r>
-        <w:r>
-          <w:rPr>
-            <w:noProof/>
-            <w:webHidden/>
-          </w:rPr>
-          <w:tab/>
-        </w:r>
-        <w:r>
-          <w:rPr>
-            <w:noProof/>
-            <w:webHidden/>
-          </w:rPr>
-          <w:fldChar w:fldCharType="begin"/>
-        </w:r>
-        <w:r>
-          <w:rPr>
-            <w:noProof/>
-            <w:webHidden/>
-          </w:rPr>
-          <w:instrText xml:space="preserve"> PAGEREF _Toc243336403 \h </w:instrText>
-        </w:r>
-        <w:r>
-          <w:rPr>
-            <w:noProof/>
-            <w:webHidden/>
-          </w:rPr>
-        </w:r>
-        <w:r>
-          <w:rPr>
-            <w:noProof/>
-            <w:webHidden/>
-          </w:rPr>
-          <w:fldChar w:fldCharType="separate"/>
-        </w:r>
-        <w:r>
-          <w:rPr>
-            <w:noProof/>
-            <w:webHidden/>
-          </w:rPr>
-          <w:t>6</w:t>
-        </w:r>
-        <w:r>
-          <w:rPr>
-            <w:noProof/>
-            <w:webHidden/>
-          </w:rPr>
-          <w:fldChar w:fldCharType="end"/>
-        </w:r>
-      </w:hyperlink>
-    </w:p>
-    <w:p>
-      <w:pPr>
-        <w:pStyle w:val="Sommario2"/>
-        <w:tabs>
-          <w:tab w:val="left" w:pos="1132"/>
-        </w:tabs>
-        <w:rPr>
-          <w:rFonts w:asciiTheme="minorHAnsi" w:eastAsiaTheme="minorEastAsia" w:hAnsiTheme="minorHAnsi" w:cstheme="minorBidi"/>
-          <w:noProof/>
-          <w:kern w:val="2"/>
-          <w14:ligatures w14:val="standardContextual"/>
-        </w:rPr>
-      </w:pPr>
-      <w:hyperlink w:anchor="_Toc243336404" w:history="1">
-        <w:r>
-          <w:rPr>
-            <w:rStyle w:val="Collegamentoipertestuale"/>
-            <w:noProof/>
-          </w:rPr>
-          <w:t>4.3.</w:t>
-        </w:r>
-        <w:r>
-          <w:rPr>
-            <w:rFonts w:asciiTheme="minorHAnsi" w:eastAsiaTheme="minorEastAsia" w:hAnsiTheme="minorHAnsi" w:cstheme="minorBidi"/>
-            <w:noProof/>
-            <w:kern w:val="2"/>
-            <w14:ligatures w14:val="standardContextual"/>
-          </w:rPr>
-          <w:tab/>
-        </w:r>
-        <w:r>
-          <w:rPr>
-            <w:rStyle w:val="Collegamentoipertestuale"/>
-            <w:noProof/>
-          </w:rPr>
-          <w:t>Reliability</w:t>
-        </w:r>
-        <w:r>
-          <w:rPr>
-            <w:noProof/>
-            <w:webHidden/>
-          </w:rPr>
-          <w:tab/>
-        </w:r>
-        <w:r>
-          <w:rPr>
-            <w:noProof/>
-            <w:webHidden/>
-          </w:rPr>
-          <w:fldChar w:fldCharType="begin"/>
-        </w:r>
-        <w:r>
-          <w:rPr>
-            <w:noProof/>
-            <w:webHidden/>
-          </w:rPr>
-          <w:instrText xml:space="preserve"> PAGEREF _Toc243336404 \h </w:instrText>
-        </w:r>
-        <w:r>
-          <w:rPr>
-            <w:noProof/>
-            <w:webHidden/>
-          </w:rPr>
-        </w:r>
-        <w:r>
-          <w:rPr>
-            <w:noProof/>
-            <w:webHidden/>
-          </w:rPr>
-          <w:fldChar w:fldCharType="separate"/>
-        </w:r>
-        <w:r>
-          <w:rPr>
-            <w:noProof/>
-            <w:webHidden/>
-          </w:rPr>
-          <w:t>6</w:t>
-        </w:r>
-        <w:r>
-          <w:rPr>
-            <w:noProof/>
-            <w:webHidden/>
-          </w:rPr>
-          <w:fldChar w:fldCharType="end"/>
-        </w:r>
-      </w:hyperlink>
-    </w:p>
-    <w:p>
-      <w:pPr>
-        <w:pStyle w:val="Sommario2"/>
-        <w:tabs>
-          <w:tab w:val="left" w:pos="1132"/>
-        </w:tabs>
-        <w:rPr>
-          <w:rFonts w:asciiTheme="minorHAnsi" w:eastAsiaTheme="minorEastAsia" w:hAnsiTheme="minorHAnsi" w:cstheme="minorBidi"/>
-          <w:noProof/>
-          <w:kern w:val="2"/>
-          <w14:ligatures w14:val="standardContextual"/>
-        </w:rPr>
-      </w:pPr>
-      <w:hyperlink w:anchor="_Toc243336405" w:history="1">
-        <w:r>
-          <w:rPr>
-            <w:rStyle w:val="Collegamentoipertestuale"/>
-            <w:noProof/>
-          </w:rPr>
-          <w:t>4.4.</w:t>
-        </w:r>
-        <w:r>
-          <w:rPr>
-            <w:rFonts w:asciiTheme="minorHAnsi" w:eastAsiaTheme="minorEastAsia" w:hAnsiTheme="minorHAnsi" w:cstheme="minorBidi"/>
-            <w:noProof/>
-            <w:kern w:val="2"/>
-            <w14:ligatures w14:val="standardContextual"/>
-          </w:rPr>
-          <w:tab/>
-        </w:r>
-        <w:r>
-          <w:rPr>
-            <w:rStyle w:val="Collegamentoipertestuale"/>
-            <w:noProof/>
-          </w:rPr>
-          <w:t>Supportability</w:t>
-        </w:r>
-        <w:r>
-          <w:rPr>
-            <w:noProof/>
-            <w:webHidden/>
-          </w:rPr>
-          <w:tab/>
-        </w:r>
-        <w:r>
-          <w:rPr>
-            <w:noProof/>
-            <w:webHidden/>
-          </w:rPr>
-          <w:fldChar w:fldCharType="begin"/>
-        </w:r>
-        <w:r>
-          <w:rPr>
-            <w:noProof/>
-            <w:webHidden/>
-          </w:rPr>
-          <w:instrText xml:space="preserve"> PAGEREF _Toc243336405 \h </w:instrText>
-        </w:r>
-        <w:r>
-          <w:rPr>
-            <w:noProof/>
-            <w:webHidden/>
-          </w:rPr>
-        </w:r>
-        <w:r>
-          <w:rPr>
-            <w:noProof/>
-            <w:webHidden/>
-          </w:rPr>
-          <w:fldChar w:fldCharType="separate"/>
-        </w:r>
-        <w:r>
-          <w:rPr>
-            <w:noProof/>
-            <w:webHidden/>
-          </w:rPr>
-          <w:t>6</w:t>
-        </w:r>
-        <w:r>
-          <w:rPr>
-            <w:noProof/>
-            <w:webHidden/>
-          </w:rPr>
-          <w:fldChar w:fldCharType="end"/>
-        </w:r>
-      </w:hyperlink>
-    </w:p>
-    <w:p>
-      <w:pPr>
-        <w:pStyle w:val="Sommario1"/>
-        <w:tabs>
-          <w:tab w:val="left" w:pos="566"/>
-        </w:tabs>
-        <w:rPr>
-          <w:rFonts w:asciiTheme="minorHAnsi" w:eastAsiaTheme="minorEastAsia" w:hAnsiTheme="minorHAnsi" w:cstheme="minorBidi"/>
-          <w:noProof/>
-          <w:kern w:val="2"/>
-          <w14:ligatures w14:val="standardContextual"/>
-        </w:rPr>
-      </w:pPr>
-      <w:hyperlink w:anchor="_Toc243336406" w:history="1">
-        <w:r>
-          <w:rPr>
-            <w:rStyle w:val="Collegamentoipertestuale"/>
-            <w:noProof/>
-          </w:rPr>
-          <w:t>5.</w:t>
-        </w:r>
-        <w:r>
-          <w:rPr>
-            <w:rFonts w:asciiTheme="minorHAnsi" w:eastAsiaTheme="minorEastAsia" w:hAnsiTheme="minorHAnsi" w:cstheme="minorBidi"/>
-            <w:noProof/>
-            <w:kern w:val="2"/>
-            <w14:ligatures w14:val="standardContextual"/>
-          </w:rPr>
-          <w:tab/>
-        </w:r>
-        <w:r>
-          <w:rPr>
-            <w:rStyle w:val="Collegamentoipertestuale"/>
-            <w:noProof/>
-          </w:rPr>
-          <w:t>TARGET ENVIRONMENT</w:t>
-        </w:r>
-        <w:r>
-          <w:rPr>
-            <w:noProof/>
-            <w:webHidden/>
-          </w:rPr>
-          <w:tab/>
-        </w:r>
-        <w:r>
-          <w:rPr>
-            <w:noProof/>
-            <w:webHidden/>
-          </w:rPr>
-          <w:fldChar w:fldCharType="begin"/>
-        </w:r>
-        <w:r>
-          <w:rPr>
-            <w:noProof/>
-            <w:webHidden/>
-          </w:rPr>
-          <w:instrText xml:space="preserve"> PAGEREF _Toc243336406 \h </w:instrText>
-        </w:r>
-        <w:r>
-          <w:rPr>
-            <w:noProof/>
-            <w:webHidden/>
-          </w:rPr>
-        </w:r>
-        <w:r>
-          <w:rPr>
-            <w:noProof/>
-            <w:webHidden/>
-          </w:rPr>
-          <w:fldChar w:fldCharType="separate"/>
-        </w:r>
-        <w:r>
-          <w:rPr>
-            <w:noProof/>
-            <w:webHidden/>
-          </w:rPr>
-          <w:t>6</w:t>
-        </w:r>
-        <w:r>
-          <w:rPr>
-            <w:noProof/>
-            <w:webHidden/>
-          </w:rPr>
-          <w:fldChar w:fldCharType="end"/>
-        </w:r>
-      </w:hyperlink>
-    </w:p>
-    <w:p>
-      <w:pPr>
-        <w:pStyle w:val="Sommario1"/>
-        <w:tabs>
-          <w:tab w:val="left" w:pos="566"/>
-        </w:tabs>
-        <w:rPr>
-          <w:rFonts w:asciiTheme="minorHAnsi" w:eastAsiaTheme="minorEastAsia" w:hAnsiTheme="minorHAnsi" w:cstheme="minorBidi"/>
-          <w:noProof/>
-          <w:kern w:val="2"/>
-          <w14:ligatures w14:val="standardContextual"/>
-        </w:rPr>
-      </w:pPr>
-      <w:hyperlink w:anchor="_Toc243336407" w:history="1">
-        <w:r>
-          <w:rPr>
-            <w:rStyle w:val="Collegamentoipertestuale"/>
-            <w:noProof/>
-          </w:rPr>
-          <w:t>6.</w:t>
-        </w:r>
-        <w:r>
-          <w:rPr>
-            <w:rFonts w:asciiTheme="minorHAnsi" w:eastAsiaTheme="minorEastAsia" w:hAnsiTheme="minorHAnsi" w:cstheme="minorBidi"/>
-            <w:noProof/>
-            <w:kern w:val="2"/>
-            <w14:ligatures w14:val="standardContextual"/>
-          </w:rPr>
-          <w:tab/>
-        </w:r>
-        <w:r>
-          <w:rPr>
-            <w:rStyle w:val="Collegamentoipertestuale"/>
-            <w:noProof/>
-          </w:rPr>
-          <w:t>DELIVERABLE &amp; DEADLINES</w:t>
-        </w:r>
-        <w:r>
-          <w:rPr>
-            <w:noProof/>
-            <w:webHidden/>
-          </w:rPr>
-          <w:tab/>
-        </w:r>
-        <w:r>
-          <w:rPr>
-            <w:noProof/>
-            <w:webHidden/>
-          </w:rPr>
-          <w:fldChar w:fldCharType="begin"/>
-        </w:r>
-        <w:r>
-          <w:rPr>
-            <w:noProof/>
-            <w:webHidden/>
-          </w:rPr>
-          <w:instrText xml:space="preserve"> PAGEREF _Toc243336407 \h </w:instrText>
+          <w:instrText xml:space="preserve"> PAGEREF _Toc243380192 \h </w:instrText>
         </w:r>
         <w:r>
           <w:rPr>
@@ -3634,7 +4269,7 @@
         <w:jc w:val="left"/>
       </w:pPr>
       <w:bookmarkStart w:id="0" w:name="_Hlk243298281"/>
-      <w:bookmarkStart w:id="1" w:name="_Toc243336388"/>
+      <w:bookmarkStart w:id="1" w:name="_Toc243380166"/>
       <w:r>
         <w:lastRenderedPageBreak/>
         <w:t>INTRODUCTION</w:t>
@@ -3650,7 +4285,7 @@
         </w:numPr>
         <w:ind w:left="716" w:hanging="432"/>
       </w:pPr>
-      <w:bookmarkStart w:id="2" w:name="_Toc243336389"/>
+      <w:bookmarkStart w:id="2" w:name="_Toc243380167"/>
       <w:bookmarkEnd w:id="0"/>
       <w:r>
         <w:t>Purpose of the system</w:t>
@@ -3661,9 +4296,25 @@
       <w:pPr>
         <w:spacing w:after="100"/>
         <w:ind w:left="709"/>
-      </w:pPr>
-      <w:r>
-        <w:t>L’obiettivo del sistema è di fornire un negozio online che permette ai clienti di avere un’esperienza di acquisto fluida e semplice, e dare alcuni strumenti a delle figure specifiche identificate dal negozio per fare analisi di marketing e di conseguenza capire quali prodotti hanno una maggiore possibilità di essere acquistati</w:t>
+        <w:jc w:val="both"/>
+      </w:pPr>
+      <w:r>
+        <w:t xml:space="preserve">L’obiettivo </w:t>
+      </w:r>
+      <w:r>
+        <w:t xml:space="preserve">del sistema di ecommerce GG-Eyeware è di estendere la </w:t>
+      </w:r>
+      <w:r>
+        <w:t xml:space="preserve">percentuale di </w:t>
+      </w:r>
+      <w:r>
+        <w:t>clientela che viene servita attualmente, andando oltre i confini del territorio locale, e permettere ai dipendenti del negozio di avere dei ruoli specifici identificabili all’interno del sito</w:t>
+      </w:r>
+      <w:r>
+        <w:t>,</w:t>
+      </w:r>
+      <w:r>
+        <w:t xml:space="preserve"> ognuno con le proprie responsabilità disponibili solo dopo un’autenticazione; in particolar modo queste figure saranno il Product Manager, il Market Analyzer, e l’Order Manager</w:t>
       </w:r>
     </w:p>
     <w:p>
@@ -3675,7 +4326,7 @@
         </w:numPr>
         <w:ind w:left="716" w:hanging="432"/>
       </w:pPr>
-      <w:bookmarkStart w:id="3" w:name="_Toc243336390"/>
+      <w:bookmarkStart w:id="3" w:name="_Toc243380168"/>
       <w:r>
         <w:t>Scope of the system</w:t>
       </w:r>
@@ -3688,10 +4339,311 @@
       <w:pPr>
         <w:spacing w:after="100"/>
         <w:ind w:left="709"/>
-      </w:pPr>
-      <w:r>
-        <w:t>a</w:t>
-      </w:r>
+        <w:jc w:val="both"/>
+      </w:pPr>
+      <w:r>
+        <w:t>L</w:t>
+      </w:r>
+      <w:r>
+        <w:t>e funzionalità incluse nell’ambito del sistema sono:</w:t>
+      </w:r>
+    </w:p>
+    <w:p>
+      <w:pPr>
+        <w:pStyle w:val="Paragrafoelenco"/>
+        <w:numPr>
+          <w:ilvl w:val="0"/>
+          <w:numId w:val="38"/>
+        </w:numPr>
+        <w:spacing w:after="100"/>
+        <w:jc w:val="both"/>
+        <w:rPr>
+          <w:rFonts w:ascii="Times New Roman" w:hAnsi="Times New Roman" w:cs="Times New Roman"/>
+        </w:rPr>
+      </w:pPr>
+      <w:r>
+        <w:rPr>
+          <w:rFonts w:ascii="Times New Roman" w:hAnsi="Times New Roman" w:cs="Times New Roman"/>
+        </w:rPr>
+        <w:t>Area utenti registrati / utenti non registrati</w:t>
+      </w:r>
+    </w:p>
+    <w:p>
+      <w:pPr>
+        <w:pStyle w:val="Paragrafoelenco"/>
+        <w:numPr>
+          <w:ilvl w:val="0"/>
+          <w:numId w:val="37"/>
+        </w:numPr>
+        <w:spacing w:after="100"/>
+        <w:jc w:val="both"/>
+        <w:rPr>
+          <w:rFonts w:ascii="Times New Roman" w:hAnsi="Times New Roman" w:cs="Times New Roman"/>
+        </w:rPr>
+      </w:pPr>
+      <w:r>
+        <w:rPr>
+          <w:rFonts w:ascii="Times New Roman" w:hAnsi="Times New Roman" w:cs="Times New Roman"/>
+        </w:rPr>
+        <w:t>Possibilità di autenticarsi al proprio account e registrarsi se no</w:t>
+      </w:r>
+      <w:r>
+        <w:rPr>
+          <w:rFonts w:ascii="Times New Roman" w:hAnsi="Times New Roman" w:cs="Times New Roman"/>
+        </w:rPr>
+        <w:t>n se n’è possiede già uno</w:t>
+      </w:r>
+    </w:p>
+    <w:p>
+      <w:pPr>
+        <w:pStyle w:val="Paragrafoelenco"/>
+        <w:numPr>
+          <w:ilvl w:val="0"/>
+          <w:numId w:val="37"/>
+        </w:numPr>
+        <w:spacing w:after="100"/>
+        <w:jc w:val="both"/>
+        <w:rPr>
+          <w:rFonts w:ascii="Times New Roman" w:hAnsi="Times New Roman" w:cs="Times New Roman"/>
+        </w:rPr>
+      </w:pPr>
+      <w:r>
+        <w:rPr>
+          <w:rFonts w:ascii="Times New Roman" w:hAnsi="Times New Roman" w:cs="Times New Roman"/>
+        </w:rPr>
+        <w:t>Visualizzazione del catalogo con tutti gli occhiali, ricercare occhiali per nome con una barra di ricerca, cliccare sul paio desiderato per leggerne il prezzo e i colori disponibili</w:t>
+      </w:r>
+    </w:p>
+    <w:p>
+      <w:pPr>
+        <w:pStyle w:val="Paragrafoelenco"/>
+        <w:numPr>
+          <w:ilvl w:val="0"/>
+          <w:numId w:val="37"/>
+        </w:numPr>
+        <w:spacing w:after="100"/>
+        <w:jc w:val="both"/>
+        <w:rPr>
+          <w:rFonts w:ascii="Times New Roman" w:hAnsi="Times New Roman" w:cs="Times New Roman"/>
+        </w:rPr>
+      </w:pPr>
+      <w:r>
+        <w:rPr>
+          <w:rFonts w:ascii="Times New Roman" w:hAnsi="Times New Roman" w:cs="Times New Roman"/>
+        </w:rPr>
+        <w:t>Gestione del carrello (inserimento prodotti e visualizzazione degli occhiali gi</w:t>
+      </w:r>
+      <w:r>
+        <w:rPr>
+          <w:rFonts w:ascii="Times New Roman" w:hAnsi="Times New Roman" w:cs="Times New Roman"/>
+        </w:rPr>
+        <w:t>à</w:t>
+      </w:r>
+      <w:r>
+        <w:rPr>
+          <w:rFonts w:ascii="Times New Roman" w:hAnsi="Times New Roman" w:cs="Times New Roman"/>
+        </w:rPr>
+        <w:t xml:space="preserve"> inseriti), effettuare il checkout inserendo i dati necessari</w:t>
+      </w:r>
+    </w:p>
+    <w:p>
+      <w:pPr>
+        <w:pStyle w:val="Paragrafoelenco"/>
+        <w:numPr>
+          <w:ilvl w:val="0"/>
+          <w:numId w:val="37"/>
+        </w:numPr>
+        <w:spacing w:after="100"/>
+        <w:jc w:val="both"/>
+        <w:rPr>
+          <w:rFonts w:ascii="Times New Roman" w:hAnsi="Times New Roman" w:cs="Times New Roman"/>
+        </w:rPr>
+      </w:pPr>
+      <w:r>
+        <w:rPr>
+          <w:rFonts w:ascii="Times New Roman" w:hAnsi="Times New Roman" w:cs="Times New Roman"/>
+        </w:rPr>
+        <w:t>Possibilità di accedere a delle aree personali intese per il singolo utente (gestione del profilo e storico ordini)</w:t>
+      </w:r>
+    </w:p>
+    <w:p>
+      <w:pPr>
+        <w:pStyle w:val="Paragrafoelenco"/>
+        <w:numPr>
+          <w:ilvl w:val="0"/>
+          <w:numId w:val="38"/>
+        </w:numPr>
+        <w:spacing w:after="100"/>
+        <w:jc w:val="both"/>
+        <w:rPr>
+          <w:rFonts w:ascii="Times New Roman" w:hAnsi="Times New Roman" w:cs="Times New Roman"/>
+        </w:rPr>
+      </w:pPr>
+      <w:r>
+        <w:rPr>
+          <w:rFonts w:ascii="Times New Roman" w:hAnsi="Times New Roman" w:cs="Times New Roman"/>
+        </w:rPr>
+        <w:t xml:space="preserve">Aree per i dipendenti </w:t>
+      </w:r>
+    </w:p>
+    <w:p>
+      <w:pPr>
+        <w:pStyle w:val="Paragrafoelenco"/>
+        <w:numPr>
+          <w:ilvl w:val="0"/>
+          <w:numId w:val="40"/>
+        </w:numPr>
+        <w:spacing w:after="100"/>
+        <w:ind w:left="2127"/>
+        <w:jc w:val="both"/>
+        <w:rPr>
+          <w:rFonts w:ascii="Times New Roman" w:hAnsi="Times New Roman" w:cs="Times New Roman"/>
+        </w:rPr>
+      </w:pPr>
+      <w:r>
+        <w:rPr>
+          <w:rFonts w:ascii="Times New Roman" w:hAnsi="Times New Roman" w:cs="Times New Roman"/>
+        </w:rPr>
+        <w:t>Product Manager: accesso ad un’area dove ha la possibilità di aggiungere occhiali al catalogo con le relative informazioni necessarie, deciderne la scorta presente nel magazzino al momento dell’inserimento, o decidere di nasconderlo per i clienti</w:t>
+      </w:r>
+    </w:p>
+    <w:p>
+      <w:pPr>
+        <w:pStyle w:val="Paragrafoelenco"/>
+        <w:numPr>
+          <w:ilvl w:val="0"/>
+          <w:numId w:val="40"/>
+        </w:numPr>
+        <w:spacing w:after="100"/>
+        <w:ind w:left="2127"/>
+        <w:jc w:val="both"/>
+        <w:rPr>
+          <w:rFonts w:ascii="Times New Roman" w:hAnsi="Times New Roman" w:cs="Times New Roman"/>
+        </w:rPr>
+      </w:pPr>
+      <w:r>
+        <w:rPr>
+          <w:rFonts w:ascii="Times New Roman" w:hAnsi="Times New Roman" w:cs="Times New Roman"/>
+        </w:rPr>
+        <w:t xml:space="preserve">Market Analyzer: accesso a una sezione con gli ordini effettuati dai clienti senza i dati personali, potendo visualizzare quindi solo gli occhiali ordinati, e la possibilità di filtrare questi ordini per un periodo di tempo scelto </w:t>
+      </w:r>
+    </w:p>
+    <w:p>
+      <w:pPr>
+        <w:pStyle w:val="Paragrafoelenco"/>
+        <w:numPr>
+          <w:ilvl w:val="0"/>
+          <w:numId w:val="40"/>
+        </w:numPr>
+        <w:spacing w:after="100"/>
+        <w:ind w:left="2127"/>
+        <w:jc w:val="both"/>
+        <w:rPr>
+          <w:rFonts w:ascii="Times New Roman" w:hAnsi="Times New Roman" w:cs="Times New Roman"/>
+        </w:rPr>
+      </w:pPr>
+      <w:r>
+        <w:rPr>
+          <w:rFonts w:ascii="Times New Roman" w:hAnsi="Times New Roman" w:cs="Times New Roman"/>
+        </w:rPr>
+        <w:t xml:space="preserve">Order Manager: accesso a un’area dove è possibile visualizzare gli ordini effettuati dai clienti con tutti i dati associati, filtrarli all’occorrenza per una determinata data o cliente </w:t>
+      </w:r>
+      <w:r>
+        <w:rPr>
+          <w:rFonts w:ascii="Times New Roman" w:hAnsi="Times New Roman" w:cs="Times New Roman"/>
+          <w:b/>
+          <w:bCs/>
+          <w:color w:val="EE0000"/>
+        </w:rPr>
+        <w:t>(DICI AGLI ALTRI) (forse metti in problem statement)?</w:t>
+      </w:r>
+      <w:r>
+        <w:rPr>
+          <w:rFonts w:ascii="Times New Roman" w:hAnsi="Times New Roman" w:cs="Times New Roman"/>
+        </w:rPr>
+        <w:t>, e la possibilità di cambiare lo stato dell’ordine da “in lavorazione”, a “spedito”, successivamente “in consegna”, infine “consegnato”</w:t>
+      </w:r>
+    </w:p>
+    <w:p>
+      <w:pPr>
+        <w:spacing w:after="100"/>
+        <w:ind w:left="709"/>
+        <w:jc w:val="both"/>
+      </w:pPr>
+      <w:r>
+        <w:t>Le funzionalità che NON sono incluse nell’ambito del sistema sono:</w:t>
+      </w:r>
+    </w:p>
+    <w:p>
+      <w:pPr>
+        <w:pStyle w:val="Paragrafoelenco"/>
+        <w:numPr>
+          <w:ilvl w:val="0"/>
+          <w:numId w:val="38"/>
+        </w:numPr>
+        <w:spacing w:after="100"/>
+        <w:jc w:val="both"/>
+        <w:rPr>
+          <w:rFonts w:ascii="Times New Roman" w:hAnsi="Times New Roman" w:cs="Times New Roman"/>
+        </w:rPr>
+      </w:pPr>
+      <w:r>
+        <w:rPr>
+          <w:rFonts w:ascii="Times New Roman" w:hAnsi="Times New Roman" w:cs="Times New Roman"/>
+        </w:rPr>
+        <w:t>Gestione automatica degli ordini (lo stato viene aggiornato manualmente dall’Order Manager)</w:t>
+      </w:r>
+    </w:p>
+    <w:p>
+      <w:pPr>
+        <w:pStyle w:val="Paragrafoelenco"/>
+        <w:numPr>
+          <w:ilvl w:val="0"/>
+          <w:numId w:val="38"/>
+        </w:numPr>
+        <w:spacing w:after="100"/>
+        <w:jc w:val="both"/>
+        <w:rPr>
+          <w:rFonts w:ascii="Times New Roman" w:hAnsi="Times New Roman" w:cs="Times New Roman"/>
+        </w:rPr>
+      </w:pPr>
+      <w:r>
+        <w:rPr>
+          <w:rFonts w:ascii="Times New Roman" w:hAnsi="Times New Roman" w:cs="Times New Roman"/>
+        </w:rPr>
+        <w:t>Gestione della paga dei dipendenti (</w:t>
+      </w:r>
+      <w:r>
+        <w:rPr>
+          <w:rFonts w:ascii="Times New Roman" w:hAnsi="Times New Roman" w:cs="Times New Roman"/>
+        </w:rPr>
+        <w:t>è un aspetto che si preferisce tenere lontano dal sito utilizzato anche dai consumer)</w:t>
+      </w:r>
+    </w:p>
+    <w:p>
+      <w:pPr>
+        <w:pStyle w:val="Paragrafoelenco"/>
+        <w:numPr>
+          <w:ilvl w:val="0"/>
+          <w:numId w:val="38"/>
+        </w:numPr>
+        <w:spacing w:after="100"/>
+        <w:jc w:val="both"/>
+        <w:rPr>
+          <w:rFonts w:ascii="Times New Roman" w:hAnsi="Times New Roman" w:cs="Times New Roman"/>
+        </w:rPr>
+      </w:pPr>
+      <w:r>
+        <w:rPr>
+          <w:rFonts w:ascii="Times New Roman" w:hAnsi="Times New Roman" w:cs="Times New Roman"/>
+        </w:rPr>
+        <w:t>Applicazione mobile (sarà possibile l’accesso solo attraverso il sito ufficiale del negozio)</w:t>
+      </w:r>
+    </w:p>
+    <w:p>
+      <w:pPr>
+        <w:spacing w:after="100"/>
+      </w:pPr>
     </w:p>
     <w:p>
       <w:pPr>
@@ -3710,36 +4662,72 @@
         </w:rPr>
         <w:t xml:space="preserve"> </w:t>
       </w:r>
-      <w:bookmarkStart w:id="4" w:name="_Toc243336391"/>
+      <w:bookmarkStart w:id="4" w:name="_Toc243380169"/>
       <w:r>
         <w:rPr>
           <w:lang w:val="en-US"/>
         </w:rPr>
-        <w:t xml:space="preserve">Objectives and success criteria </w:t>
-      </w:r>
-      <w:proofErr w:type="gramStart"/>
-      <w:r>
-        <w:rPr>
-          <w:lang w:val="en-US"/>
-        </w:rPr>
-        <w:t>of</w:t>
-      </w:r>
-      <w:proofErr w:type="gramEnd"/>
-      <w:r>
-        <w:rPr>
-          <w:lang w:val="en-US"/>
-        </w:rPr>
-        <w:t xml:space="preserve"> the project</w:t>
+        <w:t>Objectives and success criteria of the project</w:t>
       </w:r>
       <w:bookmarkEnd w:id="4"/>
     </w:p>
     <w:p>
       <w:pPr>
+        <w:pStyle w:val="Paragrafoelenco"/>
+        <w:numPr>
+          <w:ilvl w:val="0"/>
+          <w:numId w:val="41"/>
+        </w:numPr>
         <w:spacing w:after="100"/>
-        <w:ind w:left="709"/>
-      </w:pPr>
-      <w:r>
-        <w:t>a</w:t>
+        <w:rPr>
+          <w:rFonts w:ascii="Times New Roman" w:hAnsi="Times New Roman" w:cs="Times New Roman"/>
+        </w:rPr>
+      </w:pPr>
+      <w:r>
+        <w:rPr>
+          <w:rFonts w:ascii="Times New Roman" w:hAnsi="Times New Roman" w:cs="Times New Roman"/>
+        </w:rPr>
+        <w:t>E</w:t>
+      </w:r>
+      <w:r>
+        <w:rPr>
+          <w:rFonts w:ascii="Times New Roman" w:hAnsi="Times New Roman" w:cs="Times New Roman"/>
+        </w:rPr>
+        <w:t xml:space="preserve">spansione territoriale dell’area di influenza del negozio: rendere il catalogo disponibile anche per persone che sono impossibilitate a recarsi al negozio fisico, </w:t>
+      </w:r>
+      <w:r>
+        <w:rPr>
+          <w:rFonts w:ascii="Times New Roman" w:hAnsi="Times New Roman" w:cs="Times New Roman"/>
+        </w:rPr>
+        <w:lastRenderedPageBreak/>
+        <w:t>permettendo a futuri clienti da acquistare da negozi locali basati in Italia anche se lontano dalla loro zona</w:t>
+      </w:r>
+    </w:p>
+    <w:p>
+      <w:pPr>
+        <w:pStyle w:val="Paragrafoelenco"/>
+        <w:numPr>
+          <w:ilvl w:val="0"/>
+          <w:numId w:val="41"/>
+        </w:numPr>
+        <w:spacing w:after="100"/>
+      </w:pPr>
+      <w:r>
+        <w:rPr>
+          <w:b/>
+          <w:bCs/>
+          <w:color w:val="EE0000"/>
+        </w:rPr>
+        <w:t>DAI UN NOME</w:t>
+      </w:r>
+      <w:r>
+        <w:rPr>
+          <w:color w:val="EE0000"/>
+        </w:rPr>
+        <w:t xml:space="preserve"> </w:t>
+      </w:r>
+      <w:r>
+        <w:t>dato che il sito è per un negozio italiano il cliente non ha nessun problema per quanto riguarda tasse di dogana o spese di spedizione alte a causa di spedizioni provenienti da un altro paese</w:t>
       </w:r>
     </w:p>
     <w:p>
@@ -3750,40 +4738,29 @@
           <w:numId w:val="6"/>
         </w:numPr>
       </w:pPr>
-      <w:r>
-        <w:t xml:space="preserve"> </w:t>
-      </w:r>
-      <w:bookmarkStart w:id="5" w:name="_Toc243336392"/>
-      <w:proofErr w:type="spellStart"/>
-      <w:r>
-        <w:t>Definitions</w:t>
-      </w:r>
-      <w:proofErr w:type="spellEnd"/>
-      <w:r>
-        <w:t xml:space="preserve">, </w:t>
-      </w:r>
-      <w:proofErr w:type="spellStart"/>
-      <w:r>
-        <w:t>acronyms</w:t>
-      </w:r>
-      <w:proofErr w:type="spellEnd"/>
-      <w:r>
-        <w:t xml:space="preserve">, and </w:t>
-      </w:r>
-      <w:proofErr w:type="spellStart"/>
-      <w:r>
-        <w:t>abbreviations</w:t>
+      <w:bookmarkStart w:id="5" w:name="_Toc243380170"/>
+      <w:r>
+        <w:t>Definitions, acronyms, and abbreviations</w:t>
       </w:r>
       <w:bookmarkEnd w:id="5"/>
-      <w:proofErr w:type="spellEnd"/>
     </w:p>
     <w:p>
       <w:pPr>
         <w:spacing w:after="100"/>
         <w:ind w:left="709"/>
-      </w:pPr>
-      <w:r>
-        <w:t>a</w:t>
+        <w:rPr>
+          <w:b/>
+          <w:bCs/>
+          <w:color w:val="EE0000"/>
+        </w:rPr>
+      </w:pPr>
+      <w:r>
+        <w:rPr>
+          <w:b/>
+          <w:bCs/>
+          <w:color w:val="EE0000"/>
+        </w:rPr>
+        <w:t>DA FARE</w:t>
       </w:r>
     </w:p>
     <w:p>
@@ -3797,21 +4774,29 @@
       <w:r>
         <w:t xml:space="preserve"> </w:t>
       </w:r>
-      <w:bookmarkStart w:id="6" w:name="_Toc243336393"/>
-      <w:proofErr w:type="spellStart"/>
+      <w:bookmarkStart w:id="6" w:name="_Toc243380171"/>
       <w:r>
         <w:t>References</w:t>
       </w:r>
       <w:bookmarkEnd w:id="6"/>
-      <w:proofErr w:type="spellEnd"/>
     </w:p>
     <w:p>
       <w:pPr>
         <w:spacing w:after="100"/>
         <w:ind w:left="709"/>
-      </w:pPr>
-      <w:r>
-        <w:t>a</w:t>
+        <w:rPr>
+          <w:b/>
+          <w:bCs/>
+          <w:color w:val="EE0000"/>
+        </w:rPr>
+      </w:pPr>
+      <w:r>
+        <w:rPr>
+          <w:b/>
+          <w:bCs/>
+          <w:color w:val="EE0000"/>
+        </w:rPr>
+        <w:t>DA FARE</w:t>
       </w:r>
     </w:p>
     <w:p>
@@ -3825,21 +4810,29 @@
       <w:r>
         <w:t xml:space="preserve"> </w:t>
       </w:r>
-      <w:bookmarkStart w:id="7" w:name="_Toc243336394"/>
-      <w:proofErr w:type="spellStart"/>
+      <w:bookmarkStart w:id="7" w:name="_Toc243380172"/>
       <w:r>
         <w:t>Overview</w:t>
       </w:r>
       <w:bookmarkEnd w:id="7"/>
-      <w:proofErr w:type="spellEnd"/>
     </w:p>
     <w:p>
       <w:pPr>
         <w:spacing w:after="100"/>
         <w:ind w:left="709"/>
-      </w:pPr>
-      <w:r>
-        <w:t>a</w:t>
+        <w:rPr>
+          <w:b/>
+          <w:bCs/>
+          <w:color w:val="EE0000"/>
+        </w:rPr>
+      </w:pPr>
+      <w:r>
+        <w:rPr>
+          <w:b/>
+          <w:bCs/>
+          <w:color w:val="EE0000"/>
+        </w:rPr>
+        <w:t>DA FARE</w:t>
       </w:r>
     </w:p>
     <w:p>
@@ -3852,8 +4845,29 @@
         <w:ind w:left="426" w:hanging="426"/>
         <w:jc w:val="left"/>
       </w:pPr>
+      <w:bookmarkStart w:id="8" w:name="_Toc243380173"/>
       <w:r>
         <w:t>CURRENT SYSTEM</w:t>
+      </w:r>
+      <w:bookmarkEnd w:id="8"/>
+    </w:p>
+    <w:p>
+      <w:pPr>
+        <w:pStyle w:val="NormaleWeb"/>
+        <w:ind w:left="426"/>
+        <w:jc w:val="both"/>
+      </w:pPr>
+      <w:r>
+        <w:t>A</w:t>
+      </w:r>
+      <w:r>
+        <w:t>ttualmente i clienti possono solo visitare il negozio fisicamente e acquistare i prodotti da l</w:t>
+      </w:r>
+      <w:r>
+        <w:t xml:space="preserve">ì: </w:t>
+      </w:r>
+      <w:r>
+        <w:t>non c’è alcun modo per vedere il catalogo con i relativi prezzi online e il negozio non offre spedizioni a casa neanche di prodotti acquistati dal negozio.</w:t>
       </w:r>
     </w:p>
     <w:p>
@@ -3861,9 +4875,16 @@
         <w:pStyle w:val="NormaleWeb"/>
         <w:spacing w:after="0" w:afterAutospacing="0"/>
         <w:ind w:left="426"/>
-      </w:pPr>
-      <w:r>
-        <w:t>d</w:t>
+        <w:jc w:val="both"/>
+      </w:pPr>
+      <w:r>
+        <w:t xml:space="preserve">I ruoli del PM e MA esistono e hanno le stesse funzioni, ma applicate a uno scenario </w:t>
+      </w:r>
+      <w:r>
+        <w:t>fisico</w:t>
+      </w:r>
+      <w:r>
+        <w:t>. Quindi il PM ha il ruolo di incontrare i rappresentanti di Brand che il negozio è interessato a vendere, stipulare accordi, mettersi d’accordo sui prezzi e gestire l’arrivo della nuova linea al negozio. Il MA ha il ruolo di analizzare i prodotti acquistati, avendo accesso anche all’inventario e a scontrini passati, all’occorrenza può fare grafici e statistiche per aiutarsi; in seguito si relazione con il PM per riferirgli quale prodotti hanno avuto più successo rispetto ad altri, cosi che esso possa decidere se ne vale la pena riordinare determinati paia di occhiali oppure no. L’OM invece nel negozio attuale non esiste dato che è una figura prettamente necessaria al trattamento di spedizioni</w:t>
       </w:r>
     </w:p>
     <w:p>
@@ -3876,11 +4897,11 @@
         <w:ind w:left="426" w:hanging="426"/>
         <w:jc w:val="left"/>
       </w:pPr>
-      <w:bookmarkStart w:id="8" w:name="_Toc243336396"/>
+      <w:bookmarkStart w:id="9" w:name="_Toc243380174"/>
       <w:r>
         <w:t>PROPOSED SYSTEM</w:t>
       </w:r>
-      <w:bookmarkEnd w:id="8"/>
+      <w:bookmarkEnd w:id="9"/>
     </w:p>
     <w:p>
       <w:pPr>
@@ -3890,16 +4911,14 @@
           <w:numId w:val="6"/>
         </w:numPr>
       </w:pPr>
-      <w:bookmarkStart w:id="9" w:name="_Toc243336397"/>
       <w:r>
         <w:t xml:space="preserve"> </w:t>
       </w:r>
-      <w:proofErr w:type="spellStart"/>
+      <w:bookmarkStart w:id="10" w:name="_Toc243380175"/>
       <w:r>
         <w:t>Overview</w:t>
       </w:r>
-      <w:bookmarkEnd w:id="9"/>
-      <w:proofErr w:type="spellEnd"/>
+      <w:bookmarkEnd w:id="10"/>
     </w:p>
     <w:p>
       <w:pPr>
@@ -3908,9 +4927,19 @@
         </w:tabs>
         <w:spacing w:after="100"/>
         <w:ind w:left="709"/>
-      </w:pPr>
-      <w:r>
-        <w:t>F</w:t>
+        <w:rPr>
+          <w:b/>
+          <w:bCs/>
+          <w:color w:val="EE0000"/>
+        </w:rPr>
+      </w:pPr>
+      <w:r>
+        <w:rPr>
+          <w:b/>
+          <w:bCs/>
+          <w:color w:val="EE0000"/>
+        </w:rPr>
+        <w:t>DA FARE</w:t>
       </w:r>
     </w:p>
     <w:p>
@@ -3921,27 +4950,17 @@
           <w:numId w:val="6"/>
         </w:numPr>
       </w:pPr>
-      <w:bookmarkStart w:id="10" w:name="_Toc243336398"/>
       <w:r>
         <w:t xml:space="preserve"> </w:t>
       </w:r>
-      <w:proofErr w:type="spellStart"/>
+      <w:bookmarkStart w:id="11" w:name="_Toc243380176"/>
       <w:r>
         <w:t>F</w:t>
       </w:r>
       <w:r>
-        <w:t>unctional</w:t>
-      </w:r>
-      <w:proofErr w:type="spellEnd"/>
-      <w:r>
-        <w:t xml:space="preserve"> </w:t>
-      </w:r>
-      <w:proofErr w:type="spellStart"/>
-      <w:r>
-        <w:t>requirements</w:t>
-      </w:r>
-      <w:bookmarkEnd w:id="10"/>
-      <w:proofErr w:type="spellEnd"/>
+        <w:t>unctional requirements</w:t>
+      </w:r>
+      <w:bookmarkEnd w:id="11"/>
     </w:p>
     <w:p>
       <w:pPr>
@@ -3952,7 +4971,211 @@
         <w:ind w:left="709"/>
       </w:pPr>
       <w:r>
-        <w:t>a</w:t>
+        <w:t>RF1.1: il sistema deve consentire ai nuovi clienti di creare un account personale compilando un form di registrazione che richiede obbligatoriamente nome, cognome, indirizzo email, password</w:t>
+      </w:r>
+    </w:p>
+    <w:p>
+      <w:pPr>
+        <w:tabs>
+          <w:tab w:val="left" w:pos="8580"/>
+        </w:tabs>
+        <w:spacing w:after="100"/>
+        <w:ind w:left="709"/>
+      </w:pPr>
+      <w:r>
+        <w:t>RF1.2: il sistema deve verificare che l’email inserita sia univoca (non gi</w:t>
+      </w:r>
+      <w:r>
+        <w:t>à</w:t>
+      </w:r>
+      <w:r>
+        <w:t xml:space="preserve"> presente nel </w:t>
+      </w:r>
+      <w:r>
+        <w:t>database</w:t>
+      </w:r>
+      <w:r>
+        <w:t>) e sintatticamente valida, e che la password rispetti i vincoli di sicurezza definiti</w:t>
+      </w:r>
+    </w:p>
+    <w:p>
+      <w:pPr>
+        <w:tabs>
+          <w:tab w:val="left" w:pos="8580"/>
+        </w:tabs>
+        <w:spacing w:after="100"/>
+        <w:ind w:left="709"/>
+      </w:pPr>
+      <w:r>
+        <w:t>RF1.3: il sistema deve consentire agli utenti registrati di accedere al proprio account fornendo le credenziali email e password scelte in fase di registrazione</w:t>
+      </w:r>
+    </w:p>
+    <w:p>
+      <w:pPr>
+        <w:tabs>
+          <w:tab w:val="left" w:pos="8580"/>
+        </w:tabs>
+        <w:spacing w:after="100"/>
+        <w:ind w:left="709"/>
+      </w:pPr>
+      <w:r>
+        <w:t xml:space="preserve">RF 2.1: il sistema deve consentire all’utente autenticato di </w:t>
+      </w:r>
+      <w:r>
+        <w:t>visualizzare</w:t>
+      </w:r>
+      <w:r>
+        <w:t xml:space="preserve"> un’area personale contenente i propri dati</w:t>
+      </w:r>
+    </w:p>
+    <w:p>
+      <w:pPr>
+        <w:tabs>
+          <w:tab w:val="left" w:pos="8580"/>
+        </w:tabs>
+        <w:spacing w:after="100"/>
+        <w:ind w:left="709"/>
+      </w:pPr>
+      <w:r>
+        <w:t>RF2.2: il sistema deve consentire all’utente di apportare modifiche ai suoi dati personali dall’area</w:t>
+      </w:r>
+    </w:p>
+    <w:p>
+      <w:pPr>
+        <w:tabs>
+          <w:tab w:val="left" w:pos="8580"/>
+        </w:tabs>
+        <w:spacing w:after="100"/>
+        <w:ind w:left="709"/>
+      </w:pPr>
+      <w:r>
+        <w:t xml:space="preserve">RF3.1: il sistema deve consentire all’utente la visualizzazione di un’area dedicata agli ordini </w:t>
+      </w:r>
+      <w:r>
+        <w:lastRenderedPageBreak/>
+        <w:t>effettuati, dove per ogni ordine sono presenti gli occhiali ordinati, l’indirizzo di spedizione al quale va recapitato il pacco, l’intestatario, e lo stato dell’ordine</w:t>
+      </w:r>
+    </w:p>
+    <w:p>
+      <w:pPr>
+        <w:tabs>
+          <w:tab w:val="left" w:pos="8580"/>
+        </w:tabs>
+        <w:spacing w:after="100"/>
+        <w:ind w:left="709"/>
+      </w:pPr>
+      <w:r>
+        <w:t>RF3.2: il sistema deve consentire l’aggiornamento dello stato dell’ordine nell’area personale dell’utente basandosi sullo stato che viene inserito dall’OM</w:t>
+      </w:r>
+    </w:p>
+    <w:p>
+      <w:pPr>
+        <w:tabs>
+          <w:tab w:val="left" w:pos="8580"/>
+        </w:tabs>
+        <w:spacing w:after="100"/>
+        <w:ind w:left="709"/>
+      </w:pPr>
+      <w:r>
+        <w:t>RF3.3: il sistema deve assicurarsi che la visualizzazione dello stato dell’ordine del cliente deve avvenire in modalità di sola lettura, quindi quest’ultimo non può autonomamente modificare lo stato del proprio ordine</w:t>
+      </w:r>
+    </w:p>
+    <w:p>
+      <w:pPr>
+        <w:tabs>
+          <w:tab w:val="left" w:pos="8580"/>
+        </w:tabs>
+        <w:spacing w:after="100"/>
+        <w:ind w:left="709"/>
+        <w:rPr>
+          <w:b/>
+          <w:bCs/>
+          <w:color w:val="EE0000"/>
+        </w:rPr>
+      </w:pPr>
+      <w:r>
+        <w:rPr>
+          <w:b/>
+          <w:bCs/>
+          <w:color w:val="EE0000"/>
+        </w:rPr>
+        <w:t>SALTATO RF4 DEL PROBLEM STATEMENT</w:t>
+      </w:r>
+      <w:r>
+        <w:rPr>
+          <w:b/>
+          <w:bCs/>
+          <w:color w:val="EE0000"/>
+        </w:rPr>
+        <w:t>, FARE</w:t>
+      </w:r>
+    </w:p>
+    <w:p>
+      <w:pPr>
+        <w:tabs>
+          <w:tab w:val="left" w:pos="8580"/>
+        </w:tabs>
+        <w:spacing w:after="100"/>
+        <w:ind w:left="709"/>
+        <w:rPr>
+          <w:color w:val="000000" w:themeColor="text1"/>
+        </w:rPr>
+      </w:pPr>
+      <w:r>
+        <w:rPr>
+          <w:color w:val="000000" w:themeColor="text1"/>
+        </w:rPr>
+        <w:t>RF5.1 il sistema deve consentire la possibilità di cliccare su un prodotto provenendo dal catalogo, e all’atto di questo evento vengano mostrate le due foto del prodotto selezionato, il nome, il prezzo, e gli altri colori disponibili (se presenti)</w:t>
+      </w:r>
+    </w:p>
+    <w:p>
+      <w:pPr>
+        <w:tabs>
+          <w:tab w:val="left" w:pos="8580"/>
+        </w:tabs>
+        <w:spacing w:after="100"/>
+        <w:ind w:left="709"/>
+        <w:rPr>
+          <w:color w:val="000000" w:themeColor="text1"/>
+        </w:rPr>
+      </w:pPr>
+      <w:r>
+        <w:rPr>
+          <w:b/>
+          <w:bCs/>
+          <w:color w:val="EE0000"/>
+        </w:rPr>
+        <w:t>POSSIBILE</w:t>
+      </w:r>
+      <w:r>
+        <w:rPr>
+          <w:color w:val="EE0000"/>
+        </w:rPr>
+        <w:t xml:space="preserve"> </w:t>
+      </w:r>
+      <w:r>
+        <w:rPr>
+          <w:color w:val="000000" w:themeColor="text1"/>
+        </w:rPr>
+        <w:t xml:space="preserve">RF5.2: </w:t>
+      </w:r>
+      <w:r>
+        <w:rPr>
+          <w:color w:val="EE0000"/>
+        </w:rPr>
+        <w:t>da chiarire con gli altri</w:t>
+      </w:r>
+      <w:r>
+        <w:rPr>
+          <w:color w:val="EE0000"/>
+        </w:rPr>
+        <w:t xml:space="preserve">. </w:t>
+      </w:r>
+      <w:r>
+        <w:rPr>
+          <w:color w:val="000000" w:themeColor="text1"/>
+        </w:rPr>
+        <w:t>Il sistema deve aggiornare la pagina del dettaglio del prodotto con il colore selezionato, indicando chiaramente quale esso sia con un messaggio visibile a schermo</w:t>
       </w:r>
     </w:p>
     <w:p>
@@ -3963,30 +5186,17 @@
           <w:numId w:val="6"/>
         </w:numPr>
       </w:pPr>
-      <w:bookmarkStart w:id="11" w:name="_Toc243336399"/>
       <w:r>
         <w:t xml:space="preserve"> </w:t>
       </w:r>
-      <w:proofErr w:type="spellStart"/>
-      <w:r>
-        <w:t>Non</w:t>
-      </w:r>
-      <w:bookmarkEnd w:id="11"/>
-      <w:r>
-        <w:t>f</w:t>
-      </w:r>
-      <w:r>
-        <w:t>unctional</w:t>
-      </w:r>
-      <w:proofErr w:type="spellEnd"/>
-      <w:r>
-        <w:t xml:space="preserve"> </w:t>
-      </w:r>
-      <w:proofErr w:type="spellStart"/>
-      <w:r>
-        <w:t>requirements</w:t>
-      </w:r>
-      <w:proofErr w:type="spellEnd"/>
+      <w:bookmarkStart w:id="12" w:name="_Toc243380177"/>
+      <w:r>
+        <w:t>Nonf</w:t>
+      </w:r>
+      <w:r>
+        <w:t>unctional requirements</w:t>
+      </w:r>
+      <w:bookmarkEnd w:id="12"/>
     </w:p>
     <w:p>
       <w:pPr>
@@ -4001,6 +5211,7 @@
           <w:bCs w:val="0"/>
         </w:rPr>
       </w:pPr>
+      <w:bookmarkStart w:id="13" w:name="_Toc243380178"/>
       <w:r>
         <w:rPr>
           <w:b w:val="0"/>
@@ -4010,6 +5221,7 @@
         </w:rPr>
         <w:t>Usability</w:t>
       </w:r>
+      <w:bookmarkEnd w:id="13"/>
     </w:p>
     <w:p>
       <w:pPr>
@@ -4037,6 +5249,7 @@
           <w:bCs w:val="0"/>
         </w:rPr>
       </w:pPr>
+      <w:bookmarkStart w:id="14" w:name="_Toc243380179"/>
       <w:r>
         <w:rPr>
           <w:b w:val="0"/>
@@ -4046,6 +5259,7 @@
         </w:rPr>
         <w:t>Reliability</w:t>
       </w:r>
+      <w:bookmarkEnd w:id="14"/>
     </w:p>
     <w:p>
       <w:pPr>
@@ -4073,6 +5287,7 @@
           <w:bCs w:val="0"/>
         </w:rPr>
       </w:pPr>
+      <w:bookmarkStart w:id="15" w:name="_Toc243380180"/>
       <w:r>
         <w:rPr>
           <w:b w:val="0"/>
@@ -4082,6 +5297,7 @@
         </w:rPr>
         <w:t>Performance</w:t>
       </w:r>
+      <w:bookmarkEnd w:id="15"/>
     </w:p>
     <w:p>
       <w:pPr>
@@ -4109,6 +5325,7 @@
           <w:bCs w:val="0"/>
         </w:rPr>
       </w:pPr>
+      <w:bookmarkStart w:id="16" w:name="_Toc243380181"/>
       <w:r>
         <w:rPr>
           <w:b w:val="0"/>
@@ -4118,6 +5335,7 @@
         </w:rPr>
         <w:t>Supportability</w:t>
       </w:r>
+      <w:bookmarkEnd w:id="16"/>
     </w:p>
     <w:p>
       <w:pPr>
@@ -4145,7 +5363,7 @@
           <w:bCs w:val="0"/>
         </w:rPr>
       </w:pPr>
-      <w:proofErr w:type="spellStart"/>
+      <w:bookmarkStart w:id="17" w:name="_Toc243380182"/>
       <w:r>
         <w:rPr>
           <w:b w:val="0"/>
@@ -4155,7 +5373,7 @@
         </w:rPr>
         <w:t>Implementation</w:t>
       </w:r>
-      <w:proofErr w:type="spellEnd"/>
+      <w:bookmarkEnd w:id="17"/>
     </w:p>
     <w:p>
       <w:pPr>
@@ -4183,6 +5401,7 @@
           <w:bCs w:val="0"/>
         </w:rPr>
       </w:pPr>
+      <w:bookmarkStart w:id="18" w:name="_Toc243380183"/>
       <w:r>
         <w:rPr>
           <w:b w:val="0"/>
@@ -4192,6 +5411,7 @@
         </w:rPr>
         <w:t>Interface</w:t>
       </w:r>
+      <w:bookmarkEnd w:id="18"/>
     </w:p>
     <w:p>
       <w:pPr>
@@ -4219,6 +5439,7 @@
           <w:bCs w:val="0"/>
         </w:rPr>
       </w:pPr>
+      <w:bookmarkStart w:id="19" w:name="_Toc243380184"/>
       <w:r>
         <w:rPr>
           <w:b w:val="0"/>
@@ -4226,9 +5447,9 @@
           <w:sz w:val="26"/>
           <w:szCs w:val="26"/>
         </w:rPr>
-        <w:lastRenderedPageBreak/>
         <w:t>Packaging</w:t>
       </w:r>
+      <w:bookmarkEnd w:id="19"/>
     </w:p>
     <w:p>
       <w:pPr>
@@ -4256,6 +5477,7 @@
           <w:bCs w:val="0"/>
         </w:rPr>
       </w:pPr>
+      <w:bookmarkStart w:id="20" w:name="_Toc243380185"/>
       <w:r>
         <w:rPr>
           <w:b w:val="0"/>
@@ -4265,6 +5487,7 @@
         </w:rPr>
         <w:t>Legal</w:t>
       </w:r>
+      <w:bookmarkEnd w:id="20"/>
     </w:p>
     <w:p>
       <w:pPr>
@@ -4287,11 +5510,14 @@
           <w:numId w:val="6"/>
         </w:numPr>
       </w:pPr>
-      <w:bookmarkStart w:id="12" w:name="_Toc243336400"/>
-      <w:r>
-        <w:t xml:space="preserve"> System models</w:t>
-      </w:r>
-      <w:bookmarkEnd w:id="12"/>
+      <w:r>
+        <w:t xml:space="preserve"> </w:t>
+      </w:r>
+      <w:bookmarkStart w:id="21" w:name="_Toc243380186"/>
+      <w:r>
+        <w:t>System models</w:t>
+      </w:r>
+      <w:bookmarkEnd w:id="21"/>
     </w:p>
     <w:p>
       <w:pPr>
@@ -4306,7 +5532,7 @@
           <w:bCs w:val="0"/>
         </w:rPr>
       </w:pPr>
-      <w:proofErr w:type="spellStart"/>
+      <w:bookmarkStart w:id="22" w:name="_Toc243380187"/>
       <w:r>
         <w:rPr>
           <w:b w:val="0"/>
@@ -4314,7 +5540,7 @@
         </w:rPr>
         <w:t>Scenarios</w:t>
       </w:r>
-      <w:proofErr w:type="spellEnd"/>
+      <w:bookmarkEnd w:id="22"/>
     </w:p>
     <w:p>
       <w:pPr>
@@ -4341,6 +5567,7 @@
           <w:bCs w:val="0"/>
         </w:rPr>
       </w:pPr>
+      <w:bookmarkStart w:id="23" w:name="_Toc243380188"/>
       <w:r>
         <w:rPr>
           <w:b w:val="0"/>
@@ -4348,6 +5575,7 @@
         </w:rPr>
         <w:t>Use case model</w:t>
       </w:r>
+      <w:bookmarkEnd w:id="23"/>
     </w:p>
     <w:p>
       <w:pPr>
@@ -4374,6 +5602,7 @@
           <w:bCs w:val="0"/>
         </w:rPr>
       </w:pPr>
+      <w:bookmarkStart w:id="24" w:name="_Toc243380189"/>
       <w:r>
         <w:rPr>
           <w:b w:val="0"/>
@@ -4381,6 +5610,7 @@
         </w:rPr>
         <w:t>Object model</w:t>
       </w:r>
+      <w:bookmarkEnd w:id="24"/>
     </w:p>
     <w:p>
       <w:pPr>
@@ -4407,6 +5637,7 @@
           <w:bCs w:val="0"/>
         </w:rPr>
       </w:pPr>
+      <w:bookmarkStart w:id="25" w:name="_Toc243380190"/>
       <w:r>
         <w:rPr>
           <w:b w:val="0"/>
@@ -4414,6 +5645,7 @@
         </w:rPr>
         <w:t>Dynamic model</w:t>
       </w:r>
+      <w:bookmarkEnd w:id="25"/>
     </w:p>
     <w:p>
       <w:pPr>
@@ -4441,14 +5673,17 @@
           <w:lang w:val="en-US"/>
         </w:rPr>
       </w:pPr>
+      <w:bookmarkStart w:id="26" w:name="_Toc243380191"/>
       <w:r>
         <w:rPr>
           <w:b w:val="0"/>
           <w:bCs w:val="0"/>
           <w:lang w:val="en-US"/>
         </w:rPr>
+        <w:lastRenderedPageBreak/>
         <w:t>User interface—navigational paths and screen mock-ups</w:t>
       </w:r>
+      <w:bookmarkEnd w:id="26"/>
     </w:p>
     <w:p>
       <w:pPr>
@@ -4472,9 +5707,11 @@
         <w:ind w:left="426" w:hanging="426"/>
         <w:jc w:val="left"/>
       </w:pPr>
+      <w:bookmarkStart w:id="27" w:name="_Toc243380192"/>
       <w:r>
         <w:t>GLOSSARY</w:t>
       </w:r>
+      <w:bookmarkEnd w:id="27"/>
     </w:p>
     <w:p>
       <w:r>
@@ -4986,7 +6223,7 @@
         <v:path o:extrusionok="f" gradientshapeok="t" o:connecttype="rect"/>
         <o:lock v:ext="edit" aspectratio="t"/>
       </v:shapetype>
-      <v:shape id="_x0000_i1025" type="#_x0000_t75" style="width:320.65pt;height:249.5pt" o:bullet="t" filled="t">
+      <v:shape id="_x0000_i1132" type="#_x0000_t75" style="width:320.4pt;height:249.6pt" o:bullet="t" filled="t">
         <v:fill color2="black"/>
         <v:imagedata r:id="rId1" o:title=""/>
       </v:shape>
@@ -5602,6 +6839,119 @@
     </w:lvl>
   </w:abstractNum>
   <w:abstractNum w:abstractNumId="9" w15:restartNumberingAfterBreak="0">
+    <w:nsid w:val="17874D3B"/>
+    <w:multiLevelType w:val="hybridMultilevel"/>
+    <w:tmpl w:val="2F040706"/>
+    <w:lvl w:ilvl="0" w:tplc="04100003">
+      <w:start w:val="1"/>
+      <w:numFmt w:val="bullet"/>
+      <w:lvlText w:val="o"/>
+      <w:lvlJc w:val="left"/>
+      <w:pPr>
+        <w:ind w:left="1789" w:hanging="360"/>
+      </w:pPr>
+      <w:rPr>
+        <w:rFonts w:ascii="Courier New" w:hAnsi="Courier New" w:cs="Courier New" w:hint="default"/>
+      </w:rPr>
+    </w:lvl>
+    <w:lvl w:ilvl="1" w:tplc="04100003" w:tentative="1">
+      <w:start w:val="1"/>
+      <w:numFmt w:val="bullet"/>
+      <w:lvlText w:val="o"/>
+      <w:lvlJc w:val="left"/>
+      <w:pPr>
+        <w:ind w:left="2509" w:hanging="360"/>
+      </w:pPr>
+      <w:rPr>
+        <w:rFonts w:ascii="Courier New" w:hAnsi="Courier New" w:cs="Courier New" w:hint="default"/>
+      </w:rPr>
+    </w:lvl>
+    <w:lvl w:ilvl="2" w:tplc="04100005" w:tentative="1">
+      <w:start w:val="1"/>
+      <w:numFmt w:val="bullet"/>
+      <w:lvlText w:val=""/>
+      <w:lvlJc w:val="left"/>
+      <w:pPr>
+        <w:ind w:left="3229" w:hanging="360"/>
+      </w:pPr>
+      <w:rPr>
+        <w:rFonts w:ascii="Wingdings" w:hAnsi="Wingdings" w:hint="default"/>
+      </w:rPr>
+    </w:lvl>
+    <w:lvl w:ilvl="3" w:tplc="04100001" w:tentative="1">
+      <w:start w:val="1"/>
+      <w:numFmt w:val="bullet"/>
+      <w:lvlText w:val=""/>
+      <w:lvlJc w:val="left"/>
+      <w:pPr>
+        <w:ind w:left="3949" w:hanging="360"/>
+      </w:pPr>
+      <w:rPr>
+        <w:rFonts w:ascii="Symbol" w:hAnsi="Symbol" w:hint="default"/>
+      </w:rPr>
+    </w:lvl>
+    <w:lvl w:ilvl="4" w:tplc="04100003" w:tentative="1">
+      <w:start w:val="1"/>
+      <w:numFmt w:val="bullet"/>
+      <w:lvlText w:val="o"/>
+      <w:lvlJc w:val="left"/>
+      <w:pPr>
+        <w:ind w:left="4669" w:hanging="360"/>
+      </w:pPr>
+      <w:rPr>
+        <w:rFonts w:ascii="Courier New" w:hAnsi="Courier New" w:cs="Courier New" w:hint="default"/>
+      </w:rPr>
+    </w:lvl>
+    <w:lvl w:ilvl="5" w:tplc="04100005" w:tentative="1">
+      <w:start w:val="1"/>
+      <w:numFmt w:val="bullet"/>
+      <w:lvlText w:val=""/>
+      <w:lvlJc w:val="left"/>
+      <w:pPr>
+        <w:ind w:left="5389" w:hanging="360"/>
+      </w:pPr>
+      <w:rPr>
+        <w:rFonts w:ascii="Wingdings" w:hAnsi="Wingdings" w:hint="default"/>
+      </w:rPr>
+    </w:lvl>
+    <w:lvl w:ilvl="6" w:tplc="04100001" w:tentative="1">
+      <w:start w:val="1"/>
+      <w:numFmt w:val="bullet"/>
+      <w:lvlText w:val=""/>
+      <w:lvlJc w:val="left"/>
+      <w:pPr>
+        <w:ind w:left="6109" w:hanging="360"/>
+      </w:pPr>
+      <w:rPr>
+        <w:rFonts w:ascii="Symbol" w:hAnsi="Symbol" w:hint="default"/>
+      </w:rPr>
+    </w:lvl>
+    <w:lvl w:ilvl="7" w:tplc="04100003" w:tentative="1">
+      <w:start w:val="1"/>
+      <w:numFmt w:val="bullet"/>
+      <w:lvlText w:val="o"/>
+      <w:lvlJc w:val="left"/>
+      <w:pPr>
+        <w:ind w:left="6829" w:hanging="360"/>
+      </w:pPr>
+      <w:rPr>
+        <w:rFonts w:ascii="Courier New" w:hAnsi="Courier New" w:cs="Courier New" w:hint="default"/>
+      </w:rPr>
+    </w:lvl>
+    <w:lvl w:ilvl="8" w:tplc="04100005" w:tentative="1">
+      <w:start w:val="1"/>
+      <w:numFmt w:val="bullet"/>
+      <w:lvlText w:val=""/>
+      <w:lvlJc w:val="left"/>
+      <w:pPr>
+        <w:ind w:left="7549" w:hanging="360"/>
+      </w:pPr>
+      <w:rPr>
+        <w:rFonts w:ascii="Wingdings" w:hAnsi="Wingdings" w:hint="default"/>
+      </w:rPr>
+    </w:lvl>
+  </w:abstractNum>
+  <w:abstractNum w:abstractNumId="10" w15:restartNumberingAfterBreak="0">
     <w:nsid w:val="1BB53537"/>
     <w:multiLevelType w:val="hybridMultilevel"/>
     <w:tmpl w:val="5596C15C"/>
@@ -5714,7 +7064,7 @@
       </w:rPr>
     </w:lvl>
   </w:abstractNum>
-  <w:abstractNum w:abstractNumId="10" w15:restartNumberingAfterBreak="0">
+  <w:abstractNum w:abstractNumId="11" w15:restartNumberingAfterBreak="0">
     <w:nsid w:val="1F8433D7"/>
     <w:multiLevelType w:val="multilevel"/>
     <w:tmpl w:val="FB6871AA"/>
@@ -5804,7 +7154,7 @@
       </w:pPr>
     </w:lvl>
   </w:abstractNum>
-  <w:abstractNum w:abstractNumId="11" w15:restartNumberingAfterBreak="0">
+  <w:abstractNum w:abstractNumId="12" w15:restartNumberingAfterBreak="0">
     <w:nsid w:val="228F79FB"/>
     <w:multiLevelType w:val="hybridMultilevel"/>
     <w:tmpl w:val="CE6CA2D0"/>
@@ -5893,7 +7243,7 @@
       </w:pPr>
     </w:lvl>
   </w:abstractNum>
-  <w:abstractNum w:abstractNumId="12" w15:restartNumberingAfterBreak="0">
+  <w:abstractNum w:abstractNumId="13" w15:restartNumberingAfterBreak="0">
     <w:nsid w:val="237F6CD5"/>
     <w:multiLevelType w:val="hybridMultilevel"/>
     <w:tmpl w:val="FBE6734A"/>
@@ -6006,7 +7356,7 @@
       </w:rPr>
     </w:lvl>
   </w:abstractNum>
-  <w:abstractNum w:abstractNumId="13" w15:restartNumberingAfterBreak="0">
+  <w:abstractNum w:abstractNumId="14" w15:restartNumberingAfterBreak="0">
     <w:nsid w:val="25D50884"/>
     <w:multiLevelType w:val="hybridMultilevel"/>
     <w:tmpl w:val="B022966A"/>
@@ -6119,7 +7469,7 @@
       </w:rPr>
     </w:lvl>
   </w:abstractNum>
-  <w:abstractNum w:abstractNumId="14" w15:restartNumberingAfterBreak="0">
+  <w:abstractNum w:abstractNumId="15" w15:restartNumberingAfterBreak="0">
     <w:nsid w:val="282C65A4"/>
     <w:multiLevelType w:val="hybridMultilevel"/>
     <w:tmpl w:val="9D3ECF24"/>
@@ -6232,7 +7582,120 @@
       </w:rPr>
     </w:lvl>
   </w:abstractNum>
-  <w:abstractNum w:abstractNumId="15" w15:restartNumberingAfterBreak="0">
+  <w:abstractNum w:abstractNumId="16" w15:restartNumberingAfterBreak="0">
+    <w:nsid w:val="287C4892"/>
+    <w:multiLevelType w:val="hybridMultilevel"/>
+    <w:tmpl w:val="58DE98D4"/>
+    <w:lvl w:ilvl="0" w:tplc="04100003">
+      <w:start w:val="1"/>
+      <w:numFmt w:val="bullet"/>
+      <w:lvlText w:val="o"/>
+      <w:lvlJc w:val="left"/>
+      <w:pPr>
+        <w:ind w:left="2847" w:hanging="360"/>
+      </w:pPr>
+      <w:rPr>
+        <w:rFonts w:ascii="Courier New" w:hAnsi="Courier New" w:cs="Courier New" w:hint="default"/>
+      </w:rPr>
+    </w:lvl>
+    <w:lvl w:ilvl="1" w:tplc="04100003" w:tentative="1">
+      <w:start w:val="1"/>
+      <w:numFmt w:val="bullet"/>
+      <w:lvlText w:val="o"/>
+      <w:lvlJc w:val="left"/>
+      <w:pPr>
+        <w:ind w:left="3567" w:hanging="360"/>
+      </w:pPr>
+      <w:rPr>
+        <w:rFonts w:ascii="Courier New" w:hAnsi="Courier New" w:cs="Courier New" w:hint="default"/>
+      </w:rPr>
+    </w:lvl>
+    <w:lvl w:ilvl="2" w:tplc="04100005" w:tentative="1">
+      <w:start w:val="1"/>
+      <w:numFmt w:val="bullet"/>
+      <w:lvlText w:val=""/>
+      <w:lvlJc w:val="left"/>
+      <w:pPr>
+        <w:ind w:left="4287" w:hanging="360"/>
+      </w:pPr>
+      <w:rPr>
+        <w:rFonts w:ascii="Wingdings" w:hAnsi="Wingdings" w:hint="default"/>
+      </w:rPr>
+    </w:lvl>
+    <w:lvl w:ilvl="3" w:tplc="04100001" w:tentative="1">
+      <w:start w:val="1"/>
+      <w:numFmt w:val="bullet"/>
+      <w:lvlText w:val=""/>
+      <w:lvlJc w:val="left"/>
+      <w:pPr>
+        <w:ind w:left="5007" w:hanging="360"/>
+      </w:pPr>
+      <w:rPr>
+        <w:rFonts w:ascii="Symbol" w:hAnsi="Symbol" w:hint="default"/>
+      </w:rPr>
+    </w:lvl>
+    <w:lvl w:ilvl="4" w:tplc="04100003" w:tentative="1">
+      <w:start w:val="1"/>
+      <w:numFmt w:val="bullet"/>
+      <w:lvlText w:val="o"/>
+      <w:lvlJc w:val="left"/>
+      <w:pPr>
+        <w:ind w:left="5727" w:hanging="360"/>
+      </w:pPr>
+      <w:rPr>
+        <w:rFonts w:ascii="Courier New" w:hAnsi="Courier New" w:cs="Courier New" w:hint="default"/>
+      </w:rPr>
+    </w:lvl>
+    <w:lvl w:ilvl="5" w:tplc="04100005" w:tentative="1">
+      <w:start w:val="1"/>
+      <w:numFmt w:val="bullet"/>
+      <w:lvlText w:val=""/>
+      <w:lvlJc w:val="left"/>
+      <w:pPr>
+        <w:ind w:left="6447" w:hanging="360"/>
+      </w:pPr>
+      <w:rPr>
+        <w:rFonts w:ascii="Wingdings" w:hAnsi="Wingdings" w:hint="default"/>
+      </w:rPr>
+    </w:lvl>
+    <w:lvl w:ilvl="6" w:tplc="04100001" w:tentative="1">
+      <w:start w:val="1"/>
+      <w:numFmt w:val="bullet"/>
+      <w:lvlText w:val=""/>
+      <w:lvlJc w:val="left"/>
+      <w:pPr>
+        <w:ind w:left="7167" w:hanging="360"/>
+      </w:pPr>
+      <w:rPr>
+        <w:rFonts w:ascii="Symbol" w:hAnsi="Symbol" w:hint="default"/>
+      </w:rPr>
+    </w:lvl>
+    <w:lvl w:ilvl="7" w:tplc="04100003" w:tentative="1">
+      <w:start w:val="1"/>
+      <w:numFmt w:val="bullet"/>
+      <w:lvlText w:val="o"/>
+      <w:lvlJc w:val="left"/>
+      <w:pPr>
+        <w:ind w:left="7887" w:hanging="360"/>
+      </w:pPr>
+      <w:rPr>
+        <w:rFonts w:ascii="Courier New" w:hAnsi="Courier New" w:cs="Courier New" w:hint="default"/>
+      </w:rPr>
+    </w:lvl>
+    <w:lvl w:ilvl="8" w:tplc="04100005" w:tentative="1">
+      <w:start w:val="1"/>
+      <w:numFmt w:val="bullet"/>
+      <w:lvlText w:val=""/>
+      <w:lvlJc w:val="left"/>
+      <w:pPr>
+        <w:ind w:left="8607" w:hanging="360"/>
+      </w:pPr>
+      <w:rPr>
+        <w:rFonts w:ascii="Wingdings" w:hAnsi="Wingdings" w:hint="default"/>
+      </w:rPr>
+    </w:lvl>
+  </w:abstractNum>
+  <w:abstractNum w:abstractNumId="17" w15:restartNumberingAfterBreak="0">
     <w:nsid w:val="29821C42"/>
     <w:multiLevelType w:val="hybridMultilevel"/>
     <w:tmpl w:val="64C2F46C"/>
@@ -6321,7 +7784,7 @@
       </w:pPr>
     </w:lvl>
   </w:abstractNum>
-  <w:abstractNum w:abstractNumId="16" w15:restartNumberingAfterBreak="0">
+  <w:abstractNum w:abstractNumId="18" w15:restartNumberingAfterBreak="0">
     <w:nsid w:val="31204FF6"/>
     <w:multiLevelType w:val="multilevel"/>
     <w:tmpl w:val="C8F4DA3C"/>
@@ -6443,7 +7906,120 @@
       </w:rPr>
     </w:lvl>
   </w:abstractNum>
-  <w:abstractNum w:abstractNumId="17" w15:restartNumberingAfterBreak="0">
+  <w:abstractNum w:abstractNumId="19" w15:restartNumberingAfterBreak="0">
+    <w:nsid w:val="38C345BE"/>
+    <w:multiLevelType w:val="hybridMultilevel"/>
+    <w:tmpl w:val="4AD8CAA8"/>
+    <w:lvl w:ilvl="0" w:tplc="04100001">
+      <w:start w:val="1"/>
+      <w:numFmt w:val="bullet"/>
+      <w:lvlText w:val=""/>
+      <w:lvlJc w:val="left"/>
+      <w:pPr>
+        <w:ind w:left="1429" w:hanging="360"/>
+      </w:pPr>
+      <w:rPr>
+        <w:rFonts w:ascii="Symbol" w:hAnsi="Symbol" w:hint="default"/>
+      </w:rPr>
+    </w:lvl>
+    <w:lvl w:ilvl="1" w:tplc="04100003" w:tentative="1">
+      <w:start w:val="1"/>
+      <w:numFmt w:val="bullet"/>
+      <w:lvlText w:val="o"/>
+      <w:lvlJc w:val="left"/>
+      <w:pPr>
+        <w:ind w:left="2149" w:hanging="360"/>
+      </w:pPr>
+      <w:rPr>
+        <w:rFonts w:ascii="Courier New" w:hAnsi="Courier New" w:cs="Courier New" w:hint="default"/>
+      </w:rPr>
+    </w:lvl>
+    <w:lvl w:ilvl="2" w:tplc="04100005" w:tentative="1">
+      <w:start w:val="1"/>
+      <w:numFmt w:val="bullet"/>
+      <w:lvlText w:val=""/>
+      <w:lvlJc w:val="left"/>
+      <w:pPr>
+        <w:ind w:left="2869" w:hanging="360"/>
+      </w:pPr>
+      <w:rPr>
+        <w:rFonts w:ascii="Wingdings" w:hAnsi="Wingdings" w:hint="default"/>
+      </w:rPr>
+    </w:lvl>
+    <w:lvl w:ilvl="3" w:tplc="04100001" w:tentative="1">
+      <w:start w:val="1"/>
+      <w:numFmt w:val="bullet"/>
+      <w:lvlText w:val=""/>
+      <w:lvlJc w:val="left"/>
+      <w:pPr>
+        <w:ind w:left="3589" w:hanging="360"/>
+      </w:pPr>
+      <w:rPr>
+        <w:rFonts w:ascii="Symbol" w:hAnsi="Symbol" w:hint="default"/>
+      </w:rPr>
+    </w:lvl>
+    <w:lvl w:ilvl="4" w:tplc="04100003" w:tentative="1">
+      <w:start w:val="1"/>
+      <w:numFmt w:val="bullet"/>
+      <w:lvlText w:val="o"/>
+      <w:lvlJc w:val="left"/>
+      <w:pPr>
+        <w:ind w:left="4309" w:hanging="360"/>
+      </w:pPr>
+      <w:rPr>
+        <w:rFonts w:ascii="Courier New" w:hAnsi="Courier New" w:cs="Courier New" w:hint="default"/>
+      </w:rPr>
+    </w:lvl>
+    <w:lvl w:ilvl="5" w:tplc="04100005" w:tentative="1">
+      <w:start w:val="1"/>
+      <w:numFmt w:val="bullet"/>
+      <w:lvlText w:val=""/>
+      <w:lvlJc w:val="left"/>
+      <w:pPr>
+        <w:ind w:left="5029" w:hanging="360"/>
+      </w:pPr>
+      <w:rPr>
+        <w:rFonts w:ascii="Wingdings" w:hAnsi="Wingdings" w:hint="default"/>
+      </w:rPr>
+    </w:lvl>
+    <w:lvl w:ilvl="6" w:tplc="04100001" w:tentative="1">
+      <w:start w:val="1"/>
+      <w:numFmt w:val="bullet"/>
+      <w:lvlText w:val=""/>
+      <w:lvlJc w:val="left"/>
+      <w:pPr>
+        <w:ind w:left="5749" w:hanging="360"/>
+      </w:pPr>
+      <w:rPr>
+        <w:rFonts w:ascii="Symbol" w:hAnsi="Symbol" w:hint="default"/>
+      </w:rPr>
+    </w:lvl>
+    <w:lvl w:ilvl="7" w:tplc="04100003" w:tentative="1">
+      <w:start w:val="1"/>
+      <w:numFmt w:val="bullet"/>
+      <w:lvlText w:val="o"/>
+      <w:lvlJc w:val="left"/>
+      <w:pPr>
+        <w:ind w:left="6469" w:hanging="360"/>
+      </w:pPr>
+      <w:rPr>
+        <w:rFonts w:ascii="Courier New" w:hAnsi="Courier New" w:cs="Courier New" w:hint="default"/>
+      </w:rPr>
+    </w:lvl>
+    <w:lvl w:ilvl="8" w:tplc="04100005" w:tentative="1">
+      <w:start w:val="1"/>
+      <w:numFmt w:val="bullet"/>
+      <w:lvlText w:val=""/>
+      <w:lvlJc w:val="left"/>
+      <w:pPr>
+        <w:ind w:left="7189" w:hanging="360"/>
+      </w:pPr>
+      <w:rPr>
+        <w:rFonts w:ascii="Wingdings" w:hAnsi="Wingdings" w:hint="default"/>
+      </w:rPr>
+    </w:lvl>
+  </w:abstractNum>
+  <w:abstractNum w:abstractNumId="20" w15:restartNumberingAfterBreak="0">
     <w:nsid w:val="3A6A4225"/>
     <w:multiLevelType w:val="hybridMultilevel"/>
     <w:tmpl w:val="A57E53A0"/>
@@ -6556,7 +8132,7 @@
       </w:rPr>
     </w:lvl>
   </w:abstractNum>
-  <w:abstractNum w:abstractNumId="18" w15:restartNumberingAfterBreak="0">
+  <w:abstractNum w:abstractNumId="21" w15:restartNumberingAfterBreak="0">
     <w:nsid w:val="3AA20608"/>
     <w:multiLevelType w:val="hybridMultilevel"/>
     <w:tmpl w:val="FD741812"/>
@@ -6669,7 +8245,7 @@
       </w:rPr>
     </w:lvl>
   </w:abstractNum>
-  <w:abstractNum w:abstractNumId="19" w15:restartNumberingAfterBreak="0">
+  <w:abstractNum w:abstractNumId="22" w15:restartNumberingAfterBreak="0">
     <w:nsid w:val="3B934199"/>
     <w:multiLevelType w:val="hybridMultilevel"/>
     <w:tmpl w:val="A2503E10"/>
@@ -6782,7 +8358,7 @@
       </w:rPr>
     </w:lvl>
   </w:abstractNum>
-  <w:abstractNum w:abstractNumId="20" w15:restartNumberingAfterBreak="0">
+  <w:abstractNum w:abstractNumId="23" w15:restartNumberingAfterBreak="0">
     <w:nsid w:val="3D134C94"/>
     <w:multiLevelType w:val="multilevel"/>
     <w:tmpl w:val="C8F4DA3C"/>
@@ -6903,7 +8479,7 @@
       </w:rPr>
     </w:lvl>
   </w:abstractNum>
-  <w:abstractNum w:abstractNumId="21" w15:restartNumberingAfterBreak="0">
+  <w:abstractNum w:abstractNumId="24" w15:restartNumberingAfterBreak="0">
     <w:nsid w:val="3DF2400F"/>
     <w:multiLevelType w:val="hybridMultilevel"/>
     <w:tmpl w:val="9CB690B4"/>
@@ -7016,7 +8592,7 @@
       </w:rPr>
     </w:lvl>
   </w:abstractNum>
-  <w:abstractNum w:abstractNumId="22" w15:restartNumberingAfterBreak="0">
+  <w:abstractNum w:abstractNumId="25" w15:restartNumberingAfterBreak="0">
     <w:nsid w:val="42073C55"/>
     <w:multiLevelType w:val="hybridMultilevel"/>
     <w:tmpl w:val="493ABF76"/>
@@ -7129,7 +8705,7 @@
       </w:rPr>
     </w:lvl>
   </w:abstractNum>
-  <w:abstractNum w:abstractNumId="23" w15:restartNumberingAfterBreak="0">
+  <w:abstractNum w:abstractNumId="26" w15:restartNumberingAfterBreak="0">
     <w:nsid w:val="42F31A3D"/>
     <w:multiLevelType w:val="multilevel"/>
     <w:tmpl w:val="C8F4DA3C"/>
@@ -7250,7 +8826,7 @@
       </w:rPr>
     </w:lvl>
   </w:abstractNum>
-  <w:abstractNum w:abstractNumId="24" w15:restartNumberingAfterBreak="0">
+  <w:abstractNum w:abstractNumId="27" w15:restartNumberingAfterBreak="0">
     <w:nsid w:val="4E351B2A"/>
     <w:multiLevelType w:val="hybridMultilevel"/>
     <w:tmpl w:val="E5E62C26"/>
@@ -7339,7 +8915,7 @@
       </w:pPr>
     </w:lvl>
   </w:abstractNum>
-  <w:abstractNum w:abstractNumId="25" w15:restartNumberingAfterBreak="0">
+  <w:abstractNum w:abstractNumId="28" w15:restartNumberingAfterBreak="0">
     <w:nsid w:val="4F954ED4"/>
     <w:multiLevelType w:val="hybridMultilevel"/>
     <w:tmpl w:val="DE9A52BA"/>
@@ -7452,7 +9028,7 @@
       </w:rPr>
     </w:lvl>
   </w:abstractNum>
-  <w:abstractNum w:abstractNumId="26" w15:restartNumberingAfterBreak="0">
+  <w:abstractNum w:abstractNumId="29" w15:restartNumberingAfterBreak="0">
     <w:nsid w:val="5DE27B61"/>
     <w:multiLevelType w:val="multilevel"/>
     <w:tmpl w:val="C8F4DA3C"/>
@@ -7573,7 +9149,7 @@
       </w:rPr>
     </w:lvl>
   </w:abstractNum>
-  <w:abstractNum w:abstractNumId="27" w15:restartNumberingAfterBreak="0">
+  <w:abstractNum w:abstractNumId="30" w15:restartNumberingAfterBreak="0">
     <w:nsid w:val="63D3517E"/>
     <w:multiLevelType w:val="hybridMultilevel"/>
     <w:tmpl w:val="420E8CF2"/>
@@ -7686,7 +9262,120 @@
       </w:rPr>
     </w:lvl>
   </w:abstractNum>
-  <w:abstractNum w:abstractNumId="28" w15:restartNumberingAfterBreak="0">
+  <w:abstractNum w:abstractNumId="31" w15:restartNumberingAfterBreak="0">
+    <w:nsid w:val="67D07244"/>
+    <w:multiLevelType w:val="hybridMultilevel"/>
+    <w:tmpl w:val="D9F4121E"/>
+    <w:lvl w:ilvl="0" w:tplc="04100001">
+      <w:start w:val="1"/>
+      <w:numFmt w:val="bullet"/>
+      <w:lvlText w:val=""/>
+      <w:lvlJc w:val="left"/>
+      <w:pPr>
+        <w:ind w:left="1429" w:hanging="360"/>
+      </w:pPr>
+      <w:rPr>
+        <w:rFonts w:ascii="Symbol" w:hAnsi="Symbol" w:hint="default"/>
+      </w:rPr>
+    </w:lvl>
+    <w:lvl w:ilvl="1" w:tplc="04100003" w:tentative="1">
+      <w:start w:val="1"/>
+      <w:numFmt w:val="bullet"/>
+      <w:lvlText w:val="o"/>
+      <w:lvlJc w:val="left"/>
+      <w:pPr>
+        <w:ind w:left="2149" w:hanging="360"/>
+      </w:pPr>
+      <w:rPr>
+        <w:rFonts w:ascii="Courier New" w:hAnsi="Courier New" w:cs="Courier New" w:hint="default"/>
+      </w:rPr>
+    </w:lvl>
+    <w:lvl w:ilvl="2" w:tplc="04100005" w:tentative="1">
+      <w:start w:val="1"/>
+      <w:numFmt w:val="bullet"/>
+      <w:lvlText w:val=""/>
+      <w:lvlJc w:val="left"/>
+      <w:pPr>
+        <w:ind w:left="2869" w:hanging="360"/>
+      </w:pPr>
+      <w:rPr>
+        <w:rFonts w:ascii="Wingdings" w:hAnsi="Wingdings" w:hint="default"/>
+      </w:rPr>
+    </w:lvl>
+    <w:lvl w:ilvl="3" w:tplc="04100001" w:tentative="1">
+      <w:start w:val="1"/>
+      <w:numFmt w:val="bullet"/>
+      <w:lvlText w:val=""/>
+      <w:lvlJc w:val="left"/>
+      <w:pPr>
+        <w:ind w:left="3589" w:hanging="360"/>
+      </w:pPr>
+      <w:rPr>
+        <w:rFonts w:ascii="Symbol" w:hAnsi="Symbol" w:hint="default"/>
+      </w:rPr>
+    </w:lvl>
+    <w:lvl w:ilvl="4" w:tplc="04100003" w:tentative="1">
+      <w:start w:val="1"/>
+      <w:numFmt w:val="bullet"/>
+      <w:lvlText w:val="o"/>
+      <w:lvlJc w:val="left"/>
+      <w:pPr>
+        <w:ind w:left="4309" w:hanging="360"/>
+      </w:pPr>
+      <w:rPr>
+        <w:rFonts w:ascii="Courier New" w:hAnsi="Courier New" w:cs="Courier New" w:hint="default"/>
+      </w:rPr>
+    </w:lvl>
+    <w:lvl w:ilvl="5" w:tplc="04100005" w:tentative="1">
+      <w:start w:val="1"/>
+      <w:numFmt w:val="bullet"/>
+      <w:lvlText w:val=""/>
+      <w:lvlJc w:val="left"/>
+      <w:pPr>
+        <w:ind w:left="5029" w:hanging="360"/>
+      </w:pPr>
+      <w:rPr>
+        <w:rFonts w:ascii="Wingdings" w:hAnsi="Wingdings" w:hint="default"/>
+      </w:rPr>
+    </w:lvl>
+    <w:lvl w:ilvl="6" w:tplc="04100001" w:tentative="1">
+      <w:start w:val="1"/>
+      <w:numFmt w:val="bullet"/>
+      <w:lvlText w:val=""/>
+      <w:lvlJc w:val="left"/>
+      <w:pPr>
+        <w:ind w:left="5749" w:hanging="360"/>
+      </w:pPr>
+      <w:rPr>
+        <w:rFonts w:ascii="Symbol" w:hAnsi="Symbol" w:hint="default"/>
+      </w:rPr>
+    </w:lvl>
+    <w:lvl w:ilvl="7" w:tplc="04100003" w:tentative="1">
+      <w:start w:val="1"/>
+      <w:numFmt w:val="bullet"/>
+      <w:lvlText w:val="o"/>
+      <w:lvlJc w:val="left"/>
+      <w:pPr>
+        <w:ind w:left="6469" w:hanging="360"/>
+      </w:pPr>
+      <w:rPr>
+        <w:rFonts w:ascii="Courier New" w:hAnsi="Courier New" w:cs="Courier New" w:hint="default"/>
+      </w:rPr>
+    </w:lvl>
+    <w:lvl w:ilvl="8" w:tplc="04100005" w:tentative="1">
+      <w:start w:val="1"/>
+      <w:numFmt w:val="bullet"/>
+      <w:lvlText w:val=""/>
+      <w:lvlJc w:val="left"/>
+      <w:pPr>
+        <w:ind w:left="7189" w:hanging="360"/>
+      </w:pPr>
+      <w:rPr>
+        <w:rFonts w:ascii="Wingdings" w:hAnsi="Wingdings" w:hint="default"/>
+      </w:rPr>
+    </w:lvl>
+  </w:abstractNum>
+  <w:abstractNum w:abstractNumId="32" w15:restartNumberingAfterBreak="0">
     <w:nsid w:val="68491594"/>
     <w:multiLevelType w:val="multilevel"/>
     <w:tmpl w:val="C8F4DA3C"/>
@@ -7807,7 +9496,7 @@
       </w:rPr>
     </w:lvl>
   </w:abstractNum>
-  <w:abstractNum w:abstractNumId="29" w15:restartNumberingAfterBreak="0">
+  <w:abstractNum w:abstractNumId="33" w15:restartNumberingAfterBreak="0">
     <w:nsid w:val="687E0260"/>
     <w:multiLevelType w:val="multilevel"/>
     <w:tmpl w:val="00000001"/>
@@ -7920,7 +9609,120 @@
       </w:pPr>
     </w:lvl>
   </w:abstractNum>
-  <w:abstractNum w:abstractNumId="30" w15:restartNumberingAfterBreak="0">
+  <w:abstractNum w:abstractNumId="34" w15:restartNumberingAfterBreak="0">
+    <w:nsid w:val="6B9B6A93"/>
+    <w:multiLevelType w:val="hybridMultilevel"/>
+    <w:tmpl w:val="16286834"/>
+    <w:lvl w:ilvl="0" w:tplc="04100003">
+      <w:start w:val="1"/>
+      <w:numFmt w:val="bullet"/>
+      <w:lvlText w:val="o"/>
+      <w:lvlJc w:val="left"/>
+      <w:pPr>
+        <w:ind w:left="2138" w:hanging="360"/>
+      </w:pPr>
+      <w:rPr>
+        <w:rFonts w:ascii="Courier New" w:hAnsi="Courier New" w:cs="Courier New" w:hint="default"/>
+      </w:rPr>
+    </w:lvl>
+    <w:lvl w:ilvl="1" w:tplc="04100003" w:tentative="1">
+      <w:start w:val="1"/>
+      <w:numFmt w:val="bullet"/>
+      <w:lvlText w:val="o"/>
+      <w:lvlJc w:val="left"/>
+      <w:pPr>
+        <w:ind w:left="2858" w:hanging="360"/>
+      </w:pPr>
+      <w:rPr>
+        <w:rFonts w:ascii="Courier New" w:hAnsi="Courier New" w:cs="Courier New" w:hint="default"/>
+      </w:rPr>
+    </w:lvl>
+    <w:lvl w:ilvl="2" w:tplc="04100005" w:tentative="1">
+      <w:start w:val="1"/>
+      <w:numFmt w:val="bullet"/>
+      <w:lvlText w:val=""/>
+      <w:lvlJc w:val="left"/>
+      <w:pPr>
+        <w:ind w:left="3578" w:hanging="360"/>
+      </w:pPr>
+      <w:rPr>
+        <w:rFonts w:ascii="Wingdings" w:hAnsi="Wingdings" w:hint="default"/>
+      </w:rPr>
+    </w:lvl>
+    <w:lvl w:ilvl="3" w:tplc="04100001" w:tentative="1">
+      <w:start w:val="1"/>
+      <w:numFmt w:val="bullet"/>
+      <w:lvlText w:val=""/>
+      <w:lvlJc w:val="left"/>
+      <w:pPr>
+        <w:ind w:left="4298" w:hanging="360"/>
+      </w:pPr>
+      <w:rPr>
+        <w:rFonts w:ascii="Symbol" w:hAnsi="Symbol" w:hint="default"/>
+      </w:rPr>
+    </w:lvl>
+    <w:lvl w:ilvl="4" w:tplc="04100003" w:tentative="1">
+      <w:start w:val="1"/>
+      <w:numFmt w:val="bullet"/>
+      <w:lvlText w:val="o"/>
+      <w:lvlJc w:val="left"/>
+      <w:pPr>
+        <w:ind w:left="5018" w:hanging="360"/>
+      </w:pPr>
+      <w:rPr>
+        <w:rFonts w:ascii="Courier New" w:hAnsi="Courier New" w:cs="Courier New" w:hint="default"/>
+      </w:rPr>
+    </w:lvl>
+    <w:lvl w:ilvl="5" w:tplc="04100005" w:tentative="1">
+      <w:start w:val="1"/>
+      <w:numFmt w:val="bullet"/>
+      <w:lvlText w:val=""/>
+      <w:lvlJc w:val="left"/>
+      <w:pPr>
+        <w:ind w:left="5738" w:hanging="360"/>
+      </w:pPr>
+      <w:rPr>
+        <w:rFonts w:ascii="Wingdings" w:hAnsi="Wingdings" w:hint="default"/>
+      </w:rPr>
+    </w:lvl>
+    <w:lvl w:ilvl="6" w:tplc="04100001" w:tentative="1">
+      <w:start w:val="1"/>
+      <w:numFmt w:val="bullet"/>
+      <w:lvlText w:val=""/>
+      <w:lvlJc w:val="left"/>
+      <w:pPr>
+        <w:ind w:left="6458" w:hanging="360"/>
+      </w:pPr>
+      <w:rPr>
+        <w:rFonts w:ascii="Symbol" w:hAnsi="Symbol" w:hint="default"/>
+      </w:rPr>
+    </w:lvl>
+    <w:lvl w:ilvl="7" w:tplc="04100003" w:tentative="1">
+      <w:start w:val="1"/>
+      <w:numFmt w:val="bullet"/>
+      <w:lvlText w:val="o"/>
+      <w:lvlJc w:val="left"/>
+      <w:pPr>
+        <w:ind w:left="7178" w:hanging="360"/>
+      </w:pPr>
+      <w:rPr>
+        <w:rFonts w:ascii="Courier New" w:hAnsi="Courier New" w:cs="Courier New" w:hint="default"/>
+      </w:rPr>
+    </w:lvl>
+    <w:lvl w:ilvl="8" w:tplc="04100005" w:tentative="1">
+      <w:start w:val="1"/>
+      <w:numFmt w:val="bullet"/>
+      <w:lvlText w:val=""/>
+      <w:lvlJc w:val="left"/>
+      <w:pPr>
+        <w:ind w:left="7898" w:hanging="360"/>
+      </w:pPr>
+      <w:rPr>
+        <w:rFonts w:ascii="Wingdings" w:hAnsi="Wingdings" w:hint="default"/>
+      </w:rPr>
+    </w:lvl>
+  </w:abstractNum>
+  <w:abstractNum w:abstractNumId="35" w15:restartNumberingAfterBreak="0">
     <w:nsid w:val="74E12702"/>
     <w:multiLevelType w:val="hybridMultilevel"/>
     <w:tmpl w:val="60F880AA"/>
@@ -8006,7 +9808,7 @@
       </w:pPr>
     </w:lvl>
   </w:abstractNum>
-  <w:abstractNum w:abstractNumId="31" w15:restartNumberingAfterBreak="0">
+  <w:abstractNum w:abstractNumId="36" w15:restartNumberingAfterBreak="0">
     <w:nsid w:val="74FA6749"/>
     <w:multiLevelType w:val="multilevel"/>
     <w:tmpl w:val="C8F4DA3C"/>
@@ -8127,7 +9929,7 @@
       </w:rPr>
     </w:lvl>
   </w:abstractNum>
-  <w:abstractNum w:abstractNumId="32" w15:restartNumberingAfterBreak="0">
+  <w:abstractNum w:abstractNumId="37" w15:restartNumberingAfterBreak="0">
     <w:nsid w:val="7659093E"/>
     <w:multiLevelType w:val="multilevel"/>
     <w:tmpl w:val="C8F4DA3C"/>
@@ -8248,7 +10050,7 @@
       </w:rPr>
     </w:lvl>
   </w:abstractNum>
-  <w:abstractNum w:abstractNumId="33" w15:restartNumberingAfterBreak="0">
+  <w:abstractNum w:abstractNumId="38" w15:restartNumberingAfterBreak="0">
     <w:nsid w:val="7CCE2BA3"/>
     <w:multiLevelType w:val="hybridMultilevel"/>
     <w:tmpl w:val="A20AD9D2"/>
@@ -8350,67 +10152,67 @@
     <w:abstractNumId w:val="4"/>
   </w:num>
   <w:num w:numId="6" w16cid:durableId="1681200572">
-    <w:abstractNumId w:val="23"/>
+    <w:abstractNumId w:val="26"/>
   </w:num>
   <w:num w:numId="7" w16cid:durableId="2071003935">
-    <w:abstractNumId w:val="29"/>
+    <w:abstractNumId w:val="33"/>
   </w:num>
   <w:num w:numId="8" w16cid:durableId="1540438857">
-    <w:abstractNumId w:val="10"/>
+    <w:abstractNumId w:val="11"/>
   </w:num>
   <w:num w:numId="9" w16cid:durableId="354161101">
-    <w:abstractNumId w:val="10"/>
+    <w:abstractNumId w:val="11"/>
   </w:num>
   <w:num w:numId="10" w16cid:durableId="636185670">
-    <w:abstractNumId w:val="17"/>
+    <w:abstractNumId w:val="20"/>
   </w:num>
   <w:num w:numId="11" w16cid:durableId="2026519637">
-    <w:abstractNumId w:val="12"/>
+    <w:abstractNumId w:val="13"/>
   </w:num>
   <w:num w:numId="12" w16cid:durableId="1443572107">
     <w:abstractNumId w:val="7"/>
   </w:num>
   <w:num w:numId="13" w16cid:durableId="1680347482">
-    <w:abstractNumId w:val="24"/>
+    <w:abstractNumId w:val="27"/>
   </w:num>
   <w:num w:numId="14" w16cid:durableId="1266769575">
-    <w:abstractNumId w:val="18"/>
+    <w:abstractNumId w:val="21"/>
   </w:num>
   <w:num w:numId="15" w16cid:durableId="16659908">
-    <w:abstractNumId w:val="27"/>
+    <w:abstractNumId w:val="30"/>
   </w:num>
   <w:num w:numId="16" w16cid:durableId="1862696292">
-    <w:abstractNumId w:val="25"/>
+    <w:abstractNumId w:val="28"/>
   </w:num>
   <w:num w:numId="17" w16cid:durableId="646474099">
-    <w:abstractNumId w:val="9"/>
+    <w:abstractNumId w:val="10"/>
   </w:num>
   <w:num w:numId="18" w16cid:durableId="1793285127">
-    <w:abstractNumId w:val="19"/>
+    <w:abstractNumId w:val="22"/>
   </w:num>
   <w:num w:numId="19" w16cid:durableId="202911112">
-    <w:abstractNumId w:val="33"/>
+    <w:abstractNumId w:val="38"/>
   </w:num>
   <w:num w:numId="20" w16cid:durableId="4943408">
     <w:abstractNumId w:val="6"/>
   </w:num>
   <w:num w:numId="21" w16cid:durableId="709576782">
-    <w:abstractNumId w:val="13"/>
+    <w:abstractNumId w:val="14"/>
   </w:num>
   <w:num w:numId="22" w16cid:durableId="510147163">
-    <w:abstractNumId w:val="30"/>
+    <w:abstractNumId w:val="35"/>
   </w:num>
   <w:num w:numId="23" w16cid:durableId="1096175075">
-    <w:abstractNumId w:val="21"/>
+    <w:abstractNumId w:val="24"/>
   </w:num>
   <w:num w:numId="24" w16cid:durableId="353848472">
-    <w:abstractNumId w:val="14"/>
+    <w:abstractNumId w:val="15"/>
   </w:num>
   <w:num w:numId="25" w16cid:durableId="43260700">
-    <w:abstractNumId w:val="22"/>
+    <w:abstractNumId w:val="25"/>
   </w:num>
   <w:num w:numId="26" w16cid:durableId="741872924">
-    <w:abstractNumId w:val="10"/>
+    <w:abstractNumId w:val="11"/>
     <w:lvlOverride w:ilvl="0">
       <w:startOverride w:val="1"/>
     </w:lvlOverride>
@@ -8440,13 +10242,13 @@
     </w:lvlOverride>
   </w:num>
   <w:num w:numId="27" w16cid:durableId="216474933">
-    <w:abstractNumId w:val="11"/>
+    <w:abstractNumId w:val="12"/>
   </w:num>
   <w:num w:numId="28" w16cid:durableId="2068606240">
-    <w:abstractNumId w:val="15"/>
+    <w:abstractNumId w:val="17"/>
   </w:num>
   <w:num w:numId="29" w16cid:durableId="1952475793">
-    <w:abstractNumId w:val="28"/>
+    <w:abstractNumId w:val="32"/>
   </w:num>
   <w:num w:numId="30" w16cid:durableId="1598706192">
     <w:abstractNumId w:val="5"/>
@@ -8455,19 +10257,34 @@
     <w:abstractNumId w:val="8"/>
   </w:num>
   <w:num w:numId="32" w16cid:durableId="854459494">
-    <w:abstractNumId w:val="32"/>
+    <w:abstractNumId w:val="37"/>
   </w:num>
   <w:num w:numId="33" w16cid:durableId="2102329784">
-    <w:abstractNumId w:val="26"/>
+    <w:abstractNumId w:val="29"/>
   </w:num>
   <w:num w:numId="34" w16cid:durableId="787314231">
-    <w:abstractNumId w:val="31"/>
+    <w:abstractNumId w:val="36"/>
   </w:num>
   <w:num w:numId="35" w16cid:durableId="6254848">
-    <w:abstractNumId w:val="20"/>
+    <w:abstractNumId w:val="23"/>
   </w:num>
   <w:num w:numId="36" w16cid:durableId="1758937890">
+    <w:abstractNumId w:val="18"/>
+  </w:num>
+  <w:num w:numId="37" w16cid:durableId="1870869743">
+    <w:abstractNumId w:val="34"/>
+  </w:num>
+  <w:num w:numId="38" w16cid:durableId="153184791">
+    <w:abstractNumId w:val="19"/>
+  </w:num>
+  <w:num w:numId="39" w16cid:durableId="26684535">
+    <w:abstractNumId w:val="9"/>
+  </w:num>
+  <w:num w:numId="40" w16cid:durableId="272713800">
     <w:abstractNumId w:val="16"/>
+  </w:num>
+  <w:num w:numId="41" w16cid:durableId="1547715577">
+    <w:abstractNumId w:val="31"/>
   </w:num>
 </w:numbering>
 </file>
@@ -8944,6 +10761,7 @@
   <w:style w:type="character" w:default="1" w:styleId="Carpredefinitoparagrafo">
     <w:name w:val="Default Paragraph Font"/>
     <w:uiPriority w:val="1"/>
+    <w:semiHidden/>
     <w:unhideWhenUsed/>
   </w:style>
   <w:style w:type="table" w:default="1" w:styleId="Tabellanormale">

--- a/Deliverables/RAD_GGEyewear.docx
+++ b/Deliverables/RAD_GGEyewear.docx
@@ -171,7 +171,7 @@
           <w:sz w:val="36"/>
           <w:lang w:val="en-US"/>
         </w:rPr>
-        <w:t>0</w:t>
+        <w:t>1</w:t>
       </w:r>
       <w:r>
         <w:rPr>
@@ -1341,6 +1341,12 @@
                 <w:sz w:val="20"/>
               </w:rPr>
             </w:pPr>
+            <w:r>
+              <w:rPr>
+                <w:sz w:val="20"/>
+              </w:rPr>
+              <w:t>22/10/2026</w:t>
+            </w:r>
           </w:p>
         </w:tc>
         <w:tc>
@@ -1359,6 +1365,12 @@
                 <w:sz w:val="20"/>
               </w:rPr>
             </w:pPr>
+            <w:r>
+              <w:rPr>
+                <w:sz w:val="20"/>
+              </w:rPr>
+              <w:t>2.1</w:t>
+            </w:r>
           </w:p>
         </w:tc>
         <w:tc>
@@ -1377,6 +1389,12 @@
                 <w:sz w:val="20"/>
               </w:rPr>
             </w:pPr>
+            <w:r>
+              <w:rPr>
+                <w:sz w:val="20"/>
+              </w:rPr>
+              <w:t>Finiti alcuni requisiti funzionali lasciati incompleti a seguito di chiarimenti con il resto del team</w:t>
+            </w:r>
           </w:p>
         </w:tc>
         <w:tc>
@@ -1396,6 +1414,12 @@
                 <w:sz w:val="20"/>
               </w:rPr>
             </w:pPr>
+            <w:r>
+              <w:rPr>
+                <w:sz w:val="20"/>
+              </w:rPr>
+              <w:t>Angelica D’Aquila</w:t>
+            </w:r>
           </w:p>
         </w:tc>
       </w:tr>
@@ -4268,13 +4292,13 @@
         <w:ind w:left="426" w:hanging="426"/>
         <w:jc w:val="left"/>
       </w:pPr>
-      <w:bookmarkStart w:id="0" w:name="_Hlk243298281"/>
-      <w:bookmarkStart w:id="1" w:name="_Toc243380166"/>
+      <w:bookmarkStart w:id="0" w:name="_Toc243380166"/>
+      <w:bookmarkStart w:id="1" w:name="_Hlk243298281"/>
       <w:r>
         <w:lastRenderedPageBreak/>
         <w:t>INTRODUCTION</w:t>
       </w:r>
-      <w:bookmarkEnd w:id="1"/>
+      <w:bookmarkEnd w:id="0"/>
     </w:p>
     <w:p>
       <w:pPr>
@@ -4286,7 +4310,7 @@
         <w:ind w:left="716" w:hanging="432"/>
       </w:pPr>
       <w:bookmarkStart w:id="2" w:name="_Toc243380167"/>
-      <w:bookmarkEnd w:id="0"/>
+      <w:bookmarkEnd w:id="1"/>
       <w:r>
         <w:t>Purpose of the system</w:t>
       </w:r>
@@ -4342,10 +4366,7 @@
         <w:jc w:val="both"/>
       </w:pPr>
       <w:r>
-        <w:t>L</w:t>
-      </w:r>
-      <w:r>
-        <w:t>e funzionalità incluse nell’ambito del sistema sono:</w:t>
+        <w:t>Le funzionalità incluse nell’ambito del sistema sono:</w:t>
       </w:r>
     </w:p>
     <w:p>
@@ -4385,13 +4406,7 @@
         <w:rPr>
           <w:rFonts w:ascii="Times New Roman" w:hAnsi="Times New Roman" w:cs="Times New Roman"/>
         </w:rPr>
-        <w:t>Possibilità di autenticarsi al proprio account e registrarsi se no</w:t>
-      </w:r>
-      <w:r>
-        <w:rPr>
-          <w:rFonts w:ascii="Times New Roman" w:hAnsi="Times New Roman" w:cs="Times New Roman"/>
-        </w:rPr>
-        <w:t>n se n’è possiede già uno</w:t>
+        <w:t>Possibilità di autenticarsi al proprio account e registrarsi se non se n’è possiede già uno</w:t>
       </w:r>
     </w:p>
     <w:p>
@@ -4411,7 +4426,19 @@
         <w:rPr>
           <w:rFonts w:ascii="Times New Roman" w:hAnsi="Times New Roman" w:cs="Times New Roman"/>
         </w:rPr>
-        <w:t>Visualizzazione del catalogo con tutti gli occhiali, ricercare occhiali per nome con una barra di ricerca, cliccare sul paio desiderato per leggerne il prezzo e i colori disponibili</w:t>
+        <w:t xml:space="preserve">Visualizzazione del catalogo con tutti gli occhiali, ricercare occhiali </w:t>
+      </w:r>
+      <w:r>
+        <w:rPr>
+          <w:rFonts w:ascii="Times New Roman" w:hAnsi="Times New Roman" w:cs="Times New Roman"/>
+        </w:rPr>
+        <w:t>tramite vari filtri di ricerca (marca, genere, montatura, e altri)</w:t>
+      </w:r>
+      <w:r>
+        <w:rPr>
+          <w:rFonts w:ascii="Times New Roman" w:hAnsi="Times New Roman" w:cs="Times New Roman"/>
+        </w:rPr>
+        <w:t>, cliccare sul paio desiderato per leggerne il prezzo e i colori disponibili</w:t>
       </w:r>
     </w:p>
     <w:p>
@@ -4431,19 +4458,7 @@
         <w:rPr>
           <w:rFonts w:ascii="Times New Roman" w:hAnsi="Times New Roman" w:cs="Times New Roman"/>
         </w:rPr>
-        <w:t>Gestione del carrello (inserimento prodotti e visualizzazione degli occhiali gi</w:t>
-      </w:r>
-      <w:r>
-        <w:rPr>
-          <w:rFonts w:ascii="Times New Roman" w:hAnsi="Times New Roman" w:cs="Times New Roman"/>
-        </w:rPr>
-        <w:t>à</w:t>
-      </w:r>
-      <w:r>
-        <w:rPr>
-          <w:rFonts w:ascii="Times New Roman" w:hAnsi="Times New Roman" w:cs="Times New Roman"/>
-        </w:rPr>
-        <w:t xml:space="preserve"> inseriti), effettuare il checkout inserendo i dati necessari</w:t>
+        <w:t>Gestione del carrello (inserimento prodotti e visualizzazione degli occhiali già inseriti), effettuare il checkout inserendo i dati necessari</w:t>
       </w:r>
     </w:p>
     <w:p>
@@ -4546,22 +4561,7 @@
         <w:rPr>
           <w:rFonts w:ascii="Times New Roman" w:hAnsi="Times New Roman" w:cs="Times New Roman"/>
         </w:rPr>
-        <w:t xml:space="preserve">Order Manager: accesso a un’area dove è possibile visualizzare gli ordini effettuati dai clienti con tutti i dati associati, filtrarli all’occorrenza per una determinata data o cliente </w:t>
-      </w:r>
-      <w:r>
-        <w:rPr>
-          <w:rFonts w:ascii="Times New Roman" w:hAnsi="Times New Roman" w:cs="Times New Roman"/>
-          <w:b/>
-          <w:bCs/>
-          <w:color w:val="EE0000"/>
-        </w:rPr>
-        <w:t>(DICI AGLI ALTRI) (forse metti in problem statement)?</w:t>
-      </w:r>
-      <w:r>
-        <w:rPr>
-          <w:rFonts w:ascii="Times New Roman" w:hAnsi="Times New Roman" w:cs="Times New Roman"/>
-        </w:rPr>
-        <w:t>, e la possibilità di cambiare lo stato dell’ordine da “in lavorazione”, a “spedito”, successivamente “in consegna”, infine “consegnato”</w:t>
+        <w:t>Order Manager: accesso a un’area dove è possibile visualizzare gli ordini effettuati dai clienti con tutti i dati associati, filtrarli all’occorrenza per una determinata data o cliente e la possibilità di cambiare lo stato dell’ordine da “in lavorazione”, a “spedito”, successivamente “in consegna”, infine “consegnato”</w:t>
       </w:r>
     </w:p>
     <w:p>
@@ -4611,13 +4611,7 @@
         <w:rPr>
           <w:rFonts w:ascii="Times New Roman" w:hAnsi="Times New Roman" w:cs="Times New Roman"/>
         </w:rPr>
-        <w:t>Gestione della paga dei dipendenti (</w:t>
-      </w:r>
-      <w:r>
-        <w:rPr>
-          <w:rFonts w:ascii="Times New Roman" w:hAnsi="Times New Roman" w:cs="Times New Roman"/>
-        </w:rPr>
-        <w:t>è un aspetto che si preferisce tenere lontano dal sito utilizzato anche dai consumer)</w:t>
+        <w:t>Gestione della paga dei dipendenti (è un aspetto che si preferisce tenere lontano dal sito utilizzato anche dai consumer)</w:t>
       </w:r>
     </w:p>
     <w:p>
@@ -4687,20 +4681,7 @@
         <w:rPr>
           <w:rFonts w:ascii="Times New Roman" w:hAnsi="Times New Roman" w:cs="Times New Roman"/>
         </w:rPr>
-        <w:t>E</w:t>
-      </w:r>
-      <w:r>
-        <w:rPr>
-          <w:rFonts w:ascii="Times New Roman" w:hAnsi="Times New Roman" w:cs="Times New Roman"/>
-        </w:rPr>
-        <w:t xml:space="preserve">spansione territoriale dell’area di influenza del negozio: rendere il catalogo disponibile anche per persone che sono impossibilitate a recarsi al negozio fisico, </w:t>
-      </w:r>
-      <w:r>
-        <w:rPr>
-          <w:rFonts w:ascii="Times New Roman" w:hAnsi="Times New Roman" w:cs="Times New Roman"/>
-        </w:rPr>
-        <w:lastRenderedPageBreak/>
-        <w:t>permettendo a futuri clienti da acquistare da negozi locali basati in Italia anche se lontano dalla loro zona</w:t>
+        <w:t>Espansione territoriale dell’area di influenza del negozio: rendere il catalogo disponibile anche per persone che sono impossibilitate a recarsi al negozio fisico, permettendo a futuri clienti da acquistare da negozi locali basati in Italia anche se lontano dalla loro zona</w:t>
       </w:r>
     </w:p>
     <w:p>
@@ -4716,15 +4697,10 @@
         <w:rPr>
           <w:b/>
           <w:bCs/>
-          <w:color w:val="EE0000"/>
-        </w:rPr>
-        <w:t>DAI UN NOME</w:t>
-      </w:r>
-      <w:r>
-        <w:rPr>
-          <w:color w:val="EE0000"/>
-        </w:rPr>
-        <w:t xml:space="preserve"> </w:t>
+          <w:color w:val="000000" w:themeColor="text1"/>
+        </w:rPr>
+        <w:lastRenderedPageBreak/>
+        <w:t xml:space="preserve">Semplicità rispetto alla tassazione di merci: </w:t>
       </w:r>
       <w:r>
         <w:t>dato che il sito è per un negozio italiano il cliente non ha nessun problema per quanto riguarda tasse di dogana o spese di spedizione alte a causa di spedizioni provenienti da un altro paese</w:t>
@@ -4761,6 +4737,14 @@
           <w:color w:val="EE0000"/>
         </w:rPr>
         <w:t>DA FARE</w:t>
+      </w:r>
+      <w:r>
+        <w:rPr>
+          <w:b/>
+          <w:bCs/>
+          <w:color w:val="EE0000"/>
+        </w:rPr>
+        <w:t xml:space="preserve"> alla fine</w:t>
       </w:r>
     </w:p>
     <w:p>
@@ -4858,16 +4842,7 @@
         <w:jc w:val="both"/>
       </w:pPr>
       <w:r>
-        <w:t>A</w:t>
-      </w:r>
-      <w:r>
-        <w:t>ttualmente i clienti possono solo visitare il negozio fisicamente e acquistare i prodotti da l</w:t>
-      </w:r>
-      <w:r>
-        <w:t xml:space="preserve">ì: </w:t>
-      </w:r>
-      <w:r>
-        <w:t>non c’è alcun modo per vedere il catalogo con i relativi prezzi online e il negozio non offre spedizioni a casa neanche di prodotti acquistati dal negozio.</w:t>
+        <w:t>Attualmente i clienti possono solo visitare il negozio fisicamente e acquistare i prodotti da lì: non c’è alcun modo per vedere il catalogo con i relativi prezzi online e il negozio non offre spedizioni a casa neanche di prodotti acquistati dal negozio.</w:t>
       </w:r>
     </w:p>
     <w:p>
@@ -4878,13 +4853,7 @@
         <w:jc w:val="both"/>
       </w:pPr>
       <w:r>
-        <w:t xml:space="preserve">I ruoli del PM e MA esistono e hanno le stesse funzioni, ma applicate a uno scenario </w:t>
-      </w:r>
-      <w:r>
-        <w:t>fisico</w:t>
-      </w:r>
-      <w:r>
-        <w:t>. Quindi il PM ha il ruolo di incontrare i rappresentanti di Brand che il negozio è interessato a vendere, stipulare accordi, mettersi d’accordo sui prezzi e gestire l’arrivo della nuova linea al negozio. Il MA ha il ruolo di analizzare i prodotti acquistati, avendo accesso anche all’inventario e a scontrini passati, all’occorrenza può fare grafici e statistiche per aiutarsi; in seguito si relazione con il PM per riferirgli quale prodotti hanno avuto più successo rispetto ad altri, cosi che esso possa decidere se ne vale la pena riordinare determinati paia di occhiali oppure no. L’OM invece nel negozio attuale non esiste dato che è una figura prettamente necessaria al trattamento di spedizioni</w:t>
+        <w:t>I ruoli del PM e MA esistono e hanno le stesse funzioni, ma applicate a uno scenario fisico. Quindi il PM ha il ruolo di incontrare i rappresentanti di Brand che il negozio è interessato a vendere, stipulare accordi, mettersi d’accordo sui prezzi e gestire l’arrivo della nuova linea al negozio. Il MA ha il ruolo di analizzare i prodotti acquistati, avendo accesso anche all’inventario e a scontrini passati, all’occorrenza può fare grafici e statistiche per aiutarsi; in seguito si relazione con il PM per riferirgli quale prodotti hanno avuto più successo rispetto ad altri, cosi che esso possa decidere se ne vale la pena riordinare determinati paia di occhiali oppure no. L’OM invece nel negozio attuale non esiste dato che è una figura prettamente necessaria al trattamento di spedizioni</w:t>
       </w:r>
     </w:p>
     <w:p>
@@ -4973,6 +4942,9 @@
       <w:r>
         <w:t>RF1.1: il sistema deve consentire ai nuovi clienti di creare un account personale compilando un form di registrazione che richiede obbligatoriamente nome, cognome, indirizzo email, password</w:t>
       </w:r>
+      <w:r>
+        <w:t>, conferma della password, numero di telefono, data di nascita, e indirizzo di spedizione predefinito</w:t>
+      </w:r>
     </w:p>
     <w:p>
       <w:pPr>
@@ -4983,19 +4955,7 @@
         <w:ind w:left="709"/>
       </w:pPr>
       <w:r>
-        <w:t>RF1.2: il sistema deve verificare che l’email inserita sia univoca (non gi</w:t>
-      </w:r>
-      <w:r>
-        <w:t>à</w:t>
-      </w:r>
-      <w:r>
-        <w:t xml:space="preserve"> presente nel </w:t>
-      </w:r>
-      <w:r>
-        <w:t>database</w:t>
-      </w:r>
-      <w:r>
-        <w:t>) e sintatticamente valida, e che la password rispetti i vincoli di sicurezza definiti</w:t>
+        <w:t>RF1.2: il sistema deve verificare che l’email inserita sia univoca (non già presente nel database) e sintatticamente valida, e che la password rispetti i vincoli di sicurezza definiti</w:t>
       </w:r>
     </w:p>
     <w:p>
@@ -5019,13 +4979,7 @@
         <w:ind w:left="709"/>
       </w:pPr>
       <w:r>
-        <w:t xml:space="preserve">RF 2.1: il sistema deve consentire all’utente autenticato di </w:t>
-      </w:r>
-      <w:r>
-        <w:t>visualizzare</w:t>
-      </w:r>
-      <w:r>
-        <w:t xml:space="preserve"> un’area personale contenente i propri dati</w:t>
+        <w:t>RF 2.1: il sistema deve consentire all’utente autenticato di visualizzare un’area personale contenente i propri dati</w:t>
       </w:r>
     </w:p>
     <w:p>
@@ -5049,11 +5003,11 @@
         <w:ind w:left="709"/>
       </w:pPr>
       <w:r>
-        <w:t xml:space="preserve">RF3.1: il sistema deve consentire all’utente la visualizzazione di un’area dedicata agli ordini </w:t>
+        <w:t xml:space="preserve">RF3.1: il sistema deve consentire all’utente la visualizzazione di un’area dedicata agli ordini effettuati, dove per ogni ordine sono presenti gli occhiali ordinati, l’indirizzo di spedizione </w:t>
       </w:r>
       <w:r>
         <w:lastRenderedPageBreak/>
-        <w:t>effettuati, dove per ogni ordine sono presenti gli occhiali ordinati, l’indirizzo di spedizione al quale va recapitato il pacco, l’intestatario, e lo stato dell’ordine</w:t>
+        <w:t>al quale va recapitato il pacco, l’intestatario, e lo stato dell’ordine</w:t>
       </w:r>
     </w:p>
     <w:p>
@@ -5088,26 +5042,20 @@
         <w:spacing w:after="100"/>
         <w:ind w:left="709"/>
         <w:rPr>
-          <w:b/>
-          <w:bCs/>
-          <w:color w:val="EE0000"/>
-        </w:rPr>
-      </w:pPr>
-      <w:r>
-        <w:rPr>
-          <w:b/>
-          <w:bCs/>
-          <w:color w:val="EE0000"/>
-        </w:rPr>
-        <w:t>SALTATO RF4 DEL PROBLEM STATEMENT</w:t>
-      </w:r>
-      <w:r>
-        <w:rPr>
-          <w:b/>
-          <w:bCs/>
-          <w:color w:val="EE0000"/>
-        </w:rPr>
-        <w:t>, FARE</w:t>
+          <w:color w:val="000000" w:themeColor="text1"/>
+        </w:rPr>
+      </w:pPr>
+      <w:r>
+        <w:rPr>
+          <w:color w:val="000000" w:themeColor="text1"/>
+        </w:rPr>
+        <w:t>RF4.1</w:t>
+      </w:r>
+      <w:r>
+        <w:rPr>
+          <w:color w:val="000000" w:themeColor="text1"/>
+        </w:rPr>
+        <w:t>: il sistema deve consentire all’utente la navigazione del catalogo e la possibilità di ricercare prodotti specifici con vari filtri di ricerca (in particolar modo marca, genere, montatura, taglia, materiale, forma, colore, prezzo minimo e prezzo massimo); non tutti i filtri devono essere obbligatoriamente compilati</w:t>
       </w:r>
     </w:p>
     <w:p>
@@ -5125,7 +5073,7 @@
         <w:rPr>
           <w:color w:val="000000" w:themeColor="text1"/>
         </w:rPr>
-        <w:t>RF5.1 il sistema deve consentire la possibilità di cliccare su un prodotto provenendo dal catalogo, e all’atto di questo evento vengano mostrate le due foto del prodotto selezionato, il nome, il prezzo, e gli altri colori disponibili (se presenti)</w:t>
+        <w:t>RF4.2: Il sistema deve permettere all’utente di azzerare i filtri se si vuole ritornare a una visione generale del catalogo</w:t>
       </w:r>
     </w:p>
     <w:p>
@@ -5141,41 +5089,400 @@
       </w:pPr>
       <w:r>
         <w:rPr>
-          <w:b/>
-          <w:bCs/>
+          <w:color w:val="000000" w:themeColor="text1"/>
+        </w:rPr>
+        <w:t>RF4.3: Il sistema d</w:t>
+      </w:r>
+      <w:r>
+        <w:rPr>
+          <w:color w:val="000000" w:themeColor="text1"/>
+        </w:rPr>
+        <w:t>à</w:t>
+      </w:r>
+      <w:r>
+        <w:rPr>
+          <w:color w:val="000000" w:themeColor="text1"/>
+        </w:rPr>
+        <w:t xml:space="preserve"> la possibilità di aggiungere sconti a prodotti, perciò è necessario mostrarli tramite un tag apposito su ogni prodotto interessato; questo tag deve essere visibile già dalla pagina del catalogo</w:t>
+      </w:r>
+    </w:p>
+    <w:p>
+      <w:pPr>
+        <w:tabs>
+          <w:tab w:val="left" w:pos="8580"/>
+        </w:tabs>
+        <w:spacing w:after="100"/>
+        <w:ind w:left="709"/>
+        <w:rPr>
+          <w:color w:val="000000" w:themeColor="text1"/>
+        </w:rPr>
+      </w:pPr>
+      <w:r>
+        <w:rPr>
+          <w:color w:val="000000" w:themeColor="text1"/>
+        </w:rPr>
+        <w:t xml:space="preserve">RF5.1 il sistema deve consentire la possibilità di cliccare su un prodotto provenendo dal catalogo, e all’atto di questo evento vengano mostrate le due foto del prodotto selezionato, il nome, il prezzo, </w:t>
+      </w:r>
+      <w:r>
+        <w:rPr>
+          <w:color w:val="000000" w:themeColor="text1"/>
+        </w:rPr>
+        <w:t xml:space="preserve">i dettagli (taglia, genere, materiale, forma e montatura) </w:t>
+      </w:r>
+      <w:r>
+        <w:rPr>
+          <w:color w:val="000000" w:themeColor="text1"/>
+        </w:rPr>
+        <w:t>e gli altri colori disponibili (se presenti)</w:t>
+      </w:r>
+    </w:p>
+    <w:p>
+      <w:pPr>
+        <w:tabs>
+          <w:tab w:val="left" w:pos="8580"/>
+        </w:tabs>
+        <w:spacing w:after="100"/>
+        <w:ind w:left="709"/>
+        <w:rPr>
+          <w:color w:val="000000" w:themeColor="text1"/>
+        </w:rPr>
+      </w:pPr>
+      <w:r>
+        <w:rPr>
+          <w:color w:val="000000" w:themeColor="text1"/>
+        </w:rPr>
+        <w:t xml:space="preserve">RF5.2: Il sistema deve aggiornare la pagina del dettaglio del prodotto con il colore selezionato, indicando chiaramente </w:t>
+      </w:r>
+      <w:r>
+        <w:rPr>
+          <w:color w:val="000000" w:themeColor="text1"/>
+        </w:rPr>
+        <w:t>a schermo quale esso sia con un messaggio, la foto mostrata non cambia a seconda del colore scelto siccome non si dispone di singole foto per ogni variante di colore di ogni occhiale</w:t>
+      </w:r>
+    </w:p>
+    <w:p>
+      <w:pPr>
+        <w:tabs>
+          <w:tab w:val="left" w:pos="8580"/>
+        </w:tabs>
+        <w:spacing w:after="100"/>
+        <w:ind w:left="709"/>
+        <w:rPr>
+          <w:color w:val="000000" w:themeColor="text1"/>
+        </w:rPr>
+      </w:pPr>
+      <w:r>
+        <w:rPr>
+          <w:color w:val="000000" w:themeColor="text1"/>
+        </w:rPr>
+        <w:t>RF6.1: Il sistema deve consentire al cliente sulla pagina del dettaglio prodotto di poter aggiungere il paio di occhiali selezionati nel carrello</w:t>
+      </w:r>
+    </w:p>
+    <w:p>
+      <w:pPr>
+        <w:tabs>
+          <w:tab w:val="left" w:pos="8580"/>
+        </w:tabs>
+        <w:spacing w:after="100"/>
+        <w:ind w:left="709"/>
+        <w:rPr>
+          <w:color w:val="000000" w:themeColor="text1"/>
+        </w:rPr>
+      </w:pPr>
+      <w:r>
+        <w:rPr>
+          <w:color w:val="000000" w:themeColor="text1"/>
+        </w:rPr>
+        <w:t>RF6.2: Il sistema deve permettere al cliente di modificare la quantità del singolo modello di occhiale presente nel carrello sia dal carrello stesso sia dalla pagina del dettaglio prodotto</w:t>
+      </w:r>
+    </w:p>
+    <w:p>
+      <w:pPr>
+        <w:tabs>
+          <w:tab w:val="left" w:pos="8580"/>
+        </w:tabs>
+        <w:spacing w:after="100"/>
+        <w:ind w:left="709"/>
+        <w:rPr>
+          <w:color w:val="000000" w:themeColor="text1"/>
+        </w:rPr>
+      </w:pPr>
+      <w:r>
+        <w:rPr>
+          <w:color w:val="000000" w:themeColor="text1"/>
+        </w:rPr>
+        <w:t>RF6.3: Il sistema deve permettere all’utente non loggato di poter visualizzare il catalogo è e prodotti, e aggiungerli al carrello, ma bisogna bloccarlo se vuole proseguire alla fase di checkout mostrandogli la pagina necessaria per effettuare il login o registrarsi se non possiede un account</w:t>
+      </w:r>
+    </w:p>
+    <w:p>
+      <w:pPr>
+        <w:tabs>
+          <w:tab w:val="left" w:pos="8580"/>
+        </w:tabs>
+        <w:spacing w:after="100"/>
+        <w:ind w:left="709"/>
+        <w:rPr>
+          <w:color w:val="000000" w:themeColor="text1"/>
+        </w:rPr>
+      </w:pPr>
+      <w:r>
+        <w:rPr>
+          <w:color w:val="000000" w:themeColor="text1"/>
+        </w:rPr>
+        <w:t xml:space="preserve">RF7.1: Il sistema, nella fase di checkout, deve mostrare al cliente una scheda precompilata con i suoi dati personali </w:t>
+      </w:r>
+      <w:r>
+        <w:rPr>
+          <w:color w:val="000000" w:themeColor="text1"/>
+        </w:rPr>
+        <w:t>e l’indirizzo di spedizione predefinito</w:t>
+      </w:r>
+      <w:r>
+        <w:rPr>
+          <w:color w:val="000000" w:themeColor="text1"/>
+        </w:rPr>
+        <w:t xml:space="preserve"> </w:t>
+      </w:r>
+      <w:r>
+        <w:rPr>
+          <w:color w:val="000000" w:themeColor="text1"/>
+        </w:rPr>
+        <w:t>(associati al profilo con il quale è loggato)</w:t>
+      </w:r>
+      <w:r>
+        <w:rPr>
+          <w:color w:val="000000" w:themeColor="text1"/>
+        </w:rPr>
+        <w:t xml:space="preserve"> </w:t>
+      </w:r>
+      <w:r>
+        <w:rPr>
+          <w:color w:val="000000" w:themeColor="text1"/>
+        </w:rPr>
+        <w:t>e permettergli di modificarli all’occorrenza</w:t>
+      </w:r>
+      <w:r>
+        <w:rPr>
+          <w:color w:val="000000" w:themeColor="text1"/>
+        </w:rPr>
+        <w:t>. Inoltre deve mostrare la scelta con i metodi di pagamento possibili (carta di credito o contanti alla consegna), e permettere l’inserimento di un numero di carta</w:t>
+      </w:r>
+    </w:p>
+    <w:p>
+      <w:pPr>
+        <w:tabs>
+          <w:tab w:val="left" w:pos="8580"/>
+        </w:tabs>
+        <w:spacing w:after="100"/>
+        <w:ind w:left="709"/>
+        <w:rPr>
+          <w:color w:val="000000" w:themeColor="text1"/>
+        </w:rPr>
+      </w:pPr>
+      <w:r>
+        <w:rPr>
+          <w:color w:val="000000" w:themeColor="text1"/>
+        </w:rPr>
+        <w:t>RF7.2:</w:t>
+      </w:r>
+      <w:r>
+        <w:rPr>
+          <w:color w:val="000000" w:themeColor="text1"/>
+        </w:rPr>
+        <w:t xml:space="preserve"> Il sistema deve offrire controlli sui dati inseriti dall’utente in modo immediato, senza ricaricare la pagina, mostrando un messaggio a schermo per indicare se sono sintatticamente corretti</w:t>
+      </w:r>
+      <w:r>
+        <w:rPr>
+          <w:color w:val="000000" w:themeColor="text1"/>
+        </w:rPr>
+        <w:t>, e se c’è bisogno che vengano corretti per consentire l’invio dell’ordine</w:t>
+      </w:r>
+    </w:p>
+    <w:p>
+      <w:pPr>
+        <w:tabs>
+          <w:tab w:val="left" w:pos="8580"/>
+        </w:tabs>
+        <w:spacing w:after="100"/>
+        <w:ind w:left="709"/>
+        <w:rPr>
+          <w:color w:val="000000" w:themeColor="text1"/>
+        </w:rPr>
+      </w:pPr>
+      <w:r>
+        <w:rPr>
+          <w:color w:val="000000" w:themeColor="text1"/>
+        </w:rPr>
+        <w:t xml:space="preserve">RF8.1: Il sistema deve consentire esclusivamente al Product Manager di poter aggiungere nuovi prodotti al catalogo, specificando nome, </w:t>
+      </w:r>
+      <w:r>
+        <w:rPr>
+          <w:color w:val="000000" w:themeColor="text1"/>
+        </w:rPr>
+        <w:t>taglia, genere, materiale, forma, montatura,</w:t>
+      </w:r>
+      <w:r>
+        <w:rPr>
+          <w:color w:val="000000" w:themeColor="text1"/>
+        </w:rPr>
+        <w:t xml:space="preserve"> </w:t>
+      </w:r>
+      <w:r>
+        <w:rPr>
+          <w:color w:val="000000" w:themeColor="text1"/>
+        </w:rPr>
+        <w:t>foto</w:t>
+      </w:r>
+      <w:r>
+        <w:rPr>
+          <w:color w:val="000000" w:themeColor="text1"/>
+        </w:rPr>
+        <w:t xml:space="preserve"> e quantità disponibile in magazzino</w:t>
+      </w:r>
+    </w:p>
+    <w:p>
+      <w:pPr>
+        <w:tabs>
+          <w:tab w:val="left" w:pos="8580"/>
+        </w:tabs>
+        <w:spacing w:after="100"/>
+        <w:ind w:left="709"/>
+        <w:rPr>
+          <w:color w:val="000000" w:themeColor="text1"/>
+        </w:rPr>
+      </w:pPr>
+      <w:r>
+        <w:rPr>
+          <w:color w:val="000000" w:themeColor="text1"/>
+        </w:rPr>
+        <w:t xml:space="preserve">RF8.2: Il sistema deve permettere al Product Manager di poter eliminare un prodotto tramite </w:t>
+      </w:r>
+      <w:r>
+        <w:rPr>
+          <w:color w:val="000000" w:themeColor="text1"/>
+        </w:rPr>
+        <w:lastRenderedPageBreak/>
+        <w:t>il “soft delete”, cioè renderlo non visibile ai clienti ma mantenendolo disponibile dal lato gestionale, così da non interferire con la memorizzazione dello storico di ordini e prezzi</w:t>
+      </w:r>
+    </w:p>
+    <w:p>
+      <w:pPr>
+        <w:tabs>
+          <w:tab w:val="left" w:pos="8580"/>
+        </w:tabs>
+        <w:spacing w:after="100"/>
+        <w:ind w:left="709"/>
+        <w:rPr>
+          <w:color w:val="000000" w:themeColor="text1"/>
+        </w:rPr>
+      </w:pPr>
+      <w:r>
+        <w:rPr>
+          <w:color w:val="000000" w:themeColor="text1"/>
+        </w:rPr>
+        <w:t>RF9.1: Il sistema deve permettere esclusivamente all’Order Manager di poter visualizzare una lista di ordini</w:t>
+      </w:r>
+      <w:r>
+        <w:rPr>
+          <w:color w:val="000000" w:themeColor="text1"/>
+        </w:rPr>
+        <w:t xml:space="preserve"> con il nome e il cognome di chi l’ha effettuato, l’indirizzo di spedizione selezionato, la data, il totale speso, i prodotti ordinati</w:t>
+      </w:r>
+    </w:p>
+    <w:p>
+      <w:pPr>
+        <w:tabs>
+          <w:tab w:val="left" w:pos="8580"/>
+        </w:tabs>
+        <w:spacing w:after="100"/>
+        <w:ind w:left="709"/>
+        <w:rPr>
+          <w:color w:val="000000" w:themeColor="text1"/>
+        </w:rPr>
+      </w:pPr>
+      <w:r>
+        <w:rPr>
+          <w:color w:val="000000" w:themeColor="text1"/>
+        </w:rPr>
+        <w:t xml:space="preserve">RF9.2: Il sistema deve </w:t>
+      </w:r>
+      <w:r>
+        <w:rPr>
+          <w:color w:val="000000" w:themeColor="text1"/>
+        </w:rPr>
+        <w:t xml:space="preserve">mettere a </w:t>
+      </w:r>
+      <w:r>
+        <w:rPr>
+          <w:color w:val="000000" w:themeColor="text1"/>
+        </w:rPr>
+        <w:t>disposizione</w:t>
+      </w:r>
+      <w:r>
+        <w:rPr>
+          <w:color w:val="000000" w:themeColor="text1"/>
+        </w:rPr>
+        <w:t xml:space="preserve"> all’Order Manager </w:t>
+      </w:r>
+      <w:r>
+        <w:rPr>
+          <w:color w:val="000000" w:themeColor="text1"/>
+        </w:rPr>
+        <w:t>i comandi necessari per ogni ordine per permettergli</w:t>
+      </w:r>
+      <w:r>
+        <w:rPr>
+          <w:color w:val="000000" w:themeColor="text1"/>
+        </w:rPr>
+        <w:t xml:space="preserve"> di modificare lo stato in “in lavorazione”, “spedito”, “in consegna” o “consegnato” e di salvare questo stato scelto</w:t>
+      </w:r>
+    </w:p>
+    <w:p>
+      <w:pPr>
+        <w:tabs>
+          <w:tab w:val="left" w:pos="8580"/>
+        </w:tabs>
+        <w:spacing w:after="100"/>
+        <w:ind w:left="709"/>
+        <w:rPr>
+          <w:color w:val="000000" w:themeColor="text1"/>
+        </w:rPr>
+      </w:pPr>
+      <w:r>
+        <w:rPr>
+          <w:color w:val="000000" w:themeColor="text1"/>
+        </w:rPr>
+        <w:t>RF9.3: Il sistema deve permettere all’Order Manager di poter filtrare gli ordini per data, cliente, tipo di occhiale, marca, stato dell’ordine, metodo di pagamento, e prezzo</w:t>
+      </w:r>
+      <w:r>
+        <w:rPr>
+          <w:color w:val="000000" w:themeColor="text1"/>
+        </w:rPr>
+        <w:t>, e di poter azzerare i suddetti filtri se si desidera fare una ricerca generale</w:t>
+      </w:r>
+    </w:p>
+    <w:p>
+      <w:pPr>
+        <w:tabs>
+          <w:tab w:val="left" w:pos="8580"/>
+        </w:tabs>
+        <w:spacing w:after="100"/>
+        <w:ind w:left="709"/>
+        <w:rPr>
           <w:color w:val="EE0000"/>
         </w:rPr>
-        <w:t>POSSIBILE</w:t>
+      </w:pPr>
+      <w:r>
+        <w:rPr>
+          <w:color w:val="000000" w:themeColor="text1"/>
+        </w:rPr>
+        <w:t xml:space="preserve">RF10.1: Il sistema deve permettere esclusivamente al Market Analyzer di accedere a una lista di ordini effettuati dai clienti, dove esso può visualizzare i prodotti ordinati, e filtrarli per data, tipo di occhiale, marca </w:t>
       </w:r>
       <w:r>
         <w:rPr>
           <w:color w:val="EE0000"/>
         </w:rPr>
-        <w:t xml:space="preserve"> </w:t>
-      </w:r>
-      <w:r>
-        <w:rPr>
-          <w:color w:val="000000" w:themeColor="text1"/>
-        </w:rPr>
-        <w:t xml:space="preserve">RF5.2: </w:t>
-      </w:r>
-      <w:r>
-        <w:rPr>
-          <w:color w:val="EE0000"/>
-        </w:rPr>
-        <w:t>da chiarire con gli altri</w:t>
-      </w:r>
-      <w:r>
-        <w:rPr>
-          <w:color w:val="EE0000"/>
-        </w:rPr>
-        <w:t xml:space="preserve">. </w:t>
-      </w:r>
-      <w:r>
-        <w:rPr>
-          <w:color w:val="000000" w:themeColor="text1"/>
-        </w:rPr>
-        <w:t>Il sistema deve aggiornare la pagina del dettaglio del prodotto con il colore selezionato, indicando chiaramente quale esso sia con un messaggio visibile a schermo</w:t>
+        <w:t>finisci</w:t>
       </w:r>
     </w:p>
     <w:p>
@@ -5186,9 +5493,6 @@
           <w:numId w:val="6"/>
         </w:numPr>
       </w:pPr>
-      <w:r>
-        <w:t xml:space="preserve"> </w:t>
-      </w:r>
       <w:bookmarkStart w:id="12" w:name="_Toc243380177"/>
       <w:r>
         <w:t>Nonf</w:t>
@@ -6223,7 +6527,7 @@
         <v:path o:extrusionok="f" gradientshapeok="t" o:connecttype="rect"/>
         <o:lock v:ext="edit" aspectratio="t"/>
       </v:shapetype>
-      <v:shape id="_x0000_i1132" type="#_x0000_t75" style="width:320.4pt;height:249.6pt" o:bullet="t" filled="t">
+      <v:shape id="_x0000_i1059" type="#_x0000_t75" style="width:320.4pt;height:249.6pt" o:bullet="t" filled="t">
         <v:fill color2="black"/>
         <v:imagedata r:id="rId1" o:title=""/>
       </v:shape>

--- a/Deliverables/RAD_GGEyewear.docx
+++ b/Deliverables/RAD_GGEyewear.docx
@@ -1,6 +1,6 @@
 
 <file path=word/document.xml><?xml version="1.0" encoding="utf-8"?>
-<w:document xmlns:wpc="http://schemas.microsoft.com/office/word/2010/wordprocessingCanvas" xmlns:cx="http://schemas.microsoft.com/office/drawing/2014/chartex" xmlns:cx1="http://schemas.microsoft.com/office/drawing/2015/9/8/chartex" xmlns:cx2="http://schemas.microsoft.com/office/drawing/2015/10/21/chartex" xmlns:cx3="http://schemas.microsoft.com/office/drawing/2016/5/9/chartex" xmlns:cx4="http://schemas.microsoft.com/office/drawing/2016/5/10/chartex" xmlns:cx5="http://schemas.microsoft.com/office/drawing/2016/5/11/chartex" xmlns:cx6="http://schemas.microsoft.com/office/drawing/2016/5/12/chartex" xmlns:cx7="http://schemas.microsoft.com/office/drawing/2016/5/13/chartex" xmlns:cx8="http://schemas.microsoft.com/office/drawing/2016/5/14/chartex" xmlns:mc="http://schemas.openxmlformats.org/markup-compatibility/2006" xmlns:aink="http://schemas.microsoft.com/office/drawing/2016/ink" xmlns:am3d="http://schemas.microsoft.com/office/drawing/2017/model3d" xmlns:o="urn:schemas-microsoft-com:office:office" xmlns:oel="http://schemas.microsoft.com/office/2019/extlst" xmlns:r="http://schemas.openxmlformats.org/officeDocument/2006/relationships" xmlns:m="http://schemas.openxmlformats.org/officeDocument/2006/math" xmlns:v="urn:schemas-microsoft-com:vml" xmlns:wp14="http://schemas.microsoft.com/office/word/2010/wordprocessingDrawing" xmlns:wp="http://schemas.openxmlformats.org/drawingml/2006/wordprocessingDrawing" xmlns:w10="urn:schemas-microsoft-com:office:word" xmlns:w="http://schemas.openxmlformats.org/wordprocessingml/2006/main" xmlns:w14="http://schemas.microsoft.com/office/word/2010/wordml" xmlns:w15="http://schemas.microsoft.com/office/word/2012/wordml" xmlns:w16cex="http://schemas.microsoft.com/office/word/2018/wordml/cex" xmlns:w16cid="http://schemas.microsoft.com/office/word/2016/wordml/cid" xmlns:w16="http://schemas.microsoft.com/office/word/2018/wordml" xmlns:w16du="http://schemas.microsoft.com/office/word/2023/wordml/word16du" xmlns:w16sdtdh="http://schemas.microsoft.com/office/word/2020/wordml/sdtdatahash" xmlns:w16sdtfl="http://schemas.microsoft.com/office/word/2024/wordml/sdtformatlock" xmlns:w16se="http://schemas.microsoft.com/office/word/2015/wordml/symex" xmlns:wpg="http://schemas.microsoft.com/office/word/2010/wordprocessingGroup" xmlns:wpi="http://schemas.microsoft.com/office/word/2010/wordprocessingInk" xmlns:wne="http://schemas.microsoft.com/office/word/2006/wordml" xmlns:wps="http://schemas.microsoft.com/office/word/2010/wordprocessingShape" mc:Ignorable="w14 w15 w16se w16cid w16 w16cex w16sdtdh w16sdtfl w16du wp14">
+<w:document xmlns:wpc="http://schemas.microsoft.com/office/word/2010/wordprocessingCanvas" xmlns:cx="http://schemas.microsoft.com/office/drawing/2014/chartex" xmlns:cx1="http://schemas.microsoft.com/office/drawing/2015/9/8/chartex" xmlns:cx2="http://schemas.microsoft.com/office/drawing/2015/10/21/chartex" xmlns:cx3="http://schemas.microsoft.com/office/drawing/2016/5/9/chartex" xmlns:cx4="http://schemas.microsoft.com/office/drawing/2016/5/10/chartex" xmlns:cx5="http://schemas.microsoft.com/office/drawing/2016/5/11/chartex" xmlns:cx6="http://schemas.microsoft.com/office/drawing/2016/5/12/chartex" xmlns:cx7="http://schemas.microsoft.com/office/drawing/2016/5/13/chartex" xmlns:cx8="http://schemas.microsoft.com/office/drawing/2016/5/14/chartex" xmlns:mc="http://schemas.openxmlformats.org/markup-compatibility/2006" xmlns:m="http://schemas.openxmlformats.org/officeDocument/2006/math" xmlns:aink="http://schemas.microsoft.com/office/drawing/2016/ink" xmlns:am3d="http://schemas.microsoft.com/office/drawing/2017/model3d" xmlns:oel="http://schemas.microsoft.com/office/2019/extlst" xmlns:r="http://schemas.openxmlformats.org/officeDocument/2006/relationships" xmlns:wp14="http://schemas.microsoft.com/office/word/2010/wordprocessingDrawing" xmlns:wp="http://schemas.openxmlformats.org/drawingml/2006/wordprocessingDrawing" xmlns:wpg="http://schemas.microsoft.com/office/word/2010/wordprocessingGroup" xmlns:wpi="http://schemas.microsoft.com/office/word/2010/wordprocessingInk" xmlns:wps="http://schemas.microsoft.com/office/word/2010/wordprocessingShape" xmlns:o="urn:schemas-microsoft-com:office:office" xmlns:v="urn:schemas-microsoft-com:vml" xmlns:w10="urn:schemas-microsoft-com:office:word" xmlns:w="http://schemas.openxmlformats.org/wordprocessingml/2006/main" xmlns:w14="http://schemas.microsoft.com/office/word/2010/wordml" xmlns:w15="http://schemas.microsoft.com/office/word/2012/wordml" xmlns:w16cex="http://schemas.microsoft.com/office/word/2018/wordml/cex" xmlns:w16cid="http://schemas.microsoft.com/office/word/2016/wordml/cid" xmlns:w16="http://schemas.microsoft.com/office/word/2018/wordml" xmlns:w16sdtdh="http://schemas.microsoft.com/office/word/2020/wordml/sdtdatahash" xmlns:w16sdtfl="http://schemas.microsoft.com/office/word/2024/wordml/sdtformatlock" xmlns:w16se="http://schemas.microsoft.com/office/word/2015/wordml/symex" xmlns:w16du="http://schemas.microsoft.com/office/word/2023/wordml/word16du" xmlns:wne="http://schemas.microsoft.com/office/word/2006/wordml" mc:Ignorable="w14 w15 w16se w16cid w16 w16cex w16sdtdh w16sdtfl w16du wp14">
   <w:body>
     <w:p/>
     <w:tbl>
@@ -144,8 +144,8 @@
           <w:lang w:val="en-US"/>
         </w:rPr>
         <w:br/>
-        <w:t xml:space="preserve">Versione </w:t>
-      </w:r>
+      </w:r>
+      <w:proofErr w:type="spellStart"/>
       <w:r>
         <w:rPr>
           <w:rFonts w:ascii="Arial" w:hAnsi="Arial"/>
@@ -153,8 +153,9 @@
           <w:sz w:val="36"/>
           <w:lang w:val="en-US"/>
         </w:rPr>
-        <w:t>2</w:t>
-      </w:r>
+        <w:t>Versione</w:t>
+      </w:r>
+      <w:proofErr w:type="spellEnd"/>
       <w:r>
         <w:rPr>
           <w:rFonts w:ascii="Arial" w:hAnsi="Arial"/>
@@ -162,7 +163,7 @@
           <w:sz w:val="36"/>
           <w:lang w:val="en-US"/>
         </w:rPr>
-        <w:t>.</w:t>
+        <w:t xml:space="preserve"> </w:t>
       </w:r>
       <w:r>
         <w:rPr>
@@ -171,7 +172,25 @@
           <w:sz w:val="36"/>
           <w:lang w:val="en-US"/>
         </w:rPr>
-        <w:t>1</w:t>
+        <w:t>2</w:t>
+      </w:r>
+      <w:r>
+        <w:rPr>
+          <w:rFonts w:ascii="Arial" w:hAnsi="Arial"/>
+          <w:b/>
+          <w:sz w:val="36"/>
+          <w:lang w:val="en-US"/>
+        </w:rPr>
+        <w:t>.</w:t>
+      </w:r>
+      <w:r>
+        <w:rPr>
+          <w:rFonts w:ascii="Arial" w:hAnsi="Arial"/>
+          <w:b/>
+          <w:sz w:val="36"/>
+          <w:lang w:val="en-US"/>
+        </w:rPr>
+        <w:t>2</w:t>
       </w:r>
       <w:r>
         <w:rPr>
@@ -397,13 +416,7 @@
         <w:rPr>
           <w:sz w:val="32"/>
         </w:rPr>
-        <w:t>1</w:t>
-      </w:r>
-      <w:r>
-        <w:rPr>
-          <w:sz w:val="32"/>
-        </w:rPr>
-        <w:t>9</w:t>
+        <w:t>23</w:t>
       </w:r>
       <w:r>
         <w:rPr>
@@ -963,13 +976,23 @@
           <w:sz w:val="32"/>
         </w:rPr>
       </w:pPr>
+      <w:proofErr w:type="spellStart"/>
       <w:r>
         <w:rPr>
           <w:rFonts w:ascii="Arial" w:hAnsi="Arial"/>
           <w:b/>
           <w:sz w:val="32"/>
         </w:rPr>
-        <w:t>Revision History</w:t>
+        <w:t>Revision</w:t>
+      </w:r>
+      <w:proofErr w:type="spellEnd"/>
+      <w:r>
+        <w:rPr>
+          <w:rFonts w:ascii="Arial" w:hAnsi="Arial"/>
+          <w:b/>
+          <w:sz w:val="32"/>
+        </w:rPr>
+        <w:t xml:space="preserve"> History</w:t>
       </w:r>
     </w:p>
     <w:tbl>
@@ -1291,7 +1314,49 @@
               <w:rPr>
                 <w:sz w:val="20"/>
               </w:rPr>
-              <w:t>Aggiunta purpose, scope, objectives (1.1, 1.2, 1.3), current system (2), functional requirements (3.2)</w:t>
+              <w:t xml:space="preserve">Aggiunta purpose, scope, </w:t>
+            </w:r>
+            <w:proofErr w:type="spellStart"/>
+            <w:r>
+              <w:rPr>
+                <w:sz w:val="20"/>
+              </w:rPr>
+              <w:t>objectives</w:t>
+            </w:r>
+            <w:proofErr w:type="spellEnd"/>
+            <w:r>
+              <w:rPr>
+                <w:sz w:val="20"/>
+              </w:rPr>
+              <w:t xml:space="preserve"> (1.1, 1.2, 1.3), </w:t>
+            </w:r>
+            <w:proofErr w:type="spellStart"/>
+            <w:r>
+              <w:rPr>
+                <w:sz w:val="20"/>
+              </w:rPr>
+              <w:t>current</w:t>
+            </w:r>
+            <w:proofErr w:type="spellEnd"/>
+            <w:r>
+              <w:rPr>
+                <w:sz w:val="20"/>
+              </w:rPr>
+              <w:t xml:space="preserve"> system (2), </w:t>
+            </w:r>
+            <w:proofErr w:type="spellStart"/>
+            <w:r>
+              <w:rPr>
+                <w:sz w:val="20"/>
+              </w:rPr>
+              <w:t>functional</w:t>
+            </w:r>
+            <w:proofErr w:type="spellEnd"/>
+            <w:r>
+              <w:rPr>
+                <w:sz w:val="20"/>
+              </w:rPr>
+              <w:t xml:space="preserve"> requirements (3.2)</w:t>
             </w:r>
           </w:p>
         </w:tc>
@@ -1443,6 +1508,12 @@
                 <w:sz w:val="20"/>
               </w:rPr>
             </w:pPr>
+            <w:r>
+              <w:rPr>
+                <w:sz w:val="20"/>
+              </w:rPr>
+              <w:t>23/10/2026</w:t>
+            </w:r>
           </w:p>
         </w:tc>
         <w:tc>
@@ -1461,6 +1532,12 @@
                 <w:sz w:val="20"/>
               </w:rPr>
             </w:pPr>
+            <w:r>
+              <w:rPr>
+                <w:sz w:val="20"/>
+              </w:rPr>
+              <w:t>2.2</w:t>
+            </w:r>
           </w:p>
         </w:tc>
         <w:tc>
@@ -1479,6 +1556,12 @@
                 <w:sz w:val="20"/>
               </w:rPr>
             </w:pPr>
+            <w:r>
+              <w:rPr>
+                <w:sz w:val="20"/>
+              </w:rPr>
+              <w:t>Aggiunta dei requisiti non funzionali secondo le nuove categorie</w:t>
+            </w:r>
           </w:p>
         </w:tc>
         <w:tc>
@@ -1498,6 +1581,12 @@
                 <w:sz w:val="20"/>
               </w:rPr>
             </w:pPr>
+            <w:r>
+              <w:rPr>
+                <w:sz w:val="20"/>
+              </w:rPr>
+              <w:t>Gerardo Vertolomo</w:t>
+            </w:r>
           </w:p>
         </w:tc>
       </w:tr>
@@ -1907,7 +1996,7 @@
       <w:r>
         <w:fldChar w:fldCharType="separate"/>
       </w:r>
-      <w:hyperlink w:anchor="_Toc243380166" w:history="1">
+      <w:hyperlink w:anchor="_Toc243657062" w:history="1">
         <w:r>
           <w:rPr>
             <w:rStyle w:val="Collegamentoipertestuale"/>
@@ -1950,7 +2039,7 @@
             <w:noProof/>
             <w:webHidden/>
           </w:rPr>
-          <w:instrText xml:space="preserve"> PAGEREF _Toc243380166 \h </w:instrText>
+          <w:instrText xml:space="preserve"> PAGEREF _Toc243657062 \h </w:instrText>
         </w:r>
         <w:r>
           <w:rPr>
@@ -1994,7 +2083,7 @@
           <w14:ligatures w14:val="standardContextual"/>
         </w:rPr>
       </w:pPr>
-      <w:hyperlink w:anchor="_Toc243380167" w:history="1">
+      <w:hyperlink w:anchor="_Toc243657063" w:history="1">
         <w:r>
           <w:rPr>
             <w:rStyle w:val="Collegamentoipertestuale"/>
@@ -2037,7 +2126,7 @@
             <w:noProof/>
             <w:webHidden/>
           </w:rPr>
-          <w:instrText xml:space="preserve"> PAGEREF _Toc243380167 \h </w:instrText>
+          <w:instrText xml:space="preserve"> PAGEREF _Toc243657063 \h </w:instrText>
         </w:r>
         <w:r>
           <w:rPr>
@@ -2081,7 +2170,7 @@
           <w14:ligatures w14:val="standardContextual"/>
         </w:rPr>
       </w:pPr>
-      <w:hyperlink w:anchor="_Toc243380168" w:history="1">
+      <w:hyperlink w:anchor="_Toc243657064" w:history="1">
         <w:r>
           <w:rPr>
             <w:rStyle w:val="Collegamentoipertestuale"/>
@@ -2124,7 +2213,7 @@
             <w:noProof/>
             <w:webHidden/>
           </w:rPr>
-          <w:instrText xml:space="preserve"> PAGEREF _Toc243380168 \h </w:instrText>
+          <w:instrText xml:space="preserve"> PAGEREF _Toc243657064 \h </w:instrText>
         </w:r>
         <w:r>
           <w:rPr>
@@ -2168,7 +2257,7 @@
           <w14:ligatures w14:val="standardContextual"/>
         </w:rPr>
       </w:pPr>
-      <w:hyperlink w:anchor="_Toc243380169" w:history="1">
+      <w:hyperlink w:anchor="_Toc243657065" w:history="1">
         <w:r>
           <w:rPr>
             <w:rStyle w:val="Collegamentoipertestuale"/>
@@ -2213,7 +2302,7 @@
             <w:noProof/>
             <w:webHidden/>
           </w:rPr>
-          <w:instrText xml:space="preserve"> PAGEREF _Toc243380169 \h </w:instrText>
+          <w:instrText xml:space="preserve"> PAGEREF _Toc243657065 \h </w:instrText>
         </w:r>
         <w:r>
           <w:rPr>
@@ -2257,7 +2346,7 @@
           <w14:ligatures w14:val="standardContextual"/>
         </w:rPr>
       </w:pPr>
-      <w:hyperlink w:anchor="_Toc243380170" w:history="1">
+      <w:hyperlink w:anchor="_Toc243657066" w:history="1">
         <w:r>
           <w:rPr>
             <w:rStyle w:val="Collegamentoipertestuale"/>
@@ -2300,7 +2389,7 @@
             <w:noProof/>
             <w:webHidden/>
           </w:rPr>
-          <w:instrText xml:space="preserve"> PAGEREF _Toc243380170 \h </w:instrText>
+          <w:instrText xml:space="preserve"> PAGEREF _Toc243657066 \h </w:instrText>
         </w:r>
         <w:r>
           <w:rPr>
@@ -2344,7 +2433,7 @@
           <w14:ligatures w14:val="standardContextual"/>
         </w:rPr>
       </w:pPr>
-      <w:hyperlink w:anchor="_Toc243380171" w:history="1">
+      <w:hyperlink w:anchor="_Toc243657067" w:history="1">
         <w:r>
           <w:rPr>
             <w:rStyle w:val="Collegamentoipertestuale"/>
@@ -2387,7 +2476,7 @@
             <w:noProof/>
             <w:webHidden/>
           </w:rPr>
-          <w:instrText xml:space="preserve"> PAGEREF _Toc243380171 \h </w:instrText>
+          <w:instrText xml:space="preserve"> PAGEREF _Toc243657067 \h </w:instrText>
         </w:r>
         <w:r>
           <w:rPr>
@@ -2431,7 +2520,7 @@
           <w14:ligatures w14:val="standardContextual"/>
         </w:rPr>
       </w:pPr>
-      <w:hyperlink w:anchor="_Toc243380172" w:history="1">
+      <w:hyperlink w:anchor="_Toc243657068" w:history="1">
         <w:r>
           <w:rPr>
             <w:rStyle w:val="Collegamentoipertestuale"/>
@@ -2474,7 +2563,7 @@
             <w:noProof/>
             <w:webHidden/>
           </w:rPr>
-          <w:instrText xml:space="preserve"> PAGEREF _Toc243380172 \h </w:instrText>
+          <w:instrText xml:space="preserve"> PAGEREF _Toc243657068 \h </w:instrText>
         </w:r>
         <w:r>
           <w:rPr>
@@ -2518,7 +2607,7 @@
           <w14:ligatures w14:val="standardContextual"/>
         </w:rPr>
       </w:pPr>
-      <w:hyperlink w:anchor="_Toc243380173" w:history="1">
+      <w:hyperlink w:anchor="_Toc243657069" w:history="1">
         <w:r>
           <w:rPr>
             <w:rStyle w:val="Collegamentoipertestuale"/>
@@ -2561,7 +2650,7 @@
             <w:noProof/>
             <w:webHidden/>
           </w:rPr>
-          <w:instrText xml:space="preserve"> PAGEREF _Toc243380173 \h </w:instrText>
+          <w:instrText xml:space="preserve"> PAGEREF _Toc243657069 \h </w:instrText>
         </w:r>
         <w:r>
           <w:rPr>
@@ -2605,7 +2694,7 @@
           <w14:ligatures w14:val="standardContextual"/>
         </w:rPr>
       </w:pPr>
-      <w:hyperlink w:anchor="_Toc243380174" w:history="1">
+      <w:hyperlink w:anchor="_Toc243657070" w:history="1">
         <w:r>
           <w:rPr>
             <w:rStyle w:val="Collegamentoipertestuale"/>
@@ -2648,7 +2737,7 @@
             <w:noProof/>
             <w:webHidden/>
           </w:rPr>
-          <w:instrText xml:space="preserve"> PAGEREF _Toc243380174 \h </w:instrText>
+          <w:instrText xml:space="preserve"> PAGEREF _Toc243657070 \h </w:instrText>
         </w:r>
         <w:r>
           <w:rPr>
@@ -2692,7 +2781,7 @@
           <w14:ligatures w14:val="standardContextual"/>
         </w:rPr>
       </w:pPr>
-      <w:hyperlink w:anchor="_Toc243380175" w:history="1">
+      <w:hyperlink w:anchor="_Toc243657071" w:history="1">
         <w:r>
           <w:rPr>
             <w:rStyle w:val="Collegamentoipertestuale"/>
@@ -2735,7 +2824,7 @@
             <w:noProof/>
             <w:webHidden/>
           </w:rPr>
-          <w:instrText xml:space="preserve"> PAGEREF _Toc243380175 \h </w:instrText>
+          <w:instrText xml:space="preserve"> PAGEREF _Toc243657071 \h </w:instrText>
         </w:r>
         <w:r>
           <w:rPr>
@@ -2779,7 +2868,7 @@
           <w14:ligatures w14:val="standardContextual"/>
         </w:rPr>
       </w:pPr>
-      <w:hyperlink w:anchor="_Toc243380176" w:history="1">
+      <w:hyperlink w:anchor="_Toc243657072" w:history="1">
         <w:r>
           <w:rPr>
             <w:rStyle w:val="Collegamentoipertestuale"/>
@@ -2822,7 +2911,7 @@
             <w:noProof/>
             <w:webHidden/>
           </w:rPr>
-          <w:instrText xml:space="preserve"> PAGEREF _Toc243380176 \h </w:instrText>
+          <w:instrText xml:space="preserve"> PAGEREF _Toc243657072 \h </w:instrText>
         </w:r>
         <w:r>
           <w:rPr>
@@ -2866,7 +2955,7 @@
           <w14:ligatures w14:val="standardContextual"/>
         </w:rPr>
       </w:pPr>
-      <w:hyperlink w:anchor="_Toc243380177" w:history="1">
+      <w:hyperlink w:anchor="_Toc243657073" w:history="1">
         <w:r>
           <w:rPr>
             <w:rStyle w:val="Collegamentoipertestuale"/>
@@ -2909,7 +2998,7 @@
             <w:noProof/>
             <w:webHidden/>
           </w:rPr>
-          <w:instrText xml:space="preserve"> PAGEREF _Toc243380177 \h </w:instrText>
+          <w:instrText xml:space="preserve"> PAGEREF _Toc243657073 \h </w:instrText>
         </w:r>
         <w:r>
           <w:rPr>
@@ -2929,7 +3018,7 @@
             <w:noProof/>
             <w:webHidden/>
           </w:rPr>
-          <w:t>5</w:t>
+          <w:t>7</w:t>
         </w:r>
         <w:r>
           <w:rPr>
@@ -2953,7 +3042,7 @@
           <w14:ligatures w14:val="standardContextual"/>
         </w:rPr>
       </w:pPr>
-      <w:hyperlink w:anchor="_Toc243380178" w:history="1">
+      <w:hyperlink w:anchor="_Toc243657074" w:history="1">
         <w:r>
           <w:rPr>
             <w:rStyle w:val="Collegamentoipertestuale"/>
@@ -2975,7 +3064,7 @@
             <w:rStyle w:val="Collegamentoipertestuale"/>
             <w:noProof/>
           </w:rPr>
-          <w:t>Usability</w:t>
+          <w:t>User interface and human factors</w:t>
         </w:r>
         <w:r>
           <w:rPr>
@@ -2996,7 +3085,7 @@
             <w:noProof/>
             <w:webHidden/>
           </w:rPr>
-          <w:instrText xml:space="preserve"> PAGEREF _Toc243380178 \h </w:instrText>
+          <w:instrText xml:space="preserve"> PAGEREF _Toc243657074 \h </w:instrText>
         </w:r>
         <w:r>
           <w:rPr>
@@ -3016,7 +3105,7 @@
             <w:noProof/>
             <w:webHidden/>
           </w:rPr>
-          <w:t>5</w:t>
+          <w:t>7</w:t>
         </w:r>
         <w:r>
           <w:rPr>
@@ -3040,7 +3129,7 @@
           <w14:ligatures w14:val="standardContextual"/>
         </w:rPr>
       </w:pPr>
-      <w:hyperlink w:anchor="_Toc243380179" w:history="1">
+      <w:hyperlink w:anchor="_Toc243657075" w:history="1">
         <w:r>
           <w:rPr>
             <w:rStyle w:val="Collegamentoipertestuale"/>
@@ -3062,7 +3151,7 @@
             <w:rStyle w:val="Collegamentoipertestuale"/>
             <w:noProof/>
           </w:rPr>
-          <w:t>Reliability</w:t>
+          <w:t>Documentation</w:t>
         </w:r>
         <w:r>
           <w:rPr>
@@ -3083,7 +3172,7 @@
             <w:noProof/>
             <w:webHidden/>
           </w:rPr>
-          <w:instrText xml:space="preserve"> PAGEREF _Toc243380179 \h </w:instrText>
+          <w:instrText xml:space="preserve"> PAGEREF _Toc243657075 \h </w:instrText>
         </w:r>
         <w:r>
           <w:rPr>
@@ -3103,7 +3192,7 @@
             <w:noProof/>
             <w:webHidden/>
           </w:rPr>
-          <w:t>5</w:t>
+          <w:t>7</w:t>
         </w:r>
         <w:r>
           <w:rPr>
@@ -3127,7 +3216,7 @@
           <w14:ligatures w14:val="standardContextual"/>
         </w:rPr>
       </w:pPr>
-      <w:hyperlink w:anchor="_Toc243380180" w:history="1">
+      <w:hyperlink w:anchor="_Toc243657076" w:history="1">
         <w:r>
           <w:rPr>
             <w:rStyle w:val="Collegamentoipertestuale"/>
@@ -3149,7 +3238,7 @@
             <w:rStyle w:val="Collegamentoipertestuale"/>
             <w:noProof/>
           </w:rPr>
-          <w:t>Performance</w:t>
+          <w:t>Hardware considerations</w:t>
         </w:r>
         <w:r>
           <w:rPr>
@@ -3170,7 +3259,7 @@
             <w:noProof/>
             <w:webHidden/>
           </w:rPr>
-          <w:instrText xml:space="preserve"> PAGEREF _Toc243380180 \h </w:instrText>
+          <w:instrText xml:space="preserve"> PAGEREF _Toc243657076 \h </w:instrText>
         </w:r>
         <w:r>
           <w:rPr>
@@ -3190,7 +3279,7 @@
             <w:noProof/>
             <w:webHidden/>
           </w:rPr>
-          <w:t>5</w:t>
+          <w:t>8</w:t>
         </w:r>
         <w:r>
           <w:rPr>
@@ -3214,7 +3303,7 @@
           <w14:ligatures w14:val="standardContextual"/>
         </w:rPr>
       </w:pPr>
-      <w:hyperlink w:anchor="_Toc243380181" w:history="1">
+      <w:hyperlink w:anchor="_Toc243657077" w:history="1">
         <w:r>
           <w:rPr>
             <w:rStyle w:val="Collegamentoipertestuale"/>
@@ -3236,7 +3325,7 @@
             <w:rStyle w:val="Collegamentoipertestuale"/>
             <w:noProof/>
           </w:rPr>
-          <w:t>Supportability</w:t>
+          <w:t>Performance characteristics</w:t>
         </w:r>
         <w:r>
           <w:rPr>
@@ -3257,7 +3346,7 @@
             <w:noProof/>
             <w:webHidden/>
           </w:rPr>
-          <w:instrText xml:space="preserve"> PAGEREF _Toc243380181 \h </w:instrText>
+          <w:instrText xml:space="preserve"> PAGEREF _Toc243657077 \h </w:instrText>
         </w:r>
         <w:r>
           <w:rPr>
@@ -3277,7 +3366,7 @@
             <w:noProof/>
             <w:webHidden/>
           </w:rPr>
-          <w:t>5</w:t>
+          <w:t>8</w:t>
         </w:r>
         <w:r>
           <w:rPr>
@@ -3301,7 +3390,7 @@
           <w14:ligatures w14:val="standardContextual"/>
         </w:rPr>
       </w:pPr>
-      <w:hyperlink w:anchor="_Toc243380182" w:history="1">
+      <w:hyperlink w:anchor="_Toc243657078" w:history="1">
         <w:r>
           <w:rPr>
             <w:rStyle w:val="Collegamentoipertestuale"/>
@@ -3323,7 +3412,7 @@
             <w:rStyle w:val="Collegamentoipertestuale"/>
             <w:noProof/>
           </w:rPr>
-          <w:t>Implementation</w:t>
+          <w:t>Error handling and extreme conditions</w:t>
         </w:r>
         <w:r>
           <w:rPr>
@@ -3344,7 +3433,7 @@
             <w:noProof/>
             <w:webHidden/>
           </w:rPr>
-          <w:instrText xml:space="preserve"> PAGEREF _Toc243380182 \h </w:instrText>
+          <w:instrText xml:space="preserve"> PAGEREF _Toc243657078 \h </w:instrText>
         </w:r>
         <w:r>
           <w:rPr>
@@ -3364,7 +3453,7 @@
             <w:noProof/>
             <w:webHidden/>
           </w:rPr>
-          <w:t>6</w:t>
+          <w:t>8</w:t>
         </w:r>
         <w:r>
           <w:rPr>
@@ -3388,7 +3477,7 @@
           <w14:ligatures w14:val="standardContextual"/>
         </w:rPr>
       </w:pPr>
-      <w:hyperlink w:anchor="_Toc243380183" w:history="1">
+      <w:hyperlink w:anchor="_Toc243657079" w:history="1">
         <w:r>
           <w:rPr>
             <w:rStyle w:val="Collegamentoipertestuale"/>
@@ -3410,7 +3499,7 @@
             <w:rStyle w:val="Collegamentoipertestuale"/>
             <w:noProof/>
           </w:rPr>
-          <w:t>Interface</w:t>
+          <w:t>System interfacing</w:t>
         </w:r>
         <w:r>
           <w:rPr>
@@ -3431,7 +3520,7 @@
             <w:noProof/>
             <w:webHidden/>
           </w:rPr>
-          <w:instrText xml:space="preserve"> PAGEREF _Toc243380183 \h </w:instrText>
+          <w:instrText xml:space="preserve"> PAGEREF _Toc243657079 \h </w:instrText>
         </w:r>
         <w:r>
           <w:rPr>
@@ -3451,7 +3540,7 @@
             <w:noProof/>
             <w:webHidden/>
           </w:rPr>
-          <w:t>6</w:t>
+          <w:t>8</w:t>
         </w:r>
         <w:r>
           <w:rPr>
@@ -3475,7 +3564,7 @@
           <w14:ligatures w14:val="standardContextual"/>
         </w:rPr>
       </w:pPr>
-      <w:hyperlink w:anchor="_Toc243380184" w:history="1">
+      <w:hyperlink w:anchor="_Toc243657080" w:history="1">
         <w:r>
           <w:rPr>
             <w:rStyle w:val="Collegamentoipertestuale"/>
@@ -3497,7 +3586,7 @@
             <w:rStyle w:val="Collegamentoipertestuale"/>
             <w:noProof/>
           </w:rPr>
-          <w:t>Packaging</w:t>
+          <w:t>Quality issues</w:t>
         </w:r>
         <w:r>
           <w:rPr>
@@ -3518,7 +3607,7 @@
             <w:noProof/>
             <w:webHidden/>
           </w:rPr>
-          <w:instrText xml:space="preserve"> PAGEREF _Toc243380184 \h </w:instrText>
+          <w:instrText xml:space="preserve"> PAGEREF _Toc243657080 \h </w:instrText>
         </w:r>
         <w:r>
           <w:rPr>
@@ -3538,7 +3627,7 @@
             <w:noProof/>
             <w:webHidden/>
           </w:rPr>
-          <w:t>6</w:t>
+          <w:t>8</w:t>
         </w:r>
         <w:r>
           <w:rPr>
@@ -3562,7 +3651,7 @@
           <w14:ligatures w14:val="standardContextual"/>
         </w:rPr>
       </w:pPr>
-      <w:hyperlink w:anchor="_Toc243380185" w:history="1">
+      <w:hyperlink w:anchor="_Toc243657081" w:history="1">
         <w:r>
           <w:rPr>
             <w:rStyle w:val="Collegamentoipertestuale"/>
@@ -3584,7 +3673,7 @@
             <w:rStyle w:val="Collegamentoipertestuale"/>
             <w:noProof/>
           </w:rPr>
-          <w:t>Legal</w:t>
+          <w:t>System modifications</w:t>
         </w:r>
         <w:r>
           <w:rPr>
@@ -3605,7 +3694,7 @@
             <w:noProof/>
             <w:webHidden/>
           </w:rPr>
-          <w:instrText xml:space="preserve"> PAGEREF _Toc243380185 \h </w:instrText>
+          <w:instrText xml:space="preserve"> PAGEREF _Toc243657081 \h </w:instrText>
         </w:r>
         <w:r>
           <w:rPr>
@@ -3625,7 +3714,268 @@
             <w:noProof/>
             <w:webHidden/>
           </w:rPr>
-          <w:t>6</w:t>
+          <w:t>8</w:t>
+        </w:r>
+        <w:r>
+          <w:rPr>
+            <w:noProof/>
+            <w:webHidden/>
+          </w:rPr>
+          <w:fldChar w:fldCharType="end"/>
+        </w:r>
+      </w:hyperlink>
+    </w:p>
+    <w:p>
+      <w:pPr>
+        <w:pStyle w:val="Sommario2"/>
+        <w:tabs>
+          <w:tab w:val="left" w:pos="1132"/>
+        </w:tabs>
+        <w:rPr>
+          <w:rFonts w:asciiTheme="minorHAnsi" w:eastAsiaTheme="minorEastAsia" w:hAnsiTheme="minorHAnsi" w:cstheme="minorBidi"/>
+          <w:noProof/>
+          <w:kern w:val="2"/>
+          <w14:ligatures w14:val="standardContextual"/>
+        </w:rPr>
+      </w:pPr>
+      <w:hyperlink w:anchor="_Toc243657082" w:history="1">
+        <w:r>
+          <w:rPr>
+            <w:rStyle w:val="Collegamentoipertestuale"/>
+            <w:noProof/>
+          </w:rPr>
+          <w:t>3.3.9</w:t>
+        </w:r>
+        <w:r>
+          <w:rPr>
+            <w:rFonts w:asciiTheme="minorHAnsi" w:eastAsiaTheme="minorEastAsia" w:hAnsiTheme="minorHAnsi" w:cstheme="minorBidi"/>
+            <w:noProof/>
+            <w:kern w:val="2"/>
+            <w14:ligatures w14:val="standardContextual"/>
+          </w:rPr>
+          <w:tab/>
+        </w:r>
+        <w:r>
+          <w:rPr>
+            <w:rStyle w:val="Collegamentoipertestuale"/>
+            <w:noProof/>
+          </w:rPr>
+          <w:t>Physical environment</w:t>
+        </w:r>
+        <w:r>
+          <w:rPr>
+            <w:noProof/>
+            <w:webHidden/>
+          </w:rPr>
+          <w:tab/>
+        </w:r>
+        <w:r>
+          <w:rPr>
+            <w:noProof/>
+            <w:webHidden/>
+          </w:rPr>
+          <w:fldChar w:fldCharType="begin"/>
+        </w:r>
+        <w:r>
+          <w:rPr>
+            <w:noProof/>
+            <w:webHidden/>
+          </w:rPr>
+          <w:instrText xml:space="preserve"> PAGEREF _Toc243657082 \h </w:instrText>
+        </w:r>
+        <w:r>
+          <w:rPr>
+            <w:noProof/>
+            <w:webHidden/>
+          </w:rPr>
+        </w:r>
+        <w:r>
+          <w:rPr>
+            <w:noProof/>
+            <w:webHidden/>
+          </w:rPr>
+          <w:fldChar w:fldCharType="separate"/>
+        </w:r>
+        <w:r>
+          <w:rPr>
+            <w:noProof/>
+            <w:webHidden/>
+          </w:rPr>
+          <w:t>9</w:t>
+        </w:r>
+        <w:r>
+          <w:rPr>
+            <w:noProof/>
+            <w:webHidden/>
+          </w:rPr>
+          <w:fldChar w:fldCharType="end"/>
+        </w:r>
+      </w:hyperlink>
+    </w:p>
+    <w:p>
+      <w:pPr>
+        <w:pStyle w:val="Sommario2"/>
+        <w:tabs>
+          <w:tab w:val="left" w:pos="1132"/>
+        </w:tabs>
+        <w:rPr>
+          <w:rFonts w:asciiTheme="minorHAnsi" w:eastAsiaTheme="minorEastAsia" w:hAnsiTheme="minorHAnsi" w:cstheme="minorBidi"/>
+          <w:noProof/>
+          <w:kern w:val="2"/>
+          <w14:ligatures w14:val="standardContextual"/>
+        </w:rPr>
+      </w:pPr>
+      <w:hyperlink w:anchor="_Toc243657083" w:history="1">
+        <w:r>
+          <w:rPr>
+            <w:rStyle w:val="Collegamentoipertestuale"/>
+            <w:noProof/>
+          </w:rPr>
+          <w:t>3.3.10</w:t>
+        </w:r>
+        <w:r>
+          <w:rPr>
+            <w:rFonts w:asciiTheme="minorHAnsi" w:eastAsiaTheme="minorEastAsia" w:hAnsiTheme="minorHAnsi" w:cstheme="minorBidi"/>
+            <w:noProof/>
+            <w:kern w:val="2"/>
+            <w14:ligatures w14:val="standardContextual"/>
+          </w:rPr>
+          <w:tab/>
+        </w:r>
+        <w:r>
+          <w:rPr>
+            <w:rStyle w:val="Collegamentoipertestuale"/>
+            <w:noProof/>
+          </w:rPr>
+          <w:t>Security issues</w:t>
+        </w:r>
+        <w:r>
+          <w:rPr>
+            <w:noProof/>
+            <w:webHidden/>
+          </w:rPr>
+          <w:tab/>
+        </w:r>
+        <w:r>
+          <w:rPr>
+            <w:noProof/>
+            <w:webHidden/>
+          </w:rPr>
+          <w:fldChar w:fldCharType="begin"/>
+        </w:r>
+        <w:r>
+          <w:rPr>
+            <w:noProof/>
+            <w:webHidden/>
+          </w:rPr>
+          <w:instrText xml:space="preserve"> PAGEREF _Toc243657083 \h </w:instrText>
+        </w:r>
+        <w:r>
+          <w:rPr>
+            <w:noProof/>
+            <w:webHidden/>
+          </w:rPr>
+        </w:r>
+        <w:r>
+          <w:rPr>
+            <w:noProof/>
+            <w:webHidden/>
+          </w:rPr>
+          <w:fldChar w:fldCharType="separate"/>
+        </w:r>
+        <w:r>
+          <w:rPr>
+            <w:noProof/>
+            <w:webHidden/>
+          </w:rPr>
+          <w:t>9</w:t>
+        </w:r>
+        <w:r>
+          <w:rPr>
+            <w:noProof/>
+            <w:webHidden/>
+          </w:rPr>
+          <w:fldChar w:fldCharType="end"/>
+        </w:r>
+      </w:hyperlink>
+    </w:p>
+    <w:p>
+      <w:pPr>
+        <w:pStyle w:val="Sommario2"/>
+        <w:tabs>
+          <w:tab w:val="left" w:pos="1132"/>
+        </w:tabs>
+        <w:rPr>
+          <w:rFonts w:asciiTheme="minorHAnsi" w:eastAsiaTheme="minorEastAsia" w:hAnsiTheme="minorHAnsi" w:cstheme="minorBidi"/>
+          <w:noProof/>
+          <w:kern w:val="2"/>
+          <w14:ligatures w14:val="standardContextual"/>
+        </w:rPr>
+      </w:pPr>
+      <w:hyperlink w:anchor="_Toc243657084" w:history="1">
+        <w:r>
+          <w:rPr>
+            <w:rStyle w:val="Collegamentoipertestuale"/>
+            <w:noProof/>
+          </w:rPr>
+          <w:t>3.3.11</w:t>
+        </w:r>
+        <w:r>
+          <w:rPr>
+            <w:rFonts w:asciiTheme="minorHAnsi" w:eastAsiaTheme="minorEastAsia" w:hAnsiTheme="minorHAnsi" w:cstheme="minorBidi"/>
+            <w:noProof/>
+            <w:kern w:val="2"/>
+            <w14:ligatures w14:val="standardContextual"/>
+          </w:rPr>
+          <w:tab/>
+        </w:r>
+        <w:r>
+          <w:rPr>
+            <w:rStyle w:val="Collegamentoipertestuale"/>
+            <w:noProof/>
+          </w:rPr>
+          <w:t>Resources and management issues</w:t>
+        </w:r>
+        <w:r>
+          <w:rPr>
+            <w:noProof/>
+            <w:webHidden/>
+          </w:rPr>
+          <w:tab/>
+        </w:r>
+        <w:r>
+          <w:rPr>
+            <w:noProof/>
+            <w:webHidden/>
+          </w:rPr>
+          <w:fldChar w:fldCharType="begin"/>
+        </w:r>
+        <w:r>
+          <w:rPr>
+            <w:noProof/>
+            <w:webHidden/>
+          </w:rPr>
+          <w:instrText xml:space="preserve"> PAGEREF _Toc243657084 \h </w:instrText>
+        </w:r>
+        <w:r>
+          <w:rPr>
+            <w:noProof/>
+            <w:webHidden/>
+          </w:rPr>
+        </w:r>
+        <w:r>
+          <w:rPr>
+            <w:noProof/>
+            <w:webHidden/>
+          </w:rPr>
+          <w:fldChar w:fldCharType="separate"/>
+        </w:r>
+        <w:r>
+          <w:rPr>
+            <w:noProof/>
+            <w:webHidden/>
+          </w:rPr>
+          <w:t>9</w:t>
         </w:r>
         <w:r>
           <w:rPr>
@@ -3649,7 +3999,7 @@
           <w14:ligatures w14:val="standardContextual"/>
         </w:rPr>
       </w:pPr>
-      <w:hyperlink w:anchor="_Toc243380186" w:history="1">
+      <w:hyperlink w:anchor="_Toc243657085" w:history="1">
         <w:r>
           <w:rPr>
             <w:rStyle w:val="Collegamentoipertestuale"/>
@@ -3692,7 +4042,7 @@
             <w:noProof/>
             <w:webHidden/>
           </w:rPr>
-          <w:instrText xml:space="preserve"> PAGEREF _Toc243380186 \h </w:instrText>
+          <w:instrText xml:space="preserve"> PAGEREF _Toc243657085 \h </w:instrText>
         </w:r>
         <w:r>
           <w:rPr>
@@ -3712,7 +4062,7 @@
             <w:noProof/>
             <w:webHidden/>
           </w:rPr>
-          <w:t>6</w:t>
+          <w:t>9</w:t>
         </w:r>
         <w:r>
           <w:rPr>
@@ -3736,7 +4086,7 @@
           <w14:ligatures w14:val="standardContextual"/>
         </w:rPr>
       </w:pPr>
-      <w:hyperlink w:anchor="_Toc243380187" w:history="1">
+      <w:hyperlink w:anchor="_Toc243657086" w:history="1">
         <w:r>
           <w:rPr>
             <w:rStyle w:val="Collegamentoipertestuale"/>
@@ -3779,7 +4129,7 @@
             <w:noProof/>
             <w:webHidden/>
           </w:rPr>
-          <w:instrText xml:space="preserve"> PAGEREF _Toc243380187 \h </w:instrText>
+          <w:instrText xml:space="preserve"> PAGEREF _Toc243657086 \h </w:instrText>
         </w:r>
         <w:r>
           <w:rPr>
@@ -3799,7 +4149,7 @@
             <w:noProof/>
             <w:webHidden/>
           </w:rPr>
-          <w:t>6</w:t>
+          <w:t>9</w:t>
         </w:r>
         <w:r>
           <w:rPr>
@@ -3823,7 +4173,7 @@
           <w14:ligatures w14:val="standardContextual"/>
         </w:rPr>
       </w:pPr>
-      <w:hyperlink w:anchor="_Toc243380188" w:history="1">
+      <w:hyperlink w:anchor="_Toc243657087" w:history="1">
         <w:r>
           <w:rPr>
             <w:rStyle w:val="Collegamentoipertestuale"/>
@@ -3866,7 +4216,7 @@
             <w:noProof/>
             <w:webHidden/>
           </w:rPr>
-          <w:instrText xml:space="preserve"> PAGEREF _Toc243380188 \h </w:instrText>
+          <w:instrText xml:space="preserve"> PAGEREF _Toc243657087 \h </w:instrText>
         </w:r>
         <w:r>
           <w:rPr>
@@ -3886,7 +4236,7 @@
             <w:noProof/>
             <w:webHidden/>
           </w:rPr>
-          <w:t>6</w:t>
+          <w:t>9</w:t>
         </w:r>
         <w:r>
           <w:rPr>
@@ -3910,7 +4260,7 @@
           <w14:ligatures w14:val="standardContextual"/>
         </w:rPr>
       </w:pPr>
-      <w:hyperlink w:anchor="_Toc243380189" w:history="1">
+      <w:hyperlink w:anchor="_Toc243657088" w:history="1">
         <w:r>
           <w:rPr>
             <w:rStyle w:val="Collegamentoipertestuale"/>
@@ -3953,7 +4303,7 @@
             <w:noProof/>
             <w:webHidden/>
           </w:rPr>
-          <w:instrText xml:space="preserve"> PAGEREF _Toc243380189 \h </w:instrText>
+          <w:instrText xml:space="preserve"> PAGEREF _Toc243657088 \h </w:instrText>
         </w:r>
         <w:r>
           <w:rPr>
@@ -3973,7 +4323,7 @@
             <w:noProof/>
             <w:webHidden/>
           </w:rPr>
-          <w:t>6</w:t>
+          <w:t>9</w:t>
         </w:r>
         <w:r>
           <w:rPr>
@@ -3997,7 +4347,7 @@
           <w14:ligatures w14:val="standardContextual"/>
         </w:rPr>
       </w:pPr>
-      <w:hyperlink w:anchor="_Toc243380190" w:history="1">
+      <w:hyperlink w:anchor="_Toc243657089" w:history="1">
         <w:r>
           <w:rPr>
             <w:rStyle w:val="Collegamentoipertestuale"/>
@@ -4040,7 +4390,7 @@
             <w:noProof/>
             <w:webHidden/>
           </w:rPr>
-          <w:instrText xml:space="preserve"> PAGEREF _Toc243380190 \h </w:instrText>
+          <w:instrText xml:space="preserve"> PAGEREF _Toc243657089 \h </w:instrText>
         </w:r>
         <w:r>
           <w:rPr>
@@ -4060,7 +4410,7 @@
             <w:noProof/>
             <w:webHidden/>
           </w:rPr>
-          <w:t>6</w:t>
+          <w:t>9</w:t>
         </w:r>
         <w:r>
           <w:rPr>
@@ -4084,7 +4434,7 @@
           <w14:ligatures w14:val="standardContextual"/>
         </w:rPr>
       </w:pPr>
-      <w:hyperlink w:anchor="_Toc243380191" w:history="1">
+      <w:hyperlink w:anchor="_Toc243657090" w:history="1">
         <w:r>
           <w:rPr>
             <w:rStyle w:val="Collegamentoipertestuale"/>
@@ -4129,7 +4479,7 @@
             <w:noProof/>
             <w:webHidden/>
           </w:rPr>
-          <w:instrText xml:space="preserve"> PAGEREF _Toc243380191 \h </w:instrText>
+          <w:instrText xml:space="preserve"> PAGEREF _Toc243657090 \h </w:instrText>
         </w:r>
         <w:r>
           <w:rPr>
@@ -4149,7 +4499,7 @@
             <w:noProof/>
             <w:webHidden/>
           </w:rPr>
-          <w:t>6</w:t>
+          <w:t>9</w:t>
         </w:r>
         <w:r>
           <w:rPr>
@@ -4173,7 +4523,7 @@
           <w14:ligatures w14:val="standardContextual"/>
         </w:rPr>
       </w:pPr>
-      <w:hyperlink w:anchor="_Toc243380192" w:history="1">
+      <w:hyperlink w:anchor="_Toc243657091" w:history="1">
         <w:r>
           <w:rPr>
             <w:rStyle w:val="Collegamentoipertestuale"/>
@@ -4216,7 +4566,7 @@
             <w:noProof/>
             <w:webHidden/>
           </w:rPr>
-          <w:instrText xml:space="preserve"> PAGEREF _Toc243380192 \h </w:instrText>
+          <w:instrText xml:space="preserve"> PAGEREF _Toc243657091 \h </w:instrText>
         </w:r>
         <w:r>
           <w:rPr>
@@ -4236,7 +4586,7 @@
             <w:noProof/>
             <w:webHidden/>
           </w:rPr>
-          <w:t>6</w:t>
+          <w:t>9</w:t>
         </w:r>
         <w:r>
           <w:rPr>
@@ -4292,13 +4642,13 @@
         <w:ind w:left="426" w:hanging="426"/>
         <w:jc w:val="left"/>
       </w:pPr>
-      <w:bookmarkStart w:id="0" w:name="_Toc243380166"/>
-      <w:bookmarkStart w:id="1" w:name="_Hlk243298281"/>
+      <w:bookmarkStart w:id="0" w:name="_Hlk243298281"/>
+      <w:bookmarkStart w:id="1" w:name="_Toc243657062"/>
       <w:r>
         <w:lastRenderedPageBreak/>
         <w:t>INTRODUCTION</w:t>
       </w:r>
-      <w:bookmarkEnd w:id="0"/>
+      <w:bookmarkEnd w:id="1"/>
     </w:p>
     <w:p>
       <w:pPr>
@@ -4309,8 +4659,8 @@
         </w:numPr>
         <w:ind w:left="716" w:hanging="432"/>
       </w:pPr>
-      <w:bookmarkStart w:id="2" w:name="_Toc243380167"/>
-      <w:bookmarkEnd w:id="1"/>
+      <w:bookmarkStart w:id="2" w:name="_Toc243657063"/>
+      <w:bookmarkEnd w:id="0"/>
       <w:r>
         <w:t>Purpose of the system</w:t>
       </w:r>
@@ -4326,7 +4676,23 @@
         <w:t xml:space="preserve">L’obiettivo </w:t>
       </w:r>
       <w:r>
-        <w:t xml:space="preserve">del sistema di ecommerce GG-Eyeware è di estendere la </w:t>
+        <w:t xml:space="preserve">del sistema di </w:t>
+      </w:r>
+      <w:proofErr w:type="spellStart"/>
+      <w:r>
+        <w:t>ecommerce</w:t>
+      </w:r>
+      <w:proofErr w:type="spellEnd"/>
+      <w:r>
+        <w:t xml:space="preserve"> GG-</w:t>
+      </w:r>
+      <w:proofErr w:type="spellStart"/>
+      <w:r>
+        <w:t>Eyeware</w:t>
+      </w:r>
+      <w:proofErr w:type="spellEnd"/>
+      <w:r>
+        <w:t xml:space="preserve"> è di estendere la </w:t>
       </w:r>
       <w:r>
         <w:t xml:space="preserve">percentuale di </w:t>
@@ -4350,7 +4716,7 @@
         </w:numPr>
         <w:ind w:left="716" w:hanging="432"/>
       </w:pPr>
-      <w:bookmarkStart w:id="3" w:name="_Toc243380168"/>
+      <w:bookmarkStart w:id="3" w:name="_Toc243657064"/>
       <w:r>
         <w:t>Scope of the system</w:t>
       </w:r>
@@ -4656,7 +5022,7 @@
         </w:rPr>
         <w:t xml:space="preserve"> </w:t>
       </w:r>
-      <w:bookmarkStart w:id="4" w:name="_Toc243380169"/>
+      <w:bookmarkStart w:id="4" w:name="_Toc243657065"/>
       <w:r>
         <w:rPr>
           <w:lang w:val="en-US"/>
@@ -4714,11 +5080,29 @@
           <w:numId w:val="6"/>
         </w:numPr>
       </w:pPr>
-      <w:bookmarkStart w:id="5" w:name="_Toc243380170"/>
-      <w:r>
-        <w:t>Definitions, acronyms, and abbreviations</w:t>
+      <w:bookmarkStart w:id="5" w:name="_Toc243657066"/>
+      <w:proofErr w:type="spellStart"/>
+      <w:r>
+        <w:t>Definitions</w:t>
+      </w:r>
+      <w:proofErr w:type="spellEnd"/>
+      <w:r>
+        <w:t xml:space="preserve">, </w:t>
+      </w:r>
+      <w:proofErr w:type="spellStart"/>
+      <w:r>
+        <w:t>acronyms</w:t>
+      </w:r>
+      <w:proofErr w:type="spellEnd"/>
+      <w:r>
+        <w:t xml:space="preserve">, and </w:t>
+      </w:r>
+      <w:proofErr w:type="spellStart"/>
+      <w:r>
+        <w:t>abbreviations</w:t>
       </w:r>
       <w:bookmarkEnd w:id="5"/>
+      <w:proofErr w:type="spellEnd"/>
     </w:p>
     <w:p>
       <w:pPr>
@@ -4758,11 +5142,13 @@
       <w:r>
         <w:t xml:space="preserve"> </w:t>
       </w:r>
-      <w:bookmarkStart w:id="6" w:name="_Toc243380171"/>
+      <w:bookmarkStart w:id="6" w:name="_Toc243657067"/>
+      <w:proofErr w:type="spellStart"/>
       <w:r>
         <w:t>References</w:t>
       </w:r>
       <w:bookmarkEnd w:id="6"/>
+      <w:proofErr w:type="spellEnd"/>
     </w:p>
     <w:p>
       <w:pPr>
@@ -4794,11 +5180,13 @@
       <w:r>
         <w:t xml:space="preserve"> </w:t>
       </w:r>
-      <w:bookmarkStart w:id="7" w:name="_Toc243380172"/>
+      <w:bookmarkStart w:id="7" w:name="_Toc243657068"/>
+      <w:proofErr w:type="spellStart"/>
       <w:r>
         <w:t>Overview</w:t>
       </w:r>
       <w:bookmarkEnd w:id="7"/>
+      <w:proofErr w:type="spellEnd"/>
     </w:p>
     <w:p>
       <w:pPr>
@@ -4829,7 +5217,7 @@
         <w:ind w:left="426" w:hanging="426"/>
         <w:jc w:val="left"/>
       </w:pPr>
-      <w:bookmarkStart w:id="8" w:name="_Toc243380173"/>
+      <w:bookmarkStart w:id="8" w:name="_Toc243657069"/>
       <w:r>
         <w:t>CURRENT SYSTEM</w:t>
       </w:r>
@@ -4866,7 +5254,7 @@
         <w:ind w:left="426" w:hanging="426"/>
         <w:jc w:val="left"/>
       </w:pPr>
-      <w:bookmarkStart w:id="9" w:name="_Toc243380174"/>
+      <w:bookmarkStart w:id="9" w:name="_Toc243657070"/>
       <w:r>
         <w:t>PROPOSED SYSTEM</w:t>
       </w:r>
@@ -4883,11 +5271,13 @@
       <w:r>
         <w:t xml:space="preserve"> </w:t>
       </w:r>
-      <w:bookmarkStart w:id="10" w:name="_Toc243380175"/>
+      <w:bookmarkStart w:id="10" w:name="_Toc243657071"/>
+      <w:proofErr w:type="spellStart"/>
       <w:r>
         <w:t>Overview</w:t>
       </w:r>
       <w:bookmarkEnd w:id="10"/>
+      <w:proofErr w:type="spellEnd"/>
     </w:p>
     <w:p>
       <w:pPr>
@@ -4922,7 +5312,7 @@
       <w:r>
         <w:t xml:space="preserve"> </w:t>
       </w:r>
-      <w:bookmarkStart w:id="11" w:name="_Toc243380176"/>
+      <w:bookmarkStart w:id="11" w:name="_Toc243657072"/>
       <w:r>
         <w:t>F</w:t>
       </w:r>
@@ -5247,13 +5637,7 @@
         <w:rPr>
           <w:color w:val="000000" w:themeColor="text1"/>
         </w:rPr>
-        <w:t>(associati al profilo con il quale è loggato)</w:t>
-      </w:r>
-      <w:r>
-        <w:rPr>
-          <w:color w:val="000000" w:themeColor="text1"/>
-        </w:rPr>
-        <w:t xml:space="preserve"> </w:t>
+        <w:t xml:space="preserve">(associati al profilo con il quale è loggato) </w:t>
       </w:r>
       <w:r>
         <w:rPr>
@@ -5493,7 +5877,7 @@
           <w:numId w:val="6"/>
         </w:numPr>
       </w:pPr>
-      <w:bookmarkStart w:id="12" w:name="_Toc243380177"/>
+      <w:bookmarkStart w:id="12" w:name="_Toc243657073"/>
       <w:r>
         <w:t>Nonf</w:t>
       </w:r>
@@ -5515,7 +5899,7 @@
           <w:bCs w:val="0"/>
         </w:rPr>
       </w:pPr>
-      <w:bookmarkStart w:id="13" w:name="_Toc243380178"/>
+      <w:bookmarkStart w:id="13" w:name="_Toc243657074"/>
       <w:r>
         <w:rPr>
           <w:b w:val="0"/>
@@ -5523,21 +5907,73 @@
           <w:sz w:val="26"/>
           <w:szCs w:val="26"/>
         </w:rPr>
-        <w:t>Usability</w:t>
+        <w:t>User interface and human factors</w:t>
       </w:r>
       <w:bookmarkEnd w:id="13"/>
     </w:p>
     <w:p>
       <w:pPr>
-        <w:tabs>
-          <w:tab w:val="left" w:pos="993"/>
-          <w:tab w:val="left" w:pos="8580"/>
-        </w:tabs>
+        <w:spacing w:before="100" w:after="100"/>
+        <w:ind w:left="1418"/>
+        <w:jc w:val="both"/>
+      </w:pPr>
+      <w:r>
+        <w:t xml:space="preserve">RNF1: </w:t>
+      </w:r>
+      <w:r>
+        <w:t xml:space="preserve">Il sistema deve offrire un layout flessibile in grado di adattarsi automaticamente alle diverse risoluzioni e formati di schermo (smartphone, tablet, laptop e desktop). </w:t>
+      </w:r>
+      <w:r>
+        <w:t>Gli elementi visivi, come le schede prodotto, la tabella degli ordini e i controlli di gestione, devono riorganizzarsi per preservare leggibilità, accessibilità e facilità d</w:t>
+      </w:r>
+      <w:r>
+        <w:t>’uso</w:t>
+      </w:r>
+      <w:r>
+        <w:t xml:space="preserve"> su qualsiasi dispositivo</w:t>
+      </w:r>
+      <w:r>
+        <w:t>.</w:t>
+      </w:r>
+    </w:p>
+    <w:p>
+      <w:pPr>
         <w:spacing w:after="100"/>
         <w:ind w:left="1418"/>
       </w:pPr>
       <w:r>
-        <w:t>A</w:t>
+        <w:t>RNF2:</w:t>
+      </w:r>
+      <w:r>
+        <w:t xml:space="preserve"> Nelle situazioni in cui una schermata o un componente non presenta contenuti da mostrare (es. carrello degli acquisti vuoto, nessun ordine effettuato, nessun risultato corrispondente a un filtro di ricerca), il sistema non deve mai restituire schermate bianche o layout frammentati. Deve invece mostrare messaggi visivi descrittivi che spieghino chiaramente lo stato attuale e suggeriscano l'azione successiva da compiere</w:t>
+      </w:r>
+      <w:r>
+        <w:t>.</w:t>
+      </w:r>
+    </w:p>
+    <w:p>
+      <w:pPr>
+        <w:spacing w:after="120"/>
+        <w:ind w:left="1418"/>
+        <w:rPr>
+          <w:b/>
+          <w:bCs/>
+        </w:rPr>
+      </w:pPr>
+      <w:r>
+        <w:t>RNF3:</w:t>
+      </w:r>
+      <w:r>
+        <w:t xml:space="preserve"> Il sistema deve rendere costantemente evidente all'utente il risultato delle proprie azioni attraverso notifiche visive, come banner cromatici di conferma (suc</w:t>
+      </w:r>
+      <w:r>
+        <w:t>cesso o errore)</w:t>
+      </w:r>
+      <w:r>
+        <w:t xml:space="preserve"> e badge di stato ben distinti</w:t>
+      </w:r>
+      <w:r>
+        <w:t>.</w:t>
       </w:r>
     </w:p>
     <w:p>
@@ -5553,7 +5989,7 @@
           <w:bCs w:val="0"/>
         </w:rPr>
       </w:pPr>
-      <w:bookmarkStart w:id="14" w:name="_Toc243380179"/>
+      <w:bookmarkStart w:id="14" w:name="_Toc243657075"/>
       <w:r>
         <w:rPr>
           <w:b w:val="0"/>
@@ -5561,7 +5997,7 @@
           <w:sz w:val="26"/>
           <w:szCs w:val="26"/>
         </w:rPr>
-        <w:t>Reliability</w:t>
+        <w:t>Documentation</w:t>
       </w:r>
       <w:bookmarkEnd w:id="14"/>
     </w:p>
@@ -5571,11 +6007,97 @@
           <w:tab w:val="left" w:pos="993"/>
           <w:tab w:val="left" w:pos="8580"/>
         </w:tabs>
-        <w:spacing w:after="100"/>
+        <w:spacing w:before="100" w:after="100"/>
         <w:ind w:left="1418"/>
       </w:pPr>
       <w:r>
-        <w:t>A</w:t>
+        <w:t xml:space="preserve">RFN8: </w:t>
+      </w:r>
+      <w:r>
+        <w:t>Deve essere fornito un documento tecnico (</w:t>
+      </w:r>
+      <w:r>
+        <w:rPr>
+          <w:rStyle w:val="CodiceHTML"/>
+          <w:rFonts w:ascii="Times New Roman" w:eastAsia="Lucida Sans Unicode" w:hAnsi="Times New Roman" w:cs="Times New Roman"/>
+          <w:sz w:val="24"/>
+          <w:szCs w:val="24"/>
+        </w:rPr>
+        <w:t>README</w:t>
+      </w:r>
+      <w:r>
+        <w:t>), rivolto a sviluppatori</w:t>
+      </w:r>
+      <w:r>
+        <w:t xml:space="preserve"> e</w:t>
+      </w:r>
+      <w:r>
+        <w:t xml:space="preserve"> sistemisti</w:t>
+      </w:r>
+      <w:r>
+        <w:t>,</w:t>
+      </w:r>
+      <w:r>
+        <w:t xml:space="preserve"> contenent</w:t>
+      </w:r>
+      <w:r>
+        <w:t>i</w:t>
+      </w:r>
+      <w:r>
+        <w:t xml:space="preserve"> i requisiti d'ambiente (Java JDK, Apache Tomcat, MySQL) e le istruzioni dettagliate per l'importazione del database</w:t>
+      </w:r>
+      <w:r>
+        <w:t>,</w:t>
+      </w:r>
+      <w:r>
+        <w:t xml:space="preserve"> la configurazione delle connessioni JDBC e il deploy dell'applicazione.</w:t>
+      </w:r>
+    </w:p>
+    <w:p>
+      <w:pPr>
+        <w:tabs>
+          <w:tab w:val="left" w:pos="993"/>
+          <w:tab w:val="left" w:pos="8580"/>
+        </w:tabs>
+        <w:spacing w:before="100" w:after="100"/>
+        <w:ind w:left="1418"/>
+      </w:pPr>
+      <w:r>
+        <w:t xml:space="preserve">RFN9: </w:t>
+      </w:r>
+      <w:r>
+        <w:t>Deve essere fornito un manuale d'uso (sotto forma di sezione Aiuto/FAQ integrata nel sito o documento PDF), rivolto ai clienti finali e ai gestori del negozio, che illustri le procedure di navigazione del catalogo occhiali, carrello e checkout per gli acquirenti</w:t>
+      </w:r>
+      <w:r>
+        <w:t xml:space="preserve"> e</w:t>
+      </w:r>
+      <w:r>
+        <w:t xml:space="preserve"> la gestione di prodotti, scorte e ordini per </w:t>
+      </w:r>
+      <w:r>
+        <w:t xml:space="preserve">gli </w:t>
+      </w:r>
+      <w:r>
+        <w:t>amministrator</w:t>
+      </w:r>
+      <w:r>
+        <w:t>i.</w:t>
+      </w:r>
+    </w:p>
+    <w:p>
+      <w:pPr>
+        <w:tabs>
+          <w:tab w:val="left" w:pos="993"/>
+          <w:tab w:val="left" w:pos="8580"/>
+        </w:tabs>
+        <w:spacing w:before="100" w:after="100"/>
+        <w:ind w:left="1418"/>
+      </w:pPr>
+      <w:r>
+        <w:t xml:space="preserve">RFN10: </w:t>
+      </w:r>
+      <w:r>
+        <w:t>Deve essere prodotta la documentazione tecnica delle API interne in formato HTML tramite Javadoc, rivolta agli sviluppatori e ai futuri manutentori del sistema, che descriva le classi Java di backend (Servlet, DAO, JavaBean), specificando metodi, parametri, valori di ritorno ed eccezioni gestite.</w:t>
       </w:r>
     </w:p>
     <w:p>
@@ -5591,7 +6113,7 @@
           <w:bCs w:val="0"/>
         </w:rPr>
       </w:pPr>
-      <w:bookmarkStart w:id="15" w:name="_Toc243380180"/>
+      <w:bookmarkStart w:id="15" w:name="_Toc243657076"/>
       <w:r>
         <w:rPr>
           <w:b w:val="0"/>
@@ -5599,7 +6121,8 @@
           <w:sz w:val="26"/>
           <w:szCs w:val="26"/>
         </w:rPr>
-        <w:t>Performance</w:t>
+        <w:lastRenderedPageBreak/>
+        <w:t>Hardware considerations</w:t>
       </w:r>
       <w:bookmarkEnd w:id="15"/>
     </w:p>
@@ -5609,11 +6132,72 @@
           <w:tab w:val="left" w:pos="993"/>
           <w:tab w:val="left" w:pos="8580"/>
         </w:tabs>
-        <w:spacing w:after="100"/>
+        <w:spacing w:before="100" w:after="100"/>
         <w:ind w:left="1418"/>
       </w:pPr>
       <w:r>
-        <w:t>a</w:t>
+        <w:t xml:space="preserve">RFN11: </w:t>
+      </w:r>
+      <w:r>
+        <w:t>Il sistema lato backend deve poter essere eseguito su un server fisico o</w:t>
+      </w:r>
+      <w:r>
+        <w:t xml:space="preserve"> su</w:t>
+      </w:r>
+      <w:r>
+        <w:t xml:space="preserve"> macchina virtuale dotata di processore multi-core</w:t>
+      </w:r>
+      <w:r>
+        <w:t xml:space="preserve">, </w:t>
+      </w:r>
+      <w:r>
+        <w:t>una memoria RAM minima di 4 GB</w:t>
+      </w:r>
+      <w:r>
+        <w:t xml:space="preserve"> (consigliati 8 GB)</w:t>
+      </w:r>
+      <w:r>
+        <w:t>, uno spazio di archiviazione secondaria (disco SSD</w:t>
+      </w:r>
+      <w:r>
+        <w:t>/Hard Disk</w:t>
+      </w:r>
+      <w:r>
+        <w:t>) di almeno 20 GB dedicati a sistema operativo, database relazionale e catalogo immagini dei prodotti.</w:t>
+      </w:r>
+    </w:p>
+    <w:p>
+      <w:pPr>
+        <w:tabs>
+          <w:tab w:val="left" w:pos="993"/>
+          <w:tab w:val="left" w:pos="8580"/>
+        </w:tabs>
+        <w:spacing w:before="100" w:after="100"/>
+        <w:ind w:left="1418"/>
+      </w:pPr>
+      <w:r>
+        <w:t xml:space="preserve">RFN12: </w:t>
+      </w:r>
+      <w:r>
+        <w:t xml:space="preserve">L'accesso alla piattaforma web da parte di clienti e amministratori deve essere garantito su qualsiasi dispositivo </w:t>
+      </w:r>
+      <w:r>
+        <w:t>(</w:t>
+      </w:r>
+      <w:r>
+        <w:t>desktop, notebook, tablet o smartphone</w:t>
+      </w:r>
+      <w:r>
+        <w:t xml:space="preserve">) </w:t>
+      </w:r>
+      <w:r>
+        <w:t>dotato di una memoria RAM minima di 2 GB</w:t>
+      </w:r>
+      <w:r>
+        <w:t xml:space="preserve"> e una connessione stabile ad Internet</w:t>
+      </w:r>
+      <w:r>
+        <w:t>.</w:t>
       </w:r>
     </w:p>
     <w:p>
@@ -5629,7 +6213,7 @@
           <w:bCs w:val="0"/>
         </w:rPr>
       </w:pPr>
-      <w:bookmarkStart w:id="16" w:name="_Toc243380181"/>
+      <w:bookmarkStart w:id="16" w:name="_Toc243657077"/>
       <w:r>
         <w:rPr>
           <w:b w:val="0"/>
@@ -5637,21 +6221,24 @@
           <w:sz w:val="26"/>
           <w:szCs w:val="26"/>
         </w:rPr>
-        <w:t>Supportability</w:t>
+        <w:t>Performance characteristics</w:t>
       </w:r>
       <w:bookmarkEnd w:id="16"/>
     </w:p>
     <w:p>
       <w:pPr>
-        <w:tabs>
-          <w:tab w:val="left" w:pos="993"/>
-          <w:tab w:val="left" w:pos="8580"/>
-        </w:tabs>
-        <w:spacing w:after="100"/>
+        <w:spacing w:before="100" w:after="120"/>
         <w:ind w:left="1418"/>
-      </w:pPr>
-      <w:r>
-        <w:t>a</w:t>
+        <w:rPr>
+          <w:b/>
+          <w:bCs/>
+        </w:rPr>
+      </w:pPr>
+      <w:r>
+        <w:t>RNF5:</w:t>
+      </w:r>
+      <w:r>
+        <w:t xml:space="preserve"> L'interfaccia utente deve garantire una navigazione fluida riducendo al minimo i tempi di attesa e i ricaricamenti dell'intera pagina, i quali comporterebbero fastidiose interruzioni visive e attese stimate tra 0,5 e 3 secondi per ogni singola azione. Le operazioni frequenti, quali la modifica delle quantità del carrello, il filtraggio dei prodotti nel catalogo o l'aggiornamento dello stato di un ordine, devono avvenire in modo asincrono. Questo significa che il sistema deve aggiornare istantaneamente (in circa 100-300 millisecondi) solo le porzioni di schermo interessate dal cambiamento, evitando di dover scaricare e ridisegnare da zero l'intera pagina web per ogni minima modifica.</w:t>
       </w:r>
     </w:p>
     <w:p>
@@ -5667,7 +6254,7 @@
           <w:bCs w:val="0"/>
         </w:rPr>
       </w:pPr>
-      <w:bookmarkStart w:id="17" w:name="_Toc243380182"/>
+      <w:bookmarkStart w:id="17" w:name="_Toc243657078"/>
       <w:r>
         <w:rPr>
           <w:b w:val="0"/>
@@ -5675,21 +6262,30 @@
           <w:sz w:val="26"/>
           <w:szCs w:val="26"/>
         </w:rPr>
-        <w:t>Implementation</w:t>
+        <w:t>Error handling and extreme conditions</w:t>
       </w:r>
       <w:bookmarkEnd w:id="17"/>
     </w:p>
     <w:p>
       <w:pPr>
-        <w:tabs>
-          <w:tab w:val="left" w:pos="993"/>
-          <w:tab w:val="left" w:pos="8580"/>
-        </w:tabs>
-        <w:spacing w:after="100"/>
+        <w:spacing w:before="100" w:after="120"/>
         <w:ind w:left="1418"/>
-      </w:pPr>
-      <w:r>
-        <w:t>a</w:t>
+        <w:rPr>
+          <w:b/>
+          <w:bCs/>
+        </w:rPr>
+      </w:pPr>
+      <w:r>
+        <w:t>RNF4:</w:t>
+      </w:r>
+      <w:r>
+        <w:t xml:space="preserve"> Le </w:t>
+      </w:r>
+      <w:r>
+        <w:t>regole di protezione e controllo degli accessi devono riflettersi chiaramente sull'interfaccia utente. L'utente deve ricevere messaggi espliciti e comprensibili in caso di inserimento di credenziali errate, tentativi di accesso a sezioni non autorizzate o nel caso in cui stia tentando di accedere con un account sospeso o disattivato</w:t>
+      </w:r>
+      <w:r>
+        <w:t>.</w:t>
       </w:r>
     </w:p>
     <w:p>
@@ -5705,7 +6301,7 @@
           <w:bCs w:val="0"/>
         </w:rPr>
       </w:pPr>
-      <w:bookmarkStart w:id="18" w:name="_Toc243380183"/>
+      <w:bookmarkStart w:id="18" w:name="_Toc243657079"/>
       <w:r>
         <w:rPr>
           <w:b w:val="0"/>
@@ -5713,7 +6309,7 @@
           <w:sz w:val="26"/>
           <w:szCs w:val="26"/>
         </w:rPr>
-        <w:t>Interface</w:t>
+        <w:t>System interfacing</w:t>
       </w:r>
       <w:bookmarkEnd w:id="18"/>
     </w:p>
@@ -5723,11 +6319,26 @@
           <w:tab w:val="left" w:pos="993"/>
           <w:tab w:val="left" w:pos="8580"/>
         </w:tabs>
-        <w:spacing w:after="100"/>
+        <w:spacing w:before="100" w:after="100"/>
         <w:ind w:left="1418"/>
       </w:pPr>
       <w:r>
-        <w:t>a</w:t>
+        <w:t xml:space="preserve">RFN13: </w:t>
+      </w:r>
+      <w:r>
+        <w:t>L'applicazione web deve interagire con il sistema esterno di gestione della base di dati (MySQL Server), inviando in output comandi e query formulati nel linguaggio</w:t>
+      </w:r>
+      <w:r>
+        <w:t xml:space="preserve"> </w:t>
+      </w:r>
+      <w:r>
+        <w:t>SQL e ricevendo in input i dati estratti sotto forma di record strutturati</w:t>
+      </w:r>
+      <w:r>
+        <w:t>.</w:t>
+      </w:r>
+      <w:r>
+        <w:t xml:space="preserve"> </w:t>
       </w:r>
     </w:p>
     <w:p>
@@ -5743,7 +6354,7 @@
           <w:bCs w:val="0"/>
         </w:rPr>
       </w:pPr>
-      <w:bookmarkStart w:id="19" w:name="_Toc243380184"/>
+      <w:bookmarkStart w:id="19" w:name="_Toc243657080"/>
       <w:r>
         <w:rPr>
           <w:b w:val="0"/>
@@ -5751,21 +6362,54 @@
           <w:sz w:val="26"/>
           <w:szCs w:val="26"/>
         </w:rPr>
-        <w:t>Packaging</w:t>
+        <w:t>Quality issues</w:t>
       </w:r>
       <w:bookmarkEnd w:id="19"/>
     </w:p>
     <w:p>
       <w:pPr>
-        <w:tabs>
-          <w:tab w:val="left" w:pos="993"/>
-          <w:tab w:val="left" w:pos="8580"/>
-        </w:tabs>
-        <w:spacing w:after="100"/>
+        <w:spacing w:before="100" w:after="120"/>
         <w:ind w:left="1418"/>
-      </w:pPr>
-      <w:r>
-        <w:t>a</w:t>
+        <w:jc w:val="both"/>
+      </w:pPr>
+      <w:r>
+        <w:t>RNF7:</w:t>
+      </w:r>
+      <w:r>
+        <w:t xml:space="preserve"> L'aspetto grafico</w:t>
+      </w:r>
+      <w:r>
+        <w:t xml:space="preserve"> </w:t>
+      </w:r>
+      <w:r>
+        <w:t>delle pagine dev</w:t>
+      </w:r>
+      <w:r>
+        <w:t>e</w:t>
+      </w:r>
+      <w:r>
+        <w:t xml:space="preserve"> risultare identic</w:t>
+      </w:r>
+      <w:r>
+        <w:t>o</w:t>
+      </w:r>
+      <w:r>
+        <w:t xml:space="preserve"> e priv</w:t>
+      </w:r>
+      <w:r>
+        <w:t>o</w:t>
+      </w:r>
+      <w:r>
+        <w:t xml:space="preserve"> di anomalie visive su tutti i principali browser web di uso comune</w:t>
+      </w:r>
+      <w:r>
+        <w:t>,</w:t>
+      </w:r>
+      <w:r>
+        <w:t xml:space="preserve"> garantendo un'esperienza omogenea a prescindere dal client utilizzato</w:t>
+      </w:r>
+      <w:r>
+        <w:t>.</w:t>
       </w:r>
     </w:p>
     <w:p>
@@ -5779,9 +6423,11 @@
         <w:rPr>
           <w:b w:val="0"/>
           <w:bCs w:val="0"/>
-        </w:rPr>
-      </w:pPr>
-      <w:bookmarkStart w:id="20" w:name="_Toc243380185"/>
+          <w:sz w:val="26"/>
+          <w:szCs w:val="26"/>
+        </w:rPr>
+      </w:pPr>
+      <w:bookmarkStart w:id="20" w:name="_Toc243657081"/>
       <w:r>
         <w:rPr>
           <w:b w:val="0"/>
@@ -5789,39 +6435,60 @@
           <w:sz w:val="26"/>
           <w:szCs w:val="26"/>
         </w:rPr>
-        <w:t>Legal</w:t>
+        <w:t>System modifications</w:t>
       </w:r>
       <w:bookmarkEnd w:id="20"/>
     </w:p>
     <w:p>
       <w:pPr>
-        <w:tabs>
-          <w:tab w:val="left" w:pos="993"/>
-          <w:tab w:val="left" w:pos="8580"/>
-        </w:tabs>
-        <w:spacing w:after="100"/>
+        <w:spacing w:before="100" w:after="100"/>
         <w:ind w:left="1418"/>
       </w:pPr>
       <w:r>
-        <w:t>a</w:t>
-      </w:r>
-    </w:p>
-    <w:p>
-      <w:pPr>
-        <w:pStyle w:val="Titolo2"/>
-        <w:numPr>
-          <w:ilvl w:val="1"/>
-          <w:numId w:val="6"/>
-        </w:numPr>
-      </w:pPr>
-      <w:r>
-        <w:t xml:space="preserve"> </w:t>
-      </w:r>
-      <w:bookmarkStart w:id="21" w:name="_Toc243380186"/>
-      <w:r>
-        <w:t>System models</w:t>
-      </w:r>
-      <w:bookmarkEnd w:id="21"/>
+        <w:t xml:space="preserve">RNF14: </w:t>
+      </w:r>
+      <w:r>
+        <w:t>La struttura della base di dati e il livello Model devono essere facilmente estendibili per accogliere future funzionalità</w:t>
+      </w:r>
+      <w:r>
+        <w:t>, ad esempio</w:t>
+      </w:r>
+      <w:r>
+        <w:t xml:space="preserve"> la gestione di lenti personalizzate </w:t>
+      </w:r>
+      <w:r>
+        <w:t>o</w:t>
+      </w:r>
+      <w:r>
+        <w:t xml:space="preserve"> l'applicazione di codici coupon</w:t>
+      </w:r>
+      <w:r>
+        <w:t>. G</w:t>
+      </w:r>
+      <w:r>
+        <w:t>arantendo che tali modifiche richiedano solo l'aggiunta di nuove entità o attributi e</w:t>
+      </w:r>
+      <w:r>
+        <w:t>d eventualmente la modifica</w:t>
+      </w:r>
+      <w:r>
+        <w:t xml:space="preserve"> delle relative viste JSP</w:t>
+      </w:r>
+      <w:r>
+        <w:t>.</w:t>
+      </w:r>
+    </w:p>
+    <w:p>
+      <w:pPr>
+        <w:spacing w:before="100" w:after="100"/>
+        <w:ind w:left="1418"/>
+      </w:pPr>
+    </w:p>
+    <w:p>
+      <w:pPr>
+        <w:spacing w:before="100" w:after="100"/>
+        <w:ind w:left="1418"/>
+      </w:pPr>
     </w:p>
     <w:p>
       <w:pPr>
@@ -5834,28 +6501,39 @@
         <w:rPr>
           <w:b w:val="0"/>
           <w:bCs w:val="0"/>
-        </w:rPr>
-      </w:pPr>
-      <w:bookmarkStart w:id="22" w:name="_Toc243380187"/>
+          <w:sz w:val="26"/>
+          <w:szCs w:val="26"/>
+        </w:rPr>
+      </w:pPr>
+      <w:bookmarkStart w:id="21" w:name="_Toc243657082"/>
       <w:r>
         <w:rPr>
           <w:b w:val="0"/>
           <w:bCs w:val="0"/>
-        </w:rPr>
-        <w:t>Scenarios</w:t>
-      </w:r>
-      <w:bookmarkEnd w:id="22"/>
-    </w:p>
-    <w:p>
-      <w:pPr>
-        <w:tabs>
-          <w:tab w:val="left" w:pos="8580"/>
-        </w:tabs>
-        <w:spacing w:after="100"/>
+          <w:sz w:val="26"/>
+          <w:szCs w:val="26"/>
+        </w:rPr>
+        <w:lastRenderedPageBreak/>
+        <w:t>Physical environment</w:t>
+      </w:r>
+      <w:bookmarkEnd w:id="21"/>
+    </w:p>
+    <w:p>
+      <w:pPr>
+        <w:spacing w:before="100" w:after="100"/>
         <w:ind w:left="1418"/>
       </w:pPr>
       <w:r>
-        <w:t>A</w:t>
+        <w:t xml:space="preserve">RFN15: </w:t>
+      </w:r>
+      <w:r>
+        <w:t xml:space="preserve">Il sistema opera su un'architettura distribuita su </w:t>
+      </w:r>
+      <w:r>
+        <w:t>un’unica sede</w:t>
+      </w:r>
+      <w:r>
+        <w:t>: le componenti server (server applicativo Tomcat e database MySQL) risiedono in un'unica postazione fissa (data center/server room), mentre i dispositivi client (computer desktop, notebook, smartphone e tablet) operano distribuiti in molteplici postazioni, connettendosi da remoto tramite rete Internet o rete locale.</w:t>
       </w:r>
     </w:p>
     <w:p>
@@ -5869,29 +6547,114 @@
         <w:rPr>
           <w:b w:val="0"/>
           <w:bCs w:val="0"/>
-        </w:rPr>
-      </w:pPr>
-      <w:bookmarkStart w:id="23" w:name="_Toc243380188"/>
+          <w:sz w:val="26"/>
+          <w:szCs w:val="26"/>
+        </w:rPr>
+      </w:pPr>
+      <w:bookmarkStart w:id="22" w:name="_Toc243657083"/>
       <w:r>
         <w:rPr>
           <w:b w:val="0"/>
           <w:bCs w:val="0"/>
-        </w:rPr>
-        <w:t>Use case model</w:t>
+          <w:sz w:val="26"/>
+          <w:szCs w:val="26"/>
+        </w:rPr>
+        <w:t>Security issues</w:t>
+      </w:r>
+      <w:bookmarkEnd w:id="22"/>
+    </w:p>
+    <w:p>
+      <w:pPr>
+        <w:spacing w:before="100" w:after="120"/>
+        <w:ind w:left="1418"/>
+      </w:pPr>
+      <w:r>
+        <w:t>RNF6:</w:t>
+      </w:r>
+      <w:r>
+        <w:t xml:space="preserve"> Per garantire affidabilità e sicurezza dei dati sensibili dei clienti e dei dipendenti, il sistema deve essere in grado di resistere a specifici attacchi di sicurezza. Vengono, pertanto, richieste all'utente la scelta di password robuste a protezione del suo account. Password che verranno poi criptate per i fini di sicurezza e conservate all'interno di un database (DB) protetto da un Firewall.</w:t>
+      </w:r>
+    </w:p>
+    <w:p>
+      <w:pPr>
+        <w:pStyle w:val="Titolo2"/>
+        <w:numPr>
+          <w:ilvl w:val="2"/>
+          <w:numId w:val="6"/>
+        </w:numPr>
+        <w:spacing w:before="100" w:after="100"/>
+        <w:ind w:left="1418" w:hanging="709"/>
+        <w:rPr>
+          <w:b w:val="0"/>
+          <w:bCs w:val="0"/>
+          <w:sz w:val="26"/>
+          <w:szCs w:val="26"/>
+        </w:rPr>
+      </w:pPr>
+      <w:bookmarkStart w:id="23" w:name="_Toc243657084"/>
+      <w:r>
+        <w:rPr>
+          <w:b w:val="0"/>
+          <w:bCs w:val="0"/>
+          <w:sz w:val="26"/>
+          <w:szCs w:val="26"/>
+        </w:rPr>
+        <w:t>Resources and management issues</w:t>
       </w:r>
       <w:bookmarkEnd w:id="23"/>
     </w:p>
     <w:p>
       <w:pPr>
-        <w:tabs>
-          <w:tab w:val="left" w:pos="8580"/>
-        </w:tabs>
-        <w:spacing w:after="100"/>
         <w:ind w:left="1418"/>
       </w:pPr>
       <w:r>
-        <w:t>a</w:t>
-      </w:r>
+        <w:t xml:space="preserve">RFN16: </w:t>
+      </w:r>
+      <w:r>
+        <w:t xml:space="preserve">Il sistema deve prevedere una procedura di backup automatizzata con frequenza giornaliera per </w:t>
+      </w:r>
+      <w:r>
+        <w:t>il DB</w:t>
+      </w:r>
+      <w:r>
+        <w:t xml:space="preserve"> e con frequenza settimanale per le risorse statiche (immagini degli occhiali</w:t>
+      </w:r>
+      <w:r>
+        <w:t>, banner pubblicitari</w:t>
+      </w:r>
+      <w:r>
+        <w:t>)</w:t>
+      </w:r>
+      <w:r>
+        <w:t>. L</w:t>
+      </w:r>
+      <w:r>
+        <w:t xml:space="preserve">a responsabilità della corretta esecuzione, verifica e conservazione dei backup è assegnata </w:t>
+      </w:r>
+      <w:r>
+        <w:t>all’User Manager (</w:t>
+      </w:r>
+      <w:r>
+        <w:t>in qualità di amministratore della piattaforma).</w:t>
+      </w:r>
+    </w:p>
+    <w:p/>
+    <w:p>
+      <w:pPr>
+        <w:pStyle w:val="Titolo2"/>
+        <w:numPr>
+          <w:ilvl w:val="1"/>
+          <w:numId w:val="6"/>
+        </w:numPr>
+      </w:pPr>
+      <w:r>
+        <w:t xml:space="preserve"> </w:t>
+      </w:r>
+      <w:bookmarkStart w:id="24" w:name="_Toc243657085"/>
+      <w:r>
+        <w:t>System models</w:t>
+      </w:r>
+      <w:bookmarkEnd w:id="24"/>
     </w:p>
     <w:p>
       <w:pPr>
@@ -5906,15 +6669,17 @@
           <w:bCs w:val="0"/>
         </w:rPr>
       </w:pPr>
-      <w:bookmarkStart w:id="24" w:name="_Toc243380189"/>
+      <w:bookmarkStart w:id="25" w:name="_Toc243657086"/>
+      <w:proofErr w:type="spellStart"/>
       <w:r>
         <w:rPr>
           <w:b w:val="0"/>
           <w:bCs w:val="0"/>
         </w:rPr>
-        <w:t>Object model</w:t>
-      </w:r>
-      <w:bookmarkEnd w:id="24"/>
+        <w:t>Scenarios</w:t>
+      </w:r>
+      <w:bookmarkEnd w:id="25"/>
+      <w:proofErr w:type="spellEnd"/>
     </w:p>
     <w:p>
       <w:pPr>
@@ -5925,7 +6690,7 @@
         <w:ind w:left="1418"/>
       </w:pPr>
       <w:r>
-        <w:t>a</w:t>
+        <w:t>A</w:t>
       </w:r>
     </w:p>
     <w:p>
@@ -5941,15 +6706,15 @@
           <w:bCs w:val="0"/>
         </w:rPr>
       </w:pPr>
-      <w:bookmarkStart w:id="25" w:name="_Toc243380190"/>
+      <w:bookmarkStart w:id="26" w:name="_Toc243657087"/>
       <w:r>
         <w:rPr>
           <w:b w:val="0"/>
           <w:bCs w:val="0"/>
         </w:rPr>
-        <w:t>Dynamic model</w:t>
-      </w:r>
-      <w:bookmarkEnd w:id="25"/>
+        <w:t>Use case model</w:t>
+      </w:r>
+      <w:bookmarkEnd w:id="26"/>
     </w:p>
     <w:p>
       <w:pPr>
@@ -5974,20 +6739,89 @@
         <w:rPr>
           <w:b w:val="0"/>
           <w:bCs w:val="0"/>
-          <w:lang w:val="en-US"/>
-        </w:rPr>
-      </w:pPr>
-      <w:bookmarkStart w:id="26" w:name="_Toc243380191"/>
-      <w:r>
+        </w:rPr>
+      </w:pPr>
+      <w:bookmarkStart w:id="27" w:name="_Toc243657088"/>
+      <w:r>
+        <w:rPr>
+          <w:b w:val="0"/>
+          <w:bCs w:val="0"/>
+        </w:rPr>
+        <w:t>Object model</w:t>
+      </w:r>
+      <w:bookmarkEnd w:id="27"/>
+    </w:p>
+    <w:p>
+      <w:pPr>
+        <w:tabs>
+          <w:tab w:val="left" w:pos="8580"/>
+        </w:tabs>
+        <w:spacing w:after="100"/>
+        <w:ind w:left="1418"/>
+      </w:pPr>
+      <w:r>
+        <w:t>a</w:t>
+      </w:r>
+    </w:p>
+    <w:p>
+      <w:pPr>
+        <w:pStyle w:val="Titolo2"/>
+        <w:numPr>
+          <w:ilvl w:val="2"/>
+          <w:numId w:val="6"/>
+        </w:numPr>
+        <w:ind w:left="1418" w:hanging="709"/>
+        <w:rPr>
+          <w:b w:val="0"/>
+          <w:bCs w:val="0"/>
+        </w:rPr>
+      </w:pPr>
+      <w:bookmarkStart w:id="28" w:name="_Toc243657089"/>
+      <w:r>
+        <w:rPr>
+          <w:b w:val="0"/>
+          <w:bCs w:val="0"/>
+        </w:rPr>
+        <w:t>Dynamic model</w:t>
+      </w:r>
+      <w:bookmarkEnd w:id="28"/>
+    </w:p>
+    <w:p>
+      <w:pPr>
+        <w:tabs>
+          <w:tab w:val="left" w:pos="8580"/>
+        </w:tabs>
+        <w:spacing w:after="100"/>
+        <w:ind w:left="1418"/>
+      </w:pPr>
+      <w:r>
+        <w:t>a</w:t>
+      </w:r>
+    </w:p>
+    <w:p>
+      <w:pPr>
+        <w:pStyle w:val="Titolo2"/>
+        <w:numPr>
+          <w:ilvl w:val="2"/>
+          <w:numId w:val="6"/>
+        </w:numPr>
+        <w:ind w:left="1418" w:hanging="709"/>
         <w:rPr>
           <w:b w:val="0"/>
           <w:bCs w:val="0"/>
           <w:lang w:val="en-US"/>
         </w:rPr>
-        <w:lastRenderedPageBreak/>
+      </w:pPr>
+      <w:bookmarkStart w:id="29" w:name="_Toc243657090"/>
+      <w:r>
+        <w:rPr>
+          <w:b w:val="0"/>
+          <w:bCs w:val="0"/>
+          <w:lang w:val="en-US"/>
+        </w:rPr>
         <w:t>User interface—navigational paths and screen mock-ups</w:t>
       </w:r>
-      <w:bookmarkEnd w:id="26"/>
+      <w:bookmarkEnd w:id="29"/>
     </w:p>
     <w:p>
       <w:pPr>
@@ -6011,11 +6845,11 @@
         <w:ind w:left="426" w:hanging="426"/>
         <w:jc w:val="left"/>
       </w:pPr>
-      <w:bookmarkStart w:id="27" w:name="_Toc243380192"/>
+      <w:bookmarkStart w:id="30" w:name="_Toc243657091"/>
       <w:r>
         <w:t>GLOSSARY</w:t>
       </w:r>
-      <w:bookmarkEnd w:id="27"/>
+      <w:bookmarkEnd w:id="30"/>
     </w:p>
     <w:p>
       <w:r>
@@ -6037,7 +6871,7 @@
 </file>
 
 <file path=word/endnotes.xml><?xml version="1.0" encoding="utf-8"?>
-<w:endnotes xmlns:wpc="http://schemas.microsoft.com/office/word/2010/wordprocessingCanvas" xmlns:cx="http://schemas.microsoft.com/office/drawing/2014/chartex" xmlns:cx1="http://schemas.microsoft.com/office/drawing/2015/9/8/chartex" xmlns:cx2="http://schemas.microsoft.com/office/drawing/2015/10/21/chartex" xmlns:cx3="http://schemas.microsoft.com/office/drawing/2016/5/9/chartex" xmlns:cx4="http://schemas.microsoft.com/office/drawing/2016/5/10/chartex" xmlns:cx5="http://schemas.microsoft.com/office/drawing/2016/5/11/chartex" xmlns:cx6="http://schemas.microsoft.com/office/drawing/2016/5/12/chartex" xmlns:cx7="http://schemas.microsoft.com/office/drawing/2016/5/13/chartex" xmlns:cx8="http://schemas.microsoft.com/office/drawing/2016/5/14/chartex" xmlns:mc="http://schemas.openxmlformats.org/markup-compatibility/2006" xmlns:aink="http://schemas.microsoft.com/office/drawing/2016/ink" xmlns:am3d="http://schemas.microsoft.com/office/drawing/2017/model3d" xmlns:o="urn:schemas-microsoft-com:office:office" xmlns:oel="http://schemas.microsoft.com/office/2019/extlst" xmlns:r="http://schemas.openxmlformats.org/officeDocument/2006/relationships" xmlns:m="http://schemas.openxmlformats.org/officeDocument/2006/math" xmlns:v="urn:schemas-microsoft-com:vml" xmlns:wp14="http://schemas.microsoft.com/office/word/2010/wordprocessingDrawing" xmlns:wp="http://schemas.openxmlformats.org/drawingml/2006/wordprocessingDrawing" xmlns:w10="urn:schemas-microsoft-com:office:word" xmlns:w="http://schemas.openxmlformats.org/wordprocessingml/2006/main" xmlns:w14="http://schemas.microsoft.com/office/word/2010/wordml" xmlns:w15="http://schemas.microsoft.com/office/word/2012/wordml" xmlns:w16cex="http://schemas.microsoft.com/office/word/2018/wordml/cex" xmlns:w16cid="http://schemas.microsoft.com/office/word/2016/wordml/cid" xmlns:w16="http://schemas.microsoft.com/office/word/2018/wordml" xmlns:w16du="http://schemas.microsoft.com/office/word/2023/wordml/word16du" xmlns:w16sdtdh="http://schemas.microsoft.com/office/word/2020/wordml/sdtdatahash" xmlns:w16sdtfl="http://schemas.microsoft.com/office/word/2024/wordml/sdtformatlock" xmlns:w16se="http://schemas.microsoft.com/office/word/2015/wordml/symex" xmlns:wpg="http://schemas.microsoft.com/office/word/2010/wordprocessingGroup" xmlns:wpi="http://schemas.microsoft.com/office/word/2010/wordprocessingInk" xmlns:wne="http://schemas.microsoft.com/office/word/2006/wordml" xmlns:wps="http://schemas.microsoft.com/office/word/2010/wordprocessingShape" mc:Ignorable="w14 w15 w16se w16cid w16 w16cex w16sdtdh w16sdtfl w16du wp14">
+<w:endnotes xmlns:wpc="http://schemas.microsoft.com/office/word/2010/wordprocessingCanvas" xmlns:cx="http://schemas.microsoft.com/office/drawing/2014/chartex" xmlns:cx1="http://schemas.microsoft.com/office/drawing/2015/9/8/chartex" xmlns:cx2="http://schemas.microsoft.com/office/drawing/2015/10/21/chartex" xmlns:cx3="http://schemas.microsoft.com/office/drawing/2016/5/9/chartex" xmlns:cx4="http://schemas.microsoft.com/office/drawing/2016/5/10/chartex" xmlns:cx5="http://schemas.microsoft.com/office/drawing/2016/5/11/chartex" xmlns:cx6="http://schemas.microsoft.com/office/drawing/2016/5/12/chartex" xmlns:cx7="http://schemas.microsoft.com/office/drawing/2016/5/13/chartex" xmlns:cx8="http://schemas.microsoft.com/office/drawing/2016/5/14/chartex" xmlns:mc="http://schemas.openxmlformats.org/markup-compatibility/2006" xmlns:m="http://schemas.openxmlformats.org/officeDocument/2006/math" xmlns:aink="http://schemas.microsoft.com/office/drawing/2016/ink" xmlns:am3d="http://schemas.microsoft.com/office/drawing/2017/model3d" xmlns:oel="http://schemas.microsoft.com/office/2019/extlst" xmlns:r="http://schemas.openxmlformats.org/officeDocument/2006/relationships" xmlns:wp14="http://schemas.microsoft.com/office/word/2010/wordprocessingDrawing" xmlns:wp="http://schemas.openxmlformats.org/drawingml/2006/wordprocessingDrawing" xmlns:wpg="http://schemas.microsoft.com/office/word/2010/wordprocessingGroup" xmlns:wpi="http://schemas.microsoft.com/office/word/2010/wordprocessingInk" xmlns:wps="http://schemas.microsoft.com/office/word/2010/wordprocessingShape" xmlns:o="urn:schemas-microsoft-com:office:office" xmlns:v="urn:schemas-microsoft-com:vml" xmlns:w10="urn:schemas-microsoft-com:office:word" xmlns:w="http://schemas.openxmlformats.org/wordprocessingml/2006/main" xmlns:w14="http://schemas.microsoft.com/office/word/2010/wordml" xmlns:w15="http://schemas.microsoft.com/office/word/2012/wordml" xmlns:w16cex="http://schemas.microsoft.com/office/word/2018/wordml/cex" xmlns:w16cid="http://schemas.microsoft.com/office/word/2016/wordml/cid" xmlns:w16="http://schemas.microsoft.com/office/word/2018/wordml" xmlns:w16sdtdh="http://schemas.microsoft.com/office/word/2020/wordml/sdtdatahash" xmlns:w16sdtfl="http://schemas.microsoft.com/office/word/2024/wordml/sdtformatlock" xmlns:w16se="http://schemas.microsoft.com/office/word/2015/wordml/symex" xmlns:w16du="http://schemas.microsoft.com/office/word/2023/wordml/word16du" xmlns:wne="http://schemas.microsoft.com/office/word/2006/wordml" mc:Ignorable="w14 w15 w16se w16cid w16 w16cex w16sdtdh w16sdtfl w16du wp14">
   <w:endnote w:type="separator" w:id="-1">
     <w:p>
       <w:r>
@@ -6056,7 +6890,7 @@
 </file>
 
 <file path=word/footer1.xml><?xml version="1.0" encoding="utf-8"?>
-<w:ftr xmlns:wpc="http://schemas.microsoft.com/office/word/2010/wordprocessingCanvas" xmlns:cx="http://schemas.microsoft.com/office/drawing/2014/chartex" xmlns:cx1="http://schemas.microsoft.com/office/drawing/2015/9/8/chartex" xmlns:cx2="http://schemas.microsoft.com/office/drawing/2015/10/21/chartex" xmlns:cx3="http://schemas.microsoft.com/office/drawing/2016/5/9/chartex" xmlns:cx4="http://schemas.microsoft.com/office/drawing/2016/5/10/chartex" xmlns:cx5="http://schemas.microsoft.com/office/drawing/2016/5/11/chartex" xmlns:cx6="http://schemas.microsoft.com/office/drawing/2016/5/12/chartex" xmlns:cx7="http://schemas.microsoft.com/office/drawing/2016/5/13/chartex" xmlns:cx8="http://schemas.microsoft.com/office/drawing/2016/5/14/chartex" xmlns:mc="http://schemas.openxmlformats.org/markup-compatibility/2006" xmlns:aink="http://schemas.microsoft.com/office/drawing/2016/ink" xmlns:am3d="http://schemas.microsoft.com/office/drawing/2017/model3d" xmlns:o="urn:schemas-microsoft-com:office:office" xmlns:oel="http://schemas.microsoft.com/office/2019/extlst" xmlns:r="http://schemas.openxmlformats.org/officeDocument/2006/relationships" xmlns:m="http://schemas.openxmlformats.org/officeDocument/2006/math" xmlns:v="urn:schemas-microsoft-com:vml" xmlns:wp14="http://schemas.microsoft.com/office/word/2010/wordprocessingDrawing" xmlns:wp="http://schemas.openxmlformats.org/drawingml/2006/wordprocessingDrawing" xmlns:w10="urn:schemas-microsoft-com:office:word" xmlns:w="http://schemas.openxmlformats.org/wordprocessingml/2006/main" xmlns:w14="http://schemas.microsoft.com/office/word/2010/wordml" xmlns:w15="http://schemas.microsoft.com/office/word/2012/wordml" xmlns:w16cex="http://schemas.microsoft.com/office/word/2018/wordml/cex" xmlns:w16cid="http://schemas.microsoft.com/office/word/2016/wordml/cid" xmlns:w16="http://schemas.microsoft.com/office/word/2018/wordml" xmlns:w16du="http://schemas.microsoft.com/office/word/2023/wordml/word16du" xmlns:w16sdtdh="http://schemas.microsoft.com/office/word/2020/wordml/sdtdatahash" xmlns:w16sdtfl="http://schemas.microsoft.com/office/word/2024/wordml/sdtformatlock" xmlns:w16se="http://schemas.microsoft.com/office/word/2015/wordml/symex" xmlns:wpg="http://schemas.microsoft.com/office/word/2010/wordprocessingGroup" xmlns:wpi="http://schemas.microsoft.com/office/word/2010/wordprocessingInk" xmlns:wne="http://schemas.microsoft.com/office/word/2006/wordml" xmlns:wps="http://schemas.microsoft.com/office/word/2010/wordprocessingShape" mc:Ignorable="w14 w15 w16se w16cid w16 w16cex w16sdtdh w16sdtfl w16du wp14">
+<w:ftr xmlns:wpc="http://schemas.microsoft.com/office/word/2010/wordprocessingCanvas" xmlns:cx="http://schemas.microsoft.com/office/drawing/2014/chartex" xmlns:cx1="http://schemas.microsoft.com/office/drawing/2015/9/8/chartex" xmlns:cx2="http://schemas.microsoft.com/office/drawing/2015/10/21/chartex" xmlns:cx3="http://schemas.microsoft.com/office/drawing/2016/5/9/chartex" xmlns:cx4="http://schemas.microsoft.com/office/drawing/2016/5/10/chartex" xmlns:cx5="http://schemas.microsoft.com/office/drawing/2016/5/11/chartex" xmlns:cx6="http://schemas.microsoft.com/office/drawing/2016/5/12/chartex" xmlns:cx7="http://schemas.microsoft.com/office/drawing/2016/5/13/chartex" xmlns:cx8="http://schemas.microsoft.com/office/drawing/2016/5/14/chartex" xmlns:mc="http://schemas.openxmlformats.org/markup-compatibility/2006" xmlns:m="http://schemas.openxmlformats.org/officeDocument/2006/math" xmlns:aink="http://schemas.microsoft.com/office/drawing/2016/ink" xmlns:am3d="http://schemas.microsoft.com/office/drawing/2017/model3d" xmlns:oel="http://schemas.microsoft.com/office/2019/extlst" xmlns:r="http://schemas.openxmlformats.org/officeDocument/2006/relationships" xmlns:wp14="http://schemas.microsoft.com/office/word/2010/wordprocessingDrawing" xmlns:wp="http://schemas.openxmlformats.org/drawingml/2006/wordprocessingDrawing" xmlns:wpg="http://schemas.microsoft.com/office/word/2010/wordprocessingGroup" xmlns:wpi="http://schemas.microsoft.com/office/word/2010/wordprocessingInk" xmlns:wps="http://schemas.microsoft.com/office/word/2010/wordprocessingShape" xmlns:o="urn:schemas-microsoft-com:office:office" xmlns:v="urn:schemas-microsoft-com:vml" xmlns:w10="urn:schemas-microsoft-com:office:word" xmlns:w="http://schemas.openxmlformats.org/wordprocessingml/2006/main" xmlns:w14="http://schemas.microsoft.com/office/word/2010/wordml" xmlns:w15="http://schemas.microsoft.com/office/word/2012/wordml" xmlns:w16cex="http://schemas.microsoft.com/office/word/2018/wordml/cex" xmlns:w16cid="http://schemas.microsoft.com/office/word/2016/wordml/cid" xmlns:w16="http://schemas.microsoft.com/office/word/2018/wordml" xmlns:w16sdtdh="http://schemas.microsoft.com/office/word/2020/wordml/sdtdatahash" xmlns:w16sdtfl="http://schemas.microsoft.com/office/word/2024/wordml/sdtformatlock" xmlns:w16se="http://schemas.microsoft.com/office/word/2015/wordml/symex" xmlns:w16du="http://schemas.microsoft.com/office/word/2023/wordml/word16du" xmlns:wne="http://schemas.microsoft.com/office/word/2006/wordml" mc:Ignorable="w14 w15 w16se w16cid w16 w16cex w16sdtdh w16sdtfl w16du wp14">
   <w:tbl>
     <w:tblPr>
       <w:tblW w:w="0" w:type="auto"/>
@@ -6224,31 +7058,31 @@
 </file>
 
 <file path=word/footer2.xml><?xml version="1.0" encoding="utf-8"?>
-<w:ftr xmlns:wpc="http://schemas.microsoft.com/office/word/2010/wordprocessingCanvas" xmlns:cx="http://schemas.microsoft.com/office/drawing/2014/chartex" xmlns:cx1="http://schemas.microsoft.com/office/drawing/2015/9/8/chartex" xmlns:cx2="http://schemas.microsoft.com/office/drawing/2015/10/21/chartex" xmlns:cx3="http://schemas.microsoft.com/office/drawing/2016/5/9/chartex" xmlns:cx4="http://schemas.microsoft.com/office/drawing/2016/5/10/chartex" xmlns:cx5="http://schemas.microsoft.com/office/drawing/2016/5/11/chartex" xmlns:cx6="http://schemas.microsoft.com/office/drawing/2016/5/12/chartex" xmlns:cx7="http://schemas.microsoft.com/office/drawing/2016/5/13/chartex" xmlns:cx8="http://schemas.microsoft.com/office/drawing/2016/5/14/chartex" xmlns:mc="http://schemas.openxmlformats.org/markup-compatibility/2006" xmlns:aink="http://schemas.microsoft.com/office/drawing/2016/ink" xmlns:am3d="http://schemas.microsoft.com/office/drawing/2017/model3d" xmlns:o="urn:schemas-microsoft-com:office:office" xmlns:oel="http://schemas.microsoft.com/office/2019/extlst" xmlns:r="http://schemas.openxmlformats.org/officeDocument/2006/relationships" xmlns:m="http://schemas.openxmlformats.org/officeDocument/2006/math" xmlns:v="urn:schemas-microsoft-com:vml" xmlns:wp14="http://schemas.microsoft.com/office/word/2010/wordprocessingDrawing" xmlns:wp="http://schemas.openxmlformats.org/drawingml/2006/wordprocessingDrawing" xmlns:w10="urn:schemas-microsoft-com:office:word" xmlns:w="http://schemas.openxmlformats.org/wordprocessingml/2006/main" xmlns:w14="http://schemas.microsoft.com/office/word/2010/wordml" xmlns:w15="http://schemas.microsoft.com/office/word/2012/wordml" xmlns:w16cex="http://schemas.microsoft.com/office/word/2018/wordml/cex" xmlns:w16cid="http://schemas.microsoft.com/office/word/2016/wordml/cid" xmlns:w16="http://schemas.microsoft.com/office/word/2018/wordml" xmlns:w16du="http://schemas.microsoft.com/office/word/2023/wordml/word16du" xmlns:w16sdtdh="http://schemas.microsoft.com/office/word/2020/wordml/sdtdatahash" xmlns:w16sdtfl="http://schemas.microsoft.com/office/word/2024/wordml/sdtformatlock" xmlns:w16se="http://schemas.microsoft.com/office/word/2015/wordml/symex" xmlns:wpg="http://schemas.microsoft.com/office/word/2010/wordprocessingGroup" xmlns:wpi="http://schemas.microsoft.com/office/word/2010/wordprocessingInk" xmlns:wne="http://schemas.microsoft.com/office/word/2006/wordml" xmlns:wps="http://schemas.microsoft.com/office/word/2010/wordprocessingShape" mc:Ignorable="w14 w15 w16se w16cid w16 w16cex w16sdtdh w16sdtfl w16du wp14">
+<w:ftr xmlns:wpc="http://schemas.microsoft.com/office/word/2010/wordprocessingCanvas" xmlns:cx="http://schemas.microsoft.com/office/drawing/2014/chartex" xmlns:cx1="http://schemas.microsoft.com/office/drawing/2015/9/8/chartex" xmlns:cx2="http://schemas.microsoft.com/office/drawing/2015/10/21/chartex" xmlns:cx3="http://schemas.microsoft.com/office/drawing/2016/5/9/chartex" xmlns:cx4="http://schemas.microsoft.com/office/drawing/2016/5/10/chartex" xmlns:cx5="http://schemas.microsoft.com/office/drawing/2016/5/11/chartex" xmlns:cx6="http://schemas.microsoft.com/office/drawing/2016/5/12/chartex" xmlns:cx7="http://schemas.microsoft.com/office/drawing/2016/5/13/chartex" xmlns:cx8="http://schemas.microsoft.com/office/drawing/2016/5/14/chartex" xmlns:mc="http://schemas.openxmlformats.org/markup-compatibility/2006" xmlns:m="http://schemas.openxmlformats.org/officeDocument/2006/math" xmlns:aink="http://schemas.microsoft.com/office/drawing/2016/ink" xmlns:am3d="http://schemas.microsoft.com/office/drawing/2017/model3d" xmlns:oel="http://schemas.microsoft.com/office/2019/extlst" xmlns:r="http://schemas.openxmlformats.org/officeDocument/2006/relationships" xmlns:wp14="http://schemas.microsoft.com/office/word/2010/wordprocessingDrawing" xmlns:wp="http://schemas.openxmlformats.org/drawingml/2006/wordprocessingDrawing" xmlns:wpg="http://schemas.microsoft.com/office/word/2010/wordprocessingGroup" xmlns:wpi="http://schemas.microsoft.com/office/word/2010/wordprocessingInk" xmlns:wps="http://schemas.microsoft.com/office/word/2010/wordprocessingShape" xmlns:o="urn:schemas-microsoft-com:office:office" xmlns:v="urn:schemas-microsoft-com:vml" xmlns:w10="urn:schemas-microsoft-com:office:word" xmlns:w="http://schemas.openxmlformats.org/wordprocessingml/2006/main" xmlns:w14="http://schemas.microsoft.com/office/word/2010/wordml" xmlns:w15="http://schemas.microsoft.com/office/word/2012/wordml" xmlns:w16cex="http://schemas.microsoft.com/office/word/2018/wordml/cex" xmlns:w16cid="http://schemas.microsoft.com/office/word/2016/wordml/cid" xmlns:w16="http://schemas.microsoft.com/office/word/2018/wordml" xmlns:w16sdtdh="http://schemas.microsoft.com/office/word/2020/wordml/sdtdatahash" xmlns:w16sdtfl="http://schemas.microsoft.com/office/word/2024/wordml/sdtformatlock" xmlns:w16se="http://schemas.microsoft.com/office/word/2015/wordml/symex" xmlns:w16du="http://schemas.microsoft.com/office/word/2023/wordml/word16du" xmlns:wne="http://schemas.microsoft.com/office/word/2006/wordml" mc:Ignorable="w14 w15 w16se w16cid w16 w16cex w16sdtdh w16sdtfl w16du wp14">
   <w:p/>
 </w:ftr>
 </file>
 
 <file path=word/footer3.xml><?xml version="1.0" encoding="utf-8"?>
-<w:ftr xmlns:wpc="http://schemas.microsoft.com/office/word/2010/wordprocessingCanvas" xmlns:cx="http://schemas.microsoft.com/office/drawing/2014/chartex" xmlns:cx1="http://schemas.microsoft.com/office/drawing/2015/9/8/chartex" xmlns:cx2="http://schemas.microsoft.com/office/drawing/2015/10/21/chartex" xmlns:cx3="http://schemas.microsoft.com/office/drawing/2016/5/9/chartex" xmlns:cx4="http://schemas.microsoft.com/office/drawing/2016/5/10/chartex" xmlns:cx5="http://schemas.microsoft.com/office/drawing/2016/5/11/chartex" xmlns:cx6="http://schemas.microsoft.com/office/drawing/2016/5/12/chartex" xmlns:cx7="http://schemas.microsoft.com/office/drawing/2016/5/13/chartex" xmlns:cx8="http://schemas.microsoft.com/office/drawing/2016/5/14/chartex" xmlns:mc="http://schemas.openxmlformats.org/markup-compatibility/2006" xmlns:aink="http://schemas.microsoft.com/office/drawing/2016/ink" xmlns:am3d="http://schemas.microsoft.com/office/drawing/2017/model3d" xmlns:o="urn:schemas-microsoft-com:office:office" xmlns:oel="http://schemas.microsoft.com/office/2019/extlst" xmlns:r="http://schemas.openxmlformats.org/officeDocument/2006/relationships" xmlns:m="http://schemas.openxmlformats.org/officeDocument/2006/math" xmlns:v="urn:schemas-microsoft-com:vml" xmlns:wp14="http://schemas.microsoft.com/office/word/2010/wordprocessingDrawing" xmlns:wp="http://schemas.openxmlformats.org/drawingml/2006/wordprocessingDrawing" xmlns:w10="urn:schemas-microsoft-com:office:word" xmlns:w="http://schemas.openxmlformats.org/wordprocessingml/2006/main" xmlns:w14="http://schemas.microsoft.com/office/word/2010/wordml" xmlns:w15="http://schemas.microsoft.com/office/word/2012/wordml" xmlns:w16cex="http://schemas.microsoft.com/office/word/2018/wordml/cex" xmlns:w16cid="http://schemas.microsoft.com/office/word/2016/wordml/cid" xmlns:w16="http://schemas.microsoft.com/office/word/2018/wordml" xmlns:w16du="http://schemas.microsoft.com/office/word/2023/wordml/word16du" xmlns:w16sdtdh="http://schemas.microsoft.com/office/word/2020/wordml/sdtdatahash" xmlns:w16sdtfl="http://schemas.microsoft.com/office/word/2024/wordml/sdtformatlock" xmlns:w16se="http://schemas.microsoft.com/office/word/2015/wordml/symex" xmlns:wpg="http://schemas.microsoft.com/office/word/2010/wordprocessingGroup" xmlns:wpi="http://schemas.microsoft.com/office/word/2010/wordprocessingInk" xmlns:wne="http://schemas.microsoft.com/office/word/2006/wordml" xmlns:wps="http://schemas.microsoft.com/office/word/2010/wordprocessingShape" mc:Ignorable="w14 w15 w16se w16cid w16 w16cex w16sdtdh w16sdtfl w16du wp14">
+<w:ftr xmlns:wpc="http://schemas.microsoft.com/office/word/2010/wordprocessingCanvas" xmlns:cx="http://schemas.microsoft.com/office/drawing/2014/chartex" xmlns:cx1="http://schemas.microsoft.com/office/drawing/2015/9/8/chartex" xmlns:cx2="http://schemas.microsoft.com/office/drawing/2015/10/21/chartex" xmlns:cx3="http://schemas.microsoft.com/office/drawing/2016/5/9/chartex" xmlns:cx4="http://schemas.microsoft.com/office/drawing/2016/5/10/chartex" xmlns:cx5="http://schemas.microsoft.com/office/drawing/2016/5/11/chartex" xmlns:cx6="http://schemas.microsoft.com/office/drawing/2016/5/12/chartex" xmlns:cx7="http://schemas.microsoft.com/office/drawing/2016/5/13/chartex" xmlns:cx8="http://schemas.microsoft.com/office/drawing/2016/5/14/chartex" xmlns:mc="http://schemas.openxmlformats.org/markup-compatibility/2006" xmlns:m="http://schemas.openxmlformats.org/officeDocument/2006/math" xmlns:aink="http://schemas.microsoft.com/office/drawing/2016/ink" xmlns:am3d="http://schemas.microsoft.com/office/drawing/2017/model3d" xmlns:oel="http://schemas.microsoft.com/office/2019/extlst" xmlns:r="http://schemas.openxmlformats.org/officeDocument/2006/relationships" xmlns:wp14="http://schemas.microsoft.com/office/word/2010/wordprocessingDrawing" xmlns:wp="http://schemas.openxmlformats.org/drawingml/2006/wordprocessingDrawing" xmlns:wpg="http://schemas.microsoft.com/office/word/2010/wordprocessingGroup" xmlns:wpi="http://schemas.microsoft.com/office/word/2010/wordprocessingInk" xmlns:wps="http://schemas.microsoft.com/office/word/2010/wordprocessingShape" xmlns:o="urn:schemas-microsoft-com:office:office" xmlns:v="urn:schemas-microsoft-com:vml" xmlns:w10="urn:schemas-microsoft-com:office:word" xmlns:w="http://schemas.openxmlformats.org/wordprocessingml/2006/main" xmlns:w14="http://schemas.microsoft.com/office/word/2010/wordml" xmlns:w15="http://schemas.microsoft.com/office/word/2012/wordml" xmlns:w16cex="http://schemas.microsoft.com/office/word/2018/wordml/cex" xmlns:w16cid="http://schemas.microsoft.com/office/word/2016/wordml/cid" xmlns:w16="http://schemas.microsoft.com/office/word/2018/wordml" xmlns:w16sdtdh="http://schemas.microsoft.com/office/word/2020/wordml/sdtdatahash" xmlns:w16sdtfl="http://schemas.microsoft.com/office/word/2024/wordml/sdtformatlock" xmlns:w16se="http://schemas.microsoft.com/office/word/2015/wordml/symex" xmlns:w16du="http://schemas.microsoft.com/office/word/2023/wordml/word16du" xmlns:wne="http://schemas.microsoft.com/office/word/2006/wordml" mc:Ignorable="w14 w15 w16se w16cid w16 w16cex w16sdtdh w16sdtfl w16du wp14">
   <w:p/>
 </w:ftr>
 </file>
 
 <file path=word/footer4.xml><?xml version="1.0" encoding="utf-8"?>
-<w:ftr xmlns:wpc="http://schemas.microsoft.com/office/word/2010/wordprocessingCanvas" xmlns:cx="http://schemas.microsoft.com/office/drawing/2014/chartex" xmlns:cx1="http://schemas.microsoft.com/office/drawing/2015/9/8/chartex" xmlns:cx2="http://schemas.microsoft.com/office/drawing/2015/10/21/chartex" xmlns:cx3="http://schemas.microsoft.com/office/drawing/2016/5/9/chartex" xmlns:cx4="http://schemas.microsoft.com/office/drawing/2016/5/10/chartex" xmlns:cx5="http://schemas.microsoft.com/office/drawing/2016/5/11/chartex" xmlns:cx6="http://schemas.microsoft.com/office/drawing/2016/5/12/chartex" xmlns:cx7="http://schemas.microsoft.com/office/drawing/2016/5/13/chartex" xmlns:cx8="http://schemas.microsoft.com/office/drawing/2016/5/14/chartex" xmlns:mc="http://schemas.openxmlformats.org/markup-compatibility/2006" xmlns:aink="http://schemas.microsoft.com/office/drawing/2016/ink" xmlns:am3d="http://schemas.microsoft.com/office/drawing/2017/model3d" xmlns:o="urn:schemas-microsoft-com:office:office" xmlns:oel="http://schemas.microsoft.com/office/2019/extlst" xmlns:r="http://schemas.openxmlformats.org/officeDocument/2006/relationships" xmlns:m="http://schemas.openxmlformats.org/officeDocument/2006/math" xmlns:v="urn:schemas-microsoft-com:vml" xmlns:wp14="http://schemas.microsoft.com/office/word/2010/wordprocessingDrawing" xmlns:wp="http://schemas.openxmlformats.org/drawingml/2006/wordprocessingDrawing" xmlns:w10="urn:schemas-microsoft-com:office:word" xmlns:w="http://schemas.openxmlformats.org/wordprocessingml/2006/main" xmlns:w14="http://schemas.microsoft.com/office/word/2010/wordml" xmlns:w15="http://schemas.microsoft.com/office/word/2012/wordml" xmlns:w16cex="http://schemas.microsoft.com/office/word/2018/wordml/cex" xmlns:w16cid="http://schemas.microsoft.com/office/word/2016/wordml/cid" xmlns:w16="http://schemas.microsoft.com/office/word/2018/wordml" xmlns:w16du="http://schemas.microsoft.com/office/word/2023/wordml/word16du" xmlns:w16sdtdh="http://schemas.microsoft.com/office/word/2020/wordml/sdtdatahash" xmlns:w16sdtfl="http://schemas.microsoft.com/office/word/2024/wordml/sdtformatlock" xmlns:w16se="http://schemas.microsoft.com/office/word/2015/wordml/symex" xmlns:wpg="http://schemas.microsoft.com/office/word/2010/wordprocessingGroup" xmlns:wpi="http://schemas.microsoft.com/office/word/2010/wordprocessingInk" xmlns:wne="http://schemas.microsoft.com/office/word/2006/wordml" xmlns:wps="http://schemas.microsoft.com/office/word/2010/wordprocessingShape" mc:Ignorable="w14 w15 w16se w16cid w16 w16cex w16sdtdh w16sdtfl w16du wp14">
+<w:ftr xmlns:wpc="http://schemas.microsoft.com/office/word/2010/wordprocessingCanvas" xmlns:cx="http://schemas.microsoft.com/office/drawing/2014/chartex" xmlns:cx1="http://schemas.microsoft.com/office/drawing/2015/9/8/chartex" xmlns:cx2="http://schemas.microsoft.com/office/drawing/2015/10/21/chartex" xmlns:cx3="http://schemas.microsoft.com/office/drawing/2016/5/9/chartex" xmlns:cx4="http://schemas.microsoft.com/office/drawing/2016/5/10/chartex" xmlns:cx5="http://schemas.microsoft.com/office/drawing/2016/5/11/chartex" xmlns:cx6="http://schemas.microsoft.com/office/drawing/2016/5/12/chartex" xmlns:cx7="http://schemas.microsoft.com/office/drawing/2016/5/13/chartex" xmlns:cx8="http://schemas.microsoft.com/office/drawing/2016/5/14/chartex" xmlns:mc="http://schemas.openxmlformats.org/markup-compatibility/2006" xmlns:m="http://schemas.openxmlformats.org/officeDocument/2006/math" xmlns:aink="http://schemas.microsoft.com/office/drawing/2016/ink" xmlns:am3d="http://schemas.microsoft.com/office/drawing/2017/model3d" xmlns:oel="http://schemas.microsoft.com/office/2019/extlst" xmlns:r="http://schemas.openxmlformats.org/officeDocument/2006/relationships" xmlns:wp14="http://schemas.microsoft.com/office/word/2010/wordprocessingDrawing" xmlns:wp="http://schemas.openxmlformats.org/drawingml/2006/wordprocessingDrawing" xmlns:wpg="http://schemas.microsoft.com/office/word/2010/wordprocessingGroup" xmlns:wpi="http://schemas.microsoft.com/office/word/2010/wordprocessingInk" xmlns:wps="http://schemas.microsoft.com/office/word/2010/wordprocessingShape" xmlns:o="urn:schemas-microsoft-com:office:office" xmlns:v="urn:schemas-microsoft-com:vml" xmlns:w10="urn:schemas-microsoft-com:office:word" xmlns:w="http://schemas.openxmlformats.org/wordprocessingml/2006/main" xmlns:w14="http://schemas.microsoft.com/office/word/2010/wordml" xmlns:w15="http://schemas.microsoft.com/office/word/2012/wordml" xmlns:w16cex="http://schemas.microsoft.com/office/word/2018/wordml/cex" xmlns:w16cid="http://schemas.microsoft.com/office/word/2016/wordml/cid" xmlns:w16="http://schemas.microsoft.com/office/word/2018/wordml" xmlns:w16sdtdh="http://schemas.microsoft.com/office/word/2020/wordml/sdtdatahash" xmlns:w16sdtfl="http://schemas.microsoft.com/office/word/2024/wordml/sdtformatlock" xmlns:w16se="http://schemas.microsoft.com/office/word/2015/wordml/symex" xmlns:w16du="http://schemas.microsoft.com/office/word/2023/wordml/word16du" xmlns:wne="http://schemas.microsoft.com/office/word/2006/wordml" mc:Ignorable="w14 w15 w16se w16cid w16 w16cex w16sdtdh w16sdtfl w16du wp14">
   <w:p/>
 </w:ftr>
 </file>
 
 <file path=word/footer5.xml><?xml version="1.0" encoding="utf-8"?>
-<w:ftr xmlns:wpc="http://schemas.microsoft.com/office/word/2010/wordprocessingCanvas" xmlns:cx="http://schemas.microsoft.com/office/drawing/2014/chartex" xmlns:cx1="http://schemas.microsoft.com/office/drawing/2015/9/8/chartex" xmlns:cx2="http://schemas.microsoft.com/office/drawing/2015/10/21/chartex" xmlns:cx3="http://schemas.microsoft.com/office/drawing/2016/5/9/chartex" xmlns:cx4="http://schemas.microsoft.com/office/drawing/2016/5/10/chartex" xmlns:cx5="http://schemas.microsoft.com/office/drawing/2016/5/11/chartex" xmlns:cx6="http://schemas.microsoft.com/office/drawing/2016/5/12/chartex" xmlns:cx7="http://schemas.microsoft.com/office/drawing/2016/5/13/chartex" xmlns:cx8="http://schemas.microsoft.com/office/drawing/2016/5/14/chartex" xmlns:mc="http://schemas.openxmlformats.org/markup-compatibility/2006" xmlns:aink="http://schemas.microsoft.com/office/drawing/2016/ink" xmlns:am3d="http://schemas.microsoft.com/office/drawing/2017/model3d" xmlns:o="urn:schemas-microsoft-com:office:office" xmlns:oel="http://schemas.microsoft.com/office/2019/extlst" xmlns:r="http://schemas.openxmlformats.org/officeDocument/2006/relationships" xmlns:m="http://schemas.openxmlformats.org/officeDocument/2006/math" xmlns:v="urn:schemas-microsoft-com:vml" xmlns:wp14="http://schemas.microsoft.com/office/word/2010/wordprocessingDrawing" xmlns:wp="http://schemas.openxmlformats.org/drawingml/2006/wordprocessingDrawing" xmlns:w10="urn:schemas-microsoft-com:office:word" xmlns:w="http://schemas.openxmlformats.org/wordprocessingml/2006/main" xmlns:w14="http://schemas.microsoft.com/office/word/2010/wordml" xmlns:w15="http://schemas.microsoft.com/office/word/2012/wordml" xmlns:w16cex="http://schemas.microsoft.com/office/word/2018/wordml/cex" xmlns:w16cid="http://schemas.microsoft.com/office/word/2016/wordml/cid" xmlns:w16="http://schemas.microsoft.com/office/word/2018/wordml" xmlns:w16du="http://schemas.microsoft.com/office/word/2023/wordml/word16du" xmlns:w16sdtdh="http://schemas.microsoft.com/office/word/2020/wordml/sdtdatahash" xmlns:w16sdtfl="http://schemas.microsoft.com/office/word/2024/wordml/sdtformatlock" xmlns:w16se="http://schemas.microsoft.com/office/word/2015/wordml/symex" xmlns:wpg="http://schemas.microsoft.com/office/word/2010/wordprocessingGroup" xmlns:wpi="http://schemas.microsoft.com/office/word/2010/wordprocessingInk" xmlns:wne="http://schemas.microsoft.com/office/word/2006/wordml" xmlns:wps="http://schemas.microsoft.com/office/word/2010/wordprocessingShape" mc:Ignorable="w14 w15 w16se w16cid w16 w16cex w16sdtdh w16sdtfl w16du wp14">
+<w:ftr xmlns:wpc="http://schemas.microsoft.com/office/word/2010/wordprocessingCanvas" xmlns:cx="http://schemas.microsoft.com/office/drawing/2014/chartex" xmlns:cx1="http://schemas.microsoft.com/office/drawing/2015/9/8/chartex" xmlns:cx2="http://schemas.microsoft.com/office/drawing/2015/10/21/chartex" xmlns:cx3="http://schemas.microsoft.com/office/drawing/2016/5/9/chartex" xmlns:cx4="http://schemas.microsoft.com/office/drawing/2016/5/10/chartex" xmlns:cx5="http://schemas.microsoft.com/office/drawing/2016/5/11/chartex" xmlns:cx6="http://schemas.microsoft.com/office/drawing/2016/5/12/chartex" xmlns:cx7="http://schemas.microsoft.com/office/drawing/2016/5/13/chartex" xmlns:cx8="http://schemas.microsoft.com/office/drawing/2016/5/14/chartex" xmlns:mc="http://schemas.openxmlformats.org/markup-compatibility/2006" xmlns:m="http://schemas.openxmlformats.org/officeDocument/2006/math" xmlns:aink="http://schemas.microsoft.com/office/drawing/2016/ink" xmlns:am3d="http://schemas.microsoft.com/office/drawing/2017/model3d" xmlns:oel="http://schemas.microsoft.com/office/2019/extlst" xmlns:r="http://schemas.openxmlformats.org/officeDocument/2006/relationships" xmlns:wp14="http://schemas.microsoft.com/office/word/2010/wordprocessingDrawing" xmlns:wp="http://schemas.openxmlformats.org/drawingml/2006/wordprocessingDrawing" xmlns:wpg="http://schemas.microsoft.com/office/word/2010/wordprocessingGroup" xmlns:wpi="http://schemas.microsoft.com/office/word/2010/wordprocessingInk" xmlns:wps="http://schemas.microsoft.com/office/word/2010/wordprocessingShape" xmlns:o="urn:schemas-microsoft-com:office:office" xmlns:v="urn:schemas-microsoft-com:vml" xmlns:w10="urn:schemas-microsoft-com:office:word" xmlns:w="http://schemas.openxmlformats.org/wordprocessingml/2006/main" xmlns:w14="http://schemas.microsoft.com/office/word/2010/wordml" xmlns:w15="http://schemas.microsoft.com/office/word/2012/wordml" xmlns:w16cex="http://schemas.microsoft.com/office/word/2018/wordml/cex" xmlns:w16cid="http://schemas.microsoft.com/office/word/2016/wordml/cid" xmlns:w16="http://schemas.microsoft.com/office/word/2018/wordml" xmlns:w16sdtdh="http://schemas.microsoft.com/office/word/2020/wordml/sdtdatahash" xmlns:w16sdtfl="http://schemas.microsoft.com/office/word/2024/wordml/sdtformatlock" xmlns:w16se="http://schemas.microsoft.com/office/word/2015/wordml/symex" xmlns:w16du="http://schemas.microsoft.com/office/word/2023/wordml/word16du" xmlns:wne="http://schemas.microsoft.com/office/word/2006/wordml" mc:Ignorable="w14 w15 w16se w16cid w16 w16cex w16sdtdh w16sdtfl w16du wp14">
   <w:p/>
 </w:ftr>
 </file>
 
 <file path=word/footnotes.xml><?xml version="1.0" encoding="utf-8"?>
-<w:footnotes xmlns:wpc="http://schemas.microsoft.com/office/word/2010/wordprocessingCanvas" xmlns:cx="http://schemas.microsoft.com/office/drawing/2014/chartex" xmlns:cx1="http://schemas.microsoft.com/office/drawing/2015/9/8/chartex" xmlns:cx2="http://schemas.microsoft.com/office/drawing/2015/10/21/chartex" xmlns:cx3="http://schemas.microsoft.com/office/drawing/2016/5/9/chartex" xmlns:cx4="http://schemas.microsoft.com/office/drawing/2016/5/10/chartex" xmlns:cx5="http://schemas.microsoft.com/office/drawing/2016/5/11/chartex" xmlns:cx6="http://schemas.microsoft.com/office/drawing/2016/5/12/chartex" xmlns:cx7="http://schemas.microsoft.com/office/drawing/2016/5/13/chartex" xmlns:cx8="http://schemas.microsoft.com/office/drawing/2016/5/14/chartex" xmlns:mc="http://schemas.openxmlformats.org/markup-compatibility/2006" xmlns:aink="http://schemas.microsoft.com/office/drawing/2016/ink" xmlns:am3d="http://schemas.microsoft.com/office/drawing/2017/model3d" xmlns:o="urn:schemas-microsoft-com:office:office" xmlns:oel="http://schemas.microsoft.com/office/2019/extlst" xmlns:r="http://schemas.openxmlformats.org/officeDocument/2006/relationships" xmlns:m="http://schemas.openxmlformats.org/officeDocument/2006/math" xmlns:v="urn:schemas-microsoft-com:vml" xmlns:wp14="http://schemas.microsoft.com/office/word/2010/wordprocessingDrawing" xmlns:wp="http://schemas.openxmlformats.org/drawingml/2006/wordprocessingDrawing" xmlns:w10="urn:schemas-microsoft-com:office:word" xmlns:w="http://schemas.openxmlformats.org/wordprocessingml/2006/main" xmlns:w14="http://schemas.microsoft.com/office/word/2010/wordml" xmlns:w15="http://schemas.microsoft.com/office/word/2012/wordml" xmlns:w16cex="http://schemas.microsoft.com/office/word/2018/wordml/cex" xmlns:w16cid="http://schemas.microsoft.com/office/word/2016/wordml/cid" xmlns:w16="http://schemas.microsoft.com/office/word/2018/wordml" xmlns:w16du="http://schemas.microsoft.com/office/word/2023/wordml/word16du" xmlns:w16sdtdh="http://schemas.microsoft.com/office/word/2020/wordml/sdtdatahash" xmlns:w16sdtfl="http://schemas.microsoft.com/office/word/2024/wordml/sdtformatlock" xmlns:w16se="http://schemas.microsoft.com/office/word/2015/wordml/symex" xmlns:wpg="http://schemas.microsoft.com/office/word/2010/wordprocessingGroup" xmlns:wpi="http://schemas.microsoft.com/office/word/2010/wordprocessingInk" xmlns:wne="http://schemas.microsoft.com/office/word/2006/wordml" xmlns:wps="http://schemas.microsoft.com/office/word/2010/wordprocessingShape" mc:Ignorable="w14 w15 w16se w16cid w16 w16cex w16sdtdh w16sdtfl w16du wp14">
+<w:footnotes xmlns:wpc="http://schemas.microsoft.com/office/word/2010/wordprocessingCanvas" xmlns:cx="http://schemas.microsoft.com/office/drawing/2014/chartex" xmlns:cx1="http://schemas.microsoft.com/office/drawing/2015/9/8/chartex" xmlns:cx2="http://schemas.microsoft.com/office/drawing/2015/10/21/chartex" xmlns:cx3="http://schemas.microsoft.com/office/drawing/2016/5/9/chartex" xmlns:cx4="http://schemas.microsoft.com/office/drawing/2016/5/10/chartex" xmlns:cx5="http://schemas.microsoft.com/office/drawing/2016/5/11/chartex" xmlns:cx6="http://schemas.microsoft.com/office/drawing/2016/5/12/chartex" xmlns:cx7="http://schemas.microsoft.com/office/drawing/2016/5/13/chartex" xmlns:cx8="http://schemas.microsoft.com/office/drawing/2016/5/14/chartex" xmlns:mc="http://schemas.openxmlformats.org/markup-compatibility/2006" xmlns:m="http://schemas.openxmlformats.org/officeDocument/2006/math" xmlns:aink="http://schemas.microsoft.com/office/drawing/2016/ink" xmlns:am3d="http://schemas.microsoft.com/office/drawing/2017/model3d" xmlns:oel="http://schemas.microsoft.com/office/2019/extlst" xmlns:r="http://schemas.openxmlformats.org/officeDocument/2006/relationships" xmlns:wp14="http://schemas.microsoft.com/office/word/2010/wordprocessingDrawing" xmlns:wp="http://schemas.openxmlformats.org/drawingml/2006/wordprocessingDrawing" xmlns:wpg="http://schemas.microsoft.com/office/word/2010/wordprocessingGroup" xmlns:wpi="http://schemas.microsoft.com/office/word/2010/wordprocessingInk" xmlns:wps="http://schemas.microsoft.com/office/word/2010/wordprocessingShape" xmlns:o="urn:schemas-microsoft-com:office:office" xmlns:v="urn:schemas-microsoft-com:vml" xmlns:w10="urn:schemas-microsoft-com:office:word" xmlns:w="http://schemas.openxmlformats.org/wordprocessingml/2006/main" xmlns:w14="http://schemas.microsoft.com/office/word/2010/wordml" xmlns:w15="http://schemas.microsoft.com/office/word/2012/wordml" xmlns:w16cex="http://schemas.microsoft.com/office/word/2018/wordml/cex" xmlns:w16cid="http://schemas.microsoft.com/office/word/2016/wordml/cid" xmlns:w16="http://schemas.microsoft.com/office/word/2018/wordml" xmlns:w16sdtdh="http://schemas.microsoft.com/office/word/2020/wordml/sdtdatahash" xmlns:w16sdtfl="http://schemas.microsoft.com/office/word/2024/wordml/sdtformatlock" xmlns:w16se="http://schemas.microsoft.com/office/word/2015/wordml/symex" xmlns:w16du="http://schemas.microsoft.com/office/word/2023/wordml/word16du" xmlns:wne="http://schemas.microsoft.com/office/word/2006/wordml" mc:Ignorable="w14 w15 w16se w16cid w16 w16cex w16sdtdh w16sdtfl w16du wp14">
   <w:footnote w:type="separator" w:id="-1">
     <w:p>
       <w:r>
@@ -6267,7 +7101,7 @@
 </file>
 
 <file path=word/header1.xml><?xml version="1.0" encoding="utf-8"?>
-<w:hdr xmlns:wpc="http://schemas.microsoft.com/office/word/2010/wordprocessingCanvas" xmlns:cx="http://schemas.microsoft.com/office/drawing/2014/chartex" xmlns:cx1="http://schemas.microsoft.com/office/drawing/2015/9/8/chartex" xmlns:cx2="http://schemas.microsoft.com/office/drawing/2015/10/21/chartex" xmlns:cx3="http://schemas.microsoft.com/office/drawing/2016/5/9/chartex" xmlns:cx4="http://schemas.microsoft.com/office/drawing/2016/5/10/chartex" xmlns:cx5="http://schemas.microsoft.com/office/drawing/2016/5/11/chartex" xmlns:cx6="http://schemas.microsoft.com/office/drawing/2016/5/12/chartex" xmlns:cx7="http://schemas.microsoft.com/office/drawing/2016/5/13/chartex" xmlns:cx8="http://schemas.microsoft.com/office/drawing/2016/5/14/chartex" xmlns:mc="http://schemas.openxmlformats.org/markup-compatibility/2006" xmlns:aink="http://schemas.microsoft.com/office/drawing/2016/ink" xmlns:am3d="http://schemas.microsoft.com/office/drawing/2017/model3d" xmlns:o="urn:schemas-microsoft-com:office:office" xmlns:oel="http://schemas.microsoft.com/office/2019/extlst" xmlns:r="http://schemas.openxmlformats.org/officeDocument/2006/relationships" xmlns:m="http://schemas.openxmlformats.org/officeDocument/2006/math" xmlns:v="urn:schemas-microsoft-com:vml" xmlns:wp14="http://schemas.microsoft.com/office/word/2010/wordprocessingDrawing" xmlns:wp="http://schemas.openxmlformats.org/drawingml/2006/wordprocessingDrawing" xmlns:w10="urn:schemas-microsoft-com:office:word" xmlns:w="http://schemas.openxmlformats.org/wordprocessingml/2006/main" xmlns:w14="http://schemas.microsoft.com/office/word/2010/wordml" xmlns:w15="http://schemas.microsoft.com/office/word/2012/wordml" xmlns:w16cex="http://schemas.microsoft.com/office/word/2018/wordml/cex" xmlns:w16cid="http://schemas.microsoft.com/office/word/2016/wordml/cid" xmlns:w16="http://schemas.microsoft.com/office/word/2018/wordml" xmlns:w16du="http://schemas.microsoft.com/office/word/2023/wordml/word16du" xmlns:w16sdtdh="http://schemas.microsoft.com/office/word/2020/wordml/sdtdatahash" xmlns:w16sdtfl="http://schemas.microsoft.com/office/word/2024/wordml/sdtformatlock" xmlns:w16se="http://schemas.microsoft.com/office/word/2015/wordml/symex" xmlns:wpg="http://schemas.microsoft.com/office/word/2010/wordprocessingGroup" xmlns:wpi="http://schemas.microsoft.com/office/word/2010/wordprocessingInk" xmlns:wne="http://schemas.microsoft.com/office/word/2006/wordml" xmlns:wps="http://schemas.microsoft.com/office/word/2010/wordprocessingShape" mc:Ignorable="w14 w15 w16se w16cid w16 w16cex w16sdtdh w16sdtfl w16du wp14">
+<w:hdr xmlns:wpc="http://schemas.microsoft.com/office/word/2010/wordprocessingCanvas" xmlns:cx="http://schemas.microsoft.com/office/drawing/2014/chartex" xmlns:cx1="http://schemas.microsoft.com/office/drawing/2015/9/8/chartex" xmlns:cx2="http://schemas.microsoft.com/office/drawing/2015/10/21/chartex" xmlns:cx3="http://schemas.microsoft.com/office/drawing/2016/5/9/chartex" xmlns:cx4="http://schemas.microsoft.com/office/drawing/2016/5/10/chartex" xmlns:cx5="http://schemas.microsoft.com/office/drawing/2016/5/11/chartex" xmlns:cx6="http://schemas.microsoft.com/office/drawing/2016/5/12/chartex" xmlns:cx7="http://schemas.microsoft.com/office/drawing/2016/5/13/chartex" xmlns:cx8="http://schemas.microsoft.com/office/drawing/2016/5/14/chartex" xmlns:mc="http://schemas.openxmlformats.org/markup-compatibility/2006" xmlns:m="http://schemas.openxmlformats.org/officeDocument/2006/math" xmlns:aink="http://schemas.microsoft.com/office/drawing/2016/ink" xmlns:am3d="http://schemas.microsoft.com/office/drawing/2017/model3d" xmlns:oel="http://schemas.microsoft.com/office/2019/extlst" xmlns:r="http://schemas.openxmlformats.org/officeDocument/2006/relationships" xmlns:wp14="http://schemas.microsoft.com/office/word/2010/wordprocessingDrawing" xmlns:wp="http://schemas.openxmlformats.org/drawingml/2006/wordprocessingDrawing" xmlns:wpg="http://schemas.microsoft.com/office/word/2010/wordprocessingGroup" xmlns:wpi="http://schemas.microsoft.com/office/word/2010/wordprocessingInk" xmlns:wps="http://schemas.microsoft.com/office/word/2010/wordprocessingShape" xmlns:o="urn:schemas-microsoft-com:office:office" xmlns:v="urn:schemas-microsoft-com:vml" xmlns:w10="urn:schemas-microsoft-com:office:word" xmlns:w="http://schemas.openxmlformats.org/wordprocessingml/2006/main" xmlns:w14="http://schemas.microsoft.com/office/word/2010/wordml" xmlns:w15="http://schemas.microsoft.com/office/word/2012/wordml" xmlns:w16cex="http://schemas.microsoft.com/office/word/2018/wordml/cex" xmlns:w16cid="http://schemas.microsoft.com/office/word/2016/wordml/cid" xmlns:w16="http://schemas.microsoft.com/office/word/2018/wordml" xmlns:w16sdtdh="http://schemas.microsoft.com/office/word/2020/wordml/sdtdatahash" xmlns:w16sdtfl="http://schemas.microsoft.com/office/word/2024/wordml/sdtformatlock" xmlns:w16se="http://schemas.microsoft.com/office/word/2015/wordml/symex" xmlns:w16du="http://schemas.microsoft.com/office/word/2023/wordml/word16du" xmlns:wne="http://schemas.microsoft.com/office/word/2006/wordml" mc:Ignorable="w14 w15 w16se w16cid w16 w16cex w16sdtdh w16sdtfl w16du wp14">
   <w:tbl>
     <w:tblPr>
       <w:tblW w:w="0" w:type="auto"/>
@@ -6356,7 +7190,7 @@
               <w:b w:val="0"/>
               <w:sz w:val="20"/>
             </w:rPr>
-            <w:t>1</w:t>
+            <w:t>2</w:t>
           </w:r>
           <w:r>
             <w:rPr>
@@ -6370,7 +7204,7 @@
               <w:b w:val="0"/>
               <w:sz w:val="20"/>
             </w:rPr>
-            <w:t>7</w:t>
+            <w:t>2</w:t>
           </w:r>
         </w:p>
       </w:tc>
@@ -6436,13 +7270,7 @@
             <w:rPr>
               <w:sz w:val="20"/>
             </w:rPr>
-            <w:t>1</w:t>
-          </w:r>
-          <w:r>
-            <w:rPr>
-              <w:sz w:val="20"/>
-            </w:rPr>
-            <w:t>4</w:t>
+            <w:t>23</w:t>
           </w:r>
           <w:r>
             <w:rPr>
@@ -6481,31 +7309,31 @@
 </file>
 
 <file path=word/header2.xml><?xml version="1.0" encoding="utf-8"?>
-<w:hdr xmlns:wpc="http://schemas.microsoft.com/office/word/2010/wordprocessingCanvas" xmlns:cx="http://schemas.microsoft.com/office/drawing/2014/chartex" xmlns:cx1="http://schemas.microsoft.com/office/drawing/2015/9/8/chartex" xmlns:cx2="http://schemas.microsoft.com/office/drawing/2015/10/21/chartex" xmlns:cx3="http://schemas.microsoft.com/office/drawing/2016/5/9/chartex" xmlns:cx4="http://schemas.microsoft.com/office/drawing/2016/5/10/chartex" xmlns:cx5="http://schemas.microsoft.com/office/drawing/2016/5/11/chartex" xmlns:cx6="http://schemas.microsoft.com/office/drawing/2016/5/12/chartex" xmlns:cx7="http://schemas.microsoft.com/office/drawing/2016/5/13/chartex" xmlns:cx8="http://schemas.microsoft.com/office/drawing/2016/5/14/chartex" xmlns:mc="http://schemas.openxmlformats.org/markup-compatibility/2006" xmlns:aink="http://schemas.microsoft.com/office/drawing/2016/ink" xmlns:am3d="http://schemas.microsoft.com/office/drawing/2017/model3d" xmlns:o="urn:schemas-microsoft-com:office:office" xmlns:oel="http://schemas.microsoft.com/office/2019/extlst" xmlns:r="http://schemas.openxmlformats.org/officeDocument/2006/relationships" xmlns:m="http://schemas.openxmlformats.org/officeDocument/2006/math" xmlns:v="urn:schemas-microsoft-com:vml" xmlns:wp14="http://schemas.microsoft.com/office/word/2010/wordprocessingDrawing" xmlns:wp="http://schemas.openxmlformats.org/drawingml/2006/wordprocessingDrawing" xmlns:w10="urn:schemas-microsoft-com:office:word" xmlns:w="http://schemas.openxmlformats.org/wordprocessingml/2006/main" xmlns:w14="http://schemas.microsoft.com/office/word/2010/wordml" xmlns:w15="http://schemas.microsoft.com/office/word/2012/wordml" xmlns:w16cex="http://schemas.microsoft.com/office/word/2018/wordml/cex" xmlns:w16cid="http://schemas.microsoft.com/office/word/2016/wordml/cid" xmlns:w16="http://schemas.microsoft.com/office/word/2018/wordml" xmlns:w16du="http://schemas.microsoft.com/office/word/2023/wordml/word16du" xmlns:w16sdtdh="http://schemas.microsoft.com/office/word/2020/wordml/sdtdatahash" xmlns:w16sdtfl="http://schemas.microsoft.com/office/word/2024/wordml/sdtformatlock" xmlns:w16se="http://schemas.microsoft.com/office/word/2015/wordml/symex" xmlns:wpg="http://schemas.microsoft.com/office/word/2010/wordprocessingGroup" xmlns:wpi="http://schemas.microsoft.com/office/word/2010/wordprocessingInk" xmlns:wne="http://schemas.microsoft.com/office/word/2006/wordml" xmlns:wps="http://schemas.microsoft.com/office/word/2010/wordprocessingShape" mc:Ignorable="w14 w15 w16se w16cid w16 w16cex w16sdtdh w16sdtfl w16du wp14">
+<w:hdr xmlns:wpc="http://schemas.microsoft.com/office/word/2010/wordprocessingCanvas" xmlns:cx="http://schemas.microsoft.com/office/drawing/2014/chartex" xmlns:cx1="http://schemas.microsoft.com/office/drawing/2015/9/8/chartex" xmlns:cx2="http://schemas.microsoft.com/office/drawing/2015/10/21/chartex" xmlns:cx3="http://schemas.microsoft.com/office/drawing/2016/5/9/chartex" xmlns:cx4="http://schemas.microsoft.com/office/drawing/2016/5/10/chartex" xmlns:cx5="http://schemas.microsoft.com/office/drawing/2016/5/11/chartex" xmlns:cx6="http://schemas.microsoft.com/office/drawing/2016/5/12/chartex" xmlns:cx7="http://schemas.microsoft.com/office/drawing/2016/5/13/chartex" xmlns:cx8="http://schemas.microsoft.com/office/drawing/2016/5/14/chartex" xmlns:mc="http://schemas.openxmlformats.org/markup-compatibility/2006" xmlns:m="http://schemas.openxmlformats.org/officeDocument/2006/math" xmlns:aink="http://schemas.microsoft.com/office/drawing/2016/ink" xmlns:am3d="http://schemas.microsoft.com/office/drawing/2017/model3d" xmlns:oel="http://schemas.microsoft.com/office/2019/extlst" xmlns:r="http://schemas.openxmlformats.org/officeDocument/2006/relationships" xmlns:wp14="http://schemas.microsoft.com/office/word/2010/wordprocessingDrawing" xmlns:wp="http://schemas.openxmlformats.org/drawingml/2006/wordprocessingDrawing" xmlns:wpg="http://schemas.microsoft.com/office/word/2010/wordprocessingGroup" xmlns:wpi="http://schemas.microsoft.com/office/word/2010/wordprocessingInk" xmlns:wps="http://schemas.microsoft.com/office/word/2010/wordprocessingShape" xmlns:o="urn:schemas-microsoft-com:office:office" xmlns:v="urn:schemas-microsoft-com:vml" xmlns:w10="urn:schemas-microsoft-com:office:word" xmlns:w="http://schemas.openxmlformats.org/wordprocessingml/2006/main" xmlns:w14="http://schemas.microsoft.com/office/word/2010/wordml" xmlns:w15="http://schemas.microsoft.com/office/word/2012/wordml" xmlns:w16cex="http://schemas.microsoft.com/office/word/2018/wordml/cex" xmlns:w16cid="http://schemas.microsoft.com/office/word/2016/wordml/cid" xmlns:w16="http://schemas.microsoft.com/office/word/2018/wordml" xmlns:w16sdtdh="http://schemas.microsoft.com/office/word/2020/wordml/sdtdatahash" xmlns:w16sdtfl="http://schemas.microsoft.com/office/word/2024/wordml/sdtformatlock" xmlns:w16se="http://schemas.microsoft.com/office/word/2015/wordml/symex" xmlns:w16du="http://schemas.microsoft.com/office/word/2023/wordml/word16du" xmlns:wne="http://schemas.microsoft.com/office/word/2006/wordml" mc:Ignorable="w14 w15 w16se w16cid w16 w16cex w16sdtdh w16sdtfl w16du wp14">
   <w:p/>
 </w:hdr>
 </file>
 
 <file path=word/header3.xml><?xml version="1.0" encoding="utf-8"?>
-<w:hdr xmlns:wpc="http://schemas.microsoft.com/office/word/2010/wordprocessingCanvas" xmlns:cx="http://schemas.microsoft.com/office/drawing/2014/chartex" xmlns:cx1="http://schemas.microsoft.com/office/drawing/2015/9/8/chartex" xmlns:cx2="http://schemas.microsoft.com/office/drawing/2015/10/21/chartex" xmlns:cx3="http://schemas.microsoft.com/office/drawing/2016/5/9/chartex" xmlns:cx4="http://schemas.microsoft.com/office/drawing/2016/5/10/chartex" xmlns:cx5="http://schemas.microsoft.com/office/drawing/2016/5/11/chartex" xmlns:cx6="http://schemas.microsoft.com/office/drawing/2016/5/12/chartex" xmlns:cx7="http://schemas.microsoft.com/office/drawing/2016/5/13/chartex" xmlns:cx8="http://schemas.microsoft.com/office/drawing/2016/5/14/chartex" xmlns:mc="http://schemas.openxmlformats.org/markup-compatibility/2006" xmlns:aink="http://schemas.microsoft.com/office/drawing/2016/ink" xmlns:am3d="http://schemas.microsoft.com/office/drawing/2017/model3d" xmlns:o="urn:schemas-microsoft-com:office:office" xmlns:oel="http://schemas.microsoft.com/office/2019/extlst" xmlns:r="http://schemas.openxmlformats.org/officeDocument/2006/relationships" xmlns:m="http://schemas.openxmlformats.org/officeDocument/2006/math" xmlns:v="urn:schemas-microsoft-com:vml" xmlns:wp14="http://schemas.microsoft.com/office/word/2010/wordprocessingDrawing" xmlns:wp="http://schemas.openxmlformats.org/drawingml/2006/wordprocessingDrawing" xmlns:w10="urn:schemas-microsoft-com:office:word" xmlns:w="http://schemas.openxmlformats.org/wordprocessingml/2006/main" xmlns:w14="http://schemas.microsoft.com/office/word/2010/wordml" xmlns:w15="http://schemas.microsoft.com/office/word/2012/wordml" xmlns:w16cex="http://schemas.microsoft.com/office/word/2018/wordml/cex" xmlns:w16cid="http://schemas.microsoft.com/office/word/2016/wordml/cid" xmlns:w16="http://schemas.microsoft.com/office/word/2018/wordml" xmlns:w16du="http://schemas.microsoft.com/office/word/2023/wordml/word16du" xmlns:w16sdtdh="http://schemas.microsoft.com/office/word/2020/wordml/sdtdatahash" xmlns:w16sdtfl="http://schemas.microsoft.com/office/word/2024/wordml/sdtformatlock" xmlns:w16se="http://schemas.microsoft.com/office/word/2015/wordml/symex" xmlns:wpg="http://schemas.microsoft.com/office/word/2010/wordprocessingGroup" xmlns:wpi="http://schemas.microsoft.com/office/word/2010/wordprocessingInk" xmlns:wne="http://schemas.microsoft.com/office/word/2006/wordml" xmlns:wps="http://schemas.microsoft.com/office/word/2010/wordprocessingShape" mc:Ignorable="w14 w15 w16se w16cid w16 w16cex w16sdtdh w16sdtfl w16du wp14">
+<w:hdr xmlns:wpc="http://schemas.microsoft.com/office/word/2010/wordprocessingCanvas" xmlns:cx="http://schemas.microsoft.com/office/drawing/2014/chartex" xmlns:cx1="http://schemas.microsoft.com/office/drawing/2015/9/8/chartex" xmlns:cx2="http://schemas.microsoft.com/office/drawing/2015/10/21/chartex" xmlns:cx3="http://schemas.microsoft.com/office/drawing/2016/5/9/chartex" xmlns:cx4="http://schemas.microsoft.com/office/drawing/2016/5/10/chartex" xmlns:cx5="http://schemas.microsoft.com/office/drawing/2016/5/11/chartex" xmlns:cx6="http://schemas.microsoft.com/office/drawing/2016/5/12/chartex" xmlns:cx7="http://schemas.microsoft.com/office/drawing/2016/5/13/chartex" xmlns:cx8="http://schemas.microsoft.com/office/drawing/2016/5/14/chartex" xmlns:mc="http://schemas.openxmlformats.org/markup-compatibility/2006" xmlns:m="http://schemas.openxmlformats.org/officeDocument/2006/math" xmlns:aink="http://schemas.microsoft.com/office/drawing/2016/ink" xmlns:am3d="http://schemas.microsoft.com/office/drawing/2017/model3d" xmlns:oel="http://schemas.microsoft.com/office/2019/extlst" xmlns:r="http://schemas.openxmlformats.org/officeDocument/2006/relationships" xmlns:wp14="http://schemas.microsoft.com/office/word/2010/wordprocessingDrawing" xmlns:wp="http://schemas.openxmlformats.org/drawingml/2006/wordprocessingDrawing" xmlns:wpg="http://schemas.microsoft.com/office/word/2010/wordprocessingGroup" xmlns:wpi="http://schemas.microsoft.com/office/word/2010/wordprocessingInk" xmlns:wps="http://schemas.microsoft.com/office/word/2010/wordprocessingShape" xmlns:o="urn:schemas-microsoft-com:office:office" xmlns:v="urn:schemas-microsoft-com:vml" xmlns:w10="urn:schemas-microsoft-com:office:word" xmlns:w="http://schemas.openxmlformats.org/wordprocessingml/2006/main" xmlns:w14="http://schemas.microsoft.com/office/word/2010/wordml" xmlns:w15="http://schemas.microsoft.com/office/word/2012/wordml" xmlns:w16cex="http://schemas.microsoft.com/office/word/2018/wordml/cex" xmlns:w16cid="http://schemas.microsoft.com/office/word/2016/wordml/cid" xmlns:w16="http://schemas.microsoft.com/office/word/2018/wordml" xmlns:w16sdtdh="http://schemas.microsoft.com/office/word/2020/wordml/sdtdatahash" xmlns:w16sdtfl="http://schemas.microsoft.com/office/word/2024/wordml/sdtformatlock" xmlns:w16se="http://schemas.microsoft.com/office/word/2015/wordml/symex" xmlns:w16du="http://schemas.microsoft.com/office/word/2023/wordml/word16du" xmlns:wne="http://schemas.microsoft.com/office/word/2006/wordml" mc:Ignorable="w14 w15 w16se w16cid w16 w16cex w16sdtdh w16sdtfl w16du wp14">
   <w:p/>
 </w:hdr>
 </file>
 
 <file path=word/header4.xml><?xml version="1.0" encoding="utf-8"?>
-<w:hdr xmlns:wpc="http://schemas.microsoft.com/office/word/2010/wordprocessingCanvas" xmlns:cx="http://schemas.microsoft.com/office/drawing/2014/chartex" xmlns:cx1="http://schemas.microsoft.com/office/drawing/2015/9/8/chartex" xmlns:cx2="http://schemas.microsoft.com/office/drawing/2015/10/21/chartex" xmlns:cx3="http://schemas.microsoft.com/office/drawing/2016/5/9/chartex" xmlns:cx4="http://schemas.microsoft.com/office/drawing/2016/5/10/chartex" xmlns:cx5="http://schemas.microsoft.com/office/drawing/2016/5/11/chartex" xmlns:cx6="http://schemas.microsoft.com/office/drawing/2016/5/12/chartex" xmlns:cx7="http://schemas.microsoft.com/office/drawing/2016/5/13/chartex" xmlns:cx8="http://schemas.microsoft.com/office/drawing/2016/5/14/chartex" xmlns:mc="http://schemas.openxmlformats.org/markup-compatibility/2006" xmlns:aink="http://schemas.microsoft.com/office/drawing/2016/ink" xmlns:am3d="http://schemas.microsoft.com/office/drawing/2017/model3d" xmlns:o="urn:schemas-microsoft-com:office:office" xmlns:oel="http://schemas.microsoft.com/office/2019/extlst" xmlns:r="http://schemas.openxmlformats.org/officeDocument/2006/relationships" xmlns:m="http://schemas.openxmlformats.org/officeDocument/2006/math" xmlns:v="urn:schemas-microsoft-com:vml" xmlns:wp14="http://schemas.microsoft.com/office/word/2010/wordprocessingDrawing" xmlns:wp="http://schemas.openxmlformats.org/drawingml/2006/wordprocessingDrawing" xmlns:w10="urn:schemas-microsoft-com:office:word" xmlns:w="http://schemas.openxmlformats.org/wordprocessingml/2006/main" xmlns:w14="http://schemas.microsoft.com/office/word/2010/wordml" xmlns:w15="http://schemas.microsoft.com/office/word/2012/wordml" xmlns:w16cex="http://schemas.microsoft.com/office/word/2018/wordml/cex" xmlns:w16cid="http://schemas.microsoft.com/office/word/2016/wordml/cid" xmlns:w16="http://schemas.microsoft.com/office/word/2018/wordml" xmlns:w16du="http://schemas.microsoft.com/office/word/2023/wordml/word16du" xmlns:w16sdtdh="http://schemas.microsoft.com/office/word/2020/wordml/sdtdatahash" xmlns:w16sdtfl="http://schemas.microsoft.com/office/word/2024/wordml/sdtformatlock" xmlns:w16se="http://schemas.microsoft.com/office/word/2015/wordml/symex" xmlns:wpg="http://schemas.microsoft.com/office/word/2010/wordprocessingGroup" xmlns:wpi="http://schemas.microsoft.com/office/word/2010/wordprocessingInk" xmlns:wne="http://schemas.microsoft.com/office/word/2006/wordml" xmlns:wps="http://schemas.microsoft.com/office/word/2010/wordprocessingShape" mc:Ignorable="w14 w15 w16se w16cid w16 w16cex w16sdtdh w16sdtfl w16du wp14">
+<w:hdr xmlns:wpc="http://schemas.microsoft.com/office/word/2010/wordprocessingCanvas" xmlns:cx="http://schemas.microsoft.com/office/drawing/2014/chartex" xmlns:cx1="http://schemas.microsoft.com/office/drawing/2015/9/8/chartex" xmlns:cx2="http://schemas.microsoft.com/office/drawing/2015/10/21/chartex" xmlns:cx3="http://schemas.microsoft.com/office/drawing/2016/5/9/chartex" xmlns:cx4="http://schemas.microsoft.com/office/drawing/2016/5/10/chartex" xmlns:cx5="http://schemas.microsoft.com/office/drawing/2016/5/11/chartex" xmlns:cx6="http://schemas.microsoft.com/office/drawing/2016/5/12/chartex" xmlns:cx7="http://schemas.microsoft.com/office/drawing/2016/5/13/chartex" xmlns:cx8="http://schemas.microsoft.com/office/drawing/2016/5/14/chartex" xmlns:mc="http://schemas.openxmlformats.org/markup-compatibility/2006" xmlns:m="http://schemas.openxmlformats.org/officeDocument/2006/math" xmlns:aink="http://schemas.microsoft.com/office/drawing/2016/ink" xmlns:am3d="http://schemas.microsoft.com/office/drawing/2017/model3d" xmlns:oel="http://schemas.microsoft.com/office/2019/extlst" xmlns:r="http://schemas.openxmlformats.org/officeDocument/2006/relationships" xmlns:wp14="http://schemas.microsoft.com/office/word/2010/wordprocessingDrawing" xmlns:wp="http://schemas.openxmlformats.org/drawingml/2006/wordprocessingDrawing" xmlns:wpg="http://schemas.microsoft.com/office/word/2010/wordprocessingGroup" xmlns:wpi="http://schemas.microsoft.com/office/word/2010/wordprocessingInk" xmlns:wps="http://schemas.microsoft.com/office/word/2010/wordprocessingShape" xmlns:o="urn:schemas-microsoft-com:office:office" xmlns:v="urn:schemas-microsoft-com:vml" xmlns:w10="urn:schemas-microsoft-com:office:word" xmlns:w="http://schemas.openxmlformats.org/wordprocessingml/2006/main" xmlns:w14="http://schemas.microsoft.com/office/word/2010/wordml" xmlns:w15="http://schemas.microsoft.com/office/word/2012/wordml" xmlns:w16cex="http://schemas.microsoft.com/office/word/2018/wordml/cex" xmlns:w16cid="http://schemas.microsoft.com/office/word/2016/wordml/cid" xmlns:w16="http://schemas.microsoft.com/office/word/2018/wordml" xmlns:w16sdtdh="http://schemas.microsoft.com/office/word/2020/wordml/sdtdatahash" xmlns:w16sdtfl="http://schemas.microsoft.com/office/word/2024/wordml/sdtformatlock" xmlns:w16se="http://schemas.microsoft.com/office/word/2015/wordml/symex" xmlns:w16du="http://schemas.microsoft.com/office/word/2023/wordml/word16du" xmlns:wne="http://schemas.microsoft.com/office/word/2006/wordml" mc:Ignorable="w14 w15 w16se w16cid w16 w16cex w16sdtdh w16sdtfl w16du wp14">
   <w:p/>
 </w:hdr>
 </file>
 
 <file path=word/header5.xml><?xml version="1.0" encoding="utf-8"?>
-<w:hdr xmlns:wpc="http://schemas.microsoft.com/office/word/2010/wordprocessingCanvas" xmlns:cx="http://schemas.microsoft.com/office/drawing/2014/chartex" xmlns:cx1="http://schemas.microsoft.com/office/drawing/2015/9/8/chartex" xmlns:cx2="http://schemas.microsoft.com/office/drawing/2015/10/21/chartex" xmlns:cx3="http://schemas.microsoft.com/office/drawing/2016/5/9/chartex" xmlns:cx4="http://schemas.microsoft.com/office/drawing/2016/5/10/chartex" xmlns:cx5="http://schemas.microsoft.com/office/drawing/2016/5/11/chartex" xmlns:cx6="http://schemas.microsoft.com/office/drawing/2016/5/12/chartex" xmlns:cx7="http://schemas.microsoft.com/office/drawing/2016/5/13/chartex" xmlns:cx8="http://schemas.microsoft.com/office/drawing/2016/5/14/chartex" xmlns:mc="http://schemas.openxmlformats.org/markup-compatibility/2006" xmlns:aink="http://schemas.microsoft.com/office/drawing/2016/ink" xmlns:am3d="http://schemas.microsoft.com/office/drawing/2017/model3d" xmlns:o="urn:schemas-microsoft-com:office:office" xmlns:oel="http://schemas.microsoft.com/office/2019/extlst" xmlns:r="http://schemas.openxmlformats.org/officeDocument/2006/relationships" xmlns:m="http://schemas.openxmlformats.org/officeDocument/2006/math" xmlns:v="urn:schemas-microsoft-com:vml" xmlns:wp14="http://schemas.microsoft.com/office/word/2010/wordprocessingDrawing" xmlns:wp="http://schemas.openxmlformats.org/drawingml/2006/wordprocessingDrawing" xmlns:w10="urn:schemas-microsoft-com:office:word" xmlns:w="http://schemas.openxmlformats.org/wordprocessingml/2006/main" xmlns:w14="http://schemas.microsoft.com/office/word/2010/wordml" xmlns:w15="http://schemas.microsoft.com/office/word/2012/wordml" xmlns:w16cex="http://schemas.microsoft.com/office/word/2018/wordml/cex" xmlns:w16cid="http://schemas.microsoft.com/office/word/2016/wordml/cid" xmlns:w16="http://schemas.microsoft.com/office/word/2018/wordml" xmlns:w16du="http://schemas.microsoft.com/office/word/2023/wordml/word16du" xmlns:w16sdtdh="http://schemas.microsoft.com/office/word/2020/wordml/sdtdatahash" xmlns:w16sdtfl="http://schemas.microsoft.com/office/word/2024/wordml/sdtformatlock" xmlns:w16se="http://schemas.microsoft.com/office/word/2015/wordml/symex" xmlns:wpg="http://schemas.microsoft.com/office/word/2010/wordprocessingGroup" xmlns:wpi="http://schemas.microsoft.com/office/word/2010/wordprocessingInk" xmlns:wne="http://schemas.microsoft.com/office/word/2006/wordml" xmlns:wps="http://schemas.microsoft.com/office/word/2010/wordprocessingShape" mc:Ignorable="w14 w15 w16se w16cid w16 w16cex w16sdtdh w16sdtfl w16du wp14">
+<w:hdr xmlns:wpc="http://schemas.microsoft.com/office/word/2010/wordprocessingCanvas" xmlns:cx="http://schemas.microsoft.com/office/drawing/2014/chartex" xmlns:cx1="http://schemas.microsoft.com/office/drawing/2015/9/8/chartex" xmlns:cx2="http://schemas.microsoft.com/office/drawing/2015/10/21/chartex" xmlns:cx3="http://schemas.microsoft.com/office/drawing/2016/5/9/chartex" xmlns:cx4="http://schemas.microsoft.com/office/drawing/2016/5/10/chartex" xmlns:cx5="http://schemas.microsoft.com/office/drawing/2016/5/11/chartex" xmlns:cx6="http://schemas.microsoft.com/office/drawing/2016/5/12/chartex" xmlns:cx7="http://schemas.microsoft.com/office/drawing/2016/5/13/chartex" xmlns:cx8="http://schemas.microsoft.com/office/drawing/2016/5/14/chartex" xmlns:mc="http://schemas.openxmlformats.org/markup-compatibility/2006" xmlns:m="http://schemas.openxmlformats.org/officeDocument/2006/math" xmlns:aink="http://schemas.microsoft.com/office/drawing/2016/ink" xmlns:am3d="http://schemas.microsoft.com/office/drawing/2017/model3d" xmlns:oel="http://schemas.microsoft.com/office/2019/extlst" xmlns:r="http://schemas.openxmlformats.org/officeDocument/2006/relationships" xmlns:wp14="http://schemas.microsoft.com/office/word/2010/wordprocessingDrawing" xmlns:wp="http://schemas.openxmlformats.org/drawingml/2006/wordprocessingDrawing" xmlns:wpg="http://schemas.microsoft.com/office/word/2010/wordprocessingGroup" xmlns:wpi="http://schemas.microsoft.com/office/word/2010/wordprocessingInk" xmlns:wps="http://schemas.microsoft.com/office/word/2010/wordprocessingShape" xmlns:o="urn:schemas-microsoft-com:office:office" xmlns:v="urn:schemas-microsoft-com:vml" xmlns:w10="urn:schemas-microsoft-com:office:word" xmlns:w="http://schemas.openxmlformats.org/wordprocessingml/2006/main" xmlns:w14="http://schemas.microsoft.com/office/word/2010/wordml" xmlns:w15="http://schemas.microsoft.com/office/word/2012/wordml" xmlns:w16cex="http://schemas.microsoft.com/office/word/2018/wordml/cex" xmlns:w16cid="http://schemas.microsoft.com/office/word/2016/wordml/cid" xmlns:w16="http://schemas.microsoft.com/office/word/2018/wordml" xmlns:w16sdtdh="http://schemas.microsoft.com/office/word/2020/wordml/sdtdatahash" xmlns:w16sdtfl="http://schemas.microsoft.com/office/word/2024/wordml/sdtformatlock" xmlns:w16se="http://schemas.microsoft.com/office/word/2015/wordml/symex" xmlns:w16du="http://schemas.microsoft.com/office/word/2023/wordml/word16du" xmlns:wne="http://schemas.microsoft.com/office/word/2006/wordml" mc:Ignorable="w14 w15 w16se w16cid w16 w16cex w16sdtdh w16sdtfl w16du wp14">
   <w:p/>
 </w:hdr>
 </file>
 
 <file path=word/numbering.xml><?xml version="1.0" encoding="utf-8"?>
-<w:numbering xmlns:wpc="http://schemas.microsoft.com/office/word/2010/wordprocessingCanvas" xmlns:cx="http://schemas.microsoft.com/office/drawing/2014/chartex" xmlns:cx1="http://schemas.microsoft.com/office/drawing/2015/9/8/chartex" xmlns:cx2="http://schemas.microsoft.com/office/drawing/2015/10/21/chartex" xmlns:cx3="http://schemas.microsoft.com/office/drawing/2016/5/9/chartex" xmlns:cx4="http://schemas.microsoft.com/office/drawing/2016/5/10/chartex" xmlns:cx5="http://schemas.microsoft.com/office/drawing/2016/5/11/chartex" xmlns:cx6="http://schemas.microsoft.com/office/drawing/2016/5/12/chartex" xmlns:cx7="http://schemas.microsoft.com/office/drawing/2016/5/13/chartex" xmlns:cx8="http://schemas.microsoft.com/office/drawing/2016/5/14/chartex" xmlns:mc="http://schemas.openxmlformats.org/markup-compatibility/2006" xmlns:aink="http://schemas.microsoft.com/office/drawing/2016/ink" xmlns:am3d="http://schemas.microsoft.com/office/drawing/2017/model3d" xmlns:o="urn:schemas-microsoft-com:office:office" xmlns:oel="http://schemas.microsoft.com/office/2019/extlst" xmlns:r="http://schemas.openxmlformats.org/officeDocument/2006/relationships" xmlns:m="http://schemas.openxmlformats.org/officeDocument/2006/math" xmlns:v="urn:schemas-microsoft-com:vml" xmlns:wp14="http://schemas.microsoft.com/office/word/2010/wordprocessingDrawing" xmlns:wp="http://schemas.openxmlformats.org/drawingml/2006/wordprocessingDrawing" xmlns:w10="urn:schemas-microsoft-com:office:word" xmlns:w="http://schemas.openxmlformats.org/wordprocessingml/2006/main" xmlns:w14="http://schemas.microsoft.com/office/word/2010/wordml" xmlns:w15="http://schemas.microsoft.com/office/word/2012/wordml" xmlns:w16cex="http://schemas.microsoft.com/office/word/2018/wordml/cex" xmlns:w16cid="http://schemas.microsoft.com/office/word/2016/wordml/cid" xmlns:w16="http://schemas.microsoft.com/office/word/2018/wordml" xmlns:w16du="http://schemas.microsoft.com/office/word/2023/wordml/word16du" xmlns:w16sdtdh="http://schemas.microsoft.com/office/word/2020/wordml/sdtdatahash" xmlns:w16sdtfl="http://schemas.microsoft.com/office/word/2024/wordml/sdtformatlock" xmlns:w16se="http://schemas.microsoft.com/office/word/2015/wordml/symex" xmlns:wpg="http://schemas.microsoft.com/office/word/2010/wordprocessingGroup" xmlns:wpi="http://schemas.microsoft.com/office/word/2010/wordprocessingInk" xmlns:wne="http://schemas.microsoft.com/office/word/2006/wordml" xmlns:wps="http://schemas.microsoft.com/office/word/2010/wordprocessingShape" mc:Ignorable="w14 w15 w16se w16cid w16 w16cex w16sdtdh w16sdtfl w16du wp14">
+<w:numbering xmlns:wpc="http://schemas.microsoft.com/office/word/2010/wordprocessingCanvas" xmlns:cx="http://schemas.microsoft.com/office/drawing/2014/chartex" xmlns:cx1="http://schemas.microsoft.com/office/drawing/2015/9/8/chartex" xmlns:cx2="http://schemas.microsoft.com/office/drawing/2015/10/21/chartex" xmlns:cx3="http://schemas.microsoft.com/office/drawing/2016/5/9/chartex" xmlns:cx4="http://schemas.microsoft.com/office/drawing/2016/5/10/chartex" xmlns:cx5="http://schemas.microsoft.com/office/drawing/2016/5/11/chartex" xmlns:cx6="http://schemas.microsoft.com/office/drawing/2016/5/12/chartex" xmlns:cx7="http://schemas.microsoft.com/office/drawing/2016/5/13/chartex" xmlns:cx8="http://schemas.microsoft.com/office/drawing/2016/5/14/chartex" xmlns:mc="http://schemas.openxmlformats.org/markup-compatibility/2006" xmlns:m="http://schemas.openxmlformats.org/officeDocument/2006/math" xmlns:aink="http://schemas.microsoft.com/office/drawing/2016/ink" xmlns:am3d="http://schemas.microsoft.com/office/drawing/2017/model3d" xmlns:oel="http://schemas.microsoft.com/office/2019/extlst" xmlns:r="http://schemas.openxmlformats.org/officeDocument/2006/relationships" xmlns:wp14="http://schemas.microsoft.com/office/word/2010/wordprocessingDrawing" xmlns:wp="http://schemas.openxmlformats.org/drawingml/2006/wordprocessingDrawing" xmlns:wpg="http://schemas.microsoft.com/office/word/2010/wordprocessingGroup" xmlns:wpi="http://schemas.microsoft.com/office/word/2010/wordprocessingInk" xmlns:wps="http://schemas.microsoft.com/office/word/2010/wordprocessingShape" xmlns:o="urn:schemas-microsoft-com:office:office" xmlns:v="urn:schemas-microsoft-com:vml" xmlns:w10="urn:schemas-microsoft-com:office:word" xmlns:w="http://schemas.openxmlformats.org/wordprocessingml/2006/main" xmlns:w14="http://schemas.microsoft.com/office/word/2010/wordml" xmlns:w15="http://schemas.microsoft.com/office/word/2012/wordml" xmlns:w16cex="http://schemas.microsoft.com/office/word/2018/wordml/cex" xmlns:w16cid="http://schemas.microsoft.com/office/word/2016/wordml/cid" xmlns:w16="http://schemas.microsoft.com/office/word/2018/wordml" xmlns:w16sdtdh="http://schemas.microsoft.com/office/word/2020/wordml/sdtdatahash" xmlns:w16sdtfl="http://schemas.microsoft.com/office/word/2024/wordml/sdtformatlock" xmlns:w16se="http://schemas.microsoft.com/office/word/2015/wordml/symex" xmlns:w16du="http://schemas.microsoft.com/office/word/2023/wordml/word16du" xmlns:wne="http://schemas.microsoft.com/office/word/2006/wordml" mc:Ignorable="w14 w15 w16se w16cid w16 w16cex w16sdtdh w16sdtfl w16du wp14">
   <w:numPicBullet w:numPicBulletId="0">
     <w:pict>
       <v:shapetype id="_x0000_t75" coordsize="21600,21600" o:spt="75" o:preferrelative="t" path="m@4@5l@4@11@9@11@9@5xe" filled="f" stroked="f">
@@ -6527,7 +7355,7 @@
         <v:path o:extrusionok="f" gradientshapeok="t" o:connecttype="rect"/>
         <o:lock v:ext="edit" aspectratio="t"/>
       </v:shapetype>
-      <v:shape id="_x0000_i1059" type="#_x0000_t75" style="width:320.4pt;height:249.6pt" o:bullet="t" filled="t">
+      <v:shape id="_x0000_i1025" type="#_x0000_t75" style="width:320.65pt;height:249.5pt" o:bullet="t" filled="t">
         <v:fill color2="black"/>
         <v:imagedata r:id="rId1" o:title=""/>
       </v:shape>
@@ -9914,6 +10742,92 @@
     </w:lvl>
   </w:abstractNum>
   <w:abstractNum w:abstractNumId="34" w15:restartNumberingAfterBreak="0">
+    <w:nsid w:val="6B4A497B"/>
+    <w:multiLevelType w:val="hybridMultilevel"/>
+    <w:tmpl w:val="5BEAA890"/>
+    <w:lvl w:ilvl="0" w:tplc="0410000F">
+      <w:start w:val="1"/>
+      <w:numFmt w:val="decimal"/>
+      <w:lvlText w:val="%1."/>
+      <w:lvlJc w:val="left"/>
+      <w:pPr>
+        <w:ind w:left="720" w:hanging="360"/>
+      </w:pPr>
+    </w:lvl>
+    <w:lvl w:ilvl="1" w:tplc="04100019" w:tentative="1">
+      <w:start w:val="1"/>
+      <w:numFmt w:val="lowerLetter"/>
+      <w:lvlText w:val="%2."/>
+      <w:lvlJc w:val="left"/>
+      <w:pPr>
+        <w:ind w:left="1440" w:hanging="360"/>
+      </w:pPr>
+    </w:lvl>
+    <w:lvl w:ilvl="2" w:tplc="0410001B" w:tentative="1">
+      <w:start w:val="1"/>
+      <w:numFmt w:val="lowerRoman"/>
+      <w:lvlText w:val="%3."/>
+      <w:lvlJc w:val="right"/>
+      <w:pPr>
+        <w:ind w:left="2160" w:hanging="180"/>
+      </w:pPr>
+    </w:lvl>
+    <w:lvl w:ilvl="3" w:tplc="0410000F" w:tentative="1">
+      <w:start w:val="1"/>
+      <w:numFmt w:val="decimal"/>
+      <w:lvlText w:val="%4."/>
+      <w:lvlJc w:val="left"/>
+      <w:pPr>
+        <w:ind w:left="2880" w:hanging="360"/>
+      </w:pPr>
+    </w:lvl>
+    <w:lvl w:ilvl="4" w:tplc="04100019" w:tentative="1">
+      <w:start w:val="1"/>
+      <w:numFmt w:val="lowerLetter"/>
+      <w:lvlText w:val="%5."/>
+      <w:lvlJc w:val="left"/>
+      <w:pPr>
+        <w:ind w:left="3600" w:hanging="360"/>
+      </w:pPr>
+    </w:lvl>
+    <w:lvl w:ilvl="5" w:tplc="0410001B" w:tentative="1">
+      <w:start w:val="1"/>
+      <w:numFmt w:val="lowerRoman"/>
+      <w:lvlText w:val="%6."/>
+      <w:lvlJc w:val="right"/>
+      <w:pPr>
+        <w:ind w:left="4320" w:hanging="180"/>
+      </w:pPr>
+    </w:lvl>
+    <w:lvl w:ilvl="6" w:tplc="0410000F" w:tentative="1">
+      <w:start w:val="1"/>
+      <w:numFmt w:val="decimal"/>
+      <w:lvlText w:val="%7."/>
+      <w:lvlJc w:val="left"/>
+      <w:pPr>
+        <w:ind w:left="5040" w:hanging="360"/>
+      </w:pPr>
+    </w:lvl>
+    <w:lvl w:ilvl="7" w:tplc="04100019" w:tentative="1">
+      <w:start w:val="1"/>
+      <w:numFmt w:val="lowerLetter"/>
+      <w:lvlText w:val="%8."/>
+      <w:lvlJc w:val="left"/>
+      <w:pPr>
+        <w:ind w:left="5760" w:hanging="360"/>
+      </w:pPr>
+    </w:lvl>
+    <w:lvl w:ilvl="8" w:tplc="0410001B" w:tentative="1">
+      <w:start w:val="1"/>
+      <w:numFmt w:val="lowerRoman"/>
+      <w:lvlText w:val="%9."/>
+      <w:lvlJc w:val="right"/>
+      <w:pPr>
+        <w:ind w:left="6480" w:hanging="180"/>
+      </w:pPr>
+    </w:lvl>
+  </w:abstractNum>
+  <w:abstractNum w:abstractNumId="35" w15:restartNumberingAfterBreak="0">
     <w:nsid w:val="6B9B6A93"/>
     <w:multiLevelType w:val="hybridMultilevel"/>
     <w:tmpl w:val="16286834"/>
@@ -10026,7 +10940,7 @@
       </w:rPr>
     </w:lvl>
   </w:abstractNum>
-  <w:abstractNum w:abstractNumId="35" w15:restartNumberingAfterBreak="0">
+  <w:abstractNum w:abstractNumId="36" w15:restartNumberingAfterBreak="0">
     <w:nsid w:val="74E12702"/>
     <w:multiLevelType w:val="hybridMultilevel"/>
     <w:tmpl w:val="60F880AA"/>
@@ -10112,7 +11026,7 @@
       </w:pPr>
     </w:lvl>
   </w:abstractNum>
-  <w:abstractNum w:abstractNumId="36" w15:restartNumberingAfterBreak="0">
+  <w:abstractNum w:abstractNumId="37" w15:restartNumberingAfterBreak="0">
     <w:nsid w:val="74FA6749"/>
     <w:multiLevelType w:val="multilevel"/>
     <w:tmpl w:val="C8F4DA3C"/>
@@ -10233,7 +11147,7 @@
       </w:rPr>
     </w:lvl>
   </w:abstractNum>
-  <w:abstractNum w:abstractNumId="37" w15:restartNumberingAfterBreak="0">
+  <w:abstractNum w:abstractNumId="38" w15:restartNumberingAfterBreak="0">
     <w:nsid w:val="7659093E"/>
     <w:multiLevelType w:val="multilevel"/>
     <w:tmpl w:val="C8F4DA3C"/>
@@ -10354,7 +11268,7 @@
       </w:rPr>
     </w:lvl>
   </w:abstractNum>
-  <w:abstractNum w:abstractNumId="38" w15:restartNumberingAfterBreak="0">
+  <w:abstractNum w:abstractNumId="39" w15:restartNumberingAfterBreak="0">
     <w:nsid w:val="7CCE2BA3"/>
     <w:multiLevelType w:val="hybridMultilevel"/>
     <w:tmpl w:val="A20AD9D2"/>
@@ -10495,7 +11409,7 @@
     <w:abstractNumId w:val="22"/>
   </w:num>
   <w:num w:numId="19" w16cid:durableId="202911112">
-    <w:abstractNumId w:val="38"/>
+    <w:abstractNumId w:val="39"/>
   </w:num>
   <w:num w:numId="20" w16cid:durableId="4943408">
     <w:abstractNumId w:val="6"/>
@@ -10504,7 +11418,7 @@
     <w:abstractNumId w:val="14"/>
   </w:num>
   <w:num w:numId="22" w16cid:durableId="510147163">
-    <w:abstractNumId w:val="35"/>
+    <w:abstractNumId w:val="36"/>
   </w:num>
   <w:num w:numId="23" w16cid:durableId="1096175075">
     <w:abstractNumId w:val="24"/>
@@ -10561,13 +11475,13 @@
     <w:abstractNumId w:val="8"/>
   </w:num>
   <w:num w:numId="32" w16cid:durableId="854459494">
-    <w:abstractNumId w:val="37"/>
+    <w:abstractNumId w:val="38"/>
   </w:num>
   <w:num w:numId="33" w16cid:durableId="2102329784">
     <w:abstractNumId w:val="29"/>
   </w:num>
   <w:num w:numId="34" w16cid:durableId="787314231">
-    <w:abstractNumId w:val="36"/>
+    <w:abstractNumId w:val="37"/>
   </w:num>
   <w:num w:numId="35" w16cid:durableId="6254848">
     <w:abstractNumId w:val="23"/>
@@ -10576,7 +11490,7 @@
     <w:abstractNumId w:val="18"/>
   </w:num>
   <w:num w:numId="37" w16cid:durableId="1870869743">
-    <w:abstractNumId w:val="34"/>
+    <w:abstractNumId w:val="35"/>
   </w:num>
   <w:num w:numId="38" w16cid:durableId="153184791">
     <w:abstractNumId w:val="19"/>
@@ -10590,11 +11504,14 @@
   <w:num w:numId="41" w16cid:durableId="1547715577">
     <w:abstractNumId w:val="31"/>
   </w:num>
+  <w:num w:numId="42" w16cid:durableId="1331366170">
+    <w:abstractNumId w:val="34"/>
+  </w:num>
 </w:numbering>
 </file>
 
 <file path=word/styles.xml><?xml version="1.0" encoding="utf-8"?>
-<w:styles xmlns:mc="http://schemas.openxmlformats.org/markup-compatibility/2006" xmlns:r="http://schemas.openxmlformats.org/officeDocument/2006/relationships" xmlns:w="http://schemas.openxmlformats.org/wordprocessingml/2006/main" xmlns:w14="http://schemas.microsoft.com/office/word/2010/wordml" xmlns:w15="http://schemas.microsoft.com/office/word/2012/wordml" xmlns:w16cex="http://schemas.microsoft.com/office/word/2018/wordml/cex" xmlns:w16cid="http://schemas.microsoft.com/office/word/2016/wordml/cid" xmlns:w16="http://schemas.microsoft.com/office/word/2018/wordml" xmlns:w16du="http://schemas.microsoft.com/office/word/2023/wordml/word16du" xmlns:w16sdtdh="http://schemas.microsoft.com/office/word/2020/wordml/sdtdatahash" xmlns:w16sdtfl="http://schemas.microsoft.com/office/word/2024/wordml/sdtformatlock" xmlns:w16se="http://schemas.microsoft.com/office/word/2015/wordml/symex" mc:Ignorable="w14 w15 w16se w16cid w16 w16cex w16sdtdh w16sdtfl w16du">
+<w:styles xmlns:mc="http://schemas.openxmlformats.org/markup-compatibility/2006" xmlns:r="http://schemas.openxmlformats.org/officeDocument/2006/relationships" xmlns:w="http://schemas.openxmlformats.org/wordprocessingml/2006/main" xmlns:w14="http://schemas.microsoft.com/office/word/2010/wordml" xmlns:w15="http://schemas.microsoft.com/office/word/2012/wordml" xmlns:w16cex="http://schemas.microsoft.com/office/word/2018/wordml/cex" xmlns:w16cid="http://schemas.microsoft.com/office/word/2016/wordml/cid" xmlns:w16="http://schemas.microsoft.com/office/word/2018/wordml" xmlns:w16sdtdh="http://schemas.microsoft.com/office/word/2020/wordml/sdtdatahash" xmlns:w16sdtfl="http://schemas.microsoft.com/office/word/2024/wordml/sdtformatlock" xmlns:w16se="http://schemas.microsoft.com/office/word/2015/wordml/symex" xmlns:w16du="http://schemas.microsoft.com/office/word/2023/wordml/word16du" mc:Ignorable="w14 w15 w16se w16cid w16 w16cex w16sdtdh w16sdtfl w16du">
   <w:docDefaults>
     <w:rPrDefault>
       <w:rPr>

--- a/Deliverables/RAD_GGEyewear.docx
+++ b/Deliverables/RAD_GGEyewear.docx
@@ -1,6 +1,6 @@
 
 <file path=word/document.xml><?xml version="1.0" encoding="utf-8"?>
-<w:document xmlns:wpc="http://schemas.microsoft.com/office/word/2010/wordprocessingCanvas" xmlns:cx="http://schemas.microsoft.com/office/drawing/2014/chartex" xmlns:cx1="http://schemas.microsoft.com/office/drawing/2015/9/8/chartex" xmlns:cx2="http://schemas.microsoft.com/office/drawing/2015/10/21/chartex" xmlns:cx3="http://schemas.microsoft.com/office/drawing/2016/5/9/chartex" xmlns:cx4="http://schemas.microsoft.com/office/drawing/2016/5/10/chartex" xmlns:cx5="http://schemas.microsoft.com/office/drawing/2016/5/11/chartex" xmlns:cx6="http://schemas.microsoft.com/office/drawing/2016/5/12/chartex" xmlns:cx7="http://schemas.microsoft.com/office/drawing/2016/5/13/chartex" xmlns:cx8="http://schemas.microsoft.com/office/drawing/2016/5/14/chartex" xmlns:mc="http://schemas.openxmlformats.org/markup-compatibility/2006" xmlns:m="http://schemas.openxmlformats.org/officeDocument/2006/math" xmlns:aink="http://schemas.microsoft.com/office/drawing/2016/ink" xmlns:am3d="http://schemas.microsoft.com/office/drawing/2017/model3d" xmlns:oel="http://schemas.microsoft.com/office/2019/extlst" xmlns:r="http://schemas.openxmlformats.org/officeDocument/2006/relationships" xmlns:wp14="http://schemas.microsoft.com/office/word/2010/wordprocessingDrawing" xmlns:wp="http://schemas.openxmlformats.org/drawingml/2006/wordprocessingDrawing" xmlns:wpg="http://schemas.microsoft.com/office/word/2010/wordprocessingGroup" xmlns:wpi="http://schemas.microsoft.com/office/word/2010/wordprocessingInk" xmlns:wps="http://schemas.microsoft.com/office/word/2010/wordprocessingShape" xmlns:o="urn:schemas-microsoft-com:office:office" xmlns:v="urn:schemas-microsoft-com:vml" xmlns:w10="urn:schemas-microsoft-com:office:word" xmlns:w="http://schemas.openxmlformats.org/wordprocessingml/2006/main" xmlns:w14="http://schemas.microsoft.com/office/word/2010/wordml" xmlns:w15="http://schemas.microsoft.com/office/word/2012/wordml" xmlns:w16cex="http://schemas.microsoft.com/office/word/2018/wordml/cex" xmlns:w16cid="http://schemas.microsoft.com/office/word/2016/wordml/cid" xmlns:w16="http://schemas.microsoft.com/office/word/2018/wordml" xmlns:w16sdtdh="http://schemas.microsoft.com/office/word/2020/wordml/sdtdatahash" xmlns:w16sdtfl="http://schemas.microsoft.com/office/word/2024/wordml/sdtformatlock" xmlns:w16se="http://schemas.microsoft.com/office/word/2015/wordml/symex" xmlns:w16du="http://schemas.microsoft.com/office/word/2023/wordml/word16du" xmlns:wne="http://schemas.microsoft.com/office/word/2006/wordml" mc:Ignorable="w14 w15 w16se w16cid w16 w16cex w16sdtdh w16sdtfl w16du wp14">
+<w:document xmlns:wpc="http://schemas.microsoft.com/office/word/2010/wordprocessingCanvas" xmlns:cx="http://schemas.microsoft.com/office/drawing/2014/chartex" xmlns:cx1="http://schemas.microsoft.com/office/drawing/2015/9/8/chartex" xmlns:cx2="http://schemas.microsoft.com/office/drawing/2015/10/21/chartex" xmlns:cx3="http://schemas.microsoft.com/office/drawing/2016/5/9/chartex" xmlns:cx4="http://schemas.microsoft.com/office/drawing/2016/5/10/chartex" xmlns:cx5="http://schemas.microsoft.com/office/drawing/2016/5/11/chartex" xmlns:cx6="http://schemas.microsoft.com/office/drawing/2016/5/12/chartex" xmlns:cx7="http://schemas.microsoft.com/office/drawing/2016/5/13/chartex" xmlns:cx8="http://schemas.microsoft.com/office/drawing/2016/5/14/chartex" xmlns:mc="http://schemas.openxmlformats.org/markup-compatibility/2006" xmlns:aink="http://schemas.microsoft.com/office/drawing/2016/ink" xmlns:am3d="http://schemas.microsoft.com/office/drawing/2017/model3d" xmlns:o="urn:schemas-microsoft-com:office:office" xmlns:oel="http://schemas.microsoft.com/office/2019/extlst" xmlns:r="http://schemas.openxmlformats.org/officeDocument/2006/relationships" xmlns:m="http://schemas.openxmlformats.org/officeDocument/2006/math" xmlns:v="urn:schemas-microsoft-com:vml" xmlns:wp14="http://schemas.microsoft.com/office/word/2010/wordprocessingDrawing" xmlns:wp="http://schemas.openxmlformats.org/drawingml/2006/wordprocessingDrawing" xmlns:w10="urn:schemas-microsoft-com:office:word" xmlns:w="http://schemas.openxmlformats.org/wordprocessingml/2006/main" xmlns:w14="http://schemas.microsoft.com/office/word/2010/wordml" xmlns:w15="http://schemas.microsoft.com/office/word/2012/wordml" xmlns:w16cex="http://schemas.microsoft.com/office/word/2018/wordml/cex" xmlns:w16cid="http://schemas.microsoft.com/office/word/2016/wordml/cid" xmlns:w16="http://schemas.microsoft.com/office/word/2018/wordml" xmlns:w16du="http://schemas.microsoft.com/office/word/2023/wordml/word16du" xmlns:w16sdtdh="http://schemas.microsoft.com/office/word/2020/wordml/sdtdatahash" xmlns:w16sdtfl="http://schemas.microsoft.com/office/word/2024/wordml/sdtformatlock" xmlns:w16se="http://schemas.microsoft.com/office/word/2015/wordml/symex" xmlns:wpg="http://schemas.microsoft.com/office/word/2010/wordprocessingGroup" xmlns:wpi="http://schemas.microsoft.com/office/word/2010/wordprocessingInk" xmlns:wne="http://schemas.microsoft.com/office/word/2006/wordml" xmlns:wps="http://schemas.microsoft.com/office/word/2010/wordprocessingShape" mc:Ignorable="w14 w15 w16se w16cid w16 w16cex w16sdtdh w16sdtfl w16du wp14">
   <w:body>
     <w:p/>
     <w:tbl>
@@ -144,8 +144,8 @@
           <w:lang w:val="en-US"/>
         </w:rPr>
         <w:br/>
-      </w:r>
-      <w:proofErr w:type="spellStart"/>
+        <w:t xml:space="preserve">Versione </w:t>
+      </w:r>
       <w:r>
         <w:rPr>
           <w:rFonts w:ascii="Arial" w:hAnsi="Arial"/>
@@ -153,44 +153,7 @@
           <w:sz w:val="36"/>
           <w:lang w:val="en-US"/>
         </w:rPr>
-        <w:t>Versione</w:t>
-      </w:r>
-      <w:proofErr w:type="spellEnd"/>
-      <w:r>
-        <w:rPr>
-          <w:rFonts w:ascii="Arial" w:hAnsi="Arial"/>
-          <w:b/>
-          <w:sz w:val="36"/>
-          <w:lang w:val="en-US"/>
-        </w:rPr>
-        <w:t xml:space="preserve"> </w:t>
-      </w:r>
-      <w:r>
-        <w:rPr>
-          <w:rFonts w:ascii="Arial" w:hAnsi="Arial"/>
-          <w:b/>
-          <w:sz w:val="36"/>
-          <w:lang w:val="en-US"/>
-        </w:rPr>
-        <w:t>2</w:t>
-      </w:r>
-      <w:r>
-        <w:rPr>
-          <w:rFonts w:ascii="Arial" w:hAnsi="Arial"/>
-          <w:b/>
-          <w:sz w:val="36"/>
-          <w:lang w:val="en-US"/>
-        </w:rPr>
-        <w:t>.</w:t>
-      </w:r>
-      <w:r>
-        <w:rPr>
-          <w:rFonts w:ascii="Arial" w:hAnsi="Arial"/>
-          <w:b/>
-          <w:sz w:val="36"/>
-          <w:lang w:val="en-US"/>
-        </w:rPr>
-        <w:t>2</w:t>
+        <w:t>3.0</w:t>
       </w:r>
       <w:r>
         <w:rPr>
@@ -976,23 +939,13 @@
           <w:sz w:val="32"/>
         </w:rPr>
       </w:pPr>
-      <w:proofErr w:type="spellStart"/>
       <w:r>
         <w:rPr>
           <w:rFonts w:ascii="Arial" w:hAnsi="Arial"/>
           <w:b/>
           <w:sz w:val="32"/>
         </w:rPr>
-        <w:t>Revision</w:t>
-      </w:r>
-      <w:proofErr w:type="spellEnd"/>
-      <w:r>
-        <w:rPr>
-          <w:rFonts w:ascii="Arial" w:hAnsi="Arial"/>
-          <w:b/>
-          <w:sz w:val="32"/>
-        </w:rPr>
-        <w:t xml:space="preserve"> History</w:t>
+        <w:t>Revision History</w:t>
       </w:r>
     </w:p>
     <w:tbl>
@@ -1308,55 +1261,24 @@
               <w:pStyle w:val="Contenutotabella"/>
               <w:rPr>
                 <w:sz w:val="20"/>
+                <w:lang w:val="en-US"/>
               </w:rPr>
             </w:pPr>
-            <w:r>
-              <w:rPr>
-                <w:sz w:val="20"/>
-              </w:rPr>
-              <w:t xml:space="preserve">Aggiunta purpose, scope, </w:t>
-            </w:r>
             <w:proofErr w:type="spellStart"/>
             <w:r>
               <w:rPr>
                 <w:sz w:val="20"/>
+                <w:lang w:val="en-US"/>
               </w:rPr>
-              <w:t>objectives</w:t>
+              <w:t>Aggiunta</w:t>
             </w:r>
             <w:proofErr w:type="spellEnd"/>
             <w:r>
               <w:rPr>
                 <w:sz w:val="20"/>
+                <w:lang w:val="en-US"/>
               </w:rPr>
-              <w:t xml:space="preserve"> (1.1, 1.2, 1.3), </w:t>
-            </w:r>
-            <w:proofErr w:type="spellStart"/>
-            <w:r>
-              <w:rPr>
-                <w:sz w:val="20"/>
-              </w:rPr>
-              <w:t>current</w:t>
-            </w:r>
-            <w:proofErr w:type="spellEnd"/>
-            <w:r>
-              <w:rPr>
-                <w:sz w:val="20"/>
-              </w:rPr>
-              <w:t xml:space="preserve"> system (2), </w:t>
-            </w:r>
-            <w:proofErr w:type="spellStart"/>
-            <w:r>
-              <w:rPr>
-                <w:sz w:val="20"/>
-              </w:rPr>
-              <w:t>functional</w:t>
-            </w:r>
-            <w:proofErr w:type="spellEnd"/>
-            <w:r>
-              <w:rPr>
-                <w:sz w:val="20"/>
-              </w:rPr>
-              <w:t xml:space="preserve"> requirements (3.2)</w:t>
+              <w:t xml:space="preserve"> purpose, scope, objectives (1.1, 1.2, 1.3), current system (2), functional requirements (3.2)</w:t>
             </w:r>
           </w:p>
         </w:tc>
@@ -1610,6 +1532,12 @@
                 <w:sz w:val="20"/>
               </w:rPr>
             </w:pPr>
+            <w:r>
+              <w:rPr>
+                <w:sz w:val="20"/>
+              </w:rPr>
+              <w:t>23/10/2026</w:t>
+            </w:r>
           </w:p>
         </w:tc>
         <w:tc>
@@ -1628,6 +1556,12 @@
                 <w:sz w:val="20"/>
               </w:rPr>
             </w:pPr>
+            <w:r>
+              <w:rPr>
+                <w:sz w:val="20"/>
+              </w:rPr>
+              <w:t>3.0</w:t>
+            </w:r>
           </w:p>
         </w:tc>
         <w:tc>
@@ -1665,6 +1599,12 @@
                 <w:sz w:val="20"/>
               </w:rPr>
             </w:pPr>
+            <w:r>
+              <w:rPr>
+                <w:sz w:val="20"/>
+              </w:rPr>
+              <w:t>Gennaro Esposito</w:t>
+            </w:r>
           </w:p>
         </w:tc>
       </w:tr>
@@ -4637,30 +4577,30 @@
         <w:pStyle w:val="Titolo"/>
         <w:numPr>
           <w:ilvl w:val="0"/>
-          <w:numId w:val="6"/>
+          <w:numId w:val="1"/>
         </w:numPr>
         <w:ind w:left="426" w:hanging="426"/>
         <w:jc w:val="left"/>
       </w:pPr>
-      <w:bookmarkStart w:id="0" w:name="_Hlk243298281"/>
-      <w:bookmarkStart w:id="1" w:name="_Toc243657062"/>
+      <w:bookmarkStart w:id="0" w:name="_Toc243657062"/>
+      <w:bookmarkStart w:id="1" w:name="_Hlk243298281"/>
       <w:r>
         <w:lastRenderedPageBreak/>
         <w:t>INTRODUCTION</w:t>
       </w:r>
-      <w:bookmarkEnd w:id="1"/>
+      <w:bookmarkEnd w:id="0"/>
     </w:p>
     <w:p>
       <w:pPr>
         <w:pStyle w:val="Titolo2"/>
         <w:numPr>
           <w:ilvl w:val="1"/>
-          <w:numId w:val="6"/>
+          <w:numId w:val="1"/>
         </w:numPr>
         <w:ind w:left="716" w:hanging="432"/>
       </w:pPr>
       <w:bookmarkStart w:id="2" w:name="_Toc243657063"/>
-      <w:bookmarkEnd w:id="0"/>
+      <w:bookmarkEnd w:id="1"/>
       <w:r>
         <w:t>Purpose of the system</w:t>
       </w:r>
@@ -4712,7 +4652,7 @@
         <w:pStyle w:val="Titolo2"/>
         <w:numPr>
           <w:ilvl w:val="1"/>
-          <w:numId w:val="6"/>
+          <w:numId w:val="1"/>
         </w:numPr>
         <w:ind w:left="716" w:hanging="432"/>
       </w:pPr>
@@ -4740,7 +4680,7 @@
         <w:pStyle w:val="Paragrafoelenco"/>
         <w:numPr>
           <w:ilvl w:val="0"/>
-          <w:numId w:val="38"/>
+          <w:numId w:val="5"/>
         </w:numPr>
         <w:spacing w:after="100"/>
         <w:jc w:val="both"/>
@@ -4760,7 +4700,7 @@
         <w:pStyle w:val="Paragrafoelenco"/>
         <w:numPr>
           <w:ilvl w:val="0"/>
-          <w:numId w:val="37"/>
+          <w:numId w:val="4"/>
         </w:numPr>
         <w:spacing w:after="100"/>
         <w:jc w:val="both"/>
@@ -4780,7 +4720,7 @@
         <w:pStyle w:val="Paragrafoelenco"/>
         <w:numPr>
           <w:ilvl w:val="0"/>
-          <w:numId w:val="37"/>
+          <w:numId w:val="4"/>
         </w:numPr>
         <w:spacing w:after="100"/>
         <w:jc w:val="both"/>
@@ -4812,7 +4752,7 @@
         <w:pStyle w:val="Paragrafoelenco"/>
         <w:numPr>
           <w:ilvl w:val="0"/>
-          <w:numId w:val="37"/>
+          <w:numId w:val="4"/>
         </w:numPr>
         <w:spacing w:after="100"/>
         <w:jc w:val="both"/>
@@ -4832,7 +4772,7 @@
         <w:pStyle w:val="Paragrafoelenco"/>
         <w:numPr>
           <w:ilvl w:val="0"/>
-          <w:numId w:val="37"/>
+          <w:numId w:val="4"/>
         </w:numPr>
         <w:spacing w:after="100"/>
         <w:jc w:val="both"/>
@@ -4852,7 +4792,7 @@
         <w:pStyle w:val="Paragrafoelenco"/>
         <w:numPr>
           <w:ilvl w:val="0"/>
-          <w:numId w:val="38"/>
+          <w:numId w:val="5"/>
         </w:numPr>
         <w:spacing w:after="100"/>
         <w:jc w:val="both"/>
@@ -4872,7 +4812,7 @@
         <w:pStyle w:val="Paragrafoelenco"/>
         <w:numPr>
           <w:ilvl w:val="0"/>
-          <w:numId w:val="40"/>
+          <w:numId w:val="6"/>
         </w:numPr>
         <w:spacing w:after="100"/>
         <w:ind w:left="2127"/>
@@ -4893,7 +4833,7 @@
         <w:pStyle w:val="Paragrafoelenco"/>
         <w:numPr>
           <w:ilvl w:val="0"/>
-          <w:numId w:val="40"/>
+          <w:numId w:val="6"/>
         </w:numPr>
         <w:spacing w:after="100"/>
         <w:ind w:left="2127"/>
@@ -4914,7 +4854,7 @@
         <w:pStyle w:val="Paragrafoelenco"/>
         <w:numPr>
           <w:ilvl w:val="0"/>
-          <w:numId w:val="40"/>
+          <w:numId w:val="6"/>
         </w:numPr>
         <w:spacing w:after="100"/>
         <w:ind w:left="2127"/>
@@ -4945,7 +4885,7 @@
         <w:pStyle w:val="Paragrafoelenco"/>
         <w:numPr>
           <w:ilvl w:val="0"/>
-          <w:numId w:val="38"/>
+          <w:numId w:val="5"/>
         </w:numPr>
         <w:spacing w:after="100"/>
         <w:jc w:val="both"/>
@@ -4965,7 +4905,7 @@
         <w:pStyle w:val="Paragrafoelenco"/>
         <w:numPr>
           <w:ilvl w:val="0"/>
-          <w:numId w:val="38"/>
+          <w:numId w:val="5"/>
         </w:numPr>
         <w:spacing w:after="100"/>
         <w:jc w:val="both"/>
@@ -4985,7 +4925,7 @@
         <w:pStyle w:val="Paragrafoelenco"/>
         <w:numPr>
           <w:ilvl w:val="0"/>
-          <w:numId w:val="38"/>
+          <w:numId w:val="5"/>
         </w:numPr>
         <w:spacing w:after="100"/>
         <w:jc w:val="both"/>
@@ -5010,24 +4950,35 @@
         <w:pStyle w:val="Titolo2"/>
         <w:numPr>
           <w:ilvl w:val="1"/>
-          <w:numId w:val="6"/>
+          <w:numId w:val="1"/>
         </w:numPr>
         <w:rPr>
           <w:lang w:val="en-US"/>
         </w:rPr>
       </w:pPr>
       <w:r>
+        <w:t xml:space="preserve"> </w:t>
+      </w:r>
+      <w:bookmarkStart w:id="4" w:name="_Toc243657065"/>
+      <w:r>
         <w:rPr>
           <w:lang w:val="en-US"/>
         </w:rPr>
-        <w:t xml:space="preserve"> </w:t>
-      </w:r>
-      <w:bookmarkStart w:id="4" w:name="_Toc243657065"/>
+        <w:t xml:space="preserve">Objectives and success criteria </w:t>
+      </w:r>
+      <w:proofErr w:type="gramStart"/>
       <w:r>
         <w:rPr>
           <w:lang w:val="en-US"/>
         </w:rPr>
-        <w:t>Objectives and success criteria of the project</w:t>
+        <w:t>of</w:t>
+      </w:r>
+      <w:proofErr w:type="gramEnd"/>
+      <w:r>
+        <w:rPr>
+          <w:lang w:val="en-US"/>
+        </w:rPr>
+        <w:t xml:space="preserve"> the project</w:t>
       </w:r>
       <w:bookmarkEnd w:id="4"/>
     </w:p>
@@ -5036,7 +4987,7 @@
         <w:pStyle w:val="Paragrafoelenco"/>
         <w:numPr>
           <w:ilvl w:val="0"/>
-          <w:numId w:val="41"/>
+          <w:numId w:val="7"/>
         </w:numPr>
         <w:spacing w:after="100"/>
         <w:rPr>
@@ -5055,7 +5006,7 @@
         <w:pStyle w:val="Paragrafoelenco"/>
         <w:numPr>
           <w:ilvl w:val="0"/>
-          <w:numId w:val="41"/>
+          <w:numId w:val="7"/>
         </w:numPr>
         <w:spacing w:after="100"/>
       </w:pPr>
@@ -5077,7 +5028,7 @@
         <w:pStyle w:val="Titolo2"/>
         <w:numPr>
           <w:ilvl w:val="1"/>
-          <w:numId w:val="6"/>
+          <w:numId w:val="1"/>
         </w:numPr>
       </w:pPr>
       <w:bookmarkStart w:id="5" w:name="_Toc243657066"/>
@@ -5136,7 +5087,7 @@
         <w:pStyle w:val="Titolo2"/>
         <w:numPr>
           <w:ilvl w:val="1"/>
-          <w:numId w:val="6"/>
+          <w:numId w:val="1"/>
         </w:numPr>
       </w:pPr>
       <w:r>
@@ -5174,7 +5125,7 @@
         <w:pStyle w:val="Titolo2"/>
         <w:numPr>
           <w:ilvl w:val="1"/>
-          <w:numId w:val="6"/>
+          <w:numId w:val="1"/>
         </w:numPr>
       </w:pPr>
       <w:r>
@@ -5212,7 +5163,7 @@
         <w:pStyle w:val="Titolo"/>
         <w:numPr>
           <w:ilvl w:val="0"/>
-          <w:numId w:val="6"/>
+          <w:numId w:val="1"/>
         </w:numPr>
         <w:ind w:left="426" w:hanging="426"/>
         <w:jc w:val="left"/>
@@ -5249,7 +5200,7 @@
         <w:pStyle w:val="Titolo"/>
         <w:numPr>
           <w:ilvl w:val="0"/>
-          <w:numId w:val="6"/>
+          <w:numId w:val="1"/>
         </w:numPr>
         <w:ind w:left="426" w:hanging="426"/>
         <w:jc w:val="left"/>
@@ -5265,7 +5216,7 @@
         <w:pStyle w:val="Titolo2"/>
         <w:numPr>
           <w:ilvl w:val="1"/>
-          <w:numId w:val="6"/>
+          <w:numId w:val="1"/>
         </w:numPr>
       </w:pPr>
       <w:r>
@@ -5306,7 +5257,7 @@
         <w:pStyle w:val="Titolo2"/>
         <w:numPr>
           <w:ilvl w:val="1"/>
-          <w:numId w:val="6"/>
+          <w:numId w:val="1"/>
         </w:numPr>
       </w:pPr>
       <w:r>
@@ -5739,14 +5690,38 @@
         <w:rPr>
           <w:color w:val="000000" w:themeColor="text1"/>
         </w:rPr>
-        <w:t xml:space="preserve">RF8.2: Il sistema deve permettere al Product Manager di poter eliminare un prodotto tramite </w:t>
+        <w:t>RF</w:t>
       </w:r>
       <w:r>
         <w:rPr>
           <w:color w:val="000000" w:themeColor="text1"/>
         </w:rPr>
+        <w:t>9.1</w:t>
+      </w:r>
+      <w:r>
+        <w:rPr>
+          <w:color w:val="000000" w:themeColor="text1"/>
+        </w:rPr>
+        <w:t>: Il sistema deve permettere</w:t>
+      </w:r>
+      <w:r>
+        <w:rPr>
+          <w:color w:val="000000" w:themeColor="text1"/>
+        </w:rPr>
+        <w:t xml:space="preserve"> esclusivamente</w:t>
+      </w:r>
+      <w:r>
+        <w:rPr>
+          <w:color w:val="000000" w:themeColor="text1"/>
+        </w:rPr>
+        <w:t xml:space="preserve"> al Product Manager di poter eliminare un </w:t>
+      </w:r>
+      <w:r>
+        <w:rPr>
+          <w:color w:val="000000" w:themeColor="text1"/>
+        </w:rPr>
         <w:lastRenderedPageBreak/>
-        <w:t>il “soft delete”, cioè renderlo non visibile ai clienti ma mantenendolo disponibile dal lato gestionale, così da non interferire con la memorizzazione dello storico di ordini e prezzi</w:t>
+        <w:t>prodotto tramite il “soft delete”, cioè renderlo non visibile ai clienti ma mantenendolo disponibile dal lato gestionale, così da non interferire con la memorizzazione dello storico di ordini e prezzi</w:t>
       </w:r>
     </w:p>
     <w:p>
@@ -5764,13 +5739,49 @@
         <w:rPr>
           <w:color w:val="000000" w:themeColor="text1"/>
         </w:rPr>
-        <w:t>RF9.1: Il sistema deve permettere esclusivamente all’Order Manager di poter visualizzare una lista di ordini</w:t>
+        <w:t>RF</w:t>
       </w:r>
       <w:r>
         <w:rPr>
           <w:color w:val="000000" w:themeColor="text1"/>
         </w:rPr>
-        <w:t xml:space="preserve"> con il nome e il cognome di chi l’ha effettuato, l’indirizzo di spedizione selezionato, la data, il totale speso, i prodotti ordinati</w:t>
+        <w:t>10</w:t>
+      </w:r>
+      <w:r>
+        <w:rPr>
+          <w:color w:val="000000" w:themeColor="text1"/>
+        </w:rPr>
+        <w:t xml:space="preserve">.1: Il sistema deve consentire esclusivamente al Product Manager di poter </w:t>
+      </w:r>
+      <w:r>
+        <w:rPr>
+          <w:color w:val="000000" w:themeColor="text1"/>
+        </w:rPr>
+        <w:t>modificare ogni caratteristica dei prodotti de</w:t>
+      </w:r>
+      <w:r>
+        <w:rPr>
+          <w:color w:val="000000" w:themeColor="text1"/>
+        </w:rPr>
+        <w:t>l catalogo</w:t>
+      </w:r>
+      <w:r>
+        <w:rPr>
+          <w:color w:val="000000" w:themeColor="text1"/>
+        </w:rPr>
+        <w:t xml:space="preserve"> (</w:t>
+      </w:r>
+      <w:r>
+        <w:rPr>
+          <w:color w:val="000000" w:themeColor="text1"/>
+        </w:rPr>
+        <w:t xml:space="preserve">nome, taglia, genere, materiale, forma, montatura, foto </w:t>
+      </w:r>
+      <w:r>
+        <w:rPr>
+          <w:color w:val="000000" w:themeColor="text1"/>
+        </w:rPr>
+        <w:t>allegate, prezzo).</w:t>
       </w:r>
     </w:p>
     <w:p>
@@ -5788,37 +5799,43 @@
         <w:rPr>
           <w:color w:val="000000" w:themeColor="text1"/>
         </w:rPr>
-        <w:t xml:space="preserve">RF9.2: Il sistema deve </w:t>
+        <w:t xml:space="preserve">RF10.2 </w:t>
       </w:r>
       <w:r>
         <w:rPr>
           <w:color w:val="000000" w:themeColor="text1"/>
         </w:rPr>
-        <w:t xml:space="preserve">mettere a </w:t>
+        <w:t xml:space="preserve">Il sistema deve consentire esclusivamente al Product Manager </w:t>
       </w:r>
       <w:r>
         <w:rPr>
           <w:color w:val="000000" w:themeColor="text1"/>
         </w:rPr>
-        <w:t>disposizione</w:t>
+        <w:t xml:space="preserve">di poter aggiornare le </w:t>
       </w:r>
       <w:r>
         <w:rPr>
           <w:color w:val="000000" w:themeColor="text1"/>
         </w:rPr>
-        <w:t xml:space="preserve"> all’Order Manager </w:t>
+        <w:t>quantità disponibil</w:t>
       </w:r>
       <w:r>
         <w:rPr>
           <w:color w:val="000000" w:themeColor="text1"/>
         </w:rPr>
-        <w:t>i comandi necessari per ogni ordine per permettergli</w:t>
+        <w:t>i</w:t>
       </w:r>
       <w:r>
         <w:rPr>
           <w:color w:val="000000" w:themeColor="text1"/>
         </w:rPr>
-        <w:t xml:space="preserve"> di modificare lo stato in “in lavorazione”, “spedito”, “in consegna” o “consegnato” e di salvare questo stato scelto</w:t>
+        <w:t xml:space="preserve"> in magazzino</w:t>
+      </w:r>
+      <w:r>
+        <w:rPr>
+          <w:color w:val="000000" w:themeColor="text1"/>
+        </w:rPr>
+        <w:t xml:space="preserve"> di ogni modello di occhiale in ogni sua variante colore disponibile, ma anche di poter aggiungere nuove varianti colore per ogni modello.</w:t>
       </w:r>
     </w:p>
     <w:p>
@@ -5836,13 +5853,63 @@
         <w:rPr>
           <w:color w:val="000000" w:themeColor="text1"/>
         </w:rPr>
-        <w:t>RF9.3: Il sistema deve permettere all’Order Manager di poter filtrare gli ordini per data, cliente, tipo di occhiale, marca, stato dell’ordine, metodo di pagamento, e prezzo</w:t>
+        <w:t xml:space="preserve">RF 10.3 </w:t>
       </w:r>
       <w:r>
         <w:rPr>
           <w:color w:val="000000" w:themeColor="text1"/>
         </w:rPr>
-        <w:t>, e di poter azzerare i suddetti filtri se si desidera fare una ricerca generale</w:t>
+        <w:t>Il sistema deve consentire esclusivamente al Product Manager</w:t>
+      </w:r>
+      <w:r>
+        <w:rPr>
+          <w:color w:val="000000" w:themeColor="text1"/>
+        </w:rPr>
+        <w:t xml:space="preserve"> di poter mettere in saldo determinati prodotti, </w:t>
+      </w:r>
+      <w:r>
+        <w:rPr>
+          <w:color w:val="000000" w:themeColor="text1"/>
+        </w:rPr>
+        <w:t>specificando</w:t>
+      </w:r>
+      <w:r>
+        <w:rPr>
+          <w:color w:val="000000" w:themeColor="text1"/>
+        </w:rPr>
+        <w:t xml:space="preserve"> </w:t>
+      </w:r>
+      <w:proofErr w:type="gramStart"/>
+      <w:r>
+        <w:rPr>
+          <w:color w:val="000000" w:themeColor="text1"/>
+        </w:rPr>
+        <w:t>un</w:t>
+      </w:r>
+      <w:proofErr w:type="gramEnd"/>
+      <w:r>
+        <w:rPr>
+          <w:color w:val="000000" w:themeColor="text1"/>
+        </w:rPr>
+        <w:t xml:space="preserve"> sconto in percentuale </w:t>
+      </w:r>
+      <w:r>
+        <w:rPr>
+          <w:color w:val="000000" w:themeColor="text1"/>
+        </w:rPr>
+        <w:t xml:space="preserve">da applicare </w:t>
+      </w:r>
+      <w:r>
+        <w:rPr>
+          <w:color w:val="000000" w:themeColor="text1"/>
+        </w:rPr>
+        <w:t>al prezzo corrente del prodotto selezionato</w:t>
+      </w:r>
+      <w:r>
+        <w:rPr>
+          <w:color w:val="000000" w:themeColor="text1"/>
+        </w:rPr>
+        <w:t>.</w:t>
       </w:r>
     </w:p>
     <w:p>
@@ -5853,6 +5920,138 @@
         <w:spacing w:after="100"/>
         <w:ind w:left="709"/>
         <w:rPr>
+          <w:color w:val="000000" w:themeColor="text1"/>
+        </w:rPr>
+      </w:pPr>
+      <w:r>
+        <w:rPr>
+          <w:color w:val="000000" w:themeColor="text1"/>
+        </w:rPr>
+        <w:t>RF</w:t>
+      </w:r>
+      <w:r>
+        <w:rPr>
+          <w:color w:val="000000" w:themeColor="text1"/>
+        </w:rPr>
+        <w:t>11</w:t>
+      </w:r>
+      <w:r>
+        <w:rPr>
+          <w:color w:val="000000" w:themeColor="text1"/>
+        </w:rPr>
+        <w:t>.1: Il sistema deve permettere esclusivamente all’Order Manager di poter visualizzare una lista di ordini</w:t>
+      </w:r>
+      <w:r>
+        <w:rPr>
+          <w:color w:val="000000" w:themeColor="text1"/>
+        </w:rPr>
+        <w:t xml:space="preserve"> con il nome e il cognome di chi l’ha effettuato, l’indirizzo di spedizione selezionato, la data, il totale speso, i prodotti ordinati</w:t>
+      </w:r>
+    </w:p>
+    <w:p>
+      <w:pPr>
+        <w:tabs>
+          <w:tab w:val="left" w:pos="8580"/>
+        </w:tabs>
+        <w:spacing w:after="100"/>
+        <w:ind w:left="709"/>
+        <w:rPr>
+          <w:color w:val="000000" w:themeColor="text1"/>
+        </w:rPr>
+      </w:pPr>
+      <w:r>
+        <w:rPr>
+          <w:color w:val="000000" w:themeColor="text1"/>
+        </w:rPr>
+        <w:t>RF</w:t>
+      </w:r>
+      <w:r>
+        <w:rPr>
+          <w:color w:val="000000" w:themeColor="text1"/>
+        </w:rPr>
+        <w:t>11</w:t>
+      </w:r>
+      <w:r>
+        <w:rPr>
+          <w:color w:val="000000" w:themeColor="text1"/>
+        </w:rPr>
+        <w:t xml:space="preserve">.2: Il sistema deve </w:t>
+      </w:r>
+      <w:r>
+        <w:rPr>
+          <w:color w:val="000000" w:themeColor="text1"/>
+        </w:rPr>
+        <w:t xml:space="preserve">mettere a </w:t>
+      </w:r>
+      <w:r>
+        <w:rPr>
+          <w:color w:val="000000" w:themeColor="text1"/>
+        </w:rPr>
+        <w:t>disposizione</w:t>
+      </w:r>
+      <w:r>
+        <w:rPr>
+          <w:color w:val="000000" w:themeColor="text1"/>
+        </w:rPr>
+        <w:t xml:space="preserve"> all’Order Manager </w:t>
+      </w:r>
+      <w:r>
+        <w:rPr>
+          <w:color w:val="000000" w:themeColor="text1"/>
+        </w:rPr>
+        <w:t>i comandi necessari per ogni ordine per permettergli</w:t>
+      </w:r>
+      <w:r>
+        <w:rPr>
+          <w:color w:val="000000" w:themeColor="text1"/>
+        </w:rPr>
+        <w:t xml:space="preserve"> di modificare lo stato in “in lavorazione”, “spedito”, “in consegna” o “consegnato” e di salvare questo stato scelto</w:t>
+      </w:r>
+    </w:p>
+    <w:p>
+      <w:pPr>
+        <w:tabs>
+          <w:tab w:val="left" w:pos="8580"/>
+        </w:tabs>
+        <w:spacing w:after="100"/>
+        <w:ind w:left="709"/>
+        <w:rPr>
+          <w:color w:val="000000" w:themeColor="text1"/>
+        </w:rPr>
+      </w:pPr>
+      <w:r>
+        <w:rPr>
+          <w:color w:val="000000" w:themeColor="text1"/>
+        </w:rPr>
+        <w:t>RF</w:t>
+      </w:r>
+      <w:r>
+        <w:rPr>
+          <w:color w:val="000000" w:themeColor="text1"/>
+        </w:rPr>
+        <w:t>11</w:t>
+      </w:r>
+      <w:r>
+        <w:rPr>
+          <w:color w:val="000000" w:themeColor="text1"/>
+        </w:rPr>
+        <w:t>.3: Il sistema deve permettere all’Order Manager di poter filtrare gli ordini per data, cliente, tipo di occhiale, marca, stato dell’ordine, metodo di pagamento, e prezzo</w:t>
+      </w:r>
+      <w:r>
+        <w:rPr>
+          <w:color w:val="000000" w:themeColor="text1"/>
+        </w:rPr>
+        <w:t>, e di poter azzerare i suddetti filtri se si desidera fare una ricerca generale</w:t>
+      </w:r>
+    </w:p>
+    <w:p>
+      <w:pPr>
+        <w:tabs>
+          <w:tab w:val="left" w:pos="8580"/>
+        </w:tabs>
+        <w:spacing w:after="100"/>
+        <w:ind w:left="709"/>
+        <w:rPr>
           <w:color w:val="EE0000"/>
         </w:rPr>
       </w:pPr>
@@ -5860,7 +6059,19 @@
         <w:rPr>
           <w:color w:val="000000" w:themeColor="text1"/>
         </w:rPr>
-        <w:t xml:space="preserve">RF10.1: Il sistema deve permettere esclusivamente al Market Analyzer di accedere a una lista di ordini effettuati dai clienti, dove esso può visualizzare i prodotti ordinati, e filtrarli per data, tipo di occhiale, marca </w:t>
+        <w:t>RF1</w:t>
+      </w:r>
+      <w:r>
+        <w:rPr>
+          <w:color w:val="000000" w:themeColor="text1"/>
+        </w:rPr>
+        <w:t>2</w:t>
+      </w:r>
+      <w:r>
+        <w:rPr>
+          <w:color w:val="000000" w:themeColor="text1"/>
+        </w:rPr>
+        <w:t xml:space="preserve">.1: Il sistema deve permettere esclusivamente al Market Analyzer di accedere a una lista di ordini effettuati dai clienti, dove esso può visualizzare i prodotti ordinati, e filtrarli per data, tipo di occhiale, marca </w:t>
       </w:r>
       <w:r>
         <w:rPr>
@@ -5874,7 +6085,7 @@
         <w:pStyle w:val="Titolo2"/>
         <w:numPr>
           <w:ilvl w:val="1"/>
-          <w:numId w:val="6"/>
+          <w:numId w:val="1"/>
         </w:numPr>
       </w:pPr>
       <w:bookmarkStart w:id="12" w:name="_Toc243657073"/>
@@ -5891,7 +6102,7 @@
         <w:pStyle w:val="Titolo2"/>
         <w:numPr>
           <w:ilvl w:val="2"/>
-          <w:numId w:val="6"/>
+          <w:numId w:val="1"/>
         </w:numPr>
         <w:ind w:left="1418" w:hanging="709"/>
         <w:rPr>
@@ -5981,7 +6192,7 @@
         <w:pStyle w:val="Titolo2"/>
         <w:numPr>
           <w:ilvl w:val="2"/>
-          <w:numId w:val="6"/>
+          <w:numId w:val="1"/>
         </w:numPr>
         <w:ind w:left="1418" w:hanging="709"/>
         <w:rPr>
@@ -6044,7 +6255,11 @@
         <w:t>i</w:t>
       </w:r>
       <w:r>
-        <w:t xml:space="preserve"> i requisiti d'ambiente (Java JDK, Apache Tomcat, MySQL) e le istruzioni dettagliate per l'importazione del database</w:t>
+        <w:t xml:space="preserve"> i requisiti d'ambiente (Java JDK, Apache Tomcat, MySQL) e </w:t>
+      </w:r>
+      <w:r>
+        <w:lastRenderedPageBreak/>
+        <w:t>le istruzioni dettagliate per l'importazione del database</w:t>
       </w:r>
       <w:r>
         <w:t>,</w:t>
@@ -6063,25 +6278,7 @@
         <w:ind w:left="1418"/>
       </w:pPr>
       <w:r>
-        <w:t xml:space="preserve">RFN9: </w:t>
-      </w:r>
-      <w:r>
-        <w:t>Deve essere fornito un manuale d'uso (sotto forma di sezione Aiuto/FAQ integrata nel sito o documento PDF), rivolto ai clienti finali e ai gestori del negozio, che illustri le procedure di navigazione del catalogo occhiali, carrello e checkout per gli acquirenti</w:t>
-      </w:r>
-      <w:r>
-        <w:t xml:space="preserve"> e</w:t>
-      </w:r>
-      <w:r>
-        <w:t xml:space="preserve"> la gestione di prodotti, scorte e ordini per </w:t>
-      </w:r>
-      <w:r>
-        <w:t xml:space="preserve">gli </w:t>
-      </w:r>
-      <w:r>
-        <w:t>amministrator</w:t>
-      </w:r>
-      <w:r>
-        <w:t>i.</w:t>
+        <w:t>RFN9: Deve essere fornito un manuale d'uso (sotto forma di sezione Aiuto/FAQ integrata nel sito o documento PDF), rivolto ai clienti finali e ai gestori del negozio, che illustri le procedure di navigazione del catalogo occhiali, carrello e checkout per gli acquirenti e la gestione di prodotti, scorte e ordini per gli amministratori.</w:t>
       </w:r>
     </w:p>
     <w:p>
@@ -6094,10 +6291,7 @@
         <w:ind w:left="1418"/>
       </w:pPr>
       <w:r>
-        <w:t xml:space="preserve">RFN10: </w:t>
-      </w:r>
-      <w:r>
-        <w:t>Deve essere prodotta la documentazione tecnica delle API interne in formato HTML tramite Javadoc, rivolta agli sviluppatori e ai futuri manutentori del sistema, che descriva le classi Java di backend (Servlet, DAO, JavaBean), specificando metodi, parametri, valori di ritorno ed eccezioni gestite.</w:t>
+        <w:t>RFN10: Deve essere prodotta la documentazione tecnica delle API interne in formato HTML tramite Javadoc, rivolta agli sviluppatori e ai futuri manutentori del sistema, che descriva le classi Java di backend (Servlet, DAO, JavaBean), specificando metodi, parametri, valori di ritorno ed eccezioni gestite.</w:t>
       </w:r>
     </w:p>
     <w:p>
@@ -6105,7 +6299,7 @@
         <w:pStyle w:val="Titolo2"/>
         <w:numPr>
           <w:ilvl w:val="2"/>
-          <w:numId w:val="6"/>
+          <w:numId w:val="1"/>
         </w:numPr>
         <w:ind w:left="1418" w:hanging="709"/>
         <w:rPr>
@@ -6121,7 +6315,6 @@
           <w:sz w:val="26"/>
           <w:szCs w:val="26"/>
         </w:rPr>
-        <w:lastRenderedPageBreak/>
         <w:t>Hardware considerations</w:t>
       </w:r>
       <w:bookmarkEnd w:id="15"/>
@@ -6136,34 +6329,7 @@
         <w:ind w:left="1418"/>
       </w:pPr>
       <w:r>
-        <w:t xml:space="preserve">RFN11: </w:t>
-      </w:r>
-      <w:r>
-        <w:t>Il sistema lato backend deve poter essere eseguito su un server fisico o</w:t>
-      </w:r>
-      <w:r>
-        <w:t xml:space="preserve"> su</w:t>
-      </w:r>
-      <w:r>
-        <w:t xml:space="preserve"> macchina virtuale dotata di processore multi-core</w:t>
-      </w:r>
-      <w:r>
-        <w:t xml:space="preserve">, </w:t>
-      </w:r>
-      <w:r>
-        <w:t>una memoria RAM minima di 4 GB</w:t>
-      </w:r>
-      <w:r>
-        <w:t xml:space="preserve"> (consigliati 8 GB)</w:t>
-      </w:r>
-      <w:r>
-        <w:t>, uno spazio di archiviazione secondaria (disco SSD</w:t>
-      </w:r>
-      <w:r>
-        <w:t>/Hard Disk</w:t>
-      </w:r>
-      <w:r>
-        <w:t>) di almeno 20 GB dedicati a sistema operativo, database relazionale e catalogo immagini dei prodotti.</w:t>
+        <w:t>RFN11: Il sistema lato backend deve poter essere eseguito su un server fisico o su macchina virtuale dotata di processore multi-core, una memoria RAM minima di 4 GB (consigliati 8 GB), uno spazio di archiviazione secondaria (disco SSD/Hard Disk) di almeno 20 GB dedicati a sistema operativo, database relazionale e catalogo immagini dei prodotti.</w:t>
       </w:r>
     </w:p>
     <w:p>
@@ -6176,10 +6342,7 @@
         <w:ind w:left="1418"/>
       </w:pPr>
       <w:r>
-        <w:t xml:space="preserve">RFN12: </w:t>
-      </w:r>
-      <w:r>
-        <w:t xml:space="preserve">L'accesso alla piattaforma web da parte di clienti e amministratori deve essere garantito su qualsiasi dispositivo </w:t>
+        <w:t xml:space="preserve">RFN12: L'accesso alla piattaforma web da parte di clienti e amministratori deve essere garantito su qualsiasi dispositivo </w:t>
       </w:r>
       <w:r>
         <w:t>(</w:t>
@@ -6205,7 +6368,7 @@
         <w:pStyle w:val="Titolo2"/>
         <w:numPr>
           <w:ilvl w:val="2"/>
-          <w:numId w:val="6"/>
+          <w:numId w:val="1"/>
         </w:numPr>
         <w:ind w:left="1418" w:hanging="709"/>
         <w:rPr>
@@ -6246,7 +6409,7 @@
         <w:pStyle w:val="Titolo2"/>
         <w:numPr>
           <w:ilvl w:val="2"/>
-          <w:numId w:val="6"/>
+          <w:numId w:val="1"/>
         </w:numPr>
         <w:ind w:left="1418" w:hanging="709"/>
         <w:rPr>
@@ -6293,7 +6456,7 @@
         <w:pStyle w:val="Titolo2"/>
         <w:numPr>
           <w:ilvl w:val="2"/>
-          <w:numId w:val="6"/>
+          <w:numId w:val="1"/>
         </w:numPr>
         <w:ind w:left="1418" w:hanging="709"/>
         <w:rPr>
@@ -6323,22 +6486,7 @@
         <w:ind w:left="1418"/>
       </w:pPr>
       <w:r>
-        <w:t xml:space="preserve">RFN13: </w:t>
-      </w:r>
-      <w:r>
-        <w:t>L'applicazione web deve interagire con il sistema esterno di gestione della base di dati (MySQL Server), inviando in output comandi e query formulati nel linguaggio</w:t>
-      </w:r>
-      <w:r>
-        <w:t xml:space="preserve"> </w:t>
-      </w:r>
-      <w:r>
-        <w:t>SQL e ricevendo in input i dati estratti sotto forma di record strutturati</w:t>
-      </w:r>
-      <w:r>
-        <w:t>.</w:t>
-      </w:r>
-      <w:r>
-        <w:t xml:space="preserve"> </w:t>
+        <w:t xml:space="preserve">RFN13: L'applicazione web deve interagire con il sistema esterno di gestione della base di dati (MySQL Server), inviando in output comandi e query formulati nel linguaggio SQL e ricevendo in input i dati estratti sotto forma di record strutturati. </w:t>
       </w:r>
     </w:p>
     <w:p>
@@ -6346,7 +6494,7 @@
         <w:pStyle w:val="Titolo2"/>
         <w:numPr>
           <w:ilvl w:val="2"/>
-          <w:numId w:val="6"/>
+          <w:numId w:val="1"/>
         </w:numPr>
         <w:ind w:left="1418" w:hanging="709"/>
         <w:rPr>
@@ -6406,7 +6554,11 @@
         <w:t>,</w:t>
       </w:r>
       <w:r>
-        <w:t xml:space="preserve"> garantendo un'esperienza omogenea a prescindere dal client utilizzato</w:t>
+        <w:t xml:space="preserve"> garantendo un'esperienza omogenea a </w:t>
+      </w:r>
+      <w:r>
+        <w:lastRenderedPageBreak/>
+        <w:t>prescindere dal client utilizzato</w:t>
       </w:r>
       <w:r>
         <w:t>.</w:t>
@@ -6417,7 +6569,7 @@
         <w:pStyle w:val="Titolo2"/>
         <w:numPr>
           <w:ilvl w:val="2"/>
-          <w:numId w:val="6"/>
+          <w:numId w:val="1"/>
         </w:numPr>
         <w:ind w:left="1418" w:hanging="709"/>
         <w:rPr>
@@ -6445,10 +6597,7 @@
         <w:ind w:left="1418"/>
       </w:pPr>
       <w:r>
-        <w:t xml:space="preserve">RNF14: </w:t>
-      </w:r>
-      <w:r>
-        <w:t>La struttura della base di dati e il livello Model devono essere facilmente estendibili per accogliere future funzionalità</w:t>
+        <w:t>RNF14: La struttura della base di dati e il livello Model devono essere facilmente estendibili per accogliere future funzionalità</w:t>
       </w:r>
       <w:r>
         <w:t>, ad esempio</w:t>
@@ -6495,7 +6644,7 @@
         <w:pStyle w:val="Titolo2"/>
         <w:numPr>
           <w:ilvl w:val="2"/>
-          <w:numId w:val="6"/>
+          <w:numId w:val="1"/>
         </w:numPr>
         <w:ind w:left="1418" w:hanging="709"/>
         <w:rPr>
@@ -6513,7 +6662,6 @@
           <w:sz w:val="26"/>
           <w:szCs w:val="26"/>
         </w:rPr>
-        <w:lastRenderedPageBreak/>
         <w:t>Physical environment</w:t>
       </w:r>
       <w:bookmarkEnd w:id="21"/>
@@ -6524,16 +6672,7 @@
         <w:ind w:left="1418"/>
       </w:pPr>
       <w:r>
-        <w:t xml:space="preserve">RFN15: </w:t>
-      </w:r>
-      <w:r>
-        <w:t xml:space="preserve">Il sistema opera su un'architettura distribuita su </w:t>
-      </w:r>
-      <w:r>
-        <w:t>un’unica sede</w:t>
-      </w:r>
-      <w:r>
-        <w:t>: le componenti server (server applicativo Tomcat e database MySQL) risiedono in un'unica postazione fissa (data center/server room), mentre i dispositivi client (computer desktop, notebook, smartphone e tablet) operano distribuiti in molteplici postazioni, connettendosi da remoto tramite rete Internet o rete locale.</w:t>
+        <w:t>RFN15: Il sistema opera su un'architettura distribuita su un’unica sede: le componenti server (server applicativo Tomcat e database MySQL) risiedono in un'unica postazione fissa (data center/server room), mentre i dispositivi client (computer desktop, notebook, smartphone e tablet) operano distribuiti in molteplici postazioni, connettendosi da remoto tramite rete Internet o rete locale.</w:t>
       </w:r>
     </w:p>
     <w:p>
@@ -6541,7 +6680,7 @@
         <w:pStyle w:val="Titolo2"/>
         <w:numPr>
           <w:ilvl w:val="2"/>
-          <w:numId w:val="6"/>
+          <w:numId w:val="1"/>
         </w:numPr>
         <w:ind w:left="1418" w:hanging="709"/>
         <w:rPr>
@@ -6580,7 +6719,7 @@
         <w:pStyle w:val="Titolo2"/>
         <w:numPr>
           <w:ilvl w:val="2"/>
-          <w:numId w:val="6"/>
+          <w:numId w:val="1"/>
         </w:numPr>
         <w:spacing w:before="100" w:after="100"/>
         <w:ind w:left="1418" w:hanging="709"/>
@@ -6608,34 +6747,10 @@
         <w:ind w:left="1418"/>
       </w:pPr>
       <w:r>
-        <w:t xml:space="preserve">RFN16: </w:t>
-      </w:r>
-      <w:r>
-        <w:t xml:space="preserve">Il sistema deve prevedere una procedura di backup automatizzata con frequenza giornaliera per </w:t>
-      </w:r>
-      <w:r>
-        <w:t>il DB</w:t>
-      </w:r>
-      <w:r>
-        <w:t xml:space="preserve"> e con frequenza settimanale per le risorse statiche (immagini degli occhiali</w:t>
-      </w:r>
-      <w:r>
-        <w:t>, banner pubblicitari</w:t>
-      </w:r>
-      <w:r>
-        <w:t>)</w:t>
-      </w:r>
-      <w:r>
-        <w:t>. L</w:t>
-      </w:r>
-      <w:r>
-        <w:t xml:space="preserve">a responsabilità della corretta esecuzione, verifica e conservazione dei backup è assegnata </w:t>
-      </w:r>
-      <w:r>
-        <w:t>all’User Manager (</w:t>
-      </w:r>
-      <w:r>
-        <w:t>in qualità di amministratore della piattaforma).</w:t>
+        <w:t xml:space="preserve">RFN16: Il sistema deve prevedere una procedura di backup automatizzata con frequenza giornaliera per il DB e con frequenza settimanale per le risorse statiche (immagini degli occhiali, banner pubblicitari). La responsabilità della corretta esecuzione, verifica e conservazione dei backup è assegnata </w:t>
+      </w:r>
+      <w:r>
+        <w:t>all’User Manager (in qualità di amministratore della piattaforma).</w:t>
       </w:r>
     </w:p>
     <w:p/>
@@ -6644,7 +6759,7 @@
         <w:pStyle w:val="Titolo2"/>
         <w:numPr>
           <w:ilvl w:val="1"/>
-          <w:numId w:val="6"/>
+          <w:numId w:val="1"/>
         </w:numPr>
       </w:pPr>
       <w:r>
@@ -6661,7 +6776,7 @@
         <w:pStyle w:val="Titolo2"/>
         <w:numPr>
           <w:ilvl w:val="2"/>
-          <w:numId w:val="6"/>
+          <w:numId w:val="1"/>
         </w:numPr>
         <w:ind w:left="1418" w:hanging="709"/>
         <w:rPr>
@@ -6688,33 +6803,47 @@
         </w:tabs>
         <w:spacing w:after="100"/>
         <w:ind w:left="1418"/>
-      </w:pPr>
-      <w:r>
-        <w:t>A</w:t>
-      </w:r>
-    </w:p>
-    <w:p>
-      <w:pPr>
-        <w:pStyle w:val="Titolo2"/>
+        <w:rPr>
+          <w:b/>
+          <w:bCs/>
+        </w:rPr>
+      </w:pPr>
+      <w:r>
+        <w:rPr>
+          <w:b/>
+          <w:bCs/>
+        </w:rPr>
+        <w:t>SC1_AcquistoOcchiale</w:t>
+      </w:r>
+    </w:p>
+    <w:p>
+      <w:pPr>
+        <w:pStyle w:val="Paragrafoelenco"/>
         <w:numPr>
-          <w:ilvl w:val="2"/>
-          <w:numId w:val="6"/>
+          <w:ilvl w:val="0"/>
+          <w:numId w:val="8"/>
         </w:numPr>
-        <w:ind w:left="1418" w:hanging="709"/>
-        <w:rPr>
-          <w:b w:val="0"/>
-          <w:bCs w:val="0"/>
-        </w:rPr>
-      </w:pPr>
-      <w:bookmarkStart w:id="26" w:name="_Toc243657087"/>
-      <w:r>
-        <w:rPr>
-          <w:b w:val="0"/>
-          <w:bCs w:val="0"/>
-        </w:rPr>
-        <w:t>Use case model</w:t>
-      </w:r>
-      <w:bookmarkEnd w:id="26"/>
+        <w:tabs>
+          <w:tab w:val="left" w:pos="8580"/>
+        </w:tabs>
+        <w:spacing w:after="100"/>
+        <w:ind w:left="1701" w:hanging="283"/>
+      </w:pPr>
+      <w:r>
+        <w:t>Attori coinvolti: Marco</w:t>
+      </w:r>
+      <w:r>
+        <w:t xml:space="preserve"> </w:t>
+      </w:r>
+      <w:r>
+        <w:t>(Cliente</w:t>
+      </w:r>
+      <w:r>
+        <w:t xml:space="preserve"> registrato</w:t>
+      </w:r>
+      <w:r>
+        <w:t>)</w:t>
+      </w:r>
     </w:p>
     <w:p>
       <w:pPr>
@@ -6723,33 +6852,135 @@
         </w:tabs>
         <w:spacing w:after="100"/>
         <w:ind w:left="1418"/>
-      </w:pPr>
-      <w:r>
-        <w:t>a</w:t>
-      </w:r>
-    </w:p>
-    <w:p>
-      <w:pPr>
-        <w:pStyle w:val="Titolo2"/>
-        <w:numPr>
-          <w:ilvl w:val="2"/>
-          <w:numId w:val="6"/>
-        </w:numPr>
-        <w:ind w:left="1418" w:hanging="709"/>
-        <w:rPr>
-          <w:b w:val="0"/>
-          <w:bCs w:val="0"/>
-        </w:rPr>
-      </w:pPr>
-      <w:bookmarkStart w:id="27" w:name="_Toc243657088"/>
-      <w:r>
-        <w:rPr>
-          <w:b w:val="0"/>
-          <w:bCs w:val="0"/>
-        </w:rPr>
-        <w:t>Object model</w:t>
-      </w:r>
-      <w:bookmarkEnd w:id="27"/>
+        <w:rPr>
+          <w:rFonts w:eastAsia="Times New Roman"/>
+          <w:kern w:val="0"/>
+        </w:rPr>
+      </w:pPr>
+      <w:r>
+        <w:rPr>
+          <w:rFonts w:eastAsia="Times New Roman"/>
+          <w:kern w:val="0"/>
+        </w:rPr>
+        <w:t>Marco,</w:t>
+      </w:r>
+      <w:r>
+        <w:rPr>
+          <w:rFonts w:eastAsia="Times New Roman"/>
+          <w:kern w:val="0"/>
+        </w:rPr>
+        <w:t xml:space="preserve"> cliente registrato,</w:t>
+      </w:r>
+      <w:r>
+        <w:rPr>
+          <w:rFonts w:eastAsia="Times New Roman"/>
+          <w:kern w:val="0"/>
+        </w:rPr>
+        <w:t xml:space="preserve"> </w:t>
+      </w:r>
+      <w:r>
+        <w:rPr>
+          <w:rFonts w:eastAsia="Times New Roman"/>
+          <w:kern w:val="0"/>
+        </w:rPr>
+        <w:t xml:space="preserve">si autentica sul sito, dalla pagina di login, inserendo le proprie credenziali, email </w:t>
+      </w:r>
+      <w:r>
+        <w:rPr>
+          <w:rFonts w:ascii="Courier New" w:eastAsia="Times New Roman" w:hAnsi="Courier New" w:cs="Courier New"/>
+          <w:kern w:val="0"/>
+          <w:sz w:val="22"/>
+          <w:szCs w:val="22"/>
+        </w:rPr>
+        <w:t>marco.</w:t>
+      </w:r>
+      <w:r>
+        <w:rPr>
+          <w:rFonts w:ascii="Courier New" w:eastAsia="Times New Roman" w:hAnsi="Courier New" w:cs="Courier New"/>
+          <w:kern w:val="0"/>
+          <w:sz w:val="22"/>
+          <w:szCs w:val="22"/>
+        </w:rPr>
+        <w:t>gialli</w:t>
+      </w:r>
+      <w:r>
+        <w:rPr>
+          <w:rFonts w:ascii="Courier New" w:eastAsia="Times New Roman" w:hAnsi="Courier New" w:cs="Courier New"/>
+          <w:kern w:val="0"/>
+          <w:sz w:val="22"/>
+          <w:szCs w:val="22"/>
+        </w:rPr>
+        <w:t>@email.it</w:t>
+      </w:r>
+      <w:r>
+        <w:rPr>
+          <w:rFonts w:eastAsia="Times New Roman"/>
+          <w:kern w:val="0"/>
+          <w:sz w:val="22"/>
+          <w:szCs w:val="22"/>
+        </w:rPr>
+        <w:t xml:space="preserve"> </w:t>
+      </w:r>
+      <w:r>
+        <w:rPr>
+          <w:rFonts w:eastAsia="Times New Roman"/>
+          <w:kern w:val="0"/>
+        </w:rPr>
+        <w:t>e</w:t>
+      </w:r>
+      <w:r>
+        <w:rPr>
+          <w:rFonts w:eastAsia="Times New Roman"/>
+          <w:kern w:val="0"/>
+        </w:rPr>
+        <w:t xml:space="preserve"> password </w:t>
+      </w:r>
+      <w:r>
+        <w:rPr>
+          <w:rFonts w:ascii="Courier New" w:eastAsia="Times New Roman" w:hAnsi="Courier New" w:cs="Courier New"/>
+          <w:kern w:val="0"/>
+          <w:sz w:val="22"/>
+          <w:szCs w:val="22"/>
+        </w:rPr>
+        <w:t>Password123$</w:t>
+      </w:r>
+      <w:r>
+        <w:rPr>
+          <w:rFonts w:eastAsia="Times New Roman"/>
+          <w:kern w:val="0"/>
+          <w:sz w:val="22"/>
+          <w:szCs w:val="22"/>
+        </w:rPr>
+        <w:t xml:space="preserve"> </w:t>
+      </w:r>
+      <w:r>
+        <w:rPr>
+          <w:rFonts w:eastAsia="Times New Roman"/>
+          <w:kern w:val="0"/>
+        </w:rPr>
+        <w:t xml:space="preserve">(oscurata dal sistema con dei pallini). </w:t>
+      </w:r>
+      <w:r>
+        <w:rPr>
+          <w:rFonts w:eastAsia="Times New Roman"/>
+          <w:kern w:val="0"/>
+        </w:rPr>
+        <w:t xml:space="preserve">Il sistema convalida le credenziali nel database, autentica Marco e lo reindirizza alla </w:t>
+      </w:r>
+      <w:r>
+        <w:rPr>
+          <w:rFonts w:eastAsia="Times New Roman"/>
+          <w:kern w:val="0"/>
+        </w:rPr>
+        <w:t>sua area personale</w:t>
+      </w:r>
+      <w:r>
+        <w:rPr>
+          <w:rFonts w:eastAsia="Times New Roman"/>
+          <w:kern w:val="0"/>
+        </w:rPr>
+        <w:t>.</w:t>
+      </w:r>
     </w:p>
     <w:p>
       <w:pPr>
@@ -6758,33 +6989,168 @@
         </w:tabs>
         <w:spacing w:after="100"/>
         <w:ind w:left="1418"/>
-      </w:pPr>
-      <w:r>
-        <w:t>a</w:t>
-      </w:r>
-    </w:p>
-    <w:p>
-      <w:pPr>
-        <w:pStyle w:val="Titolo2"/>
-        <w:numPr>
-          <w:ilvl w:val="2"/>
-          <w:numId w:val="6"/>
-        </w:numPr>
-        <w:ind w:left="1418" w:hanging="709"/>
-        <w:rPr>
-          <w:b w:val="0"/>
-          <w:bCs w:val="0"/>
-        </w:rPr>
-      </w:pPr>
-      <w:bookmarkStart w:id="28" w:name="_Toc243657089"/>
-      <w:r>
-        <w:rPr>
-          <w:b w:val="0"/>
-          <w:bCs w:val="0"/>
-        </w:rPr>
-        <w:t>Dynamic model</w:t>
-      </w:r>
-      <w:bookmarkEnd w:id="28"/>
+        <w:rPr>
+          <w:rFonts w:eastAsia="Times New Roman"/>
+          <w:kern w:val="0"/>
+        </w:rPr>
+      </w:pPr>
+      <w:r>
+        <w:rPr>
+          <w:rFonts w:eastAsia="Times New Roman"/>
+          <w:kern w:val="0"/>
+        </w:rPr>
+        <w:t>Marco è in cerca di un paio di occhiali da sole da acquistare. A</w:t>
+      </w:r>
+      <w:r>
+        <w:rPr>
+          <w:rFonts w:eastAsia="Times New Roman"/>
+          <w:kern w:val="0"/>
+        </w:rPr>
+        <w:t>ccede</w:t>
+      </w:r>
+      <w:r>
+        <w:rPr>
+          <w:rFonts w:eastAsia="Times New Roman"/>
+          <w:kern w:val="0"/>
+        </w:rPr>
+        <w:t>, quindi,</w:t>
+      </w:r>
+      <w:r>
+        <w:rPr>
+          <w:rFonts w:eastAsia="Times New Roman"/>
+          <w:kern w:val="0"/>
+        </w:rPr>
+        <w:t xml:space="preserve"> alla sezione del menu principale denominata "Occhiali da Sole" e visualizza</w:t>
+      </w:r>
+      <w:r>
+        <w:rPr>
+          <w:rFonts w:eastAsia="Times New Roman"/>
+          <w:kern w:val="0"/>
+        </w:rPr>
+        <w:t xml:space="preserve"> così tutti gli occhiali da sole</w:t>
+      </w:r>
+      <w:r>
+        <w:rPr>
+          <w:rFonts w:eastAsia="Times New Roman"/>
+          <w:kern w:val="0"/>
+        </w:rPr>
+        <w:t xml:space="preserve"> del catalogo</w:t>
+      </w:r>
+      <w:r>
+        <w:rPr>
+          <w:rFonts w:eastAsia="Times New Roman"/>
+          <w:kern w:val="0"/>
+        </w:rPr>
+        <w:t xml:space="preserve"> disponibili</w:t>
+      </w:r>
+      <w:r>
+        <w:rPr>
+          <w:rFonts w:eastAsia="Times New Roman"/>
+          <w:kern w:val="0"/>
+        </w:rPr>
+        <w:t xml:space="preserve">. </w:t>
+      </w:r>
+      <w:r>
+        <w:rPr>
+          <w:rFonts w:eastAsia="Times New Roman"/>
+          <w:kern w:val="0"/>
+        </w:rPr>
+        <w:t>Cercando tra</w:t>
+      </w:r>
+      <w:r>
+        <w:rPr>
+          <w:rFonts w:eastAsia="Times New Roman"/>
+          <w:kern w:val="0"/>
+        </w:rPr>
+        <w:t xml:space="preserve"> </w:t>
+      </w:r>
+      <w:r>
+        <w:rPr>
+          <w:rFonts w:eastAsia="Times New Roman"/>
+          <w:kern w:val="0"/>
+        </w:rPr>
+        <w:t>i modelli proposti, Marco sceglie</w:t>
+      </w:r>
+      <w:r>
+        <w:rPr>
+          <w:rFonts w:eastAsia="Times New Roman"/>
+          <w:kern w:val="0"/>
+        </w:rPr>
+        <w:t xml:space="preserve"> il modello "Ray-Ban Meta (GEN3) </w:t>
+      </w:r>
+      <w:proofErr w:type="spellStart"/>
+      <w:r>
+        <w:rPr>
+          <w:rFonts w:eastAsia="Times New Roman"/>
+          <w:kern w:val="0"/>
+        </w:rPr>
+        <w:t>Wayfarer</w:t>
+      </w:r>
+      <w:proofErr w:type="spellEnd"/>
+      <w:r>
+        <w:rPr>
+          <w:rFonts w:eastAsia="Times New Roman"/>
+          <w:kern w:val="0"/>
+        </w:rPr>
+        <w:t>" e clicca sull'immagine in miniatura del prodotto. Il sistema carica la pagina di dettaglio del prodotto</w:t>
+      </w:r>
+      <w:r>
+        <w:rPr>
+          <w:rFonts w:eastAsia="Times New Roman"/>
+          <w:kern w:val="0"/>
+        </w:rPr>
+        <w:t>, mostrando</w:t>
+      </w:r>
+      <w:r>
+        <w:rPr>
+          <w:rFonts w:eastAsia="Times New Roman"/>
+          <w:kern w:val="0"/>
+        </w:rPr>
+        <w:t xml:space="preserve"> a schermo due foto ad alta risoluzione del modello (con la prima in primo </w:t>
+      </w:r>
+      <w:r>
+        <w:rPr>
+          <w:rFonts w:eastAsia="Times New Roman"/>
+          <w:kern w:val="0"/>
+        </w:rPr>
+        <w:lastRenderedPageBreak/>
+        <w:t xml:space="preserve">piano), il prezzo di € </w:t>
+      </w:r>
+      <w:r>
+        <w:rPr>
+          <w:rFonts w:eastAsia="Times New Roman"/>
+          <w:kern w:val="0"/>
+        </w:rPr>
+        <w:t>40</w:t>
+      </w:r>
+      <w:r>
+        <w:rPr>
+          <w:rFonts w:eastAsia="Times New Roman"/>
+          <w:kern w:val="0"/>
+        </w:rPr>
+        <w:t>9,00, una valutazione media di 4.8/5 stelle e un selettore per i colori disponibili ("</w:t>
+      </w:r>
+      <w:r>
+        <w:rPr>
+          <w:rFonts w:eastAsia="Times New Roman"/>
+          <w:kern w:val="0"/>
+        </w:rPr>
+        <w:t>Blu Notte</w:t>
+      </w:r>
+      <w:r>
+        <w:rPr>
+          <w:rFonts w:eastAsia="Times New Roman"/>
+          <w:kern w:val="0"/>
+        </w:rPr>
+        <w:t xml:space="preserve"> </w:t>
+      </w:r>
+      <w:r>
+        <w:rPr>
+          <w:rFonts w:eastAsia="Times New Roman"/>
+          <w:kern w:val="0"/>
+        </w:rPr>
+        <w:t>" e "Nero Opaco").</w:t>
+      </w:r>
     </w:p>
     <w:p>
       <w:pPr>
@@ -6793,35 +7159,123 @@
         </w:tabs>
         <w:spacing w:after="100"/>
         <w:ind w:left="1418"/>
-      </w:pPr>
-      <w:r>
-        <w:t>a</w:t>
-      </w:r>
-    </w:p>
-    <w:p>
-      <w:pPr>
-        <w:pStyle w:val="Titolo2"/>
-        <w:numPr>
-          <w:ilvl w:val="2"/>
-          <w:numId w:val="6"/>
-        </w:numPr>
-        <w:ind w:left="1418" w:hanging="709"/>
-        <w:rPr>
-          <w:b w:val="0"/>
-          <w:bCs w:val="0"/>
-          <w:lang w:val="en-US"/>
-        </w:rPr>
-      </w:pPr>
-      <w:bookmarkStart w:id="29" w:name="_Toc243657090"/>
-      <w:r>
-        <w:rPr>
-          <w:b w:val="0"/>
-          <w:bCs w:val="0"/>
-          <w:lang w:val="en-US"/>
-        </w:rPr>
-        <w:t>User interface—navigational paths and screen mock-ups</w:t>
-      </w:r>
-      <w:bookmarkEnd w:id="29"/>
+        <w:rPr>
+          <w:rFonts w:eastAsia="Times New Roman"/>
+          <w:kern w:val="0"/>
+        </w:rPr>
+      </w:pPr>
+      <w:r>
+        <w:rPr>
+          <w:rFonts w:eastAsia="Times New Roman"/>
+          <w:kern w:val="0"/>
+        </w:rPr>
+        <w:t xml:space="preserve">Per avere una visione completa dell’occhiale, </w:t>
+      </w:r>
+      <w:r>
+        <w:rPr>
+          <w:rFonts w:eastAsia="Times New Roman"/>
+          <w:kern w:val="0"/>
+        </w:rPr>
+        <w:t>Marco clicca sulla foto secondaria per ingrandirla</w:t>
+      </w:r>
+      <w:r>
+        <w:rPr>
+          <w:rFonts w:eastAsia="Times New Roman"/>
+          <w:kern w:val="0"/>
+        </w:rPr>
+        <w:t>, s</w:t>
+      </w:r>
+      <w:r>
+        <w:rPr>
+          <w:rFonts w:eastAsia="Times New Roman"/>
+          <w:kern w:val="0"/>
+        </w:rPr>
+        <w:t xml:space="preserve">eleziona </w:t>
+      </w:r>
+      <w:r>
+        <w:rPr>
+          <w:rFonts w:eastAsia="Times New Roman"/>
+          <w:kern w:val="0"/>
+        </w:rPr>
+        <w:t xml:space="preserve">poi </w:t>
+      </w:r>
+      <w:r>
+        <w:rPr>
+          <w:rFonts w:eastAsia="Times New Roman"/>
+          <w:kern w:val="0"/>
+        </w:rPr>
+        <w:t xml:space="preserve">il colore "Nero </w:t>
+      </w:r>
+      <w:r>
+        <w:rPr>
+          <w:rFonts w:eastAsia="Times New Roman"/>
+          <w:kern w:val="0"/>
+        </w:rPr>
+        <w:t>Opaco</w:t>
+      </w:r>
+      <w:r>
+        <w:rPr>
+          <w:rFonts w:eastAsia="Times New Roman"/>
+          <w:kern w:val="0"/>
+        </w:rPr>
+        <w:t xml:space="preserve">" e clicca sul pulsante "Aggiungi al Carrello". Il sistema reindirizza Marco alla pagina </w:t>
+      </w:r>
+      <w:r>
+        <w:rPr>
+          <w:rFonts w:eastAsia="Times New Roman"/>
+          <w:kern w:val="0"/>
+        </w:rPr>
+        <w:t>del carrello, dove mostra a schermo</w:t>
+      </w:r>
+      <w:r>
+        <w:rPr>
+          <w:rFonts w:eastAsia="Times New Roman"/>
+          <w:kern w:val="0"/>
+        </w:rPr>
+        <w:t xml:space="preserve"> una tabella riepilogativa contenente l'immagine dell'occhiale,</w:t>
+      </w:r>
+      <w:r>
+        <w:rPr>
+          <w:rFonts w:eastAsia="Times New Roman"/>
+          <w:kern w:val="0"/>
+        </w:rPr>
+        <w:t xml:space="preserve"> dettagli concisi (marca, modello, taglia e colore scelto)</w:t>
+      </w:r>
+      <w:r>
+        <w:rPr>
+          <w:rFonts w:eastAsia="Times New Roman"/>
+          <w:kern w:val="0"/>
+        </w:rPr>
+        <w:t xml:space="preserve">, la quantità impostata a "1", il prezzo unitario di € </w:t>
+      </w:r>
+      <w:r>
+        <w:rPr>
+          <w:rFonts w:eastAsia="Times New Roman"/>
+          <w:kern w:val="0"/>
+        </w:rPr>
+        <w:t>40</w:t>
+      </w:r>
+      <w:r>
+        <w:rPr>
+          <w:rFonts w:eastAsia="Times New Roman"/>
+          <w:kern w:val="0"/>
+        </w:rPr>
+        <w:t xml:space="preserve">9,00 e il totale dell'ordine pari a € </w:t>
+      </w:r>
+      <w:r>
+        <w:rPr>
+          <w:rFonts w:eastAsia="Times New Roman"/>
+          <w:kern w:val="0"/>
+        </w:rPr>
+        <w:t>40</w:t>
+      </w:r>
+      <w:r>
+        <w:rPr>
+          <w:rFonts w:eastAsia="Times New Roman"/>
+          <w:kern w:val="0"/>
+        </w:rPr>
+        <w:t>9,00. Marco seleziona il pulsante "Procedi al Checkout".</w:t>
+      </w:r>
     </w:p>
     <w:p>
       <w:pPr>
@@ -6830,6 +7284,1008 @@
         </w:tabs>
         <w:spacing w:after="100"/>
         <w:ind w:left="1418"/>
+        <w:rPr>
+          <w:rFonts w:eastAsia="Times New Roman"/>
+          <w:kern w:val="0"/>
+        </w:rPr>
+      </w:pPr>
+      <w:r>
+        <w:rPr>
+          <w:rFonts w:eastAsia="Times New Roman"/>
+          <w:kern w:val="0"/>
+        </w:rPr>
+        <w:t xml:space="preserve">Il sistema </w:t>
+      </w:r>
+      <w:r>
+        <w:rPr>
+          <w:rFonts w:eastAsia="Times New Roman"/>
+          <w:kern w:val="0"/>
+        </w:rPr>
+        <w:t>mostra</w:t>
+      </w:r>
+      <w:r>
+        <w:rPr>
+          <w:rFonts w:eastAsia="Times New Roman"/>
+          <w:kern w:val="0"/>
+        </w:rPr>
+        <w:t xml:space="preserve"> un form di checkout parzialmente precompilato con</w:t>
+      </w:r>
+      <w:r>
+        <w:rPr>
+          <w:rFonts w:eastAsia="Times New Roman"/>
+          <w:kern w:val="0"/>
+        </w:rPr>
+        <w:t>:</w:t>
+      </w:r>
+    </w:p>
+    <w:p>
+      <w:pPr>
+        <w:pStyle w:val="Paragrafoelenco"/>
+        <w:numPr>
+          <w:ilvl w:val="0"/>
+          <w:numId w:val="10"/>
+        </w:numPr>
+        <w:tabs>
+          <w:tab w:val="left" w:pos="8580"/>
+        </w:tabs>
+        <w:spacing w:after="100"/>
+        <w:ind w:left="1701" w:hanging="283"/>
+        <w:rPr>
+          <w:rFonts w:eastAsia="Times New Roman"/>
+        </w:rPr>
+      </w:pPr>
+      <w:r>
+        <w:rPr>
+          <w:rFonts w:eastAsia="Times New Roman"/>
+        </w:rPr>
+        <w:t>il nominativo del destinatario: Marco Gialli;</w:t>
+      </w:r>
+    </w:p>
+    <w:p>
+      <w:pPr>
+        <w:pStyle w:val="Paragrafoelenco"/>
+        <w:numPr>
+          <w:ilvl w:val="0"/>
+          <w:numId w:val="10"/>
+        </w:numPr>
+        <w:tabs>
+          <w:tab w:val="left" w:pos="8580"/>
+        </w:tabs>
+        <w:spacing w:after="100"/>
+        <w:ind w:left="1701" w:hanging="283"/>
+        <w:rPr>
+          <w:rFonts w:eastAsia="Times New Roman"/>
+        </w:rPr>
+      </w:pPr>
+      <w:r>
+        <w:rPr>
+          <w:rFonts w:eastAsia="Times New Roman"/>
+        </w:rPr>
+        <w:t xml:space="preserve">l’indirizzo di spedizione: </w:t>
+      </w:r>
+    </w:p>
+    <w:p>
+      <w:pPr>
+        <w:pStyle w:val="Paragrafoelenco"/>
+        <w:numPr>
+          <w:ilvl w:val="0"/>
+          <w:numId w:val="9"/>
+        </w:numPr>
+        <w:tabs>
+          <w:tab w:val="left" w:pos="8580"/>
+        </w:tabs>
+        <w:spacing w:after="100"/>
+        <w:ind w:left="1985" w:hanging="283"/>
+        <w:rPr>
+          <w:rFonts w:eastAsia="Times New Roman"/>
+        </w:rPr>
+      </w:pPr>
+      <w:r>
+        <w:rPr>
+          <w:rFonts w:eastAsia="Times New Roman"/>
+        </w:rPr>
+        <w:t>Via: "</w:t>
+      </w:r>
+      <w:r>
+        <w:rPr>
+          <w:rFonts w:eastAsia="Times New Roman"/>
+        </w:rPr>
+        <w:t xml:space="preserve">Via Carducci </w:t>
+      </w:r>
+      <w:r>
+        <w:rPr>
+          <w:rFonts w:eastAsia="Times New Roman"/>
+        </w:rPr>
+        <w:t>"</w:t>
+      </w:r>
+    </w:p>
+    <w:p>
+      <w:pPr>
+        <w:pStyle w:val="Paragrafoelenco"/>
+        <w:numPr>
+          <w:ilvl w:val="0"/>
+          <w:numId w:val="9"/>
+        </w:numPr>
+        <w:tabs>
+          <w:tab w:val="left" w:pos="8580"/>
+        </w:tabs>
+        <w:spacing w:after="100"/>
+        <w:ind w:left="1985" w:hanging="283"/>
+        <w:rPr>
+          <w:rFonts w:eastAsia="Times New Roman"/>
+        </w:rPr>
+      </w:pPr>
+      <w:r>
+        <w:rPr>
+          <w:rFonts w:eastAsia="Times New Roman"/>
+        </w:rPr>
+        <w:t>Civico: "</w:t>
+      </w:r>
+      <w:r>
+        <w:rPr>
+          <w:rFonts w:eastAsia="Times New Roman"/>
+        </w:rPr>
+        <w:t>12</w:t>
+      </w:r>
+      <w:r>
+        <w:rPr>
+          <w:rFonts w:eastAsia="Times New Roman"/>
+        </w:rPr>
+        <w:t>"</w:t>
+      </w:r>
+    </w:p>
+    <w:p>
+      <w:pPr>
+        <w:pStyle w:val="Paragrafoelenco"/>
+        <w:numPr>
+          <w:ilvl w:val="0"/>
+          <w:numId w:val="9"/>
+        </w:numPr>
+        <w:tabs>
+          <w:tab w:val="left" w:pos="8580"/>
+        </w:tabs>
+        <w:spacing w:after="100"/>
+        <w:ind w:left="1985" w:hanging="283"/>
+        <w:rPr>
+          <w:rFonts w:eastAsia="Times New Roman"/>
+        </w:rPr>
+      </w:pPr>
+      <w:r>
+        <w:rPr>
+          <w:rFonts w:eastAsia="Times New Roman"/>
+        </w:rPr>
+        <w:t>Città: "</w:t>
+      </w:r>
+      <w:r>
+        <w:rPr>
+          <w:rFonts w:eastAsia="Times New Roman"/>
+        </w:rPr>
+        <w:t>Napoli</w:t>
+      </w:r>
+      <w:r>
+        <w:rPr>
+          <w:rFonts w:eastAsia="Times New Roman"/>
+        </w:rPr>
+        <w:t>"</w:t>
+      </w:r>
+    </w:p>
+    <w:p>
+      <w:pPr>
+        <w:pStyle w:val="Paragrafoelenco"/>
+        <w:numPr>
+          <w:ilvl w:val="0"/>
+          <w:numId w:val="9"/>
+        </w:numPr>
+        <w:tabs>
+          <w:tab w:val="left" w:pos="8580"/>
+        </w:tabs>
+        <w:spacing w:after="100"/>
+        <w:ind w:left="1985" w:hanging="283"/>
+        <w:rPr>
+          <w:rFonts w:eastAsia="Times New Roman"/>
+        </w:rPr>
+      </w:pPr>
+      <w:r>
+        <w:rPr>
+          <w:rFonts w:eastAsia="Times New Roman"/>
+        </w:rPr>
+        <w:t>CAP</w:t>
+      </w:r>
+      <w:r>
+        <w:rPr>
+          <w:rFonts w:eastAsia="Times New Roman"/>
+        </w:rPr>
+        <w:t>: "</w:t>
+      </w:r>
+      <w:r>
+        <w:rPr>
+          <w:rFonts w:eastAsia="Times New Roman"/>
+        </w:rPr>
+        <w:t>80121</w:t>
+      </w:r>
+      <w:r>
+        <w:rPr>
+          <w:rFonts w:eastAsia="Times New Roman"/>
+        </w:rPr>
+        <w:t>"</w:t>
+      </w:r>
+    </w:p>
+    <w:p>
+      <w:pPr>
+        <w:pStyle w:val="Paragrafoelenco"/>
+        <w:numPr>
+          <w:ilvl w:val="0"/>
+          <w:numId w:val="11"/>
+        </w:numPr>
+        <w:tabs>
+          <w:tab w:val="left" w:pos="8580"/>
+        </w:tabs>
+        <w:spacing w:after="100"/>
+        <w:ind w:left="1701" w:hanging="283"/>
+        <w:rPr>
+          <w:rFonts w:eastAsia="Times New Roman"/>
+        </w:rPr>
+      </w:pPr>
+      <w:r>
+        <w:rPr>
+          <w:rFonts w:eastAsia="Times New Roman"/>
+        </w:rPr>
+        <w:t xml:space="preserve">Telefono: "+39 </w:t>
+      </w:r>
+      <w:r>
+        <w:rPr>
+          <w:rFonts w:eastAsia="Times New Roman"/>
+        </w:rPr>
+        <w:t>333 111 2222</w:t>
+      </w:r>
+      <w:r>
+        <w:rPr>
+          <w:rFonts w:eastAsia="Times New Roman"/>
+        </w:rPr>
+        <w:t xml:space="preserve">" </w:t>
+      </w:r>
+    </w:p>
+    <w:p>
+      <w:pPr>
+        <w:tabs>
+          <w:tab w:val="left" w:pos="8580"/>
+        </w:tabs>
+        <w:spacing w:after="100"/>
+        <w:ind w:left="1418"/>
+        <w:rPr>
+          <w:rFonts w:eastAsia="Times New Roman"/>
+          <w:kern w:val="0"/>
+        </w:rPr>
+      </w:pPr>
+      <w:r>
+        <w:rPr>
+          <w:rFonts w:eastAsia="Times New Roman"/>
+          <w:kern w:val="0"/>
+        </w:rPr>
+        <w:t>Successivamente, nella sezione dei metodi di pagamento, Marco seleziona l'opzione "</w:t>
+      </w:r>
+      <w:r>
+        <w:rPr>
+          <w:rFonts w:eastAsia="Times New Roman"/>
+          <w:kern w:val="0"/>
+        </w:rPr>
+        <w:t>Contrassegno (Pagamento alla consegna)</w:t>
+      </w:r>
+      <w:r>
+        <w:rPr>
+          <w:rFonts w:eastAsia="Times New Roman"/>
+          <w:kern w:val="0"/>
+        </w:rPr>
+        <w:t xml:space="preserve"> </w:t>
+      </w:r>
+      <w:r>
+        <w:rPr>
+          <w:rFonts w:eastAsia="Times New Roman"/>
+          <w:kern w:val="0"/>
+        </w:rPr>
+        <w:t>". Marco clicca sul pulsante "Conferma Ordine".</w:t>
+      </w:r>
+    </w:p>
+    <w:p>
+      <w:pPr>
+        <w:tabs>
+          <w:tab w:val="left" w:pos="8580"/>
+        </w:tabs>
+        <w:spacing w:after="100"/>
+        <w:ind w:left="1418"/>
+        <w:rPr>
+          <w:rFonts w:eastAsia="Times New Roman"/>
+          <w:kern w:val="0"/>
+        </w:rPr>
+      </w:pPr>
+      <w:r>
+        <w:rPr>
+          <w:rFonts w:eastAsia="Times New Roman"/>
+          <w:kern w:val="0"/>
+        </w:rPr>
+        <w:t xml:space="preserve">Il </w:t>
+      </w:r>
+      <w:r>
+        <w:rPr>
+          <w:rFonts w:eastAsia="Times New Roman"/>
+          <w:kern w:val="0"/>
+        </w:rPr>
+        <w:t xml:space="preserve">sistema convalida i </w:t>
+      </w:r>
+      <w:r>
+        <w:rPr>
+          <w:rFonts w:eastAsia="Times New Roman"/>
+          <w:kern w:val="0"/>
+        </w:rPr>
+        <w:t>dati inseriti,</w:t>
+      </w:r>
+      <w:r>
+        <w:rPr>
+          <w:rFonts w:eastAsia="Times New Roman"/>
+          <w:kern w:val="0"/>
+        </w:rPr>
+        <w:t xml:space="preserve"> elabora l'ordine</w:t>
+      </w:r>
+      <w:r>
+        <w:rPr>
+          <w:rFonts w:eastAsia="Times New Roman"/>
+          <w:kern w:val="0"/>
+        </w:rPr>
+        <w:t xml:space="preserve"> e mostra un messaggio di conferma dell’ordine appena effettuato, elaborato con codice #829209</w:t>
+      </w:r>
+      <w:r>
+        <w:rPr>
+          <w:rFonts w:eastAsia="Times New Roman"/>
+          <w:kern w:val="0"/>
+        </w:rPr>
+        <w:t xml:space="preserve">. </w:t>
+      </w:r>
+    </w:p>
+    <w:p>
+      <w:pPr>
+        <w:tabs>
+          <w:tab w:val="left" w:pos="8580"/>
+        </w:tabs>
+        <w:spacing w:after="100"/>
+        <w:ind w:left="1418"/>
+        <w:rPr>
+          <w:rFonts w:eastAsia="Times New Roman"/>
+          <w:kern w:val="0"/>
+        </w:rPr>
+      </w:pPr>
+      <w:r>
+        <w:rPr>
+          <w:rFonts w:eastAsia="Times New Roman"/>
+          <w:kern w:val="0"/>
+        </w:rPr>
+        <w:t>Marco clicca sull’icona del proprio profilo e viene reindirizzato alla propria area personale dove può vedere, tra l’elenco degli ordini, l’ordine appena effettuato</w:t>
+      </w:r>
+      <w:r>
+        <w:rPr>
+          <w:rFonts w:eastAsia="Times New Roman"/>
+          <w:kern w:val="0"/>
+        </w:rPr>
+        <w:t xml:space="preserve"> e tener traccia dello stato dell’ordine (per il momento IN LAVORAZIONE).</w:t>
+      </w:r>
+    </w:p>
+    <w:p>
+      <w:pPr>
+        <w:tabs>
+          <w:tab w:val="left" w:pos="8580"/>
+        </w:tabs>
+        <w:spacing w:after="100"/>
+        <w:ind w:left="1418"/>
+        <w:rPr>
+          <w:rFonts w:eastAsia="Times New Roman"/>
+          <w:color w:val="EE0000"/>
+          <w:kern w:val="0"/>
+        </w:rPr>
+      </w:pPr>
+      <w:r>
+        <w:rPr>
+          <w:rFonts w:eastAsia="Times New Roman"/>
+          <w:color w:val="EE0000"/>
+          <w:kern w:val="0"/>
+        </w:rPr>
+        <w:t>(USE CASE: autenticazione fallita, mancata autenticazione, parametri di checkout mancanti / non validi)</w:t>
+      </w:r>
+    </w:p>
+    <w:p>
+      <w:pPr>
+        <w:tabs>
+          <w:tab w:val="left" w:pos="8580"/>
+        </w:tabs>
+        <w:spacing w:after="100"/>
+        <w:ind w:left="1418"/>
+        <w:rPr>
+          <w:rFonts w:eastAsia="Times New Roman"/>
+          <w:color w:val="EE0000"/>
+          <w:kern w:val="0"/>
+        </w:rPr>
+      </w:pPr>
+    </w:p>
+    <w:p>
+      <w:pPr>
+        <w:tabs>
+          <w:tab w:val="left" w:pos="8580"/>
+        </w:tabs>
+        <w:spacing w:after="100"/>
+        <w:ind w:left="1418"/>
+        <w:rPr>
+          <w:b/>
+          <w:bCs/>
+        </w:rPr>
+      </w:pPr>
+      <w:r>
+        <w:rPr>
+          <w:b/>
+          <w:bCs/>
+        </w:rPr>
+        <w:t>SC</w:t>
+      </w:r>
+      <w:r>
+        <w:rPr>
+          <w:b/>
+          <w:bCs/>
+        </w:rPr>
+        <w:t>2</w:t>
+      </w:r>
+      <w:r>
+        <w:rPr>
+          <w:b/>
+          <w:bCs/>
+        </w:rPr>
+        <w:t>_A</w:t>
+      </w:r>
+      <w:r>
+        <w:rPr>
+          <w:b/>
+          <w:bCs/>
+        </w:rPr>
+        <w:t>ggiornamentoOrdine</w:t>
+      </w:r>
+    </w:p>
+    <w:p>
+      <w:pPr>
+        <w:pStyle w:val="Paragrafoelenco"/>
+        <w:numPr>
+          <w:ilvl w:val="0"/>
+          <w:numId w:val="8"/>
+        </w:numPr>
+        <w:tabs>
+          <w:tab w:val="left" w:pos="8580"/>
+        </w:tabs>
+        <w:spacing w:after="100"/>
+        <w:ind w:left="1701" w:hanging="283"/>
+      </w:pPr>
+      <w:r>
+        <w:t xml:space="preserve">Attori coinvolti: </w:t>
+      </w:r>
+      <w:r>
+        <w:t>Antonio</w:t>
+      </w:r>
+      <w:r>
+        <w:t xml:space="preserve"> (</w:t>
+      </w:r>
+      <w:r>
+        <w:t>OM</w:t>
+      </w:r>
+      <w:r>
+        <w:t>)</w:t>
+      </w:r>
+    </w:p>
+    <w:p>
+      <w:pPr>
+        <w:pStyle w:val="NormaleWeb"/>
+        <w:ind w:left="1418"/>
+      </w:pPr>
+      <w:bookmarkStart w:id="26" w:name="_Toc243657087"/>
+      <w:r>
+        <w:t xml:space="preserve">Antonio Esposito, all'inizio del suo turno nel negozio fisico, accede alla pagina di login </w:t>
+      </w:r>
+      <w:r>
+        <w:t xml:space="preserve">autenticandosi con le proprie credenziali </w:t>
+      </w:r>
+      <w:r>
+        <w:t>aziendal</w:t>
+      </w:r>
+      <w:r>
+        <w:t>i: inserisce</w:t>
+      </w:r>
+      <w:r>
+        <w:t xml:space="preserve"> e-mail </w:t>
+      </w:r>
+      <w:r>
+        <w:rPr>
+          <w:rStyle w:val="CodiceHTML"/>
+          <w:sz w:val="22"/>
+          <w:szCs w:val="22"/>
+        </w:rPr>
+        <w:t>antonio.esposito@ggeyewear.it</w:t>
+      </w:r>
+      <w:r>
+        <w:rPr>
+          <w:sz w:val="28"/>
+          <w:szCs w:val="28"/>
+        </w:rPr>
+        <w:t xml:space="preserve"> </w:t>
+      </w:r>
+      <w:r>
+        <w:t xml:space="preserve">e password </w:t>
+      </w:r>
+      <w:r>
+        <w:rPr>
+          <w:rStyle w:val="CodiceHTML"/>
+          <w:sz w:val="22"/>
+          <w:szCs w:val="22"/>
+        </w:rPr>
+        <w:t>OrderMan2026!</w:t>
+      </w:r>
+      <w:r>
+        <w:rPr>
+          <w:sz w:val="28"/>
+          <w:szCs w:val="28"/>
+        </w:rPr>
+        <w:t xml:space="preserve"> </w:t>
+      </w:r>
+      <w:r>
+        <w:t>e preme il pulsante "Accedi".</w:t>
+      </w:r>
+    </w:p>
+    <w:p>
+      <w:pPr>
+        <w:pStyle w:val="NormaleWeb"/>
+        <w:ind w:left="1418"/>
+      </w:pPr>
+      <w:r>
+        <w:t xml:space="preserve">Il sistema convalida le credenziali, riconosce il ruolo di "Order Manager" e </w:t>
+      </w:r>
+      <w:r>
+        <w:t>reindirizza Antonio al</w:t>
+      </w:r>
+      <w:r>
+        <w:t>la Dashboard Gestionale</w:t>
+      </w:r>
+      <w:r>
+        <w:t xml:space="preserve"> degli ordini, dove viene mostrata l</w:t>
+      </w:r>
+      <w:r>
+        <w:t xml:space="preserve">a tabella contenente </w:t>
+      </w:r>
+      <w:r>
+        <w:t xml:space="preserve">tutti </w:t>
+      </w:r>
+      <w:r>
+        <w:t xml:space="preserve">gli ordini </w:t>
+      </w:r>
+      <w:r>
+        <w:t>effettuati</w:t>
+      </w:r>
+      <w:r>
+        <w:t>.</w:t>
+      </w:r>
+      <w:r>
+        <w:t xml:space="preserve"> </w:t>
+      </w:r>
+      <w:r>
+        <w:t xml:space="preserve">Antonio individua la riga relativa all'ordine </w:t>
+      </w:r>
+      <w:r>
+        <w:rPr>
+          <w:b/>
+          <w:bCs/>
+        </w:rPr>
+        <w:t>#</w:t>
+      </w:r>
+      <w:r>
+        <w:t>829209</w:t>
+      </w:r>
+      <w:r>
+        <w:t xml:space="preserve">. Il sistema mostra a schermo le informazioni principali: </w:t>
+      </w:r>
+    </w:p>
+    <w:p>
+      <w:pPr>
+        <w:pStyle w:val="NormaleWeb"/>
+        <w:numPr>
+          <w:ilvl w:val="0"/>
+          <w:numId w:val="12"/>
+        </w:numPr>
+        <w:spacing w:before="0" w:beforeAutospacing="0" w:after="60" w:afterAutospacing="0"/>
+        <w:ind w:left="1702" w:hanging="284"/>
+      </w:pPr>
+      <w:r>
+        <w:t xml:space="preserve">email del cliente: </w:t>
+      </w:r>
+      <w:hyperlink r:id="rId19" w:history="1">
+        <w:r>
+          <w:rPr>
+            <w:rStyle w:val="Collegamentoipertestuale"/>
+          </w:rPr>
+          <w:t>marco.gialli@email.it</w:t>
+        </w:r>
+      </w:hyperlink>
+      <w:r>
+        <w:t>;</w:t>
+      </w:r>
+    </w:p>
+    <w:p>
+      <w:pPr>
+        <w:pStyle w:val="NormaleWeb"/>
+        <w:numPr>
+          <w:ilvl w:val="0"/>
+          <w:numId w:val="12"/>
+        </w:numPr>
+        <w:spacing w:before="0" w:beforeAutospacing="0" w:after="60" w:afterAutospacing="0"/>
+        <w:ind w:left="1702" w:hanging="284"/>
+      </w:pPr>
+      <w:r>
+        <w:t xml:space="preserve">data e ora in cui è stato effettuato l’ordine: </w:t>
+      </w:r>
+      <w:r>
+        <w:t>23/10/2026 19:24</w:t>
+      </w:r>
+      <w:r>
+        <w:t>;</w:t>
+      </w:r>
+    </w:p>
+    <w:p>
+      <w:pPr>
+        <w:pStyle w:val="NormaleWeb"/>
+        <w:numPr>
+          <w:ilvl w:val="0"/>
+          <w:numId w:val="12"/>
+        </w:numPr>
+        <w:spacing w:before="0" w:beforeAutospacing="0" w:after="60" w:afterAutospacing="0"/>
+        <w:ind w:left="1702" w:hanging="284"/>
+      </w:pPr>
+      <w:r>
+        <w:t xml:space="preserve">importo totale: </w:t>
+      </w:r>
+      <w:r>
+        <w:t xml:space="preserve">€ </w:t>
+      </w:r>
+      <w:r>
+        <w:t>40</w:t>
+      </w:r>
+      <w:r>
+        <w:t>9,00</w:t>
+      </w:r>
+      <w:r>
+        <w:t>;</w:t>
+      </w:r>
+    </w:p>
+    <w:p>
+      <w:pPr>
+        <w:pStyle w:val="NormaleWeb"/>
+        <w:numPr>
+          <w:ilvl w:val="0"/>
+          <w:numId w:val="12"/>
+        </w:numPr>
+        <w:spacing w:before="0" w:beforeAutospacing="0" w:after="60" w:afterAutospacing="0"/>
+        <w:ind w:left="1702" w:hanging="284"/>
+      </w:pPr>
+      <w:r>
+        <w:t>metodo di pagamento: Contrassegno;</w:t>
+      </w:r>
+    </w:p>
+    <w:p>
+      <w:pPr>
+        <w:pStyle w:val="NormaleWeb"/>
+        <w:numPr>
+          <w:ilvl w:val="0"/>
+          <w:numId w:val="12"/>
+        </w:numPr>
+        <w:spacing w:before="0" w:beforeAutospacing="0" w:after="60" w:afterAutospacing="0"/>
+        <w:ind w:left="1702" w:hanging="284"/>
+      </w:pPr>
+      <w:r>
+        <w:lastRenderedPageBreak/>
+        <w:t>stato attuale: IN LAVORAZIONE.</w:t>
+      </w:r>
+    </w:p>
+    <w:p>
+      <w:pPr>
+        <w:pStyle w:val="NormaleWeb"/>
+        <w:spacing w:before="0" w:beforeAutospacing="0" w:after="60" w:afterAutospacing="0"/>
+        <w:ind w:left="1418"/>
+      </w:pPr>
+      <w:r>
+        <w:t>Antonio necessita però di tutte le informazioni dell’ordine. Clicca quindi sulla freccia al lato della riga dell’ordine. Il sistema risponde mostrando</w:t>
+      </w:r>
+      <w:r>
+        <w:t xml:space="preserve"> un riquadro a tendina con ulteriori informazioni sull’ordine, sui prodotti ordinati e sui dettagli di spedizione. Le informazioni di interesse per Antonio sono:</w:t>
+      </w:r>
+    </w:p>
+    <w:p>
+      <w:pPr>
+        <w:pStyle w:val="NormaleWeb"/>
+        <w:numPr>
+          <w:ilvl w:val="0"/>
+          <w:numId w:val="13"/>
+        </w:numPr>
+        <w:ind w:left="1701" w:hanging="283"/>
+      </w:pPr>
+      <w:r>
+        <w:t>Destinatario</w:t>
+      </w:r>
+      <w:r>
+        <w:t xml:space="preserve">: </w:t>
+      </w:r>
+      <w:r>
+        <w:t>Marco Gialli</w:t>
+      </w:r>
+      <w:r>
+        <w:t>;</w:t>
+      </w:r>
+    </w:p>
+    <w:p>
+      <w:pPr>
+        <w:pStyle w:val="NormaleWeb"/>
+        <w:numPr>
+          <w:ilvl w:val="0"/>
+          <w:numId w:val="13"/>
+        </w:numPr>
+        <w:ind w:left="1701" w:hanging="283"/>
+      </w:pPr>
+      <w:r>
+        <w:t>Indirizzo</w:t>
+      </w:r>
+      <w:r>
+        <w:t xml:space="preserve">: </w:t>
+      </w:r>
+      <w:r>
+        <w:t>Via Carducci 12,</w:t>
+      </w:r>
+      <w:r>
+        <w:t xml:space="preserve"> 80121</w:t>
+      </w:r>
+      <w:r>
+        <w:t xml:space="preserve"> Napoli</w:t>
+      </w:r>
+      <w:r>
+        <w:t>;</w:t>
+      </w:r>
+    </w:p>
+    <w:p>
+      <w:pPr>
+        <w:pStyle w:val="NormaleWeb"/>
+        <w:numPr>
+          <w:ilvl w:val="0"/>
+          <w:numId w:val="13"/>
+        </w:numPr>
+        <w:ind w:left="1701" w:hanging="283"/>
+      </w:pPr>
+      <w:r>
+        <w:t>Telefono: 333 111 2222</w:t>
+      </w:r>
+    </w:p>
+    <w:p>
+      <w:pPr>
+        <w:pStyle w:val="NormaleWeb"/>
+        <w:numPr>
+          <w:ilvl w:val="0"/>
+          <w:numId w:val="13"/>
+        </w:numPr>
+        <w:ind w:left="1701" w:hanging="283"/>
+      </w:pPr>
+      <w:r>
+        <w:t>Prodotto</w:t>
+      </w:r>
+      <w:r>
+        <w:t xml:space="preserve">: </w:t>
+      </w:r>
+      <w:r>
+        <w:t xml:space="preserve">Ray-Ban Meta GEN3 </w:t>
+      </w:r>
+      <w:proofErr w:type="spellStart"/>
+      <w:r>
+        <w:t>Wayfarer</w:t>
+      </w:r>
+      <w:proofErr w:type="spellEnd"/>
+      <w:r>
+        <w:t>, Nero Opaco</w:t>
+      </w:r>
+      <w:r>
+        <w:t>, quantità 1.</w:t>
+      </w:r>
+    </w:p>
+    <w:p>
+      <w:pPr>
+        <w:pStyle w:val="NormaleWeb"/>
+        <w:ind w:left="1418"/>
+      </w:pPr>
+      <w:r>
+        <w:t>Antonio si reca fisicamente nel magazzino del negozio, preleva l'occhiale corrispondente, lo incarta, applica l'etichetta di spedizione generata dal corriere e consegna il pacco all'addetto logistico.</w:t>
+      </w:r>
+      <w:r>
+        <w:t xml:space="preserve"> </w:t>
+      </w:r>
+      <w:r>
+        <w:t>Tornato alla sua postazione</w:t>
+      </w:r>
+      <w:r>
+        <w:t xml:space="preserve"> e alla dashboard di gestione, torna sulla riga dell’ordine </w:t>
+      </w:r>
+      <w:r>
+        <w:t>#829209</w:t>
+      </w:r>
+      <w:r>
+        <w:t>, clicca sul menu a tendina presente nella colonna "Stato"</w:t>
+      </w:r>
+      <w:r>
+        <w:t xml:space="preserve"> e </w:t>
+      </w:r>
+      <w:r>
+        <w:t>seleziona la voce "SPEDITO"</w:t>
+      </w:r>
+      <w:r>
+        <w:t>. Conferma il cambio di stato cliccando sul pulsante ‘Aggiorna’.</w:t>
+      </w:r>
+    </w:p>
+    <w:p>
+      <w:pPr>
+        <w:pStyle w:val="NormaleWeb"/>
+        <w:ind w:left="1418"/>
+      </w:pPr>
+      <w:r>
+        <w:t xml:space="preserve">Il sistema </w:t>
+      </w:r>
+      <w:r>
+        <w:t xml:space="preserve">acquisisce la richiesta di aggiornamento e </w:t>
+      </w:r>
+      <w:r>
+        <w:t xml:space="preserve">ricarica la riga della tabella evidenziando il nuovo stato "SPEDITO" </w:t>
+      </w:r>
+      <w:r>
+        <w:t>e comunicando l’avvenuto aggiornamento con un messaggio di</w:t>
+      </w:r>
+      <w:r>
+        <w:t xml:space="preserve"> colore verde.</w:t>
+      </w:r>
+    </w:p>
+    <w:p>
+      <w:pPr>
+        <w:pStyle w:val="NormaleWeb"/>
+        <w:ind w:left="1418"/>
+      </w:pPr>
+    </w:p>
+    <w:p>
+      <w:pPr>
+        <w:pStyle w:val="Titolo2"/>
+        <w:numPr>
+          <w:ilvl w:val="2"/>
+          <w:numId w:val="1"/>
+        </w:numPr>
+        <w:ind w:left="1418" w:hanging="709"/>
+        <w:rPr>
+          <w:b w:val="0"/>
+          <w:bCs w:val="0"/>
+        </w:rPr>
+      </w:pPr>
+      <w:r>
+        <w:rPr>
+          <w:b w:val="0"/>
+          <w:bCs w:val="0"/>
+        </w:rPr>
+        <w:t>Use case model</w:t>
+      </w:r>
+      <w:bookmarkEnd w:id="26"/>
+    </w:p>
+    <w:p>
+      <w:pPr>
+        <w:tabs>
+          <w:tab w:val="left" w:pos="8580"/>
+        </w:tabs>
+        <w:spacing w:after="100"/>
+        <w:ind w:left="1418"/>
+      </w:pPr>
+      <w:r>
+        <w:t>a</w:t>
+      </w:r>
+    </w:p>
+    <w:p>
+      <w:pPr>
+        <w:pStyle w:val="Titolo2"/>
+        <w:numPr>
+          <w:ilvl w:val="2"/>
+          <w:numId w:val="1"/>
+        </w:numPr>
+        <w:ind w:left="1418" w:hanging="709"/>
+        <w:rPr>
+          <w:b w:val="0"/>
+          <w:bCs w:val="0"/>
+        </w:rPr>
+      </w:pPr>
+      <w:bookmarkStart w:id="27" w:name="_Toc243657088"/>
+      <w:r>
+        <w:rPr>
+          <w:b w:val="0"/>
+          <w:bCs w:val="0"/>
+        </w:rPr>
+        <w:t>Object model</w:t>
+      </w:r>
+      <w:bookmarkEnd w:id="27"/>
+    </w:p>
+    <w:p>
+      <w:pPr>
+        <w:tabs>
+          <w:tab w:val="left" w:pos="8580"/>
+        </w:tabs>
+        <w:spacing w:after="100"/>
+        <w:ind w:left="1418"/>
+      </w:pPr>
+      <w:r>
+        <w:t>a</w:t>
+      </w:r>
+    </w:p>
+    <w:p>
+      <w:pPr>
+        <w:pStyle w:val="Titolo2"/>
+        <w:numPr>
+          <w:ilvl w:val="2"/>
+          <w:numId w:val="1"/>
+        </w:numPr>
+        <w:ind w:left="1418" w:hanging="709"/>
+        <w:rPr>
+          <w:b w:val="0"/>
+          <w:bCs w:val="0"/>
+        </w:rPr>
+      </w:pPr>
+      <w:bookmarkStart w:id="28" w:name="_Toc243657089"/>
+      <w:r>
+        <w:rPr>
+          <w:b w:val="0"/>
+          <w:bCs w:val="0"/>
+        </w:rPr>
+        <w:t>Dynamic model</w:t>
+      </w:r>
+      <w:bookmarkEnd w:id="28"/>
+    </w:p>
+    <w:p>
+      <w:pPr>
+        <w:tabs>
+          <w:tab w:val="left" w:pos="8580"/>
+        </w:tabs>
+        <w:spacing w:after="100"/>
+        <w:ind w:left="1418"/>
+      </w:pPr>
+      <w:r>
+        <w:t>a</w:t>
+      </w:r>
+    </w:p>
+    <w:p>
+      <w:pPr>
+        <w:pStyle w:val="Titolo2"/>
+        <w:numPr>
+          <w:ilvl w:val="2"/>
+          <w:numId w:val="1"/>
+        </w:numPr>
+        <w:ind w:left="1418" w:hanging="709"/>
+        <w:rPr>
+          <w:b w:val="0"/>
+          <w:bCs w:val="0"/>
+          <w:lang w:val="en-US"/>
+        </w:rPr>
+      </w:pPr>
+      <w:bookmarkStart w:id="29" w:name="_Toc243657090"/>
+      <w:r>
+        <w:rPr>
+          <w:b w:val="0"/>
+          <w:bCs w:val="0"/>
+          <w:lang w:val="en-US"/>
+        </w:rPr>
+        <w:t>User interface—navigational paths and screen mock-ups</w:t>
+      </w:r>
+      <w:bookmarkEnd w:id="29"/>
+    </w:p>
+    <w:p>
+      <w:pPr>
+        <w:tabs>
+          <w:tab w:val="left" w:pos="8580"/>
+        </w:tabs>
+        <w:spacing w:after="100"/>
+        <w:ind w:left="1418"/>
       </w:pPr>
       <w:r>
         <w:t>a</w:t>
@@ -6840,7 +8296,7 @@
         <w:pStyle w:val="Titolo"/>
         <w:numPr>
           <w:ilvl w:val="0"/>
-          <w:numId w:val="6"/>
+          <w:numId w:val="1"/>
         </w:numPr>
         <w:ind w:left="426" w:hanging="426"/>
         <w:jc w:val="left"/>
@@ -6871,7 +8327,7 @@
 </file>
 
 <file path=word/endnotes.xml><?xml version="1.0" encoding="utf-8"?>
-<w:endnotes xmlns:wpc="http://schemas.microsoft.com/office/word/2010/wordprocessingCanvas" xmlns:cx="http://schemas.microsoft.com/office/drawing/2014/chartex" xmlns:cx1="http://schemas.microsoft.com/office/drawing/2015/9/8/chartex" xmlns:cx2="http://schemas.microsoft.com/office/drawing/2015/10/21/chartex" xmlns:cx3="http://schemas.microsoft.com/office/drawing/2016/5/9/chartex" xmlns:cx4="http://schemas.microsoft.com/office/drawing/2016/5/10/chartex" xmlns:cx5="http://schemas.microsoft.com/office/drawing/2016/5/11/chartex" xmlns:cx6="http://schemas.microsoft.com/office/drawing/2016/5/12/chartex" xmlns:cx7="http://schemas.microsoft.com/office/drawing/2016/5/13/chartex" xmlns:cx8="http://schemas.microsoft.com/office/drawing/2016/5/14/chartex" xmlns:mc="http://schemas.openxmlformats.org/markup-compatibility/2006" xmlns:m="http://schemas.openxmlformats.org/officeDocument/2006/math" xmlns:aink="http://schemas.microsoft.com/office/drawing/2016/ink" xmlns:am3d="http://schemas.microsoft.com/office/drawing/2017/model3d" xmlns:oel="http://schemas.microsoft.com/office/2019/extlst" xmlns:r="http://schemas.openxmlformats.org/officeDocument/2006/relationships" xmlns:wp14="http://schemas.microsoft.com/office/word/2010/wordprocessingDrawing" xmlns:wp="http://schemas.openxmlformats.org/drawingml/2006/wordprocessingDrawing" xmlns:wpg="http://schemas.microsoft.com/office/word/2010/wordprocessingGroup" xmlns:wpi="http://schemas.microsoft.com/office/word/2010/wordprocessingInk" xmlns:wps="http://schemas.microsoft.com/office/word/2010/wordprocessingShape" xmlns:o="urn:schemas-microsoft-com:office:office" xmlns:v="urn:schemas-microsoft-com:vml" xmlns:w10="urn:schemas-microsoft-com:office:word" xmlns:w="http://schemas.openxmlformats.org/wordprocessingml/2006/main" xmlns:w14="http://schemas.microsoft.com/office/word/2010/wordml" xmlns:w15="http://schemas.microsoft.com/office/word/2012/wordml" xmlns:w16cex="http://schemas.microsoft.com/office/word/2018/wordml/cex" xmlns:w16cid="http://schemas.microsoft.com/office/word/2016/wordml/cid" xmlns:w16="http://schemas.microsoft.com/office/word/2018/wordml" xmlns:w16sdtdh="http://schemas.microsoft.com/office/word/2020/wordml/sdtdatahash" xmlns:w16sdtfl="http://schemas.microsoft.com/office/word/2024/wordml/sdtformatlock" xmlns:w16se="http://schemas.microsoft.com/office/word/2015/wordml/symex" xmlns:w16du="http://schemas.microsoft.com/office/word/2023/wordml/word16du" xmlns:wne="http://schemas.microsoft.com/office/word/2006/wordml" mc:Ignorable="w14 w15 w16se w16cid w16 w16cex w16sdtdh w16sdtfl w16du wp14">
+<w:endnotes xmlns:wpc="http://schemas.microsoft.com/office/word/2010/wordprocessingCanvas" xmlns:cx="http://schemas.microsoft.com/office/drawing/2014/chartex" xmlns:cx1="http://schemas.microsoft.com/office/drawing/2015/9/8/chartex" xmlns:cx2="http://schemas.microsoft.com/office/drawing/2015/10/21/chartex" xmlns:cx3="http://schemas.microsoft.com/office/drawing/2016/5/9/chartex" xmlns:cx4="http://schemas.microsoft.com/office/drawing/2016/5/10/chartex" xmlns:cx5="http://schemas.microsoft.com/office/drawing/2016/5/11/chartex" xmlns:cx6="http://schemas.microsoft.com/office/drawing/2016/5/12/chartex" xmlns:cx7="http://schemas.microsoft.com/office/drawing/2016/5/13/chartex" xmlns:cx8="http://schemas.microsoft.com/office/drawing/2016/5/14/chartex" xmlns:mc="http://schemas.openxmlformats.org/markup-compatibility/2006" xmlns:aink="http://schemas.microsoft.com/office/drawing/2016/ink" xmlns:am3d="http://schemas.microsoft.com/office/drawing/2017/model3d" xmlns:o="urn:schemas-microsoft-com:office:office" xmlns:oel="http://schemas.microsoft.com/office/2019/extlst" xmlns:r="http://schemas.openxmlformats.org/officeDocument/2006/relationships" xmlns:m="http://schemas.openxmlformats.org/officeDocument/2006/math" xmlns:v="urn:schemas-microsoft-com:vml" xmlns:wp14="http://schemas.microsoft.com/office/word/2010/wordprocessingDrawing" xmlns:wp="http://schemas.openxmlformats.org/drawingml/2006/wordprocessingDrawing" xmlns:w10="urn:schemas-microsoft-com:office:word" xmlns:w="http://schemas.openxmlformats.org/wordprocessingml/2006/main" xmlns:w14="http://schemas.microsoft.com/office/word/2010/wordml" xmlns:w15="http://schemas.microsoft.com/office/word/2012/wordml" xmlns:w16cex="http://schemas.microsoft.com/office/word/2018/wordml/cex" xmlns:w16cid="http://schemas.microsoft.com/office/word/2016/wordml/cid" xmlns:w16="http://schemas.microsoft.com/office/word/2018/wordml" xmlns:w16du="http://schemas.microsoft.com/office/word/2023/wordml/word16du" xmlns:w16sdtdh="http://schemas.microsoft.com/office/word/2020/wordml/sdtdatahash" xmlns:w16sdtfl="http://schemas.microsoft.com/office/word/2024/wordml/sdtformatlock" xmlns:w16se="http://schemas.microsoft.com/office/word/2015/wordml/symex" xmlns:wpg="http://schemas.microsoft.com/office/word/2010/wordprocessingGroup" xmlns:wpi="http://schemas.microsoft.com/office/word/2010/wordprocessingInk" xmlns:wne="http://schemas.microsoft.com/office/word/2006/wordml" xmlns:wps="http://schemas.microsoft.com/office/word/2010/wordprocessingShape" mc:Ignorable="w14 w15 w16se w16cid w16 w16cex w16sdtdh w16sdtfl w16du wp14">
   <w:endnote w:type="separator" w:id="-1">
     <w:p>
       <w:r>
@@ -6890,7 +8346,7 @@
 </file>
 
 <file path=word/footer1.xml><?xml version="1.0" encoding="utf-8"?>
-<w:ftr xmlns:wpc="http://schemas.microsoft.com/office/word/2010/wordprocessingCanvas" xmlns:cx="http://schemas.microsoft.com/office/drawing/2014/chartex" xmlns:cx1="http://schemas.microsoft.com/office/drawing/2015/9/8/chartex" xmlns:cx2="http://schemas.microsoft.com/office/drawing/2015/10/21/chartex" xmlns:cx3="http://schemas.microsoft.com/office/drawing/2016/5/9/chartex" xmlns:cx4="http://schemas.microsoft.com/office/drawing/2016/5/10/chartex" xmlns:cx5="http://schemas.microsoft.com/office/drawing/2016/5/11/chartex" xmlns:cx6="http://schemas.microsoft.com/office/drawing/2016/5/12/chartex" xmlns:cx7="http://schemas.microsoft.com/office/drawing/2016/5/13/chartex" xmlns:cx8="http://schemas.microsoft.com/office/drawing/2016/5/14/chartex" xmlns:mc="http://schemas.openxmlformats.org/markup-compatibility/2006" xmlns:m="http://schemas.openxmlformats.org/officeDocument/2006/math" xmlns:aink="http://schemas.microsoft.com/office/drawing/2016/ink" xmlns:am3d="http://schemas.microsoft.com/office/drawing/2017/model3d" xmlns:oel="http://schemas.microsoft.com/office/2019/extlst" xmlns:r="http://schemas.openxmlformats.org/officeDocument/2006/relationships" xmlns:wp14="http://schemas.microsoft.com/office/word/2010/wordprocessingDrawing" xmlns:wp="http://schemas.openxmlformats.org/drawingml/2006/wordprocessingDrawing" xmlns:wpg="http://schemas.microsoft.com/office/word/2010/wordprocessingGroup" xmlns:wpi="http://schemas.microsoft.com/office/word/2010/wordprocessingInk" xmlns:wps="http://schemas.microsoft.com/office/word/2010/wordprocessingShape" xmlns:o="urn:schemas-microsoft-com:office:office" xmlns:v="urn:schemas-microsoft-com:vml" xmlns:w10="urn:schemas-microsoft-com:office:word" xmlns:w="http://schemas.openxmlformats.org/wordprocessingml/2006/main" xmlns:w14="http://schemas.microsoft.com/office/word/2010/wordml" xmlns:w15="http://schemas.microsoft.com/office/word/2012/wordml" xmlns:w16cex="http://schemas.microsoft.com/office/word/2018/wordml/cex" xmlns:w16cid="http://schemas.microsoft.com/office/word/2016/wordml/cid" xmlns:w16="http://schemas.microsoft.com/office/word/2018/wordml" xmlns:w16sdtdh="http://schemas.microsoft.com/office/word/2020/wordml/sdtdatahash" xmlns:w16sdtfl="http://schemas.microsoft.com/office/word/2024/wordml/sdtformatlock" xmlns:w16se="http://schemas.microsoft.com/office/word/2015/wordml/symex" xmlns:w16du="http://schemas.microsoft.com/office/word/2023/wordml/word16du" xmlns:wne="http://schemas.microsoft.com/office/word/2006/wordml" mc:Ignorable="w14 w15 w16se w16cid w16 w16cex w16sdtdh w16sdtfl w16du wp14">
+<w:ftr xmlns:wpc="http://schemas.microsoft.com/office/word/2010/wordprocessingCanvas" xmlns:cx="http://schemas.microsoft.com/office/drawing/2014/chartex" xmlns:cx1="http://schemas.microsoft.com/office/drawing/2015/9/8/chartex" xmlns:cx2="http://schemas.microsoft.com/office/drawing/2015/10/21/chartex" xmlns:cx3="http://schemas.microsoft.com/office/drawing/2016/5/9/chartex" xmlns:cx4="http://schemas.microsoft.com/office/drawing/2016/5/10/chartex" xmlns:cx5="http://schemas.microsoft.com/office/drawing/2016/5/11/chartex" xmlns:cx6="http://schemas.microsoft.com/office/drawing/2016/5/12/chartex" xmlns:cx7="http://schemas.microsoft.com/office/drawing/2016/5/13/chartex" xmlns:cx8="http://schemas.microsoft.com/office/drawing/2016/5/14/chartex" xmlns:mc="http://schemas.openxmlformats.org/markup-compatibility/2006" xmlns:aink="http://schemas.microsoft.com/office/drawing/2016/ink" xmlns:am3d="http://schemas.microsoft.com/office/drawing/2017/model3d" xmlns:o="urn:schemas-microsoft-com:office:office" xmlns:oel="http://schemas.microsoft.com/office/2019/extlst" xmlns:r="http://schemas.openxmlformats.org/officeDocument/2006/relationships" xmlns:m="http://schemas.openxmlformats.org/officeDocument/2006/math" xmlns:v="urn:schemas-microsoft-com:vml" xmlns:wp14="http://schemas.microsoft.com/office/word/2010/wordprocessingDrawing" xmlns:wp="http://schemas.openxmlformats.org/drawingml/2006/wordprocessingDrawing" xmlns:w10="urn:schemas-microsoft-com:office:word" xmlns:w="http://schemas.openxmlformats.org/wordprocessingml/2006/main" xmlns:w14="http://schemas.microsoft.com/office/word/2010/wordml" xmlns:w15="http://schemas.microsoft.com/office/word/2012/wordml" xmlns:w16cex="http://schemas.microsoft.com/office/word/2018/wordml/cex" xmlns:w16cid="http://schemas.microsoft.com/office/word/2016/wordml/cid" xmlns:w16="http://schemas.microsoft.com/office/word/2018/wordml" xmlns:w16du="http://schemas.microsoft.com/office/word/2023/wordml/word16du" xmlns:w16sdtdh="http://schemas.microsoft.com/office/word/2020/wordml/sdtdatahash" xmlns:w16sdtfl="http://schemas.microsoft.com/office/word/2024/wordml/sdtformatlock" xmlns:w16se="http://schemas.microsoft.com/office/word/2015/wordml/symex" xmlns:wpg="http://schemas.microsoft.com/office/word/2010/wordprocessingGroup" xmlns:wpi="http://schemas.microsoft.com/office/word/2010/wordprocessingInk" xmlns:wne="http://schemas.microsoft.com/office/word/2006/wordml" xmlns:wps="http://schemas.microsoft.com/office/word/2010/wordprocessingShape" mc:Ignorable="w14 w15 w16se w16cid w16 w16cex w16sdtdh w16sdtfl w16du wp14">
   <w:tbl>
     <w:tblPr>
       <w:tblW w:w="0" w:type="auto"/>
@@ -7058,31 +8514,31 @@
 </file>
 
 <file path=word/footer2.xml><?xml version="1.0" encoding="utf-8"?>
-<w:ftr xmlns:wpc="http://schemas.microsoft.com/office/word/2010/wordprocessingCanvas" xmlns:cx="http://schemas.microsoft.com/office/drawing/2014/chartex" xmlns:cx1="http://schemas.microsoft.com/office/drawing/2015/9/8/chartex" xmlns:cx2="http://schemas.microsoft.com/office/drawing/2015/10/21/chartex" xmlns:cx3="http://schemas.microsoft.com/office/drawing/2016/5/9/chartex" xmlns:cx4="http://schemas.microsoft.com/office/drawing/2016/5/10/chartex" xmlns:cx5="http://schemas.microsoft.com/office/drawing/2016/5/11/chartex" xmlns:cx6="http://schemas.microsoft.com/office/drawing/2016/5/12/chartex" xmlns:cx7="http://schemas.microsoft.com/office/drawing/2016/5/13/chartex" xmlns:cx8="http://schemas.microsoft.com/office/drawing/2016/5/14/chartex" xmlns:mc="http://schemas.openxmlformats.org/markup-compatibility/2006" xmlns:m="http://schemas.openxmlformats.org/officeDocument/2006/math" xmlns:aink="http://schemas.microsoft.com/office/drawing/2016/ink" xmlns:am3d="http://schemas.microsoft.com/office/drawing/2017/model3d" xmlns:oel="http://schemas.microsoft.com/office/2019/extlst" xmlns:r="http://schemas.openxmlformats.org/officeDocument/2006/relationships" xmlns:wp14="http://schemas.microsoft.com/office/word/2010/wordprocessingDrawing" xmlns:wp="http://schemas.openxmlformats.org/drawingml/2006/wordprocessingDrawing" xmlns:wpg="http://schemas.microsoft.com/office/word/2010/wordprocessingGroup" xmlns:wpi="http://schemas.microsoft.com/office/word/2010/wordprocessingInk" xmlns:wps="http://schemas.microsoft.com/office/word/2010/wordprocessingShape" xmlns:o="urn:schemas-microsoft-com:office:office" xmlns:v="urn:schemas-microsoft-com:vml" xmlns:w10="urn:schemas-microsoft-com:office:word" xmlns:w="http://schemas.openxmlformats.org/wordprocessingml/2006/main" xmlns:w14="http://schemas.microsoft.com/office/word/2010/wordml" xmlns:w15="http://schemas.microsoft.com/office/word/2012/wordml" xmlns:w16cex="http://schemas.microsoft.com/office/word/2018/wordml/cex" xmlns:w16cid="http://schemas.microsoft.com/office/word/2016/wordml/cid" xmlns:w16="http://schemas.microsoft.com/office/word/2018/wordml" xmlns:w16sdtdh="http://schemas.microsoft.com/office/word/2020/wordml/sdtdatahash" xmlns:w16sdtfl="http://schemas.microsoft.com/office/word/2024/wordml/sdtformatlock" xmlns:w16se="http://schemas.microsoft.com/office/word/2015/wordml/symex" xmlns:w16du="http://schemas.microsoft.com/office/word/2023/wordml/word16du" xmlns:wne="http://schemas.microsoft.com/office/word/2006/wordml" mc:Ignorable="w14 w15 w16se w16cid w16 w16cex w16sdtdh w16sdtfl w16du wp14">
+<w:ftr xmlns:wpc="http://schemas.microsoft.com/office/word/2010/wordprocessingCanvas" xmlns:cx="http://schemas.microsoft.com/office/drawing/2014/chartex" xmlns:cx1="http://schemas.microsoft.com/office/drawing/2015/9/8/chartex" xmlns:cx2="http://schemas.microsoft.com/office/drawing/2015/10/21/chartex" xmlns:cx3="http://schemas.microsoft.com/office/drawing/2016/5/9/chartex" xmlns:cx4="http://schemas.microsoft.com/office/drawing/2016/5/10/chartex" xmlns:cx5="http://schemas.microsoft.com/office/drawing/2016/5/11/chartex" xmlns:cx6="http://schemas.microsoft.com/office/drawing/2016/5/12/chartex" xmlns:cx7="http://schemas.microsoft.com/office/drawing/2016/5/13/chartex" xmlns:cx8="http://schemas.microsoft.com/office/drawing/2016/5/14/chartex" xmlns:mc="http://schemas.openxmlformats.org/markup-compatibility/2006" xmlns:aink="http://schemas.microsoft.com/office/drawing/2016/ink" xmlns:am3d="http://schemas.microsoft.com/office/drawing/2017/model3d" xmlns:o="urn:schemas-microsoft-com:office:office" xmlns:oel="http://schemas.microsoft.com/office/2019/extlst" xmlns:r="http://schemas.openxmlformats.org/officeDocument/2006/relationships" xmlns:m="http://schemas.openxmlformats.org/officeDocument/2006/math" xmlns:v="urn:schemas-microsoft-com:vml" xmlns:wp14="http://schemas.microsoft.com/office/word/2010/wordprocessingDrawing" xmlns:wp="http://schemas.openxmlformats.org/drawingml/2006/wordprocessingDrawing" xmlns:w10="urn:schemas-microsoft-com:office:word" xmlns:w="http://schemas.openxmlformats.org/wordprocessingml/2006/main" xmlns:w14="http://schemas.microsoft.com/office/word/2010/wordml" xmlns:w15="http://schemas.microsoft.com/office/word/2012/wordml" xmlns:w16cex="http://schemas.microsoft.com/office/word/2018/wordml/cex" xmlns:w16cid="http://schemas.microsoft.com/office/word/2016/wordml/cid" xmlns:w16="http://schemas.microsoft.com/office/word/2018/wordml" xmlns:w16du="http://schemas.microsoft.com/office/word/2023/wordml/word16du" xmlns:w16sdtdh="http://schemas.microsoft.com/office/word/2020/wordml/sdtdatahash" xmlns:w16sdtfl="http://schemas.microsoft.com/office/word/2024/wordml/sdtformatlock" xmlns:w16se="http://schemas.microsoft.com/office/word/2015/wordml/symex" xmlns:wpg="http://schemas.microsoft.com/office/word/2010/wordprocessingGroup" xmlns:wpi="http://schemas.microsoft.com/office/word/2010/wordprocessingInk" xmlns:wne="http://schemas.microsoft.com/office/word/2006/wordml" xmlns:wps="http://schemas.microsoft.com/office/word/2010/wordprocessingShape" mc:Ignorable="w14 w15 w16se w16cid w16 w16cex w16sdtdh w16sdtfl w16du wp14">
   <w:p/>
 </w:ftr>
 </file>
 
 <file path=word/footer3.xml><?xml version="1.0" encoding="utf-8"?>
-<w:ftr xmlns:wpc="http://schemas.microsoft.com/office/word/2010/wordprocessingCanvas" xmlns:cx="http://schemas.microsoft.com/office/drawing/2014/chartex" xmlns:cx1="http://schemas.microsoft.com/office/drawing/2015/9/8/chartex" xmlns:cx2="http://schemas.microsoft.com/office/drawing/2015/10/21/chartex" xmlns:cx3="http://schemas.microsoft.com/office/drawing/2016/5/9/chartex" xmlns:cx4="http://schemas.microsoft.com/office/drawing/2016/5/10/chartex" xmlns:cx5="http://schemas.microsoft.com/office/drawing/2016/5/11/chartex" xmlns:cx6="http://schemas.microsoft.com/office/drawing/2016/5/12/chartex" xmlns:cx7="http://schemas.microsoft.com/office/drawing/2016/5/13/chartex" xmlns:cx8="http://schemas.microsoft.com/office/drawing/2016/5/14/chartex" xmlns:mc="http://schemas.openxmlformats.org/markup-compatibility/2006" xmlns:m="http://schemas.openxmlformats.org/officeDocument/2006/math" xmlns:aink="http://schemas.microsoft.com/office/drawing/2016/ink" xmlns:am3d="http://schemas.microsoft.com/office/drawing/2017/model3d" xmlns:oel="http://schemas.microsoft.com/office/2019/extlst" xmlns:r="http://schemas.openxmlformats.org/officeDocument/2006/relationships" xmlns:wp14="http://schemas.microsoft.com/office/word/2010/wordprocessingDrawing" xmlns:wp="http://schemas.openxmlformats.org/drawingml/2006/wordprocessingDrawing" xmlns:wpg="http://schemas.microsoft.com/office/word/2010/wordprocessingGroup" xmlns:wpi="http://schemas.microsoft.com/office/word/2010/wordprocessingInk" xmlns:wps="http://schemas.microsoft.com/office/word/2010/wordprocessingShape" xmlns:o="urn:schemas-microsoft-com:office:office" xmlns:v="urn:schemas-microsoft-com:vml" xmlns:w10="urn:schemas-microsoft-com:office:word" xmlns:w="http://schemas.openxmlformats.org/wordprocessingml/2006/main" xmlns:w14="http://schemas.microsoft.com/office/word/2010/wordml" xmlns:w15="http://schemas.microsoft.com/office/word/2012/wordml" xmlns:w16cex="http://schemas.microsoft.com/office/word/2018/wordml/cex" xmlns:w16cid="http://schemas.microsoft.com/office/word/2016/wordml/cid" xmlns:w16="http://schemas.microsoft.com/office/word/2018/wordml" xmlns:w16sdtdh="http://schemas.microsoft.com/office/word/2020/wordml/sdtdatahash" xmlns:w16sdtfl="http://schemas.microsoft.com/office/word/2024/wordml/sdtformatlock" xmlns:w16se="http://schemas.microsoft.com/office/word/2015/wordml/symex" xmlns:w16du="http://schemas.microsoft.com/office/word/2023/wordml/word16du" xmlns:wne="http://schemas.microsoft.com/office/word/2006/wordml" mc:Ignorable="w14 w15 w16se w16cid w16 w16cex w16sdtdh w16sdtfl w16du wp14">
+<w:ftr xmlns:wpc="http://schemas.microsoft.com/office/word/2010/wordprocessingCanvas" xmlns:cx="http://schemas.microsoft.com/office/drawing/2014/chartex" xmlns:cx1="http://schemas.microsoft.com/office/drawing/2015/9/8/chartex" xmlns:cx2="http://schemas.microsoft.com/office/drawing/2015/10/21/chartex" xmlns:cx3="http://schemas.microsoft.com/office/drawing/2016/5/9/chartex" xmlns:cx4="http://schemas.microsoft.com/office/drawing/2016/5/10/chartex" xmlns:cx5="http://schemas.microsoft.com/office/drawing/2016/5/11/chartex" xmlns:cx6="http://schemas.microsoft.com/office/drawing/2016/5/12/chartex" xmlns:cx7="http://schemas.microsoft.com/office/drawing/2016/5/13/chartex" xmlns:cx8="http://schemas.microsoft.com/office/drawing/2016/5/14/chartex" xmlns:mc="http://schemas.openxmlformats.org/markup-compatibility/2006" xmlns:aink="http://schemas.microsoft.com/office/drawing/2016/ink" xmlns:am3d="http://schemas.microsoft.com/office/drawing/2017/model3d" xmlns:o="urn:schemas-microsoft-com:office:office" xmlns:oel="http://schemas.microsoft.com/office/2019/extlst" xmlns:r="http://schemas.openxmlformats.org/officeDocument/2006/relationships" xmlns:m="http://schemas.openxmlformats.org/officeDocument/2006/math" xmlns:v="urn:schemas-microsoft-com:vml" xmlns:wp14="http://schemas.microsoft.com/office/word/2010/wordprocessingDrawing" xmlns:wp="http://schemas.openxmlformats.org/drawingml/2006/wordprocessingDrawing" xmlns:w10="urn:schemas-microsoft-com:office:word" xmlns:w="http://schemas.openxmlformats.org/wordprocessingml/2006/main" xmlns:w14="http://schemas.microsoft.com/office/word/2010/wordml" xmlns:w15="http://schemas.microsoft.com/office/word/2012/wordml" xmlns:w16cex="http://schemas.microsoft.com/office/word/2018/wordml/cex" xmlns:w16cid="http://schemas.microsoft.com/office/word/2016/wordml/cid" xmlns:w16="http://schemas.microsoft.com/office/word/2018/wordml" xmlns:w16du="http://schemas.microsoft.com/office/word/2023/wordml/word16du" xmlns:w16sdtdh="http://schemas.microsoft.com/office/word/2020/wordml/sdtdatahash" xmlns:w16sdtfl="http://schemas.microsoft.com/office/word/2024/wordml/sdtformatlock" xmlns:w16se="http://schemas.microsoft.com/office/word/2015/wordml/symex" xmlns:wpg="http://schemas.microsoft.com/office/word/2010/wordprocessingGroup" xmlns:wpi="http://schemas.microsoft.com/office/word/2010/wordprocessingInk" xmlns:wne="http://schemas.microsoft.com/office/word/2006/wordml" xmlns:wps="http://schemas.microsoft.com/office/word/2010/wordprocessingShape" mc:Ignorable="w14 w15 w16se w16cid w16 w16cex w16sdtdh w16sdtfl w16du wp14">
   <w:p/>
 </w:ftr>
 </file>
 
 <file path=word/footer4.xml><?xml version="1.0" encoding="utf-8"?>
-<w:ftr xmlns:wpc="http://schemas.microsoft.com/office/word/2010/wordprocessingCanvas" xmlns:cx="http://schemas.microsoft.com/office/drawing/2014/chartex" xmlns:cx1="http://schemas.microsoft.com/office/drawing/2015/9/8/chartex" xmlns:cx2="http://schemas.microsoft.com/office/drawing/2015/10/21/chartex" xmlns:cx3="http://schemas.microsoft.com/office/drawing/2016/5/9/chartex" xmlns:cx4="http://schemas.microsoft.com/office/drawing/2016/5/10/chartex" xmlns:cx5="http://schemas.microsoft.com/office/drawing/2016/5/11/chartex" xmlns:cx6="http://schemas.microsoft.com/office/drawing/2016/5/12/chartex" xmlns:cx7="http://schemas.microsoft.com/office/drawing/2016/5/13/chartex" xmlns:cx8="http://schemas.microsoft.com/office/drawing/2016/5/14/chartex" xmlns:mc="http://schemas.openxmlformats.org/markup-compatibility/2006" xmlns:m="http://schemas.openxmlformats.org/officeDocument/2006/math" xmlns:aink="http://schemas.microsoft.com/office/drawing/2016/ink" xmlns:am3d="http://schemas.microsoft.com/office/drawing/2017/model3d" xmlns:oel="http://schemas.microsoft.com/office/2019/extlst" xmlns:r="http://schemas.openxmlformats.org/officeDocument/2006/relationships" xmlns:wp14="http://schemas.microsoft.com/office/word/2010/wordprocessingDrawing" xmlns:wp="http://schemas.openxmlformats.org/drawingml/2006/wordprocessingDrawing" xmlns:wpg="http://schemas.microsoft.com/office/word/2010/wordprocessingGroup" xmlns:wpi="http://schemas.microsoft.com/office/word/2010/wordprocessingInk" xmlns:wps="http://schemas.microsoft.com/office/word/2010/wordprocessingShape" xmlns:o="urn:schemas-microsoft-com:office:office" xmlns:v="urn:schemas-microsoft-com:vml" xmlns:w10="urn:schemas-microsoft-com:office:word" xmlns:w="http://schemas.openxmlformats.org/wordprocessingml/2006/main" xmlns:w14="http://schemas.microsoft.com/office/word/2010/wordml" xmlns:w15="http://schemas.microsoft.com/office/word/2012/wordml" xmlns:w16cex="http://schemas.microsoft.com/office/word/2018/wordml/cex" xmlns:w16cid="http://schemas.microsoft.com/office/word/2016/wordml/cid" xmlns:w16="http://schemas.microsoft.com/office/word/2018/wordml" xmlns:w16sdtdh="http://schemas.microsoft.com/office/word/2020/wordml/sdtdatahash" xmlns:w16sdtfl="http://schemas.microsoft.com/office/word/2024/wordml/sdtformatlock" xmlns:w16se="http://schemas.microsoft.com/office/word/2015/wordml/symex" xmlns:w16du="http://schemas.microsoft.com/office/word/2023/wordml/word16du" xmlns:wne="http://schemas.microsoft.com/office/word/2006/wordml" mc:Ignorable="w14 w15 w16se w16cid w16 w16cex w16sdtdh w16sdtfl w16du wp14">
+<w:ftr xmlns:wpc="http://schemas.microsoft.com/office/word/2010/wordprocessingCanvas" xmlns:cx="http://schemas.microsoft.com/office/drawing/2014/chartex" xmlns:cx1="http://schemas.microsoft.com/office/drawing/2015/9/8/chartex" xmlns:cx2="http://schemas.microsoft.com/office/drawing/2015/10/21/chartex" xmlns:cx3="http://schemas.microsoft.com/office/drawing/2016/5/9/chartex" xmlns:cx4="http://schemas.microsoft.com/office/drawing/2016/5/10/chartex" xmlns:cx5="http://schemas.microsoft.com/office/drawing/2016/5/11/chartex" xmlns:cx6="http://schemas.microsoft.com/office/drawing/2016/5/12/chartex" xmlns:cx7="http://schemas.microsoft.com/office/drawing/2016/5/13/chartex" xmlns:cx8="http://schemas.microsoft.com/office/drawing/2016/5/14/chartex" xmlns:mc="http://schemas.openxmlformats.org/markup-compatibility/2006" xmlns:aink="http://schemas.microsoft.com/office/drawing/2016/ink" xmlns:am3d="http://schemas.microsoft.com/office/drawing/2017/model3d" xmlns:o="urn:schemas-microsoft-com:office:office" xmlns:oel="http://schemas.microsoft.com/office/2019/extlst" xmlns:r="http://schemas.openxmlformats.org/officeDocument/2006/relationships" xmlns:m="http://schemas.openxmlformats.org/officeDocument/2006/math" xmlns:v="urn:schemas-microsoft-com:vml" xmlns:wp14="http://schemas.microsoft.com/office/word/2010/wordprocessingDrawing" xmlns:wp="http://schemas.openxmlformats.org/drawingml/2006/wordprocessingDrawing" xmlns:w10="urn:schemas-microsoft-com:office:word" xmlns:w="http://schemas.openxmlformats.org/wordprocessingml/2006/main" xmlns:w14="http://schemas.microsoft.com/office/word/2010/wordml" xmlns:w15="http://schemas.microsoft.com/office/word/2012/wordml" xmlns:w16cex="http://schemas.microsoft.com/office/word/2018/wordml/cex" xmlns:w16cid="http://schemas.microsoft.com/office/word/2016/wordml/cid" xmlns:w16="http://schemas.microsoft.com/office/word/2018/wordml" xmlns:w16du="http://schemas.microsoft.com/office/word/2023/wordml/word16du" xmlns:w16sdtdh="http://schemas.microsoft.com/office/word/2020/wordml/sdtdatahash" xmlns:w16sdtfl="http://schemas.microsoft.com/office/word/2024/wordml/sdtformatlock" xmlns:w16se="http://schemas.microsoft.com/office/word/2015/wordml/symex" xmlns:wpg="http://schemas.microsoft.com/office/word/2010/wordprocessingGroup" xmlns:wpi="http://schemas.microsoft.com/office/word/2010/wordprocessingInk" xmlns:wne="http://schemas.microsoft.com/office/word/2006/wordml" xmlns:wps="http://schemas.microsoft.com/office/word/2010/wordprocessingShape" mc:Ignorable="w14 w15 w16se w16cid w16 w16cex w16sdtdh w16sdtfl w16du wp14">
   <w:p/>
 </w:ftr>
 </file>
 
 <file path=word/footer5.xml><?xml version="1.0" encoding="utf-8"?>
-<w:ftr xmlns:wpc="http://schemas.microsoft.com/office/word/2010/wordprocessingCanvas" xmlns:cx="http://schemas.microsoft.com/office/drawing/2014/chartex" xmlns:cx1="http://schemas.microsoft.com/office/drawing/2015/9/8/chartex" xmlns:cx2="http://schemas.microsoft.com/office/drawing/2015/10/21/chartex" xmlns:cx3="http://schemas.microsoft.com/office/drawing/2016/5/9/chartex" xmlns:cx4="http://schemas.microsoft.com/office/drawing/2016/5/10/chartex" xmlns:cx5="http://schemas.microsoft.com/office/drawing/2016/5/11/chartex" xmlns:cx6="http://schemas.microsoft.com/office/drawing/2016/5/12/chartex" xmlns:cx7="http://schemas.microsoft.com/office/drawing/2016/5/13/chartex" xmlns:cx8="http://schemas.microsoft.com/office/drawing/2016/5/14/chartex" xmlns:mc="http://schemas.openxmlformats.org/markup-compatibility/2006" xmlns:m="http://schemas.openxmlformats.org/officeDocument/2006/math" xmlns:aink="http://schemas.microsoft.com/office/drawing/2016/ink" xmlns:am3d="http://schemas.microsoft.com/office/drawing/2017/model3d" xmlns:oel="http://schemas.microsoft.com/office/2019/extlst" xmlns:r="http://schemas.openxmlformats.org/officeDocument/2006/relationships" xmlns:wp14="http://schemas.microsoft.com/office/word/2010/wordprocessingDrawing" xmlns:wp="http://schemas.openxmlformats.org/drawingml/2006/wordprocessingDrawing" xmlns:wpg="http://schemas.microsoft.com/office/word/2010/wordprocessingGroup" xmlns:wpi="http://schemas.microsoft.com/office/word/2010/wordprocessingInk" xmlns:wps="http://schemas.microsoft.com/office/word/2010/wordprocessingShape" xmlns:o="urn:schemas-microsoft-com:office:office" xmlns:v="urn:schemas-microsoft-com:vml" xmlns:w10="urn:schemas-microsoft-com:office:word" xmlns:w="http://schemas.openxmlformats.org/wordprocessingml/2006/main" xmlns:w14="http://schemas.microsoft.com/office/word/2010/wordml" xmlns:w15="http://schemas.microsoft.com/office/word/2012/wordml" xmlns:w16cex="http://schemas.microsoft.com/office/word/2018/wordml/cex" xmlns:w16cid="http://schemas.microsoft.com/office/word/2016/wordml/cid" xmlns:w16="http://schemas.microsoft.com/office/word/2018/wordml" xmlns:w16sdtdh="http://schemas.microsoft.com/office/word/2020/wordml/sdtdatahash" xmlns:w16sdtfl="http://schemas.microsoft.com/office/word/2024/wordml/sdtformatlock" xmlns:w16se="http://schemas.microsoft.com/office/word/2015/wordml/symex" xmlns:w16du="http://schemas.microsoft.com/office/word/2023/wordml/word16du" xmlns:wne="http://schemas.microsoft.com/office/word/2006/wordml" mc:Ignorable="w14 w15 w16se w16cid w16 w16cex w16sdtdh w16sdtfl w16du wp14">
+<w:ftr xmlns:wpc="http://schemas.microsoft.com/office/word/2010/wordprocessingCanvas" xmlns:cx="http://schemas.microsoft.com/office/drawing/2014/chartex" xmlns:cx1="http://schemas.microsoft.com/office/drawing/2015/9/8/chartex" xmlns:cx2="http://schemas.microsoft.com/office/drawing/2015/10/21/chartex" xmlns:cx3="http://schemas.microsoft.com/office/drawing/2016/5/9/chartex" xmlns:cx4="http://schemas.microsoft.com/office/drawing/2016/5/10/chartex" xmlns:cx5="http://schemas.microsoft.com/office/drawing/2016/5/11/chartex" xmlns:cx6="http://schemas.microsoft.com/office/drawing/2016/5/12/chartex" xmlns:cx7="http://schemas.microsoft.com/office/drawing/2016/5/13/chartex" xmlns:cx8="http://schemas.microsoft.com/office/drawing/2016/5/14/chartex" xmlns:mc="http://schemas.openxmlformats.org/markup-compatibility/2006" xmlns:aink="http://schemas.microsoft.com/office/drawing/2016/ink" xmlns:am3d="http://schemas.microsoft.com/office/drawing/2017/model3d" xmlns:o="urn:schemas-microsoft-com:office:office" xmlns:oel="http://schemas.microsoft.com/office/2019/extlst" xmlns:r="http://schemas.openxmlformats.org/officeDocument/2006/relationships" xmlns:m="http://schemas.openxmlformats.org/officeDocument/2006/math" xmlns:v="urn:schemas-microsoft-com:vml" xmlns:wp14="http://schemas.microsoft.com/office/word/2010/wordprocessingDrawing" xmlns:wp="http://schemas.openxmlformats.org/drawingml/2006/wordprocessingDrawing" xmlns:w10="urn:schemas-microsoft-com:office:word" xmlns:w="http://schemas.openxmlformats.org/wordprocessingml/2006/main" xmlns:w14="http://schemas.microsoft.com/office/word/2010/wordml" xmlns:w15="http://schemas.microsoft.com/office/word/2012/wordml" xmlns:w16cex="http://schemas.microsoft.com/office/word/2018/wordml/cex" xmlns:w16cid="http://schemas.microsoft.com/office/word/2016/wordml/cid" xmlns:w16="http://schemas.microsoft.com/office/word/2018/wordml" xmlns:w16du="http://schemas.microsoft.com/office/word/2023/wordml/word16du" xmlns:w16sdtdh="http://schemas.microsoft.com/office/word/2020/wordml/sdtdatahash" xmlns:w16sdtfl="http://schemas.microsoft.com/office/word/2024/wordml/sdtformatlock" xmlns:w16se="http://schemas.microsoft.com/office/word/2015/wordml/symex" xmlns:wpg="http://schemas.microsoft.com/office/word/2010/wordprocessingGroup" xmlns:wpi="http://schemas.microsoft.com/office/word/2010/wordprocessingInk" xmlns:wne="http://schemas.microsoft.com/office/word/2006/wordml" xmlns:wps="http://schemas.microsoft.com/office/word/2010/wordprocessingShape" mc:Ignorable="w14 w15 w16se w16cid w16 w16cex w16sdtdh w16sdtfl w16du wp14">
   <w:p/>
 </w:ftr>
 </file>
 
 <file path=word/footnotes.xml><?xml version="1.0" encoding="utf-8"?>
-<w:footnotes xmlns:wpc="http://schemas.microsoft.com/office/word/2010/wordprocessingCanvas" xmlns:cx="http://schemas.microsoft.com/office/drawing/2014/chartex" xmlns:cx1="http://schemas.microsoft.com/office/drawing/2015/9/8/chartex" xmlns:cx2="http://schemas.microsoft.com/office/drawing/2015/10/21/chartex" xmlns:cx3="http://schemas.microsoft.com/office/drawing/2016/5/9/chartex" xmlns:cx4="http://schemas.microsoft.com/office/drawing/2016/5/10/chartex" xmlns:cx5="http://schemas.microsoft.com/office/drawing/2016/5/11/chartex" xmlns:cx6="http://schemas.microsoft.com/office/drawing/2016/5/12/chartex" xmlns:cx7="http://schemas.microsoft.com/office/drawing/2016/5/13/chartex" xmlns:cx8="http://schemas.microsoft.com/office/drawing/2016/5/14/chartex" xmlns:mc="http://schemas.openxmlformats.org/markup-compatibility/2006" xmlns:m="http://schemas.openxmlformats.org/officeDocument/2006/math" xmlns:aink="http://schemas.microsoft.com/office/drawing/2016/ink" xmlns:am3d="http://schemas.microsoft.com/office/drawing/2017/model3d" xmlns:oel="http://schemas.microsoft.com/office/2019/extlst" xmlns:r="http://schemas.openxmlformats.org/officeDocument/2006/relationships" xmlns:wp14="http://schemas.microsoft.com/office/word/2010/wordprocessingDrawing" xmlns:wp="http://schemas.openxmlformats.org/drawingml/2006/wordprocessingDrawing" xmlns:wpg="http://schemas.microsoft.com/office/word/2010/wordprocessingGroup" xmlns:wpi="http://schemas.microsoft.com/office/word/2010/wordprocessingInk" xmlns:wps="http://schemas.microsoft.com/office/word/2010/wordprocessingShape" xmlns:o="urn:schemas-microsoft-com:office:office" xmlns:v="urn:schemas-microsoft-com:vml" xmlns:w10="urn:schemas-microsoft-com:office:word" xmlns:w="http://schemas.openxmlformats.org/wordprocessingml/2006/main" xmlns:w14="http://schemas.microsoft.com/office/word/2010/wordml" xmlns:w15="http://schemas.microsoft.com/office/word/2012/wordml" xmlns:w16cex="http://schemas.microsoft.com/office/word/2018/wordml/cex" xmlns:w16cid="http://schemas.microsoft.com/office/word/2016/wordml/cid" xmlns:w16="http://schemas.microsoft.com/office/word/2018/wordml" xmlns:w16sdtdh="http://schemas.microsoft.com/office/word/2020/wordml/sdtdatahash" xmlns:w16sdtfl="http://schemas.microsoft.com/office/word/2024/wordml/sdtformatlock" xmlns:w16se="http://schemas.microsoft.com/office/word/2015/wordml/symex" xmlns:w16du="http://schemas.microsoft.com/office/word/2023/wordml/word16du" xmlns:wne="http://schemas.microsoft.com/office/word/2006/wordml" mc:Ignorable="w14 w15 w16se w16cid w16 w16cex w16sdtdh w16sdtfl w16du wp14">
+<w:footnotes xmlns:wpc="http://schemas.microsoft.com/office/word/2010/wordprocessingCanvas" xmlns:cx="http://schemas.microsoft.com/office/drawing/2014/chartex" xmlns:cx1="http://schemas.microsoft.com/office/drawing/2015/9/8/chartex" xmlns:cx2="http://schemas.microsoft.com/office/drawing/2015/10/21/chartex" xmlns:cx3="http://schemas.microsoft.com/office/drawing/2016/5/9/chartex" xmlns:cx4="http://schemas.microsoft.com/office/drawing/2016/5/10/chartex" xmlns:cx5="http://schemas.microsoft.com/office/drawing/2016/5/11/chartex" xmlns:cx6="http://schemas.microsoft.com/office/drawing/2016/5/12/chartex" xmlns:cx7="http://schemas.microsoft.com/office/drawing/2016/5/13/chartex" xmlns:cx8="http://schemas.microsoft.com/office/drawing/2016/5/14/chartex" xmlns:mc="http://schemas.openxmlformats.org/markup-compatibility/2006" xmlns:aink="http://schemas.microsoft.com/office/drawing/2016/ink" xmlns:am3d="http://schemas.microsoft.com/office/drawing/2017/model3d" xmlns:o="urn:schemas-microsoft-com:office:office" xmlns:oel="http://schemas.microsoft.com/office/2019/extlst" xmlns:r="http://schemas.openxmlformats.org/officeDocument/2006/relationships" xmlns:m="http://schemas.openxmlformats.org/officeDocument/2006/math" xmlns:v="urn:schemas-microsoft-com:vml" xmlns:wp14="http://schemas.microsoft.com/office/word/2010/wordprocessingDrawing" xmlns:wp="http://schemas.openxmlformats.org/drawingml/2006/wordprocessingDrawing" xmlns:w10="urn:schemas-microsoft-com:office:word" xmlns:w="http://schemas.openxmlformats.org/wordprocessingml/2006/main" xmlns:w14="http://schemas.microsoft.com/office/word/2010/wordml" xmlns:w15="http://schemas.microsoft.com/office/word/2012/wordml" xmlns:w16cex="http://schemas.microsoft.com/office/word/2018/wordml/cex" xmlns:w16cid="http://schemas.microsoft.com/office/word/2016/wordml/cid" xmlns:w16="http://schemas.microsoft.com/office/word/2018/wordml" xmlns:w16du="http://schemas.microsoft.com/office/word/2023/wordml/word16du" xmlns:w16sdtdh="http://schemas.microsoft.com/office/word/2020/wordml/sdtdatahash" xmlns:w16sdtfl="http://schemas.microsoft.com/office/word/2024/wordml/sdtformatlock" xmlns:w16se="http://schemas.microsoft.com/office/word/2015/wordml/symex" xmlns:wpg="http://schemas.microsoft.com/office/word/2010/wordprocessingGroup" xmlns:wpi="http://schemas.microsoft.com/office/word/2010/wordprocessingInk" xmlns:wne="http://schemas.microsoft.com/office/word/2006/wordml" xmlns:wps="http://schemas.microsoft.com/office/word/2010/wordprocessingShape" mc:Ignorable="w14 w15 w16se w16cid w16 w16cex w16sdtdh w16sdtfl w16du wp14">
   <w:footnote w:type="separator" w:id="-1">
     <w:p>
       <w:r>
@@ -7101,7 +8557,7 @@
 </file>
 
 <file path=word/header1.xml><?xml version="1.0" encoding="utf-8"?>
-<w:hdr xmlns:wpc="http://schemas.microsoft.com/office/word/2010/wordprocessingCanvas" xmlns:cx="http://schemas.microsoft.com/office/drawing/2014/chartex" xmlns:cx1="http://schemas.microsoft.com/office/drawing/2015/9/8/chartex" xmlns:cx2="http://schemas.microsoft.com/office/drawing/2015/10/21/chartex" xmlns:cx3="http://schemas.microsoft.com/office/drawing/2016/5/9/chartex" xmlns:cx4="http://schemas.microsoft.com/office/drawing/2016/5/10/chartex" xmlns:cx5="http://schemas.microsoft.com/office/drawing/2016/5/11/chartex" xmlns:cx6="http://schemas.microsoft.com/office/drawing/2016/5/12/chartex" xmlns:cx7="http://schemas.microsoft.com/office/drawing/2016/5/13/chartex" xmlns:cx8="http://schemas.microsoft.com/office/drawing/2016/5/14/chartex" xmlns:mc="http://schemas.openxmlformats.org/markup-compatibility/2006" xmlns:m="http://schemas.openxmlformats.org/officeDocument/2006/math" xmlns:aink="http://schemas.microsoft.com/office/drawing/2016/ink" xmlns:am3d="http://schemas.microsoft.com/office/drawing/2017/model3d" xmlns:oel="http://schemas.microsoft.com/office/2019/extlst" xmlns:r="http://schemas.openxmlformats.org/officeDocument/2006/relationships" xmlns:wp14="http://schemas.microsoft.com/office/word/2010/wordprocessingDrawing" xmlns:wp="http://schemas.openxmlformats.org/drawingml/2006/wordprocessingDrawing" xmlns:wpg="http://schemas.microsoft.com/office/word/2010/wordprocessingGroup" xmlns:wpi="http://schemas.microsoft.com/office/word/2010/wordprocessingInk" xmlns:wps="http://schemas.microsoft.com/office/word/2010/wordprocessingShape" xmlns:o="urn:schemas-microsoft-com:office:office" xmlns:v="urn:schemas-microsoft-com:vml" xmlns:w10="urn:schemas-microsoft-com:office:word" xmlns:w="http://schemas.openxmlformats.org/wordprocessingml/2006/main" xmlns:w14="http://schemas.microsoft.com/office/word/2010/wordml" xmlns:w15="http://schemas.microsoft.com/office/word/2012/wordml" xmlns:w16cex="http://schemas.microsoft.com/office/word/2018/wordml/cex" xmlns:w16cid="http://schemas.microsoft.com/office/word/2016/wordml/cid" xmlns:w16="http://schemas.microsoft.com/office/word/2018/wordml" xmlns:w16sdtdh="http://schemas.microsoft.com/office/word/2020/wordml/sdtdatahash" xmlns:w16sdtfl="http://schemas.microsoft.com/office/word/2024/wordml/sdtformatlock" xmlns:w16se="http://schemas.microsoft.com/office/word/2015/wordml/symex" xmlns:w16du="http://schemas.microsoft.com/office/word/2023/wordml/word16du" xmlns:wne="http://schemas.microsoft.com/office/word/2006/wordml" mc:Ignorable="w14 w15 w16se w16cid w16 w16cex w16sdtdh w16sdtfl w16du wp14">
+<w:hdr xmlns:wpc="http://schemas.microsoft.com/office/word/2010/wordprocessingCanvas" xmlns:cx="http://schemas.microsoft.com/office/drawing/2014/chartex" xmlns:cx1="http://schemas.microsoft.com/office/drawing/2015/9/8/chartex" xmlns:cx2="http://schemas.microsoft.com/office/drawing/2015/10/21/chartex" xmlns:cx3="http://schemas.microsoft.com/office/drawing/2016/5/9/chartex" xmlns:cx4="http://schemas.microsoft.com/office/drawing/2016/5/10/chartex" xmlns:cx5="http://schemas.microsoft.com/office/drawing/2016/5/11/chartex" xmlns:cx6="http://schemas.microsoft.com/office/drawing/2016/5/12/chartex" xmlns:cx7="http://schemas.microsoft.com/office/drawing/2016/5/13/chartex" xmlns:cx8="http://schemas.microsoft.com/office/drawing/2016/5/14/chartex" xmlns:mc="http://schemas.openxmlformats.org/markup-compatibility/2006" xmlns:aink="http://schemas.microsoft.com/office/drawing/2016/ink" xmlns:am3d="http://schemas.microsoft.com/office/drawing/2017/model3d" xmlns:o="urn:schemas-microsoft-com:office:office" xmlns:oel="http://schemas.microsoft.com/office/2019/extlst" xmlns:r="http://schemas.openxmlformats.org/officeDocument/2006/relationships" xmlns:m="http://schemas.openxmlformats.org/officeDocument/2006/math" xmlns:v="urn:schemas-microsoft-com:vml" xmlns:wp14="http://schemas.microsoft.com/office/word/2010/wordprocessingDrawing" xmlns:wp="http://schemas.openxmlformats.org/drawingml/2006/wordprocessingDrawing" xmlns:w10="urn:schemas-microsoft-com:office:word" xmlns:w="http://schemas.openxmlformats.org/wordprocessingml/2006/main" xmlns:w14="http://schemas.microsoft.com/office/word/2010/wordml" xmlns:w15="http://schemas.microsoft.com/office/word/2012/wordml" xmlns:w16cex="http://schemas.microsoft.com/office/word/2018/wordml/cex" xmlns:w16cid="http://schemas.microsoft.com/office/word/2016/wordml/cid" xmlns:w16="http://schemas.microsoft.com/office/word/2018/wordml" xmlns:w16du="http://schemas.microsoft.com/office/word/2023/wordml/word16du" xmlns:w16sdtdh="http://schemas.microsoft.com/office/word/2020/wordml/sdtdatahash" xmlns:w16sdtfl="http://schemas.microsoft.com/office/word/2024/wordml/sdtformatlock" xmlns:w16se="http://schemas.microsoft.com/office/word/2015/wordml/symex" xmlns:wpg="http://schemas.microsoft.com/office/word/2010/wordprocessingGroup" xmlns:wpi="http://schemas.microsoft.com/office/word/2010/wordprocessingInk" xmlns:wne="http://schemas.microsoft.com/office/word/2006/wordml" xmlns:wps="http://schemas.microsoft.com/office/word/2010/wordprocessingShape" mc:Ignorable="w14 w15 w16se w16cid w16 w16cex w16sdtdh w16sdtfl w16du wp14">
   <w:tbl>
     <w:tblPr>
       <w:tblW w:w="0" w:type="auto"/>
@@ -7190,21 +8646,7 @@
               <w:b w:val="0"/>
               <w:sz w:val="20"/>
             </w:rPr>
-            <w:t>2</w:t>
-          </w:r>
-          <w:r>
-            <w:rPr>
-              <w:b w:val="0"/>
-              <w:sz w:val="20"/>
-            </w:rPr>
-            <w:t>.</w:t>
-          </w:r>
-          <w:r>
-            <w:rPr>
-              <w:b w:val="0"/>
-              <w:sz w:val="20"/>
-            </w:rPr>
-            <w:t>2</w:t>
+            <w:t>3.0</w:t>
           </w:r>
         </w:p>
       </w:tc>
@@ -7309,145 +8751,32 @@
 </file>
 
 <file path=word/header2.xml><?xml version="1.0" encoding="utf-8"?>
-<w:hdr xmlns:wpc="http://schemas.microsoft.com/office/word/2010/wordprocessingCanvas" xmlns:cx="http://schemas.microsoft.com/office/drawing/2014/chartex" xmlns:cx1="http://schemas.microsoft.com/office/drawing/2015/9/8/chartex" xmlns:cx2="http://schemas.microsoft.com/office/drawing/2015/10/21/chartex" xmlns:cx3="http://schemas.microsoft.com/office/drawing/2016/5/9/chartex" xmlns:cx4="http://schemas.microsoft.com/office/drawing/2016/5/10/chartex" xmlns:cx5="http://schemas.microsoft.com/office/drawing/2016/5/11/chartex" xmlns:cx6="http://schemas.microsoft.com/office/drawing/2016/5/12/chartex" xmlns:cx7="http://schemas.microsoft.com/office/drawing/2016/5/13/chartex" xmlns:cx8="http://schemas.microsoft.com/office/drawing/2016/5/14/chartex" xmlns:mc="http://schemas.openxmlformats.org/markup-compatibility/2006" xmlns:m="http://schemas.openxmlformats.org/officeDocument/2006/math" xmlns:aink="http://schemas.microsoft.com/office/drawing/2016/ink" xmlns:am3d="http://schemas.microsoft.com/office/drawing/2017/model3d" xmlns:oel="http://schemas.microsoft.com/office/2019/extlst" xmlns:r="http://schemas.openxmlformats.org/officeDocument/2006/relationships" xmlns:wp14="http://schemas.microsoft.com/office/word/2010/wordprocessingDrawing" xmlns:wp="http://schemas.openxmlformats.org/drawingml/2006/wordprocessingDrawing" xmlns:wpg="http://schemas.microsoft.com/office/word/2010/wordprocessingGroup" xmlns:wpi="http://schemas.microsoft.com/office/word/2010/wordprocessingInk" xmlns:wps="http://schemas.microsoft.com/office/word/2010/wordprocessingShape" xmlns:o="urn:schemas-microsoft-com:office:office" xmlns:v="urn:schemas-microsoft-com:vml" xmlns:w10="urn:schemas-microsoft-com:office:word" xmlns:w="http://schemas.openxmlformats.org/wordprocessingml/2006/main" xmlns:w14="http://schemas.microsoft.com/office/word/2010/wordml" xmlns:w15="http://schemas.microsoft.com/office/word/2012/wordml" xmlns:w16cex="http://schemas.microsoft.com/office/word/2018/wordml/cex" xmlns:w16cid="http://schemas.microsoft.com/office/word/2016/wordml/cid" xmlns:w16="http://schemas.microsoft.com/office/word/2018/wordml" xmlns:w16sdtdh="http://schemas.microsoft.com/office/word/2020/wordml/sdtdatahash" xmlns:w16sdtfl="http://schemas.microsoft.com/office/word/2024/wordml/sdtformatlock" xmlns:w16se="http://schemas.microsoft.com/office/word/2015/wordml/symex" xmlns:w16du="http://schemas.microsoft.com/office/word/2023/wordml/word16du" xmlns:wne="http://schemas.microsoft.com/office/word/2006/wordml" mc:Ignorable="w14 w15 w16se w16cid w16 w16cex w16sdtdh w16sdtfl w16du wp14">
+<w:hdr xmlns:wpc="http://schemas.microsoft.com/office/word/2010/wordprocessingCanvas" xmlns:cx="http://schemas.microsoft.com/office/drawing/2014/chartex" xmlns:cx1="http://schemas.microsoft.com/office/drawing/2015/9/8/chartex" xmlns:cx2="http://schemas.microsoft.com/office/drawing/2015/10/21/chartex" xmlns:cx3="http://schemas.microsoft.com/office/drawing/2016/5/9/chartex" xmlns:cx4="http://schemas.microsoft.com/office/drawing/2016/5/10/chartex" xmlns:cx5="http://schemas.microsoft.com/office/drawing/2016/5/11/chartex" xmlns:cx6="http://schemas.microsoft.com/office/drawing/2016/5/12/chartex" xmlns:cx7="http://schemas.microsoft.com/office/drawing/2016/5/13/chartex" xmlns:cx8="http://schemas.microsoft.com/office/drawing/2016/5/14/chartex" xmlns:mc="http://schemas.openxmlformats.org/markup-compatibility/2006" xmlns:aink="http://schemas.microsoft.com/office/drawing/2016/ink" xmlns:am3d="http://schemas.microsoft.com/office/drawing/2017/model3d" xmlns:o="urn:schemas-microsoft-com:office:office" xmlns:oel="http://schemas.microsoft.com/office/2019/extlst" xmlns:r="http://schemas.openxmlformats.org/officeDocument/2006/relationships" xmlns:m="http://schemas.openxmlformats.org/officeDocument/2006/math" xmlns:v="urn:schemas-microsoft-com:vml" xmlns:wp14="http://schemas.microsoft.com/office/word/2010/wordprocessingDrawing" xmlns:wp="http://schemas.openxmlformats.org/drawingml/2006/wordprocessingDrawing" xmlns:w10="urn:schemas-microsoft-com:office:word" xmlns:w="http://schemas.openxmlformats.org/wordprocessingml/2006/main" xmlns:w14="http://schemas.microsoft.com/office/word/2010/wordml" xmlns:w15="http://schemas.microsoft.com/office/word/2012/wordml" xmlns:w16cex="http://schemas.microsoft.com/office/word/2018/wordml/cex" xmlns:w16cid="http://schemas.microsoft.com/office/word/2016/wordml/cid" xmlns:w16="http://schemas.microsoft.com/office/word/2018/wordml" xmlns:w16du="http://schemas.microsoft.com/office/word/2023/wordml/word16du" xmlns:w16sdtdh="http://schemas.microsoft.com/office/word/2020/wordml/sdtdatahash" xmlns:w16sdtfl="http://schemas.microsoft.com/office/word/2024/wordml/sdtformatlock" xmlns:w16se="http://schemas.microsoft.com/office/word/2015/wordml/symex" xmlns:wpg="http://schemas.microsoft.com/office/word/2010/wordprocessingGroup" xmlns:wpi="http://schemas.microsoft.com/office/word/2010/wordprocessingInk" xmlns:wne="http://schemas.microsoft.com/office/word/2006/wordml" xmlns:wps="http://schemas.microsoft.com/office/word/2010/wordprocessingShape" mc:Ignorable="w14 w15 w16se w16cid w16 w16cex w16sdtdh w16sdtfl w16du wp14">
   <w:p/>
 </w:hdr>
 </file>
 
 <file path=word/header3.xml><?xml version="1.0" encoding="utf-8"?>
-<w:hdr xmlns:wpc="http://schemas.microsoft.com/office/word/2010/wordprocessingCanvas" xmlns:cx="http://schemas.microsoft.com/office/drawing/2014/chartex" xmlns:cx1="http://schemas.microsoft.com/office/drawing/2015/9/8/chartex" xmlns:cx2="http://schemas.microsoft.com/office/drawing/2015/10/21/chartex" xmlns:cx3="http://schemas.microsoft.com/office/drawing/2016/5/9/chartex" xmlns:cx4="http://schemas.microsoft.com/office/drawing/2016/5/10/chartex" xmlns:cx5="http://schemas.microsoft.com/office/drawing/2016/5/11/chartex" xmlns:cx6="http://schemas.microsoft.com/office/drawing/2016/5/12/chartex" xmlns:cx7="http://schemas.microsoft.com/office/drawing/2016/5/13/chartex" xmlns:cx8="http://schemas.microsoft.com/office/drawing/2016/5/14/chartex" xmlns:mc="http://schemas.openxmlformats.org/markup-compatibility/2006" xmlns:m="http://schemas.openxmlformats.org/officeDocument/2006/math" xmlns:aink="http://schemas.microsoft.com/office/drawing/2016/ink" xmlns:am3d="http://schemas.microsoft.com/office/drawing/2017/model3d" xmlns:oel="http://schemas.microsoft.com/office/2019/extlst" xmlns:r="http://schemas.openxmlformats.org/officeDocument/2006/relationships" xmlns:wp14="http://schemas.microsoft.com/office/word/2010/wordprocessingDrawing" xmlns:wp="http://schemas.openxmlformats.org/drawingml/2006/wordprocessingDrawing" xmlns:wpg="http://schemas.microsoft.com/office/word/2010/wordprocessingGroup" xmlns:wpi="http://schemas.microsoft.com/office/word/2010/wordprocessingInk" xmlns:wps="http://schemas.microsoft.com/office/word/2010/wordprocessingShape" xmlns:o="urn:schemas-microsoft-com:office:office" xmlns:v="urn:schemas-microsoft-com:vml" xmlns:w10="urn:schemas-microsoft-com:office:word" xmlns:w="http://schemas.openxmlformats.org/wordprocessingml/2006/main" xmlns:w14="http://schemas.microsoft.com/office/word/2010/wordml" xmlns:w15="http://schemas.microsoft.com/office/word/2012/wordml" xmlns:w16cex="http://schemas.microsoft.com/office/word/2018/wordml/cex" xmlns:w16cid="http://schemas.microsoft.com/office/word/2016/wordml/cid" xmlns:w16="http://schemas.microsoft.com/office/word/2018/wordml" xmlns:w16sdtdh="http://schemas.microsoft.com/office/word/2020/wordml/sdtdatahash" xmlns:w16sdtfl="http://schemas.microsoft.com/office/word/2024/wordml/sdtformatlock" xmlns:w16se="http://schemas.microsoft.com/office/word/2015/wordml/symex" xmlns:w16du="http://schemas.microsoft.com/office/word/2023/wordml/word16du" xmlns:wne="http://schemas.microsoft.com/office/word/2006/wordml" mc:Ignorable="w14 w15 w16se w16cid w16 w16cex w16sdtdh w16sdtfl w16du wp14">
+<w:hdr xmlns:wpc="http://schemas.microsoft.com/office/word/2010/wordprocessingCanvas" xmlns:cx="http://schemas.microsoft.com/office/drawing/2014/chartex" xmlns:cx1="http://schemas.microsoft.com/office/drawing/2015/9/8/chartex" xmlns:cx2="http://schemas.microsoft.com/office/drawing/2015/10/21/chartex" xmlns:cx3="http://schemas.microsoft.com/office/drawing/2016/5/9/chartex" xmlns:cx4="http://schemas.microsoft.com/office/drawing/2016/5/10/chartex" xmlns:cx5="http://schemas.microsoft.com/office/drawing/2016/5/11/chartex" xmlns:cx6="http://schemas.microsoft.com/office/drawing/2016/5/12/chartex" xmlns:cx7="http://schemas.microsoft.com/office/drawing/2016/5/13/chartex" xmlns:cx8="http://schemas.microsoft.com/office/drawing/2016/5/14/chartex" xmlns:mc="http://schemas.openxmlformats.org/markup-compatibility/2006" xmlns:aink="http://schemas.microsoft.com/office/drawing/2016/ink" xmlns:am3d="http://schemas.microsoft.com/office/drawing/2017/model3d" xmlns:o="urn:schemas-microsoft-com:office:office" xmlns:oel="http://schemas.microsoft.com/office/2019/extlst" xmlns:r="http://schemas.openxmlformats.org/officeDocument/2006/relationships" xmlns:m="http://schemas.openxmlformats.org/officeDocument/2006/math" xmlns:v="urn:schemas-microsoft-com:vml" xmlns:wp14="http://schemas.microsoft.com/office/word/2010/wordprocessingDrawing" xmlns:wp="http://schemas.openxmlformats.org/drawingml/2006/wordprocessingDrawing" xmlns:w10="urn:schemas-microsoft-com:office:word" xmlns:w="http://schemas.openxmlformats.org/wordprocessingml/2006/main" xmlns:w14="http://schemas.microsoft.com/office/word/2010/wordml" xmlns:w15="http://schemas.microsoft.com/office/word/2012/wordml" xmlns:w16cex="http://schemas.microsoft.com/office/word/2018/wordml/cex" xmlns:w16cid="http://schemas.microsoft.com/office/word/2016/wordml/cid" xmlns:w16="http://schemas.microsoft.com/office/word/2018/wordml" xmlns:w16du="http://schemas.microsoft.com/office/word/2023/wordml/word16du" xmlns:w16sdtdh="http://schemas.microsoft.com/office/word/2020/wordml/sdtdatahash" xmlns:w16sdtfl="http://schemas.microsoft.com/office/word/2024/wordml/sdtformatlock" xmlns:w16se="http://schemas.microsoft.com/office/word/2015/wordml/symex" xmlns:wpg="http://schemas.microsoft.com/office/word/2010/wordprocessingGroup" xmlns:wpi="http://schemas.microsoft.com/office/word/2010/wordprocessingInk" xmlns:wne="http://schemas.microsoft.com/office/word/2006/wordml" xmlns:wps="http://schemas.microsoft.com/office/word/2010/wordprocessingShape" mc:Ignorable="w14 w15 w16se w16cid w16 w16cex w16sdtdh w16sdtfl w16du wp14">
   <w:p/>
 </w:hdr>
 </file>
 
 <file path=word/header4.xml><?xml version="1.0" encoding="utf-8"?>
-<w:hdr xmlns:wpc="http://schemas.microsoft.com/office/word/2010/wordprocessingCanvas" xmlns:cx="http://schemas.microsoft.com/office/drawing/2014/chartex" xmlns:cx1="http://schemas.microsoft.com/office/drawing/2015/9/8/chartex" xmlns:cx2="http://schemas.microsoft.com/office/drawing/2015/10/21/chartex" xmlns:cx3="http://schemas.microsoft.com/office/drawing/2016/5/9/chartex" xmlns:cx4="http://schemas.microsoft.com/office/drawing/2016/5/10/chartex" xmlns:cx5="http://schemas.microsoft.com/office/drawing/2016/5/11/chartex" xmlns:cx6="http://schemas.microsoft.com/office/drawing/2016/5/12/chartex" xmlns:cx7="http://schemas.microsoft.com/office/drawing/2016/5/13/chartex" xmlns:cx8="http://schemas.microsoft.com/office/drawing/2016/5/14/chartex" xmlns:mc="http://schemas.openxmlformats.org/markup-compatibility/2006" xmlns:m="http://schemas.openxmlformats.org/officeDocument/2006/math" xmlns:aink="http://schemas.microsoft.com/office/drawing/2016/ink" xmlns:am3d="http://schemas.microsoft.com/office/drawing/2017/model3d" xmlns:oel="http://schemas.microsoft.com/office/2019/extlst" xmlns:r="http://schemas.openxmlformats.org/officeDocument/2006/relationships" xmlns:wp14="http://schemas.microsoft.com/office/word/2010/wordprocessingDrawing" xmlns:wp="http://schemas.openxmlformats.org/drawingml/2006/wordprocessingDrawing" xmlns:wpg="http://schemas.microsoft.com/office/word/2010/wordprocessingGroup" xmlns:wpi="http://schemas.microsoft.com/office/word/2010/wordprocessingInk" xmlns:wps="http://schemas.microsoft.com/office/word/2010/wordprocessingShape" xmlns:o="urn:schemas-microsoft-com:office:office" xmlns:v="urn:schemas-microsoft-com:vml" xmlns:w10="urn:schemas-microsoft-com:office:word" xmlns:w="http://schemas.openxmlformats.org/wordprocessingml/2006/main" xmlns:w14="http://schemas.microsoft.com/office/word/2010/wordml" xmlns:w15="http://schemas.microsoft.com/office/word/2012/wordml" xmlns:w16cex="http://schemas.microsoft.com/office/word/2018/wordml/cex" xmlns:w16cid="http://schemas.microsoft.com/office/word/2016/wordml/cid" xmlns:w16="http://schemas.microsoft.com/office/word/2018/wordml" xmlns:w16sdtdh="http://schemas.microsoft.com/office/word/2020/wordml/sdtdatahash" xmlns:w16sdtfl="http://schemas.microsoft.com/office/word/2024/wordml/sdtformatlock" xmlns:w16se="http://schemas.microsoft.com/office/word/2015/wordml/symex" xmlns:w16du="http://schemas.microsoft.com/office/word/2023/wordml/word16du" xmlns:wne="http://schemas.microsoft.com/office/word/2006/wordml" mc:Ignorable="w14 w15 w16se w16cid w16 w16cex w16sdtdh w16sdtfl w16du wp14">
+<w:hdr xmlns:wpc="http://schemas.microsoft.com/office/word/2010/wordprocessingCanvas" xmlns:cx="http://schemas.microsoft.com/office/drawing/2014/chartex" xmlns:cx1="http://schemas.microsoft.com/office/drawing/2015/9/8/chartex" xmlns:cx2="http://schemas.microsoft.com/office/drawing/2015/10/21/chartex" xmlns:cx3="http://schemas.microsoft.com/office/drawing/2016/5/9/chartex" xmlns:cx4="http://schemas.microsoft.com/office/drawing/2016/5/10/chartex" xmlns:cx5="http://schemas.microsoft.com/office/drawing/2016/5/11/chartex" xmlns:cx6="http://schemas.microsoft.com/office/drawing/2016/5/12/chartex" xmlns:cx7="http://schemas.microsoft.com/office/drawing/2016/5/13/chartex" xmlns:cx8="http://schemas.microsoft.com/office/drawing/2016/5/14/chartex" xmlns:mc="http://schemas.openxmlformats.org/markup-compatibility/2006" xmlns:aink="http://schemas.microsoft.com/office/drawing/2016/ink" xmlns:am3d="http://schemas.microsoft.com/office/drawing/2017/model3d" xmlns:o="urn:schemas-microsoft-com:office:office" xmlns:oel="http://schemas.microsoft.com/office/2019/extlst" xmlns:r="http://schemas.openxmlformats.org/officeDocument/2006/relationships" xmlns:m="http://schemas.openxmlformats.org/officeDocument/2006/math" xmlns:v="urn:schemas-microsoft-com:vml" xmlns:wp14="http://schemas.microsoft.com/office/word/2010/wordprocessingDrawing" xmlns:wp="http://schemas.openxmlformats.org/drawingml/2006/wordprocessingDrawing" xmlns:w10="urn:schemas-microsoft-com:office:word" xmlns:w="http://schemas.openxmlformats.org/wordprocessingml/2006/main" xmlns:w14="http://schemas.microsoft.com/office/word/2010/wordml" xmlns:w15="http://schemas.microsoft.com/office/word/2012/wordml" xmlns:w16cex="http://schemas.microsoft.com/office/word/2018/wordml/cex" xmlns:w16cid="http://schemas.microsoft.com/office/word/2016/wordml/cid" xmlns:w16="http://schemas.microsoft.com/office/word/2018/wordml" xmlns:w16du="http://schemas.microsoft.com/office/word/2023/wordml/word16du" xmlns:w16sdtdh="http://schemas.microsoft.com/office/word/2020/wordml/sdtdatahash" xmlns:w16sdtfl="http://schemas.microsoft.com/office/word/2024/wordml/sdtformatlock" xmlns:w16se="http://schemas.microsoft.com/office/word/2015/wordml/symex" xmlns:wpg="http://schemas.microsoft.com/office/word/2010/wordprocessingGroup" xmlns:wpi="http://schemas.microsoft.com/office/word/2010/wordprocessingInk" xmlns:wne="http://schemas.microsoft.com/office/word/2006/wordml" xmlns:wps="http://schemas.microsoft.com/office/word/2010/wordprocessingShape" mc:Ignorable="w14 w15 w16se w16cid w16 w16cex w16sdtdh w16sdtfl w16du wp14">
   <w:p/>
 </w:hdr>
 </file>
 
 <file path=word/header5.xml><?xml version="1.0" encoding="utf-8"?>
-<w:hdr xmlns:wpc="http://schemas.microsoft.com/office/word/2010/wordprocessingCanvas" xmlns:cx="http://schemas.microsoft.com/office/drawing/2014/chartex" xmlns:cx1="http://schemas.microsoft.com/office/drawing/2015/9/8/chartex" xmlns:cx2="http://schemas.microsoft.com/office/drawing/2015/10/21/chartex" xmlns:cx3="http://schemas.microsoft.com/office/drawing/2016/5/9/chartex" xmlns:cx4="http://schemas.microsoft.com/office/drawing/2016/5/10/chartex" xmlns:cx5="http://schemas.microsoft.com/office/drawing/2016/5/11/chartex" xmlns:cx6="http://schemas.microsoft.com/office/drawing/2016/5/12/chartex" xmlns:cx7="http://schemas.microsoft.com/office/drawing/2016/5/13/chartex" xmlns:cx8="http://schemas.microsoft.com/office/drawing/2016/5/14/chartex" xmlns:mc="http://schemas.openxmlformats.org/markup-compatibility/2006" xmlns:m="http://schemas.openxmlformats.org/officeDocument/2006/math" xmlns:aink="http://schemas.microsoft.com/office/drawing/2016/ink" xmlns:am3d="http://schemas.microsoft.com/office/drawing/2017/model3d" xmlns:oel="http://schemas.microsoft.com/office/2019/extlst" xmlns:r="http://schemas.openxmlformats.org/officeDocument/2006/relationships" xmlns:wp14="http://schemas.microsoft.com/office/word/2010/wordprocessingDrawing" xmlns:wp="http://schemas.openxmlformats.org/drawingml/2006/wordprocessingDrawing" xmlns:wpg="http://schemas.microsoft.com/office/word/2010/wordprocessingGroup" xmlns:wpi="http://schemas.microsoft.com/office/word/2010/wordprocessingInk" xmlns:wps="http://schemas.microsoft.com/office/word/2010/wordprocessingShape" xmlns:o="urn:schemas-microsoft-com:office:office" xmlns:v="urn:schemas-microsoft-com:vml" xmlns:w10="urn:schemas-microsoft-com:office:word" xmlns:w="http://schemas.openxmlformats.org/wordprocessingml/2006/main" xmlns:w14="http://schemas.microsoft.com/office/word/2010/wordml" xmlns:w15="http://schemas.microsoft.com/office/word/2012/wordml" xmlns:w16cex="http://schemas.microsoft.com/office/word/2018/wordml/cex" xmlns:w16cid="http://schemas.microsoft.com/office/word/2016/wordml/cid" xmlns:w16="http://schemas.microsoft.com/office/word/2018/wordml" xmlns:w16sdtdh="http://schemas.microsoft.com/office/word/2020/wordml/sdtdatahash" xmlns:w16sdtfl="http://schemas.microsoft.com/office/word/2024/wordml/sdtformatlock" xmlns:w16se="http://schemas.microsoft.com/office/word/2015/wordml/symex" xmlns:w16du="http://schemas.microsoft.com/office/word/2023/wordml/word16du" xmlns:wne="http://schemas.microsoft.com/office/word/2006/wordml" mc:Ignorable="w14 w15 w16se w16cid w16 w16cex w16sdtdh w16sdtfl w16du wp14">
+<w:hdr xmlns:wpc="http://schemas.microsoft.com/office/word/2010/wordprocessingCanvas" xmlns:cx="http://schemas.microsoft.com/office/drawing/2014/chartex" xmlns:cx1="http://schemas.microsoft.com/office/drawing/2015/9/8/chartex" xmlns:cx2="http://schemas.microsoft.com/office/drawing/2015/10/21/chartex" xmlns:cx3="http://schemas.microsoft.com/office/drawing/2016/5/9/chartex" xmlns:cx4="http://schemas.microsoft.com/office/drawing/2016/5/10/chartex" xmlns:cx5="http://schemas.microsoft.com/office/drawing/2016/5/11/chartex" xmlns:cx6="http://schemas.microsoft.com/office/drawing/2016/5/12/chartex" xmlns:cx7="http://schemas.microsoft.com/office/drawing/2016/5/13/chartex" xmlns:cx8="http://schemas.microsoft.com/office/drawing/2016/5/14/chartex" xmlns:mc="http://schemas.openxmlformats.org/markup-compatibility/2006" xmlns:aink="http://schemas.microsoft.com/office/drawing/2016/ink" xmlns:am3d="http://schemas.microsoft.com/office/drawing/2017/model3d" xmlns:o="urn:schemas-microsoft-com:office:office" xmlns:oel="http://schemas.microsoft.com/office/2019/extlst" xmlns:r="http://schemas.openxmlformats.org/officeDocument/2006/relationships" xmlns:m="http://schemas.openxmlformats.org/officeDocument/2006/math" xmlns:v="urn:schemas-microsoft-com:vml" xmlns:wp14="http://schemas.microsoft.com/office/word/2010/wordprocessingDrawing" xmlns:wp="http://schemas.openxmlformats.org/drawingml/2006/wordprocessingDrawing" xmlns:w10="urn:schemas-microsoft-com:office:word" xmlns:w="http://schemas.openxmlformats.org/wordprocessingml/2006/main" xmlns:w14="http://schemas.microsoft.com/office/word/2010/wordml" xmlns:w15="http://schemas.microsoft.com/office/word/2012/wordml" xmlns:w16cex="http://schemas.microsoft.com/office/word/2018/wordml/cex" xmlns:w16cid="http://schemas.microsoft.com/office/word/2016/wordml/cid" xmlns:w16="http://schemas.microsoft.com/office/word/2018/wordml" xmlns:w16du="http://schemas.microsoft.com/office/word/2023/wordml/word16du" xmlns:w16sdtdh="http://schemas.microsoft.com/office/word/2020/wordml/sdtdatahash" xmlns:w16sdtfl="http://schemas.microsoft.com/office/word/2024/wordml/sdtformatlock" xmlns:w16se="http://schemas.microsoft.com/office/word/2015/wordml/symex" xmlns:wpg="http://schemas.microsoft.com/office/word/2010/wordprocessingGroup" xmlns:wpi="http://schemas.microsoft.com/office/word/2010/wordprocessingInk" xmlns:wne="http://schemas.microsoft.com/office/word/2006/wordml" xmlns:wps="http://schemas.microsoft.com/office/word/2010/wordprocessingShape" mc:Ignorable="w14 w15 w16se w16cid w16 w16cex w16sdtdh w16sdtfl w16du wp14">
   <w:p/>
 </w:hdr>
 </file>
 
 <file path=word/numbering.xml><?xml version="1.0" encoding="utf-8"?>
-<w:numbering xmlns:wpc="http://schemas.microsoft.com/office/word/2010/wordprocessingCanvas" xmlns:cx="http://schemas.microsoft.com/office/drawing/2014/chartex" xmlns:cx1="http://schemas.microsoft.com/office/drawing/2015/9/8/chartex" xmlns:cx2="http://schemas.microsoft.com/office/drawing/2015/10/21/chartex" xmlns:cx3="http://schemas.microsoft.com/office/drawing/2016/5/9/chartex" xmlns:cx4="http://schemas.microsoft.com/office/drawing/2016/5/10/chartex" xmlns:cx5="http://schemas.microsoft.com/office/drawing/2016/5/11/chartex" xmlns:cx6="http://schemas.microsoft.com/office/drawing/2016/5/12/chartex" xmlns:cx7="http://schemas.microsoft.com/office/drawing/2016/5/13/chartex" xmlns:cx8="http://schemas.microsoft.com/office/drawing/2016/5/14/chartex" xmlns:mc="http://schemas.openxmlformats.org/markup-compatibility/2006" xmlns:m="http://schemas.openxmlformats.org/officeDocument/2006/math" xmlns:aink="http://schemas.microsoft.com/office/drawing/2016/ink" xmlns:am3d="http://schemas.microsoft.com/office/drawing/2017/model3d" xmlns:oel="http://schemas.microsoft.com/office/2019/extlst" xmlns:r="http://schemas.openxmlformats.org/officeDocument/2006/relationships" xmlns:wp14="http://schemas.microsoft.com/office/word/2010/wordprocessingDrawing" xmlns:wp="http://schemas.openxmlformats.org/drawingml/2006/wordprocessingDrawing" xmlns:wpg="http://schemas.microsoft.com/office/word/2010/wordprocessingGroup" xmlns:wpi="http://schemas.microsoft.com/office/word/2010/wordprocessingInk" xmlns:wps="http://schemas.microsoft.com/office/word/2010/wordprocessingShape" xmlns:o="urn:schemas-microsoft-com:office:office" xmlns:v="urn:schemas-microsoft-com:vml" xmlns:w10="urn:schemas-microsoft-com:office:word" xmlns:w="http://schemas.openxmlformats.org/wordprocessingml/2006/main" xmlns:w14="http://schemas.microsoft.com/office/word/2010/wordml" xmlns:w15="http://schemas.microsoft.com/office/word/2012/wordml" xmlns:w16cex="http://schemas.microsoft.com/office/word/2018/wordml/cex" xmlns:w16cid="http://schemas.microsoft.com/office/word/2016/wordml/cid" xmlns:w16="http://schemas.microsoft.com/office/word/2018/wordml" xmlns:w16sdtdh="http://schemas.microsoft.com/office/word/2020/wordml/sdtdatahash" xmlns:w16sdtfl="http://schemas.microsoft.com/office/word/2024/wordml/sdtformatlock" xmlns:w16se="http://schemas.microsoft.com/office/word/2015/wordml/symex" xmlns:w16du="http://schemas.microsoft.com/office/word/2023/wordml/word16du" xmlns:wne="http://schemas.microsoft.com/office/word/2006/wordml" mc:Ignorable="w14 w15 w16se w16cid w16 w16cex w16sdtdh w16sdtfl w16du wp14">
-  <w:numPicBullet w:numPicBulletId="0">
-    <w:pict>
-      <v:shapetype id="_x0000_t75" coordsize="21600,21600" o:spt="75" o:preferrelative="t" path="m@4@5l@4@11@9@11@9@5xe" filled="f" stroked="f">
-        <v:stroke joinstyle="miter"/>
-        <v:formulas>
-          <v:f eqn="if lineDrawn pixelLineWidth 0"/>
-          <v:f eqn="sum @0 1 0"/>
-          <v:f eqn="sum 0 0 @1"/>
-          <v:f eqn="prod @2 1 2"/>
-          <v:f eqn="prod @3 21600 pixelWidth"/>
-          <v:f eqn="prod @3 21600 pixelHeight"/>
-          <v:f eqn="sum @0 0 1"/>
-          <v:f eqn="prod @6 1 2"/>
-          <v:f eqn="prod @7 21600 pixelWidth"/>
-          <v:f eqn="sum @8 21600 0"/>
-          <v:f eqn="prod @7 21600 pixelHeight"/>
-          <v:f eqn="sum @10 21600 0"/>
-        </v:formulas>
-        <v:path o:extrusionok="f" gradientshapeok="t" o:connecttype="rect"/>
-        <o:lock v:ext="edit" aspectratio="t"/>
-      </v:shapetype>
-      <v:shape id="_x0000_i1025" type="#_x0000_t75" style="width:320.65pt;height:249.5pt" o:bullet="t" filled="t">
-        <v:fill color2="black"/>
-        <v:imagedata r:id="rId1" o:title=""/>
-      </v:shape>
-    </w:pict>
-  </w:numPicBullet>
+<w:numbering xmlns:wpc="http://schemas.microsoft.com/office/word/2010/wordprocessingCanvas" xmlns:cx="http://schemas.microsoft.com/office/drawing/2014/chartex" xmlns:cx1="http://schemas.microsoft.com/office/drawing/2015/9/8/chartex" xmlns:cx2="http://schemas.microsoft.com/office/drawing/2015/10/21/chartex" xmlns:cx3="http://schemas.microsoft.com/office/drawing/2016/5/9/chartex" xmlns:cx4="http://schemas.microsoft.com/office/drawing/2016/5/10/chartex" xmlns:cx5="http://schemas.microsoft.com/office/drawing/2016/5/11/chartex" xmlns:cx6="http://schemas.microsoft.com/office/drawing/2016/5/12/chartex" xmlns:cx7="http://schemas.microsoft.com/office/drawing/2016/5/13/chartex" xmlns:cx8="http://schemas.microsoft.com/office/drawing/2016/5/14/chartex" xmlns:mc="http://schemas.openxmlformats.org/markup-compatibility/2006" xmlns:aink="http://schemas.microsoft.com/office/drawing/2016/ink" xmlns:am3d="http://schemas.microsoft.com/office/drawing/2017/model3d" xmlns:o="urn:schemas-microsoft-com:office:office" xmlns:oel="http://schemas.microsoft.com/office/2019/extlst" xmlns:r="http://schemas.openxmlformats.org/officeDocument/2006/relationships" xmlns:m="http://schemas.openxmlformats.org/officeDocument/2006/math" xmlns:v="urn:schemas-microsoft-com:vml" xmlns:wp14="http://schemas.microsoft.com/office/word/2010/wordprocessingDrawing" xmlns:wp="http://schemas.openxmlformats.org/drawingml/2006/wordprocessingDrawing" xmlns:w10="urn:schemas-microsoft-com:office:word" xmlns:w="http://schemas.openxmlformats.org/wordprocessingml/2006/main" xmlns:w14="http://schemas.microsoft.com/office/word/2010/wordml" xmlns:w15="http://schemas.microsoft.com/office/word/2012/wordml" xmlns:w16cex="http://schemas.microsoft.com/office/word/2018/wordml/cex" xmlns:w16cid="http://schemas.microsoft.com/office/word/2016/wordml/cid" xmlns:w16="http://schemas.microsoft.com/office/word/2018/wordml" xmlns:w16du="http://schemas.microsoft.com/office/word/2023/wordml/word16du" xmlns:w16sdtdh="http://schemas.microsoft.com/office/word/2020/wordml/sdtdatahash" xmlns:w16sdtfl="http://schemas.microsoft.com/office/word/2024/wordml/sdtformatlock" xmlns:w16se="http://schemas.microsoft.com/office/word/2015/wordml/symex" xmlns:wpg="http://schemas.microsoft.com/office/word/2010/wordprocessingGroup" xmlns:wpi="http://schemas.microsoft.com/office/word/2010/wordprocessingInk" xmlns:wne="http://schemas.microsoft.com/office/word/2006/wordml" xmlns:wps="http://schemas.microsoft.com/office/word/2010/wordprocessingShape" mc:Ignorable="w14 w15 w16se w16cid w16 w16cex w16sdtdh w16sdtfl w16du wp14">
   <w:abstractNum w:abstractNumId="0" w15:restartNumberingAfterBreak="0">
-    <w:nsid w:val="00000001"/>
-    <w:multiLevelType w:val="multilevel"/>
-    <w:tmpl w:val="E9A4E690"/>
-    <w:lvl w:ilvl="0">
-      <w:start w:val="1"/>
-      <w:numFmt w:val="decimal"/>
-      <w:lvlText w:val="%1."/>
-      <w:lvlJc w:val="left"/>
-      <w:pPr>
-        <w:ind w:left="284" w:hanging="360"/>
-      </w:pPr>
-    </w:lvl>
-    <w:lvl w:ilvl="1">
-      <w:start w:val="1"/>
-      <w:numFmt w:val="decimal"/>
-      <w:lvlText w:val="%1.%2."/>
-      <w:lvlJc w:val="left"/>
-      <w:pPr>
-        <w:ind w:left="716" w:hanging="432"/>
-      </w:pPr>
-    </w:lvl>
-    <w:lvl w:ilvl="2">
-      <w:start w:val="1"/>
-      <w:numFmt w:val="decimal"/>
-      <w:lvlText w:val="%1.%2.%3."/>
-      <w:lvlJc w:val="left"/>
-      <w:pPr>
-        <w:ind w:left="1148" w:hanging="504"/>
-      </w:pPr>
-    </w:lvl>
-    <w:lvl w:ilvl="3">
-      <w:start w:val="1"/>
-      <w:numFmt w:val="decimal"/>
-      <w:lvlText w:val="%1.%2.%3.%4."/>
-      <w:lvlJc w:val="left"/>
-      <w:pPr>
-        <w:ind w:left="1652" w:hanging="648"/>
-      </w:pPr>
-    </w:lvl>
-    <w:lvl w:ilvl="4">
-      <w:start w:val="1"/>
-      <w:numFmt w:val="decimal"/>
-      <w:lvlText w:val="%1.%2.%3.%4.%5."/>
-      <w:lvlJc w:val="left"/>
-      <w:pPr>
-        <w:ind w:left="2156" w:hanging="792"/>
-      </w:pPr>
-    </w:lvl>
-    <w:lvl w:ilvl="5">
-      <w:start w:val="1"/>
-      <w:numFmt w:val="decimal"/>
-      <w:lvlText w:val="%1.%2.%3.%4.%5.%6."/>
-      <w:lvlJc w:val="left"/>
-      <w:pPr>
-        <w:ind w:left="2660" w:hanging="936"/>
-      </w:pPr>
-    </w:lvl>
-    <w:lvl w:ilvl="6">
-      <w:start w:val="1"/>
-      <w:numFmt w:val="decimal"/>
-      <w:lvlText w:val="%1.%2.%3.%4.%5.%6.%7."/>
-      <w:lvlJc w:val="left"/>
-      <w:pPr>
-        <w:ind w:left="3164" w:hanging="1080"/>
-      </w:pPr>
-    </w:lvl>
-    <w:lvl w:ilvl="7">
-      <w:start w:val="1"/>
-      <w:numFmt w:val="decimal"/>
-      <w:lvlText w:val="%1.%2.%3.%4.%5.%6.%7.%8."/>
-      <w:lvlJc w:val="left"/>
-      <w:pPr>
-        <w:ind w:left="3668" w:hanging="1224"/>
-      </w:pPr>
-    </w:lvl>
-    <w:lvl w:ilvl="8">
-      <w:start w:val="1"/>
-      <w:numFmt w:val="decimal"/>
-      <w:lvlText w:val="%1.%2.%3.%4.%5.%6.%7.%8.%9."/>
-      <w:lvlJc w:val="left"/>
-      <w:pPr>
-        <w:ind w:left="4244" w:hanging="1440"/>
-      </w:pPr>
-    </w:lvl>
-  </w:abstractNum>
-  <w:abstractNum w:abstractNumId="1" w15:restartNumberingAfterBreak="0">
     <w:nsid w:val="00000002"/>
     <w:multiLevelType w:val="singleLevel"/>
     <w:tmpl w:val="00000002"/>
@@ -7468,7 +8797,7 @@
       </w:rPr>
     </w:lvl>
   </w:abstractNum>
-  <w:abstractNum w:abstractNumId="2" w15:restartNumberingAfterBreak="0">
+  <w:abstractNum w:abstractNumId="1" w15:restartNumberingAfterBreak="0">
     <w:nsid w:val="00000003"/>
     <w:multiLevelType w:val="singleLevel"/>
     <w:tmpl w:val="00000003"/>
@@ -7489,7 +8818,7 @@
       </w:rPr>
     </w:lvl>
   </w:abstractNum>
-  <w:abstractNum w:abstractNumId="3" w15:restartNumberingAfterBreak="0">
+  <w:abstractNum w:abstractNumId="2" w15:restartNumberingAfterBreak="0">
     <w:nsid w:val="00000004"/>
     <w:multiLevelType w:val="singleLevel"/>
     <w:tmpl w:val="00000004"/>
@@ -7509,7 +8838,7 @@
       </w:rPr>
     </w:lvl>
   </w:abstractNum>
-  <w:abstractNum w:abstractNumId="4" w15:restartNumberingAfterBreak="0">
+  <w:abstractNum w:abstractNumId="3" w15:restartNumberingAfterBreak="0">
     <w:nsid w:val="00000005"/>
     <w:multiLevelType w:val="singleLevel"/>
     <w:tmpl w:val="00000005"/>
@@ -7529,10 +8858,779 @@
       </w:rPr>
     </w:lvl>
   </w:abstractNum>
+  <w:abstractNum w:abstractNumId="4" w15:restartNumberingAfterBreak="0">
+    <w:nsid w:val="01750D36"/>
+    <w:multiLevelType w:val="hybridMultilevel"/>
+    <w:tmpl w:val="026A0F84"/>
+    <w:lvl w:ilvl="0" w:tplc="04100001">
+      <w:start w:val="1"/>
+      <w:numFmt w:val="bullet"/>
+      <w:lvlText w:val=""/>
+      <w:lvlJc w:val="left"/>
+      <w:pPr>
+        <w:ind w:left="720" w:hanging="360"/>
+      </w:pPr>
+      <w:rPr>
+        <w:rFonts w:ascii="Symbol" w:hAnsi="Symbol" w:hint="default"/>
+      </w:rPr>
+    </w:lvl>
+    <w:lvl w:ilvl="1" w:tplc="04100003" w:tentative="1">
+      <w:start w:val="1"/>
+      <w:numFmt w:val="bullet"/>
+      <w:lvlText w:val="o"/>
+      <w:lvlJc w:val="left"/>
+      <w:pPr>
+        <w:ind w:left="1440" w:hanging="360"/>
+      </w:pPr>
+      <w:rPr>
+        <w:rFonts w:ascii="Courier New" w:hAnsi="Courier New" w:cs="Courier New" w:hint="default"/>
+      </w:rPr>
+    </w:lvl>
+    <w:lvl w:ilvl="2" w:tplc="04100005" w:tentative="1">
+      <w:start w:val="1"/>
+      <w:numFmt w:val="bullet"/>
+      <w:lvlText w:val=""/>
+      <w:lvlJc w:val="left"/>
+      <w:pPr>
+        <w:ind w:left="2160" w:hanging="360"/>
+      </w:pPr>
+      <w:rPr>
+        <w:rFonts w:ascii="Wingdings" w:hAnsi="Wingdings" w:hint="default"/>
+      </w:rPr>
+    </w:lvl>
+    <w:lvl w:ilvl="3" w:tplc="04100001" w:tentative="1">
+      <w:start w:val="1"/>
+      <w:numFmt w:val="bullet"/>
+      <w:lvlText w:val=""/>
+      <w:lvlJc w:val="left"/>
+      <w:pPr>
+        <w:ind w:left="2880" w:hanging="360"/>
+      </w:pPr>
+      <w:rPr>
+        <w:rFonts w:ascii="Symbol" w:hAnsi="Symbol" w:hint="default"/>
+      </w:rPr>
+    </w:lvl>
+    <w:lvl w:ilvl="4" w:tplc="04100003" w:tentative="1">
+      <w:start w:val="1"/>
+      <w:numFmt w:val="bullet"/>
+      <w:lvlText w:val="o"/>
+      <w:lvlJc w:val="left"/>
+      <w:pPr>
+        <w:ind w:left="3600" w:hanging="360"/>
+      </w:pPr>
+      <w:rPr>
+        <w:rFonts w:ascii="Courier New" w:hAnsi="Courier New" w:cs="Courier New" w:hint="default"/>
+      </w:rPr>
+    </w:lvl>
+    <w:lvl w:ilvl="5" w:tplc="04100005" w:tentative="1">
+      <w:start w:val="1"/>
+      <w:numFmt w:val="bullet"/>
+      <w:lvlText w:val=""/>
+      <w:lvlJc w:val="left"/>
+      <w:pPr>
+        <w:ind w:left="4320" w:hanging="360"/>
+      </w:pPr>
+      <w:rPr>
+        <w:rFonts w:ascii="Wingdings" w:hAnsi="Wingdings" w:hint="default"/>
+      </w:rPr>
+    </w:lvl>
+    <w:lvl w:ilvl="6" w:tplc="04100001" w:tentative="1">
+      <w:start w:val="1"/>
+      <w:numFmt w:val="bullet"/>
+      <w:lvlText w:val=""/>
+      <w:lvlJc w:val="left"/>
+      <w:pPr>
+        <w:ind w:left="5040" w:hanging="360"/>
+      </w:pPr>
+      <w:rPr>
+        <w:rFonts w:ascii="Symbol" w:hAnsi="Symbol" w:hint="default"/>
+      </w:rPr>
+    </w:lvl>
+    <w:lvl w:ilvl="7" w:tplc="04100003" w:tentative="1">
+      <w:start w:val="1"/>
+      <w:numFmt w:val="bullet"/>
+      <w:lvlText w:val="o"/>
+      <w:lvlJc w:val="left"/>
+      <w:pPr>
+        <w:ind w:left="5760" w:hanging="360"/>
+      </w:pPr>
+      <w:rPr>
+        <w:rFonts w:ascii="Courier New" w:hAnsi="Courier New" w:cs="Courier New" w:hint="default"/>
+      </w:rPr>
+    </w:lvl>
+    <w:lvl w:ilvl="8" w:tplc="04100005" w:tentative="1">
+      <w:start w:val="1"/>
+      <w:numFmt w:val="bullet"/>
+      <w:lvlText w:val=""/>
+      <w:lvlJc w:val="left"/>
+      <w:pPr>
+        <w:ind w:left="6480" w:hanging="360"/>
+      </w:pPr>
+      <w:rPr>
+        <w:rFonts w:ascii="Wingdings" w:hAnsi="Wingdings" w:hint="default"/>
+      </w:rPr>
+    </w:lvl>
+  </w:abstractNum>
   <w:abstractNum w:abstractNumId="5" w15:restartNumberingAfterBreak="0">
-    <w:nsid w:val="011E08E8"/>
+    <w:nsid w:val="07C966F4"/>
+    <w:multiLevelType w:val="hybridMultilevel"/>
+    <w:tmpl w:val="19A4E6F2"/>
+    <w:lvl w:ilvl="0" w:tplc="04100001">
+      <w:start w:val="1"/>
+      <w:numFmt w:val="bullet"/>
+      <w:lvlText w:val=""/>
+      <w:lvlJc w:val="left"/>
+      <w:pPr>
+        <w:ind w:left="2138" w:hanging="360"/>
+      </w:pPr>
+      <w:rPr>
+        <w:rFonts w:ascii="Symbol" w:hAnsi="Symbol" w:hint="default"/>
+      </w:rPr>
+    </w:lvl>
+    <w:lvl w:ilvl="1" w:tplc="FFFFFFFF" w:tentative="1">
+      <w:start w:val="1"/>
+      <w:numFmt w:val="bullet"/>
+      <w:lvlText w:val="o"/>
+      <w:lvlJc w:val="left"/>
+      <w:pPr>
+        <w:ind w:left="2858" w:hanging="360"/>
+      </w:pPr>
+      <w:rPr>
+        <w:rFonts w:ascii="Courier New" w:hAnsi="Courier New" w:cs="Courier New" w:hint="default"/>
+      </w:rPr>
+    </w:lvl>
+    <w:lvl w:ilvl="2" w:tplc="FFFFFFFF" w:tentative="1">
+      <w:start w:val="1"/>
+      <w:numFmt w:val="bullet"/>
+      <w:lvlText w:val=""/>
+      <w:lvlJc w:val="left"/>
+      <w:pPr>
+        <w:ind w:left="3578" w:hanging="360"/>
+      </w:pPr>
+      <w:rPr>
+        <w:rFonts w:ascii="Wingdings" w:hAnsi="Wingdings" w:hint="default"/>
+      </w:rPr>
+    </w:lvl>
+    <w:lvl w:ilvl="3" w:tplc="FFFFFFFF" w:tentative="1">
+      <w:start w:val="1"/>
+      <w:numFmt w:val="bullet"/>
+      <w:lvlText w:val=""/>
+      <w:lvlJc w:val="left"/>
+      <w:pPr>
+        <w:ind w:left="4298" w:hanging="360"/>
+      </w:pPr>
+      <w:rPr>
+        <w:rFonts w:ascii="Symbol" w:hAnsi="Symbol" w:hint="default"/>
+      </w:rPr>
+    </w:lvl>
+    <w:lvl w:ilvl="4" w:tplc="FFFFFFFF" w:tentative="1">
+      <w:start w:val="1"/>
+      <w:numFmt w:val="bullet"/>
+      <w:lvlText w:val="o"/>
+      <w:lvlJc w:val="left"/>
+      <w:pPr>
+        <w:ind w:left="5018" w:hanging="360"/>
+      </w:pPr>
+      <w:rPr>
+        <w:rFonts w:ascii="Courier New" w:hAnsi="Courier New" w:cs="Courier New" w:hint="default"/>
+      </w:rPr>
+    </w:lvl>
+    <w:lvl w:ilvl="5" w:tplc="FFFFFFFF" w:tentative="1">
+      <w:start w:val="1"/>
+      <w:numFmt w:val="bullet"/>
+      <w:lvlText w:val=""/>
+      <w:lvlJc w:val="left"/>
+      <w:pPr>
+        <w:ind w:left="5738" w:hanging="360"/>
+      </w:pPr>
+      <w:rPr>
+        <w:rFonts w:ascii="Wingdings" w:hAnsi="Wingdings" w:hint="default"/>
+      </w:rPr>
+    </w:lvl>
+    <w:lvl w:ilvl="6" w:tplc="FFFFFFFF" w:tentative="1">
+      <w:start w:val="1"/>
+      <w:numFmt w:val="bullet"/>
+      <w:lvlText w:val=""/>
+      <w:lvlJc w:val="left"/>
+      <w:pPr>
+        <w:ind w:left="6458" w:hanging="360"/>
+      </w:pPr>
+      <w:rPr>
+        <w:rFonts w:ascii="Symbol" w:hAnsi="Symbol" w:hint="default"/>
+      </w:rPr>
+    </w:lvl>
+    <w:lvl w:ilvl="7" w:tplc="FFFFFFFF" w:tentative="1">
+      <w:start w:val="1"/>
+      <w:numFmt w:val="bullet"/>
+      <w:lvlText w:val="o"/>
+      <w:lvlJc w:val="left"/>
+      <w:pPr>
+        <w:ind w:left="7178" w:hanging="360"/>
+      </w:pPr>
+      <w:rPr>
+        <w:rFonts w:ascii="Courier New" w:hAnsi="Courier New" w:cs="Courier New" w:hint="default"/>
+      </w:rPr>
+    </w:lvl>
+    <w:lvl w:ilvl="8" w:tplc="FFFFFFFF" w:tentative="1">
+      <w:start w:val="1"/>
+      <w:numFmt w:val="bullet"/>
+      <w:lvlText w:val=""/>
+      <w:lvlJc w:val="left"/>
+      <w:pPr>
+        <w:ind w:left="7898" w:hanging="360"/>
+      </w:pPr>
+      <w:rPr>
+        <w:rFonts w:ascii="Wingdings" w:hAnsi="Wingdings" w:hint="default"/>
+      </w:rPr>
+    </w:lvl>
+  </w:abstractNum>
+  <w:abstractNum w:abstractNumId="6" w15:restartNumberingAfterBreak="0">
+    <w:nsid w:val="0A7D188D"/>
+    <w:multiLevelType w:val="hybridMultilevel"/>
+    <w:tmpl w:val="0720CF6E"/>
+    <w:lvl w:ilvl="0" w:tplc="8D5C9D26">
+      <w:start w:val="1"/>
+      <w:numFmt w:val="bullet"/>
+      <w:lvlText w:val="­"/>
+      <w:lvlJc w:val="left"/>
+      <w:pPr>
+        <w:ind w:left="2138" w:hanging="360"/>
+      </w:pPr>
+      <w:rPr>
+        <w:rFonts w:ascii="UD Digi Kyokasho NP-B" w:eastAsia="UD Digi Kyokasho NP-B" w:hAnsi="Wingdings" w:hint="eastAsia"/>
+      </w:rPr>
+    </w:lvl>
+    <w:lvl w:ilvl="1" w:tplc="FFFFFFFF" w:tentative="1">
+      <w:start w:val="1"/>
+      <w:numFmt w:val="bullet"/>
+      <w:lvlText w:val="o"/>
+      <w:lvlJc w:val="left"/>
+      <w:pPr>
+        <w:ind w:left="2858" w:hanging="360"/>
+      </w:pPr>
+      <w:rPr>
+        <w:rFonts w:ascii="Courier New" w:hAnsi="Courier New" w:cs="Courier New" w:hint="default"/>
+      </w:rPr>
+    </w:lvl>
+    <w:lvl w:ilvl="2" w:tplc="FFFFFFFF" w:tentative="1">
+      <w:start w:val="1"/>
+      <w:numFmt w:val="bullet"/>
+      <w:lvlText w:val=""/>
+      <w:lvlJc w:val="left"/>
+      <w:pPr>
+        <w:ind w:left="3578" w:hanging="360"/>
+      </w:pPr>
+      <w:rPr>
+        <w:rFonts w:ascii="Wingdings" w:hAnsi="Wingdings" w:hint="default"/>
+      </w:rPr>
+    </w:lvl>
+    <w:lvl w:ilvl="3" w:tplc="FFFFFFFF" w:tentative="1">
+      <w:start w:val="1"/>
+      <w:numFmt w:val="bullet"/>
+      <w:lvlText w:val=""/>
+      <w:lvlJc w:val="left"/>
+      <w:pPr>
+        <w:ind w:left="4298" w:hanging="360"/>
+      </w:pPr>
+      <w:rPr>
+        <w:rFonts w:ascii="Symbol" w:hAnsi="Symbol" w:hint="default"/>
+      </w:rPr>
+    </w:lvl>
+    <w:lvl w:ilvl="4" w:tplc="FFFFFFFF" w:tentative="1">
+      <w:start w:val="1"/>
+      <w:numFmt w:val="bullet"/>
+      <w:lvlText w:val="o"/>
+      <w:lvlJc w:val="left"/>
+      <w:pPr>
+        <w:ind w:left="5018" w:hanging="360"/>
+      </w:pPr>
+      <w:rPr>
+        <w:rFonts w:ascii="Courier New" w:hAnsi="Courier New" w:cs="Courier New" w:hint="default"/>
+      </w:rPr>
+    </w:lvl>
+    <w:lvl w:ilvl="5" w:tplc="FFFFFFFF" w:tentative="1">
+      <w:start w:val="1"/>
+      <w:numFmt w:val="bullet"/>
+      <w:lvlText w:val=""/>
+      <w:lvlJc w:val="left"/>
+      <w:pPr>
+        <w:ind w:left="5738" w:hanging="360"/>
+      </w:pPr>
+      <w:rPr>
+        <w:rFonts w:ascii="Wingdings" w:hAnsi="Wingdings" w:hint="default"/>
+      </w:rPr>
+    </w:lvl>
+    <w:lvl w:ilvl="6" w:tplc="FFFFFFFF" w:tentative="1">
+      <w:start w:val="1"/>
+      <w:numFmt w:val="bullet"/>
+      <w:lvlText w:val=""/>
+      <w:lvlJc w:val="left"/>
+      <w:pPr>
+        <w:ind w:left="6458" w:hanging="360"/>
+      </w:pPr>
+      <w:rPr>
+        <w:rFonts w:ascii="Symbol" w:hAnsi="Symbol" w:hint="default"/>
+      </w:rPr>
+    </w:lvl>
+    <w:lvl w:ilvl="7" w:tplc="FFFFFFFF" w:tentative="1">
+      <w:start w:val="1"/>
+      <w:numFmt w:val="bullet"/>
+      <w:lvlText w:val="o"/>
+      <w:lvlJc w:val="left"/>
+      <w:pPr>
+        <w:ind w:left="7178" w:hanging="360"/>
+      </w:pPr>
+      <w:rPr>
+        <w:rFonts w:ascii="Courier New" w:hAnsi="Courier New" w:cs="Courier New" w:hint="default"/>
+      </w:rPr>
+    </w:lvl>
+    <w:lvl w:ilvl="8" w:tplc="FFFFFFFF" w:tentative="1">
+      <w:start w:val="1"/>
+      <w:numFmt w:val="bullet"/>
+      <w:lvlText w:val=""/>
+      <w:lvlJc w:val="left"/>
+      <w:pPr>
+        <w:ind w:left="7898" w:hanging="360"/>
+      </w:pPr>
+      <w:rPr>
+        <w:rFonts w:ascii="Wingdings" w:hAnsi="Wingdings" w:hint="default"/>
+      </w:rPr>
+    </w:lvl>
+  </w:abstractNum>
+  <w:abstractNum w:abstractNumId="7" w15:restartNumberingAfterBreak="0">
+    <w:nsid w:val="0BCA016B"/>
+    <w:multiLevelType w:val="hybridMultilevel"/>
+    <w:tmpl w:val="270073B8"/>
+    <w:lvl w:ilvl="0" w:tplc="04100001">
+      <w:start w:val="1"/>
+      <w:numFmt w:val="bullet"/>
+      <w:lvlText w:val=""/>
+      <w:lvlJc w:val="left"/>
+      <w:pPr>
+        <w:ind w:left="2138" w:hanging="360"/>
+      </w:pPr>
+      <w:rPr>
+        <w:rFonts w:ascii="Symbol" w:hAnsi="Symbol" w:hint="default"/>
+      </w:rPr>
+    </w:lvl>
+    <w:lvl w:ilvl="1" w:tplc="04100003" w:tentative="1">
+      <w:start w:val="1"/>
+      <w:numFmt w:val="bullet"/>
+      <w:lvlText w:val="o"/>
+      <w:lvlJc w:val="left"/>
+      <w:pPr>
+        <w:ind w:left="2858" w:hanging="360"/>
+      </w:pPr>
+      <w:rPr>
+        <w:rFonts w:ascii="Courier New" w:hAnsi="Courier New" w:cs="Courier New" w:hint="default"/>
+      </w:rPr>
+    </w:lvl>
+    <w:lvl w:ilvl="2" w:tplc="04100005" w:tentative="1">
+      <w:start w:val="1"/>
+      <w:numFmt w:val="bullet"/>
+      <w:lvlText w:val=""/>
+      <w:lvlJc w:val="left"/>
+      <w:pPr>
+        <w:ind w:left="3578" w:hanging="360"/>
+      </w:pPr>
+      <w:rPr>
+        <w:rFonts w:ascii="Wingdings" w:hAnsi="Wingdings" w:hint="default"/>
+      </w:rPr>
+    </w:lvl>
+    <w:lvl w:ilvl="3" w:tplc="04100001" w:tentative="1">
+      <w:start w:val="1"/>
+      <w:numFmt w:val="bullet"/>
+      <w:lvlText w:val=""/>
+      <w:lvlJc w:val="left"/>
+      <w:pPr>
+        <w:ind w:left="4298" w:hanging="360"/>
+      </w:pPr>
+      <w:rPr>
+        <w:rFonts w:ascii="Symbol" w:hAnsi="Symbol" w:hint="default"/>
+      </w:rPr>
+    </w:lvl>
+    <w:lvl w:ilvl="4" w:tplc="04100003" w:tentative="1">
+      <w:start w:val="1"/>
+      <w:numFmt w:val="bullet"/>
+      <w:lvlText w:val="o"/>
+      <w:lvlJc w:val="left"/>
+      <w:pPr>
+        <w:ind w:left="5018" w:hanging="360"/>
+      </w:pPr>
+      <w:rPr>
+        <w:rFonts w:ascii="Courier New" w:hAnsi="Courier New" w:cs="Courier New" w:hint="default"/>
+      </w:rPr>
+    </w:lvl>
+    <w:lvl w:ilvl="5" w:tplc="04100005" w:tentative="1">
+      <w:start w:val="1"/>
+      <w:numFmt w:val="bullet"/>
+      <w:lvlText w:val=""/>
+      <w:lvlJc w:val="left"/>
+      <w:pPr>
+        <w:ind w:left="5738" w:hanging="360"/>
+      </w:pPr>
+      <w:rPr>
+        <w:rFonts w:ascii="Wingdings" w:hAnsi="Wingdings" w:hint="default"/>
+      </w:rPr>
+    </w:lvl>
+    <w:lvl w:ilvl="6" w:tplc="04100001" w:tentative="1">
+      <w:start w:val="1"/>
+      <w:numFmt w:val="bullet"/>
+      <w:lvlText w:val=""/>
+      <w:lvlJc w:val="left"/>
+      <w:pPr>
+        <w:ind w:left="6458" w:hanging="360"/>
+      </w:pPr>
+      <w:rPr>
+        <w:rFonts w:ascii="Symbol" w:hAnsi="Symbol" w:hint="default"/>
+      </w:rPr>
+    </w:lvl>
+    <w:lvl w:ilvl="7" w:tplc="04100003" w:tentative="1">
+      <w:start w:val="1"/>
+      <w:numFmt w:val="bullet"/>
+      <w:lvlText w:val="o"/>
+      <w:lvlJc w:val="left"/>
+      <w:pPr>
+        <w:ind w:left="7178" w:hanging="360"/>
+      </w:pPr>
+      <w:rPr>
+        <w:rFonts w:ascii="Courier New" w:hAnsi="Courier New" w:cs="Courier New" w:hint="default"/>
+      </w:rPr>
+    </w:lvl>
+    <w:lvl w:ilvl="8" w:tplc="04100005" w:tentative="1">
+      <w:start w:val="1"/>
+      <w:numFmt w:val="bullet"/>
+      <w:lvlText w:val=""/>
+      <w:lvlJc w:val="left"/>
+      <w:pPr>
+        <w:ind w:left="7898" w:hanging="360"/>
+      </w:pPr>
+      <w:rPr>
+        <w:rFonts w:ascii="Wingdings" w:hAnsi="Wingdings" w:hint="default"/>
+      </w:rPr>
+    </w:lvl>
+  </w:abstractNum>
+  <w:abstractNum w:abstractNumId="8" w15:restartNumberingAfterBreak="0">
+    <w:nsid w:val="1F8433D7"/>
+    <w:multiLevelType w:val="multilevel"/>
+    <w:tmpl w:val="FB6871AA"/>
+    <w:lvl w:ilvl="0">
+      <w:start w:val="1"/>
+      <w:numFmt w:val="decimal"/>
+      <w:lvlText w:val="%1."/>
+      <w:lvlJc w:val="left"/>
+      <w:pPr>
+        <w:ind w:left="360" w:hanging="360"/>
+      </w:pPr>
+    </w:lvl>
+    <w:lvl w:ilvl="1">
+      <w:start w:val="1"/>
+      <w:numFmt w:val="none"/>
+      <w:lvlText w:val="4.1"/>
+      <w:lvlJc w:val="left"/>
+      <w:pPr>
+        <w:ind w:left="720" w:hanging="360"/>
+      </w:pPr>
+      <w:rPr>
+        <w:rFonts w:hint="default"/>
+      </w:rPr>
+    </w:lvl>
+    <w:lvl w:ilvl="2">
+      <w:start w:val="1"/>
+      <w:numFmt w:val="decimal"/>
+      <w:pStyle w:val="Titolo3"/>
+      <w:lvlText w:val="%1.%2.%3."/>
+      <w:lvlJc w:val="left"/>
+      <w:pPr>
+        <w:ind w:left="2206" w:hanging="504"/>
+      </w:pPr>
+    </w:lvl>
+    <w:lvl w:ilvl="3">
+      <w:start w:val="1"/>
+      <w:numFmt w:val="decimal"/>
+      <w:lvlText w:val="%1.%2.%3.%4."/>
+      <w:lvlJc w:val="left"/>
+      <w:pPr>
+        <w:ind w:left="1728" w:hanging="648"/>
+      </w:pPr>
+    </w:lvl>
+    <w:lvl w:ilvl="4">
+      <w:start w:val="1"/>
+      <w:numFmt w:val="decimal"/>
+      <w:lvlText w:val="%1.%2.%3.%4.%5."/>
+      <w:lvlJc w:val="left"/>
+      <w:pPr>
+        <w:ind w:left="2232" w:hanging="792"/>
+      </w:pPr>
+    </w:lvl>
+    <w:lvl w:ilvl="5">
+      <w:start w:val="1"/>
+      <w:numFmt w:val="decimal"/>
+      <w:lvlText w:val="%1.%2.%3.%4.%5.%6."/>
+      <w:lvlJc w:val="left"/>
+      <w:pPr>
+        <w:ind w:left="2736" w:hanging="936"/>
+      </w:pPr>
+    </w:lvl>
+    <w:lvl w:ilvl="6">
+      <w:start w:val="1"/>
+      <w:numFmt w:val="decimal"/>
+      <w:lvlText w:val="%1.%2.%3.%4.%5.%6.%7."/>
+      <w:lvlJc w:val="left"/>
+      <w:pPr>
+        <w:ind w:left="3240" w:hanging="1080"/>
+      </w:pPr>
+    </w:lvl>
+    <w:lvl w:ilvl="7">
+      <w:start w:val="1"/>
+      <w:numFmt w:val="decimal"/>
+      <w:lvlText w:val="%1.%2.%3.%4.%5.%6.%7.%8."/>
+      <w:lvlJc w:val="left"/>
+      <w:pPr>
+        <w:ind w:left="3744" w:hanging="1224"/>
+      </w:pPr>
+    </w:lvl>
+    <w:lvl w:ilvl="8">
+      <w:start w:val="1"/>
+      <w:numFmt w:val="decimal"/>
+      <w:lvlText w:val="%1.%2.%3.%4.%5.%6.%7.%8.%9."/>
+      <w:lvlJc w:val="left"/>
+      <w:pPr>
+        <w:ind w:left="4320" w:hanging="1440"/>
+      </w:pPr>
+    </w:lvl>
+  </w:abstractNum>
+  <w:abstractNum w:abstractNumId="9" w15:restartNumberingAfterBreak="0">
+    <w:nsid w:val="22901C07"/>
+    <w:multiLevelType w:val="hybridMultilevel"/>
+    <w:tmpl w:val="CA5A69A4"/>
+    <w:lvl w:ilvl="0" w:tplc="04100001">
+      <w:start w:val="1"/>
+      <w:numFmt w:val="bullet"/>
+      <w:lvlText w:val=""/>
+      <w:lvlJc w:val="left"/>
+      <w:pPr>
+        <w:ind w:left="2138" w:hanging="360"/>
+      </w:pPr>
+      <w:rPr>
+        <w:rFonts w:ascii="Symbol" w:hAnsi="Symbol" w:hint="default"/>
+      </w:rPr>
+    </w:lvl>
+    <w:lvl w:ilvl="1" w:tplc="04100003" w:tentative="1">
+      <w:start w:val="1"/>
+      <w:numFmt w:val="bullet"/>
+      <w:lvlText w:val="o"/>
+      <w:lvlJc w:val="left"/>
+      <w:pPr>
+        <w:ind w:left="2858" w:hanging="360"/>
+      </w:pPr>
+      <w:rPr>
+        <w:rFonts w:ascii="Courier New" w:hAnsi="Courier New" w:cs="Courier New" w:hint="default"/>
+      </w:rPr>
+    </w:lvl>
+    <w:lvl w:ilvl="2" w:tplc="04100005" w:tentative="1">
+      <w:start w:val="1"/>
+      <w:numFmt w:val="bullet"/>
+      <w:lvlText w:val=""/>
+      <w:lvlJc w:val="left"/>
+      <w:pPr>
+        <w:ind w:left="3578" w:hanging="360"/>
+      </w:pPr>
+      <w:rPr>
+        <w:rFonts w:ascii="Wingdings" w:hAnsi="Wingdings" w:hint="default"/>
+      </w:rPr>
+    </w:lvl>
+    <w:lvl w:ilvl="3" w:tplc="04100001" w:tentative="1">
+      <w:start w:val="1"/>
+      <w:numFmt w:val="bullet"/>
+      <w:lvlText w:val=""/>
+      <w:lvlJc w:val="left"/>
+      <w:pPr>
+        <w:ind w:left="4298" w:hanging="360"/>
+      </w:pPr>
+      <w:rPr>
+        <w:rFonts w:ascii="Symbol" w:hAnsi="Symbol" w:hint="default"/>
+      </w:rPr>
+    </w:lvl>
+    <w:lvl w:ilvl="4" w:tplc="04100003" w:tentative="1">
+      <w:start w:val="1"/>
+      <w:numFmt w:val="bullet"/>
+      <w:lvlText w:val="o"/>
+      <w:lvlJc w:val="left"/>
+      <w:pPr>
+        <w:ind w:left="5018" w:hanging="360"/>
+      </w:pPr>
+      <w:rPr>
+        <w:rFonts w:ascii="Courier New" w:hAnsi="Courier New" w:cs="Courier New" w:hint="default"/>
+      </w:rPr>
+    </w:lvl>
+    <w:lvl w:ilvl="5" w:tplc="04100005" w:tentative="1">
+      <w:start w:val="1"/>
+      <w:numFmt w:val="bullet"/>
+      <w:lvlText w:val=""/>
+      <w:lvlJc w:val="left"/>
+      <w:pPr>
+        <w:ind w:left="5738" w:hanging="360"/>
+      </w:pPr>
+      <w:rPr>
+        <w:rFonts w:ascii="Wingdings" w:hAnsi="Wingdings" w:hint="default"/>
+      </w:rPr>
+    </w:lvl>
+    <w:lvl w:ilvl="6" w:tplc="04100001" w:tentative="1">
+      <w:start w:val="1"/>
+      <w:numFmt w:val="bullet"/>
+      <w:lvlText w:val=""/>
+      <w:lvlJc w:val="left"/>
+      <w:pPr>
+        <w:ind w:left="6458" w:hanging="360"/>
+      </w:pPr>
+      <w:rPr>
+        <w:rFonts w:ascii="Symbol" w:hAnsi="Symbol" w:hint="default"/>
+      </w:rPr>
+    </w:lvl>
+    <w:lvl w:ilvl="7" w:tplc="04100003" w:tentative="1">
+      <w:start w:val="1"/>
+      <w:numFmt w:val="bullet"/>
+      <w:lvlText w:val="o"/>
+      <w:lvlJc w:val="left"/>
+      <w:pPr>
+        <w:ind w:left="7178" w:hanging="360"/>
+      </w:pPr>
+      <w:rPr>
+        <w:rFonts w:ascii="Courier New" w:hAnsi="Courier New" w:cs="Courier New" w:hint="default"/>
+      </w:rPr>
+    </w:lvl>
+    <w:lvl w:ilvl="8" w:tplc="04100005" w:tentative="1">
+      <w:start w:val="1"/>
+      <w:numFmt w:val="bullet"/>
+      <w:lvlText w:val=""/>
+      <w:lvlJc w:val="left"/>
+      <w:pPr>
+        <w:ind w:left="7898" w:hanging="360"/>
+      </w:pPr>
+      <w:rPr>
+        <w:rFonts w:ascii="Wingdings" w:hAnsi="Wingdings" w:hint="default"/>
+      </w:rPr>
+    </w:lvl>
+  </w:abstractNum>
+  <w:abstractNum w:abstractNumId="10" w15:restartNumberingAfterBreak="0">
+    <w:nsid w:val="287C4892"/>
+    <w:multiLevelType w:val="hybridMultilevel"/>
+    <w:tmpl w:val="58DE98D4"/>
+    <w:lvl w:ilvl="0" w:tplc="04100003">
+      <w:start w:val="1"/>
+      <w:numFmt w:val="bullet"/>
+      <w:lvlText w:val="o"/>
+      <w:lvlJc w:val="left"/>
+      <w:pPr>
+        <w:ind w:left="2847" w:hanging="360"/>
+      </w:pPr>
+      <w:rPr>
+        <w:rFonts w:ascii="Courier New" w:hAnsi="Courier New" w:cs="Courier New" w:hint="default"/>
+      </w:rPr>
+    </w:lvl>
+    <w:lvl w:ilvl="1" w:tplc="04100003" w:tentative="1">
+      <w:start w:val="1"/>
+      <w:numFmt w:val="bullet"/>
+      <w:lvlText w:val="o"/>
+      <w:lvlJc w:val="left"/>
+      <w:pPr>
+        <w:ind w:left="3567" w:hanging="360"/>
+      </w:pPr>
+      <w:rPr>
+        <w:rFonts w:ascii="Courier New" w:hAnsi="Courier New" w:cs="Courier New" w:hint="default"/>
+      </w:rPr>
+    </w:lvl>
+    <w:lvl w:ilvl="2" w:tplc="04100005" w:tentative="1">
+      <w:start w:val="1"/>
+      <w:numFmt w:val="bullet"/>
+      <w:lvlText w:val=""/>
+      <w:lvlJc w:val="left"/>
+      <w:pPr>
+        <w:ind w:left="4287" w:hanging="360"/>
+      </w:pPr>
+      <w:rPr>
+        <w:rFonts w:ascii="Wingdings" w:hAnsi="Wingdings" w:hint="default"/>
+      </w:rPr>
+    </w:lvl>
+    <w:lvl w:ilvl="3" w:tplc="04100001" w:tentative="1">
+      <w:start w:val="1"/>
+      <w:numFmt w:val="bullet"/>
+      <w:lvlText w:val=""/>
+      <w:lvlJc w:val="left"/>
+      <w:pPr>
+        <w:ind w:left="5007" w:hanging="360"/>
+      </w:pPr>
+      <w:rPr>
+        <w:rFonts w:ascii="Symbol" w:hAnsi="Symbol" w:hint="default"/>
+      </w:rPr>
+    </w:lvl>
+    <w:lvl w:ilvl="4" w:tplc="04100003" w:tentative="1">
+      <w:start w:val="1"/>
+      <w:numFmt w:val="bullet"/>
+      <w:lvlText w:val="o"/>
+      <w:lvlJc w:val="left"/>
+      <w:pPr>
+        <w:ind w:left="5727" w:hanging="360"/>
+      </w:pPr>
+      <w:rPr>
+        <w:rFonts w:ascii="Courier New" w:hAnsi="Courier New" w:cs="Courier New" w:hint="default"/>
+      </w:rPr>
+    </w:lvl>
+    <w:lvl w:ilvl="5" w:tplc="04100005" w:tentative="1">
+      <w:start w:val="1"/>
+      <w:numFmt w:val="bullet"/>
+      <w:lvlText w:val=""/>
+      <w:lvlJc w:val="left"/>
+      <w:pPr>
+        <w:ind w:left="6447" w:hanging="360"/>
+      </w:pPr>
+      <w:rPr>
+        <w:rFonts w:ascii="Wingdings" w:hAnsi="Wingdings" w:hint="default"/>
+      </w:rPr>
+    </w:lvl>
+    <w:lvl w:ilvl="6" w:tplc="04100001" w:tentative="1">
+      <w:start w:val="1"/>
+      <w:numFmt w:val="bullet"/>
+      <w:lvlText w:val=""/>
+      <w:lvlJc w:val="left"/>
+      <w:pPr>
+        <w:ind w:left="7167" w:hanging="360"/>
+      </w:pPr>
+      <w:rPr>
+        <w:rFonts w:ascii="Symbol" w:hAnsi="Symbol" w:hint="default"/>
+      </w:rPr>
+    </w:lvl>
+    <w:lvl w:ilvl="7" w:tplc="04100003" w:tentative="1">
+      <w:start w:val="1"/>
+      <w:numFmt w:val="bullet"/>
+      <w:lvlText w:val="o"/>
+      <w:lvlJc w:val="left"/>
+      <w:pPr>
+        <w:ind w:left="7887" w:hanging="360"/>
+      </w:pPr>
+      <w:rPr>
+        <w:rFonts w:ascii="Courier New" w:hAnsi="Courier New" w:cs="Courier New" w:hint="default"/>
+      </w:rPr>
+    </w:lvl>
+    <w:lvl w:ilvl="8" w:tplc="04100005" w:tentative="1">
+      <w:start w:val="1"/>
+      <w:numFmt w:val="bullet"/>
+      <w:lvlText w:val=""/>
+      <w:lvlJc w:val="left"/>
+      <w:pPr>
+        <w:ind w:left="8607" w:hanging="360"/>
+      </w:pPr>
+      <w:rPr>
+        <w:rFonts w:ascii="Wingdings" w:hAnsi="Wingdings" w:hint="default"/>
+      </w:rPr>
+    </w:lvl>
+  </w:abstractNum>
+  <w:abstractNum w:abstractNumId="11" w15:restartNumberingAfterBreak="0">
+    <w:nsid w:val="31204FF6"/>
     <w:multiLevelType w:val="multilevel"/>
     <w:tmpl w:val="C8F4DA3C"/>
+    <w:styleLink w:val="Elencocorrente1"/>
     <w:lvl w:ilvl="0">
       <w:start w:val="1"/>
       <w:numFmt w:val="decimal"/>
@@ -7650,207 +9748,234 @@
       </w:rPr>
     </w:lvl>
   </w:abstractNum>
-  <w:abstractNum w:abstractNumId="6" w15:restartNumberingAfterBreak="0">
-    <w:nsid w:val="067D2422"/>
+  <w:abstractNum w:abstractNumId="12" w15:restartNumberingAfterBreak="0">
+    <w:nsid w:val="38C345BE"/>
     <w:multiLevelType w:val="hybridMultilevel"/>
-    <w:tmpl w:val="B498A5CC"/>
-    <w:lvl w:ilvl="0" w:tplc="0410000F">
-      <w:start w:val="1"/>
-      <w:numFmt w:val="decimal"/>
-      <w:lvlText w:val="%1."/>
-      <w:lvlJc w:val="left"/>
-      <w:pPr>
-        <w:ind w:left="720" w:hanging="360"/>
-      </w:pPr>
-    </w:lvl>
-    <w:lvl w:ilvl="1" w:tplc="04100019" w:tentative="1">
-      <w:start w:val="1"/>
-      <w:numFmt w:val="lowerLetter"/>
-      <w:lvlText w:val="%2."/>
-      <w:lvlJc w:val="left"/>
-      <w:pPr>
-        <w:ind w:left="1440" w:hanging="360"/>
-      </w:pPr>
-    </w:lvl>
-    <w:lvl w:ilvl="2" w:tplc="0410001B" w:tentative="1">
-      <w:start w:val="1"/>
-      <w:numFmt w:val="lowerRoman"/>
-      <w:lvlText w:val="%3."/>
-      <w:lvlJc w:val="right"/>
-      <w:pPr>
-        <w:ind w:left="2160" w:hanging="180"/>
-      </w:pPr>
-    </w:lvl>
-    <w:lvl w:ilvl="3" w:tplc="0410000F" w:tentative="1">
-      <w:start w:val="1"/>
-      <w:numFmt w:val="decimal"/>
-      <w:lvlText w:val="%4."/>
-      <w:lvlJc w:val="left"/>
-      <w:pPr>
-        <w:ind w:left="2880" w:hanging="360"/>
-      </w:pPr>
-    </w:lvl>
-    <w:lvl w:ilvl="4" w:tplc="04100019" w:tentative="1">
-      <w:start w:val="1"/>
-      <w:numFmt w:val="lowerLetter"/>
-      <w:lvlText w:val="%5."/>
-      <w:lvlJc w:val="left"/>
-      <w:pPr>
-        <w:ind w:left="3600" w:hanging="360"/>
-      </w:pPr>
-    </w:lvl>
-    <w:lvl w:ilvl="5" w:tplc="0410001B" w:tentative="1">
-      <w:start w:val="1"/>
-      <w:numFmt w:val="lowerRoman"/>
-      <w:lvlText w:val="%6."/>
-      <w:lvlJc w:val="right"/>
-      <w:pPr>
-        <w:ind w:left="4320" w:hanging="180"/>
-      </w:pPr>
-    </w:lvl>
-    <w:lvl w:ilvl="6" w:tplc="0410000F" w:tentative="1">
-      <w:start w:val="1"/>
-      <w:numFmt w:val="decimal"/>
-      <w:lvlText w:val="%7."/>
-      <w:lvlJc w:val="left"/>
-      <w:pPr>
-        <w:ind w:left="5040" w:hanging="360"/>
-      </w:pPr>
-    </w:lvl>
-    <w:lvl w:ilvl="7" w:tplc="04100019" w:tentative="1">
-      <w:start w:val="1"/>
-      <w:numFmt w:val="lowerLetter"/>
-      <w:lvlText w:val="%8."/>
-      <w:lvlJc w:val="left"/>
-      <w:pPr>
-        <w:ind w:left="5760" w:hanging="360"/>
-      </w:pPr>
-    </w:lvl>
-    <w:lvl w:ilvl="8" w:tplc="0410001B" w:tentative="1">
-      <w:start w:val="1"/>
-      <w:numFmt w:val="lowerRoman"/>
-      <w:lvlText w:val="%9."/>
-      <w:lvlJc w:val="right"/>
-      <w:pPr>
-        <w:ind w:left="6480" w:hanging="180"/>
-      </w:pPr>
-    </w:lvl>
-  </w:abstractNum>
-  <w:abstractNum w:abstractNumId="7" w15:restartNumberingAfterBreak="0">
-    <w:nsid w:val="133809EE"/>
-    <w:multiLevelType w:val="hybridMultilevel"/>
-    <w:tmpl w:val="E3B8B4C0"/>
+    <w:tmpl w:val="4AD8CAA8"/>
     <w:lvl w:ilvl="0" w:tplc="04100001">
       <w:start w:val="1"/>
       <w:numFmt w:val="bullet"/>
       <w:lvlText w:val=""/>
       <w:lvlJc w:val="left"/>
       <w:pPr>
-        <w:ind w:left="720" w:hanging="360"/>
+        <w:ind w:left="1429" w:hanging="360"/>
       </w:pPr>
       <w:rPr>
         <w:rFonts w:ascii="Symbol" w:hAnsi="Symbol" w:hint="default"/>
       </w:rPr>
     </w:lvl>
-    <w:lvl w:ilvl="1" w:tplc="FFFFFFFF" w:tentative="1">
+    <w:lvl w:ilvl="1" w:tplc="04100003" w:tentative="1">
       <w:start w:val="1"/>
       <w:numFmt w:val="bullet"/>
       <w:lvlText w:val="o"/>
       <w:lvlJc w:val="left"/>
       <w:pPr>
-        <w:ind w:left="1440" w:hanging="360"/>
+        <w:ind w:left="2149" w:hanging="360"/>
       </w:pPr>
       <w:rPr>
         <w:rFonts w:ascii="Courier New" w:hAnsi="Courier New" w:cs="Courier New" w:hint="default"/>
       </w:rPr>
     </w:lvl>
-    <w:lvl w:ilvl="2" w:tplc="FFFFFFFF" w:tentative="1">
+    <w:lvl w:ilvl="2" w:tplc="04100005" w:tentative="1">
       <w:start w:val="1"/>
       <w:numFmt w:val="bullet"/>
       <w:lvlText w:val=""/>
       <w:lvlJc w:val="left"/>
       <w:pPr>
-        <w:ind w:left="2160" w:hanging="360"/>
+        <w:ind w:left="2869" w:hanging="360"/>
       </w:pPr>
       <w:rPr>
         <w:rFonts w:ascii="Wingdings" w:hAnsi="Wingdings" w:hint="default"/>
       </w:rPr>
     </w:lvl>
-    <w:lvl w:ilvl="3" w:tplc="FFFFFFFF" w:tentative="1">
+    <w:lvl w:ilvl="3" w:tplc="04100001" w:tentative="1">
       <w:start w:val="1"/>
       <w:numFmt w:val="bullet"/>
       <w:lvlText w:val=""/>
       <w:lvlJc w:val="left"/>
       <w:pPr>
-        <w:ind w:left="2880" w:hanging="360"/>
+        <w:ind w:left="3589" w:hanging="360"/>
       </w:pPr>
       <w:rPr>
         <w:rFonts w:ascii="Symbol" w:hAnsi="Symbol" w:hint="default"/>
       </w:rPr>
     </w:lvl>
-    <w:lvl w:ilvl="4" w:tplc="FFFFFFFF" w:tentative="1">
+    <w:lvl w:ilvl="4" w:tplc="04100003" w:tentative="1">
       <w:start w:val="1"/>
       <w:numFmt w:val="bullet"/>
       <w:lvlText w:val="o"/>
       <w:lvlJc w:val="left"/>
       <w:pPr>
-        <w:ind w:left="3600" w:hanging="360"/>
+        <w:ind w:left="4309" w:hanging="360"/>
       </w:pPr>
       <w:rPr>
         <w:rFonts w:ascii="Courier New" w:hAnsi="Courier New" w:cs="Courier New" w:hint="default"/>
       </w:rPr>
     </w:lvl>
-    <w:lvl w:ilvl="5" w:tplc="FFFFFFFF" w:tentative="1">
+    <w:lvl w:ilvl="5" w:tplc="04100005" w:tentative="1">
       <w:start w:val="1"/>
       <w:numFmt w:val="bullet"/>
       <w:lvlText w:val=""/>
       <w:lvlJc w:val="left"/>
       <w:pPr>
-        <w:ind w:left="4320" w:hanging="360"/>
+        <w:ind w:left="5029" w:hanging="360"/>
       </w:pPr>
       <w:rPr>
         <w:rFonts w:ascii="Wingdings" w:hAnsi="Wingdings" w:hint="default"/>
       </w:rPr>
     </w:lvl>
-    <w:lvl w:ilvl="6" w:tplc="FFFFFFFF" w:tentative="1">
+    <w:lvl w:ilvl="6" w:tplc="04100001" w:tentative="1">
       <w:start w:val="1"/>
       <w:numFmt w:val="bullet"/>
       <w:lvlText w:val=""/>
       <w:lvlJc w:val="left"/>
       <w:pPr>
-        <w:ind w:left="5040" w:hanging="360"/>
+        <w:ind w:left="5749" w:hanging="360"/>
       </w:pPr>
       <w:rPr>
         <w:rFonts w:ascii="Symbol" w:hAnsi="Symbol" w:hint="default"/>
       </w:rPr>
     </w:lvl>
-    <w:lvl w:ilvl="7" w:tplc="FFFFFFFF" w:tentative="1">
+    <w:lvl w:ilvl="7" w:tplc="04100003" w:tentative="1">
       <w:start w:val="1"/>
       <w:numFmt w:val="bullet"/>
       <w:lvlText w:val="o"/>
       <w:lvlJc w:val="left"/>
       <w:pPr>
-        <w:ind w:left="5760" w:hanging="360"/>
+        <w:ind w:left="6469" w:hanging="360"/>
       </w:pPr>
       <w:rPr>
         <w:rFonts w:ascii="Courier New" w:hAnsi="Courier New" w:cs="Courier New" w:hint="default"/>
       </w:rPr>
     </w:lvl>
-    <w:lvl w:ilvl="8" w:tplc="FFFFFFFF" w:tentative="1">
+    <w:lvl w:ilvl="8" w:tplc="04100005" w:tentative="1">
       <w:start w:val="1"/>
       <w:numFmt w:val="bullet"/>
       <w:lvlText w:val=""/>
       <w:lvlJc w:val="left"/>
       <w:pPr>
-        <w:ind w:left="6480" w:hanging="360"/>
+        <w:ind w:left="7189" w:hanging="360"/>
       </w:pPr>
       <w:rPr>
         <w:rFonts w:ascii="Wingdings" w:hAnsi="Wingdings" w:hint="default"/>
       </w:rPr>
     </w:lvl>
   </w:abstractNum>
-  <w:abstractNum w:abstractNumId="8" w15:restartNumberingAfterBreak="0">
-    <w:nsid w:val="15213E45"/>
+  <w:abstractNum w:abstractNumId="13" w15:restartNumberingAfterBreak="0">
+    <w:nsid w:val="3DD83E54"/>
+    <w:multiLevelType w:val="hybridMultilevel"/>
+    <w:tmpl w:val="1AA81754"/>
+    <w:lvl w:ilvl="0" w:tplc="04100003">
+      <w:start w:val="1"/>
+      <w:numFmt w:val="bullet"/>
+      <w:lvlText w:val="o"/>
+      <w:lvlJc w:val="left"/>
+      <w:pPr>
+        <w:ind w:left="2138" w:hanging="360"/>
+      </w:pPr>
+      <w:rPr>
+        <w:rFonts w:ascii="Courier New" w:hAnsi="Courier New" w:cs="Courier New" w:hint="default"/>
+      </w:rPr>
+    </w:lvl>
+    <w:lvl w:ilvl="1" w:tplc="04100003" w:tentative="1">
+      <w:start w:val="1"/>
+      <w:numFmt w:val="bullet"/>
+      <w:lvlText w:val="o"/>
+      <w:lvlJc w:val="left"/>
+      <w:pPr>
+        <w:ind w:left="2858" w:hanging="360"/>
+      </w:pPr>
+      <w:rPr>
+        <w:rFonts w:ascii="Courier New" w:hAnsi="Courier New" w:cs="Courier New" w:hint="default"/>
+      </w:rPr>
+    </w:lvl>
+    <w:lvl w:ilvl="2" w:tplc="04100005" w:tentative="1">
+      <w:start w:val="1"/>
+      <w:numFmt w:val="bullet"/>
+      <w:lvlText w:val=""/>
+      <w:lvlJc w:val="left"/>
+      <w:pPr>
+        <w:ind w:left="3578" w:hanging="360"/>
+      </w:pPr>
+      <w:rPr>
+        <w:rFonts w:ascii="Wingdings" w:hAnsi="Wingdings" w:hint="default"/>
+      </w:rPr>
+    </w:lvl>
+    <w:lvl w:ilvl="3" w:tplc="04100001" w:tentative="1">
+      <w:start w:val="1"/>
+      <w:numFmt w:val="bullet"/>
+      <w:lvlText w:val=""/>
+      <w:lvlJc w:val="left"/>
+      <w:pPr>
+        <w:ind w:left="4298" w:hanging="360"/>
+      </w:pPr>
+      <w:rPr>
+        <w:rFonts w:ascii="Symbol" w:hAnsi="Symbol" w:hint="default"/>
+      </w:rPr>
+    </w:lvl>
+    <w:lvl w:ilvl="4" w:tplc="04100003" w:tentative="1">
+      <w:start w:val="1"/>
+      <w:numFmt w:val="bullet"/>
+      <w:lvlText w:val="o"/>
+      <w:lvlJc w:val="left"/>
+      <w:pPr>
+        <w:ind w:left="5018" w:hanging="360"/>
+      </w:pPr>
+      <w:rPr>
+        <w:rFonts w:ascii="Courier New" w:hAnsi="Courier New" w:cs="Courier New" w:hint="default"/>
+      </w:rPr>
+    </w:lvl>
+    <w:lvl w:ilvl="5" w:tplc="04100005" w:tentative="1">
+      <w:start w:val="1"/>
+      <w:numFmt w:val="bullet"/>
+      <w:lvlText w:val=""/>
+      <w:lvlJc w:val="left"/>
+      <w:pPr>
+        <w:ind w:left="5738" w:hanging="360"/>
+      </w:pPr>
+      <w:rPr>
+        <w:rFonts w:ascii="Wingdings" w:hAnsi="Wingdings" w:hint="default"/>
+      </w:rPr>
+    </w:lvl>
+    <w:lvl w:ilvl="6" w:tplc="04100001" w:tentative="1">
+      <w:start w:val="1"/>
+      <w:numFmt w:val="bullet"/>
+      <w:lvlText w:val=""/>
+      <w:lvlJc w:val="left"/>
+      <w:pPr>
+        <w:ind w:left="6458" w:hanging="360"/>
+      </w:pPr>
+      <w:rPr>
+        <w:rFonts w:ascii="Symbol" w:hAnsi="Symbol" w:hint="default"/>
+      </w:rPr>
+    </w:lvl>
+    <w:lvl w:ilvl="7" w:tplc="04100003" w:tentative="1">
+      <w:start w:val="1"/>
+      <w:numFmt w:val="bullet"/>
+      <w:lvlText w:val="o"/>
+      <w:lvlJc w:val="left"/>
+      <w:pPr>
+        <w:ind w:left="7178" w:hanging="360"/>
+      </w:pPr>
+      <w:rPr>
+        <w:rFonts w:ascii="Courier New" w:hAnsi="Courier New" w:cs="Courier New" w:hint="default"/>
+      </w:rPr>
+    </w:lvl>
+    <w:lvl w:ilvl="8" w:tplc="04100005" w:tentative="1">
+      <w:start w:val="1"/>
+      <w:numFmt w:val="bullet"/>
+      <w:lvlText w:val=""/>
+      <w:lvlJc w:val="left"/>
+      <w:pPr>
+        <w:ind w:left="7898" w:hanging="360"/>
+      </w:pPr>
+      <w:rPr>
+        <w:rFonts w:ascii="Wingdings" w:hAnsi="Wingdings" w:hint="default"/>
+      </w:rPr>
+    </w:lvl>
+  </w:abstractNum>
+  <w:abstractNum w:abstractNumId="14" w15:restartNumberingAfterBreak="0">
+    <w:nsid w:val="42F31A3D"/>
     <w:multiLevelType w:val="multilevel"/>
     <w:tmpl w:val="C8F4DA3C"/>
     <w:lvl w:ilvl="0">
@@ -7970,17 +10095,130 @@
       </w:rPr>
     </w:lvl>
   </w:abstractNum>
-  <w:abstractNum w:abstractNumId="9" w15:restartNumberingAfterBreak="0">
-    <w:nsid w:val="17874D3B"/>
+  <w:abstractNum w:abstractNumId="15" w15:restartNumberingAfterBreak="0">
+    <w:nsid w:val="67D07244"/>
     <w:multiLevelType w:val="hybridMultilevel"/>
-    <w:tmpl w:val="2F040706"/>
+    <w:tmpl w:val="D9F4121E"/>
+    <w:lvl w:ilvl="0" w:tplc="04100001">
+      <w:start w:val="1"/>
+      <w:numFmt w:val="bullet"/>
+      <w:lvlText w:val=""/>
+      <w:lvlJc w:val="left"/>
+      <w:pPr>
+        <w:ind w:left="1429" w:hanging="360"/>
+      </w:pPr>
+      <w:rPr>
+        <w:rFonts w:ascii="Symbol" w:hAnsi="Symbol" w:hint="default"/>
+      </w:rPr>
+    </w:lvl>
+    <w:lvl w:ilvl="1" w:tplc="04100003" w:tentative="1">
+      <w:start w:val="1"/>
+      <w:numFmt w:val="bullet"/>
+      <w:lvlText w:val="o"/>
+      <w:lvlJc w:val="left"/>
+      <w:pPr>
+        <w:ind w:left="2149" w:hanging="360"/>
+      </w:pPr>
+      <w:rPr>
+        <w:rFonts w:ascii="Courier New" w:hAnsi="Courier New" w:cs="Courier New" w:hint="default"/>
+      </w:rPr>
+    </w:lvl>
+    <w:lvl w:ilvl="2" w:tplc="04100005" w:tentative="1">
+      <w:start w:val="1"/>
+      <w:numFmt w:val="bullet"/>
+      <w:lvlText w:val=""/>
+      <w:lvlJc w:val="left"/>
+      <w:pPr>
+        <w:ind w:left="2869" w:hanging="360"/>
+      </w:pPr>
+      <w:rPr>
+        <w:rFonts w:ascii="Wingdings" w:hAnsi="Wingdings" w:hint="default"/>
+      </w:rPr>
+    </w:lvl>
+    <w:lvl w:ilvl="3" w:tplc="04100001" w:tentative="1">
+      <w:start w:val="1"/>
+      <w:numFmt w:val="bullet"/>
+      <w:lvlText w:val=""/>
+      <w:lvlJc w:val="left"/>
+      <w:pPr>
+        <w:ind w:left="3589" w:hanging="360"/>
+      </w:pPr>
+      <w:rPr>
+        <w:rFonts w:ascii="Symbol" w:hAnsi="Symbol" w:hint="default"/>
+      </w:rPr>
+    </w:lvl>
+    <w:lvl w:ilvl="4" w:tplc="04100003" w:tentative="1">
+      <w:start w:val="1"/>
+      <w:numFmt w:val="bullet"/>
+      <w:lvlText w:val="o"/>
+      <w:lvlJc w:val="left"/>
+      <w:pPr>
+        <w:ind w:left="4309" w:hanging="360"/>
+      </w:pPr>
+      <w:rPr>
+        <w:rFonts w:ascii="Courier New" w:hAnsi="Courier New" w:cs="Courier New" w:hint="default"/>
+      </w:rPr>
+    </w:lvl>
+    <w:lvl w:ilvl="5" w:tplc="04100005" w:tentative="1">
+      <w:start w:val="1"/>
+      <w:numFmt w:val="bullet"/>
+      <w:lvlText w:val=""/>
+      <w:lvlJc w:val="left"/>
+      <w:pPr>
+        <w:ind w:left="5029" w:hanging="360"/>
+      </w:pPr>
+      <w:rPr>
+        <w:rFonts w:ascii="Wingdings" w:hAnsi="Wingdings" w:hint="default"/>
+      </w:rPr>
+    </w:lvl>
+    <w:lvl w:ilvl="6" w:tplc="04100001" w:tentative="1">
+      <w:start w:val="1"/>
+      <w:numFmt w:val="bullet"/>
+      <w:lvlText w:val=""/>
+      <w:lvlJc w:val="left"/>
+      <w:pPr>
+        <w:ind w:left="5749" w:hanging="360"/>
+      </w:pPr>
+      <w:rPr>
+        <w:rFonts w:ascii="Symbol" w:hAnsi="Symbol" w:hint="default"/>
+      </w:rPr>
+    </w:lvl>
+    <w:lvl w:ilvl="7" w:tplc="04100003" w:tentative="1">
+      <w:start w:val="1"/>
+      <w:numFmt w:val="bullet"/>
+      <w:lvlText w:val="o"/>
+      <w:lvlJc w:val="left"/>
+      <w:pPr>
+        <w:ind w:left="6469" w:hanging="360"/>
+      </w:pPr>
+      <w:rPr>
+        <w:rFonts w:ascii="Courier New" w:hAnsi="Courier New" w:cs="Courier New" w:hint="default"/>
+      </w:rPr>
+    </w:lvl>
+    <w:lvl w:ilvl="8" w:tplc="04100005" w:tentative="1">
+      <w:start w:val="1"/>
+      <w:numFmt w:val="bullet"/>
+      <w:lvlText w:val=""/>
+      <w:lvlJc w:val="left"/>
+      <w:pPr>
+        <w:ind w:left="7189" w:hanging="360"/>
+      </w:pPr>
+      <w:rPr>
+        <w:rFonts w:ascii="Wingdings" w:hAnsi="Wingdings" w:hint="default"/>
+      </w:rPr>
+    </w:lvl>
+  </w:abstractNum>
+  <w:abstractNum w:abstractNumId="16" w15:restartNumberingAfterBreak="0">
+    <w:nsid w:val="6B9B6A93"/>
+    <w:multiLevelType w:val="hybridMultilevel"/>
+    <w:tmpl w:val="16286834"/>
     <w:lvl w:ilvl="0" w:tplc="04100003">
       <w:start w:val="1"/>
       <w:numFmt w:val="bullet"/>
       <w:lvlText w:val="o"/>
       <w:lvlJc w:val="left"/>
       <w:pPr>
-        <w:ind w:left="1789" w:hanging="360"/>
+        <w:ind w:left="2138" w:hanging="360"/>
       </w:pPr>
       <w:rPr>
         <w:rFonts w:ascii="Courier New" w:hAnsi="Courier New" w:cs="Courier New" w:hint="default"/>
@@ -7992,7 +10230,7 @@
       <w:lvlText w:val="o"/>
       <w:lvlJc w:val="left"/>
       <w:pPr>
-        <w:ind w:left="2509" w:hanging="360"/>
+        <w:ind w:left="2858" w:hanging="360"/>
       </w:pPr>
       <w:rPr>
         <w:rFonts w:ascii="Courier New" w:hAnsi="Courier New" w:cs="Courier New" w:hint="default"/>
@@ -8004,7 +10242,7 @@
       <w:lvlText w:val=""/>
       <w:lvlJc w:val="left"/>
       <w:pPr>
-        <w:ind w:left="3229" w:hanging="360"/>
+        <w:ind w:left="3578" w:hanging="360"/>
       </w:pPr>
       <w:rPr>
         <w:rFonts w:ascii="Wingdings" w:hAnsi="Wingdings" w:hint="default"/>
@@ -8016,7 +10254,7 @@
       <w:lvlText w:val=""/>
       <w:lvlJc w:val="left"/>
       <w:pPr>
-        <w:ind w:left="3949" w:hanging="360"/>
+        <w:ind w:left="4298" w:hanging="360"/>
       </w:pPr>
       <w:rPr>
         <w:rFonts w:ascii="Symbol" w:hAnsi="Symbol" w:hint="default"/>
@@ -8028,7 +10266,7 @@
       <w:lvlText w:val="o"/>
       <w:lvlJc w:val="left"/>
       <w:pPr>
-        <w:ind w:left="4669" w:hanging="360"/>
+        <w:ind w:left="5018" w:hanging="360"/>
       </w:pPr>
       <w:rPr>
         <w:rFonts w:ascii="Courier New" w:hAnsi="Courier New" w:cs="Courier New" w:hint="default"/>
@@ -8040,7 +10278,7 @@
       <w:lvlText w:val=""/>
       <w:lvlJc w:val="left"/>
       <w:pPr>
-        <w:ind w:left="5389" w:hanging="360"/>
+        <w:ind w:left="5738" w:hanging="360"/>
       </w:pPr>
       <w:rPr>
         <w:rFonts w:ascii="Wingdings" w:hAnsi="Wingdings" w:hint="default"/>
@@ -8052,7 +10290,7 @@
       <w:lvlText w:val=""/>
       <w:lvlJc w:val="left"/>
       <w:pPr>
-        <w:ind w:left="6109" w:hanging="360"/>
+        <w:ind w:left="6458" w:hanging="360"/>
       </w:pPr>
       <w:rPr>
         <w:rFonts w:ascii="Symbol" w:hAnsi="Symbol" w:hint="default"/>
@@ -8064,7 +10302,7 @@
       <w:lvlText w:val="o"/>
       <w:lvlJc w:val="left"/>
       <w:pPr>
-        <w:ind w:left="6829" w:hanging="360"/>
+        <w:ind w:left="7178" w:hanging="360"/>
       </w:pPr>
       <w:rPr>
         <w:rFonts w:ascii="Courier New" w:hAnsi="Courier New" w:cs="Courier New" w:hint="default"/>
@@ -8076,3442 +10314,58 @@
       <w:lvlText w:val=""/>
       <w:lvlJc w:val="left"/>
       <w:pPr>
-        <w:ind w:left="7549" w:hanging="360"/>
+        <w:ind w:left="7898" w:hanging="360"/>
       </w:pPr>
       <w:rPr>
         <w:rFonts w:ascii="Wingdings" w:hAnsi="Wingdings" w:hint="default"/>
       </w:rPr>
     </w:lvl>
   </w:abstractNum>
-  <w:abstractNum w:abstractNumId="10" w15:restartNumberingAfterBreak="0">
-    <w:nsid w:val="1BB53537"/>
-    <w:multiLevelType w:val="hybridMultilevel"/>
-    <w:tmpl w:val="5596C15C"/>
-    <w:lvl w:ilvl="0" w:tplc="04100001">
-      <w:start w:val="1"/>
-      <w:numFmt w:val="bullet"/>
-      <w:lvlText w:val=""/>
-      <w:lvlJc w:val="left"/>
-      <w:pPr>
-        <w:ind w:left="720" w:hanging="360"/>
-      </w:pPr>
-      <w:rPr>
-        <w:rFonts w:ascii="Symbol" w:hAnsi="Symbol" w:hint="default"/>
-      </w:rPr>
-    </w:lvl>
-    <w:lvl w:ilvl="1" w:tplc="04100003" w:tentative="1">
-      <w:start w:val="1"/>
-      <w:numFmt w:val="bullet"/>
-      <w:lvlText w:val="o"/>
-      <w:lvlJc w:val="left"/>
-      <w:pPr>
-        <w:ind w:left="1440" w:hanging="360"/>
-      </w:pPr>
-      <w:rPr>
-        <w:rFonts w:ascii="Courier New" w:hAnsi="Courier New" w:cs="Courier New" w:hint="default"/>
-      </w:rPr>
-    </w:lvl>
-    <w:lvl w:ilvl="2" w:tplc="04100005" w:tentative="1">
-      <w:start w:val="1"/>
-      <w:numFmt w:val="bullet"/>
-      <w:lvlText w:val=""/>
-      <w:lvlJc w:val="left"/>
-      <w:pPr>
-        <w:ind w:left="2160" w:hanging="360"/>
-      </w:pPr>
-      <w:rPr>
-        <w:rFonts w:ascii="Wingdings" w:hAnsi="Wingdings" w:hint="default"/>
-      </w:rPr>
-    </w:lvl>
-    <w:lvl w:ilvl="3" w:tplc="04100001" w:tentative="1">
-      <w:start w:val="1"/>
-      <w:numFmt w:val="bullet"/>
-      <w:lvlText w:val=""/>
-      <w:lvlJc w:val="left"/>
-      <w:pPr>
-        <w:ind w:left="2880" w:hanging="360"/>
-      </w:pPr>
-      <w:rPr>
-        <w:rFonts w:ascii="Symbol" w:hAnsi="Symbol" w:hint="default"/>
-      </w:rPr>
-    </w:lvl>
-    <w:lvl w:ilvl="4" w:tplc="04100003" w:tentative="1">
-      <w:start w:val="1"/>
-      <w:numFmt w:val="bullet"/>
-      <w:lvlText w:val="o"/>
-      <w:lvlJc w:val="left"/>
-      <w:pPr>
-        <w:ind w:left="3600" w:hanging="360"/>
-      </w:pPr>
-      <w:rPr>
-        <w:rFonts w:ascii="Courier New" w:hAnsi="Courier New" w:cs="Courier New" w:hint="default"/>
-      </w:rPr>
-    </w:lvl>
-    <w:lvl w:ilvl="5" w:tplc="04100005" w:tentative="1">
-      <w:start w:val="1"/>
-      <w:numFmt w:val="bullet"/>
-      <w:lvlText w:val=""/>
-      <w:lvlJc w:val="left"/>
-      <w:pPr>
-        <w:ind w:left="4320" w:hanging="360"/>
-      </w:pPr>
-      <w:rPr>
-        <w:rFonts w:ascii="Wingdings" w:hAnsi="Wingdings" w:hint="default"/>
-      </w:rPr>
-    </w:lvl>
-    <w:lvl w:ilvl="6" w:tplc="04100001" w:tentative="1">
-      <w:start w:val="1"/>
-      <w:numFmt w:val="bullet"/>
-      <w:lvlText w:val=""/>
-      <w:lvlJc w:val="left"/>
-      <w:pPr>
-        <w:ind w:left="5040" w:hanging="360"/>
-      </w:pPr>
-      <w:rPr>
-        <w:rFonts w:ascii="Symbol" w:hAnsi="Symbol" w:hint="default"/>
-      </w:rPr>
-    </w:lvl>
-    <w:lvl w:ilvl="7" w:tplc="04100003" w:tentative="1">
-      <w:start w:val="1"/>
-      <w:numFmt w:val="bullet"/>
-      <w:lvlText w:val="o"/>
-      <w:lvlJc w:val="left"/>
-      <w:pPr>
-        <w:ind w:left="5760" w:hanging="360"/>
-      </w:pPr>
-      <w:rPr>
-        <w:rFonts w:ascii="Courier New" w:hAnsi="Courier New" w:cs="Courier New" w:hint="default"/>
-      </w:rPr>
-    </w:lvl>
-    <w:lvl w:ilvl="8" w:tplc="04100005" w:tentative="1">
-      <w:start w:val="1"/>
-      <w:numFmt w:val="bullet"/>
-      <w:lvlText w:val=""/>
-      <w:lvlJc w:val="left"/>
-      <w:pPr>
-        <w:ind w:left="6480" w:hanging="360"/>
-      </w:pPr>
-      <w:rPr>
-        <w:rFonts w:ascii="Wingdings" w:hAnsi="Wingdings" w:hint="default"/>
-      </w:rPr>
-    </w:lvl>
-  </w:abstractNum>
-  <w:abstractNum w:abstractNumId="11" w15:restartNumberingAfterBreak="0">
-    <w:nsid w:val="1F8433D7"/>
-    <w:multiLevelType w:val="multilevel"/>
-    <w:tmpl w:val="FB6871AA"/>
-    <w:lvl w:ilvl="0">
-      <w:start w:val="1"/>
-      <w:numFmt w:val="decimal"/>
-      <w:lvlText w:val="%1."/>
-      <w:lvlJc w:val="left"/>
-      <w:pPr>
-        <w:ind w:left="360" w:hanging="360"/>
-      </w:pPr>
-    </w:lvl>
-    <w:lvl w:ilvl="1">
-      <w:start w:val="1"/>
-      <w:numFmt w:val="none"/>
-      <w:lvlText w:val="4.1"/>
-      <w:lvlJc w:val="left"/>
-      <w:pPr>
-        <w:ind w:left="720" w:hanging="360"/>
-      </w:pPr>
-      <w:rPr>
-        <w:rFonts w:hint="default"/>
-      </w:rPr>
-    </w:lvl>
-    <w:lvl w:ilvl="2">
-      <w:start w:val="1"/>
-      <w:numFmt w:val="decimal"/>
-      <w:pStyle w:val="Titolo3"/>
-      <w:lvlText w:val="%1.%2.%3."/>
-      <w:lvlJc w:val="left"/>
-      <w:pPr>
-        <w:ind w:left="2206" w:hanging="504"/>
-      </w:pPr>
-    </w:lvl>
-    <w:lvl w:ilvl="3">
-      <w:start w:val="1"/>
-      <w:numFmt w:val="decimal"/>
-      <w:lvlText w:val="%1.%2.%3.%4."/>
-      <w:lvlJc w:val="left"/>
-      <w:pPr>
-        <w:ind w:left="1728" w:hanging="648"/>
-      </w:pPr>
-    </w:lvl>
-    <w:lvl w:ilvl="4">
-      <w:start w:val="1"/>
-      <w:numFmt w:val="decimal"/>
-      <w:lvlText w:val="%1.%2.%3.%4.%5."/>
-      <w:lvlJc w:val="left"/>
-      <w:pPr>
-        <w:ind w:left="2232" w:hanging="792"/>
-      </w:pPr>
-    </w:lvl>
-    <w:lvl w:ilvl="5">
-      <w:start w:val="1"/>
-      <w:numFmt w:val="decimal"/>
-      <w:lvlText w:val="%1.%2.%3.%4.%5.%6."/>
-      <w:lvlJc w:val="left"/>
-      <w:pPr>
-        <w:ind w:left="2736" w:hanging="936"/>
-      </w:pPr>
-    </w:lvl>
-    <w:lvl w:ilvl="6">
-      <w:start w:val="1"/>
-      <w:numFmt w:val="decimal"/>
-      <w:lvlText w:val="%1.%2.%3.%4.%5.%6.%7."/>
-      <w:lvlJc w:val="left"/>
-      <w:pPr>
-        <w:ind w:left="3240" w:hanging="1080"/>
-      </w:pPr>
-    </w:lvl>
-    <w:lvl w:ilvl="7">
-      <w:start w:val="1"/>
-      <w:numFmt w:val="decimal"/>
-      <w:lvlText w:val="%1.%2.%3.%4.%5.%6.%7.%8."/>
-      <w:lvlJc w:val="left"/>
-      <w:pPr>
-        <w:ind w:left="3744" w:hanging="1224"/>
-      </w:pPr>
-    </w:lvl>
-    <w:lvl w:ilvl="8">
-      <w:start w:val="1"/>
-      <w:numFmt w:val="decimal"/>
-      <w:lvlText w:val="%1.%2.%3.%4.%5.%6.%7.%8.%9."/>
-      <w:lvlJc w:val="left"/>
-      <w:pPr>
-        <w:ind w:left="4320" w:hanging="1440"/>
-      </w:pPr>
-    </w:lvl>
-  </w:abstractNum>
-  <w:abstractNum w:abstractNumId="12" w15:restartNumberingAfterBreak="0">
-    <w:nsid w:val="228F79FB"/>
-    <w:multiLevelType w:val="hybridMultilevel"/>
-    <w:tmpl w:val="CE6CA2D0"/>
-    <w:lvl w:ilvl="0" w:tplc="1C380042">
-      <w:start w:val="1"/>
-      <w:numFmt w:val="none"/>
-      <w:lvlText w:val="4.1"/>
-      <w:lvlJc w:val="left"/>
-      <w:pPr>
-        <w:ind w:left="720" w:hanging="360"/>
-      </w:pPr>
-      <w:rPr>
-        <w:rFonts w:hint="default"/>
-      </w:rPr>
-    </w:lvl>
-    <w:lvl w:ilvl="1" w:tplc="04100019" w:tentative="1">
-      <w:start w:val="1"/>
-      <w:numFmt w:val="lowerLetter"/>
-      <w:lvlText w:val="%2."/>
-      <w:lvlJc w:val="left"/>
-      <w:pPr>
-        <w:ind w:left="1440" w:hanging="360"/>
-      </w:pPr>
-    </w:lvl>
-    <w:lvl w:ilvl="2" w:tplc="0410001B" w:tentative="1">
-      <w:start w:val="1"/>
-      <w:numFmt w:val="lowerRoman"/>
-      <w:lvlText w:val="%3."/>
-      <w:lvlJc w:val="right"/>
-      <w:pPr>
-        <w:ind w:left="2160" w:hanging="180"/>
-      </w:pPr>
-    </w:lvl>
-    <w:lvl w:ilvl="3" w:tplc="0410000F" w:tentative="1">
-      <w:start w:val="1"/>
-      <w:numFmt w:val="decimal"/>
-      <w:lvlText w:val="%4."/>
-      <w:lvlJc w:val="left"/>
-      <w:pPr>
-        <w:ind w:left="2880" w:hanging="360"/>
-      </w:pPr>
-    </w:lvl>
-    <w:lvl w:ilvl="4" w:tplc="04100019" w:tentative="1">
-      <w:start w:val="1"/>
-      <w:numFmt w:val="lowerLetter"/>
-      <w:lvlText w:val="%5."/>
-      <w:lvlJc w:val="left"/>
-      <w:pPr>
-        <w:ind w:left="3600" w:hanging="360"/>
-      </w:pPr>
-    </w:lvl>
-    <w:lvl w:ilvl="5" w:tplc="0410001B" w:tentative="1">
-      <w:start w:val="1"/>
-      <w:numFmt w:val="lowerRoman"/>
-      <w:lvlText w:val="%6."/>
-      <w:lvlJc w:val="right"/>
-      <w:pPr>
-        <w:ind w:left="4320" w:hanging="180"/>
-      </w:pPr>
-    </w:lvl>
-    <w:lvl w:ilvl="6" w:tplc="0410000F" w:tentative="1">
-      <w:start w:val="1"/>
-      <w:numFmt w:val="decimal"/>
-      <w:lvlText w:val="%7."/>
-      <w:lvlJc w:val="left"/>
-      <w:pPr>
-        <w:ind w:left="5040" w:hanging="360"/>
-      </w:pPr>
-    </w:lvl>
-    <w:lvl w:ilvl="7" w:tplc="04100019" w:tentative="1">
-      <w:start w:val="1"/>
-      <w:numFmt w:val="lowerLetter"/>
-      <w:lvlText w:val="%8."/>
-      <w:lvlJc w:val="left"/>
-      <w:pPr>
-        <w:ind w:left="5760" w:hanging="360"/>
-      </w:pPr>
-    </w:lvl>
-    <w:lvl w:ilvl="8" w:tplc="0410001B" w:tentative="1">
-      <w:start w:val="1"/>
-      <w:numFmt w:val="lowerRoman"/>
-      <w:lvlText w:val="%9."/>
-      <w:lvlJc w:val="right"/>
-      <w:pPr>
-        <w:ind w:left="6480" w:hanging="180"/>
-      </w:pPr>
-    </w:lvl>
-  </w:abstractNum>
-  <w:abstractNum w:abstractNumId="13" w15:restartNumberingAfterBreak="0">
-    <w:nsid w:val="237F6CD5"/>
-    <w:multiLevelType w:val="hybridMultilevel"/>
-    <w:tmpl w:val="FBE6734A"/>
-    <w:lvl w:ilvl="0" w:tplc="04100001">
-      <w:start w:val="1"/>
-      <w:numFmt w:val="bullet"/>
-      <w:lvlText w:val=""/>
-      <w:lvlJc w:val="left"/>
-      <w:pPr>
-        <w:ind w:left="720" w:hanging="360"/>
-      </w:pPr>
-      <w:rPr>
-        <w:rFonts w:ascii="Symbol" w:hAnsi="Symbol" w:hint="default"/>
-      </w:rPr>
-    </w:lvl>
-    <w:lvl w:ilvl="1" w:tplc="FFFFFFFF" w:tentative="1">
-      <w:start w:val="1"/>
-      <w:numFmt w:val="bullet"/>
-      <w:lvlText w:val="o"/>
-      <w:lvlJc w:val="left"/>
-      <w:pPr>
-        <w:ind w:left="1140" w:hanging="360"/>
-      </w:pPr>
-      <w:rPr>
-        <w:rFonts w:ascii="Courier New" w:hAnsi="Courier New" w:cs="Courier New" w:hint="default"/>
-      </w:rPr>
-    </w:lvl>
-    <w:lvl w:ilvl="2" w:tplc="FFFFFFFF" w:tentative="1">
-      <w:start w:val="1"/>
-      <w:numFmt w:val="bullet"/>
-      <w:lvlText w:val=""/>
-      <w:lvlJc w:val="left"/>
-      <w:pPr>
-        <w:ind w:left="1860" w:hanging="360"/>
-      </w:pPr>
-      <w:rPr>
-        <w:rFonts w:ascii="Wingdings" w:hAnsi="Wingdings" w:hint="default"/>
-      </w:rPr>
-    </w:lvl>
-    <w:lvl w:ilvl="3" w:tplc="FFFFFFFF" w:tentative="1">
-      <w:start w:val="1"/>
-      <w:numFmt w:val="bullet"/>
-      <w:lvlText w:val=""/>
-      <w:lvlJc w:val="left"/>
-      <w:pPr>
-        <w:ind w:left="2580" w:hanging="360"/>
-      </w:pPr>
-      <w:rPr>
-        <w:rFonts w:ascii="Symbol" w:hAnsi="Symbol" w:hint="default"/>
-      </w:rPr>
-    </w:lvl>
-    <w:lvl w:ilvl="4" w:tplc="FFFFFFFF" w:tentative="1">
-      <w:start w:val="1"/>
-      <w:numFmt w:val="bullet"/>
-      <w:lvlText w:val="o"/>
-      <w:lvlJc w:val="left"/>
-      <w:pPr>
-        <w:ind w:left="3300" w:hanging="360"/>
-      </w:pPr>
-      <w:rPr>
-        <w:rFonts w:ascii="Courier New" w:hAnsi="Courier New" w:cs="Courier New" w:hint="default"/>
-      </w:rPr>
-    </w:lvl>
-    <w:lvl w:ilvl="5" w:tplc="FFFFFFFF" w:tentative="1">
-      <w:start w:val="1"/>
-      <w:numFmt w:val="bullet"/>
-      <w:lvlText w:val=""/>
-      <w:lvlJc w:val="left"/>
-      <w:pPr>
-        <w:ind w:left="4020" w:hanging="360"/>
-      </w:pPr>
-      <w:rPr>
-        <w:rFonts w:ascii="Wingdings" w:hAnsi="Wingdings" w:hint="default"/>
-      </w:rPr>
-    </w:lvl>
-    <w:lvl w:ilvl="6" w:tplc="FFFFFFFF" w:tentative="1">
-      <w:start w:val="1"/>
-      <w:numFmt w:val="bullet"/>
-      <w:lvlText w:val=""/>
-      <w:lvlJc w:val="left"/>
-      <w:pPr>
-        <w:ind w:left="4740" w:hanging="360"/>
-      </w:pPr>
-      <w:rPr>
-        <w:rFonts w:ascii="Symbol" w:hAnsi="Symbol" w:hint="default"/>
-      </w:rPr>
-    </w:lvl>
-    <w:lvl w:ilvl="7" w:tplc="FFFFFFFF" w:tentative="1">
-      <w:start w:val="1"/>
-      <w:numFmt w:val="bullet"/>
-      <w:lvlText w:val="o"/>
-      <w:lvlJc w:val="left"/>
-      <w:pPr>
-        <w:ind w:left="5460" w:hanging="360"/>
-      </w:pPr>
-      <w:rPr>
-        <w:rFonts w:ascii="Courier New" w:hAnsi="Courier New" w:cs="Courier New" w:hint="default"/>
-      </w:rPr>
-    </w:lvl>
-    <w:lvl w:ilvl="8" w:tplc="FFFFFFFF" w:tentative="1">
-      <w:start w:val="1"/>
-      <w:numFmt w:val="bullet"/>
-      <w:lvlText w:val=""/>
-      <w:lvlJc w:val="left"/>
-      <w:pPr>
-        <w:ind w:left="6180" w:hanging="360"/>
-      </w:pPr>
-      <w:rPr>
-        <w:rFonts w:ascii="Wingdings" w:hAnsi="Wingdings" w:hint="default"/>
-      </w:rPr>
-    </w:lvl>
-  </w:abstractNum>
-  <w:abstractNum w:abstractNumId="14" w15:restartNumberingAfterBreak="0">
-    <w:nsid w:val="25D50884"/>
-    <w:multiLevelType w:val="hybridMultilevel"/>
-    <w:tmpl w:val="B022966A"/>
-    <w:lvl w:ilvl="0" w:tplc="04100001">
-      <w:start w:val="1"/>
-      <w:numFmt w:val="bullet"/>
-      <w:lvlText w:val=""/>
-      <w:lvlJc w:val="left"/>
-      <w:pPr>
-        <w:ind w:left="720" w:hanging="360"/>
-      </w:pPr>
-      <w:rPr>
-        <w:rFonts w:ascii="Symbol" w:hAnsi="Symbol" w:hint="default"/>
-      </w:rPr>
-    </w:lvl>
-    <w:lvl w:ilvl="1" w:tplc="04100003" w:tentative="1">
-      <w:start w:val="1"/>
-      <w:numFmt w:val="bullet"/>
-      <w:lvlText w:val="o"/>
-      <w:lvlJc w:val="left"/>
-      <w:pPr>
-        <w:ind w:left="1440" w:hanging="360"/>
-      </w:pPr>
-      <w:rPr>
-        <w:rFonts w:ascii="Courier New" w:hAnsi="Courier New" w:cs="Courier New" w:hint="default"/>
-      </w:rPr>
-    </w:lvl>
-    <w:lvl w:ilvl="2" w:tplc="04100005" w:tentative="1">
-      <w:start w:val="1"/>
-      <w:numFmt w:val="bullet"/>
-      <w:lvlText w:val=""/>
-      <w:lvlJc w:val="left"/>
-      <w:pPr>
-        <w:ind w:left="2160" w:hanging="360"/>
-      </w:pPr>
-      <w:rPr>
-        <w:rFonts w:ascii="Wingdings" w:hAnsi="Wingdings" w:hint="default"/>
-      </w:rPr>
-    </w:lvl>
-    <w:lvl w:ilvl="3" w:tplc="04100001" w:tentative="1">
-      <w:start w:val="1"/>
-      <w:numFmt w:val="bullet"/>
-      <w:lvlText w:val=""/>
-      <w:lvlJc w:val="left"/>
-      <w:pPr>
-        <w:ind w:left="2880" w:hanging="360"/>
-      </w:pPr>
-      <w:rPr>
-        <w:rFonts w:ascii="Symbol" w:hAnsi="Symbol" w:hint="default"/>
-      </w:rPr>
-    </w:lvl>
-    <w:lvl w:ilvl="4" w:tplc="04100003" w:tentative="1">
-      <w:start w:val="1"/>
-      <w:numFmt w:val="bullet"/>
-      <w:lvlText w:val="o"/>
-      <w:lvlJc w:val="left"/>
-      <w:pPr>
-        <w:ind w:left="3600" w:hanging="360"/>
-      </w:pPr>
-      <w:rPr>
-        <w:rFonts w:ascii="Courier New" w:hAnsi="Courier New" w:cs="Courier New" w:hint="default"/>
-      </w:rPr>
-    </w:lvl>
-    <w:lvl w:ilvl="5" w:tplc="04100005" w:tentative="1">
-      <w:start w:val="1"/>
-      <w:numFmt w:val="bullet"/>
-      <w:lvlText w:val=""/>
-      <w:lvlJc w:val="left"/>
-      <w:pPr>
-        <w:ind w:left="4320" w:hanging="360"/>
-      </w:pPr>
-      <w:rPr>
-        <w:rFonts w:ascii="Wingdings" w:hAnsi="Wingdings" w:hint="default"/>
-      </w:rPr>
-    </w:lvl>
-    <w:lvl w:ilvl="6" w:tplc="04100001" w:tentative="1">
-      <w:start w:val="1"/>
-      <w:numFmt w:val="bullet"/>
-      <w:lvlText w:val=""/>
-      <w:lvlJc w:val="left"/>
-      <w:pPr>
-        <w:ind w:left="5040" w:hanging="360"/>
-      </w:pPr>
-      <w:rPr>
-        <w:rFonts w:ascii="Symbol" w:hAnsi="Symbol" w:hint="default"/>
-      </w:rPr>
-    </w:lvl>
-    <w:lvl w:ilvl="7" w:tplc="04100003" w:tentative="1">
-      <w:start w:val="1"/>
-      <w:numFmt w:val="bullet"/>
-      <w:lvlText w:val="o"/>
-      <w:lvlJc w:val="left"/>
-      <w:pPr>
-        <w:ind w:left="5760" w:hanging="360"/>
-      </w:pPr>
-      <w:rPr>
-        <w:rFonts w:ascii="Courier New" w:hAnsi="Courier New" w:cs="Courier New" w:hint="default"/>
-      </w:rPr>
-    </w:lvl>
-    <w:lvl w:ilvl="8" w:tplc="04100005" w:tentative="1">
-      <w:start w:val="1"/>
-      <w:numFmt w:val="bullet"/>
-      <w:lvlText w:val=""/>
-      <w:lvlJc w:val="left"/>
-      <w:pPr>
-        <w:ind w:left="6480" w:hanging="360"/>
-      </w:pPr>
-      <w:rPr>
-        <w:rFonts w:ascii="Wingdings" w:hAnsi="Wingdings" w:hint="default"/>
-      </w:rPr>
-    </w:lvl>
-  </w:abstractNum>
-  <w:abstractNum w:abstractNumId="15" w15:restartNumberingAfterBreak="0">
-    <w:nsid w:val="282C65A4"/>
-    <w:multiLevelType w:val="hybridMultilevel"/>
-    <w:tmpl w:val="9D3ECF24"/>
-    <w:lvl w:ilvl="0" w:tplc="0410000B">
-      <w:start w:val="1"/>
-      <w:numFmt w:val="bullet"/>
-      <w:lvlText w:val=""/>
-      <w:lvlJc w:val="left"/>
-      <w:pPr>
-        <w:ind w:left="1080" w:hanging="360"/>
-      </w:pPr>
-      <w:rPr>
-        <w:rFonts w:ascii="Wingdings" w:hAnsi="Wingdings" w:hint="default"/>
-      </w:rPr>
-    </w:lvl>
-    <w:lvl w:ilvl="1" w:tplc="04100003" w:tentative="1">
-      <w:start w:val="1"/>
-      <w:numFmt w:val="bullet"/>
-      <w:lvlText w:val="o"/>
-      <w:lvlJc w:val="left"/>
-      <w:pPr>
-        <w:ind w:left="1800" w:hanging="360"/>
-      </w:pPr>
-      <w:rPr>
-        <w:rFonts w:ascii="Courier New" w:hAnsi="Courier New" w:cs="Courier New" w:hint="default"/>
-      </w:rPr>
-    </w:lvl>
-    <w:lvl w:ilvl="2" w:tplc="04100005" w:tentative="1">
-      <w:start w:val="1"/>
-      <w:numFmt w:val="bullet"/>
-      <w:lvlText w:val=""/>
-      <w:lvlJc w:val="left"/>
-      <w:pPr>
-        <w:ind w:left="2520" w:hanging="360"/>
-      </w:pPr>
-      <w:rPr>
-        <w:rFonts w:ascii="Wingdings" w:hAnsi="Wingdings" w:hint="default"/>
-      </w:rPr>
-    </w:lvl>
-    <w:lvl w:ilvl="3" w:tplc="04100001" w:tentative="1">
-      <w:start w:val="1"/>
-      <w:numFmt w:val="bullet"/>
-      <w:lvlText w:val=""/>
-      <w:lvlJc w:val="left"/>
-      <w:pPr>
-        <w:ind w:left="3240" w:hanging="360"/>
-      </w:pPr>
-      <w:rPr>
-        <w:rFonts w:ascii="Symbol" w:hAnsi="Symbol" w:hint="default"/>
-      </w:rPr>
-    </w:lvl>
-    <w:lvl w:ilvl="4" w:tplc="04100003" w:tentative="1">
-      <w:start w:val="1"/>
-      <w:numFmt w:val="bullet"/>
-      <w:lvlText w:val="o"/>
-      <w:lvlJc w:val="left"/>
-      <w:pPr>
-        <w:ind w:left="3960" w:hanging="360"/>
-      </w:pPr>
-      <w:rPr>
-        <w:rFonts w:ascii="Courier New" w:hAnsi="Courier New" w:cs="Courier New" w:hint="default"/>
-      </w:rPr>
-    </w:lvl>
-    <w:lvl w:ilvl="5" w:tplc="04100005" w:tentative="1">
-      <w:start w:val="1"/>
-      <w:numFmt w:val="bullet"/>
-      <w:lvlText w:val=""/>
-      <w:lvlJc w:val="left"/>
-      <w:pPr>
-        <w:ind w:left="4680" w:hanging="360"/>
-      </w:pPr>
-      <w:rPr>
-        <w:rFonts w:ascii="Wingdings" w:hAnsi="Wingdings" w:hint="default"/>
-      </w:rPr>
-    </w:lvl>
-    <w:lvl w:ilvl="6" w:tplc="04100001" w:tentative="1">
-      <w:start w:val="1"/>
-      <w:numFmt w:val="bullet"/>
-      <w:lvlText w:val=""/>
-      <w:lvlJc w:val="left"/>
-      <w:pPr>
-        <w:ind w:left="5400" w:hanging="360"/>
-      </w:pPr>
-      <w:rPr>
-        <w:rFonts w:ascii="Symbol" w:hAnsi="Symbol" w:hint="default"/>
-      </w:rPr>
-    </w:lvl>
-    <w:lvl w:ilvl="7" w:tplc="04100003" w:tentative="1">
-      <w:start w:val="1"/>
-      <w:numFmt w:val="bullet"/>
-      <w:lvlText w:val="o"/>
-      <w:lvlJc w:val="left"/>
-      <w:pPr>
-        <w:ind w:left="6120" w:hanging="360"/>
-      </w:pPr>
-      <w:rPr>
-        <w:rFonts w:ascii="Courier New" w:hAnsi="Courier New" w:cs="Courier New" w:hint="default"/>
-      </w:rPr>
-    </w:lvl>
-    <w:lvl w:ilvl="8" w:tplc="04100005" w:tentative="1">
-      <w:start w:val="1"/>
-      <w:numFmt w:val="bullet"/>
-      <w:lvlText w:val=""/>
-      <w:lvlJc w:val="left"/>
-      <w:pPr>
-        <w:ind w:left="6840" w:hanging="360"/>
-      </w:pPr>
-      <w:rPr>
-        <w:rFonts w:ascii="Wingdings" w:hAnsi="Wingdings" w:hint="default"/>
-      </w:rPr>
-    </w:lvl>
-  </w:abstractNum>
-  <w:abstractNum w:abstractNumId="16" w15:restartNumberingAfterBreak="0">
-    <w:nsid w:val="287C4892"/>
-    <w:multiLevelType w:val="hybridMultilevel"/>
-    <w:tmpl w:val="58DE98D4"/>
-    <w:lvl w:ilvl="0" w:tplc="04100003">
-      <w:start w:val="1"/>
-      <w:numFmt w:val="bullet"/>
-      <w:lvlText w:val="o"/>
-      <w:lvlJc w:val="left"/>
-      <w:pPr>
-        <w:ind w:left="2847" w:hanging="360"/>
-      </w:pPr>
-      <w:rPr>
-        <w:rFonts w:ascii="Courier New" w:hAnsi="Courier New" w:cs="Courier New" w:hint="default"/>
-      </w:rPr>
-    </w:lvl>
-    <w:lvl w:ilvl="1" w:tplc="04100003" w:tentative="1">
-      <w:start w:val="1"/>
-      <w:numFmt w:val="bullet"/>
-      <w:lvlText w:val="o"/>
-      <w:lvlJc w:val="left"/>
-      <w:pPr>
-        <w:ind w:left="3567" w:hanging="360"/>
-      </w:pPr>
-      <w:rPr>
-        <w:rFonts w:ascii="Courier New" w:hAnsi="Courier New" w:cs="Courier New" w:hint="default"/>
-      </w:rPr>
-    </w:lvl>
-    <w:lvl w:ilvl="2" w:tplc="04100005" w:tentative="1">
-      <w:start w:val="1"/>
-      <w:numFmt w:val="bullet"/>
-      <w:lvlText w:val=""/>
-      <w:lvlJc w:val="left"/>
-      <w:pPr>
-        <w:ind w:left="4287" w:hanging="360"/>
-      </w:pPr>
-      <w:rPr>
-        <w:rFonts w:ascii="Wingdings" w:hAnsi="Wingdings" w:hint="default"/>
-      </w:rPr>
-    </w:lvl>
-    <w:lvl w:ilvl="3" w:tplc="04100001" w:tentative="1">
-      <w:start w:val="1"/>
-      <w:numFmt w:val="bullet"/>
-      <w:lvlText w:val=""/>
-      <w:lvlJc w:val="left"/>
-      <w:pPr>
-        <w:ind w:left="5007" w:hanging="360"/>
-      </w:pPr>
-      <w:rPr>
-        <w:rFonts w:ascii="Symbol" w:hAnsi="Symbol" w:hint="default"/>
-      </w:rPr>
-    </w:lvl>
-    <w:lvl w:ilvl="4" w:tplc="04100003" w:tentative="1">
-      <w:start w:val="1"/>
-      <w:numFmt w:val="bullet"/>
-      <w:lvlText w:val="o"/>
-      <w:lvlJc w:val="left"/>
-      <w:pPr>
-        <w:ind w:left="5727" w:hanging="360"/>
-      </w:pPr>
-      <w:rPr>
-        <w:rFonts w:ascii="Courier New" w:hAnsi="Courier New" w:cs="Courier New" w:hint="default"/>
-      </w:rPr>
-    </w:lvl>
-    <w:lvl w:ilvl="5" w:tplc="04100005" w:tentative="1">
-      <w:start w:val="1"/>
-      <w:numFmt w:val="bullet"/>
-      <w:lvlText w:val=""/>
-      <w:lvlJc w:val="left"/>
-      <w:pPr>
-        <w:ind w:left="6447" w:hanging="360"/>
-      </w:pPr>
-      <w:rPr>
-        <w:rFonts w:ascii="Wingdings" w:hAnsi="Wingdings" w:hint="default"/>
-      </w:rPr>
-    </w:lvl>
-    <w:lvl w:ilvl="6" w:tplc="04100001" w:tentative="1">
-      <w:start w:val="1"/>
-      <w:numFmt w:val="bullet"/>
-      <w:lvlText w:val=""/>
-      <w:lvlJc w:val="left"/>
-      <w:pPr>
-        <w:ind w:left="7167" w:hanging="360"/>
-      </w:pPr>
-      <w:rPr>
-        <w:rFonts w:ascii="Symbol" w:hAnsi="Symbol" w:hint="default"/>
-      </w:rPr>
-    </w:lvl>
-    <w:lvl w:ilvl="7" w:tplc="04100003" w:tentative="1">
-      <w:start w:val="1"/>
-      <w:numFmt w:val="bullet"/>
-      <w:lvlText w:val="o"/>
-      <w:lvlJc w:val="left"/>
-      <w:pPr>
-        <w:ind w:left="7887" w:hanging="360"/>
-      </w:pPr>
-      <w:rPr>
-        <w:rFonts w:ascii="Courier New" w:hAnsi="Courier New" w:cs="Courier New" w:hint="default"/>
-      </w:rPr>
-    </w:lvl>
-    <w:lvl w:ilvl="8" w:tplc="04100005" w:tentative="1">
-      <w:start w:val="1"/>
-      <w:numFmt w:val="bullet"/>
-      <w:lvlText w:val=""/>
-      <w:lvlJc w:val="left"/>
-      <w:pPr>
-        <w:ind w:left="8607" w:hanging="360"/>
-      </w:pPr>
-      <w:rPr>
-        <w:rFonts w:ascii="Wingdings" w:hAnsi="Wingdings" w:hint="default"/>
-      </w:rPr>
-    </w:lvl>
-  </w:abstractNum>
-  <w:abstractNum w:abstractNumId="17" w15:restartNumberingAfterBreak="0">
-    <w:nsid w:val="29821C42"/>
-    <w:multiLevelType w:val="hybridMultilevel"/>
-    <w:tmpl w:val="64C2F46C"/>
-    <w:lvl w:ilvl="0" w:tplc="5D7E0B50">
-      <w:start w:val="1"/>
-      <w:numFmt w:val="decimal"/>
-      <w:lvlText w:val="4.%1."/>
-      <w:lvlJc w:val="left"/>
-      <w:pPr>
-        <w:ind w:left="1080" w:hanging="360"/>
-      </w:pPr>
-      <w:rPr>
-        <w:rFonts w:hint="default"/>
-      </w:rPr>
-    </w:lvl>
-    <w:lvl w:ilvl="1" w:tplc="04100019" w:tentative="1">
-      <w:start w:val="1"/>
-      <w:numFmt w:val="lowerLetter"/>
-      <w:lvlText w:val="%2."/>
-      <w:lvlJc w:val="left"/>
-      <w:pPr>
-        <w:ind w:left="1513" w:hanging="360"/>
-      </w:pPr>
-    </w:lvl>
-    <w:lvl w:ilvl="2" w:tplc="0410001B" w:tentative="1">
-      <w:start w:val="1"/>
-      <w:numFmt w:val="lowerRoman"/>
-      <w:lvlText w:val="%3."/>
-      <w:lvlJc w:val="right"/>
-      <w:pPr>
-        <w:ind w:left="2233" w:hanging="180"/>
-      </w:pPr>
-    </w:lvl>
-    <w:lvl w:ilvl="3" w:tplc="0410000F" w:tentative="1">
-      <w:start w:val="1"/>
-      <w:numFmt w:val="decimal"/>
-      <w:lvlText w:val="%4."/>
-      <w:lvlJc w:val="left"/>
-      <w:pPr>
-        <w:ind w:left="2953" w:hanging="360"/>
-      </w:pPr>
-    </w:lvl>
-    <w:lvl w:ilvl="4" w:tplc="04100019" w:tentative="1">
-      <w:start w:val="1"/>
-      <w:numFmt w:val="lowerLetter"/>
-      <w:lvlText w:val="%5."/>
-      <w:lvlJc w:val="left"/>
-      <w:pPr>
-        <w:ind w:left="3673" w:hanging="360"/>
-      </w:pPr>
-    </w:lvl>
-    <w:lvl w:ilvl="5" w:tplc="0410001B" w:tentative="1">
-      <w:start w:val="1"/>
-      <w:numFmt w:val="lowerRoman"/>
-      <w:lvlText w:val="%6."/>
-      <w:lvlJc w:val="right"/>
-      <w:pPr>
-        <w:ind w:left="4393" w:hanging="180"/>
-      </w:pPr>
-    </w:lvl>
-    <w:lvl w:ilvl="6" w:tplc="0410000F" w:tentative="1">
-      <w:start w:val="1"/>
-      <w:numFmt w:val="decimal"/>
-      <w:lvlText w:val="%7."/>
-      <w:lvlJc w:val="left"/>
-      <w:pPr>
-        <w:ind w:left="5113" w:hanging="360"/>
-      </w:pPr>
-    </w:lvl>
-    <w:lvl w:ilvl="7" w:tplc="04100019" w:tentative="1">
-      <w:start w:val="1"/>
-      <w:numFmt w:val="lowerLetter"/>
-      <w:lvlText w:val="%8."/>
-      <w:lvlJc w:val="left"/>
-      <w:pPr>
-        <w:ind w:left="5833" w:hanging="360"/>
-      </w:pPr>
-    </w:lvl>
-    <w:lvl w:ilvl="8" w:tplc="0410001B" w:tentative="1">
-      <w:start w:val="1"/>
-      <w:numFmt w:val="lowerRoman"/>
-      <w:lvlText w:val="%9."/>
-      <w:lvlJc w:val="right"/>
-      <w:pPr>
-        <w:ind w:left="6553" w:hanging="180"/>
-      </w:pPr>
-    </w:lvl>
-  </w:abstractNum>
-  <w:abstractNum w:abstractNumId="18" w15:restartNumberingAfterBreak="0">
-    <w:nsid w:val="31204FF6"/>
-    <w:multiLevelType w:val="multilevel"/>
-    <w:tmpl w:val="C8F4DA3C"/>
-    <w:styleLink w:val="Elencocorrente1"/>
-    <w:lvl w:ilvl="0">
-      <w:start w:val="1"/>
-      <w:numFmt w:val="decimal"/>
-      <w:lvlText w:val="%1."/>
-      <w:lvlJc w:val="left"/>
-      <w:pPr>
-        <w:ind w:left="760" w:hanging="400"/>
-      </w:pPr>
-      <w:rPr>
-        <w:rFonts w:hint="default"/>
-      </w:rPr>
-    </w:lvl>
-    <w:lvl w:ilvl="1">
-      <w:start w:val="1"/>
-      <w:numFmt w:val="decimal"/>
-      <w:isLgl/>
-      <w:lvlText w:val="%1.%2"/>
-      <w:lvlJc w:val="left"/>
-      <w:pPr>
-        <w:ind w:left="735" w:hanging="375"/>
-      </w:pPr>
-      <w:rPr>
-        <w:rFonts w:hint="default"/>
-      </w:rPr>
-    </w:lvl>
-    <w:lvl w:ilvl="2">
-      <w:start w:val="1"/>
-      <w:numFmt w:val="decimal"/>
-      <w:isLgl/>
-      <w:lvlText w:val="%1.%2.%3"/>
-      <w:lvlJc w:val="left"/>
-      <w:pPr>
-        <w:ind w:left="1080" w:hanging="720"/>
-      </w:pPr>
-      <w:rPr>
-        <w:rFonts w:hint="default"/>
-      </w:rPr>
-    </w:lvl>
-    <w:lvl w:ilvl="3">
-      <w:start w:val="1"/>
-      <w:numFmt w:val="decimal"/>
-      <w:isLgl/>
-      <w:lvlText w:val="%1.%2.%3.%4"/>
-      <w:lvlJc w:val="left"/>
-      <w:pPr>
-        <w:ind w:left="1440" w:hanging="1080"/>
-      </w:pPr>
-      <w:rPr>
-        <w:rFonts w:hint="default"/>
-      </w:rPr>
-    </w:lvl>
-    <w:lvl w:ilvl="4">
-      <w:start w:val="1"/>
-      <w:numFmt w:val="decimal"/>
-      <w:isLgl/>
-      <w:lvlText w:val="%1.%2.%3.%4.%5"/>
-      <w:lvlJc w:val="left"/>
-      <w:pPr>
-        <w:ind w:left="1440" w:hanging="1080"/>
-      </w:pPr>
-      <w:rPr>
-        <w:rFonts w:hint="default"/>
-      </w:rPr>
-    </w:lvl>
-    <w:lvl w:ilvl="5">
-      <w:start w:val="1"/>
-      <w:numFmt w:val="decimal"/>
-      <w:isLgl/>
-      <w:lvlText w:val="%1.%2.%3.%4.%5.%6"/>
-      <w:lvlJc w:val="left"/>
-      <w:pPr>
-        <w:ind w:left="1800" w:hanging="1440"/>
-      </w:pPr>
-      <w:rPr>
-        <w:rFonts w:hint="default"/>
-      </w:rPr>
-    </w:lvl>
-    <w:lvl w:ilvl="6">
-      <w:start w:val="1"/>
-      <w:numFmt w:val="decimal"/>
-      <w:isLgl/>
-      <w:lvlText w:val="%1.%2.%3.%4.%5.%6.%7"/>
-      <w:lvlJc w:val="left"/>
-      <w:pPr>
-        <w:ind w:left="1800" w:hanging="1440"/>
-      </w:pPr>
-      <w:rPr>
-        <w:rFonts w:hint="default"/>
-      </w:rPr>
-    </w:lvl>
-    <w:lvl w:ilvl="7">
-      <w:start w:val="1"/>
-      <w:numFmt w:val="decimal"/>
-      <w:isLgl/>
-      <w:lvlText w:val="%1.%2.%3.%4.%5.%6.%7.%8"/>
-      <w:lvlJc w:val="left"/>
-      <w:pPr>
-        <w:ind w:left="2160" w:hanging="1800"/>
-      </w:pPr>
-      <w:rPr>
-        <w:rFonts w:hint="default"/>
-      </w:rPr>
-    </w:lvl>
-    <w:lvl w:ilvl="8">
-      <w:start w:val="1"/>
-      <w:numFmt w:val="decimal"/>
-      <w:isLgl/>
-      <w:lvlText w:val="%1.%2.%3.%4.%5.%6.%7.%8.%9"/>
-      <w:lvlJc w:val="left"/>
-      <w:pPr>
-        <w:ind w:left="2520" w:hanging="2160"/>
-      </w:pPr>
-      <w:rPr>
-        <w:rFonts w:hint="default"/>
-      </w:rPr>
-    </w:lvl>
-  </w:abstractNum>
-  <w:abstractNum w:abstractNumId="19" w15:restartNumberingAfterBreak="0">
-    <w:nsid w:val="38C345BE"/>
-    <w:multiLevelType w:val="hybridMultilevel"/>
-    <w:tmpl w:val="4AD8CAA8"/>
-    <w:lvl w:ilvl="0" w:tplc="04100001">
-      <w:start w:val="1"/>
-      <w:numFmt w:val="bullet"/>
-      <w:lvlText w:val=""/>
-      <w:lvlJc w:val="left"/>
-      <w:pPr>
-        <w:ind w:left="1429" w:hanging="360"/>
-      </w:pPr>
-      <w:rPr>
-        <w:rFonts w:ascii="Symbol" w:hAnsi="Symbol" w:hint="default"/>
-      </w:rPr>
-    </w:lvl>
-    <w:lvl w:ilvl="1" w:tplc="04100003" w:tentative="1">
-      <w:start w:val="1"/>
-      <w:numFmt w:val="bullet"/>
-      <w:lvlText w:val="o"/>
-      <w:lvlJc w:val="left"/>
-      <w:pPr>
-        <w:ind w:left="2149" w:hanging="360"/>
-      </w:pPr>
-      <w:rPr>
-        <w:rFonts w:ascii="Courier New" w:hAnsi="Courier New" w:cs="Courier New" w:hint="default"/>
-      </w:rPr>
-    </w:lvl>
-    <w:lvl w:ilvl="2" w:tplc="04100005" w:tentative="1">
-      <w:start w:val="1"/>
-      <w:numFmt w:val="bullet"/>
-      <w:lvlText w:val=""/>
-      <w:lvlJc w:val="left"/>
-      <w:pPr>
-        <w:ind w:left="2869" w:hanging="360"/>
-      </w:pPr>
-      <w:rPr>
-        <w:rFonts w:ascii="Wingdings" w:hAnsi="Wingdings" w:hint="default"/>
-      </w:rPr>
-    </w:lvl>
-    <w:lvl w:ilvl="3" w:tplc="04100001" w:tentative="1">
-      <w:start w:val="1"/>
-      <w:numFmt w:val="bullet"/>
-      <w:lvlText w:val=""/>
-      <w:lvlJc w:val="left"/>
-      <w:pPr>
-        <w:ind w:left="3589" w:hanging="360"/>
-      </w:pPr>
-      <w:rPr>
-        <w:rFonts w:ascii="Symbol" w:hAnsi="Symbol" w:hint="default"/>
-      </w:rPr>
-    </w:lvl>
-    <w:lvl w:ilvl="4" w:tplc="04100003" w:tentative="1">
-      <w:start w:val="1"/>
-      <w:numFmt w:val="bullet"/>
-      <w:lvlText w:val="o"/>
-      <w:lvlJc w:val="left"/>
-      <w:pPr>
-        <w:ind w:left="4309" w:hanging="360"/>
-      </w:pPr>
-      <w:rPr>
-        <w:rFonts w:ascii="Courier New" w:hAnsi="Courier New" w:cs="Courier New" w:hint="default"/>
-      </w:rPr>
-    </w:lvl>
-    <w:lvl w:ilvl="5" w:tplc="04100005" w:tentative="1">
-      <w:start w:val="1"/>
-      <w:numFmt w:val="bullet"/>
-      <w:lvlText w:val=""/>
-      <w:lvlJc w:val="left"/>
-      <w:pPr>
-        <w:ind w:left="5029" w:hanging="360"/>
-      </w:pPr>
-      <w:rPr>
-        <w:rFonts w:ascii="Wingdings" w:hAnsi="Wingdings" w:hint="default"/>
-      </w:rPr>
-    </w:lvl>
-    <w:lvl w:ilvl="6" w:tplc="04100001" w:tentative="1">
-      <w:start w:val="1"/>
-      <w:numFmt w:val="bullet"/>
-      <w:lvlText w:val=""/>
-      <w:lvlJc w:val="left"/>
-      <w:pPr>
-        <w:ind w:left="5749" w:hanging="360"/>
-      </w:pPr>
-      <w:rPr>
-        <w:rFonts w:ascii="Symbol" w:hAnsi="Symbol" w:hint="default"/>
-      </w:rPr>
-    </w:lvl>
-    <w:lvl w:ilvl="7" w:tplc="04100003" w:tentative="1">
-      <w:start w:val="1"/>
-      <w:numFmt w:val="bullet"/>
-      <w:lvlText w:val="o"/>
-      <w:lvlJc w:val="left"/>
-      <w:pPr>
-        <w:ind w:left="6469" w:hanging="360"/>
-      </w:pPr>
-      <w:rPr>
-        <w:rFonts w:ascii="Courier New" w:hAnsi="Courier New" w:cs="Courier New" w:hint="default"/>
-      </w:rPr>
-    </w:lvl>
-    <w:lvl w:ilvl="8" w:tplc="04100005" w:tentative="1">
-      <w:start w:val="1"/>
-      <w:numFmt w:val="bullet"/>
-      <w:lvlText w:val=""/>
-      <w:lvlJc w:val="left"/>
-      <w:pPr>
-        <w:ind w:left="7189" w:hanging="360"/>
-      </w:pPr>
-      <w:rPr>
-        <w:rFonts w:ascii="Wingdings" w:hAnsi="Wingdings" w:hint="default"/>
-      </w:rPr>
-    </w:lvl>
-  </w:abstractNum>
-  <w:abstractNum w:abstractNumId="20" w15:restartNumberingAfterBreak="0">
-    <w:nsid w:val="3A6A4225"/>
-    <w:multiLevelType w:val="hybridMultilevel"/>
-    <w:tmpl w:val="A57E53A0"/>
-    <w:lvl w:ilvl="0" w:tplc="04100001">
-      <w:start w:val="1"/>
-      <w:numFmt w:val="bullet"/>
-      <w:lvlText w:val=""/>
-      <w:lvlJc w:val="left"/>
-      <w:pPr>
-        <w:ind w:left="720" w:hanging="360"/>
-      </w:pPr>
-      <w:rPr>
-        <w:rFonts w:ascii="Symbol" w:hAnsi="Symbol" w:hint="default"/>
-      </w:rPr>
-    </w:lvl>
-    <w:lvl w:ilvl="1" w:tplc="FFFFFFFF" w:tentative="1">
-      <w:start w:val="1"/>
-      <w:numFmt w:val="bullet"/>
-      <w:lvlText w:val="o"/>
-      <w:lvlJc w:val="left"/>
-      <w:pPr>
-        <w:ind w:left="1440" w:hanging="360"/>
-      </w:pPr>
-      <w:rPr>
-        <w:rFonts w:ascii="Courier New" w:hAnsi="Courier New" w:cs="Courier New" w:hint="default"/>
-      </w:rPr>
-    </w:lvl>
-    <w:lvl w:ilvl="2" w:tplc="FFFFFFFF" w:tentative="1">
-      <w:start w:val="1"/>
-      <w:numFmt w:val="bullet"/>
-      <w:lvlText w:val=""/>
-      <w:lvlJc w:val="left"/>
-      <w:pPr>
-        <w:ind w:left="2160" w:hanging="360"/>
-      </w:pPr>
-      <w:rPr>
-        <w:rFonts w:ascii="Wingdings" w:hAnsi="Wingdings" w:hint="default"/>
-      </w:rPr>
-    </w:lvl>
-    <w:lvl w:ilvl="3" w:tplc="FFFFFFFF" w:tentative="1">
-      <w:start w:val="1"/>
-      <w:numFmt w:val="bullet"/>
-      <w:lvlText w:val=""/>
-      <w:lvlJc w:val="left"/>
-      <w:pPr>
-        <w:ind w:left="2880" w:hanging="360"/>
-      </w:pPr>
-      <w:rPr>
-        <w:rFonts w:ascii="Symbol" w:hAnsi="Symbol" w:hint="default"/>
-      </w:rPr>
-    </w:lvl>
-    <w:lvl w:ilvl="4" w:tplc="FFFFFFFF" w:tentative="1">
-      <w:start w:val="1"/>
-      <w:numFmt w:val="bullet"/>
-      <w:lvlText w:val="o"/>
-      <w:lvlJc w:val="left"/>
-      <w:pPr>
-        <w:ind w:left="3600" w:hanging="360"/>
-      </w:pPr>
-      <w:rPr>
-        <w:rFonts w:ascii="Courier New" w:hAnsi="Courier New" w:cs="Courier New" w:hint="default"/>
-      </w:rPr>
-    </w:lvl>
-    <w:lvl w:ilvl="5" w:tplc="FFFFFFFF" w:tentative="1">
-      <w:start w:val="1"/>
-      <w:numFmt w:val="bullet"/>
-      <w:lvlText w:val=""/>
-      <w:lvlJc w:val="left"/>
-      <w:pPr>
-        <w:ind w:left="4320" w:hanging="360"/>
-      </w:pPr>
-      <w:rPr>
-        <w:rFonts w:ascii="Wingdings" w:hAnsi="Wingdings" w:hint="default"/>
-      </w:rPr>
-    </w:lvl>
-    <w:lvl w:ilvl="6" w:tplc="FFFFFFFF" w:tentative="1">
-      <w:start w:val="1"/>
-      <w:numFmt w:val="bullet"/>
-      <w:lvlText w:val=""/>
-      <w:lvlJc w:val="left"/>
-      <w:pPr>
-        <w:ind w:left="5040" w:hanging="360"/>
-      </w:pPr>
-      <w:rPr>
-        <w:rFonts w:ascii="Symbol" w:hAnsi="Symbol" w:hint="default"/>
-      </w:rPr>
-    </w:lvl>
-    <w:lvl w:ilvl="7" w:tplc="FFFFFFFF" w:tentative="1">
-      <w:start w:val="1"/>
-      <w:numFmt w:val="bullet"/>
-      <w:lvlText w:val="o"/>
-      <w:lvlJc w:val="left"/>
-      <w:pPr>
-        <w:ind w:left="5760" w:hanging="360"/>
-      </w:pPr>
-      <w:rPr>
-        <w:rFonts w:ascii="Courier New" w:hAnsi="Courier New" w:cs="Courier New" w:hint="default"/>
-      </w:rPr>
-    </w:lvl>
-    <w:lvl w:ilvl="8" w:tplc="FFFFFFFF" w:tentative="1">
-      <w:start w:val="1"/>
-      <w:numFmt w:val="bullet"/>
-      <w:lvlText w:val=""/>
-      <w:lvlJc w:val="left"/>
-      <w:pPr>
-        <w:ind w:left="6480" w:hanging="360"/>
-      </w:pPr>
-      <w:rPr>
-        <w:rFonts w:ascii="Wingdings" w:hAnsi="Wingdings" w:hint="default"/>
-      </w:rPr>
-    </w:lvl>
-  </w:abstractNum>
-  <w:abstractNum w:abstractNumId="21" w15:restartNumberingAfterBreak="0">
-    <w:nsid w:val="3AA20608"/>
-    <w:multiLevelType w:val="hybridMultilevel"/>
-    <w:tmpl w:val="FD741812"/>
-    <w:lvl w:ilvl="0" w:tplc="0410000B">
-      <w:start w:val="1"/>
-      <w:numFmt w:val="bullet"/>
-      <w:lvlText w:val=""/>
-      <w:lvlJc w:val="left"/>
-      <w:pPr>
-        <w:ind w:left="720" w:hanging="360"/>
-      </w:pPr>
-      <w:rPr>
-        <w:rFonts w:ascii="Wingdings" w:hAnsi="Wingdings" w:hint="default"/>
-      </w:rPr>
-    </w:lvl>
-    <w:lvl w:ilvl="1" w:tplc="04100003" w:tentative="1">
-      <w:start w:val="1"/>
-      <w:numFmt w:val="bullet"/>
-      <w:lvlText w:val="o"/>
-      <w:lvlJc w:val="left"/>
-      <w:pPr>
-        <w:ind w:left="1440" w:hanging="360"/>
-      </w:pPr>
-      <w:rPr>
-        <w:rFonts w:ascii="Courier New" w:hAnsi="Courier New" w:cs="Courier New" w:hint="default"/>
-      </w:rPr>
-    </w:lvl>
-    <w:lvl w:ilvl="2" w:tplc="04100005" w:tentative="1">
-      <w:start w:val="1"/>
-      <w:numFmt w:val="bullet"/>
-      <w:lvlText w:val=""/>
-      <w:lvlJc w:val="left"/>
-      <w:pPr>
-        <w:ind w:left="2160" w:hanging="360"/>
-      </w:pPr>
-      <w:rPr>
-        <w:rFonts w:ascii="Wingdings" w:hAnsi="Wingdings" w:hint="default"/>
-      </w:rPr>
-    </w:lvl>
-    <w:lvl w:ilvl="3" w:tplc="04100001" w:tentative="1">
-      <w:start w:val="1"/>
-      <w:numFmt w:val="bullet"/>
-      <w:lvlText w:val=""/>
-      <w:lvlJc w:val="left"/>
-      <w:pPr>
-        <w:ind w:left="2880" w:hanging="360"/>
-      </w:pPr>
-      <w:rPr>
-        <w:rFonts w:ascii="Symbol" w:hAnsi="Symbol" w:hint="default"/>
-      </w:rPr>
-    </w:lvl>
-    <w:lvl w:ilvl="4" w:tplc="04100003" w:tentative="1">
-      <w:start w:val="1"/>
-      <w:numFmt w:val="bullet"/>
-      <w:lvlText w:val="o"/>
-      <w:lvlJc w:val="left"/>
-      <w:pPr>
-        <w:ind w:left="3600" w:hanging="360"/>
-      </w:pPr>
-      <w:rPr>
-        <w:rFonts w:ascii="Courier New" w:hAnsi="Courier New" w:cs="Courier New" w:hint="default"/>
-      </w:rPr>
-    </w:lvl>
-    <w:lvl w:ilvl="5" w:tplc="04100005" w:tentative="1">
-      <w:start w:val="1"/>
-      <w:numFmt w:val="bullet"/>
-      <w:lvlText w:val=""/>
-      <w:lvlJc w:val="left"/>
-      <w:pPr>
-        <w:ind w:left="4320" w:hanging="360"/>
-      </w:pPr>
-      <w:rPr>
-        <w:rFonts w:ascii="Wingdings" w:hAnsi="Wingdings" w:hint="default"/>
-      </w:rPr>
-    </w:lvl>
-    <w:lvl w:ilvl="6" w:tplc="04100001" w:tentative="1">
-      <w:start w:val="1"/>
-      <w:numFmt w:val="bullet"/>
-      <w:lvlText w:val=""/>
-      <w:lvlJc w:val="left"/>
-      <w:pPr>
-        <w:ind w:left="5040" w:hanging="360"/>
-      </w:pPr>
-      <w:rPr>
-        <w:rFonts w:ascii="Symbol" w:hAnsi="Symbol" w:hint="default"/>
-      </w:rPr>
-    </w:lvl>
-    <w:lvl w:ilvl="7" w:tplc="04100003" w:tentative="1">
-      <w:start w:val="1"/>
-      <w:numFmt w:val="bullet"/>
-      <w:lvlText w:val="o"/>
-      <w:lvlJc w:val="left"/>
-      <w:pPr>
-        <w:ind w:left="5760" w:hanging="360"/>
-      </w:pPr>
-      <w:rPr>
-        <w:rFonts w:ascii="Courier New" w:hAnsi="Courier New" w:cs="Courier New" w:hint="default"/>
-      </w:rPr>
-    </w:lvl>
-    <w:lvl w:ilvl="8" w:tplc="04100005" w:tentative="1">
-      <w:start w:val="1"/>
-      <w:numFmt w:val="bullet"/>
-      <w:lvlText w:val=""/>
-      <w:lvlJc w:val="left"/>
-      <w:pPr>
-        <w:ind w:left="6480" w:hanging="360"/>
-      </w:pPr>
-      <w:rPr>
-        <w:rFonts w:ascii="Wingdings" w:hAnsi="Wingdings" w:hint="default"/>
-      </w:rPr>
-    </w:lvl>
-  </w:abstractNum>
-  <w:abstractNum w:abstractNumId="22" w15:restartNumberingAfterBreak="0">
-    <w:nsid w:val="3B934199"/>
-    <w:multiLevelType w:val="hybridMultilevel"/>
-    <w:tmpl w:val="A2503E10"/>
-    <w:lvl w:ilvl="0" w:tplc="04100001">
-      <w:start w:val="1"/>
-      <w:numFmt w:val="bullet"/>
-      <w:lvlText w:val=""/>
-      <w:lvlJc w:val="left"/>
-      <w:pPr>
-        <w:ind w:left="720" w:hanging="360"/>
-      </w:pPr>
-      <w:rPr>
-        <w:rFonts w:ascii="Symbol" w:hAnsi="Symbol" w:hint="default"/>
-      </w:rPr>
-    </w:lvl>
-    <w:lvl w:ilvl="1" w:tplc="04100003" w:tentative="1">
-      <w:start w:val="1"/>
-      <w:numFmt w:val="bullet"/>
-      <w:lvlText w:val="o"/>
-      <w:lvlJc w:val="left"/>
-      <w:pPr>
-        <w:ind w:left="1440" w:hanging="360"/>
-      </w:pPr>
-      <w:rPr>
-        <w:rFonts w:ascii="Courier New" w:hAnsi="Courier New" w:cs="Courier New" w:hint="default"/>
-      </w:rPr>
-    </w:lvl>
-    <w:lvl w:ilvl="2" w:tplc="04100005" w:tentative="1">
-      <w:start w:val="1"/>
-      <w:numFmt w:val="bullet"/>
-      <w:lvlText w:val=""/>
-      <w:lvlJc w:val="left"/>
-      <w:pPr>
-        <w:ind w:left="2160" w:hanging="360"/>
-      </w:pPr>
-      <w:rPr>
-        <w:rFonts w:ascii="Wingdings" w:hAnsi="Wingdings" w:hint="default"/>
-      </w:rPr>
-    </w:lvl>
-    <w:lvl w:ilvl="3" w:tplc="04100001" w:tentative="1">
-      <w:start w:val="1"/>
-      <w:numFmt w:val="bullet"/>
-      <w:lvlText w:val=""/>
-      <w:lvlJc w:val="left"/>
-      <w:pPr>
-        <w:ind w:left="2880" w:hanging="360"/>
-      </w:pPr>
-      <w:rPr>
-        <w:rFonts w:ascii="Symbol" w:hAnsi="Symbol" w:hint="default"/>
-      </w:rPr>
-    </w:lvl>
-    <w:lvl w:ilvl="4" w:tplc="04100003" w:tentative="1">
-      <w:start w:val="1"/>
-      <w:numFmt w:val="bullet"/>
-      <w:lvlText w:val="o"/>
-      <w:lvlJc w:val="left"/>
-      <w:pPr>
-        <w:ind w:left="3600" w:hanging="360"/>
-      </w:pPr>
-      <w:rPr>
-        <w:rFonts w:ascii="Courier New" w:hAnsi="Courier New" w:cs="Courier New" w:hint="default"/>
-      </w:rPr>
-    </w:lvl>
-    <w:lvl w:ilvl="5" w:tplc="04100005" w:tentative="1">
-      <w:start w:val="1"/>
-      <w:numFmt w:val="bullet"/>
-      <w:lvlText w:val=""/>
-      <w:lvlJc w:val="left"/>
-      <w:pPr>
-        <w:ind w:left="4320" w:hanging="360"/>
-      </w:pPr>
-      <w:rPr>
-        <w:rFonts w:ascii="Wingdings" w:hAnsi="Wingdings" w:hint="default"/>
-      </w:rPr>
-    </w:lvl>
-    <w:lvl w:ilvl="6" w:tplc="04100001" w:tentative="1">
-      <w:start w:val="1"/>
-      <w:numFmt w:val="bullet"/>
-      <w:lvlText w:val=""/>
-      <w:lvlJc w:val="left"/>
-      <w:pPr>
-        <w:ind w:left="5040" w:hanging="360"/>
-      </w:pPr>
-      <w:rPr>
-        <w:rFonts w:ascii="Symbol" w:hAnsi="Symbol" w:hint="default"/>
-      </w:rPr>
-    </w:lvl>
-    <w:lvl w:ilvl="7" w:tplc="04100003" w:tentative="1">
-      <w:start w:val="1"/>
-      <w:numFmt w:val="bullet"/>
-      <w:lvlText w:val="o"/>
-      <w:lvlJc w:val="left"/>
-      <w:pPr>
-        <w:ind w:left="5760" w:hanging="360"/>
-      </w:pPr>
-      <w:rPr>
-        <w:rFonts w:ascii="Courier New" w:hAnsi="Courier New" w:cs="Courier New" w:hint="default"/>
-      </w:rPr>
-    </w:lvl>
-    <w:lvl w:ilvl="8" w:tplc="04100005" w:tentative="1">
-      <w:start w:val="1"/>
-      <w:numFmt w:val="bullet"/>
-      <w:lvlText w:val=""/>
-      <w:lvlJc w:val="left"/>
-      <w:pPr>
-        <w:ind w:left="6480" w:hanging="360"/>
-      </w:pPr>
-      <w:rPr>
-        <w:rFonts w:ascii="Wingdings" w:hAnsi="Wingdings" w:hint="default"/>
-      </w:rPr>
-    </w:lvl>
-  </w:abstractNum>
-  <w:abstractNum w:abstractNumId="23" w15:restartNumberingAfterBreak="0">
-    <w:nsid w:val="3D134C94"/>
-    <w:multiLevelType w:val="multilevel"/>
-    <w:tmpl w:val="C8F4DA3C"/>
-    <w:lvl w:ilvl="0">
-      <w:start w:val="1"/>
-      <w:numFmt w:val="decimal"/>
-      <w:lvlText w:val="%1."/>
-      <w:lvlJc w:val="left"/>
-      <w:pPr>
-        <w:ind w:left="760" w:hanging="400"/>
-      </w:pPr>
-      <w:rPr>
-        <w:rFonts w:hint="default"/>
-      </w:rPr>
-    </w:lvl>
-    <w:lvl w:ilvl="1">
-      <w:start w:val="1"/>
-      <w:numFmt w:val="decimal"/>
-      <w:isLgl/>
-      <w:lvlText w:val="%1.%2"/>
-      <w:lvlJc w:val="left"/>
-      <w:pPr>
-        <w:ind w:left="735" w:hanging="375"/>
-      </w:pPr>
-      <w:rPr>
-        <w:rFonts w:hint="default"/>
-      </w:rPr>
-    </w:lvl>
-    <w:lvl w:ilvl="2">
-      <w:start w:val="1"/>
-      <w:numFmt w:val="decimal"/>
-      <w:isLgl/>
-      <w:lvlText w:val="%1.%2.%3"/>
-      <w:lvlJc w:val="left"/>
-      <w:pPr>
-        <w:ind w:left="1080" w:hanging="720"/>
-      </w:pPr>
-      <w:rPr>
-        <w:rFonts w:hint="default"/>
-      </w:rPr>
-    </w:lvl>
-    <w:lvl w:ilvl="3">
-      <w:start w:val="1"/>
-      <w:numFmt w:val="decimal"/>
-      <w:isLgl/>
-      <w:lvlText w:val="%1.%2.%3.%4"/>
-      <w:lvlJc w:val="left"/>
-      <w:pPr>
-        <w:ind w:left="1440" w:hanging="1080"/>
-      </w:pPr>
-      <w:rPr>
-        <w:rFonts w:hint="default"/>
-      </w:rPr>
-    </w:lvl>
-    <w:lvl w:ilvl="4">
-      <w:start w:val="1"/>
-      <w:numFmt w:val="decimal"/>
-      <w:isLgl/>
-      <w:lvlText w:val="%1.%2.%3.%4.%5"/>
-      <w:lvlJc w:val="left"/>
-      <w:pPr>
-        <w:ind w:left="1440" w:hanging="1080"/>
-      </w:pPr>
-      <w:rPr>
-        <w:rFonts w:hint="default"/>
-      </w:rPr>
-    </w:lvl>
-    <w:lvl w:ilvl="5">
-      <w:start w:val="1"/>
-      <w:numFmt w:val="decimal"/>
-      <w:isLgl/>
-      <w:lvlText w:val="%1.%2.%3.%4.%5.%6"/>
-      <w:lvlJc w:val="left"/>
-      <w:pPr>
-        <w:ind w:left="1800" w:hanging="1440"/>
-      </w:pPr>
-      <w:rPr>
-        <w:rFonts w:hint="default"/>
-      </w:rPr>
-    </w:lvl>
-    <w:lvl w:ilvl="6">
-      <w:start w:val="1"/>
-      <w:numFmt w:val="decimal"/>
-      <w:isLgl/>
-      <w:lvlText w:val="%1.%2.%3.%4.%5.%6.%7"/>
-      <w:lvlJc w:val="left"/>
-      <w:pPr>
-        <w:ind w:left="1800" w:hanging="1440"/>
-      </w:pPr>
-      <w:rPr>
-        <w:rFonts w:hint="default"/>
-      </w:rPr>
-    </w:lvl>
-    <w:lvl w:ilvl="7">
-      <w:start w:val="1"/>
-      <w:numFmt w:val="decimal"/>
-      <w:isLgl/>
-      <w:lvlText w:val="%1.%2.%3.%4.%5.%6.%7.%8"/>
-      <w:lvlJc w:val="left"/>
-      <w:pPr>
-        <w:ind w:left="2160" w:hanging="1800"/>
-      </w:pPr>
-      <w:rPr>
-        <w:rFonts w:hint="default"/>
-      </w:rPr>
-    </w:lvl>
-    <w:lvl w:ilvl="8">
-      <w:start w:val="1"/>
-      <w:numFmt w:val="decimal"/>
-      <w:isLgl/>
-      <w:lvlText w:val="%1.%2.%3.%4.%5.%6.%7.%8.%9"/>
-      <w:lvlJc w:val="left"/>
-      <w:pPr>
-        <w:ind w:left="2520" w:hanging="2160"/>
-      </w:pPr>
-      <w:rPr>
-        <w:rFonts w:hint="default"/>
-      </w:rPr>
-    </w:lvl>
-  </w:abstractNum>
-  <w:abstractNum w:abstractNumId="24" w15:restartNumberingAfterBreak="0">
-    <w:nsid w:val="3DF2400F"/>
-    <w:multiLevelType w:val="hybridMultilevel"/>
-    <w:tmpl w:val="9CB690B4"/>
-    <w:lvl w:ilvl="0" w:tplc="0410000B">
-      <w:start w:val="1"/>
-      <w:numFmt w:val="bullet"/>
-      <w:lvlText w:val=""/>
-      <w:lvlJc w:val="left"/>
-      <w:pPr>
-        <w:ind w:left="1080" w:hanging="360"/>
-      </w:pPr>
-      <w:rPr>
-        <w:rFonts w:ascii="Wingdings" w:hAnsi="Wingdings" w:hint="default"/>
-      </w:rPr>
-    </w:lvl>
-    <w:lvl w:ilvl="1" w:tplc="04100003" w:tentative="1">
-      <w:start w:val="1"/>
-      <w:numFmt w:val="bullet"/>
-      <w:lvlText w:val="o"/>
-      <w:lvlJc w:val="left"/>
-      <w:pPr>
-        <w:ind w:left="1800" w:hanging="360"/>
-      </w:pPr>
-      <w:rPr>
-        <w:rFonts w:ascii="Courier New" w:hAnsi="Courier New" w:cs="Courier New" w:hint="default"/>
-      </w:rPr>
-    </w:lvl>
-    <w:lvl w:ilvl="2" w:tplc="04100005" w:tentative="1">
-      <w:start w:val="1"/>
-      <w:numFmt w:val="bullet"/>
-      <w:lvlText w:val=""/>
-      <w:lvlJc w:val="left"/>
-      <w:pPr>
-        <w:ind w:left="2520" w:hanging="360"/>
-      </w:pPr>
-      <w:rPr>
-        <w:rFonts w:ascii="Wingdings" w:hAnsi="Wingdings" w:hint="default"/>
-      </w:rPr>
-    </w:lvl>
-    <w:lvl w:ilvl="3" w:tplc="04100001" w:tentative="1">
-      <w:start w:val="1"/>
-      <w:numFmt w:val="bullet"/>
-      <w:lvlText w:val=""/>
-      <w:lvlJc w:val="left"/>
-      <w:pPr>
-        <w:ind w:left="3240" w:hanging="360"/>
-      </w:pPr>
-      <w:rPr>
-        <w:rFonts w:ascii="Symbol" w:hAnsi="Symbol" w:hint="default"/>
-      </w:rPr>
-    </w:lvl>
-    <w:lvl w:ilvl="4" w:tplc="04100003" w:tentative="1">
-      <w:start w:val="1"/>
-      <w:numFmt w:val="bullet"/>
-      <w:lvlText w:val="o"/>
-      <w:lvlJc w:val="left"/>
-      <w:pPr>
-        <w:ind w:left="3960" w:hanging="360"/>
-      </w:pPr>
-      <w:rPr>
-        <w:rFonts w:ascii="Courier New" w:hAnsi="Courier New" w:cs="Courier New" w:hint="default"/>
-      </w:rPr>
-    </w:lvl>
-    <w:lvl w:ilvl="5" w:tplc="04100005" w:tentative="1">
-      <w:start w:val="1"/>
-      <w:numFmt w:val="bullet"/>
-      <w:lvlText w:val=""/>
-      <w:lvlJc w:val="left"/>
-      <w:pPr>
-        <w:ind w:left="4680" w:hanging="360"/>
-      </w:pPr>
-      <w:rPr>
-        <w:rFonts w:ascii="Wingdings" w:hAnsi="Wingdings" w:hint="default"/>
-      </w:rPr>
-    </w:lvl>
-    <w:lvl w:ilvl="6" w:tplc="04100001" w:tentative="1">
-      <w:start w:val="1"/>
-      <w:numFmt w:val="bullet"/>
-      <w:lvlText w:val=""/>
-      <w:lvlJc w:val="left"/>
-      <w:pPr>
-        <w:ind w:left="5400" w:hanging="360"/>
-      </w:pPr>
-      <w:rPr>
-        <w:rFonts w:ascii="Symbol" w:hAnsi="Symbol" w:hint="default"/>
-      </w:rPr>
-    </w:lvl>
-    <w:lvl w:ilvl="7" w:tplc="04100003" w:tentative="1">
-      <w:start w:val="1"/>
-      <w:numFmt w:val="bullet"/>
-      <w:lvlText w:val="o"/>
-      <w:lvlJc w:val="left"/>
-      <w:pPr>
-        <w:ind w:left="6120" w:hanging="360"/>
-      </w:pPr>
-      <w:rPr>
-        <w:rFonts w:ascii="Courier New" w:hAnsi="Courier New" w:cs="Courier New" w:hint="default"/>
-      </w:rPr>
-    </w:lvl>
-    <w:lvl w:ilvl="8" w:tplc="04100005" w:tentative="1">
-      <w:start w:val="1"/>
-      <w:numFmt w:val="bullet"/>
-      <w:lvlText w:val=""/>
-      <w:lvlJc w:val="left"/>
-      <w:pPr>
-        <w:ind w:left="6840" w:hanging="360"/>
-      </w:pPr>
-      <w:rPr>
-        <w:rFonts w:ascii="Wingdings" w:hAnsi="Wingdings" w:hint="default"/>
-      </w:rPr>
-    </w:lvl>
-  </w:abstractNum>
-  <w:abstractNum w:abstractNumId="25" w15:restartNumberingAfterBreak="0">
-    <w:nsid w:val="42073C55"/>
-    <w:multiLevelType w:val="hybridMultilevel"/>
-    <w:tmpl w:val="493ABF76"/>
-    <w:lvl w:ilvl="0" w:tplc="0410000B">
-      <w:start w:val="1"/>
-      <w:numFmt w:val="bullet"/>
-      <w:lvlText w:val=""/>
-      <w:lvlJc w:val="left"/>
-      <w:pPr>
-        <w:ind w:left="720" w:hanging="360"/>
-      </w:pPr>
-      <w:rPr>
-        <w:rFonts w:ascii="Wingdings" w:hAnsi="Wingdings" w:hint="default"/>
-      </w:rPr>
-    </w:lvl>
-    <w:lvl w:ilvl="1" w:tplc="04100003" w:tentative="1">
-      <w:start w:val="1"/>
-      <w:numFmt w:val="bullet"/>
-      <w:lvlText w:val="o"/>
-      <w:lvlJc w:val="left"/>
-      <w:pPr>
-        <w:ind w:left="1440" w:hanging="360"/>
-      </w:pPr>
-      <w:rPr>
-        <w:rFonts w:ascii="Courier New" w:hAnsi="Courier New" w:cs="Courier New" w:hint="default"/>
-      </w:rPr>
-    </w:lvl>
-    <w:lvl w:ilvl="2" w:tplc="04100005" w:tentative="1">
-      <w:start w:val="1"/>
-      <w:numFmt w:val="bullet"/>
-      <w:lvlText w:val=""/>
-      <w:lvlJc w:val="left"/>
-      <w:pPr>
-        <w:ind w:left="2160" w:hanging="360"/>
-      </w:pPr>
-      <w:rPr>
-        <w:rFonts w:ascii="Wingdings" w:hAnsi="Wingdings" w:hint="default"/>
-      </w:rPr>
-    </w:lvl>
-    <w:lvl w:ilvl="3" w:tplc="04100001" w:tentative="1">
-      <w:start w:val="1"/>
-      <w:numFmt w:val="bullet"/>
-      <w:lvlText w:val=""/>
-      <w:lvlJc w:val="left"/>
-      <w:pPr>
-        <w:ind w:left="2880" w:hanging="360"/>
-      </w:pPr>
-      <w:rPr>
-        <w:rFonts w:ascii="Symbol" w:hAnsi="Symbol" w:hint="default"/>
-      </w:rPr>
-    </w:lvl>
-    <w:lvl w:ilvl="4" w:tplc="04100003" w:tentative="1">
-      <w:start w:val="1"/>
-      <w:numFmt w:val="bullet"/>
-      <w:lvlText w:val="o"/>
-      <w:lvlJc w:val="left"/>
-      <w:pPr>
-        <w:ind w:left="3600" w:hanging="360"/>
-      </w:pPr>
-      <w:rPr>
-        <w:rFonts w:ascii="Courier New" w:hAnsi="Courier New" w:cs="Courier New" w:hint="default"/>
-      </w:rPr>
-    </w:lvl>
-    <w:lvl w:ilvl="5" w:tplc="04100005" w:tentative="1">
-      <w:start w:val="1"/>
-      <w:numFmt w:val="bullet"/>
-      <w:lvlText w:val=""/>
-      <w:lvlJc w:val="left"/>
-      <w:pPr>
-        <w:ind w:left="4320" w:hanging="360"/>
-      </w:pPr>
-      <w:rPr>
-        <w:rFonts w:ascii="Wingdings" w:hAnsi="Wingdings" w:hint="default"/>
-      </w:rPr>
-    </w:lvl>
-    <w:lvl w:ilvl="6" w:tplc="04100001" w:tentative="1">
-      <w:start w:val="1"/>
-      <w:numFmt w:val="bullet"/>
-      <w:lvlText w:val=""/>
-      <w:lvlJc w:val="left"/>
-      <w:pPr>
-        <w:ind w:left="5040" w:hanging="360"/>
-      </w:pPr>
-      <w:rPr>
-        <w:rFonts w:ascii="Symbol" w:hAnsi="Symbol" w:hint="default"/>
-      </w:rPr>
-    </w:lvl>
-    <w:lvl w:ilvl="7" w:tplc="04100003" w:tentative="1">
-      <w:start w:val="1"/>
-      <w:numFmt w:val="bullet"/>
-      <w:lvlText w:val="o"/>
-      <w:lvlJc w:val="left"/>
-      <w:pPr>
-        <w:ind w:left="5760" w:hanging="360"/>
-      </w:pPr>
-      <w:rPr>
-        <w:rFonts w:ascii="Courier New" w:hAnsi="Courier New" w:cs="Courier New" w:hint="default"/>
-      </w:rPr>
-    </w:lvl>
-    <w:lvl w:ilvl="8" w:tplc="04100005" w:tentative="1">
-      <w:start w:val="1"/>
-      <w:numFmt w:val="bullet"/>
-      <w:lvlText w:val=""/>
-      <w:lvlJc w:val="left"/>
-      <w:pPr>
-        <w:ind w:left="6480" w:hanging="360"/>
-      </w:pPr>
-      <w:rPr>
-        <w:rFonts w:ascii="Wingdings" w:hAnsi="Wingdings" w:hint="default"/>
-      </w:rPr>
-    </w:lvl>
-  </w:abstractNum>
-  <w:abstractNum w:abstractNumId="26" w15:restartNumberingAfterBreak="0">
-    <w:nsid w:val="42F31A3D"/>
-    <w:multiLevelType w:val="multilevel"/>
-    <w:tmpl w:val="C8F4DA3C"/>
-    <w:lvl w:ilvl="0">
-      <w:start w:val="1"/>
-      <w:numFmt w:val="decimal"/>
-      <w:lvlText w:val="%1."/>
-      <w:lvlJc w:val="left"/>
-      <w:pPr>
-        <w:ind w:left="760" w:hanging="400"/>
-      </w:pPr>
-      <w:rPr>
-        <w:rFonts w:hint="default"/>
-      </w:rPr>
-    </w:lvl>
-    <w:lvl w:ilvl="1">
-      <w:start w:val="1"/>
-      <w:numFmt w:val="decimal"/>
-      <w:isLgl/>
-      <w:lvlText w:val="%1.%2"/>
-      <w:lvlJc w:val="left"/>
-      <w:pPr>
-        <w:ind w:left="735" w:hanging="375"/>
-      </w:pPr>
-      <w:rPr>
-        <w:rFonts w:hint="default"/>
-      </w:rPr>
-    </w:lvl>
-    <w:lvl w:ilvl="2">
-      <w:start w:val="1"/>
-      <w:numFmt w:val="decimal"/>
-      <w:isLgl/>
-      <w:lvlText w:val="%1.%2.%3"/>
-      <w:lvlJc w:val="left"/>
-      <w:pPr>
-        <w:ind w:left="1080" w:hanging="720"/>
-      </w:pPr>
-      <w:rPr>
-        <w:rFonts w:hint="default"/>
-      </w:rPr>
-    </w:lvl>
-    <w:lvl w:ilvl="3">
-      <w:start w:val="1"/>
-      <w:numFmt w:val="decimal"/>
-      <w:isLgl/>
-      <w:lvlText w:val="%1.%2.%3.%4"/>
-      <w:lvlJc w:val="left"/>
-      <w:pPr>
-        <w:ind w:left="1440" w:hanging="1080"/>
-      </w:pPr>
-      <w:rPr>
-        <w:rFonts w:hint="default"/>
-      </w:rPr>
-    </w:lvl>
-    <w:lvl w:ilvl="4">
-      <w:start w:val="1"/>
-      <w:numFmt w:val="decimal"/>
-      <w:isLgl/>
-      <w:lvlText w:val="%1.%2.%3.%4.%5"/>
-      <w:lvlJc w:val="left"/>
-      <w:pPr>
-        <w:ind w:left="1440" w:hanging="1080"/>
-      </w:pPr>
-      <w:rPr>
-        <w:rFonts w:hint="default"/>
-      </w:rPr>
-    </w:lvl>
-    <w:lvl w:ilvl="5">
-      <w:start w:val="1"/>
-      <w:numFmt w:val="decimal"/>
-      <w:isLgl/>
-      <w:lvlText w:val="%1.%2.%3.%4.%5.%6"/>
-      <w:lvlJc w:val="left"/>
-      <w:pPr>
-        <w:ind w:left="1800" w:hanging="1440"/>
-      </w:pPr>
-      <w:rPr>
-        <w:rFonts w:hint="default"/>
-      </w:rPr>
-    </w:lvl>
-    <w:lvl w:ilvl="6">
-      <w:start w:val="1"/>
-      <w:numFmt w:val="decimal"/>
-      <w:isLgl/>
-      <w:lvlText w:val="%1.%2.%3.%4.%5.%6.%7"/>
-      <w:lvlJc w:val="left"/>
-      <w:pPr>
-        <w:ind w:left="1800" w:hanging="1440"/>
-      </w:pPr>
-      <w:rPr>
-        <w:rFonts w:hint="default"/>
-      </w:rPr>
-    </w:lvl>
-    <w:lvl w:ilvl="7">
-      <w:start w:val="1"/>
-      <w:numFmt w:val="decimal"/>
-      <w:isLgl/>
-      <w:lvlText w:val="%1.%2.%3.%4.%5.%6.%7.%8"/>
-      <w:lvlJc w:val="left"/>
-      <w:pPr>
-        <w:ind w:left="2160" w:hanging="1800"/>
-      </w:pPr>
-      <w:rPr>
-        <w:rFonts w:hint="default"/>
-      </w:rPr>
-    </w:lvl>
-    <w:lvl w:ilvl="8">
-      <w:start w:val="1"/>
-      <w:numFmt w:val="decimal"/>
-      <w:isLgl/>
-      <w:lvlText w:val="%1.%2.%3.%4.%5.%6.%7.%8.%9"/>
-      <w:lvlJc w:val="left"/>
-      <w:pPr>
-        <w:ind w:left="2520" w:hanging="2160"/>
-      </w:pPr>
-      <w:rPr>
-        <w:rFonts w:hint="default"/>
-      </w:rPr>
-    </w:lvl>
-  </w:abstractNum>
-  <w:abstractNum w:abstractNumId="27" w15:restartNumberingAfterBreak="0">
-    <w:nsid w:val="4E351B2A"/>
-    <w:multiLevelType w:val="hybridMultilevel"/>
-    <w:tmpl w:val="E5E62C26"/>
-    <w:lvl w:ilvl="0" w:tplc="FFFFFFFF">
-      <w:start w:val="1"/>
-      <w:numFmt w:val="decimal"/>
-      <w:lvlText w:val="%1."/>
-      <w:lvlJc w:val="left"/>
-      <w:pPr>
-        <w:ind w:left="760" w:hanging="400"/>
-      </w:pPr>
-      <w:rPr>
-        <w:rFonts w:hint="default"/>
-      </w:rPr>
-    </w:lvl>
-    <w:lvl w:ilvl="1" w:tplc="FFFFFFFF" w:tentative="1">
-      <w:start w:val="1"/>
-      <w:numFmt w:val="lowerLetter"/>
-      <w:lvlText w:val="%2."/>
-      <w:lvlJc w:val="left"/>
-      <w:pPr>
-        <w:ind w:left="1440" w:hanging="360"/>
-      </w:pPr>
-    </w:lvl>
-    <w:lvl w:ilvl="2" w:tplc="FFFFFFFF" w:tentative="1">
-      <w:start w:val="1"/>
-      <w:numFmt w:val="lowerRoman"/>
-      <w:lvlText w:val="%3."/>
-      <w:lvlJc w:val="right"/>
-      <w:pPr>
-        <w:ind w:left="2160" w:hanging="180"/>
-      </w:pPr>
-    </w:lvl>
-    <w:lvl w:ilvl="3" w:tplc="FFFFFFFF" w:tentative="1">
-      <w:start w:val="1"/>
-      <w:numFmt w:val="decimal"/>
-      <w:lvlText w:val="%4."/>
-      <w:lvlJc w:val="left"/>
-      <w:pPr>
-        <w:ind w:left="2880" w:hanging="360"/>
-      </w:pPr>
-    </w:lvl>
-    <w:lvl w:ilvl="4" w:tplc="FFFFFFFF" w:tentative="1">
-      <w:start w:val="1"/>
-      <w:numFmt w:val="lowerLetter"/>
-      <w:lvlText w:val="%5."/>
-      <w:lvlJc w:val="left"/>
-      <w:pPr>
-        <w:ind w:left="3600" w:hanging="360"/>
-      </w:pPr>
-    </w:lvl>
-    <w:lvl w:ilvl="5" w:tplc="FFFFFFFF" w:tentative="1">
-      <w:start w:val="1"/>
-      <w:numFmt w:val="lowerRoman"/>
-      <w:lvlText w:val="%6."/>
-      <w:lvlJc w:val="right"/>
-      <w:pPr>
-        <w:ind w:left="4320" w:hanging="180"/>
-      </w:pPr>
-    </w:lvl>
-    <w:lvl w:ilvl="6" w:tplc="FFFFFFFF" w:tentative="1">
-      <w:start w:val="1"/>
-      <w:numFmt w:val="decimal"/>
-      <w:lvlText w:val="%7."/>
-      <w:lvlJc w:val="left"/>
-      <w:pPr>
-        <w:ind w:left="5040" w:hanging="360"/>
-      </w:pPr>
-    </w:lvl>
-    <w:lvl w:ilvl="7" w:tplc="FFFFFFFF" w:tentative="1">
-      <w:start w:val="1"/>
-      <w:numFmt w:val="lowerLetter"/>
-      <w:lvlText w:val="%8."/>
-      <w:lvlJc w:val="left"/>
-      <w:pPr>
-        <w:ind w:left="5760" w:hanging="360"/>
-      </w:pPr>
-    </w:lvl>
-    <w:lvl w:ilvl="8" w:tplc="FFFFFFFF" w:tentative="1">
-      <w:start w:val="1"/>
-      <w:numFmt w:val="lowerRoman"/>
-      <w:lvlText w:val="%9."/>
-      <w:lvlJc w:val="right"/>
-      <w:pPr>
-        <w:ind w:left="6480" w:hanging="180"/>
-      </w:pPr>
-    </w:lvl>
-  </w:abstractNum>
-  <w:abstractNum w:abstractNumId="28" w15:restartNumberingAfterBreak="0">
-    <w:nsid w:val="4F954ED4"/>
-    <w:multiLevelType w:val="hybridMultilevel"/>
-    <w:tmpl w:val="DE9A52BA"/>
-    <w:lvl w:ilvl="0" w:tplc="04100009">
-      <w:start w:val="1"/>
-      <w:numFmt w:val="bullet"/>
-      <w:lvlText w:val=""/>
-      <w:lvlJc w:val="left"/>
-      <w:pPr>
-        <w:ind w:left="1080" w:hanging="360"/>
-      </w:pPr>
-      <w:rPr>
-        <w:rFonts w:ascii="Wingdings" w:hAnsi="Wingdings" w:hint="default"/>
-      </w:rPr>
-    </w:lvl>
-    <w:lvl w:ilvl="1" w:tplc="04100003" w:tentative="1">
-      <w:start w:val="1"/>
-      <w:numFmt w:val="bullet"/>
-      <w:lvlText w:val="o"/>
-      <w:lvlJc w:val="left"/>
-      <w:pPr>
-        <w:ind w:left="1800" w:hanging="360"/>
-      </w:pPr>
-      <w:rPr>
-        <w:rFonts w:ascii="Courier New" w:hAnsi="Courier New" w:cs="Courier New" w:hint="default"/>
-      </w:rPr>
-    </w:lvl>
-    <w:lvl w:ilvl="2" w:tplc="04100005" w:tentative="1">
-      <w:start w:val="1"/>
-      <w:numFmt w:val="bullet"/>
-      <w:lvlText w:val=""/>
-      <w:lvlJc w:val="left"/>
-      <w:pPr>
-        <w:ind w:left="2520" w:hanging="360"/>
-      </w:pPr>
-      <w:rPr>
-        <w:rFonts w:ascii="Wingdings" w:hAnsi="Wingdings" w:hint="default"/>
-      </w:rPr>
-    </w:lvl>
-    <w:lvl w:ilvl="3" w:tplc="04100001" w:tentative="1">
-      <w:start w:val="1"/>
-      <w:numFmt w:val="bullet"/>
-      <w:lvlText w:val=""/>
-      <w:lvlJc w:val="left"/>
-      <w:pPr>
-        <w:ind w:left="3240" w:hanging="360"/>
-      </w:pPr>
-      <w:rPr>
-        <w:rFonts w:ascii="Symbol" w:hAnsi="Symbol" w:hint="default"/>
-      </w:rPr>
-    </w:lvl>
-    <w:lvl w:ilvl="4" w:tplc="04100003" w:tentative="1">
-      <w:start w:val="1"/>
-      <w:numFmt w:val="bullet"/>
-      <w:lvlText w:val="o"/>
-      <w:lvlJc w:val="left"/>
-      <w:pPr>
-        <w:ind w:left="3960" w:hanging="360"/>
-      </w:pPr>
-      <w:rPr>
-        <w:rFonts w:ascii="Courier New" w:hAnsi="Courier New" w:cs="Courier New" w:hint="default"/>
-      </w:rPr>
-    </w:lvl>
-    <w:lvl w:ilvl="5" w:tplc="04100005" w:tentative="1">
-      <w:start w:val="1"/>
-      <w:numFmt w:val="bullet"/>
-      <w:lvlText w:val=""/>
-      <w:lvlJc w:val="left"/>
-      <w:pPr>
-        <w:ind w:left="4680" w:hanging="360"/>
-      </w:pPr>
-      <w:rPr>
-        <w:rFonts w:ascii="Wingdings" w:hAnsi="Wingdings" w:hint="default"/>
-      </w:rPr>
-    </w:lvl>
-    <w:lvl w:ilvl="6" w:tplc="04100001" w:tentative="1">
-      <w:start w:val="1"/>
-      <w:numFmt w:val="bullet"/>
-      <w:lvlText w:val=""/>
-      <w:lvlJc w:val="left"/>
-      <w:pPr>
-        <w:ind w:left="5400" w:hanging="360"/>
-      </w:pPr>
-      <w:rPr>
-        <w:rFonts w:ascii="Symbol" w:hAnsi="Symbol" w:hint="default"/>
-      </w:rPr>
-    </w:lvl>
-    <w:lvl w:ilvl="7" w:tplc="04100003" w:tentative="1">
-      <w:start w:val="1"/>
-      <w:numFmt w:val="bullet"/>
-      <w:lvlText w:val="o"/>
-      <w:lvlJc w:val="left"/>
-      <w:pPr>
-        <w:ind w:left="6120" w:hanging="360"/>
-      </w:pPr>
-      <w:rPr>
-        <w:rFonts w:ascii="Courier New" w:hAnsi="Courier New" w:cs="Courier New" w:hint="default"/>
-      </w:rPr>
-    </w:lvl>
-    <w:lvl w:ilvl="8" w:tplc="04100005" w:tentative="1">
-      <w:start w:val="1"/>
-      <w:numFmt w:val="bullet"/>
-      <w:lvlText w:val=""/>
-      <w:lvlJc w:val="left"/>
-      <w:pPr>
-        <w:ind w:left="6840" w:hanging="360"/>
-      </w:pPr>
-      <w:rPr>
-        <w:rFonts w:ascii="Wingdings" w:hAnsi="Wingdings" w:hint="default"/>
-      </w:rPr>
-    </w:lvl>
-  </w:abstractNum>
-  <w:abstractNum w:abstractNumId="29" w15:restartNumberingAfterBreak="0">
-    <w:nsid w:val="5DE27B61"/>
-    <w:multiLevelType w:val="multilevel"/>
-    <w:tmpl w:val="C8F4DA3C"/>
-    <w:lvl w:ilvl="0">
-      <w:start w:val="1"/>
-      <w:numFmt w:val="decimal"/>
-      <w:lvlText w:val="%1."/>
-      <w:lvlJc w:val="left"/>
-      <w:pPr>
-        <w:ind w:left="760" w:hanging="400"/>
-      </w:pPr>
-      <w:rPr>
-        <w:rFonts w:hint="default"/>
-      </w:rPr>
-    </w:lvl>
-    <w:lvl w:ilvl="1">
-      <w:start w:val="1"/>
-      <w:numFmt w:val="decimal"/>
-      <w:isLgl/>
-      <w:lvlText w:val="%1.%2"/>
-      <w:lvlJc w:val="left"/>
-      <w:pPr>
-        <w:ind w:left="735" w:hanging="375"/>
-      </w:pPr>
-      <w:rPr>
-        <w:rFonts w:hint="default"/>
-      </w:rPr>
-    </w:lvl>
-    <w:lvl w:ilvl="2">
-      <w:start w:val="1"/>
-      <w:numFmt w:val="decimal"/>
-      <w:isLgl/>
-      <w:lvlText w:val="%1.%2.%3"/>
-      <w:lvlJc w:val="left"/>
-      <w:pPr>
-        <w:ind w:left="1080" w:hanging="720"/>
-      </w:pPr>
-      <w:rPr>
-        <w:rFonts w:hint="default"/>
-      </w:rPr>
-    </w:lvl>
-    <w:lvl w:ilvl="3">
-      <w:start w:val="1"/>
-      <w:numFmt w:val="decimal"/>
-      <w:isLgl/>
-      <w:lvlText w:val="%1.%2.%3.%4"/>
-      <w:lvlJc w:val="left"/>
-      <w:pPr>
-        <w:ind w:left="1440" w:hanging="1080"/>
-      </w:pPr>
-      <w:rPr>
-        <w:rFonts w:hint="default"/>
-      </w:rPr>
-    </w:lvl>
-    <w:lvl w:ilvl="4">
-      <w:start w:val="1"/>
-      <w:numFmt w:val="decimal"/>
-      <w:isLgl/>
-      <w:lvlText w:val="%1.%2.%3.%4.%5"/>
-      <w:lvlJc w:val="left"/>
-      <w:pPr>
-        <w:ind w:left="1440" w:hanging="1080"/>
-      </w:pPr>
-      <w:rPr>
-        <w:rFonts w:hint="default"/>
-      </w:rPr>
-    </w:lvl>
-    <w:lvl w:ilvl="5">
-      <w:start w:val="1"/>
-      <w:numFmt w:val="decimal"/>
-      <w:isLgl/>
-      <w:lvlText w:val="%1.%2.%3.%4.%5.%6"/>
-      <w:lvlJc w:val="left"/>
-      <w:pPr>
-        <w:ind w:left="1800" w:hanging="1440"/>
-      </w:pPr>
-      <w:rPr>
-        <w:rFonts w:hint="default"/>
-      </w:rPr>
-    </w:lvl>
-    <w:lvl w:ilvl="6">
-      <w:start w:val="1"/>
-      <w:numFmt w:val="decimal"/>
-      <w:isLgl/>
-      <w:lvlText w:val="%1.%2.%3.%4.%5.%6.%7"/>
-      <w:lvlJc w:val="left"/>
-      <w:pPr>
-        <w:ind w:left="1800" w:hanging="1440"/>
-      </w:pPr>
-      <w:rPr>
-        <w:rFonts w:hint="default"/>
-      </w:rPr>
-    </w:lvl>
-    <w:lvl w:ilvl="7">
-      <w:start w:val="1"/>
-      <w:numFmt w:val="decimal"/>
-      <w:isLgl/>
-      <w:lvlText w:val="%1.%2.%3.%4.%5.%6.%7.%8"/>
-      <w:lvlJc w:val="left"/>
-      <w:pPr>
-        <w:ind w:left="2160" w:hanging="1800"/>
-      </w:pPr>
-      <w:rPr>
-        <w:rFonts w:hint="default"/>
-      </w:rPr>
-    </w:lvl>
-    <w:lvl w:ilvl="8">
-      <w:start w:val="1"/>
-      <w:numFmt w:val="decimal"/>
-      <w:isLgl/>
-      <w:lvlText w:val="%1.%2.%3.%4.%5.%6.%7.%8.%9"/>
-      <w:lvlJc w:val="left"/>
-      <w:pPr>
-        <w:ind w:left="2520" w:hanging="2160"/>
-      </w:pPr>
-      <w:rPr>
-        <w:rFonts w:hint="default"/>
-      </w:rPr>
-    </w:lvl>
-  </w:abstractNum>
-  <w:abstractNum w:abstractNumId="30" w15:restartNumberingAfterBreak="0">
-    <w:nsid w:val="63D3517E"/>
-    <w:multiLevelType w:val="hybridMultilevel"/>
-    <w:tmpl w:val="420E8CF2"/>
-    <w:lvl w:ilvl="0" w:tplc="04100003">
-      <w:start w:val="1"/>
-      <w:numFmt w:val="bullet"/>
-      <w:lvlText w:val="o"/>
-      <w:lvlJc w:val="left"/>
-      <w:pPr>
-        <w:ind w:left="1080" w:hanging="360"/>
-      </w:pPr>
-      <w:rPr>
-        <w:rFonts w:ascii="Courier New" w:hAnsi="Courier New" w:cs="Courier New" w:hint="default"/>
-      </w:rPr>
-    </w:lvl>
-    <w:lvl w:ilvl="1" w:tplc="04100003" w:tentative="1">
-      <w:start w:val="1"/>
-      <w:numFmt w:val="bullet"/>
-      <w:lvlText w:val="o"/>
-      <w:lvlJc w:val="left"/>
-      <w:pPr>
-        <w:ind w:left="1800" w:hanging="360"/>
-      </w:pPr>
-      <w:rPr>
-        <w:rFonts w:ascii="Courier New" w:hAnsi="Courier New" w:cs="Courier New" w:hint="default"/>
-      </w:rPr>
-    </w:lvl>
-    <w:lvl w:ilvl="2" w:tplc="04100005" w:tentative="1">
-      <w:start w:val="1"/>
-      <w:numFmt w:val="bullet"/>
-      <w:lvlText w:val=""/>
-      <w:lvlJc w:val="left"/>
-      <w:pPr>
-        <w:ind w:left="2520" w:hanging="360"/>
-      </w:pPr>
-      <w:rPr>
-        <w:rFonts w:ascii="Wingdings" w:hAnsi="Wingdings" w:hint="default"/>
-      </w:rPr>
-    </w:lvl>
-    <w:lvl w:ilvl="3" w:tplc="04100001" w:tentative="1">
-      <w:start w:val="1"/>
-      <w:numFmt w:val="bullet"/>
-      <w:lvlText w:val=""/>
-      <w:lvlJc w:val="left"/>
-      <w:pPr>
-        <w:ind w:left="3240" w:hanging="360"/>
-      </w:pPr>
-      <w:rPr>
-        <w:rFonts w:ascii="Symbol" w:hAnsi="Symbol" w:hint="default"/>
-      </w:rPr>
-    </w:lvl>
-    <w:lvl w:ilvl="4" w:tplc="04100003" w:tentative="1">
-      <w:start w:val="1"/>
-      <w:numFmt w:val="bullet"/>
-      <w:lvlText w:val="o"/>
-      <w:lvlJc w:val="left"/>
-      <w:pPr>
-        <w:ind w:left="3960" w:hanging="360"/>
-      </w:pPr>
-      <w:rPr>
-        <w:rFonts w:ascii="Courier New" w:hAnsi="Courier New" w:cs="Courier New" w:hint="default"/>
-      </w:rPr>
-    </w:lvl>
-    <w:lvl w:ilvl="5" w:tplc="04100005" w:tentative="1">
-      <w:start w:val="1"/>
-      <w:numFmt w:val="bullet"/>
-      <w:lvlText w:val=""/>
-      <w:lvlJc w:val="left"/>
-      <w:pPr>
-        <w:ind w:left="4680" w:hanging="360"/>
-      </w:pPr>
-      <w:rPr>
-        <w:rFonts w:ascii="Wingdings" w:hAnsi="Wingdings" w:hint="default"/>
-      </w:rPr>
-    </w:lvl>
-    <w:lvl w:ilvl="6" w:tplc="04100001" w:tentative="1">
-      <w:start w:val="1"/>
-      <w:numFmt w:val="bullet"/>
-      <w:lvlText w:val=""/>
-      <w:lvlJc w:val="left"/>
-      <w:pPr>
-        <w:ind w:left="5400" w:hanging="360"/>
-      </w:pPr>
-      <w:rPr>
-        <w:rFonts w:ascii="Symbol" w:hAnsi="Symbol" w:hint="default"/>
-      </w:rPr>
-    </w:lvl>
-    <w:lvl w:ilvl="7" w:tplc="04100003" w:tentative="1">
-      <w:start w:val="1"/>
-      <w:numFmt w:val="bullet"/>
-      <w:lvlText w:val="o"/>
-      <w:lvlJc w:val="left"/>
-      <w:pPr>
-        <w:ind w:left="6120" w:hanging="360"/>
-      </w:pPr>
-      <w:rPr>
-        <w:rFonts w:ascii="Courier New" w:hAnsi="Courier New" w:cs="Courier New" w:hint="default"/>
-      </w:rPr>
-    </w:lvl>
-    <w:lvl w:ilvl="8" w:tplc="04100005" w:tentative="1">
-      <w:start w:val="1"/>
-      <w:numFmt w:val="bullet"/>
-      <w:lvlText w:val=""/>
-      <w:lvlJc w:val="left"/>
-      <w:pPr>
-        <w:ind w:left="6840" w:hanging="360"/>
-      </w:pPr>
-      <w:rPr>
-        <w:rFonts w:ascii="Wingdings" w:hAnsi="Wingdings" w:hint="default"/>
-      </w:rPr>
-    </w:lvl>
-  </w:abstractNum>
-  <w:abstractNum w:abstractNumId="31" w15:restartNumberingAfterBreak="0">
-    <w:nsid w:val="67D07244"/>
-    <w:multiLevelType w:val="hybridMultilevel"/>
-    <w:tmpl w:val="D9F4121E"/>
-    <w:lvl w:ilvl="0" w:tplc="04100001">
-      <w:start w:val="1"/>
-      <w:numFmt w:val="bullet"/>
-      <w:lvlText w:val=""/>
-      <w:lvlJc w:val="left"/>
-      <w:pPr>
-        <w:ind w:left="1429" w:hanging="360"/>
-      </w:pPr>
-      <w:rPr>
-        <w:rFonts w:ascii="Symbol" w:hAnsi="Symbol" w:hint="default"/>
-      </w:rPr>
-    </w:lvl>
-    <w:lvl w:ilvl="1" w:tplc="04100003" w:tentative="1">
-      <w:start w:val="1"/>
-      <w:numFmt w:val="bullet"/>
-      <w:lvlText w:val="o"/>
-      <w:lvlJc w:val="left"/>
-      <w:pPr>
-        <w:ind w:left="2149" w:hanging="360"/>
-      </w:pPr>
-      <w:rPr>
-        <w:rFonts w:ascii="Courier New" w:hAnsi="Courier New" w:cs="Courier New" w:hint="default"/>
-      </w:rPr>
-    </w:lvl>
-    <w:lvl w:ilvl="2" w:tplc="04100005" w:tentative="1">
-      <w:start w:val="1"/>
-      <w:numFmt w:val="bullet"/>
-      <w:lvlText w:val=""/>
-      <w:lvlJc w:val="left"/>
-      <w:pPr>
-        <w:ind w:left="2869" w:hanging="360"/>
-      </w:pPr>
-      <w:rPr>
-        <w:rFonts w:ascii="Wingdings" w:hAnsi="Wingdings" w:hint="default"/>
-      </w:rPr>
-    </w:lvl>
-    <w:lvl w:ilvl="3" w:tplc="04100001" w:tentative="1">
-      <w:start w:val="1"/>
-      <w:numFmt w:val="bullet"/>
-      <w:lvlText w:val=""/>
-      <w:lvlJc w:val="left"/>
-      <w:pPr>
-        <w:ind w:left="3589" w:hanging="360"/>
-      </w:pPr>
-      <w:rPr>
-        <w:rFonts w:ascii="Symbol" w:hAnsi="Symbol" w:hint="default"/>
-      </w:rPr>
-    </w:lvl>
-    <w:lvl w:ilvl="4" w:tplc="04100003" w:tentative="1">
-      <w:start w:val="1"/>
-      <w:numFmt w:val="bullet"/>
-      <w:lvlText w:val="o"/>
-      <w:lvlJc w:val="left"/>
-      <w:pPr>
-        <w:ind w:left="4309" w:hanging="360"/>
-      </w:pPr>
-      <w:rPr>
-        <w:rFonts w:ascii="Courier New" w:hAnsi="Courier New" w:cs="Courier New" w:hint="default"/>
-      </w:rPr>
-    </w:lvl>
-    <w:lvl w:ilvl="5" w:tplc="04100005" w:tentative="1">
-      <w:start w:val="1"/>
-      <w:numFmt w:val="bullet"/>
-      <w:lvlText w:val=""/>
-      <w:lvlJc w:val="left"/>
-      <w:pPr>
-        <w:ind w:left="5029" w:hanging="360"/>
-      </w:pPr>
-      <w:rPr>
-        <w:rFonts w:ascii="Wingdings" w:hAnsi="Wingdings" w:hint="default"/>
-      </w:rPr>
-    </w:lvl>
-    <w:lvl w:ilvl="6" w:tplc="04100001" w:tentative="1">
-      <w:start w:val="1"/>
-      <w:numFmt w:val="bullet"/>
-      <w:lvlText w:val=""/>
-      <w:lvlJc w:val="left"/>
-      <w:pPr>
-        <w:ind w:left="5749" w:hanging="360"/>
-      </w:pPr>
-      <w:rPr>
-        <w:rFonts w:ascii="Symbol" w:hAnsi="Symbol" w:hint="default"/>
-      </w:rPr>
-    </w:lvl>
-    <w:lvl w:ilvl="7" w:tplc="04100003" w:tentative="1">
-      <w:start w:val="1"/>
-      <w:numFmt w:val="bullet"/>
-      <w:lvlText w:val="o"/>
-      <w:lvlJc w:val="left"/>
-      <w:pPr>
-        <w:ind w:left="6469" w:hanging="360"/>
-      </w:pPr>
-      <w:rPr>
-        <w:rFonts w:ascii="Courier New" w:hAnsi="Courier New" w:cs="Courier New" w:hint="default"/>
-      </w:rPr>
-    </w:lvl>
-    <w:lvl w:ilvl="8" w:tplc="04100005" w:tentative="1">
-      <w:start w:val="1"/>
-      <w:numFmt w:val="bullet"/>
-      <w:lvlText w:val=""/>
-      <w:lvlJc w:val="left"/>
-      <w:pPr>
-        <w:ind w:left="7189" w:hanging="360"/>
-      </w:pPr>
-      <w:rPr>
-        <w:rFonts w:ascii="Wingdings" w:hAnsi="Wingdings" w:hint="default"/>
-      </w:rPr>
-    </w:lvl>
-  </w:abstractNum>
-  <w:abstractNum w:abstractNumId="32" w15:restartNumberingAfterBreak="0">
-    <w:nsid w:val="68491594"/>
-    <w:multiLevelType w:val="multilevel"/>
-    <w:tmpl w:val="C8F4DA3C"/>
-    <w:lvl w:ilvl="0">
-      <w:start w:val="1"/>
-      <w:numFmt w:val="decimal"/>
-      <w:lvlText w:val="%1."/>
-      <w:lvlJc w:val="left"/>
-      <w:pPr>
-        <w:ind w:left="760" w:hanging="400"/>
-      </w:pPr>
-      <w:rPr>
-        <w:rFonts w:hint="default"/>
-      </w:rPr>
-    </w:lvl>
-    <w:lvl w:ilvl="1">
-      <w:start w:val="1"/>
-      <w:numFmt w:val="decimal"/>
-      <w:isLgl/>
-      <w:lvlText w:val="%1.%2"/>
-      <w:lvlJc w:val="left"/>
-      <w:pPr>
-        <w:ind w:left="735" w:hanging="375"/>
-      </w:pPr>
-      <w:rPr>
-        <w:rFonts w:hint="default"/>
-      </w:rPr>
-    </w:lvl>
-    <w:lvl w:ilvl="2">
-      <w:start w:val="1"/>
-      <w:numFmt w:val="decimal"/>
-      <w:isLgl/>
-      <w:lvlText w:val="%1.%2.%3"/>
-      <w:lvlJc w:val="left"/>
-      <w:pPr>
-        <w:ind w:left="1080" w:hanging="720"/>
-      </w:pPr>
-      <w:rPr>
-        <w:rFonts w:hint="default"/>
-      </w:rPr>
-    </w:lvl>
-    <w:lvl w:ilvl="3">
-      <w:start w:val="1"/>
-      <w:numFmt w:val="decimal"/>
-      <w:isLgl/>
-      <w:lvlText w:val="%1.%2.%3.%4"/>
-      <w:lvlJc w:val="left"/>
-      <w:pPr>
-        <w:ind w:left="1440" w:hanging="1080"/>
-      </w:pPr>
-      <w:rPr>
-        <w:rFonts w:hint="default"/>
-      </w:rPr>
-    </w:lvl>
-    <w:lvl w:ilvl="4">
-      <w:start w:val="1"/>
-      <w:numFmt w:val="decimal"/>
-      <w:isLgl/>
-      <w:lvlText w:val="%1.%2.%3.%4.%5"/>
-      <w:lvlJc w:val="left"/>
-      <w:pPr>
-        <w:ind w:left="1440" w:hanging="1080"/>
-      </w:pPr>
-      <w:rPr>
-        <w:rFonts w:hint="default"/>
-      </w:rPr>
-    </w:lvl>
-    <w:lvl w:ilvl="5">
-      <w:start w:val="1"/>
-      <w:numFmt w:val="decimal"/>
-      <w:isLgl/>
-      <w:lvlText w:val="%1.%2.%3.%4.%5.%6"/>
-      <w:lvlJc w:val="left"/>
-      <w:pPr>
-        <w:ind w:left="1800" w:hanging="1440"/>
-      </w:pPr>
-      <w:rPr>
-        <w:rFonts w:hint="default"/>
-      </w:rPr>
-    </w:lvl>
-    <w:lvl w:ilvl="6">
-      <w:start w:val="1"/>
-      <w:numFmt w:val="decimal"/>
-      <w:isLgl/>
-      <w:lvlText w:val="%1.%2.%3.%4.%5.%6.%7"/>
-      <w:lvlJc w:val="left"/>
-      <w:pPr>
-        <w:ind w:left="1800" w:hanging="1440"/>
-      </w:pPr>
-      <w:rPr>
-        <w:rFonts w:hint="default"/>
-      </w:rPr>
-    </w:lvl>
-    <w:lvl w:ilvl="7">
-      <w:start w:val="1"/>
-      <w:numFmt w:val="decimal"/>
-      <w:isLgl/>
-      <w:lvlText w:val="%1.%2.%3.%4.%5.%6.%7.%8"/>
-      <w:lvlJc w:val="left"/>
-      <w:pPr>
-        <w:ind w:left="2160" w:hanging="1800"/>
-      </w:pPr>
-      <w:rPr>
-        <w:rFonts w:hint="default"/>
-      </w:rPr>
-    </w:lvl>
-    <w:lvl w:ilvl="8">
-      <w:start w:val="1"/>
-      <w:numFmt w:val="decimal"/>
-      <w:isLgl/>
-      <w:lvlText w:val="%1.%2.%3.%4.%5.%6.%7.%8.%9"/>
-      <w:lvlJc w:val="left"/>
-      <w:pPr>
-        <w:ind w:left="2520" w:hanging="2160"/>
-      </w:pPr>
-      <w:rPr>
-        <w:rFonts w:hint="default"/>
-      </w:rPr>
-    </w:lvl>
-  </w:abstractNum>
-  <w:abstractNum w:abstractNumId="33" w15:restartNumberingAfterBreak="0">
-    <w:nsid w:val="687E0260"/>
-    <w:multiLevelType w:val="multilevel"/>
-    <w:tmpl w:val="00000001"/>
-    <w:lvl w:ilvl="0">
-      <w:start w:val="1"/>
-      <w:numFmt w:val="none"/>
-      <w:lvlText w:val=""/>
-      <w:lvlJc w:val="left"/>
-      <w:pPr>
-        <w:tabs>
-          <w:tab w:val="num" w:pos="432"/>
-        </w:tabs>
-        <w:ind w:left="432" w:hanging="432"/>
-      </w:pPr>
-    </w:lvl>
-    <w:lvl w:ilvl="1">
-      <w:start w:val="1"/>
-      <w:numFmt w:val="none"/>
-      <w:lvlText w:val=""/>
-      <w:lvlJc w:val="left"/>
-      <w:pPr>
-        <w:tabs>
-          <w:tab w:val="num" w:pos="576"/>
-        </w:tabs>
-        <w:ind w:left="576" w:hanging="576"/>
-      </w:pPr>
-    </w:lvl>
-    <w:lvl w:ilvl="2">
-      <w:start w:val="1"/>
-      <w:numFmt w:val="none"/>
-      <w:lvlText w:val=""/>
-      <w:lvlJc w:val="left"/>
-      <w:pPr>
-        <w:tabs>
-          <w:tab w:val="num" w:pos="720"/>
-        </w:tabs>
-        <w:ind w:left="720" w:hanging="720"/>
-      </w:pPr>
-    </w:lvl>
-    <w:lvl w:ilvl="3">
-      <w:start w:val="1"/>
-      <w:numFmt w:val="none"/>
-      <w:lvlText w:val=""/>
-      <w:lvlJc w:val="left"/>
-      <w:pPr>
-        <w:tabs>
-          <w:tab w:val="num" w:pos="864"/>
-        </w:tabs>
-        <w:ind w:left="864" w:hanging="864"/>
-      </w:pPr>
-    </w:lvl>
-    <w:lvl w:ilvl="4">
-      <w:start w:val="1"/>
-      <w:numFmt w:val="none"/>
-      <w:lvlText w:val=""/>
-      <w:lvlJc w:val="left"/>
-      <w:pPr>
-        <w:tabs>
-          <w:tab w:val="num" w:pos="1008"/>
-        </w:tabs>
-        <w:ind w:left="1008" w:hanging="1008"/>
-      </w:pPr>
-    </w:lvl>
-    <w:lvl w:ilvl="5">
-      <w:start w:val="1"/>
-      <w:numFmt w:val="none"/>
-      <w:lvlText w:val=""/>
-      <w:lvlJc w:val="left"/>
-      <w:pPr>
-        <w:tabs>
-          <w:tab w:val="num" w:pos="1152"/>
-        </w:tabs>
-        <w:ind w:left="1152" w:hanging="1152"/>
-      </w:pPr>
-    </w:lvl>
-    <w:lvl w:ilvl="6">
-      <w:start w:val="1"/>
-      <w:numFmt w:val="none"/>
-      <w:lvlText w:val=""/>
-      <w:lvlJc w:val="left"/>
-      <w:pPr>
-        <w:tabs>
-          <w:tab w:val="num" w:pos="1296"/>
-        </w:tabs>
-        <w:ind w:left="1296" w:hanging="1296"/>
-      </w:pPr>
-    </w:lvl>
-    <w:lvl w:ilvl="7">
-      <w:start w:val="1"/>
-      <w:numFmt w:val="none"/>
-      <w:lvlText w:val=""/>
-      <w:lvlJc w:val="left"/>
-      <w:pPr>
-        <w:tabs>
-          <w:tab w:val="num" w:pos="1440"/>
-        </w:tabs>
-        <w:ind w:left="1440" w:hanging="1440"/>
-      </w:pPr>
-    </w:lvl>
-    <w:lvl w:ilvl="8">
-      <w:start w:val="1"/>
-      <w:numFmt w:val="none"/>
-      <w:lvlText w:val=""/>
-      <w:lvlJc w:val="left"/>
-      <w:pPr>
-        <w:tabs>
-          <w:tab w:val="num" w:pos="1584"/>
-        </w:tabs>
-        <w:ind w:left="1584" w:hanging="1584"/>
-      </w:pPr>
-    </w:lvl>
-  </w:abstractNum>
-  <w:abstractNum w:abstractNumId="34" w15:restartNumberingAfterBreak="0">
-    <w:nsid w:val="6B4A497B"/>
-    <w:multiLevelType w:val="hybridMultilevel"/>
-    <w:tmpl w:val="5BEAA890"/>
-    <w:lvl w:ilvl="0" w:tplc="0410000F">
-      <w:start w:val="1"/>
-      <w:numFmt w:val="decimal"/>
-      <w:lvlText w:val="%1."/>
-      <w:lvlJc w:val="left"/>
-      <w:pPr>
-        <w:ind w:left="720" w:hanging="360"/>
-      </w:pPr>
-    </w:lvl>
-    <w:lvl w:ilvl="1" w:tplc="04100019" w:tentative="1">
-      <w:start w:val="1"/>
-      <w:numFmt w:val="lowerLetter"/>
-      <w:lvlText w:val="%2."/>
-      <w:lvlJc w:val="left"/>
-      <w:pPr>
-        <w:ind w:left="1440" w:hanging="360"/>
-      </w:pPr>
-    </w:lvl>
-    <w:lvl w:ilvl="2" w:tplc="0410001B" w:tentative="1">
-      <w:start w:val="1"/>
-      <w:numFmt w:val="lowerRoman"/>
-      <w:lvlText w:val="%3."/>
-      <w:lvlJc w:val="right"/>
-      <w:pPr>
-        <w:ind w:left="2160" w:hanging="180"/>
-      </w:pPr>
-    </w:lvl>
-    <w:lvl w:ilvl="3" w:tplc="0410000F" w:tentative="1">
-      <w:start w:val="1"/>
-      <w:numFmt w:val="decimal"/>
-      <w:lvlText w:val="%4."/>
-      <w:lvlJc w:val="left"/>
-      <w:pPr>
-        <w:ind w:left="2880" w:hanging="360"/>
-      </w:pPr>
-    </w:lvl>
-    <w:lvl w:ilvl="4" w:tplc="04100019" w:tentative="1">
-      <w:start w:val="1"/>
-      <w:numFmt w:val="lowerLetter"/>
-      <w:lvlText w:val="%5."/>
-      <w:lvlJc w:val="left"/>
-      <w:pPr>
-        <w:ind w:left="3600" w:hanging="360"/>
-      </w:pPr>
-    </w:lvl>
-    <w:lvl w:ilvl="5" w:tplc="0410001B" w:tentative="1">
-      <w:start w:val="1"/>
-      <w:numFmt w:val="lowerRoman"/>
-      <w:lvlText w:val="%6."/>
-      <w:lvlJc w:val="right"/>
-      <w:pPr>
-        <w:ind w:left="4320" w:hanging="180"/>
-      </w:pPr>
-    </w:lvl>
-    <w:lvl w:ilvl="6" w:tplc="0410000F" w:tentative="1">
-      <w:start w:val="1"/>
-      <w:numFmt w:val="decimal"/>
-      <w:lvlText w:val="%7."/>
-      <w:lvlJc w:val="left"/>
-      <w:pPr>
-        <w:ind w:left="5040" w:hanging="360"/>
-      </w:pPr>
-    </w:lvl>
-    <w:lvl w:ilvl="7" w:tplc="04100019" w:tentative="1">
-      <w:start w:val="1"/>
-      <w:numFmt w:val="lowerLetter"/>
-      <w:lvlText w:val="%8."/>
-      <w:lvlJc w:val="left"/>
-      <w:pPr>
-        <w:ind w:left="5760" w:hanging="360"/>
-      </w:pPr>
-    </w:lvl>
-    <w:lvl w:ilvl="8" w:tplc="0410001B" w:tentative="1">
-      <w:start w:val="1"/>
-      <w:numFmt w:val="lowerRoman"/>
-      <w:lvlText w:val="%9."/>
-      <w:lvlJc w:val="right"/>
-      <w:pPr>
-        <w:ind w:left="6480" w:hanging="180"/>
-      </w:pPr>
-    </w:lvl>
-  </w:abstractNum>
-  <w:abstractNum w:abstractNumId="35" w15:restartNumberingAfterBreak="0">
-    <w:nsid w:val="6B9B6A93"/>
-    <w:multiLevelType w:val="hybridMultilevel"/>
-    <w:tmpl w:val="16286834"/>
-    <w:lvl w:ilvl="0" w:tplc="04100003">
-      <w:start w:val="1"/>
-      <w:numFmt w:val="bullet"/>
-      <w:lvlText w:val="o"/>
-      <w:lvlJc w:val="left"/>
-      <w:pPr>
-        <w:ind w:left="2138" w:hanging="360"/>
-      </w:pPr>
-      <w:rPr>
-        <w:rFonts w:ascii="Courier New" w:hAnsi="Courier New" w:cs="Courier New" w:hint="default"/>
-      </w:rPr>
-    </w:lvl>
-    <w:lvl w:ilvl="1" w:tplc="04100003" w:tentative="1">
-      <w:start w:val="1"/>
-      <w:numFmt w:val="bullet"/>
-      <w:lvlText w:val="o"/>
-      <w:lvlJc w:val="left"/>
-      <w:pPr>
-        <w:ind w:left="2858" w:hanging="360"/>
-      </w:pPr>
-      <w:rPr>
-        <w:rFonts w:ascii="Courier New" w:hAnsi="Courier New" w:cs="Courier New" w:hint="default"/>
-      </w:rPr>
-    </w:lvl>
-    <w:lvl w:ilvl="2" w:tplc="04100005" w:tentative="1">
-      <w:start w:val="1"/>
-      <w:numFmt w:val="bullet"/>
-      <w:lvlText w:val=""/>
-      <w:lvlJc w:val="left"/>
-      <w:pPr>
-        <w:ind w:left="3578" w:hanging="360"/>
-      </w:pPr>
-      <w:rPr>
-        <w:rFonts w:ascii="Wingdings" w:hAnsi="Wingdings" w:hint="default"/>
-      </w:rPr>
-    </w:lvl>
-    <w:lvl w:ilvl="3" w:tplc="04100001" w:tentative="1">
-      <w:start w:val="1"/>
-      <w:numFmt w:val="bullet"/>
-      <w:lvlText w:val=""/>
-      <w:lvlJc w:val="left"/>
-      <w:pPr>
-        <w:ind w:left="4298" w:hanging="360"/>
-      </w:pPr>
-      <w:rPr>
-        <w:rFonts w:ascii="Symbol" w:hAnsi="Symbol" w:hint="default"/>
-      </w:rPr>
-    </w:lvl>
-    <w:lvl w:ilvl="4" w:tplc="04100003" w:tentative="1">
-      <w:start w:val="1"/>
-      <w:numFmt w:val="bullet"/>
-      <w:lvlText w:val="o"/>
-      <w:lvlJc w:val="left"/>
-      <w:pPr>
-        <w:ind w:left="5018" w:hanging="360"/>
-      </w:pPr>
-      <w:rPr>
-        <w:rFonts w:ascii="Courier New" w:hAnsi="Courier New" w:cs="Courier New" w:hint="default"/>
-      </w:rPr>
-    </w:lvl>
-    <w:lvl w:ilvl="5" w:tplc="04100005" w:tentative="1">
-      <w:start w:val="1"/>
-      <w:numFmt w:val="bullet"/>
-      <w:lvlText w:val=""/>
-      <w:lvlJc w:val="left"/>
-      <w:pPr>
-        <w:ind w:left="5738" w:hanging="360"/>
-      </w:pPr>
-      <w:rPr>
-        <w:rFonts w:ascii="Wingdings" w:hAnsi="Wingdings" w:hint="default"/>
-      </w:rPr>
-    </w:lvl>
-    <w:lvl w:ilvl="6" w:tplc="04100001" w:tentative="1">
-      <w:start w:val="1"/>
-      <w:numFmt w:val="bullet"/>
-      <w:lvlText w:val=""/>
-      <w:lvlJc w:val="left"/>
-      <w:pPr>
-        <w:ind w:left="6458" w:hanging="360"/>
-      </w:pPr>
-      <w:rPr>
-        <w:rFonts w:ascii="Symbol" w:hAnsi="Symbol" w:hint="default"/>
-      </w:rPr>
-    </w:lvl>
-    <w:lvl w:ilvl="7" w:tplc="04100003" w:tentative="1">
-      <w:start w:val="1"/>
-      <w:numFmt w:val="bullet"/>
-      <w:lvlText w:val="o"/>
-      <w:lvlJc w:val="left"/>
-      <w:pPr>
-        <w:ind w:left="7178" w:hanging="360"/>
-      </w:pPr>
-      <w:rPr>
-        <w:rFonts w:ascii="Courier New" w:hAnsi="Courier New" w:cs="Courier New" w:hint="default"/>
-      </w:rPr>
-    </w:lvl>
-    <w:lvl w:ilvl="8" w:tplc="04100005" w:tentative="1">
-      <w:start w:val="1"/>
-      <w:numFmt w:val="bullet"/>
-      <w:lvlText w:val=""/>
-      <w:lvlJc w:val="left"/>
-      <w:pPr>
-        <w:ind w:left="7898" w:hanging="360"/>
-      </w:pPr>
-      <w:rPr>
-        <w:rFonts w:ascii="Wingdings" w:hAnsi="Wingdings" w:hint="default"/>
-      </w:rPr>
-    </w:lvl>
-  </w:abstractNum>
-  <w:abstractNum w:abstractNumId="36" w15:restartNumberingAfterBreak="0">
-    <w:nsid w:val="74E12702"/>
-    <w:multiLevelType w:val="hybridMultilevel"/>
-    <w:tmpl w:val="60F880AA"/>
-    <w:lvl w:ilvl="0" w:tplc="0410000F">
-      <w:start w:val="1"/>
-      <w:numFmt w:val="decimal"/>
-      <w:lvlText w:val="%1."/>
-      <w:lvlJc w:val="left"/>
-      <w:pPr>
-        <w:ind w:left="720" w:hanging="360"/>
-      </w:pPr>
-    </w:lvl>
-    <w:lvl w:ilvl="1" w:tplc="04100019" w:tentative="1">
-      <w:start w:val="1"/>
-      <w:numFmt w:val="lowerLetter"/>
-      <w:lvlText w:val="%2."/>
-      <w:lvlJc w:val="left"/>
-      <w:pPr>
-        <w:ind w:left="1440" w:hanging="360"/>
-      </w:pPr>
-    </w:lvl>
-    <w:lvl w:ilvl="2" w:tplc="0410001B" w:tentative="1">
-      <w:start w:val="1"/>
-      <w:numFmt w:val="lowerRoman"/>
-      <w:lvlText w:val="%3."/>
-      <w:lvlJc w:val="right"/>
-      <w:pPr>
-        <w:ind w:left="2160" w:hanging="180"/>
-      </w:pPr>
-    </w:lvl>
-    <w:lvl w:ilvl="3" w:tplc="0410000F" w:tentative="1">
-      <w:start w:val="1"/>
-      <w:numFmt w:val="decimal"/>
-      <w:lvlText w:val="%4."/>
-      <w:lvlJc w:val="left"/>
-      <w:pPr>
-        <w:ind w:left="2880" w:hanging="360"/>
-      </w:pPr>
-    </w:lvl>
-    <w:lvl w:ilvl="4" w:tplc="04100019" w:tentative="1">
-      <w:start w:val="1"/>
-      <w:numFmt w:val="lowerLetter"/>
-      <w:lvlText w:val="%5."/>
-      <w:lvlJc w:val="left"/>
-      <w:pPr>
-        <w:ind w:left="3600" w:hanging="360"/>
-      </w:pPr>
-    </w:lvl>
-    <w:lvl w:ilvl="5" w:tplc="0410001B" w:tentative="1">
-      <w:start w:val="1"/>
-      <w:numFmt w:val="lowerRoman"/>
-      <w:lvlText w:val="%6."/>
-      <w:lvlJc w:val="right"/>
-      <w:pPr>
-        <w:ind w:left="4320" w:hanging="180"/>
-      </w:pPr>
-    </w:lvl>
-    <w:lvl w:ilvl="6" w:tplc="0410000F" w:tentative="1">
-      <w:start w:val="1"/>
-      <w:numFmt w:val="decimal"/>
-      <w:lvlText w:val="%7."/>
-      <w:lvlJc w:val="left"/>
-      <w:pPr>
-        <w:ind w:left="5040" w:hanging="360"/>
-      </w:pPr>
-    </w:lvl>
-    <w:lvl w:ilvl="7" w:tplc="04100019" w:tentative="1">
-      <w:start w:val="1"/>
-      <w:numFmt w:val="lowerLetter"/>
-      <w:lvlText w:val="%8."/>
-      <w:lvlJc w:val="left"/>
-      <w:pPr>
-        <w:ind w:left="5760" w:hanging="360"/>
-      </w:pPr>
-    </w:lvl>
-    <w:lvl w:ilvl="8" w:tplc="0410001B" w:tentative="1">
-      <w:start w:val="1"/>
-      <w:numFmt w:val="lowerRoman"/>
-      <w:lvlText w:val="%9."/>
-      <w:lvlJc w:val="right"/>
-      <w:pPr>
-        <w:ind w:left="6480" w:hanging="180"/>
-      </w:pPr>
-    </w:lvl>
-  </w:abstractNum>
-  <w:abstractNum w:abstractNumId="37" w15:restartNumberingAfterBreak="0">
-    <w:nsid w:val="74FA6749"/>
-    <w:multiLevelType w:val="multilevel"/>
-    <w:tmpl w:val="C8F4DA3C"/>
-    <w:lvl w:ilvl="0">
-      <w:start w:val="1"/>
-      <w:numFmt w:val="decimal"/>
-      <w:lvlText w:val="%1."/>
-      <w:lvlJc w:val="left"/>
-      <w:pPr>
-        <w:ind w:left="760" w:hanging="400"/>
-      </w:pPr>
-      <w:rPr>
-        <w:rFonts w:hint="default"/>
-      </w:rPr>
-    </w:lvl>
-    <w:lvl w:ilvl="1">
-      <w:start w:val="1"/>
-      <w:numFmt w:val="decimal"/>
-      <w:isLgl/>
-      <w:lvlText w:val="%1.%2"/>
-      <w:lvlJc w:val="left"/>
-      <w:pPr>
-        <w:ind w:left="735" w:hanging="375"/>
-      </w:pPr>
-      <w:rPr>
-        <w:rFonts w:hint="default"/>
-      </w:rPr>
-    </w:lvl>
-    <w:lvl w:ilvl="2">
-      <w:start w:val="1"/>
-      <w:numFmt w:val="decimal"/>
-      <w:isLgl/>
-      <w:lvlText w:val="%1.%2.%3"/>
-      <w:lvlJc w:val="left"/>
-      <w:pPr>
-        <w:ind w:left="1080" w:hanging="720"/>
-      </w:pPr>
-      <w:rPr>
-        <w:rFonts w:hint="default"/>
-      </w:rPr>
-    </w:lvl>
-    <w:lvl w:ilvl="3">
-      <w:start w:val="1"/>
-      <w:numFmt w:val="decimal"/>
-      <w:isLgl/>
-      <w:lvlText w:val="%1.%2.%3.%4"/>
-      <w:lvlJc w:val="left"/>
-      <w:pPr>
-        <w:ind w:left="1440" w:hanging="1080"/>
-      </w:pPr>
-      <w:rPr>
-        <w:rFonts w:hint="default"/>
-      </w:rPr>
-    </w:lvl>
-    <w:lvl w:ilvl="4">
-      <w:start w:val="1"/>
-      <w:numFmt w:val="decimal"/>
-      <w:isLgl/>
-      <w:lvlText w:val="%1.%2.%3.%4.%5"/>
-      <w:lvlJc w:val="left"/>
-      <w:pPr>
-        <w:ind w:left="1440" w:hanging="1080"/>
-      </w:pPr>
-      <w:rPr>
-        <w:rFonts w:hint="default"/>
-      </w:rPr>
-    </w:lvl>
-    <w:lvl w:ilvl="5">
-      <w:start w:val="1"/>
-      <w:numFmt w:val="decimal"/>
-      <w:isLgl/>
-      <w:lvlText w:val="%1.%2.%3.%4.%5.%6"/>
-      <w:lvlJc w:val="left"/>
-      <w:pPr>
-        <w:ind w:left="1800" w:hanging="1440"/>
-      </w:pPr>
-      <w:rPr>
-        <w:rFonts w:hint="default"/>
-      </w:rPr>
-    </w:lvl>
-    <w:lvl w:ilvl="6">
-      <w:start w:val="1"/>
-      <w:numFmt w:val="decimal"/>
-      <w:isLgl/>
-      <w:lvlText w:val="%1.%2.%3.%4.%5.%6.%7"/>
-      <w:lvlJc w:val="left"/>
-      <w:pPr>
-        <w:ind w:left="1800" w:hanging="1440"/>
-      </w:pPr>
-      <w:rPr>
-        <w:rFonts w:hint="default"/>
-      </w:rPr>
-    </w:lvl>
-    <w:lvl w:ilvl="7">
-      <w:start w:val="1"/>
-      <w:numFmt w:val="decimal"/>
-      <w:isLgl/>
-      <w:lvlText w:val="%1.%2.%3.%4.%5.%6.%7.%8"/>
-      <w:lvlJc w:val="left"/>
-      <w:pPr>
-        <w:ind w:left="2160" w:hanging="1800"/>
-      </w:pPr>
-      <w:rPr>
-        <w:rFonts w:hint="default"/>
-      </w:rPr>
-    </w:lvl>
-    <w:lvl w:ilvl="8">
-      <w:start w:val="1"/>
-      <w:numFmt w:val="decimal"/>
-      <w:isLgl/>
-      <w:lvlText w:val="%1.%2.%3.%4.%5.%6.%7.%8.%9"/>
-      <w:lvlJc w:val="left"/>
-      <w:pPr>
-        <w:ind w:left="2520" w:hanging="2160"/>
-      </w:pPr>
-      <w:rPr>
-        <w:rFonts w:hint="default"/>
-      </w:rPr>
-    </w:lvl>
-  </w:abstractNum>
-  <w:abstractNum w:abstractNumId="38" w15:restartNumberingAfterBreak="0">
-    <w:nsid w:val="7659093E"/>
-    <w:multiLevelType w:val="multilevel"/>
-    <w:tmpl w:val="C8F4DA3C"/>
-    <w:lvl w:ilvl="0">
-      <w:start w:val="1"/>
-      <w:numFmt w:val="decimal"/>
-      <w:lvlText w:val="%1."/>
-      <w:lvlJc w:val="left"/>
-      <w:pPr>
-        <w:ind w:left="760" w:hanging="400"/>
-      </w:pPr>
-      <w:rPr>
-        <w:rFonts w:hint="default"/>
-      </w:rPr>
-    </w:lvl>
-    <w:lvl w:ilvl="1">
-      <w:start w:val="1"/>
-      <w:numFmt w:val="decimal"/>
-      <w:isLgl/>
-      <w:lvlText w:val="%1.%2"/>
-      <w:lvlJc w:val="left"/>
-      <w:pPr>
-        <w:ind w:left="735" w:hanging="375"/>
-      </w:pPr>
-      <w:rPr>
-        <w:rFonts w:hint="default"/>
-      </w:rPr>
-    </w:lvl>
-    <w:lvl w:ilvl="2">
-      <w:start w:val="1"/>
-      <w:numFmt w:val="decimal"/>
-      <w:isLgl/>
-      <w:lvlText w:val="%1.%2.%3"/>
-      <w:lvlJc w:val="left"/>
-      <w:pPr>
-        <w:ind w:left="1080" w:hanging="720"/>
-      </w:pPr>
-      <w:rPr>
-        <w:rFonts w:hint="default"/>
-      </w:rPr>
-    </w:lvl>
-    <w:lvl w:ilvl="3">
-      <w:start w:val="1"/>
-      <w:numFmt w:val="decimal"/>
-      <w:isLgl/>
-      <w:lvlText w:val="%1.%2.%3.%4"/>
-      <w:lvlJc w:val="left"/>
-      <w:pPr>
-        <w:ind w:left="1440" w:hanging="1080"/>
-      </w:pPr>
-      <w:rPr>
-        <w:rFonts w:hint="default"/>
-      </w:rPr>
-    </w:lvl>
-    <w:lvl w:ilvl="4">
-      <w:start w:val="1"/>
-      <w:numFmt w:val="decimal"/>
-      <w:isLgl/>
-      <w:lvlText w:val="%1.%2.%3.%4.%5"/>
-      <w:lvlJc w:val="left"/>
-      <w:pPr>
-        <w:ind w:left="1440" w:hanging="1080"/>
-      </w:pPr>
-      <w:rPr>
-        <w:rFonts w:hint="default"/>
-      </w:rPr>
-    </w:lvl>
-    <w:lvl w:ilvl="5">
-      <w:start w:val="1"/>
-      <w:numFmt w:val="decimal"/>
-      <w:isLgl/>
-      <w:lvlText w:val="%1.%2.%3.%4.%5.%6"/>
-      <w:lvlJc w:val="left"/>
-      <w:pPr>
-        <w:ind w:left="1800" w:hanging="1440"/>
-      </w:pPr>
-      <w:rPr>
-        <w:rFonts w:hint="default"/>
-      </w:rPr>
-    </w:lvl>
-    <w:lvl w:ilvl="6">
-      <w:start w:val="1"/>
-      <w:numFmt w:val="decimal"/>
-      <w:isLgl/>
-      <w:lvlText w:val="%1.%2.%3.%4.%5.%6.%7"/>
-      <w:lvlJc w:val="left"/>
-      <w:pPr>
-        <w:ind w:left="1800" w:hanging="1440"/>
-      </w:pPr>
-      <w:rPr>
-        <w:rFonts w:hint="default"/>
-      </w:rPr>
-    </w:lvl>
-    <w:lvl w:ilvl="7">
-      <w:start w:val="1"/>
-      <w:numFmt w:val="decimal"/>
-      <w:isLgl/>
-      <w:lvlText w:val="%1.%2.%3.%4.%5.%6.%7.%8"/>
-      <w:lvlJc w:val="left"/>
-      <w:pPr>
-        <w:ind w:left="2160" w:hanging="1800"/>
-      </w:pPr>
-      <w:rPr>
-        <w:rFonts w:hint="default"/>
-      </w:rPr>
-    </w:lvl>
-    <w:lvl w:ilvl="8">
-      <w:start w:val="1"/>
-      <w:numFmt w:val="decimal"/>
-      <w:isLgl/>
-      <w:lvlText w:val="%1.%2.%3.%4.%5.%6.%7.%8.%9"/>
-      <w:lvlJc w:val="left"/>
-      <w:pPr>
-        <w:ind w:left="2520" w:hanging="2160"/>
-      </w:pPr>
-      <w:rPr>
-        <w:rFonts w:hint="default"/>
-      </w:rPr>
-    </w:lvl>
-  </w:abstractNum>
-  <w:abstractNum w:abstractNumId="39" w15:restartNumberingAfterBreak="0">
-    <w:nsid w:val="7CCE2BA3"/>
-    <w:multiLevelType w:val="hybridMultilevel"/>
-    <w:tmpl w:val="A20AD9D2"/>
-    <w:lvl w:ilvl="0" w:tplc="0410000F">
-      <w:start w:val="1"/>
-      <w:numFmt w:val="decimal"/>
-      <w:lvlText w:val="%1."/>
-      <w:lvlJc w:val="left"/>
-      <w:pPr>
-        <w:ind w:left="720" w:hanging="360"/>
-      </w:pPr>
-    </w:lvl>
-    <w:lvl w:ilvl="1" w:tplc="04100019" w:tentative="1">
-      <w:start w:val="1"/>
-      <w:numFmt w:val="lowerLetter"/>
-      <w:lvlText w:val="%2."/>
-      <w:lvlJc w:val="left"/>
-      <w:pPr>
-        <w:ind w:left="1440" w:hanging="360"/>
-      </w:pPr>
-    </w:lvl>
-    <w:lvl w:ilvl="2" w:tplc="0410001B" w:tentative="1">
-      <w:start w:val="1"/>
-      <w:numFmt w:val="lowerRoman"/>
-      <w:lvlText w:val="%3."/>
-      <w:lvlJc w:val="right"/>
-      <w:pPr>
-        <w:ind w:left="2160" w:hanging="180"/>
-      </w:pPr>
-    </w:lvl>
-    <w:lvl w:ilvl="3" w:tplc="0410000F" w:tentative="1">
-      <w:start w:val="1"/>
-      <w:numFmt w:val="decimal"/>
-      <w:lvlText w:val="%4."/>
-      <w:lvlJc w:val="left"/>
-      <w:pPr>
-        <w:ind w:left="2880" w:hanging="360"/>
-      </w:pPr>
-    </w:lvl>
-    <w:lvl w:ilvl="4" w:tplc="04100019" w:tentative="1">
-      <w:start w:val="1"/>
-      <w:numFmt w:val="lowerLetter"/>
-      <w:lvlText w:val="%5."/>
-      <w:lvlJc w:val="left"/>
-      <w:pPr>
-        <w:ind w:left="3600" w:hanging="360"/>
-      </w:pPr>
-    </w:lvl>
-    <w:lvl w:ilvl="5" w:tplc="0410001B" w:tentative="1">
-      <w:start w:val="1"/>
-      <w:numFmt w:val="lowerRoman"/>
-      <w:lvlText w:val="%6."/>
-      <w:lvlJc w:val="right"/>
-      <w:pPr>
-        <w:ind w:left="4320" w:hanging="180"/>
-      </w:pPr>
-    </w:lvl>
-    <w:lvl w:ilvl="6" w:tplc="0410000F" w:tentative="1">
-      <w:start w:val="1"/>
-      <w:numFmt w:val="decimal"/>
-      <w:lvlText w:val="%7."/>
-      <w:lvlJc w:val="left"/>
-      <w:pPr>
-        <w:ind w:left="5040" w:hanging="360"/>
-      </w:pPr>
-    </w:lvl>
-    <w:lvl w:ilvl="7" w:tplc="04100019" w:tentative="1">
-      <w:start w:val="1"/>
-      <w:numFmt w:val="lowerLetter"/>
-      <w:lvlText w:val="%8."/>
-      <w:lvlJc w:val="left"/>
-      <w:pPr>
-        <w:ind w:left="5760" w:hanging="360"/>
-      </w:pPr>
-    </w:lvl>
-    <w:lvl w:ilvl="8" w:tplc="0410001B" w:tentative="1">
-      <w:start w:val="1"/>
-      <w:numFmt w:val="lowerRoman"/>
-      <w:lvlText w:val="%9."/>
-      <w:lvlJc w:val="right"/>
-      <w:pPr>
-        <w:ind w:left="6480" w:hanging="180"/>
-      </w:pPr>
-    </w:lvl>
-  </w:abstractNum>
-  <w:num w:numId="1" w16cid:durableId="93136951">
-    <w:abstractNumId w:val="0"/>
+  <w:num w:numId="1" w16cid:durableId="1681200572">
+    <w:abstractNumId w:val="14"/>
   </w:num>
-  <w:num w:numId="2" w16cid:durableId="2069448274">
-    <w:abstractNumId w:val="1"/>
+  <w:num w:numId="2" w16cid:durableId="1540438857">
+    <w:abstractNumId w:val="8"/>
   </w:num>
-  <w:num w:numId="3" w16cid:durableId="47144356">
-    <w:abstractNumId w:val="2"/>
+  <w:num w:numId="3" w16cid:durableId="1758937890">
+    <w:abstractNumId w:val="11"/>
   </w:num>
-  <w:num w:numId="4" w16cid:durableId="656111061">
-    <w:abstractNumId w:val="3"/>
+  <w:num w:numId="4" w16cid:durableId="1870869743">
+    <w:abstractNumId w:val="16"/>
   </w:num>
-  <w:num w:numId="5" w16cid:durableId="824246824">
+  <w:num w:numId="5" w16cid:durableId="153184791">
+    <w:abstractNumId w:val="12"/>
+  </w:num>
+  <w:num w:numId="6" w16cid:durableId="272713800">
+    <w:abstractNumId w:val="10"/>
+  </w:num>
+  <w:num w:numId="7" w16cid:durableId="1547715577">
+    <w:abstractNumId w:val="15"/>
+  </w:num>
+  <w:num w:numId="8" w16cid:durableId="1499729378">
+    <w:abstractNumId w:val="13"/>
+  </w:num>
+  <w:num w:numId="9" w16cid:durableId="176773706">
+    <w:abstractNumId w:val="6"/>
+  </w:num>
+  <w:num w:numId="10" w16cid:durableId="1494024812">
+    <w:abstractNumId w:val="9"/>
+  </w:num>
+  <w:num w:numId="11" w16cid:durableId="446971133">
     <w:abstractNumId w:val="4"/>
   </w:num>
-  <w:num w:numId="6" w16cid:durableId="1681200572">
-    <w:abstractNumId w:val="26"/>
-  </w:num>
-  <w:num w:numId="7" w16cid:durableId="2071003935">
-    <w:abstractNumId w:val="33"/>
-  </w:num>
-  <w:num w:numId="8" w16cid:durableId="1540438857">
-    <w:abstractNumId w:val="11"/>
-  </w:num>
-  <w:num w:numId="9" w16cid:durableId="354161101">
-    <w:abstractNumId w:val="11"/>
-  </w:num>
-  <w:num w:numId="10" w16cid:durableId="636185670">
-    <w:abstractNumId w:val="20"/>
-  </w:num>
-  <w:num w:numId="11" w16cid:durableId="2026519637">
-    <w:abstractNumId w:val="13"/>
-  </w:num>
-  <w:num w:numId="12" w16cid:durableId="1443572107">
+  <w:num w:numId="12" w16cid:durableId="318268522">
     <w:abstractNumId w:val="7"/>
   </w:num>
-  <w:num w:numId="13" w16cid:durableId="1680347482">
-    <w:abstractNumId w:val="27"/>
-  </w:num>
-  <w:num w:numId="14" w16cid:durableId="1266769575">
-    <w:abstractNumId w:val="21"/>
-  </w:num>
-  <w:num w:numId="15" w16cid:durableId="16659908">
-    <w:abstractNumId w:val="30"/>
-  </w:num>
-  <w:num w:numId="16" w16cid:durableId="1862696292">
-    <w:abstractNumId w:val="28"/>
-  </w:num>
-  <w:num w:numId="17" w16cid:durableId="646474099">
-    <w:abstractNumId w:val="10"/>
-  </w:num>
-  <w:num w:numId="18" w16cid:durableId="1793285127">
-    <w:abstractNumId w:val="22"/>
-  </w:num>
-  <w:num w:numId="19" w16cid:durableId="202911112">
-    <w:abstractNumId w:val="39"/>
-  </w:num>
-  <w:num w:numId="20" w16cid:durableId="4943408">
-    <w:abstractNumId w:val="6"/>
-  </w:num>
-  <w:num w:numId="21" w16cid:durableId="709576782">
-    <w:abstractNumId w:val="14"/>
-  </w:num>
-  <w:num w:numId="22" w16cid:durableId="510147163">
-    <w:abstractNumId w:val="36"/>
-  </w:num>
-  <w:num w:numId="23" w16cid:durableId="1096175075">
-    <w:abstractNumId w:val="24"/>
-  </w:num>
-  <w:num w:numId="24" w16cid:durableId="353848472">
-    <w:abstractNumId w:val="15"/>
-  </w:num>
-  <w:num w:numId="25" w16cid:durableId="43260700">
-    <w:abstractNumId w:val="25"/>
-  </w:num>
-  <w:num w:numId="26" w16cid:durableId="741872924">
-    <w:abstractNumId w:val="11"/>
-    <w:lvlOverride w:ilvl="0">
-      <w:startOverride w:val="1"/>
-    </w:lvlOverride>
-    <w:lvlOverride w:ilvl="1">
-      <w:startOverride w:val="1"/>
-    </w:lvlOverride>
-    <w:lvlOverride w:ilvl="2">
-      <w:startOverride w:val="1"/>
-    </w:lvlOverride>
-    <w:lvlOverride w:ilvl="3">
-      <w:startOverride w:val="1"/>
-    </w:lvlOverride>
-    <w:lvlOverride w:ilvl="4">
-      <w:startOverride w:val="1"/>
-    </w:lvlOverride>
-    <w:lvlOverride w:ilvl="5">
-      <w:startOverride w:val="1"/>
-    </w:lvlOverride>
-    <w:lvlOverride w:ilvl="6">
-      <w:startOverride w:val="1"/>
-    </w:lvlOverride>
-    <w:lvlOverride w:ilvl="7">
-      <w:startOverride w:val="1"/>
-    </w:lvlOverride>
-    <w:lvlOverride w:ilvl="8">
-      <w:startOverride w:val="1"/>
-    </w:lvlOverride>
-  </w:num>
-  <w:num w:numId="27" w16cid:durableId="216474933">
-    <w:abstractNumId w:val="12"/>
-  </w:num>
-  <w:num w:numId="28" w16cid:durableId="2068606240">
-    <w:abstractNumId w:val="17"/>
-  </w:num>
-  <w:num w:numId="29" w16cid:durableId="1952475793">
-    <w:abstractNumId w:val="32"/>
-  </w:num>
-  <w:num w:numId="30" w16cid:durableId="1598706192">
+  <w:num w:numId="13" w16cid:durableId="1845583064">
     <w:abstractNumId w:val="5"/>
   </w:num>
-  <w:num w:numId="31" w16cid:durableId="492258010">
-    <w:abstractNumId w:val="8"/>
-  </w:num>
-  <w:num w:numId="32" w16cid:durableId="854459494">
-    <w:abstractNumId w:val="38"/>
-  </w:num>
-  <w:num w:numId="33" w16cid:durableId="2102329784">
-    <w:abstractNumId w:val="29"/>
-  </w:num>
-  <w:num w:numId="34" w16cid:durableId="787314231">
-    <w:abstractNumId w:val="37"/>
-  </w:num>
-  <w:num w:numId="35" w16cid:durableId="6254848">
-    <w:abstractNumId w:val="23"/>
-  </w:num>
-  <w:num w:numId="36" w16cid:durableId="1758937890">
-    <w:abstractNumId w:val="18"/>
-  </w:num>
-  <w:num w:numId="37" w16cid:durableId="1870869743">
-    <w:abstractNumId w:val="35"/>
-  </w:num>
-  <w:num w:numId="38" w16cid:durableId="153184791">
-    <w:abstractNumId w:val="19"/>
-  </w:num>
-  <w:num w:numId="39" w16cid:durableId="26684535">
-    <w:abstractNumId w:val="9"/>
-  </w:num>
-  <w:num w:numId="40" w16cid:durableId="272713800">
-    <w:abstractNumId w:val="16"/>
-  </w:num>
-  <w:num w:numId="41" w16cid:durableId="1547715577">
-    <w:abstractNumId w:val="31"/>
-  </w:num>
-  <w:num w:numId="42" w16cid:durableId="1331366170">
-    <w:abstractNumId w:val="34"/>
-  </w:num>
+  <w:numIdMacAtCleanup w:val="13"/>
 </w:numbering>
 </file>
 
 <file path=word/styles.xml><?xml version="1.0" encoding="utf-8"?>
-<w:styles xmlns:mc="http://schemas.openxmlformats.org/markup-compatibility/2006" xmlns:r="http://schemas.openxmlformats.org/officeDocument/2006/relationships" xmlns:w="http://schemas.openxmlformats.org/wordprocessingml/2006/main" xmlns:w14="http://schemas.microsoft.com/office/word/2010/wordml" xmlns:w15="http://schemas.microsoft.com/office/word/2012/wordml" xmlns:w16cex="http://schemas.microsoft.com/office/word/2018/wordml/cex" xmlns:w16cid="http://schemas.microsoft.com/office/word/2016/wordml/cid" xmlns:w16="http://schemas.microsoft.com/office/word/2018/wordml" xmlns:w16sdtdh="http://schemas.microsoft.com/office/word/2020/wordml/sdtdatahash" xmlns:w16sdtfl="http://schemas.microsoft.com/office/word/2024/wordml/sdtformatlock" xmlns:w16se="http://schemas.microsoft.com/office/word/2015/wordml/symex" xmlns:w16du="http://schemas.microsoft.com/office/word/2023/wordml/word16du" mc:Ignorable="w14 w15 w16se w16cid w16 w16cex w16sdtdh w16sdtfl w16du">
+<w:styles xmlns:mc="http://schemas.openxmlformats.org/markup-compatibility/2006" xmlns:r="http://schemas.openxmlformats.org/officeDocument/2006/relationships" xmlns:w="http://schemas.openxmlformats.org/wordprocessingml/2006/main" xmlns:w14="http://schemas.microsoft.com/office/word/2010/wordml" xmlns:w15="http://schemas.microsoft.com/office/word/2012/wordml" xmlns:w16cex="http://schemas.microsoft.com/office/word/2018/wordml/cex" xmlns:w16cid="http://schemas.microsoft.com/office/word/2016/wordml/cid" xmlns:w16="http://schemas.microsoft.com/office/word/2018/wordml" xmlns:w16du="http://schemas.microsoft.com/office/word/2023/wordml/word16du" xmlns:w16sdtdh="http://schemas.microsoft.com/office/word/2020/wordml/sdtdatahash" xmlns:w16sdtfl="http://schemas.microsoft.com/office/word/2024/wordml/sdtformatlock" xmlns:w16se="http://schemas.microsoft.com/office/word/2015/wordml/symex" mc:Ignorable="w14 w15 w16se w16cid w16 w16cex w16sdtdh w16sdtfl w16du">
   <w:docDefaults>
     <w:rPrDefault>
       <w:rPr>
@@ -11966,7 +10820,7 @@
       <w:keepNext/>
       <w:numPr>
         <w:ilvl w:val="2"/>
-        <w:numId w:val="8"/>
+        <w:numId w:val="2"/>
       </w:numPr>
       <w:spacing w:before="240" w:after="60"/>
       <w:outlineLvl w:val="2"/>
@@ -11982,7 +10836,6 @@
   <w:style w:type="character" w:default="1" w:styleId="Carpredefinitoparagrafo">
     <w:name w:val="Default Paragraph Font"/>
     <w:uiPriority w:val="1"/>
-    <w:semiHidden/>
     <w:unhideWhenUsed/>
   </w:style>
   <w:style w:type="table" w:default="1" w:styleId="Tabellanormale">
@@ -13722,7 +12575,7 @@
     <w:uiPriority w:val="9"/>
     <w:rsid w:val="003E00FB"/>
     <w:rPr>
-      <w:rFonts w:ascii="Calibri" w:eastAsia="MS Gothic" w:hAnsi="Calibri" w:cs="Times New Roman"/>
+      <w:rFonts w:ascii="Calibri" w:eastAsia="MS Gothic" w:hAnsi="Calibri"/>
       <w:b/>
       <w:bCs/>
       <w:kern w:val="1"/>
@@ -13979,9 +12832,21 @@
     <w:rsid w:val="005B3C3D"/>
     <w:pPr>
       <w:numPr>
-        <w:numId w:val="36"/>
+        <w:numId w:val="3"/>
       </w:numPr>
     </w:pPr>
+  </w:style>
+  <w:style w:type="character" w:styleId="Menzionenonrisolta">
+    <w:name w:val="Unresolved Mention"/>
+    <w:basedOn w:val="Carpredefinitoparagrafo"/>
+    <w:uiPriority w:val="99"/>
+    <w:semiHidden/>
+    <w:unhideWhenUsed/>
+    <w:rsid w:val="00CC2E9B"/>
+    <w:rPr>
+      <w:color w:val="605E5C"/>
+      <w:shd w:val="clear" w:color="auto" w:fill="E1DFDD"/>
+    </w:rPr>
   </w:style>
 </w:styles>
 </file>

--- a/Deliverables/RAD_GGEyewear.docx
+++ b/Deliverables/RAD_GGEyewear.docx
@@ -144,8 +144,8 @@
           <w:lang w:val="en-US"/>
         </w:rPr>
         <w:br/>
-        <w:t xml:space="preserve">Versione </w:t>
-      </w:r>
+      </w:r>
+      <w:proofErr w:type="spellStart"/>
       <w:r>
         <w:rPr>
           <w:rFonts w:ascii="Arial" w:hAnsi="Arial"/>
@@ -153,7 +153,35 @@
           <w:sz w:val="36"/>
           <w:lang w:val="en-US"/>
         </w:rPr>
-        <w:t>3.0</w:t>
+        <w:t>Versione</w:t>
+      </w:r>
+      <w:proofErr w:type="spellEnd"/>
+      <w:r>
+        <w:rPr>
+          <w:rFonts w:ascii="Arial" w:hAnsi="Arial"/>
+          <w:b/>
+          <w:sz w:val="36"/>
+          <w:lang w:val="en-US"/>
+        </w:rPr>
+        <w:t xml:space="preserve"> </w:t>
+      </w:r>
+      <w:r>
+        <w:rPr>
+          <w:rFonts w:ascii="Arial" w:hAnsi="Arial"/>
+          <w:b/>
+          <w:sz w:val="36"/>
+          <w:lang w:val="en-US"/>
+        </w:rPr>
+        <w:t>4</w:t>
+      </w:r>
+      <w:r>
+        <w:rPr>
+          <w:rFonts w:ascii="Arial" w:hAnsi="Arial"/>
+          <w:b/>
+          <w:sz w:val="36"/>
+          <w:lang w:val="en-US"/>
+        </w:rPr>
+        <w:t>.0</w:t>
       </w:r>
       <w:r>
         <w:rPr>
@@ -1458,7 +1486,7 @@
               <w:rPr>
                 <w:sz w:val="20"/>
               </w:rPr>
-              <w:t>2.2</w:t>
+              <w:t>3.0</w:t>
             </w:r>
           </w:p>
         </w:tc>
@@ -1560,7 +1588,7 @@
               <w:rPr>
                 <w:sz w:val="20"/>
               </w:rPr>
-              <w:t>3.0</w:t>
+              <w:t>4.0</w:t>
             </w:r>
           </w:p>
         </w:tc>
@@ -1580,6 +1608,12 @@
                 <w:sz w:val="20"/>
               </w:rPr>
             </w:pPr>
+            <w:r>
+              <w:rPr>
+                <w:sz w:val="20"/>
+              </w:rPr>
+              <w:t>Aggiunti scenari per acquisto di un prodotto e aggiornamento dello stato di un prodotto</w:t>
+            </w:r>
           </w:p>
         </w:tc>
         <w:tc>
@@ -4686,11 +4720,15 @@
         <w:jc w:val="both"/>
         <w:rPr>
           <w:rFonts w:ascii="Times New Roman" w:hAnsi="Times New Roman" w:cs="Times New Roman"/>
+          <w:b/>
+          <w:bCs/>
         </w:rPr>
       </w:pPr>
       <w:r>
         <w:rPr>
           <w:rFonts w:ascii="Times New Roman" w:hAnsi="Times New Roman" w:cs="Times New Roman"/>
+          <w:b/>
+          <w:bCs/>
         </w:rPr>
         <w:t>Area utenti registrati / utenti non registrati</w:t>
       </w:r>
@@ -4798,11 +4836,15 @@
         <w:jc w:val="both"/>
         <w:rPr>
           <w:rFonts w:ascii="Times New Roman" w:hAnsi="Times New Roman" w:cs="Times New Roman"/>
+          <w:b/>
+          <w:bCs/>
         </w:rPr>
       </w:pPr>
       <w:r>
         <w:rPr>
           <w:rFonts w:ascii="Times New Roman" w:hAnsi="Times New Roman" w:cs="Times New Roman"/>
+          <w:b/>
+          <w:bCs/>
         </w:rPr>
         <w:t xml:space="preserve">Aree per i dipendenti </w:t>
       </w:r>
@@ -4824,8 +4866,16 @@
       <w:r>
         <w:rPr>
           <w:rFonts w:ascii="Times New Roman" w:hAnsi="Times New Roman" w:cs="Times New Roman"/>
-        </w:rPr>
-        <w:t>Product Manager: accesso ad un’area dove ha la possibilità di aggiungere occhiali al catalogo con le relative informazioni necessarie, deciderne la scorta presente nel magazzino al momento dell’inserimento, o decidere di nasconderlo per i clienti</w:t>
+          <w:b/>
+          <w:bCs/>
+        </w:rPr>
+        <w:t>Product Manager</w:t>
+      </w:r>
+      <w:r>
+        <w:rPr>
+          <w:rFonts w:ascii="Times New Roman" w:hAnsi="Times New Roman" w:cs="Times New Roman"/>
+        </w:rPr>
+        <w:t>: accesso ad un’area dove ha la possibilità di aggiungere occhiali al catalogo con le relative informazioni necessarie, deciderne la scorta presente nel magazzino al momento dell’inserimento, o decidere di nasconderlo per i clienti</w:t>
       </w:r>
     </w:p>
     <w:p>
@@ -4845,8 +4895,16 @@
       <w:r>
         <w:rPr>
           <w:rFonts w:ascii="Times New Roman" w:hAnsi="Times New Roman" w:cs="Times New Roman"/>
-        </w:rPr>
-        <w:t xml:space="preserve">Market Analyzer: accesso a una sezione con gli ordini effettuati dai clienti senza i dati personali, potendo visualizzare quindi solo gli occhiali ordinati, e la possibilità di filtrare questi ordini per un periodo di tempo scelto </w:t>
+          <w:b/>
+          <w:bCs/>
+        </w:rPr>
+        <w:t>Market Analyzer</w:t>
+      </w:r>
+      <w:r>
+        <w:rPr>
+          <w:rFonts w:ascii="Times New Roman" w:hAnsi="Times New Roman" w:cs="Times New Roman"/>
+        </w:rPr>
+        <w:t xml:space="preserve">: accesso a una sezione con gli ordini effettuati dai clienti senza i dati personali, potendo visualizzare quindi solo gli occhiali ordinati, e la possibilità di filtrare questi ordini per un periodo di tempo scelto </w:t>
       </w:r>
     </w:p>
     <w:p>
@@ -4866,8 +4924,16 @@
       <w:r>
         <w:rPr>
           <w:rFonts w:ascii="Times New Roman" w:hAnsi="Times New Roman" w:cs="Times New Roman"/>
-        </w:rPr>
-        <w:t>Order Manager: accesso a un’area dove è possibile visualizzare gli ordini effettuati dai clienti con tutti i dati associati, filtrarli all’occorrenza per una determinata data o cliente e la possibilità di cambiare lo stato dell’ordine da “in lavorazione”, a “spedito”, successivamente “in consegna”, infine “consegnato”</w:t>
+          <w:b/>
+          <w:bCs/>
+        </w:rPr>
+        <w:t>Order Manager</w:t>
+      </w:r>
+      <w:r>
+        <w:rPr>
+          <w:rFonts w:ascii="Times New Roman" w:hAnsi="Times New Roman" w:cs="Times New Roman"/>
+        </w:rPr>
+        <w:t>: accesso a un’area dove è possibile visualizzare gli ordini effettuati dai clienti con tutti i dati associati, filtrarli all’occorrenza per una determinata data o cliente e la possibilità di cambiare lo stato dell’ordine da “in lavorazione”, a “spedito”, successivamente “in consegna”, infine “consegnato”</w:t>
       </w:r>
     </w:p>
     <w:p>
@@ -4877,7 +4943,17 @@
         <w:jc w:val="both"/>
       </w:pPr>
       <w:r>
-        <w:t>Le funzionalità che NON sono incluse nell’ambito del sistema sono:</w:t>
+        <w:t xml:space="preserve">Le funzionalità che </w:t>
+      </w:r>
+      <w:r>
+        <w:rPr>
+          <w:b/>
+          <w:bCs/>
+        </w:rPr>
+        <w:t>NON</w:t>
+      </w:r>
+      <w:r>
+        <w:t xml:space="preserve"> sono incluse nell’ambito del sistema sono:</w:t>
       </w:r>
     </w:p>
     <w:p>
@@ -4964,21 +5040,7 @@
         <w:rPr>
           <w:lang w:val="en-US"/>
         </w:rPr>
-        <w:t xml:space="preserve">Objectives and success criteria </w:t>
-      </w:r>
-      <w:proofErr w:type="gramStart"/>
-      <w:r>
-        <w:rPr>
-          <w:lang w:val="en-US"/>
-        </w:rPr>
-        <w:t>of</w:t>
-      </w:r>
-      <w:proofErr w:type="gramEnd"/>
-      <w:r>
-        <w:rPr>
-          <w:lang w:val="en-US"/>
-        </w:rPr>
-        <w:t xml:space="preserve"> the project</w:t>
+        <w:t>Objectives and success criteria of the project</w:t>
       </w:r>
       <w:bookmarkEnd w:id="4"/>
     </w:p>
@@ -4997,8 +5059,16 @@
       <w:r>
         <w:rPr>
           <w:rFonts w:ascii="Times New Roman" w:hAnsi="Times New Roman" w:cs="Times New Roman"/>
-        </w:rPr>
-        <w:t>Espansione territoriale dell’area di influenza del negozio: rendere il catalogo disponibile anche per persone che sono impossibilitate a recarsi al negozio fisico, permettendo a futuri clienti da acquistare da negozi locali basati in Italia anche se lontano dalla loro zona</w:t>
+          <w:b/>
+          <w:bCs/>
+        </w:rPr>
+        <w:t>Espansione territoriale dell’area di influenza del negozio</w:t>
+      </w:r>
+      <w:r>
+        <w:rPr>
+          <w:rFonts w:ascii="Times New Roman" w:hAnsi="Times New Roman" w:cs="Times New Roman"/>
+        </w:rPr>
+        <w:t>: rendere il catalogo disponibile anche per persone che sono impossibilitate a recarsi al negozio fisico, permettendo a futuri clienti da acquistare da negozi locali basati in Italia anche se lontano dalla loro zona</w:t>
       </w:r>
     </w:p>
     <w:p>
@@ -5281,7 +5351,14 @@
         <w:ind w:left="709"/>
       </w:pPr>
       <w:r>
-        <w:t>RF1.1: il sistema deve consentire ai nuovi clienti di creare un account personale compilando un form di registrazione che richiede obbligatoriamente nome, cognome, indirizzo email, password</w:t>
+        <w:rPr>
+          <w:b/>
+          <w:bCs/>
+        </w:rPr>
+        <w:t>RF1.1</w:t>
+      </w:r>
+      <w:r>
+        <w:t>: il sistema deve consentire ai nuovi clienti di creare un account personale compilando un form di registrazione che richiede obbligatoriamente nome, cognome, indirizzo email, password</w:t>
       </w:r>
       <w:r>
         <w:t>, conferma della password, numero di telefono, data di nascita, e indirizzo di spedizione predefinito</w:t>
@@ -5296,7 +5373,14 @@
         <w:ind w:left="709"/>
       </w:pPr>
       <w:r>
-        <w:t>RF1.2: il sistema deve verificare che l’email inserita sia univoca (non già presente nel database) e sintatticamente valida, e che la password rispetti i vincoli di sicurezza definiti</w:t>
+        <w:rPr>
+          <w:b/>
+          <w:bCs/>
+        </w:rPr>
+        <w:t>RF1.2</w:t>
+      </w:r>
+      <w:r>
+        <w:t>: il sistema deve verificare che l’email inserita sia univoca (non già presente nel database) e sintatticamente valida, e che la password rispetti i vincoli di sicurezza definiti</w:t>
       </w:r>
     </w:p>
     <w:p>
@@ -5308,7 +5392,14 @@
         <w:ind w:left="709"/>
       </w:pPr>
       <w:r>
-        <w:t>RF1.3: il sistema deve consentire agli utenti registrati di accedere al proprio account fornendo le credenziali email e password scelte in fase di registrazione</w:t>
+        <w:rPr>
+          <w:b/>
+          <w:bCs/>
+        </w:rPr>
+        <w:t>RF1.3</w:t>
+      </w:r>
+      <w:r>
+        <w:t>: il sistema deve consentire agli utenti registrati di accedere al proprio account fornendo le credenziali email e password scelte in fase di registrazione</w:t>
       </w:r>
     </w:p>
     <w:p>
@@ -5320,7 +5411,14 @@
         <w:ind w:left="709"/>
       </w:pPr>
       <w:r>
-        <w:t>RF 2.1: il sistema deve consentire all’utente autenticato di visualizzare un’area personale contenente i propri dati</w:t>
+        <w:rPr>
+          <w:b/>
+          <w:bCs/>
+        </w:rPr>
+        <w:t>RF 2.1</w:t>
+      </w:r>
+      <w:r>
+        <w:t>: il sistema deve consentire all’utente autenticato di visualizzare un’area personale contenente i propri dati</w:t>
       </w:r>
     </w:p>
     <w:p>
@@ -5332,7 +5430,14 @@
         <w:ind w:left="709"/>
       </w:pPr>
       <w:r>
-        <w:t>RF2.2: il sistema deve consentire all’utente di apportare modifiche ai suoi dati personali dall’area</w:t>
+        <w:rPr>
+          <w:b/>
+          <w:bCs/>
+        </w:rPr>
+        <w:t>RF2.2</w:t>
+      </w:r>
+      <w:r>
+        <w:t>: il sistema deve consentire all’utente di apportare modifiche ai suoi dati personali dall’area</w:t>
       </w:r>
     </w:p>
     <w:p>
@@ -5344,7 +5449,14 @@
         <w:ind w:left="709"/>
       </w:pPr>
       <w:r>
-        <w:t xml:space="preserve">RF3.1: il sistema deve consentire all’utente la visualizzazione di un’area dedicata agli ordini effettuati, dove per ogni ordine sono presenti gli occhiali ordinati, l’indirizzo di spedizione </w:t>
+        <w:rPr>
+          <w:b/>
+          <w:bCs/>
+        </w:rPr>
+        <w:t>RF3.1:</w:t>
+      </w:r>
+      <w:r>
+        <w:t xml:space="preserve"> il sistema deve consentire all’utente la visualizzazione di un’area dedicata agli ordini effettuati, dove per ogni ordine sono presenti gli occhiali ordinati, l’indirizzo di spedizione </w:t>
       </w:r>
       <w:r>
         <w:lastRenderedPageBreak/>
@@ -5360,7 +5472,14 @@
         <w:ind w:left="709"/>
       </w:pPr>
       <w:r>
-        <w:t>RF3.2: il sistema deve consentire l’aggiornamento dello stato dell’ordine nell’area personale dell’utente basandosi sullo stato che viene inserito dall’OM</w:t>
+        <w:rPr>
+          <w:b/>
+          <w:bCs/>
+        </w:rPr>
+        <w:t>RF3.2:</w:t>
+      </w:r>
+      <w:r>
+        <w:t xml:space="preserve"> il sistema deve consentire l’aggiornamento dello stato dell’ordine nell’area personale dell’utente basandosi sullo stato che viene inserito dall’OM</w:t>
       </w:r>
     </w:p>
     <w:p>
@@ -5372,7 +5491,14 @@
         <w:ind w:left="709"/>
       </w:pPr>
       <w:r>
-        <w:t>RF3.3: il sistema deve assicurarsi che la visualizzazione dello stato dell’ordine del cliente deve avvenire in modalità di sola lettura, quindi quest’ultimo non può autonomamente modificare lo stato del proprio ordine</w:t>
+        <w:rPr>
+          <w:b/>
+          <w:bCs/>
+        </w:rPr>
+        <w:t>RF3.3</w:t>
+      </w:r>
+      <w:r>
+        <w:t>: il sistema deve assicurarsi che la visualizzazione dello stato dell’ordine del cliente deve avvenire in modalità di sola lettura, quindi quest’ultimo non può autonomamente modificare lo stato del proprio ordine</w:t>
       </w:r>
     </w:p>
     <w:p>
@@ -5388,6 +5514,8 @@
       </w:pPr>
       <w:r>
         <w:rPr>
+          <w:b/>
+          <w:bCs/>
           <w:color w:val="000000" w:themeColor="text1"/>
         </w:rPr>
         <w:t>RF4.1</w:t>
@@ -5412,9 +5540,17 @@
       </w:pPr>
       <w:r>
         <w:rPr>
+          <w:b/>
+          <w:bCs/>
           <w:color w:val="000000" w:themeColor="text1"/>
         </w:rPr>
-        <w:t>RF4.2: Il sistema deve permettere all’utente di azzerare i filtri se si vuole ritornare a una visione generale del catalogo</w:t>
+        <w:t>RF4.2</w:t>
+      </w:r>
+      <w:r>
+        <w:rPr>
+          <w:color w:val="000000" w:themeColor="text1"/>
+        </w:rPr>
+        <w:t>: Il sistema deve permettere all’utente di azzerare i filtri se si vuole ritornare a una visione generale del catalogo</w:t>
       </w:r>
     </w:p>
     <w:p>
@@ -5430,9 +5566,17 @@
       </w:pPr>
       <w:r>
         <w:rPr>
+          <w:b/>
+          <w:bCs/>
           <w:color w:val="000000" w:themeColor="text1"/>
         </w:rPr>
-        <w:t>RF4.3: Il sistema d</w:t>
+        <w:t>RF4.3:</w:t>
+      </w:r>
+      <w:r>
+        <w:rPr>
+          <w:color w:val="000000" w:themeColor="text1"/>
+        </w:rPr>
+        <w:t xml:space="preserve"> Il sistema d</w:t>
       </w:r>
       <w:r>
         <w:rPr>
@@ -5460,9 +5604,25 @@
       </w:pPr>
       <w:r>
         <w:rPr>
+          <w:b/>
+          <w:bCs/>
           <w:color w:val="000000" w:themeColor="text1"/>
         </w:rPr>
-        <w:t xml:space="preserve">RF5.1 il sistema deve consentire la possibilità di cliccare su un prodotto provenendo dal catalogo, e all’atto di questo evento vengano mostrate le due foto del prodotto selezionato, il nome, il prezzo, </w:t>
+        <w:t>RF5.1</w:t>
+      </w:r>
+      <w:r>
+        <w:rPr>
+          <w:b/>
+          <w:bCs/>
+          <w:color w:val="000000" w:themeColor="text1"/>
+        </w:rPr>
+        <w:t>:</w:t>
+      </w:r>
+      <w:r>
+        <w:rPr>
+          <w:color w:val="000000" w:themeColor="text1"/>
+        </w:rPr>
+        <w:t xml:space="preserve"> il sistema deve consentire la possibilità di cliccare su un prodotto provenendo dal catalogo, e all’atto di questo evento vengano mostrate le due foto del prodotto selezionato, il nome, il prezzo, </w:t>
       </w:r>
       <w:r>
         <w:rPr>
@@ -5490,9 +5650,17 @@
       </w:pPr>
       <w:r>
         <w:rPr>
+          <w:b/>
+          <w:bCs/>
           <w:color w:val="000000" w:themeColor="text1"/>
         </w:rPr>
-        <w:t xml:space="preserve">RF5.2: Il sistema deve aggiornare la pagina del dettaglio del prodotto con il colore selezionato, indicando chiaramente </w:t>
+        <w:t>RF5.2:</w:t>
+      </w:r>
+      <w:r>
+        <w:rPr>
+          <w:color w:val="000000" w:themeColor="text1"/>
+        </w:rPr>
+        <w:t xml:space="preserve"> Il sistema deve aggiornare la pagina del dettaglio del prodotto con il colore selezionato, indicando chiaramente </w:t>
       </w:r>
       <w:r>
         <w:rPr>
@@ -5514,9 +5682,17 @@
       </w:pPr>
       <w:r>
         <w:rPr>
+          <w:b/>
+          <w:bCs/>
           <w:color w:val="000000" w:themeColor="text1"/>
         </w:rPr>
-        <w:t>RF6.1: Il sistema deve consentire al cliente sulla pagina del dettaglio prodotto di poter aggiungere il paio di occhiali selezionati nel carrello</w:t>
+        <w:t>RF6.1</w:t>
+      </w:r>
+      <w:r>
+        <w:rPr>
+          <w:color w:val="000000" w:themeColor="text1"/>
+        </w:rPr>
+        <w:t>: Il sistema deve consentire al cliente sulla pagina del dettaglio prodotto di poter aggiungere il paio di occhiali selezionati nel carrello</w:t>
       </w:r>
     </w:p>
     <w:p>
@@ -5532,9 +5708,17 @@
       </w:pPr>
       <w:r>
         <w:rPr>
+          <w:b/>
+          <w:bCs/>
           <w:color w:val="000000" w:themeColor="text1"/>
         </w:rPr>
-        <w:t>RF6.2: Il sistema deve permettere al cliente di modificare la quantità del singolo modello di occhiale presente nel carrello sia dal carrello stesso sia dalla pagina del dettaglio prodotto</w:t>
+        <w:t>RF6.2</w:t>
+      </w:r>
+      <w:r>
+        <w:rPr>
+          <w:color w:val="000000" w:themeColor="text1"/>
+        </w:rPr>
+        <w:t>: Il sistema deve permettere al cliente di modificare la quantità del singolo modello di occhiale presente nel carrello sia dal carrello stesso sia dalla pagina del dettaglio prodotto</w:t>
       </w:r>
     </w:p>
     <w:p>
@@ -5550,9 +5734,17 @@
       </w:pPr>
       <w:r>
         <w:rPr>
+          <w:b/>
+          <w:bCs/>
           <w:color w:val="000000" w:themeColor="text1"/>
         </w:rPr>
-        <w:t>RF6.3: Il sistema deve permettere all’utente non loggato di poter visualizzare il catalogo è e prodotti, e aggiungerli al carrello, ma bisogna bloccarlo se vuole proseguire alla fase di checkout mostrandogli la pagina necessaria per effettuare il login o registrarsi se non possiede un account</w:t>
+        <w:t>RF6.3</w:t>
+      </w:r>
+      <w:r>
+        <w:rPr>
+          <w:color w:val="000000" w:themeColor="text1"/>
+        </w:rPr>
+        <w:t>: Il sistema deve permettere all’utente non loggato di poter visualizzare il catalogo è e prodotti, e aggiungerli al carrello, ma bisogna bloccarlo se vuole proseguire alla fase di checkout mostrandogli la pagina necessaria per effettuare il login o registrarsi se non possiede un account</w:t>
       </w:r>
     </w:p>
     <w:p>
@@ -5568,9 +5760,17 @@
       </w:pPr>
       <w:r>
         <w:rPr>
+          <w:b/>
+          <w:bCs/>
           <w:color w:val="000000" w:themeColor="text1"/>
         </w:rPr>
-        <w:t xml:space="preserve">RF7.1: Il sistema, nella fase di checkout, deve mostrare al cliente una scheda precompilata con i suoi dati personali </w:t>
+        <w:t>RF7.1:</w:t>
+      </w:r>
+      <w:r>
+        <w:rPr>
+          <w:color w:val="000000" w:themeColor="text1"/>
+        </w:rPr>
+        <w:t xml:space="preserve"> Il sistema, nella fase di checkout, deve mostrare al cliente una scheda precompilata con i suoi dati personali </w:t>
       </w:r>
       <w:r>
         <w:rPr>
@@ -5616,9 +5816,17 @@
       </w:pPr>
       <w:r>
         <w:rPr>
+          <w:b/>
+          <w:bCs/>
           <w:color w:val="000000" w:themeColor="text1"/>
         </w:rPr>
-        <w:t>RF7.2:</w:t>
+        <w:t>RF7.2</w:t>
+      </w:r>
+      <w:r>
+        <w:rPr>
+          <w:color w:val="000000" w:themeColor="text1"/>
+        </w:rPr>
+        <w:t>:</w:t>
       </w:r>
       <w:r>
         <w:rPr>
@@ -5646,9 +5854,17 @@
       </w:pPr>
       <w:r>
         <w:rPr>
+          <w:b/>
+          <w:bCs/>
           <w:color w:val="000000" w:themeColor="text1"/>
         </w:rPr>
-        <w:t xml:space="preserve">RF8.1: Il sistema deve consentire esclusivamente al Product Manager di poter aggiungere nuovi prodotti al catalogo, specificando nome, </w:t>
+        <w:t>RF8.1:</w:t>
+      </w:r>
+      <w:r>
+        <w:rPr>
+          <w:color w:val="000000" w:themeColor="text1"/>
+        </w:rPr>
+        <w:t xml:space="preserve"> Il sistema deve consentire esclusivamente al Product Manager di poter aggiungere nuovi prodotti al catalogo, specificando nome, </w:t>
       </w:r>
       <w:r>
         <w:rPr>
@@ -5688,21 +5904,33 @@
       </w:pPr>
       <w:r>
         <w:rPr>
+          <w:b/>
+          <w:bCs/>
           <w:color w:val="000000" w:themeColor="text1"/>
         </w:rPr>
         <w:t>RF</w:t>
       </w:r>
       <w:r>
         <w:rPr>
+          <w:b/>
+          <w:bCs/>
           <w:color w:val="000000" w:themeColor="text1"/>
         </w:rPr>
         <w:t>9.1</w:t>
       </w:r>
       <w:r>
         <w:rPr>
+          <w:b/>
+          <w:bCs/>
           <w:color w:val="000000" w:themeColor="text1"/>
         </w:rPr>
-        <w:t>: Il sistema deve permettere</w:t>
+        <w:t>:</w:t>
+      </w:r>
+      <w:r>
+        <w:rPr>
+          <w:color w:val="000000" w:themeColor="text1"/>
+        </w:rPr>
+        <w:t xml:space="preserve"> Il sistema deve permettere</w:t>
       </w:r>
       <w:r>
         <w:rPr>
@@ -5737,51 +5965,17 @@
       </w:pPr>
       <w:r>
         <w:rPr>
+          <w:b/>
+          <w:bCs/>
           <w:color w:val="000000" w:themeColor="text1"/>
         </w:rPr>
-        <w:t>RF</w:t>
+        <w:t>RF10.1</w:t>
       </w:r>
       <w:r>
         <w:rPr>
           <w:color w:val="000000" w:themeColor="text1"/>
         </w:rPr>
-        <w:t>10</w:t>
-      </w:r>
-      <w:r>
-        <w:rPr>
-          <w:color w:val="000000" w:themeColor="text1"/>
-        </w:rPr>
-        <w:t xml:space="preserve">.1: Il sistema deve consentire esclusivamente al Product Manager di poter </w:t>
-      </w:r>
-      <w:r>
-        <w:rPr>
-          <w:color w:val="000000" w:themeColor="text1"/>
-        </w:rPr>
-        <w:t>modificare ogni caratteristica dei prodotti de</w:t>
-      </w:r>
-      <w:r>
-        <w:rPr>
-          <w:color w:val="000000" w:themeColor="text1"/>
-        </w:rPr>
-        <w:t>l catalogo</w:t>
-      </w:r>
-      <w:r>
-        <w:rPr>
-          <w:color w:val="000000" w:themeColor="text1"/>
-        </w:rPr>
-        <w:t xml:space="preserve"> (</w:t>
-      </w:r>
-      <w:r>
-        <w:rPr>
-          <w:color w:val="000000" w:themeColor="text1"/>
-        </w:rPr>
-        <w:t xml:space="preserve">nome, taglia, genere, materiale, forma, montatura, foto </w:t>
-      </w:r>
-      <w:r>
-        <w:rPr>
-          <w:color w:val="000000" w:themeColor="text1"/>
-        </w:rPr>
-        <w:t>allegate, prezzo).</w:t>
+        <w:t>: Il sistema deve consentire esclusivamente al Product Manager di poter modificare ogni caratteristica dei prodotti del catalogo (nome, taglia, genere, materiale, forma, montatura, foto allegate, prezzo).</w:t>
       </w:r>
     </w:p>
     <w:p>
@@ -5797,45 +5991,17 @@
       </w:pPr>
       <w:r>
         <w:rPr>
+          <w:b/>
+          <w:bCs/>
           <w:color w:val="000000" w:themeColor="text1"/>
         </w:rPr>
-        <w:t xml:space="preserve">RF10.2 </w:t>
+        <w:t>RF10.2</w:t>
       </w:r>
       <w:r>
         <w:rPr>
           <w:color w:val="000000" w:themeColor="text1"/>
         </w:rPr>
-        <w:t xml:space="preserve">Il sistema deve consentire esclusivamente al Product Manager </w:t>
-      </w:r>
-      <w:r>
-        <w:rPr>
-          <w:color w:val="000000" w:themeColor="text1"/>
-        </w:rPr>
-        <w:t xml:space="preserve">di poter aggiornare le </w:t>
-      </w:r>
-      <w:r>
-        <w:rPr>
-          <w:color w:val="000000" w:themeColor="text1"/>
-        </w:rPr>
-        <w:t>quantità disponibil</w:t>
-      </w:r>
-      <w:r>
-        <w:rPr>
-          <w:color w:val="000000" w:themeColor="text1"/>
-        </w:rPr>
-        <w:t>i</w:t>
-      </w:r>
-      <w:r>
-        <w:rPr>
-          <w:color w:val="000000" w:themeColor="text1"/>
-        </w:rPr>
-        <w:t xml:space="preserve"> in magazzino</w:t>
-      </w:r>
-      <w:r>
-        <w:rPr>
-          <w:color w:val="000000" w:themeColor="text1"/>
-        </w:rPr>
-        <w:t xml:space="preserve"> di ogni modello di occhiale in ogni sua variante colore disponibile, ma anche di poter aggiungere nuove varianti colore per ogni modello.</w:t>
+        <w:t xml:space="preserve"> Il sistema deve consentire esclusivamente al Product Manager di poter aggiornare le quantità disponibili in magazzino di ogni modello di occhiale in ogni sua variante colore disponibile, ma anche di poter aggiungere nuove varianti colore per ogni modello.</w:t>
       </w:r>
     </w:p>
     <w:p>
@@ -5851,42 +6017,36 @@
       </w:pPr>
       <w:r>
         <w:rPr>
+          <w:b/>
+          <w:bCs/>
           <w:color w:val="000000" w:themeColor="text1"/>
         </w:rPr>
-        <w:t xml:space="preserve">RF 10.3 </w:t>
+        <w:t>RF 10.3</w:t>
       </w:r>
       <w:r>
         <w:rPr>
           <w:color w:val="000000" w:themeColor="text1"/>
         </w:rPr>
-        <w:t>Il sistema deve consentire esclusivamente al Product Manager</w:t>
+        <w:t xml:space="preserve"> Il sistema deve consentire esclusivamente al Product Manager di poter mettere in saldo determinati prodotti, </w:t>
       </w:r>
       <w:r>
         <w:rPr>
           <w:color w:val="000000" w:themeColor="text1"/>
         </w:rPr>
-        <w:t xml:space="preserve"> di poter mettere in saldo determinati prodotti, </w:t>
+        <w:t>specificando</w:t>
       </w:r>
       <w:r>
         <w:rPr>
           <w:color w:val="000000" w:themeColor="text1"/>
         </w:rPr>
-        <w:t>specificando</w:t>
+        <w:t xml:space="preserve"> un</w:t>
       </w:r>
       <w:r>
         <w:rPr>
           <w:color w:val="000000" w:themeColor="text1"/>
         </w:rPr>
-        <w:t xml:space="preserve"> </w:t>
-      </w:r>
-      <w:proofErr w:type="gramStart"/>
-      <w:r>
-        <w:rPr>
-          <w:color w:val="000000" w:themeColor="text1"/>
-        </w:rPr>
-        <w:t>un</w:t>
-      </w:r>
-      <w:proofErr w:type="gramEnd"/>
+        <w:t>o</w:t>
+      </w:r>
       <w:r>
         <w:rPr>
           <w:color w:val="000000" w:themeColor="text1"/>
@@ -5925,21 +6085,33 @@
       </w:pPr>
       <w:r>
         <w:rPr>
+          <w:b/>
+          <w:bCs/>
           <w:color w:val="000000" w:themeColor="text1"/>
         </w:rPr>
         <w:t>RF</w:t>
       </w:r>
       <w:r>
         <w:rPr>
+          <w:b/>
+          <w:bCs/>
           <w:color w:val="000000" w:themeColor="text1"/>
         </w:rPr>
         <w:t>11</w:t>
       </w:r>
       <w:r>
         <w:rPr>
+          <w:b/>
+          <w:bCs/>
           <w:color w:val="000000" w:themeColor="text1"/>
         </w:rPr>
-        <w:t>.1: Il sistema deve permettere esclusivamente all’Order Manager di poter visualizzare una lista di ordini</w:t>
+        <w:t>.1:</w:t>
+      </w:r>
+      <w:r>
+        <w:rPr>
+          <w:color w:val="000000" w:themeColor="text1"/>
+        </w:rPr>
+        <w:t xml:space="preserve"> Il sistema deve permettere esclusivamente all’Order Manager di poter visualizzare una lista di ordini</w:t>
       </w:r>
       <w:r>
         <w:rPr>
@@ -5961,21 +6133,33 @@
       </w:pPr>
       <w:r>
         <w:rPr>
+          <w:b/>
+          <w:bCs/>
           <w:color w:val="000000" w:themeColor="text1"/>
         </w:rPr>
         <w:t>RF</w:t>
       </w:r>
       <w:r>
         <w:rPr>
+          <w:b/>
+          <w:bCs/>
           <w:color w:val="000000" w:themeColor="text1"/>
         </w:rPr>
         <w:t>11</w:t>
       </w:r>
       <w:r>
         <w:rPr>
+          <w:b/>
+          <w:bCs/>
           <w:color w:val="000000" w:themeColor="text1"/>
         </w:rPr>
-        <w:t xml:space="preserve">.2: Il sistema deve </w:t>
+        <w:t>.2</w:t>
+      </w:r>
+      <w:r>
+        <w:rPr>
+          <w:color w:val="000000" w:themeColor="text1"/>
+        </w:rPr>
+        <w:t xml:space="preserve">: Il sistema deve </w:t>
       </w:r>
       <w:r>
         <w:rPr>
@@ -6021,21 +6205,33 @@
       </w:pPr>
       <w:r>
         <w:rPr>
+          <w:b/>
+          <w:bCs/>
           <w:color w:val="000000" w:themeColor="text1"/>
         </w:rPr>
         <w:t>RF</w:t>
       </w:r>
       <w:r>
         <w:rPr>
+          <w:b/>
+          <w:bCs/>
           <w:color w:val="000000" w:themeColor="text1"/>
         </w:rPr>
         <w:t>11</w:t>
       </w:r>
       <w:r>
         <w:rPr>
+          <w:b/>
+          <w:bCs/>
           <w:color w:val="000000" w:themeColor="text1"/>
         </w:rPr>
-        <w:t>.3: Il sistema deve permettere all’Order Manager di poter filtrare gli ordini per data, cliente, tipo di occhiale, marca, stato dell’ordine, metodo di pagamento, e prezzo</w:t>
+        <w:t>.3:</w:t>
+      </w:r>
+      <w:r>
+        <w:rPr>
+          <w:color w:val="000000" w:themeColor="text1"/>
+        </w:rPr>
+        <w:t xml:space="preserve"> Il sistema deve permettere all’Order Manager di poter filtrare gli ordini per data, cliente, tipo di occhiale, marca, stato dell’ordine, metodo di pagamento, e prezzo</w:t>
       </w:r>
       <w:r>
         <w:rPr>
@@ -6052,32 +6248,70 @@
         <w:spacing w:after="100"/>
         <w:ind w:left="709"/>
         <w:rPr>
+          <w:color w:val="000000" w:themeColor="text1"/>
+        </w:rPr>
+      </w:pPr>
+      <w:r>
+        <w:rPr>
+          <w:b/>
+          <w:bCs/>
+          <w:color w:val="000000" w:themeColor="text1"/>
+        </w:rPr>
+        <w:t>RF1</w:t>
+      </w:r>
+      <w:r>
+        <w:rPr>
+          <w:b/>
+          <w:bCs/>
+          <w:color w:val="000000" w:themeColor="text1"/>
+        </w:rPr>
+        <w:t>2</w:t>
+      </w:r>
+      <w:r>
+        <w:rPr>
+          <w:b/>
+          <w:bCs/>
+          <w:color w:val="000000" w:themeColor="text1"/>
+        </w:rPr>
+        <w:t>.1:</w:t>
+      </w:r>
+      <w:r>
+        <w:rPr>
+          <w:color w:val="000000" w:themeColor="text1"/>
+        </w:rPr>
+        <w:t xml:space="preserve"> Il sistema deve permettere esclusivamente al Market Analyzer di accedere a una </w:t>
+      </w:r>
+      <w:r>
+        <w:rPr>
+          <w:color w:val="000000" w:themeColor="text1"/>
+        </w:rPr>
+        <w:t>tabella con i prodotti presenti nel catalogo con accanto un numero che indica la quantità di volte che quel prodotto è stato ordinato</w:t>
+      </w:r>
+    </w:p>
+    <w:p>
+      <w:pPr>
+        <w:tabs>
+          <w:tab w:val="left" w:pos="8580"/>
+        </w:tabs>
+        <w:spacing w:after="100"/>
+        <w:ind w:left="709"/>
+        <w:rPr>
           <w:color w:val="EE0000"/>
         </w:rPr>
       </w:pPr>
       <w:r>
         <w:rPr>
+          <w:b/>
+          <w:bCs/>
           <w:color w:val="000000" w:themeColor="text1"/>
         </w:rPr>
-        <w:t>RF1</w:t>
+        <w:t>RF12.2</w:t>
       </w:r>
       <w:r>
         <w:rPr>
           <w:color w:val="000000" w:themeColor="text1"/>
         </w:rPr>
-        <w:t>2</w:t>
-      </w:r>
-      <w:r>
-        <w:rPr>
-          <w:color w:val="000000" w:themeColor="text1"/>
-        </w:rPr>
-        <w:t xml:space="preserve">.1: Il sistema deve permettere esclusivamente al Market Analyzer di accedere a una lista di ordini effettuati dai clienti, dove esso può visualizzare i prodotti ordinati, e filtrarli per data, tipo di occhiale, marca </w:t>
-      </w:r>
-      <w:r>
-        <w:rPr>
-          <w:color w:val="EE0000"/>
-        </w:rPr>
-        <w:t>finisci</w:t>
+        <w:t xml:space="preserve"> Il sistema deve permettere al Market Analyzer di filtrare per data i prodotti ordinati, cosi da cambiare i numeri presenti accanto ad essi e permettergli di creare statistiche per determinate date</w:t>
       </w:r>
     </w:p>
     <w:p>
@@ -6105,16 +6339,10 @@
           <w:numId w:val="1"/>
         </w:numPr>
         <w:ind w:left="1418" w:hanging="709"/>
-        <w:rPr>
-          <w:b w:val="0"/>
-          <w:bCs w:val="0"/>
-        </w:rPr>
       </w:pPr>
       <w:bookmarkStart w:id="13" w:name="_Toc243657074"/>
       <w:r>
         <w:rPr>
-          <w:b w:val="0"/>
-          <w:bCs w:val="0"/>
           <w:sz w:val="26"/>
           <w:szCs w:val="26"/>
         </w:rPr>
@@ -6129,7 +6357,14 @@
         <w:jc w:val="both"/>
       </w:pPr>
       <w:r>
-        <w:t xml:space="preserve">RNF1: </w:t>
+        <w:rPr>
+          <w:b/>
+          <w:bCs/>
+        </w:rPr>
+        <w:t>RNF1</w:t>
+      </w:r>
+      <w:r>
+        <w:t xml:space="preserve">: </w:t>
       </w:r>
       <w:r>
         <w:t xml:space="preserve">Il sistema deve offrire un layout flessibile in grado di adattarsi automaticamente alle diverse risoluzioni e formati di schermo (smartphone, tablet, laptop e desktop). </w:t>
@@ -6153,7 +6388,14 @@
         <w:ind w:left="1418"/>
       </w:pPr>
       <w:r>
-        <w:t>RNF2:</w:t>
+        <w:rPr>
+          <w:b/>
+          <w:bCs/>
+        </w:rPr>
+        <w:t>RNF2</w:t>
+      </w:r>
+      <w:r>
+        <w:t>:</w:t>
       </w:r>
       <w:r>
         <w:t xml:space="preserve"> Nelle situazioni in cui una schermata o un componente non presenta contenuti da mostrare (es. carrello degli acquisti vuoto, nessun ordine effettuato, nessun risultato corrispondente a un filtro di ricerca), il sistema non deve mai restituire schermate bianche o layout frammentati. Deve invece mostrare messaggi visivi descrittivi che spieghino chiaramente lo stato attuale e suggeriscano l'azione successiva da compiere</w:t>
@@ -6172,7 +6414,14 @@
         </w:rPr>
       </w:pPr>
       <w:r>
-        <w:t>RNF3:</w:t>
+        <w:rPr>
+          <w:b/>
+          <w:bCs/>
+        </w:rPr>
+        <w:t>RNF3</w:t>
+      </w:r>
+      <w:r>
+        <w:t>:</w:t>
       </w:r>
       <w:r>
         <w:t xml:space="preserve"> Il sistema deve rendere costantemente evidente all'utente il risultato delle proprie azioni attraverso notifiche visive, come banner cromatici di conferma (suc</w:t>
@@ -6195,19 +6444,14 @@
           <w:numId w:val="1"/>
         </w:numPr>
         <w:ind w:left="1418" w:hanging="709"/>
-        <w:rPr>
-          <w:b w:val="0"/>
-          <w:bCs w:val="0"/>
-        </w:rPr>
       </w:pPr>
       <w:bookmarkStart w:id="14" w:name="_Toc243657075"/>
       <w:r>
         <w:rPr>
-          <w:b w:val="0"/>
-          <w:bCs w:val="0"/>
           <w:sz w:val="26"/>
           <w:szCs w:val="26"/>
         </w:rPr>
+        <w:lastRenderedPageBreak/>
         <w:t>Documentation</w:t>
       </w:r>
       <w:bookmarkEnd w:id="14"/>
@@ -6222,7 +6466,14 @@
         <w:ind w:left="1418"/>
       </w:pPr>
       <w:r>
-        <w:t xml:space="preserve">RFN8: </w:t>
+        <w:rPr>
+          <w:b/>
+          <w:bCs/>
+        </w:rPr>
+        <w:t>RFN8:</w:t>
+      </w:r>
+      <w:r>
+        <w:t xml:space="preserve"> </w:t>
       </w:r>
       <w:r>
         <w:t>Deve essere fornito un documento tecnico (</w:t>
@@ -6255,11 +6506,7 @@
         <w:t>i</w:t>
       </w:r>
       <w:r>
-        <w:t xml:space="preserve"> i requisiti d'ambiente (Java JDK, Apache Tomcat, MySQL) e </w:t>
-      </w:r>
-      <w:r>
-        <w:lastRenderedPageBreak/>
-        <w:t>le istruzioni dettagliate per l'importazione del database</w:t>
+        <w:t xml:space="preserve"> i requisiti d'ambiente (Java JDK, Apache Tomcat, MySQL) e le istruzioni dettagliate per l'importazione del database</w:t>
       </w:r>
       <w:r>
         <w:t>,</w:t>
@@ -6278,7 +6525,14 @@
         <w:ind w:left="1418"/>
       </w:pPr>
       <w:r>
-        <w:t>RFN9: Deve essere fornito un manuale d'uso (sotto forma di sezione Aiuto/FAQ integrata nel sito o documento PDF), rivolto ai clienti finali e ai gestori del negozio, che illustri le procedure di navigazione del catalogo occhiali, carrello e checkout per gli acquirenti e la gestione di prodotti, scorte e ordini per gli amministratori.</w:t>
+        <w:rPr>
+          <w:b/>
+          <w:bCs/>
+        </w:rPr>
+        <w:t>RFN9:</w:t>
+      </w:r>
+      <w:r>
+        <w:t xml:space="preserve"> Deve essere fornito un manuale d'uso (sotto forma di sezione Aiuto/FAQ integrata nel sito o documento PDF), rivolto ai clienti finali e ai gestori del negozio, che illustri le procedure di navigazione del catalogo occhiali, carrello e checkout per gli acquirenti e la gestione di prodotti, scorte e ordini per gli amministratori.</w:t>
       </w:r>
     </w:p>
     <w:p>
@@ -6291,7 +6545,14 @@
         <w:ind w:left="1418"/>
       </w:pPr>
       <w:r>
-        <w:t>RFN10: Deve essere prodotta la documentazione tecnica delle API interne in formato HTML tramite Javadoc, rivolta agli sviluppatori e ai futuri manutentori del sistema, che descriva le classi Java di backend (Servlet, DAO, JavaBean), specificando metodi, parametri, valori di ritorno ed eccezioni gestite.</w:t>
+        <w:rPr>
+          <w:b/>
+          <w:bCs/>
+        </w:rPr>
+        <w:t>RFN10</w:t>
+      </w:r>
+      <w:r>
+        <w:t>: Deve essere prodotta la documentazione tecnica delle API interne in formato HTML tramite Javadoc, rivolta agli sviluppatori e ai futuri manutentori del sistema, che descriva le classi Java di backend (Servlet, DAO, JavaBean), specificando metodi, parametri, valori di ritorno ed eccezioni gestite.</w:t>
       </w:r>
     </w:p>
     <w:p>
@@ -6302,16 +6563,10 @@
           <w:numId w:val="1"/>
         </w:numPr>
         <w:ind w:left="1418" w:hanging="709"/>
-        <w:rPr>
-          <w:b w:val="0"/>
-          <w:bCs w:val="0"/>
-        </w:rPr>
       </w:pPr>
       <w:bookmarkStart w:id="15" w:name="_Toc243657076"/>
       <w:r>
         <w:rPr>
-          <w:b w:val="0"/>
-          <w:bCs w:val="0"/>
           <w:sz w:val="26"/>
           <w:szCs w:val="26"/>
         </w:rPr>
@@ -6329,7 +6584,14 @@
         <w:ind w:left="1418"/>
       </w:pPr>
       <w:r>
-        <w:t>RFN11: Il sistema lato backend deve poter essere eseguito su un server fisico o su macchina virtuale dotata di processore multi-core, una memoria RAM minima di 4 GB (consigliati 8 GB), uno spazio di archiviazione secondaria (disco SSD/Hard Disk) di almeno 20 GB dedicati a sistema operativo, database relazionale e catalogo immagini dei prodotti.</w:t>
+        <w:rPr>
+          <w:b/>
+          <w:bCs/>
+        </w:rPr>
+        <w:t>RFN11</w:t>
+      </w:r>
+      <w:r>
+        <w:t>: Il sistema lato backend deve poter essere eseguito su un server fisico o su macchina virtuale dotata di processore multi-core, una memoria RAM minima di 4 GB (consigliati 8 GB), uno spazio di archiviazione secondaria (disco SSD/Hard Disk) di almeno 20 GB dedicati a sistema operativo, database relazionale e catalogo immagini dei prodotti.</w:t>
       </w:r>
     </w:p>
     <w:p>
@@ -6342,7 +6604,14 @@
         <w:ind w:left="1418"/>
       </w:pPr>
       <w:r>
-        <w:t xml:space="preserve">RFN12: L'accesso alla piattaforma web da parte di clienti e amministratori deve essere garantito su qualsiasi dispositivo </w:t>
+        <w:rPr>
+          <w:b/>
+          <w:bCs/>
+        </w:rPr>
+        <w:t>RFN12:</w:t>
+      </w:r>
+      <w:r>
+        <w:t xml:space="preserve"> L'accesso alla piattaforma web da parte di clienti e amministratori deve essere garantito su qualsiasi dispositivo </w:t>
       </w:r>
       <w:r>
         <w:t>(</w:t>
@@ -6371,16 +6640,10 @@
           <w:numId w:val="1"/>
         </w:numPr>
         <w:ind w:left="1418" w:hanging="709"/>
-        <w:rPr>
-          <w:b w:val="0"/>
-          <w:bCs w:val="0"/>
-        </w:rPr>
       </w:pPr>
       <w:bookmarkStart w:id="16" w:name="_Toc243657077"/>
       <w:r>
         <w:rPr>
-          <w:b w:val="0"/>
-          <w:bCs w:val="0"/>
           <w:sz w:val="26"/>
           <w:szCs w:val="26"/>
         </w:rPr>
@@ -6398,7 +6661,14 @@
         </w:rPr>
       </w:pPr>
       <w:r>
-        <w:t>RNF5:</w:t>
+        <w:rPr>
+          <w:b/>
+          <w:bCs/>
+        </w:rPr>
+        <w:t>RNF5</w:t>
+      </w:r>
+      <w:r>
+        <w:t>:</w:t>
       </w:r>
       <w:r>
         <w:t xml:space="preserve"> L'interfaccia utente deve garantire una navigazione fluida riducendo al minimo i tempi di attesa e i ricaricamenti dell'intera pagina, i quali comporterebbero fastidiose interruzioni visive e attese stimate tra 0,5 e 3 secondi per ogni singola azione. Le operazioni frequenti, quali la modifica delle quantità del carrello, il filtraggio dei prodotti nel catalogo o l'aggiornamento dello stato di un ordine, devono avvenire in modo asincrono. Questo significa che il sistema deve aggiornare istantaneamente (in circa 100-300 millisecondi) solo le porzioni di schermo interessate dal cambiamento, evitando di dover scaricare e ridisegnare da zero l'intera pagina web per ogni minima modifica.</w:t>
@@ -6412,16 +6682,10 @@
           <w:numId w:val="1"/>
         </w:numPr>
         <w:ind w:left="1418" w:hanging="709"/>
-        <w:rPr>
-          <w:b w:val="0"/>
-          <w:bCs w:val="0"/>
-        </w:rPr>
       </w:pPr>
       <w:bookmarkStart w:id="17" w:name="_Toc243657078"/>
       <w:r>
         <w:rPr>
-          <w:b w:val="0"/>
-          <w:bCs w:val="0"/>
           <w:sz w:val="26"/>
           <w:szCs w:val="26"/>
         </w:rPr>
@@ -6439,7 +6703,14 @@
         </w:rPr>
       </w:pPr>
       <w:r>
-        <w:t>RNF4:</w:t>
+        <w:rPr>
+          <w:b/>
+          <w:bCs/>
+        </w:rPr>
+        <w:t>RNF4</w:t>
+      </w:r>
+      <w:r>
+        <w:t>:</w:t>
       </w:r>
       <w:r>
         <w:t xml:space="preserve"> Le </w:t>
@@ -6459,16 +6730,10 @@
           <w:numId w:val="1"/>
         </w:numPr>
         <w:ind w:left="1418" w:hanging="709"/>
-        <w:rPr>
-          <w:b w:val="0"/>
-          <w:bCs w:val="0"/>
-        </w:rPr>
       </w:pPr>
       <w:bookmarkStart w:id="18" w:name="_Toc243657079"/>
       <w:r>
         <w:rPr>
-          <w:b w:val="0"/>
-          <w:bCs w:val="0"/>
           <w:sz w:val="26"/>
           <w:szCs w:val="26"/>
         </w:rPr>
@@ -6486,7 +6751,14 @@
         <w:ind w:left="1418"/>
       </w:pPr>
       <w:r>
-        <w:t xml:space="preserve">RFN13: L'applicazione web deve interagire con il sistema esterno di gestione della base di dati (MySQL Server), inviando in output comandi e query formulati nel linguaggio SQL e ricevendo in input i dati estratti sotto forma di record strutturati. </w:t>
+        <w:rPr>
+          <w:b/>
+          <w:bCs/>
+        </w:rPr>
+        <w:t>RFN13</w:t>
+      </w:r>
+      <w:r>
+        <w:t xml:space="preserve">: L'applicazione web deve interagire con il sistema esterno di gestione della base di dati (MySQL Server), inviando in output comandi e query formulati nel linguaggio SQL e ricevendo in input i dati estratti sotto forma di record strutturati. </w:t>
       </w:r>
     </w:p>
     <w:p>
@@ -6497,19 +6769,14 @@
           <w:numId w:val="1"/>
         </w:numPr>
         <w:ind w:left="1418" w:hanging="709"/>
-        <w:rPr>
-          <w:b w:val="0"/>
-          <w:bCs w:val="0"/>
-        </w:rPr>
       </w:pPr>
       <w:bookmarkStart w:id="19" w:name="_Toc243657080"/>
       <w:r>
         <w:rPr>
-          <w:b w:val="0"/>
-          <w:bCs w:val="0"/>
           <w:sz w:val="26"/>
           <w:szCs w:val="26"/>
         </w:rPr>
+        <w:lastRenderedPageBreak/>
         <w:t>Quality issues</w:t>
       </w:r>
       <w:bookmarkEnd w:id="19"/>
@@ -6521,7 +6788,14 @@
         <w:jc w:val="both"/>
       </w:pPr>
       <w:r>
-        <w:t>RNF7:</w:t>
+        <w:rPr>
+          <w:b/>
+          <w:bCs/>
+        </w:rPr>
+        <w:t>RNF7</w:t>
+      </w:r>
+      <w:r>
+        <w:t>:</w:t>
       </w:r>
       <w:r>
         <w:t xml:space="preserve"> L'aspetto grafico</w:t>
@@ -6554,11 +6828,7 @@
         <w:t>,</w:t>
       </w:r>
       <w:r>
-        <w:t xml:space="preserve"> garantendo un'esperienza omogenea a </w:t>
-      </w:r>
-      <w:r>
-        <w:lastRenderedPageBreak/>
-        <w:t>prescindere dal client utilizzato</w:t>
+        <w:t xml:space="preserve"> garantendo un'esperienza omogenea a prescindere dal client utilizzato</w:t>
       </w:r>
       <w:r>
         <w:t>.</w:t>
@@ -6573,8 +6843,6 @@
         </w:numPr>
         <w:ind w:left="1418" w:hanging="709"/>
         <w:rPr>
-          <w:b w:val="0"/>
-          <w:bCs w:val="0"/>
           <w:sz w:val="26"/>
           <w:szCs w:val="26"/>
         </w:rPr>
@@ -6582,8 +6850,6 @@
       <w:bookmarkStart w:id="20" w:name="_Toc243657081"/>
       <w:r>
         <w:rPr>
-          <w:b w:val="0"/>
-          <w:bCs w:val="0"/>
           <w:sz w:val="26"/>
           <w:szCs w:val="26"/>
         </w:rPr>
@@ -6597,7 +6863,14 @@
         <w:ind w:left="1418"/>
       </w:pPr>
       <w:r>
-        <w:t>RNF14: La struttura della base di dati e il livello Model devono essere facilmente estendibili per accogliere future funzionalità</w:t>
+        <w:rPr>
+          <w:b/>
+          <w:bCs/>
+        </w:rPr>
+        <w:t>RNF14</w:t>
+      </w:r>
+      <w:r>
+        <w:t>: La struttura della base di dati e il livello Model devono essere facilmente estendibili per accogliere future funzionalità</w:t>
       </w:r>
       <w:r>
         <w:t>, ad esempio</w:t>
@@ -6626,18 +6899,6 @@
       <w:r>
         <w:t>.</w:t>
       </w:r>
-    </w:p>
-    <w:p>
-      <w:pPr>
-        <w:spacing w:before="100" w:after="100"/>
-        <w:ind w:left="1418"/>
-      </w:pPr>
-    </w:p>
-    <w:p>
-      <w:pPr>
-        <w:spacing w:before="100" w:after="100"/>
-        <w:ind w:left="1418"/>
-      </w:pPr>
     </w:p>
     <w:p>
       <w:pPr>
@@ -6648,8 +6909,6 @@
         </w:numPr>
         <w:ind w:left="1418" w:hanging="709"/>
         <w:rPr>
-          <w:b w:val="0"/>
-          <w:bCs w:val="0"/>
           <w:sz w:val="26"/>
           <w:szCs w:val="26"/>
         </w:rPr>
@@ -6657,8 +6916,6 @@
       <w:bookmarkStart w:id="21" w:name="_Toc243657082"/>
       <w:r>
         <w:rPr>
-          <w:b w:val="0"/>
-          <w:bCs w:val="0"/>
           <w:sz w:val="26"/>
           <w:szCs w:val="26"/>
         </w:rPr>
@@ -6672,7 +6929,14 @@
         <w:ind w:left="1418"/>
       </w:pPr>
       <w:r>
-        <w:t>RFN15: Il sistema opera su un'architettura distribuita su un’unica sede: le componenti server (server applicativo Tomcat e database MySQL) risiedono in un'unica postazione fissa (data center/server room), mentre i dispositivi client (computer desktop, notebook, smartphone e tablet) operano distribuiti in molteplici postazioni, connettendosi da remoto tramite rete Internet o rete locale.</w:t>
+        <w:rPr>
+          <w:b/>
+          <w:bCs/>
+        </w:rPr>
+        <w:t>RFN15</w:t>
+      </w:r>
+      <w:r>
+        <w:t>: Il sistema opera su un'architettura distribuita su un’unica sede: le componenti server (server applicativo Tomcat e database MySQL) risiedono in un'unica postazione fissa (data center/server room), mentre i dispositivi client (computer desktop, notebook, smartphone e tablet) operano distribuiti in molteplici postazioni, connettendosi da remoto tramite rete Internet o rete locale.</w:t>
       </w:r>
     </w:p>
     <w:p>
@@ -6684,8 +6948,6 @@
         </w:numPr>
         <w:ind w:left="1418" w:hanging="709"/>
         <w:rPr>
-          <w:b w:val="0"/>
-          <w:bCs w:val="0"/>
           <w:sz w:val="26"/>
           <w:szCs w:val="26"/>
         </w:rPr>
@@ -6693,8 +6955,6 @@
       <w:bookmarkStart w:id="22" w:name="_Toc243657083"/>
       <w:r>
         <w:rPr>
-          <w:b w:val="0"/>
-          <w:bCs w:val="0"/>
           <w:sz w:val="26"/>
           <w:szCs w:val="26"/>
         </w:rPr>
@@ -6708,7 +6968,14 @@
         <w:ind w:left="1418"/>
       </w:pPr>
       <w:r>
-        <w:t>RNF6:</w:t>
+        <w:rPr>
+          <w:b/>
+          <w:bCs/>
+        </w:rPr>
+        <w:t>RNF6</w:t>
+      </w:r>
+      <w:r>
+        <w:t>:</w:t>
       </w:r>
       <w:r>
         <w:t xml:space="preserve"> Per garantire affidabilità e sicurezza dei dati sensibili dei clienti e dei dipendenti, il sistema deve essere in grado di resistere a specifici attacchi di sicurezza. Vengono, pertanto, richieste all'utente la scelta di password robuste a protezione del suo account. Password che verranno poi criptate per i fini di sicurezza e conservate all'interno di un database (DB) protetto da un Firewall.</w:t>
@@ -6724,8 +6991,6 @@
         <w:spacing w:before="100" w:after="100"/>
         <w:ind w:left="1418" w:hanging="709"/>
         <w:rPr>
-          <w:b w:val="0"/>
-          <w:bCs w:val="0"/>
           <w:sz w:val="26"/>
           <w:szCs w:val="26"/>
         </w:rPr>
@@ -6733,8 +6998,6 @@
       <w:bookmarkStart w:id="23" w:name="_Toc243657084"/>
       <w:r>
         <w:rPr>
-          <w:b w:val="0"/>
-          <w:bCs w:val="0"/>
           <w:sz w:val="26"/>
           <w:szCs w:val="26"/>
         </w:rPr>
@@ -6747,7 +7010,14 @@
         <w:ind w:left="1418"/>
       </w:pPr>
       <w:r>
-        <w:t xml:space="preserve">RFN16: Il sistema deve prevedere una procedura di backup automatizzata con frequenza giornaliera per il DB e con frequenza settimanale per le risorse statiche (immagini degli occhiali, banner pubblicitari). La responsabilità della corretta esecuzione, verifica e conservazione dei backup è assegnata </w:t>
+        <w:rPr>
+          <w:b/>
+          <w:bCs/>
+        </w:rPr>
+        <w:t>RFN16</w:t>
+      </w:r>
+      <w:r>
+        <w:t xml:space="preserve">: Il sistema deve prevedere una procedura di backup automatizzata con frequenza giornaliera per il DB e con frequenza settimanale per le risorse statiche (immagini degli occhiali, banner pubblicitari). La responsabilità della corretta esecuzione, verifica e conservazione dei backup è assegnata </w:t>
       </w:r>
       <w:r>
         <w:t>all’User Manager (in qualità di amministratore della piattaforma).</w:t>
@@ -6779,23 +7049,16 @@
           <w:numId w:val="1"/>
         </w:numPr>
         <w:ind w:left="1418" w:hanging="709"/>
-        <w:rPr>
-          <w:b w:val="0"/>
-          <w:bCs w:val="0"/>
-        </w:rPr>
       </w:pPr>
       <w:bookmarkStart w:id="25" w:name="_Toc243657086"/>
       <w:proofErr w:type="spellStart"/>
       <w:r>
-        <w:rPr>
-          <w:b w:val="0"/>
-          <w:bCs w:val="0"/>
-        </w:rPr>
         <w:t>Scenarios</w:t>
       </w:r>
       <w:bookmarkEnd w:id="25"/>
       <w:proofErr w:type="spellEnd"/>
     </w:p>
+    <w:p/>
     <w:p>
       <w:pPr>
         <w:tabs>
@@ -6892,25 +7155,7 @@
           <w:sz w:val="22"/>
           <w:szCs w:val="22"/>
         </w:rPr>
-        <w:t>marco.</w:t>
-      </w:r>
-      <w:r>
-        <w:rPr>
-          <w:rFonts w:ascii="Courier New" w:eastAsia="Times New Roman" w:hAnsi="Courier New" w:cs="Courier New"/>
-          <w:kern w:val="0"/>
-          <w:sz w:val="22"/>
-          <w:szCs w:val="22"/>
-        </w:rPr>
-        <w:t>gialli</w:t>
-      </w:r>
-      <w:r>
-        <w:rPr>
-          <w:rFonts w:ascii="Courier New" w:eastAsia="Times New Roman" w:hAnsi="Courier New" w:cs="Courier New"/>
-          <w:kern w:val="0"/>
-          <w:sz w:val="22"/>
-          <w:szCs w:val="22"/>
-        </w:rPr>
-        <w:t>@email.it</w:t>
+        <w:t>marco.gialli@email.it</w:t>
       </w:r>
       <w:r>
         <w:rPr>
@@ -7099,22 +7344,22 @@
           <w:rFonts w:eastAsia="Times New Roman"/>
           <w:kern w:val="0"/>
         </w:rPr>
-        <w:t>, mostrando</w:t>
+        <w:t xml:space="preserve">, </w:t>
       </w:r>
       <w:r>
         <w:rPr>
           <w:rFonts w:eastAsia="Times New Roman"/>
           <w:kern w:val="0"/>
         </w:rPr>
-        <w:t xml:space="preserve"> a schermo due foto ad alta risoluzione del modello (con la prima in primo </w:t>
+        <w:lastRenderedPageBreak/>
+        <w:t>mostrando</w:t>
       </w:r>
       <w:r>
         <w:rPr>
           <w:rFonts w:eastAsia="Times New Roman"/>
           <w:kern w:val="0"/>
         </w:rPr>
-        <w:lastRenderedPageBreak/>
-        <w:t xml:space="preserve">piano), il prezzo di € </w:t>
+        <w:t xml:space="preserve"> a schermo due foto ad alta risoluzione del modello (con la prima in primo piano), il prezzo di € </w:t>
       </w:r>
       <w:r>
         <w:rPr>
@@ -7721,28 +7966,7 @@
           <w:b/>
           <w:bCs/>
         </w:rPr>
-        <w:t>SC</w:t>
-      </w:r>
-      <w:r>
-        <w:rPr>
-          <w:b/>
-          <w:bCs/>
-        </w:rPr>
-        <w:t>2</w:t>
-      </w:r>
-      <w:r>
-        <w:rPr>
-          <w:b/>
-          <w:bCs/>
-        </w:rPr>
-        <w:t>_A</w:t>
-      </w:r>
-      <w:r>
-        <w:rPr>
-          <w:b/>
-          <w:bCs/>
-        </w:rPr>
-        <w:t>ggiornamentoOrdine</w:t>
+        <w:t>SC2_AggiornamentoOrdine</w:t>
       </w:r>
     </w:p>
     <w:p>
@@ -7759,19 +7983,7 @@
         <w:ind w:left="1701" w:hanging="283"/>
       </w:pPr>
       <w:r>
-        <w:t xml:space="preserve">Attori coinvolti: </w:t>
-      </w:r>
-      <w:r>
-        <w:t>Antonio</w:t>
-      </w:r>
-      <w:r>
-        <w:t xml:space="preserve"> (</w:t>
-      </w:r>
-      <w:r>
-        <w:t>OM</w:t>
-      </w:r>
-      <w:r>
-        <w:t>)</w:t>
+        <w:t>Attori coinvolti: Antonio (OM)</w:t>
       </w:r>
     </w:p>
     <w:p>
@@ -7781,19 +7993,7 @@
       </w:pPr>
       <w:bookmarkStart w:id="26" w:name="_Toc243657087"/>
       <w:r>
-        <w:t xml:space="preserve">Antonio Esposito, all'inizio del suo turno nel negozio fisico, accede alla pagina di login </w:t>
-      </w:r>
-      <w:r>
-        <w:t xml:space="preserve">autenticandosi con le proprie credenziali </w:t>
-      </w:r>
-      <w:r>
-        <w:t>aziendal</w:t>
-      </w:r>
-      <w:r>
-        <w:t>i: inserisce</w:t>
-      </w:r>
-      <w:r>
-        <w:t xml:space="preserve"> e-mail </w:t>
+        <w:t xml:space="preserve">Antonio Esposito, all'inizio del suo turno nel negozio fisico, accede alla pagina di login autenticandosi con le proprie credenziali aziendali: inserisce e-mail </w:t>
       </w:r>
       <w:r>
         <w:rPr>
@@ -7838,37 +8038,7 @@
         <w:ind w:left="1418"/>
       </w:pPr>
       <w:r>
-        <w:t xml:space="preserve">Il sistema convalida le credenziali, riconosce il ruolo di "Order Manager" e </w:t>
-      </w:r>
-      <w:r>
-        <w:t>reindirizza Antonio al</w:t>
-      </w:r>
-      <w:r>
-        <w:t>la Dashboard Gestionale</w:t>
-      </w:r>
-      <w:r>
-        <w:t xml:space="preserve"> degli ordini, dove viene mostrata l</w:t>
-      </w:r>
-      <w:r>
-        <w:t xml:space="preserve">a tabella contenente </w:t>
-      </w:r>
-      <w:r>
-        <w:t xml:space="preserve">tutti </w:t>
-      </w:r>
-      <w:r>
-        <w:t xml:space="preserve">gli ordini </w:t>
-      </w:r>
-      <w:r>
-        <w:t>effettuati</w:t>
-      </w:r>
-      <w:r>
-        <w:t>.</w:t>
-      </w:r>
-      <w:r>
-        <w:t xml:space="preserve"> </w:t>
-      </w:r>
-      <w:r>
-        <w:t xml:space="preserve">Antonio individua la riga relativa all'ordine </w:t>
+        <w:t xml:space="preserve">Il sistema convalida le credenziali, riconosce il ruolo di "Order Manager" e reindirizza Antonio alla Dashboard Gestionale degli ordini, dove viene mostrata la tabella contenente tutti gli ordini effettuati. Antonio individua la riga relativa all'ordine </w:t>
       </w:r>
       <w:r>
         <w:rPr>
@@ -7966,6 +8136,7 @@
         <w:ind w:left="1702" w:hanging="284"/>
       </w:pPr>
       <w:r>
+        <w:lastRenderedPageBreak/>
         <w:t>metodo di pagamento: Contrassegno;</w:t>
       </w:r>
     </w:p>
@@ -7980,7 +8151,6 @@
         <w:ind w:left="1702" w:hanging="284"/>
       </w:pPr>
       <w:r>
-        <w:lastRenderedPageBreak/>
         <w:t>stato attuale: IN LAVORAZIONE.</w:t>
       </w:r>
     </w:p>
@@ -8105,10 +8275,7 @@
         <w:t>Tornato alla sua postazione</w:t>
       </w:r>
       <w:r>
-        <w:t xml:space="preserve"> e alla dashboard di gestione, torna sulla riga dell’ordine </w:t>
-      </w:r>
-      <w:r>
-        <w:t>#829209</w:t>
+        <w:t xml:space="preserve"> e alla dashboard di gestione, torna sulla riga dell’ordine #829209</w:t>
       </w:r>
       <w:r>
         <w:t>, clicca sul menu a tendina presente nella colonna "Stato"</w:t>
@@ -8677,11 +8844,19 @@
             </w:rPr>
             <w:t xml:space="preserve">Documento: </w:t>
           </w:r>
+          <w:proofErr w:type="spellStart"/>
           <w:r>
             <w:rPr>
               <w:sz w:val="20"/>
             </w:rPr>
-            <w:t>Problem Statement</w:t>
+            <w:t>Problem</w:t>
+          </w:r>
+          <w:proofErr w:type="spellEnd"/>
+          <w:r>
+            <w:rPr>
+              <w:sz w:val="20"/>
+            </w:rPr>
+            <w:t xml:space="preserve"> Statement</w:t>
           </w:r>
         </w:p>
       </w:tc>
@@ -10836,6 +11011,7 @@
   <w:style w:type="character" w:default="1" w:styleId="Carpredefinitoparagrafo">
     <w:name w:val="Default Paragraph Font"/>
     <w:uiPriority w:val="1"/>
+    <w:semiHidden/>
     <w:unhideWhenUsed/>
   </w:style>
   <w:style w:type="table" w:default="1" w:styleId="Tabellanormale">

--- a/Deliverables/RAD_GGEyewear.docx
+++ b/Deliverables/RAD_GGEyewear.docx
@@ -144,8 +144,8 @@
           <w:lang w:val="en-US"/>
         </w:rPr>
         <w:br/>
-      </w:r>
-      <w:proofErr w:type="spellStart"/>
+        <w:t xml:space="preserve">Versione </w:t>
+      </w:r>
       <w:r>
         <w:rPr>
           <w:rFonts w:ascii="Arial" w:hAnsi="Arial"/>
@@ -153,9 +153,8 @@
           <w:sz w:val="36"/>
           <w:lang w:val="en-US"/>
         </w:rPr>
-        <w:t>Versione</w:t>
-      </w:r>
-      <w:proofErr w:type="spellEnd"/>
+        <w:t>4</w:t>
+      </w:r>
       <w:r>
         <w:rPr>
           <w:rFonts w:ascii="Arial" w:hAnsi="Arial"/>
@@ -163,7 +162,7 @@
           <w:sz w:val="36"/>
           <w:lang w:val="en-US"/>
         </w:rPr>
-        <w:t xml:space="preserve"> </w:t>
+        <w:t>.</w:t>
       </w:r>
       <w:r>
         <w:rPr>
@@ -172,16 +171,7 @@
           <w:sz w:val="36"/>
           <w:lang w:val="en-US"/>
         </w:rPr>
-        <w:t>4</w:t>
-      </w:r>
-      <w:r>
-        <w:rPr>
-          <w:rFonts w:ascii="Arial" w:hAnsi="Arial"/>
-          <w:b/>
-          <w:sz w:val="36"/>
-          <w:lang w:val="en-US"/>
-        </w:rPr>
-        <w:t>.0</w:t>
+        <w:t>1</w:t>
       </w:r>
       <w:r>
         <w:rPr>
@@ -407,7 +397,13 @@
         <w:rPr>
           <w:sz w:val="32"/>
         </w:rPr>
-        <w:t>23</w:t>
+        <w:t>2</w:t>
+      </w:r>
+      <w:r>
+        <w:rPr>
+          <w:sz w:val="32"/>
+        </w:rPr>
+        <w:t>4</w:t>
       </w:r>
       <w:r>
         <w:rPr>
@@ -1662,6 +1658,12 @@
                 <w:sz w:val="20"/>
               </w:rPr>
             </w:pPr>
+            <w:r>
+              <w:rPr>
+                <w:sz w:val="20"/>
+              </w:rPr>
+              <w:t>24/10/2026</w:t>
+            </w:r>
           </w:p>
         </w:tc>
         <w:tc>
@@ -1680,6 +1682,12 @@
                 <w:sz w:val="20"/>
               </w:rPr>
             </w:pPr>
+            <w:r>
+              <w:rPr>
+                <w:sz w:val="20"/>
+              </w:rPr>
+              <w:t>4.1</w:t>
+            </w:r>
           </w:p>
         </w:tc>
         <w:tc>
@@ -1698,6 +1706,44 @@
                 <w:sz w:val="20"/>
               </w:rPr>
             </w:pPr>
+            <w:r>
+              <w:rPr>
+                <w:sz w:val="20"/>
+              </w:rPr>
+              <w:t xml:space="preserve">Aggiunti scenari per l’inserimento di un nuovo prodotto e </w:t>
+            </w:r>
+            <w:r>
+              <w:rPr>
+                <w:sz w:val="20"/>
+              </w:rPr>
+              <w:t xml:space="preserve">per l’analisi </w:t>
+            </w:r>
+            <w:proofErr w:type="gramStart"/>
+            <w:r>
+              <w:rPr>
+                <w:sz w:val="20"/>
+              </w:rPr>
+              <w:t>del trend</w:t>
+            </w:r>
+            <w:proofErr w:type="gramEnd"/>
+            <w:r>
+              <w:rPr>
+                <w:sz w:val="20"/>
+              </w:rPr>
+              <w:t xml:space="preserve"> </w:t>
+            </w:r>
+            <w:r>
+              <w:rPr>
+                <w:sz w:val="20"/>
+              </w:rPr>
+              <w:t>degli acquisti</w:t>
+            </w:r>
+            <w:r>
+              <w:rPr>
+                <w:sz w:val="20"/>
+              </w:rPr>
+              <w:t>. Aggiunti requisiti funzionali riguardanti le recensioni e il Market Analyzer</w:t>
+            </w:r>
           </w:p>
         </w:tc>
         <w:tc>
@@ -1717,6 +1763,12 @@
                 <w:sz w:val="20"/>
               </w:rPr>
             </w:pPr>
+            <w:r>
+              <w:rPr>
+                <w:sz w:val="20"/>
+              </w:rPr>
+              <w:t>Gennaro Esposito</w:t>
+            </w:r>
           </w:p>
         </w:tc>
       </w:tr>
@@ -1970,7 +2022,7 @@
       <w:r>
         <w:fldChar w:fldCharType="separate"/>
       </w:r>
-      <w:hyperlink w:anchor="_Toc243657062" w:history="1">
+      <w:hyperlink w:anchor="_Toc243741974" w:history="1">
         <w:r>
           <w:rPr>
             <w:rStyle w:val="Collegamentoipertestuale"/>
@@ -2013,7 +2065,7 @@
             <w:noProof/>
             <w:webHidden/>
           </w:rPr>
-          <w:instrText xml:space="preserve"> PAGEREF _Toc243657062 \h </w:instrText>
+          <w:instrText xml:space="preserve"> PAGEREF _Toc243741974 \h </w:instrText>
         </w:r>
         <w:r>
           <w:rPr>
@@ -2057,7 +2109,7 @@
           <w14:ligatures w14:val="standardContextual"/>
         </w:rPr>
       </w:pPr>
-      <w:hyperlink w:anchor="_Toc243657063" w:history="1">
+      <w:hyperlink w:anchor="_Toc243741975" w:history="1">
         <w:r>
           <w:rPr>
             <w:rStyle w:val="Collegamentoipertestuale"/>
@@ -2100,7 +2152,7 @@
             <w:noProof/>
             <w:webHidden/>
           </w:rPr>
-          <w:instrText xml:space="preserve"> PAGEREF _Toc243657063 \h </w:instrText>
+          <w:instrText xml:space="preserve"> PAGEREF _Toc243741975 \h </w:instrText>
         </w:r>
         <w:r>
           <w:rPr>
@@ -2144,7 +2196,7 @@
           <w14:ligatures w14:val="standardContextual"/>
         </w:rPr>
       </w:pPr>
-      <w:hyperlink w:anchor="_Toc243657064" w:history="1">
+      <w:hyperlink w:anchor="_Toc243741976" w:history="1">
         <w:r>
           <w:rPr>
             <w:rStyle w:val="Collegamentoipertestuale"/>
@@ -2187,7 +2239,7 @@
             <w:noProof/>
             <w:webHidden/>
           </w:rPr>
-          <w:instrText xml:space="preserve"> PAGEREF _Toc243657064 \h </w:instrText>
+          <w:instrText xml:space="preserve"> PAGEREF _Toc243741976 \h </w:instrText>
         </w:r>
         <w:r>
           <w:rPr>
@@ -2231,7 +2283,7 @@
           <w14:ligatures w14:val="standardContextual"/>
         </w:rPr>
       </w:pPr>
-      <w:hyperlink w:anchor="_Toc243657065" w:history="1">
+      <w:hyperlink w:anchor="_Toc243741977" w:history="1">
         <w:r>
           <w:rPr>
             <w:rStyle w:val="Collegamentoipertestuale"/>
@@ -2276,7 +2328,7 @@
             <w:noProof/>
             <w:webHidden/>
           </w:rPr>
-          <w:instrText xml:space="preserve"> PAGEREF _Toc243657065 \h </w:instrText>
+          <w:instrText xml:space="preserve"> PAGEREF _Toc243741977 \h </w:instrText>
         </w:r>
         <w:r>
           <w:rPr>
@@ -2320,7 +2372,7 @@
           <w14:ligatures w14:val="standardContextual"/>
         </w:rPr>
       </w:pPr>
-      <w:hyperlink w:anchor="_Toc243657066" w:history="1">
+      <w:hyperlink w:anchor="_Toc243741978" w:history="1">
         <w:r>
           <w:rPr>
             <w:rStyle w:val="Collegamentoipertestuale"/>
@@ -2363,7 +2415,7 @@
             <w:noProof/>
             <w:webHidden/>
           </w:rPr>
-          <w:instrText xml:space="preserve"> PAGEREF _Toc243657066 \h </w:instrText>
+          <w:instrText xml:space="preserve"> PAGEREF _Toc243741978 \h </w:instrText>
         </w:r>
         <w:r>
           <w:rPr>
@@ -2407,7 +2459,7 @@
           <w14:ligatures w14:val="standardContextual"/>
         </w:rPr>
       </w:pPr>
-      <w:hyperlink w:anchor="_Toc243657067" w:history="1">
+      <w:hyperlink w:anchor="_Toc243741979" w:history="1">
         <w:r>
           <w:rPr>
             <w:rStyle w:val="Collegamentoipertestuale"/>
@@ -2450,7 +2502,7 @@
             <w:noProof/>
             <w:webHidden/>
           </w:rPr>
-          <w:instrText xml:space="preserve"> PAGEREF _Toc243657067 \h </w:instrText>
+          <w:instrText xml:space="preserve"> PAGEREF _Toc243741979 \h </w:instrText>
         </w:r>
         <w:r>
           <w:rPr>
@@ -2494,7 +2546,7 @@
           <w14:ligatures w14:val="standardContextual"/>
         </w:rPr>
       </w:pPr>
-      <w:hyperlink w:anchor="_Toc243657068" w:history="1">
+      <w:hyperlink w:anchor="_Toc243741980" w:history="1">
         <w:r>
           <w:rPr>
             <w:rStyle w:val="Collegamentoipertestuale"/>
@@ -2537,7 +2589,7 @@
             <w:noProof/>
             <w:webHidden/>
           </w:rPr>
-          <w:instrText xml:space="preserve"> PAGEREF _Toc243657068 \h </w:instrText>
+          <w:instrText xml:space="preserve"> PAGEREF _Toc243741980 \h </w:instrText>
         </w:r>
         <w:r>
           <w:rPr>
@@ -2581,7 +2633,7 @@
           <w14:ligatures w14:val="standardContextual"/>
         </w:rPr>
       </w:pPr>
-      <w:hyperlink w:anchor="_Toc243657069" w:history="1">
+      <w:hyperlink w:anchor="_Toc243741981" w:history="1">
         <w:r>
           <w:rPr>
             <w:rStyle w:val="Collegamentoipertestuale"/>
@@ -2624,7 +2676,7 @@
             <w:noProof/>
             <w:webHidden/>
           </w:rPr>
-          <w:instrText xml:space="preserve"> PAGEREF _Toc243657069 \h </w:instrText>
+          <w:instrText xml:space="preserve"> PAGEREF _Toc243741981 \h </w:instrText>
         </w:r>
         <w:r>
           <w:rPr>
@@ -2668,7 +2720,7 @@
           <w14:ligatures w14:val="standardContextual"/>
         </w:rPr>
       </w:pPr>
-      <w:hyperlink w:anchor="_Toc243657070" w:history="1">
+      <w:hyperlink w:anchor="_Toc243741982" w:history="1">
         <w:r>
           <w:rPr>
             <w:rStyle w:val="Collegamentoipertestuale"/>
@@ -2711,7 +2763,7 @@
             <w:noProof/>
             <w:webHidden/>
           </w:rPr>
-          <w:instrText xml:space="preserve"> PAGEREF _Toc243657070 \h </w:instrText>
+          <w:instrText xml:space="preserve"> PAGEREF _Toc243741982 \h </w:instrText>
         </w:r>
         <w:r>
           <w:rPr>
@@ -2755,7 +2807,7 @@
           <w14:ligatures w14:val="standardContextual"/>
         </w:rPr>
       </w:pPr>
-      <w:hyperlink w:anchor="_Toc243657071" w:history="1">
+      <w:hyperlink w:anchor="_Toc243741983" w:history="1">
         <w:r>
           <w:rPr>
             <w:rStyle w:val="Collegamentoipertestuale"/>
@@ -2798,7 +2850,7 @@
             <w:noProof/>
             <w:webHidden/>
           </w:rPr>
-          <w:instrText xml:space="preserve"> PAGEREF _Toc243657071 \h </w:instrText>
+          <w:instrText xml:space="preserve"> PAGEREF _Toc243741983 \h </w:instrText>
         </w:r>
         <w:r>
           <w:rPr>
@@ -2842,7 +2894,7 @@
           <w14:ligatures w14:val="standardContextual"/>
         </w:rPr>
       </w:pPr>
-      <w:hyperlink w:anchor="_Toc243657072" w:history="1">
+      <w:hyperlink w:anchor="_Toc243741984" w:history="1">
         <w:r>
           <w:rPr>
             <w:rStyle w:val="Collegamentoipertestuale"/>
@@ -2885,7 +2937,7 @@
             <w:noProof/>
             <w:webHidden/>
           </w:rPr>
-          <w:instrText xml:space="preserve"> PAGEREF _Toc243657072 \h </w:instrText>
+          <w:instrText xml:space="preserve"> PAGEREF _Toc243741984 \h </w:instrText>
         </w:r>
         <w:r>
           <w:rPr>
@@ -2929,7 +2981,7 @@
           <w14:ligatures w14:val="standardContextual"/>
         </w:rPr>
       </w:pPr>
-      <w:hyperlink w:anchor="_Toc243657073" w:history="1">
+      <w:hyperlink w:anchor="_Toc243741985" w:history="1">
         <w:r>
           <w:rPr>
             <w:rStyle w:val="Collegamentoipertestuale"/>
@@ -2972,7 +3024,7 @@
             <w:noProof/>
             <w:webHidden/>
           </w:rPr>
-          <w:instrText xml:space="preserve"> PAGEREF _Toc243657073 \h </w:instrText>
+          <w:instrText xml:space="preserve"> PAGEREF _Toc243741985 \h </w:instrText>
         </w:r>
         <w:r>
           <w:rPr>
@@ -3016,7 +3068,7 @@
           <w14:ligatures w14:val="standardContextual"/>
         </w:rPr>
       </w:pPr>
-      <w:hyperlink w:anchor="_Toc243657074" w:history="1">
+      <w:hyperlink w:anchor="_Toc243741986" w:history="1">
         <w:r>
           <w:rPr>
             <w:rStyle w:val="Collegamentoipertestuale"/>
@@ -3059,7 +3111,7 @@
             <w:noProof/>
             <w:webHidden/>
           </w:rPr>
-          <w:instrText xml:space="preserve"> PAGEREF _Toc243657074 \h </w:instrText>
+          <w:instrText xml:space="preserve"> PAGEREF _Toc243741986 \h </w:instrText>
         </w:r>
         <w:r>
           <w:rPr>
@@ -3103,7 +3155,7 @@
           <w14:ligatures w14:val="standardContextual"/>
         </w:rPr>
       </w:pPr>
-      <w:hyperlink w:anchor="_Toc243657075" w:history="1">
+      <w:hyperlink w:anchor="_Toc243741987" w:history="1">
         <w:r>
           <w:rPr>
             <w:rStyle w:val="Collegamentoipertestuale"/>
@@ -3146,7 +3198,7 @@
             <w:noProof/>
             <w:webHidden/>
           </w:rPr>
-          <w:instrText xml:space="preserve"> PAGEREF _Toc243657075 \h </w:instrText>
+          <w:instrText xml:space="preserve"> PAGEREF _Toc243741987 \h </w:instrText>
         </w:r>
         <w:r>
           <w:rPr>
@@ -3166,7 +3218,7 @@
             <w:noProof/>
             <w:webHidden/>
           </w:rPr>
-          <w:t>7</w:t>
+          <w:t>8</w:t>
         </w:r>
         <w:r>
           <w:rPr>
@@ -3190,7 +3242,7 @@
           <w14:ligatures w14:val="standardContextual"/>
         </w:rPr>
       </w:pPr>
-      <w:hyperlink w:anchor="_Toc243657076" w:history="1">
+      <w:hyperlink w:anchor="_Toc243741988" w:history="1">
         <w:r>
           <w:rPr>
             <w:rStyle w:val="Collegamentoipertestuale"/>
@@ -3233,7 +3285,7 @@
             <w:noProof/>
             <w:webHidden/>
           </w:rPr>
-          <w:instrText xml:space="preserve"> PAGEREF _Toc243657076 \h </w:instrText>
+          <w:instrText xml:space="preserve"> PAGEREF _Toc243741988 \h </w:instrText>
         </w:r>
         <w:r>
           <w:rPr>
@@ -3277,7 +3329,7 @@
           <w14:ligatures w14:val="standardContextual"/>
         </w:rPr>
       </w:pPr>
-      <w:hyperlink w:anchor="_Toc243657077" w:history="1">
+      <w:hyperlink w:anchor="_Toc243741989" w:history="1">
         <w:r>
           <w:rPr>
             <w:rStyle w:val="Collegamentoipertestuale"/>
@@ -3320,7 +3372,7 @@
             <w:noProof/>
             <w:webHidden/>
           </w:rPr>
-          <w:instrText xml:space="preserve"> PAGEREF _Toc243657077 \h </w:instrText>
+          <w:instrText xml:space="preserve"> PAGEREF _Toc243741989 \h </w:instrText>
         </w:r>
         <w:r>
           <w:rPr>
@@ -3364,7 +3416,7 @@
           <w14:ligatures w14:val="standardContextual"/>
         </w:rPr>
       </w:pPr>
-      <w:hyperlink w:anchor="_Toc243657078" w:history="1">
+      <w:hyperlink w:anchor="_Toc243741990" w:history="1">
         <w:r>
           <w:rPr>
             <w:rStyle w:val="Collegamentoipertestuale"/>
@@ -3407,7 +3459,7 @@
             <w:noProof/>
             <w:webHidden/>
           </w:rPr>
-          <w:instrText xml:space="preserve"> PAGEREF _Toc243657078 \h </w:instrText>
+          <w:instrText xml:space="preserve"> PAGEREF _Toc243741990 \h </w:instrText>
         </w:r>
         <w:r>
           <w:rPr>
@@ -3451,7 +3503,7 @@
           <w14:ligatures w14:val="standardContextual"/>
         </w:rPr>
       </w:pPr>
-      <w:hyperlink w:anchor="_Toc243657079" w:history="1">
+      <w:hyperlink w:anchor="_Toc243741991" w:history="1">
         <w:r>
           <w:rPr>
             <w:rStyle w:val="Collegamentoipertestuale"/>
@@ -3494,7 +3546,7 @@
             <w:noProof/>
             <w:webHidden/>
           </w:rPr>
-          <w:instrText xml:space="preserve"> PAGEREF _Toc243657079 \h </w:instrText>
+          <w:instrText xml:space="preserve"> PAGEREF _Toc243741991 \h </w:instrText>
         </w:r>
         <w:r>
           <w:rPr>
@@ -3538,7 +3590,7 @@
           <w14:ligatures w14:val="standardContextual"/>
         </w:rPr>
       </w:pPr>
-      <w:hyperlink w:anchor="_Toc243657080" w:history="1">
+      <w:hyperlink w:anchor="_Toc243741992" w:history="1">
         <w:r>
           <w:rPr>
             <w:rStyle w:val="Collegamentoipertestuale"/>
@@ -3581,7 +3633,7 @@
             <w:noProof/>
             <w:webHidden/>
           </w:rPr>
-          <w:instrText xml:space="preserve"> PAGEREF _Toc243657080 \h </w:instrText>
+          <w:instrText xml:space="preserve"> PAGEREF _Toc243741992 \h </w:instrText>
         </w:r>
         <w:r>
           <w:rPr>
@@ -3601,7 +3653,7 @@
             <w:noProof/>
             <w:webHidden/>
           </w:rPr>
-          <w:t>8</w:t>
+          <w:t>9</w:t>
         </w:r>
         <w:r>
           <w:rPr>
@@ -3625,7 +3677,7 @@
           <w14:ligatures w14:val="standardContextual"/>
         </w:rPr>
       </w:pPr>
-      <w:hyperlink w:anchor="_Toc243657081" w:history="1">
+      <w:hyperlink w:anchor="_Toc243741993" w:history="1">
         <w:r>
           <w:rPr>
             <w:rStyle w:val="Collegamentoipertestuale"/>
@@ -3668,7 +3720,7 @@
             <w:noProof/>
             <w:webHidden/>
           </w:rPr>
-          <w:instrText xml:space="preserve"> PAGEREF _Toc243657081 \h </w:instrText>
+          <w:instrText xml:space="preserve"> PAGEREF _Toc243741993 \h </w:instrText>
         </w:r>
         <w:r>
           <w:rPr>
@@ -3688,7 +3740,7 @@
             <w:noProof/>
             <w:webHidden/>
           </w:rPr>
-          <w:t>8</w:t>
+          <w:t>9</w:t>
         </w:r>
         <w:r>
           <w:rPr>
@@ -3712,7 +3764,7 @@
           <w14:ligatures w14:val="standardContextual"/>
         </w:rPr>
       </w:pPr>
-      <w:hyperlink w:anchor="_Toc243657082" w:history="1">
+      <w:hyperlink w:anchor="_Toc243741994" w:history="1">
         <w:r>
           <w:rPr>
             <w:rStyle w:val="Collegamentoipertestuale"/>
@@ -3755,7 +3807,7 @@
             <w:noProof/>
             <w:webHidden/>
           </w:rPr>
-          <w:instrText xml:space="preserve"> PAGEREF _Toc243657082 \h </w:instrText>
+          <w:instrText xml:space="preserve"> PAGEREF _Toc243741994 \h </w:instrText>
         </w:r>
         <w:r>
           <w:rPr>
@@ -3799,7 +3851,7 @@
           <w14:ligatures w14:val="standardContextual"/>
         </w:rPr>
       </w:pPr>
-      <w:hyperlink w:anchor="_Toc243657083" w:history="1">
+      <w:hyperlink w:anchor="_Toc243741995" w:history="1">
         <w:r>
           <w:rPr>
             <w:rStyle w:val="Collegamentoipertestuale"/>
@@ -3842,7 +3894,7 @@
             <w:noProof/>
             <w:webHidden/>
           </w:rPr>
-          <w:instrText xml:space="preserve"> PAGEREF _Toc243657083 \h </w:instrText>
+          <w:instrText xml:space="preserve"> PAGEREF _Toc243741995 \h </w:instrText>
         </w:r>
         <w:r>
           <w:rPr>
@@ -3886,7 +3938,7 @@
           <w14:ligatures w14:val="standardContextual"/>
         </w:rPr>
       </w:pPr>
-      <w:hyperlink w:anchor="_Toc243657084" w:history="1">
+      <w:hyperlink w:anchor="_Toc243741996" w:history="1">
         <w:r>
           <w:rPr>
             <w:rStyle w:val="Collegamentoipertestuale"/>
@@ -3929,7 +3981,7 @@
             <w:noProof/>
             <w:webHidden/>
           </w:rPr>
-          <w:instrText xml:space="preserve"> PAGEREF _Toc243657084 \h </w:instrText>
+          <w:instrText xml:space="preserve"> PAGEREF _Toc243741996 \h </w:instrText>
         </w:r>
         <w:r>
           <w:rPr>
@@ -3973,7 +4025,7 @@
           <w14:ligatures w14:val="standardContextual"/>
         </w:rPr>
       </w:pPr>
-      <w:hyperlink w:anchor="_Toc243657085" w:history="1">
+      <w:hyperlink w:anchor="_Toc243741997" w:history="1">
         <w:r>
           <w:rPr>
             <w:rStyle w:val="Collegamentoipertestuale"/>
@@ -4016,7 +4068,7 @@
             <w:noProof/>
             <w:webHidden/>
           </w:rPr>
-          <w:instrText xml:space="preserve"> PAGEREF _Toc243657085 \h </w:instrText>
+          <w:instrText xml:space="preserve"> PAGEREF _Toc243741997 \h </w:instrText>
         </w:r>
         <w:r>
           <w:rPr>
@@ -4060,7 +4112,7 @@
           <w14:ligatures w14:val="standardContextual"/>
         </w:rPr>
       </w:pPr>
-      <w:hyperlink w:anchor="_Toc243657086" w:history="1">
+      <w:hyperlink w:anchor="_Toc243741998" w:history="1">
         <w:r>
           <w:rPr>
             <w:rStyle w:val="Collegamentoipertestuale"/>
@@ -4082,7 +4134,21 @@
             <w:rStyle w:val="Collegamentoipertestuale"/>
             <w:noProof/>
           </w:rPr>
-          <w:t>Scenarios</w:t>
+          <w:t>Scena</w:t>
+        </w:r>
+        <w:r>
+          <w:rPr>
+            <w:rStyle w:val="Collegamentoipertestuale"/>
+            <w:noProof/>
+          </w:rPr>
+          <w:t>r</w:t>
+        </w:r>
+        <w:r>
+          <w:rPr>
+            <w:rStyle w:val="Collegamentoipertestuale"/>
+            <w:noProof/>
+          </w:rPr>
+          <w:t>ios</w:t>
         </w:r>
         <w:r>
           <w:rPr>
@@ -4103,7 +4169,7 @@
             <w:noProof/>
             <w:webHidden/>
           </w:rPr>
-          <w:instrText xml:space="preserve"> PAGEREF _Toc243657086 \h </w:instrText>
+          <w:instrText xml:space="preserve"> PAGEREF _Toc243741998 \h </w:instrText>
         </w:r>
         <w:r>
           <w:rPr>
@@ -4147,7 +4213,7 @@
           <w14:ligatures w14:val="standardContextual"/>
         </w:rPr>
       </w:pPr>
-      <w:hyperlink w:anchor="_Toc243657087" w:history="1">
+      <w:hyperlink w:anchor="_Toc243741999" w:history="1">
         <w:r>
           <w:rPr>
             <w:rStyle w:val="Collegamentoipertestuale"/>
@@ -4190,7 +4256,7 @@
             <w:noProof/>
             <w:webHidden/>
           </w:rPr>
-          <w:instrText xml:space="preserve"> PAGEREF _Toc243657087 \h </w:instrText>
+          <w:instrText xml:space="preserve"> PAGEREF _Toc243741999 \h </w:instrText>
         </w:r>
         <w:r>
           <w:rPr>
@@ -4210,7 +4276,7 @@
             <w:noProof/>
             <w:webHidden/>
           </w:rPr>
-          <w:t>9</w:t>
+          <w:t>13</w:t>
         </w:r>
         <w:r>
           <w:rPr>
@@ -4234,7 +4300,7 @@
           <w14:ligatures w14:val="standardContextual"/>
         </w:rPr>
       </w:pPr>
-      <w:hyperlink w:anchor="_Toc243657088" w:history="1">
+      <w:hyperlink w:anchor="_Toc243742000" w:history="1">
         <w:r>
           <w:rPr>
             <w:rStyle w:val="Collegamentoipertestuale"/>
@@ -4277,7 +4343,7 @@
             <w:noProof/>
             <w:webHidden/>
           </w:rPr>
-          <w:instrText xml:space="preserve"> PAGEREF _Toc243657088 \h </w:instrText>
+          <w:instrText xml:space="preserve"> PAGEREF _Toc243742000 \h </w:instrText>
         </w:r>
         <w:r>
           <w:rPr>
@@ -4297,7 +4363,7 @@
             <w:noProof/>
             <w:webHidden/>
           </w:rPr>
-          <w:t>9</w:t>
+          <w:t>13</w:t>
         </w:r>
         <w:r>
           <w:rPr>
@@ -4321,7 +4387,7 @@
           <w14:ligatures w14:val="standardContextual"/>
         </w:rPr>
       </w:pPr>
-      <w:hyperlink w:anchor="_Toc243657089" w:history="1">
+      <w:hyperlink w:anchor="_Toc243742001" w:history="1">
         <w:r>
           <w:rPr>
             <w:rStyle w:val="Collegamentoipertestuale"/>
@@ -4364,7 +4430,7 @@
             <w:noProof/>
             <w:webHidden/>
           </w:rPr>
-          <w:instrText xml:space="preserve"> PAGEREF _Toc243657089 \h </w:instrText>
+          <w:instrText xml:space="preserve"> PAGEREF _Toc243742001 \h </w:instrText>
         </w:r>
         <w:r>
           <w:rPr>
@@ -4384,7 +4450,7 @@
             <w:noProof/>
             <w:webHidden/>
           </w:rPr>
-          <w:t>9</w:t>
+          <w:t>13</w:t>
         </w:r>
         <w:r>
           <w:rPr>
@@ -4408,7 +4474,7 @@
           <w14:ligatures w14:val="standardContextual"/>
         </w:rPr>
       </w:pPr>
-      <w:hyperlink w:anchor="_Toc243657090" w:history="1">
+      <w:hyperlink w:anchor="_Toc243742002" w:history="1">
         <w:r>
           <w:rPr>
             <w:rStyle w:val="Collegamentoipertestuale"/>
@@ -4453,7 +4519,7 @@
             <w:noProof/>
             <w:webHidden/>
           </w:rPr>
-          <w:instrText xml:space="preserve"> PAGEREF _Toc243657090 \h </w:instrText>
+          <w:instrText xml:space="preserve"> PAGEREF _Toc243742002 \h </w:instrText>
         </w:r>
         <w:r>
           <w:rPr>
@@ -4473,7 +4539,7 @@
             <w:noProof/>
             <w:webHidden/>
           </w:rPr>
-          <w:t>9</w:t>
+          <w:t>13</w:t>
         </w:r>
         <w:r>
           <w:rPr>
@@ -4497,7 +4563,7 @@
           <w14:ligatures w14:val="standardContextual"/>
         </w:rPr>
       </w:pPr>
-      <w:hyperlink w:anchor="_Toc243657091" w:history="1">
+      <w:hyperlink w:anchor="_Toc243742003" w:history="1">
         <w:r>
           <w:rPr>
             <w:rStyle w:val="Collegamentoipertestuale"/>
@@ -4540,7 +4606,7 @@
             <w:noProof/>
             <w:webHidden/>
           </w:rPr>
-          <w:instrText xml:space="preserve"> PAGEREF _Toc243657091 \h </w:instrText>
+          <w:instrText xml:space="preserve"> PAGEREF _Toc243742003 \h </w:instrText>
         </w:r>
         <w:r>
           <w:rPr>
@@ -4560,7 +4626,7 @@
             <w:noProof/>
             <w:webHidden/>
           </w:rPr>
-          <w:t>9</w:t>
+          <w:t>13</w:t>
         </w:r>
         <w:r>
           <w:rPr>
@@ -4616,13 +4682,13 @@
         <w:ind w:left="426" w:hanging="426"/>
         <w:jc w:val="left"/>
       </w:pPr>
-      <w:bookmarkStart w:id="0" w:name="_Toc243657062"/>
-      <w:bookmarkStart w:id="1" w:name="_Hlk243298281"/>
+      <w:bookmarkStart w:id="0" w:name="_Hlk243298281"/>
+      <w:bookmarkStart w:id="1" w:name="_Toc243741974"/>
       <w:r>
         <w:lastRenderedPageBreak/>
         <w:t>INTRODUCTION</w:t>
       </w:r>
-      <w:bookmarkEnd w:id="0"/>
+      <w:bookmarkEnd w:id="1"/>
     </w:p>
     <w:p>
       <w:pPr>
@@ -4633,8 +4699,8 @@
         </w:numPr>
         <w:ind w:left="716" w:hanging="432"/>
       </w:pPr>
-      <w:bookmarkStart w:id="2" w:name="_Toc243657063"/>
-      <w:bookmarkEnd w:id="1"/>
+      <w:bookmarkStart w:id="2" w:name="_Toc243741975"/>
+      <w:bookmarkEnd w:id="0"/>
       <w:r>
         <w:t>Purpose of the system</w:t>
       </w:r>
@@ -4690,7 +4756,7 @@
         </w:numPr>
         <w:ind w:left="716" w:hanging="432"/>
       </w:pPr>
-      <w:bookmarkStart w:id="3" w:name="_Toc243657064"/>
+      <w:bookmarkStart w:id="3" w:name="_Toc243741976"/>
       <w:r>
         <w:t>Scope of the system</w:t>
       </w:r>
@@ -5035,7 +5101,7 @@
       <w:r>
         <w:t xml:space="preserve"> </w:t>
       </w:r>
-      <w:bookmarkStart w:id="4" w:name="_Toc243657065"/>
+      <w:bookmarkStart w:id="4" w:name="_Toc243741977"/>
       <w:r>
         <w:rPr>
           <w:lang w:val="en-US"/>
@@ -5101,7 +5167,7 @@
           <w:numId w:val="1"/>
         </w:numPr>
       </w:pPr>
-      <w:bookmarkStart w:id="5" w:name="_Toc243657066"/>
+      <w:bookmarkStart w:id="5" w:name="_Toc243741978"/>
       <w:proofErr w:type="spellStart"/>
       <w:r>
         <w:t>Definitions</w:t>
@@ -5163,7 +5229,7 @@
       <w:r>
         <w:t xml:space="preserve"> </w:t>
       </w:r>
-      <w:bookmarkStart w:id="6" w:name="_Toc243657067"/>
+      <w:bookmarkStart w:id="6" w:name="_Toc243741979"/>
       <w:proofErr w:type="spellStart"/>
       <w:r>
         <w:t>References</w:t>
@@ -5201,7 +5267,7 @@
       <w:r>
         <w:t xml:space="preserve"> </w:t>
       </w:r>
-      <w:bookmarkStart w:id="7" w:name="_Toc243657068"/>
+      <w:bookmarkStart w:id="7" w:name="_Toc243741980"/>
       <w:proofErr w:type="spellStart"/>
       <w:r>
         <w:t>Overview</w:t>
@@ -5238,7 +5304,7 @@
         <w:ind w:left="426" w:hanging="426"/>
         <w:jc w:val="left"/>
       </w:pPr>
-      <w:bookmarkStart w:id="8" w:name="_Toc243657069"/>
+      <w:bookmarkStart w:id="8" w:name="_Toc243741981"/>
       <w:r>
         <w:t>CURRENT SYSTEM</w:t>
       </w:r>
@@ -5275,7 +5341,7 @@
         <w:ind w:left="426" w:hanging="426"/>
         <w:jc w:val="left"/>
       </w:pPr>
-      <w:bookmarkStart w:id="9" w:name="_Toc243657070"/>
+      <w:bookmarkStart w:id="9" w:name="_Toc243741982"/>
       <w:r>
         <w:t>PROPOSED SYSTEM</w:t>
       </w:r>
@@ -5292,7 +5358,7 @@
       <w:r>
         <w:t xml:space="preserve"> </w:t>
       </w:r>
-      <w:bookmarkStart w:id="10" w:name="_Toc243657071"/>
+      <w:bookmarkStart w:id="10" w:name="_Toc243741983"/>
       <w:proofErr w:type="spellStart"/>
       <w:r>
         <w:t>Overview</w:t>
@@ -5333,7 +5399,7 @@
       <w:r>
         <w:t xml:space="preserve"> </w:t>
       </w:r>
-      <w:bookmarkStart w:id="11" w:name="_Toc243657072"/>
+      <w:bookmarkStart w:id="11" w:name="_Toc243741984"/>
       <w:r>
         <w:t>F</w:t>
       </w:r>
@@ -5628,13 +5694,61 @@
         <w:rPr>
           <w:color w:val="000000" w:themeColor="text1"/>
         </w:rPr>
-        <w:t xml:space="preserve">i dettagli (taglia, genere, materiale, forma e montatura) </w:t>
+        <w:t>i dettagli (taglia, genere, materiale, forma e montatura)</w:t>
       </w:r>
       <w:r>
         <w:rPr>
           <w:color w:val="000000" w:themeColor="text1"/>
         </w:rPr>
-        <w:t>e gli altri colori disponibili (se presenti)</w:t>
+        <w:t xml:space="preserve">, </w:t>
+      </w:r>
+      <w:r>
+        <w:rPr>
+          <w:color w:val="000000" w:themeColor="text1"/>
+        </w:rPr>
+        <w:t>i colori disponibili</w:t>
+      </w:r>
+      <w:r>
+        <w:rPr>
+          <w:color w:val="000000" w:themeColor="text1"/>
+        </w:rPr>
+        <w:t xml:space="preserve"> e la valutazione media</w:t>
+      </w:r>
+      <w:r>
+        <w:rPr>
+          <w:color w:val="000000" w:themeColor="text1"/>
+        </w:rPr>
+        <w:t xml:space="preserve"> (se </w:t>
+      </w:r>
+      <w:r>
+        <w:rPr>
+          <w:color w:val="000000" w:themeColor="text1"/>
+        </w:rPr>
+        <w:t xml:space="preserve">sono </w:t>
+      </w:r>
+      <w:r>
+        <w:rPr>
+          <w:color w:val="000000" w:themeColor="text1"/>
+        </w:rPr>
+        <w:t>presenti</w:t>
+      </w:r>
+      <w:r>
+        <w:rPr>
+          <w:color w:val="000000" w:themeColor="text1"/>
+        </w:rPr>
+        <w:t xml:space="preserve"> recensioni del prodotto</w:t>
+      </w:r>
+      <w:r>
+        <w:rPr>
+          <w:color w:val="000000" w:themeColor="text1"/>
+        </w:rPr>
+        <w:t>)</w:t>
+      </w:r>
+      <w:r>
+        <w:rPr>
+          <w:color w:val="000000" w:themeColor="text1"/>
+        </w:rPr>
+        <w:t xml:space="preserve"> </w:t>
       </w:r>
     </w:p>
     <w:p>
@@ -5686,13 +5800,13 @@
           <w:bCs/>
           <w:color w:val="000000" w:themeColor="text1"/>
         </w:rPr>
-        <w:t>RF6.1</w:t>
+        <w:t>RF5.3:</w:t>
       </w:r>
       <w:r>
         <w:rPr>
           <w:color w:val="000000" w:themeColor="text1"/>
         </w:rPr>
-        <w:t>: Il sistema deve consentire al cliente sulla pagina del dettaglio prodotto di poter aggiungere il paio di occhiali selezionati nel carrello</w:t>
+        <w:t xml:space="preserve"> Il sistema deve mostrare, oltre alle informazioni di dettaglio del prodotto, anche le recensioni (voto e commento) scritte dai clienti registrati sul medesimo prodotto</w:t>
       </w:r>
     </w:p>
     <w:p>
@@ -5712,13 +5826,27 @@
           <w:bCs/>
           <w:color w:val="000000" w:themeColor="text1"/>
         </w:rPr>
-        <w:t>RF6.2</w:t>
+        <w:t>RF5.6</w:t>
       </w:r>
       <w:r>
         <w:rPr>
           <w:color w:val="000000" w:themeColor="text1"/>
         </w:rPr>
-        <w:t>: Il sistema deve permettere al cliente di modificare la quantità del singolo modello di occhiale presente nel carrello sia dal carrello stesso sia dalla pagina del dettaglio prodotto</w:t>
+        <w:t xml:space="preserve">: Il sistema deve quindi consentire esclusivamente ai clienti registrati di poter lasciare recensioni inerenti </w:t>
+      </w:r>
+      <w:proofErr w:type="gramStart"/>
+      <w:r>
+        <w:rPr>
+          <w:color w:val="000000" w:themeColor="text1"/>
+        </w:rPr>
+        <w:t>un</w:t>
+      </w:r>
+      <w:proofErr w:type="gramEnd"/>
+      <w:r>
+        <w:rPr>
+          <w:color w:val="000000" w:themeColor="text1"/>
+        </w:rPr>
+        <w:t xml:space="preserve"> determinato modello di occhiale disponibile, scrivendo un commento e assegnando una valutazione al prodotto (da 1 fino a 5 stelle).</w:t>
       </w:r>
     </w:p>
     <w:p>
@@ -5738,13 +5866,13 @@
           <w:bCs/>
           <w:color w:val="000000" w:themeColor="text1"/>
         </w:rPr>
-        <w:t>RF6.3</w:t>
+        <w:t>RF6.1</w:t>
       </w:r>
       <w:r>
         <w:rPr>
           <w:color w:val="000000" w:themeColor="text1"/>
         </w:rPr>
-        <w:t>: Il sistema deve permettere all’utente non loggato di poter visualizzare il catalogo è e prodotti, e aggiungerli al carrello, ma bisogna bloccarlo se vuole proseguire alla fase di checkout mostrandogli la pagina necessaria per effettuare il login o registrarsi se non possiede un account</w:t>
+        <w:t>: Il sistema deve consentire al cliente sulla pagina del dettaglio prodotto di poter aggiungere il paio di occhiali selezionati nel carrello</w:t>
       </w:r>
     </w:p>
     <w:p>
@@ -5764,43 +5892,13 @@
           <w:bCs/>
           <w:color w:val="000000" w:themeColor="text1"/>
         </w:rPr>
-        <w:t>RF7.1:</w:t>
+        <w:t>RF6.2</w:t>
       </w:r>
       <w:r>
         <w:rPr>
           <w:color w:val="000000" w:themeColor="text1"/>
         </w:rPr>
-        <w:t xml:space="preserve"> Il sistema, nella fase di checkout, deve mostrare al cliente una scheda precompilata con i suoi dati personali </w:t>
-      </w:r>
-      <w:r>
-        <w:rPr>
-          <w:color w:val="000000" w:themeColor="text1"/>
-        </w:rPr>
-        <w:t>e l’indirizzo di spedizione predefinito</w:t>
-      </w:r>
-      <w:r>
-        <w:rPr>
-          <w:color w:val="000000" w:themeColor="text1"/>
-        </w:rPr>
-        <w:t xml:space="preserve"> </w:t>
-      </w:r>
-      <w:r>
-        <w:rPr>
-          <w:color w:val="000000" w:themeColor="text1"/>
-        </w:rPr>
-        <w:t xml:space="preserve">(associati al profilo con il quale è loggato) </w:t>
-      </w:r>
-      <w:r>
-        <w:rPr>
-          <w:color w:val="000000" w:themeColor="text1"/>
-        </w:rPr>
-        <w:t>e permettergli di modificarli all’occorrenza</w:t>
-      </w:r>
-      <w:r>
-        <w:rPr>
-          <w:color w:val="000000" w:themeColor="text1"/>
-        </w:rPr>
-        <w:t>. Inoltre deve mostrare la scelta con i metodi di pagamento possibili (carta di credito o contanti alla consegna), e permettere l’inserimento di un numero di carta</w:t>
+        <w:t>: Il sistema deve permettere al cliente di modificare la quantità del singolo modello di occhiale presente nel carrello sia dal carrello stesso sia dalla pagina del dettaglio prodotto</w:t>
       </w:r>
     </w:p>
     <w:p>
@@ -5820,25 +5918,13 @@
           <w:bCs/>
           <w:color w:val="000000" w:themeColor="text1"/>
         </w:rPr>
-        <w:t>RF7.2</w:t>
+        <w:t>RF6.3</w:t>
       </w:r>
       <w:r>
         <w:rPr>
           <w:color w:val="000000" w:themeColor="text1"/>
         </w:rPr>
-        <w:t>:</w:t>
-      </w:r>
-      <w:r>
-        <w:rPr>
-          <w:color w:val="000000" w:themeColor="text1"/>
-        </w:rPr>
-        <w:t xml:space="preserve"> Il sistema deve offrire controlli sui dati inseriti dall’utente in modo immediato, senza ricaricare la pagina, mostrando un messaggio a schermo per indicare se sono sintatticamente corretti</w:t>
-      </w:r>
-      <w:r>
-        <w:rPr>
-          <w:color w:val="000000" w:themeColor="text1"/>
-        </w:rPr>
-        <w:t>, e se c’è bisogno che vengano corretti per consentire l’invio dell’ordine</w:t>
+        <w:t>: Il sistema deve permettere all’utente non loggato di poter visualizzare il catalogo è e prodotti, e aggiungerli al carrello, ma bisogna bloccarlo se vuole proseguire alla fase di checkout mostrandogli la pagina necessaria per effettuare il login o registrarsi se non possiede un account</w:t>
       </w:r>
     </w:p>
     <w:p>
@@ -5858,19 +5944,19 @@
           <w:bCs/>
           <w:color w:val="000000" w:themeColor="text1"/>
         </w:rPr>
-        <w:t>RF8.1:</w:t>
+        <w:t>RF7.1:</w:t>
       </w:r>
       <w:r>
         <w:rPr>
           <w:color w:val="000000" w:themeColor="text1"/>
         </w:rPr>
-        <w:t xml:space="preserve"> Il sistema deve consentire esclusivamente al Product Manager di poter aggiungere nuovi prodotti al catalogo, specificando nome, </w:t>
+        <w:t xml:space="preserve"> Il sistema, nella fase di checkout, deve mostrare al cliente una scheda precompilata con i suoi dati personali </w:t>
       </w:r>
       <w:r>
         <w:rPr>
           <w:color w:val="000000" w:themeColor="text1"/>
         </w:rPr>
-        <w:t>taglia, genere, materiale, forma, montatura,</w:t>
+        <w:t>e l’indirizzo di spedizione predefinito</w:t>
       </w:r>
       <w:r>
         <w:rPr>
@@ -5882,13 +5968,19 @@
         <w:rPr>
           <w:color w:val="000000" w:themeColor="text1"/>
         </w:rPr>
-        <w:t>foto</w:t>
+        <w:t xml:space="preserve">(associati al profilo con il quale è loggato) </w:t>
       </w:r>
       <w:r>
         <w:rPr>
           <w:color w:val="000000" w:themeColor="text1"/>
         </w:rPr>
-        <w:t xml:space="preserve"> e quantità disponibile in magazzino</w:t>
+        <w:t>e permettergli di modificarli all’occorrenza</w:t>
+      </w:r>
+      <w:r>
+        <w:rPr>
+          <w:color w:val="000000" w:themeColor="text1"/>
+        </w:rPr>
+        <w:t>. Inoltre deve mostrare la scelta con i metodi di pagamento possibili (carta di credito o contanti alla consegna), e permettere l’inserimento di un numero di carta</w:t>
       </w:r>
     </w:p>
     <w:p>
@@ -5908,48 +6000,32 @@
           <w:bCs/>
           <w:color w:val="000000" w:themeColor="text1"/>
         </w:rPr>
-        <w:t>RF</w:t>
-      </w:r>
-      <w:r>
-        <w:rPr>
-          <w:b/>
-          <w:bCs/>
+        <w:t>RF7.2</w:t>
+      </w:r>
+      <w:r>
+        <w:rPr>
           <w:color w:val="000000" w:themeColor="text1"/>
         </w:rPr>
-        <w:t>9.1</w:t>
-      </w:r>
-      <w:r>
-        <w:rPr>
-          <w:b/>
-          <w:bCs/>
+        <w:t>:</w:t>
+      </w:r>
+      <w:r>
+        <w:rPr>
           <w:color w:val="000000" w:themeColor="text1"/>
         </w:rPr>
-        <w:t>:</w:t>
+        <w:t xml:space="preserve"> Il sistema deve offrire controlli sui dati inseriti dall’utente in modo immediato, senza ricaricare la pagina, mostrando un messaggio a schermo per indicare se sono sintatticamente </w:t>
       </w:r>
       <w:r>
         <w:rPr>
           <w:color w:val="000000" w:themeColor="text1"/>
         </w:rPr>
-        <w:t xml:space="preserve"> Il sistema deve permettere</w:t>
+        <w:lastRenderedPageBreak/>
+        <w:t>corretti</w:t>
       </w:r>
       <w:r>
         <w:rPr>
           <w:color w:val="000000" w:themeColor="text1"/>
         </w:rPr>
-        <w:t xml:space="preserve"> esclusivamente</w:t>
-      </w:r>
-      <w:r>
-        <w:rPr>
-          <w:color w:val="000000" w:themeColor="text1"/>
-        </w:rPr>
-        <w:t xml:space="preserve"> al Product Manager di poter eliminare un </w:t>
-      </w:r>
-      <w:r>
-        <w:rPr>
-          <w:color w:val="000000" w:themeColor="text1"/>
-        </w:rPr>
-        <w:lastRenderedPageBreak/>
-        <w:t>prodotto tramite il “soft delete”, cioè renderlo non visibile ai clienti ma mantenendolo disponibile dal lato gestionale, così da non interferire con la memorizzazione dello storico di ordini e prezzi</w:t>
+        <w:t>, e se c’è bisogno che vengano corretti per consentire l’invio dell’ordine</w:t>
       </w:r>
     </w:p>
     <w:p>
@@ -5969,13 +6045,37 @@
           <w:bCs/>
           <w:color w:val="000000" w:themeColor="text1"/>
         </w:rPr>
-        <w:t>RF10.1</w:t>
+        <w:t>RF8.1:</w:t>
       </w:r>
       <w:r>
         <w:rPr>
           <w:color w:val="000000" w:themeColor="text1"/>
         </w:rPr>
-        <w:t>: Il sistema deve consentire esclusivamente al Product Manager di poter modificare ogni caratteristica dei prodotti del catalogo (nome, taglia, genere, materiale, forma, montatura, foto allegate, prezzo).</w:t>
+        <w:t xml:space="preserve"> Il sistema deve consentire esclusivamente al Product Manager di poter aggiungere nuovi prodotti al catalogo, specificando nome, </w:t>
+      </w:r>
+      <w:r>
+        <w:rPr>
+          <w:color w:val="000000" w:themeColor="text1"/>
+        </w:rPr>
+        <w:t>taglia, genere, materiale, forma, montatura,</w:t>
+      </w:r>
+      <w:r>
+        <w:rPr>
+          <w:color w:val="000000" w:themeColor="text1"/>
+        </w:rPr>
+        <w:t xml:space="preserve"> </w:t>
+      </w:r>
+      <w:r>
+        <w:rPr>
+          <w:color w:val="000000" w:themeColor="text1"/>
+        </w:rPr>
+        <w:t>foto</w:t>
+      </w:r>
+      <w:r>
+        <w:rPr>
+          <w:color w:val="000000" w:themeColor="text1"/>
+        </w:rPr>
+        <w:t xml:space="preserve"> e quantità disponibile in magazzino</w:t>
       </w:r>
     </w:p>
     <w:p>
@@ -5995,13 +6095,41 @@
           <w:bCs/>
           <w:color w:val="000000" w:themeColor="text1"/>
         </w:rPr>
-        <w:t>RF10.2</w:t>
-      </w:r>
-      <w:r>
-        <w:rPr>
+        <w:t>RF</w:t>
+      </w:r>
+      <w:r>
+        <w:rPr>
+          <w:b/>
+          <w:bCs/>
           <w:color w:val="000000" w:themeColor="text1"/>
         </w:rPr>
-        <w:t xml:space="preserve"> Il sistema deve consentire esclusivamente al Product Manager di poter aggiornare le quantità disponibili in magazzino di ogni modello di occhiale in ogni sua variante colore disponibile, ma anche di poter aggiungere nuove varianti colore per ogni modello.</w:t>
+        <w:t>9.1</w:t>
+      </w:r>
+      <w:r>
+        <w:rPr>
+          <w:b/>
+          <w:bCs/>
+          <w:color w:val="000000" w:themeColor="text1"/>
+        </w:rPr>
+        <w:t>:</w:t>
+      </w:r>
+      <w:r>
+        <w:rPr>
+          <w:color w:val="000000" w:themeColor="text1"/>
+        </w:rPr>
+        <w:t xml:space="preserve"> Il sistema deve permettere</w:t>
+      </w:r>
+      <w:r>
+        <w:rPr>
+          <w:color w:val="000000" w:themeColor="text1"/>
+        </w:rPr>
+        <w:t xml:space="preserve"> esclusivamente</w:t>
+      </w:r>
+      <w:r>
+        <w:rPr>
+          <w:color w:val="000000" w:themeColor="text1"/>
+        </w:rPr>
+        <w:t xml:space="preserve"> al Product Manager di poter eliminare un prodotto tramite il “soft delete”, cioè renderlo non visibile ai clienti ma mantenendolo disponibile dal lato gestionale, così da non interferire con la memorizzazione dello storico di ordini e prezzi</w:t>
       </w:r>
     </w:p>
     <w:p>
@@ -6021,55 +6149,13 @@
           <w:bCs/>
           <w:color w:val="000000" w:themeColor="text1"/>
         </w:rPr>
-        <w:t>RF 10.3</w:t>
+        <w:t>RF10.1</w:t>
       </w:r>
       <w:r>
         <w:rPr>
           <w:color w:val="000000" w:themeColor="text1"/>
         </w:rPr>
-        <w:t xml:space="preserve"> Il sistema deve consentire esclusivamente al Product Manager di poter mettere in saldo determinati prodotti, </w:t>
-      </w:r>
-      <w:r>
-        <w:rPr>
-          <w:color w:val="000000" w:themeColor="text1"/>
-        </w:rPr>
-        <w:t>specificando</w:t>
-      </w:r>
-      <w:r>
-        <w:rPr>
-          <w:color w:val="000000" w:themeColor="text1"/>
-        </w:rPr>
-        <w:t xml:space="preserve"> un</w:t>
-      </w:r>
-      <w:r>
-        <w:rPr>
-          <w:color w:val="000000" w:themeColor="text1"/>
-        </w:rPr>
-        <w:t>o</w:t>
-      </w:r>
-      <w:r>
-        <w:rPr>
-          <w:color w:val="000000" w:themeColor="text1"/>
-        </w:rPr>
-        <w:t xml:space="preserve"> sconto in percentuale </w:t>
-      </w:r>
-      <w:r>
-        <w:rPr>
-          <w:color w:val="000000" w:themeColor="text1"/>
-        </w:rPr>
-        <w:t xml:space="preserve">da applicare </w:t>
-      </w:r>
-      <w:r>
-        <w:rPr>
-          <w:color w:val="000000" w:themeColor="text1"/>
-        </w:rPr>
-        <w:t>al prezzo corrente del prodotto selezionato</w:t>
-      </w:r>
-      <w:r>
-        <w:rPr>
-          <w:color w:val="000000" w:themeColor="text1"/>
-        </w:rPr>
-        <w:t>.</w:t>
+        <w:t>: Il sistema deve consentire esclusivamente al Product Manager di poter modificare ogni caratteristica dei prodotti del catalogo (nome, taglia, genere, materiale, forma, montatura, foto allegate, prezzo).</w:t>
       </w:r>
     </w:p>
     <w:p>
@@ -6089,35 +6175,13 @@
           <w:bCs/>
           <w:color w:val="000000" w:themeColor="text1"/>
         </w:rPr>
-        <w:t>RF</w:t>
-      </w:r>
-      <w:r>
-        <w:rPr>
-          <w:b/>
-          <w:bCs/>
+        <w:t>RF10.2</w:t>
+      </w:r>
+      <w:r>
+        <w:rPr>
           <w:color w:val="000000" w:themeColor="text1"/>
         </w:rPr>
-        <w:t>11</w:t>
-      </w:r>
-      <w:r>
-        <w:rPr>
-          <w:b/>
-          <w:bCs/>
-          <w:color w:val="000000" w:themeColor="text1"/>
-        </w:rPr>
-        <w:t>.1:</w:t>
-      </w:r>
-      <w:r>
-        <w:rPr>
-          <w:color w:val="000000" w:themeColor="text1"/>
-        </w:rPr>
-        <w:t xml:space="preserve"> Il sistema deve permettere esclusivamente all’Order Manager di poter visualizzare una lista di ordini</w:t>
-      </w:r>
-      <w:r>
-        <w:rPr>
-          <w:color w:val="000000" w:themeColor="text1"/>
-        </w:rPr>
-        <w:t xml:space="preserve"> con il nome e il cognome di chi l’ha effettuato, l’indirizzo di spedizione selezionato, la data, il totale speso, i prodotti ordinati</w:t>
+        <w:t xml:space="preserve"> Il sistema deve consentire esclusivamente al Product Manager di poter aggiornare le quantità disponibili in magazzino di ogni modello di occhiale in ogni sua variante colore disponibile, ma anche di poter aggiungere nuove varianti colore per ogni modello.</w:t>
       </w:r>
     </w:p>
     <w:p>
@@ -6137,59 +6201,55 @@
           <w:bCs/>
           <w:color w:val="000000" w:themeColor="text1"/>
         </w:rPr>
-        <w:t>RF</w:t>
-      </w:r>
-      <w:r>
-        <w:rPr>
-          <w:b/>
-          <w:bCs/>
+        <w:t>RF 10.3</w:t>
+      </w:r>
+      <w:r>
+        <w:rPr>
           <w:color w:val="000000" w:themeColor="text1"/>
         </w:rPr>
-        <w:t>11</w:t>
-      </w:r>
-      <w:r>
-        <w:rPr>
-          <w:b/>
-          <w:bCs/>
+        <w:t xml:space="preserve"> Il sistema deve consentire esclusivamente al Product Manager di poter mettere in saldo determinati prodotti, </w:t>
+      </w:r>
+      <w:r>
+        <w:rPr>
           <w:color w:val="000000" w:themeColor="text1"/>
         </w:rPr>
-        <w:t>.2</w:t>
+        <w:t>specificando</w:t>
       </w:r>
       <w:r>
         <w:rPr>
           <w:color w:val="000000" w:themeColor="text1"/>
         </w:rPr>
-        <w:t xml:space="preserve">: Il sistema deve </w:t>
+        <w:t xml:space="preserve"> un</w:t>
       </w:r>
       <w:r>
         <w:rPr>
           <w:color w:val="000000" w:themeColor="text1"/>
         </w:rPr>
-        <w:t xml:space="preserve">mettere a </w:t>
+        <w:t>o</w:t>
       </w:r>
       <w:r>
         <w:rPr>
           <w:color w:val="000000" w:themeColor="text1"/>
         </w:rPr>
-        <w:t>disposizione</w:t>
+        <w:t xml:space="preserve"> sconto in percentuale </w:t>
       </w:r>
       <w:r>
         <w:rPr>
           <w:color w:val="000000" w:themeColor="text1"/>
         </w:rPr>
-        <w:t xml:space="preserve"> all’Order Manager </w:t>
+        <w:t xml:space="preserve">da applicare </w:t>
       </w:r>
       <w:r>
         <w:rPr>
           <w:color w:val="000000" w:themeColor="text1"/>
         </w:rPr>
-        <w:t>i comandi necessari per ogni ordine per permettergli</w:t>
+        <w:t>al prezzo corrente del prodotto selezionato</w:t>
       </w:r>
       <w:r>
         <w:rPr>
           <w:color w:val="000000" w:themeColor="text1"/>
         </w:rPr>
-        <w:t xml:space="preserve"> di modificare lo stato in “in lavorazione”, “spedito”, “in consegna” o “consegnato” e di salvare questo stato scelto</w:t>
+        <w:t>.</w:t>
       </w:r>
     </w:p>
     <w:p>
@@ -6225,19 +6285,19 @@
           <w:bCs/>
           <w:color w:val="000000" w:themeColor="text1"/>
         </w:rPr>
-        <w:t>.3:</w:t>
+        <w:t>.1:</w:t>
       </w:r>
       <w:r>
         <w:rPr>
           <w:color w:val="000000" w:themeColor="text1"/>
         </w:rPr>
-        <w:t xml:space="preserve"> Il sistema deve permettere all’Order Manager di poter filtrare gli ordini per data, cliente, tipo di occhiale, marca, stato dell’ordine, metodo di pagamento, e prezzo</w:t>
+        <w:t xml:space="preserve"> Il sistema deve permettere esclusivamente all’Order Manager di poter visualizzare una lista di ordini</w:t>
       </w:r>
       <w:r>
         <w:rPr>
           <w:color w:val="000000" w:themeColor="text1"/>
         </w:rPr>
-        <w:t>, e di poter azzerare i suddetti filtri se si desidera fare una ricerca generale</w:t>
+        <w:t xml:space="preserve"> con il nome e il cognome di chi l’ha effettuato, l’indirizzo di spedizione selezionato, la data, il totale speso, i prodotti ordinati</w:t>
       </w:r>
     </w:p>
     <w:p>
@@ -6257,7 +6317,7 @@
           <w:bCs/>
           <w:color w:val="000000" w:themeColor="text1"/>
         </w:rPr>
-        <w:t>RF1</w:t>
+        <w:t>RF</w:t>
       </w:r>
       <w:r>
         <w:rPr>
@@ -6265,7 +6325,7 @@
           <w:bCs/>
           <w:color w:val="000000" w:themeColor="text1"/>
         </w:rPr>
-        <w:t>2</w:t>
+        <w:t>11</w:t>
       </w:r>
       <w:r>
         <w:rPr>
@@ -6273,19 +6333,43 @@
           <w:bCs/>
           <w:color w:val="000000" w:themeColor="text1"/>
         </w:rPr>
-        <w:t>.1:</w:t>
+        <w:t>.2</w:t>
       </w:r>
       <w:r>
         <w:rPr>
           <w:color w:val="000000" w:themeColor="text1"/>
         </w:rPr>
-        <w:t xml:space="preserve"> Il sistema deve permettere esclusivamente al Market Analyzer di accedere a una </w:t>
+        <w:t xml:space="preserve">: Il sistema deve </w:t>
       </w:r>
       <w:r>
         <w:rPr>
           <w:color w:val="000000" w:themeColor="text1"/>
         </w:rPr>
-        <w:t>tabella con i prodotti presenti nel catalogo con accanto un numero che indica la quantità di volte che quel prodotto è stato ordinato</w:t>
+        <w:t xml:space="preserve">mettere a </w:t>
+      </w:r>
+      <w:r>
+        <w:rPr>
+          <w:color w:val="000000" w:themeColor="text1"/>
+        </w:rPr>
+        <w:t>disposizione</w:t>
+      </w:r>
+      <w:r>
+        <w:rPr>
+          <w:color w:val="000000" w:themeColor="text1"/>
+        </w:rPr>
+        <w:t xml:space="preserve"> all’Order Manager </w:t>
+      </w:r>
+      <w:r>
+        <w:rPr>
+          <w:color w:val="000000" w:themeColor="text1"/>
+        </w:rPr>
+        <w:t>i comandi necessari per ogni ordine per permettergli</w:t>
+      </w:r>
+      <w:r>
+        <w:rPr>
+          <w:color w:val="000000" w:themeColor="text1"/>
+        </w:rPr>
+        <w:t xml:space="preserve"> di modificare lo stato in “in lavorazione”, “spedito”, “in consegna” o “consegnato” e di salvare questo stato scelto</w:t>
       </w:r>
     </w:p>
     <w:p>
@@ -6296,7 +6380,7 @@
         <w:spacing w:after="100"/>
         <w:ind w:left="709"/>
         <w:rPr>
-          <w:color w:val="EE0000"/>
+          <w:color w:val="000000" w:themeColor="text1"/>
         </w:rPr>
       </w:pPr>
       <w:r>
@@ -6305,13 +6389,159 @@
           <w:bCs/>
           <w:color w:val="000000" w:themeColor="text1"/>
         </w:rPr>
+        <w:t>RF</w:t>
+      </w:r>
+      <w:r>
+        <w:rPr>
+          <w:b/>
+          <w:bCs/>
+          <w:color w:val="000000" w:themeColor="text1"/>
+        </w:rPr>
+        <w:t>11</w:t>
+      </w:r>
+      <w:r>
+        <w:rPr>
+          <w:b/>
+          <w:bCs/>
+          <w:color w:val="000000" w:themeColor="text1"/>
+        </w:rPr>
+        <w:t>.3:</w:t>
+      </w:r>
+      <w:r>
+        <w:rPr>
+          <w:color w:val="000000" w:themeColor="text1"/>
+        </w:rPr>
+        <w:t xml:space="preserve"> Il sistema deve permettere all’Order Manager di poter filtrare gli ordini per </w:t>
+      </w:r>
+      <w:r>
+        <w:rPr>
+          <w:color w:val="000000" w:themeColor="text1"/>
+        </w:rPr>
+        <w:t xml:space="preserve">codice identificativo, </w:t>
+      </w:r>
+      <w:r>
+        <w:rPr>
+          <w:color w:val="000000" w:themeColor="text1"/>
+        </w:rPr>
+        <w:t>data, cliente, tipo di occhiale, marca, stato dell’ordine, metodo di pagamento, e prezzo</w:t>
+      </w:r>
+      <w:r>
+        <w:rPr>
+          <w:color w:val="000000" w:themeColor="text1"/>
+        </w:rPr>
+        <w:t>, e di poter azzerare i suddetti filtri se si desidera fare una ricerca generale</w:t>
+      </w:r>
+    </w:p>
+    <w:p>
+      <w:pPr>
+        <w:tabs>
+          <w:tab w:val="left" w:pos="8580"/>
+        </w:tabs>
+        <w:spacing w:after="100"/>
+        <w:ind w:left="709"/>
+        <w:rPr>
+          <w:color w:val="000000" w:themeColor="text1"/>
+        </w:rPr>
+      </w:pPr>
+      <w:r>
+        <w:rPr>
+          <w:b/>
+          <w:bCs/>
+          <w:color w:val="000000" w:themeColor="text1"/>
+        </w:rPr>
+        <w:t>RF1</w:t>
+      </w:r>
+      <w:r>
+        <w:rPr>
+          <w:b/>
+          <w:bCs/>
+          <w:color w:val="000000" w:themeColor="text1"/>
+        </w:rPr>
+        <w:t>2</w:t>
+      </w:r>
+      <w:r>
+        <w:rPr>
+          <w:b/>
+          <w:bCs/>
+          <w:color w:val="000000" w:themeColor="text1"/>
+        </w:rPr>
+        <w:t>.1:</w:t>
+      </w:r>
+      <w:r>
+        <w:rPr>
+          <w:color w:val="000000" w:themeColor="text1"/>
+        </w:rPr>
+        <w:t xml:space="preserve"> Il sistema deve permettere esclusivamente al Market Analyzer di accedere a una </w:t>
+      </w:r>
+      <w:r>
+        <w:rPr>
+          <w:color w:val="000000" w:themeColor="text1"/>
+        </w:rPr>
+        <w:t>tabella con i prodotti presenti nel catalogo con accanto un numero che indica la quantità di volte che quel prodotto è stato ordinato</w:t>
+      </w:r>
+    </w:p>
+    <w:p>
+      <w:pPr>
+        <w:tabs>
+          <w:tab w:val="left" w:pos="8580"/>
+        </w:tabs>
+        <w:spacing w:after="100"/>
+        <w:ind w:left="709"/>
+        <w:rPr>
+          <w:color w:val="000000" w:themeColor="text1"/>
+        </w:rPr>
+      </w:pPr>
+      <w:r>
+        <w:rPr>
+          <w:b/>
+          <w:bCs/>
+          <w:color w:val="000000" w:themeColor="text1"/>
+        </w:rPr>
         <w:t>RF12.2</w:t>
       </w:r>
       <w:r>
         <w:rPr>
           <w:color w:val="000000" w:themeColor="text1"/>
         </w:rPr>
-        <w:t xml:space="preserve"> Il sistema deve permettere al Market Analyzer di filtrare per data i prodotti ordinati, cosi da cambiare i numeri presenti accanto ad essi e permettergli di creare statistiche per determinate date</w:t>
+        <w:t xml:space="preserve"> Il sistema deve permettere al Market Analyzer di filtrare per data i prodotti ordinati, </w:t>
+      </w:r>
+      <w:r>
+        <w:rPr>
+          <w:color w:val="000000" w:themeColor="text1"/>
+        </w:rPr>
+        <w:t>così</w:t>
+      </w:r>
+      <w:r>
+        <w:rPr>
+          <w:color w:val="000000" w:themeColor="text1"/>
+        </w:rPr>
+        <w:t xml:space="preserve"> da cambiare i numeri presenti accanto ad essi e permettergli di creare statistiche per determinate date</w:t>
+      </w:r>
+    </w:p>
+    <w:p>
+      <w:pPr>
+        <w:tabs>
+          <w:tab w:val="left" w:pos="8580"/>
+        </w:tabs>
+        <w:spacing w:after="100"/>
+        <w:ind w:left="709"/>
+        <w:rPr>
+          <w:color w:val="EE0000"/>
+        </w:rPr>
+      </w:pPr>
+      <w:r>
+        <w:rPr>
+          <w:b/>
+          <w:bCs/>
+          <w:color w:val="000000" w:themeColor="text1"/>
+        </w:rPr>
+        <w:t xml:space="preserve">RF12.3: </w:t>
+      </w:r>
+      <w:r>
+        <w:rPr>
+          <w:color w:val="000000" w:themeColor="text1"/>
+        </w:rPr>
+        <w:t>Il sistema deve consentire il download dei dati filtrati dal Market Analyzer come file di formato CSV, in modo che possano esser usati per indagini statistiche più raffinate.</w:t>
       </w:r>
     </w:p>
     <w:p>
@@ -6322,7 +6552,7 @@
           <w:numId w:val="1"/>
         </w:numPr>
       </w:pPr>
-      <w:bookmarkStart w:id="12" w:name="_Toc243657073"/>
+      <w:bookmarkStart w:id="12" w:name="_Toc243741985"/>
       <w:r>
         <w:t>Nonf</w:t>
       </w:r>
@@ -6340,7 +6570,7 @@
         </w:numPr>
         <w:ind w:left="1418" w:hanging="709"/>
       </w:pPr>
-      <w:bookmarkStart w:id="13" w:name="_Toc243657074"/>
+      <w:bookmarkStart w:id="13" w:name="_Toc243741986"/>
       <w:r>
         <w:rPr>
           <w:sz w:val="26"/>
@@ -6398,7 +6628,11 @@
         <w:t>:</w:t>
       </w:r>
       <w:r>
-        <w:t xml:space="preserve"> Nelle situazioni in cui una schermata o un componente non presenta contenuti da mostrare (es. carrello degli acquisti vuoto, nessun ordine effettuato, nessun risultato corrispondente a un filtro di ricerca), il sistema non deve mai restituire schermate bianche o layout frammentati. Deve invece mostrare messaggi visivi descrittivi che spieghino chiaramente lo stato attuale e suggeriscano l'azione successiva da compiere</w:t>
+        <w:t xml:space="preserve"> Nelle situazioni in cui una schermata o un componente non presenta contenuti da mostrare (es. carrello degli acquisti vuoto, nessun ordine effettuato, </w:t>
+      </w:r>
+      <w:r>
+        <w:lastRenderedPageBreak/>
+        <w:t>nessun risultato corrispondente a un filtro di ricerca), il sistema non deve mai restituire schermate bianche o layout frammentati. Deve invece mostrare messaggi visivi descrittivi che spieghino chiaramente lo stato attuale e suggeriscano l'azione successiva da compiere</w:t>
       </w:r>
       <w:r>
         <w:t>.</w:t>
@@ -6445,13 +6679,12 @@
         </w:numPr>
         <w:ind w:left="1418" w:hanging="709"/>
       </w:pPr>
-      <w:bookmarkStart w:id="14" w:name="_Toc243657075"/>
+      <w:bookmarkStart w:id="14" w:name="_Toc243741987"/>
       <w:r>
         <w:rPr>
           <w:sz w:val="26"/>
           <w:szCs w:val="26"/>
         </w:rPr>
-        <w:lastRenderedPageBreak/>
         <w:t>Documentation</w:t>
       </w:r>
       <w:bookmarkEnd w:id="14"/>
@@ -6564,7 +6797,7 @@
         </w:numPr>
         <w:ind w:left="1418" w:hanging="709"/>
       </w:pPr>
-      <w:bookmarkStart w:id="15" w:name="_Toc243657076"/>
+      <w:bookmarkStart w:id="15" w:name="_Toc243741988"/>
       <w:r>
         <w:rPr>
           <w:sz w:val="26"/>
@@ -6641,7 +6874,7 @@
         </w:numPr>
         <w:ind w:left="1418" w:hanging="709"/>
       </w:pPr>
-      <w:bookmarkStart w:id="16" w:name="_Toc243657077"/>
+      <w:bookmarkStart w:id="16" w:name="_Toc243741989"/>
       <w:r>
         <w:rPr>
           <w:sz w:val="26"/>
@@ -6683,7 +6916,7 @@
         </w:numPr>
         <w:ind w:left="1418" w:hanging="709"/>
       </w:pPr>
-      <w:bookmarkStart w:id="17" w:name="_Toc243657078"/>
+      <w:bookmarkStart w:id="17" w:name="_Toc243741990"/>
       <w:r>
         <w:rPr>
           <w:sz w:val="26"/>
@@ -6716,7 +6949,11 @@
         <w:t xml:space="preserve"> Le </w:t>
       </w:r>
       <w:r>
-        <w:t>regole di protezione e controllo degli accessi devono riflettersi chiaramente sull'interfaccia utente. L'utente deve ricevere messaggi espliciti e comprensibili in caso di inserimento di credenziali errate, tentativi di accesso a sezioni non autorizzate o nel caso in cui stia tentando di accedere con un account sospeso o disattivato</w:t>
+        <w:t xml:space="preserve">regole di protezione e controllo degli accessi devono riflettersi chiaramente sull'interfaccia utente. L'utente deve ricevere messaggi espliciti e </w:t>
+      </w:r>
+      <w:r>
+        <w:lastRenderedPageBreak/>
+        <w:t>comprensibili in caso di inserimento di credenziali errate, tentativi di accesso a sezioni non autorizzate o nel caso in cui stia tentando di accedere con un account sospeso o disattivato</w:t>
       </w:r>
       <w:r>
         <w:t>.</w:t>
@@ -6731,7 +6968,7 @@
         </w:numPr>
         <w:ind w:left="1418" w:hanging="709"/>
       </w:pPr>
-      <w:bookmarkStart w:id="18" w:name="_Toc243657079"/>
+      <w:bookmarkStart w:id="18" w:name="_Toc243741991"/>
       <w:r>
         <w:rPr>
           <w:sz w:val="26"/>
@@ -6770,13 +7007,12 @@
         </w:numPr>
         <w:ind w:left="1418" w:hanging="709"/>
       </w:pPr>
-      <w:bookmarkStart w:id="19" w:name="_Toc243657080"/>
+      <w:bookmarkStart w:id="19" w:name="_Toc243741992"/>
       <w:r>
         <w:rPr>
           <w:sz w:val="26"/>
           <w:szCs w:val="26"/>
         </w:rPr>
-        <w:lastRenderedPageBreak/>
         <w:t>Quality issues</w:t>
       </w:r>
       <w:bookmarkEnd w:id="19"/>
@@ -6847,7 +7083,7 @@
           <w:szCs w:val="26"/>
         </w:rPr>
       </w:pPr>
-      <w:bookmarkStart w:id="20" w:name="_Toc243657081"/>
+      <w:bookmarkStart w:id="20" w:name="_Toc243741993"/>
       <w:r>
         <w:rPr>
           <w:sz w:val="26"/>
@@ -6913,7 +7149,7 @@
           <w:szCs w:val="26"/>
         </w:rPr>
       </w:pPr>
-      <w:bookmarkStart w:id="21" w:name="_Toc243657082"/>
+      <w:bookmarkStart w:id="21" w:name="_Toc243741994"/>
       <w:r>
         <w:rPr>
           <w:sz w:val="26"/>
@@ -6952,7 +7188,7 @@
           <w:szCs w:val="26"/>
         </w:rPr>
       </w:pPr>
-      <w:bookmarkStart w:id="22" w:name="_Toc243657083"/>
+      <w:bookmarkStart w:id="22" w:name="_Toc243741995"/>
       <w:r>
         <w:rPr>
           <w:sz w:val="26"/>
@@ -6995,7 +7231,7 @@
           <w:szCs w:val="26"/>
         </w:rPr>
       </w:pPr>
-      <w:bookmarkStart w:id="23" w:name="_Toc243657084"/>
+      <w:bookmarkStart w:id="23" w:name="_Toc243741996"/>
       <w:r>
         <w:rPr>
           <w:sz w:val="26"/>
@@ -7035,7 +7271,7 @@
       <w:r>
         <w:t xml:space="preserve"> </w:t>
       </w:r>
-      <w:bookmarkStart w:id="24" w:name="_Toc243657085"/>
+      <w:bookmarkStart w:id="24" w:name="_Toc243741997"/>
       <w:r>
         <w:t>System models</w:t>
       </w:r>
@@ -7050,7 +7286,7 @@
         </w:numPr>
         <w:ind w:left="1418" w:hanging="709"/>
       </w:pPr>
-      <w:bookmarkStart w:id="25" w:name="_Toc243657086"/>
+      <w:bookmarkStart w:id="25" w:name="_Toc243741998"/>
       <w:proofErr w:type="spellStart"/>
       <w:r>
         <w:t>Scenarios</w:t>
@@ -7146,7 +7382,15 @@
           <w:rFonts w:eastAsia="Times New Roman"/>
           <w:kern w:val="0"/>
         </w:rPr>
-        <w:t xml:space="preserve">si autentica sul sito, dalla pagina di login, inserendo le proprie credenziali, email </w:t>
+        <w:t xml:space="preserve">si autentica sul sito, dalla pagina di login, inserendo le </w:t>
+      </w:r>
+      <w:r>
+        <w:rPr>
+          <w:rFonts w:eastAsia="Times New Roman"/>
+          <w:kern w:val="0"/>
+        </w:rPr>
+        <w:lastRenderedPageBreak/>
+        <w:t xml:space="preserve">proprie credenziali, email </w:t>
       </w:r>
       <w:r>
         <w:rPr>
@@ -7344,36 +7588,45 @@
           <w:rFonts w:eastAsia="Times New Roman"/>
           <w:kern w:val="0"/>
         </w:rPr>
-        <w:t xml:space="preserve">, </w:t>
+        <w:t>, mostrando</w:t>
       </w:r>
       <w:r>
         <w:rPr>
           <w:rFonts w:eastAsia="Times New Roman"/>
           <w:kern w:val="0"/>
         </w:rPr>
-        <w:lastRenderedPageBreak/>
-        <w:t>mostrando</w:t>
+        <w:t xml:space="preserve"> a schermo due foto ad alta risoluzione del modello (con la prima in primo piano), il prezzo di </w:t>
       </w:r>
       <w:r>
         <w:rPr>
           <w:rFonts w:eastAsia="Times New Roman"/>
           <w:kern w:val="0"/>
         </w:rPr>
-        <w:t xml:space="preserve"> a schermo due foto ad alta risoluzione del modello (con la prima in primo piano), il prezzo di € </w:t>
+        <w:t>40</w:t>
       </w:r>
       <w:r>
         <w:rPr>
           <w:rFonts w:eastAsia="Times New Roman"/>
           <w:kern w:val="0"/>
         </w:rPr>
-        <w:t>40</w:t>
+        <w:t>9,00</w:t>
       </w:r>
       <w:r>
         <w:rPr>
           <w:rFonts w:eastAsia="Times New Roman"/>
           <w:kern w:val="0"/>
         </w:rPr>
-        <w:t>9,00, una valutazione media di 4.8/5 stelle e un selettore per i colori disponibili ("</w:t>
+        <w:t xml:space="preserve"> </w:t>
+      </w:r>
+      <w:r>
+        <w:t>€</w:t>
+      </w:r>
+      <w:r>
+        <w:rPr>
+          <w:rFonts w:eastAsia="Times New Roman"/>
+          <w:kern w:val="0"/>
+        </w:rPr>
+        <w:t>, una valutazione media di 4.8/5 stelle e un selettore per i colori disponibili ("</w:t>
       </w:r>
       <w:r>
         <w:rPr>
@@ -7428,7 +7681,7 @@
           <w:rFonts w:eastAsia="Times New Roman"/>
           <w:kern w:val="0"/>
         </w:rPr>
-        <w:t>, s</w:t>
+        <w:t>. S</w:t>
       </w:r>
       <w:r>
         <w:rPr>
@@ -7463,49 +7716,49 @@
           <w:rFonts w:eastAsia="Times New Roman"/>
           <w:kern w:val="0"/>
         </w:rPr>
-        <w:t xml:space="preserve">" e clicca sul pulsante "Aggiungi al Carrello". Il sistema reindirizza Marco alla pagina </w:t>
+        <w:t xml:space="preserve">" </w:t>
       </w:r>
       <w:r>
         <w:rPr>
           <w:rFonts w:eastAsia="Times New Roman"/>
           <w:kern w:val="0"/>
         </w:rPr>
-        <w:t>del carrello, dove mostra a schermo</w:t>
+        <w:t>e inserisce come quantità desiderata “1”; procede cliccando</w:t>
       </w:r>
       <w:r>
         <w:rPr>
           <w:rFonts w:eastAsia="Times New Roman"/>
           <w:kern w:val="0"/>
         </w:rPr>
-        <w:t xml:space="preserve"> una tabella riepilogativa contenente l'immagine dell'occhiale,</w:t>
+        <w:t xml:space="preserve"> sul pulsante "Aggiungi al Carrello". Il sistema reindirizza Marco alla pagina </w:t>
       </w:r>
       <w:r>
         <w:rPr>
           <w:rFonts w:eastAsia="Times New Roman"/>
           <w:kern w:val="0"/>
         </w:rPr>
-        <w:t xml:space="preserve"> dettagli concisi (marca, modello, taglia e colore scelto)</w:t>
+        <w:t>del carrello, dove mostra a schermo</w:t>
       </w:r>
       <w:r>
         <w:rPr>
           <w:rFonts w:eastAsia="Times New Roman"/>
           <w:kern w:val="0"/>
         </w:rPr>
-        <w:t xml:space="preserve">, la quantità impostata a "1", il prezzo unitario di € </w:t>
+        <w:t xml:space="preserve"> una tabella riepilogativa contenente l'immagine dell'occhiale,</w:t>
       </w:r>
       <w:r>
         <w:rPr>
           <w:rFonts w:eastAsia="Times New Roman"/>
           <w:kern w:val="0"/>
         </w:rPr>
-        <w:t>40</w:t>
+        <w:t xml:space="preserve"> dettagli concisi (marca, modello, taglia e colore scelto)</w:t>
       </w:r>
       <w:r>
         <w:rPr>
           <w:rFonts w:eastAsia="Times New Roman"/>
           <w:kern w:val="0"/>
         </w:rPr>
-        <w:t xml:space="preserve">9,00 e il totale dell'ordine pari a € </w:t>
+        <w:t xml:space="preserve">, la quantità impostata a "1", il prezzo unitario di </w:t>
       </w:r>
       <w:r>
         <w:rPr>
@@ -7519,7 +7772,51 @@
           <w:rFonts w:eastAsia="Times New Roman"/>
           <w:kern w:val="0"/>
         </w:rPr>
-        <w:t>9,00. Marco seleziona il pulsante "Procedi al Checkout".</w:t>
+        <w:t xml:space="preserve">9,00 </w:t>
+      </w:r>
+      <w:r>
+        <w:t xml:space="preserve">€ </w:t>
+      </w:r>
+      <w:r>
+        <w:t xml:space="preserve"> </w:t>
+      </w:r>
+      <w:r>
+        <w:rPr>
+          <w:rFonts w:eastAsia="Times New Roman"/>
+          <w:kern w:val="0"/>
+        </w:rPr>
+        <w:t xml:space="preserve">e il totale dell'ordine pari a </w:t>
+      </w:r>
+      <w:r>
+        <w:rPr>
+          <w:rFonts w:eastAsia="Times New Roman"/>
+          <w:kern w:val="0"/>
+        </w:rPr>
+        <w:t>40</w:t>
+      </w:r>
+      <w:r>
+        <w:rPr>
+          <w:rFonts w:eastAsia="Times New Roman"/>
+          <w:kern w:val="0"/>
+        </w:rPr>
+        <w:t>9,00</w:t>
+      </w:r>
+      <w:r>
+        <w:rPr>
+          <w:rFonts w:eastAsia="Times New Roman"/>
+          <w:kern w:val="0"/>
+        </w:rPr>
+        <w:t xml:space="preserve"> </w:t>
+      </w:r>
+      <w:r>
+        <w:t>€</w:t>
+      </w:r>
+      <w:r>
+        <w:rPr>
+          <w:rFonts w:eastAsia="Times New Roman"/>
+          <w:kern w:val="0"/>
+        </w:rPr>
+        <w:t>. Marco seleziona il pulsante "Procedi al Checkout".</w:t>
       </w:r>
     </w:p>
     <w:p>
@@ -7991,9 +8288,8 @@
         <w:pStyle w:val="NormaleWeb"/>
         <w:ind w:left="1418"/>
       </w:pPr>
-      <w:bookmarkStart w:id="26" w:name="_Toc243657087"/>
-      <w:r>
-        <w:t xml:space="preserve">Antonio Esposito, all'inizio del suo turno nel negozio fisico, accede alla pagina di login autenticandosi con le proprie credenziali aziendali: inserisce e-mail </w:t>
+      <w:r>
+        <w:t xml:space="preserve">Antonio, all'inizio del suo turno nel negozio fisico, accede alla pagina di login autenticandosi con le proprie credenziali aziendali: inserisce e-mail </w:t>
       </w:r>
       <w:r>
         <w:rPr>
@@ -8001,17 +8297,7 @@
           <w:sz w:val="22"/>
           <w:szCs w:val="22"/>
         </w:rPr>
-        <w:t>antonio.esposito@ggeyewear.it</w:t>
-      </w:r>
-      <w:r>
-        <w:rPr>
-          <w:sz w:val="28"/>
-          <w:szCs w:val="28"/>
-        </w:rPr>
-        <w:t xml:space="preserve"> </w:t>
-      </w:r>
-      <w:r>
-        <w:t xml:space="preserve">e password </w:t>
+        <w:t>antonio.</w:t>
       </w:r>
       <w:r>
         <w:rPr>
@@ -8019,7 +8305,15 @@
           <w:sz w:val="22"/>
           <w:szCs w:val="22"/>
         </w:rPr>
-        <w:t>OrderMan2026!</w:t>
+        <w:t>om</w:t>
+      </w:r>
+      <w:r>
+        <w:rPr>
+          <w:rStyle w:val="CodiceHTML"/>
+          <w:sz w:val="22"/>
+          <w:szCs w:val="22"/>
+        </w:rPr>
+        <w:t>@ggeyewear.it</w:t>
       </w:r>
       <w:r>
         <w:rPr>
@@ -8029,6 +8323,24 @@
         <w:t xml:space="preserve"> </w:t>
       </w:r>
       <w:r>
+        <w:t xml:space="preserve">e password </w:t>
+      </w:r>
+      <w:r>
+        <w:rPr>
+          <w:rStyle w:val="CodiceHTML"/>
+          <w:sz w:val="22"/>
+          <w:szCs w:val="22"/>
+        </w:rPr>
+        <w:t>OrderMan2026!</w:t>
+      </w:r>
+      <w:r>
+        <w:rPr>
+          <w:sz w:val="28"/>
+          <w:szCs w:val="28"/>
+        </w:rPr>
+        <w:t xml:space="preserve"> </w:t>
+      </w:r>
+      <w:r>
         <w:t>e preme il pulsante "Accedi".</w:t>
       </w:r>
     </w:p>
@@ -8038,7 +8350,11 @@
         <w:ind w:left="1418"/>
       </w:pPr>
       <w:r>
-        <w:t xml:space="preserve">Il sistema convalida le credenziali, riconosce il ruolo di "Order Manager" e reindirizza Antonio alla Dashboard Gestionale degli ordini, dove viene mostrata la tabella contenente tutti gli ordini effettuati. Antonio individua la riga relativa all'ordine </w:t>
+        <w:lastRenderedPageBreak/>
+        <w:t xml:space="preserve">Il sistema convalida le credenziali, riconosce il ruolo di "Order Manager" e reindirizza Antonio alla Dashboard Gestionale degli ordini, dove viene mostrata la tabella contenente tutti gli ordini effettuati. Antonio </w:t>
+      </w:r>
+      <w:r>
+        <w:t xml:space="preserve">filtra gli ordini inserendo il codice identificativo </w:t>
       </w:r>
       <w:r>
         <w:rPr>
@@ -8051,7 +8367,19 @@
         <w:t>829209</w:t>
       </w:r>
       <w:r>
-        <w:t xml:space="preserve">. Il sistema mostra a schermo le informazioni principali: </w:t>
+        <w:t>. Il sistema</w:t>
+      </w:r>
+      <w:r>
+        <w:t xml:space="preserve"> elabora la richiesta e</w:t>
+      </w:r>
+      <w:r>
+        <w:t xml:space="preserve"> mostra a schermo le informazioni principali</w:t>
+      </w:r>
+      <w:r>
+        <w:t xml:space="preserve"> del suddetto ordine</w:t>
+      </w:r>
+      <w:r>
+        <w:t xml:space="preserve">: </w:t>
       </w:r>
     </w:p>
     <w:p>
@@ -8067,14 +8395,9 @@
       <w:r>
         <w:t xml:space="preserve">email del cliente: </w:t>
       </w:r>
-      <w:hyperlink r:id="rId19" w:history="1">
-        <w:r>
-          <w:rPr>
-            <w:rStyle w:val="Collegamentoipertestuale"/>
-          </w:rPr>
-          <w:t>marco.gialli@email.it</w:t>
-        </w:r>
-      </w:hyperlink>
+      <w:r>
+        <w:t>marco.gialli@email.it</w:t>
+      </w:r>
       <w:r>
         <w:t>;</w:t>
       </w:r>
@@ -8110,16 +8433,19 @@
         <w:ind w:left="1702" w:hanging="284"/>
       </w:pPr>
       <w:r>
-        <w:t xml:space="preserve">importo totale: </w:t>
-      </w:r>
-      <w:r>
-        <w:t xml:space="preserve">€ </w:t>
-      </w:r>
-      <w:r>
-        <w:t>40</w:t>
+        <w:t>importo totale: 40</w:t>
       </w:r>
       <w:r>
         <w:t>9,00</w:t>
+      </w:r>
+      <w:r>
+        <w:t xml:space="preserve"> </w:t>
+      </w:r>
+      <w:r>
+        <w:t>€</w:t>
+      </w:r>
+      <w:r>
+        <w:t xml:space="preserve"> </w:t>
       </w:r>
       <w:r>
         <w:t>;</w:t>
@@ -8136,7 +8462,6 @@
         <w:ind w:left="1702" w:hanging="284"/>
       </w:pPr>
       <w:r>
-        <w:lastRenderedPageBreak/>
         <w:t>metodo di pagamento: Contrassegno;</w:t>
       </w:r>
     </w:p>
@@ -8174,7 +8499,8 @@
           <w:ilvl w:val="0"/>
           <w:numId w:val="13"/>
         </w:numPr>
-        <w:ind w:left="1701" w:hanging="283"/>
+        <w:spacing w:before="0" w:beforeAutospacing="0" w:after="80" w:afterAutospacing="0"/>
+        <w:ind w:left="1702" w:hanging="284"/>
       </w:pPr>
       <w:r>
         <w:t>Destinatario</w:t>
@@ -8196,7 +8522,8 @@
           <w:ilvl w:val="0"/>
           <w:numId w:val="13"/>
         </w:numPr>
-        <w:ind w:left="1701" w:hanging="283"/>
+        <w:spacing w:before="0" w:beforeAutospacing="0" w:after="80" w:afterAutospacing="0"/>
+        <w:ind w:left="1702" w:hanging="284"/>
       </w:pPr>
       <w:r>
         <w:t>Indirizzo</w:t>
@@ -8224,7 +8551,8 @@
           <w:ilvl w:val="0"/>
           <w:numId w:val="13"/>
         </w:numPr>
-        <w:ind w:left="1701" w:hanging="283"/>
+        <w:spacing w:before="0" w:beforeAutospacing="0" w:after="80" w:afterAutospacing="0"/>
+        <w:ind w:left="1702" w:hanging="284"/>
       </w:pPr>
       <w:r>
         <w:t>Telefono: 333 111 2222</w:t>
@@ -8237,7 +8565,8 @@
           <w:ilvl w:val="0"/>
           <w:numId w:val="13"/>
         </w:numPr>
-        <w:ind w:left="1701" w:hanging="283"/>
+        <w:spacing w:before="0" w:beforeAutospacing="0" w:after="80" w:afterAutospacing="0"/>
+        <w:ind w:left="1702" w:hanging="284"/>
       </w:pPr>
       <w:r>
         <w:t>Prodotto</w:t>
@@ -8293,6 +8622,7 @@
     <w:p>
       <w:pPr>
         <w:pStyle w:val="NormaleWeb"/>
+        <w:spacing w:after="0" w:afterAutospacing="0"/>
         <w:ind w:left="1418"/>
       </w:pPr>
       <w:r>
@@ -8309,6 +8639,1052 @@
       </w:r>
       <w:r>
         <w:t xml:space="preserve"> colore verde.</w:t>
+      </w:r>
+    </w:p>
+    <w:p>
+      <w:pPr>
+        <w:pStyle w:val="NormaleWeb"/>
+        <w:ind w:left="1418"/>
+      </w:pPr>
+      <w:r>
+        <w:t>Il giorno successivo, Antonio riceve notifica del pacco in viaggio. Decide quindi di autenticarsi al sito e aggiornare nuovamente lo stato del pacco, questa volta impostandolo a “IN CONSEGNA”. In seguito, all’arrivo del pacco a destinazione, Antonio aggiorna per l’ultima volta lo stato dell’ordine, impostandolo a “CONSEGNATO”. Ad ogni aggiornamento dello stato dell’ordine, il sistema risponde con un messaggio di conferma notificando la modifica avvenuta.</w:t>
+      </w:r>
+    </w:p>
+    <w:p>
+      <w:pPr>
+        <w:pStyle w:val="NormaleWeb"/>
+        <w:ind w:left="1418"/>
+        <w:rPr>
+          <w:color w:val="EE0000"/>
+          <w:sz w:val="22"/>
+          <w:szCs w:val="22"/>
+        </w:rPr>
+      </w:pPr>
+      <w:r>
+        <w:rPr>
+          <w:color w:val="EE0000"/>
+        </w:rPr>
+        <w:t>Es. caso d’uso: nessun risultato ai filtri</w:t>
+      </w:r>
+    </w:p>
+    <w:p>
+      <w:pPr>
+        <w:pStyle w:val="NormaleWeb"/>
+        <w:ind w:left="1418"/>
+      </w:pPr>
+    </w:p>
+    <w:p>
+      <w:pPr>
+        <w:pStyle w:val="NormaleWeb"/>
+        <w:ind w:left="1418"/>
+        <w:rPr>
+          <w:b/>
+          <w:bCs/>
+        </w:rPr>
+      </w:pPr>
+      <w:r>
+        <w:rPr>
+          <w:b/>
+          <w:bCs/>
+        </w:rPr>
+        <w:t xml:space="preserve">SC3_AggiuntaProdotto </w:t>
+      </w:r>
+    </w:p>
+    <w:p>
+      <w:pPr>
+        <w:pStyle w:val="NormaleWeb"/>
+        <w:numPr>
+          <w:ilvl w:val="0"/>
+          <w:numId w:val="15"/>
+        </w:numPr>
+        <w:ind w:left="1701" w:hanging="283"/>
+      </w:pPr>
+      <w:r>
+        <w:t xml:space="preserve">Attori </w:t>
+      </w:r>
+      <w:r>
+        <w:t>coinvolti</w:t>
+      </w:r>
+      <w:r>
+        <w:rPr>
+          <w:b/>
+          <w:bCs/>
+        </w:rPr>
+        <w:t>:</w:t>
+      </w:r>
+      <w:r>
+        <w:t xml:space="preserve"> Vittoria (</w:t>
+      </w:r>
+      <w:r>
+        <w:t>PM</w:t>
+      </w:r>
+      <w:r>
+        <w:t xml:space="preserve">) </w:t>
+      </w:r>
+    </w:p>
+    <w:p>
+      <w:pPr>
+        <w:pStyle w:val="NormaleWeb"/>
+        <w:tabs>
+          <w:tab w:val="num" w:pos="1276"/>
+        </w:tabs>
+        <w:spacing w:before="0" w:beforeAutospacing="0" w:after="60" w:afterAutospacing="0"/>
+        <w:ind w:left="1418"/>
+      </w:pPr>
+      <w:r>
+        <w:t xml:space="preserve">A seguito di un accordo con un nuovo fornitore, Vittoria riceve in negozio la prima fornitura del nuovo modello "Prada PR 17WS </w:t>
+      </w:r>
+      <w:proofErr w:type="spellStart"/>
+      <w:r>
+        <w:t>Symbole</w:t>
+      </w:r>
+      <w:proofErr w:type="spellEnd"/>
+      <w:r>
+        <w:t>".</w:t>
+      </w:r>
+      <w:r>
+        <w:t xml:space="preserve"> Vittoria deve quindi </w:t>
+      </w:r>
+      <w:r>
+        <w:lastRenderedPageBreak/>
+        <w:t>inserire il nuovo prodotto all’interno del catalogo per renderlo disponibile a tutti gli utenti online.</w:t>
+      </w:r>
+    </w:p>
+    <w:p>
+      <w:pPr>
+        <w:pStyle w:val="NormaleWeb"/>
+        <w:tabs>
+          <w:tab w:val="num" w:pos="1276"/>
+        </w:tabs>
+        <w:spacing w:before="0" w:beforeAutospacing="0" w:after="60" w:afterAutospacing="0"/>
+        <w:ind w:left="1418"/>
+      </w:pPr>
+      <w:r>
+        <w:t xml:space="preserve">Vittoria accede alla pagina di login del sito </w:t>
+      </w:r>
+      <w:r>
+        <w:t>GG Eyewear</w:t>
+      </w:r>
+      <w:r>
+        <w:t xml:space="preserve">, inserisce </w:t>
+      </w:r>
+      <w:r>
+        <w:t xml:space="preserve">le proprie credenziali aziendali, </w:t>
+      </w:r>
+      <w:r>
+        <w:t xml:space="preserve">e-mail </w:t>
+      </w:r>
+      <w:r>
+        <w:rPr>
+          <w:rFonts w:ascii="Courier New" w:hAnsi="Courier New" w:cs="Courier New"/>
+          <w:sz w:val="22"/>
+          <w:szCs w:val="22"/>
+        </w:rPr>
+        <w:t>vittoria.pm@ggeyewear.it</w:t>
+      </w:r>
+      <w:r>
+        <w:rPr>
+          <w:sz w:val="22"/>
+          <w:szCs w:val="22"/>
+        </w:rPr>
+        <w:t xml:space="preserve"> </w:t>
+      </w:r>
+      <w:r>
+        <w:t xml:space="preserve">e password </w:t>
+      </w:r>
+      <w:r>
+        <w:rPr>
+          <w:rFonts w:ascii="Courier New" w:hAnsi="Courier New" w:cs="Courier New"/>
+          <w:sz w:val="22"/>
+          <w:szCs w:val="22"/>
+        </w:rPr>
+        <w:t>ProdManager!1</w:t>
+      </w:r>
+      <w:r>
+        <w:t>,</w:t>
+      </w:r>
+      <w:r>
+        <w:t xml:space="preserve"> e clicca su "Accedi".</w:t>
+      </w:r>
+      <w:r>
+        <w:t xml:space="preserve"> </w:t>
+      </w:r>
+      <w:r>
+        <w:t>Il sistema convalida le credenziali e reindirizza Vittoria all</w:t>
+      </w:r>
+      <w:r>
+        <w:t>’</w:t>
+      </w:r>
+      <w:r>
+        <w:t>area gestionale "Gestione Catalogo"</w:t>
+      </w:r>
+      <w:r>
+        <w:t>, dove viene mostrata a schermo l’elenco di tutti gli occhiali di cui il negozio dispone, completi</w:t>
+      </w:r>
+      <w:r>
+        <w:t xml:space="preserve"> di immagine miniatura, nome </w:t>
+      </w:r>
+      <w:r>
+        <w:t xml:space="preserve">del </w:t>
+      </w:r>
+      <w:r>
+        <w:t>modello, prezzo</w:t>
+      </w:r>
+      <w:r>
+        <w:t>, tipologia e genere,</w:t>
+      </w:r>
+      <w:r>
+        <w:t xml:space="preserve"> quantità in stock</w:t>
+      </w:r>
+      <w:r>
+        <w:t>, stato e con annessi pulsanti per le operazioni di modifica, gestione delle varianti colore e disattivazione</w:t>
+      </w:r>
+      <w:r>
+        <w:t>.</w:t>
+      </w:r>
+    </w:p>
+    <w:p>
+      <w:pPr>
+        <w:pStyle w:val="NormaleWeb"/>
+        <w:tabs>
+          <w:tab w:val="num" w:pos="1276"/>
+        </w:tabs>
+        <w:spacing w:before="0" w:beforeAutospacing="0" w:after="60" w:afterAutospacing="0"/>
+        <w:ind w:left="1418"/>
+      </w:pPr>
+      <w:r>
+        <w:t>Di fianco alla tabella elenco, il sistema mostra a Vittoria il form, vuoto, per l’inserimento di un nuovo prodotto. Vittoria inizia, quindi a compilare i campi del form inserendo le specifiche del nuovo modello arrivato:</w:t>
+      </w:r>
+    </w:p>
+    <w:p>
+      <w:pPr>
+        <w:pStyle w:val="NormaleWeb"/>
+        <w:numPr>
+          <w:ilvl w:val="1"/>
+          <w:numId w:val="16"/>
+        </w:numPr>
+        <w:spacing w:before="0" w:beforeAutospacing="0" w:after="80" w:afterAutospacing="0"/>
+        <w:ind w:left="1701" w:hanging="283"/>
+      </w:pPr>
+      <w:r>
+        <w:rPr>
+          <w:b/>
+          <w:bCs/>
+        </w:rPr>
+        <w:t xml:space="preserve">Brand: </w:t>
+      </w:r>
+      <w:r>
+        <w:t>Prada</w:t>
+      </w:r>
+    </w:p>
+    <w:p>
+      <w:pPr>
+        <w:pStyle w:val="NormaleWeb"/>
+        <w:numPr>
+          <w:ilvl w:val="1"/>
+          <w:numId w:val="16"/>
+        </w:numPr>
+        <w:spacing w:before="0" w:beforeAutospacing="0" w:after="80" w:afterAutospacing="0"/>
+        <w:ind w:left="1701" w:hanging="283"/>
+      </w:pPr>
+      <w:r>
+        <w:rPr>
+          <w:b/>
+          <w:bCs/>
+        </w:rPr>
+        <w:t>Modello:</w:t>
+      </w:r>
+      <w:r>
+        <w:t xml:space="preserve"> </w:t>
+      </w:r>
+      <w:r>
+        <w:t xml:space="preserve">PR 17WS </w:t>
+      </w:r>
+      <w:proofErr w:type="spellStart"/>
+      <w:r>
+        <w:t>Symbole</w:t>
+      </w:r>
+      <w:proofErr w:type="spellEnd"/>
+    </w:p>
+    <w:p>
+      <w:pPr>
+        <w:pStyle w:val="NormaleWeb"/>
+        <w:numPr>
+          <w:ilvl w:val="1"/>
+          <w:numId w:val="16"/>
+        </w:numPr>
+        <w:spacing w:before="0" w:beforeAutospacing="0" w:after="80" w:afterAutospacing="0"/>
+        <w:ind w:left="1701" w:hanging="283"/>
+      </w:pPr>
+      <w:r>
+        <w:rPr>
+          <w:b/>
+          <w:bCs/>
+        </w:rPr>
+        <w:t>Categoria:</w:t>
+      </w:r>
+      <w:r>
+        <w:t xml:space="preserve"> </w:t>
+      </w:r>
+      <w:r>
+        <w:t>D</w:t>
+      </w:r>
+      <w:r>
+        <w:t>a Sole</w:t>
+      </w:r>
+    </w:p>
+    <w:p>
+      <w:pPr>
+        <w:pStyle w:val="NormaleWeb"/>
+        <w:numPr>
+          <w:ilvl w:val="1"/>
+          <w:numId w:val="16"/>
+        </w:numPr>
+        <w:spacing w:before="0" w:beforeAutospacing="0" w:after="80" w:afterAutospacing="0"/>
+        <w:ind w:left="1701" w:hanging="283"/>
+      </w:pPr>
+      <w:r>
+        <w:rPr>
+          <w:b/>
+          <w:bCs/>
+        </w:rPr>
+        <w:t>Prezzo:</w:t>
+      </w:r>
+      <w:r>
+        <w:t xml:space="preserve"> </w:t>
+      </w:r>
+      <w:r>
+        <w:t>3</w:t>
+      </w:r>
+      <w:r>
+        <w:t>5</w:t>
+      </w:r>
+      <w:r>
+        <w:t>0</w:t>
+      </w:r>
+      <w:r>
+        <w:t>,00</w:t>
+      </w:r>
+      <w:r>
+        <w:t xml:space="preserve"> </w:t>
+      </w:r>
+      <w:r>
+        <w:t>€</w:t>
+      </w:r>
+    </w:p>
+    <w:p>
+      <w:pPr>
+        <w:pStyle w:val="NormaleWeb"/>
+        <w:numPr>
+          <w:ilvl w:val="1"/>
+          <w:numId w:val="16"/>
+        </w:numPr>
+        <w:spacing w:before="0" w:beforeAutospacing="0" w:after="80" w:afterAutospacing="0"/>
+        <w:ind w:left="1701" w:hanging="283"/>
+      </w:pPr>
+      <w:r>
+        <w:rPr>
+          <w:b/>
+          <w:bCs/>
+        </w:rPr>
+        <w:t>Genere:</w:t>
+      </w:r>
+      <w:r>
+        <w:t xml:space="preserve"> Donna</w:t>
+      </w:r>
+    </w:p>
+    <w:p>
+      <w:pPr>
+        <w:pStyle w:val="NormaleWeb"/>
+        <w:numPr>
+          <w:ilvl w:val="1"/>
+          <w:numId w:val="16"/>
+        </w:numPr>
+        <w:spacing w:before="0" w:beforeAutospacing="0" w:after="80" w:afterAutospacing="0"/>
+        <w:ind w:left="1701" w:hanging="283"/>
+      </w:pPr>
+      <w:r>
+        <w:rPr>
+          <w:b/>
+          <w:bCs/>
+        </w:rPr>
+        <w:t>Montatura:</w:t>
+      </w:r>
+      <w:r>
+        <w:t xml:space="preserve"> Spessa</w:t>
+      </w:r>
+    </w:p>
+    <w:p>
+      <w:pPr>
+        <w:pStyle w:val="NormaleWeb"/>
+        <w:numPr>
+          <w:ilvl w:val="1"/>
+          <w:numId w:val="16"/>
+        </w:numPr>
+        <w:spacing w:before="0" w:beforeAutospacing="0" w:after="80" w:afterAutospacing="0"/>
+        <w:ind w:left="1701" w:hanging="283"/>
+      </w:pPr>
+      <w:r>
+        <w:rPr>
+          <w:b/>
+          <w:bCs/>
+        </w:rPr>
+        <w:t>Forma lenti:</w:t>
+      </w:r>
+      <w:r>
+        <w:t xml:space="preserve"> Rettangolare</w:t>
+      </w:r>
+    </w:p>
+    <w:p>
+      <w:pPr>
+        <w:pStyle w:val="NormaleWeb"/>
+        <w:numPr>
+          <w:ilvl w:val="1"/>
+          <w:numId w:val="16"/>
+        </w:numPr>
+        <w:spacing w:before="0" w:beforeAutospacing="0" w:after="80" w:afterAutospacing="0"/>
+        <w:ind w:left="1701" w:hanging="283"/>
+      </w:pPr>
+      <w:r>
+        <w:rPr>
+          <w:b/>
+          <w:bCs/>
+        </w:rPr>
+        <w:t>Taglia:</w:t>
+      </w:r>
+      <w:r>
+        <w:t xml:space="preserve"> M</w:t>
+      </w:r>
+    </w:p>
+    <w:p>
+      <w:pPr>
+        <w:pStyle w:val="NormaleWeb"/>
+        <w:numPr>
+          <w:ilvl w:val="1"/>
+          <w:numId w:val="16"/>
+        </w:numPr>
+        <w:spacing w:before="0" w:beforeAutospacing="0" w:after="80" w:afterAutospacing="0"/>
+        <w:ind w:left="1701" w:hanging="283"/>
+      </w:pPr>
+      <w:r>
+        <w:rPr>
+          <w:b/>
+          <w:bCs/>
+        </w:rPr>
+        <w:t>Materiale:</w:t>
+      </w:r>
+      <w:r>
+        <w:t xml:space="preserve"> Acetato</w:t>
+      </w:r>
+    </w:p>
+    <w:p>
+      <w:pPr>
+        <w:pStyle w:val="NormaleWeb"/>
+        <w:numPr>
+          <w:ilvl w:val="1"/>
+          <w:numId w:val="16"/>
+        </w:numPr>
+        <w:spacing w:before="0" w:beforeAutospacing="0" w:after="80" w:afterAutospacing="0"/>
+        <w:ind w:left="1701" w:hanging="283"/>
+      </w:pPr>
+      <w:r>
+        <w:rPr>
+          <w:b/>
+          <w:bCs/>
+        </w:rPr>
+        <w:t>2 varianti colore</w:t>
+      </w:r>
+      <w:r>
+        <w:t xml:space="preserve"> (delle 3 possibili da poter aggiungere)</w:t>
+      </w:r>
+      <w:r>
+        <w:rPr>
+          <w:b/>
+          <w:bCs/>
+        </w:rPr>
+        <w:t>:</w:t>
+      </w:r>
+    </w:p>
+    <w:p>
+      <w:pPr>
+        <w:pStyle w:val="NormaleWeb"/>
+        <w:numPr>
+          <w:ilvl w:val="2"/>
+          <w:numId w:val="16"/>
+        </w:numPr>
+        <w:spacing w:before="0" w:beforeAutospacing="0" w:after="80" w:afterAutospacing="0"/>
+      </w:pPr>
+      <w:r>
+        <w:rPr>
+          <w:b/>
+          <w:bCs/>
+        </w:rPr>
+        <w:t>Nero Opaco</w:t>
+      </w:r>
+      <w:r>
+        <w:t xml:space="preserve"> – quantità: 20</w:t>
+      </w:r>
+    </w:p>
+    <w:p>
+      <w:pPr>
+        <w:pStyle w:val="NormaleWeb"/>
+        <w:numPr>
+          <w:ilvl w:val="2"/>
+          <w:numId w:val="16"/>
+        </w:numPr>
+        <w:spacing w:before="0" w:beforeAutospacing="0" w:after="80" w:afterAutospacing="0"/>
+      </w:pPr>
+      <w:r>
+        <w:rPr>
+          <w:b/>
+          <w:bCs/>
+        </w:rPr>
+        <w:t xml:space="preserve">Rosa Cipria </w:t>
+      </w:r>
+      <w:r>
+        <w:t>– quantità: 15</w:t>
+      </w:r>
+    </w:p>
+    <w:p>
+      <w:pPr>
+        <w:pStyle w:val="NormaleWeb"/>
+        <w:spacing w:before="0" w:beforeAutospacing="0" w:after="80" w:afterAutospacing="0"/>
+        <w:ind w:left="1418"/>
+      </w:pPr>
+      <w:r>
+        <w:t xml:space="preserve">Vittoria clicca </w:t>
+      </w:r>
+      <w:r>
+        <w:t xml:space="preserve">poi </w:t>
+      </w:r>
+      <w:r>
+        <w:t>su</w:t>
+      </w:r>
+      <w:r>
+        <w:t>i</w:t>
+      </w:r>
+      <w:r>
+        <w:t xml:space="preserve"> </w:t>
+      </w:r>
+      <w:r>
+        <w:t xml:space="preserve">due </w:t>
+      </w:r>
+      <w:r>
+        <w:t>pulsant</w:t>
+      </w:r>
+      <w:r>
+        <w:t>i</w:t>
+      </w:r>
+      <w:r>
+        <w:t xml:space="preserve"> "Carica Immagine" e </w:t>
+      </w:r>
+      <w:r>
+        <w:t>aggiunge,</w:t>
+      </w:r>
+      <w:r>
+        <w:t xml:space="preserve"> dal suo computer</w:t>
+      </w:r>
+      <w:r>
+        <w:t>,</w:t>
+      </w:r>
+      <w:r>
+        <w:t xml:space="preserve"> </w:t>
+      </w:r>
+      <w:r>
+        <w:t xml:space="preserve">le immagini del nuovo prodotto: prima </w:t>
+      </w:r>
+      <w:r>
+        <w:t xml:space="preserve">il file </w:t>
+      </w:r>
+      <w:r>
+        <w:t>prada</w:t>
+      </w:r>
+      <w:r>
+        <w:t>_</w:t>
+      </w:r>
+      <w:r>
+        <w:t>pr17wsSymbole</w:t>
+      </w:r>
+      <w:r>
+        <w:t>_</w:t>
+      </w:r>
+      <w:r>
+        <w:t>1</w:t>
+      </w:r>
+      <w:r>
+        <w:t>.jpg,</w:t>
+      </w:r>
+      <w:r>
+        <w:t xml:space="preserve"> </w:t>
+      </w:r>
+      <w:r>
+        <w:t xml:space="preserve"> poi </w:t>
+      </w:r>
+      <w:r>
+        <w:t xml:space="preserve">il file prada_pr17wsSymbole_2.png. Clicca, dunque, </w:t>
+      </w:r>
+      <w:r>
+        <w:t>sul pulsante finale "</w:t>
+      </w:r>
+      <w:r>
+        <w:t>Aggiungi Occhiale</w:t>
+      </w:r>
+      <w:r>
+        <w:t>".</w:t>
+      </w:r>
+    </w:p>
+    <w:p>
+      <w:pPr>
+        <w:pStyle w:val="NormaleWeb"/>
+        <w:tabs>
+          <w:tab w:val="num" w:pos="1134"/>
+        </w:tabs>
+        <w:spacing w:after="60"/>
+        <w:ind w:left="1418"/>
+      </w:pPr>
+      <w:r>
+        <w:t>Il sistema convalida i campi</w:t>
+      </w:r>
+      <w:r>
+        <w:t>. L</w:t>
+      </w:r>
+      <w:r>
+        <w:t xml:space="preserve">'operazione va a buon fine: il sistema salva il prodotto nel </w:t>
+      </w:r>
+      <w:r>
+        <w:t xml:space="preserve">catalogo e ricarica automaticamente la pagina </w:t>
+      </w:r>
+      <w:r>
+        <w:t>di Gestione Catalogo. Al ricaricamento della pagina, il sistema mostra</w:t>
+      </w:r>
+      <w:r>
+        <w:t xml:space="preserve"> un banner verde di notifica “</w:t>
+      </w:r>
+      <w:r>
+        <w:rPr>
+          <w:i/>
+          <w:iCs/>
+        </w:rPr>
+        <w:t xml:space="preserve">Nuovo Prodotto ‘Prada PR 17WS </w:t>
+      </w:r>
+      <w:proofErr w:type="spellStart"/>
+      <w:r>
+        <w:rPr>
+          <w:i/>
+          <w:iCs/>
+        </w:rPr>
+        <w:t>Symbole</w:t>
+      </w:r>
+      <w:proofErr w:type="spellEnd"/>
+      <w:r>
+        <w:rPr>
+          <w:i/>
+          <w:iCs/>
+        </w:rPr>
+        <w:t>” inserito con successo</w:t>
+      </w:r>
+      <w:r>
+        <w:t>”,</w:t>
+      </w:r>
+      <w:r>
+        <w:t xml:space="preserve"> il form ripulito </w:t>
+      </w:r>
+      <w:r>
+        <w:t xml:space="preserve">e </w:t>
+      </w:r>
+      <w:r>
+        <w:t>il nuovo prodotto, con codice identificativo 201 e stato posto su ‘ATTIVO’, in cima alla lista dei prodotti.</w:t>
+      </w:r>
+    </w:p>
+    <w:p>
+      <w:pPr>
+        <w:pStyle w:val="NormaleWeb"/>
+        <w:tabs>
+          <w:tab w:val="num" w:pos="1134"/>
+        </w:tabs>
+        <w:spacing w:after="60"/>
+        <w:ind w:left="1418"/>
+      </w:pPr>
+      <w:r>
+        <w:t xml:space="preserve">Il </w:t>
+      </w:r>
+      <w:r>
+        <w:t xml:space="preserve">nuovo occhiale appena </w:t>
+      </w:r>
+      <w:r>
+        <w:t>inserito è</w:t>
+      </w:r>
+      <w:r>
+        <w:t xml:space="preserve"> pronto per essere acquistato dai clienti sul sito.</w:t>
+      </w:r>
+    </w:p>
+    <w:p>
+      <w:pPr>
+        <w:pStyle w:val="NormaleWeb"/>
+        <w:ind w:left="1418"/>
+        <w:rPr>
+          <w:b/>
+          <w:bCs/>
+        </w:rPr>
+      </w:pPr>
+    </w:p>
+    <w:p>
+      <w:pPr>
+        <w:pStyle w:val="NormaleWeb"/>
+        <w:ind w:left="1418"/>
+      </w:pPr>
+      <w:r>
+        <w:rPr>
+          <w:b/>
+          <w:bCs/>
+        </w:rPr>
+        <w:t>SC4_AnalisiVendite</w:t>
+      </w:r>
+    </w:p>
+    <w:p>
+      <w:pPr>
+        <w:pStyle w:val="NormaleWeb"/>
+        <w:numPr>
+          <w:ilvl w:val="0"/>
+          <w:numId w:val="15"/>
+        </w:numPr>
+        <w:ind w:left="1701" w:hanging="283"/>
+      </w:pPr>
+      <w:r>
+        <w:t>Attori coinvolti:</w:t>
+      </w:r>
+      <w:r>
+        <w:t xml:space="preserve"> Fabio (</w:t>
+      </w:r>
+      <w:r>
+        <w:t>MA</w:t>
+      </w:r>
+      <w:r>
+        <w:t xml:space="preserve">) </w:t>
+      </w:r>
+    </w:p>
+    <w:p>
+      <w:pPr>
+        <w:pStyle w:val="NormaleWeb"/>
+        <w:spacing w:after="0" w:afterAutospacing="0"/>
+        <w:ind w:left="1418"/>
+      </w:pPr>
+      <w:r>
+        <w:lastRenderedPageBreak/>
+        <w:t xml:space="preserve">Fabio accede alla pagina di login di GG Eyewear, </w:t>
+      </w:r>
+      <w:r>
+        <w:t xml:space="preserve">autenticandosi con le proprie credenziali aziendali: inserisce e-mail </w:t>
+      </w:r>
+      <w:r>
+        <w:rPr>
+          <w:rFonts w:ascii="Courier New" w:hAnsi="Courier New" w:cs="Courier New"/>
+          <w:sz w:val="22"/>
+          <w:szCs w:val="22"/>
+        </w:rPr>
+        <w:t>fabio.analyzer@ggeyewear.it</w:t>
+      </w:r>
+      <w:r>
+        <w:rPr>
+          <w:sz w:val="22"/>
+          <w:szCs w:val="22"/>
+        </w:rPr>
+        <w:t xml:space="preserve"> </w:t>
+      </w:r>
+      <w:r>
+        <w:t xml:space="preserve"> </w:t>
+      </w:r>
+      <w:r>
+        <w:t xml:space="preserve">e password </w:t>
+      </w:r>
+      <w:r>
+        <w:rPr>
+          <w:rStyle w:val="CodiceHTML"/>
+          <w:sz w:val="22"/>
+          <w:szCs w:val="22"/>
+        </w:rPr>
+        <w:t>MarAnalysis99!</w:t>
+      </w:r>
+      <w:r>
+        <w:rPr>
+          <w:sz w:val="28"/>
+          <w:szCs w:val="28"/>
+        </w:rPr>
+        <w:t xml:space="preserve"> </w:t>
+      </w:r>
+      <w:r>
+        <w:t xml:space="preserve">e preme il pulsante "Accedi". </w:t>
+      </w:r>
+      <w:r>
+        <w:t xml:space="preserve">Il sistema convalida le credenziali e reindirizza Fabio alla pagina "Dashboard Analisi </w:t>
+      </w:r>
+      <w:r>
+        <w:t>Statistiche</w:t>
+      </w:r>
+      <w:r>
+        <w:t>".</w:t>
+      </w:r>
+    </w:p>
+    <w:p>
+      <w:pPr>
+        <w:pStyle w:val="NormaleWeb"/>
+        <w:spacing w:after="0" w:afterAutospacing="0"/>
+        <w:ind w:left="1418"/>
+      </w:pPr>
+      <w:r>
+        <w:t>Il sistema mostra a schermo una tabella aggregata contenente l'elenco dei prodotti del catalogo</w:t>
+      </w:r>
+      <w:r>
+        <w:t xml:space="preserve">, </w:t>
+      </w:r>
+      <w:r>
+        <w:t>completi</w:t>
+      </w:r>
+      <w:r>
+        <w:t xml:space="preserve"> di</w:t>
+      </w:r>
+      <w:r>
+        <w:t>:</w:t>
+      </w:r>
+      <w:r>
+        <w:t xml:space="preserve"> immagine miniatura, nome </w:t>
+      </w:r>
+      <w:r>
+        <w:t xml:space="preserve">del </w:t>
+      </w:r>
+      <w:r>
+        <w:t>modello, prezzo</w:t>
+      </w:r>
+      <w:r>
+        <w:t>, tipologia e genere,</w:t>
+      </w:r>
+      <w:r>
+        <w:t xml:space="preserve"> </w:t>
+      </w:r>
+      <w:r>
+        <w:t xml:space="preserve">taglia, forma delle lenti, spessore della montatura, media delle valutazioni e </w:t>
+      </w:r>
+      <w:r>
+        <w:t xml:space="preserve">una colonna </w:t>
+      </w:r>
+      <w:r>
+        <w:t xml:space="preserve">aggiuntiva per il </w:t>
+      </w:r>
+      <w:r>
+        <w:t>"Numero Totale Acquisti"</w:t>
+      </w:r>
+      <w:r>
+        <w:t>; i</w:t>
+      </w:r>
+      <w:r>
+        <w:t xml:space="preserve">l sistema omette di proposito qualsiasi collegamento ai </w:t>
+      </w:r>
+      <w:r>
+        <w:rPr>
+          <w:i/>
+          <w:iCs/>
+        </w:rPr>
+        <w:t>dati sensibili</w:t>
+      </w:r>
+      <w:r>
+        <w:t xml:space="preserve"> o </w:t>
+      </w:r>
+      <w:r>
+        <w:rPr>
+          <w:i/>
+          <w:iCs/>
+        </w:rPr>
+        <w:t>anagrafici</w:t>
+      </w:r>
+      <w:r>
+        <w:t xml:space="preserve"> degli acquirenti</w:t>
+      </w:r>
+      <w:r>
+        <w:rPr>
+          <w:i/>
+          <w:iCs/>
+        </w:rPr>
+        <w:t>.</w:t>
+      </w:r>
+    </w:p>
+    <w:p>
+      <w:pPr>
+        <w:pStyle w:val="NormaleWeb"/>
+        <w:ind w:left="1418" w:firstLine="11"/>
+      </w:pPr>
+      <w:r>
+        <w:t xml:space="preserve">Per individuare </w:t>
+      </w:r>
+      <w:proofErr w:type="gramStart"/>
+      <w:r>
+        <w:t>il trend</w:t>
+      </w:r>
+      <w:proofErr w:type="gramEnd"/>
+      <w:r>
+        <w:t xml:space="preserve"> del momento, Fabio interagisce con il pannello dei filtri: </w:t>
+      </w:r>
+    </w:p>
+    <w:p>
+      <w:pPr>
+        <w:pStyle w:val="NormaleWeb"/>
+        <w:numPr>
+          <w:ilvl w:val="0"/>
+          <w:numId w:val="18"/>
+        </w:numPr>
+        <w:spacing w:before="0" w:beforeAutospacing="0" w:after="80" w:afterAutospacing="0"/>
+        <w:ind w:left="1702" w:hanging="284"/>
+      </w:pPr>
+      <w:r>
+        <w:t xml:space="preserve">inserisce le date </w:t>
+      </w:r>
+      <w:r>
+        <w:t>01</w:t>
+      </w:r>
+      <w:r>
+        <w:t xml:space="preserve">/10/2026 e </w:t>
+      </w:r>
+      <w:r>
+        <w:t>31</w:t>
+      </w:r>
+      <w:r>
+        <w:t>/10/2026 nei campi “Data Inizio” e “Data Fine”, per visualizzare gli acquisti effettuati nell’ultimo mese;</w:t>
+      </w:r>
+    </w:p>
+    <w:p>
+      <w:pPr>
+        <w:pStyle w:val="NormaleWeb"/>
+        <w:numPr>
+          <w:ilvl w:val="0"/>
+          <w:numId w:val="18"/>
+        </w:numPr>
+        <w:spacing w:before="0" w:beforeAutospacing="0" w:after="80" w:afterAutospacing="0"/>
+        <w:ind w:left="1702" w:hanging="284"/>
+      </w:pPr>
+      <w:r>
+        <w:t>imposta come “Prezzo minimo” 200 € e come “Prezzo Massimo” 400€ per indicare la fascia di prezzo;</w:t>
+      </w:r>
+    </w:p>
+    <w:p>
+      <w:pPr>
+        <w:pStyle w:val="NormaleWeb"/>
+        <w:numPr>
+          <w:ilvl w:val="0"/>
+          <w:numId w:val="18"/>
+        </w:numPr>
+        <w:spacing w:before="0" w:beforeAutospacing="0" w:after="80" w:afterAutospacing="0"/>
+        <w:ind w:left="1702" w:hanging="284"/>
+      </w:pPr>
+      <w:r>
+        <w:t>seleziona dal menu a tendina “Valutazione Minima</w:t>
+      </w:r>
+      <w:r>
+        <w:t xml:space="preserve">" </w:t>
+      </w:r>
+      <w:r>
+        <w:t>la voce “</w:t>
+      </w:r>
+      <w:r>
+        <w:t>4 Stelle</w:t>
+      </w:r>
+      <w:r>
+        <w:t>”, per cercare i prodotti di maggior gradimento ai clienti</w:t>
+      </w:r>
+      <w:r>
+        <w:t>.</w:t>
+      </w:r>
+    </w:p>
+    <w:p>
+      <w:pPr>
+        <w:pStyle w:val="NormaleWeb"/>
+        <w:spacing w:before="0" w:beforeAutospacing="0" w:after="80" w:afterAutospacing="0"/>
+        <w:ind w:left="1418"/>
+      </w:pPr>
+      <w:r>
+        <w:t>Fabio clicca sul pulsante "Applica Filtri".</w:t>
+      </w:r>
+      <w:r>
+        <w:t xml:space="preserve"> </w:t>
+      </w:r>
+      <w:r>
+        <w:t xml:space="preserve">Il sistema </w:t>
+      </w:r>
+      <w:r>
+        <w:t>elabora la richiesta e</w:t>
+      </w:r>
+      <w:r>
+        <w:t xml:space="preserve"> ricarica la tabella</w:t>
+      </w:r>
+      <w:r>
+        <w:t>, mostrando</w:t>
+      </w:r>
+      <w:r>
+        <w:t xml:space="preserve"> solo 5 occhiali che corrispondono a quei criteri (tra cui il modello "</w:t>
+      </w:r>
+      <w:r>
+        <w:t xml:space="preserve"> </w:t>
+      </w:r>
+      <w:r>
+        <w:t xml:space="preserve">Ray-Ban Meta GEN3 </w:t>
+      </w:r>
+      <w:proofErr w:type="spellStart"/>
+      <w:r>
+        <w:t>Wayfarer</w:t>
+      </w:r>
+      <w:proofErr w:type="spellEnd"/>
+      <w:r>
+        <w:t xml:space="preserve"> </w:t>
+      </w:r>
+      <w:r>
+        <w:t xml:space="preserve">" con </w:t>
+      </w:r>
+      <w:r>
+        <w:t>18</w:t>
+      </w:r>
+      <w:r>
+        <w:t xml:space="preserve"> acquisti).</w:t>
+      </w:r>
+      <w:r>
+        <w:t xml:space="preserve"> </w:t>
+      </w:r>
+      <w:r>
+        <w:t xml:space="preserve">Per </w:t>
+      </w:r>
+      <w:r>
+        <w:t xml:space="preserve">analizzare meglio </w:t>
+      </w:r>
+      <w:r>
+        <w:t>questi dati, Fabio clicca sul pulsante "Esporta Report (CSV)".</w:t>
+      </w:r>
+      <w:r>
+        <w:t xml:space="preserve"> </w:t>
+      </w:r>
+      <w:r>
+        <w:t>Il sistema elabora i dati filtrati attualmente a schermo, genera un file formattato e fa partire il download automatico sul browser di Fabio.</w:t>
+      </w:r>
+      <w:r>
+        <w:t xml:space="preserve"> </w:t>
+      </w:r>
+      <w:r>
+        <w:t>Fabio salva sul suo PC il file nominato report_vendite.csv.</w:t>
+      </w:r>
+    </w:p>
+    <w:p>
+      <w:pPr>
+        <w:pStyle w:val="NormaleWeb"/>
+        <w:spacing w:before="0" w:beforeAutospacing="0" w:after="80" w:afterAutospacing="0"/>
+        <w:ind w:left="1418"/>
+      </w:pPr>
+      <w:r>
+        <w:t>Successivamente Fabio prosegue nel suo lavoro facendo indagini più accurate sul foglio di lavoro, realizzando grafici statistici che condividerà poi con la PM Vittoria, per</w:t>
+      </w:r>
+      <w:r>
+        <w:t xml:space="preserve"> pianificare i nuovi approvvigionamenti</w:t>
+      </w:r>
+      <w:r>
+        <w:t xml:space="preserve"> e le azioni da adottare</w:t>
+      </w:r>
+      <w:r>
+        <w:t>.</w:t>
       </w:r>
     </w:p>
     <w:p>
@@ -8330,6 +9706,7 @@
           <w:bCs w:val="0"/>
         </w:rPr>
       </w:pPr>
+      <w:bookmarkStart w:id="26" w:name="_Toc243741999"/>
       <w:r>
         <w:rPr>
           <w:b w:val="0"/>
@@ -8364,7 +9741,7 @@
           <w:bCs w:val="0"/>
         </w:rPr>
       </w:pPr>
-      <w:bookmarkStart w:id="27" w:name="_Toc243657088"/>
+      <w:bookmarkStart w:id="27" w:name="_Toc243742000"/>
       <w:r>
         <w:rPr>
           <w:b w:val="0"/>
@@ -8399,7 +9776,7 @@
           <w:bCs w:val="0"/>
         </w:rPr>
       </w:pPr>
-      <w:bookmarkStart w:id="28" w:name="_Toc243657089"/>
+      <w:bookmarkStart w:id="28" w:name="_Toc243742001"/>
       <w:r>
         <w:rPr>
           <w:b w:val="0"/>
@@ -8435,7 +9812,7 @@
           <w:lang w:val="en-US"/>
         </w:rPr>
       </w:pPr>
-      <w:bookmarkStart w:id="29" w:name="_Toc243657090"/>
+      <w:bookmarkStart w:id="29" w:name="_Toc243742002"/>
       <w:r>
         <w:rPr>
           <w:b w:val="0"/>
@@ -8468,7 +9845,7 @@
         <w:ind w:left="426" w:hanging="426"/>
         <w:jc w:val="left"/>
       </w:pPr>
-      <w:bookmarkStart w:id="30" w:name="_Toc243657091"/>
+      <w:bookmarkStart w:id="30" w:name="_Toc243742003"/>
       <w:r>
         <w:t>GLOSSARY</w:t>
       </w:r>
@@ -8813,7 +10190,7 @@
               <w:b w:val="0"/>
               <w:sz w:val="20"/>
             </w:rPr>
-            <w:t>3.0</w:t>
+            <w:t>4.1</w:t>
           </w:r>
         </w:p>
       </w:tc>
@@ -8844,19 +10221,11 @@
             </w:rPr>
             <w:t xml:space="preserve">Documento: </w:t>
           </w:r>
-          <w:proofErr w:type="spellStart"/>
           <w:r>
             <w:rPr>
               <w:sz w:val="20"/>
             </w:rPr>
-            <w:t>Problem</w:t>
-          </w:r>
-          <w:proofErr w:type="spellEnd"/>
-          <w:r>
-            <w:rPr>
-              <w:sz w:val="20"/>
-            </w:rPr>
-            <w:t xml:space="preserve"> Statement</w:t>
+            <w:t>Requirements Analysis Document</w:t>
           </w:r>
         </w:p>
       </w:tc>
@@ -8887,7 +10256,13 @@
             <w:rPr>
               <w:sz w:val="20"/>
             </w:rPr>
-            <w:t>23</w:t>
+            <w:t>2</w:t>
+          </w:r>
+          <w:r>
+            <w:rPr>
+              <w:sz w:val="20"/>
+            </w:rPr>
+            <w:t>4</w:t>
           </w:r>
           <w:r>
             <w:rPr>
@@ -9147,6 +10522,123 @@
     </w:lvl>
   </w:abstractNum>
   <w:abstractNum w:abstractNumId="5" w15:restartNumberingAfterBreak="0">
+    <w:nsid w:val="02BA58E4"/>
+    <w:multiLevelType w:val="multilevel"/>
+    <w:tmpl w:val="FC2A88B2"/>
+    <w:lvl w:ilvl="0">
+      <w:start w:val="1"/>
+      <w:numFmt w:val="decimal"/>
+      <w:lvlText w:val="%1."/>
+      <w:lvlJc w:val="left"/>
+      <w:pPr>
+        <w:tabs>
+          <w:tab w:val="num" w:pos="720"/>
+        </w:tabs>
+        <w:ind w:left="720" w:hanging="360"/>
+      </w:pPr>
+    </w:lvl>
+    <w:lvl w:ilvl="1">
+      <w:start w:val="1"/>
+      <w:numFmt w:val="bullet"/>
+      <w:lvlText w:val="o"/>
+      <w:lvlJc w:val="left"/>
+      <w:pPr>
+        <w:tabs>
+          <w:tab w:val="num" w:pos="1440"/>
+        </w:tabs>
+        <w:ind w:left="1440" w:hanging="360"/>
+      </w:pPr>
+      <w:rPr>
+        <w:rFonts w:ascii="Courier New" w:hAnsi="Courier New" w:hint="default"/>
+        <w:sz w:val="20"/>
+      </w:rPr>
+    </w:lvl>
+    <w:lvl w:ilvl="2" w:tentative="1">
+      <w:start w:val="1"/>
+      <w:numFmt w:val="decimal"/>
+      <w:lvlText w:val="%3."/>
+      <w:lvlJc w:val="left"/>
+      <w:pPr>
+        <w:tabs>
+          <w:tab w:val="num" w:pos="2160"/>
+        </w:tabs>
+        <w:ind w:left="2160" w:hanging="360"/>
+      </w:pPr>
+    </w:lvl>
+    <w:lvl w:ilvl="3" w:tentative="1">
+      <w:start w:val="1"/>
+      <w:numFmt w:val="decimal"/>
+      <w:lvlText w:val="%4."/>
+      <w:lvlJc w:val="left"/>
+      <w:pPr>
+        <w:tabs>
+          <w:tab w:val="num" w:pos="2880"/>
+        </w:tabs>
+        <w:ind w:left="2880" w:hanging="360"/>
+      </w:pPr>
+    </w:lvl>
+    <w:lvl w:ilvl="4" w:tentative="1">
+      <w:start w:val="1"/>
+      <w:numFmt w:val="decimal"/>
+      <w:lvlText w:val="%5."/>
+      <w:lvlJc w:val="left"/>
+      <w:pPr>
+        <w:tabs>
+          <w:tab w:val="num" w:pos="3600"/>
+        </w:tabs>
+        <w:ind w:left="3600" w:hanging="360"/>
+      </w:pPr>
+    </w:lvl>
+    <w:lvl w:ilvl="5" w:tentative="1">
+      <w:start w:val="1"/>
+      <w:numFmt w:val="decimal"/>
+      <w:lvlText w:val="%6."/>
+      <w:lvlJc w:val="left"/>
+      <w:pPr>
+        <w:tabs>
+          <w:tab w:val="num" w:pos="4320"/>
+        </w:tabs>
+        <w:ind w:left="4320" w:hanging="360"/>
+      </w:pPr>
+    </w:lvl>
+    <w:lvl w:ilvl="6" w:tentative="1">
+      <w:start w:val="1"/>
+      <w:numFmt w:val="decimal"/>
+      <w:lvlText w:val="%7."/>
+      <w:lvlJc w:val="left"/>
+      <w:pPr>
+        <w:tabs>
+          <w:tab w:val="num" w:pos="5040"/>
+        </w:tabs>
+        <w:ind w:left="5040" w:hanging="360"/>
+      </w:pPr>
+    </w:lvl>
+    <w:lvl w:ilvl="7" w:tentative="1">
+      <w:start w:val="1"/>
+      <w:numFmt w:val="decimal"/>
+      <w:lvlText w:val="%8."/>
+      <w:lvlJc w:val="left"/>
+      <w:pPr>
+        <w:tabs>
+          <w:tab w:val="num" w:pos="5760"/>
+        </w:tabs>
+        <w:ind w:left="5760" w:hanging="360"/>
+      </w:pPr>
+    </w:lvl>
+    <w:lvl w:ilvl="8" w:tentative="1">
+      <w:start w:val="1"/>
+      <w:numFmt w:val="decimal"/>
+      <w:lvlText w:val="%9."/>
+      <w:lvlJc w:val="left"/>
+      <w:pPr>
+        <w:tabs>
+          <w:tab w:val="num" w:pos="6480"/>
+        </w:tabs>
+        <w:ind w:left="6480" w:hanging="360"/>
+      </w:pPr>
+    </w:lvl>
+  </w:abstractNum>
+  <w:abstractNum w:abstractNumId="6" w15:restartNumberingAfterBreak="0">
     <w:nsid w:val="07C966F4"/>
     <w:multiLevelType w:val="hybridMultilevel"/>
     <w:tmpl w:val="19A4E6F2"/>
@@ -9259,7 +10751,120 @@
       </w:rPr>
     </w:lvl>
   </w:abstractNum>
-  <w:abstractNum w:abstractNumId="6" w15:restartNumberingAfterBreak="0">
+  <w:abstractNum w:abstractNumId="7" w15:restartNumberingAfterBreak="0">
+    <w:nsid w:val="09251233"/>
+    <w:multiLevelType w:val="hybridMultilevel"/>
+    <w:tmpl w:val="00E83F8A"/>
+    <w:lvl w:ilvl="0" w:tplc="04100003">
+      <w:start w:val="1"/>
+      <w:numFmt w:val="bullet"/>
+      <w:lvlText w:val="o"/>
+      <w:lvlJc w:val="left"/>
+      <w:pPr>
+        <w:ind w:left="2138" w:hanging="360"/>
+      </w:pPr>
+      <w:rPr>
+        <w:rFonts w:ascii="Courier New" w:hAnsi="Courier New" w:cs="Courier New" w:hint="default"/>
+      </w:rPr>
+    </w:lvl>
+    <w:lvl w:ilvl="1" w:tplc="04100003" w:tentative="1">
+      <w:start w:val="1"/>
+      <w:numFmt w:val="bullet"/>
+      <w:lvlText w:val="o"/>
+      <w:lvlJc w:val="left"/>
+      <w:pPr>
+        <w:ind w:left="2858" w:hanging="360"/>
+      </w:pPr>
+      <w:rPr>
+        <w:rFonts w:ascii="Courier New" w:hAnsi="Courier New" w:cs="Courier New" w:hint="default"/>
+      </w:rPr>
+    </w:lvl>
+    <w:lvl w:ilvl="2" w:tplc="04100005" w:tentative="1">
+      <w:start w:val="1"/>
+      <w:numFmt w:val="bullet"/>
+      <w:lvlText w:val=""/>
+      <w:lvlJc w:val="left"/>
+      <w:pPr>
+        <w:ind w:left="3578" w:hanging="360"/>
+      </w:pPr>
+      <w:rPr>
+        <w:rFonts w:ascii="Wingdings" w:hAnsi="Wingdings" w:hint="default"/>
+      </w:rPr>
+    </w:lvl>
+    <w:lvl w:ilvl="3" w:tplc="04100001" w:tentative="1">
+      <w:start w:val="1"/>
+      <w:numFmt w:val="bullet"/>
+      <w:lvlText w:val=""/>
+      <w:lvlJc w:val="left"/>
+      <w:pPr>
+        <w:ind w:left="4298" w:hanging="360"/>
+      </w:pPr>
+      <w:rPr>
+        <w:rFonts w:ascii="Symbol" w:hAnsi="Symbol" w:hint="default"/>
+      </w:rPr>
+    </w:lvl>
+    <w:lvl w:ilvl="4" w:tplc="04100003" w:tentative="1">
+      <w:start w:val="1"/>
+      <w:numFmt w:val="bullet"/>
+      <w:lvlText w:val="o"/>
+      <w:lvlJc w:val="left"/>
+      <w:pPr>
+        <w:ind w:left="5018" w:hanging="360"/>
+      </w:pPr>
+      <w:rPr>
+        <w:rFonts w:ascii="Courier New" w:hAnsi="Courier New" w:cs="Courier New" w:hint="default"/>
+      </w:rPr>
+    </w:lvl>
+    <w:lvl w:ilvl="5" w:tplc="04100005" w:tentative="1">
+      <w:start w:val="1"/>
+      <w:numFmt w:val="bullet"/>
+      <w:lvlText w:val=""/>
+      <w:lvlJc w:val="left"/>
+      <w:pPr>
+        <w:ind w:left="5738" w:hanging="360"/>
+      </w:pPr>
+      <w:rPr>
+        <w:rFonts w:ascii="Wingdings" w:hAnsi="Wingdings" w:hint="default"/>
+      </w:rPr>
+    </w:lvl>
+    <w:lvl w:ilvl="6" w:tplc="04100001" w:tentative="1">
+      <w:start w:val="1"/>
+      <w:numFmt w:val="bullet"/>
+      <w:lvlText w:val=""/>
+      <w:lvlJc w:val="left"/>
+      <w:pPr>
+        <w:ind w:left="6458" w:hanging="360"/>
+      </w:pPr>
+      <w:rPr>
+        <w:rFonts w:ascii="Symbol" w:hAnsi="Symbol" w:hint="default"/>
+      </w:rPr>
+    </w:lvl>
+    <w:lvl w:ilvl="7" w:tplc="04100003" w:tentative="1">
+      <w:start w:val="1"/>
+      <w:numFmt w:val="bullet"/>
+      <w:lvlText w:val="o"/>
+      <w:lvlJc w:val="left"/>
+      <w:pPr>
+        <w:ind w:left="7178" w:hanging="360"/>
+      </w:pPr>
+      <w:rPr>
+        <w:rFonts w:ascii="Courier New" w:hAnsi="Courier New" w:cs="Courier New" w:hint="default"/>
+      </w:rPr>
+    </w:lvl>
+    <w:lvl w:ilvl="8" w:tplc="04100005" w:tentative="1">
+      <w:start w:val="1"/>
+      <w:numFmt w:val="bullet"/>
+      <w:lvlText w:val=""/>
+      <w:lvlJc w:val="left"/>
+      <w:pPr>
+        <w:ind w:left="7898" w:hanging="360"/>
+      </w:pPr>
+      <w:rPr>
+        <w:rFonts w:ascii="Wingdings" w:hAnsi="Wingdings" w:hint="default"/>
+      </w:rPr>
+    </w:lvl>
+  </w:abstractNum>
+  <w:abstractNum w:abstractNumId="8" w15:restartNumberingAfterBreak="0">
     <w:nsid w:val="0A7D188D"/>
     <w:multiLevelType w:val="hybridMultilevel"/>
     <w:tmpl w:val="0720CF6E"/>
@@ -9372,7 +10977,7 @@
       </w:rPr>
     </w:lvl>
   </w:abstractNum>
-  <w:abstractNum w:abstractNumId="7" w15:restartNumberingAfterBreak="0">
+  <w:abstractNum w:abstractNumId="9" w15:restartNumberingAfterBreak="0">
     <w:nsid w:val="0BCA016B"/>
     <w:multiLevelType w:val="hybridMultilevel"/>
     <w:tmpl w:val="270073B8"/>
@@ -9485,7 +11090,120 @@
       </w:rPr>
     </w:lvl>
   </w:abstractNum>
-  <w:abstractNum w:abstractNumId="8" w15:restartNumberingAfterBreak="0">
+  <w:abstractNum w:abstractNumId="10" w15:restartNumberingAfterBreak="0">
+    <w:nsid w:val="15C72A79"/>
+    <w:multiLevelType w:val="hybridMultilevel"/>
+    <w:tmpl w:val="38AEDCD4"/>
+    <w:lvl w:ilvl="0" w:tplc="04100001">
+      <w:start w:val="1"/>
+      <w:numFmt w:val="bullet"/>
+      <w:lvlText w:val=""/>
+      <w:lvlJc w:val="left"/>
+      <w:pPr>
+        <w:ind w:left="1440" w:hanging="360"/>
+      </w:pPr>
+      <w:rPr>
+        <w:rFonts w:ascii="Symbol" w:hAnsi="Symbol" w:hint="default"/>
+      </w:rPr>
+    </w:lvl>
+    <w:lvl w:ilvl="1" w:tplc="04100003" w:tentative="1">
+      <w:start w:val="1"/>
+      <w:numFmt w:val="bullet"/>
+      <w:lvlText w:val="o"/>
+      <w:lvlJc w:val="left"/>
+      <w:pPr>
+        <w:ind w:left="2160" w:hanging="360"/>
+      </w:pPr>
+      <w:rPr>
+        <w:rFonts w:ascii="Courier New" w:hAnsi="Courier New" w:cs="Courier New" w:hint="default"/>
+      </w:rPr>
+    </w:lvl>
+    <w:lvl w:ilvl="2" w:tplc="04100005" w:tentative="1">
+      <w:start w:val="1"/>
+      <w:numFmt w:val="bullet"/>
+      <w:lvlText w:val=""/>
+      <w:lvlJc w:val="left"/>
+      <w:pPr>
+        <w:ind w:left="2880" w:hanging="360"/>
+      </w:pPr>
+      <w:rPr>
+        <w:rFonts w:ascii="Wingdings" w:hAnsi="Wingdings" w:hint="default"/>
+      </w:rPr>
+    </w:lvl>
+    <w:lvl w:ilvl="3" w:tplc="04100001" w:tentative="1">
+      <w:start w:val="1"/>
+      <w:numFmt w:val="bullet"/>
+      <w:lvlText w:val=""/>
+      <w:lvlJc w:val="left"/>
+      <w:pPr>
+        <w:ind w:left="3600" w:hanging="360"/>
+      </w:pPr>
+      <w:rPr>
+        <w:rFonts w:ascii="Symbol" w:hAnsi="Symbol" w:hint="default"/>
+      </w:rPr>
+    </w:lvl>
+    <w:lvl w:ilvl="4" w:tplc="04100003" w:tentative="1">
+      <w:start w:val="1"/>
+      <w:numFmt w:val="bullet"/>
+      <w:lvlText w:val="o"/>
+      <w:lvlJc w:val="left"/>
+      <w:pPr>
+        <w:ind w:left="4320" w:hanging="360"/>
+      </w:pPr>
+      <w:rPr>
+        <w:rFonts w:ascii="Courier New" w:hAnsi="Courier New" w:cs="Courier New" w:hint="default"/>
+      </w:rPr>
+    </w:lvl>
+    <w:lvl w:ilvl="5" w:tplc="04100005" w:tentative="1">
+      <w:start w:val="1"/>
+      <w:numFmt w:val="bullet"/>
+      <w:lvlText w:val=""/>
+      <w:lvlJc w:val="left"/>
+      <w:pPr>
+        <w:ind w:left="5040" w:hanging="360"/>
+      </w:pPr>
+      <w:rPr>
+        <w:rFonts w:ascii="Wingdings" w:hAnsi="Wingdings" w:hint="default"/>
+      </w:rPr>
+    </w:lvl>
+    <w:lvl w:ilvl="6" w:tplc="04100001" w:tentative="1">
+      <w:start w:val="1"/>
+      <w:numFmt w:val="bullet"/>
+      <w:lvlText w:val=""/>
+      <w:lvlJc w:val="left"/>
+      <w:pPr>
+        <w:ind w:left="5760" w:hanging="360"/>
+      </w:pPr>
+      <w:rPr>
+        <w:rFonts w:ascii="Symbol" w:hAnsi="Symbol" w:hint="default"/>
+      </w:rPr>
+    </w:lvl>
+    <w:lvl w:ilvl="7" w:tplc="04100003" w:tentative="1">
+      <w:start w:val="1"/>
+      <w:numFmt w:val="bullet"/>
+      <w:lvlText w:val="o"/>
+      <w:lvlJc w:val="left"/>
+      <w:pPr>
+        <w:ind w:left="6480" w:hanging="360"/>
+      </w:pPr>
+      <w:rPr>
+        <w:rFonts w:ascii="Courier New" w:hAnsi="Courier New" w:cs="Courier New" w:hint="default"/>
+      </w:rPr>
+    </w:lvl>
+    <w:lvl w:ilvl="8" w:tplc="04100005" w:tentative="1">
+      <w:start w:val="1"/>
+      <w:numFmt w:val="bullet"/>
+      <w:lvlText w:val=""/>
+      <w:lvlJc w:val="left"/>
+      <w:pPr>
+        <w:ind w:left="7200" w:hanging="360"/>
+      </w:pPr>
+      <w:rPr>
+        <w:rFonts w:ascii="Wingdings" w:hAnsi="Wingdings" w:hint="default"/>
+      </w:rPr>
+    </w:lvl>
+  </w:abstractNum>
+  <w:abstractNum w:abstractNumId="11" w15:restartNumberingAfterBreak="0">
     <w:nsid w:val="1F8433D7"/>
     <w:multiLevelType w:val="multilevel"/>
     <w:tmpl w:val="FB6871AA"/>
@@ -9575,7 +11293,7 @@
       </w:pPr>
     </w:lvl>
   </w:abstractNum>
-  <w:abstractNum w:abstractNumId="9" w15:restartNumberingAfterBreak="0">
+  <w:abstractNum w:abstractNumId="12" w15:restartNumberingAfterBreak="0">
     <w:nsid w:val="22901C07"/>
     <w:multiLevelType w:val="hybridMultilevel"/>
     <w:tmpl w:val="CA5A69A4"/>
@@ -9688,7 +11406,7 @@
       </w:rPr>
     </w:lvl>
   </w:abstractNum>
-  <w:abstractNum w:abstractNumId="10" w15:restartNumberingAfterBreak="0">
+  <w:abstractNum w:abstractNumId="13" w15:restartNumberingAfterBreak="0">
     <w:nsid w:val="287C4892"/>
     <w:multiLevelType w:val="hybridMultilevel"/>
     <w:tmpl w:val="58DE98D4"/>
@@ -9801,7 +11519,7 @@
       </w:rPr>
     </w:lvl>
   </w:abstractNum>
-  <w:abstractNum w:abstractNumId="11" w15:restartNumberingAfterBreak="0">
+  <w:abstractNum w:abstractNumId="14" w15:restartNumberingAfterBreak="0">
     <w:nsid w:val="31204FF6"/>
     <w:multiLevelType w:val="multilevel"/>
     <w:tmpl w:val="C8F4DA3C"/>
@@ -9923,7 +11641,7 @@
       </w:rPr>
     </w:lvl>
   </w:abstractNum>
-  <w:abstractNum w:abstractNumId="12" w15:restartNumberingAfterBreak="0">
+  <w:abstractNum w:abstractNumId="15" w15:restartNumberingAfterBreak="0">
     <w:nsid w:val="38C345BE"/>
     <w:multiLevelType w:val="hybridMultilevel"/>
     <w:tmpl w:val="4AD8CAA8"/>
@@ -10036,7 +11754,7 @@
       </w:rPr>
     </w:lvl>
   </w:abstractNum>
-  <w:abstractNum w:abstractNumId="13" w15:restartNumberingAfterBreak="0">
+  <w:abstractNum w:abstractNumId="16" w15:restartNumberingAfterBreak="0">
     <w:nsid w:val="3DD83E54"/>
     <w:multiLevelType w:val="hybridMultilevel"/>
     <w:tmpl w:val="1AA81754"/>
@@ -10149,7 +11867,7 @@
       </w:rPr>
     </w:lvl>
   </w:abstractNum>
-  <w:abstractNum w:abstractNumId="14" w15:restartNumberingAfterBreak="0">
+  <w:abstractNum w:abstractNumId="17" w15:restartNumberingAfterBreak="0">
     <w:nsid w:val="42F31A3D"/>
     <w:multiLevelType w:val="multilevel"/>
     <w:tmpl w:val="C8F4DA3C"/>
@@ -10270,7 +11988,233 @@
       </w:rPr>
     </w:lvl>
   </w:abstractNum>
-  <w:abstractNum w:abstractNumId="15" w15:restartNumberingAfterBreak="0">
+  <w:abstractNum w:abstractNumId="18" w15:restartNumberingAfterBreak="0">
+    <w:nsid w:val="61C933EF"/>
+    <w:multiLevelType w:val="multilevel"/>
+    <w:tmpl w:val="747AD306"/>
+    <w:lvl w:ilvl="0">
+      <w:start w:val="1"/>
+      <w:numFmt w:val="decimal"/>
+      <w:lvlText w:val="%1."/>
+      <w:lvlJc w:val="left"/>
+      <w:pPr>
+        <w:tabs>
+          <w:tab w:val="num" w:pos="720"/>
+        </w:tabs>
+        <w:ind w:left="720" w:hanging="360"/>
+      </w:pPr>
+    </w:lvl>
+    <w:lvl w:ilvl="1">
+      <w:start w:val="1"/>
+      <w:numFmt w:val="bullet"/>
+      <w:lvlText w:val=""/>
+      <w:lvlJc w:val="left"/>
+      <w:pPr>
+        <w:ind w:left="2138" w:hanging="360"/>
+      </w:pPr>
+      <w:rPr>
+        <w:rFonts w:ascii="Symbol" w:hAnsi="Symbol" w:hint="default"/>
+      </w:rPr>
+    </w:lvl>
+    <w:lvl w:ilvl="2">
+      <w:start w:val="1"/>
+      <w:numFmt w:val="decimal"/>
+      <w:lvlText w:val="%3."/>
+      <w:lvlJc w:val="left"/>
+      <w:pPr>
+        <w:tabs>
+          <w:tab w:val="num" w:pos="2160"/>
+        </w:tabs>
+        <w:ind w:left="2160" w:hanging="360"/>
+      </w:pPr>
+    </w:lvl>
+    <w:lvl w:ilvl="3" w:tentative="1">
+      <w:start w:val="1"/>
+      <w:numFmt w:val="decimal"/>
+      <w:lvlText w:val="%4."/>
+      <w:lvlJc w:val="left"/>
+      <w:pPr>
+        <w:tabs>
+          <w:tab w:val="num" w:pos="2880"/>
+        </w:tabs>
+        <w:ind w:left="2880" w:hanging="360"/>
+      </w:pPr>
+    </w:lvl>
+    <w:lvl w:ilvl="4" w:tentative="1">
+      <w:start w:val="1"/>
+      <w:numFmt w:val="decimal"/>
+      <w:lvlText w:val="%5."/>
+      <w:lvlJc w:val="left"/>
+      <w:pPr>
+        <w:tabs>
+          <w:tab w:val="num" w:pos="3600"/>
+        </w:tabs>
+        <w:ind w:left="3600" w:hanging="360"/>
+      </w:pPr>
+    </w:lvl>
+    <w:lvl w:ilvl="5" w:tentative="1">
+      <w:start w:val="1"/>
+      <w:numFmt w:val="decimal"/>
+      <w:lvlText w:val="%6."/>
+      <w:lvlJc w:val="left"/>
+      <w:pPr>
+        <w:tabs>
+          <w:tab w:val="num" w:pos="4320"/>
+        </w:tabs>
+        <w:ind w:left="4320" w:hanging="360"/>
+      </w:pPr>
+    </w:lvl>
+    <w:lvl w:ilvl="6" w:tentative="1">
+      <w:start w:val="1"/>
+      <w:numFmt w:val="decimal"/>
+      <w:lvlText w:val="%7."/>
+      <w:lvlJc w:val="left"/>
+      <w:pPr>
+        <w:tabs>
+          <w:tab w:val="num" w:pos="5040"/>
+        </w:tabs>
+        <w:ind w:left="5040" w:hanging="360"/>
+      </w:pPr>
+    </w:lvl>
+    <w:lvl w:ilvl="7" w:tentative="1">
+      <w:start w:val="1"/>
+      <w:numFmt w:val="decimal"/>
+      <w:lvlText w:val="%8."/>
+      <w:lvlJc w:val="left"/>
+      <w:pPr>
+        <w:tabs>
+          <w:tab w:val="num" w:pos="5760"/>
+        </w:tabs>
+        <w:ind w:left="5760" w:hanging="360"/>
+      </w:pPr>
+    </w:lvl>
+    <w:lvl w:ilvl="8" w:tentative="1">
+      <w:start w:val="1"/>
+      <w:numFmt w:val="decimal"/>
+      <w:lvlText w:val="%9."/>
+      <w:lvlJc w:val="left"/>
+      <w:pPr>
+        <w:tabs>
+          <w:tab w:val="num" w:pos="6480"/>
+        </w:tabs>
+        <w:ind w:left="6480" w:hanging="360"/>
+      </w:pPr>
+    </w:lvl>
+  </w:abstractNum>
+  <w:abstractNum w:abstractNumId="19" w15:restartNumberingAfterBreak="0">
+    <w:nsid w:val="637251A6"/>
+    <w:multiLevelType w:val="multilevel"/>
+    <w:tmpl w:val="345634D4"/>
+    <w:lvl w:ilvl="0">
+      <w:start w:val="1"/>
+      <w:numFmt w:val="decimal"/>
+      <w:lvlText w:val="%1."/>
+      <w:lvlJc w:val="left"/>
+      <w:pPr>
+        <w:tabs>
+          <w:tab w:val="num" w:pos="720"/>
+        </w:tabs>
+        <w:ind w:left="720" w:hanging="360"/>
+      </w:pPr>
+    </w:lvl>
+    <w:lvl w:ilvl="1" w:tentative="1">
+      <w:start w:val="1"/>
+      <w:numFmt w:val="decimal"/>
+      <w:lvlText w:val="%2."/>
+      <w:lvlJc w:val="left"/>
+      <w:pPr>
+        <w:tabs>
+          <w:tab w:val="num" w:pos="1440"/>
+        </w:tabs>
+        <w:ind w:left="1440" w:hanging="360"/>
+      </w:pPr>
+    </w:lvl>
+    <w:lvl w:ilvl="2" w:tentative="1">
+      <w:start w:val="1"/>
+      <w:numFmt w:val="decimal"/>
+      <w:lvlText w:val="%3."/>
+      <w:lvlJc w:val="left"/>
+      <w:pPr>
+        <w:tabs>
+          <w:tab w:val="num" w:pos="2160"/>
+        </w:tabs>
+        <w:ind w:left="2160" w:hanging="360"/>
+      </w:pPr>
+    </w:lvl>
+    <w:lvl w:ilvl="3" w:tentative="1">
+      <w:start w:val="1"/>
+      <w:numFmt w:val="decimal"/>
+      <w:lvlText w:val="%4."/>
+      <w:lvlJc w:val="left"/>
+      <w:pPr>
+        <w:tabs>
+          <w:tab w:val="num" w:pos="2880"/>
+        </w:tabs>
+        <w:ind w:left="2880" w:hanging="360"/>
+      </w:pPr>
+    </w:lvl>
+    <w:lvl w:ilvl="4" w:tentative="1">
+      <w:start w:val="1"/>
+      <w:numFmt w:val="decimal"/>
+      <w:lvlText w:val="%5."/>
+      <w:lvlJc w:val="left"/>
+      <w:pPr>
+        <w:tabs>
+          <w:tab w:val="num" w:pos="3600"/>
+        </w:tabs>
+        <w:ind w:left="3600" w:hanging="360"/>
+      </w:pPr>
+    </w:lvl>
+    <w:lvl w:ilvl="5" w:tentative="1">
+      <w:start w:val="1"/>
+      <w:numFmt w:val="decimal"/>
+      <w:lvlText w:val="%6."/>
+      <w:lvlJc w:val="left"/>
+      <w:pPr>
+        <w:tabs>
+          <w:tab w:val="num" w:pos="4320"/>
+        </w:tabs>
+        <w:ind w:left="4320" w:hanging="360"/>
+      </w:pPr>
+    </w:lvl>
+    <w:lvl w:ilvl="6" w:tentative="1">
+      <w:start w:val="1"/>
+      <w:numFmt w:val="decimal"/>
+      <w:lvlText w:val="%7."/>
+      <w:lvlJc w:val="left"/>
+      <w:pPr>
+        <w:tabs>
+          <w:tab w:val="num" w:pos="5040"/>
+        </w:tabs>
+        <w:ind w:left="5040" w:hanging="360"/>
+      </w:pPr>
+    </w:lvl>
+    <w:lvl w:ilvl="7" w:tentative="1">
+      <w:start w:val="1"/>
+      <w:numFmt w:val="decimal"/>
+      <w:lvlText w:val="%8."/>
+      <w:lvlJc w:val="left"/>
+      <w:pPr>
+        <w:tabs>
+          <w:tab w:val="num" w:pos="5760"/>
+        </w:tabs>
+        <w:ind w:left="5760" w:hanging="360"/>
+      </w:pPr>
+    </w:lvl>
+    <w:lvl w:ilvl="8" w:tentative="1">
+      <w:start w:val="1"/>
+      <w:numFmt w:val="decimal"/>
+      <w:lvlText w:val="%9."/>
+      <w:lvlJc w:val="left"/>
+      <w:pPr>
+        <w:tabs>
+          <w:tab w:val="num" w:pos="6480"/>
+        </w:tabs>
+        <w:ind w:left="6480" w:hanging="360"/>
+      </w:pPr>
+    </w:lvl>
+  </w:abstractNum>
+  <w:abstractNum w:abstractNumId="20" w15:restartNumberingAfterBreak="0">
     <w:nsid w:val="67D07244"/>
     <w:multiLevelType w:val="hybridMultilevel"/>
     <w:tmpl w:val="D9F4121E"/>
@@ -10383,7 +12327,7 @@
       </w:rPr>
     </w:lvl>
   </w:abstractNum>
-  <w:abstractNum w:abstractNumId="16" w15:restartNumberingAfterBreak="0">
+  <w:abstractNum w:abstractNumId="21" w15:restartNumberingAfterBreak="0">
     <w:nsid w:val="6B9B6A93"/>
     <w:multiLevelType w:val="hybridMultilevel"/>
     <w:tmpl w:val="16286834"/>
@@ -10497,43 +12441,58 @@
     </w:lvl>
   </w:abstractNum>
   <w:num w:numId="1" w16cid:durableId="1681200572">
+    <w:abstractNumId w:val="17"/>
+  </w:num>
+  <w:num w:numId="2" w16cid:durableId="1540438857">
+    <w:abstractNumId w:val="11"/>
+  </w:num>
+  <w:num w:numId="3" w16cid:durableId="1758937890">
     <w:abstractNumId w:val="14"/>
   </w:num>
-  <w:num w:numId="2" w16cid:durableId="1540438857">
+  <w:num w:numId="4" w16cid:durableId="1870869743">
+    <w:abstractNumId w:val="21"/>
+  </w:num>
+  <w:num w:numId="5" w16cid:durableId="153184791">
+    <w:abstractNumId w:val="15"/>
+  </w:num>
+  <w:num w:numId="6" w16cid:durableId="272713800">
+    <w:abstractNumId w:val="13"/>
+  </w:num>
+  <w:num w:numId="7" w16cid:durableId="1547715577">
+    <w:abstractNumId w:val="20"/>
+  </w:num>
+  <w:num w:numId="8" w16cid:durableId="1499729378">
+    <w:abstractNumId w:val="16"/>
+  </w:num>
+  <w:num w:numId="9" w16cid:durableId="176773706">
     <w:abstractNumId w:val="8"/>
   </w:num>
-  <w:num w:numId="3" w16cid:durableId="1758937890">
-    <w:abstractNumId w:val="11"/>
-  </w:num>
-  <w:num w:numId="4" w16cid:durableId="1870869743">
-    <w:abstractNumId w:val="16"/>
-  </w:num>
-  <w:num w:numId="5" w16cid:durableId="153184791">
+  <w:num w:numId="10" w16cid:durableId="1494024812">
     <w:abstractNumId w:val="12"/>
-  </w:num>
-  <w:num w:numId="6" w16cid:durableId="272713800">
-    <w:abstractNumId w:val="10"/>
-  </w:num>
-  <w:num w:numId="7" w16cid:durableId="1547715577">
-    <w:abstractNumId w:val="15"/>
-  </w:num>
-  <w:num w:numId="8" w16cid:durableId="1499729378">
-    <w:abstractNumId w:val="13"/>
-  </w:num>
-  <w:num w:numId="9" w16cid:durableId="176773706">
-    <w:abstractNumId w:val="6"/>
-  </w:num>
-  <w:num w:numId="10" w16cid:durableId="1494024812">
-    <w:abstractNumId w:val="9"/>
   </w:num>
   <w:num w:numId="11" w16cid:durableId="446971133">
     <w:abstractNumId w:val="4"/>
   </w:num>
   <w:num w:numId="12" w16cid:durableId="318268522">
+    <w:abstractNumId w:val="9"/>
+  </w:num>
+  <w:num w:numId="13" w16cid:durableId="1845583064">
+    <w:abstractNumId w:val="6"/>
+  </w:num>
+  <w:num w:numId="14" w16cid:durableId="1170410241">
+    <w:abstractNumId w:val="5"/>
+  </w:num>
+  <w:num w:numId="15" w16cid:durableId="901982944">
     <w:abstractNumId w:val="7"/>
   </w:num>
-  <w:num w:numId="13" w16cid:durableId="1845583064">
-    <w:abstractNumId w:val="5"/>
+  <w:num w:numId="16" w16cid:durableId="293028806">
+    <w:abstractNumId w:val="18"/>
+  </w:num>
+  <w:num w:numId="17" w16cid:durableId="349919370">
+    <w:abstractNumId w:val="19"/>
+  </w:num>
+  <w:num w:numId="18" w16cid:durableId="729614086">
+    <w:abstractNumId w:val="10"/>
   </w:num>
   <w:numIdMacAtCleanup w:val="13"/>
 </w:numbering>

--- a/Deliverables/RAD_GGEyewear.docx
+++ b/Deliverables/RAD_GGEyewear.docx
@@ -1,6 +1,6 @@
 
 <file path=word/document.xml><?xml version="1.0" encoding="utf-8"?>
-<w:document xmlns:wpc="http://schemas.microsoft.com/office/word/2010/wordprocessingCanvas" xmlns:cx="http://schemas.microsoft.com/office/drawing/2014/chartex" xmlns:cx1="http://schemas.microsoft.com/office/drawing/2015/9/8/chartex" xmlns:cx2="http://schemas.microsoft.com/office/drawing/2015/10/21/chartex" xmlns:cx3="http://schemas.microsoft.com/office/drawing/2016/5/9/chartex" xmlns:cx4="http://schemas.microsoft.com/office/drawing/2016/5/10/chartex" xmlns:cx5="http://schemas.microsoft.com/office/drawing/2016/5/11/chartex" xmlns:cx6="http://schemas.microsoft.com/office/drawing/2016/5/12/chartex" xmlns:cx7="http://schemas.microsoft.com/office/drawing/2016/5/13/chartex" xmlns:cx8="http://schemas.microsoft.com/office/drawing/2016/5/14/chartex" xmlns:mc="http://schemas.openxmlformats.org/markup-compatibility/2006" xmlns:aink="http://schemas.microsoft.com/office/drawing/2016/ink" xmlns:am3d="http://schemas.microsoft.com/office/drawing/2017/model3d" xmlns:o="urn:schemas-microsoft-com:office:office" xmlns:oel="http://schemas.microsoft.com/office/2019/extlst" xmlns:r="http://schemas.openxmlformats.org/officeDocument/2006/relationships" xmlns:m="http://schemas.openxmlformats.org/officeDocument/2006/math" xmlns:v="urn:schemas-microsoft-com:vml" xmlns:wp14="http://schemas.microsoft.com/office/word/2010/wordprocessingDrawing" xmlns:wp="http://schemas.openxmlformats.org/drawingml/2006/wordprocessingDrawing" xmlns:w10="urn:schemas-microsoft-com:office:word" xmlns:w="http://schemas.openxmlformats.org/wordprocessingml/2006/main" xmlns:w14="http://schemas.microsoft.com/office/word/2010/wordml" xmlns:w15="http://schemas.microsoft.com/office/word/2012/wordml" xmlns:w16cex="http://schemas.microsoft.com/office/word/2018/wordml/cex" xmlns:w16cid="http://schemas.microsoft.com/office/word/2016/wordml/cid" xmlns:w16="http://schemas.microsoft.com/office/word/2018/wordml" xmlns:w16du="http://schemas.microsoft.com/office/word/2023/wordml/word16du" xmlns:w16sdtdh="http://schemas.microsoft.com/office/word/2020/wordml/sdtdatahash" xmlns:w16sdtfl="http://schemas.microsoft.com/office/word/2024/wordml/sdtformatlock" xmlns:w16se="http://schemas.microsoft.com/office/word/2015/wordml/symex" xmlns:wpg="http://schemas.microsoft.com/office/word/2010/wordprocessingGroup" xmlns:wpi="http://schemas.microsoft.com/office/word/2010/wordprocessingInk" xmlns:wne="http://schemas.microsoft.com/office/word/2006/wordml" xmlns:wps="http://schemas.microsoft.com/office/word/2010/wordprocessingShape" mc:Ignorable="w14 w15 w16se w16cid w16 w16cex w16sdtdh w16sdtfl w16du wp14">
+<w:document xmlns:wpc="http://schemas.microsoft.com/office/word/2010/wordprocessingCanvas" xmlns:cx="http://schemas.microsoft.com/office/drawing/2014/chartex" xmlns:cx1="http://schemas.microsoft.com/office/drawing/2015/9/8/chartex" xmlns:cx2="http://schemas.microsoft.com/office/drawing/2015/10/21/chartex" xmlns:cx3="http://schemas.microsoft.com/office/drawing/2016/5/9/chartex" xmlns:cx4="http://schemas.microsoft.com/office/drawing/2016/5/10/chartex" xmlns:cx5="http://schemas.microsoft.com/office/drawing/2016/5/11/chartex" xmlns:cx6="http://schemas.microsoft.com/office/drawing/2016/5/12/chartex" xmlns:cx7="http://schemas.microsoft.com/office/drawing/2016/5/13/chartex" xmlns:cx8="http://schemas.microsoft.com/office/drawing/2016/5/14/chartex" xmlns:mc="http://schemas.openxmlformats.org/markup-compatibility/2006" xmlns:m="http://schemas.openxmlformats.org/officeDocument/2006/math" xmlns:aink="http://schemas.microsoft.com/office/drawing/2016/ink" xmlns:am3d="http://schemas.microsoft.com/office/drawing/2017/model3d" xmlns:oel="http://schemas.microsoft.com/office/2019/extlst" xmlns:r="http://schemas.openxmlformats.org/officeDocument/2006/relationships" xmlns:wp14="http://schemas.microsoft.com/office/word/2010/wordprocessingDrawing" xmlns:wp="http://schemas.openxmlformats.org/drawingml/2006/wordprocessingDrawing" xmlns:wpg="http://schemas.microsoft.com/office/word/2010/wordprocessingGroup" xmlns:wpi="http://schemas.microsoft.com/office/word/2010/wordprocessingInk" xmlns:wps="http://schemas.microsoft.com/office/word/2010/wordprocessingShape" xmlns:o="urn:schemas-microsoft-com:office:office" xmlns:v="urn:schemas-microsoft-com:vml" xmlns:w10="urn:schemas-microsoft-com:office:word" xmlns:w="http://schemas.openxmlformats.org/wordprocessingml/2006/main" xmlns:w14="http://schemas.microsoft.com/office/word/2010/wordml" xmlns:w15="http://schemas.microsoft.com/office/word/2012/wordml" xmlns:w16cex="http://schemas.microsoft.com/office/word/2018/wordml/cex" xmlns:w16cid="http://schemas.microsoft.com/office/word/2016/wordml/cid" xmlns:w16="http://schemas.microsoft.com/office/word/2018/wordml" xmlns:w16sdtdh="http://schemas.microsoft.com/office/word/2020/wordml/sdtdatahash" xmlns:w16sdtfl="http://schemas.microsoft.com/office/word/2024/wordml/sdtformatlock" xmlns:w16se="http://schemas.microsoft.com/office/word/2015/wordml/symex" xmlns:w16du="http://schemas.microsoft.com/office/word/2023/wordml/word16du" xmlns:wne="http://schemas.microsoft.com/office/word/2006/wordml" mc:Ignorable="w14 w15 w16se w16cid w16 w16cex w16sdtdh w16sdtfl w16du wp14">
   <w:body>
     <w:p/>
     <w:tbl>
@@ -144,8 +144,8 @@
           <w:lang w:val="en-US"/>
         </w:rPr>
         <w:br/>
-        <w:t xml:space="preserve">Versione </w:t>
-      </w:r>
+      </w:r>
+      <w:proofErr w:type="spellStart"/>
       <w:r>
         <w:rPr>
           <w:rFonts w:ascii="Arial" w:hAnsi="Arial"/>
@@ -153,8 +153,9 @@
           <w:sz w:val="36"/>
           <w:lang w:val="en-US"/>
         </w:rPr>
-        <w:t>4</w:t>
-      </w:r>
+        <w:t>Versione</w:t>
+      </w:r>
+      <w:proofErr w:type="spellEnd"/>
       <w:r>
         <w:rPr>
           <w:rFonts w:ascii="Arial" w:hAnsi="Arial"/>
@@ -162,7 +163,7 @@
           <w:sz w:val="36"/>
           <w:lang w:val="en-US"/>
         </w:rPr>
-        <w:t>.</w:t>
+        <w:t xml:space="preserve"> </w:t>
       </w:r>
       <w:r>
         <w:rPr>
@@ -171,7 +172,25 @@
           <w:sz w:val="36"/>
           <w:lang w:val="en-US"/>
         </w:rPr>
-        <w:t>1</w:t>
+        <w:t>5</w:t>
+      </w:r>
+      <w:r>
+        <w:rPr>
+          <w:rFonts w:ascii="Arial" w:hAnsi="Arial"/>
+          <w:b/>
+          <w:sz w:val="36"/>
+          <w:lang w:val="en-US"/>
+        </w:rPr>
+        <w:t>.</w:t>
+      </w:r>
+      <w:r>
+        <w:rPr>
+          <w:rFonts w:ascii="Arial" w:hAnsi="Arial"/>
+          <w:b/>
+          <w:sz w:val="36"/>
+          <w:lang w:val="en-US"/>
+        </w:rPr>
+        <w:t>0</w:t>
       </w:r>
       <w:r>
         <w:rPr>
@@ -1718,19 +1737,11 @@
               </w:rPr>
               <w:t xml:space="preserve">per l’analisi </w:t>
             </w:r>
-            <w:proofErr w:type="gramStart"/>
             <w:r>
               <w:rPr>
                 <w:sz w:val="20"/>
               </w:rPr>
-              <w:t>del trend</w:t>
-            </w:r>
-            <w:proofErr w:type="gramEnd"/>
-            <w:r>
-              <w:rPr>
-                <w:sz w:val="20"/>
-              </w:rPr>
-              <w:t xml:space="preserve"> </w:t>
+              <w:t xml:space="preserve">del trend </w:t>
             </w:r>
             <w:r>
               <w:rPr>
@@ -1768,6 +1779,123 @@
                 <w:sz w:val="20"/>
               </w:rPr>
               <w:t>Gennaro Esposito</w:t>
+            </w:r>
+          </w:p>
+        </w:tc>
+      </w:tr>
+      <w:tr>
+        <w:trPr>
+          <w:trHeight w:val="230"/>
+        </w:trPr>
+        <w:tc>
+          <w:tcPr>
+            <w:tcW w:w="1927" w:type="dxa"/>
+            <w:tcBorders>
+              <w:top w:val="single" w:sz="4" w:space="0" w:color="auto"/>
+              <w:left w:val="single" w:sz="4" w:space="0" w:color="auto"/>
+              <w:bottom w:val="single" w:sz="4" w:space="0" w:color="auto"/>
+              <w:right w:val="single" w:sz="4" w:space="0" w:color="auto"/>
+            </w:tcBorders>
+          </w:tcPr>
+          <w:p>
+            <w:pPr>
+              <w:pStyle w:val="Contenutotabella"/>
+              <w:rPr>
+                <w:sz w:val="20"/>
+              </w:rPr>
+            </w:pPr>
+            <w:r>
+              <w:rPr>
+                <w:sz w:val="20"/>
+              </w:rPr>
+              <w:t>24/10/2026</w:t>
+            </w:r>
+          </w:p>
+        </w:tc>
+        <w:tc>
+          <w:tcPr>
+            <w:tcW w:w="964" w:type="dxa"/>
+            <w:tcBorders>
+              <w:top w:val="single" w:sz="4" w:space="0" w:color="auto"/>
+              <w:left w:val="single" w:sz="4" w:space="0" w:color="auto"/>
+              <w:bottom w:val="single" w:sz="4" w:space="0" w:color="auto"/>
+              <w:right w:val="single" w:sz="4" w:space="0" w:color="auto"/>
+            </w:tcBorders>
+          </w:tcPr>
+          <w:p>
+            <w:pPr>
+              <w:pStyle w:val="Contenutotabella"/>
+              <w:rPr>
+                <w:sz w:val="20"/>
+              </w:rPr>
+            </w:pPr>
+            <w:r>
+              <w:rPr>
+                <w:sz w:val="20"/>
+              </w:rPr>
+              <w:t>5.0</w:t>
+            </w:r>
+          </w:p>
+        </w:tc>
+        <w:tc>
+          <w:tcPr>
+            <w:tcW w:w="4336" w:type="dxa"/>
+            <w:tcBorders>
+              <w:top w:val="single" w:sz="4" w:space="0" w:color="auto"/>
+              <w:left w:val="single" w:sz="4" w:space="0" w:color="auto"/>
+              <w:bottom w:val="single" w:sz="4" w:space="0" w:color="auto"/>
+              <w:right w:val="single" w:sz="4" w:space="0" w:color="auto"/>
+            </w:tcBorders>
+          </w:tcPr>
+          <w:p>
+            <w:pPr>
+              <w:pStyle w:val="Contenutotabella"/>
+              <w:rPr>
+                <w:sz w:val="20"/>
+              </w:rPr>
+            </w:pPr>
+            <w:r>
+              <w:rPr>
+                <w:sz w:val="20"/>
+              </w:rPr>
+              <w:t xml:space="preserve">Aggiunti </w:t>
+            </w:r>
+            <w:r>
+              <w:rPr>
+                <w:sz w:val="20"/>
+              </w:rPr>
+              <w:t>Definitions, acronyms, and abbreviations</w:t>
+            </w:r>
+            <w:r>
+              <w:rPr>
+                <w:sz w:val="20"/>
+              </w:rPr>
+              <w:t xml:space="preserve"> e Overview </w:t>
+            </w:r>
+          </w:p>
+        </w:tc>
+        <w:tc>
+          <w:tcPr>
+            <w:tcW w:w="2410" w:type="dxa"/>
+            <w:tcBorders>
+              <w:top w:val="single" w:sz="4" w:space="0" w:color="auto"/>
+              <w:left w:val="single" w:sz="4" w:space="0" w:color="auto"/>
+              <w:bottom w:val="single" w:sz="4" w:space="0" w:color="auto"/>
+              <w:right w:val="single" w:sz="4" w:space="0" w:color="auto"/>
+            </w:tcBorders>
+          </w:tcPr>
+          <w:p>
+            <w:pPr>
+              <w:pStyle w:val="Contenutotabella"/>
+              <w:rPr>
+                <w:sz w:val="20"/>
+              </w:rPr>
+            </w:pPr>
+            <w:r>
+              <w:rPr>
+                <w:sz w:val="20"/>
+              </w:rPr>
+              <w:t>Gerardo Vertolomo</w:t>
             </w:r>
           </w:p>
         </w:tc>
@@ -1853,87 +1981,6 @@
           </w:p>
         </w:tc>
       </w:tr>
-      <w:tr>
-        <w:trPr>
-          <w:trHeight w:val="230"/>
-        </w:trPr>
-        <w:tc>
-          <w:tcPr>
-            <w:tcW w:w="1927" w:type="dxa"/>
-            <w:tcBorders>
-              <w:top w:val="single" w:sz="4" w:space="0" w:color="auto"/>
-              <w:left w:val="single" w:sz="4" w:space="0" w:color="auto"/>
-              <w:bottom w:val="single" w:sz="4" w:space="0" w:color="auto"/>
-              <w:right w:val="single" w:sz="4" w:space="0" w:color="auto"/>
-            </w:tcBorders>
-          </w:tcPr>
-          <w:p>
-            <w:pPr>
-              <w:pStyle w:val="Contenutotabella"/>
-              <w:rPr>
-                <w:sz w:val="20"/>
-              </w:rPr>
-            </w:pPr>
-          </w:p>
-        </w:tc>
-        <w:tc>
-          <w:tcPr>
-            <w:tcW w:w="964" w:type="dxa"/>
-            <w:tcBorders>
-              <w:top w:val="single" w:sz="4" w:space="0" w:color="auto"/>
-              <w:left w:val="single" w:sz="4" w:space="0" w:color="auto"/>
-              <w:bottom w:val="single" w:sz="4" w:space="0" w:color="auto"/>
-              <w:right w:val="single" w:sz="4" w:space="0" w:color="auto"/>
-            </w:tcBorders>
-          </w:tcPr>
-          <w:p>
-            <w:pPr>
-              <w:pStyle w:val="Contenutotabella"/>
-              <w:rPr>
-                <w:sz w:val="20"/>
-              </w:rPr>
-            </w:pPr>
-          </w:p>
-        </w:tc>
-        <w:tc>
-          <w:tcPr>
-            <w:tcW w:w="4336" w:type="dxa"/>
-            <w:tcBorders>
-              <w:top w:val="single" w:sz="4" w:space="0" w:color="auto"/>
-              <w:left w:val="single" w:sz="4" w:space="0" w:color="auto"/>
-              <w:bottom w:val="single" w:sz="4" w:space="0" w:color="auto"/>
-              <w:right w:val="single" w:sz="4" w:space="0" w:color="auto"/>
-            </w:tcBorders>
-          </w:tcPr>
-          <w:p>
-            <w:pPr>
-              <w:pStyle w:val="Contenutotabella"/>
-              <w:rPr>
-                <w:sz w:val="20"/>
-              </w:rPr>
-            </w:pPr>
-          </w:p>
-        </w:tc>
-        <w:tc>
-          <w:tcPr>
-            <w:tcW w:w="2410" w:type="dxa"/>
-            <w:tcBorders>
-              <w:top w:val="single" w:sz="4" w:space="0" w:color="auto"/>
-              <w:left w:val="single" w:sz="4" w:space="0" w:color="auto"/>
-              <w:bottom w:val="single" w:sz="4" w:space="0" w:color="auto"/>
-              <w:right w:val="single" w:sz="4" w:space="0" w:color="auto"/>
-            </w:tcBorders>
-          </w:tcPr>
-          <w:p>
-            <w:pPr>
-              <w:pStyle w:val="Contenutotabella"/>
-              <w:rPr>
-                <w:sz w:val="20"/>
-              </w:rPr>
-            </w:pPr>
-          </w:p>
-        </w:tc>
-      </w:tr>
     </w:tbl>
     <w:p>
       <w:pPr>
@@ -2394,7 +2441,21 @@
             <w:rStyle w:val="Collegamentoipertestuale"/>
             <w:noProof/>
           </w:rPr>
-          <w:t>Definitions, acronyms, and abbreviations</w:t>
+          <w:t>Definitions, acronyms, and abbre</w:t>
+        </w:r>
+        <w:r>
+          <w:rPr>
+            <w:rStyle w:val="Collegamentoipertestuale"/>
+            <w:noProof/>
+          </w:rPr>
+          <w:t>v</w:t>
+        </w:r>
+        <w:r>
+          <w:rPr>
+            <w:rStyle w:val="Collegamentoipertestuale"/>
+            <w:noProof/>
+          </w:rPr>
+          <w:t>iations</w:t>
         </w:r>
         <w:r>
           <w:rPr>
@@ -4134,21 +4195,7 @@
             <w:rStyle w:val="Collegamentoipertestuale"/>
             <w:noProof/>
           </w:rPr>
-          <w:t>Scena</w:t>
-        </w:r>
-        <w:r>
-          <w:rPr>
-            <w:rStyle w:val="Collegamentoipertestuale"/>
-            <w:noProof/>
-          </w:rPr>
-          <w:t>r</w:t>
-        </w:r>
-        <w:r>
-          <w:rPr>
-            <w:rStyle w:val="Collegamentoipertestuale"/>
-            <w:noProof/>
-          </w:rPr>
-          <w:t>ios</w:t>
+          <w:t>Scenarios</w:t>
         </w:r>
         <w:r>
           <w:rPr>
@@ -4682,13 +4729,13 @@
         <w:ind w:left="426" w:hanging="426"/>
         <w:jc w:val="left"/>
       </w:pPr>
-      <w:bookmarkStart w:id="0" w:name="_Hlk243298281"/>
-      <w:bookmarkStart w:id="1" w:name="_Toc243741974"/>
+      <w:bookmarkStart w:id="0" w:name="_Toc243741974"/>
+      <w:bookmarkStart w:id="1" w:name="_Hlk243298281"/>
       <w:r>
         <w:lastRenderedPageBreak/>
         <w:t>INTRODUCTION</w:t>
       </w:r>
-      <w:bookmarkEnd w:id="1"/>
+      <w:bookmarkEnd w:id="0"/>
     </w:p>
     <w:p>
       <w:pPr>
@@ -4700,7 +4747,7 @@
         <w:ind w:left="716" w:hanging="432"/>
       </w:pPr>
       <w:bookmarkStart w:id="2" w:name="_Toc243741975"/>
-      <w:bookmarkEnd w:id="0"/>
+      <w:bookmarkEnd w:id="1"/>
       <w:r>
         <w:t>Purpose of the system</w:t>
       </w:r>
@@ -5168,28 +5215,27 @@
         </w:numPr>
       </w:pPr>
       <w:bookmarkStart w:id="5" w:name="_Toc243741978"/>
-      <w:proofErr w:type="spellStart"/>
-      <w:r>
+      <w:r>
+        <w:t>Definitions, acronyms, and abbreviations</w:t>
+      </w:r>
+      <w:bookmarkEnd w:id="5"/>
+    </w:p>
+    <w:p>
+      <w:pPr>
+        <w:spacing w:before="100" w:after="100"/>
+        <w:ind w:left="709"/>
+        <w:rPr>
+          <w:b/>
+          <w:bCs/>
+        </w:rPr>
+      </w:pPr>
+      <w:r>
+        <w:rPr>
+          <w:b/>
+          <w:bCs/>
+        </w:rPr>
         <w:t>Definitions</w:t>
       </w:r>
-      <w:proofErr w:type="spellEnd"/>
-      <w:r>
-        <w:t xml:space="preserve">, </w:t>
-      </w:r>
-      <w:proofErr w:type="spellStart"/>
-      <w:r>
-        <w:t>acronyms</w:t>
-      </w:r>
-      <w:proofErr w:type="spellEnd"/>
-      <w:r>
-        <w:t xml:space="preserve">, and </w:t>
-      </w:r>
-      <w:proofErr w:type="spellStart"/>
-      <w:r>
-        <w:t>abbreviations</w:t>
-      </w:r>
-      <w:bookmarkEnd w:id="5"/>
-      <w:proofErr w:type="spellEnd"/>
     </w:p>
     <w:p>
       <w:pPr>
@@ -5198,24 +5244,1084 @@
         <w:rPr>
           <w:b/>
           <w:bCs/>
-          <w:color w:val="EE0000"/>
+          <w:color w:val="000000" w:themeColor="text1"/>
         </w:rPr>
       </w:pPr>
       <w:r>
         <w:rPr>
           <w:b/>
           <w:bCs/>
-          <w:color w:val="EE0000"/>
-        </w:rPr>
-        <w:t>DA FARE</w:t>
-      </w:r>
+          <w:color w:val="000000" w:themeColor="text1"/>
+        </w:rPr>
+        <w:t xml:space="preserve">Guest: </w:t>
+      </w:r>
+      <w:r>
+        <w:t xml:space="preserve">utente non autenticato che naviga sulla piattaforma. Ha la possibilità di esplorare il catalogo prodotti, visualizzare le schede dettagliate degli occhiali, applicare filtri di ricerca e aggiungere articoli al proprio </w:t>
+      </w:r>
+      <w:r>
+        <w:rPr>
+          <w:rStyle w:val="Enfasicorsivo"/>
+          <w:i w:val="0"/>
+          <w:iCs w:val="0"/>
+        </w:rPr>
+        <w:t>Carrello</w:t>
+      </w:r>
+      <w:r>
+        <w:t xml:space="preserve"> però senza poter effettuare il checkout.</w:t>
+      </w:r>
+    </w:p>
+    <w:p>
+      <w:pPr>
+        <w:spacing w:after="100"/>
+        <w:ind w:left="709"/>
+        <w:rPr>
+          <w:color w:val="000000" w:themeColor="text1"/>
+        </w:rPr>
+      </w:pPr>
       <w:r>
         <w:rPr>
           <w:b/>
           <w:bCs/>
-          <w:color w:val="EE0000"/>
-        </w:rPr>
-        <w:t xml:space="preserve"> alla fine</w:t>
+          <w:color w:val="000000" w:themeColor="text1"/>
+        </w:rPr>
+        <w:t xml:space="preserve">Cliente: </w:t>
+      </w:r>
+      <w:r>
+        <w:rPr>
+          <w:color w:val="000000" w:themeColor="text1"/>
+        </w:rPr>
+        <w:t xml:space="preserve">utente autenticato nel sistema, a differenza del Guest può effettuare un acquisto e dispone di una dashboard contenente tutte le informazioni relative al suo account e al suo storico ordini. Nel suo account sono specificati: </w:t>
+      </w:r>
+    </w:p>
+    <w:p>
+      <w:pPr>
+        <w:pStyle w:val="Paragrafoelenco"/>
+        <w:numPr>
+          <w:ilvl w:val="0"/>
+          <w:numId w:val="7"/>
+        </w:numPr>
+        <w:rPr>
+          <w:rFonts w:ascii="Times New Roman" w:eastAsia="Times New Roman" w:hAnsi="Times New Roman" w:cs="Times New Roman"/>
+        </w:rPr>
+      </w:pPr>
+      <w:r>
+        <w:rPr>
+          <w:rFonts w:ascii="Times New Roman" w:eastAsia="Times New Roman" w:hAnsi="Times New Roman" w:cs="Times New Roman"/>
+        </w:rPr>
+        <w:t xml:space="preserve">Nome </w:t>
+      </w:r>
+    </w:p>
+    <w:p>
+      <w:pPr>
+        <w:pStyle w:val="Paragrafoelenco"/>
+        <w:numPr>
+          <w:ilvl w:val="0"/>
+          <w:numId w:val="7"/>
+        </w:numPr>
+        <w:rPr>
+          <w:rFonts w:ascii="Times New Roman" w:eastAsia="Times New Roman" w:hAnsi="Times New Roman" w:cs="Times New Roman"/>
+        </w:rPr>
+      </w:pPr>
+      <w:r>
+        <w:rPr>
+          <w:rFonts w:ascii="Times New Roman" w:eastAsia="Times New Roman" w:hAnsi="Times New Roman" w:cs="Times New Roman"/>
+        </w:rPr>
+        <w:t xml:space="preserve">Cognome </w:t>
+      </w:r>
+    </w:p>
+    <w:p>
+      <w:pPr>
+        <w:pStyle w:val="Paragrafoelenco"/>
+        <w:numPr>
+          <w:ilvl w:val="0"/>
+          <w:numId w:val="7"/>
+        </w:numPr>
+        <w:rPr>
+          <w:rFonts w:ascii="Times New Roman" w:eastAsia="Times New Roman" w:hAnsi="Times New Roman" w:cs="Times New Roman"/>
+        </w:rPr>
+      </w:pPr>
+      <w:r>
+        <w:rPr>
+          <w:rFonts w:ascii="Times New Roman" w:eastAsia="Times New Roman" w:hAnsi="Times New Roman" w:cs="Times New Roman"/>
+        </w:rPr>
+        <w:t xml:space="preserve">E-Mail  </w:t>
+      </w:r>
+    </w:p>
+    <w:p>
+      <w:pPr>
+        <w:pStyle w:val="Paragrafoelenco"/>
+        <w:numPr>
+          <w:ilvl w:val="0"/>
+          <w:numId w:val="7"/>
+        </w:numPr>
+        <w:rPr>
+          <w:rFonts w:ascii="Times New Roman" w:eastAsia="Times New Roman" w:hAnsi="Times New Roman" w:cs="Times New Roman"/>
+        </w:rPr>
+      </w:pPr>
+      <w:r>
+        <w:rPr>
+          <w:rFonts w:ascii="Times New Roman" w:eastAsia="Times New Roman" w:hAnsi="Times New Roman" w:cs="Times New Roman"/>
+        </w:rPr>
+        <w:t xml:space="preserve">Password </w:t>
+      </w:r>
+    </w:p>
+    <w:p>
+      <w:pPr>
+        <w:pStyle w:val="Paragrafoelenco"/>
+        <w:numPr>
+          <w:ilvl w:val="0"/>
+          <w:numId w:val="7"/>
+        </w:numPr>
+        <w:rPr>
+          <w:rFonts w:ascii="Times New Roman" w:eastAsia="Times New Roman" w:hAnsi="Times New Roman" w:cs="Times New Roman"/>
+        </w:rPr>
+      </w:pPr>
+      <w:r>
+        <w:rPr>
+          <w:rFonts w:ascii="Times New Roman" w:eastAsia="Times New Roman" w:hAnsi="Times New Roman" w:cs="Times New Roman"/>
+        </w:rPr>
+        <w:t xml:space="preserve">Telefono </w:t>
+      </w:r>
+    </w:p>
+    <w:p>
+      <w:pPr>
+        <w:pStyle w:val="Paragrafoelenco"/>
+        <w:numPr>
+          <w:ilvl w:val="0"/>
+          <w:numId w:val="7"/>
+        </w:numPr>
+        <w:rPr>
+          <w:rFonts w:ascii="Times New Roman" w:eastAsia="Times New Roman" w:hAnsi="Times New Roman" w:cs="Times New Roman"/>
+        </w:rPr>
+      </w:pPr>
+      <w:r>
+        <w:rPr>
+          <w:rFonts w:ascii="Times New Roman" w:eastAsia="Times New Roman" w:hAnsi="Times New Roman" w:cs="Times New Roman"/>
+        </w:rPr>
+        <w:t xml:space="preserve">Indirizzo di spedizione predefinito </w:t>
+      </w:r>
+    </w:p>
+    <w:p>
+      <w:pPr>
+        <w:pStyle w:val="Paragrafoelenco"/>
+        <w:numPr>
+          <w:ilvl w:val="0"/>
+          <w:numId w:val="7"/>
+        </w:numPr>
+        <w:rPr>
+          <w:rFonts w:ascii="Times New Roman" w:eastAsia="Times New Roman" w:hAnsi="Times New Roman" w:cs="Times New Roman"/>
+        </w:rPr>
+      </w:pPr>
+      <w:r>
+        <w:rPr>
+          <w:rFonts w:ascii="Times New Roman" w:eastAsia="Times New Roman" w:hAnsi="Times New Roman" w:cs="Times New Roman"/>
+        </w:rPr>
+        <w:t xml:space="preserve">Data di nascita </w:t>
+      </w:r>
+    </w:p>
+    <w:p>
+      <w:pPr>
+        <w:pStyle w:val="Paragrafoelenco"/>
+        <w:numPr>
+          <w:ilvl w:val="0"/>
+          <w:numId w:val="7"/>
+        </w:numPr>
+        <w:spacing w:after="100"/>
+        <w:rPr>
+          <w:rFonts w:ascii="Times New Roman" w:hAnsi="Times New Roman" w:cs="Times New Roman"/>
+          <w:color w:val="000000" w:themeColor="text1"/>
+        </w:rPr>
+      </w:pPr>
+      <w:r>
+        <w:rPr>
+          <w:rFonts w:ascii="Times New Roman" w:eastAsia="Times New Roman" w:hAnsi="Times New Roman" w:cs="Times New Roman"/>
+        </w:rPr>
+        <w:t>Stato account (attivo / disattivato)</w:t>
+      </w:r>
+    </w:p>
+    <w:p>
+      <w:pPr>
+        <w:spacing w:after="100"/>
+        <w:ind w:left="709"/>
+        <w:jc w:val="both"/>
+        <w:rPr>
+          <w:b/>
+          <w:bCs/>
+          <w:color w:val="000000" w:themeColor="text1"/>
+        </w:rPr>
+      </w:pPr>
+      <w:r>
+        <w:rPr>
+          <w:b/>
+          <w:bCs/>
+          <w:color w:val="000000" w:themeColor="text1"/>
+        </w:rPr>
+        <w:t xml:space="preserve">Manager: </w:t>
+      </w:r>
+      <w:r>
+        <w:t>figura con privilegi gestionali elevati che si occupa dell'amministrazione del negozio online.</w:t>
+      </w:r>
+    </w:p>
+    <w:p>
+      <w:pPr>
+        <w:spacing w:after="100"/>
+        <w:ind w:left="709"/>
+        <w:rPr>
+          <w:color w:val="000000" w:themeColor="text1"/>
+        </w:rPr>
+      </w:pPr>
+      <w:r>
+        <w:rPr>
+          <w:b/>
+          <w:bCs/>
+          <w:color w:val="000000" w:themeColor="text1"/>
+        </w:rPr>
+        <w:t xml:space="preserve">Occhiale: </w:t>
+      </w:r>
+      <w:r>
+        <w:rPr>
+          <w:color w:val="000000" w:themeColor="text1"/>
+        </w:rPr>
+        <w:t>prodotto commercializzato sulla piattaforma. È caratterizzato da:</w:t>
+      </w:r>
+    </w:p>
+    <w:p>
+      <w:pPr>
+        <w:pStyle w:val="Paragrafoelenco"/>
+        <w:numPr>
+          <w:ilvl w:val="0"/>
+          <w:numId w:val="19"/>
+        </w:numPr>
+        <w:spacing w:after="100"/>
+        <w:rPr>
+          <w:color w:val="000000" w:themeColor="text1"/>
+        </w:rPr>
+      </w:pPr>
+      <w:r>
+        <w:rPr>
+          <w:color w:val="000000" w:themeColor="text1"/>
+        </w:rPr>
+        <w:t>ID</w:t>
+      </w:r>
+    </w:p>
+    <w:p>
+      <w:pPr>
+        <w:pStyle w:val="Paragrafoelenco"/>
+        <w:numPr>
+          <w:ilvl w:val="0"/>
+          <w:numId w:val="19"/>
+        </w:numPr>
+        <w:spacing w:after="100"/>
+        <w:rPr>
+          <w:color w:val="000000" w:themeColor="text1"/>
+        </w:rPr>
+      </w:pPr>
+      <w:r>
+        <w:rPr>
+          <w:color w:val="000000" w:themeColor="text1"/>
+        </w:rPr>
+        <w:t>Tipologia (Da vista, Da sole)</w:t>
+      </w:r>
+    </w:p>
+    <w:p>
+      <w:pPr>
+        <w:pStyle w:val="Paragrafoelenco"/>
+        <w:numPr>
+          <w:ilvl w:val="0"/>
+          <w:numId w:val="19"/>
+        </w:numPr>
+        <w:spacing w:after="100"/>
+        <w:rPr>
+          <w:color w:val="000000" w:themeColor="text1"/>
+        </w:rPr>
+      </w:pPr>
+      <w:r>
+        <w:rPr>
+          <w:color w:val="000000" w:themeColor="text1"/>
+        </w:rPr>
+        <w:t>Galleria con immagini</w:t>
+      </w:r>
+    </w:p>
+    <w:p>
+      <w:pPr>
+        <w:pStyle w:val="Paragrafoelenco"/>
+        <w:numPr>
+          <w:ilvl w:val="0"/>
+          <w:numId w:val="19"/>
+        </w:numPr>
+        <w:spacing w:after="100"/>
+        <w:rPr>
+          <w:color w:val="000000" w:themeColor="text1"/>
+        </w:rPr>
+      </w:pPr>
+      <w:r>
+        <w:rPr>
+          <w:color w:val="000000" w:themeColor="text1"/>
+        </w:rPr>
+        <w:t>Marca e Modello</w:t>
+      </w:r>
+    </w:p>
+    <w:p>
+      <w:pPr>
+        <w:pStyle w:val="Paragrafoelenco"/>
+        <w:numPr>
+          <w:ilvl w:val="0"/>
+          <w:numId w:val="19"/>
+        </w:numPr>
+        <w:spacing w:after="100"/>
+        <w:rPr>
+          <w:color w:val="000000" w:themeColor="text1"/>
+        </w:rPr>
+      </w:pPr>
+      <w:r>
+        <w:rPr>
+          <w:color w:val="000000" w:themeColor="text1"/>
+        </w:rPr>
+        <w:t>Genere</w:t>
+      </w:r>
+    </w:p>
+    <w:p>
+      <w:pPr>
+        <w:pStyle w:val="Paragrafoelenco"/>
+        <w:numPr>
+          <w:ilvl w:val="0"/>
+          <w:numId w:val="19"/>
+        </w:numPr>
+        <w:spacing w:after="100"/>
+        <w:rPr>
+          <w:color w:val="000000" w:themeColor="text1"/>
+        </w:rPr>
+      </w:pPr>
+      <w:r>
+        <w:rPr>
+          <w:color w:val="000000" w:themeColor="text1"/>
+        </w:rPr>
+        <w:t>Taglia e Tipologia di montatura</w:t>
+      </w:r>
+    </w:p>
+    <w:p>
+      <w:pPr>
+        <w:pStyle w:val="Paragrafoelenco"/>
+        <w:numPr>
+          <w:ilvl w:val="0"/>
+          <w:numId w:val="19"/>
+        </w:numPr>
+        <w:spacing w:after="100"/>
+        <w:rPr>
+          <w:color w:val="000000" w:themeColor="text1"/>
+        </w:rPr>
+      </w:pPr>
+      <w:r>
+        <w:rPr>
+          <w:color w:val="000000" w:themeColor="text1"/>
+        </w:rPr>
+        <w:t>Forma</w:t>
+      </w:r>
+    </w:p>
+    <w:p>
+      <w:pPr>
+        <w:pStyle w:val="Paragrafoelenco"/>
+        <w:numPr>
+          <w:ilvl w:val="0"/>
+          <w:numId w:val="19"/>
+        </w:numPr>
+        <w:spacing w:after="100"/>
+        <w:rPr>
+          <w:color w:val="000000" w:themeColor="text1"/>
+        </w:rPr>
+      </w:pPr>
+      <w:r>
+        <w:rPr>
+          <w:color w:val="000000" w:themeColor="text1"/>
+        </w:rPr>
+        <w:t>Materiale</w:t>
+      </w:r>
+    </w:p>
+    <w:p>
+      <w:pPr>
+        <w:pStyle w:val="Paragrafoelenco"/>
+        <w:numPr>
+          <w:ilvl w:val="0"/>
+          <w:numId w:val="19"/>
+        </w:numPr>
+        <w:spacing w:after="100"/>
+        <w:rPr>
+          <w:color w:val="000000" w:themeColor="text1"/>
+        </w:rPr>
+      </w:pPr>
+      <w:r>
+        <w:rPr>
+          <w:color w:val="000000" w:themeColor="text1"/>
+        </w:rPr>
+        <w:t>Prezzo di vendita</w:t>
+      </w:r>
+    </w:p>
+    <w:p>
+      <w:pPr>
+        <w:spacing w:after="100"/>
+        <w:ind w:left="709"/>
+        <w:rPr>
+          <w:color w:val="000000" w:themeColor="text1"/>
+        </w:rPr>
+      </w:pPr>
+      <w:r>
+        <w:rPr>
+          <w:b/>
+          <w:bCs/>
+          <w:color w:val="000000" w:themeColor="text1"/>
+        </w:rPr>
+        <w:t xml:space="preserve">Outlet: </w:t>
+      </w:r>
+      <w:r>
+        <w:rPr>
+          <w:color w:val="000000" w:themeColor="text1"/>
+        </w:rPr>
+        <w:t xml:space="preserve">Sezione del sito in cui è presente il catalogo con gli occhiali con un prezzo scontato attivo. </w:t>
+      </w:r>
+    </w:p>
+    <w:p>
+      <w:pPr>
+        <w:widowControl/>
+        <w:tabs>
+          <w:tab w:val="left" w:pos="709"/>
+        </w:tabs>
+        <w:suppressAutoHyphens w:val="0"/>
+        <w:ind w:left="709"/>
+        <w:rPr>
+          <w:rFonts w:eastAsia="Times New Roman"/>
+          <w:kern w:val="0"/>
+        </w:rPr>
+      </w:pPr>
+      <w:r>
+        <w:rPr>
+          <w:b/>
+          <w:bCs/>
+          <w:color w:val="000000" w:themeColor="text1"/>
+        </w:rPr>
+        <w:t xml:space="preserve">Ordine: </w:t>
+      </w:r>
+      <w:r>
+        <w:rPr>
+          <w:rFonts w:eastAsia="Times New Roman"/>
+          <w:kern w:val="0"/>
+        </w:rPr>
+        <w:t xml:space="preserve">rappresenta la richiesta d'acquisto formalizzata e confermata da un Cliente. È composto da: </w:t>
+      </w:r>
+    </w:p>
+    <w:p>
+      <w:pPr>
+        <w:widowControl/>
+        <w:numPr>
+          <w:ilvl w:val="0"/>
+          <w:numId w:val="20"/>
+        </w:numPr>
+        <w:suppressAutoHyphens w:val="0"/>
+        <w:rPr>
+          <w:rFonts w:eastAsia="Times New Roman"/>
+          <w:kern w:val="0"/>
+        </w:rPr>
+      </w:pPr>
+      <w:r>
+        <w:rPr>
+          <w:rFonts w:eastAsia="Times New Roman"/>
+          <w:kern w:val="0"/>
+        </w:rPr>
+        <w:t>Identificativo univoco (ID Ordine)</w:t>
+      </w:r>
+    </w:p>
+    <w:p>
+      <w:pPr>
+        <w:widowControl/>
+        <w:numPr>
+          <w:ilvl w:val="0"/>
+          <w:numId w:val="20"/>
+        </w:numPr>
+        <w:suppressAutoHyphens w:val="0"/>
+        <w:rPr>
+          <w:rFonts w:eastAsia="Times New Roman"/>
+          <w:kern w:val="0"/>
+        </w:rPr>
+      </w:pPr>
+      <w:r>
+        <w:rPr>
+          <w:rFonts w:eastAsia="Times New Roman"/>
+          <w:kern w:val="0"/>
+        </w:rPr>
+        <w:t>Dati di consegna (Nome destinatario, Indirizzo di spedizione, Recapito telefonico)</w:t>
+      </w:r>
+    </w:p>
+    <w:p>
+      <w:pPr>
+        <w:widowControl/>
+        <w:numPr>
+          <w:ilvl w:val="0"/>
+          <w:numId w:val="20"/>
+        </w:numPr>
+        <w:suppressAutoHyphens w:val="0"/>
+        <w:rPr>
+          <w:rFonts w:eastAsia="Times New Roman"/>
+          <w:kern w:val="0"/>
+        </w:rPr>
+      </w:pPr>
+      <w:r>
+        <w:rPr>
+          <w:rFonts w:eastAsia="Times New Roman"/>
+          <w:kern w:val="0"/>
+        </w:rPr>
+        <w:t>Metodo di pagamento selezionato</w:t>
+      </w:r>
+    </w:p>
+    <w:p>
+      <w:pPr>
+        <w:widowControl/>
+        <w:numPr>
+          <w:ilvl w:val="0"/>
+          <w:numId w:val="20"/>
+        </w:numPr>
+        <w:suppressAutoHyphens w:val="0"/>
+        <w:rPr>
+          <w:rFonts w:eastAsia="Times New Roman"/>
+          <w:kern w:val="0"/>
+        </w:rPr>
+      </w:pPr>
+      <w:r>
+        <w:rPr>
+          <w:rFonts w:eastAsia="Times New Roman"/>
+          <w:kern w:val="0"/>
+        </w:rPr>
+        <w:t>Data e ora di emissione</w:t>
+      </w:r>
+    </w:p>
+    <w:p>
+      <w:pPr>
+        <w:widowControl/>
+        <w:numPr>
+          <w:ilvl w:val="0"/>
+          <w:numId w:val="20"/>
+        </w:numPr>
+        <w:suppressAutoHyphens w:val="0"/>
+        <w:rPr>
+          <w:rFonts w:eastAsia="Times New Roman"/>
+          <w:kern w:val="0"/>
+        </w:rPr>
+      </w:pPr>
+      <w:r>
+        <w:rPr>
+          <w:rFonts w:eastAsia="Times New Roman"/>
+          <w:kern w:val="0"/>
+        </w:rPr>
+        <w:t>Totale complessivo</w:t>
+      </w:r>
+    </w:p>
+    <w:p>
+      <w:pPr>
+        <w:widowControl/>
+        <w:numPr>
+          <w:ilvl w:val="0"/>
+          <w:numId w:val="20"/>
+        </w:numPr>
+        <w:suppressAutoHyphens w:val="0"/>
+        <w:rPr>
+          <w:rFonts w:eastAsia="Times New Roman"/>
+          <w:kern w:val="0"/>
+        </w:rPr>
+      </w:pPr>
+      <w:r>
+        <w:rPr>
+          <w:rFonts w:eastAsia="Times New Roman"/>
+          <w:kern w:val="0"/>
+        </w:rPr>
+        <w:t>Stato di avanzamento (</w:t>
+      </w:r>
+      <w:r>
+        <w:rPr>
+          <w:rFonts w:eastAsia="Times New Roman"/>
+          <w:i/>
+          <w:iCs/>
+          <w:kern w:val="0"/>
+        </w:rPr>
+        <w:t>In lavorazione</w:t>
+      </w:r>
+      <w:r>
+        <w:rPr>
+          <w:rFonts w:eastAsia="Times New Roman"/>
+          <w:kern w:val="0"/>
+        </w:rPr>
+        <w:t xml:space="preserve">, </w:t>
+      </w:r>
+      <w:r>
+        <w:rPr>
+          <w:rFonts w:eastAsia="Times New Roman"/>
+          <w:i/>
+          <w:iCs/>
+          <w:kern w:val="0"/>
+        </w:rPr>
+        <w:t>Spedito</w:t>
+      </w:r>
+      <w:r>
+        <w:rPr>
+          <w:rFonts w:eastAsia="Times New Roman"/>
+          <w:kern w:val="0"/>
+        </w:rPr>
+        <w:t xml:space="preserve">, </w:t>
+      </w:r>
+      <w:r>
+        <w:rPr>
+          <w:rFonts w:eastAsia="Times New Roman"/>
+          <w:i/>
+          <w:iCs/>
+          <w:kern w:val="0"/>
+        </w:rPr>
+        <w:t>In consegna</w:t>
+      </w:r>
+      <w:r>
+        <w:rPr>
+          <w:rFonts w:eastAsia="Times New Roman"/>
+          <w:kern w:val="0"/>
+        </w:rPr>
+        <w:t xml:space="preserve">, </w:t>
+      </w:r>
+      <w:r>
+        <w:rPr>
+          <w:rFonts w:eastAsia="Times New Roman"/>
+          <w:i/>
+          <w:iCs/>
+          <w:kern w:val="0"/>
+        </w:rPr>
+        <w:t>Consegnato</w:t>
+      </w:r>
+      <w:r>
+        <w:rPr>
+          <w:rFonts w:eastAsia="Times New Roman"/>
+          <w:kern w:val="0"/>
+        </w:rPr>
+        <w:t>)</w:t>
+      </w:r>
+    </w:p>
+    <w:p>
+      <w:pPr>
+        <w:widowControl/>
+        <w:numPr>
+          <w:ilvl w:val="0"/>
+          <w:numId w:val="20"/>
+        </w:numPr>
+        <w:suppressAutoHyphens w:val="0"/>
+        <w:rPr>
+          <w:rFonts w:eastAsia="Times New Roman"/>
+          <w:kern w:val="0"/>
+        </w:rPr>
+      </w:pPr>
+      <w:r>
+        <w:rPr>
+          <w:rFonts w:eastAsia="Times New Roman"/>
+          <w:kern w:val="0"/>
+        </w:rPr>
+        <w:t>Lista dei Prodotti Acquistati</w:t>
+      </w:r>
+    </w:p>
+    <w:p>
+      <w:pPr>
+        <w:spacing w:after="100"/>
+        <w:jc w:val="both"/>
+        <w:rPr>
+          <w:b/>
+          <w:bCs/>
+          <w:color w:val="000000" w:themeColor="text1"/>
+        </w:rPr>
+      </w:pPr>
+    </w:p>
+    <w:p>
+      <w:pPr>
+        <w:spacing w:after="100"/>
+        <w:ind w:left="709"/>
+        <w:jc w:val="both"/>
+        <w:rPr>
+          <w:b/>
+          <w:bCs/>
+          <w:color w:val="000000" w:themeColor="text1"/>
+        </w:rPr>
+      </w:pPr>
+      <w:r>
+        <w:rPr>
+          <w:b/>
+          <w:bCs/>
+          <w:color w:val="000000" w:themeColor="text1"/>
+        </w:rPr>
+        <w:lastRenderedPageBreak/>
+        <w:t xml:space="preserve">Carrello: </w:t>
+      </w:r>
+      <w:r>
+        <w:t>struttura temporanea in cui vengono memorizzati i prodotti selezionati dall'utente prima della conferma d'acquisto, con relative quantità e calcolo del totale provvisorio.</w:t>
+      </w:r>
+    </w:p>
+    <w:p>
+      <w:pPr>
+        <w:spacing w:after="100"/>
+        <w:ind w:left="709"/>
+        <w:rPr>
+          <w:b/>
+          <w:bCs/>
+          <w:color w:val="000000" w:themeColor="text1"/>
+        </w:rPr>
+      </w:pPr>
+      <w:r>
+        <w:rPr>
+          <w:b/>
+          <w:bCs/>
+          <w:color w:val="000000" w:themeColor="text1"/>
+        </w:rPr>
+        <w:t xml:space="preserve">Recensione: </w:t>
+      </w:r>
+      <w:r>
+        <w:t xml:space="preserve">feedback rilasciato da un </w:t>
+      </w:r>
+      <w:r>
+        <w:rPr>
+          <w:rStyle w:val="Enfasicorsivo"/>
+          <w:i w:val="0"/>
+          <w:iCs w:val="0"/>
+        </w:rPr>
+        <w:t>Cliente</w:t>
+      </w:r>
+      <w:r>
+        <w:rPr>
+          <w:i/>
+          <w:iCs/>
+        </w:rPr>
+        <w:t xml:space="preserve"> </w:t>
+      </w:r>
+      <w:r>
+        <w:t xml:space="preserve">per uno specifico </w:t>
+      </w:r>
+      <w:r>
+        <w:rPr>
+          <w:rStyle w:val="Enfasicorsivo"/>
+          <w:i w:val="0"/>
+          <w:iCs w:val="0"/>
+        </w:rPr>
+        <w:t>Occhiale</w:t>
+      </w:r>
+      <w:r>
+        <w:t>, composto da una valutazione numerica su scala 1–5 e un testo descrittivo</w:t>
+      </w:r>
+      <w:r>
+        <w:t xml:space="preserve"> dell’esperienza</w:t>
+      </w:r>
+      <w:r>
+        <w:t>.</w:t>
+      </w:r>
+    </w:p>
+    <w:p>
+      <w:pPr>
+        <w:spacing w:after="100"/>
+        <w:ind w:left="709"/>
+      </w:pPr>
+      <w:r>
+        <w:rPr>
+          <w:b/>
+          <w:bCs/>
+          <w:color w:val="000000" w:themeColor="text1"/>
+        </w:rPr>
+        <w:t xml:space="preserve">Catalogo: </w:t>
+      </w:r>
+      <w:r>
+        <w:t xml:space="preserve">l'insieme di tutti gli </w:t>
+      </w:r>
+      <w:r>
+        <w:rPr>
+          <w:rStyle w:val="Enfasicorsivo"/>
+          <w:i w:val="0"/>
+          <w:iCs w:val="0"/>
+        </w:rPr>
+        <w:t>Occhiali</w:t>
+      </w:r>
+      <w:r>
+        <w:rPr>
+          <w:i/>
+          <w:iCs/>
+        </w:rPr>
+        <w:t xml:space="preserve"> </w:t>
+      </w:r>
+      <w:r>
+        <w:t>esposti all'interno dello store, navigabili e filtrabili secondo criteri quali prezzo, marchio, forma, genere, taglia, tipologia e materiale.</w:t>
+      </w:r>
+    </w:p>
+    <w:p>
+      <w:pPr>
+        <w:spacing w:after="100"/>
+        <w:ind w:left="709"/>
+        <w:rPr>
+          <w:b/>
+          <w:bCs/>
+          <w:color w:val="000000" w:themeColor="text1"/>
+        </w:rPr>
+      </w:pPr>
+    </w:p>
+    <w:p>
+      <w:pPr>
+        <w:spacing w:after="100"/>
+        <w:ind w:left="709"/>
+        <w:rPr>
+          <w:b/>
+          <w:bCs/>
+          <w:color w:val="000000" w:themeColor="text1"/>
+        </w:rPr>
+      </w:pPr>
+      <w:r>
+        <w:rPr>
+          <w:b/>
+          <w:bCs/>
+          <w:color w:val="000000" w:themeColor="text1"/>
+        </w:rPr>
+        <w:t>Acronyms and Abbreviations</w:t>
+      </w:r>
+    </w:p>
+    <w:p>
+      <w:pPr>
+        <w:spacing w:after="100"/>
+        <w:ind w:left="709"/>
+        <w:rPr>
+          <w:color w:val="000000" w:themeColor="text1"/>
+        </w:rPr>
+      </w:pPr>
+      <w:r>
+        <w:rPr>
+          <w:color w:val="000000" w:themeColor="text1"/>
+        </w:rPr>
+        <w:t>RAD = Requirement Analysis Document</w:t>
+      </w:r>
+    </w:p>
+    <w:p>
+      <w:pPr>
+        <w:spacing w:after="100"/>
+        <w:ind w:left="709"/>
+        <w:rPr>
+          <w:color w:val="000000" w:themeColor="text1"/>
+        </w:rPr>
+      </w:pPr>
+      <w:r>
+        <w:rPr>
+          <w:color w:val="000000" w:themeColor="text1"/>
+        </w:rPr>
+        <w:t>RF = Requisito Funzionale</w:t>
+      </w:r>
+    </w:p>
+    <w:p>
+      <w:pPr>
+        <w:spacing w:after="100"/>
+        <w:ind w:left="709"/>
+        <w:rPr>
+          <w:color w:val="000000" w:themeColor="text1"/>
+        </w:rPr>
+      </w:pPr>
+      <w:r>
+        <w:rPr>
+          <w:color w:val="000000" w:themeColor="text1"/>
+        </w:rPr>
+        <w:t>RNF = Requisito Non Funzionale</w:t>
+      </w:r>
+    </w:p>
+    <w:p>
+      <w:pPr>
+        <w:spacing w:after="100"/>
+        <w:ind w:left="709"/>
+        <w:rPr>
+          <w:color w:val="000000" w:themeColor="text1"/>
+        </w:rPr>
+      </w:pPr>
+      <w:r>
+        <w:rPr>
+          <w:color w:val="000000" w:themeColor="text1"/>
+        </w:rPr>
+        <w:t>PM = Product Manager</w:t>
+      </w:r>
+    </w:p>
+    <w:p>
+      <w:pPr>
+        <w:spacing w:after="100"/>
+        <w:ind w:left="709"/>
+        <w:rPr>
+          <w:color w:val="000000" w:themeColor="text1"/>
+        </w:rPr>
+      </w:pPr>
+      <w:r>
+        <w:rPr>
+          <w:color w:val="000000" w:themeColor="text1"/>
+        </w:rPr>
+        <w:t>MA = Market Analyzer</w:t>
+      </w:r>
+    </w:p>
+    <w:p>
+      <w:pPr>
+        <w:spacing w:after="100"/>
+        <w:ind w:left="709"/>
+        <w:rPr>
+          <w:color w:val="000000" w:themeColor="text1"/>
+        </w:rPr>
+      </w:pPr>
+      <w:r>
+        <w:rPr>
+          <w:color w:val="000000" w:themeColor="text1"/>
+        </w:rPr>
+        <w:t>OM = Order Manager</w:t>
+      </w:r>
+    </w:p>
+    <w:p>
+      <w:pPr>
+        <w:spacing w:after="100"/>
+        <w:ind w:left="709"/>
+        <w:rPr>
+          <w:color w:val="000000" w:themeColor="text1"/>
+        </w:rPr>
+      </w:pPr>
+      <w:r>
+        <w:rPr>
+          <w:color w:val="000000" w:themeColor="text1"/>
+        </w:rPr>
+        <w:t>API = Application Programming Interface</w:t>
+      </w:r>
+    </w:p>
+    <w:p>
+      <w:pPr>
+        <w:spacing w:after="100"/>
+        <w:ind w:left="709"/>
+        <w:rPr>
+          <w:color w:val="000000" w:themeColor="text1"/>
+        </w:rPr>
+      </w:pPr>
+      <w:r>
+        <w:rPr>
+          <w:color w:val="000000" w:themeColor="text1"/>
+        </w:rPr>
+        <w:t>DB = DataBase</w:t>
+      </w:r>
+    </w:p>
+    <w:p>
+      <w:pPr>
+        <w:spacing w:after="100"/>
+        <w:ind w:left="709"/>
+        <w:rPr>
+          <w:color w:val="000000" w:themeColor="text1"/>
+        </w:rPr>
+      </w:pPr>
+      <w:r>
+        <w:rPr>
+          <w:color w:val="000000" w:themeColor="text1"/>
+        </w:rPr>
+        <w:t>DBMS = DataBase Management System</w:t>
+      </w:r>
+    </w:p>
+    <w:p>
+      <w:pPr>
+        <w:spacing w:after="100"/>
+        <w:ind w:left="709"/>
+        <w:rPr>
+          <w:color w:val="000000" w:themeColor="text1"/>
+        </w:rPr>
+      </w:pPr>
+      <w:r>
+        <w:rPr>
+          <w:color w:val="000000" w:themeColor="text1"/>
+        </w:rPr>
+        <w:t>RAM = Random Access Memory</w:t>
+      </w:r>
+    </w:p>
+    <w:p>
+      <w:pPr>
+        <w:spacing w:after="100"/>
+        <w:ind w:left="709"/>
+        <w:rPr>
+          <w:color w:val="000000" w:themeColor="text1"/>
+        </w:rPr>
+      </w:pPr>
+      <w:r>
+        <w:rPr>
+          <w:color w:val="000000" w:themeColor="text1"/>
+        </w:rPr>
+        <w:t>MVC = Model View Control</w:t>
+      </w:r>
+    </w:p>
+    <w:p>
+      <w:pPr>
+        <w:spacing w:after="100"/>
+        <w:ind w:left="709"/>
+        <w:rPr>
+          <w:rStyle w:val="Enfasicorsivo"/>
+          <w:i w:val="0"/>
+          <w:iCs w:val="0"/>
+        </w:rPr>
+      </w:pPr>
+      <w:r>
+        <w:rPr>
+          <w:rStyle w:val="Enfasigrassetto"/>
+          <w:b w:val="0"/>
+          <w:bCs w:val="0"/>
+        </w:rPr>
+        <w:t>HEX</w:t>
+      </w:r>
+      <w:r>
+        <w:rPr>
+          <w:rStyle w:val="Enfasigrassetto"/>
+          <w:b w:val="0"/>
+          <w:bCs w:val="0"/>
+        </w:rPr>
+        <w:t xml:space="preserve"> </w:t>
+      </w:r>
+      <w:r>
+        <w:rPr>
+          <w:b/>
+          <w:bCs/>
+        </w:rPr>
+        <w:t>=</w:t>
+      </w:r>
+      <w:r>
+        <w:t xml:space="preserve"> </w:t>
+      </w:r>
+      <w:r>
+        <w:rPr>
+          <w:rStyle w:val="Enfasicorsivo"/>
+          <w:i w:val="0"/>
+          <w:iCs w:val="0"/>
+        </w:rPr>
+        <w:t>Hexadecimal Code</w:t>
+      </w:r>
+    </w:p>
+    <w:p>
+      <w:pPr>
+        <w:spacing w:after="100"/>
+        <w:ind w:left="709"/>
+        <w:rPr>
+          <w:rStyle w:val="Enfasicorsivo"/>
+          <w:i w:val="0"/>
+          <w:iCs w:val="0"/>
+        </w:rPr>
+      </w:pPr>
+      <w:r>
+        <w:rPr>
+          <w:rStyle w:val="Enfasicorsivo"/>
+          <w:i w:val="0"/>
+          <w:iCs w:val="0"/>
+        </w:rPr>
+        <w:t>DAO = Data Access Object</w:t>
+      </w:r>
+    </w:p>
+    <w:p>
+      <w:pPr>
+        <w:spacing w:after="100"/>
+        <w:ind w:left="709"/>
+        <w:rPr>
+          <w:i/>
+          <w:iCs/>
+          <w:color w:val="000000" w:themeColor="text1"/>
+        </w:rPr>
+      </w:pPr>
+      <w:r>
+        <w:rPr>
+          <w:rStyle w:val="Enfasicorsivo"/>
+          <w:i w:val="0"/>
+          <w:iCs w:val="0"/>
+        </w:rPr>
+        <w:t>CAP = Codice di Avviamento Postale</w:t>
       </w:r>
     </w:p>
     <w:p>
@@ -5226,9 +6332,6 @@
           <w:numId w:val="1"/>
         </w:numPr>
       </w:pPr>
-      <w:r>
-        <w:t xml:space="preserve"> </w:t>
-      </w:r>
       <w:bookmarkStart w:id="6" w:name="_Toc243741979"/>
       <w:proofErr w:type="spellStart"/>
       <w:r>
@@ -5268,12 +6371,104 @@
         <w:t xml:space="preserve"> </w:t>
       </w:r>
       <w:bookmarkStart w:id="7" w:name="_Toc243741980"/>
-      <w:proofErr w:type="spellStart"/>
       <w:r>
         <w:t>Overview</w:t>
       </w:r>
       <w:bookmarkEnd w:id="7"/>
-      <w:proofErr w:type="spellEnd"/>
+    </w:p>
+    <w:p>
+      <w:pPr>
+        <w:pStyle w:val="Paragrafoelenco"/>
+        <w:spacing w:before="100" w:after="100"/>
+        <w:ind w:left="760"/>
+      </w:pPr>
+      <w:r>
+        <w:t xml:space="preserve">l seguente documento è diviso in sezioni ed ha la seguente composizione: </w:t>
+      </w:r>
+    </w:p>
+    <w:p>
+      <w:pPr>
+        <w:pStyle w:val="Paragrafoelenco"/>
+        <w:spacing w:before="100" w:after="100"/>
+        <w:ind w:left="760"/>
+        <w:rPr>
+          <w:b/>
+          <w:bCs/>
+        </w:rPr>
+      </w:pPr>
+      <w:r>
+        <w:rPr>
+          <w:b/>
+          <w:bCs/>
+        </w:rPr>
+        <w:t>Capitolo 2 – Current System</w:t>
+      </w:r>
+    </w:p>
+    <w:p>
+      <w:pPr>
+        <w:pStyle w:val="Paragrafoelenco"/>
+        <w:spacing w:before="100" w:after="100"/>
+        <w:ind w:left="760"/>
+      </w:pPr>
+      <w:r>
+        <w:t>Descrive lo stato attuale del negozio fisico GG-Eyewear, illustrando le limitazioni dovute all'assenza di una piattaforma di vendita online e delineando i ruoli fisici esistenti, come il Product Manager, l’Order Manager e il Market Analyzer.</w:t>
+      </w:r>
+    </w:p>
+    <w:p>
+      <w:pPr>
+        <w:pStyle w:val="Paragrafoelenco"/>
+        <w:spacing w:before="100" w:after="100"/>
+        <w:ind w:left="760"/>
+        <w:rPr>
+          <w:b/>
+          <w:bCs/>
+        </w:rPr>
+      </w:pPr>
+      <w:r>
+        <w:rPr>
+          <w:b/>
+          <w:bCs/>
+        </w:rPr>
+        <w:t xml:space="preserve">Capitolo 3 – Proposed System (Da aggiornare una volta completato) </w:t>
+      </w:r>
+    </w:p>
+    <w:p>
+      <w:pPr>
+        <w:pStyle w:val="Paragrafoelenco"/>
+        <w:spacing w:before="100" w:after="100"/>
+        <w:ind w:left="760"/>
+      </w:pPr>
+      <w:r>
+        <w:t>Definisce nel dettaglio il nuovo sistema di e-commerce proposto. Al suo interno sono specificati i requisiti funzionali e i requisiti non funzionali. Il capitolo presenta inoltre i Sistem Models, che includono gli scenari operativi e le sezioni previste per i modelli Use Case, Object e Dynamic.</w:t>
+      </w:r>
+    </w:p>
+    <w:p>
+      <w:pPr>
+        <w:pStyle w:val="Paragrafoelenco"/>
+        <w:spacing w:before="100" w:after="100"/>
+        <w:ind w:left="760"/>
+        <w:rPr>
+          <w:b/>
+          <w:bCs/>
+        </w:rPr>
+      </w:pPr>
+      <w:r>
+        <w:rPr>
+          <w:b/>
+          <w:bCs/>
+        </w:rPr>
+        <w:t>Capitolo 4 – Glossary</w:t>
+      </w:r>
+    </w:p>
+    <w:p>
+      <w:pPr>
+        <w:pStyle w:val="Paragrafoelenco"/>
+        <w:spacing w:before="100" w:after="100"/>
+        <w:ind w:left="760"/>
+      </w:pPr>
+      <w:r>
+        <w:t>Sezione dove sono specificati i termini utilizzati nel documento per evitare incomprensioni.</w:t>
+      </w:r>
     </w:p>
     <w:p>
       <w:pPr>
@@ -5285,14 +6480,6 @@
           <w:color w:val="EE0000"/>
         </w:rPr>
       </w:pPr>
-      <w:r>
-        <w:rPr>
-          <w:b/>
-          <w:bCs/>
-          <w:color w:val="EE0000"/>
-        </w:rPr>
-        <w:t>DA FARE</w:t>
-      </w:r>
     </w:p>
     <w:p>
       <w:pPr>
@@ -5306,6 +6493,7 @@
       </w:pPr>
       <w:bookmarkStart w:id="8" w:name="_Toc243741981"/>
       <w:r>
+        <w:lastRenderedPageBreak/>
         <w:t>CURRENT SYSTEM</w:t>
       </w:r>
       <w:bookmarkEnd w:id="8"/>
@@ -5359,12 +6547,10 @@
         <w:t xml:space="preserve"> </w:t>
       </w:r>
       <w:bookmarkStart w:id="10" w:name="_Toc243741983"/>
-      <w:proofErr w:type="spellStart"/>
       <w:r>
         <w:t>Overview</w:t>
       </w:r>
       <w:bookmarkEnd w:id="10"/>
-      <w:proofErr w:type="spellEnd"/>
     </w:p>
     <w:p>
       <w:pPr>
@@ -5522,11 +6708,7 @@
         <w:t>RF3.1:</w:t>
       </w:r>
       <w:r>
-        <w:t xml:space="preserve"> il sistema deve consentire all’utente la visualizzazione di un’area dedicata agli ordini effettuati, dove per ogni ordine sono presenti gli occhiali ordinati, l’indirizzo di spedizione </w:t>
-      </w:r>
-      <w:r>
-        <w:lastRenderedPageBreak/>
-        <w:t>al quale va recapitato il pacco, l’intestatario, e lo stato dell’ordine</w:t>
+        <w:t xml:space="preserve"> il sistema deve consentire all’utente la visualizzazione di un’area dedicata agli ordini effettuati, dove per ogni ordine sono presenti gli occhiali ordinati, l’indirizzo di spedizione al quale va recapitato il pacco, l’intestatario, e lo stato dell’ordine</w:t>
       </w:r>
     </w:p>
     <w:p>
@@ -5610,6 +6792,7 @@
           <w:bCs/>
           <w:color w:val="000000" w:themeColor="text1"/>
         </w:rPr>
+        <w:lastRenderedPageBreak/>
         <w:t>RF4.2</w:t>
       </w:r>
       <w:r>
@@ -6012,14 +7195,7 @@
         <w:rPr>
           <w:color w:val="000000" w:themeColor="text1"/>
         </w:rPr>
-        <w:t xml:space="preserve"> Il sistema deve offrire controlli sui dati inseriti dall’utente in modo immediato, senza ricaricare la pagina, mostrando un messaggio a schermo per indicare se sono sintatticamente </w:t>
-      </w:r>
-      <w:r>
-        <w:rPr>
-          <w:color w:val="000000" w:themeColor="text1"/>
-        </w:rPr>
-        <w:lastRenderedPageBreak/>
-        <w:t>corretti</w:t>
+        <w:t xml:space="preserve"> Il sistema deve offrire controlli sui dati inseriti dall’utente in modo immediato, senza ricaricare la pagina, mostrando un messaggio a schermo per indicare se sono sintatticamente corretti</w:t>
       </w:r>
       <w:r>
         <w:rPr>
@@ -6175,6 +7351,7 @@
           <w:bCs/>
           <w:color w:val="000000" w:themeColor="text1"/>
         </w:rPr>
+        <w:lastRenderedPageBreak/>
         <w:t>RF10.2</w:t>
       </w:r>
       <w:r>
@@ -6628,11 +7805,7 @@
         <w:t>:</w:t>
       </w:r>
       <w:r>
-        <w:t xml:space="preserve"> Nelle situazioni in cui una schermata o un componente non presenta contenuti da mostrare (es. carrello degli acquisti vuoto, nessun ordine effettuato, </w:t>
-      </w:r>
-      <w:r>
-        <w:lastRenderedPageBreak/>
-        <w:t>nessun risultato corrispondente a un filtro di ricerca), il sistema non deve mai restituire schermate bianche o layout frammentati. Deve invece mostrare messaggi visivi descrittivi che spieghino chiaramente lo stato attuale e suggeriscano l'azione successiva da compiere</w:t>
+        <w:t xml:space="preserve"> Nelle situazioni in cui una schermata o un componente non presenta contenuti da mostrare (es. carrello degli acquisti vuoto, nessun ordine effettuato, nessun risultato corrispondente a un filtro di ricerca), il sistema non deve mai restituire schermate bianche o layout frammentati. Deve invece mostrare messaggi visivi descrittivi che spieghino chiaramente lo stato attuale e suggeriscano l'azione successiva da compiere</w:t>
       </w:r>
       <w:r>
         <w:t>.</w:t>
@@ -6745,7 +7918,11 @@
         <w:t>,</w:t>
       </w:r>
       <w:r>
-        <w:t xml:space="preserve"> la configurazione delle connessioni JDBC e il deploy dell'applicazione.</w:t>
+        <w:t xml:space="preserve"> la configurazione delle </w:t>
+      </w:r>
+      <w:r>
+        <w:lastRenderedPageBreak/>
+        <w:t>connessioni JDBC e il deploy dell'applicazione.</w:t>
       </w:r>
     </w:p>
     <w:p>
@@ -6949,11 +8126,7 @@
         <w:t xml:space="preserve"> Le </w:t>
       </w:r>
       <w:r>
-        <w:t xml:space="preserve">regole di protezione e controllo degli accessi devono riflettersi chiaramente sull'interfaccia utente. L'utente deve ricevere messaggi espliciti e </w:t>
-      </w:r>
-      <w:r>
-        <w:lastRenderedPageBreak/>
-        <w:t>comprensibili in caso di inserimento di credenziali errate, tentativi di accesso a sezioni non autorizzate o nel caso in cui stia tentando di accedere con un account sospeso o disattivato</w:t>
+        <w:t>regole di protezione e controllo degli accessi devono riflettersi chiaramente sull'interfaccia utente. L'utente deve ricevere messaggi espliciti e comprensibili in caso di inserimento di credenziali errate, tentativi di accesso a sezioni non autorizzate o nel caso in cui stia tentando di accedere con un account sospeso o disattivato</w:t>
       </w:r>
       <w:r>
         <w:t>.</w:t>
@@ -7089,6 +8262,7 @@
           <w:sz w:val="26"/>
           <w:szCs w:val="26"/>
         </w:rPr>
+        <w:lastRenderedPageBreak/>
         <w:t>System modifications</w:t>
       </w:r>
       <w:bookmarkEnd w:id="20"/>
@@ -7382,15 +8556,7 @@
           <w:rFonts w:eastAsia="Times New Roman"/>
           <w:kern w:val="0"/>
         </w:rPr>
-        <w:t xml:space="preserve">si autentica sul sito, dalla pagina di login, inserendo le </w:t>
-      </w:r>
-      <w:r>
-        <w:rPr>
-          <w:rFonts w:eastAsia="Times New Roman"/>
-          <w:kern w:val="0"/>
-        </w:rPr>
-        <w:lastRenderedPageBreak/>
-        <w:t xml:space="preserve">proprie credenziali, email </w:t>
+        <w:t xml:space="preserve">si autentica sul sito, dalla pagina di login, inserendo le proprie credenziali, email </w:t>
       </w:r>
       <w:r>
         <w:rPr>
@@ -7674,7 +8840,15 @@
           <w:rFonts w:eastAsia="Times New Roman"/>
           <w:kern w:val="0"/>
         </w:rPr>
-        <w:t>Marco clicca sulla foto secondaria per ingrandirla</w:t>
+        <w:t xml:space="preserve">Marco clicca sulla foto secondaria per </w:t>
+      </w:r>
+      <w:r>
+        <w:rPr>
+          <w:rFonts w:eastAsia="Times New Roman"/>
+          <w:kern w:val="0"/>
+        </w:rPr>
+        <w:lastRenderedPageBreak/>
+        <w:t>ingrandirla</w:t>
       </w:r>
       <w:r>
         <w:rPr>
@@ -8350,7 +9524,6 @@
         <w:ind w:left="1418"/>
       </w:pPr>
       <w:r>
-        <w:lastRenderedPageBreak/>
         <w:t xml:space="preserve">Il sistema convalida le credenziali, riconosce il ruolo di "Order Manager" e reindirizza Antonio alla Dashboard Gestionale degli ordini, dove viene mostrata la tabella contenente tutti gli ordini effettuati. Antonio </w:t>
       </w:r>
       <w:r>
@@ -8486,6 +9659,7 @@
         <w:ind w:left="1418"/>
       </w:pPr>
       <w:r>
+        <w:lastRenderedPageBreak/>
         <w:t>Antonio necessita però di tutte le informazioni dell’ordine. Clicca quindi sulla freccia al lato della riga dell’ordine. Il sistema risponde mostrando</w:t>
       </w:r>
       <w:r>
@@ -8743,11 +9917,7 @@
         <w:t>".</w:t>
       </w:r>
       <w:r>
-        <w:t xml:space="preserve"> Vittoria deve quindi </w:t>
-      </w:r>
-      <w:r>
-        <w:lastRenderedPageBreak/>
-        <w:t>inserire il nuovo prodotto all’interno del catalogo per renderlo disponibile a tutti gli utenti online.</w:t>
+        <w:t xml:space="preserve"> Vittoria deve quindi inserire il nuovo prodotto all’interno del catalogo per renderlo disponibile a tutti gli utenti online.</w:t>
       </w:r>
     </w:p>
     <w:p>
@@ -8853,6 +10023,7 @@
         <w:ind w:left="1418"/>
       </w:pPr>
       <w:r>
+        <w:lastRenderedPageBreak/>
         <w:t>Di fianco alla tabella elenco, il sistema mostra a Vittoria il form, vuoto, per l’inserimento di un nuovo prodotto. Vittoria inizia, quindi a compilare i campi del form inserendo le specifiche del nuovo modello arrivato:</w:t>
       </w:r>
     </w:p>
@@ -9370,7 +10541,6 @@
         <w:ind w:left="1418"/>
       </w:pPr>
       <w:r>
-        <w:lastRenderedPageBreak/>
         <w:t xml:space="preserve">Fabio accede alla pagina di login di GG Eyewear, </w:t>
       </w:r>
       <w:r>
@@ -9435,10 +10605,7 @@
         <w:t>Il sistema mostra a schermo una tabella aggregata contenente l'elenco dei prodotti del catalogo</w:t>
       </w:r>
       <w:r>
-        <w:t xml:space="preserve">, </w:t>
-      </w:r>
-      <w:r>
-        <w:t>completi</w:t>
+        <w:t>, completi</w:t>
       </w:r>
       <w:r>
         <w:t xml:space="preserve"> di</w:t>
@@ -9513,15 +10680,7 @@
         <w:ind w:left="1418" w:firstLine="11"/>
       </w:pPr>
       <w:r>
-        <w:t xml:space="preserve">Per individuare </w:t>
-      </w:r>
-      <w:proofErr w:type="gramStart"/>
-      <w:r>
-        <w:t>il trend</w:t>
-      </w:r>
-      <w:proofErr w:type="gramEnd"/>
-      <w:r>
-        <w:t xml:space="preserve"> del momento, Fabio interagisce con il pannello dei filtri: </w:t>
+        <w:t xml:space="preserve">Per individuare il trend del momento, Fabio interagisce con il pannello dei filtri: </w:t>
       </w:r>
     </w:p>
     <w:p>
@@ -9535,6 +10694,7 @@
         <w:ind w:left="1702" w:hanging="284"/>
       </w:pPr>
       <w:r>
+        <w:lastRenderedPageBreak/>
         <w:t xml:space="preserve">inserisce le date </w:t>
       </w:r>
       <w:r>
@@ -9871,7 +11031,7 @@
 </file>
 
 <file path=word/endnotes.xml><?xml version="1.0" encoding="utf-8"?>
-<w:endnotes xmlns:wpc="http://schemas.microsoft.com/office/word/2010/wordprocessingCanvas" xmlns:cx="http://schemas.microsoft.com/office/drawing/2014/chartex" xmlns:cx1="http://schemas.microsoft.com/office/drawing/2015/9/8/chartex" xmlns:cx2="http://schemas.microsoft.com/office/drawing/2015/10/21/chartex" xmlns:cx3="http://schemas.microsoft.com/office/drawing/2016/5/9/chartex" xmlns:cx4="http://schemas.microsoft.com/office/drawing/2016/5/10/chartex" xmlns:cx5="http://schemas.microsoft.com/office/drawing/2016/5/11/chartex" xmlns:cx6="http://schemas.microsoft.com/office/drawing/2016/5/12/chartex" xmlns:cx7="http://schemas.microsoft.com/office/drawing/2016/5/13/chartex" xmlns:cx8="http://schemas.microsoft.com/office/drawing/2016/5/14/chartex" xmlns:mc="http://schemas.openxmlformats.org/markup-compatibility/2006" xmlns:aink="http://schemas.microsoft.com/office/drawing/2016/ink" xmlns:am3d="http://schemas.microsoft.com/office/drawing/2017/model3d" xmlns:o="urn:schemas-microsoft-com:office:office" xmlns:oel="http://schemas.microsoft.com/office/2019/extlst" xmlns:r="http://schemas.openxmlformats.org/officeDocument/2006/relationships" xmlns:m="http://schemas.openxmlformats.org/officeDocument/2006/math" xmlns:v="urn:schemas-microsoft-com:vml" xmlns:wp14="http://schemas.microsoft.com/office/word/2010/wordprocessingDrawing" xmlns:wp="http://schemas.openxmlformats.org/drawingml/2006/wordprocessingDrawing" xmlns:w10="urn:schemas-microsoft-com:office:word" xmlns:w="http://schemas.openxmlformats.org/wordprocessingml/2006/main" xmlns:w14="http://schemas.microsoft.com/office/word/2010/wordml" xmlns:w15="http://schemas.microsoft.com/office/word/2012/wordml" xmlns:w16cex="http://schemas.microsoft.com/office/word/2018/wordml/cex" xmlns:w16cid="http://schemas.microsoft.com/office/word/2016/wordml/cid" xmlns:w16="http://schemas.microsoft.com/office/word/2018/wordml" xmlns:w16du="http://schemas.microsoft.com/office/word/2023/wordml/word16du" xmlns:w16sdtdh="http://schemas.microsoft.com/office/word/2020/wordml/sdtdatahash" xmlns:w16sdtfl="http://schemas.microsoft.com/office/word/2024/wordml/sdtformatlock" xmlns:w16se="http://schemas.microsoft.com/office/word/2015/wordml/symex" xmlns:wpg="http://schemas.microsoft.com/office/word/2010/wordprocessingGroup" xmlns:wpi="http://schemas.microsoft.com/office/word/2010/wordprocessingInk" xmlns:wne="http://schemas.microsoft.com/office/word/2006/wordml" xmlns:wps="http://schemas.microsoft.com/office/word/2010/wordprocessingShape" mc:Ignorable="w14 w15 w16se w16cid w16 w16cex w16sdtdh w16sdtfl w16du wp14">
+<w:endnotes xmlns:wpc="http://schemas.microsoft.com/office/word/2010/wordprocessingCanvas" xmlns:cx="http://schemas.microsoft.com/office/drawing/2014/chartex" xmlns:cx1="http://schemas.microsoft.com/office/drawing/2015/9/8/chartex" xmlns:cx2="http://schemas.microsoft.com/office/drawing/2015/10/21/chartex" xmlns:cx3="http://schemas.microsoft.com/office/drawing/2016/5/9/chartex" xmlns:cx4="http://schemas.microsoft.com/office/drawing/2016/5/10/chartex" xmlns:cx5="http://schemas.microsoft.com/office/drawing/2016/5/11/chartex" xmlns:cx6="http://schemas.microsoft.com/office/drawing/2016/5/12/chartex" xmlns:cx7="http://schemas.microsoft.com/office/drawing/2016/5/13/chartex" xmlns:cx8="http://schemas.microsoft.com/office/drawing/2016/5/14/chartex" xmlns:mc="http://schemas.openxmlformats.org/markup-compatibility/2006" xmlns:m="http://schemas.openxmlformats.org/officeDocument/2006/math" xmlns:aink="http://schemas.microsoft.com/office/drawing/2016/ink" xmlns:am3d="http://schemas.microsoft.com/office/drawing/2017/model3d" xmlns:oel="http://schemas.microsoft.com/office/2019/extlst" xmlns:r="http://schemas.openxmlformats.org/officeDocument/2006/relationships" xmlns:wp14="http://schemas.microsoft.com/office/word/2010/wordprocessingDrawing" xmlns:wp="http://schemas.openxmlformats.org/drawingml/2006/wordprocessingDrawing" xmlns:wpg="http://schemas.microsoft.com/office/word/2010/wordprocessingGroup" xmlns:wpi="http://schemas.microsoft.com/office/word/2010/wordprocessingInk" xmlns:wps="http://schemas.microsoft.com/office/word/2010/wordprocessingShape" xmlns:o="urn:schemas-microsoft-com:office:office" xmlns:v="urn:schemas-microsoft-com:vml" xmlns:w10="urn:schemas-microsoft-com:office:word" xmlns:w="http://schemas.openxmlformats.org/wordprocessingml/2006/main" xmlns:w14="http://schemas.microsoft.com/office/word/2010/wordml" xmlns:w15="http://schemas.microsoft.com/office/word/2012/wordml" xmlns:w16cex="http://schemas.microsoft.com/office/word/2018/wordml/cex" xmlns:w16cid="http://schemas.microsoft.com/office/word/2016/wordml/cid" xmlns:w16="http://schemas.microsoft.com/office/word/2018/wordml" xmlns:w16sdtdh="http://schemas.microsoft.com/office/word/2020/wordml/sdtdatahash" xmlns:w16sdtfl="http://schemas.microsoft.com/office/word/2024/wordml/sdtformatlock" xmlns:w16se="http://schemas.microsoft.com/office/word/2015/wordml/symex" xmlns:w16du="http://schemas.microsoft.com/office/word/2023/wordml/word16du" xmlns:wne="http://schemas.microsoft.com/office/word/2006/wordml" mc:Ignorable="w14 w15 w16se w16cid w16 w16cex w16sdtdh w16sdtfl w16du wp14">
   <w:endnote w:type="separator" w:id="-1">
     <w:p>
       <w:r>
@@ -9890,7 +11050,7 @@
 </file>
 
 <file path=word/footer1.xml><?xml version="1.0" encoding="utf-8"?>
-<w:ftr xmlns:wpc="http://schemas.microsoft.com/office/word/2010/wordprocessingCanvas" xmlns:cx="http://schemas.microsoft.com/office/drawing/2014/chartex" xmlns:cx1="http://schemas.microsoft.com/office/drawing/2015/9/8/chartex" xmlns:cx2="http://schemas.microsoft.com/office/drawing/2015/10/21/chartex" xmlns:cx3="http://schemas.microsoft.com/office/drawing/2016/5/9/chartex" xmlns:cx4="http://schemas.microsoft.com/office/drawing/2016/5/10/chartex" xmlns:cx5="http://schemas.microsoft.com/office/drawing/2016/5/11/chartex" xmlns:cx6="http://schemas.microsoft.com/office/drawing/2016/5/12/chartex" xmlns:cx7="http://schemas.microsoft.com/office/drawing/2016/5/13/chartex" xmlns:cx8="http://schemas.microsoft.com/office/drawing/2016/5/14/chartex" xmlns:mc="http://schemas.openxmlformats.org/markup-compatibility/2006" xmlns:aink="http://schemas.microsoft.com/office/drawing/2016/ink" xmlns:am3d="http://schemas.microsoft.com/office/drawing/2017/model3d" xmlns:o="urn:schemas-microsoft-com:office:office" xmlns:oel="http://schemas.microsoft.com/office/2019/extlst" xmlns:r="http://schemas.openxmlformats.org/officeDocument/2006/relationships" xmlns:m="http://schemas.openxmlformats.org/officeDocument/2006/math" xmlns:v="urn:schemas-microsoft-com:vml" xmlns:wp14="http://schemas.microsoft.com/office/word/2010/wordprocessingDrawing" xmlns:wp="http://schemas.openxmlformats.org/drawingml/2006/wordprocessingDrawing" xmlns:w10="urn:schemas-microsoft-com:office:word" xmlns:w="http://schemas.openxmlformats.org/wordprocessingml/2006/main" xmlns:w14="http://schemas.microsoft.com/office/word/2010/wordml" xmlns:w15="http://schemas.microsoft.com/office/word/2012/wordml" xmlns:w16cex="http://schemas.microsoft.com/office/word/2018/wordml/cex" xmlns:w16cid="http://schemas.microsoft.com/office/word/2016/wordml/cid" xmlns:w16="http://schemas.microsoft.com/office/word/2018/wordml" xmlns:w16du="http://schemas.microsoft.com/office/word/2023/wordml/word16du" xmlns:w16sdtdh="http://schemas.microsoft.com/office/word/2020/wordml/sdtdatahash" xmlns:w16sdtfl="http://schemas.microsoft.com/office/word/2024/wordml/sdtformatlock" xmlns:w16se="http://schemas.microsoft.com/office/word/2015/wordml/symex" xmlns:wpg="http://schemas.microsoft.com/office/word/2010/wordprocessingGroup" xmlns:wpi="http://schemas.microsoft.com/office/word/2010/wordprocessingInk" xmlns:wne="http://schemas.microsoft.com/office/word/2006/wordml" xmlns:wps="http://schemas.microsoft.com/office/word/2010/wordprocessingShape" mc:Ignorable="w14 w15 w16se w16cid w16 w16cex w16sdtdh w16sdtfl w16du wp14">
+<w:ftr xmlns:wpc="http://schemas.microsoft.com/office/word/2010/wordprocessingCanvas" xmlns:cx="http://schemas.microsoft.com/office/drawing/2014/chartex" xmlns:cx1="http://schemas.microsoft.com/office/drawing/2015/9/8/chartex" xmlns:cx2="http://schemas.microsoft.com/office/drawing/2015/10/21/chartex" xmlns:cx3="http://schemas.microsoft.com/office/drawing/2016/5/9/chartex" xmlns:cx4="http://schemas.microsoft.com/office/drawing/2016/5/10/chartex" xmlns:cx5="http://schemas.microsoft.com/office/drawing/2016/5/11/chartex" xmlns:cx6="http://schemas.microsoft.com/office/drawing/2016/5/12/chartex" xmlns:cx7="http://schemas.microsoft.com/office/drawing/2016/5/13/chartex" xmlns:cx8="http://schemas.microsoft.com/office/drawing/2016/5/14/chartex" xmlns:mc="http://schemas.openxmlformats.org/markup-compatibility/2006" xmlns:m="http://schemas.openxmlformats.org/officeDocument/2006/math" xmlns:aink="http://schemas.microsoft.com/office/drawing/2016/ink" xmlns:am3d="http://schemas.microsoft.com/office/drawing/2017/model3d" xmlns:oel="http://schemas.microsoft.com/office/2019/extlst" xmlns:r="http://schemas.openxmlformats.org/officeDocument/2006/relationships" xmlns:wp14="http://schemas.microsoft.com/office/word/2010/wordprocessingDrawing" xmlns:wp="http://schemas.openxmlformats.org/drawingml/2006/wordprocessingDrawing" xmlns:wpg="http://schemas.microsoft.com/office/word/2010/wordprocessingGroup" xmlns:wpi="http://schemas.microsoft.com/office/word/2010/wordprocessingInk" xmlns:wps="http://schemas.microsoft.com/office/word/2010/wordprocessingShape" xmlns:o="urn:schemas-microsoft-com:office:office" xmlns:v="urn:schemas-microsoft-com:vml" xmlns:w10="urn:schemas-microsoft-com:office:word" xmlns:w="http://schemas.openxmlformats.org/wordprocessingml/2006/main" xmlns:w14="http://schemas.microsoft.com/office/word/2010/wordml" xmlns:w15="http://schemas.microsoft.com/office/word/2012/wordml" xmlns:w16cex="http://schemas.microsoft.com/office/word/2018/wordml/cex" xmlns:w16cid="http://schemas.microsoft.com/office/word/2016/wordml/cid" xmlns:w16="http://schemas.microsoft.com/office/word/2018/wordml" xmlns:w16sdtdh="http://schemas.microsoft.com/office/word/2020/wordml/sdtdatahash" xmlns:w16sdtfl="http://schemas.microsoft.com/office/word/2024/wordml/sdtformatlock" xmlns:w16se="http://schemas.microsoft.com/office/word/2015/wordml/symex" xmlns:w16du="http://schemas.microsoft.com/office/word/2023/wordml/word16du" xmlns:wne="http://schemas.microsoft.com/office/word/2006/wordml" mc:Ignorable="w14 w15 w16se w16cid w16 w16cex w16sdtdh w16sdtfl w16du wp14">
   <w:tbl>
     <w:tblPr>
       <w:tblW w:w="0" w:type="auto"/>
@@ -10058,31 +11218,31 @@
 </file>
 
 <file path=word/footer2.xml><?xml version="1.0" encoding="utf-8"?>
-<w:ftr xmlns:wpc="http://schemas.microsoft.com/office/word/2010/wordprocessingCanvas" xmlns:cx="http://schemas.microsoft.com/office/drawing/2014/chartex" xmlns:cx1="http://schemas.microsoft.com/office/drawing/2015/9/8/chartex" xmlns:cx2="http://schemas.microsoft.com/office/drawing/2015/10/21/chartex" xmlns:cx3="http://schemas.microsoft.com/office/drawing/2016/5/9/chartex" xmlns:cx4="http://schemas.microsoft.com/office/drawing/2016/5/10/chartex" xmlns:cx5="http://schemas.microsoft.com/office/drawing/2016/5/11/chartex" xmlns:cx6="http://schemas.microsoft.com/office/drawing/2016/5/12/chartex" xmlns:cx7="http://schemas.microsoft.com/office/drawing/2016/5/13/chartex" xmlns:cx8="http://schemas.microsoft.com/office/drawing/2016/5/14/chartex" xmlns:mc="http://schemas.openxmlformats.org/markup-compatibility/2006" xmlns:aink="http://schemas.microsoft.com/office/drawing/2016/ink" xmlns:am3d="http://schemas.microsoft.com/office/drawing/2017/model3d" xmlns:o="urn:schemas-microsoft-com:office:office" xmlns:oel="http://schemas.microsoft.com/office/2019/extlst" xmlns:r="http://schemas.openxmlformats.org/officeDocument/2006/relationships" xmlns:m="http://schemas.openxmlformats.org/officeDocument/2006/math" xmlns:v="urn:schemas-microsoft-com:vml" xmlns:wp14="http://schemas.microsoft.com/office/word/2010/wordprocessingDrawing" xmlns:wp="http://schemas.openxmlformats.org/drawingml/2006/wordprocessingDrawing" xmlns:w10="urn:schemas-microsoft-com:office:word" xmlns:w="http://schemas.openxmlformats.org/wordprocessingml/2006/main" xmlns:w14="http://schemas.microsoft.com/office/word/2010/wordml" xmlns:w15="http://schemas.microsoft.com/office/word/2012/wordml" xmlns:w16cex="http://schemas.microsoft.com/office/word/2018/wordml/cex" xmlns:w16cid="http://schemas.microsoft.com/office/word/2016/wordml/cid" xmlns:w16="http://schemas.microsoft.com/office/word/2018/wordml" xmlns:w16du="http://schemas.microsoft.com/office/word/2023/wordml/word16du" xmlns:w16sdtdh="http://schemas.microsoft.com/office/word/2020/wordml/sdtdatahash" xmlns:w16sdtfl="http://schemas.microsoft.com/office/word/2024/wordml/sdtformatlock" xmlns:w16se="http://schemas.microsoft.com/office/word/2015/wordml/symex" xmlns:wpg="http://schemas.microsoft.com/office/word/2010/wordprocessingGroup" xmlns:wpi="http://schemas.microsoft.com/office/word/2010/wordprocessingInk" xmlns:wne="http://schemas.microsoft.com/office/word/2006/wordml" xmlns:wps="http://schemas.microsoft.com/office/word/2010/wordprocessingShape" mc:Ignorable="w14 w15 w16se w16cid w16 w16cex w16sdtdh w16sdtfl w16du wp14">
+<w:ftr xmlns:wpc="http://schemas.microsoft.com/office/word/2010/wordprocessingCanvas" xmlns:cx="http://schemas.microsoft.com/office/drawing/2014/chartex" xmlns:cx1="http://schemas.microsoft.com/office/drawing/2015/9/8/chartex" xmlns:cx2="http://schemas.microsoft.com/office/drawing/2015/10/21/chartex" xmlns:cx3="http://schemas.microsoft.com/office/drawing/2016/5/9/chartex" xmlns:cx4="http://schemas.microsoft.com/office/drawing/2016/5/10/chartex" xmlns:cx5="http://schemas.microsoft.com/office/drawing/2016/5/11/chartex" xmlns:cx6="http://schemas.microsoft.com/office/drawing/2016/5/12/chartex" xmlns:cx7="http://schemas.microsoft.com/office/drawing/2016/5/13/chartex" xmlns:cx8="http://schemas.microsoft.com/office/drawing/2016/5/14/chartex" xmlns:mc="http://schemas.openxmlformats.org/markup-compatibility/2006" xmlns:m="http://schemas.openxmlformats.org/officeDocument/2006/math" xmlns:aink="http://schemas.microsoft.com/office/drawing/2016/ink" xmlns:am3d="http://schemas.microsoft.com/office/drawing/2017/model3d" xmlns:oel="http://schemas.microsoft.com/office/2019/extlst" xmlns:r="http://schemas.openxmlformats.org/officeDocument/2006/relationships" xmlns:wp14="http://schemas.microsoft.com/office/word/2010/wordprocessingDrawing" xmlns:wp="http://schemas.openxmlformats.org/drawingml/2006/wordprocessingDrawing" xmlns:wpg="http://schemas.microsoft.com/office/word/2010/wordprocessingGroup" xmlns:wpi="http://schemas.microsoft.com/office/word/2010/wordprocessingInk" xmlns:wps="http://schemas.microsoft.com/office/word/2010/wordprocessingShape" xmlns:o="urn:schemas-microsoft-com:office:office" xmlns:v="urn:schemas-microsoft-com:vml" xmlns:w10="urn:schemas-microsoft-com:office:word" xmlns:w="http://schemas.openxmlformats.org/wordprocessingml/2006/main" xmlns:w14="http://schemas.microsoft.com/office/word/2010/wordml" xmlns:w15="http://schemas.microsoft.com/office/word/2012/wordml" xmlns:w16cex="http://schemas.microsoft.com/office/word/2018/wordml/cex" xmlns:w16cid="http://schemas.microsoft.com/office/word/2016/wordml/cid" xmlns:w16="http://schemas.microsoft.com/office/word/2018/wordml" xmlns:w16sdtdh="http://schemas.microsoft.com/office/word/2020/wordml/sdtdatahash" xmlns:w16sdtfl="http://schemas.microsoft.com/office/word/2024/wordml/sdtformatlock" xmlns:w16se="http://schemas.microsoft.com/office/word/2015/wordml/symex" xmlns:w16du="http://schemas.microsoft.com/office/word/2023/wordml/word16du" xmlns:wne="http://schemas.microsoft.com/office/word/2006/wordml" mc:Ignorable="w14 w15 w16se w16cid w16 w16cex w16sdtdh w16sdtfl w16du wp14">
   <w:p/>
 </w:ftr>
 </file>
 
 <file path=word/footer3.xml><?xml version="1.0" encoding="utf-8"?>
-<w:ftr xmlns:wpc="http://schemas.microsoft.com/office/word/2010/wordprocessingCanvas" xmlns:cx="http://schemas.microsoft.com/office/drawing/2014/chartex" xmlns:cx1="http://schemas.microsoft.com/office/drawing/2015/9/8/chartex" xmlns:cx2="http://schemas.microsoft.com/office/drawing/2015/10/21/chartex" xmlns:cx3="http://schemas.microsoft.com/office/drawing/2016/5/9/chartex" xmlns:cx4="http://schemas.microsoft.com/office/drawing/2016/5/10/chartex" xmlns:cx5="http://schemas.microsoft.com/office/drawing/2016/5/11/chartex" xmlns:cx6="http://schemas.microsoft.com/office/drawing/2016/5/12/chartex" xmlns:cx7="http://schemas.microsoft.com/office/drawing/2016/5/13/chartex" xmlns:cx8="http://schemas.microsoft.com/office/drawing/2016/5/14/chartex" xmlns:mc="http://schemas.openxmlformats.org/markup-compatibility/2006" xmlns:aink="http://schemas.microsoft.com/office/drawing/2016/ink" xmlns:am3d="http://schemas.microsoft.com/office/drawing/2017/model3d" xmlns:o="urn:schemas-microsoft-com:office:office" xmlns:oel="http://schemas.microsoft.com/office/2019/extlst" xmlns:r="http://schemas.openxmlformats.org/officeDocument/2006/relationships" xmlns:m="http://schemas.openxmlformats.org/officeDocument/2006/math" xmlns:v="urn:schemas-microsoft-com:vml" xmlns:wp14="http://schemas.microsoft.com/office/word/2010/wordprocessingDrawing" xmlns:wp="http://schemas.openxmlformats.org/drawingml/2006/wordprocessingDrawing" xmlns:w10="urn:schemas-microsoft-com:office:word" xmlns:w="http://schemas.openxmlformats.org/wordprocessingml/2006/main" xmlns:w14="http://schemas.microsoft.com/office/word/2010/wordml" xmlns:w15="http://schemas.microsoft.com/office/word/2012/wordml" xmlns:w16cex="http://schemas.microsoft.com/office/word/2018/wordml/cex" xmlns:w16cid="http://schemas.microsoft.com/office/word/2016/wordml/cid" xmlns:w16="http://schemas.microsoft.com/office/word/2018/wordml" xmlns:w16du="http://schemas.microsoft.com/office/word/2023/wordml/word16du" xmlns:w16sdtdh="http://schemas.microsoft.com/office/word/2020/wordml/sdtdatahash" xmlns:w16sdtfl="http://schemas.microsoft.com/office/word/2024/wordml/sdtformatlock" xmlns:w16se="http://schemas.microsoft.com/office/word/2015/wordml/symex" xmlns:wpg="http://schemas.microsoft.com/office/word/2010/wordprocessingGroup" xmlns:wpi="http://schemas.microsoft.com/office/word/2010/wordprocessingInk" xmlns:wne="http://schemas.microsoft.com/office/word/2006/wordml" xmlns:wps="http://schemas.microsoft.com/office/word/2010/wordprocessingShape" mc:Ignorable="w14 w15 w16se w16cid w16 w16cex w16sdtdh w16sdtfl w16du wp14">
+<w:ftr xmlns:wpc="http://schemas.microsoft.com/office/word/2010/wordprocessingCanvas" xmlns:cx="http://schemas.microsoft.com/office/drawing/2014/chartex" xmlns:cx1="http://schemas.microsoft.com/office/drawing/2015/9/8/chartex" xmlns:cx2="http://schemas.microsoft.com/office/drawing/2015/10/21/chartex" xmlns:cx3="http://schemas.microsoft.com/office/drawing/2016/5/9/chartex" xmlns:cx4="http://schemas.microsoft.com/office/drawing/2016/5/10/chartex" xmlns:cx5="http://schemas.microsoft.com/office/drawing/2016/5/11/chartex" xmlns:cx6="http://schemas.microsoft.com/office/drawing/2016/5/12/chartex" xmlns:cx7="http://schemas.microsoft.com/office/drawing/2016/5/13/chartex" xmlns:cx8="http://schemas.microsoft.com/office/drawing/2016/5/14/chartex" xmlns:mc="http://schemas.openxmlformats.org/markup-compatibility/2006" xmlns:m="http://schemas.openxmlformats.org/officeDocument/2006/math" xmlns:aink="http://schemas.microsoft.com/office/drawing/2016/ink" xmlns:am3d="http://schemas.microsoft.com/office/drawing/2017/model3d" xmlns:oel="http://schemas.microsoft.com/office/2019/extlst" xmlns:r="http://schemas.openxmlformats.org/officeDocument/2006/relationships" xmlns:wp14="http://schemas.microsoft.com/office/word/2010/wordprocessingDrawing" xmlns:wp="http://schemas.openxmlformats.org/drawingml/2006/wordprocessingDrawing" xmlns:wpg="http://schemas.microsoft.com/office/word/2010/wordprocessingGroup" xmlns:wpi="http://schemas.microsoft.com/office/word/2010/wordprocessingInk" xmlns:wps="http://schemas.microsoft.com/office/word/2010/wordprocessingShape" xmlns:o="urn:schemas-microsoft-com:office:office" xmlns:v="urn:schemas-microsoft-com:vml" xmlns:w10="urn:schemas-microsoft-com:office:word" xmlns:w="http://schemas.openxmlformats.org/wordprocessingml/2006/main" xmlns:w14="http://schemas.microsoft.com/office/word/2010/wordml" xmlns:w15="http://schemas.microsoft.com/office/word/2012/wordml" xmlns:w16cex="http://schemas.microsoft.com/office/word/2018/wordml/cex" xmlns:w16cid="http://schemas.microsoft.com/office/word/2016/wordml/cid" xmlns:w16="http://schemas.microsoft.com/office/word/2018/wordml" xmlns:w16sdtdh="http://schemas.microsoft.com/office/word/2020/wordml/sdtdatahash" xmlns:w16sdtfl="http://schemas.microsoft.com/office/word/2024/wordml/sdtformatlock" xmlns:w16se="http://schemas.microsoft.com/office/word/2015/wordml/symex" xmlns:w16du="http://schemas.microsoft.com/office/word/2023/wordml/word16du" xmlns:wne="http://schemas.microsoft.com/office/word/2006/wordml" mc:Ignorable="w14 w15 w16se w16cid w16 w16cex w16sdtdh w16sdtfl w16du wp14">
   <w:p/>
 </w:ftr>
 </file>
 
 <file path=word/footer4.xml><?xml version="1.0" encoding="utf-8"?>
-<w:ftr xmlns:wpc="http://schemas.microsoft.com/office/word/2010/wordprocessingCanvas" xmlns:cx="http://schemas.microsoft.com/office/drawing/2014/chartex" xmlns:cx1="http://schemas.microsoft.com/office/drawing/2015/9/8/chartex" xmlns:cx2="http://schemas.microsoft.com/office/drawing/2015/10/21/chartex" xmlns:cx3="http://schemas.microsoft.com/office/drawing/2016/5/9/chartex" xmlns:cx4="http://schemas.microsoft.com/office/drawing/2016/5/10/chartex" xmlns:cx5="http://schemas.microsoft.com/office/drawing/2016/5/11/chartex" xmlns:cx6="http://schemas.microsoft.com/office/drawing/2016/5/12/chartex" xmlns:cx7="http://schemas.microsoft.com/office/drawing/2016/5/13/chartex" xmlns:cx8="http://schemas.microsoft.com/office/drawing/2016/5/14/chartex" xmlns:mc="http://schemas.openxmlformats.org/markup-compatibility/2006" xmlns:aink="http://schemas.microsoft.com/office/drawing/2016/ink" xmlns:am3d="http://schemas.microsoft.com/office/drawing/2017/model3d" xmlns:o="urn:schemas-microsoft-com:office:office" xmlns:oel="http://schemas.microsoft.com/office/2019/extlst" xmlns:r="http://schemas.openxmlformats.org/officeDocument/2006/relationships" xmlns:m="http://schemas.openxmlformats.org/officeDocument/2006/math" xmlns:v="urn:schemas-microsoft-com:vml" xmlns:wp14="http://schemas.microsoft.com/office/word/2010/wordprocessingDrawing" xmlns:wp="http://schemas.openxmlformats.org/drawingml/2006/wordprocessingDrawing" xmlns:w10="urn:schemas-microsoft-com:office:word" xmlns:w="http://schemas.openxmlformats.org/wordprocessingml/2006/main" xmlns:w14="http://schemas.microsoft.com/office/word/2010/wordml" xmlns:w15="http://schemas.microsoft.com/office/word/2012/wordml" xmlns:w16cex="http://schemas.microsoft.com/office/word/2018/wordml/cex" xmlns:w16cid="http://schemas.microsoft.com/office/word/2016/wordml/cid" xmlns:w16="http://schemas.microsoft.com/office/word/2018/wordml" xmlns:w16du="http://schemas.microsoft.com/office/word/2023/wordml/word16du" xmlns:w16sdtdh="http://schemas.microsoft.com/office/word/2020/wordml/sdtdatahash" xmlns:w16sdtfl="http://schemas.microsoft.com/office/word/2024/wordml/sdtformatlock" xmlns:w16se="http://schemas.microsoft.com/office/word/2015/wordml/symex" xmlns:wpg="http://schemas.microsoft.com/office/word/2010/wordprocessingGroup" xmlns:wpi="http://schemas.microsoft.com/office/word/2010/wordprocessingInk" xmlns:wne="http://schemas.microsoft.com/office/word/2006/wordml" xmlns:wps="http://schemas.microsoft.com/office/word/2010/wordprocessingShape" mc:Ignorable="w14 w15 w16se w16cid w16 w16cex w16sdtdh w16sdtfl w16du wp14">
+<w:ftr xmlns:wpc="http://schemas.microsoft.com/office/word/2010/wordprocessingCanvas" xmlns:cx="http://schemas.microsoft.com/office/drawing/2014/chartex" xmlns:cx1="http://schemas.microsoft.com/office/drawing/2015/9/8/chartex" xmlns:cx2="http://schemas.microsoft.com/office/drawing/2015/10/21/chartex" xmlns:cx3="http://schemas.microsoft.com/office/drawing/2016/5/9/chartex" xmlns:cx4="http://schemas.microsoft.com/office/drawing/2016/5/10/chartex" xmlns:cx5="http://schemas.microsoft.com/office/drawing/2016/5/11/chartex" xmlns:cx6="http://schemas.microsoft.com/office/drawing/2016/5/12/chartex" xmlns:cx7="http://schemas.microsoft.com/office/drawing/2016/5/13/chartex" xmlns:cx8="http://schemas.microsoft.com/office/drawing/2016/5/14/chartex" xmlns:mc="http://schemas.openxmlformats.org/markup-compatibility/2006" xmlns:m="http://schemas.openxmlformats.org/officeDocument/2006/math" xmlns:aink="http://schemas.microsoft.com/office/drawing/2016/ink" xmlns:am3d="http://schemas.microsoft.com/office/drawing/2017/model3d" xmlns:oel="http://schemas.microsoft.com/office/2019/extlst" xmlns:r="http://schemas.openxmlformats.org/officeDocument/2006/relationships" xmlns:wp14="http://schemas.microsoft.com/office/word/2010/wordprocessingDrawing" xmlns:wp="http://schemas.openxmlformats.org/drawingml/2006/wordprocessingDrawing" xmlns:wpg="http://schemas.microsoft.com/office/word/2010/wordprocessingGroup" xmlns:wpi="http://schemas.microsoft.com/office/word/2010/wordprocessingInk" xmlns:wps="http://schemas.microsoft.com/office/word/2010/wordprocessingShape" xmlns:o="urn:schemas-microsoft-com:office:office" xmlns:v="urn:schemas-microsoft-com:vml" xmlns:w10="urn:schemas-microsoft-com:office:word" xmlns:w="http://schemas.openxmlformats.org/wordprocessingml/2006/main" xmlns:w14="http://schemas.microsoft.com/office/word/2010/wordml" xmlns:w15="http://schemas.microsoft.com/office/word/2012/wordml" xmlns:w16cex="http://schemas.microsoft.com/office/word/2018/wordml/cex" xmlns:w16cid="http://schemas.microsoft.com/office/word/2016/wordml/cid" xmlns:w16="http://schemas.microsoft.com/office/word/2018/wordml" xmlns:w16sdtdh="http://schemas.microsoft.com/office/word/2020/wordml/sdtdatahash" xmlns:w16sdtfl="http://schemas.microsoft.com/office/word/2024/wordml/sdtformatlock" xmlns:w16se="http://schemas.microsoft.com/office/word/2015/wordml/symex" xmlns:w16du="http://schemas.microsoft.com/office/word/2023/wordml/word16du" xmlns:wne="http://schemas.microsoft.com/office/word/2006/wordml" mc:Ignorable="w14 w15 w16se w16cid w16 w16cex w16sdtdh w16sdtfl w16du wp14">
   <w:p/>
 </w:ftr>
 </file>
 
 <file path=word/footer5.xml><?xml version="1.0" encoding="utf-8"?>
-<w:ftr xmlns:wpc="http://schemas.microsoft.com/office/word/2010/wordprocessingCanvas" xmlns:cx="http://schemas.microsoft.com/office/drawing/2014/chartex" xmlns:cx1="http://schemas.microsoft.com/office/drawing/2015/9/8/chartex" xmlns:cx2="http://schemas.microsoft.com/office/drawing/2015/10/21/chartex" xmlns:cx3="http://schemas.microsoft.com/office/drawing/2016/5/9/chartex" xmlns:cx4="http://schemas.microsoft.com/office/drawing/2016/5/10/chartex" xmlns:cx5="http://schemas.microsoft.com/office/drawing/2016/5/11/chartex" xmlns:cx6="http://schemas.microsoft.com/office/drawing/2016/5/12/chartex" xmlns:cx7="http://schemas.microsoft.com/office/drawing/2016/5/13/chartex" xmlns:cx8="http://schemas.microsoft.com/office/drawing/2016/5/14/chartex" xmlns:mc="http://schemas.openxmlformats.org/markup-compatibility/2006" xmlns:aink="http://schemas.microsoft.com/office/drawing/2016/ink" xmlns:am3d="http://schemas.microsoft.com/office/drawing/2017/model3d" xmlns:o="urn:schemas-microsoft-com:office:office" xmlns:oel="http://schemas.microsoft.com/office/2019/extlst" xmlns:r="http://schemas.openxmlformats.org/officeDocument/2006/relationships" xmlns:m="http://schemas.openxmlformats.org/officeDocument/2006/math" xmlns:v="urn:schemas-microsoft-com:vml" xmlns:wp14="http://schemas.microsoft.com/office/word/2010/wordprocessingDrawing" xmlns:wp="http://schemas.openxmlformats.org/drawingml/2006/wordprocessingDrawing" xmlns:w10="urn:schemas-microsoft-com:office:word" xmlns:w="http://schemas.openxmlformats.org/wordprocessingml/2006/main" xmlns:w14="http://schemas.microsoft.com/office/word/2010/wordml" xmlns:w15="http://schemas.microsoft.com/office/word/2012/wordml" xmlns:w16cex="http://schemas.microsoft.com/office/word/2018/wordml/cex" xmlns:w16cid="http://schemas.microsoft.com/office/word/2016/wordml/cid" xmlns:w16="http://schemas.microsoft.com/office/word/2018/wordml" xmlns:w16du="http://schemas.microsoft.com/office/word/2023/wordml/word16du" xmlns:w16sdtdh="http://schemas.microsoft.com/office/word/2020/wordml/sdtdatahash" xmlns:w16sdtfl="http://schemas.microsoft.com/office/word/2024/wordml/sdtformatlock" xmlns:w16se="http://schemas.microsoft.com/office/word/2015/wordml/symex" xmlns:wpg="http://schemas.microsoft.com/office/word/2010/wordprocessingGroup" xmlns:wpi="http://schemas.microsoft.com/office/word/2010/wordprocessingInk" xmlns:wne="http://schemas.microsoft.com/office/word/2006/wordml" xmlns:wps="http://schemas.microsoft.com/office/word/2010/wordprocessingShape" mc:Ignorable="w14 w15 w16se w16cid w16 w16cex w16sdtdh w16sdtfl w16du wp14">
+<w:ftr xmlns:wpc="http://schemas.microsoft.com/office/word/2010/wordprocessingCanvas" xmlns:cx="http://schemas.microsoft.com/office/drawing/2014/chartex" xmlns:cx1="http://schemas.microsoft.com/office/drawing/2015/9/8/chartex" xmlns:cx2="http://schemas.microsoft.com/office/drawing/2015/10/21/chartex" xmlns:cx3="http://schemas.microsoft.com/office/drawing/2016/5/9/chartex" xmlns:cx4="http://schemas.microsoft.com/office/drawing/2016/5/10/chartex" xmlns:cx5="http://schemas.microsoft.com/office/drawing/2016/5/11/chartex" xmlns:cx6="http://schemas.microsoft.com/office/drawing/2016/5/12/chartex" xmlns:cx7="http://schemas.microsoft.com/office/drawing/2016/5/13/chartex" xmlns:cx8="http://schemas.microsoft.com/office/drawing/2016/5/14/chartex" xmlns:mc="http://schemas.openxmlformats.org/markup-compatibility/2006" xmlns:m="http://schemas.openxmlformats.org/officeDocument/2006/math" xmlns:aink="http://schemas.microsoft.com/office/drawing/2016/ink" xmlns:am3d="http://schemas.microsoft.com/office/drawing/2017/model3d" xmlns:oel="http://schemas.microsoft.com/office/2019/extlst" xmlns:r="http://schemas.openxmlformats.org/officeDocument/2006/relationships" xmlns:wp14="http://schemas.microsoft.com/office/word/2010/wordprocessingDrawing" xmlns:wp="http://schemas.openxmlformats.org/drawingml/2006/wordprocessingDrawing" xmlns:wpg="http://schemas.microsoft.com/office/word/2010/wordprocessingGroup" xmlns:wpi="http://schemas.microsoft.com/office/word/2010/wordprocessingInk" xmlns:wps="http://schemas.microsoft.com/office/word/2010/wordprocessingShape" xmlns:o="urn:schemas-microsoft-com:office:office" xmlns:v="urn:schemas-microsoft-com:vml" xmlns:w10="urn:schemas-microsoft-com:office:word" xmlns:w="http://schemas.openxmlformats.org/wordprocessingml/2006/main" xmlns:w14="http://schemas.microsoft.com/office/word/2010/wordml" xmlns:w15="http://schemas.microsoft.com/office/word/2012/wordml" xmlns:w16cex="http://schemas.microsoft.com/office/word/2018/wordml/cex" xmlns:w16cid="http://schemas.microsoft.com/office/word/2016/wordml/cid" xmlns:w16="http://schemas.microsoft.com/office/word/2018/wordml" xmlns:w16sdtdh="http://schemas.microsoft.com/office/word/2020/wordml/sdtdatahash" xmlns:w16sdtfl="http://schemas.microsoft.com/office/word/2024/wordml/sdtformatlock" xmlns:w16se="http://schemas.microsoft.com/office/word/2015/wordml/symex" xmlns:w16du="http://schemas.microsoft.com/office/word/2023/wordml/word16du" xmlns:wne="http://schemas.microsoft.com/office/word/2006/wordml" mc:Ignorable="w14 w15 w16se w16cid w16 w16cex w16sdtdh w16sdtfl w16du wp14">
   <w:p/>
 </w:ftr>
 </file>
 
 <file path=word/footnotes.xml><?xml version="1.0" encoding="utf-8"?>
-<w:footnotes xmlns:wpc="http://schemas.microsoft.com/office/word/2010/wordprocessingCanvas" xmlns:cx="http://schemas.microsoft.com/office/drawing/2014/chartex" xmlns:cx1="http://schemas.microsoft.com/office/drawing/2015/9/8/chartex" xmlns:cx2="http://schemas.microsoft.com/office/drawing/2015/10/21/chartex" xmlns:cx3="http://schemas.microsoft.com/office/drawing/2016/5/9/chartex" xmlns:cx4="http://schemas.microsoft.com/office/drawing/2016/5/10/chartex" xmlns:cx5="http://schemas.microsoft.com/office/drawing/2016/5/11/chartex" xmlns:cx6="http://schemas.microsoft.com/office/drawing/2016/5/12/chartex" xmlns:cx7="http://schemas.microsoft.com/office/drawing/2016/5/13/chartex" xmlns:cx8="http://schemas.microsoft.com/office/drawing/2016/5/14/chartex" xmlns:mc="http://schemas.openxmlformats.org/markup-compatibility/2006" xmlns:aink="http://schemas.microsoft.com/office/drawing/2016/ink" xmlns:am3d="http://schemas.microsoft.com/office/drawing/2017/model3d" xmlns:o="urn:schemas-microsoft-com:office:office" xmlns:oel="http://schemas.microsoft.com/office/2019/extlst" xmlns:r="http://schemas.openxmlformats.org/officeDocument/2006/relationships" xmlns:m="http://schemas.openxmlformats.org/officeDocument/2006/math" xmlns:v="urn:schemas-microsoft-com:vml" xmlns:wp14="http://schemas.microsoft.com/office/word/2010/wordprocessingDrawing" xmlns:wp="http://schemas.openxmlformats.org/drawingml/2006/wordprocessingDrawing" xmlns:w10="urn:schemas-microsoft-com:office:word" xmlns:w="http://schemas.openxmlformats.org/wordprocessingml/2006/main" xmlns:w14="http://schemas.microsoft.com/office/word/2010/wordml" xmlns:w15="http://schemas.microsoft.com/office/word/2012/wordml" xmlns:w16cex="http://schemas.microsoft.com/office/word/2018/wordml/cex" xmlns:w16cid="http://schemas.microsoft.com/office/word/2016/wordml/cid" xmlns:w16="http://schemas.microsoft.com/office/word/2018/wordml" xmlns:w16du="http://schemas.microsoft.com/office/word/2023/wordml/word16du" xmlns:w16sdtdh="http://schemas.microsoft.com/office/word/2020/wordml/sdtdatahash" xmlns:w16sdtfl="http://schemas.microsoft.com/office/word/2024/wordml/sdtformatlock" xmlns:w16se="http://schemas.microsoft.com/office/word/2015/wordml/symex" xmlns:wpg="http://schemas.microsoft.com/office/word/2010/wordprocessingGroup" xmlns:wpi="http://schemas.microsoft.com/office/word/2010/wordprocessingInk" xmlns:wne="http://schemas.microsoft.com/office/word/2006/wordml" xmlns:wps="http://schemas.microsoft.com/office/word/2010/wordprocessingShape" mc:Ignorable="w14 w15 w16se w16cid w16 w16cex w16sdtdh w16sdtfl w16du wp14">
+<w:footnotes xmlns:wpc="http://schemas.microsoft.com/office/word/2010/wordprocessingCanvas" xmlns:cx="http://schemas.microsoft.com/office/drawing/2014/chartex" xmlns:cx1="http://schemas.microsoft.com/office/drawing/2015/9/8/chartex" xmlns:cx2="http://schemas.microsoft.com/office/drawing/2015/10/21/chartex" xmlns:cx3="http://schemas.microsoft.com/office/drawing/2016/5/9/chartex" xmlns:cx4="http://schemas.microsoft.com/office/drawing/2016/5/10/chartex" xmlns:cx5="http://schemas.microsoft.com/office/drawing/2016/5/11/chartex" xmlns:cx6="http://schemas.microsoft.com/office/drawing/2016/5/12/chartex" xmlns:cx7="http://schemas.microsoft.com/office/drawing/2016/5/13/chartex" xmlns:cx8="http://schemas.microsoft.com/office/drawing/2016/5/14/chartex" xmlns:mc="http://schemas.openxmlformats.org/markup-compatibility/2006" xmlns:m="http://schemas.openxmlformats.org/officeDocument/2006/math" xmlns:aink="http://schemas.microsoft.com/office/drawing/2016/ink" xmlns:am3d="http://schemas.microsoft.com/office/drawing/2017/model3d" xmlns:oel="http://schemas.microsoft.com/office/2019/extlst" xmlns:r="http://schemas.openxmlformats.org/officeDocument/2006/relationships" xmlns:wp14="http://schemas.microsoft.com/office/word/2010/wordprocessingDrawing" xmlns:wp="http://schemas.openxmlformats.org/drawingml/2006/wordprocessingDrawing" xmlns:wpg="http://schemas.microsoft.com/office/word/2010/wordprocessingGroup" xmlns:wpi="http://schemas.microsoft.com/office/word/2010/wordprocessingInk" xmlns:wps="http://schemas.microsoft.com/office/word/2010/wordprocessingShape" xmlns:o="urn:schemas-microsoft-com:office:office" xmlns:v="urn:schemas-microsoft-com:vml" xmlns:w10="urn:schemas-microsoft-com:office:word" xmlns:w="http://schemas.openxmlformats.org/wordprocessingml/2006/main" xmlns:w14="http://schemas.microsoft.com/office/word/2010/wordml" xmlns:w15="http://schemas.microsoft.com/office/word/2012/wordml" xmlns:w16cex="http://schemas.microsoft.com/office/word/2018/wordml/cex" xmlns:w16cid="http://schemas.microsoft.com/office/word/2016/wordml/cid" xmlns:w16="http://schemas.microsoft.com/office/word/2018/wordml" xmlns:w16sdtdh="http://schemas.microsoft.com/office/word/2020/wordml/sdtdatahash" xmlns:w16sdtfl="http://schemas.microsoft.com/office/word/2024/wordml/sdtformatlock" xmlns:w16se="http://schemas.microsoft.com/office/word/2015/wordml/symex" xmlns:w16du="http://schemas.microsoft.com/office/word/2023/wordml/word16du" xmlns:wne="http://schemas.microsoft.com/office/word/2006/wordml" mc:Ignorable="w14 w15 w16se w16cid w16 w16cex w16sdtdh w16sdtfl w16du wp14">
   <w:footnote w:type="separator" w:id="-1">
     <w:p>
       <w:r>
@@ -10101,7 +11261,7 @@
 </file>
 
 <file path=word/header1.xml><?xml version="1.0" encoding="utf-8"?>
-<w:hdr xmlns:wpc="http://schemas.microsoft.com/office/word/2010/wordprocessingCanvas" xmlns:cx="http://schemas.microsoft.com/office/drawing/2014/chartex" xmlns:cx1="http://schemas.microsoft.com/office/drawing/2015/9/8/chartex" xmlns:cx2="http://schemas.microsoft.com/office/drawing/2015/10/21/chartex" xmlns:cx3="http://schemas.microsoft.com/office/drawing/2016/5/9/chartex" xmlns:cx4="http://schemas.microsoft.com/office/drawing/2016/5/10/chartex" xmlns:cx5="http://schemas.microsoft.com/office/drawing/2016/5/11/chartex" xmlns:cx6="http://schemas.microsoft.com/office/drawing/2016/5/12/chartex" xmlns:cx7="http://schemas.microsoft.com/office/drawing/2016/5/13/chartex" xmlns:cx8="http://schemas.microsoft.com/office/drawing/2016/5/14/chartex" xmlns:mc="http://schemas.openxmlformats.org/markup-compatibility/2006" xmlns:aink="http://schemas.microsoft.com/office/drawing/2016/ink" xmlns:am3d="http://schemas.microsoft.com/office/drawing/2017/model3d" xmlns:o="urn:schemas-microsoft-com:office:office" xmlns:oel="http://schemas.microsoft.com/office/2019/extlst" xmlns:r="http://schemas.openxmlformats.org/officeDocument/2006/relationships" xmlns:m="http://schemas.openxmlformats.org/officeDocument/2006/math" xmlns:v="urn:schemas-microsoft-com:vml" xmlns:wp14="http://schemas.microsoft.com/office/word/2010/wordprocessingDrawing" xmlns:wp="http://schemas.openxmlformats.org/drawingml/2006/wordprocessingDrawing" xmlns:w10="urn:schemas-microsoft-com:office:word" xmlns:w="http://schemas.openxmlformats.org/wordprocessingml/2006/main" xmlns:w14="http://schemas.microsoft.com/office/word/2010/wordml" xmlns:w15="http://schemas.microsoft.com/office/word/2012/wordml" xmlns:w16cex="http://schemas.microsoft.com/office/word/2018/wordml/cex" xmlns:w16cid="http://schemas.microsoft.com/office/word/2016/wordml/cid" xmlns:w16="http://schemas.microsoft.com/office/word/2018/wordml" xmlns:w16du="http://schemas.microsoft.com/office/word/2023/wordml/word16du" xmlns:w16sdtdh="http://schemas.microsoft.com/office/word/2020/wordml/sdtdatahash" xmlns:w16sdtfl="http://schemas.microsoft.com/office/word/2024/wordml/sdtformatlock" xmlns:w16se="http://schemas.microsoft.com/office/word/2015/wordml/symex" xmlns:wpg="http://schemas.microsoft.com/office/word/2010/wordprocessingGroup" xmlns:wpi="http://schemas.microsoft.com/office/word/2010/wordprocessingInk" xmlns:wne="http://schemas.microsoft.com/office/word/2006/wordml" xmlns:wps="http://schemas.microsoft.com/office/word/2010/wordprocessingShape" mc:Ignorable="w14 w15 w16se w16cid w16 w16cex w16sdtdh w16sdtfl w16du wp14">
+<w:hdr xmlns:wpc="http://schemas.microsoft.com/office/word/2010/wordprocessingCanvas" xmlns:cx="http://schemas.microsoft.com/office/drawing/2014/chartex" xmlns:cx1="http://schemas.microsoft.com/office/drawing/2015/9/8/chartex" xmlns:cx2="http://schemas.microsoft.com/office/drawing/2015/10/21/chartex" xmlns:cx3="http://schemas.microsoft.com/office/drawing/2016/5/9/chartex" xmlns:cx4="http://schemas.microsoft.com/office/drawing/2016/5/10/chartex" xmlns:cx5="http://schemas.microsoft.com/office/drawing/2016/5/11/chartex" xmlns:cx6="http://schemas.microsoft.com/office/drawing/2016/5/12/chartex" xmlns:cx7="http://schemas.microsoft.com/office/drawing/2016/5/13/chartex" xmlns:cx8="http://schemas.microsoft.com/office/drawing/2016/5/14/chartex" xmlns:mc="http://schemas.openxmlformats.org/markup-compatibility/2006" xmlns:m="http://schemas.openxmlformats.org/officeDocument/2006/math" xmlns:aink="http://schemas.microsoft.com/office/drawing/2016/ink" xmlns:am3d="http://schemas.microsoft.com/office/drawing/2017/model3d" xmlns:oel="http://schemas.microsoft.com/office/2019/extlst" xmlns:r="http://schemas.openxmlformats.org/officeDocument/2006/relationships" xmlns:wp14="http://schemas.microsoft.com/office/word/2010/wordprocessingDrawing" xmlns:wp="http://schemas.openxmlformats.org/drawingml/2006/wordprocessingDrawing" xmlns:wpg="http://schemas.microsoft.com/office/word/2010/wordprocessingGroup" xmlns:wpi="http://schemas.microsoft.com/office/word/2010/wordprocessingInk" xmlns:wps="http://schemas.microsoft.com/office/word/2010/wordprocessingShape" xmlns:o="urn:schemas-microsoft-com:office:office" xmlns:v="urn:schemas-microsoft-com:vml" xmlns:w10="urn:schemas-microsoft-com:office:word" xmlns:w="http://schemas.openxmlformats.org/wordprocessingml/2006/main" xmlns:w14="http://schemas.microsoft.com/office/word/2010/wordml" xmlns:w15="http://schemas.microsoft.com/office/word/2012/wordml" xmlns:w16cex="http://schemas.microsoft.com/office/word/2018/wordml/cex" xmlns:w16cid="http://schemas.microsoft.com/office/word/2016/wordml/cid" xmlns:w16="http://schemas.microsoft.com/office/word/2018/wordml" xmlns:w16sdtdh="http://schemas.microsoft.com/office/word/2020/wordml/sdtdatahash" xmlns:w16sdtfl="http://schemas.microsoft.com/office/word/2024/wordml/sdtformatlock" xmlns:w16se="http://schemas.microsoft.com/office/word/2015/wordml/symex" xmlns:w16du="http://schemas.microsoft.com/office/word/2023/wordml/word16du" xmlns:wne="http://schemas.microsoft.com/office/word/2006/wordml" mc:Ignorable="w14 w15 w16se w16cid w16 w16cex w16sdtdh w16sdtfl w16du wp14">
   <w:tbl>
     <w:tblPr>
       <w:tblW w:w="0" w:type="auto"/>
@@ -10190,7 +11350,21 @@
               <w:b w:val="0"/>
               <w:sz w:val="20"/>
             </w:rPr>
-            <w:t>4.1</w:t>
+            <w:t>5</w:t>
+          </w:r>
+          <w:r>
+            <w:rPr>
+              <w:b w:val="0"/>
+              <w:sz w:val="20"/>
+            </w:rPr>
+            <w:t>.</w:t>
+          </w:r>
+          <w:r>
+            <w:rPr>
+              <w:b w:val="0"/>
+              <w:sz w:val="20"/>
+            </w:rPr>
+            <w:t>0</w:t>
           </w:r>
         </w:p>
       </w:tc>
@@ -10301,31 +11475,31 @@
 </file>
 
 <file path=word/header2.xml><?xml version="1.0" encoding="utf-8"?>
-<w:hdr xmlns:wpc="http://schemas.microsoft.com/office/word/2010/wordprocessingCanvas" xmlns:cx="http://schemas.microsoft.com/office/drawing/2014/chartex" xmlns:cx1="http://schemas.microsoft.com/office/drawing/2015/9/8/chartex" xmlns:cx2="http://schemas.microsoft.com/office/drawing/2015/10/21/chartex" xmlns:cx3="http://schemas.microsoft.com/office/drawing/2016/5/9/chartex" xmlns:cx4="http://schemas.microsoft.com/office/drawing/2016/5/10/chartex" xmlns:cx5="http://schemas.microsoft.com/office/drawing/2016/5/11/chartex" xmlns:cx6="http://schemas.microsoft.com/office/drawing/2016/5/12/chartex" xmlns:cx7="http://schemas.microsoft.com/office/drawing/2016/5/13/chartex" xmlns:cx8="http://schemas.microsoft.com/office/drawing/2016/5/14/chartex" xmlns:mc="http://schemas.openxmlformats.org/markup-compatibility/2006" xmlns:aink="http://schemas.microsoft.com/office/drawing/2016/ink" xmlns:am3d="http://schemas.microsoft.com/office/drawing/2017/model3d" xmlns:o="urn:schemas-microsoft-com:office:office" xmlns:oel="http://schemas.microsoft.com/office/2019/extlst" xmlns:r="http://schemas.openxmlformats.org/officeDocument/2006/relationships" xmlns:m="http://schemas.openxmlformats.org/officeDocument/2006/math" xmlns:v="urn:schemas-microsoft-com:vml" xmlns:wp14="http://schemas.microsoft.com/office/word/2010/wordprocessingDrawing" xmlns:wp="http://schemas.openxmlformats.org/drawingml/2006/wordprocessingDrawing" xmlns:w10="urn:schemas-microsoft-com:office:word" xmlns:w="http://schemas.openxmlformats.org/wordprocessingml/2006/main" xmlns:w14="http://schemas.microsoft.com/office/word/2010/wordml" xmlns:w15="http://schemas.microsoft.com/office/word/2012/wordml" xmlns:w16cex="http://schemas.microsoft.com/office/word/2018/wordml/cex" xmlns:w16cid="http://schemas.microsoft.com/office/word/2016/wordml/cid" xmlns:w16="http://schemas.microsoft.com/office/word/2018/wordml" xmlns:w16du="http://schemas.microsoft.com/office/word/2023/wordml/word16du" xmlns:w16sdtdh="http://schemas.microsoft.com/office/word/2020/wordml/sdtdatahash" xmlns:w16sdtfl="http://schemas.microsoft.com/office/word/2024/wordml/sdtformatlock" xmlns:w16se="http://schemas.microsoft.com/office/word/2015/wordml/symex" xmlns:wpg="http://schemas.microsoft.com/office/word/2010/wordprocessingGroup" xmlns:wpi="http://schemas.microsoft.com/office/word/2010/wordprocessingInk" xmlns:wne="http://schemas.microsoft.com/office/word/2006/wordml" xmlns:wps="http://schemas.microsoft.com/office/word/2010/wordprocessingShape" mc:Ignorable="w14 w15 w16se w16cid w16 w16cex w16sdtdh w16sdtfl w16du wp14">
+<w:hdr xmlns:wpc="http://schemas.microsoft.com/office/word/2010/wordprocessingCanvas" xmlns:cx="http://schemas.microsoft.com/office/drawing/2014/chartex" xmlns:cx1="http://schemas.microsoft.com/office/drawing/2015/9/8/chartex" xmlns:cx2="http://schemas.microsoft.com/office/drawing/2015/10/21/chartex" xmlns:cx3="http://schemas.microsoft.com/office/drawing/2016/5/9/chartex" xmlns:cx4="http://schemas.microsoft.com/office/drawing/2016/5/10/chartex" xmlns:cx5="http://schemas.microsoft.com/office/drawing/2016/5/11/chartex" xmlns:cx6="http://schemas.microsoft.com/office/drawing/2016/5/12/chartex" xmlns:cx7="http://schemas.microsoft.com/office/drawing/2016/5/13/chartex" xmlns:cx8="http://schemas.microsoft.com/office/drawing/2016/5/14/chartex" xmlns:mc="http://schemas.openxmlformats.org/markup-compatibility/2006" xmlns:m="http://schemas.openxmlformats.org/officeDocument/2006/math" xmlns:aink="http://schemas.microsoft.com/office/drawing/2016/ink" xmlns:am3d="http://schemas.microsoft.com/office/drawing/2017/model3d" xmlns:oel="http://schemas.microsoft.com/office/2019/extlst" xmlns:r="http://schemas.openxmlformats.org/officeDocument/2006/relationships" xmlns:wp14="http://schemas.microsoft.com/office/word/2010/wordprocessingDrawing" xmlns:wp="http://schemas.openxmlformats.org/drawingml/2006/wordprocessingDrawing" xmlns:wpg="http://schemas.microsoft.com/office/word/2010/wordprocessingGroup" xmlns:wpi="http://schemas.microsoft.com/office/word/2010/wordprocessingInk" xmlns:wps="http://schemas.microsoft.com/office/word/2010/wordprocessingShape" xmlns:o="urn:schemas-microsoft-com:office:office" xmlns:v="urn:schemas-microsoft-com:vml" xmlns:w10="urn:schemas-microsoft-com:office:word" xmlns:w="http://schemas.openxmlformats.org/wordprocessingml/2006/main" xmlns:w14="http://schemas.microsoft.com/office/word/2010/wordml" xmlns:w15="http://schemas.microsoft.com/office/word/2012/wordml" xmlns:w16cex="http://schemas.microsoft.com/office/word/2018/wordml/cex" xmlns:w16cid="http://schemas.microsoft.com/office/word/2016/wordml/cid" xmlns:w16="http://schemas.microsoft.com/office/word/2018/wordml" xmlns:w16sdtdh="http://schemas.microsoft.com/office/word/2020/wordml/sdtdatahash" xmlns:w16sdtfl="http://schemas.microsoft.com/office/word/2024/wordml/sdtformatlock" xmlns:w16se="http://schemas.microsoft.com/office/word/2015/wordml/symex" xmlns:w16du="http://schemas.microsoft.com/office/word/2023/wordml/word16du" xmlns:wne="http://schemas.microsoft.com/office/word/2006/wordml" mc:Ignorable="w14 w15 w16se w16cid w16 w16cex w16sdtdh w16sdtfl w16du wp14">
   <w:p/>
 </w:hdr>
 </file>
 
 <file path=word/header3.xml><?xml version="1.0" encoding="utf-8"?>
-<w:hdr xmlns:wpc="http://schemas.microsoft.com/office/word/2010/wordprocessingCanvas" xmlns:cx="http://schemas.microsoft.com/office/drawing/2014/chartex" xmlns:cx1="http://schemas.microsoft.com/office/drawing/2015/9/8/chartex" xmlns:cx2="http://schemas.microsoft.com/office/drawing/2015/10/21/chartex" xmlns:cx3="http://schemas.microsoft.com/office/drawing/2016/5/9/chartex" xmlns:cx4="http://schemas.microsoft.com/office/drawing/2016/5/10/chartex" xmlns:cx5="http://schemas.microsoft.com/office/drawing/2016/5/11/chartex" xmlns:cx6="http://schemas.microsoft.com/office/drawing/2016/5/12/chartex" xmlns:cx7="http://schemas.microsoft.com/office/drawing/2016/5/13/chartex" xmlns:cx8="http://schemas.microsoft.com/office/drawing/2016/5/14/chartex" xmlns:mc="http://schemas.openxmlformats.org/markup-compatibility/2006" xmlns:aink="http://schemas.microsoft.com/office/drawing/2016/ink" xmlns:am3d="http://schemas.microsoft.com/office/drawing/2017/model3d" xmlns:o="urn:schemas-microsoft-com:office:office" xmlns:oel="http://schemas.microsoft.com/office/2019/extlst" xmlns:r="http://schemas.openxmlformats.org/officeDocument/2006/relationships" xmlns:m="http://schemas.openxmlformats.org/officeDocument/2006/math" xmlns:v="urn:schemas-microsoft-com:vml" xmlns:wp14="http://schemas.microsoft.com/office/word/2010/wordprocessingDrawing" xmlns:wp="http://schemas.openxmlformats.org/drawingml/2006/wordprocessingDrawing" xmlns:w10="urn:schemas-microsoft-com:office:word" xmlns:w="http://schemas.openxmlformats.org/wordprocessingml/2006/main" xmlns:w14="http://schemas.microsoft.com/office/word/2010/wordml" xmlns:w15="http://schemas.microsoft.com/office/word/2012/wordml" xmlns:w16cex="http://schemas.microsoft.com/office/word/2018/wordml/cex" xmlns:w16cid="http://schemas.microsoft.com/office/word/2016/wordml/cid" xmlns:w16="http://schemas.microsoft.com/office/word/2018/wordml" xmlns:w16du="http://schemas.microsoft.com/office/word/2023/wordml/word16du" xmlns:w16sdtdh="http://schemas.microsoft.com/office/word/2020/wordml/sdtdatahash" xmlns:w16sdtfl="http://schemas.microsoft.com/office/word/2024/wordml/sdtformatlock" xmlns:w16se="http://schemas.microsoft.com/office/word/2015/wordml/symex" xmlns:wpg="http://schemas.microsoft.com/office/word/2010/wordprocessingGroup" xmlns:wpi="http://schemas.microsoft.com/office/word/2010/wordprocessingInk" xmlns:wne="http://schemas.microsoft.com/office/word/2006/wordml" xmlns:wps="http://schemas.microsoft.com/office/word/2010/wordprocessingShape" mc:Ignorable="w14 w15 w16se w16cid w16 w16cex w16sdtdh w16sdtfl w16du wp14">
+<w:hdr xmlns:wpc="http://schemas.microsoft.com/office/word/2010/wordprocessingCanvas" xmlns:cx="http://schemas.microsoft.com/office/drawing/2014/chartex" xmlns:cx1="http://schemas.microsoft.com/office/drawing/2015/9/8/chartex" xmlns:cx2="http://schemas.microsoft.com/office/drawing/2015/10/21/chartex" xmlns:cx3="http://schemas.microsoft.com/office/drawing/2016/5/9/chartex" xmlns:cx4="http://schemas.microsoft.com/office/drawing/2016/5/10/chartex" xmlns:cx5="http://schemas.microsoft.com/office/drawing/2016/5/11/chartex" xmlns:cx6="http://schemas.microsoft.com/office/drawing/2016/5/12/chartex" xmlns:cx7="http://schemas.microsoft.com/office/drawing/2016/5/13/chartex" xmlns:cx8="http://schemas.microsoft.com/office/drawing/2016/5/14/chartex" xmlns:mc="http://schemas.openxmlformats.org/markup-compatibility/2006" xmlns:m="http://schemas.openxmlformats.org/officeDocument/2006/math" xmlns:aink="http://schemas.microsoft.com/office/drawing/2016/ink" xmlns:am3d="http://schemas.microsoft.com/office/drawing/2017/model3d" xmlns:oel="http://schemas.microsoft.com/office/2019/extlst" xmlns:r="http://schemas.openxmlformats.org/officeDocument/2006/relationships" xmlns:wp14="http://schemas.microsoft.com/office/word/2010/wordprocessingDrawing" xmlns:wp="http://schemas.openxmlformats.org/drawingml/2006/wordprocessingDrawing" xmlns:wpg="http://schemas.microsoft.com/office/word/2010/wordprocessingGroup" xmlns:wpi="http://schemas.microsoft.com/office/word/2010/wordprocessingInk" xmlns:wps="http://schemas.microsoft.com/office/word/2010/wordprocessingShape" xmlns:o="urn:schemas-microsoft-com:office:office" xmlns:v="urn:schemas-microsoft-com:vml" xmlns:w10="urn:schemas-microsoft-com:office:word" xmlns:w="http://schemas.openxmlformats.org/wordprocessingml/2006/main" xmlns:w14="http://schemas.microsoft.com/office/word/2010/wordml" xmlns:w15="http://schemas.microsoft.com/office/word/2012/wordml" xmlns:w16cex="http://schemas.microsoft.com/office/word/2018/wordml/cex" xmlns:w16cid="http://schemas.microsoft.com/office/word/2016/wordml/cid" xmlns:w16="http://schemas.microsoft.com/office/word/2018/wordml" xmlns:w16sdtdh="http://schemas.microsoft.com/office/word/2020/wordml/sdtdatahash" xmlns:w16sdtfl="http://schemas.microsoft.com/office/word/2024/wordml/sdtformatlock" xmlns:w16se="http://schemas.microsoft.com/office/word/2015/wordml/symex" xmlns:w16du="http://schemas.microsoft.com/office/word/2023/wordml/word16du" xmlns:wne="http://schemas.microsoft.com/office/word/2006/wordml" mc:Ignorable="w14 w15 w16se w16cid w16 w16cex w16sdtdh w16sdtfl w16du wp14">
   <w:p/>
 </w:hdr>
 </file>
 
 <file path=word/header4.xml><?xml version="1.0" encoding="utf-8"?>
-<w:hdr xmlns:wpc="http://schemas.microsoft.com/office/word/2010/wordprocessingCanvas" xmlns:cx="http://schemas.microsoft.com/office/drawing/2014/chartex" xmlns:cx1="http://schemas.microsoft.com/office/drawing/2015/9/8/chartex" xmlns:cx2="http://schemas.microsoft.com/office/drawing/2015/10/21/chartex" xmlns:cx3="http://schemas.microsoft.com/office/drawing/2016/5/9/chartex" xmlns:cx4="http://schemas.microsoft.com/office/drawing/2016/5/10/chartex" xmlns:cx5="http://schemas.microsoft.com/office/drawing/2016/5/11/chartex" xmlns:cx6="http://schemas.microsoft.com/office/drawing/2016/5/12/chartex" xmlns:cx7="http://schemas.microsoft.com/office/drawing/2016/5/13/chartex" xmlns:cx8="http://schemas.microsoft.com/office/drawing/2016/5/14/chartex" xmlns:mc="http://schemas.openxmlformats.org/markup-compatibility/2006" xmlns:aink="http://schemas.microsoft.com/office/drawing/2016/ink" xmlns:am3d="http://schemas.microsoft.com/office/drawing/2017/model3d" xmlns:o="urn:schemas-microsoft-com:office:office" xmlns:oel="http://schemas.microsoft.com/office/2019/extlst" xmlns:r="http://schemas.openxmlformats.org/officeDocument/2006/relationships" xmlns:m="http://schemas.openxmlformats.org/officeDocument/2006/math" xmlns:v="urn:schemas-microsoft-com:vml" xmlns:wp14="http://schemas.microsoft.com/office/word/2010/wordprocessingDrawing" xmlns:wp="http://schemas.openxmlformats.org/drawingml/2006/wordprocessingDrawing" xmlns:w10="urn:schemas-microsoft-com:office:word" xmlns:w="http://schemas.openxmlformats.org/wordprocessingml/2006/main" xmlns:w14="http://schemas.microsoft.com/office/word/2010/wordml" xmlns:w15="http://schemas.microsoft.com/office/word/2012/wordml" xmlns:w16cex="http://schemas.microsoft.com/office/word/2018/wordml/cex" xmlns:w16cid="http://schemas.microsoft.com/office/word/2016/wordml/cid" xmlns:w16="http://schemas.microsoft.com/office/word/2018/wordml" xmlns:w16du="http://schemas.microsoft.com/office/word/2023/wordml/word16du" xmlns:w16sdtdh="http://schemas.microsoft.com/office/word/2020/wordml/sdtdatahash" xmlns:w16sdtfl="http://schemas.microsoft.com/office/word/2024/wordml/sdtformatlock" xmlns:w16se="http://schemas.microsoft.com/office/word/2015/wordml/symex" xmlns:wpg="http://schemas.microsoft.com/office/word/2010/wordprocessingGroup" xmlns:wpi="http://schemas.microsoft.com/office/word/2010/wordprocessingInk" xmlns:wne="http://schemas.microsoft.com/office/word/2006/wordml" xmlns:wps="http://schemas.microsoft.com/office/word/2010/wordprocessingShape" mc:Ignorable="w14 w15 w16se w16cid w16 w16cex w16sdtdh w16sdtfl w16du wp14">
+<w:hdr xmlns:wpc="http://schemas.microsoft.com/office/word/2010/wordprocessingCanvas" xmlns:cx="http://schemas.microsoft.com/office/drawing/2014/chartex" xmlns:cx1="http://schemas.microsoft.com/office/drawing/2015/9/8/chartex" xmlns:cx2="http://schemas.microsoft.com/office/drawing/2015/10/21/chartex" xmlns:cx3="http://schemas.microsoft.com/office/drawing/2016/5/9/chartex" xmlns:cx4="http://schemas.microsoft.com/office/drawing/2016/5/10/chartex" xmlns:cx5="http://schemas.microsoft.com/office/drawing/2016/5/11/chartex" xmlns:cx6="http://schemas.microsoft.com/office/drawing/2016/5/12/chartex" xmlns:cx7="http://schemas.microsoft.com/office/drawing/2016/5/13/chartex" xmlns:cx8="http://schemas.microsoft.com/office/drawing/2016/5/14/chartex" xmlns:mc="http://schemas.openxmlformats.org/markup-compatibility/2006" xmlns:m="http://schemas.openxmlformats.org/officeDocument/2006/math" xmlns:aink="http://schemas.microsoft.com/office/drawing/2016/ink" xmlns:am3d="http://schemas.microsoft.com/office/drawing/2017/model3d" xmlns:oel="http://schemas.microsoft.com/office/2019/extlst" xmlns:r="http://schemas.openxmlformats.org/officeDocument/2006/relationships" xmlns:wp14="http://schemas.microsoft.com/office/word/2010/wordprocessingDrawing" xmlns:wp="http://schemas.openxmlformats.org/drawingml/2006/wordprocessingDrawing" xmlns:wpg="http://schemas.microsoft.com/office/word/2010/wordprocessingGroup" xmlns:wpi="http://schemas.microsoft.com/office/word/2010/wordprocessingInk" xmlns:wps="http://schemas.microsoft.com/office/word/2010/wordprocessingShape" xmlns:o="urn:schemas-microsoft-com:office:office" xmlns:v="urn:schemas-microsoft-com:vml" xmlns:w10="urn:schemas-microsoft-com:office:word" xmlns:w="http://schemas.openxmlformats.org/wordprocessingml/2006/main" xmlns:w14="http://schemas.microsoft.com/office/word/2010/wordml" xmlns:w15="http://schemas.microsoft.com/office/word/2012/wordml" xmlns:w16cex="http://schemas.microsoft.com/office/word/2018/wordml/cex" xmlns:w16cid="http://schemas.microsoft.com/office/word/2016/wordml/cid" xmlns:w16="http://schemas.microsoft.com/office/word/2018/wordml" xmlns:w16sdtdh="http://schemas.microsoft.com/office/word/2020/wordml/sdtdatahash" xmlns:w16sdtfl="http://schemas.microsoft.com/office/word/2024/wordml/sdtformatlock" xmlns:w16se="http://schemas.microsoft.com/office/word/2015/wordml/symex" xmlns:w16du="http://schemas.microsoft.com/office/word/2023/wordml/word16du" xmlns:wne="http://schemas.microsoft.com/office/word/2006/wordml" mc:Ignorable="w14 w15 w16se w16cid w16 w16cex w16sdtdh w16sdtfl w16du wp14">
   <w:p/>
 </w:hdr>
 </file>
 
 <file path=word/header5.xml><?xml version="1.0" encoding="utf-8"?>
-<w:hdr xmlns:wpc="http://schemas.microsoft.com/office/word/2010/wordprocessingCanvas" xmlns:cx="http://schemas.microsoft.com/office/drawing/2014/chartex" xmlns:cx1="http://schemas.microsoft.com/office/drawing/2015/9/8/chartex" xmlns:cx2="http://schemas.microsoft.com/office/drawing/2015/10/21/chartex" xmlns:cx3="http://schemas.microsoft.com/office/drawing/2016/5/9/chartex" xmlns:cx4="http://schemas.microsoft.com/office/drawing/2016/5/10/chartex" xmlns:cx5="http://schemas.microsoft.com/office/drawing/2016/5/11/chartex" xmlns:cx6="http://schemas.microsoft.com/office/drawing/2016/5/12/chartex" xmlns:cx7="http://schemas.microsoft.com/office/drawing/2016/5/13/chartex" xmlns:cx8="http://schemas.microsoft.com/office/drawing/2016/5/14/chartex" xmlns:mc="http://schemas.openxmlformats.org/markup-compatibility/2006" xmlns:aink="http://schemas.microsoft.com/office/drawing/2016/ink" xmlns:am3d="http://schemas.microsoft.com/office/drawing/2017/model3d" xmlns:o="urn:schemas-microsoft-com:office:office" xmlns:oel="http://schemas.microsoft.com/office/2019/extlst" xmlns:r="http://schemas.openxmlformats.org/officeDocument/2006/relationships" xmlns:m="http://schemas.openxmlformats.org/officeDocument/2006/math" xmlns:v="urn:schemas-microsoft-com:vml" xmlns:wp14="http://schemas.microsoft.com/office/word/2010/wordprocessingDrawing" xmlns:wp="http://schemas.openxmlformats.org/drawingml/2006/wordprocessingDrawing" xmlns:w10="urn:schemas-microsoft-com:office:word" xmlns:w="http://schemas.openxmlformats.org/wordprocessingml/2006/main" xmlns:w14="http://schemas.microsoft.com/office/word/2010/wordml" xmlns:w15="http://schemas.microsoft.com/office/word/2012/wordml" xmlns:w16cex="http://schemas.microsoft.com/office/word/2018/wordml/cex" xmlns:w16cid="http://schemas.microsoft.com/office/word/2016/wordml/cid" xmlns:w16="http://schemas.microsoft.com/office/word/2018/wordml" xmlns:w16du="http://schemas.microsoft.com/office/word/2023/wordml/word16du" xmlns:w16sdtdh="http://schemas.microsoft.com/office/word/2020/wordml/sdtdatahash" xmlns:w16sdtfl="http://schemas.microsoft.com/office/word/2024/wordml/sdtformatlock" xmlns:w16se="http://schemas.microsoft.com/office/word/2015/wordml/symex" xmlns:wpg="http://schemas.microsoft.com/office/word/2010/wordprocessingGroup" xmlns:wpi="http://schemas.microsoft.com/office/word/2010/wordprocessingInk" xmlns:wne="http://schemas.microsoft.com/office/word/2006/wordml" xmlns:wps="http://schemas.microsoft.com/office/word/2010/wordprocessingShape" mc:Ignorable="w14 w15 w16se w16cid w16 w16cex w16sdtdh w16sdtfl w16du wp14">
+<w:hdr xmlns:wpc="http://schemas.microsoft.com/office/word/2010/wordprocessingCanvas" xmlns:cx="http://schemas.microsoft.com/office/drawing/2014/chartex" xmlns:cx1="http://schemas.microsoft.com/office/drawing/2015/9/8/chartex" xmlns:cx2="http://schemas.microsoft.com/office/drawing/2015/10/21/chartex" xmlns:cx3="http://schemas.microsoft.com/office/drawing/2016/5/9/chartex" xmlns:cx4="http://schemas.microsoft.com/office/drawing/2016/5/10/chartex" xmlns:cx5="http://schemas.microsoft.com/office/drawing/2016/5/11/chartex" xmlns:cx6="http://schemas.microsoft.com/office/drawing/2016/5/12/chartex" xmlns:cx7="http://schemas.microsoft.com/office/drawing/2016/5/13/chartex" xmlns:cx8="http://schemas.microsoft.com/office/drawing/2016/5/14/chartex" xmlns:mc="http://schemas.openxmlformats.org/markup-compatibility/2006" xmlns:m="http://schemas.openxmlformats.org/officeDocument/2006/math" xmlns:aink="http://schemas.microsoft.com/office/drawing/2016/ink" xmlns:am3d="http://schemas.microsoft.com/office/drawing/2017/model3d" xmlns:oel="http://schemas.microsoft.com/office/2019/extlst" xmlns:r="http://schemas.openxmlformats.org/officeDocument/2006/relationships" xmlns:wp14="http://schemas.microsoft.com/office/word/2010/wordprocessingDrawing" xmlns:wp="http://schemas.openxmlformats.org/drawingml/2006/wordprocessingDrawing" xmlns:wpg="http://schemas.microsoft.com/office/word/2010/wordprocessingGroup" xmlns:wpi="http://schemas.microsoft.com/office/word/2010/wordprocessingInk" xmlns:wps="http://schemas.microsoft.com/office/word/2010/wordprocessingShape" xmlns:o="urn:schemas-microsoft-com:office:office" xmlns:v="urn:schemas-microsoft-com:vml" xmlns:w10="urn:schemas-microsoft-com:office:word" xmlns:w="http://schemas.openxmlformats.org/wordprocessingml/2006/main" xmlns:w14="http://schemas.microsoft.com/office/word/2010/wordml" xmlns:w15="http://schemas.microsoft.com/office/word/2012/wordml" xmlns:w16cex="http://schemas.microsoft.com/office/word/2018/wordml/cex" xmlns:w16cid="http://schemas.microsoft.com/office/word/2016/wordml/cid" xmlns:w16="http://schemas.microsoft.com/office/word/2018/wordml" xmlns:w16sdtdh="http://schemas.microsoft.com/office/word/2020/wordml/sdtdatahash" xmlns:w16sdtfl="http://schemas.microsoft.com/office/word/2024/wordml/sdtformatlock" xmlns:w16se="http://schemas.microsoft.com/office/word/2015/wordml/symex" xmlns:w16du="http://schemas.microsoft.com/office/word/2023/wordml/word16du" xmlns:wne="http://schemas.microsoft.com/office/word/2006/wordml" mc:Ignorable="w14 w15 w16se w16cid w16 w16cex w16sdtdh w16sdtfl w16du wp14">
   <w:p/>
 </w:hdr>
 </file>
 
 <file path=word/numbering.xml><?xml version="1.0" encoding="utf-8"?>
-<w:numbering xmlns:wpc="http://schemas.microsoft.com/office/word/2010/wordprocessingCanvas" xmlns:cx="http://schemas.microsoft.com/office/drawing/2014/chartex" xmlns:cx1="http://schemas.microsoft.com/office/drawing/2015/9/8/chartex" xmlns:cx2="http://schemas.microsoft.com/office/drawing/2015/10/21/chartex" xmlns:cx3="http://schemas.microsoft.com/office/drawing/2016/5/9/chartex" xmlns:cx4="http://schemas.microsoft.com/office/drawing/2016/5/10/chartex" xmlns:cx5="http://schemas.microsoft.com/office/drawing/2016/5/11/chartex" xmlns:cx6="http://schemas.microsoft.com/office/drawing/2016/5/12/chartex" xmlns:cx7="http://schemas.microsoft.com/office/drawing/2016/5/13/chartex" xmlns:cx8="http://schemas.microsoft.com/office/drawing/2016/5/14/chartex" xmlns:mc="http://schemas.openxmlformats.org/markup-compatibility/2006" xmlns:aink="http://schemas.microsoft.com/office/drawing/2016/ink" xmlns:am3d="http://schemas.microsoft.com/office/drawing/2017/model3d" xmlns:o="urn:schemas-microsoft-com:office:office" xmlns:oel="http://schemas.microsoft.com/office/2019/extlst" xmlns:r="http://schemas.openxmlformats.org/officeDocument/2006/relationships" xmlns:m="http://schemas.openxmlformats.org/officeDocument/2006/math" xmlns:v="urn:schemas-microsoft-com:vml" xmlns:wp14="http://schemas.microsoft.com/office/word/2010/wordprocessingDrawing" xmlns:wp="http://schemas.openxmlformats.org/drawingml/2006/wordprocessingDrawing" xmlns:w10="urn:schemas-microsoft-com:office:word" xmlns:w="http://schemas.openxmlformats.org/wordprocessingml/2006/main" xmlns:w14="http://schemas.microsoft.com/office/word/2010/wordml" xmlns:w15="http://schemas.microsoft.com/office/word/2012/wordml" xmlns:w16cex="http://schemas.microsoft.com/office/word/2018/wordml/cex" xmlns:w16cid="http://schemas.microsoft.com/office/word/2016/wordml/cid" xmlns:w16="http://schemas.microsoft.com/office/word/2018/wordml" xmlns:w16du="http://schemas.microsoft.com/office/word/2023/wordml/word16du" xmlns:w16sdtdh="http://schemas.microsoft.com/office/word/2020/wordml/sdtdatahash" xmlns:w16sdtfl="http://schemas.microsoft.com/office/word/2024/wordml/sdtformatlock" xmlns:w16se="http://schemas.microsoft.com/office/word/2015/wordml/symex" xmlns:wpg="http://schemas.microsoft.com/office/word/2010/wordprocessingGroup" xmlns:wpi="http://schemas.microsoft.com/office/word/2010/wordprocessingInk" xmlns:wne="http://schemas.microsoft.com/office/word/2006/wordml" xmlns:wps="http://schemas.microsoft.com/office/word/2010/wordprocessingShape" mc:Ignorable="w14 w15 w16se w16cid w16 w16cex w16sdtdh w16sdtfl w16du wp14">
+<w:numbering xmlns:wpc="http://schemas.microsoft.com/office/word/2010/wordprocessingCanvas" xmlns:cx="http://schemas.microsoft.com/office/drawing/2014/chartex" xmlns:cx1="http://schemas.microsoft.com/office/drawing/2015/9/8/chartex" xmlns:cx2="http://schemas.microsoft.com/office/drawing/2015/10/21/chartex" xmlns:cx3="http://schemas.microsoft.com/office/drawing/2016/5/9/chartex" xmlns:cx4="http://schemas.microsoft.com/office/drawing/2016/5/10/chartex" xmlns:cx5="http://schemas.microsoft.com/office/drawing/2016/5/11/chartex" xmlns:cx6="http://schemas.microsoft.com/office/drawing/2016/5/12/chartex" xmlns:cx7="http://schemas.microsoft.com/office/drawing/2016/5/13/chartex" xmlns:cx8="http://schemas.microsoft.com/office/drawing/2016/5/14/chartex" xmlns:mc="http://schemas.openxmlformats.org/markup-compatibility/2006" xmlns:m="http://schemas.openxmlformats.org/officeDocument/2006/math" xmlns:aink="http://schemas.microsoft.com/office/drawing/2016/ink" xmlns:am3d="http://schemas.microsoft.com/office/drawing/2017/model3d" xmlns:oel="http://schemas.microsoft.com/office/2019/extlst" xmlns:r="http://schemas.openxmlformats.org/officeDocument/2006/relationships" xmlns:wp14="http://schemas.microsoft.com/office/word/2010/wordprocessingDrawing" xmlns:wp="http://schemas.openxmlformats.org/drawingml/2006/wordprocessingDrawing" xmlns:wpg="http://schemas.microsoft.com/office/word/2010/wordprocessingGroup" xmlns:wpi="http://schemas.microsoft.com/office/word/2010/wordprocessingInk" xmlns:wps="http://schemas.microsoft.com/office/word/2010/wordprocessingShape" xmlns:o="urn:schemas-microsoft-com:office:office" xmlns:v="urn:schemas-microsoft-com:vml" xmlns:w10="urn:schemas-microsoft-com:office:word" xmlns:w="http://schemas.openxmlformats.org/wordprocessingml/2006/main" xmlns:w14="http://schemas.microsoft.com/office/word/2010/wordml" xmlns:w15="http://schemas.microsoft.com/office/word/2012/wordml" xmlns:w16cex="http://schemas.microsoft.com/office/word/2018/wordml/cex" xmlns:w16cid="http://schemas.microsoft.com/office/word/2016/wordml/cid" xmlns:w16="http://schemas.microsoft.com/office/word/2018/wordml" xmlns:w16sdtdh="http://schemas.microsoft.com/office/word/2020/wordml/sdtdatahash" xmlns:w16sdtfl="http://schemas.microsoft.com/office/word/2024/wordml/sdtformatlock" xmlns:w16se="http://schemas.microsoft.com/office/word/2015/wordml/symex" xmlns:w16du="http://schemas.microsoft.com/office/word/2023/wordml/word16du" xmlns:wne="http://schemas.microsoft.com/office/word/2006/wordml" mc:Ignorable="w14 w15 w16se w16cid w16 w16cex w16sdtdh w16sdtfl w16du wp14">
   <w:abstractNum w:abstractNumId="0" w15:restartNumberingAfterBreak="0">
     <w:nsid w:val="00000002"/>
     <w:multiLevelType w:val="singleLevel"/>
@@ -11091,6 +12265,232 @@
     </w:lvl>
   </w:abstractNum>
   <w:abstractNum w:abstractNumId="10" w15:restartNumberingAfterBreak="0">
+    <w:nsid w:val="0ECE2C46"/>
+    <w:multiLevelType w:val="hybridMultilevel"/>
+    <w:tmpl w:val="4A200502"/>
+    <w:lvl w:ilvl="0" w:tplc="04100001">
+      <w:start w:val="1"/>
+      <w:numFmt w:val="bullet"/>
+      <w:lvlText w:val=""/>
+      <w:lvlJc w:val="left"/>
+      <w:pPr>
+        <w:ind w:left="1429" w:hanging="360"/>
+      </w:pPr>
+      <w:rPr>
+        <w:rFonts w:ascii="Symbol" w:hAnsi="Symbol" w:hint="default"/>
+      </w:rPr>
+    </w:lvl>
+    <w:lvl w:ilvl="1" w:tplc="04100003" w:tentative="1">
+      <w:start w:val="1"/>
+      <w:numFmt w:val="bullet"/>
+      <w:lvlText w:val="o"/>
+      <w:lvlJc w:val="left"/>
+      <w:pPr>
+        <w:ind w:left="2149" w:hanging="360"/>
+      </w:pPr>
+      <w:rPr>
+        <w:rFonts w:ascii="Courier New" w:hAnsi="Courier New" w:cs="Courier New" w:hint="default"/>
+      </w:rPr>
+    </w:lvl>
+    <w:lvl w:ilvl="2" w:tplc="04100005" w:tentative="1">
+      <w:start w:val="1"/>
+      <w:numFmt w:val="bullet"/>
+      <w:lvlText w:val=""/>
+      <w:lvlJc w:val="left"/>
+      <w:pPr>
+        <w:ind w:left="2869" w:hanging="360"/>
+      </w:pPr>
+      <w:rPr>
+        <w:rFonts w:ascii="Wingdings" w:hAnsi="Wingdings" w:hint="default"/>
+      </w:rPr>
+    </w:lvl>
+    <w:lvl w:ilvl="3" w:tplc="04100001" w:tentative="1">
+      <w:start w:val="1"/>
+      <w:numFmt w:val="bullet"/>
+      <w:lvlText w:val=""/>
+      <w:lvlJc w:val="left"/>
+      <w:pPr>
+        <w:ind w:left="3589" w:hanging="360"/>
+      </w:pPr>
+      <w:rPr>
+        <w:rFonts w:ascii="Symbol" w:hAnsi="Symbol" w:hint="default"/>
+      </w:rPr>
+    </w:lvl>
+    <w:lvl w:ilvl="4" w:tplc="04100003" w:tentative="1">
+      <w:start w:val="1"/>
+      <w:numFmt w:val="bullet"/>
+      <w:lvlText w:val="o"/>
+      <w:lvlJc w:val="left"/>
+      <w:pPr>
+        <w:ind w:left="4309" w:hanging="360"/>
+      </w:pPr>
+      <w:rPr>
+        <w:rFonts w:ascii="Courier New" w:hAnsi="Courier New" w:cs="Courier New" w:hint="default"/>
+      </w:rPr>
+    </w:lvl>
+    <w:lvl w:ilvl="5" w:tplc="04100005" w:tentative="1">
+      <w:start w:val="1"/>
+      <w:numFmt w:val="bullet"/>
+      <w:lvlText w:val=""/>
+      <w:lvlJc w:val="left"/>
+      <w:pPr>
+        <w:ind w:left="5029" w:hanging="360"/>
+      </w:pPr>
+      <w:rPr>
+        <w:rFonts w:ascii="Wingdings" w:hAnsi="Wingdings" w:hint="default"/>
+      </w:rPr>
+    </w:lvl>
+    <w:lvl w:ilvl="6" w:tplc="04100001" w:tentative="1">
+      <w:start w:val="1"/>
+      <w:numFmt w:val="bullet"/>
+      <w:lvlText w:val=""/>
+      <w:lvlJc w:val="left"/>
+      <w:pPr>
+        <w:ind w:left="5749" w:hanging="360"/>
+      </w:pPr>
+      <w:rPr>
+        <w:rFonts w:ascii="Symbol" w:hAnsi="Symbol" w:hint="default"/>
+      </w:rPr>
+    </w:lvl>
+    <w:lvl w:ilvl="7" w:tplc="04100003" w:tentative="1">
+      <w:start w:val="1"/>
+      <w:numFmt w:val="bullet"/>
+      <w:lvlText w:val="o"/>
+      <w:lvlJc w:val="left"/>
+      <w:pPr>
+        <w:ind w:left="6469" w:hanging="360"/>
+      </w:pPr>
+      <w:rPr>
+        <w:rFonts w:ascii="Courier New" w:hAnsi="Courier New" w:cs="Courier New" w:hint="default"/>
+      </w:rPr>
+    </w:lvl>
+    <w:lvl w:ilvl="8" w:tplc="04100005" w:tentative="1">
+      <w:start w:val="1"/>
+      <w:numFmt w:val="bullet"/>
+      <w:lvlText w:val=""/>
+      <w:lvlJc w:val="left"/>
+      <w:pPr>
+        <w:ind w:left="7189" w:hanging="360"/>
+      </w:pPr>
+      <w:rPr>
+        <w:rFonts w:ascii="Wingdings" w:hAnsi="Wingdings" w:hint="default"/>
+      </w:rPr>
+    </w:lvl>
+  </w:abstractNum>
+  <w:abstractNum w:abstractNumId="11" w15:restartNumberingAfterBreak="0">
+    <w:nsid w:val="118725AE"/>
+    <w:multiLevelType w:val="multilevel"/>
+    <w:tmpl w:val="ACA262C4"/>
+    <w:lvl w:ilvl="0">
+      <w:start w:val="1"/>
+      <w:numFmt w:val="bullet"/>
+      <w:lvlText w:val=""/>
+      <w:lvlJc w:val="left"/>
+      <w:pPr>
+        <w:ind w:left="1429" w:hanging="360"/>
+      </w:pPr>
+      <w:rPr>
+        <w:rFonts w:ascii="Symbol" w:hAnsi="Symbol" w:hint="default"/>
+      </w:rPr>
+    </w:lvl>
+    <w:lvl w:ilvl="1" w:tentative="1">
+      <w:start w:val="1"/>
+      <w:numFmt w:val="decimal"/>
+      <w:lvlText w:val="%2."/>
+      <w:lvlJc w:val="left"/>
+      <w:pPr>
+        <w:tabs>
+          <w:tab w:val="num" w:pos="1440"/>
+        </w:tabs>
+        <w:ind w:left="1440" w:hanging="360"/>
+      </w:pPr>
+    </w:lvl>
+    <w:lvl w:ilvl="2" w:tentative="1">
+      <w:start w:val="1"/>
+      <w:numFmt w:val="decimal"/>
+      <w:lvlText w:val="%3."/>
+      <w:lvlJc w:val="left"/>
+      <w:pPr>
+        <w:tabs>
+          <w:tab w:val="num" w:pos="2160"/>
+        </w:tabs>
+        <w:ind w:left="2160" w:hanging="360"/>
+      </w:pPr>
+    </w:lvl>
+    <w:lvl w:ilvl="3" w:tentative="1">
+      <w:start w:val="1"/>
+      <w:numFmt w:val="decimal"/>
+      <w:lvlText w:val="%4."/>
+      <w:lvlJc w:val="left"/>
+      <w:pPr>
+        <w:tabs>
+          <w:tab w:val="num" w:pos="2880"/>
+        </w:tabs>
+        <w:ind w:left="2880" w:hanging="360"/>
+      </w:pPr>
+    </w:lvl>
+    <w:lvl w:ilvl="4" w:tentative="1">
+      <w:start w:val="1"/>
+      <w:numFmt w:val="decimal"/>
+      <w:lvlText w:val="%5."/>
+      <w:lvlJc w:val="left"/>
+      <w:pPr>
+        <w:tabs>
+          <w:tab w:val="num" w:pos="3600"/>
+        </w:tabs>
+        <w:ind w:left="3600" w:hanging="360"/>
+      </w:pPr>
+    </w:lvl>
+    <w:lvl w:ilvl="5" w:tentative="1">
+      <w:start w:val="1"/>
+      <w:numFmt w:val="decimal"/>
+      <w:lvlText w:val="%6."/>
+      <w:lvlJc w:val="left"/>
+      <w:pPr>
+        <w:tabs>
+          <w:tab w:val="num" w:pos="4320"/>
+        </w:tabs>
+        <w:ind w:left="4320" w:hanging="360"/>
+      </w:pPr>
+    </w:lvl>
+    <w:lvl w:ilvl="6" w:tentative="1">
+      <w:start w:val="1"/>
+      <w:numFmt w:val="decimal"/>
+      <w:lvlText w:val="%7."/>
+      <w:lvlJc w:val="left"/>
+      <w:pPr>
+        <w:tabs>
+          <w:tab w:val="num" w:pos="5040"/>
+        </w:tabs>
+        <w:ind w:left="5040" w:hanging="360"/>
+      </w:pPr>
+    </w:lvl>
+    <w:lvl w:ilvl="7" w:tentative="1">
+      <w:start w:val="1"/>
+      <w:numFmt w:val="decimal"/>
+      <w:lvlText w:val="%8."/>
+      <w:lvlJc w:val="left"/>
+      <w:pPr>
+        <w:tabs>
+          <w:tab w:val="num" w:pos="5760"/>
+        </w:tabs>
+        <w:ind w:left="5760" w:hanging="360"/>
+      </w:pPr>
+    </w:lvl>
+    <w:lvl w:ilvl="8" w:tentative="1">
+      <w:start w:val="1"/>
+      <w:numFmt w:val="decimal"/>
+      <w:lvlText w:val="%9."/>
+      <w:lvlJc w:val="left"/>
+      <w:pPr>
+        <w:tabs>
+          <w:tab w:val="num" w:pos="6480"/>
+        </w:tabs>
+        <w:ind w:left="6480" w:hanging="360"/>
+      </w:pPr>
+    </w:lvl>
+  </w:abstractNum>
+  <w:abstractNum w:abstractNumId="12" w15:restartNumberingAfterBreak="0">
     <w:nsid w:val="15C72A79"/>
     <w:multiLevelType w:val="hybridMultilevel"/>
     <w:tmpl w:val="38AEDCD4"/>
@@ -11203,7 +12603,7 @@
       </w:rPr>
     </w:lvl>
   </w:abstractNum>
-  <w:abstractNum w:abstractNumId="11" w15:restartNumberingAfterBreak="0">
+  <w:abstractNum w:abstractNumId="13" w15:restartNumberingAfterBreak="0">
     <w:nsid w:val="1F8433D7"/>
     <w:multiLevelType w:val="multilevel"/>
     <w:tmpl w:val="FB6871AA"/>
@@ -11293,7 +12693,7 @@
       </w:pPr>
     </w:lvl>
   </w:abstractNum>
-  <w:abstractNum w:abstractNumId="12" w15:restartNumberingAfterBreak="0">
+  <w:abstractNum w:abstractNumId="14" w15:restartNumberingAfterBreak="0">
     <w:nsid w:val="22901C07"/>
     <w:multiLevelType w:val="hybridMultilevel"/>
     <w:tmpl w:val="CA5A69A4"/>
@@ -11406,7 +12806,7 @@
       </w:rPr>
     </w:lvl>
   </w:abstractNum>
-  <w:abstractNum w:abstractNumId="13" w15:restartNumberingAfterBreak="0">
+  <w:abstractNum w:abstractNumId="15" w15:restartNumberingAfterBreak="0">
     <w:nsid w:val="287C4892"/>
     <w:multiLevelType w:val="hybridMultilevel"/>
     <w:tmpl w:val="58DE98D4"/>
@@ -11519,7 +12919,7 @@
       </w:rPr>
     </w:lvl>
   </w:abstractNum>
-  <w:abstractNum w:abstractNumId="14" w15:restartNumberingAfterBreak="0">
+  <w:abstractNum w:abstractNumId="16" w15:restartNumberingAfterBreak="0">
     <w:nsid w:val="31204FF6"/>
     <w:multiLevelType w:val="multilevel"/>
     <w:tmpl w:val="C8F4DA3C"/>
@@ -11641,7 +13041,7 @@
       </w:rPr>
     </w:lvl>
   </w:abstractNum>
-  <w:abstractNum w:abstractNumId="15" w15:restartNumberingAfterBreak="0">
+  <w:abstractNum w:abstractNumId="17" w15:restartNumberingAfterBreak="0">
     <w:nsid w:val="38C345BE"/>
     <w:multiLevelType w:val="hybridMultilevel"/>
     <w:tmpl w:val="4AD8CAA8"/>
@@ -11754,7 +13154,7 @@
       </w:rPr>
     </w:lvl>
   </w:abstractNum>
-  <w:abstractNum w:abstractNumId="16" w15:restartNumberingAfterBreak="0">
+  <w:abstractNum w:abstractNumId="18" w15:restartNumberingAfterBreak="0">
     <w:nsid w:val="3DD83E54"/>
     <w:multiLevelType w:val="hybridMultilevel"/>
     <w:tmpl w:val="1AA81754"/>
@@ -11867,7 +13267,7 @@
       </w:rPr>
     </w:lvl>
   </w:abstractNum>
-  <w:abstractNum w:abstractNumId="17" w15:restartNumberingAfterBreak="0">
+  <w:abstractNum w:abstractNumId="19" w15:restartNumberingAfterBreak="0">
     <w:nsid w:val="42F31A3D"/>
     <w:multiLevelType w:val="multilevel"/>
     <w:tmpl w:val="C8F4DA3C"/>
@@ -11988,7 +13388,7 @@
       </w:rPr>
     </w:lvl>
   </w:abstractNum>
-  <w:abstractNum w:abstractNumId="18" w15:restartNumberingAfterBreak="0">
+  <w:abstractNum w:abstractNumId="20" w15:restartNumberingAfterBreak="0">
     <w:nsid w:val="61C933EF"/>
     <w:multiLevelType w:val="multilevel"/>
     <w:tmpl w:val="747AD306"/>
@@ -12101,7 +13501,7 @@
       </w:pPr>
     </w:lvl>
   </w:abstractNum>
-  <w:abstractNum w:abstractNumId="19" w15:restartNumberingAfterBreak="0">
+  <w:abstractNum w:abstractNumId="21" w15:restartNumberingAfterBreak="0">
     <w:nsid w:val="637251A6"/>
     <w:multiLevelType w:val="multilevel"/>
     <w:tmpl w:val="345634D4"/>
@@ -12214,7 +13614,7 @@
       </w:pPr>
     </w:lvl>
   </w:abstractNum>
-  <w:abstractNum w:abstractNumId="20" w15:restartNumberingAfterBreak="0">
+  <w:abstractNum w:abstractNumId="22" w15:restartNumberingAfterBreak="0">
     <w:nsid w:val="67D07244"/>
     <w:multiLevelType w:val="hybridMultilevel"/>
     <w:tmpl w:val="D9F4121E"/>
@@ -12327,7 +13727,7 @@
       </w:rPr>
     </w:lvl>
   </w:abstractNum>
-  <w:abstractNum w:abstractNumId="21" w15:restartNumberingAfterBreak="0">
+  <w:abstractNum w:abstractNumId="23" w15:restartNumberingAfterBreak="0">
     <w:nsid w:val="6B9B6A93"/>
     <w:multiLevelType w:val="hybridMultilevel"/>
     <w:tmpl w:val="16286834"/>
@@ -12441,34 +13841,34 @@
     </w:lvl>
   </w:abstractNum>
   <w:num w:numId="1" w16cid:durableId="1681200572">
+    <w:abstractNumId w:val="19"/>
+  </w:num>
+  <w:num w:numId="2" w16cid:durableId="1540438857">
+    <w:abstractNumId w:val="13"/>
+  </w:num>
+  <w:num w:numId="3" w16cid:durableId="1758937890">
+    <w:abstractNumId w:val="16"/>
+  </w:num>
+  <w:num w:numId="4" w16cid:durableId="1870869743">
+    <w:abstractNumId w:val="23"/>
+  </w:num>
+  <w:num w:numId="5" w16cid:durableId="153184791">
     <w:abstractNumId w:val="17"/>
   </w:num>
-  <w:num w:numId="2" w16cid:durableId="1540438857">
-    <w:abstractNumId w:val="11"/>
-  </w:num>
-  <w:num w:numId="3" w16cid:durableId="1758937890">
-    <w:abstractNumId w:val="14"/>
-  </w:num>
-  <w:num w:numId="4" w16cid:durableId="1870869743">
-    <w:abstractNumId w:val="21"/>
-  </w:num>
-  <w:num w:numId="5" w16cid:durableId="153184791">
+  <w:num w:numId="6" w16cid:durableId="272713800">
     <w:abstractNumId w:val="15"/>
   </w:num>
-  <w:num w:numId="6" w16cid:durableId="272713800">
-    <w:abstractNumId w:val="13"/>
-  </w:num>
   <w:num w:numId="7" w16cid:durableId="1547715577">
-    <w:abstractNumId w:val="20"/>
+    <w:abstractNumId w:val="22"/>
   </w:num>
   <w:num w:numId="8" w16cid:durableId="1499729378">
-    <w:abstractNumId w:val="16"/>
+    <w:abstractNumId w:val="18"/>
   </w:num>
   <w:num w:numId="9" w16cid:durableId="176773706">
     <w:abstractNumId w:val="8"/>
   </w:num>
   <w:num w:numId="10" w16cid:durableId="1494024812">
-    <w:abstractNumId w:val="12"/>
+    <w:abstractNumId w:val="14"/>
   </w:num>
   <w:num w:numId="11" w16cid:durableId="446971133">
     <w:abstractNumId w:val="4"/>
@@ -12486,20 +13886,26 @@
     <w:abstractNumId w:val="7"/>
   </w:num>
   <w:num w:numId="16" w16cid:durableId="293028806">
-    <w:abstractNumId w:val="18"/>
+    <w:abstractNumId w:val="20"/>
   </w:num>
   <w:num w:numId="17" w16cid:durableId="349919370">
-    <w:abstractNumId w:val="19"/>
+    <w:abstractNumId w:val="21"/>
   </w:num>
   <w:num w:numId="18" w16cid:durableId="729614086">
+    <w:abstractNumId w:val="12"/>
+  </w:num>
+  <w:num w:numId="19" w16cid:durableId="1682780980">
     <w:abstractNumId w:val="10"/>
+  </w:num>
+  <w:num w:numId="20" w16cid:durableId="1144397757">
+    <w:abstractNumId w:val="11"/>
   </w:num>
   <w:numIdMacAtCleanup w:val="13"/>
 </w:numbering>
 </file>
 
 <file path=word/styles.xml><?xml version="1.0" encoding="utf-8"?>
-<w:styles xmlns:mc="http://schemas.openxmlformats.org/markup-compatibility/2006" xmlns:r="http://schemas.openxmlformats.org/officeDocument/2006/relationships" xmlns:w="http://schemas.openxmlformats.org/wordprocessingml/2006/main" xmlns:w14="http://schemas.microsoft.com/office/word/2010/wordml" xmlns:w15="http://schemas.microsoft.com/office/word/2012/wordml" xmlns:w16cex="http://schemas.microsoft.com/office/word/2018/wordml/cex" xmlns:w16cid="http://schemas.microsoft.com/office/word/2016/wordml/cid" xmlns:w16="http://schemas.microsoft.com/office/word/2018/wordml" xmlns:w16du="http://schemas.microsoft.com/office/word/2023/wordml/word16du" xmlns:w16sdtdh="http://schemas.microsoft.com/office/word/2020/wordml/sdtdatahash" xmlns:w16sdtfl="http://schemas.microsoft.com/office/word/2024/wordml/sdtformatlock" xmlns:w16se="http://schemas.microsoft.com/office/word/2015/wordml/symex" mc:Ignorable="w14 w15 w16se w16cid w16 w16cex w16sdtdh w16sdtfl w16du">
+<w:styles xmlns:mc="http://schemas.openxmlformats.org/markup-compatibility/2006" xmlns:r="http://schemas.openxmlformats.org/officeDocument/2006/relationships" xmlns:w="http://schemas.openxmlformats.org/wordprocessingml/2006/main" xmlns:w14="http://schemas.microsoft.com/office/word/2010/wordml" xmlns:w15="http://schemas.microsoft.com/office/word/2012/wordml" xmlns:w16cex="http://schemas.microsoft.com/office/word/2018/wordml/cex" xmlns:w16cid="http://schemas.microsoft.com/office/word/2016/wordml/cid" xmlns:w16="http://schemas.microsoft.com/office/word/2018/wordml" xmlns:w16sdtdh="http://schemas.microsoft.com/office/word/2020/wordml/sdtdatahash" xmlns:w16sdtfl="http://schemas.microsoft.com/office/word/2024/wordml/sdtformatlock" xmlns:w16se="http://schemas.microsoft.com/office/word/2015/wordml/symex" xmlns:w16du="http://schemas.microsoft.com/office/word/2023/wordml/word16du" mc:Ignorable="w14 w15 w16se w16cid w16 w16cex w16sdtdh w16sdtfl w16du">
   <w:docDefaults>
     <w:rPrDefault>
       <w:rPr>
@@ -14983,6 +16389,28 @@
       <w:shd w:val="clear" w:color="auto" w:fill="E1DFDD"/>
     </w:rPr>
   </w:style>
+  <w:style w:type="character" w:styleId="Enfasicorsivo">
+    <w:name w:val="Emphasis"/>
+    <w:basedOn w:val="Carpredefinitoparagrafo"/>
+    <w:uiPriority w:val="20"/>
+    <w:qFormat/>
+    <w:rsid w:val="009D6042"/>
+    <w:rPr>
+      <w:i/>
+      <w:iCs/>
+    </w:rPr>
+  </w:style>
+  <w:style w:type="character" w:styleId="Enfasigrassetto">
+    <w:name w:val="Strong"/>
+    <w:basedOn w:val="Carpredefinitoparagrafo"/>
+    <w:uiPriority w:val="22"/>
+    <w:qFormat/>
+    <w:rsid w:val="009D6042"/>
+    <w:rPr>
+      <w:b/>
+      <w:bCs/>
+    </w:rPr>
+  </w:style>
 </w:styles>
 </file>
 

--- a/Deliverables/RAD_GGEyewear.docx
+++ b/Deliverables/RAD_GGEyewear.docx
@@ -1,6 +1,6 @@
 
 <file path=word/document.xml><?xml version="1.0" encoding="utf-8"?>
-<w:document xmlns:wpc="http://schemas.microsoft.com/office/word/2010/wordprocessingCanvas" xmlns:cx="http://schemas.microsoft.com/office/drawing/2014/chartex" xmlns:cx1="http://schemas.microsoft.com/office/drawing/2015/9/8/chartex" xmlns:cx2="http://schemas.microsoft.com/office/drawing/2015/10/21/chartex" xmlns:cx3="http://schemas.microsoft.com/office/drawing/2016/5/9/chartex" xmlns:cx4="http://schemas.microsoft.com/office/drawing/2016/5/10/chartex" xmlns:cx5="http://schemas.microsoft.com/office/drawing/2016/5/11/chartex" xmlns:cx6="http://schemas.microsoft.com/office/drawing/2016/5/12/chartex" xmlns:cx7="http://schemas.microsoft.com/office/drawing/2016/5/13/chartex" xmlns:cx8="http://schemas.microsoft.com/office/drawing/2016/5/14/chartex" xmlns:mc="http://schemas.openxmlformats.org/markup-compatibility/2006" xmlns:m="http://schemas.openxmlformats.org/officeDocument/2006/math" xmlns:aink="http://schemas.microsoft.com/office/drawing/2016/ink" xmlns:am3d="http://schemas.microsoft.com/office/drawing/2017/model3d" xmlns:oel="http://schemas.microsoft.com/office/2019/extlst" xmlns:r="http://schemas.openxmlformats.org/officeDocument/2006/relationships" xmlns:wp14="http://schemas.microsoft.com/office/word/2010/wordprocessingDrawing" xmlns:wp="http://schemas.openxmlformats.org/drawingml/2006/wordprocessingDrawing" xmlns:wpg="http://schemas.microsoft.com/office/word/2010/wordprocessingGroup" xmlns:wpi="http://schemas.microsoft.com/office/word/2010/wordprocessingInk" xmlns:wps="http://schemas.microsoft.com/office/word/2010/wordprocessingShape" xmlns:o="urn:schemas-microsoft-com:office:office" xmlns:v="urn:schemas-microsoft-com:vml" xmlns:w10="urn:schemas-microsoft-com:office:word" xmlns:w="http://schemas.openxmlformats.org/wordprocessingml/2006/main" xmlns:w14="http://schemas.microsoft.com/office/word/2010/wordml" xmlns:w15="http://schemas.microsoft.com/office/word/2012/wordml" xmlns:w16cex="http://schemas.microsoft.com/office/word/2018/wordml/cex" xmlns:w16cid="http://schemas.microsoft.com/office/word/2016/wordml/cid" xmlns:w16="http://schemas.microsoft.com/office/word/2018/wordml" xmlns:w16sdtdh="http://schemas.microsoft.com/office/word/2020/wordml/sdtdatahash" xmlns:w16sdtfl="http://schemas.microsoft.com/office/word/2024/wordml/sdtformatlock" xmlns:w16se="http://schemas.microsoft.com/office/word/2015/wordml/symex" xmlns:w16du="http://schemas.microsoft.com/office/word/2023/wordml/word16du" xmlns:wne="http://schemas.microsoft.com/office/word/2006/wordml" mc:Ignorable="w14 w15 w16se w16cid w16 w16cex w16sdtdh w16sdtfl w16du wp14">
+<w:document xmlns:wpc="http://schemas.microsoft.com/office/word/2010/wordprocessingCanvas" xmlns:cx="http://schemas.microsoft.com/office/drawing/2014/chartex" xmlns:cx1="http://schemas.microsoft.com/office/drawing/2015/9/8/chartex" xmlns:cx2="http://schemas.microsoft.com/office/drawing/2015/10/21/chartex" xmlns:cx3="http://schemas.microsoft.com/office/drawing/2016/5/9/chartex" xmlns:cx4="http://schemas.microsoft.com/office/drawing/2016/5/10/chartex" xmlns:cx5="http://schemas.microsoft.com/office/drawing/2016/5/11/chartex" xmlns:cx6="http://schemas.microsoft.com/office/drawing/2016/5/12/chartex" xmlns:cx7="http://schemas.microsoft.com/office/drawing/2016/5/13/chartex" xmlns:cx8="http://schemas.microsoft.com/office/drawing/2016/5/14/chartex" xmlns:mc="http://schemas.openxmlformats.org/markup-compatibility/2006" xmlns:aink="http://schemas.microsoft.com/office/drawing/2016/ink" xmlns:am3d="http://schemas.microsoft.com/office/drawing/2017/model3d" xmlns:o="urn:schemas-microsoft-com:office:office" xmlns:oel="http://schemas.microsoft.com/office/2019/extlst" xmlns:r="http://schemas.openxmlformats.org/officeDocument/2006/relationships" xmlns:m="http://schemas.openxmlformats.org/officeDocument/2006/math" xmlns:v="urn:schemas-microsoft-com:vml" xmlns:wp14="http://schemas.microsoft.com/office/word/2010/wordprocessingDrawing" xmlns:wp="http://schemas.openxmlformats.org/drawingml/2006/wordprocessingDrawing" xmlns:w10="urn:schemas-microsoft-com:office:word" xmlns:w="http://schemas.openxmlformats.org/wordprocessingml/2006/main" xmlns:w14="http://schemas.microsoft.com/office/word/2010/wordml" xmlns:w15="http://schemas.microsoft.com/office/word/2012/wordml" xmlns:w16cex="http://schemas.microsoft.com/office/word/2018/wordml/cex" xmlns:w16cid="http://schemas.microsoft.com/office/word/2016/wordml/cid" xmlns:w16="http://schemas.microsoft.com/office/word/2018/wordml" xmlns:w16du="http://schemas.microsoft.com/office/word/2023/wordml/word16du" xmlns:w16sdtdh="http://schemas.microsoft.com/office/word/2020/wordml/sdtdatahash" xmlns:w16sdtfl="http://schemas.microsoft.com/office/word/2024/wordml/sdtformatlock" xmlns:w16se="http://schemas.microsoft.com/office/word/2015/wordml/symex" xmlns:wpg="http://schemas.microsoft.com/office/word/2010/wordprocessingGroup" xmlns:wpi="http://schemas.microsoft.com/office/word/2010/wordprocessingInk" xmlns:wne="http://schemas.microsoft.com/office/word/2006/wordml" xmlns:wps="http://schemas.microsoft.com/office/word/2010/wordprocessingShape" mc:Ignorable="w14 w15 w16se w16cid w16 w16cex w16sdtdh w16sdtfl w16du wp14">
   <w:body>
     <w:p/>
     <w:tbl>
@@ -172,7 +172,7 @@
           <w:sz w:val="36"/>
           <w:lang w:val="en-US"/>
         </w:rPr>
-        <w:t>5</w:t>
+        <w:t>6</w:t>
       </w:r>
       <w:r>
         <w:rPr>
@@ -1921,6 +1921,12 @@
                 <w:sz w:val="20"/>
               </w:rPr>
             </w:pPr>
+            <w:r>
+              <w:rPr>
+                <w:sz w:val="20"/>
+              </w:rPr>
+              <w:t>24/10/2026</w:t>
+            </w:r>
           </w:p>
         </w:tc>
         <w:tc>
@@ -1940,6 +1946,12 @@
                 <w:sz w:val="20"/>
               </w:rPr>
             </w:pPr>
+            <w:r>
+              <w:rPr>
+                <w:sz w:val="20"/>
+              </w:rPr>
+              <w:t>6.0</w:t>
+            </w:r>
           </w:p>
         </w:tc>
         <w:tc>
@@ -1959,6 +1971,12 @@
                 <w:sz w:val="20"/>
               </w:rPr>
             </w:pPr>
+            <w:r>
+              <w:rPr>
+                <w:sz w:val="20"/>
+              </w:rPr>
+              <w:t>Aggiunti 4 casi d’uso con i relativi flussi alternativi (autenticazione, navigazione e dettaglio prodotto, gestione carrello, checkout)</w:t>
+            </w:r>
           </w:p>
         </w:tc>
         <w:tc>
@@ -1978,6 +1996,12 @@
                 <w:sz w:val="20"/>
               </w:rPr>
             </w:pPr>
+            <w:r>
+              <w:rPr>
+                <w:sz w:val="20"/>
+              </w:rPr>
+              <w:t>Angelica D’Aquila</w:t>
+            </w:r>
           </w:p>
         </w:tc>
       </w:tr>
@@ -2069,7 +2093,7 @@
       <w:r>
         <w:fldChar w:fldCharType="separate"/>
       </w:r>
-      <w:hyperlink w:anchor="_Toc243741974" w:history="1">
+      <w:hyperlink w:anchor="_Toc243763742" w:history="1">
         <w:r>
           <w:rPr>
             <w:rStyle w:val="Collegamentoipertestuale"/>
@@ -2112,7 +2136,7 @@
             <w:noProof/>
             <w:webHidden/>
           </w:rPr>
-          <w:instrText xml:space="preserve"> PAGEREF _Toc243741974 \h </w:instrText>
+          <w:instrText xml:space="preserve"> PAGEREF _Toc243763742 \h </w:instrText>
         </w:r>
         <w:r>
           <w:rPr>
@@ -2156,7 +2180,7 @@
           <w14:ligatures w14:val="standardContextual"/>
         </w:rPr>
       </w:pPr>
-      <w:hyperlink w:anchor="_Toc243741975" w:history="1">
+      <w:hyperlink w:anchor="_Toc243763743" w:history="1">
         <w:r>
           <w:rPr>
             <w:rStyle w:val="Collegamentoipertestuale"/>
@@ -2199,7 +2223,7 @@
             <w:noProof/>
             <w:webHidden/>
           </w:rPr>
-          <w:instrText xml:space="preserve"> PAGEREF _Toc243741975 \h </w:instrText>
+          <w:instrText xml:space="preserve"> PAGEREF _Toc243763743 \h </w:instrText>
         </w:r>
         <w:r>
           <w:rPr>
@@ -2243,7 +2267,7 @@
           <w14:ligatures w14:val="standardContextual"/>
         </w:rPr>
       </w:pPr>
-      <w:hyperlink w:anchor="_Toc243741976" w:history="1">
+      <w:hyperlink w:anchor="_Toc243763744" w:history="1">
         <w:r>
           <w:rPr>
             <w:rStyle w:val="Collegamentoipertestuale"/>
@@ -2286,7 +2310,7 @@
             <w:noProof/>
             <w:webHidden/>
           </w:rPr>
-          <w:instrText xml:space="preserve"> PAGEREF _Toc243741976 \h </w:instrText>
+          <w:instrText xml:space="preserve"> PAGEREF _Toc243763744 \h </w:instrText>
         </w:r>
         <w:r>
           <w:rPr>
@@ -2330,7 +2354,7 @@
           <w14:ligatures w14:val="standardContextual"/>
         </w:rPr>
       </w:pPr>
-      <w:hyperlink w:anchor="_Toc243741977" w:history="1">
+      <w:hyperlink w:anchor="_Toc243763745" w:history="1">
         <w:r>
           <w:rPr>
             <w:rStyle w:val="Collegamentoipertestuale"/>
@@ -2375,7 +2399,7 @@
             <w:noProof/>
             <w:webHidden/>
           </w:rPr>
-          <w:instrText xml:space="preserve"> PAGEREF _Toc243741977 \h </w:instrText>
+          <w:instrText xml:space="preserve"> PAGEREF _Toc243763745 \h </w:instrText>
         </w:r>
         <w:r>
           <w:rPr>
@@ -2419,7 +2443,7 @@
           <w14:ligatures w14:val="standardContextual"/>
         </w:rPr>
       </w:pPr>
-      <w:hyperlink w:anchor="_Toc243741978" w:history="1">
+      <w:hyperlink w:anchor="_Toc243763746" w:history="1">
         <w:r>
           <w:rPr>
             <w:rStyle w:val="Collegamentoipertestuale"/>
@@ -2441,21 +2465,7 @@
             <w:rStyle w:val="Collegamentoipertestuale"/>
             <w:noProof/>
           </w:rPr>
-          <w:t>Definitions, acronyms, and abbre</w:t>
-        </w:r>
-        <w:r>
-          <w:rPr>
-            <w:rStyle w:val="Collegamentoipertestuale"/>
-            <w:noProof/>
-          </w:rPr>
-          <w:t>v</w:t>
-        </w:r>
-        <w:r>
-          <w:rPr>
-            <w:rStyle w:val="Collegamentoipertestuale"/>
-            <w:noProof/>
-          </w:rPr>
-          <w:t>iations</w:t>
+          <w:t>Definitions, acronyms, and abbreviations</w:t>
         </w:r>
         <w:r>
           <w:rPr>
@@ -2476,7 +2486,7 @@
             <w:noProof/>
             <w:webHidden/>
           </w:rPr>
-          <w:instrText xml:space="preserve"> PAGEREF _Toc243741978 \h </w:instrText>
+          <w:instrText xml:space="preserve"> PAGEREF _Toc243763746 \h </w:instrText>
         </w:r>
         <w:r>
           <w:rPr>
@@ -2520,7 +2530,7 @@
           <w14:ligatures w14:val="standardContextual"/>
         </w:rPr>
       </w:pPr>
-      <w:hyperlink w:anchor="_Toc243741979" w:history="1">
+      <w:hyperlink w:anchor="_Toc243763747" w:history="1">
         <w:r>
           <w:rPr>
             <w:rStyle w:val="Collegamentoipertestuale"/>
@@ -2563,7 +2573,7 @@
             <w:noProof/>
             <w:webHidden/>
           </w:rPr>
-          <w:instrText xml:space="preserve"> PAGEREF _Toc243741979 \h </w:instrText>
+          <w:instrText xml:space="preserve"> PAGEREF _Toc243763747 \h </w:instrText>
         </w:r>
         <w:r>
           <w:rPr>
@@ -2583,7 +2593,7 @@
             <w:noProof/>
             <w:webHidden/>
           </w:rPr>
-          <w:t>5</w:t>
+          <w:t>6</w:t>
         </w:r>
         <w:r>
           <w:rPr>
@@ -2607,7 +2617,7 @@
           <w14:ligatures w14:val="standardContextual"/>
         </w:rPr>
       </w:pPr>
-      <w:hyperlink w:anchor="_Toc243741980" w:history="1">
+      <w:hyperlink w:anchor="_Toc243763748" w:history="1">
         <w:r>
           <w:rPr>
             <w:rStyle w:val="Collegamentoipertestuale"/>
@@ -2650,7 +2660,7 @@
             <w:noProof/>
             <w:webHidden/>
           </w:rPr>
-          <w:instrText xml:space="preserve"> PAGEREF _Toc243741980 \h </w:instrText>
+          <w:instrText xml:space="preserve"> PAGEREF _Toc243763748 \h </w:instrText>
         </w:r>
         <w:r>
           <w:rPr>
@@ -2670,7 +2680,7 @@
             <w:noProof/>
             <w:webHidden/>
           </w:rPr>
-          <w:t>5</w:t>
+          <w:t>6</w:t>
         </w:r>
         <w:r>
           <w:rPr>
@@ -2694,7 +2704,7 @@
           <w14:ligatures w14:val="standardContextual"/>
         </w:rPr>
       </w:pPr>
-      <w:hyperlink w:anchor="_Toc243741981" w:history="1">
+      <w:hyperlink w:anchor="_Toc243763749" w:history="1">
         <w:r>
           <w:rPr>
             <w:rStyle w:val="Collegamentoipertestuale"/>
@@ -2737,7 +2747,7 @@
             <w:noProof/>
             <w:webHidden/>
           </w:rPr>
-          <w:instrText xml:space="preserve"> PAGEREF _Toc243741981 \h </w:instrText>
+          <w:instrText xml:space="preserve"> PAGEREF _Toc243763749 \h </w:instrText>
         </w:r>
         <w:r>
           <w:rPr>
@@ -2757,7 +2767,7 @@
             <w:noProof/>
             <w:webHidden/>
           </w:rPr>
-          <w:t>5</w:t>
+          <w:t>7</w:t>
         </w:r>
         <w:r>
           <w:rPr>
@@ -2781,7 +2791,7 @@
           <w14:ligatures w14:val="standardContextual"/>
         </w:rPr>
       </w:pPr>
-      <w:hyperlink w:anchor="_Toc243741982" w:history="1">
+      <w:hyperlink w:anchor="_Toc243763750" w:history="1">
         <w:r>
           <w:rPr>
             <w:rStyle w:val="Collegamentoipertestuale"/>
@@ -2824,7 +2834,7 @@
             <w:noProof/>
             <w:webHidden/>
           </w:rPr>
-          <w:instrText xml:space="preserve"> PAGEREF _Toc243741982 \h </w:instrText>
+          <w:instrText xml:space="preserve"> PAGEREF _Toc243763750 \h </w:instrText>
         </w:r>
         <w:r>
           <w:rPr>
@@ -2844,7 +2854,7 @@
             <w:noProof/>
             <w:webHidden/>
           </w:rPr>
-          <w:t>5</w:t>
+          <w:t>7</w:t>
         </w:r>
         <w:r>
           <w:rPr>
@@ -2868,7 +2878,7 @@
           <w14:ligatures w14:val="standardContextual"/>
         </w:rPr>
       </w:pPr>
-      <w:hyperlink w:anchor="_Toc243741983" w:history="1">
+      <w:hyperlink w:anchor="_Toc243763751" w:history="1">
         <w:r>
           <w:rPr>
             <w:rStyle w:val="Collegamentoipertestuale"/>
@@ -2911,7 +2921,7 @@
             <w:noProof/>
             <w:webHidden/>
           </w:rPr>
-          <w:instrText xml:space="preserve"> PAGEREF _Toc243741983 \h </w:instrText>
+          <w:instrText xml:space="preserve"> PAGEREF _Toc243763751 \h </w:instrText>
         </w:r>
         <w:r>
           <w:rPr>
@@ -2931,7 +2941,7 @@
             <w:noProof/>
             <w:webHidden/>
           </w:rPr>
-          <w:t>5</w:t>
+          <w:t>7</w:t>
         </w:r>
         <w:r>
           <w:rPr>
@@ -2955,7 +2965,7 @@
           <w14:ligatures w14:val="standardContextual"/>
         </w:rPr>
       </w:pPr>
-      <w:hyperlink w:anchor="_Toc243741984" w:history="1">
+      <w:hyperlink w:anchor="_Toc243763752" w:history="1">
         <w:r>
           <w:rPr>
             <w:rStyle w:val="Collegamentoipertestuale"/>
@@ -2998,7 +3008,7 @@
             <w:noProof/>
             <w:webHidden/>
           </w:rPr>
-          <w:instrText xml:space="preserve"> PAGEREF _Toc243741984 \h </w:instrText>
+          <w:instrText xml:space="preserve"> PAGEREF _Toc243763752 \h </w:instrText>
         </w:r>
         <w:r>
           <w:rPr>
@@ -3018,7 +3028,7 @@
             <w:noProof/>
             <w:webHidden/>
           </w:rPr>
-          <w:t>5</w:t>
+          <w:t>7</w:t>
         </w:r>
         <w:r>
           <w:rPr>
@@ -3042,7 +3052,7 @@
           <w14:ligatures w14:val="standardContextual"/>
         </w:rPr>
       </w:pPr>
-      <w:hyperlink w:anchor="_Toc243741985" w:history="1">
+      <w:hyperlink w:anchor="_Toc243763753" w:history="1">
         <w:r>
           <w:rPr>
             <w:rStyle w:val="Collegamentoipertestuale"/>
@@ -3085,7 +3095,7 @@
             <w:noProof/>
             <w:webHidden/>
           </w:rPr>
-          <w:instrText xml:space="preserve"> PAGEREF _Toc243741985 \h </w:instrText>
+          <w:instrText xml:space="preserve"> PAGEREF _Toc243763753 \h </w:instrText>
         </w:r>
         <w:r>
           <w:rPr>
@@ -3105,7 +3115,7 @@
             <w:noProof/>
             <w:webHidden/>
           </w:rPr>
-          <w:t>7</w:t>
+          <w:t>9</w:t>
         </w:r>
         <w:r>
           <w:rPr>
@@ -3129,7 +3139,7 @@
           <w14:ligatures w14:val="standardContextual"/>
         </w:rPr>
       </w:pPr>
-      <w:hyperlink w:anchor="_Toc243741986" w:history="1">
+      <w:hyperlink w:anchor="_Toc243763754" w:history="1">
         <w:r>
           <w:rPr>
             <w:rStyle w:val="Collegamentoipertestuale"/>
@@ -3172,7 +3182,7 @@
             <w:noProof/>
             <w:webHidden/>
           </w:rPr>
-          <w:instrText xml:space="preserve"> PAGEREF _Toc243741986 \h </w:instrText>
+          <w:instrText xml:space="preserve"> PAGEREF _Toc243763754 \h </w:instrText>
         </w:r>
         <w:r>
           <w:rPr>
@@ -3192,7 +3202,7 @@
             <w:noProof/>
             <w:webHidden/>
           </w:rPr>
-          <w:t>7</w:t>
+          <w:t>9</w:t>
         </w:r>
         <w:r>
           <w:rPr>
@@ -3216,7 +3226,7 @@
           <w14:ligatures w14:val="standardContextual"/>
         </w:rPr>
       </w:pPr>
-      <w:hyperlink w:anchor="_Toc243741987" w:history="1">
+      <w:hyperlink w:anchor="_Toc243763755" w:history="1">
         <w:r>
           <w:rPr>
             <w:rStyle w:val="Collegamentoipertestuale"/>
@@ -3259,7 +3269,7 @@
             <w:noProof/>
             <w:webHidden/>
           </w:rPr>
-          <w:instrText xml:space="preserve"> PAGEREF _Toc243741987 \h </w:instrText>
+          <w:instrText xml:space="preserve"> PAGEREF _Toc243763755 \h </w:instrText>
         </w:r>
         <w:r>
           <w:rPr>
@@ -3279,7 +3289,7 @@
             <w:noProof/>
             <w:webHidden/>
           </w:rPr>
-          <w:t>8</w:t>
+          <w:t>9</w:t>
         </w:r>
         <w:r>
           <w:rPr>
@@ -3303,7 +3313,7 @@
           <w14:ligatures w14:val="standardContextual"/>
         </w:rPr>
       </w:pPr>
-      <w:hyperlink w:anchor="_Toc243741988" w:history="1">
+      <w:hyperlink w:anchor="_Toc243763756" w:history="1">
         <w:r>
           <w:rPr>
             <w:rStyle w:val="Collegamentoipertestuale"/>
@@ -3346,7 +3356,7 @@
             <w:noProof/>
             <w:webHidden/>
           </w:rPr>
-          <w:instrText xml:space="preserve"> PAGEREF _Toc243741988 \h </w:instrText>
+          <w:instrText xml:space="preserve"> PAGEREF _Toc243763756 \h </w:instrText>
         </w:r>
         <w:r>
           <w:rPr>
@@ -3366,7 +3376,7 @@
             <w:noProof/>
             <w:webHidden/>
           </w:rPr>
-          <w:t>8</w:t>
+          <w:t>10</w:t>
         </w:r>
         <w:r>
           <w:rPr>
@@ -3390,7 +3400,7 @@
           <w14:ligatures w14:val="standardContextual"/>
         </w:rPr>
       </w:pPr>
-      <w:hyperlink w:anchor="_Toc243741989" w:history="1">
+      <w:hyperlink w:anchor="_Toc243763757" w:history="1">
         <w:r>
           <w:rPr>
             <w:rStyle w:val="Collegamentoipertestuale"/>
@@ -3433,7 +3443,7 @@
             <w:noProof/>
             <w:webHidden/>
           </w:rPr>
-          <w:instrText xml:space="preserve"> PAGEREF _Toc243741989 \h </w:instrText>
+          <w:instrText xml:space="preserve"> PAGEREF _Toc243763757 \h </w:instrText>
         </w:r>
         <w:r>
           <w:rPr>
@@ -3453,7 +3463,7 @@
             <w:noProof/>
             <w:webHidden/>
           </w:rPr>
-          <w:t>8</w:t>
+          <w:t>10</w:t>
         </w:r>
         <w:r>
           <w:rPr>
@@ -3477,7 +3487,7 @@
           <w14:ligatures w14:val="standardContextual"/>
         </w:rPr>
       </w:pPr>
-      <w:hyperlink w:anchor="_Toc243741990" w:history="1">
+      <w:hyperlink w:anchor="_Toc243763758" w:history="1">
         <w:r>
           <w:rPr>
             <w:rStyle w:val="Collegamentoipertestuale"/>
@@ -3520,7 +3530,7 @@
             <w:noProof/>
             <w:webHidden/>
           </w:rPr>
-          <w:instrText xml:space="preserve"> PAGEREF _Toc243741990 \h </w:instrText>
+          <w:instrText xml:space="preserve"> PAGEREF _Toc243763758 \h </w:instrText>
         </w:r>
         <w:r>
           <w:rPr>
@@ -3540,7 +3550,7 @@
             <w:noProof/>
             <w:webHidden/>
           </w:rPr>
-          <w:t>8</w:t>
+          <w:t>10</w:t>
         </w:r>
         <w:r>
           <w:rPr>
@@ -3564,7 +3574,7 @@
           <w14:ligatures w14:val="standardContextual"/>
         </w:rPr>
       </w:pPr>
-      <w:hyperlink w:anchor="_Toc243741991" w:history="1">
+      <w:hyperlink w:anchor="_Toc243763759" w:history="1">
         <w:r>
           <w:rPr>
             <w:rStyle w:val="Collegamentoipertestuale"/>
@@ -3607,7 +3617,7 @@
             <w:noProof/>
             <w:webHidden/>
           </w:rPr>
-          <w:instrText xml:space="preserve"> PAGEREF _Toc243741991 \h </w:instrText>
+          <w:instrText xml:space="preserve"> PAGEREF _Toc243763759 \h </w:instrText>
         </w:r>
         <w:r>
           <w:rPr>
@@ -3627,7 +3637,7 @@
             <w:noProof/>
             <w:webHidden/>
           </w:rPr>
-          <w:t>8</w:t>
+          <w:t>10</w:t>
         </w:r>
         <w:r>
           <w:rPr>
@@ -3651,7 +3661,7 @@
           <w14:ligatures w14:val="standardContextual"/>
         </w:rPr>
       </w:pPr>
-      <w:hyperlink w:anchor="_Toc243741992" w:history="1">
+      <w:hyperlink w:anchor="_Toc243763760" w:history="1">
         <w:r>
           <w:rPr>
             <w:rStyle w:val="Collegamentoipertestuale"/>
@@ -3694,7 +3704,7 @@
             <w:noProof/>
             <w:webHidden/>
           </w:rPr>
-          <w:instrText xml:space="preserve"> PAGEREF _Toc243741992 \h </w:instrText>
+          <w:instrText xml:space="preserve"> PAGEREF _Toc243763760 \h </w:instrText>
         </w:r>
         <w:r>
           <w:rPr>
@@ -3714,7 +3724,7 @@
             <w:noProof/>
             <w:webHidden/>
           </w:rPr>
-          <w:t>9</w:t>
+          <w:t>10</w:t>
         </w:r>
         <w:r>
           <w:rPr>
@@ -3738,7 +3748,7 @@
           <w14:ligatures w14:val="standardContextual"/>
         </w:rPr>
       </w:pPr>
-      <w:hyperlink w:anchor="_Toc243741993" w:history="1">
+      <w:hyperlink w:anchor="_Toc243763761" w:history="1">
         <w:r>
           <w:rPr>
             <w:rStyle w:val="Collegamentoipertestuale"/>
@@ -3781,7 +3791,7 @@
             <w:noProof/>
             <w:webHidden/>
           </w:rPr>
-          <w:instrText xml:space="preserve"> PAGEREF _Toc243741993 \h </w:instrText>
+          <w:instrText xml:space="preserve"> PAGEREF _Toc243763761 \h </w:instrText>
         </w:r>
         <w:r>
           <w:rPr>
@@ -3801,7 +3811,7 @@
             <w:noProof/>
             <w:webHidden/>
           </w:rPr>
-          <w:t>9</w:t>
+          <w:t>11</w:t>
         </w:r>
         <w:r>
           <w:rPr>
@@ -3825,7 +3835,7 @@
           <w14:ligatures w14:val="standardContextual"/>
         </w:rPr>
       </w:pPr>
-      <w:hyperlink w:anchor="_Toc243741994" w:history="1">
+      <w:hyperlink w:anchor="_Toc243763762" w:history="1">
         <w:r>
           <w:rPr>
             <w:rStyle w:val="Collegamentoipertestuale"/>
@@ -3868,7 +3878,7 @@
             <w:noProof/>
             <w:webHidden/>
           </w:rPr>
-          <w:instrText xml:space="preserve"> PAGEREF _Toc243741994 \h </w:instrText>
+          <w:instrText xml:space="preserve"> PAGEREF _Toc243763762 \h </w:instrText>
         </w:r>
         <w:r>
           <w:rPr>
@@ -3888,7 +3898,7 @@
             <w:noProof/>
             <w:webHidden/>
           </w:rPr>
-          <w:t>9</w:t>
+          <w:t>11</w:t>
         </w:r>
         <w:r>
           <w:rPr>
@@ -3912,7 +3922,7 @@
           <w14:ligatures w14:val="standardContextual"/>
         </w:rPr>
       </w:pPr>
-      <w:hyperlink w:anchor="_Toc243741995" w:history="1">
+      <w:hyperlink w:anchor="_Toc243763763" w:history="1">
         <w:r>
           <w:rPr>
             <w:rStyle w:val="Collegamentoipertestuale"/>
@@ -3955,7 +3965,7 @@
             <w:noProof/>
             <w:webHidden/>
           </w:rPr>
-          <w:instrText xml:space="preserve"> PAGEREF _Toc243741995 \h </w:instrText>
+          <w:instrText xml:space="preserve"> PAGEREF _Toc243763763 \h </w:instrText>
         </w:r>
         <w:r>
           <w:rPr>
@@ -3975,7 +3985,7 @@
             <w:noProof/>
             <w:webHidden/>
           </w:rPr>
-          <w:t>9</w:t>
+          <w:t>11</w:t>
         </w:r>
         <w:r>
           <w:rPr>
@@ -3999,7 +4009,7 @@
           <w14:ligatures w14:val="standardContextual"/>
         </w:rPr>
       </w:pPr>
-      <w:hyperlink w:anchor="_Toc243741996" w:history="1">
+      <w:hyperlink w:anchor="_Toc243763764" w:history="1">
         <w:r>
           <w:rPr>
             <w:rStyle w:val="Collegamentoipertestuale"/>
@@ -4042,7 +4052,7 @@
             <w:noProof/>
             <w:webHidden/>
           </w:rPr>
-          <w:instrText xml:space="preserve"> PAGEREF _Toc243741996 \h </w:instrText>
+          <w:instrText xml:space="preserve"> PAGEREF _Toc243763764 \h </w:instrText>
         </w:r>
         <w:r>
           <w:rPr>
@@ -4062,7 +4072,7 @@
             <w:noProof/>
             <w:webHidden/>
           </w:rPr>
-          <w:t>9</w:t>
+          <w:t>11</w:t>
         </w:r>
         <w:r>
           <w:rPr>
@@ -4086,7 +4096,7 @@
           <w14:ligatures w14:val="standardContextual"/>
         </w:rPr>
       </w:pPr>
-      <w:hyperlink w:anchor="_Toc243741997" w:history="1">
+      <w:hyperlink w:anchor="_Toc243763765" w:history="1">
         <w:r>
           <w:rPr>
             <w:rStyle w:val="Collegamentoipertestuale"/>
@@ -4129,7 +4139,7 @@
             <w:noProof/>
             <w:webHidden/>
           </w:rPr>
-          <w:instrText xml:space="preserve"> PAGEREF _Toc243741997 \h </w:instrText>
+          <w:instrText xml:space="preserve"> PAGEREF _Toc243763765 \h </w:instrText>
         </w:r>
         <w:r>
           <w:rPr>
@@ -4149,7 +4159,7 @@
             <w:noProof/>
             <w:webHidden/>
           </w:rPr>
-          <w:t>9</w:t>
+          <w:t>11</w:t>
         </w:r>
         <w:r>
           <w:rPr>
@@ -4173,7 +4183,7 @@
           <w14:ligatures w14:val="standardContextual"/>
         </w:rPr>
       </w:pPr>
-      <w:hyperlink w:anchor="_Toc243741998" w:history="1">
+      <w:hyperlink w:anchor="_Toc243763766" w:history="1">
         <w:r>
           <w:rPr>
             <w:rStyle w:val="Collegamentoipertestuale"/>
@@ -4216,7 +4226,7 @@
             <w:noProof/>
             <w:webHidden/>
           </w:rPr>
-          <w:instrText xml:space="preserve"> PAGEREF _Toc243741998 \h </w:instrText>
+          <w:instrText xml:space="preserve"> PAGEREF _Toc243763766 \h </w:instrText>
         </w:r>
         <w:r>
           <w:rPr>
@@ -4236,7 +4246,7 @@
             <w:noProof/>
             <w:webHidden/>
           </w:rPr>
-          <w:t>9</w:t>
+          <w:t>11</w:t>
         </w:r>
         <w:r>
           <w:rPr>
@@ -4260,7 +4270,7 @@
           <w14:ligatures w14:val="standardContextual"/>
         </w:rPr>
       </w:pPr>
-      <w:hyperlink w:anchor="_Toc243741999" w:history="1">
+      <w:hyperlink w:anchor="_Toc243763767" w:history="1">
         <w:r>
           <w:rPr>
             <w:rStyle w:val="Collegamentoipertestuale"/>
@@ -4303,7 +4313,7 @@
             <w:noProof/>
             <w:webHidden/>
           </w:rPr>
-          <w:instrText xml:space="preserve"> PAGEREF _Toc243741999 \h </w:instrText>
+          <w:instrText xml:space="preserve"> PAGEREF _Toc243763767 \h </w:instrText>
         </w:r>
         <w:r>
           <w:rPr>
@@ -4323,7 +4333,7 @@
             <w:noProof/>
             <w:webHidden/>
           </w:rPr>
-          <w:t>13</w:t>
+          <w:t>15</w:t>
         </w:r>
         <w:r>
           <w:rPr>
@@ -4347,7 +4357,7 @@
           <w14:ligatures w14:val="standardContextual"/>
         </w:rPr>
       </w:pPr>
-      <w:hyperlink w:anchor="_Toc243742000" w:history="1">
+      <w:hyperlink w:anchor="_Toc243763768" w:history="1">
         <w:r>
           <w:rPr>
             <w:rStyle w:val="Collegamentoipertestuale"/>
@@ -4390,7 +4400,7 @@
             <w:noProof/>
             <w:webHidden/>
           </w:rPr>
-          <w:instrText xml:space="preserve"> PAGEREF _Toc243742000 \h </w:instrText>
+          <w:instrText xml:space="preserve"> PAGEREF _Toc243763768 \h </w:instrText>
         </w:r>
         <w:r>
           <w:rPr>
@@ -4410,7 +4420,7 @@
             <w:noProof/>
             <w:webHidden/>
           </w:rPr>
-          <w:t>13</w:t>
+          <w:t>15</w:t>
         </w:r>
         <w:r>
           <w:rPr>
@@ -4434,7 +4444,7 @@
           <w14:ligatures w14:val="standardContextual"/>
         </w:rPr>
       </w:pPr>
-      <w:hyperlink w:anchor="_Toc243742001" w:history="1">
+      <w:hyperlink w:anchor="_Toc243763769" w:history="1">
         <w:r>
           <w:rPr>
             <w:rStyle w:val="Collegamentoipertestuale"/>
@@ -4477,7 +4487,7 @@
             <w:noProof/>
             <w:webHidden/>
           </w:rPr>
-          <w:instrText xml:space="preserve"> PAGEREF _Toc243742001 \h </w:instrText>
+          <w:instrText xml:space="preserve"> PAGEREF _Toc243763769 \h </w:instrText>
         </w:r>
         <w:r>
           <w:rPr>
@@ -4497,7 +4507,7 @@
             <w:noProof/>
             <w:webHidden/>
           </w:rPr>
-          <w:t>13</w:t>
+          <w:t>15</w:t>
         </w:r>
         <w:r>
           <w:rPr>
@@ -4521,7 +4531,7 @@
           <w14:ligatures w14:val="standardContextual"/>
         </w:rPr>
       </w:pPr>
-      <w:hyperlink w:anchor="_Toc243742002" w:history="1">
+      <w:hyperlink w:anchor="_Toc243763770" w:history="1">
         <w:r>
           <w:rPr>
             <w:rStyle w:val="Collegamentoipertestuale"/>
@@ -4566,7 +4576,7 @@
             <w:noProof/>
             <w:webHidden/>
           </w:rPr>
-          <w:instrText xml:space="preserve"> PAGEREF _Toc243742002 \h </w:instrText>
+          <w:instrText xml:space="preserve"> PAGEREF _Toc243763770 \h </w:instrText>
         </w:r>
         <w:r>
           <w:rPr>
@@ -4586,7 +4596,7 @@
             <w:noProof/>
             <w:webHidden/>
           </w:rPr>
-          <w:t>13</w:t>
+          <w:t>15</w:t>
         </w:r>
         <w:r>
           <w:rPr>
@@ -4610,7 +4620,7 @@
           <w14:ligatures w14:val="standardContextual"/>
         </w:rPr>
       </w:pPr>
-      <w:hyperlink w:anchor="_Toc243742003" w:history="1">
+      <w:hyperlink w:anchor="_Toc243763771" w:history="1">
         <w:r>
           <w:rPr>
             <w:rStyle w:val="Collegamentoipertestuale"/>
@@ -4653,7 +4663,7 @@
             <w:noProof/>
             <w:webHidden/>
           </w:rPr>
-          <w:instrText xml:space="preserve"> PAGEREF _Toc243742003 \h </w:instrText>
+          <w:instrText xml:space="preserve"> PAGEREF _Toc243763771 \h </w:instrText>
         </w:r>
         <w:r>
           <w:rPr>
@@ -4673,7 +4683,7 @@
             <w:noProof/>
             <w:webHidden/>
           </w:rPr>
-          <w:t>13</w:t>
+          <w:t>15</w:t>
         </w:r>
         <w:r>
           <w:rPr>
@@ -4729,13 +4739,13 @@
         <w:ind w:left="426" w:hanging="426"/>
         <w:jc w:val="left"/>
       </w:pPr>
-      <w:bookmarkStart w:id="0" w:name="_Toc243741974"/>
-      <w:bookmarkStart w:id="1" w:name="_Hlk243298281"/>
+      <w:bookmarkStart w:id="0" w:name="_Hlk243298281"/>
+      <w:bookmarkStart w:id="1" w:name="_Toc243763742"/>
       <w:r>
         <w:lastRenderedPageBreak/>
         <w:t>INTRODUCTION</w:t>
       </w:r>
-      <w:bookmarkEnd w:id="0"/>
+      <w:bookmarkEnd w:id="1"/>
     </w:p>
     <w:p>
       <w:pPr>
@@ -4746,8 +4756,8 @@
         </w:numPr>
         <w:ind w:left="716" w:hanging="432"/>
       </w:pPr>
-      <w:bookmarkStart w:id="2" w:name="_Toc243741975"/>
-      <w:bookmarkEnd w:id="1"/>
+      <w:bookmarkStart w:id="2" w:name="_Toc243763743"/>
+      <w:bookmarkEnd w:id="0"/>
       <w:r>
         <w:t>Purpose of the system</w:t>
       </w:r>
@@ -4803,7 +4813,7 @@
         </w:numPr>
         <w:ind w:left="716" w:hanging="432"/>
       </w:pPr>
-      <w:bookmarkStart w:id="3" w:name="_Toc243741976"/>
+      <w:bookmarkStart w:id="3" w:name="_Toc243763744"/>
       <w:r>
         <w:t>Scope of the system</w:t>
       </w:r>
@@ -5148,7 +5158,7 @@
       <w:r>
         <w:t xml:space="preserve"> </w:t>
       </w:r>
-      <w:bookmarkStart w:id="4" w:name="_Toc243741977"/>
+      <w:bookmarkStart w:id="4" w:name="_Toc243763745"/>
       <w:r>
         <w:rPr>
           <w:lang w:val="en-US"/>
@@ -5214,7 +5224,7 @@
           <w:numId w:val="1"/>
         </w:numPr>
       </w:pPr>
-      <w:bookmarkStart w:id="5" w:name="_Toc243741978"/>
+      <w:bookmarkStart w:id="5" w:name="_Toc243763746"/>
       <w:r>
         <w:t>Definitions, acronyms, and abbreviations</w:t>
       </w:r>
@@ -6332,7 +6342,7 @@
           <w:numId w:val="1"/>
         </w:numPr>
       </w:pPr>
-      <w:bookmarkStart w:id="6" w:name="_Toc243741979"/>
+      <w:bookmarkStart w:id="6" w:name="_Toc243763747"/>
       <w:proofErr w:type="spellStart"/>
       <w:r>
         <w:t>References</w:t>
@@ -6370,7 +6380,7 @@
       <w:r>
         <w:t xml:space="preserve"> </w:t>
       </w:r>
-      <w:bookmarkStart w:id="7" w:name="_Toc243741980"/>
+      <w:bookmarkStart w:id="7" w:name="_Toc243763748"/>
       <w:r>
         <w:t>Overview</w:t>
       </w:r>
@@ -6491,7 +6501,7 @@
         <w:ind w:left="426" w:hanging="426"/>
         <w:jc w:val="left"/>
       </w:pPr>
-      <w:bookmarkStart w:id="8" w:name="_Toc243741981"/>
+      <w:bookmarkStart w:id="8" w:name="_Toc243763749"/>
       <w:r>
         <w:lastRenderedPageBreak/>
         <w:t>CURRENT SYSTEM</w:t>
@@ -6529,7 +6539,7 @@
         <w:ind w:left="426" w:hanging="426"/>
         <w:jc w:val="left"/>
       </w:pPr>
-      <w:bookmarkStart w:id="9" w:name="_Toc243741982"/>
+      <w:bookmarkStart w:id="9" w:name="_Toc243763750"/>
       <w:r>
         <w:t>PROPOSED SYSTEM</w:t>
       </w:r>
@@ -6546,7 +6556,7 @@
       <w:r>
         <w:t xml:space="preserve"> </w:t>
       </w:r>
-      <w:bookmarkStart w:id="10" w:name="_Toc243741983"/>
+      <w:bookmarkStart w:id="10" w:name="_Toc243763751"/>
       <w:r>
         <w:t>Overview</w:t>
       </w:r>
@@ -6585,7 +6595,7 @@
       <w:r>
         <w:t xml:space="preserve"> </w:t>
       </w:r>
-      <w:bookmarkStart w:id="11" w:name="_Toc243741984"/>
+      <w:bookmarkStart w:id="11" w:name="_Toc243763752"/>
       <w:r>
         <w:t>F</w:t>
       </w:r>
@@ -7729,7 +7739,7 @@
           <w:numId w:val="1"/>
         </w:numPr>
       </w:pPr>
-      <w:bookmarkStart w:id="12" w:name="_Toc243741985"/>
+      <w:bookmarkStart w:id="12" w:name="_Toc243763753"/>
       <w:r>
         <w:t>Nonf</w:t>
       </w:r>
@@ -7747,7 +7757,7 @@
         </w:numPr>
         <w:ind w:left="1418" w:hanging="709"/>
       </w:pPr>
-      <w:bookmarkStart w:id="13" w:name="_Toc243741986"/>
+      <w:bookmarkStart w:id="13" w:name="_Toc243763754"/>
       <w:r>
         <w:rPr>
           <w:sz w:val="26"/>
@@ -7852,7 +7862,7 @@
         </w:numPr>
         <w:ind w:left="1418" w:hanging="709"/>
       </w:pPr>
-      <w:bookmarkStart w:id="14" w:name="_Toc243741987"/>
+      <w:bookmarkStart w:id="14" w:name="_Toc243763755"/>
       <w:r>
         <w:rPr>
           <w:sz w:val="26"/>
@@ -7974,7 +7984,7 @@
         </w:numPr>
         <w:ind w:left="1418" w:hanging="709"/>
       </w:pPr>
-      <w:bookmarkStart w:id="15" w:name="_Toc243741988"/>
+      <w:bookmarkStart w:id="15" w:name="_Toc243763756"/>
       <w:r>
         <w:rPr>
           <w:sz w:val="26"/>
@@ -8051,7 +8061,7 @@
         </w:numPr>
         <w:ind w:left="1418" w:hanging="709"/>
       </w:pPr>
-      <w:bookmarkStart w:id="16" w:name="_Toc243741989"/>
+      <w:bookmarkStart w:id="16" w:name="_Toc243763757"/>
       <w:r>
         <w:rPr>
           <w:sz w:val="26"/>
@@ -8093,7 +8103,7 @@
         </w:numPr>
         <w:ind w:left="1418" w:hanging="709"/>
       </w:pPr>
-      <w:bookmarkStart w:id="17" w:name="_Toc243741990"/>
+      <w:bookmarkStart w:id="17" w:name="_Toc243763758"/>
       <w:r>
         <w:rPr>
           <w:sz w:val="26"/>
@@ -8141,7 +8151,7 @@
         </w:numPr>
         <w:ind w:left="1418" w:hanging="709"/>
       </w:pPr>
-      <w:bookmarkStart w:id="18" w:name="_Toc243741991"/>
+      <w:bookmarkStart w:id="18" w:name="_Toc243763759"/>
       <w:r>
         <w:rPr>
           <w:sz w:val="26"/>
@@ -8180,7 +8190,7 @@
         </w:numPr>
         <w:ind w:left="1418" w:hanging="709"/>
       </w:pPr>
-      <w:bookmarkStart w:id="19" w:name="_Toc243741992"/>
+      <w:bookmarkStart w:id="19" w:name="_Toc243763760"/>
       <w:r>
         <w:rPr>
           <w:sz w:val="26"/>
@@ -8256,7 +8266,7 @@
           <w:szCs w:val="26"/>
         </w:rPr>
       </w:pPr>
-      <w:bookmarkStart w:id="20" w:name="_Toc243741993"/>
+      <w:bookmarkStart w:id="20" w:name="_Toc243763761"/>
       <w:r>
         <w:rPr>
           <w:sz w:val="26"/>
@@ -8323,7 +8333,7 @@
           <w:szCs w:val="26"/>
         </w:rPr>
       </w:pPr>
-      <w:bookmarkStart w:id="21" w:name="_Toc243741994"/>
+      <w:bookmarkStart w:id="21" w:name="_Toc243763762"/>
       <w:r>
         <w:rPr>
           <w:sz w:val="26"/>
@@ -8362,7 +8372,7 @@
           <w:szCs w:val="26"/>
         </w:rPr>
       </w:pPr>
-      <w:bookmarkStart w:id="22" w:name="_Toc243741995"/>
+      <w:bookmarkStart w:id="22" w:name="_Toc243763763"/>
       <w:r>
         <w:rPr>
           <w:sz w:val="26"/>
@@ -8405,7 +8415,7 @@
           <w:szCs w:val="26"/>
         </w:rPr>
       </w:pPr>
-      <w:bookmarkStart w:id="23" w:name="_Toc243741996"/>
+      <w:bookmarkStart w:id="23" w:name="_Toc243763764"/>
       <w:r>
         <w:rPr>
           <w:sz w:val="26"/>
@@ -8445,7 +8455,7 @@
       <w:r>
         <w:t xml:space="preserve"> </w:t>
       </w:r>
-      <w:bookmarkStart w:id="24" w:name="_Toc243741997"/>
+      <w:bookmarkStart w:id="24" w:name="_Toc243763765"/>
       <w:r>
         <w:t>System models</w:t>
       </w:r>
@@ -8460,7 +8470,7 @@
         </w:numPr>
         <w:ind w:left="1418" w:hanging="709"/>
       </w:pPr>
-      <w:bookmarkStart w:id="25" w:name="_Toc243741998"/>
+      <w:bookmarkStart w:id="25" w:name="_Toc243763766"/>
       <w:proofErr w:type="spellStart"/>
       <w:r>
         <w:t>Scenarios</w:t>
@@ -9382,28 +9392,6 @@
           <w:kern w:val="0"/>
         </w:rPr>
         <w:t xml:space="preserve"> e tener traccia dello stato dell’ordine (per il momento IN LAVORAZIONE).</w:t>
-      </w:r>
-    </w:p>
-    <w:p>
-      <w:pPr>
-        <w:tabs>
-          <w:tab w:val="left" w:pos="8580"/>
-        </w:tabs>
-        <w:spacing w:after="100"/>
-        <w:ind w:left="1418"/>
-        <w:rPr>
-          <w:rFonts w:eastAsia="Times New Roman"/>
-          <w:color w:val="EE0000"/>
-          <w:kern w:val="0"/>
-        </w:rPr>
-      </w:pPr>
-      <w:r>
-        <w:rPr>
-          <w:rFonts w:eastAsia="Times New Roman"/>
-          <w:color w:val="EE0000"/>
-          <w:kern w:val="0"/>
-        </w:rPr>
-        <w:t>(USE CASE: autenticazione fallita, mancata autenticazione, parametri di checkout mancanti / non validi)</w:t>
       </w:r>
     </w:p>
     <w:p>
@@ -9659,11 +9647,14 @@
         <w:ind w:left="1418"/>
       </w:pPr>
       <w:r>
+        <w:t>Antonio necessita però di tutte le informazioni dell’ordine. Clicca quindi sulla freccia al lato della riga dell’ordine. Il sistema risponde mostrando</w:t>
+      </w:r>
+      <w:r>
+        <w:t xml:space="preserve"> un riquadro a tendina con </w:t>
+      </w:r>
+      <w:r>
         <w:lastRenderedPageBreak/>
-        <w:t>Antonio necessita però di tutte le informazioni dell’ordine. Clicca quindi sulla freccia al lato della riga dell’ordine. Il sistema risponde mostrando</w:t>
-      </w:r>
-      <w:r>
-        <w:t xml:space="preserve"> un riquadro a tendina con ulteriori informazioni sull’ordine, sui prodotti ordinati e sui dettagli di spedizione. Le informazioni di interesse per Antonio sono:</w:t>
+        <w:t>ulteriori informazioni sull’ordine, sui prodotti ordinati e sui dettagli di spedizione. Le informazioni di interesse per Antonio sono:</w:t>
       </w:r>
     </w:p>
     <w:p>
@@ -9828,23 +9819,6 @@
       <w:pPr>
         <w:pStyle w:val="NormaleWeb"/>
         <w:ind w:left="1418"/>
-        <w:rPr>
-          <w:color w:val="EE0000"/>
-          <w:sz w:val="22"/>
-          <w:szCs w:val="22"/>
-        </w:rPr>
-      </w:pPr>
-      <w:r>
-        <w:rPr>
-          <w:color w:val="EE0000"/>
-        </w:rPr>
-        <w:t>Es. caso d’uso: nessun risultato ai filtri</w:t>
-      </w:r>
-    </w:p>
-    <w:p>
-      <w:pPr>
-        <w:pStyle w:val="NormaleWeb"/>
-        <w:ind w:left="1418"/>
       </w:pPr>
     </w:p>
     <w:p>
@@ -10023,7 +9997,6 @@
         <w:ind w:left="1418"/>
       </w:pPr>
       <w:r>
-        <w:lastRenderedPageBreak/>
         <w:t>Di fianco alla tabella elenco, il sistema mostra a Vittoria il form, vuoto, per l’inserimento di un nuovo prodotto. Vittoria inizia, quindi a compilare i campi del form inserendo le specifiche del nuovo modello arrivato:</w:t>
       </w:r>
     </w:p>
@@ -10092,6 +10065,7 @@
           <w:b/>
           <w:bCs/>
         </w:rPr>
+        <w:lastRenderedPageBreak/>
         <w:t>Categoria:</w:t>
       </w:r>
       <w:r>
@@ -10694,7 +10668,6 @@
         <w:ind w:left="1702" w:hanging="284"/>
       </w:pPr>
       <w:r>
-        <w:lastRenderedPageBreak/>
         <w:t xml:space="preserve">inserisce le date </w:t>
       </w:r>
       <w:r>
@@ -10735,6 +10708,7 @@
         <w:ind w:left="1702" w:hanging="284"/>
       </w:pPr>
       <w:r>
+        <w:lastRenderedPageBreak/>
         <w:t>seleziona dal menu a tendina “Valutazione Minima</w:t>
       </w:r>
       <w:r>
@@ -10866,7 +10840,7 @@
           <w:bCs w:val="0"/>
         </w:rPr>
       </w:pPr>
-      <w:bookmarkStart w:id="26" w:name="_Toc243741999"/>
+      <w:bookmarkStart w:id="26" w:name="_Toc243763767"/>
       <w:r>
         <w:rPr>
           <w:b w:val="0"/>
@@ -10876,17 +10850,2840 @@
       </w:r>
       <w:bookmarkEnd w:id="26"/>
     </w:p>
+    <w:p/>
     <w:p>
       <w:pPr>
         <w:tabs>
           <w:tab w:val="left" w:pos="8580"/>
         </w:tabs>
         <w:spacing w:after="100"/>
+        <w:ind w:left="709"/>
+        <w:jc w:val="both"/>
+        <w:rPr>
+          <w:b/>
+          <w:bCs/>
+          <w:sz w:val="28"/>
+          <w:szCs w:val="28"/>
+          <w:u w:val="single"/>
+        </w:rPr>
+      </w:pPr>
+      <w:bookmarkStart w:id="27" w:name="_Hlk243742530"/>
+      <w:r>
+        <w:rPr>
+          <w:b/>
+          <w:bCs/>
+          <w:sz w:val="28"/>
+          <w:szCs w:val="28"/>
+          <w:u w:val="single"/>
+        </w:rPr>
+        <w:t xml:space="preserve"> </w:t>
+      </w:r>
+      <w:r>
+        <w:rPr>
+          <w:b/>
+          <w:bCs/>
+          <w:sz w:val="28"/>
+          <w:szCs w:val="28"/>
+          <w:u w:val="single"/>
+        </w:rPr>
+        <w:t>UC 1: Autenticazione</w:t>
+      </w:r>
+    </w:p>
+    <w:p>
+      <w:pPr>
+        <w:pStyle w:val="Paragrafoelenco"/>
+        <w:numPr>
+          <w:ilvl w:val="0"/>
+          <w:numId w:val="8"/>
+        </w:numPr>
+        <w:tabs>
+          <w:tab w:val="left" w:pos="8580"/>
+        </w:tabs>
+        <w:spacing w:after="100"/>
+        <w:ind w:left="1276" w:hanging="283"/>
+        <w:jc w:val="both"/>
+      </w:pPr>
+      <w:r>
+        <w:t>Attori coinvolti: Utente</w:t>
+      </w:r>
+    </w:p>
+    <w:p>
+      <w:pPr>
+        <w:pStyle w:val="Paragrafoelenco"/>
+        <w:numPr>
+          <w:ilvl w:val="0"/>
+          <w:numId w:val="8"/>
+        </w:numPr>
+        <w:tabs>
+          <w:tab w:val="left" w:pos="8580"/>
+        </w:tabs>
+        <w:spacing w:after="100"/>
+        <w:ind w:left="1276" w:hanging="283"/>
+        <w:jc w:val="both"/>
+      </w:pPr>
+      <w:r>
+        <w:t xml:space="preserve">Entry </w:t>
+      </w:r>
+      <w:proofErr w:type="spellStart"/>
+      <w:r>
+        <w:t>Condition</w:t>
+      </w:r>
+      <w:proofErr w:type="spellEnd"/>
+      <w:r>
+        <w:t>: L’utente accede alla schermata di login del sito tramite un pulsante raggiungibile da qualunque pagina</w:t>
+      </w:r>
+    </w:p>
+    <w:p>
+      <w:pPr>
+        <w:pStyle w:val="Paragrafoelenco"/>
+        <w:numPr>
+          <w:ilvl w:val="0"/>
+          <w:numId w:val="8"/>
+        </w:numPr>
+        <w:tabs>
+          <w:tab w:val="left" w:pos="8580"/>
+        </w:tabs>
+        <w:spacing w:after="100"/>
+        <w:ind w:left="1276" w:hanging="283"/>
+        <w:jc w:val="both"/>
+      </w:pPr>
+      <w:r>
+        <w:t>Flusso di eventi:</w:t>
+      </w:r>
+    </w:p>
+    <w:p>
+      <w:pPr>
+        <w:pStyle w:val="Paragrafoelenco"/>
+        <w:numPr>
+          <w:ilvl w:val="0"/>
+          <w:numId w:val="23"/>
+        </w:numPr>
+        <w:tabs>
+          <w:tab w:val="left" w:pos="8580"/>
+        </w:tabs>
+        <w:spacing w:after="100"/>
+        <w:ind w:left="1843"/>
+        <w:jc w:val="both"/>
+      </w:pPr>
+      <w:r>
+        <w:t>L’utente inserisce email e password</w:t>
+      </w:r>
+    </w:p>
+    <w:p>
+      <w:pPr>
+        <w:pStyle w:val="Paragrafoelenco"/>
+        <w:numPr>
+          <w:ilvl w:val="0"/>
+          <w:numId w:val="23"/>
+        </w:numPr>
+        <w:tabs>
+          <w:tab w:val="left" w:pos="8580"/>
+        </w:tabs>
+        <w:spacing w:after="100"/>
+        <w:ind w:left="1843"/>
+        <w:jc w:val="both"/>
+      </w:pPr>
+      <w:r>
+        <w:t>L’utente invia i dati al sistema</w:t>
+      </w:r>
+    </w:p>
+    <w:p>
+      <w:pPr>
+        <w:pStyle w:val="Paragrafoelenco"/>
+        <w:numPr>
+          <w:ilvl w:val="0"/>
+          <w:numId w:val="23"/>
+        </w:numPr>
+        <w:tabs>
+          <w:tab w:val="left" w:pos="8580"/>
+        </w:tabs>
+        <w:spacing w:after="100"/>
+        <w:ind w:left="1843"/>
+        <w:jc w:val="both"/>
+      </w:pPr>
+      <w:r>
+        <w:t>Il sistema verifica che le credenziali corrispondono a quelle corrette, la verifica è positiva</w:t>
+      </w:r>
+    </w:p>
+    <w:p>
+      <w:pPr>
+        <w:pStyle w:val="Paragrafoelenco"/>
+        <w:numPr>
+          <w:ilvl w:val="0"/>
+          <w:numId w:val="23"/>
+        </w:numPr>
+        <w:tabs>
+          <w:tab w:val="left" w:pos="8580"/>
+        </w:tabs>
+        <w:spacing w:after="100"/>
+        <w:ind w:left="1843"/>
+        <w:jc w:val="both"/>
+      </w:pPr>
+      <w:r>
+        <w:t>Il sistema reindirizza l’utente alla pagina dove si trovava precedentemente al login</w:t>
+      </w:r>
+    </w:p>
+    <w:p>
+      <w:pPr>
+        <w:pStyle w:val="Paragrafoelenco"/>
+        <w:numPr>
+          <w:ilvl w:val="0"/>
+          <w:numId w:val="21"/>
+        </w:numPr>
+        <w:tabs>
+          <w:tab w:val="left" w:pos="8580"/>
+        </w:tabs>
+        <w:spacing w:after="100"/>
+        <w:ind w:left="1276" w:hanging="283"/>
+        <w:jc w:val="both"/>
+      </w:pPr>
+      <w:r>
+        <w:t xml:space="preserve">Exit </w:t>
+      </w:r>
+      <w:proofErr w:type="spellStart"/>
+      <w:r>
+        <w:t>Condition</w:t>
+      </w:r>
+      <w:proofErr w:type="spellEnd"/>
+      <w:r>
+        <w:t>: L’utente è autenticato e si trova nella pagina dove si trovava precedentemente</w:t>
+      </w:r>
+    </w:p>
+    <w:p>
+      <w:pPr>
+        <w:tabs>
+          <w:tab w:val="left" w:pos="8580"/>
+        </w:tabs>
+        <w:spacing w:after="100"/>
+        <w:jc w:val="both"/>
+      </w:pPr>
+      <w:r>
+        <w:rPr>
+          <w:b/>
+          <w:bCs/>
+        </w:rPr>
+        <w:t>Registrazione va messa qua</w:t>
+      </w:r>
+    </w:p>
+    <w:p>
+      <w:pPr>
+        <w:tabs>
+          <w:tab w:val="left" w:pos="8580"/>
+        </w:tabs>
+        <w:spacing w:after="100"/>
+        <w:ind w:left="709"/>
+        <w:jc w:val="both"/>
+        <w:rPr>
+          <w:b/>
+          <w:bCs/>
+        </w:rPr>
+      </w:pPr>
+      <w:r>
+        <w:rPr>
+          <w:b/>
+          <w:bCs/>
+        </w:rPr>
+        <w:t>Flussi alternativi / Eccezioni:</w:t>
+      </w:r>
+    </w:p>
+    <w:p>
+      <w:pPr>
+        <w:pStyle w:val="Paragrafoelenco"/>
+        <w:numPr>
+          <w:ilvl w:val="0"/>
+          <w:numId w:val="22"/>
+        </w:numPr>
+        <w:tabs>
+          <w:tab w:val="left" w:pos="8580"/>
+        </w:tabs>
+        <w:spacing w:after="100"/>
         <w:ind w:left="1418"/>
-      </w:pPr>
-      <w:r>
-        <w:t>a</w:t>
-      </w:r>
+        <w:jc w:val="both"/>
+      </w:pPr>
+      <w:r>
+        <w:t xml:space="preserve">Se al punto 2 il sistema rileva che la mail inserita non è sintatticamente corretta, l’invio del form viene bloccato e viene eseguito il caso d’uso UC 1.1: Formato Email non valido </w:t>
+      </w:r>
+    </w:p>
+    <w:p>
+      <w:pPr>
+        <w:pStyle w:val="Paragrafoelenco"/>
+        <w:numPr>
+          <w:ilvl w:val="0"/>
+          <w:numId w:val="22"/>
+        </w:numPr>
+        <w:tabs>
+          <w:tab w:val="left" w:pos="8580"/>
+        </w:tabs>
+        <w:spacing w:after="100"/>
+        <w:ind w:left="1418"/>
+        <w:jc w:val="both"/>
+      </w:pPr>
+      <w:r>
+        <w:t>Se al punto 3 il sistema rileva credenziali non corrette o non trovate nel database viene eseguito il caso d’uso UC 1.2: Credenziali errate</w:t>
+      </w:r>
+    </w:p>
+    <w:p>
+      <w:pPr>
+        <w:tabs>
+          <w:tab w:val="left" w:pos="8580"/>
+        </w:tabs>
+        <w:spacing w:after="100"/>
+        <w:jc w:val="both"/>
+      </w:pPr>
+    </w:p>
+    <w:p>
+      <w:pPr>
+        <w:tabs>
+          <w:tab w:val="left" w:pos="8580"/>
+        </w:tabs>
+        <w:spacing w:after="100"/>
+        <w:ind w:left="709"/>
+        <w:jc w:val="both"/>
+        <w:rPr>
+          <w:b/>
+          <w:bCs/>
+        </w:rPr>
+      </w:pPr>
+      <w:r>
+        <w:rPr>
+          <w:b/>
+          <w:bCs/>
+        </w:rPr>
+        <w:t>UC 1.1: Formato Email non valido</w:t>
+      </w:r>
+    </w:p>
+    <w:p>
+      <w:pPr>
+        <w:pStyle w:val="Paragrafoelenco"/>
+        <w:numPr>
+          <w:ilvl w:val="0"/>
+          <w:numId w:val="8"/>
+        </w:numPr>
+        <w:tabs>
+          <w:tab w:val="left" w:pos="8580"/>
+        </w:tabs>
+        <w:spacing w:after="100"/>
+        <w:ind w:left="1276" w:hanging="283"/>
+        <w:jc w:val="both"/>
+      </w:pPr>
+      <w:r>
+        <w:t>Attori coinvolti: Utente</w:t>
+      </w:r>
+    </w:p>
+    <w:p>
+      <w:pPr>
+        <w:pStyle w:val="Paragrafoelenco"/>
+        <w:numPr>
+          <w:ilvl w:val="0"/>
+          <w:numId w:val="8"/>
+        </w:numPr>
+        <w:tabs>
+          <w:tab w:val="left" w:pos="8580"/>
+        </w:tabs>
+        <w:spacing w:after="100"/>
+        <w:ind w:left="1276" w:hanging="283"/>
+        <w:jc w:val="both"/>
+      </w:pPr>
+      <w:r>
+        <w:t xml:space="preserve">Entry </w:t>
+      </w:r>
+      <w:proofErr w:type="spellStart"/>
+      <w:r>
+        <w:t>Condition</w:t>
+      </w:r>
+      <w:proofErr w:type="spellEnd"/>
+      <w:r>
+        <w:t>: L’utente ha inserito una mail che non è sintatticamente corretta (non contiene la formula @dominio) e ha cliccato il tasto per inviare il form</w:t>
+      </w:r>
+    </w:p>
+    <w:p>
+      <w:pPr>
+        <w:pStyle w:val="Paragrafoelenco"/>
+        <w:numPr>
+          <w:ilvl w:val="0"/>
+          <w:numId w:val="8"/>
+        </w:numPr>
+        <w:tabs>
+          <w:tab w:val="left" w:pos="8580"/>
+        </w:tabs>
+        <w:spacing w:after="100"/>
+        <w:ind w:left="1276" w:hanging="283"/>
+        <w:jc w:val="both"/>
+      </w:pPr>
+      <w:r>
+        <w:t>Flusso di eventi:</w:t>
+      </w:r>
+    </w:p>
+    <w:p>
+      <w:pPr>
+        <w:pStyle w:val="Paragrafoelenco"/>
+        <w:numPr>
+          <w:ilvl w:val="2"/>
+          <w:numId w:val="24"/>
+        </w:numPr>
+        <w:tabs>
+          <w:tab w:val="left" w:pos="8580"/>
+        </w:tabs>
+        <w:spacing w:after="100"/>
+        <w:ind w:left="1843"/>
+        <w:jc w:val="both"/>
+      </w:pPr>
+      <w:r>
+        <w:t>Il sistema blocca l’invio del form</w:t>
+      </w:r>
+    </w:p>
+    <w:p>
+      <w:pPr>
+        <w:pStyle w:val="Paragrafoelenco"/>
+        <w:numPr>
+          <w:ilvl w:val="2"/>
+          <w:numId w:val="24"/>
+        </w:numPr>
+        <w:tabs>
+          <w:tab w:val="left" w:pos="8580"/>
+        </w:tabs>
+        <w:spacing w:after="100"/>
+        <w:ind w:left="1843"/>
+        <w:jc w:val="both"/>
+      </w:pPr>
+      <w:r>
+        <w:lastRenderedPageBreak/>
+        <w:t>Il sistema modifica il DOM e mostra un messaggio di errore “inserire un indirizzo mail valido”</w:t>
+      </w:r>
+    </w:p>
+    <w:p>
+      <w:pPr>
+        <w:pStyle w:val="Paragrafoelenco"/>
+        <w:numPr>
+          <w:ilvl w:val="2"/>
+          <w:numId w:val="24"/>
+        </w:numPr>
+        <w:tabs>
+          <w:tab w:val="left" w:pos="8580"/>
+        </w:tabs>
+        <w:spacing w:after="100"/>
+        <w:ind w:left="1843"/>
+        <w:jc w:val="both"/>
+      </w:pPr>
+      <w:r>
+        <w:t>L’utente rimane sulla schermata di login, avendo la possibilità di correggere il campo</w:t>
+      </w:r>
+    </w:p>
+    <w:p>
+      <w:pPr>
+        <w:pStyle w:val="Paragrafoelenco"/>
+        <w:numPr>
+          <w:ilvl w:val="0"/>
+          <w:numId w:val="21"/>
+        </w:numPr>
+        <w:tabs>
+          <w:tab w:val="left" w:pos="8580"/>
+        </w:tabs>
+        <w:spacing w:after="100"/>
+        <w:ind w:left="1276" w:hanging="283"/>
+        <w:jc w:val="both"/>
+      </w:pPr>
+      <w:r>
+        <w:t xml:space="preserve">Exit </w:t>
+      </w:r>
+      <w:proofErr w:type="spellStart"/>
+      <w:r>
+        <w:t>Condition</w:t>
+      </w:r>
+      <w:proofErr w:type="spellEnd"/>
+      <w:r>
+        <w:t>: L’utente rimane alla pagina di login con il messaggio di errore visibile</w:t>
+      </w:r>
+    </w:p>
+    <w:p>
+      <w:pPr>
+        <w:tabs>
+          <w:tab w:val="left" w:pos="8580"/>
+        </w:tabs>
+        <w:spacing w:after="100"/>
+        <w:jc w:val="both"/>
+      </w:pPr>
+    </w:p>
+    <w:p>
+      <w:pPr>
+        <w:tabs>
+          <w:tab w:val="left" w:pos="8580"/>
+        </w:tabs>
+        <w:spacing w:after="100"/>
+        <w:ind w:left="709"/>
+        <w:jc w:val="both"/>
+        <w:rPr>
+          <w:b/>
+          <w:bCs/>
+        </w:rPr>
+      </w:pPr>
+      <w:r>
+        <w:rPr>
+          <w:b/>
+          <w:bCs/>
+        </w:rPr>
+        <w:t>UC 1.2: Credenziali Errate</w:t>
+      </w:r>
+    </w:p>
+    <w:p>
+      <w:pPr>
+        <w:pStyle w:val="Paragrafoelenco"/>
+        <w:numPr>
+          <w:ilvl w:val="0"/>
+          <w:numId w:val="8"/>
+        </w:numPr>
+        <w:tabs>
+          <w:tab w:val="left" w:pos="8580"/>
+        </w:tabs>
+        <w:spacing w:after="100"/>
+        <w:ind w:left="1276" w:hanging="283"/>
+        <w:jc w:val="both"/>
+      </w:pPr>
+      <w:r>
+        <w:t>Attori coinvolti: Utente</w:t>
+      </w:r>
+    </w:p>
+    <w:p>
+      <w:pPr>
+        <w:pStyle w:val="Paragrafoelenco"/>
+        <w:numPr>
+          <w:ilvl w:val="0"/>
+          <w:numId w:val="8"/>
+        </w:numPr>
+        <w:tabs>
+          <w:tab w:val="left" w:pos="8580"/>
+        </w:tabs>
+        <w:spacing w:after="100"/>
+        <w:ind w:left="1276" w:hanging="283"/>
+        <w:jc w:val="both"/>
+      </w:pPr>
+      <w:r>
+        <w:t xml:space="preserve">Entry </w:t>
+      </w:r>
+      <w:proofErr w:type="spellStart"/>
+      <w:r>
+        <w:t>Condition</w:t>
+      </w:r>
+      <w:proofErr w:type="spellEnd"/>
+      <w:r>
+        <w:t>: L’utente ha provato ad autenticarsi con esito negativo</w:t>
+      </w:r>
+    </w:p>
+    <w:p>
+      <w:pPr>
+        <w:pStyle w:val="Paragrafoelenco"/>
+        <w:numPr>
+          <w:ilvl w:val="0"/>
+          <w:numId w:val="8"/>
+        </w:numPr>
+        <w:tabs>
+          <w:tab w:val="left" w:pos="8580"/>
+        </w:tabs>
+        <w:spacing w:after="100"/>
+        <w:ind w:left="1276" w:hanging="283"/>
+        <w:jc w:val="both"/>
+      </w:pPr>
+      <w:r>
+        <w:t>Flusso di eventi:</w:t>
+      </w:r>
+    </w:p>
+    <w:p>
+      <w:pPr>
+        <w:pStyle w:val="Paragrafoelenco"/>
+        <w:numPr>
+          <w:ilvl w:val="0"/>
+          <w:numId w:val="25"/>
+        </w:numPr>
+        <w:tabs>
+          <w:tab w:val="left" w:pos="8580"/>
+        </w:tabs>
+        <w:spacing w:after="100"/>
+        <w:ind w:left="1843"/>
+        <w:jc w:val="both"/>
+      </w:pPr>
+      <w:r>
+        <w:t>Il sistema mostra il messaggio di errore “username o password non corrette”</w:t>
+      </w:r>
+    </w:p>
+    <w:p>
+      <w:pPr>
+        <w:pStyle w:val="Paragrafoelenco"/>
+        <w:numPr>
+          <w:ilvl w:val="0"/>
+          <w:numId w:val="25"/>
+        </w:numPr>
+        <w:tabs>
+          <w:tab w:val="left" w:pos="8580"/>
+        </w:tabs>
+        <w:spacing w:after="100"/>
+        <w:ind w:left="1843"/>
+        <w:jc w:val="both"/>
+      </w:pPr>
+      <w:r>
+        <w:t>Il sistema ripresenta all’utente la schermata di login</w:t>
+      </w:r>
+    </w:p>
+    <w:p>
+      <w:pPr>
+        <w:pStyle w:val="Paragrafoelenco"/>
+        <w:numPr>
+          <w:ilvl w:val="0"/>
+          <w:numId w:val="21"/>
+        </w:numPr>
+        <w:tabs>
+          <w:tab w:val="left" w:pos="8580"/>
+        </w:tabs>
+        <w:spacing w:after="100"/>
+        <w:ind w:left="1276" w:hanging="283"/>
+        <w:jc w:val="both"/>
+      </w:pPr>
+      <w:r>
+        <w:t xml:space="preserve">Exit </w:t>
+      </w:r>
+      <w:proofErr w:type="spellStart"/>
+      <w:r>
+        <w:t>Condition</w:t>
+      </w:r>
+      <w:proofErr w:type="spellEnd"/>
+      <w:r>
+        <w:t>: L’utente si ritrova alla pagina di login</w:t>
+      </w:r>
+    </w:p>
+    <w:bookmarkEnd w:id="27"/>
+    <w:p>
+      <w:pPr>
+        <w:pBdr>
+          <w:bottom w:val="single" w:sz="6" w:space="1" w:color="auto"/>
+        </w:pBdr>
+        <w:tabs>
+          <w:tab w:val="left" w:pos="8580"/>
+        </w:tabs>
+        <w:spacing w:after="100"/>
+        <w:jc w:val="both"/>
+      </w:pPr>
+    </w:p>
+    <w:p>
+      <w:pPr>
+        <w:tabs>
+          <w:tab w:val="left" w:pos="8580"/>
+        </w:tabs>
+        <w:spacing w:after="100"/>
+        <w:ind w:left="709"/>
+        <w:jc w:val="both"/>
+        <w:rPr>
+          <w:b/>
+          <w:bCs/>
+          <w:sz w:val="28"/>
+          <w:szCs w:val="28"/>
+          <w:u w:val="single"/>
+        </w:rPr>
+      </w:pPr>
+    </w:p>
+    <w:p>
+      <w:pPr>
+        <w:tabs>
+          <w:tab w:val="left" w:pos="8580"/>
+        </w:tabs>
+        <w:spacing w:after="100"/>
+        <w:ind w:left="709"/>
+        <w:jc w:val="both"/>
+        <w:rPr>
+          <w:b/>
+          <w:bCs/>
+          <w:sz w:val="28"/>
+          <w:szCs w:val="28"/>
+          <w:u w:val="single"/>
+        </w:rPr>
+      </w:pPr>
+      <w:r>
+        <w:rPr>
+          <w:b/>
+          <w:bCs/>
+          <w:sz w:val="28"/>
+          <w:szCs w:val="28"/>
+          <w:u w:val="single"/>
+        </w:rPr>
+        <w:t xml:space="preserve">UC </w:t>
+      </w:r>
+      <w:r>
+        <w:rPr>
+          <w:b/>
+          <w:bCs/>
+          <w:sz w:val="28"/>
+          <w:szCs w:val="28"/>
+          <w:u w:val="single"/>
+        </w:rPr>
+        <w:t>2</w:t>
+      </w:r>
+      <w:r>
+        <w:rPr>
+          <w:b/>
+          <w:bCs/>
+          <w:sz w:val="28"/>
+          <w:szCs w:val="28"/>
+          <w:u w:val="single"/>
+        </w:rPr>
+        <w:t xml:space="preserve">: </w:t>
+      </w:r>
+      <w:r>
+        <w:rPr>
+          <w:b/>
+          <w:bCs/>
+          <w:sz w:val="28"/>
+          <w:szCs w:val="28"/>
+          <w:u w:val="single"/>
+        </w:rPr>
+        <w:t>Navigazione Catalogo e Dettaglio Prodotto</w:t>
+      </w:r>
+    </w:p>
+    <w:p>
+      <w:pPr>
+        <w:pStyle w:val="Paragrafoelenco"/>
+        <w:numPr>
+          <w:ilvl w:val="0"/>
+          <w:numId w:val="8"/>
+        </w:numPr>
+        <w:tabs>
+          <w:tab w:val="left" w:pos="8580"/>
+        </w:tabs>
+        <w:spacing w:after="100"/>
+        <w:ind w:left="1276" w:hanging="283"/>
+        <w:jc w:val="both"/>
+      </w:pPr>
+      <w:r>
+        <w:t xml:space="preserve">Attori coinvolti: Cliente (registrato e non </w:t>
+      </w:r>
+      <w:proofErr w:type="gramStart"/>
+      <w:r>
+        <w:t>registrato)</w:t>
+      </w:r>
+      <w:r>
+        <w:rPr>
+          <w:color w:val="EE0000"/>
+        </w:rPr>
+        <w:t>non</w:t>
+      </w:r>
+      <w:proofErr w:type="gramEnd"/>
+      <w:r>
+        <w:rPr>
+          <w:color w:val="EE0000"/>
+        </w:rPr>
+        <w:t xml:space="preserve"> è Utente perché abbiamo chiarito che gli admin non ordinano quindi </w:t>
+      </w:r>
+      <w:proofErr w:type="gramStart"/>
+      <w:r>
+        <w:rPr>
+          <w:color w:val="EE0000"/>
+        </w:rPr>
+        <w:t>?? !</w:t>
+      </w:r>
+      <w:proofErr w:type="gramEnd"/>
+    </w:p>
+    <w:p>
+      <w:pPr>
+        <w:pStyle w:val="Paragrafoelenco"/>
+        <w:numPr>
+          <w:ilvl w:val="0"/>
+          <w:numId w:val="8"/>
+        </w:numPr>
+        <w:tabs>
+          <w:tab w:val="left" w:pos="8580"/>
+        </w:tabs>
+        <w:spacing w:after="100"/>
+        <w:ind w:left="1276" w:hanging="283"/>
+        <w:jc w:val="both"/>
+      </w:pPr>
+      <w:r>
+        <w:t xml:space="preserve">Entry </w:t>
+      </w:r>
+      <w:proofErr w:type="spellStart"/>
+      <w:r>
+        <w:t>Condition</w:t>
+      </w:r>
+      <w:proofErr w:type="spellEnd"/>
+      <w:r>
+        <w:t>: L’utente si trova in qualunque punto del sito e seleziona una delle opzioni per arrivare al catalogo dalla barra di navigazione (“Occhiali da Sole” o “Occhiali da Vista”)</w:t>
+      </w:r>
+    </w:p>
+    <w:p>
+      <w:pPr>
+        <w:pStyle w:val="Paragrafoelenco"/>
+        <w:numPr>
+          <w:ilvl w:val="0"/>
+          <w:numId w:val="8"/>
+        </w:numPr>
+        <w:tabs>
+          <w:tab w:val="left" w:pos="8580"/>
+        </w:tabs>
+        <w:spacing w:after="100"/>
+        <w:ind w:left="1276" w:hanging="283"/>
+        <w:jc w:val="both"/>
+      </w:pPr>
+      <w:r>
+        <w:t>Flusso di eventi:</w:t>
+      </w:r>
+    </w:p>
+    <w:p>
+      <w:pPr>
+        <w:pStyle w:val="Paragrafoelenco"/>
+        <w:numPr>
+          <w:ilvl w:val="0"/>
+          <w:numId w:val="26"/>
+        </w:numPr>
+        <w:tabs>
+          <w:tab w:val="left" w:pos="8580"/>
+        </w:tabs>
+        <w:spacing w:after="100"/>
+        <w:ind w:left="1843"/>
+        <w:jc w:val="both"/>
+      </w:pPr>
+      <w:r>
+        <w:t>Il cliente accede alla pagina selezionata</w:t>
+      </w:r>
+    </w:p>
+    <w:p>
+      <w:pPr>
+        <w:pStyle w:val="Paragrafoelenco"/>
+        <w:numPr>
+          <w:ilvl w:val="0"/>
+          <w:numId w:val="26"/>
+        </w:numPr>
+        <w:tabs>
+          <w:tab w:val="left" w:pos="8580"/>
+        </w:tabs>
+        <w:spacing w:after="100"/>
+        <w:ind w:left="1843"/>
+        <w:jc w:val="both"/>
+      </w:pPr>
+      <w:r>
+        <w:t>Il sistema mostra a schermo i box con le caratteristiche dei prodotti in maniera sintetica (foto, titolo, prezzo e recensione media in stelle)</w:t>
+      </w:r>
+    </w:p>
+    <w:p>
+      <w:pPr>
+        <w:pStyle w:val="Paragrafoelenco"/>
+        <w:numPr>
+          <w:ilvl w:val="0"/>
+          <w:numId w:val="26"/>
+        </w:numPr>
+        <w:tabs>
+          <w:tab w:val="left" w:pos="8580"/>
+        </w:tabs>
+        <w:spacing w:after="100"/>
+        <w:ind w:left="1843"/>
+        <w:jc w:val="both"/>
+      </w:pPr>
+      <w:r>
+        <w:t>Il cliente seleziona uno o più filtri, oppure decide di azzerarli (opzionale)</w:t>
+      </w:r>
+    </w:p>
+    <w:p>
+      <w:pPr>
+        <w:pStyle w:val="Paragrafoelenco"/>
+        <w:numPr>
+          <w:ilvl w:val="0"/>
+          <w:numId w:val="26"/>
+        </w:numPr>
+        <w:tabs>
+          <w:tab w:val="left" w:pos="8580"/>
+        </w:tabs>
+        <w:spacing w:after="100"/>
+        <w:ind w:left="1843"/>
+        <w:jc w:val="both"/>
+      </w:pPr>
+      <w:r>
+        <w:t>Il sistema mostra solo i prodotti che rispettano i filtri selezionati (opzionale)</w:t>
+      </w:r>
+    </w:p>
+    <w:p>
+      <w:pPr>
+        <w:pStyle w:val="Paragrafoelenco"/>
+        <w:numPr>
+          <w:ilvl w:val="0"/>
+          <w:numId w:val="26"/>
+        </w:numPr>
+        <w:tabs>
+          <w:tab w:val="left" w:pos="8580"/>
+        </w:tabs>
+        <w:spacing w:after="100"/>
+        <w:ind w:left="1843"/>
+        <w:jc w:val="both"/>
+      </w:pPr>
+      <w:r>
+        <w:t>Il cliente seleziona un modello specifico</w:t>
+      </w:r>
+    </w:p>
+    <w:p>
+      <w:pPr>
+        <w:pStyle w:val="Paragrafoelenco"/>
+        <w:numPr>
+          <w:ilvl w:val="0"/>
+          <w:numId w:val="26"/>
+        </w:numPr>
+        <w:tabs>
+          <w:tab w:val="left" w:pos="8580"/>
+        </w:tabs>
+        <w:spacing w:after="100"/>
+        <w:ind w:left="1843"/>
+        <w:jc w:val="both"/>
+      </w:pPr>
+      <w:r>
+        <w:t>Il sistema reindirizza il cliente e mostra una pagina con i dettagli più specifici del prodotto (foto, titolo, prezzo, recensione media in stelle, taglia, materiale, genere, forma, montatura, colori disponibili)</w:t>
+      </w:r>
+    </w:p>
+    <w:p>
+      <w:pPr>
+        <w:pStyle w:val="Paragrafoelenco"/>
+        <w:numPr>
+          <w:ilvl w:val="0"/>
+          <w:numId w:val="26"/>
+        </w:numPr>
+        <w:tabs>
+          <w:tab w:val="left" w:pos="8580"/>
+        </w:tabs>
+        <w:spacing w:after="100"/>
+        <w:ind w:left="1843"/>
+        <w:jc w:val="both"/>
+      </w:pPr>
+      <w:r>
+        <w:t>Il cliente clicca sulle varie foto per visualizzarle (opzionale)</w:t>
+      </w:r>
+    </w:p>
+    <w:p>
+      <w:pPr>
+        <w:pStyle w:val="Paragrafoelenco"/>
+        <w:numPr>
+          <w:ilvl w:val="0"/>
+          <w:numId w:val="26"/>
+        </w:numPr>
+        <w:tabs>
+          <w:tab w:val="left" w:pos="8580"/>
+        </w:tabs>
+        <w:spacing w:after="100"/>
+        <w:ind w:left="1843"/>
+        <w:jc w:val="both"/>
+      </w:pPr>
+      <w:r>
+        <w:t>Il cliente seleziona una delle diverse varianti di colori disponibili (opzionale)</w:t>
+      </w:r>
+    </w:p>
+    <w:p>
+      <w:pPr>
+        <w:pStyle w:val="Paragrafoelenco"/>
+        <w:numPr>
+          <w:ilvl w:val="0"/>
+          <w:numId w:val="26"/>
+        </w:numPr>
+        <w:tabs>
+          <w:tab w:val="left" w:pos="8580"/>
+        </w:tabs>
+        <w:spacing w:after="100"/>
+        <w:ind w:left="1843"/>
+        <w:jc w:val="both"/>
+      </w:pPr>
+      <w:r>
+        <w:t>Il sistema indica chiaramente quale colore è stato selezionato (opzionale)</w:t>
+      </w:r>
+    </w:p>
+    <w:p>
+      <w:pPr>
+        <w:pStyle w:val="Paragrafoelenco"/>
+        <w:numPr>
+          <w:ilvl w:val="0"/>
+          <w:numId w:val="21"/>
+        </w:numPr>
+        <w:tabs>
+          <w:tab w:val="left" w:pos="8580"/>
+        </w:tabs>
+        <w:spacing w:after="100"/>
+        <w:ind w:left="1276" w:hanging="283"/>
+        <w:jc w:val="both"/>
+      </w:pPr>
+      <w:r>
+        <w:t xml:space="preserve">Exit </w:t>
+      </w:r>
+      <w:proofErr w:type="spellStart"/>
+      <w:r>
+        <w:t>Condition</w:t>
+      </w:r>
+      <w:proofErr w:type="spellEnd"/>
+      <w:r>
+        <w:t>: Il cliente visualizza la pagina del dettaglio del prodotto con la variante del colore selezionata</w:t>
+      </w:r>
+    </w:p>
+    <w:p>
+      <w:pPr>
+        <w:tabs>
+          <w:tab w:val="left" w:pos="8580"/>
+        </w:tabs>
+        <w:spacing w:after="100"/>
+        <w:jc w:val="both"/>
+      </w:pPr>
+    </w:p>
+    <w:p>
+      <w:pPr>
+        <w:tabs>
+          <w:tab w:val="left" w:pos="8580"/>
+        </w:tabs>
+        <w:spacing w:after="100"/>
+        <w:ind w:left="709"/>
+        <w:jc w:val="both"/>
+        <w:rPr>
+          <w:b/>
+          <w:bCs/>
+        </w:rPr>
+      </w:pPr>
+      <w:r>
+        <w:rPr>
+          <w:b/>
+          <w:bCs/>
+        </w:rPr>
+        <w:t>Flussi alternativi / Eccezioni:</w:t>
+      </w:r>
+    </w:p>
+    <w:p>
+      <w:pPr>
+        <w:pStyle w:val="Paragrafoelenco"/>
+        <w:numPr>
+          <w:ilvl w:val="0"/>
+          <w:numId w:val="22"/>
+        </w:numPr>
+        <w:tabs>
+          <w:tab w:val="left" w:pos="8580"/>
+        </w:tabs>
+        <w:spacing w:after="100"/>
+        <w:ind w:left="1418"/>
+        <w:jc w:val="both"/>
+      </w:pPr>
+      <w:r>
+        <w:t>Se al punto 4 i filtri selezionati dall’utente non producono alcun risultato, questo output verrà visualizzato a schermo e viene eseguito il caso d’uso UC 2.1: Prodotti non Trovati</w:t>
+      </w:r>
+    </w:p>
+    <w:p>
+      <w:pPr>
+        <w:pStyle w:val="Paragrafoelenco"/>
+        <w:numPr>
+          <w:ilvl w:val="0"/>
+          <w:numId w:val="22"/>
+        </w:numPr>
+        <w:tabs>
+          <w:tab w:val="left" w:pos="8580"/>
+        </w:tabs>
+        <w:spacing w:after="100"/>
+        <w:ind w:left="1418"/>
+        <w:jc w:val="both"/>
+      </w:pPr>
+      <w:r>
+        <w:lastRenderedPageBreak/>
+        <w:t>Se al punto 8 il cliente seleziona una variante di colore che in quel momento non ha scorte nel magazzino viene eseguito il caso d’uso UC 2.2: Variante Esaurita</w:t>
+      </w:r>
+    </w:p>
+    <w:p>
+      <w:pPr>
+        <w:tabs>
+          <w:tab w:val="left" w:pos="8580"/>
+        </w:tabs>
+        <w:spacing w:after="100"/>
+        <w:jc w:val="both"/>
+      </w:pPr>
+    </w:p>
+    <w:p>
+      <w:pPr>
+        <w:tabs>
+          <w:tab w:val="left" w:pos="8580"/>
+        </w:tabs>
+        <w:spacing w:after="100"/>
+        <w:ind w:left="709"/>
+        <w:jc w:val="both"/>
+        <w:rPr>
+          <w:b/>
+          <w:bCs/>
+        </w:rPr>
+      </w:pPr>
+      <w:r>
+        <w:rPr>
+          <w:b/>
+          <w:bCs/>
+        </w:rPr>
+        <w:t>UC 2.1: Prodotti non Trovati</w:t>
+      </w:r>
+    </w:p>
+    <w:p>
+      <w:pPr>
+        <w:pStyle w:val="Paragrafoelenco"/>
+        <w:numPr>
+          <w:ilvl w:val="0"/>
+          <w:numId w:val="8"/>
+        </w:numPr>
+        <w:tabs>
+          <w:tab w:val="left" w:pos="8580"/>
+        </w:tabs>
+        <w:spacing w:after="100"/>
+        <w:ind w:left="1276" w:hanging="283"/>
+        <w:jc w:val="both"/>
+      </w:pPr>
+      <w:r>
+        <w:t xml:space="preserve">Attori coinvolti: Cliente </w:t>
+      </w:r>
+      <w:r>
+        <w:rPr>
+          <w:color w:val="EE0000"/>
+        </w:rPr>
+        <w:t>sempre perché in chiamata abbiamo chiarito che gli admin non fanno ordini per l’ereditarietà</w:t>
+      </w:r>
+    </w:p>
+    <w:p>
+      <w:pPr>
+        <w:pStyle w:val="Paragrafoelenco"/>
+        <w:numPr>
+          <w:ilvl w:val="0"/>
+          <w:numId w:val="8"/>
+        </w:numPr>
+        <w:tabs>
+          <w:tab w:val="left" w:pos="8580"/>
+        </w:tabs>
+        <w:spacing w:after="100"/>
+        <w:ind w:left="1276" w:hanging="283"/>
+        <w:jc w:val="both"/>
+      </w:pPr>
+      <w:r>
+        <w:t xml:space="preserve">Entry </w:t>
+      </w:r>
+      <w:proofErr w:type="spellStart"/>
+      <w:r>
+        <w:t>Condition</w:t>
+      </w:r>
+      <w:proofErr w:type="spellEnd"/>
+      <w:r>
+        <w:t>: L’utente ha applicato dei filtri che non hanno prodotto risultati</w:t>
+      </w:r>
+    </w:p>
+    <w:p>
+      <w:pPr>
+        <w:pStyle w:val="Paragrafoelenco"/>
+        <w:numPr>
+          <w:ilvl w:val="0"/>
+          <w:numId w:val="8"/>
+        </w:numPr>
+        <w:tabs>
+          <w:tab w:val="left" w:pos="8580"/>
+        </w:tabs>
+        <w:spacing w:after="100"/>
+        <w:ind w:left="1276" w:hanging="283"/>
+        <w:jc w:val="both"/>
+      </w:pPr>
+      <w:r>
+        <w:t>Flusso di eventi:</w:t>
+      </w:r>
+    </w:p>
+    <w:p>
+      <w:pPr>
+        <w:pStyle w:val="Paragrafoelenco"/>
+        <w:numPr>
+          <w:ilvl w:val="0"/>
+          <w:numId w:val="27"/>
+        </w:numPr>
+        <w:tabs>
+          <w:tab w:val="left" w:pos="8580"/>
+        </w:tabs>
+        <w:spacing w:after="100"/>
+        <w:ind w:left="1843"/>
+        <w:jc w:val="both"/>
+      </w:pPr>
+      <w:r>
+        <w:t>Il sistema rileva la mancanza di prodotti in corrispondenza dei filtri selezionati dal Cliente</w:t>
+      </w:r>
+    </w:p>
+    <w:p>
+      <w:pPr>
+        <w:pStyle w:val="Paragrafoelenco"/>
+        <w:numPr>
+          <w:ilvl w:val="0"/>
+          <w:numId w:val="27"/>
+        </w:numPr>
+        <w:tabs>
+          <w:tab w:val="left" w:pos="8580"/>
+        </w:tabs>
+        <w:spacing w:after="100"/>
+        <w:ind w:left="1843"/>
+        <w:jc w:val="both"/>
+      </w:pPr>
+      <w:r>
+        <w:t>Il sistema mostra a schermo un messaggio “nessun occhiale disponibile nel catalogo”</w:t>
+      </w:r>
+    </w:p>
+    <w:p>
+      <w:pPr>
+        <w:pStyle w:val="Paragrafoelenco"/>
+        <w:numPr>
+          <w:ilvl w:val="0"/>
+          <w:numId w:val="27"/>
+        </w:numPr>
+        <w:tabs>
+          <w:tab w:val="left" w:pos="8580"/>
+        </w:tabs>
+        <w:spacing w:after="100"/>
+        <w:ind w:left="1843"/>
+        <w:jc w:val="both"/>
+      </w:pPr>
+      <w:r>
+        <w:t>Il sistema fornisce il pulsante per azzerare i filtri</w:t>
+      </w:r>
+    </w:p>
+    <w:p>
+      <w:pPr>
+        <w:pStyle w:val="Paragrafoelenco"/>
+        <w:numPr>
+          <w:ilvl w:val="0"/>
+          <w:numId w:val="27"/>
+        </w:numPr>
+        <w:tabs>
+          <w:tab w:val="left" w:pos="8580"/>
+        </w:tabs>
+        <w:spacing w:after="100"/>
+        <w:ind w:left="1843"/>
+        <w:jc w:val="both"/>
+      </w:pPr>
+      <w:r>
+        <w:t>Il cliente seleziona il pulsante di azzeramento filtri e il sistema mostra l’elenco completo</w:t>
+      </w:r>
+    </w:p>
+    <w:p>
+      <w:pPr>
+        <w:pStyle w:val="Paragrafoelenco"/>
+        <w:numPr>
+          <w:ilvl w:val="0"/>
+          <w:numId w:val="21"/>
+        </w:numPr>
+        <w:tabs>
+          <w:tab w:val="left" w:pos="8580"/>
+        </w:tabs>
+        <w:spacing w:after="100"/>
+        <w:ind w:left="1276" w:hanging="283"/>
+        <w:jc w:val="both"/>
+      </w:pPr>
+      <w:r>
+        <w:t xml:space="preserve">Exit </w:t>
+      </w:r>
+      <w:proofErr w:type="spellStart"/>
+      <w:r>
+        <w:t>Condition</w:t>
+      </w:r>
+      <w:proofErr w:type="spellEnd"/>
+      <w:r>
+        <w:t>: L’utente visualizza il catalogo completo</w:t>
+      </w:r>
+    </w:p>
+    <w:p>
+      <w:pPr>
+        <w:tabs>
+          <w:tab w:val="left" w:pos="8580"/>
+        </w:tabs>
+        <w:spacing w:after="100"/>
+        <w:jc w:val="both"/>
+      </w:pPr>
+    </w:p>
+    <w:p>
+      <w:pPr>
+        <w:tabs>
+          <w:tab w:val="left" w:pos="8580"/>
+        </w:tabs>
+        <w:spacing w:after="100"/>
+        <w:ind w:left="709"/>
+        <w:jc w:val="both"/>
+        <w:rPr>
+          <w:b/>
+          <w:bCs/>
+        </w:rPr>
+      </w:pPr>
+      <w:r>
+        <w:rPr>
+          <w:b/>
+          <w:bCs/>
+        </w:rPr>
+        <w:t>UC 2.2: Variante Esaurita</w:t>
+      </w:r>
+    </w:p>
+    <w:p>
+      <w:pPr>
+        <w:pStyle w:val="Paragrafoelenco"/>
+        <w:numPr>
+          <w:ilvl w:val="0"/>
+          <w:numId w:val="8"/>
+        </w:numPr>
+        <w:tabs>
+          <w:tab w:val="left" w:pos="8580"/>
+        </w:tabs>
+        <w:spacing w:after="100"/>
+        <w:ind w:left="1276" w:hanging="283"/>
+        <w:jc w:val="both"/>
+      </w:pPr>
+      <w:r>
+        <w:t>Attori coinvolti: Cliente</w:t>
+      </w:r>
+    </w:p>
+    <w:p>
+      <w:pPr>
+        <w:pStyle w:val="Paragrafoelenco"/>
+        <w:numPr>
+          <w:ilvl w:val="0"/>
+          <w:numId w:val="8"/>
+        </w:numPr>
+        <w:tabs>
+          <w:tab w:val="left" w:pos="8580"/>
+        </w:tabs>
+        <w:spacing w:after="100"/>
+        <w:ind w:left="1276" w:hanging="283"/>
+        <w:jc w:val="both"/>
+      </w:pPr>
+      <w:r>
+        <w:t xml:space="preserve">Entry </w:t>
+      </w:r>
+      <w:proofErr w:type="spellStart"/>
+      <w:r>
+        <w:t>Condition</w:t>
+      </w:r>
+      <w:proofErr w:type="spellEnd"/>
+      <w:r>
+        <w:t>: L’utente prova a selezionare una variante di colore in quel momento non disponibile</w:t>
+      </w:r>
+    </w:p>
+    <w:p>
+      <w:pPr>
+        <w:pStyle w:val="Paragrafoelenco"/>
+        <w:numPr>
+          <w:ilvl w:val="0"/>
+          <w:numId w:val="8"/>
+        </w:numPr>
+        <w:tabs>
+          <w:tab w:val="left" w:pos="8580"/>
+        </w:tabs>
+        <w:spacing w:after="100"/>
+        <w:ind w:left="1276" w:hanging="283"/>
+        <w:jc w:val="both"/>
+      </w:pPr>
+      <w:r>
+        <w:t>Flusso di eventi:</w:t>
+      </w:r>
+    </w:p>
+    <w:p>
+      <w:pPr>
+        <w:pStyle w:val="Paragrafoelenco"/>
+        <w:numPr>
+          <w:ilvl w:val="0"/>
+          <w:numId w:val="28"/>
+        </w:numPr>
+        <w:tabs>
+          <w:tab w:val="left" w:pos="8580"/>
+        </w:tabs>
+        <w:spacing w:after="100"/>
+        <w:ind w:left="1843"/>
+        <w:jc w:val="both"/>
+      </w:pPr>
+      <w:r>
+        <w:t>Il sistema rileva che la quantità per quella variante è 0</w:t>
+      </w:r>
+    </w:p>
+    <w:p>
+      <w:pPr>
+        <w:pStyle w:val="Paragrafoelenco"/>
+        <w:numPr>
+          <w:ilvl w:val="0"/>
+          <w:numId w:val="28"/>
+        </w:numPr>
+        <w:tabs>
+          <w:tab w:val="left" w:pos="8580"/>
+        </w:tabs>
+        <w:spacing w:after="100"/>
+        <w:ind w:left="1843"/>
+        <w:jc w:val="both"/>
+      </w:pPr>
+      <w:r>
+        <w:t>Il sistema rende impossibile premere il pulsante relativo a questa opzione</w:t>
+      </w:r>
+    </w:p>
+    <w:p>
+      <w:pPr>
+        <w:pStyle w:val="Paragrafoelenco"/>
+        <w:numPr>
+          <w:ilvl w:val="0"/>
+          <w:numId w:val="28"/>
+        </w:numPr>
+        <w:tabs>
+          <w:tab w:val="left" w:pos="8580"/>
+        </w:tabs>
+        <w:spacing w:after="100"/>
+        <w:ind w:left="1843"/>
+        <w:jc w:val="both"/>
+      </w:pPr>
+      <w:r>
+        <w:rPr>
+          <w:color w:val="EE0000"/>
+        </w:rPr>
+        <w:t>DA DECIDERE: se il sistema ti blocca se premi aggiungi al carrello oppure te lo fa mettere ma ti manda a una pagina di errore generica</w:t>
+      </w:r>
+    </w:p>
+    <w:p>
+      <w:pPr>
+        <w:pStyle w:val="Paragrafoelenco"/>
+        <w:numPr>
+          <w:ilvl w:val="0"/>
+          <w:numId w:val="21"/>
+        </w:numPr>
+        <w:tabs>
+          <w:tab w:val="left" w:pos="8580"/>
+        </w:tabs>
+        <w:spacing w:after="100"/>
+        <w:ind w:left="1276" w:hanging="283"/>
+        <w:jc w:val="both"/>
+      </w:pPr>
+      <w:r>
+        <w:rPr>
+          <w:noProof/>
+        </w:rPr>
+        <w:drawing>
+          <wp:anchor distT="0" distB="0" distL="114300" distR="114300" simplePos="0" relativeHeight="251658240" behindDoc="1" locked="0" layoutInCell="1" allowOverlap="1" wp14:anchorId="5C4F4566" wp14:editId="59309CAC">
+            <wp:simplePos x="0" y="0"/>
+            <wp:positionH relativeFrom="margin">
+              <wp:align>center</wp:align>
+            </wp:positionH>
+            <wp:positionV relativeFrom="page">
+              <wp:posOffset>6426200</wp:posOffset>
+            </wp:positionV>
+            <wp:extent cx="3867150" cy="2600325"/>
+            <wp:effectExtent l="0" t="0" r="0" b="9525"/>
+            <wp:wrapTopAndBottom/>
+            <wp:docPr id="332701762" name="Immagine 1"/>
+            <wp:cNvGraphicFramePr>
+              <a:graphicFrameLocks xmlns:a="http://schemas.openxmlformats.org/drawingml/2006/main" noChangeAspect="1"/>
+            </wp:cNvGraphicFramePr>
+            <a:graphic xmlns:a="http://schemas.openxmlformats.org/drawingml/2006/main">
+              <a:graphicData uri="http://schemas.openxmlformats.org/drawingml/2006/picture">
+                <pic:pic xmlns:pic="http://schemas.openxmlformats.org/drawingml/2006/picture">
+                  <pic:nvPicPr>
+                    <pic:cNvPr id="332701762" name="Immagine 332701762"/>
+                    <pic:cNvPicPr/>
+                  </pic:nvPicPr>
+                  <pic:blipFill>
+                    <a:blip r:embed="rId19"/>
+                    <a:stretch>
+                      <a:fillRect/>
+                    </a:stretch>
+                  </pic:blipFill>
+                  <pic:spPr>
+                    <a:xfrm>
+                      <a:off x="0" y="0"/>
+                      <a:ext cx="3867150" cy="2600325"/>
+                    </a:xfrm>
+                    <a:prstGeom prst="rect">
+                      <a:avLst/>
+                    </a:prstGeom>
+                  </pic:spPr>
+                </pic:pic>
+              </a:graphicData>
+            </a:graphic>
+          </wp:anchor>
+        </w:drawing>
+      </w:r>
+      <w:r>
+        <w:t xml:space="preserve">Exit </w:t>
+      </w:r>
+      <w:proofErr w:type="spellStart"/>
+      <w:r>
+        <w:t>Condition</w:t>
+      </w:r>
+      <w:proofErr w:type="spellEnd"/>
+      <w:r>
+        <w:t>: Il cliente rimane sulla variante disponibile, e se nessuna è disponibile non verrà selezionata nessuna di esse</w:t>
+      </w:r>
+    </w:p>
+    <w:p>
+      <w:pPr>
+        <w:tabs>
+          <w:tab w:val="left" w:pos="8580"/>
+        </w:tabs>
+        <w:spacing w:after="100"/>
+        <w:jc w:val="both"/>
+      </w:pPr>
+    </w:p>
+    <w:p>
+      <w:pPr>
+        <w:pBdr>
+          <w:bottom w:val="single" w:sz="6" w:space="1" w:color="auto"/>
+        </w:pBdr>
+        <w:tabs>
+          <w:tab w:val="left" w:pos="8580"/>
+        </w:tabs>
+        <w:spacing w:after="100"/>
+        <w:jc w:val="both"/>
+      </w:pPr>
+    </w:p>
+    <w:p>
+      <w:pPr>
+        <w:tabs>
+          <w:tab w:val="left" w:pos="8580"/>
+        </w:tabs>
+        <w:spacing w:after="100"/>
+        <w:ind w:left="709"/>
+        <w:jc w:val="both"/>
+        <w:rPr>
+          <w:b/>
+          <w:bCs/>
+          <w:sz w:val="28"/>
+          <w:szCs w:val="28"/>
+          <w:u w:val="single"/>
+        </w:rPr>
+      </w:pPr>
+    </w:p>
+    <w:p>
+      <w:pPr>
+        <w:tabs>
+          <w:tab w:val="left" w:pos="8580"/>
+        </w:tabs>
+        <w:spacing w:after="100"/>
+        <w:ind w:left="709"/>
+        <w:jc w:val="both"/>
+        <w:rPr>
+          <w:b/>
+          <w:bCs/>
+          <w:sz w:val="28"/>
+          <w:szCs w:val="28"/>
+          <w:u w:val="single"/>
+        </w:rPr>
+      </w:pPr>
+      <w:r>
+        <w:rPr>
+          <w:b/>
+          <w:bCs/>
+          <w:sz w:val="28"/>
+          <w:szCs w:val="28"/>
+          <w:u w:val="single"/>
+        </w:rPr>
+        <w:t xml:space="preserve">UC </w:t>
+      </w:r>
+      <w:r>
+        <w:rPr>
+          <w:b/>
+          <w:bCs/>
+          <w:sz w:val="28"/>
+          <w:szCs w:val="28"/>
+          <w:u w:val="single"/>
+        </w:rPr>
+        <w:t>3</w:t>
+      </w:r>
+      <w:r>
+        <w:rPr>
+          <w:b/>
+          <w:bCs/>
+          <w:sz w:val="28"/>
+          <w:szCs w:val="28"/>
+          <w:u w:val="single"/>
+        </w:rPr>
+        <w:t xml:space="preserve">: </w:t>
+      </w:r>
+      <w:r>
+        <w:rPr>
+          <w:b/>
+          <w:bCs/>
+          <w:sz w:val="28"/>
+          <w:szCs w:val="28"/>
+          <w:u w:val="single"/>
+        </w:rPr>
+        <w:t>Gestione Carrello</w:t>
+      </w:r>
+    </w:p>
+    <w:p>
+      <w:pPr>
+        <w:pStyle w:val="Paragrafoelenco"/>
+        <w:numPr>
+          <w:ilvl w:val="0"/>
+          <w:numId w:val="8"/>
+        </w:numPr>
+        <w:tabs>
+          <w:tab w:val="left" w:pos="8580"/>
+        </w:tabs>
+        <w:spacing w:after="100"/>
+        <w:ind w:left="1276" w:hanging="283"/>
+        <w:jc w:val="both"/>
+      </w:pPr>
+      <w:r>
+        <w:t>Attori coinvolti: Cliente (registrato e non registrato)</w:t>
+      </w:r>
+    </w:p>
+    <w:p>
+      <w:pPr>
+        <w:pStyle w:val="Paragrafoelenco"/>
+        <w:numPr>
+          <w:ilvl w:val="0"/>
+          <w:numId w:val="8"/>
+        </w:numPr>
+        <w:tabs>
+          <w:tab w:val="left" w:pos="8580"/>
+        </w:tabs>
+        <w:spacing w:after="100"/>
+        <w:ind w:left="1276" w:hanging="283"/>
+        <w:jc w:val="both"/>
+      </w:pPr>
+      <w:r>
+        <w:t xml:space="preserve">Entry </w:t>
+      </w:r>
+      <w:proofErr w:type="spellStart"/>
+      <w:r>
+        <w:t>Condition</w:t>
+      </w:r>
+      <w:proofErr w:type="spellEnd"/>
+      <w:r>
+        <w:t>: Il cliente si trova sulla pagina di un dettaglio di un prodotto e seleziona “aggiungi al carrello” oppure sceglie l’icona dalla barra superiore che lo reindirizza al carrello</w:t>
+      </w:r>
+    </w:p>
+    <w:p>
+      <w:pPr>
+        <w:pStyle w:val="Paragrafoelenco"/>
+        <w:numPr>
+          <w:ilvl w:val="0"/>
+          <w:numId w:val="8"/>
+        </w:numPr>
+        <w:tabs>
+          <w:tab w:val="left" w:pos="8580"/>
+        </w:tabs>
+        <w:spacing w:after="100"/>
+        <w:ind w:left="1276" w:hanging="283"/>
+        <w:jc w:val="both"/>
+      </w:pPr>
+      <w:r>
+        <w:t>Flusso di eventi:</w:t>
+      </w:r>
+    </w:p>
+    <w:p>
+      <w:pPr>
+        <w:pStyle w:val="Paragrafoelenco"/>
+        <w:numPr>
+          <w:ilvl w:val="3"/>
+          <w:numId w:val="29"/>
+        </w:numPr>
+        <w:tabs>
+          <w:tab w:val="left" w:pos="8580"/>
+        </w:tabs>
+        <w:spacing w:after="100"/>
+        <w:ind w:left="1843"/>
+        <w:jc w:val="both"/>
+      </w:pPr>
+      <w:r>
+        <w:t>Il cliente seleziona l’icona del carrello posizionata sulla barra di navigazione, oppure seleziona il pulsante “aggiungi al carrello” nel dettaglio di un prodotto</w:t>
+      </w:r>
+    </w:p>
+    <w:p>
+      <w:pPr>
+        <w:pStyle w:val="Paragrafoelenco"/>
+        <w:numPr>
+          <w:ilvl w:val="3"/>
+          <w:numId w:val="29"/>
+        </w:numPr>
+        <w:tabs>
+          <w:tab w:val="left" w:pos="8580"/>
+        </w:tabs>
+        <w:spacing w:after="100"/>
+        <w:ind w:left="1843"/>
+        <w:jc w:val="both"/>
+      </w:pPr>
+      <w:r>
+        <w:t>In caso di aggiunta di un prodotto, il sistema lo aggiunge al carrello (opzionale)</w:t>
+      </w:r>
+    </w:p>
+    <w:p>
+      <w:pPr>
+        <w:pStyle w:val="Paragrafoelenco"/>
+        <w:numPr>
+          <w:ilvl w:val="3"/>
+          <w:numId w:val="29"/>
+        </w:numPr>
+        <w:tabs>
+          <w:tab w:val="left" w:pos="8580"/>
+        </w:tabs>
+        <w:spacing w:after="100"/>
+        <w:ind w:left="1843"/>
+        <w:jc w:val="both"/>
+      </w:pPr>
+      <w:r>
+        <w:t>Il sistema mostra al cliente il carrello aggiornato, con una tabella dei prodotti presenti dove a ogni riga viene indicata la foto, i dettagli, il prezzo, la quantità (modificabile), il totale di quel prodotto, e la possibilità di rimuoverlo</w:t>
+      </w:r>
+    </w:p>
+    <w:p>
+      <w:pPr>
+        <w:pStyle w:val="Paragrafoelenco"/>
+        <w:numPr>
+          <w:ilvl w:val="3"/>
+          <w:numId w:val="29"/>
+        </w:numPr>
+        <w:tabs>
+          <w:tab w:val="left" w:pos="8580"/>
+        </w:tabs>
+        <w:spacing w:after="100"/>
+        <w:ind w:left="1843"/>
+        <w:jc w:val="both"/>
+      </w:pPr>
+      <w:r>
+        <w:t>Il cliente modifica la quantità di un prodotto (opzionale)</w:t>
+      </w:r>
+    </w:p>
+    <w:p>
+      <w:pPr>
+        <w:pStyle w:val="Paragrafoelenco"/>
+        <w:numPr>
+          <w:ilvl w:val="3"/>
+          <w:numId w:val="29"/>
+        </w:numPr>
+        <w:tabs>
+          <w:tab w:val="left" w:pos="8580"/>
+        </w:tabs>
+        <w:spacing w:after="100"/>
+        <w:ind w:left="1843"/>
+        <w:jc w:val="both"/>
+      </w:pPr>
+      <w:r>
+        <w:t>Il sistema ricarica in modo asincrono il totale (opzionale)</w:t>
+      </w:r>
+    </w:p>
+    <w:p>
+      <w:pPr>
+        <w:pStyle w:val="Paragrafoelenco"/>
+        <w:numPr>
+          <w:ilvl w:val="0"/>
+          <w:numId w:val="21"/>
+        </w:numPr>
+        <w:tabs>
+          <w:tab w:val="left" w:pos="8580"/>
+        </w:tabs>
+        <w:spacing w:after="100"/>
+        <w:ind w:left="1276" w:hanging="283"/>
+        <w:jc w:val="both"/>
+      </w:pPr>
+      <w:r>
+        <w:t xml:space="preserve">Exit </w:t>
+      </w:r>
+      <w:proofErr w:type="spellStart"/>
+      <w:r>
+        <w:t>Condition</w:t>
+      </w:r>
+      <w:proofErr w:type="spellEnd"/>
+      <w:r>
+        <w:t>: Il cliente visualizza il carrello aggiornato</w:t>
+      </w:r>
+    </w:p>
+    <w:p>
+      <w:pPr>
+        <w:tabs>
+          <w:tab w:val="left" w:pos="8580"/>
+        </w:tabs>
+        <w:spacing w:after="100"/>
+        <w:jc w:val="both"/>
+      </w:pPr>
+    </w:p>
+    <w:p>
+      <w:pPr>
+        <w:tabs>
+          <w:tab w:val="left" w:pos="8580"/>
+        </w:tabs>
+        <w:spacing w:after="100"/>
+        <w:ind w:left="709"/>
+        <w:jc w:val="both"/>
+        <w:rPr>
+          <w:b/>
+          <w:bCs/>
+        </w:rPr>
+      </w:pPr>
+      <w:r>
+        <w:rPr>
+          <w:b/>
+          <w:bCs/>
+        </w:rPr>
+        <w:t>Flussi alternativi / Eccezioni:</w:t>
+      </w:r>
+    </w:p>
+    <w:p>
+      <w:pPr>
+        <w:pStyle w:val="Paragrafoelenco"/>
+        <w:numPr>
+          <w:ilvl w:val="0"/>
+          <w:numId w:val="22"/>
+        </w:numPr>
+        <w:tabs>
+          <w:tab w:val="left" w:pos="8580"/>
+        </w:tabs>
+        <w:spacing w:after="100"/>
+        <w:ind w:left="1418"/>
+        <w:jc w:val="both"/>
+      </w:pPr>
+      <w:r>
+        <w:t>Se al punto 3 il cliente accede al carrello ma non è presente nessun articolo il sistema esegue il caso d’uso UC 3.1: Carrello Vuoto</w:t>
+      </w:r>
+    </w:p>
+    <w:p>
+      <w:pPr>
+        <w:pStyle w:val="Paragrafoelenco"/>
+        <w:numPr>
+          <w:ilvl w:val="0"/>
+          <w:numId w:val="22"/>
+        </w:numPr>
+        <w:tabs>
+          <w:tab w:val="left" w:pos="8580"/>
+        </w:tabs>
+        <w:spacing w:after="100"/>
+        <w:ind w:left="1418"/>
+        <w:jc w:val="both"/>
+      </w:pPr>
+      <w:r>
+        <w:t>Se al punto 4 il cliente decide di svuotare il carrello completamente, eliminare 1 prodotto o diminuirne la quantità manualmente portandola a 0 il sistema esegue il caso d’uso UC 3.2: Rimozione Prodotto dal Carrello</w:t>
+      </w:r>
+    </w:p>
+    <w:p>
+      <w:pPr>
+        <w:tabs>
+          <w:tab w:val="left" w:pos="8580"/>
+        </w:tabs>
+        <w:spacing w:after="100"/>
+        <w:jc w:val="both"/>
+      </w:pPr>
+    </w:p>
+    <w:p>
+      <w:pPr>
+        <w:tabs>
+          <w:tab w:val="left" w:pos="8580"/>
+        </w:tabs>
+        <w:spacing w:after="100"/>
+        <w:ind w:left="709"/>
+        <w:jc w:val="both"/>
+        <w:rPr>
+          <w:b/>
+          <w:bCs/>
+        </w:rPr>
+      </w:pPr>
+      <w:r>
+        <w:rPr>
+          <w:b/>
+          <w:bCs/>
+        </w:rPr>
+        <w:t>UC 3.1: Carrello Vuoto</w:t>
+      </w:r>
+    </w:p>
+    <w:p>
+      <w:pPr>
+        <w:pStyle w:val="Paragrafoelenco"/>
+        <w:numPr>
+          <w:ilvl w:val="0"/>
+          <w:numId w:val="8"/>
+        </w:numPr>
+        <w:tabs>
+          <w:tab w:val="left" w:pos="8580"/>
+        </w:tabs>
+        <w:spacing w:after="100"/>
+        <w:ind w:left="1276" w:hanging="283"/>
+        <w:jc w:val="both"/>
+        <w:rPr>
+          <w:color w:val="000000" w:themeColor="text1"/>
+        </w:rPr>
+      </w:pPr>
+      <w:r>
+        <w:t xml:space="preserve">Attori coinvolti: Cliente </w:t>
+      </w:r>
+      <w:r>
+        <w:rPr>
+          <w:color w:val="000000" w:themeColor="text1"/>
+        </w:rPr>
+        <w:t>(registrato o non registrato)</w:t>
+      </w:r>
+    </w:p>
+    <w:p>
+      <w:pPr>
+        <w:pStyle w:val="Paragrafoelenco"/>
+        <w:numPr>
+          <w:ilvl w:val="0"/>
+          <w:numId w:val="8"/>
+        </w:numPr>
+        <w:tabs>
+          <w:tab w:val="left" w:pos="8580"/>
+        </w:tabs>
+        <w:spacing w:after="100"/>
+        <w:ind w:left="1276" w:hanging="283"/>
+        <w:jc w:val="both"/>
+      </w:pPr>
+      <w:r>
+        <w:t xml:space="preserve">Entry </w:t>
+      </w:r>
+      <w:proofErr w:type="spellStart"/>
+      <w:r>
+        <w:t>Condition</w:t>
+      </w:r>
+      <w:proofErr w:type="spellEnd"/>
+      <w:r>
+        <w:t>: Il cliente visualizza il carrello senza aver inserito alcun prodotto o dopo averlo svuotato</w:t>
+      </w:r>
+    </w:p>
+    <w:p>
+      <w:pPr>
+        <w:pStyle w:val="Paragrafoelenco"/>
+        <w:numPr>
+          <w:ilvl w:val="0"/>
+          <w:numId w:val="8"/>
+        </w:numPr>
+        <w:tabs>
+          <w:tab w:val="left" w:pos="8580"/>
+        </w:tabs>
+        <w:spacing w:after="100"/>
+        <w:ind w:left="1276" w:hanging="283"/>
+        <w:jc w:val="both"/>
+      </w:pPr>
+      <w:r>
+        <w:t>Flusso di eventi:</w:t>
+      </w:r>
+    </w:p>
+    <w:p>
+      <w:pPr>
+        <w:pStyle w:val="Paragrafoelenco"/>
+        <w:numPr>
+          <w:ilvl w:val="0"/>
+          <w:numId w:val="30"/>
+        </w:numPr>
+        <w:tabs>
+          <w:tab w:val="left" w:pos="8580"/>
+        </w:tabs>
+        <w:spacing w:after="100"/>
+        <w:ind w:left="1843"/>
+        <w:jc w:val="both"/>
+      </w:pPr>
+      <w:r>
+        <w:t>Il sistema rileva l’assenza di prodotti all’interno del carrello</w:t>
+      </w:r>
+    </w:p>
+    <w:p>
+      <w:pPr>
+        <w:pStyle w:val="Paragrafoelenco"/>
+        <w:numPr>
+          <w:ilvl w:val="0"/>
+          <w:numId w:val="30"/>
+        </w:numPr>
+        <w:tabs>
+          <w:tab w:val="left" w:pos="8580"/>
+        </w:tabs>
+        <w:spacing w:after="100"/>
+        <w:ind w:left="1843"/>
+        <w:jc w:val="both"/>
+      </w:pPr>
+      <w:r>
+        <w:t>Il sistema mostra a schermo un messaggio “il tuo carrello è vuoto”</w:t>
+      </w:r>
+    </w:p>
+    <w:p>
+      <w:pPr>
+        <w:pStyle w:val="Paragrafoelenco"/>
+        <w:numPr>
+          <w:ilvl w:val="0"/>
+          <w:numId w:val="30"/>
+        </w:numPr>
+        <w:tabs>
+          <w:tab w:val="left" w:pos="8580"/>
+        </w:tabs>
+        <w:spacing w:after="100"/>
+        <w:ind w:left="1843"/>
+        <w:jc w:val="both"/>
+      </w:pPr>
+      <w:r>
+        <w:t>Il sistema fornisce un pulsante per il reindirizzamento verso il catalogo per continuare lo shopping</w:t>
+      </w:r>
+    </w:p>
+    <w:p>
+      <w:pPr>
+        <w:pStyle w:val="Paragrafoelenco"/>
+        <w:numPr>
+          <w:ilvl w:val="0"/>
+          <w:numId w:val="30"/>
+        </w:numPr>
+        <w:tabs>
+          <w:tab w:val="left" w:pos="8580"/>
+        </w:tabs>
+        <w:spacing w:after="100"/>
+        <w:ind w:left="1843"/>
+        <w:jc w:val="both"/>
+      </w:pPr>
+      <w:r>
+        <w:t>Il cliente rimane nel carrello aggiornato fino a quando decide cosa fare successivamente</w:t>
+      </w:r>
+    </w:p>
+    <w:p>
+      <w:pPr>
+        <w:pStyle w:val="Paragrafoelenco"/>
+        <w:numPr>
+          <w:ilvl w:val="0"/>
+          <w:numId w:val="21"/>
+        </w:numPr>
+        <w:tabs>
+          <w:tab w:val="left" w:pos="8580"/>
+        </w:tabs>
+        <w:spacing w:after="100"/>
+        <w:ind w:left="1276" w:hanging="283"/>
+        <w:jc w:val="both"/>
+      </w:pPr>
+      <w:r>
+        <w:t xml:space="preserve">Exit </w:t>
+      </w:r>
+      <w:proofErr w:type="spellStart"/>
+      <w:r>
+        <w:t>Condition</w:t>
+      </w:r>
+      <w:proofErr w:type="spellEnd"/>
+      <w:r>
+        <w:t>: Il cliente visualizza il carrello aggiornato</w:t>
+      </w:r>
+    </w:p>
+    <w:p>
+      <w:pPr>
+        <w:tabs>
+          <w:tab w:val="left" w:pos="8580"/>
+        </w:tabs>
+        <w:spacing w:after="100"/>
+        <w:jc w:val="both"/>
+      </w:pPr>
+    </w:p>
+    <w:p>
+      <w:pPr>
+        <w:tabs>
+          <w:tab w:val="left" w:pos="8580"/>
+        </w:tabs>
+        <w:spacing w:after="100"/>
+        <w:ind w:left="709"/>
+        <w:jc w:val="both"/>
+        <w:rPr>
+          <w:b/>
+          <w:bCs/>
+        </w:rPr>
+      </w:pPr>
+      <w:r>
+        <w:rPr>
+          <w:b/>
+          <w:bCs/>
+        </w:rPr>
+        <w:t>UC 3.2: Rimozione Prodotto dal Carrello</w:t>
+      </w:r>
+    </w:p>
+    <w:p>
+      <w:pPr>
+        <w:pStyle w:val="Paragrafoelenco"/>
+        <w:numPr>
+          <w:ilvl w:val="0"/>
+          <w:numId w:val="8"/>
+        </w:numPr>
+        <w:tabs>
+          <w:tab w:val="left" w:pos="8580"/>
+        </w:tabs>
+        <w:spacing w:after="100"/>
+        <w:ind w:left="1276" w:hanging="283"/>
+        <w:jc w:val="both"/>
+      </w:pPr>
+      <w:r>
+        <w:t>Attori coinvolti: Cliente (registrato o non registrato)</w:t>
+      </w:r>
+    </w:p>
+    <w:p>
+      <w:pPr>
+        <w:pStyle w:val="Paragrafoelenco"/>
+        <w:numPr>
+          <w:ilvl w:val="0"/>
+          <w:numId w:val="8"/>
+        </w:numPr>
+        <w:tabs>
+          <w:tab w:val="left" w:pos="8580"/>
+        </w:tabs>
+        <w:spacing w:after="100"/>
+        <w:ind w:left="1276" w:hanging="283"/>
+        <w:jc w:val="both"/>
+      </w:pPr>
+      <w:r>
+        <w:t xml:space="preserve">Entry </w:t>
+      </w:r>
+      <w:proofErr w:type="spellStart"/>
+      <w:r>
+        <w:t>Condition</w:t>
+      </w:r>
+      <w:proofErr w:type="spellEnd"/>
+      <w:r>
+        <w:t>: Il cliente si trova nel carrello e seleziona il pulsante per eliminare un prodotto o ne imposta manualmente la quantità a 0</w:t>
+      </w:r>
+    </w:p>
+    <w:p>
+      <w:pPr>
+        <w:pStyle w:val="Paragrafoelenco"/>
+        <w:numPr>
+          <w:ilvl w:val="0"/>
+          <w:numId w:val="8"/>
+        </w:numPr>
+        <w:tabs>
+          <w:tab w:val="left" w:pos="8580"/>
+        </w:tabs>
+        <w:spacing w:after="100"/>
+        <w:ind w:left="1276" w:hanging="283"/>
+        <w:jc w:val="both"/>
+      </w:pPr>
+      <w:r>
+        <w:t>Flusso di eventi:</w:t>
+      </w:r>
+    </w:p>
+    <w:p>
+      <w:pPr>
+        <w:pStyle w:val="Paragrafoelenco"/>
+        <w:numPr>
+          <w:ilvl w:val="0"/>
+          <w:numId w:val="32"/>
+        </w:numPr>
+        <w:tabs>
+          <w:tab w:val="left" w:pos="8580"/>
+        </w:tabs>
+        <w:spacing w:after="100"/>
+        <w:ind w:left="1843"/>
+        <w:jc w:val="both"/>
+      </w:pPr>
+      <w:r>
+        <w:lastRenderedPageBreak/>
+        <w:t>Il sistema rimuove l’articolo selezionato dal carrello</w:t>
+      </w:r>
+    </w:p>
+    <w:p>
+      <w:pPr>
+        <w:pStyle w:val="Paragrafoelenco"/>
+        <w:numPr>
+          <w:ilvl w:val="0"/>
+          <w:numId w:val="32"/>
+        </w:numPr>
+        <w:tabs>
+          <w:tab w:val="left" w:pos="8580"/>
+        </w:tabs>
+        <w:spacing w:after="100"/>
+        <w:ind w:left="1843"/>
+        <w:jc w:val="both"/>
+      </w:pPr>
+      <w:r>
+        <w:t>Il sistema ricalcola in modo asincrono il totale dell’ordine e aggiorna i valori mostrati</w:t>
+      </w:r>
+    </w:p>
+    <w:p>
+      <w:pPr>
+        <w:pStyle w:val="Paragrafoelenco"/>
+        <w:numPr>
+          <w:ilvl w:val="0"/>
+          <w:numId w:val="35"/>
+        </w:numPr>
+        <w:tabs>
+          <w:tab w:val="left" w:pos="8580"/>
+        </w:tabs>
+        <w:spacing w:after="100"/>
+        <w:jc w:val="both"/>
+      </w:pPr>
+      <w:r>
+        <w:rPr>
+          <w:noProof/>
+        </w:rPr>
+        <w:drawing>
+          <wp:anchor distT="0" distB="0" distL="114300" distR="114300" simplePos="0" relativeHeight="251659264" behindDoc="0" locked="0" layoutInCell="1" allowOverlap="1" wp14:anchorId="6F5CBB03" wp14:editId="22C76157">
+            <wp:simplePos x="0" y="0"/>
+            <wp:positionH relativeFrom="margin">
+              <wp:align>center</wp:align>
+            </wp:positionH>
+            <wp:positionV relativeFrom="page">
+              <wp:posOffset>1962150</wp:posOffset>
+            </wp:positionV>
+            <wp:extent cx="3543300" cy="2686050"/>
+            <wp:effectExtent l="0" t="0" r="0" b="0"/>
+            <wp:wrapTopAndBottom/>
+            <wp:docPr id="814515626" name="Immagine 3"/>
+            <wp:cNvGraphicFramePr>
+              <a:graphicFrameLocks xmlns:a="http://schemas.openxmlformats.org/drawingml/2006/main" noChangeAspect="1"/>
+            </wp:cNvGraphicFramePr>
+            <a:graphic xmlns:a="http://schemas.openxmlformats.org/drawingml/2006/main">
+              <a:graphicData uri="http://schemas.openxmlformats.org/drawingml/2006/picture">
+                <pic:pic xmlns:pic="http://schemas.openxmlformats.org/drawingml/2006/picture">
+                  <pic:nvPicPr>
+                    <pic:cNvPr id="814515626" name="Immagine 814515626"/>
+                    <pic:cNvPicPr/>
+                  </pic:nvPicPr>
+                  <pic:blipFill>
+                    <a:blip r:embed="rId20"/>
+                    <a:stretch>
+                      <a:fillRect/>
+                    </a:stretch>
+                  </pic:blipFill>
+                  <pic:spPr>
+                    <a:xfrm>
+                      <a:off x="0" y="0"/>
+                      <a:ext cx="3543300" cy="2686050"/>
+                    </a:xfrm>
+                    <a:prstGeom prst="rect">
+                      <a:avLst/>
+                    </a:prstGeom>
+                  </pic:spPr>
+                </pic:pic>
+              </a:graphicData>
+            </a:graphic>
+          </wp:anchor>
+        </w:drawing>
+      </w:r>
+      <w:r>
+        <w:t xml:space="preserve">Exit </w:t>
+      </w:r>
+      <w:proofErr w:type="spellStart"/>
+      <w:r>
+        <w:t>Condition</w:t>
+      </w:r>
+      <w:proofErr w:type="spellEnd"/>
+      <w:r>
+        <w:t xml:space="preserve">: </w:t>
+      </w:r>
+      <w:r>
+        <w:t>Il cliente visualizza il carrello aggiornato oppure se il prodotto rimosso era l’ultimo rimasto viene eseguito il caso d’uso UC 3.1: Carrello Vuoto</w:t>
+      </w:r>
+    </w:p>
+    <w:p>
+      <w:pPr>
+        <w:pBdr>
+          <w:bottom w:val="single" w:sz="6" w:space="1" w:color="auto"/>
+        </w:pBdr>
+        <w:tabs>
+          <w:tab w:val="left" w:pos="8580"/>
+        </w:tabs>
+        <w:spacing w:after="100"/>
+        <w:jc w:val="both"/>
+      </w:pPr>
+    </w:p>
+    <w:p>
+      <w:pPr>
+        <w:tabs>
+          <w:tab w:val="left" w:pos="8580"/>
+        </w:tabs>
+        <w:spacing w:after="100"/>
+        <w:jc w:val="both"/>
+      </w:pPr>
+    </w:p>
+    <w:p>
+      <w:pPr>
+        <w:tabs>
+          <w:tab w:val="left" w:pos="8580"/>
+        </w:tabs>
+        <w:spacing w:after="100"/>
+        <w:ind w:left="709"/>
+        <w:jc w:val="both"/>
+        <w:rPr>
+          <w:b/>
+          <w:bCs/>
+          <w:sz w:val="28"/>
+          <w:szCs w:val="28"/>
+          <w:u w:val="single"/>
+        </w:rPr>
+      </w:pPr>
+      <w:r>
+        <w:rPr>
+          <w:b/>
+          <w:bCs/>
+          <w:sz w:val="28"/>
+          <w:szCs w:val="28"/>
+          <w:u w:val="single"/>
+        </w:rPr>
+        <w:t xml:space="preserve">UC </w:t>
+      </w:r>
+      <w:r>
+        <w:rPr>
+          <w:b/>
+          <w:bCs/>
+          <w:sz w:val="28"/>
+          <w:szCs w:val="28"/>
+          <w:u w:val="single"/>
+        </w:rPr>
+        <w:t>4</w:t>
+      </w:r>
+      <w:r>
+        <w:rPr>
+          <w:b/>
+          <w:bCs/>
+          <w:sz w:val="28"/>
+          <w:szCs w:val="28"/>
+          <w:u w:val="single"/>
+        </w:rPr>
+        <w:t xml:space="preserve">: </w:t>
+      </w:r>
+      <w:r>
+        <w:rPr>
+          <w:b/>
+          <w:bCs/>
+          <w:sz w:val="28"/>
+          <w:szCs w:val="28"/>
+          <w:u w:val="single"/>
+        </w:rPr>
+        <w:t>Completare il checkout</w:t>
+      </w:r>
+    </w:p>
+    <w:p>
+      <w:pPr>
+        <w:pStyle w:val="Paragrafoelenco"/>
+        <w:numPr>
+          <w:ilvl w:val="0"/>
+          <w:numId w:val="8"/>
+        </w:numPr>
+        <w:tabs>
+          <w:tab w:val="left" w:pos="8580"/>
+        </w:tabs>
+        <w:spacing w:after="100"/>
+        <w:ind w:left="1276" w:hanging="283"/>
+        <w:jc w:val="both"/>
+      </w:pPr>
+      <w:r>
+        <w:t>Attori coinvolti: Cliente (registrato)</w:t>
+      </w:r>
+    </w:p>
+    <w:p>
+      <w:pPr>
+        <w:pStyle w:val="Paragrafoelenco"/>
+        <w:numPr>
+          <w:ilvl w:val="0"/>
+          <w:numId w:val="8"/>
+        </w:numPr>
+        <w:tabs>
+          <w:tab w:val="left" w:pos="8580"/>
+        </w:tabs>
+        <w:spacing w:after="100"/>
+        <w:ind w:left="1276" w:hanging="283"/>
+        <w:jc w:val="both"/>
+      </w:pPr>
+      <w:r>
+        <w:t xml:space="preserve">Entry </w:t>
+      </w:r>
+      <w:proofErr w:type="spellStart"/>
+      <w:r>
+        <w:t>Condition</w:t>
+      </w:r>
+      <w:proofErr w:type="spellEnd"/>
+      <w:r>
+        <w:t>: Il cliente si trova nel carrello con almeno un prodotto e selezione il pulsante “Procedi al Checkout”</w:t>
+      </w:r>
+    </w:p>
+    <w:p>
+      <w:pPr>
+        <w:pStyle w:val="Paragrafoelenco"/>
+        <w:numPr>
+          <w:ilvl w:val="0"/>
+          <w:numId w:val="8"/>
+        </w:numPr>
+        <w:tabs>
+          <w:tab w:val="left" w:pos="8580"/>
+        </w:tabs>
+        <w:spacing w:after="100"/>
+        <w:ind w:left="1276" w:hanging="283"/>
+        <w:jc w:val="both"/>
+      </w:pPr>
+      <w:r>
+        <w:t>Flusso di eventi:</w:t>
+      </w:r>
+    </w:p>
+    <w:p>
+      <w:pPr>
+        <w:pStyle w:val="Paragrafoelenco"/>
+        <w:numPr>
+          <w:ilvl w:val="0"/>
+          <w:numId w:val="31"/>
+        </w:numPr>
+        <w:tabs>
+          <w:tab w:val="left" w:pos="8580"/>
+        </w:tabs>
+        <w:spacing w:after="100"/>
+        <w:ind w:left="1843"/>
+        <w:jc w:val="both"/>
+      </w:pPr>
+      <w:r>
+        <w:t>Il cliente seleziona il pulsante “Procedi al Checkout” dalla pagina del carrello</w:t>
+      </w:r>
+    </w:p>
+    <w:p>
+      <w:pPr>
+        <w:pStyle w:val="Paragrafoelenco"/>
+        <w:numPr>
+          <w:ilvl w:val="0"/>
+          <w:numId w:val="31"/>
+        </w:numPr>
+        <w:tabs>
+          <w:tab w:val="left" w:pos="8580"/>
+        </w:tabs>
+        <w:spacing w:after="100"/>
+        <w:ind w:left="1843"/>
+        <w:jc w:val="both"/>
+      </w:pPr>
+      <w:r>
+        <w:t>Il sistema verifica se l’utente è autenticato e va a buon fine</w:t>
+      </w:r>
+    </w:p>
+    <w:p>
+      <w:pPr>
+        <w:pStyle w:val="Paragrafoelenco"/>
+        <w:numPr>
+          <w:ilvl w:val="0"/>
+          <w:numId w:val="31"/>
+        </w:numPr>
+        <w:tabs>
+          <w:tab w:val="left" w:pos="8580"/>
+        </w:tabs>
+        <w:spacing w:after="100"/>
+        <w:ind w:left="1843"/>
+        <w:jc w:val="both"/>
+      </w:pPr>
+      <w:r>
+        <w:t>Il sistema mostra la schermata di checkout con un modulo precompilato con i dati associato all’account con il quale il cliente è autenticato (nome, cognome, indirizzo di spedizione predefinito e telefono)</w:t>
+      </w:r>
+    </w:p>
+    <w:p>
+      <w:pPr>
+        <w:pStyle w:val="Paragrafoelenco"/>
+        <w:numPr>
+          <w:ilvl w:val="0"/>
+          <w:numId w:val="31"/>
+        </w:numPr>
+        <w:tabs>
+          <w:tab w:val="left" w:pos="8580"/>
+        </w:tabs>
+        <w:spacing w:after="100"/>
+        <w:ind w:left="1843"/>
+        <w:jc w:val="both"/>
+      </w:pPr>
+      <w:r>
+        <w:t>Il cliente modifica i dati del form precompilato (opzionale)</w:t>
+      </w:r>
+    </w:p>
+    <w:p>
+      <w:pPr>
+        <w:pStyle w:val="Paragrafoelenco"/>
+        <w:numPr>
+          <w:ilvl w:val="0"/>
+          <w:numId w:val="31"/>
+        </w:numPr>
+        <w:tabs>
+          <w:tab w:val="left" w:pos="8580"/>
+        </w:tabs>
+        <w:spacing w:after="100"/>
+        <w:ind w:left="1843"/>
+        <w:jc w:val="both"/>
+      </w:pPr>
+      <w:r>
+        <w:t>Il cliente sceglie il metodo di pagamento (contrassegno o carta di credito)</w:t>
+      </w:r>
+    </w:p>
+    <w:p>
+      <w:pPr>
+        <w:pStyle w:val="Paragrafoelenco"/>
+        <w:numPr>
+          <w:ilvl w:val="0"/>
+          <w:numId w:val="31"/>
+        </w:numPr>
+        <w:tabs>
+          <w:tab w:val="left" w:pos="8580"/>
+        </w:tabs>
+        <w:spacing w:after="100"/>
+        <w:ind w:left="1843"/>
+        <w:jc w:val="both"/>
+      </w:pPr>
+      <w:r>
+        <w:t>Se seleziona carta di credito inserisce i dati della carta (opzionale)</w:t>
+      </w:r>
+    </w:p>
+    <w:p>
+      <w:pPr>
+        <w:pStyle w:val="Paragrafoelenco"/>
+        <w:numPr>
+          <w:ilvl w:val="0"/>
+          <w:numId w:val="31"/>
+        </w:numPr>
+        <w:tabs>
+          <w:tab w:val="left" w:pos="8580"/>
+        </w:tabs>
+        <w:spacing w:after="100"/>
+        <w:ind w:left="1843"/>
+        <w:jc w:val="both"/>
+      </w:pPr>
+      <w:r>
+        <w:t>Il cliente selezione il pulsante “conferma ordine e paga”</w:t>
+      </w:r>
+    </w:p>
+    <w:p>
+      <w:pPr>
+        <w:pStyle w:val="Paragrafoelenco"/>
+        <w:numPr>
+          <w:ilvl w:val="0"/>
+          <w:numId w:val="31"/>
+        </w:numPr>
+        <w:tabs>
+          <w:tab w:val="left" w:pos="8580"/>
+        </w:tabs>
+        <w:spacing w:after="100"/>
+        <w:ind w:left="1843"/>
+        <w:jc w:val="both"/>
+      </w:pPr>
+      <w:r>
+        <w:t>Il sistema decrementa la scorta presente in magazzino dei prodotti ordinati, genera un id dell’ordine (#id), mette lo stato a “In lavorazione”</w:t>
+      </w:r>
+    </w:p>
+    <w:p>
+      <w:pPr>
+        <w:pStyle w:val="Paragrafoelenco"/>
+        <w:numPr>
+          <w:ilvl w:val="0"/>
+          <w:numId w:val="31"/>
+        </w:numPr>
+        <w:tabs>
+          <w:tab w:val="left" w:pos="8580"/>
+        </w:tabs>
+        <w:spacing w:after="100"/>
+        <w:ind w:left="1843"/>
+        <w:jc w:val="both"/>
+      </w:pPr>
+      <w:r>
+        <w:t>Il cliente viene reindirizzato a una pagina di conferma dell’ordine</w:t>
+      </w:r>
+    </w:p>
+    <w:p>
+      <w:pPr>
+        <w:pStyle w:val="Paragrafoelenco"/>
+        <w:numPr>
+          <w:ilvl w:val="0"/>
+          <w:numId w:val="21"/>
+        </w:numPr>
+        <w:tabs>
+          <w:tab w:val="left" w:pos="8580"/>
+        </w:tabs>
+        <w:spacing w:after="100"/>
+        <w:ind w:left="1276" w:hanging="283"/>
+        <w:jc w:val="both"/>
+      </w:pPr>
+      <w:r>
+        <w:t xml:space="preserve">Exit </w:t>
+      </w:r>
+      <w:proofErr w:type="spellStart"/>
+      <w:r>
+        <w:t>Condition</w:t>
+      </w:r>
+      <w:proofErr w:type="spellEnd"/>
+      <w:r>
+        <w:t>: L’ordine viene salvato nel database per garantirne la persistenza, è presente nella sezione “I miei Ordini” del cliente, e il carrello viene svuotato</w:t>
+      </w:r>
+    </w:p>
+    <w:p>
+      <w:pPr>
+        <w:tabs>
+          <w:tab w:val="left" w:pos="8580"/>
+        </w:tabs>
+        <w:spacing w:after="100"/>
+        <w:jc w:val="both"/>
+      </w:pPr>
+    </w:p>
+    <w:p>
+      <w:pPr>
+        <w:tabs>
+          <w:tab w:val="left" w:pos="8580"/>
+        </w:tabs>
+        <w:spacing w:after="100"/>
+        <w:ind w:left="709"/>
+        <w:jc w:val="both"/>
+        <w:rPr>
+          <w:b/>
+          <w:bCs/>
+        </w:rPr>
+      </w:pPr>
+      <w:r>
+        <w:rPr>
+          <w:b/>
+          <w:bCs/>
+        </w:rPr>
+        <w:t>Flussi alternativi / Eccezioni:</w:t>
+      </w:r>
+    </w:p>
+    <w:p>
+      <w:pPr>
+        <w:pStyle w:val="Paragrafoelenco"/>
+        <w:numPr>
+          <w:ilvl w:val="0"/>
+          <w:numId w:val="22"/>
+        </w:numPr>
+        <w:tabs>
+          <w:tab w:val="left" w:pos="8580"/>
+        </w:tabs>
+        <w:spacing w:after="100"/>
+        <w:ind w:left="1418"/>
+        <w:jc w:val="both"/>
+      </w:pPr>
+      <w:r>
+        <w:lastRenderedPageBreak/>
+        <w:t>Se al punto 2 il sistema rileva che il cliente non è autenticato viene eseguito il caso d’uso UC 1: Autenticazione (oppure potrà registrarsi venendo reindirizzato dalla pagina di login, caso d’uso 1.2 registrazione ancora da fare)</w:t>
+      </w:r>
+    </w:p>
+    <w:p>
+      <w:pPr>
+        <w:pStyle w:val="Paragrafoelenco"/>
+        <w:numPr>
+          <w:ilvl w:val="0"/>
+          <w:numId w:val="22"/>
+        </w:numPr>
+        <w:tabs>
+          <w:tab w:val="left" w:pos="8580"/>
+        </w:tabs>
+        <w:spacing w:after="100"/>
+        <w:ind w:left="1418"/>
+        <w:jc w:val="both"/>
+      </w:pPr>
+      <w:r>
+        <w:t>Se al punto 6 il sistema rileva che i dati della carta di credito inseriti dall’utente non sono sintatticamente corretti l’invio del form viene bloccato e viene eseguito il caso d’uso UC 4.1: Dati Checkout non Validi</w:t>
+      </w:r>
+    </w:p>
+    <w:p>
+      <w:pPr>
+        <w:tabs>
+          <w:tab w:val="left" w:pos="8580"/>
+        </w:tabs>
+        <w:spacing w:after="100"/>
+        <w:ind w:left="709"/>
+        <w:jc w:val="both"/>
+        <w:rPr>
+          <w:b/>
+          <w:bCs/>
+        </w:rPr>
+      </w:pPr>
+      <w:r>
+        <w:rPr>
+          <w:b/>
+          <w:bCs/>
+        </w:rPr>
+        <w:t>UC 4.1: Carrello Vuoto</w:t>
+      </w:r>
+    </w:p>
+    <w:p>
+      <w:pPr>
+        <w:pStyle w:val="Paragrafoelenco"/>
+        <w:numPr>
+          <w:ilvl w:val="0"/>
+          <w:numId w:val="8"/>
+        </w:numPr>
+        <w:tabs>
+          <w:tab w:val="left" w:pos="8580"/>
+        </w:tabs>
+        <w:spacing w:after="100"/>
+        <w:ind w:left="1276" w:hanging="283"/>
+        <w:jc w:val="both"/>
+        <w:rPr>
+          <w:color w:val="000000" w:themeColor="text1"/>
+        </w:rPr>
+      </w:pPr>
+      <w:r>
+        <w:t xml:space="preserve">Attori coinvolti: Cliente </w:t>
+      </w:r>
+      <w:r>
+        <w:rPr>
+          <w:color w:val="000000" w:themeColor="text1"/>
+        </w:rPr>
+        <w:t>(registrat</w:t>
+      </w:r>
+      <w:r>
+        <w:rPr>
+          <w:color w:val="000000" w:themeColor="text1"/>
+        </w:rPr>
+        <w:t>o</w:t>
+      </w:r>
+      <w:r>
+        <w:rPr>
+          <w:color w:val="000000" w:themeColor="text1"/>
+        </w:rPr>
+        <w:t>)</w:t>
+      </w:r>
+    </w:p>
+    <w:p>
+      <w:pPr>
+        <w:pStyle w:val="Paragrafoelenco"/>
+        <w:numPr>
+          <w:ilvl w:val="0"/>
+          <w:numId w:val="8"/>
+        </w:numPr>
+        <w:tabs>
+          <w:tab w:val="left" w:pos="8580"/>
+        </w:tabs>
+        <w:spacing w:after="100"/>
+        <w:ind w:left="1276" w:hanging="283"/>
+        <w:jc w:val="both"/>
+      </w:pPr>
+      <w:r>
+        <w:t xml:space="preserve">Entry </w:t>
+      </w:r>
+      <w:proofErr w:type="spellStart"/>
+      <w:r>
+        <w:t>Condition</w:t>
+      </w:r>
+      <w:proofErr w:type="spellEnd"/>
+      <w:r>
+        <w:t>: Il cliente ha inserito uno o più dati nel modulo di checkout che non sono sintatticamente corretti</w:t>
+      </w:r>
+    </w:p>
+    <w:p>
+      <w:pPr>
+        <w:pStyle w:val="Paragrafoelenco"/>
+        <w:numPr>
+          <w:ilvl w:val="0"/>
+          <w:numId w:val="8"/>
+        </w:numPr>
+        <w:tabs>
+          <w:tab w:val="left" w:pos="8580"/>
+        </w:tabs>
+        <w:spacing w:after="100"/>
+        <w:ind w:left="1276" w:hanging="283"/>
+        <w:jc w:val="both"/>
+      </w:pPr>
+      <w:r>
+        <w:t>Flusso di eventi:</w:t>
+      </w:r>
+    </w:p>
+    <w:p>
+      <w:pPr>
+        <w:pStyle w:val="Paragrafoelenco"/>
+        <w:numPr>
+          <w:ilvl w:val="0"/>
+          <w:numId w:val="33"/>
+        </w:numPr>
+        <w:tabs>
+          <w:tab w:val="left" w:pos="8580"/>
+        </w:tabs>
+        <w:spacing w:after="100"/>
+        <w:ind w:left="1843"/>
+        <w:jc w:val="both"/>
+      </w:pPr>
+      <w:r>
+        <w:t xml:space="preserve">Il sistema ferma l’invio del form </w:t>
+      </w:r>
+    </w:p>
+    <w:p>
+      <w:pPr>
+        <w:pStyle w:val="Paragrafoelenco"/>
+        <w:numPr>
+          <w:ilvl w:val="0"/>
+          <w:numId w:val="33"/>
+        </w:numPr>
+        <w:tabs>
+          <w:tab w:val="left" w:pos="8580"/>
+        </w:tabs>
+        <w:spacing w:after="100"/>
+        <w:ind w:left="1843"/>
+        <w:jc w:val="both"/>
+      </w:pPr>
+      <w:r>
+        <w:t>Il sistema ricarica il DOM e indica sotto i vari campi errati l’errore corrispondente con dei messaggi su schermo</w:t>
+      </w:r>
+    </w:p>
+    <w:p>
+      <w:pPr>
+        <w:pStyle w:val="Paragrafoelenco"/>
+        <w:numPr>
+          <w:ilvl w:val="0"/>
+          <w:numId w:val="33"/>
+        </w:numPr>
+        <w:tabs>
+          <w:tab w:val="left" w:pos="8580"/>
+        </w:tabs>
+        <w:spacing w:after="100"/>
+        <w:ind w:left="1843"/>
+        <w:jc w:val="both"/>
+      </w:pPr>
+      <w:r>
+        <w:t>Il cliente rimane sulla pagina di checkout con la possibilità di modificare i campi errati</w:t>
+      </w:r>
+    </w:p>
+    <w:p>
+      <w:pPr>
+        <w:pStyle w:val="Paragrafoelenco"/>
+        <w:numPr>
+          <w:ilvl w:val="0"/>
+          <w:numId w:val="21"/>
+        </w:numPr>
+        <w:tabs>
+          <w:tab w:val="left" w:pos="8580"/>
+        </w:tabs>
+        <w:spacing w:after="100"/>
+        <w:ind w:left="1276" w:hanging="283"/>
+        <w:jc w:val="both"/>
+      </w:pPr>
+      <w:r>
+        <w:rPr>
+          <w:noProof/>
+        </w:rPr>
+        <w:drawing>
+          <wp:anchor distT="0" distB="0" distL="114300" distR="114300" simplePos="0" relativeHeight="251660288" behindDoc="0" locked="0" layoutInCell="1" allowOverlap="1" wp14:anchorId="00AB91D4" wp14:editId="525BB406">
+            <wp:simplePos x="0" y="0"/>
+            <wp:positionH relativeFrom="margin">
+              <wp:align>center</wp:align>
+            </wp:positionH>
+            <wp:positionV relativeFrom="page">
+              <wp:align>center</wp:align>
+            </wp:positionV>
+            <wp:extent cx="3619500" cy="1781175"/>
+            <wp:effectExtent l="0" t="0" r="0" b="9525"/>
+            <wp:wrapTopAndBottom/>
+            <wp:docPr id="1465924979" name="Immagine 5"/>
+            <wp:cNvGraphicFramePr>
+              <a:graphicFrameLocks xmlns:a="http://schemas.openxmlformats.org/drawingml/2006/main" noChangeAspect="1"/>
+            </wp:cNvGraphicFramePr>
+            <a:graphic xmlns:a="http://schemas.openxmlformats.org/drawingml/2006/main">
+              <a:graphicData uri="http://schemas.openxmlformats.org/drawingml/2006/picture">
+                <pic:pic xmlns:pic="http://schemas.openxmlformats.org/drawingml/2006/picture">
+                  <pic:nvPicPr>
+                    <pic:cNvPr id="1465924979" name="Immagine 1465924979"/>
+                    <pic:cNvPicPr/>
+                  </pic:nvPicPr>
+                  <pic:blipFill>
+                    <a:blip r:embed="rId21"/>
+                    <a:stretch>
+                      <a:fillRect/>
+                    </a:stretch>
+                  </pic:blipFill>
+                  <pic:spPr>
+                    <a:xfrm>
+                      <a:off x="0" y="0"/>
+                      <a:ext cx="3619500" cy="1781175"/>
+                    </a:xfrm>
+                    <a:prstGeom prst="rect">
+                      <a:avLst/>
+                    </a:prstGeom>
+                  </pic:spPr>
+                </pic:pic>
+              </a:graphicData>
+            </a:graphic>
+          </wp:anchor>
+        </w:drawing>
+      </w:r>
+      <w:r>
+        <w:t xml:space="preserve">Exit </w:t>
+      </w:r>
+      <w:proofErr w:type="spellStart"/>
+      <w:r>
+        <w:t>Condition</w:t>
+      </w:r>
+      <w:proofErr w:type="spellEnd"/>
+      <w:r>
+        <w:t>: Il cliente visualizza la schermata di checkout con i messaggi di errore visibili sui campi da correggere</w:t>
+      </w:r>
+    </w:p>
+    <w:p>
+      <w:pPr>
+        <w:tabs>
+          <w:tab w:val="left" w:pos="8580"/>
+        </w:tabs>
+        <w:spacing w:after="100"/>
+        <w:jc w:val="both"/>
+      </w:pPr>
+    </w:p>
+    <w:p>
+      <w:pPr>
+        <w:tabs>
+          <w:tab w:val="left" w:pos="8580"/>
+        </w:tabs>
+        <w:spacing w:after="100"/>
+        <w:ind w:left="1418"/>
+      </w:pPr>
     </w:p>
     <w:p>
       <w:pPr>
@@ -10901,7 +13698,7 @@
           <w:bCs w:val="0"/>
         </w:rPr>
       </w:pPr>
-      <w:bookmarkStart w:id="27" w:name="_Toc243742000"/>
+      <w:bookmarkStart w:id="28" w:name="_Toc243763768"/>
       <w:r>
         <w:rPr>
           <w:b w:val="0"/>
@@ -10909,7 +13706,7 @@
         </w:rPr>
         <w:t>Object model</w:t>
       </w:r>
-      <w:bookmarkEnd w:id="27"/>
+      <w:bookmarkEnd w:id="28"/>
     </w:p>
     <w:p>
       <w:pPr>
@@ -10936,7 +13733,7 @@
           <w:bCs w:val="0"/>
         </w:rPr>
       </w:pPr>
-      <w:bookmarkStart w:id="28" w:name="_Toc243742001"/>
+      <w:bookmarkStart w:id="29" w:name="_Toc243763769"/>
       <w:r>
         <w:rPr>
           <w:b w:val="0"/>
@@ -10944,7 +13741,7 @@
         </w:rPr>
         <w:t>Dynamic model</w:t>
       </w:r>
-      <w:bookmarkEnd w:id="28"/>
+      <w:bookmarkEnd w:id="29"/>
     </w:p>
     <w:p>
       <w:pPr>
@@ -10972,7 +13769,7 @@
           <w:lang w:val="en-US"/>
         </w:rPr>
       </w:pPr>
-      <w:bookmarkStart w:id="29" w:name="_Toc243742002"/>
+      <w:bookmarkStart w:id="30" w:name="_Toc243763770"/>
       <w:r>
         <w:rPr>
           <w:b w:val="0"/>
@@ -10981,7 +13778,7 @@
         </w:rPr>
         <w:t>User interface—navigational paths and screen mock-ups</w:t>
       </w:r>
-      <w:bookmarkEnd w:id="29"/>
+      <w:bookmarkEnd w:id="30"/>
     </w:p>
     <w:p>
       <w:pPr>
@@ -11005,11 +13802,11 @@
         <w:ind w:left="426" w:hanging="426"/>
         <w:jc w:val="left"/>
       </w:pPr>
-      <w:bookmarkStart w:id="30" w:name="_Toc243742003"/>
+      <w:bookmarkStart w:id="31" w:name="_Toc243763771"/>
       <w:r>
         <w:t>GLOSSARY</w:t>
       </w:r>
-      <w:bookmarkEnd w:id="30"/>
+      <w:bookmarkEnd w:id="31"/>
     </w:p>
     <w:p>
       <w:r>
@@ -11031,7 +13828,7 @@
 </file>
 
 <file path=word/endnotes.xml><?xml version="1.0" encoding="utf-8"?>
-<w:endnotes xmlns:wpc="http://schemas.microsoft.com/office/word/2010/wordprocessingCanvas" xmlns:cx="http://schemas.microsoft.com/office/drawing/2014/chartex" xmlns:cx1="http://schemas.microsoft.com/office/drawing/2015/9/8/chartex" xmlns:cx2="http://schemas.microsoft.com/office/drawing/2015/10/21/chartex" xmlns:cx3="http://schemas.microsoft.com/office/drawing/2016/5/9/chartex" xmlns:cx4="http://schemas.microsoft.com/office/drawing/2016/5/10/chartex" xmlns:cx5="http://schemas.microsoft.com/office/drawing/2016/5/11/chartex" xmlns:cx6="http://schemas.microsoft.com/office/drawing/2016/5/12/chartex" xmlns:cx7="http://schemas.microsoft.com/office/drawing/2016/5/13/chartex" xmlns:cx8="http://schemas.microsoft.com/office/drawing/2016/5/14/chartex" xmlns:mc="http://schemas.openxmlformats.org/markup-compatibility/2006" xmlns:m="http://schemas.openxmlformats.org/officeDocument/2006/math" xmlns:aink="http://schemas.microsoft.com/office/drawing/2016/ink" xmlns:am3d="http://schemas.microsoft.com/office/drawing/2017/model3d" xmlns:oel="http://schemas.microsoft.com/office/2019/extlst" xmlns:r="http://schemas.openxmlformats.org/officeDocument/2006/relationships" xmlns:wp14="http://schemas.microsoft.com/office/word/2010/wordprocessingDrawing" xmlns:wp="http://schemas.openxmlformats.org/drawingml/2006/wordprocessingDrawing" xmlns:wpg="http://schemas.microsoft.com/office/word/2010/wordprocessingGroup" xmlns:wpi="http://schemas.microsoft.com/office/word/2010/wordprocessingInk" xmlns:wps="http://schemas.microsoft.com/office/word/2010/wordprocessingShape" xmlns:o="urn:schemas-microsoft-com:office:office" xmlns:v="urn:schemas-microsoft-com:vml" xmlns:w10="urn:schemas-microsoft-com:office:word" xmlns:w="http://schemas.openxmlformats.org/wordprocessingml/2006/main" xmlns:w14="http://schemas.microsoft.com/office/word/2010/wordml" xmlns:w15="http://schemas.microsoft.com/office/word/2012/wordml" xmlns:w16cex="http://schemas.microsoft.com/office/word/2018/wordml/cex" xmlns:w16cid="http://schemas.microsoft.com/office/word/2016/wordml/cid" xmlns:w16="http://schemas.microsoft.com/office/word/2018/wordml" xmlns:w16sdtdh="http://schemas.microsoft.com/office/word/2020/wordml/sdtdatahash" xmlns:w16sdtfl="http://schemas.microsoft.com/office/word/2024/wordml/sdtformatlock" xmlns:w16se="http://schemas.microsoft.com/office/word/2015/wordml/symex" xmlns:w16du="http://schemas.microsoft.com/office/word/2023/wordml/word16du" xmlns:wne="http://schemas.microsoft.com/office/word/2006/wordml" mc:Ignorable="w14 w15 w16se w16cid w16 w16cex w16sdtdh w16sdtfl w16du wp14">
+<w:endnotes xmlns:wpc="http://schemas.microsoft.com/office/word/2010/wordprocessingCanvas" xmlns:cx="http://schemas.microsoft.com/office/drawing/2014/chartex" xmlns:cx1="http://schemas.microsoft.com/office/drawing/2015/9/8/chartex" xmlns:cx2="http://schemas.microsoft.com/office/drawing/2015/10/21/chartex" xmlns:cx3="http://schemas.microsoft.com/office/drawing/2016/5/9/chartex" xmlns:cx4="http://schemas.microsoft.com/office/drawing/2016/5/10/chartex" xmlns:cx5="http://schemas.microsoft.com/office/drawing/2016/5/11/chartex" xmlns:cx6="http://schemas.microsoft.com/office/drawing/2016/5/12/chartex" xmlns:cx7="http://schemas.microsoft.com/office/drawing/2016/5/13/chartex" xmlns:cx8="http://schemas.microsoft.com/office/drawing/2016/5/14/chartex" xmlns:mc="http://schemas.openxmlformats.org/markup-compatibility/2006" xmlns:aink="http://schemas.microsoft.com/office/drawing/2016/ink" xmlns:am3d="http://schemas.microsoft.com/office/drawing/2017/model3d" xmlns:o="urn:schemas-microsoft-com:office:office" xmlns:oel="http://schemas.microsoft.com/office/2019/extlst" xmlns:r="http://schemas.openxmlformats.org/officeDocument/2006/relationships" xmlns:m="http://schemas.openxmlformats.org/officeDocument/2006/math" xmlns:v="urn:schemas-microsoft-com:vml" xmlns:wp14="http://schemas.microsoft.com/office/word/2010/wordprocessingDrawing" xmlns:wp="http://schemas.openxmlformats.org/drawingml/2006/wordprocessingDrawing" xmlns:w10="urn:schemas-microsoft-com:office:word" xmlns:w="http://schemas.openxmlformats.org/wordprocessingml/2006/main" xmlns:w14="http://schemas.microsoft.com/office/word/2010/wordml" xmlns:w15="http://schemas.microsoft.com/office/word/2012/wordml" xmlns:w16cex="http://schemas.microsoft.com/office/word/2018/wordml/cex" xmlns:w16cid="http://schemas.microsoft.com/office/word/2016/wordml/cid" xmlns:w16="http://schemas.microsoft.com/office/word/2018/wordml" xmlns:w16du="http://schemas.microsoft.com/office/word/2023/wordml/word16du" xmlns:w16sdtdh="http://schemas.microsoft.com/office/word/2020/wordml/sdtdatahash" xmlns:w16sdtfl="http://schemas.microsoft.com/office/word/2024/wordml/sdtformatlock" xmlns:w16se="http://schemas.microsoft.com/office/word/2015/wordml/symex" xmlns:wpg="http://schemas.microsoft.com/office/word/2010/wordprocessingGroup" xmlns:wpi="http://schemas.microsoft.com/office/word/2010/wordprocessingInk" xmlns:wne="http://schemas.microsoft.com/office/word/2006/wordml" xmlns:wps="http://schemas.microsoft.com/office/word/2010/wordprocessingShape" mc:Ignorable="w14 w15 w16se w16cid w16 w16cex w16sdtdh w16sdtfl w16du wp14">
   <w:endnote w:type="separator" w:id="-1">
     <w:p>
       <w:r>
@@ -11050,7 +13847,7 @@
 </file>
 
 <file path=word/footer1.xml><?xml version="1.0" encoding="utf-8"?>
-<w:ftr xmlns:wpc="http://schemas.microsoft.com/office/word/2010/wordprocessingCanvas" xmlns:cx="http://schemas.microsoft.com/office/drawing/2014/chartex" xmlns:cx1="http://schemas.microsoft.com/office/drawing/2015/9/8/chartex" xmlns:cx2="http://schemas.microsoft.com/office/drawing/2015/10/21/chartex" xmlns:cx3="http://schemas.microsoft.com/office/drawing/2016/5/9/chartex" xmlns:cx4="http://schemas.microsoft.com/office/drawing/2016/5/10/chartex" xmlns:cx5="http://schemas.microsoft.com/office/drawing/2016/5/11/chartex" xmlns:cx6="http://schemas.microsoft.com/office/drawing/2016/5/12/chartex" xmlns:cx7="http://schemas.microsoft.com/office/drawing/2016/5/13/chartex" xmlns:cx8="http://schemas.microsoft.com/office/drawing/2016/5/14/chartex" xmlns:mc="http://schemas.openxmlformats.org/markup-compatibility/2006" xmlns:m="http://schemas.openxmlformats.org/officeDocument/2006/math" xmlns:aink="http://schemas.microsoft.com/office/drawing/2016/ink" xmlns:am3d="http://schemas.microsoft.com/office/drawing/2017/model3d" xmlns:oel="http://schemas.microsoft.com/office/2019/extlst" xmlns:r="http://schemas.openxmlformats.org/officeDocument/2006/relationships" xmlns:wp14="http://schemas.microsoft.com/office/word/2010/wordprocessingDrawing" xmlns:wp="http://schemas.openxmlformats.org/drawingml/2006/wordprocessingDrawing" xmlns:wpg="http://schemas.microsoft.com/office/word/2010/wordprocessingGroup" xmlns:wpi="http://schemas.microsoft.com/office/word/2010/wordprocessingInk" xmlns:wps="http://schemas.microsoft.com/office/word/2010/wordprocessingShape" xmlns:o="urn:schemas-microsoft-com:office:office" xmlns:v="urn:schemas-microsoft-com:vml" xmlns:w10="urn:schemas-microsoft-com:office:word" xmlns:w="http://schemas.openxmlformats.org/wordprocessingml/2006/main" xmlns:w14="http://schemas.microsoft.com/office/word/2010/wordml" xmlns:w15="http://schemas.microsoft.com/office/word/2012/wordml" xmlns:w16cex="http://schemas.microsoft.com/office/word/2018/wordml/cex" xmlns:w16cid="http://schemas.microsoft.com/office/word/2016/wordml/cid" xmlns:w16="http://schemas.microsoft.com/office/word/2018/wordml" xmlns:w16sdtdh="http://schemas.microsoft.com/office/word/2020/wordml/sdtdatahash" xmlns:w16sdtfl="http://schemas.microsoft.com/office/word/2024/wordml/sdtformatlock" xmlns:w16se="http://schemas.microsoft.com/office/word/2015/wordml/symex" xmlns:w16du="http://schemas.microsoft.com/office/word/2023/wordml/word16du" xmlns:wne="http://schemas.microsoft.com/office/word/2006/wordml" mc:Ignorable="w14 w15 w16se w16cid w16 w16cex w16sdtdh w16sdtfl w16du wp14">
+<w:ftr xmlns:wpc="http://schemas.microsoft.com/office/word/2010/wordprocessingCanvas" xmlns:cx="http://schemas.microsoft.com/office/drawing/2014/chartex" xmlns:cx1="http://schemas.microsoft.com/office/drawing/2015/9/8/chartex" xmlns:cx2="http://schemas.microsoft.com/office/drawing/2015/10/21/chartex" xmlns:cx3="http://schemas.microsoft.com/office/drawing/2016/5/9/chartex" xmlns:cx4="http://schemas.microsoft.com/office/drawing/2016/5/10/chartex" xmlns:cx5="http://schemas.microsoft.com/office/drawing/2016/5/11/chartex" xmlns:cx6="http://schemas.microsoft.com/office/drawing/2016/5/12/chartex" xmlns:cx7="http://schemas.microsoft.com/office/drawing/2016/5/13/chartex" xmlns:cx8="http://schemas.microsoft.com/office/drawing/2016/5/14/chartex" xmlns:mc="http://schemas.openxmlformats.org/markup-compatibility/2006" xmlns:aink="http://schemas.microsoft.com/office/drawing/2016/ink" xmlns:am3d="http://schemas.microsoft.com/office/drawing/2017/model3d" xmlns:o="urn:schemas-microsoft-com:office:office" xmlns:oel="http://schemas.microsoft.com/office/2019/extlst" xmlns:r="http://schemas.openxmlformats.org/officeDocument/2006/relationships" xmlns:m="http://schemas.openxmlformats.org/officeDocument/2006/math" xmlns:v="urn:schemas-microsoft-com:vml" xmlns:wp14="http://schemas.microsoft.com/office/word/2010/wordprocessingDrawing" xmlns:wp="http://schemas.openxmlformats.org/drawingml/2006/wordprocessingDrawing" xmlns:w10="urn:schemas-microsoft-com:office:word" xmlns:w="http://schemas.openxmlformats.org/wordprocessingml/2006/main" xmlns:w14="http://schemas.microsoft.com/office/word/2010/wordml" xmlns:w15="http://schemas.microsoft.com/office/word/2012/wordml" xmlns:w16cex="http://schemas.microsoft.com/office/word/2018/wordml/cex" xmlns:w16cid="http://schemas.microsoft.com/office/word/2016/wordml/cid" xmlns:w16="http://schemas.microsoft.com/office/word/2018/wordml" xmlns:w16du="http://schemas.microsoft.com/office/word/2023/wordml/word16du" xmlns:w16sdtdh="http://schemas.microsoft.com/office/word/2020/wordml/sdtdatahash" xmlns:w16sdtfl="http://schemas.microsoft.com/office/word/2024/wordml/sdtformatlock" xmlns:w16se="http://schemas.microsoft.com/office/word/2015/wordml/symex" xmlns:wpg="http://schemas.microsoft.com/office/word/2010/wordprocessingGroup" xmlns:wpi="http://schemas.microsoft.com/office/word/2010/wordprocessingInk" xmlns:wne="http://schemas.microsoft.com/office/word/2006/wordml" xmlns:wps="http://schemas.microsoft.com/office/word/2010/wordprocessingShape" mc:Ignorable="w14 w15 w16se w16cid w16 w16cex w16sdtdh w16sdtfl w16du wp14">
   <w:tbl>
     <w:tblPr>
       <w:tblW w:w="0" w:type="auto"/>
@@ -11218,31 +14015,31 @@
 </file>
 
 <file path=word/footer2.xml><?xml version="1.0" encoding="utf-8"?>
-<w:ftr xmlns:wpc="http://schemas.microsoft.com/office/word/2010/wordprocessingCanvas" xmlns:cx="http://schemas.microsoft.com/office/drawing/2014/chartex" xmlns:cx1="http://schemas.microsoft.com/office/drawing/2015/9/8/chartex" xmlns:cx2="http://schemas.microsoft.com/office/drawing/2015/10/21/chartex" xmlns:cx3="http://schemas.microsoft.com/office/drawing/2016/5/9/chartex" xmlns:cx4="http://schemas.microsoft.com/office/drawing/2016/5/10/chartex" xmlns:cx5="http://schemas.microsoft.com/office/drawing/2016/5/11/chartex" xmlns:cx6="http://schemas.microsoft.com/office/drawing/2016/5/12/chartex" xmlns:cx7="http://schemas.microsoft.com/office/drawing/2016/5/13/chartex" xmlns:cx8="http://schemas.microsoft.com/office/drawing/2016/5/14/chartex" xmlns:mc="http://schemas.openxmlformats.org/markup-compatibility/2006" xmlns:m="http://schemas.openxmlformats.org/officeDocument/2006/math" xmlns:aink="http://schemas.microsoft.com/office/drawing/2016/ink" xmlns:am3d="http://schemas.microsoft.com/office/drawing/2017/model3d" xmlns:oel="http://schemas.microsoft.com/office/2019/extlst" xmlns:r="http://schemas.openxmlformats.org/officeDocument/2006/relationships" xmlns:wp14="http://schemas.microsoft.com/office/word/2010/wordprocessingDrawing" xmlns:wp="http://schemas.openxmlformats.org/drawingml/2006/wordprocessingDrawing" xmlns:wpg="http://schemas.microsoft.com/office/word/2010/wordprocessingGroup" xmlns:wpi="http://schemas.microsoft.com/office/word/2010/wordprocessingInk" xmlns:wps="http://schemas.microsoft.com/office/word/2010/wordprocessingShape" xmlns:o="urn:schemas-microsoft-com:office:office" xmlns:v="urn:schemas-microsoft-com:vml" xmlns:w10="urn:schemas-microsoft-com:office:word" xmlns:w="http://schemas.openxmlformats.org/wordprocessingml/2006/main" xmlns:w14="http://schemas.microsoft.com/office/word/2010/wordml" xmlns:w15="http://schemas.microsoft.com/office/word/2012/wordml" xmlns:w16cex="http://schemas.microsoft.com/office/word/2018/wordml/cex" xmlns:w16cid="http://schemas.microsoft.com/office/word/2016/wordml/cid" xmlns:w16="http://schemas.microsoft.com/office/word/2018/wordml" xmlns:w16sdtdh="http://schemas.microsoft.com/office/word/2020/wordml/sdtdatahash" xmlns:w16sdtfl="http://schemas.microsoft.com/office/word/2024/wordml/sdtformatlock" xmlns:w16se="http://schemas.microsoft.com/office/word/2015/wordml/symex" xmlns:w16du="http://schemas.microsoft.com/office/word/2023/wordml/word16du" xmlns:wne="http://schemas.microsoft.com/office/word/2006/wordml" mc:Ignorable="w14 w15 w16se w16cid w16 w16cex w16sdtdh w16sdtfl w16du wp14">
+<w:ftr xmlns:wpc="http://schemas.microsoft.com/office/word/2010/wordprocessingCanvas" xmlns:cx="http://schemas.microsoft.com/office/drawing/2014/chartex" xmlns:cx1="http://schemas.microsoft.com/office/drawing/2015/9/8/chartex" xmlns:cx2="http://schemas.microsoft.com/office/drawing/2015/10/21/chartex" xmlns:cx3="http://schemas.microsoft.com/office/drawing/2016/5/9/chartex" xmlns:cx4="http://schemas.microsoft.com/office/drawing/2016/5/10/chartex" xmlns:cx5="http://schemas.microsoft.com/office/drawing/2016/5/11/chartex" xmlns:cx6="http://schemas.microsoft.com/office/drawing/2016/5/12/chartex" xmlns:cx7="http://schemas.microsoft.com/office/drawing/2016/5/13/chartex" xmlns:cx8="http://schemas.microsoft.com/office/drawing/2016/5/14/chartex" xmlns:mc="http://schemas.openxmlformats.org/markup-compatibility/2006" xmlns:aink="http://schemas.microsoft.com/office/drawing/2016/ink" xmlns:am3d="http://schemas.microsoft.com/office/drawing/2017/model3d" xmlns:o="urn:schemas-microsoft-com:office:office" xmlns:oel="http://schemas.microsoft.com/office/2019/extlst" xmlns:r="http://schemas.openxmlformats.org/officeDocument/2006/relationships" xmlns:m="http://schemas.openxmlformats.org/officeDocument/2006/math" xmlns:v="urn:schemas-microsoft-com:vml" xmlns:wp14="http://schemas.microsoft.com/office/word/2010/wordprocessingDrawing" xmlns:wp="http://schemas.openxmlformats.org/drawingml/2006/wordprocessingDrawing" xmlns:w10="urn:schemas-microsoft-com:office:word" xmlns:w="http://schemas.openxmlformats.org/wordprocessingml/2006/main" xmlns:w14="http://schemas.microsoft.com/office/word/2010/wordml" xmlns:w15="http://schemas.microsoft.com/office/word/2012/wordml" xmlns:w16cex="http://schemas.microsoft.com/office/word/2018/wordml/cex" xmlns:w16cid="http://schemas.microsoft.com/office/word/2016/wordml/cid" xmlns:w16="http://schemas.microsoft.com/office/word/2018/wordml" xmlns:w16du="http://schemas.microsoft.com/office/word/2023/wordml/word16du" xmlns:w16sdtdh="http://schemas.microsoft.com/office/word/2020/wordml/sdtdatahash" xmlns:w16sdtfl="http://schemas.microsoft.com/office/word/2024/wordml/sdtformatlock" xmlns:w16se="http://schemas.microsoft.com/office/word/2015/wordml/symex" xmlns:wpg="http://schemas.microsoft.com/office/word/2010/wordprocessingGroup" xmlns:wpi="http://schemas.microsoft.com/office/word/2010/wordprocessingInk" xmlns:wne="http://schemas.microsoft.com/office/word/2006/wordml" xmlns:wps="http://schemas.microsoft.com/office/word/2010/wordprocessingShape" mc:Ignorable="w14 w15 w16se w16cid w16 w16cex w16sdtdh w16sdtfl w16du wp14">
   <w:p/>
 </w:ftr>
 </file>
 
 <file path=word/footer3.xml><?xml version="1.0" encoding="utf-8"?>
-<w:ftr xmlns:wpc="http://schemas.microsoft.com/office/word/2010/wordprocessingCanvas" xmlns:cx="http://schemas.microsoft.com/office/drawing/2014/chartex" xmlns:cx1="http://schemas.microsoft.com/office/drawing/2015/9/8/chartex" xmlns:cx2="http://schemas.microsoft.com/office/drawing/2015/10/21/chartex" xmlns:cx3="http://schemas.microsoft.com/office/drawing/2016/5/9/chartex" xmlns:cx4="http://schemas.microsoft.com/office/drawing/2016/5/10/chartex" xmlns:cx5="http://schemas.microsoft.com/office/drawing/2016/5/11/chartex" xmlns:cx6="http://schemas.microsoft.com/office/drawing/2016/5/12/chartex" xmlns:cx7="http://schemas.microsoft.com/office/drawing/2016/5/13/chartex" xmlns:cx8="http://schemas.microsoft.com/office/drawing/2016/5/14/chartex" xmlns:mc="http://schemas.openxmlformats.org/markup-compatibility/2006" xmlns:m="http://schemas.openxmlformats.org/officeDocument/2006/math" xmlns:aink="http://schemas.microsoft.com/office/drawing/2016/ink" xmlns:am3d="http://schemas.microsoft.com/office/drawing/2017/model3d" xmlns:oel="http://schemas.microsoft.com/office/2019/extlst" xmlns:r="http://schemas.openxmlformats.org/officeDocument/2006/relationships" xmlns:wp14="http://schemas.microsoft.com/office/word/2010/wordprocessingDrawing" xmlns:wp="http://schemas.openxmlformats.org/drawingml/2006/wordprocessingDrawing" xmlns:wpg="http://schemas.microsoft.com/office/word/2010/wordprocessingGroup" xmlns:wpi="http://schemas.microsoft.com/office/word/2010/wordprocessingInk" xmlns:wps="http://schemas.microsoft.com/office/word/2010/wordprocessingShape" xmlns:o="urn:schemas-microsoft-com:office:office" xmlns:v="urn:schemas-microsoft-com:vml" xmlns:w10="urn:schemas-microsoft-com:office:word" xmlns:w="http://schemas.openxmlformats.org/wordprocessingml/2006/main" xmlns:w14="http://schemas.microsoft.com/office/word/2010/wordml" xmlns:w15="http://schemas.microsoft.com/office/word/2012/wordml" xmlns:w16cex="http://schemas.microsoft.com/office/word/2018/wordml/cex" xmlns:w16cid="http://schemas.microsoft.com/office/word/2016/wordml/cid" xmlns:w16="http://schemas.microsoft.com/office/word/2018/wordml" xmlns:w16sdtdh="http://schemas.microsoft.com/office/word/2020/wordml/sdtdatahash" xmlns:w16sdtfl="http://schemas.microsoft.com/office/word/2024/wordml/sdtformatlock" xmlns:w16se="http://schemas.microsoft.com/office/word/2015/wordml/symex" xmlns:w16du="http://schemas.microsoft.com/office/word/2023/wordml/word16du" xmlns:wne="http://schemas.microsoft.com/office/word/2006/wordml" mc:Ignorable="w14 w15 w16se w16cid w16 w16cex w16sdtdh w16sdtfl w16du wp14">
+<w:ftr xmlns:wpc="http://schemas.microsoft.com/office/word/2010/wordprocessingCanvas" xmlns:cx="http://schemas.microsoft.com/office/drawing/2014/chartex" xmlns:cx1="http://schemas.microsoft.com/office/drawing/2015/9/8/chartex" xmlns:cx2="http://schemas.microsoft.com/office/drawing/2015/10/21/chartex" xmlns:cx3="http://schemas.microsoft.com/office/drawing/2016/5/9/chartex" xmlns:cx4="http://schemas.microsoft.com/office/drawing/2016/5/10/chartex" xmlns:cx5="http://schemas.microsoft.com/office/drawing/2016/5/11/chartex" xmlns:cx6="http://schemas.microsoft.com/office/drawing/2016/5/12/chartex" xmlns:cx7="http://schemas.microsoft.com/office/drawing/2016/5/13/chartex" xmlns:cx8="http://schemas.microsoft.com/office/drawing/2016/5/14/chartex" xmlns:mc="http://schemas.openxmlformats.org/markup-compatibility/2006" xmlns:aink="http://schemas.microsoft.com/office/drawing/2016/ink" xmlns:am3d="http://schemas.microsoft.com/office/drawing/2017/model3d" xmlns:o="urn:schemas-microsoft-com:office:office" xmlns:oel="http://schemas.microsoft.com/office/2019/extlst" xmlns:r="http://schemas.openxmlformats.org/officeDocument/2006/relationships" xmlns:m="http://schemas.openxmlformats.org/officeDocument/2006/math" xmlns:v="urn:schemas-microsoft-com:vml" xmlns:wp14="http://schemas.microsoft.com/office/word/2010/wordprocessingDrawing" xmlns:wp="http://schemas.openxmlformats.org/drawingml/2006/wordprocessingDrawing" xmlns:w10="urn:schemas-microsoft-com:office:word" xmlns:w="http://schemas.openxmlformats.org/wordprocessingml/2006/main" xmlns:w14="http://schemas.microsoft.com/office/word/2010/wordml" xmlns:w15="http://schemas.microsoft.com/office/word/2012/wordml" xmlns:w16cex="http://schemas.microsoft.com/office/word/2018/wordml/cex" xmlns:w16cid="http://schemas.microsoft.com/office/word/2016/wordml/cid" xmlns:w16="http://schemas.microsoft.com/office/word/2018/wordml" xmlns:w16du="http://schemas.microsoft.com/office/word/2023/wordml/word16du" xmlns:w16sdtdh="http://schemas.microsoft.com/office/word/2020/wordml/sdtdatahash" xmlns:w16sdtfl="http://schemas.microsoft.com/office/word/2024/wordml/sdtformatlock" xmlns:w16se="http://schemas.microsoft.com/office/word/2015/wordml/symex" xmlns:wpg="http://schemas.microsoft.com/office/word/2010/wordprocessingGroup" xmlns:wpi="http://schemas.microsoft.com/office/word/2010/wordprocessingInk" xmlns:wne="http://schemas.microsoft.com/office/word/2006/wordml" xmlns:wps="http://schemas.microsoft.com/office/word/2010/wordprocessingShape" mc:Ignorable="w14 w15 w16se w16cid w16 w16cex w16sdtdh w16sdtfl w16du wp14">
   <w:p/>
 </w:ftr>
 </file>
 
 <file path=word/footer4.xml><?xml version="1.0" encoding="utf-8"?>
-<w:ftr xmlns:wpc="http://schemas.microsoft.com/office/word/2010/wordprocessingCanvas" xmlns:cx="http://schemas.microsoft.com/office/drawing/2014/chartex" xmlns:cx1="http://schemas.microsoft.com/office/drawing/2015/9/8/chartex" xmlns:cx2="http://schemas.microsoft.com/office/drawing/2015/10/21/chartex" xmlns:cx3="http://schemas.microsoft.com/office/drawing/2016/5/9/chartex" xmlns:cx4="http://schemas.microsoft.com/office/drawing/2016/5/10/chartex" xmlns:cx5="http://schemas.microsoft.com/office/drawing/2016/5/11/chartex" xmlns:cx6="http://schemas.microsoft.com/office/drawing/2016/5/12/chartex" xmlns:cx7="http://schemas.microsoft.com/office/drawing/2016/5/13/chartex" xmlns:cx8="http://schemas.microsoft.com/office/drawing/2016/5/14/chartex" xmlns:mc="http://schemas.openxmlformats.org/markup-compatibility/2006" xmlns:m="http://schemas.openxmlformats.org/officeDocument/2006/math" xmlns:aink="http://schemas.microsoft.com/office/drawing/2016/ink" xmlns:am3d="http://schemas.microsoft.com/office/drawing/2017/model3d" xmlns:oel="http://schemas.microsoft.com/office/2019/extlst" xmlns:r="http://schemas.openxmlformats.org/officeDocument/2006/relationships" xmlns:wp14="http://schemas.microsoft.com/office/word/2010/wordprocessingDrawing" xmlns:wp="http://schemas.openxmlformats.org/drawingml/2006/wordprocessingDrawing" xmlns:wpg="http://schemas.microsoft.com/office/word/2010/wordprocessingGroup" xmlns:wpi="http://schemas.microsoft.com/office/word/2010/wordprocessingInk" xmlns:wps="http://schemas.microsoft.com/office/word/2010/wordprocessingShape" xmlns:o="urn:schemas-microsoft-com:office:office" xmlns:v="urn:schemas-microsoft-com:vml" xmlns:w10="urn:schemas-microsoft-com:office:word" xmlns:w="http://schemas.openxmlformats.org/wordprocessingml/2006/main" xmlns:w14="http://schemas.microsoft.com/office/word/2010/wordml" xmlns:w15="http://schemas.microsoft.com/office/word/2012/wordml" xmlns:w16cex="http://schemas.microsoft.com/office/word/2018/wordml/cex" xmlns:w16cid="http://schemas.microsoft.com/office/word/2016/wordml/cid" xmlns:w16="http://schemas.microsoft.com/office/word/2018/wordml" xmlns:w16sdtdh="http://schemas.microsoft.com/office/word/2020/wordml/sdtdatahash" xmlns:w16sdtfl="http://schemas.microsoft.com/office/word/2024/wordml/sdtformatlock" xmlns:w16se="http://schemas.microsoft.com/office/word/2015/wordml/symex" xmlns:w16du="http://schemas.microsoft.com/office/word/2023/wordml/word16du" xmlns:wne="http://schemas.microsoft.com/office/word/2006/wordml" mc:Ignorable="w14 w15 w16se w16cid w16 w16cex w16sdtdh w16sdtfl w16du wp14">
+<w:ftr xmlns:wpc="http://schemas.microsoft.com/office/word/2010/wordprocessingCanvas" xmlns:cx="http://schemas.microsoft.com/office/drawing/2014/chartex" xmlns:cx1="http://schemas.microsoft.com/office/drawing/2015/9/8/chartex" xmlns:cx2="http://schemas.microsoft.com/office/drawing/2015/10/21/chartex" xmlns:cx3="http://schemas.microsoft.com/office/drawing/2016/5/9/chartex" xmlns:cx4="http://schemas.microsoft.com/office/drawing/2016/5/10/chartex" xmlns:cx5="http://schemas.microsoft.com/office/drawing/2016/5/11/chartex" xmlns:cx6="http://schemas.microsoft.com/office/drawing/2016/5/12/chartex" xmlns:cx7="http://schemas.microsoft.com/office/drawing/2016/5/13/chartex" xmlns:cx8="http://schemas.microsoft.com/office/drawing/2016/5/14/chartex" xmlns:mc="http://schemas.openxmlformats.org/markup-compatibility/2006" xmlns:aink="http://schemas.microsoft.com/office/drawing/2016/ink" xmlns:am3d="http://schemas.microsoft.com/office/drawing/2017/model3d" xmlns:o="urn:schemas-microsoft-com:office:office" xmlns:oel="http://schemas.microsoft.com/office/2019/extlst" xmlns:r="http://schemas.openxmlformats.org/officeDocument/2006/relationships" xmlns:m="http://schemas.openxmlformats.org/officeDocument/2006/math" xmlns:v="urn:schemas-microsoft-com:vml" xmlns:wp14="http://schemas.microsoft.com/office/word/2010/wordprocessingDrawing" xmlns:wp="http://schemas.openxmlformats.org/drawingml/2006/wordprocessingDrawing" xmlns:w10="urn:schemas-microsoft-com:office:word" xmlns:w="http://schemas.openxmlformats.org/wordprocessingml/2006/main" xmlns:w14="http://schemas.microsoft.com/office/word/2010/wordml" xmlns:w15="http://schemas.microsoft.com/office/word/2012/wordml" xmlns:w16cex="http://schemas.microsoft.com/office/word/2018/wordml/cex" xmlns:w16cid="http://schemas.microsoft.com/office/word/2016/wordml/cid" xmlns:w16="http://schemas.microsoft.com/office/word/2018/wordml" xmlns:w16du="http://schemas.microsoft.com/office/word/2023/wordml/word16du" xmlns:w16sdtdh="http://schemas.microsoft.com/office/word/2020/wordml/sdtdatahash" xmlns:w16sdtfl="http://schemas.microsoft.com/office/word/2024/wordml/sdtformatlock" xmlns:w16se="http://schemas.microsoft.com/office/word/2015/wordml/symex" xmlns:wpg="http://schemas.microsoft.com/office/word/2010/wordprocessingGroup" xmlns:wpi="http://schemas.microsoft.com/office/word/2010/wordprocessingInk" xmlns:wne="http://schemas.microsoft.com/office/word/2006/wordml" xmlns:wps="http://schemas.microsoft.com/office/word/2010/wordprocessingShape" mc:Ignorable="w14 w15 w16se w16cid w16 w16cex w16sdtdh w16sdtfl w16du wp14">
   <w:p/>
 </w:ftr>
 </file>
 
 <file path=word/footer5.xml><?xml version="1.0" encoding="utf-8"?>
-<w:ftr xmlns:wpc="http://schemas.microsoft.com/office/word/2010/wordprocessingCanvas" xmlns:cx="http://schemas.microsoft.com/office/drawing/2014/chartex" xmlns:cx1="http://schemas.microsoft.com/office/drawing/2015/9/8/chartex" xmlns:cx2="http://schemas.microsoft.com/office/drawing/2015/10/21/chartex" xmlns:cx3="http://schemas.microsoft.com/office/drawing/2016/5/9/chartex" xmlns:cx4="http://schemas.microsoft.com/office/drawing/2016/5/10/chartex" xmlns:cx5="http://schemas.microsoft.com/office/drawing/2016/5/11/chartex" xmlns:cx6="http://schemas.microsoft.com/office/drawing/2016/5/12/chartex" xmlns:cx7="http://schemas.microsoft.com/office/drawing/2016/5/13/chartex" xmlns:cx8="http://schemas.microsoft.com/office/drawing/2016/5/14/chartex" xmlns:mc="http://schemas.openxmlformats.org/markup-compatibility/2006" xmlns:m="http://schemas.openxmlformats.org/officeDocument/2006/math" xmlns:aink="http://schemas.microsoft.com/office/drawing/2016/ink" xmlns:am3d="http://schemas.microsoft.com/office/drawing/2017/model3d" xmlns:oel="http://schemas.microsoft.com/office/2019/extlst" xmlns:r="http://schemas.openxmlformats.org/officeDocument/2006/relationships" xmlns:wp14="http://schemas.microsoft.com/office/word/2010/wordprocessingDrawing" xmlns:wp="http://schemas.openxmlformats.org/drawingml/2006/wordprocessingDrawing" xmlns:wpg="http://schemas.microsoft.com/office/word/2010/wordprocessingGroup" xmlns:wpi="http://schemas.microsoft.com/office/word/2010/wordprocessingInk" xmlns:wps="http://schemas.microsoft.com/office/word/2010/wordprocessingShape" xmlns:o="urn:schemas-microsoft-com:office:office" xmlns:v="urn:schemas-microsoft-com:vml" xmlns:w10="urn:schemas-microsoft-com:office:word" xmlns:w="http://schemas.openxmlformats.org/wordprocessingml/2006/main" xmlns:w14="http://schemas.microsoft.com/office/word/2010/wordml" xmlns:w15="http://schemas.microsoft.com/office/word/2012/wordml" xmlns:w16cex="http://schemas.microsoft.com/office/word/2018/wordml/cex" xmlns:w16cid="http://schemas.microsoft.com/office/word/2016/wordml/cid" xmlns:w16="http://schemas.microsoft.com/office/word/2018/wordml" xmlns:w16sdtdh="http://schemas.microsoft.com/office/word/2020/wordml/sdtdatahash" xmlns:w16sdtfl="http://schemas.microsoft.com/office/word/2024/wordml/sdtformatlock" xmlns:w16se="http://schemas.microsoft.com/office/word/2015/wordml/symex" xmlns:w16du="http://schemas.microsoft.com/office/word/2023/wordml/word16du" xmlns:wne="http://schemas.microsoft.com/office/word/2006/wordml" mc:Ignorable="w14 w15 w16se w16cid w16 w16cex w16sdtdh w16sdtfl w16du wp14">
+<w:ftr xmlns:wpc="http://schemas.microsoft.com/office/word/2010/wordprocessingCanvas" xmlns:cx="http://schemas.microsoft.com/office/drawing/2014/chartex" xmlns:cx1="http://schemas.microsoft.com/office/drawing/2015/9/8/chartex" xmlns:cx2="http://schemas.microsoft.com/office/drawing/2015/10/21/chartex" xmlns:cx3="http://schemas.microsoft.com/office/drawing/2016/5/9/chartex" xmlns:cx4="http://schemas.microsoft.com/office/drawing/2016/5/10/chartex" xmlns:cx5="http://schemas.microsoft.com/office/drawing/2016/5/11/chartex" xmlns:cx6="http://schemas.microsoft.com/office/drawing/2016/5/12/chartex" xmlns:cx7="http://schemas.microsoft.com/office/drawing/2016/5/13/chartex" xmlns:cx8="http://schemas.microsoft.com/office/drawing/2016/5/14/chartex" xmlns:mc="http://schemas.openxmlformats.org/markup-compatibility/2006" xmlns:aink="http://schemas.microsoft.com/office/drawing/2016/ink" xmlns:am3d="http://schemas.microsoft.com/office/drawing/2017/model3d" xmlns:o="urn:schemas-microsoft-com:office:office" xmlns:oel="http://schemas.microsoft.com/office/2019/extlst" xmlns:r="http://schemas.openxmlformats.org/officeDocument/2006/relationships" xmlns:m="http://schemas.openxmlformats.org/officeDocument/2006/math" xmlns:v="urn:schemas-microsoft-com:vml" xmlns:wp14="http://schemas.microsoft.com/office/word/2010/wordprocessingDrawing" xmlns:wp="http://schemas.openxmlformats.org/drawingml/2006/wordprocessingDrawing" xmlns:w10="urn:schemas-microsoft-com:office:word" xmlns:w="http://schemas.openxmlformats.org/wordprocessingml/2006/main" xmlns:w14="http://schemas.microsoft.com/office/word/2010/wordml" xmlns:w15="http://schemas.microsoft.com/office/word/2012/wordml" xmlns:w16cex="http://schemas.microsoft.com/office/word/2018/wordml/cex" xmlns:w16cid="http://schemas.microsoft.com/office/word/2016/wordml/cid" xmlns:w16="http://schemas.microsoft.com/office/word/2018/wordml" xmlns:w16du="http://schemas.microsoft.com/office/word/2023/wordml/word16du" xmlns:w16sdtdh="http://schemas.microsoft.com/office/word/2020/wordml/sdtdatahash" xmlns:w16sdtfl="http://schemas.microsoft.com/office/word/2024/wordml/sdtformatlock" xmlns:w16se="http://schemas.microsoft.com/office/word/2015/wordml/symex" xmlns:wpg="http://schemas.microsoft.com/office/word/2010/wordprocessingGroup" xmlns:wpi="http://schemas.microsoft.com/office/word/2010/wordprocessingInk" xmlns:wne="http://schemas.microsoft.com/office/word/2006/wordml" xmlns:wps="http://schemas.microsoft.com/office/word/2010/wordprocessingShape" mc:Ignorable="w14 w15 w16se w16cid w16 w16cex w16sdtdh w16sdtfl w16du wp14">
   <w:p/>
 </w:ftr>
 </file>
 
 <file path=word/footnotes.xml><?xml version="1.0" encoding="utf-8"?>
-<w:footnotes xmlns:wpc="http://schemas.microsoft.com/office/word/2010/wordprocessingCanvas" xmlns:cx="http://schemas.microsoft.com/office/drawing/2014/chartex" xmlns:cx1="http://schemas.microsoft.com/office/drawing/2015/9/8/chartex" xmlns:cx2="http://schemas.microsoft.com/office/drawing/2015/10/21/chartex" xmlns:cx3="http://schemas.microsoft.com/office/drawing/2016/5/9/chartex" xmlns:cx4="http://schemas.microsoft.com/office/drawing/2016/5/10/chartex" xmlns:cx5="http://schemas.microsoft.com/office/drawing/2016/5/11/chartex" xmlns:cx6="http://schemas.microsoft.com/office/drawing/2016/5/12/chartex" xmlns:cx7="http://schemas.microsoft.com/office/drawing/2016/5/13/chartex" xmlns:cx8="http://schemas.microsoft.com/office/drawing/2016/5/14/chartex" xmlns:mc="http://schemas.openxmlformats.org/markup-compatibility/2006" xmlns:m="http://schemas.openxmlformats.org/officeDocument/2006/math" xmlns:aink="http://schemas.microsoft.com/office/drawing/2016/ink" xmlns:am3d="http://schemas.microsoft.com/office/drawing/2017/model3d" xmlns:oel="http://schemas.microsoft.com/office/2019/extlst" xmlns:r="http://schemas.openxmlformats.org/officeDocument/2006/relationships" xmlns:wp14="http://schemas.microsoft.com/office/word/2010/wordprocessingDrawing" xmlns:wp="http://schemas.openxmlformats.org/drawingml/2006/wordprocessingDrawing" xmlns:wpg="http://schemas.microsoft.com/office/word/2010/wordprocessingGroup" xmlns:wpi="http://schemas.microsoft.com/office/word/2010/wordprocessingInk" xmlns:wps="http://schemas.microsoft.com/office/word/2010/wordprocessingShape" xmlns:o="urn:schemas-microsoft-com:office:office" xmlns:v="urn:schemas-microsoft-com:vml" xmlns:w10="urn:schemas-microsoft-com:office:word" xmlns:w="http://schemas.openxmlformats.org/wordprocessingml/2006/main" xmlns:w14="http://schemas.microsoft.com/office/word/2010/wordml" xmlns:w15="http://schemas.microsoft.com/office/word/2012/wordml" xmlns:w16cex="http://schemas.microsoft.com/office/word/2018/wordml/cex" xmlns:w16cid="http://schemas.microsoft.com/office/word/2016/wordml/cid" xmlns:w16="http://schemas.microsoft.com/office/word/2018/wordml" xmlns:w16sdtdh="http://schemas.microsoft.com/office/word/2020/wordml/sdtdatahash" xmlns:w16sdtfl="http://schemas.microsoft.com/office/word/2024/wordml/sdtformatlock" xmlns:w16se="http://schemas.microsoft.com/office/word/2015/wordml/symex" xmlns:w16du="http://schemas.microsoft.com/office/word/2023/wordml/word16du" xmlns:wne="http://schemas.microsoft.com/office/word/2006/wordml" mc:Ignorable="w14 w15 w16se w16cid w16 w16cex w16sdtdh w16sdtfl w16du wp14">
+<w:footnotes xmlns:wpc="http://schemas.microsoft.com/office/word/2010/wordprocessingCanvas" xmlns:cx="http://schemas.microsoft.com/office/drawing/2014/chartex" xmlns:cx1="http://schemas.microsoft.com/office/drawing/2015/9/8/chartex" xmlns:cx2="http://schemas.microsoft.com/office/drawing/2015/10/21/chartex" xmlns:cx3="http://schemas.microsoft.com/office/drawing/2016/5/9/chartex" xmlns:cx4="http://schemas.microsoft.com/office/drawing/2016/5/10/chartex" xmlns:cx5="http://schemas.microsoft.com/office/drawing/2016/5/11/chartex" xmlns:cx6="http://schemas.microsoft.com/office/drawing/2016/5/12/chartex" xmlns:cx7="http://schemas.microsoft.com/office/drawing/2016/5/13/chartex" xmlns:cx8="http://schemas.microsoft.com/office/drawing/2016/5/14/chartex" xmlns:mc="http://schemas.openxmlformats.org/markup-compatibility/2006" xmlns:aink="http://schemas.microsoft.com/office/drawing/2016/ink" xmlns:am3d="http://schemas.microsoft.com/office/drawing/2017/model3d" xmlns:o="urn:schemas-microsoft-com:office:office" xmlns:oel="http://schemas.microsoft.com/office/2019/extlst" xmlns:r="http://schemas.openxmlformats.org/officeDocument/2006/relationships" xmlns:m="http://schemas.openxmlformats.org/officeDocument/2006/math" xmlns:v="urn:schemas-microsoft-com:vml" xmlns:wp14="http://schemas.microsoft.com/office/word/2010/wordprocessingDrawing" xmlns:wp="http://schemas.openxmlformats.org/drawingml/2006/wordprocessingDrawing" xmlns:w10="urn:schemas-microsoft-com:office:word" xmlns:w="http://schemas.openxmlformats.org/wordprocessingml/2006/main" xmlns:w14="http://schemas.microsoft.com/office/word/2010/wordml" xmlns:w15="http://schemas.microsoft.com/office/word/2012/wordml" xmlns:w16cex="http://schemas.microsoft.com/office/word/2018/wordml/cex" xmlns:w16cid="http://schemas.microsoft.com/office/word/2016/wordml/cid" xmlns:w16="http://schemas.microsoft.com/office/word/2018/wordml" xmlns:w16du="http://schemas.microsoft.com/office/word/2023/wordml/word16du" xmlns:w16sdtdh="http://schemas.microsoft.com/office/word/2020/wordml/sdtdatahash" xmlns:w16sdtfl="http://schemas.microsoft.com/office/word/2024/wordml/sdtformatlock" xmlns:w16se="http://schemas.microsoft.com/office/word/2015/wordml/symex" xmlns:wpg="http://schemas.microsoft.com/office/word/2010/wordprocessingGroup" xmlns:wpi="http://schemas.microsoft.com/office/word/2010/wordprocessingInk" xmlns:wne="http://schemas.microsoft.com/office/word/2006/wordml" xmlns:wps="http://schemas.microsoft.com/office/word/2010/wordprocessingShape" mc:Ignorable="w14 w15 w16se w16cid w16 w16cex w16sdtdh w16sdtfl w16du wp14">
   <w:footnote w:type="separator" w:id="-1">
     <w:p>
       <w:r>
@@ -11261,7 +14058,7 @@
 </file>
 
 <file path=word/header1.xml><?xml version="1.0" encoding="utf-8"?>
-<w:hdr xmlns:wpc="http://schemas.microsoft.com/office/word/2010/wordprocessingCanvas" xmlns:cx="http://schemas.microsoft.com/office/drawing/2014/chartex" xmlns:cx1="http://schemas.microsoft.com/office/drawing/2015/9/8/chartex" xmlns:cx2="http://schemas.microsoft.com/office/drawing/2015/10/21/chartex" xmlns:cx3="http://schemas.microsoft.com/office/drawing/2016/5/9/chartex" xmlns:cx4="http://schemas.microsoft.com/office/drawing/2016/5/10/chartex" xmlns:cx5="http://schemas.microsoft.com/office/drawing/2016/5/11/chartex" xmlns:cx6="http://schemas.microsoft.com/office/drawing/2016/5/12/chartex" xmlns:cx7="http://schemas.microsoft.com/office/drawing/2016/5/13/chartex" xmlns:cx8="http://schemas.microsoft.com/office/drawing/2016/5/14/chartex" xmlns:mc="http://schemas.openxmlformats.org/markup-compatibility/2006" xmlns:m="http://schemas.openxmlformats.org/officeDocument/2006/math" xmlns:aink="http://schemas.microsoft.com/office/drawing/2016/ink" xmlns:am3d="http://schemas.microsoft.com/office/drawing/2017/model3d" xmlns:oel="http://schemas.microsoft.com/office/2019/extlst" xmlns:r="http://schemas.openxmlformats.org/officeDocument/2006/relationships" xmlns:wp14="http://schemas.microsoft.com/office/word/2010/wordprocessingDrawing" xmlns:wp="http://schemas.openxmlformats.org/drawingml/2006/wordprocessingDrawing" xmlns:wpg="http://schemas.microsoft.com/office/word/2010/wordprocessingGroup" xmlns:wpi="http://schemas.microsoft.com/office/word/2010/wordprocessingInk" xmlns:wps="http://schemas.microsoft.com/office/word/2010/wordprocessingShape" xmlns:o="urn:schemas-microsoft-com:office:office" xmlns:v="urn:schemas-microsoft-com:vml" xmlns:w10="urn:schemas-microsoft-com:office:word" xmlns:w="http://schemas.openxmlformats.org/wordprocessingml/2006/main" xmlns:w14="http://schemas.microsoft.com/office/word/2010/wordml" xmlns:w15="http://schemas.microsoft.com/office/word/2012/wordml" xmlns:w16cex="http://schemas.microsoft.com/office/word/2018/wordml/cex" xmlns:w16cid="http://schemas.microsoft.com/office/word/2016/wordml/cid" xmlns:w16="http://schemas.microsoft.com/office/word/2018/wordml" xmlns:w16sdtdh="http://schemas.microsoft.com/office/word/2020/wordml/sdtdatahash" xmlns:w16sdtfl="http://schemas.microsoft.com/office/word/2024/wordml/sdtformatlock" xmlns:w16se="http://schemas.microsoft.com/office/word/2015/wordml/symex" xmlns:w16du="http://schemas.microsoft.com/office/word/2023/wordml/word16du" xmlns:wne="http://schemas.microsoft.com/office/word/2006/wordml" mc:Ignorable="w14 w15 w16se w16cid w16 w16cex w16sdtdh w16sdtfl w16du wp14">
+<w:hdr xmlns:wpc="http://schemas.microsoft.com/office/word/2010/wordprocessingCanvas" xmlns:cx="http://schemas.microsoft.com/office/drawing/2014/chartex" xmlns:cx1="http://schemas.microsoft.com/office/drawing/2015/9/8/chartex" xmlns:cx2="http://schemas.microsoft.com/office/drawing/2015/10/21/chartex" xmlns:cx3="http://schemas.microsoft.com/office/drawing/2016/5/9/chartex" xmlns:cx4="http://schemas.microsoft.com/office/drawing/2016/5/10/chartex" xmlns:cx5="http://schemas.microsoft.com/office/drawing/2016/5/11/chartex" xmlns:cx6="http://schemas.microsoft.com/office/drawing/2016/5/12/chartex" xmlns:cx7="http://schemas.microsoft.com/office/drawing/2016/5/13/chartex" xmlns:cx8="http://schemas.microsoft.com/office/drawing/2016/5/14/chartex" xmlns:mc="http://schemas.openxmlformats.org/markup-compatibility/2006" xmlns:aink="http://schemas.microsoft.com/office/drawing/2016/ink" xmlns:am3d="http://schemas.microsoft.com/office/drawing/2017/model3d" xmlns:o="urn:schemas-microsoft-com:office:office" xmlns:oel="http://schemas.microsoft.com/office/2019/extlst" xmlns:r="http://schemas.openxmlformats.org/officeDocument/2006/relationships" xmlns:m="http://schemas.openxmlformats.org/officeDocument/2006/math" xmlns:v="urn:schemas-microsoft-com:vml" xmlns:wp14="http://schemas.microsoft.com/office/word/2010/wordprocessingDrawing" xmlns:wp="http://schemas.openxmlformats.org/drawingml/2006/wordprocessingDrawing" xmlns:w10="urn:schemas-microsoft-com:office:word" xmlns:w="http://schemas.openxmlformats.org/wordprocessingml/2006/main" xmlns:w14="http://schemas.microsoft.com/office/word/2010/wordml" xmlns:w15="http://schemas.microsoft.com/office/word/2012/wordml" xmlns:w16cex="http://schemas.microsoft.com/office/word/2018/wordml/cex" xmlns:w16cid="http://schemas.microsoft.com/office/word/2016/wordml/cid" xmlns:w16="http://schemas.microsoft.com/office/word/2018/wordml" xmlns:w16du="http://schemas.microsoft.com/office/word/2023/wordml/word16du" xmlns:w16sdtdh="http://schemas.microsoft.com/office/word/2020/wordml/sdtdatahash" xmlns:w16sdtfl="http://schemas.microsoft.com/office/word/2024/wordml/sdtformatlock" xmlns:w16se="http://schemas.microsoft.com/office/word/2015/wordml/symex" xmlns:wpg="http://schemas.microsoft.com/office/word/2010/wordprocessingGroup" xmlns:wpi="http://schemas.microsoft.com/office/word/2010/wordprocessingInk" xmlns:wne="http://schemas.microsoft.com/office/word/2006/wordml" xmlns:wps="http://schemas.microsoft.com/office/word/2010/wordprocessingShape" mc:Ignorable="w14 w15 w16se w16cid w16 w16cex w16sdtdh w16sdtfl w16du wp14">
   <w:tbl>
     <w:tblPr>
       <w:tblW w:w="0" w:type="auto"/>
@@ -11395,12 +14192,28 @@
             </w:rPr>
             <w:t xml:space="preserve">Documento: </w:t>
           </w:r>
+          <w:proofErr w:type="spellStart"/>
           <w:r>
             <w:rPr>
               <w:sz w:val="20"/>
             </w:rPr>
-            <w:t>Requirements Analysis Document</w:t>
+            <w:t>Requirements</w:t>
           </w:r>
+          <w:proofErr w:type="spellEnd"/>
+          <w:r>
+            <w:rPr>
+              <w:sz w:val="20"/>
+            </w:rPr>
+            <w:t xml:space="preserve"> Analysis </w:t>
+          </w:r>
+          <w:proofErr w:type="spellStart"/>
+          <w:r>
+            <w:rPr>
+              <w:sz w:val="20"/>
+            </w:rPr>
+            <w:t>Document</w:t>
+          </w:r>
+          <w:proofErr w:type="spellEnd"/>
         </w:p>
       </w:tc>
       <w:tc>
@@ -11475,31 +14288,31 @@
 </file>
 
 <file path=word/header2.xml><?xml version="1.0" encoding="utf-8"?>
-<w:hdr xmlns:wpc="http://schemas.microsoft.com/office/word/2010/wordprocessingCanvas" xmlns:cx="http://schemas.microsoft.com/office/drawing/2014/chartex" xmlns:cx1="http://schemas.microsoft.com/office/drawing/2015/9/8/chartex" xmlns:cx2="http://schemas.microsoft.com/office/drawing/2015/10/21/chartex" xmlns:cx3="http://schemas.microsoft.com/office/drawing/2016/5/9/chartex" xmlns:cx4="http://schemas.microsoft.com/office/drawing/2016/5/10/chartex" xmlns:cx5="http://schemas.microsoft.com/office/drawing/2016/5/11/chartex" xmlns:cx6="http://schemas.microsoft.com/office/drawing/2016/5/12/chartex" xmlns:cx7="http://schemas.microsoft.com/office/drawing/2016/5/13/chartex" xmlns:cx8="http://schemas.microsoft.com/office/drawing/2016/5/14/chartex" xmlns:mc="http://schemas.openxmlformats.org/markup-compatibility/2006" xmlns:m="http://schemas.openxmlformats.org/officeDocument/2006/math" xmlns:aink="http://schemas.microsoft.com/office/drawing/2016/ink" xmlns:am3d="http://schemas.microsoft.com/office/drawing/2017/model3d" xmlns:oel="http://schemas.microsoft.com/office/2019/extlst" xmlns:r="http://schemas.openxmlformats.org/officeDocument/2006/relationships" xmlns:wp14="http://schemas.microsoft.com/office/word/2010/wordprocessingDrawing" xmlns:wp="http://schemas.openxmlformats.org/drawingml/2006/wordprocessingDrawing" xmlns:wpg="http://schemas.microsoft.com/office/word/2010/wordprocessingGroup" xmlns:wpi="http://schemas.microsoft.com/office/word/2010/wordprocessingInk" xmlns:wps="http://schemas.microsoft.com/office/word/2010/wordprocessingShape" xmlns:o="urn:schemas-microsoft-com:office:office" xmlns:v="urn:schemas-microsoft-com:vml" xmlns:w10="urn:schemas-microsoft-com:office:word" xmlns:w="http://schemas.openxmlformats.org/wordprocessingml/2006/main" xmlns:w14="http://schemas.microsoft.com/office/word/2010/wordml" xmlns:w15="http://schemas.microsoft.com/office/word/2012/wordml" xmlns:w16cex="http://schemas.microsoft.com/office/word/2018/wordml/cex" xmlns:w16cid="http://schemas.microsoft.com/office/word/2016/wordml/cid" xmlns:w16="http://schemas.microsoft.com/office/word/2018/wordml" xmlns:w16sdtdh="http://schemas.microsoft.com/office/word/2020/wordml/sdtdatahash" xmlns:w16sdtfl="http://schemas.microsoft.com/office/word/2024/wordml/sdtformatlock" xmlns:w16se="http://schemas.microsoft.com/office/word/2015/wordml/symex" xmlns:w16du="http://schemas.microsoft.com/office/word/2023/wordml/word16du" xmlns:wne="http://schemas.microsoft.com/office/word/2006/wordml" mc:Ignorable="w14 w15 w16se w16cid w16 w16cex w16sdtdh w16sdtfl w16du wp14">
+<w:hdr xmlns:wpc="http://schemas.microsoft.com/office/word/2010/wordprocessingCanvas" xmlns:cx="http://schemas.microsoft.com/office/drawing/2014/chartex" xmlns:cx1="http://schemas.microsoft.com/office/drawing/2015/9/8/chartex" xmlns:cx2="http://schemas.microsoft.com/office/drawing/2015/10/21/chartex" xmlns:cx3="http://schemas.microsoft.com/office/drawing/2016/5/9/chartex" xmlns:cx4="http://schemas.microsoft.com/office/drawing/2016/5/10/chartex" xmlns:cx5="http://schemas.microsoft.com/office/drawing/2016/5/11/chartex" xmlns:cx6="http://schemas.microsoft.com/office/drawing/2016/5/12/chartex" xmlns:cx7="http://schemas.microsoft.com/office/drawing/2016/5/13/chartex" xmlns:cx8="http://schemas.microsoft.com/office/drawing/2016/5/14/chartex" xmlns:mc="http://schemas.openxmlformats.org/markup-compatibility/2006" xmlns:aink="http://schemas.microsoft.com/office/drawing/2016/ink" xmlns:am3d="http://schemas.microsoft.com/office/drawing/2017/model3d" xmlns:o="urn:schemas-microsoft-com:office:office" xmlns:oel="http://schemas.microsoft.com/office/2019/extlst" xmlns:r="http://schemas.openxmlformats.org/officeDocument/2006/relationships" xmlns:m="http://schemas.openxmlformats.org/officeDocument/2006/math" xmlns:v="urn:schemas-microsoft-com:vml" xmlns:wp14="http://schemas.microsoft.com/office/word/2010/wordprocessingDrawing" xmlns:wp="http://schemas.openxmlformats.org/drawingml/2006/wordprocessingDrawing" xmlns:w10="urn:schemas-microsoft-com:office:word" xmlns:w="http://schemas.openxmlformats.org/wordprocessingml/2006/main" xmlns:w14="http://schemas.microsoft.com/office/word/2010/wordml" xmlns:w15="http://schemas.microsoft.com/office/word/2012/wordml" xmlns:w16cex="http://schemas.microsoft.com/office/word/2018/wordml/cex" xmlns:w16cid="http://schemas.microsoft.com/office/word/2016/wordml/cid" xmlns:w16="http://schemas.microsoft.com/office/word/2018/wordml" xmlns:w16du="http://schemas.microsoft.com/office/word/2023/wordml/word16du" xmlns:w16sdtdh="http://schemas.microsoft.com/office/word/2020/wordml/sdtdatahash" xmlns:w16sdtfl="http://schemas.microsoft.com/office/word/2024/wordml/sdtformatlock" xmlns:w16se="http://schemas.microsoft.com/office/word/2015/wordml/symex" xmlns:wpg="http://schemas.microsoft.com/office/word/2010/wordprocessingGroup" xmlns:wpi="http://schemas.microsoft.com/office/word/2010/wordprocessingInk" xmlns:wne="http://schemas.microsoft.com/office/word/2006/wordml" xmlns:wps="http://schemas.microsoft.com/office/word/2010/wordprocessingShape" mc:Ignorable="w14 w15 w16se w16cid w16 w16cex w16sdtdh w16sdtfl w16du wp14">
   <w:p/>
 </w:hdr>
 </file>
 
 <file path=word/header3.xml><?xml version="1.0" encoding="utf-8"?>
-<w:hdr xmlns:wpc="http://schemas.microsoft.com/office/word/2010/wordprocessingCanvas" xmlns:cx="http://schemas.microsoft.com/office/drawing/2014/chartex" xmlns:cx1="http://schemas.microsoft.com/office/drawing/2015/9/8/chartex" xmlns:cx2="http://schemas.microsoft.com/office/drawing/2015/10/21/chartex" xmlns:cx3="http://schemas.microsoft.com/office/drawing/2016/5/9/chartex" xmlns:cx4="http://schemas.microsoft.com/office/drawing/2016/5/10/chartex" xmlns:cx5="http://schemas.microsoft.com/office/drawing/2016/5/11/chartex" xmlns:cx6="http://schemas.microsoft.com/office/drawing/2016/5/12/chartex" xmlns:cx7="http://schemas.microsoft.com/office/drawing/2016/5/13/chartex" xmlns:cx8="http://schemas.microsoft.com/office/drawing/2016/5/14/chartex" xmlns:mc="http://schemas.openxmlformats.org/markup-compatibility/2006" xmlns:m="http://schemas.openxmlformats.org/officeDocument/2006/math" xmlns:aink="http://schemas.microsoft.com/office/drawing/2016/ink" xmlns:am3d="http://schemas.microsoft.com/office/drawing/2017/model3d" xmlns:oel="http://schemas.microsoft.com/office/2019/extlst" xmlns:r="http://schemas.openxmlformats.org/officeDocument/2006/relationships" xmlns:wp14="http://schemas.microsoft.com/office/word/2010/wordprocessingDrawing" xmlns:wp="http://schemas.openxmlformats.org/drawingml/2006/wordprocessingDrawing" xmlns:wpg="http://schemas.microsoft.com/office/word/2010/wordprocessingGroup" xmlns:wpi="http://schemas.microsoft.com/office/word/2010/wordprocessingInk" xmlns:wps="http://schemas.microsoft.com/office/word/2010/wordprocessingShape" xmlns:o="urn:schemas-microsoft-com:office:office" xmlns:v="urn:schemas-microsoft-com:vml" xmlns:w10="urn:schemas-microsoft-com:office:word" xmlns:w="http://schemas.openxmlformats.org/wordprocessingml/2006/main" xmlns:w14="http://schemas.microsoft.com/office/word/2010/wordml" xmlns:w15="http://schemas.microsoft.com/office/word/2012/wordml" xmlns:w16cex="http://schemas.microsoft.com/office/word/2018/wordml/cex" xmlns:w16cid="http://schemas.microsoft.com/office/word/2016/wordml/cid" xmlns:w16="http://schemas.microsoft.com/office/word/2018/wordml" xmlns:w16sdtdh="http://schemas.microsoft.com/office/word/2020/wordml/sdtdatahash" xmlns:w16sdtfl="http://schemas.microsoft.com/office/word/2024/wordml/sdtformatlock" xmlns:w16se="http://schemas.microsoft.com/office/word/2015/wordml/symex" xmlns:w16du="http://schemas.microsoft.com/office/word/2023/wordml/word16du" xmlns:wne="http://schemas.microsoft.com/office/word/2006/wordml" mc:Ignorable="w14 w15 w16se w16cid w16 w16cex w16sdtdh w16sdtfl w16du wp14">
+<w:hdr xmlns:wpc="http://schemas.microsoft.com/office/word/2010/wordprocessingCanvas" xmlns:cx="http://schemas.microsoft.com/office/drawing/2014/chartex" xmlns:cx1="http://schemas.microsoft.com/office/drawing/2015/9/8/chartex" xmlns:cx2="http://schemas.microsoft.com/office/drawing/2015/10/21/chartex" xmlns:cx3="http://schemas.microsoft.com/office/drawing/2016/5/9/chartex" xmlns:cx4="http://schemas.microsoft.com/office/drawing/2016/5/10/chartex" xmlns:cx5="http://schemas.microsoft.com/office/drawing/2016/5/11/chartex" xmlns:cx6="http://schemas.microsoft.com/office/drawing/2016/5/12/chartex" xmlns:cx7="http://schemas.microsoft.com/office/drawing/2016/5/13/chartex" xmlns:cx8="http://schemas.microsoft.com/office/drawing/2016/5/14/chartex" xmlns:mc="http://schemas.openxmlformats.org/markup-compatibility/2006" xmlns:aink="http://schemas.microsoft.com/office/drawing/2016/ink" xmlns:am3d="http://schemas.microsoft.com/office/drawing/2017/model3d" xmlns:o="urn:schemas-microsoft-com:office:office" xmlns:oel="http://schemas.microsoft.com/office/2019/extlst" xmlns:r="http://schemas.openxmlformats.org/officeDocument/2006/relationships" xmlns:m="http://schemas.openxmlformats.org/officeDocument/2006/math" xmlns:v="urn:schemas-microsoft-com:vml" xmlns:wp14="http://schemas.microsoft.com/office/word/2010/wordprocessingDrawing" xmlns:wp="http://schemas.openxmlformats.org/drawingml/2006/wordprocessingDrawing" xmlns:w10="urn:schemas-microsoft-com:office:word" xmlns:w="http://schemas.openxmlformats.org/wordprocessingml/2006/main" xmlns:w14="http://schemas.microsoft.com/office/word/2010/wordml" xmlns:w15="http://schemas.microsoft.com/office/word/2012/wordml" xmlns:w16cex="http://schemas.microsoft.com/office/word/2018/wordml/cex" xmlns:w16cid="http://schemas.microsoft.com/office/word/2016/wordml/cid" xmlns:w16="http://schemas.microsoft.com/office/word/2018/wordml" xmlns:w16du="http://schemas.microsoft.com/office/word/2023/wordml/word16du" xmlns:w16sdtdh="http://schemas.microsoft.com/office/word/2020/wordml/sdtdatahash" xmlns:w16sdtfl="http://schemas.microsoft.com/office/word/2024/wordml/sdtformatlock" xmlns:w16se="http://schemas.microsoft.com/office/word/2015/wordml/symex" xmlns:wpg="http://schemas.microsoft.com/office/word/2010/wordprocessingGroup" xmlns:wpi="http://schemas.microsoft.com/office/word/2010/wordprocessingInk" xmlns:wne="http://schemas.microsoft.com/office/word/2006/wordml" xmlns:wps="http://schemas.microsoft.com/office/word/2010/wordprocessingShape" mc:Ignorable="w14 w15 w16se w16cid w16 w16cex w16sdtdh w16sdtfl w16du wp14">
   <w:p/>
 </w:hdr>
 </file>
 
 <file path=word/header4.xml><?xml version="1.0" encoding="utf-8"?>
-<w:hdr xmlns:wpc="http://schemas.microsoft.com/office/word/2010/wordprocessingCanvas" xmlns:cx="http://schemas.microsoft.com/office/drawing/2014/chartex" xmlns:cx1="http://schemas.microsoft.com/office/drawing/2015/9/8/chartex" xmlns:cx2="http://schemas.microsoft.com/office/drawing/2015/10/21/chartex" xmlns:cx3="http://schemas.microsoft.com/office/drawing/2016/5/9/chartex" xmlns:cx4="http://schemas.microsoft.com/office/drawing/2016/5/10/chartex" xmlns:cx5="http://schemas.microsoft.com/office/drawing/2016/5/11/chartex" xmlns:cx6="http://schemas.microsoft.com/office/drawing/2016/5/12/chartex" xmlns:cx7="http://schemas.microsoft.com/office/drawing/2016/5/13/chartex" xmlns:cx8="http://schemas.microsoft.com/office/drawing/2016/5/14/chartex" xmlns:mc="http://schemas.openxmlformats.org/markup-compatibility/2006" xmlns:m="http://schemas.openxmlformats.org/officeDocument/2006/math" xmlns:aink="http://schemas.microsoft.com/office/drawing/2016/ink" xmlns:am3d="http://schemas.microsoft.com/office/drawing/2017/model3d" xmlns:oel="http://schemas.microsoft.com/office/2019/extlst" xmlns:r="http://schemas.openxmlformats.org/officeDocument/2006/relationships" xmlns:wp14="http://schemas.microsoft.com/office/word/2010/wordprocessingDrawing" xmlns:wp="http://schemas.openxmlformats.org/drawingml/2006/wordprocessingDrawing" xmlns:wpg="http://schemas.microsoft.com/office/word/2010/wordprocessingGroup" xmlns:wpi="http://schemas.microsoft.com/office/word/2010/wordprocessingInk" xmlns:wps="http://schemas.microsoft.com/office/word/2010/wordprocessingShape" xmlns:o="urn:schemas-microsoft-com:office:office" xmlns:v="urn:schemas-microsoft-com:vml" xmlns:w10="urn:schemas-microsoft-com:office:word" xmlns:w="http://schemas.openxmlformats.org/wordprocessingml/2006/main" xmlns:w14="http://schemas.microsoft.com/office/word/2010/wordml" xmlns:w15="http://schemas.microsoft.com/office/word/2012/wordml" xmlns:w16cex="http://schemas.microsoft.com/office/word/2018/wordml/cex" xmlns:w16cid="http://schemas.microsoft.com/office/word/2016/wordml/cid" xmlns:w16="http://schemas.microsoft.com/office/word/2018/wordml" xmlns:w16sdtdh="http://schemas.microsoft.com/office/word/2020/wordml/sdtdatahash" xmlns:w16sdtfl="http://schemas.microsoft.com/office/word/2024/wordml/sdtformatlock" xmlns:w16se="http://schemas.microsoft.com/office/word/2015/wordml/symex" xmlns:w16du="http://schemas.microsoft.com/office/word/2023/wordml/word16du" xmlns:wne="http://schemas.microsoft.com/office/word/2006/wordml" mc:Ignorable="w14 w15 w16se w16cid w16 w16cex w16sdtdh w16sdtfl w16du wp14">
+<w:hdr xmlns:wpc="http://schemas.microsoft.com/office/word/2010/wordprocessingCanvas" xmlns:cx="http://schemas.microsoft.com/office/drawing/2014/chartex" xmlns:cx1="http://schemas.microsoft.com/office/drawing/2015/9/8/chartex" xmlns:cx2="http://schemas.microsoft.com/office/drawing/2015/10/21/chartex" xmlns:cx3="http://schemas.microsoft.com/office/drawing/2016/5/9/chartex" xmlns:cx4="http://schemas.microsoft.com/office/drawing/2016/5/10/chartex" xmlns:cx5="http://schemas.microsoft.com/office/drawing/2016/5/11/chartex" xmlns:cx6="http://schemas.microsoft.com/office/drawing/2016/5/12/chartex" xmlns:cx7="http://schemas.microsoft.com/office/drawing/2016/5/13/chartex" xmlns:cx8="http://schemas.microsoft.com/office/drawing/2016/5/14/chartex" xmlns:mc="http://schemas.openxmlformats.org/markup-compatibility/2006" xmlns:aink="http://schemas.microsoft.com/office/drawing/2016/ink" xmlns:am3d="http://schemas.microsoft.com/office/drawing/2017/model3d" xmlns:o="urn:schemas-microsoft-com:office:office" xmlns:oel="http://schemas.microsoft.com/office/2019/extlst" xmlns:r="http://schemas.openxmlformats.org/officeDocument/2006/relationships" xmlns:m="http://schemas.openxmlformats.org/officeDocument/2006/math" xmlns:v="urn:schemas-microsoft-com:vml" xmlns:wp14="http://schemas.microsoft.com/office/word/2010/wordprocessingDrawing" xmlns:wp="http://schemas.openxmlformats.org/drawingml/2006/wordprocessingDrawing" xmlns:w10="urn:schemas-microsoft-com:office:word" xmlns:w="http://schemas.openxmlformats.org/wordprocessingml/2006/main" xmlns:w14="http://schemas.microsoft.com/office/word/2010/wordml" xmlns:w15="http://schemas.microsoft.com/office/word/2012/wordml" xmlns:w16cex="http://schemas.microsoft.com/office/word/2018/wordml/cex" xmlns:w16cid="http://schemas.microsoft.com/office/word/2016/wordml/cid" xmlns:w16="http://schemas.microsoft.com/office/word/2018/wordml" xmlns:w16du="http://schemas.microsoft.com/office/word/2023/wordml/word16du" xmlns:w16sdtdh="http://schemas.microsoft.com/office/word/2020/wordml/sdtdatahash" xmlns:w16sdtfl="http://schemas.microsoft.com/office/word/2024/wordml/sdtformatlock" xmlns:w16se="http://schemas.microsoft.com/office/word/2015/wordml/symex" xmlns:wpg="http://schemas.microsoft.com/office/word/2010/wordprocessingGroup" xmlns:wpi="http://schemas.microsoft.com/office/word/2010/wordprocessingInk" xmlns:wne="http://schemas.microsoft.com/office/word/2006/wordml" xmlns:wps="http://schemas.microsoft.com/office/word/2010/wordprocessingShape" mc:Ignorable="w14 w15 w16se w16cid w16 w16cex w16sdtdh w16sdtfl w16du wp14">
   <w:p/>
 </w:hdr>
 </file>
 
 <file path=word/header5.xml><?xml version="1.0" encoding="utf-8"?>
-<w:hdr xmlns:wpc="http://schemas.microsoft.com/office/word/2010/wordprocessingCanvas" xmlns:cx="http://schemas.microsoft.com/office/drawing/2014/chartex" xmlns:cx1="http://schemas.microsoft.com/office/drawing/2015/9/8/chartex" xmlns:cx2="http://schemas.microsoft.com/office/drawing/2015/10/21/chartex" xmlns:cx3="http://schemas.microsoft.com/office/drawing/2016/5/9/chartex" xmlns:cx4="http://schemas.microsoft.com/office/drawing/2016/5/10/chartex" xmlns:cx5="http://schemas.microsoft.com/office/drawing/2016/5/11/chartex" xmlns:cx6="http://schemas.microsoft.com/office/drawing/2016/5/12/chartex" xmlns:cx7="http://schemas.microsoft.com/office/drawing/2016/5/13/chartex" xmlns:cx8="http://schemas.microsoft.com/office/drawing/2016/5/14/chartex" xmlns:mc="http://schemas.openxmlformats.org/markup-compatibility/2006" xmlns:m="http://schemas.openxmlformats.org/officeDocument/2006/math" xmlns:aink="http://schemas.microsoft.com/office/drawing/2016/ink" xmlns:am3d="http://schemas.microsoft.com/office/drawing/2017/model3d" xmlns:oel="http://schemas.microsoft.com/office/2019/extlst" xmlns:r="http://schemas.openxmlformats.org/officeDocument/2006/relationships" xmlns:wp14="http://schemas.microsoft.com/office/word/2010/wordprocessingDrawing" xmlns:wp="http://schemas.openxmlformats.org/drawingml/2006/wordprocessingDrawing" xmlns:wpg="http://schemas.microsoft.com/office/word/2010/wordprocessingGroup" xmlns:wpi="http://schemas.microsoft.com/office/word/2010/wordprocessingInk" xmlns:wps="http://schemas.microsoft.com/office/word/2010/wordprocessingShape" xmlns:o="urn:schemas-microsoft-com:office:office" xmlns:v="urn:schemas-microsoft-com:vml" xmlns:w10="urn:schemas-microsoft-com:office:word" xmlns:w="http://schemas.openxmlformats.org/wordprocessingml/2006/main" xmlns:w14="http://schemas.microsoft.com/office/word/2010/wordml" xmlns:w15="http://schemas.microsoft.com/office/word/2012/wordml" xmlns:w16cex="http://schemas.microsoft.com/office/word/2018/wordml/cex" xmlns:w16cid="http://schemas.microsoft.com/office/word/2016/wordml/cid" xmlns:w16="http://schemas.microsoft.com/office/word/2018/wordml" xmlns:w16sdtdh="http://schemas.microsoft.com/office/word/2020/wordml/sdtdatahash" xmlns:w16sdtfl="http://schemas.microsoft.com/office/word/2024/wordml/sdtformatlock" xmlns:w16se="http://schemas.microsoft.com/office/word/2015/wordml/symex" xmlns:w16du="http://schemas.microsoft.com/office/word/2023/wordml/word16du" xmlns:wne="http://schemas.microsoft.com/office/word/2006/wordml" mc:Ignorable="w14 w15 w16se w16cid w16 w16cex w16sdtdh w16sdtfl w16du wp14">
+<w:hdr xmlns:wpc="http://schemas.microsoft.com/office/word/2010/wordprocessingCanvas" xmlns:cx="http://schemas.microsoft.com/office/drawing/2014/chartex" xmlns:cx1="http://schemas.microsoft.com/office/drawing/2015/9/8/chartex" xmlns:cx2="http://schemas.microsoft.com/office/drawing/2015/10/21/chartex" xmlns:cx3="http://schemas.microsoft.com/office/drawing/2016/5/9/chartex" xmlns:cx4="http://schemas.microsoft.com/office/drawing/2016/5/10/chartex" xmlns:cx5="http://schemas.microsoft.com/office/drawing/2016/5/11/chartex" xmlns:cx6="http://schemas.microsoft.com/office/drawing/2016/5/12/chartex" xmlns:cx7="http://schemas.microsoft.com/office/drawing/2016/5/13/chartex" xmlns:cx8="http://schemas.microsoft.com/office/drawing/2016/5/14/chartex" xmlns:mc="http://schemas.openxmlformats.org/markup-compatibility/2006" xmlns:aink="http://schemas.microsoft.com/office/drawing/2016/ink" xmlns:am3d="http://schemas.microsoft.com/office/drawing/2017/model3d" xmlns:o="urn:schemas-microsoft-com:office:office" xmlns:oel="http://schemas.microsoft.com/office/2019/extlst" xmlns:r="http://schemas.openxmlformats.org/officeDocument/2006/relationships" xmlns:m="http://schemas.openxmlformats.org/officeDocument/2006/math" xmlns:v="urn:schemas-microsoft-com:vml" xmlns:wp14="http://schemas.microsoft.com/office/word/2010/wordprocessingDrawing" xmlns:wp="http://schemas.openxmlformats.org/drawingml/2006/wordprocessingDrawing" xmlns:w10="urn:schemas-microsoft-com:office:word" xmlns:w="http://schemas.openxmlformats.org/wordprocessingml/2006/main" xmlns:w14="http://schemas.microsoft.com/office/word/2010/wordml" xmlns:w15="http://schemas.microsoft.com/office/word/2012/wordml" xmlns:w16cex="http://schemas.microsoft.com/office/word/2018/wordml/cex" xmlns:w16cid="http://schemas.microsoft.com/office/word/2016/wordml/cid" xmlns:w16="http://schemas.microsoft.com/office/word/2018/wordml" xmlns:w16du="http://schemas.microsoft.com/office/word/2023/wordml/word16du" xmlns:w16sdtdh="http://schemas.microsoft.com/office/word/2020/wordml/sdtdatahash" xmlns:w16sdtfl="http://schemas.microsoft.com/office/word/2024/wordml/sdtformatlock" xmlns:w16se="http://schemas.microsoft.com/office/word/2015/wordml/symex" xmlns:wpg="http://schemas.microsoft.com/office/word/2010/wordprocessingGroup" xmlns:wpi="http://schemas.microsoft.com/office/word/2010/wordprocessingInk" xmlns:wne="http://schemas.microsoft.com/office/word/2006/wordml" xmlns:wps="http://schemas.microsoft.com/office/word/2010/wordprocessingShape" mc:Ignorable="w14 w15 w16se w16cid w16 w16cex w16sdtdh w16sdtfl w16du wp14">
   <w:p/>
 </w:hdr>
 </file>
 
 <file path=word/numbering.xml><?xml version="1.0" encoding="utf-8"?>
-<w:numbering xmlns:wpc="http://schemas.microsoft.com/office/word/2010/wordprocessingCanvas" xmlns:cx="http://schemas.microsoft.com/office/drawing/2014/chartex" xmlns:cx1="http://schemas.microsoft.com/office/drawing/2015/9/8/chartex" xmlns:cx2="http://schemas.microsoft.com/office/drawing/2015/10/21/chartex" xmlns:cx3="http://schemas.microsoft.com/office/drawing/2016/5/9/chartex" xmlns:cx4="http://schemas.microsoft.com/office/drawing/2016/5/10/chartex" xmlns:cx5="http://schemas.microsoft.com/office/drawing/2016/5/11/chartex" xmlns:cx6="http://schemas.microsoft.com/office/drawing/2016/5/12/chartex" xmlns:cx7="http://schemas.microsoft.com/office/drawing/2016/5/13/chartex" xmlns:cx8="http://schemas.microsoft.com/office/drawing/2016/5/14/chartex" xmlns:mc="http://schemas.openxmlformats.org/markup-compatibility/2006" xmlns:m="http://schemas.openxmlformats.org/officeDocument/2006/math" xmlns:aink="http://schemas.microsoft.com/office/drawing/2016/ink" xmlns:am3d="http://schemas.microsoft.com/office/drawing/2017/model3d" xmlns:oel="http://schemas.microsoft.com/office/2019/extlst" xmlns:r="http://schemas.openxmlformats.org/officeDocument/2006/relationships" xmlns:wp14="http://schemas.microsoft.com/office/word/2010/wordprocessingDrawing" xmlns:wp="http://schemas.openxmlformats.org/drawingml/2006/wordprocessingDrawing" xmlns:wpg="http://schemas.microsoft.com/office/word/2010/wordprocessingGroup" xmlns:wpi="http://schemas.microsoft.com/office/word/2010/wordprocessingInk" xmlns:wps="http://schemas.microsoft.com/office/word/2010/wordprocessingShape" xmlns:o="urn:schemas-microsoft-com:office:office" xmlns:v="urn:schemas-microsoft-com:vml" xmlns:w10="urn:schemas-microsoft-com:office:word" xmlns:w="http://schemas.openxmlformats.org/wordprocessingml/2006/main" xmlns:w14="http://schemas.microsoft.com/office/word/2010/wordml" xmlns:w15="http://schemas.microsoft.com/office/word/2012/wordml" xmlns:w16cex="http://schemas.microsoft.com/office/word/2018/wordml/cex" xmlns:w16cid="http://schemas.microsoft.com/office/word/2016/wordml/cid" xmlns:w16="http://schemas.microsoft.com/office/word/2018/wordml" xmlns:w16sdtdh="http://schemas.microsoft.com/office/word/2020/wordml/sdtdatahash" xmlns:w16sdtfl="http://schemas.microsoft.com/office/word/2024/wordml/sdtformatlock" xmlns:w16se="http://schemas.microsoft.com/office/word/2015/wordml/symex" xmlns:w16du="http://schemas.microsoft.com/office/word/2023/wordml/word16du" xmlns:wne="http://schemas.microsoft.com/office/word/2006/wordml" mc:Ignorable="w14 w15 w16se w16cid w16 w16cex w16sdtdh w16sdtfl w16du wp14">
+<w:numbering xmlns:wpc="http://schemas.microsoft.com/office/word/2010/wordprocessingCanvas" xmlns:cx="http://schemas.microsoft.com/office/drawing/2014/chartex" xmlns:cx1="http://schemas.microsoft.com/office/drawing/2015/9/8/chartex" xmlns:cx2="http://schemas.microsoft.com/office/drawing/2015/10/21/chartex" xmlns:cx3="http://schemas.microsoft.com/office/drawing/2016/5/9/chartex" xmlns:cx4="http://schemas.microsoft.com/office/drawing/2016/5/10/chartex" xmlns:cx5="http://schemas.microsoft.com/office/drawing/2016/5/11/chartex" xmlns:cx6="http://schemas.microsoft.com/office/drawing/2016/5/12/chartex" xmlns:cx7="http://schemas.microsoft.com/office/drawing/2016/5/13/chartex" xmlns:cx8="http://schemas.microsoft.com/office/drawing/2016/5/14/chartex" xmlns:mc="http://schemas.openxmlformats.org/markup-compatibility/2006" xmlns:aink="http://schemas.microsoft.com/office/drawing/2016/ink" xmlns:am3d="http://schemas.microsoft.com/office/drawing/2017/model3d" xmlns:o="urn:schemas-microsoft-com:office:office" xmlns:oel="http://schemas.microsoft.com/office/2019/extlst" xmlns:r="http://schemas.openxmlformats.org/officeDocument/2006/relationships" xmlns:m="http://schemas.openxmlformats.org/officeDocument/2006/math" xmlns:v="urn:schemas-microsoft-com:vml" xmlns:wp14="http://schemas.microsoft.com/office/word/2010/wordprocessingDrawing" xmlns:wp="http://schemas.openxmlformats.org/drawingml/2006/wordprocessingDrawing" xmlns:w10="urn:schemas-microsoft-com:office:word" xmlns:w="http://schemas.openxmlformats.org/wordprocessingml/2006/main" xmlns:w14="http://schemas.microsoft.com/office/word/2010/wordml" xmlns:w15="http://schemas.microsoft.com/office/word/2012/wordml" xmlns:w16cex="http://schemas.microsoft.com/office/word/2018/wordml/cex" xmlns:w16cid="http://schemas.microsoft.com/office/word/2016/wordml/cid" xmlns:w16="http://schemas.microsoft.com/office/word/2018/wordml" xmlns:w16du="http://schemas.microsoft.com/office/word/2023/wordml/word16du" xmlns:w16sdtdh="http://schemas.microsoft.com/office/word/2020/wordml/sdtdatahash" xmlns:w16sdtfl="http://schemas.microsoft.com/office/word/2024/wordml/sdtformatlock" xmlns:w16se="http://schemas.microsoft.com/office/word/2015/wordml/symex" xmlns:wpg="http://schemas.microsoft.com/office/word/2010/wordprocessingGroup" xmlns:wpi="http://schemas.microsoft.com/office/word/2010/wordprocessingInk" xmlns:wne="http://schemas.microsoft.com/office/word/2006/wordml" xmlns:wps="http://schemas.microsoft.com/office/word/2010/wordprocessingShape" mc:Ignorable="w14 w15 w16se w16cid w16 w16cex w16sdtdh w16sdtfl w16du wp14">
   <w:abstractNum w:abstractNumId="0" w15:restartNumberingAfterBreak="0">
     <w:nsid w:val="00000002"/>
     <w:multiLevelType w:val="singleLevel"/>
@@ -11583,6 +14396,92 @@
     </w:lvl>
   </w:abstractNum>
   <w:abstractNum w:abstractNumId="4" w15:restartNumberingAfterBreak="0">
+    <w:nsid w:val="006F4004"/>
+    <w:multiLevelType w:val="hybridMultilevel"/>
+    <w:tmpl w:val="2B5CCC58"/>
+    <w:lvl w:ilvl="0" w:tplc="0410000F">
+      <w:start w:val="1"/>
+      <w:numFmt w:val="decimal"/>
+      <w:lvlText w:val="%1."/>
+      <w:lvlJc w:val="left"/>
+      <w:pPr>
+        <w:ind w:left="2563" w:hanging="360"/>
+      </w:pPr>
+    </w:lvl>
+    <w:lvl w:ilvl="1" w:tplc="04100019" w:tentative="1">
+      <w:start w:val="1"/>
+      <w:numFmt w:val="lowerLetter"/>
+      <w:lvlText w:val="%2."/>
+      <w:lvlJc w:val="left"/>
+      <w:pPr>
+        <w:ind w:left="3283" w:hanging="360"/>
+      </w:pPr>
+    </w:lvl>
+    <w:lvl w:ilvl="2" w:tplc="0410001B" w:tentative="1">
+      <w:start w:val="1"/>
+      <w:numFmt w:val="lowerRoman"/>
+      <w:lvlText w:val="%3."/>
+      <w:lvlJc w:val="right"/>
+      <w:pPr>
+        <w:ind w:left="4003" w:hanging="180"/>
+      </w:pPr>
+    </w:lvl>
+    <w:lvl w:ilvl="3" w:tplc="0410000F" w:tentative="1">
+      <w:start w:val="1"/>
+      <w:numFmt w:val="decimal"/>
+      <w:lvlText w:val="%4."/>
+      <w:lvlJc w:val="left"/>
+      <w:pPr>
+        <w:ind w:left="4723" w:hanging="360"/>
+      </w:pPr>
+    </w:lvl>
+    <w:lvl w:ilvl="4" w:tplc="04100019" w:tentative="1">
+      <w:start w:val="1"/>
+      <w:numFmt w:val="lowerLetter"/>
+      <w:lvlText w:val="%5."/>
+      <w:lvlJc w:val="left"/>
+      <w:pPr>
+        <w:ind w:left="5443" w:hanging="360"/>
+      </w:pPr>
+    </w:lvl>
+    <w:lvl w:ilvl="5" w:tplc="0410001B" w:tentative="1">
+      <w:start w:val="1"/>
+      <w:numFmt w:val="lowerRoman"/>
+      <w:lvlText w:val="%6."/>
+      <w:lvlJc w:val="right"/>
+      <w:pPr>
+        <w:ind w:left="6163" w:hanging="180"/>
+      </w:pPr>
+    </w:lvl>
+    <w:lvl w:ilvl="6" w:tplc="0410000F" w:tentative="1">
+      <w:start w:val="1"/>
+      <w:numFmt w:val="decimal"/>
+      <w:lvlText w:val="%7."/>
+      <w:lvlJc w:val="left"/>
+      <w:pPr>
+        <w:ind w:left="6883" w:hanging="360"/>
+      </w:pPr>
+    </w:lvl>
+    <w:lvl w:ilvl="7" w:tplc="04100019" w:tentative="1">
+      <w:start w:val="1"/>
+      <w:numFmt w:val="lowerLetter"/>
+      <w:lvlText w:val="%8."/>
+      <w:lvlJc w:val="left"/>
+      <w:pPr>
+        <w:ind w:left="7603" w:hanging="360"/>
+      </w:pPr>
+    </w:lvl>
+    <w:lvl w:ilvl="8" w:tplc="0410001B" w:tentative="1">
+      <w:start w:val="1"/>
+      <w:numFmt w:val="lowerRoman"/>
+      <w:lvlText w:val="%9."/>
+      <w:lvlJc w:val="right"/>
+      <w:pPr>
+        <w:ind w:left="8323" w:hanging="180"/>
+      </w:pPr>
+    </w:lvl>
+  </w:abstractNum>
+  <w:abstractNum w:abstractNumId="5" w15:restartNumberingAfterBreak="0">
     <w:nsid w:val="01750D36"/>
     <w:multiLevelType w:val="hybridMultilevel"/>
     <w:tmpl w:val="026A0F84"/>
@@ -11695,7 +14594,7 @@
       </w:rPr>
     </w:lvl>
   </w:abstractNum>
-  <w:abstractNum w:abstractNumId="5" w15:restartNumberingAfterBreak="0">
+  <w:abstractNum w:abstractNumId="6" w15:restartNumberingAfterBreak="0">
     <w:nsid w:val="02BA58E4"/>
     <w:multiLevelType w:val="multilevel"/>
     <w:tmpl w:val="FC2A88B2"/>
@@ -11812,7 +14711,7 @@
       </w:pPr>
     </w:lvl>
   </w:abstractNum>
-  <w:abstractNum w:abstractNumId="6" w15:restartNumberingAfterBreak="0">
+  <w:abstractNum w:abstractNumId="7" w15:restartNumberingAfterBreak="0">
     <w:nsid w:val="07C966F4"/>
     <w:multiLevelType w:val="hybridMultilevel"/>
     <w:tmpl w:val="19A4E6F2"/>
@@ -11925,7 +14824,7 @@
       </w:rPr>
     </w:lvl>
   </w:abstractNum>
-  <w:abstractNum w:abstractNumId="7" w15:restartNumberingAfterBreak="0">
+  <w:abstractNum w:abstractNumId="8" w15:restartNumberingAfterBreak="0">
     <w:nsid w:val="09251233"/>
     <w:multiLevelType w:val="hybridMultilevel"/>
     <w:tmpl w:val="00E83F8A"/>
@@ -12038,7 +14937,7 @@
       </w:rPr>
     </w:lvl>
   </w:abstractNum>
-  <w:abstractNum w:abstractNumId="8" w15:restartNumberingAfterBreak="0">
+  <w:abstractNum w:abstractNumId="9" w15:restartNumberingAfterBreak="0">
     <w:nsid w:val="0A7D188D"/>
     <w:multiLevelType w:val="hybridMultilevel"/>
     <w:tmpl w:val="0720CF6E"/>
@@ -12151,7 +15050,7 @@
       </w:rPr>
     </w:lvl>
   </w:abstractNum>
-  <w:abstractNum w:abstractNumId="9" w15:restartNumberingAfterBreak="0">
+  <w:abstractNum w:abstractNumId="10" w15:restartNumberingAfterBreak="0">
     <w:nsid w:val="0BCA016B"/>
     <w:multiLevelType w:val="hybridMultilevel"/>
     <w:tmpl w:val="270073B8"/>
@@ -12264,7 +15163,93 @@
       </w:rPr>
     </w:lvl>
   </w:abstractNum>
-  <w:abstractNum w:abstractNumId="10" w15:restartNumberingAfterBreak="0">
+  <w:abstractNum w:abstractNumId="11" w15:restartNumberingAfterBreak="0">
+    <w:nsid w:val="0D5E0736"/>
+    <w:multiLevelType w:val="hybridMultilevel"/>
+    <w:tmpl w:val="84DED2F2"/>
+    <w:lvl w:ilvl="0" w:tplc="0410000F">
+      <w:start w:val="1"/>
+      <w:numFmt w:val="decimal"/>
+      <w:lvlText w:val="%1."/>
+      <w:lvlJc w:val="left"/>
+      <w:pPr>
+        <w:ind w:left="2563" w:hanging="360"/>
+      </w:pPr>
+    </w:lvl>
+    <w:lvl w:ilvl="1" w:tplc="04100019" w:tentative="1">
+      <w:start w:val="1"/>
+      <w:numFmt w:val="lowerLetter"/>
+      <w:lvlText w:val="%2."/>
+      <w:lvlJc w:val="left"/>
+      <w:pPr>
+        <w:ind w:left="3283" w:hanging="360"/>
+      </w:pPr>
+    </w:lvl>
+    <w:lvl w:ilvl="2" w:tplc="0410001B" w:tentative="1">
+      <w:start w:val="1"/>
+      <w:numFmt w:val="lowerRoman"/>
+      <w:lvlText w:val="%3."/>
+      <w:lvlJc w:val="right"/>
+      <w:pPr>
+        <w:ind w:left="4003" w:hanging="180"/>
+      </w:pPr>
+    </w:lvl>
+    <w:lvl w:ilvl="3" w:tplc="0410000F" w:tentative="1">
+      <w:start w:val="1"/>
+      <w:numFmt w:val="decimal"/>
+      <w:lvlText w:val="%4."/>
+      <w:lvlJc w:val="left"/>
+      <w:pPr>
+        <w:ind w:left="4723" w:hanging="360"/>
+      </w:pPr>
+    </w:lvl>
+    <w:lvl w:ilvl="4" w:tplc="04100019" w:tentative="1">
+      <w:start w:val="1"/>
+      <w:numFmt w:val="lowerLetter"/>
+      <w:lvlText w:val="%5."/>
+      <w:lvlJc w:val="left"/>
+      <w:pPr>
+        <w:ind w:left="5443" w:hanging="360"/>
+      </w:pPr>
+    </w:lvl>
+    <w:lvl w:ilvl="5" w:tplc="0410001B" w:tentative="1">
+      <w:start w:val="1"/>
+      <w:numFmt w:val="lowerRoman"/>
+      <w:lvlText w:val="%6."/>
+      <w:lvlJc w:val="right"/>
+      <w:pPr>
+        <w:ind w:left="6163" w:hanging="180"/>
+      </w:pPr>
+    </w:lvl>
+    <w:lvl w:ilvl="6" w:tplc="0410000F" w:tentative="1">
+      <w:start w:val="1"/>
+      <w:numFmt w:val="decimal"/>
+      <w:lvlText w:val="%7."/>
+      <w:lvlJc w:val="left"/>
+      <w:pPr>
+        <w:ind w:left="6883" w:hanging="360"/>
+      </w:pPr>
+    </w:lvl>
+    <w:lvl w:ilvl="7" w:tplc="04100019" w:tentative="1">
+      <w:start w:val="1"/>
+      <w:numFmt w:val="lowerLetter"/>
+      <w:lvlText w:val="%8."/>
+      <w:lvlJc w:val="left"/>
+      <w:pPr>
+        <w:ind w:left="7603" w:hanging="360"/>
+      </w:pPr>
+    </w:lvl>
+    <w:lvl w:ilvl="8" w:tplc="0410001B" w:tentative="1">
+      <w:start w:val="1"/>
+      <w:numFmt w:val="lowerRoman"/>
+      <w:lvlText w:val="%9."/>
+      <w:lvlJc w:val="right"/>
+      <w:pPr>
+        <w:ind w:left="8323" w:hanging="180"/>
+      </w:pPr>
+    </w:lvl>
+  </w:abstractNum>
+  <w:abstractNum w:abstractNumId="12" w15:restartNumberingAfterBreak="0">
     <w:nsid w:val="0ECE2C46"/>
     <w:multiLevelType w:val="hybridMultilevel"/>
     <w:tmpl w:val="4A200502"/>
@@ -12377,7 +15362,7 @@
       </w:rPr>
     </w:lvl>
   </w:abstractNum>
-  <w:abstractNum w:abstractNumId="11" w15:restartNumberingAfterBreak="0">
+  <w:abstractNum w:abstractNumId="13" w15:restartNumberingAfterBreak="0">
     <w:nsid w:val="118725AE"/>
     <w:multiLevelType w:val="multilevel"/>
     <w:tmpl w:val="ACA262C4"/>
@@ -12490,7 +15475,7 @@
       </w:pPr>
     </w:lvl>
   </w:abstractNum>
-  <w:abstractNum w:abstractNumId="12" w15:restartNumberingAfterBreak="0">
+  <w:abstractNum w:abstractNumId="14" w15:restartNumberingAfterBreak="0">
     <w:nsid w:val="15C72A79"/>
     <w:multiLevelType w:val="hybridMultilevel"/>
     <w:tmpl w:val="38AEDCD4"/>
@@ -12603,7 +15588,7 @@
       </w:rPr>
     </w:lvl>
   </w:abstractNum>
-  <w:abstractNum w:abstractNumId="13" w15:restartNumberingAfterBreak="0">
+  <w:abstractNum w:abstractNumId="15" w15:restartNumberingAfterBreak="0">
     <w:nsid w:val="1F8433D7"/>
     <w:multiLevelType w:val="multilevel"/>
     <w:tmpl w:val="FB6871AA"/>
@@ -12693,7 +15678,120 @@
       </w:pPr>
     </w:lvl>
   </w:abstractNum>
-  <w:abstractNum w:abstractNumId="14" w15:restartNumberingAfterBreak="0">
+  <w:abstractNum w:abstractNumId="16" w15:restartNumberingAfterBreak="0">
+    <w:nsid w:val="20D42AC4"/>
+    <w:multiLevelType w:val="hybridMultilevel"/>
+    <w:tmpl w:val="C920625C"/>
+    <w:lvl w:ilvl="0" w:tplc="04100003">
+      <w:start w:val="1"/>
+      <w:numFmt w:val="bullet"/>
+      <w:lvlText w:val="o"/>
+      <w:lvlJc w:val="left"/>
+      <w:pPr>
+        <w:ind w:left="1843" w:hanging="360"/>
+      </w:pPr>
+      <w:rPr>
+        <w:rFonts w:ascii="Courier New" w:hAnsi="Courier New" w:cs="Courier New" w:hint="default"/>
+      </w:rPr>
+    </w:lvl>
+    <w:lvl w:ilvl="1" w:tplc="04100003" w:tentative="1">
+      <w:start w:val="1"/>
+      <w:numFmt w:val="bullet"/>
+      <w:lvlText w:val="o"/>
+      <w:lvlJc w:val="left"/>
+      <w:pPr>
+        <w:ind w:left="2563" w:hanging="360"/>
+      </w:pPr>
+      <w:rPr>
+        <w:rFonts w:ascii="Courier New" w:hAnsi="Courier New" w:cs="Courier New" w:hint="default"/>
+      </w:rPr>
+    </w:lvl>
+    <w:lvl w:ilvl="2" w:tplc="04100005" w:tentative="1">
+      <w:start w:val="1"/>
+      <w:numFmt w:val="bullet"/>
+      <w:lvlText w:val=""/>
+      <w:lvlJc w:val="left"/>
+      <w:pPr>
+        <w:ind w:left="3283" w:hanging="360"/>
+      </w:pPr>
+      <w:rPr>
+        <w:rFonts w:ascii="Wingdings" w:hAnsi="Wingdings" w:hint="default"/>
+      </w:rPr>
+    </w:lvl>
+    <w:lvl w:ilvl="3" w:tplc="04100001" w:tentative="1">
+      <w:start w:val="1"/>
+      <w:numFmt w:val="bullet"/>
+      <w:lvlText w:val=""/>
+      <w:lvlJc w:val="left"/>
+      <w:pPr>
+        <w:ind w:left="4003" w:hanging="360"/>
+      </w:pPr>
+      <w:rPr>
+        <w:rFonts w:ascii="Symbol" w:hAnsi="Symbol" w:hint="default"/>
+      </w:rPr>
+    </w:lvl>
+    <w:lvl w:ilvl="4" w:tplc="04100003" w:tentative="1">
+      <w:start w:val="1"/>
+      <w:numFmt w:val="bullet"/>
+      <w:lvlText w:val="o"/>
+      <w:lvlJc w:val="left"/>
+      <w:pPr>
+        <w:ind w:left="4723" w:hanging="360"/>
+      </w:pPr>
+      <w:rPr>
+        <w:rFonts w:ascii="Courier New" w:hAnsi="Courier New" w:cs="Courier New" w:hint="default"/>
+      </w:rPr>
+    </w:lvl>
+    <w:lvl w:ilvl="5" w:tplc="04100005" w:tentative="1">
+      <w:start w:val="1"/>
+      <w:numFmt w:val="bullet"/>
+      <w:lvlText w:val=""/>
+      <w:lvlJc w:val="left"/>
+      <w:pPr>
+        <w:ind w:left="5443" w:hanging="360"/>
+      </w:pPr>
+      <w:rPr>
+        <w:rFonts w:ascii="Wingdings" w:hAnsi="Wingdings" w:hint="default"/>
+      </w:rPr>
+    </w:lvl>
+    <w:lvl w:ilvl="6" w:tplc="04100001" w:tentative="1">
+      <w:start w:val="1"/>
+      <w:numFmt w:val="bullet"/>
+      <w:lvlText w:val=""/>
+      <w:lvlJc w:val="left"/>
+      <w:pPr>
+        <w:ind w:left="6163" w:hanging="360"/>
+      </w:pPr>
+      <w:rPr>
+        <w:rFonts w:ascii="Symbol" w:hAnsi="Symbol" w:hint="default"/>
+      </w:rPr>
+    </w:lvl>
+    <w:lvl w:ilvl="7" w:tplc="04100003" w:tentative="1">
+      <w:start w:val="1"/>
+      <w:numFmt w:val="bullet"/>
+      <w:lvlText w:val="o"/>
+      <w:lvlJc w:val="left"/>
+      <w:pPr>
+        <w:ind w:left="6883" w:hanging="360"/>
+      </w:pPr>
+      <w:rPr>
+        <w:rFonts w:ascii="Courier New" w:hAnsi="Courier New" w:cs="Courier New" w:hint="default"/>
+      </w:rPr>
+    </w:lvl>
+    <w:lvl w:ilvl="8" w:tplc="04100005" w:tentative="1">
+      <w:start w:val="1"/>
+      <w:numFmt w:val="bullet"/>
+      <w:lvlText w:val=""/>
+      <w:lvlJc w:val="left"/>
+      <w:pPr>
+        <w:ind w:left="7603" w:hanging="360"/>
+      </w:pPr>
+      <w:rPr>
+        <w:rFonts w:ascii="Wingdings" w:hAnsi="Wingdings" w:hint="default"/>
+      </w:rPr>
+    </w:lvl>
+  </w:abstractNum>
+  <w:abstractNum w:abstractNumId="17" w15:restartNumberingAfterBreak="0">
     <w:nsid w:val="22901C07"/>
     <w:multiLevelType w:val="hybridMultilevel"/>
     <w:tmpl w:val="CA5A69A4"/>
@@ -12806,7 +15904,93 @@
       </w:rPr>
     </w:lvl>
   </w:abstractNum>
-  <w:abstractNum w:abstractNumId="15" w15:restartNumberingAfterBreak="0">
+  <w:abstractNum w:abstractNumId="18" w15:restartNumberingAfterBreak="0">
+    <w:nsid w:val="27BF112E"/>
+    <w:multiLevelType w:val="hybridMultilevel"/>
+    <w:tmpl w:val="A6A8EF0C"/>
+    <w:lvl w:ilvl="0" w:tplc="0410000F">
+      <w:start w:val="1"/>
+      <w:numFmt w:val="decimal"/>
+      <w:lvlText w:val="%1."/>
+      <w:lvlJc w:val="left"/>
+      <w:pPr>
+        <w:ind w:left="2563" w:hanging="360"/>
+      </w:pPr>
+    </w:lvl>
+    <w:lvl w:ilvl="1" w:tplc="04100019" w:tentative="1">
+      <w:start w:val="1"/>
+      <w:numFmt w:val="lowerLetter"/>
+      <w:lvlText w:val="%2."/>
+      <w:lvlJc w:val="left"/>
+      <w:pPr>
+        <w:ind w:left="3283" w:hanging="360"/>
+      </w:pPr>
+    </w:lvl>
+    <w:lvl w:ilvl="2" w:tplc="0410001B" w:tentative="1">
+      <w:start w:val="1"/>
+      <w:numFmt w:val="lowerRoman"/>
+      <w:lvlText w:val="%3."/>
+      <w:lvlJc w:val="right"/>
+      <w:pPr>
+        <w:ind w:left="4003" w:hanging="180"/>
+      </w:pPr>
+    </w:lvl>
+    <w:lvl w:ilvl="3" w:tplc="0410000F" w:tentative="1">
+      <w:start w:val="1"/>
+      <w:numFmt w:val="decimal"/>
+      <w:lvlText w:val="%4."/>
+      <w:lvlJc w:val="left"/>
+      <w:pPr>
+        <w:ind w:left="4723" w:hanging="360"/>
+      </w:pPr>
+    </w:lvl>
+    <w:lvl w:ilvl="4" w:tplc="04100019" w:tentative="1">
+      <w:start w:val="1"/>
+      <w:numFmt w:val="lowerLetter"/>
+      <w:lvlText w:val="%5."/>
+      <w:lvlJc w:val="left"/>
+      <w:pPr>
+        <w:ind w:left="5443" w:hanging="360"/>
+      </w:pPr>
+    </w:lvl>
+    <w:lvl w:ilvl="5" w:tplc="0410001B" w:tentative="1">
+      <w:start w:val="1"/>
+      <w:numFmt w:val="lowerRoman"/>
+      <w:lvlText w:val="%6."/>
+      <w:lvlJc w:val="right"/>
+      <w:pPr>
+        <w:ind w:left="6163" w:hanging="180"/>
+      </w:pPr>
+    </w:lvl>
+    <w:lvl w:ilvl="6" w:tplc="0410000F" w:tentative="1">
+      <w:start w:val="1"/>
+      <w:numFmt w:val="decimal"/>
+      <w:lvlText w:val="%7."/>
+      <w:lvlJc w:val="left"/>
+      <w:pPr>
+        <w:ind w:left="6883" w:hanging="360"/>
+      </w:pPr>
+    </w:lvl>
+    <w:lvl w:ilvl="7" w:tplc="04100019" w:tentative="1">
+      <w:start w:val="1"/>
+      <w:numFmt w:val="lowerLetter"/>
+      <w:lvlText w:val="%8."/>
+      <w:lvlJc w:val="left"/>
+      <w:pPr>
+        <w:ind w:left="7603" w:hanging="360"/>
+      </w:pPr>
+    </w:lvl>
+    <w:lvl w:ilvl="8" w:tplc="0410001B" w:tentative="1">
+      <w:start w:val="1"/>
+      <w:numFmt w:val="lowerRoman"/>
+      <w:lvlText w:val="%9."/>
+      <w:lvlJc w:val="right"/>
+      <w:pPr>
+        <w:ind w:left="8323" w:hanging="180"/>
+      </w:pPr>
+    </w:lvl>
+  </w:abstractNum>
+  <w:abstractNum w:abstractNumId="19" w15:restartNumberingAfterBreak="0">
     <w:nsid w:val="287C4892"/>
     <w:multiLevelType w:val="hybridMultilevel"/>
     <w:tmpl w:val="58DE98D4"/>
@@ -12919,7 +16103,93 @@
       </w:rPr>
     </w:lvl>
   </w:abstractNum>
-  <w:abstractNum w:abstractNumId="16" w15:restartNumberingAfterBreak="0">
+  <w:abstractNum w:abstractNumId="20" w15:restartNumberingAfterBreak="0">
+    <w:nsid w:val="294F7EF5"/>
+    <w:multiLevelType w:val="hybridMultilevel"/>
+    <w:tmpl w:val="A014A5DA"/>
+    <w:lvl w:ilvl="0" w:tplc="0410000F">
+      <w:start w:val="1"/>
+      <w:numFmt w:val="decimal"/>
+      <w:lvlText w:val="%1."/>
+      <w:lvlJc w:val="left"/>
+      <w:pPr>
+        <w:ind w:left="2563" w:hanging="360"/>
+      </w:pPr>
+    </w:lvl>
+    <w:lvl w:ilvl="1" w:tplc="04100019" w:tentative="1">
+      <w:start w:val="1"/>
+      <w:numFmt w:val="lowerLetter"/>
+      <w:lvlText w:val="%2."/>
+      <w:lvlJc w:val="left"/>
+      <w:pPr>
+        <w:ind w:left="3283" w:hanging="360"/>
+      </w:pPr>
+    </w:lvl>
+    <w:lvl w:ilvl="2" w:tplc="0410001B" w:tentative="1">
+      <w:start w:val="1"/>
+      <w:numFmt w:val="lowerRoman"/>
+      <w:lvlText w:val="%3."/>
+      <w:lvlJc w:val="right"/>
+      <w:pPr>
+        <w:ind w:left="4003" w:hanging="180"/>
+      </w:pPr>
+    </w:lvl>
+    <w:lvl w:ilvl="3" w:tplc="0410000F" w:tentative="1">
+      <w:start w:val="1"/>
+      <w:numFmt w:val="decimal"/>
+      <w:lvlText w:val="%4."/>
+      <w:lvlJc w:val="left"/>
+      <w:pPr>
+        <w:ind w:left="4723" w:hanging="360"/>
+      </w:pPr>
+    </w:lvl>
+    <w:lvl w:ilvl="4" w:tplc="04100019" w:tentative="1">
+      <w:start w:val="1"/>
+      <w:numFmt w:val="lowerLetter"/>
+      <w:lvlText w:val="%5."/>
+      <w:lvlJc w:val="left"/>
+      <w:pPr>
+        <w:ind w:left="5443" w:hanging="360"/>
+      </w:pPr>
+    </w:lvl>
+    <w:lvl w:ilvl="5" w:tplc="0410001B" w:tentative="1">
+      <w:start w:val="1"/>
+      <w:numFmt w:val="lowerRoman"/>
+      <w:lvlText w:val="%6."/>
+      <w:lvlJc w:val="right"/>
+      <w:pPr>
+        <w:ind w:left="6163" w:hanging="180"/>
+      </w:pPr>
+    </w:lvl>
+    <w:lvl w:ilvl="6" w:tplc="0410000F" w:tentative="1">
+      <w:start w:val="1"/>
+      <w:numFmt w:val="decimal"/>
+      <w:lvlText w:val="%7."/>
+      <w:lvlJc w:val="left"/>
+      <w:pPr>
+        <w:ind w:left="6883" w:hanging="360"/>
+      </w:pPr>
+    </w:lvl>
+    <w:lvl w:ilvl="7" w:tplc="04100019" w:tentative="1">
+      <w:start w:val="1"/>
+      <w:numFmt w:val="lowerLetter"/>
+      <w:lvlText w:val="%8."/>
+      <w:lvlJc w:val="left"/>
+      <w:pPr>
+        <w:ind w:left="7603" w:hanging="360"/>
+      </w:pPr>
+    </w:lvl>
+    <w:lvl w:ilvl="8" w:tplc="0410001B" w:tentative="1">
+      <w:start w:val="1"/>
+      <w:numFmt w:val="lowerRoman"/>
+      <w:lvlText w:val="%9."/>
+      <w:lvlJc w:val="right"/>
+      <w:pPr>
+        <w:ind w:left="8323" w:hanging="180"/>
+      </w:pPr>
+    </w:lvl>
+  </w:abstractNum>
+  <w:abstractNum w:abstractNumId="21" w15:restartNumberingAfterBreak="0">
     <w:nsid w:val="31204FF6"/>
     <w:multiLevelType w:val="multilevel"/>
     <w:tmpl w:val="C8F4DA3C"/>
@@ -13041,7 +16311,7 @@
       </w:rPr>
     </w:lvl>
   </w:abstractNum>
-  <w:abstractNum w:abstractNumId="17" w15:restartNumberingAfterBreak="0">
+  <w:abstractNum w:abstractNumId="22" w15:restartNumberingAfterBreak="0">
     <w:nsid w:val="38C345BE"/>
     <w:multiLevelType w:val="hybridMultilevel"/>
     <w:tmpl w:val="4AD8CAA8"/>
@@ -13154,7 +16424,7 @@
       </w:rPr>
     </w:lvl>
   </w:abstractNum>
-  <w:abstractNum w:abstractNumId="18" w15:restartNumberingAfterBreak="0">
+  <w:abstractNum w:abstractNumId="23" w15:restartNumberingAfterBreak="0">
     <w:nsid w:val="3DD83E54"/>
     <w:multiLevelType w:val="hybridMultilevel"/>
     <w:tmpl w:val="1AA81754"/>
@@ -13267,7 +16537,7 @@
       </w:rPr>
     </w:lvl>
   </w:abstractNum>
-  <w:abstractNum w:abstractNumId="19" w15:restartNumberingAfterBreak="0">
+  <w:abstractNum w:abstractNumId="24" w15:restartNumberingAfterBreak="0">
     <w:nsid w:val="42F31A3D"/>
     <w:multiLevelType w:val="multilevel"/>
     <w:tmpl w:val="C8F4DA3C"/>
@@ -13388,7 +16658,292 @@
       </w:rPr>
     </w:lvl>
   </w:abstractNum>
-  <w:abstractNum w:abstractNumId="20" w15:restartNumberingAfterBreak="0">
+  <w:abstractNum w:abstractNumId="25" w15:restartNumberingAfterBreak="0">
+    <w:nsid w:val="43931697"/>
+    <w:multiLevelType w:val="hybridMultilevel"/>
+    <w:tmpl w:val="5174677C"/>
+    <w:lvl w:ilvl="0" w:tplc="FFFFFFFF">
+      <w:start w:val="1"/>
+      <w:numFmt w:val="decimal"/>
+      <w:lvlText w:val="%1."/>
+      <w:lvlJc w:val="left"/>
+      <w:pPr>
+        <w:ind w:left="720" w:hanging="360"/>
+      </w:pPr>
+    </w:lvl>
+    <w:lvl w:ilvl="1" w:tplc="FFFFFFFF" w:tentative="1">
+      <w:start w:val="1"/>
+      <w:numFmt w:val="lowerLetter"/>
+      <w:lvlText w:val="%2."/>
+      <w:lvlJc w:val="left"/>
+      <w:pPr>
+        <w:ind w:left="1440" w:hanging="360"/>
+      </w:pPr>
+    </w:lvl>
+    <w:lvl w:ilvl="2" w:tplc="0410000F">
+      <w:start w:val="1"/>
+      <w:numFmt w:val="decimal"/>
+      <w:lvlText w:val="%3."/>
+      <w:lvlJc w:val="left"/>
+      <w:pPr>
+        <w:ind w:left="2138" w:hanging="360"/>
+      </w:pPr>
+    </w:lvl>
+    <w:lvl w:ilvl="3" w:tplc="FFFFFFFF" w:tentative="1">
+      <w:start w:val="1"/>
+      <w:numFmt w:val="decimal"/>
+      <w:lvlText w:val="%4."/>
+      <w:lvlJc w:val="left"/>
+      <w:pPr>
+        <w:ind w:left="2880" w:hanging="360"/>
+      </w:pPr>
+    </w:lvl>
+    <w:lvl w:ilvl="4" w:tplc="FFFFFFFF" w:tentative="1">
+      <w:start w:val="1"/>
+      <w:numFmt w:val="lowerLetter"/>
+      <w:lvlText w:val="%5."/>
+      <w:lvlJc w:val="left"/>
+      <w:pPr>
+        <w:ind w:left="3600" w:hanging="360"/>
+      </w:pPr>
+    </w:lvl>
+    <w:lvl w:ilvl="5" w:tplc="FFFFFFFF" w:tentative="1">
+      <w:start w:val="1"/>
+      <w:numFmt w:val="lowerRoman"/>
+      <w:lvlText w:val="%6."/>
+      <w:lvlJc w:val="right"/>
+      <w:pPr>
+        <w:ind w:left="4320" w:hanging="180"/>
+      </w:pPr>
+    </w:lvl>
+    <w:lvl w:ilvl="6" w:tplc="FFFFFFFF" w:tentative="1">
+      <w:start w:val="1"/>
+      <w:numFmt w:val="decimal"/>
+      <w:lvlText w:val="%7."/>
+      <w:lvlJc w:val="left"/>
+      <w:pPr>
+        <w:ind w:left="5040" w:hanging="360"/>
+      </w:pPr>
+    </w:lvl>
+    <w:lvl w:ilvl="7" w:tplc="FFFFFFFF" w:tentative="1">
+      <w:start w:val="1"/>
+      <w:numFmt w:val="lowerLetter"/>
+      <w:lvlText w:val="%8."/>
+      <w:lvlJc w:val="left"/>
+      <w:pPr>
+        <w:ind w:left="5760" w:hanging="360"/>
+      </w:pPr>
+    </w:lvl>
+    <w:lvl w:ilvl="8" w:tplc="FFFFFFFF" w:tentative="1">
+      <w:start w:val="1"/>
+      <w:numFmt w:val="lowerRoman"/>
+      <w:lvlText w:val="%9."/>
+      <w:lvlJc w:val="right"/>
+      <w:pPr>
+        <w:ind w:left="6480" w:hanging="180"/>
+      </w:pPr>
+    </w:lvl>
+  </w:abstractNum>
+  <w:abstractNum w:abstractNumId="26" w15:restartNumberingAfterBreak="0">
+    <w:nsid w:val="4A66022C"/>
+    <w:multiLevelType w:val="hybridMultilevel"/>
+    <w:tmpl w:val="1BDE79E6"/>
+    <w:lvl w:ilvl="0" w:tplc="04100001">
+      <w:start w:val="1"/>
+      <w:numFmt w:val="bullet"/>
+      <w:lvlText w:val=""/>
+      <w:lvlJc w:val="left"/>
+      <w:pPr>
+        <w:ind w:left="720" w:hanging="360"/>
+      </w:pPr>
+      <w:rPr>
+        <w:rFonts w:ascii="Symbol" w:hAnsi="Symbol" w:hint="default"/>
+      </w:rPr>
+    </w:lvl>
+    <w:lvl w:ilvl="1" w:tplc="04100003" w:tentative="1">
+      <w:start w:val="1"/>
+      <w:numFmt w:val="bullet"/>
+      <w:lvlText w:val="o"/>
+      <w:lvlJc w:val="left"/>
+      <w:pPr>
+        <w:ind w:left="1440" w:hanging="360"/>
+      </w:pPr>
+      <w:rPr>
+        <w:rFonts w:ascii="Courier New" w:hAnsi="Courier New" w:cs="Courier New" w:hint="default"/>
+      </w:rPr>
+    </w:lvl>
+    <w:lvl w:ilvl="2" w:tplc="04100005" w:tentative="1">
+      <w:start w:val="1"/>
+      <w:numFmt w:val="bullet"/>
+      <w:lvlText w:val=""/>
+      <w:lvlJc w:val="left"/>
+      <w:pPr>
+        <w:ind w:left="2160" w:hanging="360"/>
+      </w:pPr>
+      <w:rPr>
+        <w:rFonts w:ascii="Wingdings" w:hAnsi="Wingdings" w:hint="default"/>
+      </w:rPr>
+    </w:lvl>
+    <w:lvl w:ilvl="3" w:tplc="04100001" w:tentative="1">
+      <w:start w:val="1"/>
+      <w:numFmt w:val="bullet"/>
+      <w:lvlText w:val=""/>
+      <w:lvlJc w:val="left"/>
+      <w:pPr>
+        <w:ind w:left="2880" w:hanging="360"/>
+      </w:pPr>
+      <w:rPr>
+        <w:rFonts w:ascii="Symbol" w:hAnsi="Symbol" w:hint="default"/>
+      </w:rPr>
+    </w:lvl>
+    <w:lvl w:ilvl="4" w:tplc="04100003" w:tentative="1">
+      <w:start w:val="1"/>
+      <w:numFmt w:val="bullet"/>
+      <w:lvlText w:val="o"/>
+      <w:lvlJc w:val="left"/>
+      <w:pPr>
+        <w:ind w:left="3600" w:hanging="360"/>
+      </w:pPr>
+      <w:rPr>
+        <w:rFonts w:ascii="Courier New" w:hAnsi="Courier New" w:cs="Courier New" w:hint="default"/>
+      </w:rPr>
+    </w:lvl>
+    <w:lvl w:ilvl="5" w:tplc="04100005" w:tentative="1">
+      <w:start w:val="1"/>
+      <w:numFmt w:val="bullet"/>
+      <w:lvlText w:val=""/>
+      <w:lvlJc w:val="left"/>
+      <w:pPr>
+        <w:ind w:left="4320" w:hanging="360"/>
+      </w:pPr>
+      <w:rPr>
+        <w:rFonts w:ascii="Wingdings" w:hAnsi="Wingdings" w:hint="default"/>
+      </w:rPr>
+    </w:lvl>
+    <w:lvl w:ilvl="6" w:tplc="04100001" w:tentative="1">
+      <w:start w:val="1"/>
+      <w:numFmt w:val="bullet"/>
+      <w:lvlText w:val=""/>
+      <w:lvlJc w:val="left"/>
+      <w:pPr>
+        <w:ind w:left="5040" w:hanging="360"/>
+      </w:pPr>
+      <w:rPr>
+        <w:rFonts w:ascii="Symbol" w:hAnsi="Symbol" w:hint="default"/>
+      </w:rPr>
+    </w:lvl>
+    <w:lvl w:ilvl="7" w:tplc="04100003" w:tentative="1">
+      <w:start w:val="1"/>
+      <w:numFmt w:val="bullet"/>
+      <w:lvlText w:val="o"/>
+      <w:lvlJc w:val="left"/>
+      <w:pPr>
+        <w:ind w:left="5760" w:hanging="360"/>
+      </w:pPr>
+      <w:rPr>
+        <w:rFonts w:ascii="Courier New" w:hAnsi="Courier New" w:cs="Courier New" w:hint="default"/>
+      </w:rPr>
+    </w:lvl>
+    <w:lvl w:ilvl="8" w:tplc="04100005" w:tentative="1">
+      <w:start w:val="1"/>
+      <w:numFmt w:val="bullet"/>
+      <w:lvlText w:val=""/>
+      <w:lvlJc w:val="left"/>
+      <w:pPr>
+        <w:ind w:left="6480" w:hanging="360"/>
+      </w:pPr>
+      <w:rPr>
+        <w:rFonts w:ascii="Wingdings" w:hAnsi="Wingdings" w:hint="default"/>
+      </w:rPr>
+    </w:lvl>
+  </w:abstractNum>
+  <w:abstractNum w:abstractNumId="27" w15:restartNumberingAfterBreak="0">
+    <w:nsid w:val="5ED900F4"/>
+    <w:multiLevelType w:val="hybridMultilevel"/>
+    <w:tmpl w:val="700AA3A4"/>
+    <w:lvl w:ilvl="0" w:tplc="0410000F">
+      <w:start w:val="1"/>
+      <w:numFmt w:val="decimal"/>
+      <w:lvlText w:val="%1."/>
+      <w:lvlJc w:val="left"/>
+      <w:pPr>
+        <w:ind w:left="2563" w:hanging="360"/>
+      </w:pPr>
+    </w:lvl>
+    <w:lvl w:ilvl="1" w:tplc="04100019" w:tentative="1">
+      <w:start w:val="1"/>
+      <w:numFmt w:val="lowerLetter"/>
+      <w:lvlText w:val="%2."/>
+      <w:lvlJc w:val="left"/>
+      <w:pPr>
+        <w:ind w:left="3283" w:hanging="360"/>
+      </w:pPr>
+    </w:lvl>
+    <w:lvl w:ilvl="2" w:tplc="0410001B" w:tentative="1">
+      <w:start w:val="1"/>
+      <w:numFmt w:val="lowerRoman"/>
+      <w:lvlText w:val="%3."/>
+      <w:lvlJc w:val="right"/>
+      <w:pPr>
+        <w:ind w:left="4003" w:hanging="180"/>
+      </w:pPr>
+    </w:lvl>
+    <w:lvl w:ilvl="3" w:tplc="0410000F" w:tentative="1">
+      <w:start w:val="1"/>
+      <w:numFmt w:val="decimal"/>
+      <w:lvlText w:val="%4."/>
+      <w:lvlJc w:val="left"/>
+      <w:pPr>
+        <w:ind w:left="4723" w:hanging="360"/>
+      </w:pPr>
+    </w:lvl>
+    <w:lvl w:ilvl="4" w:tplc="04100019" w:tentative="1">
+      <w:start w:val="1"/>
+      <w:numFmt w:val="lowerLetter"/>
+      <w:lvlText w:val="%5."/>
+      <w:lvlJc w:val="left"/>
+      <w:pPr>
+        <w:ind w:left="5443" w:hanging="360"/>
+      </w:pPr>
+    </w:lvl>
+    <w:lvl w:ilvl="5" w:tplc="0410001B" w:tentative="1">
+      <w:start w:val="1"/>
+      <w:numFmt w:val="lowerRoman"/>
+      <w:lvlText w:val="%6."/>
+      <w:lvlJc w:val="right"/>
+      <w:pPr>
+        <w:ind w:left="6163" w:hanging="180"/>
+      </w:pPr>
+    </w:lvl>
+    <w:lvl w:ilvl="6" w:tplc="0410000F" w:tentative="1">
+      <w:start w:val="1"/>
+      <w:numFmt w:val="decimal"/>
+      <w:lvlText w:val="%7."/>
+      <w:lvlJc w:val="left"/>
+      <w:pPr>
+        <w:ind w:left="6883" w:hanging="360"/>
+      </w:pPr>
+    </w:lvl>
+    <w:lvl w:ilvl="7" w:tplc="04100019" w:tentative="1">
+      <w:start w:val="1"/>
+      <w:numFmt w:val="lowerLetter"/>
+      <w:lvlText w:val="%8."/>
+      <w:lvlJc w:val="left"/>
+      <w:pPr>
+        <w:ind w:left="7603" w:hanging="360"/>
+      </w:pPr>
+    </w:lvl>
+    <w:lvl w:ilvl="8" w:tplc="0410001B" w:tentative="1">
+      <w:start w:val="1"/>
+      <w:numFmt w:val="lowerRoman"/>
+      <w:lvlText w:val="%9."/>
+      <w:lvlJc w:val="right"/>
+      <w:pPr>
+        <w:ind w:left="8323" w:hanging="180"/>
+      </w:pPr>
+    </w:lvl>
+  </w:abstractNum>
+  <w:abstractNum w:abstractNumId="28" w15:restartNumberingAfterBreak="0">
     <w:nsid w:val="61C933EF"/>
     <w:multiLevelType w:val="multilevel"/>
     <w:tmpl w:val="747AD306"/>
@@ -13501,7 +17056,93 @@
       </w:pPr>
     </w:lvl>
   </w:abstractNum>
-  <w:abstractNum w:abstractNumId="21" w15:restartNumberingAfterBreak="0">
+  <w:abstractNum w:abstractNumId="29" w15:restartNumberingAfterBreak="0">
+    <w:nsid w:val="61D27122"/>
+    <w:multiLevelType w:val="hybridMultilevel"/>
+    <w:tmpl w:val="F2DEE67C"/>
+    <w:lvl w:ilvl="0" w:tplc="0410000F">
+      <w:start w:val="1"/>
+      <w:numFmt w:val="decimal"/>
+      <w:lvlText w:val="%1."/>
+      <w:lvlJc w:val="left"/>
+      <w:pPr>
+        <w:ind w:left="2563" w:hanging="360"/>
+      </w:pPr>
+    </w:lvl>
+    <w:lvl w:ilvl="1" w:tplc="04100019" w:tentative="1">
+      <w:start w:val="1"/>
+      <w:numFmt w:val="lowerLetter"/>
+      <w:lvlText w:val="%2."/>
+      <w:lvlJc w:val="left"/>
+      <w:pPr>
+        <w:ind w:left="3283" w:hanging="360"/>
+      </w:pPr>
+    </w:lvl>
+    <w:lvl w:ilvl="2" w:tplc="0410001B" w:tentative="1">
+      <w:start w:val="1"/>
+      <w:numFmt w:val="lowerRoman"/>
+      <w:lvlText w:val="%3."/>
+      <w:lvlJc w:val="right"/>
+      <w:pPr>
+        <w:ind w:left="4003" w:hanging="180"/>
+      </w:pPr>
+    </w:lvl>
+    <w:lvl w:ilvl="3" w:tplc="0410000F" w:tentative="1">
+      <w:start w:val="1"/>
+      <w:numFmt w:val="decimal"/>
+      <w:lvlText w:val="%4."/>
+      <w:lvlJc w:val="left"/>
+      <w:pPr>
+        <w:ind w:left="4723" w:hanging="360"/>
+      </w:pPr>
+    </w:lvl>
+    <w:lvl w:ilvl="4" w:tplc="04100019" w:tentative="1">
+      <w:start w:val="1"/>
+      <w:numFmt w:val="lowerLetter"/>
+      <w:lvlText w:val="%5."/>
+      <w:lvlJc w:val="left"/>
+      <w:pPr>
+        <w:ind w:left="5443" w:hanging="360"/>
+      </w:pPr>
+    </w:lvl>
+    <w:lvl w:ilvl="5" w:tplc="0410001B" w:tentative="1">
+      <w:start w:val="1"/>
+      <w:numFmt w:val="lowerRoman"/>
+      <w:lvlText w:val="%6."/>
+      <w:lvlJc w:val="right"/>
+      <w:pPr>
+        <w:ind w:left="6163" w:hanging="180"/>
+      </w:pPr>
+    </w:lvl>
+    <w:lvl w:ilvl="6" w:tplc="0410000F" w:tentative="1">
+      <w:start w:val="1"/>
+      <w:numFmt w:val="decimal"/>
+      <w:lvlText w:val="%7."/>
+      <w:lvlJc w:val="left"/>
+      <w:pPr>
+        <w:ind w:left="6883" w:hanging="360"/>
+      </w:pPr>
+    </w:lvl>
+    <w:lvl w:ilvl="7" w:tplc="04100019" w:tentative="1">
+      <w:start w:val="1"/>
+      <w:numFmt w:val="lowerLetter"/>
+      <w:lvlText w:val="%8."/>
+      <w:lvlJc w:val="left"/>
+      <w:pPr>
+        <w:ind w:left="7603" w:hanging="360"/>
+      </w:pPr>
+    </w:lvl>
+    <w:lvl w:ilvl="8" w:tplc="0410001B" w:tentative="1">
+      <w:start w:val="1"/>
+      <w:numFmt w:val="lowerRoman"/>
+      <w:lvlText w:val="%9."/>
+      <w:lvlJc w:val="right"/>
+      <w:pPr>
+        <w:ind w:left="8323" w:hanging="180"/>
+      </w:pPr>
+    </w:lvl>
+  </w:abstractNum>
+  <w:abstractNum w:abstractNumId="30" w15:restartNumberingAfterBreak="0">
     <w:nsid w:val="637251A6"/>
     <w:multiLevelType w:val="multilevel"/>
     <w:tmpl w:val="345634D4"/>
@@ -13614,7 +17255,206 @@
       </w:pPr>
     </w:lvl>
   </w:abstractNum>
-  <w:abstractNum w:abstractNumId="22" w15:restartNumberingAfterBreak="0">
+  <w:abstractNum w:abstractNumId="31" w15:restartNumberingAfterBreak="0">
+    <w:nsid w:val="63C70BC8"/>
+    <w:multiLevelType w:val="hybridMultilevel"/>
+    <w:tmpl w:val="4AD64FFE"/>
+    <w:lvl w:ilvl="0" w:tplc="0410000F">
+      <w:start w:val="1"/>
+      <w:numFmt w:val="decimal"/>
+      <w:lvlText w:val="%1."/>
+      <w:lvlJc w:val="left"/>
+      <w:pPr>
+        <w:ind w:left="720" w:hanging="360"/>
+      </w:pPr>
+    </w:lvl>
+    <w:lvl w:ilvl="1" w:tplc="04100019" w:tentative="1">
+      <w:start w:val="1"/>
+      <w:numFmt w:val="lowerLetter"/>
+      <w:lvlText w:val="%2."/>
+      <w:lvlJc w:val="left"/>
+      <w:pPr>
+        <w:ind w:left="1440" w:hanging="360"/>
+      </w:pPr>
+    </w:lvl>
+    <w:lvl w:ilvl="2" w:tplc="0410001B">
+      <w:start w:val="1"/>
+      <w:numFmt w:val="lowerRoman"/>
+      <w:lvlText w:val="%3."/>
+      <w:lvlJc w:val="right"/>
+      <w:pPr>
+        <w:ind w:left="2160" w:hanging="180"/>
+      </w:pPr>
+    </w:lvl>
+    <w:lvl w:ilvl="3" w:tplc="0410000F">
+      <w:start w:val="1"/>
+      <w:numFmt w:val="decimal"/>
+      <w:lvlText w:val="%4."/>
+      <w:lvlJc w:val="left"/>
+      <w:pPr>
+        <w:ind w:left="2880" w:hanging="360"/>
+      </w:pPr>
+    </w:lvl>
+    <w:lvl w:ilvl="4" w:tplc="04100019" w:tentative="1">
+      <w:start w:val="1"/>
+      <w:numFmt w:val="lowerLetter"/>
+      <w:lvlText w:val="%5."/>
+      <w:lvlJc w:val="left"/>
+      <w:pPr>
+        <w:ind w:left="3600" w:hanging="360"/>
+      </w:pPr>
+    </w:lvl>
+    <w:lvl w:ilvl="5" w:tplc="0410001B" w:tentative="1">
+      <w:start w:val="1"/>
+      <w:numFmt w:val="lowerRoman"/>
+      <w:lvlText w:val="%6."/>
+      <w:lvlJc w:val="right"/>
+      <w:pPr>
+        <w:ind w:left="4320" w:hanging="180"/>
+      </w:pPr>
+    </w:lvl>
+    <w:lvl w:ilvl="6" w:tplc="0410000F" w:tentative="1">
+      <w:start w:val="1"/>
+      <w:numFmt w:val="decimal"/>
+      <w:lvlText w:val="%7."/>
+      <w:lvlJc w:val="left"/>
+      <w:pPr>
+        <w:ind w:left="5040" w:hanging="360"/>
+      </w:pPr>
+    </w:lvl>
+    <w:lvl w:ilvl="7" w:tplc="04100019" w:tentative="1">
+      <w:start w:val="1"/>
+      <w:numFmt w:val="lowerLetter"/>
+      <w:lvlText w:val="%8."/>
+      <w:lvlJc w:val="left"/>
+      <w:pPr>
+        <w:ind w:left="5760" w:hanging="360"/>
+      </w:pPr>
+    </w:lvl>
+    <w:lvl w:ilvl="8" w:tplc="0410001B" w:tentative="1">
+      <w:start w:val="1"/>
+      <w:numFmt w:val="lowerRoman"/>
+      <w:lvlText w:val="%9."/>
+      <w:lvlJc w:val="right"/>
+      <w:pPr>
+        <w:ind w:left="6480" w:hanging="180"/>
+      </w:pPr>
+    </w:lvl>
+  </w:abstractNum>
+  <w:abstractNum w:abstractNumId="32" w15:restartNumberingAfterBreak="0">
+    <w:nsid w:val="64AD1432"/>
+    <w:multiLevelType w:val="hybridMultilevel"/>
+    <w:tmpl w:val="BC44070A"/>
+    <w:lvl w:ilvl="0" w:tplc="0410000F">
+      <w:start w:val="1"/>
+      <w:numFmt w:val="decimal"/>
+      <w:lvlText w:val="%1."/>
+      <w:lvlJc w:val="left"/>
+      <w:pPr>
+        <w:ind w:left="2138" w:hanging="360"/>
+      </w:pPr>
+      <w:rPr>
+        <w:rFonts w:hint="default"/>
+      </w:rPr>
+    </w:lvl>
+    <w:lvl w:ilvl="1" w:tplc="FFFFFFFF">
+      <w:start w:val="1"/>
+      <w:numFmt w:val="bullet"/>
+      <w:lvlText w:val="o"/>
+      <w:lvlJc w:val="left"/>
+      <w:pPr>
+        <w:ind w:left="2858" w:hanging="360"/>
+      </w:pPr>
+      <w:rPr>
+        <w:rFonts w:ascii="Courier New" w:hAnsi="Courier New" w:cs="Courier New" w:hint="default"/>
+      </w:rPr>
+    </w:lvl>
+    <w:lvl w:ilvl="2" w:tplc="FFFFFFFF" w:tentative="1">
+      <w:start w:val="1"/>
+      <w:numFmt w:val="bullet"/>
+      <w:lvlText w:val=""/>
+      <w:lvlJc w:val="left"/>
+      <w:pPr>
+        <w:ind w:left="3578" w:hanging="360"/>
+      </w:pPr>
+      <w:rPr>
+        <w:rFonts w:ascii="Wingdings" w:hAnsi="Wingdings" w:hint="default"/>
+      </w:rPr>
+    </w:lvl>
+    <w:lvl w:ilvl="3" w:tplc="FFFFFFFF" w:tentative="1">
+      <w:start w:val="1"/>
+      <w:numFmt w:val="bullet"/>
+      <w:lvlText w:val=""/>
+      <w:lvlJc w:val="left"/>
+      <w:pPr>
+        <w:ind w:left="4298" w:hanging="360"/>
+      </w:pPr>
+      <w:rPr>
+        <w:rFonts w:ascii="Symbol" w:hAnsi="Symbol" w:hint="default"/>
+      </w:rPr>
+    </w:lvl>
+    <w:lvl w:ilvl="4" w:tplc="FFFFFFFF" w:tentative="1">
+      <w:start w:val="1"/>
+      <w:numFmt w:val="bullet"/>
+      <w:lvlText w:val="o"/>
+      <w:lvlJc w:val="left"/>
+      <w:pPr>
+        <w:ind w:left="5018" w:hanging="360"/>
+      </w:pPr>
+      <w:rPr>
+        <w:rFonts w:ascii="Courier New" w:hAnsi="Courier New" w:cs="Courier New" w:hint="default"/>
+      </w:rPr>
+    </w:lvl>
+    <w:lvl w:ilvl="5" w:tplc="FFFFFFFF" w:tentative="1">
+      <w:start w:val="1"/>
+      <w:numFmt w:val="bullet"/>
+      <w:lvlText w:val=""/>
+      <w:lvlJc w:val="left"/>
+      <w:pPr>
+        <w:ind w:left="5738" w:hanging="360"/>
+      </w:pPr>
+      <w:rPr>
+        <w:rFonts w:ascii="Wingdings" w:hAnsi="Wingdings" w:hint="default"/>
+      </w:rPr>
+    </w:lvl>
+    <w:lvl w:ilvl="6" w:tplc="FFFFFFFF" w:tentative="1">
+      <w:start w:val="1"/>
+      <w:numFmt w:val="bullet"/>
+      <w:lvlText w:val=""/>
+      <w:lvlJc w:val="left"/>
+      <w:pPr>
+        <w:ind w:left="6458" w:hanging="360"/>
+      </w:pPr>
+      <w:rPr>
+        <w:rFonts w:ascii="Symbol" w:hAnsi="Symbol" w:hint="default"/>
+      </w:rPr>
+    </w:lvl>
+    <w:lvl w:ilvl="7" w:tplc="FFFFFFFF" w:tentative="1">
+      <w:start w:val="1"/>
+      <w:numFmt w:val="bullet"/>
+      <w:lvlText w:val="o"/>
+      <w:lvlJc w:val="left"/>
+      <w:pPr>
+        <w:ind w:left="7178" w:hanging="360"/>
+      </w:pPr>
+      <w:rPr>
+        <w:rFonts w:ascii="Courier New" w:hAnsi="Courier New" w:cs="Courier New" w:hint="default"/>
+      </w:rPr>
+    </w:lvl>
+    <w:lvl w:ilvl="8" w:tplc="FFFFFFFF" w:tentative="1">
+      <w:start w:val="1"/>
+      <w:numFmt w:val="bullet"/>
+      <w:lvlText w:val=""/>
+      <w:lvlJc w:val="left"/>
+      <w:pPr>
+        <w:ind w:left="7898" w:hanging="360"/>
+      </w:pPr>
+      <w:rPr>
+        <w:rFonts w:ascii="Wingdings" w:hAnsi="Wingdings" w:hint="default"/>
+      </w:rPr>
+    </w:lvl>
+  </w:abstractNum>
+  <w:abstractNum w:abstractNumId="33" w15:restartNumberingAfterBreak="0">
     <w:nsid w:val="67D07244"/>
     <w:multiLevelType w:val="hybridMultilevel"/>
     <w:tmpl w:val="D9F4121E"/>
@@ -13727,7 +17567,7 @@
       </w:rPr>
     </w:lvl>
   </w:abstractNum>
-  <w:abstractNum w:abstractNumId="23" w15:restartNumberingAfterBreak="0">
+  <w:abstractNum w:abstractNumId="34" w15:restartNumberingAfterBreak="0">
     <w:nsid w:val="6B9B6A93"/>
     <w:multiLevelType w:val="hybridMultilevel"/>
     <w:tmpl w:val="16286834"/>
@@ -13840,72 +17680,515 @@
       </w:rPr>
     </w:lvl>
   </w:abstractNum>
+  <w:abstractNum w:abstractNumId="35" w15:restartNumberingAfterBreak="0">
+    <w:nsid w:val="71940900"/>
+    <w:multiLevelType w:val="hybridMultilevel"/>
+    <w:tmpl w:val="D0EC6854"/>
+    <w:lvl w:ilvl="0" w:tplc="0410000F">
+      <w:start w:val="1"/>
+      <w:numFmt w:val="decimal"/>
+      <w:lvlText w:val="%1."/>
+      <w:lvlJc w:val="left"/>
+      <w:pPr>
+        <w:ind w:left="2563" w:hanging="360"/>
+      </w:pPr>
+    </w:lvl>
+    <w:lvl w:ilvl="1" w:tplc="04100019" w:tentative="1">
+      <w:start w:val="1"/>
+      <w:numFmt w:val="lowerLetter"/>
+      <w:lvlText w:val="%2."/>
+      <w:lvlJc w:val="left"/>
+      <w:pPr>
+        <w:ind w:left="3283" w:hanging="360"/>
+      </w:pPr>
+    </w:lvl>
+    <w:lvl w:ilvl="2" w:tplc="0410001B" w:tentative="1">
+      <w:start w:val="1"/>
+      <w:numFmt w:val="lowerRoman"/>
+      <w:lvlText w:val="%3."/>
+      <w:lvlJc w:val="right"/>
+      <w:pPr>
+        <w:ind w:left="4003" w:hanging="180"/>
+      </w:pPr>
+    </w:lvl>
+    <w:lvl w:ilvl="3" w:tplc="0410000F" w:tentative="1">
+      <w:start w:val="1"/>
+      <w:numFmt w:val="decimal"/>
+      <w:lvlText w:val="%4."/>
+      <w:lvlJc w:val="left"/>
+      <w:pPr>
+        <w:ind w:left="4723" w:hanging="360"/>
+      </w:pPr>
+    </w:lvl>
+    <w:lvl w:ilvl="4" w:tplc="04100019" w:tentative="1">
+      <w:start w:val="1"/>
+      <w:numFmt w:val="lowerLetter"/>
+      <w:lvlText w:val="%5."/>
+      <w:lvlJc w:val="left"/>
+      <w:pPr>
+        <w:ind w:left="5443" w:hanging="360"/>
+      </w:pPr>
+    </w:lvl>
+    <w:lvl w:ilvl="5" w:tplc="0410001B" w:tentative="1">
+      <w:start w:val="1"/>
+      <w:numFmt w:val="lowerRoman"/>
+      <w:lvlText w:val="%6."/>
+      <w:lvlJc w:val="right"/>
+      <w:pPr>
+        <w:ind w:left="6163" w:hanging="180"/>
+      </w:pPr>
+    </w:lvl>
+    <w:lvl w:ilvl="6" w:tplc="0410000F" w:tentative="1">
+      <w:start w:val="1"/>
+      <w:numFmt w:val="decimal"/>
+      <w:lvlText w:val="%7."/>
+      <w:lvlJc w:val="left"/>
+      <w:pPr>
+        <w:ind w:left="6883" w:hanging="360"/>
+      </w:pPr>
+    </w:lvl>
+    <w:lvl w:ilvl="7" w:tplc="04100019" w:tentative="1">
+      <w:start w:val="1"/>
+      <w:numFmt w:val="lowerLetter"/>
+      <w:lvlText w:val="%8."/>
+      <w:lvlJc w:val="left"/>
+      <w:pPr>
+        <w:ind w:left="7603" w:hanging="360"/>
+      </w:pPr>
+    </w:lvl>
+    <w:lvl w:ilvl="8" w:tplc="0410001B" w:tentative="1">
+      <w:start w:val="1"/>
+      <w:numFmt w:val="lowerRoman"/>
+      <w:lvlText w:val="%9."/>
+      <w:lvlJc w:val="right"/>
+      <w:pPr>
+        <w:ind w:left="8323" w:hanging="180"/>
+      </w:pPr>
+    </w:lvl>
+  </w:abstractNum>
+  <w:abstractNum w:abstractNumId="36" w15:restartNumberingAfterBreak="0">
+    <w:nsid w:val="735D7FD2"/>
+    <w:multiLevelType w:val="hybridMultilevel"/>
+    <w:tmpl w:val="E8CC7BEE"/>
+    <w:lvl w:ilvl="0" w:tplc="0410000F">
+      <w:start w:val="1"/>
+      <w:numFmt w:val="decimal"/>
+      <w:lvlText w:val="%1."/>
+      <w:lvlJc w:val="left"/>
+      <w:pPr>
+        <w:ind w:left="2563" w:hanging="360"/>
+      </w:pPr>
+    </w:lvl>
+    <w:lvl w:ilvl="1" w:tplc="04100019" w:tentative="1">
+      <w:start w:val="1"/>
+      <w:numFmt w:val="lowerLetter"/>
+      <w:lvlText w:val="%2."/>
+      <w:lvlJc w:val="left"/>
+      <w:pPr>
+        <w:ind w:left="3283" w:hanging="360"/>
+      </w:pPr>
+    </w:lvl>
+    <w:lvl w:ilvl="2" w:tplc="0410001B" w:tentative="1">
+      <w:start w:val="1"/>
+      <w:numFmt w:val="lowerRoman"/>
+      <w:lvlText w:val="%3."/>
+      <w:lvlJc w:val="right"/>
+      <w:pPr>
+        <w:ind w:left="4003" w:hanging="180"/>
+      </w:pPr>
+    </w:lvl>
+    <w:lvl w:ilvl="3" w:tplc="0410000F" w:tentative="1">
+      <w:start w:val="1"/>
+      <w:numFmt w:val="decimal"/>
+      <w:lvlText w:val="%4."/>
+      <w:lvlJc w:val="left"/>
+      <w:pPr>
+        <w:ind w:left="4723" w:hanging="360"/>
+      </w:pPr>
+    </w:lvl>
+    <w:lvl w:ilvl="4" w:tplc="04100019" w:tentative="1">
+      <w:start w:val="1"/>
+      <w:numFmt w:val="lowerLetter"/>
+      <w:lvlText w:val="%5."/>
+      <w:lvlJc w:val="left"/>
+      <w:pPr>
+        <w:ind w:left="5443" w:hanging="360"/>
+      </w:pPr>
+    </w:lvl>
+    <w:lvl w:ilvl="5" w:tplc="0410001B" w:tentative="1">
+      <w:start w:val="1"/>
+      <w:numFmt w:val="lowerRoman"/>
+      <w:lvlText w:val="%6."/>
+      <w:lvlJc w:val="right"/>
+      <w:pPr>
+        <w:ind w:left="6163" w:hanging="180"/>
+      </w:pPr>
+    </w:lvl>
+    <w:lvl w:ilvl="6" w:tplc="0410000F" w:tentative="1">
+      <w:start w:val="1"/>
+      <w:numFmt w:val="decimal"/>
+      <w:lvlText w:val="%7."/>
+      <w:lvlJc w:val="left"/>
+      <w:pPr>
+        <w:ind w:left="6883" w:hanging="360"/>
+      </w:pPr>
+    </w:lvl>
+    <w:lvl w:ilvl="7" w:tplc="04100019" w:tentative="1">
+      <w:start w:val="1"/>
+      <w:numFmt w:val="lowerLetter"/>
+      <w:lvlText w:val="%8."/>
+      <w:lvlJc w:val="left"/>
+      <w:pPr>
+        <w:ind w:left="7603" w:hanging="360"/>
+      </w:pPr>
+    </w:lvl>
+    <w:lvl w:ilvl="8" w:tplc="0410001B" w:tentative="1">
+      <w:start w:val="1"/>
+      <w:numFmt w:val="lowerRoman"/>
+      <w:lvlText w:val="%9."/>
+      <w:lvlJc w:val="right"/>
+      <w:pPr>
+        <w:ind w:left="8323" w:hanging="180"/>
+      </w:pPr>
+    </w:lvl>
+  </w:abstractNum>
+  <w:abstractNum w:abstractNumId="37" w15:restartNumberingAfterBreak="0">
+    <w:nsid w:val="77C35215"/>
+    <w:multiLevelType w:val="hybridMultilevel"/>
+    <w:tmpl w:val="62782E20"/>
+    <w:lvl w:ilvl="0" w:tplc="04100003">
+      <w:start w:val="1"/>
+      <w:numFmt w:val="bullet"/>
+      <w:lvlText w:val="o"/>
+      <w:lvlJc w:val="left"/>
+      <w:pPr>
+        <w:ind w:left="720" w:hanging="360"/>
+      </w:pPr>
+      <w:rPr>
+        <w:rFonts w:ascii="Courier New" w:hAnsi="Courier New" w:cs="Courier New" w:hint="default"/>
+      </w:rPr>
+    </w:lvl>
+    <w:lvl w:ilvl="1" w:tplc="04100003" w:tentative="1">
+      <w:start w:val="1"/>
+      <w:numFmt w:val="bullet"/>
+      <w:lvlText w:val="o"/>
+      <w:lvlJc w:val="left"/>
+      <w:pPr>
+        <w:ind w:left="1440" w:hanging="360"/>
+      </w:pPr>
+      <w:rPr>
+        <w:rFonts w:ascii="Courier New" w:hAnsi="Courier New" w:cs="Courier New" w:hint="default"/>
+      </w:rPr>
+    </w:lvl>
+    <w:lvl w:ilvl="2" w:tplc="04100005" w:tentative="1">
+      <w:start w:val="1"/>
+      <w:numFmt w:val="bullet"/>
+      <w:lvlText w:val=""/>
+      <w:lvlJc w:val="left"/>
+      <w:pPr>
+        <w:ind w:left="2160" w:hanging="360"/>
+      </w:pPr>
+      <w:rPr>
+        <w:rFonts w:ascii="Wingdings" w:hAnsi="Wingdings" w:hint="default"/>
+      </w:rPr>
+    </w:lvl>
+    <w:lvl w:ilvl="3" w:tplc="04100001" w:tentative="1">
+      <w:start w:val="1"/>
+      <w:numFmt w:val="bullet"/>
+      <w:lvlText w:val=""/>
+      <w:lvlJc w:val="left"/>
+      <w:pPr>
+        <w:ind w:left="2880" w:hanging="360"/>
+      </w:pPr>
+      <w:rPr>
+        <w:rFonts w:ascii="Symbol" w:hAnsi="Symbol" w:hint="default"/>
+      </w:rPr>
+    </w:lvl>
+    <w:lvl w:ilvl="4" w:tplc="04100003" w:tentative="1">
+      <w:start w:val="1"/>
+      <w:numFmt w:val="bullet"/>
+      <w:lvlText w:val="o"/>
+      <w:lvlJc w:val="left"/>
+      <w:pPr>
+        <w:ind w:left="3600" w:hanging="360"/>
+      </w:pPr>
+      <w:rPr>
+        <w:rFonts w:ascii="Courier New" w:hAnsi="Courier New" w:cs="Courier New" w:hint="default"/>
+      </w:rPr>
+    </w:lvl>
+    <w:lvl w:ilvl="5" w:tplc="04100005" w:tentative="1">
+      <w:start w:val="1"/>
+      <w:numFmt w:val="bullet"/>
+      <w:lvlText w:val=""/>
+      <w:lvlJc w:val="left"/>
+      <w:pPr>
+        <w:ind w:left="4320" w:hanging="360"/>
+      </w:pPr>
+      <w:rPr>
+        <w:rFonts w:ascii="Wingdings" w:hAnsi="Wingdings" w:hint="default"/>
+      </w:rPr>
+    </w:lvl>
+    <w:lvl w:ilvl="6" w:tplc="04100001" w:tentative="1">
+      <w:start w:val="1"/>
+      <w:numFmt w:val="bullet"/>
+      <w:lvlText w:val=""/>
+      <w:lvlJc w:val="left"/>
+      <w:pPr>
+        <w:ind w:left="5040" w:hanging="360"/>
+      </w:pPr>
+      <w:rPr>
+        <w:rFonts w:ascii="Symbol" w:hAnsi="Symbol" w:hint="default"/>
+      </w:rPr>
+    </w:lvl>
+    <w:lvl w:ilvl="7" w:tplc="04100003" w:tentative="1">
+      <w:start w:val="1"/>
+      <w:numFmt w:val="bullet"/>
+      <w:lvlText w:val="o"/>
+      <w:lvlJc w:val="left"/>
+      <w:pPr>
+        <w:ind w:left="5760" w:hanging="360"/>
+      </w:pPr>
+      <w:rPr>
+        <w:rFonts w:ascii="Courier New" w:hAnsi="Courier New" w:cs="Courier New" w:hint="default"/>
+      </w:rPr>
+    </w:lvl>
+    <w:lvl w:ilvl="8" w:tplc="04100005" w:tentative="1">
+      <w:start w:val="1"/>
+      <w:numFmt w:val="bullet"/>
+      <w:lvlText w:val=""/>
+      <w:lvlJc w:val="left"/>
+      <w:pPr>
+        <w:ind w:left="6480" w:hanging="360"/>
+      </w:pPr>
+      <w:rPr>
+        <w:rFonts w:ascii="Wingdings" w:hAnsi="Wingdings" w:hint="default"/>
+      </w:rPr>
+    </w:lvl>
+  </w:abstractNum>
+  <w:abstractNum w:abstractNumId="38" w15:restartNumberingAfterBreak="0">
+    <w:nsid w:val="7CFA5AAD"/>
+    <w:multiLevelType w:val="hybridMultilevel"/>
+    <w:tmpl w:val="A476B82E"/>
+    <w:lvl w:ilvl="0" w:tplc="04100003">
+      <w:start w:val="1"/>
+      <w:numFmt w:val="bullet"/>
+      <w:lvlText w:val="o"/>
+      <w:lvlJc w:val="left"/>
+      <w:pPr>
+        <w:ind w:left="720" w:hanging="360"/>
+      </w:pPr>
+      <w:rPr>
+        <w:rFonts w:ascii="Courier New" w:hAnsi="Courier New" w:cs="Courier New" w:hint="default"/>
+      </w:rPr>
+    </w:lvl>
+    <w:lvl w:ilvl="1" w:tplc="04100003" w:tentative="1">
+      <w:start w:val="1"/>
+      <w:numFmt w:val="bullet"/>
+      <w:lvlText w:val="o"/>
+      <w:lvlJc w:val="left"/>
+      <w:pPr>
+        <w:ind w:left="1440" w:hanging="360"/>
+      </w:pPr>
+      <w:rPr>
+        <w:rFonts w:ascii="Courier New" w:hAnsi="Courier New" w:cs="Courier New" w:hint="default"/>
+      </w:rPr>
+    </w:lvl>
+    <w:lvl w:ilvl="2" w:tplc="04100005" w:tentative="1">
+      <w:start w:val="1"/>
+      <w:numFmt w:val="bullet"/>
+      <w:lvlText w:val=""/>
+      <w:lvlJc w:val="left"/>
+      <w:pPr>
+        <w:ind w:left="2160" w:hanging="360"/>
+      </w:pPr>
+      <w:rPr>
+        <w:rFonts w:ascii="Wingdings" w:hAnsi="Wingdings" w:hint="default"/>
+      </w:rPr>
+    </w:lvl>
+    <w:lvl w:ilvl="3" w:tplc="04100001" w:tentative="1">
+      <w:start w:val="1"/>
+      <w:numFmt w:val="bullet"/>
+      <w:lvlText w:val=""/>
+      <w:lvlJc w:val="left"/>
+      <w:pPr>
+        <w:ind w:left="2880" w:hanging="360"/>
+      </w:pPr>
+      <w:rPr>
+        <w:rFonts w:ascii="Symbol" w:hAnsi="Symbol" w:hint="default"/>
+      </w:rPr>
+    </w:lvl>
+    <w:lvl w:ilvl="4" w:tplc="04100003" w:tentative="1">
+      <w:start w:val="1"/>
+      <w:numFmt w:val="bullet"/>
+      <w:lvlText w:val="o"/>
+      <w:lvlJc w:val="left"/>
+      <w:pPr>
+        <w:ind w:left="3600" w:hanging="360"/>
+      </w:pPr>
+      <w:rPr>
+        <w:rFonts w:ascii="Courier New" w:hAnsi="Courier New" w:cs="Courier New" w:hint="default"/>
+      </w:rPr>
+    </w:lvl>
+    <w:lvl w:ilvl="5" w:tplc="04100005" w:tentative="1">
+      <w:start w:val="1"/>
+      <w:numFmt w:val="bullet"/>
+      <w:lvlText w:val=""/>
+      <w:lvlJc w:val="left"/>
+      <w:pPr>
+        <w:ind w:left="4320" w:hanging="360"/>
+      </w:pPr>
+      <w:rPr>
+        <w:rFonts w:ascii="Wingdings" w:hAnsi="Wingdings" w:hint="default"/>
+      </w:rPr>
+    </w:lvl>
+    <w:lvl w:ilvl="6" w:tplc="04100001" w:tentative="1">
+      <w:start w:val="1"/>
+      <w:numFmt w:val="bullet"/>
+      <w:lvlText w:val=""/>
+      <w:lvlJc w:val="left"/>
+      <w:pPr>
+        <w:ind w:left="5040" w:hanging="360"/>
+      </w:pPr>
+      <w:rPr>
+        <w:rFonts w:ascii="Symbol" w:hAnsi="Symbol" w:hint="default"/>
+      </w:rPr>
+    </w:lvl>
+    <w:lvl w:ilvl="7" w:tplc="04100003" w:tentative="1">
+      <w:start w:val="1"/>
+      <w:numFmt w:val="bullet"/>
+      <w:lvlText w:val="o"/>
+      <w:lvlJc w:val="left"/>
+      <w:pPr>
+        <w:ind w:left="5760" w:hanging="360"/>
+      </w:pPr>
+      <w:rPr>
+        <w:rFonts w:ascii="Courier New" w:hAnsi="Courier New" w:cs="Courier New" w:hint="default"/>
+      </w:rPr>
+    </w:lvl>
+    <w:lvl w:ilvl="8" w:tplc="04100005" w:tentative="1">
+      <w:start w:val="1"/>
+      <w:numFmt w:val="bullet"/>
+      <w:lvlText w:val=""/>
+      <w:lvlJc w:val="left"/>
+      <w:pPr>
+        <w:ind w:left="6480" w:hanging="360"/>
+      </w:pPr>
+      <w:rPr>
+        <w:rFonts w:ascii="Wingdings" w:hAnsi="Wingdings" w:hint="default"/>
+      </w:rPr>
+    </w:lvl>
+  </w:abstractNum>
   <w:num w:numId="1" w16cid:durableId="1681200572">
+    <w:abstractNumId w:val="24"/>
+  </w:num>
+  <w:num w:numId="2" w16cid:durableId="1540438857">
+    <w:abstractNumId w:val="15"/>
+  </w:num>
+  <w:num w:numId="3" w16cid:durableId="1758937890">
+    <w:abstractNumId w:val="21"/>
+  </w:num>
+  <w:num w:numId="4" w16cid:durableId="1870869743">
+    <w:abstractNumId w:val="34"/>
+  </w:num>
+  <w:num w:numId="5" w16cid:durableId="153184791">
+    <w:abstractNumId w:val="22"/>
+  </w:num>
+  <w:num w:numId="6" w16cid:durableId="272713800">
     <w:abstractNumId w:val="19"/>
   </w:num>
-  <w:num w:numId="2" w16cid:durableId="1540438857">
+  <w:num w:numId="7" w16cid:durableId="1547715577">
+    <w:abstractNumId w:val="33"/>
+  </w:num>
+  <w:num w:numId="8" w16cid:durableId="1499729378">
+    <w:abstractNumId w:val="23"/>
+  </w:num>
+  <w:num w:numId="9" w16cid:durableId="176773706">
+    <w:abstractNumId w:val="9"/>
+  </w:num>
+  <w:num w:numId="10" w16cid:durableId="1494024812">
+    <w:abstractNumId w:val="17"/>
+  </w:num>
+  <w:num w:numId="11" w16cid:durableId="446971133">
+    <w:abstractNumId w:val="5"/>
+  </w:num>
+  <w:num w:numId="12" w16cid:durableId="318268522">
+    <w:abstractNumId w:val="10"/>
+  </w:num>
+  <w:num w:numId="13" w16cid:durableId="1845583064">
+    <w:abstractNumId w:val="7"/>
+  </w:num>
+  <w:num w:numId="14" w16cid:durableId="1170410241">
+    <w:abstractNumId w:val="6"/>
+  </w:num>
+  <w:num w:numId="15" w16cid:durableId="901982944">
+    <w:abstractNumId w:val="8"/>
+  </w:num>
+  <w:num w:numId="16" w16cid:durableId="293028806">
+    <w:abstractNumId w:val="28"/>
+  </w:num>
+  <w:num w:numId="17" w16cid:durableId="349919370">
+    <w:abstractNumId w:val="30"/>
+  </w:num>
+  <w:num w:numId="18" w16cid:durableId="729614086">
+    <w:abstractNumId w:val="14"/>
+  </w:num>
+  <w:num w:numId="19" w16cid:durableId="1682780980">
+    <w:abstractNumId w:val="12"/>
+  </w:num>
+  <w:num w:numId="20" w16cid:durableId="1144397757">
     <w:abstractNumId w:val="13"/>
   </w:num>
-  <w:num w:numId="3" w16cid:durableId="1758937890">
+  <w:num w:numId="21" w16cid:durableId="563680287">
     <w:abstractNumId w:val="16"/>
   </w:num>
-  <w:num w:numId="4" w16cid:durableId="1870869743">
-    <w:abstractNumId w:val="23"/>
+  <w:num w:numId="22" w16cid:durableId="1822843021">
+    <w:abstractNumId w:val="26"/>
   </w:num>
-  <w:num w:numId="5" w16cid:durableId="153184791">
-    <w:abstractNumId w:val="17"/>
+  <w:num w:numId="23" w16cid:durableId="2122676327">
+    <w:abstractNumId w:val="32"/>
   </w:num>
-  <w:num w:numId="6" w16cid:durableId="272713800">
-    <w:abstractNumId w:val="15"/>
+  <w:num w:numId="24" w16cid:durableId="1613171346">
+    <w:abstractNumId w:val="25"/>
   </w:num>
-  <w:num w:numId="7" w16cid:durableId="1547715577">
-    <w:abstractNumId w:val="22"/>
+  <w:num w:numId="25" w16cid:durableId="1513567971">
+    <w:abstractNumId w:val="29"/>
   </w:num>
-  <w:num w:numId="8" w16cid:durableId="1499729378">
+  <w:num w:numId="26" w16cid:durableId="233122197">
+    <w:abstractNumId w:val="35"/>
+  </w:num>
+  <w:num w:numId="27" w16cid:durableId="1564678315">
+    <w:abstractNumId w:val="4"/>
+  </w:num>
+  <w:num w:numId="28" w16cid:durableId="2075620512">
+    <w:abstractNumId w:val="36"/>
+  </w:num>
+  <w:num w:numId="29" w16cid:durableId="2117947346">
+    <w:abstractNumId w:val="31"/>
+  </w:num>
+  <w:num w:numId="30" w16cid:durableId="593435325">
+    <w:abstractNumId w:val="11"/>
+  </w:num>
+  <w:num w:numId="31" w16cid:durableId="131867161">
+    <w:abstractNumId w:val="27"/>
+  </w:num>
+  <w:num w:numId="32" w16cid:durableId="1734693814">
+    <w:abstractNumId w:val="20"/>
+  </w:num>
+  <w:num w:numId="33" w16cid:durableId="2053000441">
     <w:abstractNumId w:val="18"/>
   </w:num>
-  <w:num w:numId="9" w16cid:durableId="176773706">
-    <w:abstractNumId w:val="8"/>
+  <w:num w:numId="34" w16cid:durableId="677657193">
+    <w:abstractNumId w:val="38"/>
   </w:num>
-  <w:num w:numId="10" w16cid:durableId="1494024812">
-    <w:abstractNumId w:val="14"/>
-  </w:num>
-  <w:num w:numId="11" w16cid:durableId="446971133">
-    <w:abstractNumId w:val="4"/>
-  </w:num>
-  <w:num w:numId="12" w16cid:durableId="318268522">
-    <w:abstractNumId w:val="9"/>
-  </w:num>
-  <w:num w:numId="13" w16cid:durableId="1845583064">
-    <w:abstractNumId w:val="6"/>
-  </w:num>
-  <w:num w:numId="14" w16cid:durableId="1170410241">
-    <w:abstractNumId w:val="5"/>
-  </w:num>
-  <w:num w:numId="15" w16cid:durableId="901982944">
-    <w:abstractNumId w:val="7"/>
-  </w:num>
-  <w:num w:numId="16" w16cid:durableId="293028806">
-    <w:abstractNumId w:val="20"/>
-  </w:num>
-  <w:num w:numId="17" w16cid:durableId="349919370">
-    <w:abstractNumId w:val="21"/>
-  </w:num>
-  <w:num w:numId="18" w16cid:durableId="729614086">
-    <w:abstractNumId w:val="12"/>
-  </w:num>
-  <w:num w:numId="19" w16cid:durableId="1682780980">
-    <w:abstractNumId w:val="10"/>
-  </w:num>
-  <w:num w:numId="20" w16cid:durableId="1144397757">
-    <w:abstractNumId w:val="11"/>
+  <w:num w:numId="35" w16cid:durableId="1372339223">
+    <w:abstractNumId w:val="37"/>
   </w:num>
   <w:numIdMacAtCleanup w:val="13"/>
 </w:numbering>
 </file>
 
 <file path=word/styles.xml><?xml version="1.0" encoding="utf-8"?>
-<w:styles xmlns:mc="http://schemas.openxmlformats.org/markup-compatibility/2006" xmlns:r="http://schemas.openxmlformats.org/officeDocument/2006/relationships" xmlns:w="http://schemas.openxmlformats.org/wordprocessingml/2006/main" xmlns:w14="http://schemas.microsoft.com/office/word/2010/wordml" xmlns:w15="http://schemas.microsoft.com/office/word/2012/wordml" xmlns:w16cex="http://schemas.microsoft.com/office/word/2018/wordml/cex" xmlns:w16cid="http://schemas.microsoft.com/office/word/2016/wordml/cid" xmlns:w16="http://schemas.microsoft.com/office/word/2018/wordml" xmlns:w16sdtdh="http://schemas.microsoft.com/office/word/2020/wordml/sdtdatahash" xmlns:w16sdtfl="http://schemas.microsoft.com/office/word/2024/wordml/sdtformatlock" xmlns:w16se="http://schemas.microsoft.com/office/word/2015/wordml/symex" xmlns:w16du="http://schemas.microsoft.com/office/word/2023/wordml/word16du" mc:Ignorable="w14 w15 w16se w16cid w16 w16cex w16sdtdh w16sdtfl w16du">
+<w:styles xmlns:mc="http://schemas.openxmlformats.org/markup-compatibility/2006" xmlns:r="http://schemas.openxmlformats.org/officeDocument/2006/relationships" xmlns:w="http://schemas.openxmlformats.org/wordprocessingml/2006/main" xmlns:w14="http://schemas.microsoft.com/office/word/2010/wordml" xmlns:w15="http://schemas.microsoft.com/office/word/2012/wordml" xmlns:w16cex="http://schemas.microsoft.com/office/word/2018/wordml/cex" xmlns:w16cid="http://schemas.microsoft.com/office/word/2016/wordml/cid" xmlns:w16="http://schemas.microsoft.com/office/word/2018/wordml" xmlns:w16du="http://schemas.microsoft.com/office/word/2023/wordml/word16du" xmlns:w16sdtdh="http://schemas.microsoft.com/office/word/2020/wordml/sdtdatahash" xmlns:w16sdtfl="http://schemas.microsoft.com/office/word/2024/wordml/sdtformatlock" xmlns:w16se="http://schemas.microsoft.com/office/word/2015/wordml/symex" mc:Ignorable="w14 w15 w16se w16cid w16 w16cex w16sdtdh w16sdtfl w16du">
   <w:docDefaults>
     <w:rPrDefault>
       <w:rPr>

--- a/Deliverables/RAD_GGEyewear.docx
+++ b/Deliverables/RAD_GGEyewear.docx
@@ -145,6 +145,7 @@
         </w:rPr>
         <w:br/>
       </w:r>
+      <w:proofErr w:type="spellStart"/>
       <w:r>
         <w:rPr>
           <w:rFonts w:ascii="Arial" w:hAnsi="Arial"/>
@@ -154,8 +155,9 @@
           <w:szCs w:val="36"/>
           <w:lang w:val="en-US"/>
         </w:rPr>
-        <w:t xml:space="preserve">Versione </w:t>
-      </w:r>
+        <w:t>Versione</w:t>
+      </w:r>
+      <w:proofErr w:type="spellEnd"/>
       <w:r>
         <w:rPr>
           <w:rFonts w:ascii="Arial" w:hAnsi="Arial"/>
@@ -165,7 +167,7 @@
           <w:szCs w:val="36"/>
           <w:lang w:val="en-US"/>
         </w:rPr>
-        <w:t>7</w:t>
+        <w:t xml:space="preserve"> </w:t>
       </w:r>
       <w:r>
         <w:rPr>
@@ -176,7 +178,7 @@
           <w:szCs w:val="36"/>
           <w:lang w:val="en-US"/>
         </w:rPr>
-        <w:t>.</w:t>
+        <w:t>7</w:t>
       </w:r>
       <w:r>
         <w:rPr>
@@ -187,7 +189,18 @@
           <w:szCs w:val="36"/>
           <w:lang w:val="en-US"/>
         </w:rPr>
-        <w:t>0</w:t>
+        <w:t>.</w:t>
+      </w:r>
+      <w:r>
+        <w:rPr>
+          <w:rFonts w:ascii="Arial" w:hAnsi="Arial"/>
+          <w:b/>
+          <w:bCs/>
+          <w:sz w:val="36"/>
+          <w:szCs w:val="36"/>
+          <w:lang w:val="en-US"/>
+        </w:rPr>
+        <w:t>1</w:t>
       </w:r>
       <w:r>
         <w:rPr>
@@ -1416,16 +1429,8 @@
               <w:rPr>
                 <w:sz w:val="20"/>
               </w:rPr>
-              <w:t xml:space="preserve">Finiti alcuni requisiti funzionali lasciati incompleti a seguito di chiarimenti con il resto </w:t>
+              <w:t>Finiti alcuni requisiti funzionali lasciati incompleti a seguito di chiarimenti con il resto del team</w:t>
             </w:r>
-            <w:proofErr w:type="gramStart"/>
-            <w:r>
-              <w:rPr>
-                <w:sz w:val="20"/>
-              </w:rPr>
-              <w:t>del team</w:t>
-            </w:r>
-            <w:proofErr w:type="gramEnd"/>
           </w:p>
         </w:tc>
         <w:tc>
@@ -1726,19 +1731,11 @@
               </w:rPr>
               <w:t xml:space="preserve">per l’analisi </w:t>
             </w:r>
-            <w:proofErr w:type="gramStart"/>
             <w:r>
               <w:rPr>
                 <w:sz w:val="20"/>
               </w:rPr>
-              <w:t>del trend</w:t>
-            </w:r>
-            <w:proofErr w:type="gramEnd"/>
-            <w:r>
-              <w:rPr>
-                <w:sz w:val="20"/>
-              </w:rPr>
-              <w:t xml:space="preserve"> </w:t>
+              <w:t xml:space="preserve">del trend </w:t>
             </w:r>
             <w:r>
               <w:rPr>
@@ -2234,6 +2231,135 @@
           </w:p>
         </w:tc>
       </w:tr>
+      <w:tr>
+        <w:trPr>
+          <w:trHeight w:val="230"/>
+        </w:trPr>
+        <w:tc>
+          <w:tcPr>
+            <w:tcW w:w="1927" w:type="dxa"/>
+            <w:tcBorders>
+              <w:top w:val="single" w:sz="4" w:space="0" w:color="auto"/>
+              <w:left w:val="single" w:sz="4" w:space="0" w:color="auto"/>
+              <w:bottom w:val="single" w:sz="4" w:space="0" w:color="auto"/>
+              <w:right w:val="single" w:sz="4" w:space="0" w:color="auto"/>
+            </w:tcBorders>
+          </w:tcPr>
+          <w:p>
+            <w:pPr>
+              <w:pStyle w:val="Contenutotabella"/>
+              <w:rPr>
+                <w:sz w:val="20"/>
+                <w:szCs w:val="20"/>
+              </w:rPr>
+            </w:pPr>
+            <w:r>
+              <w:rPr>
+                <w:sz w:val="20"/>
+                <w:szCs w:val="20"/>
+              </w:rPr>
+              <w:t>27/10/2026</w:t>
+            </w:r>
+          </w:p>
+        </w:tc>
+        <w:tc>
+          <w:tcPr>
+            <w:tcW w:w="964" w:type="dxa"/>
+            <w:tcBorders>
+              <w:top w:val="single" w:sz="4" w:space="0" w:color="auto"/>
+              <w:left w:val="single" w:sz="4" w:space="0" w:color="auto"/>
+              <w:bottom w:val="single" w:sz="4" w:space="0" w:color="auto"/>
+              <w:right w:val="single" w:sz="4" w:space="0" w:color="auto"/>
+            </w:tcBorders>
+          </w:tcPr>
+          <w:p>
+            <w:pPr>
+              <w:pStyle w:val="Contenutotabella"/>
+              <w:rPr>
+                <w:sz w:val="20"/>
+                <w:szCs w:val="20"/>
+              </w:rPr>
+            </w:pPr>
+            <w:r>
+              <w:rPr>
+                <w:sz w:val="20"/>
+                <w:szCs w:val="20"/>
+              </w:rPr>
+              <w:t>7.1</w:t>
+            </w:r>
+          </w:p>
+        </w:tc>
+        <w:tc>
+          <w:tcPr>
+            <w:tcW w:w="4336" w:type="dxa"/>
+            <w:tcBorders>
+              <w:top w:val="single" w:sz="4" w:space="0" w:color="auto"/>
+              <w:left w:val="single" w:sz="4" w:space="0" w:color="auto"/>
+              <w:bottom w:val="single" w:sz="4" w:space="0" w:color="auto"/>
+              <w:right w:val="single" w:sz="4" w:space="0" w:color="auto"/>
+            </w:tcBorders>
+          </w:tcPr>
+          <w:p>
+            <w:pPr>
+              <w:pStyle w:val="Contenutotabella"/>
+              <w:rPr>
+                <w:sz w:val="20"/>
+                <w:szCs w:val="20"/>
+              </w:rPr>
+            </w:pPr>
+            <w:r>
+              <w:rPr>
+                <w:sz w:val="20"/>
+                <w:szCs w:val="20"/>
+              </w:rPr>
+              <w:t xml:space="preserve">Aggiunti 2 casi d’uso con i relativi flussi alternativi (registrazione e caso d’uso generico per </w:t>
+            </w:r>
+            <w:r>
+              <w:rPr>
+                <w:sz w:val="20"/>
+                <w:szCs w:val="20"/>
+              </w:rPr>
+              <w:t xml:space="preserve">errori </w:t>
+            </w:r>
+            <w:r>
+              <w:rPr>
+                <w:sz w:val="20"/>
+                <w:szCs w:val="20"/>
+              </w:rPr>
+              <w:lastRenderedPageBreak/>
+              <w:t>sintattici)</w:t>
+            </w:r>
+          </w:p>
+        </w:tc>
+        <w:tc>
+          <w:tcPr>
+            <w:tcW w:w="2410" w:type="dxa"/>
+            <w:tcBorders>
+              <w:top w:val="single" w:sz="4" w:space="0" w:color="auto"/>
+              <w:left w:val="single" w:sz="4" w:space="0" w:color="auto"/>
+              <w:bottom w:val="single" w:sz="4" w:space="0" w:color="auto"/>
+              <w:right w:val="single" w:sz="4" w:space="0" w:color="auto"/>
+            </w:tcBorders>
+          </w:tcPr>
+          <w:p>
+            <w:pPr>
+              <w:pStyle w:val="Contenutotabella"/>
+              <w:rPr>
+                <w:sz w:val="20"/>
+                <w:szCs w:val="20"/>
+              </w:rPr>
+            </w:pPr>
+            <w:r>
+              <w:rPr>
+                <w:sz w:val="20"/>
+                <w:szCs w:val="20"/>
+              </w:rPr>
+              <w:lastRenderedPageBreak/>
+              <w:t>Angelica D’Aquila</w:t>
+            </w:r>
+          </w:p>
+        </w:tc>
+      </w:tr>
     </w:tbl>
     <w:p>
       <w:pPr>
@@ -5410,21 +5536,7 @@
         <w:rPr>
           <w:lang w:val="en-US"/>
         </w:rPr>
-        <w:t xml:space="preserve">Objectives and success criteria </w:t>
-      </w:r>
-      <w:proofErr w:type="gramStart"/>
-      <w:r>
-        <w:rPr>
-          <w:lang w:val="en-US"/>
-        </w:rPr>
-        <w:t>of</w:t>
-      </w:r>
-      <w:proofErr w:type="gramEnd"/>
-      <w:r>
-        <w:rPr>
-          <w:lang w:val="en-US"/>
-        </w:rPr>
-        <w:t xml:space="preserve"> the project</w:t>
+        <w:t>Objectives and success criteria of the project</w:t>
       </w:r>
       <w:bookmarkEnd w:id="4"/>
     </w:p>
@@ -7783,31 +7895,7 @@
         <w:rPr>
           <w:color w:val="000000" w:themeColor="text1"/>
         </w:rPr>
-        <w:t xml:space="preserve">al visitatore di poter </w:t>
-      </w:r>
-      <w:r>
-        <w:rPr>
-          <w:color w:val="000000" w:themeColor="text1"/>
-        </w:rPr>
-        <w:t xml:space="preserve">aggiungere </w:t>
-      </w:r>
-      <w:r>
-        <w:rPr>
-          <w:color w:val="000000" w:themeColor="text1"/>
-        </w:rPr>
-        <w:t>un</w:t>
-      </w:r>
-      <w:r>
-        <w:rPr>
-          <w:color w:val="000000" w:themeColor="text1"/>
-        </w:rPr>
-        <w:t xml:space="preserve"> paio di occhiali nel carrello</w:t>
-      </w:r>
-      <w:r>
-        <w:rPr>
-          <w:color w:val="000000" w:themeColor="text1"/>
-        </w:rPr>
-        <w:t>, selezionandoli da</w:t>
+        <w:t>al visitatore di poter aggiungere un paio di occhiali nel carrello, selezionandoli da</w:t>
       </w:r>
       <w:r>
         <w:rPr>
@@ -11576,15 +11664,7 @@
         <w:ind w:left="1418" w:firstLine="11"/>
       </w:pPr>
       <w:r>
-        <w:t xml:space="preserve">Per individuare </w:t>
-      </w:r>
-      <w:proofErr w:type="gramStart"/>
-      <w:r>
-        <w:t>il trend</w:t>
-      </w:r>
-      <w:proofErr w:type="gramEnd"/>
-      <w:r>
-        <w:t xml:space="preserve"> del momento, Fabio interagisce con il pannello dei filtri: </w:t>
+        <w:t xml:space="preserve">Per individuare il trend del momento, Fabio interagisce con il pannello dei filtri: </w:t>
       </w:r>
     </w:p>
     <w:p>
@@ -11974,22 +12054,6 @@
           <w:tab w:val="left" w:pos="8580"/>
         </w:tabs>
         <w:spacing w:after="100"/>
-        <w:jc w:val="both"/>
-      </w:pPr>
-      <w:r>
-        <w:rPr>
-          <w:b/>
-          <w:bCs/>
-        </w:rPr>
-        <w:t>Registrazione va messa qua</w:t>
-      </w:r>
-    </w:p>
-    <w:p>
-      <w:pPr>
-        <w:tabs>
-          <w:tab w:val="left" w:pos="8580"/>
-        </w:tabs>
-        <w:spacing w:after="100"/>
         <w:ind w:left="709"/>
         <w:jc w:val="both"/>
         <w:rPr>
@@ -12020,7 +12084,25 @@
         <w:jc w:val="both"/>
       </w:pPr>
       <w:r>
-        <w:t xml:space="preserve">Se al punto 2 il sistema rileva che la mail inserita non è sintatticamente corretta, l’invio del form viene bloccato e viene eseguito il caso d’uso UC 1.1: Formato Email non valido </w:t>
+        <w:t>Se al punto 2 il sistema rileva che la mail inserita non è sintatticamente corretta</w:t>
+      </w:r>
+      <w:r>
+        <w:t xml:space="preserve"> </w:t>
+      </w:r>
+      <w:r>
+        <w:t xml:space="preserve">viene eseguito il caso d’uso UC </w:t>
+      </w:r>
+      <w:r>
+        <w:t>10</w:t>
+      </w:r>
+      <w:r>
+        <w:t xml:space="preserve">: </w:t>
+      </w:r>
+      <w:r>
+        <w:t>Gestione Errore Sintattico di Dati</w:t>
+      </w:r>
+      <w:r>
+        <w:t xml:space="preserve"> </w:t>
       </w:r>
     </w:p>
     <w:p>
@@ -12038,7 +12120,6 @@
         <w:jc w:val="both"/>
       </w:pPr>
       <w:r>
-        <w:lastRenderedPageBreak/>
         <w:t>Se al punto 3 il sistema rileva credenziali non corrette</w:t>
       </w:r>
       <w:r>
@@ -12048,10 +12129,22 @@
         <w:t xml:space="preserve"> non trovate nel database</w:t>
       </w:r>
       <w:r>
-        <w:t xml:space="preserve"> (magari perché inesistenti: il cliente non ha mai effettuato la registrazione)</w:t>
-      </w:r>
-      <w:r>
-        <w:t xml:space="preserve"> viene eseguito il caso d’uso UC 1.2: Credenziali errate</w:t>
+        <w:t xml:space="preserve"> (</w:t>
+      </w:r>
+      <w:r>
+        <w:t>il cliente sta facendo il login senza essersi registrato</w:t>
+      </w:r>
+      <w:r>
+        <w:t>)</w:t>
+      </w:r>
+      <w:r>
+        <w:t xml:space="preserve"> viene eseguito il caso d’uso UC 1.</w:t>
+      </w:r>
+      <w:r>
+        <w:t>1</w:t>
+      </w:r>
+      <w:r>
+        <w:t>: Credenziali errate</w:t>
       </w:r>
     </w:p>
     <w:p>
@@ -12081,7 +12174,22 @@
           <w:b/>
           <w:bCs/>
         </w:rPr>
-        <w:t>UC 1.1: Formato Email non valido</w:t>
+        <w:lastRenderedPageBreak/>
+        <w:t>UC 1.</w:t>
+      </w:r>
+      <w:r>
+        <w:rPr>
+          <w:b/>
+          <w:bCs/>
+        </w:rPr>
+        <w:t>1</w:t>
+      </w:r>
+      <w:r>
+        <w:rPr>
+          <w:b/>
+          <w:bCs/>
+        </w:rPr>
+        <w:t>: Credenziali Errate</w:t>
       </w:r>
     </w:p>
     <w:p>
@@ -12125,7 +12233,7 @@
       </w:r>
       <w:proofErr w:type="spellEnd"/>
       <w:r>
-        <w:t>: L’utente ha inserito una mail che non è sintatticamente corretta (non contiene la formula @dominio) e ha cliccato il tasto per inviare il form</w:t>
+        <w:t>: L’utente ha provato ad autenticarsi con esito negativo</w:t>
       </w:r>
     </w:p>
     <w:p>
@@ -12150,8 +12258,8 @@
       <w:pPr>
         <w:pStyle w:val="Paragrafoelenco"/>
         <w:numPr>
-          <w:ilvl w:val="2"/>
-          <w:numId w:val="53"/>
+          <w:ilvl w:val="0"/>
+          <w:numId w:val="54"/>
         </w:numPr>
         <w:tabs>
           <w:tab w:val="left" w:pos="8580"/>
@@ -12161,15 +12269,15 @@
         <w:jc w:val="both"/>
       </w:pPr>
       <w:r>
-        <w:t>Il sistema blocca l’invio del form</w:t>
+        <w:t>Il sistema mostra il messaggio di errore “username o password non corrette”</w:t>
       </w:r>
     </w:p>
     <w:p>
       <w:pPr>
         <w:pStyle w:val="Paragrafoelenco"/>
         <w:numPr>
-          <w:ilvl w:val="2"/>
-          <w:numId w:val="53"/>
+          <w:ilvl w:val="0"/>
+          <w:numId w:val="54"/>
         </w:numPr>
         <w:tabs>
           <w:tab w:val="left" w:pos="8580"/>
@@ -12179,25 +12287,7 @@
         <w:jc w:val="both"/>
       </w:pPr>
       <w:r>
-        <w:t>Il sistema modifica il DOM e mostra un messaggio di errore “inserire un indirizzo mail valido”</w:t>
-      </w:r>
-    </w:p>
-    <w:p>
-      <w:pPr>
-        <w:pStyle w:val="Paragrafoelenco"/>
-        <w:numPr>
-          <w:ilvl w:val="2"/>
-          <w:numId w:val="53"/>
-        </w:numPr>
-        <w:tabs>
-          <w:tab w:val="left" w:pos="8580"/>
-        </w:tabs>
-        <w:spacing w:after="100"/>
-        <w:ind w:left="1843"/>
-        <w:jc w:val="both"/>
-      </w:pPr>
-      <w:r>
-        <w:t>L’utente rimane sulla schermata di login, avendo la possibilità di correggere il campo</w:t>
+        <w:t>Il sistema ripresenta all’utente la schermata di login</w:t>
       </w:r>
     </w:p>
     <w:p>
@@ -12223,169 +12313,11 @@
       </w:r>
       <w:proofErr w:type="spellEnd"/>
       <w:r>
-        <w:t>: L’utente rimane alla pagina di login con il messaggio di errore visibile</w:t>
-      </w:r>
-    </w:p>
-    <w:p>
-      <w:pPr>
-        <w:tabs>
-          <w:tab w:val="left" w:pos="8580"/>
-        </w:tabs>
-        <w:spacing w:after="100"/>
-        <w:jc w:val="both"/>
-      </w:pPr>
-    </w:p>
-    <w:p>
-      <w:pPr>
-        <w:tabs>
-          <w:tab w:val="left" w:pos="8580"/>
-        </w:tabs>
-        <w:spacing w:after="100"/>
-        <w:ind w:left="709"/>
-        <w:jc w:val="both"/>
-        <w:rPr>
-          <w:b/>
-          <w:bCs/>
-        </w:rPr>
-      </w:pPr>
-      <w:r>
-        <w:rPr>
-          <w:b/>
-          <w:bCs/>
-        </w:rPr>
-        <w:t>UC 1.2: Credenziali Errate</w:t>
-      </w:r>
-    </w:p>
-    <w:p>
-      <w:pPr>
-        <w:pStyle w:val="Paragrafoelenco"/>
-        <w:numPr>
-          <w:ilvl w:val="0"/>
-          <w:numId w:val="39"/>
-        </w:numPr>
-        <w:tabs>
-          <w:tab w:val="left" w:pos="8580"/>
-        </w:tabs>
-        <w:spacing w:after="100"/>
-        <w:ind w:left="1276" w:hanging="283"/>
-        <w:jc w:val="both"/>
-      </w:pPr>
-      <w:r>
-        <w:t>Attori coinvolti: Utente</w:t>
-      </w:r>
-    </w:p>
-    <w:p>
-      <w:pPr>
-        <w:pStyle w:val="Paragrafoelenco"/>
-        <w:numPr>
-          <w:ilvl w:val="0"/>
-          <w:numId w:val="39"/>
-        </w:numPr>
-        <w:tabs>
-          <w:tab w:val="left" w:pos="8580"/>
-        </w:tabs>
-        <w:spacing w:after="100"/>
-        <w:ind w:left="1276" w:hanging="283"/>
-        <w:jc w:val="both"/>
-      </w:pPr>
-      <w:r>
-        <w:t xml:space="preserve">Entry </w:t>
-      </w:r>
-      <w:proofErr w:type="spellStart"/>
-      <w:r>
-        <w:t>Condition</w:t>
-      </w:r>
-      <w:proofErr w:type="spellEnd"/>
-      <w:r>
-        <w:t>: L’utente ha provato ad autenticarsi con esito negativo</w:t>
-      </w:r>
-    </w:p>
-    <w:p>
-      <w:pPr>
-        <w:pStyle w:val="Paragrafoelenco"/>
-        <w:numPr>
-          <w:ilvl w:val="0"/>
-          <w:numId w:val="39"/>
-        </w:numPr>
-        <w:tabs>
-          <w:tab w:val="left" w:pos="8580"/>
-        </w:tabs>
-        <w:spacing w:after="100"/>
-        <w:ind w:left="1276" w:hanging="283"/>
-        <w:jc w:val="both"/>
-      </w:pPr>
-      <w:r>
-        <w:t>Flusso di eventi:</w:t>
-      </w:r>
-    </w:p>
-    <w:p>
-      <w:pPr>
-        <w:pStyle w:val="Paragrafoelenco"/>
-        <w:numPr>
-          <w:ilvl w:val="0"/>
-          <w:numId w:val="54"/>
-        </w:numPr>
-        <w:tabs>
-          <w:tab w:val="left" w:pos="8580"/>
-        </w:tabs>
-        <w:spacing w:after="100"/>
-        <w:ind w:left="1843"/>
-        <w:jc w:val="both"/>
-      </w:pPr>
-      <w:r>
-        <w:t>Il sistema mostra il messaggio di errore “username o password non corrette”</w:t>
-      </w:r>
-    </w:p>
-    <w:p>
-      <w:pPr>
-        <w:pStyle w:val="Paragrafoelenco"/>
-        <w:numPr>
-          <w:ilvl w:val="0"/>
-          <w:numId w:val="54"/>
-        </w:numPr>
-        <w:tabs>
-          <w:tab w:val="left" w:pos="8580"/>
-        </w:tabs>
-        <w:spacing w:after="100"/>
-        <w:ind w:left="1843"/>
-        <w:jc w:val="both"/>
-      </w:pPr>
-      <w:r>
-        <w:t>Il sistema ripresenta all’utente la schermata di login</w:t>
-      </w:r>
-    </w:p>
-    <w:p>
-      <w:pPr>
-        <w:pStyle w:val="Paragrafoelenco"/>
-        <w:numPr>
-          <w:ilvl w:val="0"/>
-          <w:numId w:val="50"/>
-        </w:numPr>
-        <w:tabs>
-          <w:tab w:val="left" w:pos="8580"/>
-        </w:tabs>
-        <w:spacing w:after="100"/>
-        <w:ind w:left="1276" w:hanging="283"/>
-        <w:jc w:val="both"/>
-      </w:pPr>
-      <w:r>
-        <w:t xml:space="preserve">Exit </w:t>
-      </w:r>
-      <w:proofErr w:type="spellStart"/>
-      <w:r>
-        <w:t>Condition</w:t>
-      </w:r>
-      <w:proofErr w:type="spellEnd"/>
-      <w:r>
         <w:t>: L’utente si ritrova alla pagina di login</w:t>
       </w:r>
     </w:p>
-    <w:bookmarkEnd w:id="27"/>
-    <w:p>
-      <w:pPr>
-        <w:pBdr>
-          <w:bottom w:val="single" w:sz="6" w:space="1" w:color="auto"/>
-        </w:pBdr>
+    <w:p>
+      <w:pPr>
         <w:tabs>
           <w:tab w:val="left" w:pos="8580"/>
         </w:tabs>
@@ -12409,15 +12341,7 @@
           <w:u w:val="single"/>
         </w:rPr>
       </w:pPr>
-    </w:p>
-    <w:p>
-      <w:pPr>
-        <w:tabs>
-          <w:tab w:val="left" w:pos="8580"/>
-        </w:tabs>
-        <w:spacing w:after="100"/>
-        <w:ind w:left="709"/>
-        <w:jc w:val="both"/>
+      <w:r>
         <w:rPr>
           <w:b/>
           <w:bCs/>
@@ -12425,7 +12349,8 @@
           <w:szCs w:val="28"/>
           <w:u w:val="single"/>
         </w:rPr>
-      </w:pPr>
+        <w:t xml:space="preserve">UC </w:t>
+      </w:r>
       <w:r>
         <w:rPr>
           <w:b/>
@@ -12434,7 +12359,7 @@
           <w:szCs w:val="28"/>
           <w:u w:val="single"/>
         </w:rPr>
-        <w:t xml:space="preserve">UC </w:t>
+        <w:t>2</w:t>
       </w:r>
       <w:r>
         <w:rPr>
@@ -12444,7 +12369,7 @@
           <w:szCs w:val="28"/>
           <w:u w:val="single"/>
         </w:rPr>
-        <w:t>2</w:t>
+        <w:t>:</w:t>
       </w:r>
       <w:r>
         <w:rPr>
@@ -12454,7 +12379,7 @@
           <w:szCs w:val="28"/>
           <w:u w:val="single"/>
         </w:rPr>
-        <w:t xml:space="preserve">: </w:t>
+        <w:t xml:space="preserve"> </w:t>
       </w:r>
       <w:r>
         <w:rPr>
@@ -12464,7 +12389,7 @@
           <w:szCs w:val="28"/>
           <w:u w:val="single"/>
         </w:rPr>
-        <w:t>Navigazione Catalogo e Dettaglio Prodotto</w:t>
+        <w:t>Registrazione</w:t>
       </w:r>
     </w:p>
     <w:p>
@@ -12482,13 +12407,16 @@
         <w:jc w:val="both"/>
       </w:pPr>
       <w:r>
-        <w:t>Attori coinvolti: Cliente (registrato e non registrato)</w:t>
+        <w:t xml:space="preserve">Attori coinvolti: </w:t>
+      </w:r>
+      <w:r>
+        <w:t>Utente (</w:t>
       </w:r>
       <w:r>
         <w:rPr>
           <w:color w:val="EE0000"/>
         </w:rPr>
-        <w:t>non è Utente perché abbiamo chiarito che gli admin non ordinano quindi ?? !</w:t>
+        <w:t>indecisa se utente o cliente)</w:t>
       </w:r>
     </w:p>
     <w:p>
@@ -12514,7 +12442,10 @@
       </w:r>
       <w:proofErr w:type="spellEnd"/>
       <w:r>
-        <w:t>: L’utente si trova in qualunque punto del sito e seleziona una delle opzioni per arrivare al catalogo dalla barra di navigazione (“Occhiali da Sole” o “Occhiali da Vista”)</w:t>
+        <w:t xml:space="preserve">: L’utente accede alla schermata di </w:t>
+      </w:r>
+      <w:r>
+        <w:t>registrazione tramite il pulsante presente nella schermata di login</w:t>
       </w:r>
     </w:p>
     <w:p>
@@ -12540,6 +12471,756 @@
         <w:pStyle w:val="Paragrafoelenco"/>
         <w:numPr>
           <w:ilvl w:val="0"/>
+          <w:numId w:val="79"/>
+        </w:numPr>
+        <w:tabs>
+          <w:tab w:val="left" w:pos="8580"/>
+        </w:tabs>
+        <w:spacing w:after="100"/>
+        <w:ind w:left="1985"/>
+        <w:jc w:val="both"/>
+      </w:pPr>
+      <w:r>
+        <w:t>L’utente inserisce</w:t>
+      </w:r>
+    </w:p>
+    <w:p>
+      <w:pPr>
+        <w:pStyle w:val="Paragrafoelenco"/>
+        <w:numPr>
+          <w:ilvl w:val="0"/>
+          <w:numId w:val="78"/>
+        </w:numPr>
+        <w:tabs>
+          <w:tab w:val="left" w:pos="8580"/>
+        </w:tabs>
+        <w:spacing w:after="100"/>
+        <w:ind w:left="2410"/>
+        <w:jc w:val="both"/>
+      </w:pPr>
+      <w:r>
+        <w:t>Nome</w:t>
+      </w:r>
+    </w:p>
+    <w:p>
+      <w:pPr>
+        <w:pStyle w:val="Paragrafoelenco"/>
+        <w:numPr>
+          <w:ilvl w:val="0"/>
+          <w:numId w:val="78"/>
+        </w:numPr>
+        <w:tabs>
+          <w:tab w:val="left" w:pos="8580"/>
+        </w:tabs>
+        <w:spacing w:after="100"/>
+        <w:ind w:left="2410"/>
+        <w:jc w:val="both"/>
+      </w:pPr>
+      <w:r>
+        <w:t>Cognome</w:t>
+      </w:r>
+    </w:p>
+    <w:p>
+      <w:pPr>
+        <w:pStyle w:val="Paragrafoelenco"/>
+        <w:numPr>
+          <w:ilvl w:val="0"/>
+          <w:numId w:val="78"/>
+        </w:numPr>
+        <w:tabs>
+          <w:tab w:val="left" w:pos="8580"/>
+        </w:tabs>
+        <w:spacing w:after="100"/>
+        <w:ind w:left="2410"/>
+        <w:jc w:val="both"/>
+      </w:pPr>
+      <w:r>
+        <w:t>Email</w:t>
+      </w:r>
+    </w:p>
+    <w:p>
+      <w:pPr>
+        <w:pStyle w:val="Paragrafoelenco"/>
+        <w:numPr>
+          <w:ilvl w:val="0"/>
+          <w:numId w:val="78"/>
+        </w:numPr>
+        <w:tabs>
+          <w:tab w:val="left" w:pos="8580"/>
+        </w:tabs>
+        <w:spacing w:after="100"/>
+        <w:ind w:left="2410"/>
+        <w:jc w:val="both"/>
+      </w:pPr>
+      <w:r>
+        <w:t>Password</w:t>
+      </w:r>
+    </w:p>
+    <w:p>
+      <w:pPr>
+        <w:pStyle w:val="Paragrafoelenco"/>
+        <w:numPr>
+          <w:ilvl w:val="0"/>
+          <w:numId w:val="78"/>
+        </w:numPr>
+        <w:tabs>
+          <w:tab w:val="left" w:pos="8580"/>
+        </w:tabs>
+        <w:spacing w:after="100"/>
+        <w:ind w:left="2410"/>
+        <w:jc w:val="both"/>
+      </w:pPr>
+      <w:r>
+        <w:t>Conferma password</w:t>
+      </w:r>
+    </w:p>
+    <w:p>
+      <w:pPr>
+        <w:pStyle w:val="Paragrafoelenco"/>
+        <w:numPr>
+          <w:ilvl w:val="0"/>
+          <w:numId w:val="78"/>
+        </w:numPr>
+        <w:tabs>
+          <w:tab w:val="left" w:pos="8580"/>
+        </w:tabs>
+        <w:spacing w:after="100"/>
+        <w:ind w:left="2410"/>
+        <w:jc w:val="both"/>
+      </w:pPr>
+      <w:r>
+        <w:t>Numero di telefono</w:t>
+      </w:r>
+    </w:p>
+    <w:p>
+      <w:pPr>
+        <w:pStyle w:val="Paragrafoelenco"/>
+        <w:numPr>
+          <w:ilvl w:val="0"/>
+          <w:numId w:val="78"/>
+        </w:numPr>
+        <w:tabs>
+          <w:tab w:val="left" w:pos="8580"/>
+        </w:tabs>
+        <w:spacing w:after="100"/>
+        <w:ind w:left="2410"/>
+        <w:jc w:val="both"/>
+      </w:pPr>
+      <w:r>
+        <w:t>Data di nascita</w:t>
+      </w:r>
+    </w:p>
+    <w:p>
+      <w:pPr>
+        <w:pStyle w:val="Paragrafoelenco"/>
+        <w:numPr>
+          <w:ilvl w:val="0"/>
+          <w:numId w:val="78"/>
+        </w:numPr>
+        <w:tabs>
+          <w:tab w:val="left" w:pos="8580"/>
+        </w:tabs>
+        <w:spacing w:after="100"/>
+        <w:ind w:left="2410"/>
+        <w:jc w:val="both"/>
+      </w:pPr>
+      <w:r>
+        <w:t>Via</w:t>
+      </w:r>
+    </w:p>
+    <w:p>
+      <w:pPr>
+        <w:pStyle w:val="Paragrafoelenco"/>
+        <w:numPr>
+          <w:ilvl w:val="0"/>
+          <w:numId w:val="78"/>
+        </w:numPr>
+        <w:tabs>
+          <w:tab w:val="left" w:pos="8580"/>
+        </w:tabs>
+        <w:spacing w:after="100"/>
+        <w:ind w:left="2410"/>
+        <w:jc w:val="both"/>
+      </w:pPr>
+      <w:r>
+        <w:t>Numero civico</w:t>
+      </w:r>
+    </w:p>
+    <w:p>
+      <w:pPr>
+        <w:pStyle w:val="Paragrafoelenco"/>
+        <w:numPr>
+          <w:ilvl w:val="0"/>
+          <w:numId w:val="78"/>
+        </w:numPr>
+        <w:tabs>
+          <w:tab w:val="left" w:pos="8580"/>
+        </w:tabs>
+        <w:spacing w:after="100"/>
+        <w:ind w:left="2410"/>
+        <w:jc w:val="both"/>
+      </w:pPr>
+      <w:r>
+        <w:t>Città</w:t>
+      </w:r>
+    </w:p>
+    <w:p>
+      <w:pPr>
+        <w:pStyle w:val="Paragrafoelenco"/>
+        <w:numPr>
+          <w:ilvl w:val="0"/>
+          <w:numId w:val="78"/>
+        </w:numPr>
+        <w:tabs>
+          <w:tab w:val="left" w:pos="8580"/>
+        </w:tabs>
+        <w:spacing w:after="100"/>
+        <w:ind w:left="2410"/>
+        <w:jc w:val="both"/>
+      </w:pPr>
+      <w:r>
+        <w:t>CAP</w:t>
+      </w:r>
+    </w:p>
+    <w:p>
+      <w:pPr>
+        <w:pStyle w:val="Paragrafoelenco"/>
+        <w:numPr>
+          <w:ilvl w:val="0"/>
+          <w:numId w:val="79"/>
+        </w:numPr>
+        <w:tabs>
+          <w:tab w:val="left" w:pos="8580"/>
+        </w:tabs>
+        <w:spacing w:after="100"/>
+        <w:ind w:left="1985"/>
+        <w:jc w:val="both"/>
+      </w:pPr>
+      <w:r>
+        <w:t>L’utente invia i dati al sistema</w:t>
+      </w:r>
+    </w:p>
+    <w:p>
+      <w:pPr>
+        <w:pStyle w:val="Paragrafoelenco"/>
+        <w:numPr>
+          <w:ilvl w:val="0"/>
+          <w:numId w:val="79"/>
+        </w:numPr>
+        <w:tabs>
+          <w:tab w:val="left" w:pos="8580"/>
+        </w:tabs>
+        <w:spacing w:after="100"/>
+        <w:ind w:left="1985"/>
+        <w:jc w:val="both"/>
+      </w:pPr>
+      <w:r>
+        <w:t xml:space="preserve">Il sistema verifica che </w:t>
+      </w:r>
+      <w:r>
+        <w:t>la mail non sia già in uso</w:t>
+      </w:r>
+    </w:p>
+    <w:p>
+      <w:pPr>
+        <w:pStyle w:val="Paragrafoelenco"/>
+        <w:numPr>
+          <w:ilvl w:val="0"/>
+          <w:numId w:val="79"/>
+        </w:numPr>
+        <w:tabs>
+          <w:tab w:val="left" w:pos="8580"/>
+        </w:tabs>
+        <w:spacing w:after="100"/>
+        <w:ind w:left="1985"/>
+        <w:jc w:val="both"/>
+      </w:pPr>
+      <w:r>
+        <w:t xml:space="preserve">Il sistema reindirizza l’utente alla </w:t>
+      </w:r>
+      <w:r>
+        <w:t>sua area personale</w:t>
+      </w:r>
+    </w:p>
+    <w:p>
+      <w:pPr>
+        <w:pStyle w:val="Paragrafoelenco"/>
+        <w:numPr>
+          <w:ilvl w:val="0"/>
+          <w:numId w:val="50"/>
+        </w:numPr>
+        <w:tabs>
+          <w:tab w:val="left" w:pos="8580"/>
+        </w:tabs>
+        <w:spacing w:after="100"/>
+        <w:ind w:left="1276" w:hanging="283"/>
+        <w:jc w:val="both"/>
+      </w:pPr>
+      <w:r>
+        <w:t xml:space="preserve">Exit </w:t>
+      </w:r>
+      <w:proofErr w:type="spellStart"/>
+      <w:r>
+        <w:t>Condition</w:t>
+      </w:r>
+      <w:proofErr w:type="spellEnd"/>
+      <w:r>
+        <w:t xml:space="preserve">: L’utente è </w:t>
+      </w:r>
+      <w:r>
+        <w:t>registrato e autenticato</w:t>
+      </w:r>
+      <w:r>
+        <w:t xml:space="preserve"> e </w:t>
+      </w:r>
+      <w:r>
+        <w:t>si trova nella sua area personale</w:t>
+      </w:r>
+    </w:p>
+    <w:p>
+      <w:pPr>
+        <w:tabs>
+          <w:tab w:val="left" w:pos="8580"/>
+        </w:tabs>
+        <w:spacing w:after="100"/>
+        <w:ind w:left="709"/>
+        <w:jc w:val="both"/>
+        <w:rPr>
+          <w:b/>
+          <w:bCs/>
+        </w:rPr>
+      </w:pPr>
+      <w:r>
+        <w:rPr>
+          <w:b/>
+          <w:bCs/>
+        </w:rPr>
+        <w:t>Flussi alternativi / Eccezioni:</w:t>
+      </w:r>
+    </w:p>
+    <w:p>
+      <w:pPr>
+        <w:pStyle w:val="Paragrafoelenco"/>
+        <w:numPr>
+          <w:ilvl w:val="0"/>
+          <w:numId w:val="51"/>
+        </w:numPr>
+        <w:tabs>
+          <w:tab w:val="left" w:pos="8580"/>
+        </w:tabs>
+        <w:spacing w:after="100"/>
+        <w:ind w:left="1418"/>
+        <w:jc w:val="both"/>
+      </w:pPr>
+      <w:r>
+        <w:t xml:space="preserve">Se al punto </w:t>
+      </w:r>
+      <w:r>
+        <w:t>1</w:t>
+      </w:r>
+      <w:r>
+        <w:t xml:space="preserve"> il sistema rileva che </w:t>
+      </w:r>
+      <w:r>
+        <w:t xml:space="preserve">uno o più campi inseriti non sono sintatticamente corretti viene eseguito il caso d’uso UC 10: </w:t>
+      </w:r>
+      <w:r>
+        <w:t xml:space="preserve">Gestione Errore Sintattico di Dati </w:t>
+      </w:r>
+    </w:p>
+    <w:p>
+      <w:pPr>
+        <w:pStyle w:val="Paragrafoelenco"/>
+        <w:numPr>
+          <w:ilvl w:val="0"/>
+          <w:numId w:val="51"/>
+        </w:numPr>
+        <w:tabs>
+          <w:tab w:val="left" w:pos="8580"/>
+        </w:tabs>
+        <w:spacing w:after="100"/>
+        <w:ind w:left="1418"/>
+        <w:jc w:val="both"/>
+      </w:pPr>
+      <w:r>
+        <w:t>Se al punto 3 il sistema rileva</w:t>
+      </w:r>
+      <w:r>
+        <w:t xml:space="preserve"> che la mail inserita è già associata a un altro account viene eseguito il caso d’uso UC 2.1: Mail già in uso</w:t>
+      </w:r>
+    </w:p>
+    <w:p>
+      <w:pPr>
+        <w:tabs>
+          <w:tab w:val="left" w:pos="8580"/>
+        </w:tabs>
+        <w:spacing w:after="100"/>
+        <w:jc w:val="both"/>
+      </w:pPr>
+    </w:p>
+    <w:p>
+      <w:pPr>
+        <w:tabs>
+          <w:tab w:val="left" w:pos="8580"/>
+        </w:tabs>
+        <w:spacing w:after="100"/>
+        <w:ind w:left="709"/>
+        <w:jc w:val="both"/>
+        <w:rPr>
+          <w:b/>
+          <w:bCs/>
+        </w:rPr>
+      </w:pPr>
+      <w:r>
+        <w:rPr>
+          <w:b/>
+          <w:bCs/>
+        </w:rPr>
+        <w:t xml:space="preserve">UC </w:t>
+      </w:r>
+      <w:r>
+        <w:rPr>
+          <w:b/>
+          <w:bCs/>
+        </w:rPr>
+        <w:t>2.1</w:t>
+      </w:r>
+      <w:r>
+        <w:rPr>
+          <w:b/>
+          <w:bCs/>
+        </w:rPr>
+        <w:t xml:space="preserve">: </w:t>
+      </w:r>
+      <w:r>
+        <w:rPr>
+          <w:b/>
+          <w:bCs/>
+        </w:rPr>
+        <w:t>Mail già in uso</w:t>
+      </w:r>
+    </w:p>
+    <w:p>
+      <w:pPr>
+        <w:pStyle w:val="Paragrafoelenco"/>
+        <w:numPr>
+          <w:ilvl w:val="0"/>
+          <w:numId w:val="39"/>
+        </w:numPr>
+        <w:tabs>
+          <w:tab w:val="left" w:pos="8580"/>
+        </w:tabs>
+        <w:spacing w:after="100"/>
+        <w:ind w:left="1276" w:hanging="283"/>
+        <w:jc w:val="both"/>
+      </w:pPr>
+      <w:r>
+        <w:t>Attori coinvolti: Utente</w:t>
+      </w:r>
+    </w:p>
+    <w:p>
+      <w:pPr>
+        <w:pStyle w:val="Paragrafoelenco"/>
+        <w:numPr>
+          <w:ilvl w:val="0"/>
+          <w:numId w:val="39"/>
+        </w:numPr>
+        <w:tabs>
+          <w:tab w:val="left" w:pos="8580"/>
+        </w:tabs>
+        <w:spacing w:after="100"/>
+        <w:ind w:left="1276" w:hanging="283"/>
+        <w:jc w:val="both"/>
+      </w:pPr>
+      <w:r>
+        <w:t xml:space="preserve">Entry </w:t>
+      </w:r>
+      <w:proofErr w:type="spellStart"/>
+      <w:r>
+        <w:t>Condition</w:t>
+      </w:r>
+      <w:proofErr w:type="spellEnd"/>
+      <w:r>
+        <w:t xml:space="preserve">: L’utente </w:t>
+      </w:r>
+      <w:r>
+        <w:t>ha inviato il form inserendo una mail che già è utilizzata da un altro account</w:t>
+      </w:r>
+    </w:p>
+    <w:p>
+      <w:pPr>
+        <w:pStyle w:val="Paragrafoelenco"/>
+        <w:numPr>
+          <w:ilvl w:val="0"/>
+          <w:numId w:val="39"/>
+        </w:numPr>
+        <w:tabs>
+          <w:tab w:val="left" w:pos="8580"/>
+        </w:tabs>
+        <w:spacing w:after="100"/>
+        <w:ind w:left="1276" w:hanging="283"/>
+        <w:jc w:val="both"/>
+      </w:pPr>
+      <w:r>
+        <w:t>Flusso di eventi:</w:t>
+      </w:r>
+    </w:p>
+    <w:p>
+      <w:pPr>
+        <w:pStyle w:val="Paragrafoelenco"/>
+        <w:numPr>
+          <w:ilvl w:val="0"/>
+          <w:numId w:val="80"/>
+        </w:numPr>
+        <w:tabs>
+          <w:tab w:val="left" w:pos="8580"/>
+        </w:tabs>
+        <w:spacing w:after="100"/>
+        <w:ind w:left="1985"/>
+        <w:jc w:val="both"/>
+      </w:pPr>
+      <w:r>
+        <w:t>Il sis</w:t>
+      </w:r>
+      <w:r>
+        <w:t>tema rileva che la mail è già in uso</w:t>
+      </w:r>
+    </w:p>
+    <w:p>
+      <w:pPr>
+        <w:pStyle w:val="Paragrafoelenco"/>
+        <w:numPr>
+          <w:ilvl w:val="0"/>
+          <w:numId w:val="80"/>
+        </w:numPr>
+        <w:tabs>
+          <w:tab w:val="left" w:pos="8580"/>
+        </w:tabs>
+        <w:spacing w:after="100"/>
+        <w:ind w:left="1985"/>
+        <w:jc w:val="both"/>
+      </w:pPr>
+      <w:r>
+        <w:t>Il sistema ricarica la pagina e azzera tutti i campi</w:t>
+      </w:r>
+    </w:p>
+    <w:p>
+      <w:pPr>
+        <w:pStyle w:val="Paragrafoelenco"/>
+        <w:numPr>
+          <w:ilvl w:val="0"/>
+          <w:numId w:val="80"/>
+        </w:numPr>
+        <w:tabs>
+          <w:tab w:val="left" w:pos="8580"/>
+        </w:tabs>
+        <w:spacing w:after="100"/>
+        <w:ind w:left="1985"/>
+        <w:jc w:val="both"/>
+      </w:pPr>
+      <w:r>
+        <w:lastRenderedPageBreak/>
+        <w:t xml:space="preserve">Il sistema mostra </w:t>
+      </w:r>
+      <w:r>
+        <w:t xml:space="preserve">la pagina ricaricata e </w:t>
+      </w:r>
+      <w:r>
+        <w:t>un messaggio di errore “email già in uso”</w:t>
+      </w:r>
+    </w:p>
+    <w:p>
+      <w:pPr>
+        <w:pStyle w:val="Paragrafoelenco"/>
+        <w:numPr>
+          <w:ilvl w:val="0"/>
+          <w:numId w:val="50"/>
+        </w:numPr>
+        <w:tabs>
+          <w:tab w:val="left" w:pos="8580"/>
+        </w:tabs>
+        <w:spacing w:after="100"/>
+        <w:ind w:left="1276" w:hanging="283"/>
+        <w:jc w:val="both"/>
+      </w:pPr>
+      <w:r>
+        <w:t xml:space="preserve">Exit </w:t>
+      </w:r>
+      <w:proofErr w:type="spellStart"/>
+      <w:r>
+        <w:t>Condition</w:t>
+      </w:r>
+      <w:proofErr w:type="spellEnd"/>
+      <w:r>
+        <w:t xml:space="preserve">: L’utente si ritrova alla pagina di </w:t>
+      </w:r>
+      <w:r>
+        <w:t>registrazione con i campi vuoti</w:t>
+      </w:r>
+    </w:p>
+    <w:p>
+      <w:pPr>
+        <w:tabs>
+          <w:tab w:val="left" w:pos="8580"/>
+        </w:tabs>
+        <w:spacing w:after="100"/>
+        <w:jc w:val="both"/>
+      </w:pPr>
+    </w:p>
+    <w:bookmarkEnd w:id="27"/>
+    <w:p>
+      <w:pPr>
+        <w:pBdr>
+          <w:bottom w:val="single" w:sz="6" w:space="1" w:color="auto"/>
+        </w:pBdr>
+        <w:tabs>
+          <w:tab w:val="left" w:pos="8580"/>
+        </w:tabs>
+        <w:spacing w:after="100"/>
+        <w:jc w:val="both"/>
+      </w:pPr>
+    </w:p>
+    <w:p>
+      <w:pPr>
+        <w:tabs>
+          <w:tab w:val="left" w:pos="8580"/>
+        </w:tabs>
+        <w:spacing w:after="100"/>
+        <w:ind w:left="709"/>
+        <w:jc w:val="both"/>
+        <w:rPr>
+          <w:b/>
+          <w:bCs/>
+          <w:sz w:val="28"/>
+          <w:szCs w:val="28"/>
+          <w:u w:val="single"/>
+        </w:rPr>
+      </w:pPr>
+    </w:p>
+    <w:p>
+      <w:pPr>
+        <w:tabs>
+          <w:tab w:val="left" w:pos="8580"/>
+        </w:tabs>
+        <w:spacing w:after="100"/>
+        <w:ind w:left="709"/>
+        <w:jc w:val="both"/>
+        <w:rPr>
+          <w:b/>
+          <w:bCs/>
+          <w:sz w:val="28"/>
+          <w:szCs w:val="28"/>
+          <w:u w:val="single"/>
+        </w:rPr>
+      </w:pPr>
+      <w:r>
+        <w:rPr>
+          <w:b/>
+          <w:bCs/>
+          <w:sz w:val="28"/>
+          <w:szCs w:val="28"/>
+          <w:u w:val="single"/>
+        </w:rPr>
+        <w:t xml:space="preserve">UC </w:t>
+      </w:r>
+      <w:r>
+        <w:rPr>
+          <w:b/>
+          <w:bCs/>
+          <w:sz w:val="28"/>
+          <w:szCs w:val="28"/>
+          <w:u w:val="single"/>
+        </w:rPr>
+        <w:t>3</w:t>
+      </w:r>
+      <w:r>
+        <w:rPr>
+          <w:b/>
+          <w:bCs/>
+          <w:sz w:val="28"/>
+          <w:szCs w:val="28"/>
+          <w:u w:val="single"/>
+        </w:rPr>
+        <w:t xml:space="preserve">: </w:t>
+      </w:r>
+      <w:r>
+        <w:rPr>
+          <w:b/>
+          <w:bCs/>
+          <w:sz w:val="28"/>
+          <w:szCs w:val="28"/>
+          <w:u w:val="single"/>
+        </w:rPr>
+        <w:t>Navigazione Catalogo e Dettaglio Prodotto</w:t>
+      </w:r>
+    </w:p>
+    <w:p>
+      <w:pPr>
+        <w:pStyle w:val="Paragrafoelenco"/>
+        <w:numPr>
+          <w:ilvl w:val="0"/>
+          <w:numId w:val="39"/>
+        </w:numPr>
+        <w:tabs>
+          <w:tab w:val="left" w:pos="8580"/>
+        </w:tabs>
+        <w:spacing w:after="100"/>
+        <w:ind w:left="1276" w:hanging="283"/>
+        <w:jc w:val="both"/>
+      </w:pPr>
+      <w:r>
+        <w:t>Attori coinvolti: Cliente (registrato e non registrato)</w:t>
+      </w:r>
+    </w:p>
+    <w:p>
+      <w:pPr>
+        <w:pStyle w:val="Paragrafoelenco"/>
+        <w:numPr>
+          <w:ilvl w:val="0"/>
+          <w:numId w:val="39"/>
+        </w:numPr>
+        <w:tabs>
+          <w:tab w:val="left" w:pos="8580"/>
+        </w:tabs>
+        <w:spacing w:after="100"/>
+        <w:ind w:left="1276" w:hanging="283"/>
+        <w:jc w:val="both"/>
+      </w:pPr>
+      <w:r>
+        <w:t xml:space="preserve">Entry </w:t>
+      </w:r>
+      <w:proofErr w:type="spellStart"/>
+      <w:r>
+        <w:t>Condition</w:t>
+      </w:r>
+      <w:proofErr w:type="spellEnd"/>
+      <w:r>
+        <w:t>: L’utente si trova in qualunque punto del sito e seleziona una delle opzioni per arrivare al catalogo dalla barra di navigazione (“Occhiali da Sole” o “Occhiali da Vista”)</w:t>
+      </w:r>
+    </w:p>
+    <w:p>
+      <w:pPr>
+        <w:pStyle w:val="Paragrafoelenco"/>
+        <w:numPr>
+          <w:ilvl w:val="0"/>
+          <w:numId w:val="39"/>
+        </w:numPr>
+        <w:tabs>
+          <w:tab w:val="left" w:pos="8580"/>
+        </w:tabs>
+        <w:spacing w:after="100"/>
+        <w:ind w:left="1276" w:hanging="283"/>
+        <w:jc w:val="both"/>
+      </w:pPr>
+      <w:r>
+        <w:t>Flusso di eventi:</w:t>
+      </w:r>
+    </w:p>
+    <w:p>
+      <w:pPr>
+        <w:pStyle w:val="Paragrafoelenco"/>
+        <w:numPr>
+          <w:ilvl w:val="0"/>
           <w:numId w:val="55"/>
         </w:numPr>
         <w:tabs>
@@ -12676,7 +13357,6 @@
         <w:jc w:val="both"/>
       </w:pPr>
       <w:r>
-        <w:lastRenderedPageBreak/>
         <w:t>Il cliente seleziona una delle diverse varianti di colori disponibili (opzionale)</w:t>
       </w:r>
     </w:p>
@@ -12769,7 +13449,13 @@
         <w:jc w:val="both"/>
       </w:pPr>
       <w:r>
-        <w:t>Se al punto 4 i filtri selezionati dall’utente non producono alcun risultato, questo output verrà visualizzato a schermo e viene eseguito il caso d’uso UC 2.1: Prodotti non Trovati</w:t>
+        <w:t xml:space="preserve">Se al punto 4 i filtri selezionati dall’utente non producono alcun risultato, questo output verrà visualizzato a schermo e viene eseguito il caso d’uso UC </w:t>
+      </w:r>
+      <w:r>
+        <w:t>3</w:t>
+      </w:r>
+      <w:r>
+        <w:t>.1: Prodotti non Trovati</w:t>
       </w:r>
     </w:p>
     <w:p>
@@ -12787,7 +13473,13 @@
         <w:jc w:val="both"/>
       </w:pPr>
       <w:r>
-        <w:t>Se al punto 8 il cliente seleziona una variante di colore che in quel momento non ha scorte nel magazzino viene eseguito il caso d’uso UC 2.2: Variante Esaurita</w:t>
+        <w:t xml:space="preserve">Se al punto 8 il cliente seleziona una variante di colore che in quel momento non ha scorte nel magazzino viene eseguito il caso d’uso UC </w:t>
+      </w:r>
+      <w:r>
+        <w:t>3</w:t>
+      </w:r>
+      <w:r>
+        <w:t>.2: Variante Esaurita</w:t>
       </w:r>
     </w:p>
     <w:p>
@@ -12817,7 +13509,21 @@
           <w:b/>
           <w:bCs/>
         </w:rPr>
-        <w:t>UC 2.1: Prodotti non Trovati</w:t>
+        <w:t xml:space="preserve">UC </w:t>
+      </w:r>
+      <w:r>
+        <w:rPr>
+          <w:b/>
+          <w:bCs/>
+        </w:rPr>
+        <w:t>3</w:t>
+      </w:r>
+      <w:r>
+        <w:rPr>
+          <w:b/>
+          <w:bCs/>
+        </w:rPr>
+        <w:t>.1: Prodotti non Trovati</w:t>
       </w:r>
     </w:p>
     <w:p>
@@ -12835,13 +13541,7 @@
         <w:jc w:val="both"/>
       </w:pPr>
       <w:r>
-        <w:t xml:space="preserve">Attori coinvolti: Cliente </w:t>
-      </w:r>
-      <w:r>
-        <w:rPr>
-          <w:color w:val="EE0000"/>
-        </w:rPr>
-        <w:t>abbiamo chiarito che gli admin non fanno ordini per l’ereditarietà</w:t>
+        <w:t>Attori coinvolti: Cliente</w:t>
       </w:r>
     </w:p>
     <w:p>
@@ -12957,6 +13657,7 @@
         <w:jc w:val="both"/>
       </w:pPr>
       <w:r>
+        <w:lastRenderedPageBreak/>
         <w:t>Il cliente seleziona il pulsante di azzeramento filtri e il sistema mostra l’elenco completo</w:t>
       </w:r>
     </w:p>
@@ -13013,7 +13714,21 @@
           <w:b/>
           <w:bCs/>
         </w:rPr>
-        <w:t>UC 2.2: Variante Esaurita</w:t>
+        <w:t xml:space="preserve">UC </w:t>
+      </w:r>
+      <w:r>
+        <w:rPr>
+          <w:b/>
+          <w:bCs/>
+        </w:rPr>
+        <w:t>3</w:t>
+      </w:r>
+      <w:r>
+        <w:rPr>
+          <w:b/>
+          <w:bCs/>
+        </w:rPr>
+        <w:t>.2: Variante Esaurita</w:t>
       </w:r>
     </w:p>
     <w:p>
@@ -13119,27 +13834,6 @@
         <w:pStyle w:val="Paragrafoelenco"/>
         <w:numPr>
           <w:ilvl w:val="0"/>
-          <w:numId w:val="57"/>
-        </w:numPr>
-        <w:tabs>
-          <w:tab w:val="left" w:pos="8580"/>
-        </w:tabs>
-        <w:spacing w:after="100"/>
-        <w:ind w:left="1843"/>
-        <w:jc w:val="both"/>
-      </w:pPr>
-      <w:r>
-        <w:rPr>
-          <w:color w:val="EE0000"/>
-        </w:rPr>
-        <w:t>DA DECIDERE: se il sistema ti blocca se premi aggiungi al carrello oppure te lo fa mettere ma ti manda a una pagina di errore generica</w:t>
-      </w:r>
-    </w:p>
-    <w:p>
-      <w:pPr>
-        <w:pStyle w:val="Paragrafoelenco"/>
-        <w:numPr>
-          <w:ilvl w:val="0"/>
           <w:numId w:val="50"/>
         </w:numPr>
         <w:tabs>
@@ -13153,15 +13847,14 @@
         <w:rPr>
           <w:noProof/>
         </w:rPr>
-        <w:lastRenderedPageBreak/>
         <w:drawing>
-          <wp:anchor distT="0" distB="0" distL="114300" distR="114300" simplePos="0" relativeHeight="251658240" behindDoc="1" locked="0" layoutInCell="1" allowOverlap="1" wp14:anchorId="5C4F4566" wp14:editId="59309CAC">
+          <wp:anchor distT="0" distB="0" distL="114300" distR="114300" simplePos="0" relativeHeight="251658240" behindDoc="1" locked="0" layoutInCell="1" allowOverlap="1" wp14:anchorId="5C4F4566" wp14:editId="2354FCB1">
             <wp:simplePos x="0" y="0"/>
             <wp:positionH relativeFrom="margin">
               <wp:align>center</wp:align>
             </wp:positionH>
             <wp:positionV relativeFrom="page">
-              <wp:posOffset>6426200</wp:posOffset>
+              <wp:posOffset>1570181</wp:posOffset>
             </wp:positionV>
             <wp:extent cx="3867150" cy="2600325"/>
             <wp:effectExtent l="0" t="0" r="0" b="9525"/>
@@ -13199,15 +13892,30 @@
         </w:drawing>
       </w:r>
       <w:r>
-        <w:t xml:space="preserve">Exit </w:t>
+        <w:t>Exit C</w:t>
       </w:r>
       <w:proofErr w:type="spellStart"/>
       <w:r>
-        <w:t>Condition</w:t>
+        <w:t>ondition</w:t>
       </w:r>
       <w:proofErr w:type="spellEnd"/>
       <w:r>
-        <w:t>: Il cliente rimane sulla variante disponibile, e se nessuna è disponibile non verrà selezionata nessuna di esse</w:t>
+        <w:t xml:space="preserve">: </w:t>
+      </w:r>
+      <w:r>
+        <w:t>Il sistema lascia selezionata</w:t>
+      </w:r>
+      <w:r>
+        <w:t xml:space="preserve"> </w:t>
+      </w:r>
+      <w:r>
+        <w:t>la</w:t>
+      </w:r>
+      <w:r>
+        <w:t xml:space="preserve"> variante disponibile,</w:t>
+      </w:r>
+      <w:r>
+        <w:t xml:space="preserve"> o non seleziona niente se nessuna variante è disponibile</w:t>
       </w:r>
     </w:p>
     <w:p>
@@ -13282,7 +13990,7 @@
           <w:szCs w:val="28"/>
           <w:u w:val="single"/>
         </w:rPr>
-        <w:t>3</w:t>
+        <w:t>4</w:t>
       </w:r>
       <w:r>
         <w:rPr>
@@ -13454,6 +14162,7 @@
         <w:jc w:val="both"/>
       </w:pPr>
       <w:r>
+        <w:lastRenderedPageBreak/>
         <w:t>Il sistema ricarica in modo asincrono il totale (opzionale)</w:t>
       </w:r>
     </w:p>
@@ -13528,7 +14237,13 @@
         <w:jc w:val="both"/>
       </w:pPr>
       <w:r>
-        <w:t>Se al punto 3 il cliente accede al carrello ma non è presente nessun articolo il sistema esegue il caso d’uso UC 3.1: Carrello Vuoto</w:t>
+        <w:t xml:space="preserve">Se al punto 3 il cliente accede al carrello ma non è presente nessun articolo il sistema esegue il caso d’uso UC </w:t>
+      </w:r>
+      <w:r>
+        <w:t>4</w:t>
+      </w:r>
+      <w:r>
+        <w:t>.1: Carrello Vuoto</w:t>
       </w:r>
     </w:p>
     <w:p>
@@ -13546,7 +14261,13 @@
         <w:jc w:val="both"/>
       </w:pPr>
       <w:r>
-        <w:t>Se al punto 4 il cliente decide di svuotare il carrello completamente, eliminare 1 prodotto o diminuirne la quantità manualmente portandola a 0 il sistema esegue il caso d’uso UC 3.2: Rimozione Prodotto dal Carrello</w:t>
+        <w:t xml:space="preserve">Se al punto 4 il cliente decide di svuotare il carrello completamente, eliminare 1 prodotto o diminuirne la quantità manualmente portandola a 0 il sistema esegue il caso d’uso UC </w:t>
+      </w:r>
+      <w:r>
+        <w:t>4</w:t>
+      </w:r>
+      <w:r>
+        <w:t>.2: Rimozione Prodotto dal Carrello</w:t>
       </w:r>
     </w:p>
     <w:p>
@@ -13576,8 +14297,21 @@
           <w:b/>
           <w:bCs/>
         </w:rPr>
-        <w:lastRenderedPageBreak/>
-        <w:t>UC 3.1: Carrello Vuoto</w:t>
+        <w:t xml:space="preserve">UC </w:t>
+      </w:r>
+      <w:r>
+        <w:rPr>
+          <w:b/>
+          <w:bCs/>
+        </w:rPr>
+        <w:t>4</w:t>
+      </w:r>
+      <w:r>
+        <w:rPr>
+          <w:b/>
+          <w:bCs/>
+        </w:rPr>
+        <w:t>.1: Carrello Vuoto</w:t>
       </w:r>
     </w:p>
     <w:p>
@@ -13776,7 +14510,21 @@
           <w:b/>
           <w:bCs/>
         </w:rPr>
-        <w:t>UC 3.2: Rimozione Prodotto dal Carrello</w:t>
+        <w:t xml:space="preserve">UC </w:t>
+      </w:r>
+      <w:r>
+        <w:rPr>
+          <w:b/>
+          <w:bCs/>
+        </w:rPr>
+        <w:t>4</w:t>
+      </w:r>
+      <w:r>
+        <w:rPr>
+          <w:b/>
+          <w:bCs/>
+        </w:rPr>
+        <w:t>.2: Rimozione Prodotto dal Carrello</w:t>
       </w:r>
     </w:p>
     <w:p>
@@ -13894,14 +14642,15 @@
         <w:rPr>
           <w:noProof/>
         </w:rPr>
+        <w:lastRenderedPageBreak/>
         <w:drawing>
-          <wp:anchor distT="0" distB="0" distL="114300" distR="114300" simplePos="0" relativeHeight="251659264" behindDoc="0" locked="0" layoutInCell="1" allowOverlap="1" wp14:anchorId="6F5CBB03" wp14:editId="22C76157">
+          <wp:anchor distT="0" distB="0" distL="114300" distR="114300" simplePos="0" relativeHeight="251659264" behindDoc="0" locked="0" layoutInCell="1" allowOverlap="1" wp14:anchorId="6F5CBB03" wp14:editId="26419321">
             <wp:simplePos x="0" y="0"/>
             <wp:positionH relativeFrom="margin">
-              <wp:align>center</wp:align>
+              <wp:posOffset>1219142</wp:posOffset>
             </wp:positionH>
             <wp:positionV relativeFrom="page">
-              <wp:posOffset>1962150</wp:posOffset>
+              <wp:posOffset>5744441</wp:posOffset>
             </wp:positionV>
             <wp:extent cx="3543300" cy="2686050"/>
             <wp:effectExtent l="0" t="0" r="0" b="0"/>
@@ -14005,7 +14754,7 @@
           <w:szCs w:val="28"/>
           <w:u w:val="single"/>
         </w:rPr>
-        <w:t>4</w:t>
+        <w:t>5</w:t>
       </w:r>
       <w:r>
         <w:rPr>
@@ -14087,7 +14836,6 @@
         <w:jc w:val="both"/>
       </w:pPr>
       <w:r>
-        <w:lastRenderedPageBreak/>
         <w:t>Flusso di eventi:</w:t>
       </w:r>
     </w:p>
@@ -14324,7 +15072,7 @@
         <w:jc w:val="both"/>
       </w:pPr>
       <w:r>
-        <w:t>Se al punto 2 il sistema rileva che il cliente non è autenticato viene eseguito il caso d’uso UC 1: Autenticazione (oppure potrà registrarsi venendo reindirizzato dalla pagina di login, caso d’uso 1.2 registrazione ancora da fare)</w:t>
+        <w:t>Se al punto 2 il sistema rileva che il cliente non è autenticato viene eseguito il caso d’uso UC 1: Autenticazione</w:t>
       </w:r>
     </w:p>
     <w:p>
@@ -14342,7 +15090,14 @@
         <w:jc w:val="both"/>
       </w:pPr>
       <w:r>
-        <w:t>Se al punto 6 il sistema rileva che i dati della carta di credito inseriti dall’utente non sono sintatticamente corretti l’invio del form viene bloccato e viene eseguito il caso d’uso UC 4.1: Dati Checkout non Validi</w:t>
+        <w:lastRenderedPageBreak/>
+        <w:t xml:space="preserve">Se al punto 6 il sistema rileva che i dati della carta di credito inseriti dall’utente non sono sintatticamente corretti l’invio del form viene bloccato e viene eseguito il caso d’uso UC </w:t>
+      </w:r>
+      <w:r>
+        <w:t>5</w:t>
+      </w:r>
+      <w:r>
+        <w:t>.1: Dati Checkout non Validi</w:t>
       </w:r>
     </w:p>
     <w:p>
@@ -14363,7 +15118,21 @@
           <w:b/>
           <w:bCs/>
         </w:rPr>
-        <w:t xml:space="preserve">UC 4.1: </w:t>
+        <w:t xml:space="preserve">UC </w:t>
+      </w:r>
+      <w:r>
+        <w:rPr>
+          <w:b/>
+          <w:bCs/>
+        </w:rPr>
+        <w:t>5</w:t>
+      </w:r>
+      <w:r>
+        <w:rPr>
+          <w:b/>
+          <w:bCs/>
+        </w:rPr>
+        <w:t xml:space="preserve">.1: </w:t>
       </w:r>
       <w:r>
         <w:rPr>
@@ -14525,17 +15294,37 @@
         <w:jc w:val="both"/>
       </w:pPr>
       <w:r>
+        <w:t xml:space="preserve">Exit </w:t>
+      </w:r>
+      <w:proofErr w:type="spellStart"/>
+      <w:r>
+        <w:t>Condition</w:t>
+      </w:r>
+      <w:proofErr w:type="spellEnd"/>
+      <w:r>
+        <w:t>: Il cliente visualizza la schermata di checkout con i messaggi di errore visibili sui campi da correggere</w:t>
+      </w:r>
+    </w:p>
+    <w:p>
+      <w:pPr>
+        <w:tabs>
+          <w:tab w:val="left" w:pos="8580"/>
+        </w:tabs>
+        <w:spacing w:after="100"/>
+        <w:jc w:val="both"/>
+      </w:pPr>
+      <w:r>
         <w:rPr>
           <w:noProof/>
         </w:rPr>
         <w:drawing>
-          <wp:anchor distT="0" distB="0" distL="114300" distR="114300" simplePos="0" relativeHeight="251660288" behindDoc="0" locked="0" layoutInCell="1" allowOverlap="1" wp14:anchorId="00AB91D4" wp14:editId="525BB406">
+          <wp:anchor distT="0" distB="0" distL="114300" distR="114300" simplePos="0" relativeHeight="251660288" behindDoc="0" locked="0" layoutInCell="1" allowOverlap="1" wp14:anchorId="00AB91D4" wp14:editId="2F611943">
             <wp:simplePos x="0" y="0"/>
             <wp:positionH relativeFrom="margin">
-              <wp:align>center</wp:align>
+              <wp:posOffset>1311275</wp:posOffset>
             </wp:positionH>
             <wp:positionV relativeFrom="page">
-              <wp:align>center</wp:align>
+              <wp:posOffset>1311275</wp:posOffset>
             </wp:positionV>
             <wp:extent cx="3619500" cy="1781175"/>
             <wp:effectExtent l="0" t="0" r="0" b="9525"/>
@@ -14572,26 +15361,6 @@
           </wp:anchor>
         </w:drawing>
       </w:r>
-      <w:r>
-        <w:t xml:space="preserve">Exit </w:t>
-      </w:r>
-      <w:proofErr w:type="spellStart"/>
-      <w:r>
-        <w:t>Condition</w:t>
-      </w:r>
-      <w:proofErr w:type="spellEnd"/>
-      <w:r>
-        <w:t>: Il cliente visualizza la schermata di checkout con i messaggi di errore visibili sui campi da correggere</w:t>
-      </w:r>
-    </w:p>
-    <w:p>
-      <w:pPr>
-        <w:tabs>
-          <w:tab w:val="left" w:pos="8580"/>
-        </w:tabs>
-        <w:spacing w:after="100"/>
-        <w:jc w:val="both"/>
-      </w:pPr>
     </w:p>
     <w:p>
       <w:pPr>
@@ -14627,7 +15396,7 @@
           <w:szCs w:val="28"/>
           <w:u w:val="single"/>
         </w:rPr>
-        <w:t>5</w:t>
+        <w:t>6</w:t>
       </w:r>
       <w:r>
         <w:rPr>
@@ -14967,6 +15736,7 @@
         <w:jc w:val="both"/>
       </w:pPr>
       <w:r>
+        <w:lastRenderedPageBreak/>
         <w:t>stato attuale della spedizione</w:t>
       </w:r>
       <w:r>
@@ -15129,13 +15899,27 @@
         <w:t>effettuato un</w:t>
       </w:r>
       <w:r>
-        <w:t xml:space="preserve"> acquist</w:t>
+        <w:t xml:space="preserve"> </w:t>
+      </w:r>
+      <w:proofErr w:type="gramStart"/>
+      <w:r>
+        <w:t>acquist</w:t>
       </w:r>
       <w:r>
         <w:t>o</w:t>
       </w:r>
       <w:r>
-        <w:t xml:space="preserve">,  viene eseguita l'eccezione UC 5.1: Storico Ordini Vuoto. </w:t>
+        <w:t>,  viene</w:t>
+      </w:r>
+      <w:proofErr w:type="gramEnd"/>
+      <w:r>
+        <w:t xml:space="preserve"> eseguita l'eccezione UC </w:t>
+      </w:r>
+      <w:r>
+        <w:t>6</w:t>
+      </w:r>
+      <w:r>
+        <w:t xml:space="preserve">.1: Storico Ordini Vuoto. </w:t>
       </w:r>
     </w:p>
     <w:p>
@@ -15161,7 +15945,21 @@
           <w:b/>
           <w:bCs/>
         </w:rPr>
-        <w:t>UC 5.1: Storico Ordini Vuoto</w:t>
+        <w:t xml:space="preserve">UC </w:t>
+      </w:r>
+      <w:r>
+        <w:rPr>
+          <w:b/>
+          <w:bCs/>
+        </w:rPr>
+        <w:t>6</w:t>
+      </w:r>
+      <w:r>
+        <w:rPr>
+          <w:b/>
+          <w:bCs/>
+        </w:rPr>
+        <w:t>.1: Storico Ordini Vuoto</w:t>
       </w:r>
     </w:p>
     <w:p>
@@ -15346,7 +16144,6 @@
         <w:jc w:val="both"/>
       </w:pPr>
       <w:r>
-        <w:lastRenderedPageBreak/>
         <w:t xml:space="preserve">Exit </w:t>
       </w:r>
       <w:proofErr w:type="spellStart"/>
@@ -15362,15 +16159,7 @@
         <w:t>:</w:t>
       </w:r>
       <w:r>
-        <w:t xml:space="preserve"> Il cliente visualizza la propria area personale ricevendo un </w:t>
-      </w:r>
-      <w:proofErr w:type="gramStart"/>
-      <w:r>
-        <w:t>feedback</w:t>
-      </w:r>
-      <w:proofErr w:type="gramEnd"/>
-      <w:r>
-        <w:t xml:space="preserve"> visivo chiaro e non bloccante sull'assenza</w:t>
+        <w:t xml:space="preserve"> Il cliente visualizza la propria area personale ricevendo un feedback visivo chiaro e non bloccante sull'assenza</w:t>
       </w:r>
       <w:r>
         <w:t xml:space="preserve"> di ordini pregressi. </w:t>
@@ -15419,7 +16208,7 @@
           <w:szCs w:val="28"/>
           <w:u w:val="single"/>
         </w:rPr>
-        <w:t>6</w:t>
+        <w:t>7</w:t>
       </w:r>
       <w:r>
         <w:rPr>
@@ -15599,7 +16388,15 @@
         <w:jc w:val="both"/>
       </w:pPr>
       <w:r>
-        <w:t>Il sistema nasconde la sezione dello storico ordini e fa apparire al suo posto la scheda dedicata alla modifica dei dati utente, contenente un</w:t>
+        <w:t xml:space="preserve">Il sistema nasconde la sezione </w:t>
+      </w:r>
+      <w:proofErr w:type="gramStart"/>
+      <w:r>
+        <w:t>dello storico ordini</w:t>
+      </w:r>
+      <w:proofErr w:type="gramEnd"/>
+      <w:r>
+        <w:t xml:space="preserve"> e fa apparire al suo posto la scheda dedicata alla modifica dei dati utente, contenente un</w:t>
       </w:r>
       <w:r>
         <w:t xml:space="preserve"> form precompilato con le informazioni attuali del cliente (nome, cognome, email, telefono, data di nascita, indirizzo </w:t>
@@ -15611,15 +16408,7 @@
         <w:t>)</w:t>
       </w:r>
       <w:r>
-        <w:t xml:space="preserve"> e </w:t>
-      </w:r>
-      <w:proofErr w:type="gramStart"/>
-      <w:r>
-        <w:t>3</w:t>
-      </w:r>
-      <w:proofErr w:type="gramEnd"/>
-      <w:r>
-        <w:t xml:space="preserve"> campi vuoti dedicati alla modifica della password (password corrente, nuova password, conferma nuova password).</w:t>
+        <w:t xml:space="preserve"> e 3 campi vuoti dedicati alla modifica della password (password corrente, nuova password, conferma nuova password).</w:t>
       </w:r>
     </w:p>
     <w:p>
@@ -15645,15 +16434,7 @@
         <w:t>la modifica</w:t>
       </w:r>
       <w:r>
-        <w:t xml:space="preserve">, il sistema fornisce un </w:t>
-      </w:r>
-      <w:proofErr w:type="gramStart"/>
-      <w:r>
-        <w:t>feedback</w:t>
-      </w:r>
-      <w:proofErr w:type="gramEnd"/>
-      <w:r>
-        <w:t xml:space="preserve"> visivo immediato, evidenziando eventuali errori di formato non appena il cliente deseleziona un campo.</w:t>
+        <w:t>, il sistema fornisce un feedback visivo immediato, evidenziando eventuali errori di formato non appena il cliente deseleziona un campo.</w:t>
       </w:r>
     </w:p>
     <w:p>
@@ -15670,6 +16451,7 @@
         <w:jc w:val="both"/>
       </w:pPr>
       <w:r>
+        <w:lastRenderedPageBreak/>
         <w:t>Il cliente aggiorna la propria password, inserendo la password corrente, la nuova password che vuole impostare e confermando la nuova password inserita (opzionale).</w:t>
       </w:r>
     </w:p>
@@ -15897,21 +16679,7 @@
         <w:rPr>
           <w:rFonts w:ascii="Cambria" w:hAnsi="Cambria"/>
         </w:rPr>
-        <w:t xml:space="preserve"> con il </w:t>
-      </w:r>
-      <w:proofErr w:type="gramStart"/>
-      <w:r>
-        <w:rPr>
-          <w:rFonts w:ascii="Cambria" w:hAnsi="Cambria"/>
-        </w:rPr>
-        <w:t>feedback</w:t>
-      </w:r>
-      <w:proofErr w:type="gramEnd"/>
-      <w:r>
-        <w:rPr>
-          <w:rFonts w:ascii="Cambria" w:hAnsi="Cambria"/>
-        </w:rPr>
-        <w:t xml:space="preserve"> visivo di successo. </w:t>
+        <w:t xml:space="preserve"> con il feedback visivo di successo. </w:t>
       </w:r>
     </w:p>
     <w:p>
@@ -15961,7 +16729,13 @@
         <w:t>dei dati</w:t>
       </w:r>
       <w:r>
-        <w:t xml:space="preserve"> viene bloccato e viene eseguito il caso d'uso UC 6.1: Dati Modifica non Validi. </w:t>
+        <w:t xml:space="preserve"> viene bloccato e viene eseguito il caso d'uso UC </w:t>
+      </w:r>
+      <w:r>
+        <w:t>7</w:t>
+      </w:r>
+      <w:r>
+        <w:t xml:space="preserve">.1: Dati Modifica non Validi. </w:t>
       </w:r>
     </w:p>
     <w:p>
@@ -16015,7 +16789,13 @@
         <w:t xml:space="preserve">password corrente inserita </w:t>
       </w:r>
       <w:r>
-        <w:t>non corrisponde a quella attualmente in uso, l'operazione viene interrotta e si esegue l'UC 6.2: Vecchia Password Errata.</w:t>
+        <w:t xml:space="preserve">non corrisponde a quella attualmente in uso, l'operazione viene interrotta e si esegue l'UC </w:t>
+      </w:r>
+      <w:r>
+        <w:t>7</w:t>
+      </w:r>
+      <w:r>
+        <w:t>.2: Vecchia Password Errata.</w:t>
       </w:r>
     </w:p>
     <w:p>
@@ -16041,7 +16821,21 @@
           <w:b/>
           <w:bCs/>
         </w:rPr>
-        <w:t>UC 6.1: Dati Modifica non Validi</w:t>
+        <w:t xml:space="preserve">UC </w:t>
+      </w:r>
+      <w:r>
+        <w:rPr>
+          <w:b/>
+          <w:bCs/>
+        </w:rPr>
+        <w:t>7</w:t>
+      </w:r>
+      <w:r>
+        <w:rPr>
+          <w:b/>
+          <w:bCs/>
+        </w:rPr>
+        <w:t>.1: Dati Modifica non Validi</w:t>
       </w:r>
     </w:p>
     <w:p>
@@ -16396,6 +17190,7 @@
           <w:b/>
           <w:bCs/>
         </w:rPr>
+        <w:lastRenderedPageBreak/>
         <w:t xml:space="preserve">Exit </w:t>
       </w:r>
       <w:proofErr w:type="spellStart"/>
@@ -16445,7 +17240,21 @@
           <w:b/>
           <w:bCs/>
         </w:rPr>
-        <w:t>UC 6.2: Vecchia Password Errata (Lato Server)</w:t>
+        <w:t xml:space="preserve">UC </w:t>
+      </w:r>
+      <w:r>
+        <w:rPr>
+          <w:b/>
+          <w:bCs/>
+        </w:rPr>
+        <w:t>7.</w:t>
+      </w:r>
+      <w:r>
+        <w:rPr>
+          <w:b/>
+          <w:bCs/>
+        </w:rPr>
+        <w:t>2: Vecchia Password Errata (Lato Server)</w:t>
       </w:r>
     </w:p>
     <w:p>
@@ -16801,1583 +17610,27 @@
           <w:szCs w:val="28"/>
           <w:u w:val="single"/>
         </w:rPr>
-        <w:lastRenderedPageBreak/>
-        <w:t>UC 7: Gestione degli Ordini</w:t>
-      </w:r>
-    </w:p>
-    <w:p>
-      <w:pPr>
-        <w:pStyle w:val="Paragrafoelenco"/>
-        <w:numPr>
-          <w:ilvl w:val="0"/>
-          <w:numId w:val="31"/>
-        </w:numPr>
-        <w:tabs>
-          <w:tab w:val="left" w:pos="8580"/>
-        </w:tabs>
-        <w:spacing w:after="100"/>
-        <w:ind w:hanging="180"/>
-        <w:rPr>
-          <w:rFonts w:ascii="Times New Roman" w:eastAsia="Times New Roman" w:hAnsi="Times New Roman" w:cs="Times New Roman"/>
-        </w:rPr>
-      </w:pPr>
-      <w:r>
-        <w:rPr>
-          <w:rFonts w:ascii="Times New Roman" w:eastAsia="Times New Roman" w:hAnsi="Times New Roman" w:cs="Times New Roman"/>
-          <w:b/>
-          <w:bCs/>
-        </w:rPr>
-        <w:t xml:space="preserve">Attori coinvolti: </w:t>
-      </w:r>
-      <w:r>
-        <w:rPr>
-          <w:rFonts w:ascii="Times New Roman" w:eastAsia="Times New Roman" w:hAnsi="Times New Roman" w:cs="Times New Roman"/>
-        </w:rPr>
-        <w:t>Order Manager</w:t>
-      </w:r>
-    </w:p>
-    <w:p>
-      <w:pPr>
-        <w:pStyle w:val="Paragrafoelenco"/>
-        <w:numPr>
-          <w:ilvl w:val="0"/>
-          <w:numId w:val="31"/>
-        </w:numPr>
-        <w:tabs>
-          <w:tab w:val="left" w:pos="8580"/>
-        </w:tabs>
-        <w:spacing w:after="100"/>
-        <w:ind w:hanging="180"/>
-        <w:rPr>
-          <w:rFonts w:ascii="Times New Roman" w:eastAsia="Times New Roman" w:hAnsi="Times New Roman" w:cs="Times New Roman"/>
-        </w:rPr>
-      </w:pPr>
-      <w:r>
-        <w:rPr>
-          <w:rFonts w:ascii="Times New Roman" w:eastAsia="Times New Roman" w:hAnsi="Times New Roman" w:cs="Times New Roman"/>
-          <w:b/>
-          <w:bCs/>
-        </w:rPr>
-        <w:t>Entry Condition:</w:t>
-      </w:r>
-      <w:r>
-        <w:rPr>
-          <w:rFonts w:ascii="Times New Roman" w:eastAsia="Times New Roman" w:hAnsi="Times New Roman" w:cs="Times New Roman"/>
-          <w:b/>
-          <w:bCs/>
-        </w:rPr>
-        <w:t xml:space="preserve"> </w:t>
-      </w:r>
-      <w:r>
-        <w:rPr>
-          <w:rFonts w:ascii="Times New Roman" w:eastAsia="Times New Roman" w:hAnsi="Times New Roman" w:cs="Times New Roman"/>
-        </w:rPr>
-        <w:t xml:space="preserve">L'amministratore si è autenticato con successo con </w:t>
-      </w:r>
-      <w:r>
-        <w:rPr>
-          <w:rFonts w:ascii="Times New Roman" w:eastAsia="Times New Roman" w:hAnsi="Times New Roman" w:cs="Times New Roman"/>
-        </w:rPr>
-        <w:t>credenziali con privilegi di amministratore</w:t>
-      </w:r>
-      <w:r>
-        <w:rPr>
-          <w:rFonts w:ascii="Times New Roman" w:eastAsia="Times New Roman" w:hAnsi="Times New Roman" w:cs="Times New Roman"/>
-        </w:rPr>
-        <w:t xml:space="preserve"> e </w:t>
-      </w:r>
-      <w:r>
-        <w:rPr>
-          <w:rFonts w:ascii="Times New Roman" w:eastAsia="Times New Roman" w:hAnsi="Times New Roman" w:cs="Times New Roman"/>
-        </w:rPr>
-        <w:t>seleziona la scheda "Gestione Ordini" dalla Dashboard di Amministrazione</w:t>
-      </w:r>
-    </w:p>
-    <w:p>
-      <w:pPr>
-        <w:pStyle w:val="Paragrafoelenco"/>
-        <w:numPr>
-          <w:ilvl w:val="0"/>
-          <w:numId w:val="31"/>
-        </w:numPr>
-        <w:tabs>
-          <w:tab w:val="left" w:pos="8580"/>
-        </w:tabs>
-        <w:spacing w:after="100"/>
-        <w:ind w:hanging="180"/>
-        <w:rPr>
-          <w:rFonts w:ascii="Times New Roman" w:eastAsia="Times New Roman" w:hAnsi="Times New Roman" w:cs="Times New Roman"/>
-          <w:b/>
-          <w:bCs/>
-        </w:rPr>
-      </w:pPr>
-      <w:r>
-        <w:rPr>
-          <w:rFonts w:ascii="Times New Roman" w:eastAsia="Times New Roman" w:hAnsi="Times New Roman" w:cs="Times New Roman"/>
-          <w:b/>
-          <w:bCs/>
-        </w:rPr>
-        <w:t>Flusso di eventi:</w:t>
-      </w:r>
-    </w:p>
-    <w:p>
-      <w:pPr>
-        <w:pStyle w:val="Paragrafoelenco"/>
-        <w:numPr>
-          <w:ilvl w:val="0"/>
-          <w:numId w:val="30"/>
-        </w:numPr>
-        <w:tabs>
-          <w:tab w:val="left" w:pos="8580"/>
-        </w:tabs>
-        <w:spacing w:after="100"/>
-        <w:rPr>
-          <w:rFonts w:ascii="Times New Roman" w:eastAsia="Times New Roman" w:hAnsi="Times New Roman" w:cs="Times New Roman"/>
-        </w:rPr>
-      </w:pPr>
-      <w:r>
-        <w:rPr>
-          <w:rFonts w:ascii="Times New Roman" w:eastAsia="Times New Roman" w:hAnsi="Times New Roman" w:cs="Times New Roman"/>
-        </w:rPr>
-        <w:t>L’amministratore clicca sul pulsante “Gestione Ordini” all’interno della Dashboard Admin.</w:t>
-      </w:r>
-    </w:p>
-    <w:p>
-      <w:pPr>
-        <w:pStyle w:val="Paragrafoelenco"/>
-        <w:numPr>
-          <w:ilvl w:val="0"/>
-          <w:numId w:val="30"/>
-        </w:numPr>
-        <w:tabs>
-          <w:tab w:val="left" w:pos="8580"/>
-        </w:tabs>
-        <w:spacing w:after="100"/>
-        <w:rPr>
-          <w:rFonts w:ascii="Times New Roman" w:eastAsia="Times New Roman" w:hAnsi="Times New Roman" w:cs="Times New Roman"/>
-        </w:rPr>
-      </w:pPr>
-      <w:r>
-        <w:rPr>
-          <w:rFonts w:ascii="Times New Roman" w:eastAsia="Times New Roman" w:hAnsi="Times New Roman" w:cs="Times New Roman"/>
-        </w:rPr>
-        <w:t xml:space="preserve"> Il sistema riceve la richiesta e interroga la base di dati recuperando la lista complessiva di tutti gli ordini registrati sulla piattaforma (ordinati cronologicamente dal più recente al meno recente), unitamente ai dettagli dei rispettivi clienti e dei prodotti acquistati.</w:t>
-      </w:r>
-    </w:p>
-    <w:p>
-      <w:pPr>
-        <w:pStyle w:val="Paragrafoelenco"/>
-        <w:numPr>
-          <w:ilvl w:val="0"/>
-          <w:numId w:val="30"/>
-        </w:numPr>
-        <w:rPr>
-          <w:rFonts w:ascii="Times New Roman" w:eastAsia="Times New Roman" w:hAnsi="Times New Roman" w:cs="Times New Roman"/>
-        </w:rPr>
-      </w:pPr>
-      <w:r>
-        <w:rPr>
-          <w:rFonts w:ascii="Times New Roman" w:eastAsia="Times New Roman" w:hAnsi="Times New Roman" w:cs="Times New Roman"/>
-        </w:rPr>
-        <w:t xml:space="preserve">Il sistema carica e visualizza la pagina </w:t>
-      </w:r>
-      <w:r>
-        <w:rPr>
-          <w:rFonts w:ascii="Times New Roman" w:eastAsia="Times New Roman" w:hAnsi="Times New Roman" w:cs="Times New Roman"/>
-        </w:rPr>
-        <w:t>“</w:t>
-      </w:r>
-      <w:r>
-        <w:rPr>
-          <w:rFonts w:ascii="Times New Roman" w:eastAsia="Times New Roman" w:hAnsi="Times New Roman" w:cs="Times New Roman"/>
-          <w:b/>
-          <w:bCs/>
-        </w:rPr>
-        <w:t>GG Eyewear — Area Amministrazione (Gestione Ordini)</w:t>
-      </w:r>
-      <w:r>
-        <w:rPr>
-          <w:rFonts w:ascii="Times New Roman" w:eastAsia="Times New Roman" w:hAnsi="Times New Roman" w:cs="Times New Roman"/>
-          <w:b/>
-          <w:bCs/>
-        </w:rPr>
-        <w:t>”</w:t>
-      </w:r>
-      <w:r>
-        <w:rPr>
-          <w:rFonts w:ascii="Times New Roman" w:eastAsia="Times New Roman" w:hAnsi="Times New Roman" w:cs="Times New Roman"/>
-        </w:rPr>
-        <w:t xml:space="preserve">, articolata in: </w:t>
-      </w:r>
-    </w:p>
-    <w:p>
-      <w:pPr>
-        <w:pStyle w:val="Paragrafoelenco"/>
-        <w:numPr>
-          <w:ilvl w:val="0"/>
-          <w:numId w:val="29"/>
-        </w:numPr>
-        <w:ind w:hanging="90"/>
-        <w:rPr>
-          <w:rFonts w:ascii="Times New Roman" w:eastAsia="Times New Roman" w:hAnsi="Times New Roman" w:cs="Times New Roman"/>
-        </w:rPr>
-      </w:pPr>
-      <w:r>
-        <w:rPr>
-          <w:rFonts w:ascii="Times New Roman" w:eastAsia="Times New Roman" w:hAnsi="Times New Roman" w:cs="Times New Roman"/>
-        </w:rPr>
-        <w:t xml:space="preserve">Un pulsante di navigazione rapida </w:t>
-      </w:r>
-      <w:r>
-        <w:rPr>
-          <w:rFonts w:ascii="Times New Roman" w:eastAsia="Times New Roman" w:hAnsi="Times New Roman" w:cs="Times New Roman"/>
-        </w:rPr>
-        <w:t>“</w:t>
-      </w:r>
-      <w:r>
-        <w:rPr>
-          <w:rFonts w:ascii="Times New Roman" w:eastAsia="Times New Roman" w:hAnsi="Times New Roman" w:cs="Times New Roman"/>
-          <w:i/>
-          <w:iCs/>
-        </w:rPr>
-        <w:t>Torna alla Dashboard Admin</w:t>
-      </w:r>
-      <w:r>
-        <w:rPr>
-          <w:rFonts w:ascii="Times New Roman" w:eastAsia="Times New Roman" w:hAnsi="Times New Roman" w:cs="Times New Roman"/>
-          <w:i/>
-          <w:iCs/>
-        </w:rPr>
-        <w:t>”</w:t>
-      </w:r>
-      <w:r>
-        <w:rPr>
-          <w:rFonts w:ascii="Times New Roman" w:eastAsia="Times New Roman" w:hAnsi="Times New Roman" w:cs="Times New Roman"/>
-        </w:rPr>
-        <w:t>;</w:t>
-      </w:r>
-    </w:p>
-    <w:p>
-      <w:pPr>
-        <w:pStyle w:val="Paragrafoelenco"/>
-        <w:numPr>
-          <w:ilvl w:val="0"/>
-          <w:numId w:val="29"/>
-        </w:numPr>
-        <w:ind w:left="1440" w:hanging="450"/>
-        <w:rPr>
-          <w:rFonts w:ascii="Times New Roman" w:eastAsia="Times New Roman" w:hAnsi="Times New Roman" w:cs="Times New Roman"/>
-        </w:rPr>
-      </w:pPr>
-      <w:r>
-        <w:rPr>
-          <w:rFonts w:ascii="Times New Roman" w:eastAsia="Times New Roman" w:hAnsi="Times New Roman" w:cs="Times New Roman"/>
-        </w:rPr>
-        <w:t xml:space="preserve">La sezione </w:t>
-      </w:r>
-      <w:r>
-        <w:rPr>
-          <w:rFonts w:ascii="Times New Roman" w:eastAsia="Times New Roman" w:hAnsi="Times New Roman" w:cs="Times New Roman"/>
-        </w:rPr>
-        <w:t>“</w:t>
-      </w:r>
-      <w:r>
-        <w:rPr>
-          <w:rFonts w:ascii="Times New Roman" w:eastAsia="Times New Roman" w:hAnsi="Times New Roman" w:cs="Times New Roman"/>
-        </w:rPr>
-        <w:t>Filtra gli Ordini</w:t>
-      </w:r>
-      <w:r>
-        <w:rPr>
-          <w:rFonts w:ascii="Times New Roman" w:eastAsia="Times New Roman" w:hAnsi="Times New Roman" w:cs="Times New Roman"/>
-        </w:rPr>
-        <w:t>”</w:t>
-      </w:r>
-      <w:r>
-        <w:rPr>
-          <w:rFonts w:ascii="Times New Roman" w:eastAsia="Times New Roman" w:hAnsi="Times New Roman" w:cs="Times New Roman"/>
-        </w:rPr>
-        <w:t xml:space="preserve">, dotata di </w:t>
-      </w:r>
-      <w:r>
-        <w:rPr>
-          <w:rFonts w:ascii="Times New Roman" w:eastAsia="Times New Roman" w:hAnsi="Times New Roman" w:cs="Times New Roman"/>
-        </w:rPr>
-        <w:t>sistema di filtraggio sulle varie caratteristiche</w:t>
-      </w:r>
-      <w:r>
-        <w:rPr>
-          <w:rFonts w:ascii="Times New Roman" w:eastAsia="Times New Roman" w:hAnsi="Times New Roman" w:cs="Times New Roman"/>
-        </w:rPr>
-        <w:t xml:space="preserve"> (</w:t>
-      </w:r>
-      <w:r>
-        <w:rPr>
-          <w:rFonts w:ascii="Times New Roman" w:eastAsia="Times New Roman" w:hAnsi="Times New Roman" w:cs="Times New Roman"/>
-          <w:i/>
-          <w:iCs/>
-        </w:rPr>
-        <w:t>Tipologia Occhiale, Marca, Stato Ordine, Metodo Pagamento, Prezzo Minimo, Prezzo Massimo, Data Inizio, Data Fine, Email Utente</w:t>
-      </w:r>
-      <w:r>
-        <w:rPr>
-          <w:rFonts w:ascii="Times New Roman" w:eastAsia="Times New Roman" w:hAnsi="Times New Roman" w:cs="Times New Roman"/>
-        </w:rPr>
-        <w:t xml:space="preserve">) e del pulsante </w:t>
-      </w:r>
-      <w:r>
-        <w:rPr>
-          <w:rFonts w:ascii="Times New Roman" w:eastAsia="Times New Roman" w:hAnsi="Times New Roman" w:cs="Times New Roman"/>
-          <w:i/>
-          <w:iCs/>
-        </w:rPr>
-        <w:t>"Azzera Filtri"</w:t>
-      </w:r>
-      <w:r>
-        <w:rPr>
-          <w:rFonts w:ascii="Times New Roman" w:eastAsia="Times New Roman" w:hAnsi="Times New Roman" w:cs="Times New Roman"/>
-        </w:rPr>
-        <w:t>;</w:t>
-      </w:r>
-    </w:p>
-    <w:p>
-      <w:pPr>
-        <w:pStyle w:val="Paragrafoelenco"/>
-        <w:numPr>
-          <w:ilvl w:val="0"/>
-          <w:numId w:val="29"/>
-        </w:numPr>
-        <w:ind w:hanging="90"/>
-        <w:rPr>
-          <w:rFonts w:ascii="Times New Roman" w:eastAsia="Times New Roman" w:hAnsi="Times New Roman" w:cs="Times New Roman"/>
-        </w:rPr>
-      </w:pPr>
-      <w:r>
-        <w:rPr>
-          <w:rFonts w:ascii="Times New Roman" w:eastAsia="Times New Roman" w:hAnsi="Times New Roman" w:cs="Times New Roman"/>
-        </w:rPr>
-        <w:t>L'elenco delle schede d'ordine riepilogative (</w:t>
-      </w:r>
-      <w:r>
-        <w:rPr>
-          <w:rFonts w:ascii="Times New Roman" w:eastAsia="Times New Roman" w:hAnsi="Times New Roman" w:cs="Times New Roman"/>
-          <w:i/>
-          <w:iCs/>
-        </w:rPr>
-        <w:t>card</w:t>
-      </w:r>
-      <w:r>
-        <w:rPr>
-          <w:rFonts w:ascii="Times New Roman" w:eastAsia="Times New Roman" w:hAnsi="Times New Roman" w:cs="Times New Roman"/>
-        </w:rPr>
-        <w:t>).</w:t>
-      </w:r>
-    </w:p>
-    <w:p>
-      <w:pPr>
-        <w:pStyle w:val="Paragrafoelenco"/>
-        <w:numPr>
-          <w:ilvl w:val="0"/>
-          <w:numId w:val="30"/>
-        </w:numPr>
-        <w:rPr>
-          <w:rFonts w:ascii="Times New Roman" w:eastAsia="Times New Roman" w:hAnsi="Times New Roman" w:cs="Times New Roman"/>
-        </w:rPr>
-      </w:pPr>
-      <w:r>
-        <w:rPr>
-          <w:rFonts w:ascii="Times New Roman" w:eastAsia="Times New Roman" w:hAnsi="Times New Roman" w:cs="Times New Roman"/>
-        </w:rPr>
-        <w:t xml:space="preserve">Per ciascuna scheda d'ordine, l'amministratore può visualizzare: </w:t>
-      </w:r>
-    </w:p>
-    <w:p>
-      <w:pPr>
-        <w:pStyle w:val="Paragrafoelenco"/>
-        <w:numPr>
-          <w:ilvl w:val="0"/>
-          <w:numId w:val="28"/>
-        </w:numPr>
-        <w:ind w:hanging="90"/>
-        <w:rPr>
-          <w:rFonts w:ascii="Times New Roman" w:eastAsia="Times New Roman" w:hAnsi="Times New Roman" w:cs="Times New Roman"/>
-        </w:rPr>
-      </w:pPr>
-      <w:r>
-        <w:rPr>
-          <w:rFonts w:ascii="Times New Roman" w:eastAsia="Times New Roman" w:hAnsi="Times New Roman" w:cs="Times New Roman"/>
-        </w:rPr>
-        <w:t>Codice identificativo dell'ordine (ID);</w:t>
-      </w:r>
-    </w:p>
-    <w:p>
-      <w:pPr>
-        <w:pStyle w:val="Paragrafoelenco"/>
-        <w:numPr>
-          <w:ilvl w:val="0"/>
-          <w:numId w:val="28"/>
-        </w:numPr>
-        <w:ind w:left="1350"/>
-        <w:rPr>
-          <w:rFonts w:ascii="Times New Roman" w:eastAsia="Times New Roman" w:hAnsi="Times New Roman" w:cs="Times New Roman"/>
-        </w:rPr>
-      </w:pPr>
-      <w:r>
-        <w:rPr>
-          <w:rFonts w:ascii="Times New Roman" w:eastAsia="Times New Roman" w:hAnsi="Times New Roman" w:cs="Times New Roman"/>
-        </w:rPr>
-        <w:t>Indirizzo email del cliente acquirente;</w:t>
-      </w:r>
-    </w:p>
-    <w:p>
-      <w:pPr>
-        <w:pStyle w:val="Paragrafoelenco"/>
-        <w:numPr>
-          <w:ilvl w:val="0"/>
-          <w:numId w:val="28"/>
-        </w:numPr>
-        <w:ind w:left="1350"/>
-        <w:rPr>
-          <w:rFonts w:ascii="Times New Roman" w:eastAsia="Times New Roman" w:hAnsi="Times New Roman" w:cs="Times New Roman"/>
-        </w:rPr>
-      </w:pPr>
-      <w:r>
-        <w:rPr>
-          <w:rFonts w:ascii="Times New Roman" w:eastAsia="Times New Roman" w:hAnsi="Times New Roman" w:cs="Times New Roman"/>
-        </w:rPr>
-        <w:t>Data e ora di emissione dell'ordine;</w:t>
-      </w:r>
-    </w:p>
-    <w:p>
-      <w:pPr>
-        <w:pStyle w:val="Paragrafoelenco"/>
-        <w:numPr>
-          <w:ilvl w:val="0"/>
-          <w:numId w:val="28"/>
-        </w:numPr>
-        <w:ind w:left="1350"/>
-        <w:rPr>
-          <w:rFonts w:ascii="Times New Roman" w:eastAsia="Times New Roman" w:hAnsi="Times New Roman" w:cs="Times New Roman"/>
-        </w:rPr>
-      </w:pPr>
-      <w:r>
-        <w:rPr>
-          <w:rFonts w:ascii="Times New Roman" w:eastAsia="Times New Roman" w:hAnsi="Times New Roman" w:cs="Times New Roman"/>
-        </w:rPr>
-        <w:t>Importo totale;</w:t>
-      </w:r>
-    </w:p>
-    <w:p>
-      <w:pPr>
-        <w:pStyle w:val="Paragrafoelenco"/>
-        <w:numPr>
-          <w:ilvl w:val="0"/>
-          <w:numId w:val="28"/>
-        </w:numPr>
-        <w:ind w:left="1350"/>
-        <w:rPr>
-          <w:rFonts w:ascii="Times New Roman" w:eastAsia="Times New Roman" w:hAnsi="Times New Roman" w:cs="Times New Roman"/>
-        </w:rPr>
-      </w:pPr>
-      <w:r>
-        <w:rPr>
-          <w:rFonts w:ascii="Times New Roman" w:eastAsia="Times New Roman" w:hAnsi="Times New Roman" w:cs="Times New Roman"/>
-        </w:rPr>
-        <w:t>Metodo di pagamento selezionato;</w:t>
-      </w:r>
-    </w:p>
-    <w:p>
-      <w:pPr>
-        <w:pStyle w:val="Paragrafoelenco"/>
-        <w:numPr>
-          <w:ilvl w:val="0"/>
-          <w:numId w:val="28"/>
-        </w:numPr>
-        <w:ind w:left="1350"/>
-        <w:rPr>
-          <w:rFonts w:ascii="Times New Roman" w:eastAsia="Times New Roman" w:hAnsi="Times New Roman" w:cs="Times New Roman"/>
-        </w:rPr>
-      </w:pPr>
-      <w:r>
-        <w:rPr>
-          <w:rFonts w:ascii="Times New Roman" w:eastAsia="Times New Roman" w:hAnsi="Times New Roman" w:cs="Times New Roman"/>
-        </w:rPr>
-        <w:t>Stato corrente dell'ordine, affiancato da un menu a tendina</w:t>
-      </w:r>
-      <w:r>
-        <w:rPr>
-          <w:rFonts w:ascii="Times New Roman" w:eastAsia="Times New Roman" w:hAnsi="Times New Roman" w:cs="Times New Roman"/>
-        </w:rPr>
-        <w:t>, contenente i vari stati possibili dell’ordine,</w:t>
-      </w:r>
-      <w:r>
-        <w:rPr>
-          <w:rFonts w:ascii="Times New Roman" w:eastAsia="Times New Roman" w:hAnsi="Times New Roman" w:cs="Times New Roman"/>
-        </w:rPr>
-        <w:t xml:space="preserve"> e dal pulsante </w:t>
-      </w:r>
-      <w:r>
-        <w:rPr>
-          <w:rFonts w:ascii="Times New Roman" w:eastAsia="Times New Roman" w:hAnsi="Times New Roman" w:cs="Times New Roman"/>
-        </w:rPr>
-        <w:t>“</w:t>
-      </w:r>
-      <w:r>
-        <w:rPr>
-          <w:rFonts w:ascii="Times New Roman" w:eastAsia="Times New Roman" w:hAnsi="Times New Roman" w:cs="Times New Roman"/>
-          <w:i/>
-          <w:iCs/>
-        </w:rPr>
-        <w:t>Aggiorna</w:t>
-      </w:r>
-      <w:r>
-        <w:rPr>
-          <w:rFonts w:ascii="Times New Roman" w:eastAsia="Times New Roman" w:hAnsi="Times New Roman" w:cs="Times New Roman"/>
-          <w:i/>
-          <w:iCs/>
-        </w:rPr>
-        <w:t xml:space="preserve">” </w:t>
-      </w:r>
-      <w:r>
-        <w:rPr>
-          <w:rFonts w:ascii="Times New Roman" w:eastAsia="Times New Roman" w:hAnsi="Times New Roman" w:cs="Times New Roman"/>
-        </w:rPr>
-        <w:t xml:space="preserve">(oppure, se l'ordine è già evaso, dalla dicitura non modificabile </w:t>
-      </w:r>
-      <w:r>
-        <w:rPr>
-          <w:rFonts w:ascii="Times New Roman" w:eastAsia="Times New Roman" w:hAnsi="Times New Roman" w:cs="Times New Roman"/>
-        </w:rPr>
-        <w:t>“</w:t>
-      </w:r>
-      <w:r>
-        <w:rPr>
-          <w:rFonts w:ascii="Times New Roman" w:eastAsia="Times New Roman" w:hAnsi="Times New Roman" w:cs="Times New Roman"/>
-          <w:i/>
-          <w:iCs/>
-        </w:rPr>
-        <w:t>Consegnato</w:t>
-      </w:r>
-      <w:r>
-        <w:rPr>
-          <w:rFonts w:ascii="Times New Roman" w:eastAsia="Times New Roman" w:hAnsi="Times New Roman" w:cs="Times New Roman"/>
-          <w:i/>
-          <w:iCs/>
-        </w:rPr>
-        <w:t>”)</w:t>
-      </w:r>
-      <w:r>
-        <w:rPr>
-          <w:rFonts w:ascii="Times New Roman" w:eastAsia="Times New Roman" w:hAnsi="Times New Roman" w:cs="Times New Roman"/>
-        </w:rPr>
-        <w:t>.</w:t>
-      </w:r>
-    </w:p>
-    <w:p>
-      <w:pPr>
-        <w:pStyle w:val="Paragrafoelenco"/>
-        <w:numPr>
-          <w:ilvl w:val="0"/>
-          <w:numId w:val="30"/>
-        </w:numPr>
-        <w:rPr>
-          <w:rFonts w:ascii="Times New Roman" w:eastAsia="Times New Roman" w:hAnsi="Times New Roman" w:cs="Times New Roman"/>
-        </w:rPr>
-      </w:pPr>
-      <w:r>
-        <w:rPr>
-          <w:rFonts w:ascii="Times New Roman" w:eastAsia="Times New Roman" w:hAnsi="Times New Roman" w:cs="Times New Roman"/>
-        </w:rPr>
-        <w:t>L'amministratore può cliccare su una singola scheda d'ordine per espanderla e consultarne i dettagli completi</w:t>
-      </w:r>
-      <w:r>
-        <w:rPr>
-          <w:rFonts w:ascii="Times New Roman" w:eastAsia="Times New Roman" w:hAnsi="Times New Roman" w:cs="Times New Roman"/>
-        </w:rPr>
-        <w:t xml:space="preserve"> divisi in</w:t>
-      </w:r>
-      <w:r>
-        <w:rPr>
-          <w:rFonts w:ascii="Times New Roman" w:eastAsia="Times New Roman" w:hAnsi="Times New Roman" w:cs="Times New Roman"/>
-        </w:rPr>
-        <w:t xml:space="preserve">: </w:t>
-      </w:r>
-    </w:p>
-    <w:p>
-      <w:pPr>
-        <w:pStyle w:val="Paragrafoelenco"/>
-        <w:numPr>
-          <w:ilvl w:val="0"/>
-          <w:numId w:val="27"/>
-        </w:numPr>
-        <w:ind w:left="1260" w:hanging="270"/>
-        <w:rPr>
-          <w:rFonts w:ascii="Times New Roman" w:eastAsia="Times New Roman" w:hAnsi="Times New Roman" w:cs="Times New Roman"/>
-        </w:rPr>
-      </w:pPr>
-      <w:r>
-        <w:rPr>
-          <w:rFonts w:ascii="Times New Roman" w:eastAsia="Times New Roman" w:hAnsi="Times New Roman" w:cs="Times New Roman"/>
-        </w:rPr>
-        <w:t xml:space="preserve">Dettagli Spedizione: nominativo del destinatario, indirizzo di consegna, </w:t>
-      </w:r>
-      <w:r>
-        <w:rPr>
-          <w:rFonts w:ascii="Times New Roman" w:eastAsia="Times New Roman" w:hAnsi="Times New Roman" w:cs="Times New Roman"/>
-        </w:rPr>
-        <w:t>numero di telefono</w:t>
-      </w:r>
-      <w:r>
-        <w:rPr>
-          <w:rFonts w:ascii="Times New Roman" w:eastAsia="Times New Roman" w:hAnsi="Times New Roman" w:cs="Times New Roman"/>
-        </w:rPr>
-        <w:t>;</w:t>
-      </w:r>
-    </w:p>
-    <w:p>
-      <w:pPr>
-        <w:pStyle w:val="Paragrafoelenco"/>
-        <w:numPr>
-          <w:ilvl w:val="0"/>
-          <w:numId w:val="27"/>
-        </w:numPr>
-        <w:ind w:left="1260" w:hanging="270"/>
-        <w:rPr>
-          <w:rFonts w:ascii="Times New Roman" w:eastAsia="Times New Roman" w:hAnsi="Times New Roman" w:cs="Times New Roman"/>
-        </w:rPr>
-      </w:pPr>
-      <w:r>
-        <w:rPr>
-          <w:rFonts w:ascii="Times New Roman" w:eastAsia="Times New Roman" w:hAnsi="Times New Roman" w:cs="Times New Roman"/>
-        </w:rPr>
-        <w:t>Prodotti Ordinati: una tabella con l'elenco degli articoli acquistati, indicante marca e modello, variante di colore, misura, quantità, prezzo unitario e subtotale calcolato.</w:t>
-      </w:r>
-    </w:p>
-    <w:p>
-      <w:pPr>
-        <w:pStyle w:val="Paragrafoelenco"/>
-        <w:numPr>
-          <w:ilvl w:val="0"/>
-          <w:numId w:val="30"/>
-        </w:numPr>
-        <w:rPr>
-          <w:rFonts w:ascii="Times New Roman" w:eastAsia="Times New Roman" w:hAnsi="Times New Roman" w:cs="Times New Roman"/>
-        </w:rPr>
-      </w:pPr>
-      <w:r>
-        <w:rPr>
-          <w:rFonts w:ascii="Times New Roman" w:eastAsia="Times New Roman" w:hAnsi="Times New Roman" w:cs="Times New Roman"/>
-        </w:rPr>
-        <w:t xml:space="preserve">L'amministratore seleziona un nuovo stato per l'ordine dal menu a discesa (tra IN LAVORAZIONE, SPEDITO, IN CONSEGNA, CONSEGNATO) e preme il pulsante </w:t>
-      </w:r>
-      <w:r>
-        <w:rPr>
-          <w:rFonts w:ascii="Times New Roman" w:eastAsia="Times New Roman" w:hAnsi="Times New Roman" w:cs="Times New Roman"/>
-        </w:rPr>
-        <w:t>“</w:t>
-      </w:r>
-      <w:r>
-        <w:rPr>
-          <w:rFonts w:ascii="Times New Roman" w:eastAsia="Times New Roman" w:hAnsi="Times New Roman" w:cs="Times New Roman"/>
-          <w:i/>
-          <w:iCs/>
-        </w:rPr>
-        <w:t>Aggiorna</w:t>
-      </w:r>
-      <w:r>
-        <w:rPr>
-          <w:rFonts w:ascii="Times New Roman" w:eastAsia="Times New Roman" w:hAnsi="Times New Roman" w:cs="Times New Roman"/>
-          <w:i/>
-          <w:iCs/>
-        </w:rPr>
-        <w:t>”</w:t>
-      </w:r>
-      <w:r>
-        <w:rPr>
-          <w:rFonts w:ascii="Times New Roman" w:eastAsia="Times New Roman" w:hAnsi="Times New Roman" w:cs="Times New Roman"/>
-        </w:rPr>
-        <w:t>.</w:t>
-      </w:r>
-    </w:p>
-    <w:p>
-      <w:pPr>
-        <w:pStyle w:val="Paragrafoelenco"/>
-        <w:numPr>
-          <w:ilvl w:val="0"/>
-          <w:numId w:val="30"/>
-        </w:numPr>
-        <w:rPr>
-          <w:rFonts w:ascii="Times New Roman" w:eastAsia="Times New Roman" w:hAnsi="Times New Roman" w:cs="Times New Roman"/>
-        </w:rPr>
-      </w:pPr>
-      <w:r>
-        <w:rPr>
-          <w:rFonts w:ascii="Times New Roman" w:eastAsia="Times New Roman" w:hAnsi="Times New Roman" w:cs="Times New Roman"/>
-        </w:rPr>
-        <w:t xml:space="preserve">Il sistema valida la transizione di stato impedendo retrocessioni a stati precedenti, aggiorna il record nel database e ricarica la pagina mostrando un banner di </w:t>
-      </w:r>
-      <w:proofErr w:type="gramStart"/>
-      <w:r>
-        <w:rPr>
-          <w:rFonts w:ascii="Times New Roman" w:eastAsia="Times New Roman" w:hAnsi="Times New Roman" w:cs="Times New Roman"/>
-        </w:rPr>
-        <w:t>feedback</w:t>
-      </w:r>
-      <w:proofErr w:type="gramEnd"/>
-      <w:r>
-        <w:rPr>
-          <w:rFonts w:ascii="Times New Roman" w:eastAsia="Times New Roman" w:hAnsi="Times New Roman" w:cs="Times New Roman"/>
-        </w:rPr>
-        <w:t xml:space="preserve"> positivo: </w:t>
-      </w:r>
-      <w:r>
-        <w:rPr>
-          <w:rFonts w:ascii="Times New Roman" w:eastAsia="Times New Roman" w:hAnsi="Times New Roman" w:cs="Times New Roman"/>
-        </w:rPr>
-        <w:t>“</w:t>
-      </w:r>
-      <w:r>
-        <w:rPr>
-          <w:rFonts w:ascii="Times New Roman" w:eastAsia="Times New Roman" w:hAnsi="Times New Roman" w:cs="Times New Roman"/>
-        </w:rPr>
-        <w:t>Stato dell'ordine aggiornato con successo!</w:t>
-      </w:r>
-      <w:r>
-        <w:rPr>
-          <w:rFonts w:ascii="Times New Roman" w:eastAsia="Times New Roman" w:hAnsi="Times New Roman" w:cs="Times New Roman"/>
-        </w:rPr>
-        <w:t>”</w:t>
-      </w:r>
-      <w:r>
-        <w:rPr>
-          <w:rFonts w:ascii="Times New Roman" w:eastAsia="Times New Roman" w:hAnsi="Times New Roman" w:cs="Times New Roman"/>
-        </w:rPr>
-        <w:t>.</w:t>
-      </w:r>
-    </w:p>
-    <w:p>
-      <w:pPr>
-        <w:pStyle w:val="Paragrafoelenco"/>
-        <w:numPr>
-          <w:ilvl w:val="0"/>
-          <w:numId w:val="26"/>
-        </w:numPr>
-        <w:tabs>
-          <w:tab w:val="left" w:pos="8580"/>
-        </w:tabs>
-        <w:spacing w:after="100"/>
-        <w:ind w:left="1080"/>
-        <w:rPr>
-          <w:rFonts w:ascii="Times New Roman" w:eastAsia="Times New Roman" w:hAnsi="Times New Roman" w:cs="Times New Roman"/>
-        </w:rPr>
-      </w:pPr>
-      <w:r>
-        <w:rPr>
-          <w:rFonts w:ascii="Times New Roman" w:eastAsia="Times New Roman" w:hAnsi="Times New Roman" w:cs="Times New Roman"/>
-          <w:b/>
-          <w:bCs/>
-        </w:rPr>
-        <w:t xml:space="preserve">Exit Condition: </w:t>
-      </w:r>
-      <w:r>
-        <w:rPr>
-          <w:rFonts w:ascii="Times New Roman" w:eastAsia="Times New Roman" w:hAnsi="Times New Roman" w:cs="Times New Roman"/>
-        </w:rPr>
-        <w:t>L'amministratore visualizza e gestisce con successo gli ordini ricevuti, potendone consultare i dettagli o aggiornarne lo stato di avanzamento.</w:t>
-      </w:r>
-    </w:p>
-    <w:p>
-      <w:pPr>
-        <w:tabs>
-          <w:tab w:val="left" w:pos="8580"/>
-        </w:tabs>
-        <w:spacing w:after="100"/>
-        <w:ind w:left="720"/>
-        <w:rPr>
-          <w:rFonts w:eastAsia="Times New Roman"/>
-        </w:rPr>
-      </w:pPr>
-    </w:p>
-    <w:p>
-      <w:pPr>
-        <w:tabs>
-          <w:tab w:val="left" w:pos="8580"/>
-        </w:tabs>
-        <w:spacing w:after="100"/>
-        <w:ind w:left="630"/>
-      </w:pPr>
-      <w:r>
-        <w:rPr>
-          <w:rFonts w:eastAsia="Times New Roman"/>
-          <w:b/>
-          <w:bCs/>
-        </w:rPr>
-        <w:t xml:space="preserve">Flussi alternativi / Eccezioni: </w:t>
-      </w:r>
-    </w:p>
-    <w:p>
-      <w:pPr>
-        <w:pStyle w:val="Paragrafoelenco"/>
-        <w:numPr>
-          <w:ilvl w:val="0"/>
-          <w:numId w:val="25"/>
-        </w:numPr>
-        <w:tabs>
-          <w:tab w:val="left" w:pos="8580"/>
-        </w:tabs>
-        <w:spacing w:after="100"/>
-        <w:rPr>
-          <w:rFonts w:ascii="Times New Roman" w:eastAsia="Times New Roman" w:hAnsi="Times New Roman" w:cs="Times New Roman"/>
-        </w:rPr>
-      </w:pPr>
-      <w:r>
-        <w:rPr>
-          <w:rFonts w:ascii="Times New Roman" w:eastAsia="Times New Roman" w:hAnsi="Times New Roman" w:cs="Times New Roman"/>
-        </w:rPr>
-        <w:t>Se al punto 3 (o a seguito dell’applicazione dei filtri) il sistema rileva l’assenza di ordini nel database o la mancata corrispondenza con i parametri impostati</w:t>
-      </w:r>
-      <w:r>
-        <w:rPr>
-          <w:rFonts w:ascii="Times New Roman" w:eastAsia="Times New Roman" w:hAnsi="Times New Roman" w:cs="Times New Roman"/>
-        </w:rPr>
-        <w:t>, viene eseguita l’eccezione UC 7.1: Nessun Ordine Trovato</w:t>
-      </w:r>
-      <w:r>
-        <w:rPr>
-          <w:rFonts w:ascii="Times New Roman" w:eastAsia="Times New Roman" w:hAnsi="Times New Roman" w:cs="Times New Roman"/>
-        </w:rPr>
-        <w:t>.</w:t>
-      </w:r>
-    </w:p>
-    <w:p>
-      <w:pPr>
-        <w:pStyle w:val="Paragrafoelenco"/>
-        <w:numPr>
-          <w:ilvl w:val="0"/>
-          <w:numId w:val="25"/>
-        </w:numPr>
-        <w:tabs>
-          <w:tab w:val="left" w:pos="8580"/>
-        </w:tabs>
-        <w:spacing w:after="100"/>
-        <w:rPr>
-          <w:rFonts w:ascii="Times New Roman" w:eastAsia="Times New Roman" w:hAnsi="Times New Roman" w:cs="Times New Roman"/>
-        </w:rPr>
-      </w:pPr>
-      <w:r>
-        <w:rPr>
-          <w:rFonts w:ascii="Times New Roman" w:eastAsia="Times New Roman" w:hAnsi="Times New Roman" w:cs="Times New Roman"/>
-        </w:rPr>
-        <w:lastRenderedPageBreak/>
-        <w:t>Se l’amministratore compila o modifica uno dei campi della sezione filtri, viene eseguito il flusso alternativo UC 7.2: Filtraggio Dinamico degli Ordini</w:t>
-      </w:r>
-      <w:r>
-        <w:rPr>
-          <w:rFonts w:ascii="Times New Roman" w:eastAsia="Times New Roman" w:hAnsi="Times New Roman" w:cs="Times New Roman"/>
-        </w:rPr>
-        <w:t>.</w:t>
-      </w:r>
-    </w:p>
-    <w:p>
-      <w:pPr>
-        <w:pStyle w:val="Paragrafoelenco"/>
-        <w:numPr>
-          <w:ilvl w:val="0"/>
-          <w:numId w:val="25"/>
-        </w:numPr>
-        <w:tabs>
-          <w:tab w:val="left" w:pos="8580"/>
-        </w:tabs>
-        <w:spacing w:after="100"/>
-        <w:rPr>
-          <w:rFonts w:ascii="Times New Roman" w:eastAsia="Times New Roman" w:hAnsi="Times New Roman" w:cs="Times New Roman"/>
-        </w:rPr>
-      </w:pPr>
-      <w:r>
-        <w:rPr>
-          <w:rFonts w:ascii="Times New Roman" w:eastAsia="Times New Roman" w:hAnsi="Times New Roman" w:cs="Times New Roman"/>
-        </w:rPr>
-        <w:t>Se un ordine si trova già nello stato “CONSEGNATO”, viene eseguita l’eccezione UC 7.3: Ordine Già Consegnato.</w:t>
-      </w:r>
-    </w:p>
-    <w:p>
-      <w:pPr>
-        <w:tabs>
-          <w:tab w:val="left" w:pos="8580"/>
-        </w:tabs>
-        <w:ind w:firstLine="630"/>
-      </w:pPr>
-      <w:r>
-        <w:rPr>
-          <w:b/>
-          <w:bCs/>
-        </w:rPr>
-        <w:t>UC 7.1: Nessun Ordine Trovato</w:t>
-      </w:r>
-    </w:p>
-    <w:p>
-      <w:pPr>
-        <w:pStyle w:val="Paragrafoelenco"/>
-        <w:numPr>
-          <w:ilvl w:val="0"/>
-          <w:numId w:val="23"/>
-        </w:numPr>
-        <w:spacing w:before="240" w:after="240"/>
-        <w:rPr>
-          <w:rFonts w:ascii="Times New Roman" w:eastAsia="Times New Roman" w:hAnsi="Times New Roman" w:cs="Times New Roman"/>
-        </w:rPr>
-      </w:pPr>
-      <w:r>
-        <w:rPr>
-          <w:rFonts w:ascii="Times New Roman" w:eastAsia="Times New Roman" w:hAnsi="Times New Roman" w:cs="Times New Roman"/>
-          <w:b/>
-          <w:bCs/>
-        </w:rPr>
-        <w:t>Attori coinvolti:</w:t>
-      </w:r>
-      <w:r>
-        <w:rPr>
-          <w:rFonts w:ascii="Times New Roman" w:eastAsia="Times New Roman" w:hAnsi="Times New Roman" w:cs="Times New Roman"/>
-        </w:rPr>
-        <w:t xml:space="preserve"> </w:t>
-      </w:r>
-      <w:r>
-        <w:rPr>
-          <w:rFonts w:ascii="Times New Roman" w:eastAsia="Times New Roman" w:hAnsi="Times New Roman" w:cs="Times New Roman"/>
-        </w:rPr>
-        <w:t xml:space="preserve">Order Manager </w:t>
-      </w:r>
-      <w:r>
-        <w:rPr>
-          <w:rFonts w:ascii="Times New Roman" w:eastAsia="Times New Roman" w:hAnsi="Times New Roman" w:cs="Times New Roman"/>
-        </w:rPr>
-        <w:t>.</w:t>
-      </w:r>
-    </w:p>
-    <w:p>
-      <w:pPr>
-        <w:pStyle w:val="Paragrafoelenco"/>
-        <w:numPr>
-          <w:ilvl w:val="0"/>
-          <w:numId w:val="23"/>
-        </w:numPr>
-        <w:spacing w:before="240" w:after="240"/>
-        <w:rPr>
-          <w:rFonts w:ascii="Times New Roman" w:eastAsia="Times New Roman" w:hAnsi="Times New Roman" w:cs="Times New Roman"/>
-        </w:rPr>
-      </w:pPr>
-      <w:r>
-        <w:rPr>
-          <w:rFonts w:ascii="Times New Roman" w:eastAsia="Times New Roman" w:hAnsi="Times New Roman" w:cs="Times New Roman"/>
-          <w:b/>
-          <w:bCs/>
-        </w:rPr>
-        <w:t>Entry Condition:</w:t>
-      </w:r>
-      <w:r>
-        <w:rPr>
-          <w:rFonts w:ascii="Times New Roman" w:eastAsia="Times New Roman" w:hAnsi="Times New Roman" w:cs="Times New Roman"/>
-        </w:rPr>
-        <w:t xml:space="preserve"> Il sistema non rileva ordini memorizzati nel database oppure i criteri di ricerca inseriti dall'amministratore non producono alcun risultato.</w:t>
-      </w:r>
-    </w:p>
-    <w:p>
-      <w:pPr>
-        <w:pStyle w:val="Paragrafoelenco"/>
-        <w:numPr>
-          <w:ilvl w:val="0"/>
-          <w:numId w:val="23"/>
-        </w:numPr>
-        <w:spacing w:before="240" w:after="240"/>
-        <w:rPr>
-          <w:rFonts w:ascii="Times New Roman" w:eastAsia="Times New Roman" w:hAnsi="Times New Roman" w:cs="Times New Roman"/>
-          <w:b/>
-          <w:bCs/>
-        </w:rPr>
-      </w:pPr>
-      <w:r>
-        <w:rPr>
-          <w:rFonts w:ascii="Times New Roman" w:eastAsia="Times New Roman" w:hAnsi="Times New Roman" w:cs="Times New Roman"/>
-          <w:b/>
-          <w:bCs/>
-        </w:rPr>
-        <w:t>Flusso di eventi:</w:t>
-      </w:r>
-    </w:p>
-    <w:p>
-      <w:pPr>
-        <w:pStyle w:val="Paragrafoelenco"/>
-        <w:numPr>
-          <w:ilvl w:val="0"/>
-          <w:numId w:val="24"/>
-        </w:numPr>
-        <w:ind w:left="450" w:hanging="270"/>
-        <w:rPr>
-          <w:rFonts w:ascii="Times New Roman" w:eastAsia="Times New Roman" w:hAnsi="Times New Roman" w:cs="Times New Roman"/>
-        </w:rPr>
-      </w:pPr>
-      <w:r>
-        <w:rPr>
-          <w:rFonts w:ascii="Times New Roman" w:eastAsia="Times New Roman" w:hAnsi="Times New Roman" w:cs="Times New Roman"/>
-        </w:rPr>
-        <w:t>A seguito dell'interrogazione del database o dell'applicazione dei filtri, il sistema rileva che la lista degli ordini risultante è vuota.</w:t>
-      </w:r>
-    </w:p>
-    <w:p>
-      <w:pPr>
-        <w:pStyle w:val="Paragrafoelenco"/>
-        <w:numPr>
-          <w:ilvl w:val="0"/>
-          <w:numId w:val="24"/>
-        </w:numPr>
-        <w:ind w:left="450" w:hanging="270"/>
-        <w:rPr>
-          <w:rFonts w:ascii="Times New Roman" w:eastAsia="Times New Roman" w:hAnsi="Times New Roman" w:cs="Times New Roman"/>
-        </w:rPr>
-      </w:pPr>
-      <w:r>
-        <w:rPr>
-          <w:rFonts w:ascii="Times New Roman" w:eastAsia="Times New Roman" w:hAnsi="Times New Roman" w:cs="Times New Roman"/>
-        </w:rPr>
-        <w:t>Il sistema mantiene visibile la testata della pagina e la sezione dei filtri, e mostra all'interno del contenitore ordini il messaggio informativo: “Nessun ordine presente o corrispondente ai filtri impostati.</w:t>
-      </w:r>
-      <w:r>
-        <w:rPr>
-          <w:rFonts w:ascii="Times New Roman" w:eastAsia="Times New Roman" w:hAnsi="Times New Roman" w:cs="Times New Roman"/>
-        </w:rPr>
-        <w:t>”</w:t>
-      </w:r>
-      <w:r>
-        <w:rPr>
-          <w:rFonts w:ascii="Times New Roman" w:eastAsia="Times New Roman" w:hAnsi="Times New Roman" w:cs="Times New Roman"/>
-        </w:rPr>
-        <w:t>.</w:t>
-      </w:r>
-    </w:p>
-    <w:p>
-      <w:pPr>
-        <w:pStyle w:val="Paragrafoelenco"/>
-        <w:numPr>
-          <w:ilvl w:val="0"/>
-          <w:numId w:val="22"/>
-        </w:numPr>
-        <w:spacing w:before="240" w:after="240"/>
-        <w:rPr>
-          <w:rFonts w:ascii="Times New Roman" w:eastAsia="Times New Roman" w:hAnsi="Times New Roman" w:cs="Times New Roman"/>
-        </w:rPr>
-      </w:pPr>
-      <w:r>
-        <w:rPr>
-          <w:rFonts w:ascii="Times New Roman" w:eastAsia="Times New Roman" w:hAnsi="Times New Roman" w:cs="Times New Roman"/>
-          <w:b/>
-          <w:bCs/>
-        </w:rPr>
-        <w:t>Exit Condition:</w:t>
-      </w:r>
-      <w:r>
-        <w:rPr>
-          <w:rFonts w:ascii="Times New Roman" w:eastAsia="Times New Roman" w:hAnsi="Times New Roman" w:cs="Times New Roman"/>
-        </w:rPr>
-        <w:t xml:space="preserve"> L'amministratore riceve un chiaro riscontro visivo dell'assenza di ordini corrispondenti e può reimpostare o azzerare i filtri tramite il pulsante </w:t>
-      </w:r>
-      <w:r>
-        <w:rPr>
-          <w:rFonts w:ascii="Times New Roman" w:eastAsia="Times New Roman" w:hAnsi="Times New Roman" w:cs="Times New Roman"/>
-        </w:rPr>
-        <w:t>“</w:t>
-      </w:r>
-      <w:r>
-        <w:rPr>
-          <w:rFonts w:ascii="Times New Roman" w:eastAsia="Times New Roman" w:hAnsi="Times New Roman" w:cs="Times New Roman"/>
-        </w:rPr>
-        <w:t>Azzera Filtri</w:t>
-      </w:r>
-      <w:r>
-        <w:rPr>
-          <w:rFonts w:ascii="Times New Roman" w:eastAsia="Times New Roman" w:hAnsi="Times New Roman" w:cs="Times New Roman"/>
-          <w:i/>
-          <w:iCs/>
-        </w:rPr>
-        <w:t>”</w:t>
-      </w:r>
-      <w:r>
-        <w:rPr>
-          <w:rFonts w:ascii="Times New Roman" w:eastAsia="Times New Roman" w:hAnsi="Times New Roman" w:cs="Times New Roman"/>
-        </w:rPr>
-        <w:t>.</w:t>
-      </w:r>
-    </w:p>
-    <w:p>
-      <w:pPr>
-        <w:spacing w:before="240" w:after="240"/>
-        <w:ind w:firstLine="720"/>
-      </w:pPr>
-      <w:r>
-        <w:rPr>
-          <w:rFonts w:eastAsia="Times New Roman"/>
-          <w:b/>
-          <w:bCs/>
-        </w:rPr>
-        <w:t>UC 7.2: Filtraggio Dinamico degli Ordini</w:t>
-      </w:r>
-    </w:p>
-    <w:p>
-      <w:pPr>
-        <w:pStyle w:val="Paragrafoelenco"/>
-        <w:numPr>
-          <w:ilvl w:val="0"/>
-          <w:numId w:val="20"/>
-        </w:numPr>
-        <w:spacing w:before="240" w:after="240"/>
-        <w:rPr>
-          <w:rFonts w:ascii="Times New Roman" w:eastAsia="Times New Roman" w:hAnsi="Times New Roman" w:cs="Times New Roman"/>
-        </w:rPr>
-      </w:pPr>
-      <w:r>
-        <w:rPr>
-          <w:rFonts w:ascii="Times New Roman" w:eastAsia="Times New Roman" w:hAnsi="Times New Roman" w:cs="Times New Roman"/>
-          <w:b/>
-          <w:bCs/>
-        </w:rPr>
-        <w:t>Attori coinvolti:</w:t>
-      </w:r>
-      <w:r>
-        <w:rPr>
-          <w:rFonts w:ascii="Times New Roman" w:eastAsia="Times New Roman" w:hAnsi="Times New Roman" w:cs="Times New Roman"/>
-        </w:rPr>
-        <w:t xml:space="preserve"> </w:t>
-      </w:r>
-      <w:r>
-        <w:rPr>
-          <w:rFonts w:ascii="Times New Roman" w:eastAsia="Times New Roman" w:hAnsi="Times New Roman" w:cs="Times New Roman"/>
-        </w:rPr>
-        <w:t>Order Manager.</w:t>
-      </w:r>
-    </w:p>
-    <w:p>
-      <w:pPr>
-        <w:pStyle w:val="Paragrafoelenco"/>
-        <w:numPr>
-          <w:ilvl w:val="0"/>
-          <w:numId w:val="20"/>
-        </w:numPr>
-        <w:spacing w:before="240" w:after="240"/>
-        <w:rPr>
-          <w:rFonts w:ascii="Times New Roman" w:eastAsia="Times New Roman" w:hAnsi="Times New Roman" w:cs="Times New Roman"/>
-        </w:rPr>
-      </w:pPr>
-      <w:r>
-        <w:rPr>
-          <w:rFonts w:ascii="Times New Roman" w:eastAsia="Times New Roman" w:hAnsi="Times New Roman" w:cs="Times New Roman"/>
-          <w:b/>
-          <w:bCs/>
-        </w:rPr>
-        <w:t>Entry Condition:</w:t>
-      </w:r>
-      <w:r>
-        <w:rPr>
-          <w:rFonts w:ascii="Times New Roman" w:eastAsia="Times New Roman" w:hAnsi="Times New Roman" w:cs="Times New Roman"/>
-        </w:rPr>
-        <w:t xml:space="preserve"> L'amministratore si trova nella schermata di Gestione Ordini e interagisce con uno o più campi del modulo filtri</w:t>
-      </w:r>
-      <w:r>
-        <w:rPr>
-          <w:rFonts w:ascii="Times New Roman" w:eastAsia="Times New Roman" w:hAnsi="Times New Roman" w:cs="Times New Roman"/>
-        </w:rPr>
-        <w:t>.</w:t>
-      </w:r>
-    </w:p>
-    <w:p>
-      <w:pPr>
-        <w:pStyle w:val="Paragrafoelenco"/>
-        <w:numPr>
-          <w:ilvl w:val="0"/>
-          <w:numId w:val="20"/>
-        </w:numPr>
-        <w:spacing w:before="240" w:after="240"/>
-        <w:rPr>
-          <w:rFonts w:ascii="Times New Roman" w:eastAsia="Times New Roman" w:hAnsi="Times New Roman" w:cs="Times New Roman"/>
-          <w:b/>
-          <w:bCs/>
-        </w:rPr>
-      </w:pPr>
-      <w:r>
-        <w:rPr>
-          <w:rFonts w:ascii="Times New Roman" w:eastAsia="Times New Roman" w:hAnsi="Times New Roman" w:cs="Times New Roman"/>
-          <w:b/>
-          <w:bCs/>
-        </w:rPr>
-        <w:t>Flusso di eventi:</w:t>
-      </w:r>
-    </w:p>
-    <w:p>
-      <w:pPr>
-        <w:pStyle w:val="Paragrafoelenco"/>
-        <w:numPr>
-          <w:ilvl w:val="0"/>
-          <w:numId w:val="21"/>
-        </w:numPr>
-        <w:rPr>
-          <w:rFonts w:ascii="Times New Roman" w:eastAsia="Times New Roman" w:hAnsi="Times New Roman" w:cs="Times New Roman"/>
-        </w:rPr>
-      </w:pPr>
-      <w:r>
-        <w:rPr>
-          <w:rFonts w:ascii="Times New Roman" w:eastAsia="Times New Roman" w:hAnsi="Times New Roman" w:cs="Times New Roman"/>
-        </w:rPr>
-        <w:t>L'amministratore modifica uno o più valori dei filtri.</w:t>
-      </w:r>
-    </w:p>
-    <w:p>
-      <w:pPr>
-        <w:pStyle w:val="Paragrafoelenco"/>
-        <w:numPr>
-          <w:ilvl w:val="0"/>
-          <w:numId w:val="21"/>
-        </w:numPr>
-        <w:rPr>
-          <w:rFonts w:ascii="Times New Roman" w:eastAsia="Times New Roman" w:hAnsi="Times New Roman" w:cs="Times New Roman"/>
-        </w:rPr>
-      </w:pPr>
-      <w:r>
-        <w:rPr>
-          <w:rFonts w:ascii="Times New Roman" w:eastAsia="Times New Roman" w:hAnsi="Times New Roman" w:cs="Times New Roman"/>
-        </w:rPr>
-        <w:t xml:space="preserve">Il sistema esegue una validazione immediata lato client sui campi inseriti (coerenza date inizio </w:t>
-      </w:r>
-      <w:r>
-        <w:rPr>
-          <w:rFonts w:ascii="Times New Roman" w:eastAsia="Times New Roman" w:hAnsi="Times New Roman" w:cs="Times New Roman"/>
-        </w:rPr>
-        <w:t xml:space="preserve">e </w:t>
-      </w:r>
-      <w:r>
-        <w:rPr>
-          <w:rFonts w:ascii="Times New Roman" w:eastAsia="Times New Roman" w:hAnsi="Times New Roman" w:cs="Times New Roman"/>
-        </w:rPr>
-        <w:t>fine, valori di prezzo positivi con min ≤ max, lunghezza minima della marca).</w:t>
-      </w:r>
-    </w:p>
-    <w:p>
-      <w:pPr>
-        <w:pStyle w:val="Paragrafoelenco"/>
-        <w:numPr>
-          <w:ilvl w:val="0"/>
-          <w:numId w:val="21"/>
-        </w:numPr>
-        <w:rPr>
-          <w:rFonts w:ascii="Times New Roman" w:eastAsia="Times New Roman" w:hAnsi="Times New Roman" w:cs="Times New Roman"/>
-        </w:rPr>
-      </w:pPr>
-      <w:r>
-        <w:rPr>
-          <w:rFonts w:ascii="Times New Roman" w:eastAsia="Times New Roman" w:hAnsi="Times New Roman" w:cs="Times New Roman"/>
-        </w:rPr>
-        <w:t xml:space="preserve">Se i campi sono validi, il sistema invia una richiesta asincrona (AJAX) alla </w:t>
-      </w:r>
-      <w:r>
-        <w:rPr>
-          <w:rFonts w:ascii="Times New Roman" w:eastAsia="Times New Roman" w:hAnsi="Times New Roman" w:cs="Times New Roman"/>
-        </w:rPr>
-        <w:t>S</w:t>
-      </w:r>
-      <w:r>
-        <w:rPr>
-          <w:rFonts w:ascii="Times New Roman" w:eastAsia="Times New Roman" w:hAnsi="Times New Roman" w:cs="Times New Roman"/>
-        </w:rPr>
-        <w:t>ervlet di gestione ordini con i parametri specificati.</w:t>
-      </w:r>
-    </w:p>
-    <w:p>
-      <w:pPr>
-        <w:pStyle w:val="Paragrafoelenco"/>
-        <w:numPr>
-          <w:ilvl w:val="0"/>
-          <w:numId w:val="21"/>
-        </w:numPr>
-        <w:rPr>
-          <w:rFonts w:ascii="Times New Roman" w:eastAsia="Times New Roman" w:hAnsi="Times New Roman" w:cs="Times New Roman"/>
-        </w:rPr>
-      </w:pPr>
-      <w:r>
-        <w:rPr>
-          <w:rFonts w:ascii="Times New Roman" w:eastAsia="Times New Roman" w:hAnsi="Times New Roman" w:cs="Times New Roman"/>
-        </w:rPr>
-        <w:t>Il sistema riceve i dati filtrati e aggiorna dinamicamente la sola porzione di pagina contenente l'elenco degli ordini, senza ricaricare l'intera schermata.</w:t>
-      </w:r>
-    </w:p>
-    <w:p>
-      <w:pPr>
-        <w:pStyle w:val="Paragrafoelenco"/>
-        <w:numPr>
-          <w:ilvl w:val="0"/>
-          <w:numId w:val="19"/>
-        </w:numPr>
-        <w:spacing w:before="240" w:after="240"/>
-        <w:rPr>
-          <w:rFonts w:ascii="Times New Roman" w:eastAsia="Times New Roman" w:hAnsi="Times New Roman" w:cs="Times New Roman"/>
-        </w:rPr>
-      </w:pPr>
-      <w:r>
-        <w:rPr>
-          <w:rFonts w:ascii="Times New Roman" w:eastAsia="Times New Roman" w:hAnsi="Times New Roman" w:cs="Times New Roman"/>
-          <w:b/>
-          <w:bCs/>
-        </w:rPr>
-        <w:t>Exit Condition:</w:t>
-      </w:r>
-      <w:r>
-        <w:rPr>
-          <w:rFonts w:ascii="Times New Roman" w:eastAsia="Times New Roman" w:hAnsi="Times New Roman" w:cs="Times New Roman"/>
-        </w:rPr>
-        <w:t xml:space="preserve"> La lista degli ordini a video si aggiorna in tempo reale riflettendo i criteri di ricerca specificati.</w:t>
-      </w:r>
-    </w:p>
-    <w:p>
-      <w:pPr>
-        <w:spacing w:before="240" w:after="240"/>
-        <w:ind w:firstLine="720"/>
-      </w:pPr>
-      <w:r>
-        <w:rPr>
-          <w:rFonts w:eastAsia="Times New Roman"/>
-          <w:b/>
-          <w:bCs/>
-        </w:rPr>
-        <w:t>UC 7.3: Ordine Già Consegnato</w:t>
-      </w:r>
-    </w:p>
-    <w:p>
-      <w:pPr>
-        <w:pStyle w:val="Paragrafoelenco"/>
-        <w:numPr>
-          <w:ilvl w:val="0"/>
-          <w:numId w:val="17"/>
-        </w:numPr>
-        <w:spacing w:before="240" w:after="240"/>
-        <w:rPr>
-          <w:rFonts w:ascii="Times New Roman" w:eastAsia="Times New Roman" w:hAnsi="Times New Roman" w:cs="Times New Roman"/>
-        </w:rPr>
-      </w:pPr>
-      <w:r>
-        <w:rPr>
-          <w:rFonts w:ascii="Times New Roman" w:eastAsia="Times New Roman" w:hAnsi="Times New Roman" w:cs="Times New Roman"/>
-          <w:b/>
-          <w:bCs/>
-        </w:rPr>
-        <w:t>Attori coinvolti:</w:t>
-      </w:r>
-      <w:r>
-        <w:rPr>
-          <w:rFonts w:ascii="Times New Roman" w:eastAsia="Times New Roman" w:hAnsi="Times New Roman" w:cs="Times New Roman"/>
-        </w:rPr>
-        <w:t xml:space="preserve"> Order Manager</w:t>
-      </w:r>
-    </w:p>
-    <w:p>
-      <w:pPr>
-        <w:pStyle w:val="Paragrafoelenco"/>
-        <w:numPr>
-          <w:ilvl w:val="0"/>
-          <w:numId w:val="17"/>
-        </w:numPr>
-        <w:spacing w:before="240" w:after="240"/>
-        <w:rPr>
-          <w:rFonts w:ascii="Times New Roman" w:eastAsia="Times New Roman" w:hAnsi="Times New Roman" w:cs="Times New Roman"/>
-        </w:rPr>
-      </w:pPr>
-      <w:r>
-        <w:rPr>
-          <w:rFonts w:ascii="Times New Roman" w:eastAsia="Times New Roman" w:hAnsi="Times New Roman" w:cs="Times New Roman"/>
-          <w:b/>
-          <w:bCs/>
-        </w:rPr>
-        <w:t>Entry Condition:</w:t>
-      </w:r>
-      <w:r>
-        <w:rPr>
-          <w:rFonts w:ascii="Times New Roman" w:eastAsia="Times New Roman" w:hAnsi="Times New Roman" w:cs="Times New Roman"/>
-        </w:rPr>
-        <w:t xml:space="preserve"> Uno o più ordini presenti nella lista hanno raggiunto lo stato definitivo CONSEGNATO.</w:t>
-      </w:r>
-    </w:p>
-    <w:p>
-      <w:pPr>
-        <w:pStyle w:val="Paragrafoelenco"/>
-        <w:numPr>
-          <w:ilvl w:val="0"/>
-          <w:numId w:val="17"/>
-        </w:numPr>
-        <w:spacing w:before="240" w:after="240"/>
-        <w:rPr>
-          <w:rFonts w:ascii="Times New Roman" w:eastAsia="Times New Roman" w:hAnsi="Times New Roman" w:cs="Times New Roman"/>
-          <w:b/>
-          <w:bCs/>
-        </w:rPr>
-      </w:pPr>
-      <w:r>
-        <w:rPr>
-          <w:rFonts w:ascii="Times New Roman" w:eastAsia="Times New Roman" w:hAnsi="Times New Roman" w:cs="Times New Roman"/>
-          <w:b/>
-          <w:bCs/>
-        </w:rPr>
-        <w:t>Flusso di eventi:</w:t>
-      </w:r>
-    </w:p>
-    <w:p>
-      <w:pPr>
-        <w:pStyle w:val="Paragrafoelenco"/>
-        <w:numPr>
-          <w:ilvl w:val="0"/>
-          <w:numId w:val="18"/>
-        </w:numPr>
-        <w:rPr>
-          <w:rFonts w:ascii="Times New Roman" w:eastAsia="Times New Roman" w:hAnsi="Times New Roman" w:cs="Times New Roman"/>
-        </w:rPr>
-      </w:pPr>
-      <w:r>
-        <w:rPr>
-          <w:rFonts w:ascii="Times New Roman" w:eastAsia="Times New Roman" w:hAnsi="Times New Roman" w:cs="Times New Roman"/>
-        </w:rPr>
-        <w:t>Durante il rendering della scheda d'ordine, il sistema rileva che lo stato dell'ordine è impostato su CONSEGNATO.</w:t>
-      </w:r>
-    </w:p>
-    <w:p>
-      <w:pPr>
-        <w:pStyle w:val="Paragrafoelenco"/>
-        <w:numPr>
-          <w:ilvl w:val="0"/>
-          <w:numId w:val="18"/>
-        </w:numPr>
-        <w:rPr>
-          <w:rFonts w:ascii="Times New Roman" w:eastAsia="Times New Roman" w:hAnsi="Times New Roman" w:cs="Times New Roman"/>
-        </w:rPr>
-      </w:pPr>
-      <w:r>
-        <w:rPr>
-          <w:rFonts w:ascii="Times New Roman" w:eastAsia="Times New Roman" w:hAnsi="Times New Roman" w:cs="Times New Roman"/>
-        </w:rPr>
-        <w:t xml:space="preserve">Il sistema disabilita la possibilità di ulteriore modifica: non mostra il menu a tendina né il pulsante </w:t>
-      </w:r>
-      <w:r>
-        <w:rPr>
-          <w:rFonts w:ascii="Times New Roman" w:eastAsia="Times New Roman" w:hAnsi="Times New Roman" w:cs="Times New Roman"/>
-        </w:rPr>
-        <w:t>“</w:t>
-      </w:r>
-      <w:r>
-        <w:rPr>
-          <w:rFonts w:ascii="Times New Roman" w:eastAsia="Times New Roman" w:hAnsi="Times New Roman" w:cs="Times New Roman"/>
-        </w:rPr>
-        <w:t>Aggiorna</w:t>
-      </w:r>
-      <w:r>
-        <w:rPr>
-          <w:rFonts w:ascii="Times New Roman" w:eastAsia="Times New Roman" w:hAnsi="Times New Roman" w:cs="Times New Roman"/>
-          <w:i/>
-          <w:iCs/>
-        </w:rPr>
-        <w:t>”</w:t>
-      </w:r>
-      <w:r>
-        <w:rPr>
-          <w:rFonts w:ascii="Times New Roman" w:eastAsia="Times New Roman" w:hAnsi="Times New Roman" w:cs="Times New Roman"/>
-        </w:rPr>
-        <w:t xml:space="preserve">, visualizzando al loro posto </w:t>
-      </w:r>
-      <w:r>
-        <w:rPr>
-          <w:rFonts w:ascii="Times New Roman" w:eastAsia="Times New Roman" w:hAnsi="Times New Roman" w:cs="Times New Roman"/>
-        </w:rPr>
-        <w:t>la voce</w:t>
-      </w:r>
-      <w:r>
-        <w:rPr>
-          <w:rFonts w:ascii="Times New Roman" w:eastAsia="Times New Roman" w:hAnsi="Times New Roman" w:cs="Times New Roman"/>
-        </w:rPr>
-        <w:t xml:space="preserve"> </w:t>
-      </w:r>
-      <w:r>
-        <w:rPr>
-          <w:rFonts w:ascii="Times New Roman" w:eastAsia="Times New Roman" w:hAnsi="Times New Roman" w:cs="Times New Roman"/>
-        </w:rPr>
-        <w:t>“</w:t>
-      </w:r>
-      <w:r>
-        <w:rPr>
-          <w:rFonts w:ascii="Times New Roman" w:eastAsia="Times New Roman" w:hAnsi="Times New Roman" w:cs="Times New Roman"/>
-        </w:rPr>
-        <w:t>Consegnato</w:t>
-      </w:r>
-      <w:r>
-        <w:rPr>
-          <w:rFonts w:ascii="Times New Roman" w:eastAsia="Times New Roman" w:hAnsi="Times New Roman" w:cs="Times New Roman"/>
-          <w:i/>
-          <w:iCs/>
-        </w:rPr>
-        <w:t>”</w:t>
-      </w:r>
-      <w:r>
-        <w:rPr>
-          <w:rFonts w:ascii="Times New Roman" w:eastAsia="Times New Roman" w:hAnsi="Times New Roman" w:cs="Times New Roman"/>
-        </w:rPr>
-        <w:t>.</w:t>
-      </w:r>
-    </w:p>
-    <w:p>
-      <w:pPr>
-        <w:pStyle w:val="Paragrafoelenco"/>
-        <w:numPr>
-          <w:ilvl w:val="0"/>
-          <w:numId w:val="16"/>
-        </w:numPr>
-        <w:spacing w:before="240" w:after="240"/>
-        <w:rPr>
-          <w:rFonts w:ascii="Times New Roman" w:eastAsia="Times New Roman" w:hAnsi="Times New Roman" w:cs="Times New Roman"/>
-        </w:rPr>
-      </w:pPr>
-      <w:r>
-        <w:rPr>
-          <w:rFonts w:ascii="Times New Roman" w:eastAsia="Times New Roman" w:hAnsi="Times New Roman" w:cs="Times New Roman"/>
-          <w:b/>
-          <w:bCs/>
-        </w:rPr>
-        <w:lastRenderedPageBreak/>
-        <w:t>Exit Condition:</w:t>
-      </w:r>
-      <w:r>
-        <w:rPr>
-          <w:rFonts w:ascii="Times New Roman" w:eastAsia="Times New Roman" w:hAnsi="Times New Roman" w:cs="Times New Roman"/>
-        </w:rPr>
-        <w:t xml:space="preserve"> Lo stato dell'ordine rimane consolidato e protetto da modifiche accidentali o retrocessioni non ammesse dalla logica di business.</w:t>
-      </w:r>
-    </w:p>
-    <w:p>
-      <w:pPr>
-        <w:spacing w:before="240" w:after="240"/>
-        <w:ind w:left="720"/>
-        <w:rPr>
-          <w:rFonts w:eastAsia="Times New Roman"/>
-          <w:b/>
-          <w:bCs/>
-        </w:rPr>
-      </w:pPr>
-    </w:p>
-    <w:p>
-      <w:pPr>
-        <w:spacing w:before="240" w:after="240"/>
-        <w:ind w:left="720"/>
-      </w:pPr>
-      <w:r>
-        <w:rPr>
-          <w:rFonts w:eastAsia="Times New Roman"/>
+        <w:t xml:space="preserve">UC </w:t>
+      </w:r>
+      <w:r>
+        <w:rPr>
           <w:b/>
           <w:bCs/>
           <w:sz w:val="28"/>
           <w:szCs w:val="28"/>
           <w:u w:val="single"/>
         </w:rPr>
-        <w:t>UC 8: Analisi Statistica dei Prodotti Ordinati</w:t>
+        <w:t>8</w:t>
+      </w:r>
+      <w:r>
+        <w:rPr>
+          <w:b/>
+          <w:bCs/>
+          <w:sz w:val="28"/>
+          <w:szCs w:val="28"/>
+          <w:u w:val="single"/>
+        </w:rPr>
+        <w:t>: Gestione degli Ordini</w:t>
       </w:r>
     </w:p>
     <w:p>
@@ -18385,9 +17638,12 @@
         <w:pStyle w:val="Paragrafoelenco"/>
         <w:numPr>
           <w:ilvl w:val="0"/>
-          <w:numId w:val="15"/>
-        </w:numPr>
-        <w:spacing w:before="240" w:after="240"/>
+          <w:numId w:val="31"/>
+        </w:numPr>
+        <w:tabs>
+          <w:tab w:val="left" w:pos="8580"/>
+        </w:tabs>
+        <w:spacing w:after="100"/>
         <w:ind w:hanging="180"/>
         <w:rPr>
           <w:rFonts w:ascii="Times New Roman" w:eastAsia="Times New Roman" w:hAnsi="Times New Roman" w:cs="Times New Roman"/>
@@ -18399,13 +17655,13 @@
           <w:b/>
           <w:bCs/>
         </w:rPr>
-        <w:t>Attori coinvolti</w:t>
+        <w:t xml:space="preserve">Attori coinvolti: </w:t>
       </w:r>
       <w:r>
         <w:rPr>
           <w:rFonts w:ascii="Times New Roman" w:eastAsia="Times New Roman" w:hAnsi="Times New Roman" w:cs="Times New Roman"/>
         </w:rPr>
-        <w:t xml:space="preserve">: Market Analyzer </w:t>
+        <w:t>Order Manager</w:t>
       </w:r>
     </w:p>
     <w:p>
@@ -18413,9 +17669,12 @@
         <w:pStyle w:val="Paragrafoelenco"/>
         <w:numPr>
           <w:ilvl w:val="0"/>
-          <w:numId w:val="15"/>
-        </w:numPr>
-        <w:spacing w:before="240" w:after="240"/>
+          <w:numId w:val="31"/>
+        </w:numPr>
+        <w:tabs>
+          <w:tab w:val="left" w:pos="8580"/>
+        </w:tabs>
+        <w:spacing w:after="100"/>
         <w:ind w:hanging="180"/>
         <w:rPr>
           <w:rFonts w:ascii="Times New Roman" w:eastAsia="Times New Roman" w:hAnsi="Times New Roman" w:cs="Times New Roman"/>
@@ -18427,13 +17686,39 @@
           <w:b/>
           <w:bCs/>
         </w:rPr>
-        <w:t xml:space="preserve">Entry Condition: </w:t>
+        <w:t>Entry Condition:</w:t>
       </w:r>
       <w:r>
         <w:rPr>
           <w:rFonts w:ascii="Times New Roman" w:eastAsia="Times New Roman" w:hAnsi="Times New Roman" w:cs="Times New Roman"/>
-        </w:rPr>
-        <w:t>Il Market Analyzer si è autenticato con successo con credenziali con privilegi di amministratore e seleziona la voce “Dati Prodotti Ordinati” all'interno della Dashboard Amministratore.</w:t>
+          <w:b/>
+          <w:bCs/>
+        </w:rPr>
+        <w:t xml:space="preserve"> </w:t>
+      </w:r>
+      <w:r>
+        <w:rPr>
+          <w:rFonts w:ascii="Times New Roman" w:eastAsia="Times New Roman" w:hAnsi="Times New Roman" w:cs="Times New Roman"/>
+        </w:rPr>
+        <w:t xml:space="preserve">L'amministratore si è autenticato con successo con </w:t>
+      </w:r>
+      <w:r>
+        <w:rPr>
+          <w:rFonts w:ascii="Times New Roman" w:eastAsia="Times New Roman" w:hAnsi="Times New Roman" w:cs="Times New Roman"/>
+        </w:rPr>
+        <w:t>credenziali con privilegi di amministratore</w:t>
+      </w:r>
+      <w:r>
+        <w:rPr>
+          <w:rFonts w:ascii="Times New Roman" w:eastAsia="Times New Roman" w:hAnsi="Times New Roman" w:cs="Times New Roman"/>
+        </w:rPr>
+        <w:t xml:space="preserve"> e </w:t>
+      </w:r>
+      <w:r>
+        <w:rPr>
+          <w:rFonts w:ascii="Times New Roman" w:eastAsia="Times New Roman" w:hAnsi="Times New Roman" w:cs="Times New Roman"/>
+        </w:rPr>
+        <w:t>seleziona la scheda "Gestione Ordini" dalla Dashboard di Amministrazione</w:t>
       </w:r>
     </w:p>
     <w:p>
@@ -18441,9 +17726,12 @@
         <w:pStyle w:val="Paragrafoelenco"/>
         <w:numPr>
           <w:ilvl w:val="0"/>
-          <w:numId w:val="15"/>
-        </w:numPr>
-        <w:spacing w:before="240" w:after="240"/>
+          <w:numId w:val="31"/>
+        </w:numPr>
+        <w:tabs>
+          <w:tab w:val="left" w:pos="8580"/>
+        </w:tabs>
+        <w:spacing w:after="100"/>
         <w:ind w:hanging="180"/>
         <w:rPr>
           <w:rFonts w:ascii="Times New Roman" w:eastAsia="Times New Roman" w:hAnsi="Times New Roman" w:cs="Times New Roman"/>
@@ -18464,11 +17752,13 @@
       <w:pPr>
         <w:pStyle w:val="Paragrafoelenco"/>
         <w:numPr>
-          <w:ilvl w:val="2"/>
+          <w:ilvl w:val="0"/>
           <w:numId w:val="30"/>
         </w:numPr>
-        <w:spacing w:before="240" w:after="240"/>
-        <w:ind w:left="1620" w:hanging="270"/>
+        <w:tabs>
+          <w:tab w:val="left" w:pos="8580"/>
+        </w:tabs>
+        <w:spacing w:after="100"/>
         <w:rPr>
           <w:rFonts w:ascii="Times New Roman" w:eastAsia="Times New Roman" w:hAnsi="Times New Roman" w:cs="Times New Roman"/>
         </w:rPr>
@@ -18477,30 +17767,38 @@
         <w:rPr>
           <w:rFonts w:ascii="Times New Roman" w:eastAsia="Times New Roman" w:hAnsi="Times New Roman" w:cs="Times New Roman"/>
         </w:rPr>
-        <w:t>Il Market Analyzer clicca sul</w:t>
-      </w:r>
-      <w:r>
+        <w:t>L’amministratore clicca sul pulsante “Gestione Ordini” all’interno della Dashboard Admin.</w:t>
+      </w:r>
+    </w:p>
+    <w:p>
+      <w:pPr>
+        <w:pStyle w:val="Paragrafoelenco"/>
+        <w:numPr>
+          <w:ilvl w:val="0"/>
+          <w:numId w:val="30"/>
+        </w:numPr>
+        <w:tabs>
+          <w:tab w:val="left" w:pos="8580"/>
+        </w:tabs>
+        <w:spacing w:after="100"/>
         <w:rPr>
           <w:rFonts w:ascii="Times New Roman" w:eastAsia="Times New Roman" w:hAnsi="Times New Roman" w:cs="Times New Roman"/>
         </w:rPr>
-        <w:t xml:space="preserve">la </w:t>
-      </w:r>
+      </w:pPr>
       <w:r>
         <w:rPr>
           <w:rFonts w:ascii="Times New Roman" w:eastAsia="Times New Roman" w:hAnsi="Times New Roman" w:cs="Times New Roman"/>
         </w:rPr>
-        <w:t>sezione “Dati Prodotti Ordinati” nella Dashboard Admin.</w:t>
+        <w:t xml:space="preserve"> Il sistema riceve la richiesta e interroga la base di dati recuperando la lista complessiva di tutti gli ordini registrati sulla piattaforma (ordinati cronologicamente dal più recente al meno recente), unitamente ai dettagli dei rispettivi clienti e dei prodotti acquistati.</w:t>
       </w:r>
     </w:p>
     <w:p>
       <w:pPr>
         <w:pStyle w:val="Paragrafoelenco"/>
         <w:numPr>
-          <w:ilvl w:val="2"/>
+          <w:ilvl w:val="0"/>
           <w:numId w:val="30"/>
         </w:numPr>
-        <w:spacing w:before="240" w:after="240"/>
-        <w:ind w:left="1620" w:hanging="270"/>
         <w:rPr>
           <w:rFonts w:ascii="Times New Roman" w:eastAsia="Times New Roman" w:hAnsi="Times New Roman" w:cs="Times New Roman"/>
         </w:rPr>
@@ -18509,18 +17807,45 @@
         <w:rPr>
           <w:rFonts w:ascii="Times New Roman" w:eastAsia="Times New Roman" w:hAnsi="Times New Roman" w:cs="Times New Roman"/>
         </w:rPr>
-        <w:t>Il sistema riceve la richiesta, interroga il database e aggrega i dati relativi agli occhiali a catalogo e agli ordini completati.</w:t>
+        <w:t xml:space="preserve">Il sistema carica e visualizza la pagina </w:t>
+      </w:r>
+      <w:r>
+        <w:rPr>
+          <w:rFonts w:ascii="Times New Roman" w:eastAsia="Times New Roman" w:hAnsi="Times New Roman" w:cs="Times New Roman"/>
+        </w:rPr>
+        <w:t>“</w:t>
+      </w:r>
+      <w:r>
+        <w:rPr>
+          <w:rFonts w:ascii="Times New Roman" w:eastAsia="Times New Roman" w:hAnsi="Times New Roman" w:cs="Times New Roman"/>
+          <w:b/>
+          <w:bCs/>
+        </w:rPr>
+        <w:t>GG Eyewear — Area Amministrazione (Gestione Ordini)</w:t>
+      </w:r>
+      <w:r>
+        <w:rPr>
+          <w:rFonts w:ascii="Times New Roman" w:eastAsia="Times New Roman" w:hAnsi="Times New Roman" w:cs="Times New Roman"/>
+          <w:b/>
+          <w:bCs/>
+        </w:rPr>
+        <w:t>”</w:t>
+      </w:r>
+      <w:r>
+        <w:rPr>
+          <w:rFonts w:ascii="Times New Roman" w:eastAsia="Times New Roman" w:hAnsi="Times New Roman" w:cs="Times New Roman"/>
+        </w:rPr>
+        <w:t xml:space="preserve">, articolata in: </w:t>
       </w:r>
     </w:p>
     <w:p>
       <w:pPr>
         <w:pStyle w:val="Paragrafoelenco"/>
         <w:numPr>
-          <w:ilvl w:val="2"/>
-          <w:numId w:val="30"/>
-        </w:numPr>
-        <w:spacing w:before="240" w:after="240"/>
-        <w:ind w:left="1620" w:hanging="270"/>
+          <w:ilvl w:val="0"/>
+          <w:numId w:val="29"/>
+        </w:numPr>
+        <w:ind w:hanging="90"/>
         <w:rPr>
           <w:rFonts w:ascii="Times New Roman" w:eastAsia="Times New Roman" w:hAnsi="Times New Roman" w:cs="Times New Roman"/>
         </w:rPr>
@@ -18529,62 +17854,13 @@
         <w:rPr>
           <w:rFonts w:ascii="Times New Roman" w:eastAsia="Times New Roman" w:hAnsi="Times New Roman" w:cs="Times New Roman"/>
         </w:rPr>
-        <w:t xml:space="preserve">Il sistema carica e visualizza la schermata </w:t>
+        <w:t xml:space="preserve">Un pulsante di navigazione rapida </w:t>
       </w:r>
       <w:r>
         <w:rPr>
           <w:rFonts w:ascii="Times New Roman" w:eastAsia="Times New Roman" w:hAnsi="Times New Roman" w:cs="Times New Roman"/>
         </w:rPr>
         <w:t>“</w:t>
-      </w:r>
-      <w:r>
-        <w:rPr>
-          <w:rFonts w:ascii="Times New Roman" w:eastAsia="Times New Roman" w:hAnsi="Times New Roman" w:cs="Times New Roman"/>
-        </w:rPr>
-        <w:t>Dati Prodotti Ordinati</w:t>
-      </w:r>
-      <w:r>
-        <w:rPr>
-          <w:rFonts w:ascii="Times New Roman" w:eastAsia="Times New Roman" w:hAnsi="Times New Roman" w:cs="Times New Roman"/>
-        </w:rPr>
-        <w:t>”</w:t>
-      </w:r>
-      <w:r>
-        <w:rPr>
-          <w:rFonts w:ascii="Times New Roman" w:eastAsia="Times New Roman" w:hAnsi="Times New Roman" w:cs="Times New Roman"/>
-        </w:rPr>
-        <w:t xml:space="preserve">, composta da: </w:t>
-      </w:r>
-    </w:p>
-    <w:p>
-      <w:pPr>
-        <w:pStyle w:val="Paragrafoelenco"/>
-        <w:numPr>
-          <w:ilvl w:val="0"/>
-          <w:numId w:val="14"/>
-        </w:numPr>
-        <w:ind w:left="810" w:hanging="270"/>
-        <w:rPr>
-          <w:rFonts w:ascii="Times New Roman" w:eastAsia="Times New Roman" w:hAnsi="Times New Roman" w:cs="Times New Roman"/>
-        </w:rPr>
-      </w:pPr>
-      <w:r>
-        <w:rPr>
-          <w:rFonts w:ascii="Times New Roman" w:eastAsia="Times New Roman" w:hAnsi="Times New Roman" w:cs="Times New Roman"/>
-        </w:rPr>
-        <w:t xml:space="preserve">Un pulsante di navigazione rapida </w:t>
-      </w:r>
-      <w:r>
-        <w:rPr>
-          <w:rFonts w:ascii="Times New Roman" w:eastAsia="Times New Roman" w:hAnsi="Times New Roman" w:cs="Times New Roman"/>
-        </w:rPr>
-        <w:t>“</w:t>
-      </w:r>
-      <w:r>
-        <w:rPr>
-          <w:rFonts w:ascii="Times New Roman" w:eastAsia="Times New Roman" w:hAnsi="Times New Roman" w:cs="Times New Roman"/>
-        </w:rPr>
-        <w:t>Torna alla Dashboard Admin</w:t>
       </w:r>
       <w:r>
         <w:rPr>
@@ -18592,6 +17868,14 @@
           <w:i/>
           <w:iCs/>
         </w:rPr>
+        <w:t>Torna alla Dashboard Admin</w:t>
+      </w:r>
+      <w:r>
+        <w:rPr>
+          <w:rFonts w:ascii="Times New Roman" w:eastAsia="Times New Roman" w:hAnsi="Times New Roman" w:cs="Times New Roman"/>
+          <w:i/>
+          <w:iCs/>
+        </w:rPr>
         <w:t>”</w:t>
       </w:r>
       <w:r>
@@ -18599,6 +17883,1595 @@
           <w:rFonts w:ascii="Times New Roman" w:eastAsia="Times New Roman" w:hAnsi="Times New Roman" w:cs="Times New Roman"/>
         </w:rPr>
         <w:t>;</w:t>
+      </w:r>
+    </w:p>
+    <w:p>
+      <w:pPr>
+        <w:pStyle w:val="Paragrafoelenco"/>
+        <w:numPr>
+          <w:ilvl w:val="0"/>
+          <w:numId w:val="29"/>
+        </w:numPr>
+        <w:ind w:left="1440" w:hanging="450"/>
+        <w:rPr>
+          <w:rFonts w:ascii="Times New Roman" w:eastAsia="Times New Roman" w:hAnsi="Times New Roman" w:cs="Times New Roman"/>
+        </w:rPr>
+      </w:pPr>
+      <w:r>
+        <w:rPr>
+          <w:rFonts w:ascii="Times New Roman" w:eastAsia="Times New Roman" w:hAnsi="Times New Roman" w:cs="Times New Roman"/>
+        </w:rPr>
+        <w:t xml:space="preserve">La sezione </w:t>
+      </w:r>
+      <w:r>
+        <w:rPr>
+          <w:rFonts w:ascii="Times New Roman" w:eastAsia="Times New Roman" w:hAnsi="Times New Roman" w:cs="Times New Roman"/>
+        </w:rPr>
+        <w:t>“</w:t>
+      </w:r>
+      <w:r>
+        <w:rPr>
+          <w:rFonts w:ascii="Times New Roman" w:eastAsia="Times New Roman" w:hAnsi="Times New Roman" w:cs="Times New Roman"/>
+        </w:rPr>
+        <w:t>Filtra gli Ordini</w:t>
+      </w:r>
+      <w:r>
+        <w:rPr>
+          <w:rFonts w:ascii="Times New Roman" w:eastAsia="Times New Roman" w:hAnsi="Times New Roman" w:cs="Times New Roman"/>
+        </w:rPr>
+        <w:t>”</w:t>
+      </w:r>
+      <w:r>
+        <w:rPr>
+          <w:rFonts w:ascii="Times New Roman" w:eastAsia="Times New Roman" w:hAnsi="Times New Roman" w:cs="Times New Roman"/>
+        </w:rPr>
+        <w:t xml:space="preserve">, dotata di </w:t>
+      </w:r>
+      <w:r>
+        <w:rPr>
+          <w:rFonts w:ascii="Times New Roman" w:eastAsia="Times New Roman" w:hAnsi="Times New Roman" w:cs="Times New Roman"/>
+        </w:rPr>
+        <w:t>sistema di filtraggio sulle varie caratteristiche</w:t>
+      </w:r>
+      <w:r>
+        <w:rPr>
+          <w:rFonts w:ascii="Times New Roman" w:eastAsia="Times New Roman" w:hAnsi="Times New Roman" w:cs="Times New Roman"/>
+        </w:rPr>
+        <w:t xml:space="preserve"> (</w:t>
+      </w:r>
+      <w:r>
+        <w:rPr>
+          <w:rFonts w:ascii="Times New Roman" w:eastAsia="Times New Roman" w:hAnsi="Times New Roman" w:cs="Times New Roman"/>
+          <w:i/>
+          <w:iCs/>
+        </w:rPr>
+        <w:t>Tipologia Occhiale, Marca, Stato Ordine, Metodo Pagamento, Prezzo Minimo, Prezzo Massimo, Data Inizio, Data Fine, Email Utente</w:t>
+      </w:r>
+      <w:r>
+        <w:rPr>
+          <w:rFonts w:ascii="Times New Roman" w:eastAsia="Times New Roman" w:hAnsi="Times New Roman" w:cs="Times New Roman"/>
+        </w:rPr>
+        <w:t xml:space="preserve">) e del pulsante </w:t>
+      </w:r>
+      <w:r>
+        <w:rPr>
+          <w:rFonts w:ascii="Times New Roman" w:eastAsia="Times New Roman" w:hAnsi="Times New Roman" w:cs="Times New Roman"/>
+          <w:i/>
+          <w:iCs/>
+        </w:rPr>
+        <w:t>"Azzera Filtri"</w:t>
+      </w:r>
+      <w:r>
+        <w:rPr>
+          <w:rFonts w:ascii="Times New Roman" w:eastAsia="Times New Roman" w:hAnsi="Times New Roman" w:cs="Times New Roman"/>
+        </w:rPr>
+        <w:t>;</w:t>
+      </w:r>
+    </w:p>
+    <w:p>
+      <w:pPr>
+        <w:pStyle w:val="Paragrafoelenco"/>
+        <w:numPr>
+          <w:ilvl w:val="0"/>
+          <w:numId w:val="29"/>
+        </w:numPr>
+        <w:ind w:hanging="90"/>
+        <w:rPr>
+          <w:rFonts w:ascii="Times New Roman" w:eastAsia="Times New Roman" w:hAnsi="Times New Roman" w:cs="Times New Roman"/>
+        </w:rPr>
+      </w:pPr>
+      <w:r>
+        <w:rPr>
+          <w:rFonts w:ascii="Times New Roman" w:eastAsia="Times New Roman" w:hAnsi="Times New Roman" w:cs="Times New Roman"/>
+        </w:rPr>
+        <w:t>L'elenco delle schede d'ordine riepilogative (</w:t>
+      </w:r>
+      <w:r>
+        <w:rPr>
+          <w:rFonts w:ascii="Times New Roman" w:eastAsia="Times New Roman" w:hAnsi="Times New Roman" w:cs="Times New Roman"/>
+          <w:i/>
+          <w:iCs/>
+        </w:rPr>
+        <w:t>card</w:t>
+      </w:r>
+      <w:r>
+        <w:rPr>
+          <w:rFonts w:ascii="Times New Roman" w:eastAsia="Times New Roman" w:hAnsi="Times New Roman" w:cs="Times New Roman"/>
+        </w:rPr>
+        <w:t>).</w:t>
+      </w:r>
+    </w:p>
+    <w:p>
+      <w:pPr>
+        <w:pStyle w:val="Paragrafoelenco"/>
+        <w:numPr>
+          <w:ilvl w:val="0"/>
+          <w:numId w:val="30"/>
+        </w:numPr>
+        <w:rPr>
+          <w:rFonts w:ascii="Times New Roman" w:eastAsia="Times New Roman" w:hAnsi="Times New Roman" w:cs="Times New Roman"/>
+        </w:rPr>
+      </w:pPr>
+      <w:r>
+        <w:rPr>
+          <w:rFonts w:ascii="Times New Roman" w:eastAsia="Times New Roman" w:hAnsi="Times New Roman" w:cs="Times New Roman"/>
+        </w:rPr>
+        <w:lastRenderedPageBreak/>
+        <w:t xml:space="preserve">Per ciascuna scheda d'ordine, l'amministratore può visualizzare: </w:t>
+      </w:r>
+    </w:p>
+    <w:p>
+      <w:pPr>
+        <w:pStyle w:val="Paragrafoelenco"/>
+        <w:numPr>
+          <w:ilvl w:val="0"/>
+          <w:numId w:val="28"/>
+        </w:numPr>
+        <w:ind w:hanging="90"/>
+        <w:rPr>
+          <w:rFonts w:ascii="Times New Roman" w:eastAsia="Times New Roman" w:hAnsi="Times New Roman" w:cs="Times New Roman"/>
+        </w:rPr>
+      </w:pPr>
+      <w:r>
+        <w:rPr>
+          <w:rFonts w:ascii="Times New Roman" w:eastAsia="Times New Roman" w:hAnsi="Times New Roman" w:cs="Times New Roman"/>
+        </w:rPr>
+        <w:t>Codice identificativo dell'ordine (ID);</w:t>
+      </w:r>
+    </w:p>
+    <w:p>
+      <w:pPr>
+        <w:pStyle w:val="Paragrafoelenco"/>
+        <w:numPr>
+          <w:ilvl w:val="0"/>
+          <w:numId w:val="28"/>
+        </w:numPr>
+        <w:ind w:left="1350"/>
+        <w:rPr>
+          <w:rFonts w:ascii="Times New Roman" w:eastAsia="Times New Roman" w:hAnsi="Times New Roman" w:cs="Times New Roman"/>
+        </w:rPr>
+      </w:pPr>
+      <w:r>
+        <w:rPr>
+          <w:rFonts w:ascii="Times New Roman" w:eastAsia="Times New Roman" w:hAnsi="Times New Roman" w:cs="Times New Roman"/>
+        </w:rPr>
+        <w:t>Indirizzo email del cliente acquirente;</w:t>
+      </w:r>
+    </w:p>
+    <w:p>
+      <w:pPr>
+        <w:pStyle w:val="Paragrafoelenco"/>
+        <w:numPr>
+          <w:ilvl w:val="0"/>
+          <w:numId w:val="28"/>
+        </w:numPr>
+        <w:ind w:left="1350"/>
+        <w:rPr>
+          <w:rFonts w:ascii="Times New Roman" w:eastAsia="Times New Roman" w:hAnsi="Times New Roman" w:cs="Times New Roman"/>
+        </w:rPr>
+      </w:pPr>
+      <w:r>
+        <w:rPr>
+          <w:rFonts w:ascii="Times New Roman" w:eastAsia="Times New Roman" w:hAnsi="Times New Roman" w:cs="Times New Roman"/>
+        </w:rPr>
+        <w:t>Data e ora di emissione dell'ordine;</w:t>
+      </w:r>
+    </w:p>
+    <w:p>
+      <w:pPr>
+        <w:pStyle w:val="Paragrafoelenco"/>
+        <w:numPr>
+          <w:ilvl w:val="0"/>
+          <w:numId w:val="28"/>
+        </w:numPr>
+        <w:ind w:left="1350"/>
+        <w:rPr>
+          <w:rFonts w:ascii="Times New Roman" w:eastAsia="Times New Roman" w:hAnsi="Times New Roman" w:cs="Times New Roman"/>
+        </w:rPr>
+      </w:pPr>
+      <w:r>
+        <w:rPr>
+          <w:rFonts w:ascii="Times New Roman" w:eastAsia="Times New Roman" w:hAnsi="Times New Roman" w:cs="Times New Roman"/>
+        </w:rPr>
+        <w:t>Importo totale;</w:t>
+      </w:r>
+    </w:p>
+    <w:p>
+      <w:pPr>
+        <w:pStyle w:val="Paragrafoelenco"/>
+        <w:numPr>
+          <w:ilvl w:val="0"/>
+          <w:numId w:val="28"/>
+        </w:numPr>
+        <w:ind w:left="1350"/>
+        <w:rPr>
+          <w:rFonts w:ascii="Times New Roman" w:eastAsia="Times New Roman" w:hAnsi="Times New Roman" w:cs="Times New Roman"/>
+        </w:rPr>
+      </w:pPr>
+      <w:r>
+        <w:rPr>
+          <w:rFonts w:ascii="Times New Roman" w:eastAsia="Times New Roman" w:hAnsi="Times New Roman" w:cs="Times New Roman"/>
+        </w:rPr>
+        <w:t>Metodo di pagamento selezionato;</w:t>
+      </w:r>
+    </w:p>
+    <w:p>
+      <w:pPr>
+        <w:pStyle w:val="Paragrafoelenco"/>
+        <w:numPr>
+          <w:ilvl w:val="0"/>
+          <w:numId w:val="28"/>
+        </w:numPr>
+        <w:ind w:left="1350"/>
+        <w:rPr>
+          <w:rFonts w:ascii="Times New Roman" w:eastAsia="Times New Roman" w:hAnsi="Times New Roman" w:cs="Times New Roman"/>
+        </w:rPr>
+      </w:pPr>
+      <w:r>
+        <w:rPr>
+          <w:rFonts w:ascii="Times New Roman" w:eastAsia="Times New Roman" w:hAnsi="Times New Roman" w:cs="Times New Roman"/>
+        </w:rPr>
+        <w:t>Stato corrente dell'ordine, affiancato da un menu a tendina</w:t>
+      </w:r>
+      <w:r>
+        <w:rPr>
+          <w:rFonts w:ascii="Times New Roman" w:eastAsia="Times New Roman" w:hAnsi="Times New Roman" w:cs="Times New Roman"/>
+        </w:rPr>
+        <w:t>, contenente i vari stati possibili dell’ordine,</w:t>
+      </w:r>
+      <w:r>
+        <w:rPr>
+          <w:rFonts w:ascii="Times New Roman" w:eastAsia="Times New Roman" w:hAnsi="Times New Roman" w:cs="Times New Roman"/>
+        </w:rPr>
+        <w:t xml:space="preserve"> e dal pulsante </w:t>
+      </w:r>
+      <w:r>
+        <w:rPr>
+          <w:rFonts w:ascii="Times New Roman" w:eastAsia="Times New Roman" w:hAnsi="Times New Roman" w:cs="Times New Roman"/>
+        </w:rPr>
+        <w:t>“</w:t>
+      </w:r>
+      <w:r>
+        <w:rPr>
+          <w:rFonts w:ascii="Times New Roman" w:eastAsia="Times New Roman" w:hAnsi="Times New Roman" w:cs="Times New Roman"/>
+          <w:i/>
+          <w:iCs/>
+        </w:rPr>
+        <w:t>Aggiorna</w:t>
+      </w:r>
+      <w:r>
+        <w:rPr>
+          <w:rFonts w:ascii="Times New Roman" w:eastAsia="Times New Roman" w:hAnsi="Times New Roman" w:cs="Times New Roman"/>
+          <w:i/>
+          <w:iCs/>
+        </w:rPr>
+        <w:t xml:space="preserve">” </w:t>
+      </w:r>
+      <w:r>
+        <w:rPr>
+          <w:rFonts w:ascii="Times New Roman" w:eastAsia="Times New Roman" w:hAnsi="Times New Roman" w:cs="Times New Roman"/>
+        </w:rPr>
+        <w:t xml:space="preserve">(oppure, se l'ordine è già evaso, dalla dicitura non modificabile </w:t>
+      </w:r>
+      <w:r>
+        <w:rPr>
+          <w:rFonts w:ascii="Times New Roman" w:eastAsia="Times New Roman" w:hAnsi="Times New Roman" w:cs="Times New Roman"/>
+        </w:rPr>
+        <w:t>“</w:t>
+      </w:r>
+      <w:r>
+        <w:rPr>
+          <w:rFonts w:ascii="Times New Roman" w:eastAsia="Times New Roman" w:hAnsi="Times New Roman" w:cs="Times New Roman"/>
+          <w:i/>
+          <w:iCs/>
+        </w:rPr>
+        <w:t>Consegnato</w:t>
+      </w:r>
+      <w:r>
+        <w:rPr>
+          <w:rFonts w:ascii="Times New Roman" w:eastAsia="Times New Roman" w:hAnsi="Times New Roman" w:cs="Times New Roman"/>
+          <w:i/>
+          <w:iCs/>
+        </w:rPr>
+        <w:t>”)</w:t>
+      </w:r>
+      <w:r>
+        <w:rPr>
+          <w:rFonts w:ascii="Times New Roman" w:eastAsia="Times New Roman" w:hAnsi="Times New Roman" w:cs="Times New Roman"/>
+        </w:rPr>
+        <w:t>.</w:t>
+      </w:r>
+    </w:p>
+    <w:p>
+      <w:pPr>
+        <w:pStyle w:val="Paragrafoelenco"/>
+        <w:numPr>
+          <w:ilvl w:val="0"/>
+          <w:numId w:val="30"/>
+        </w:numPr>
+        <w:rPr>
+          <w:rFonts w:ascii="Times New Roman" w:eastAsia="Times New Roman" w:hAnsi="Times New Roman" w:cs="Times New Roman"/>
+        </w:rPr>
+      </w:pPr>
+      <w:r>
+        <w:rPr>
+          <w:rFonts w:ascii="Times New Roman" w:eastAsia="Times New Roman" w:hAnsi="Times New Roman" w:cs="Times New Roman"/>
+        </w:rPr>
+        <w:t>L'amministratore può cliccare su una singola scheda d'ordine per espanderla e consultarne i dettagli completi</w:t>
+      </w:r>
+      <w:r>
+        <w:rPr>
+          <w:rFonts w:ascii="Times New Roman" w:eastAsia="Times New Roman" w:hAnsi="Times New Roman" w:cs="Times New Roman"/>
+        </w:rPr>
+        <w:t xml:space="preserve"> divisi in</w:t>
+      </w:r>
+      <w:r>
+        <w:rPr>
+          <w:rFonts w:ascii="Times New Roman" w:eastAsia="Times New Roman" w:hAnsi="Times New Roman" w:cs="Times New Roman"/>
+        </w:rPr>
+        <w:t xml:space="preserve">: </w:t>
+      </w:r>
+    </w:p>
+    <w:p>
+      <w:pPr>
+        <w:pStyle w:val="Paragrafoelenco"/>
+        <w:numPr>
+          <w:ilvl w:val="0"/>
+          <w:numId w:val="27"/>
+        </w:numPr>
+        <w:ind w:left="1260" w:hanging="270"/>
+        <w:rPr>
+          <w:rFonts w:ascii="Times New Roman" w:eastAsia="Times New Roman" w:hAnsi="Times New Roman" w:cs="Times New Roman"/>
+        </w:rPr>
+      </w:pPr>
+      <w:r>
+        <w:rPr>
+          <w:rFonts w:ascii="Times New Roman" w:eastAsia="Times New Roman" w:hAnsi="Times New Roman" w:cs="Times New Roman"/>
+        </w:rPr>
+        <w:t xml:space="preserve">Dettagli Spedizione: nominativo del destinatario, indirizzo di consegna, </w:t>
+      </w:r>
+      <w:r>
+        <w:rPr>
+          <w:rFonts w:ascii="Times New Roman" w:eastAsia="Times New Roman" w:hAnsi="Times New Roman" w:cs="Times New Roman"/>
+        </w:rPr>
+        <w:t>numero di telefono</w:t>
+      </w:r>
+      <w:r>
+        <w:rPr>
+          <w:rFonts w:ascii="Times New Roman" w:eastAsia="Times New Roman" w:hAnsi="Times New Roman" w:cs="Times New Roman"/>
+        </w:rPr>
+        <w:t>;</w:t>
+      </w:r>
+    </w:p>
+    <w:p>
+      <w:pPr>
+        <w:pStyle w:val="Paragrafoelenco"/>
+        <w:numPr>
+          <w:ilvl w:val="0"/>
+          <w:numId w:val="27"/>
+        </w:numPr>
+        <w:ind w:left="1260" w:hanging="270"/>
+        <w:rPr>
+          <w:rFonts w:ascii="Times New Roman" w:eastAsia="Times New Roman" w:hAnsi="Times New Roman" w:cs="Times New Roman"/>
+        </w:rPr>
+      </w:pPr>
+      <w:r>
+        <w:rPr>
+          <w:rFonts w:ascii="Times New Roman" w:eastAsia="Times New Roman" w:hAnsi="Times New Roman" w:cs="Times New Roman"/>
+        </w:rPr>
+        <w:t>Prodotti Ordinati: una tabella con l'elenco degli articoli acquistati, indicante marca e modello, variante di colore, misura, quantità, prezzo unitario e subtotale calcolato.</w:t>
+      </w:r>
+    </w:p>
+    <w:p>
+      <w:pPr>
+        <w:pStyle w:val="Paragrafoelenco"/>
+        <w:numPr>
+          <w:ilvl w:val="0"/>
+          <w:numId w:val="30"/>
+        </w:numPr>
+        <w:rPr>
+          <w:rFonts w:ascii="Times New Roman" w:eastAsia="Times New Roman" w:hAnsi="Times New Roman" w:cs="Times New Roman"/>
+        </w:rPr>
+      </w:pPr>
+      <w:r>
+        <w:rPr>
+          <w:rFonts w:ascii="Times New Roman" w:eastAsia="Times New Roman" w:hAnsi="Times New Roman" w:cs="Times New Roman"/>
+        </w:rPr>
+        <w:t xml:space="preserve">L'amministratore seleziona un nuovo stato per l'ordine dal menu a discesa (tra IN LAVORAZIONE, SPEDITO, IN CONSEGNA, CONSEGNATO) e preme il pulsante </w:t>
+      </w:r>
+      <w:r>
+        <w:rPr>
+          <w:rFonts w:ascii="Times New Roman" w:eastAsia="Times New Roman" w:hAnsi="Times New Roman" w:cs="Times New Roman"/>
+        </w:rPr>
+        <w:t>“</w:t>
+      </w:r>
+      <w:r>
+        <w:rPr>
+          <w:rFonts w:ascii="Times New Roman" w:eastAsia="Times New Roman" w:hAnsi="Times New Roman" w:cs="Times New Roman"/>
+          <w:i/>
+          <w:iCs/>
+        </w:rPr>
+        <w:t>Aggiorna</w:t>
+      </w:r>
+      <w:r>
+        <w:rPr>
+          <w:rFonts w:ascii="Times New Roman" w:eastAsia="Times New Roman" w:hAnsi="Times New Roman" w:cs="Times New Roman"/>
+          <w:i/>
+          <w:iCs/>
+        </w:rPr>
+        <w:t>”</w:t>
+      </w:r>
+      <w:r>
+        <w:rPr>
+          <w:rFonts w:ascii="Times New Roman" w:eastAsia="Times New Roman" w:hAnsi="Times New Roman" w:cs="Times New Roman"/>
+        </w:rPr>
+        <w:t>.</w:t>
+      </w:r>
+    </w:p>
+    <w:p>
+      <w:pPr>
+        <w:pStyle w:val="Paragrafoelenco"/>
+        <w:numPr>
+          <w:ilvl w:val="0"/>
+          <w:numId w:val="30"/>
+        </w:numPr>
+        <w:rPr>
+          <w:rFonts w:ascii="Times New Roman" w:eastAsia="Times New Roman" w:hAnsi="Times New Roman" w:cs="Times New Roman"/>
+        </w:rPr>
+      </w:pPr>
+      <w:r>
+        <w:rPr>
+          <w:rFonts w:ascii="Times New Roman" w:eastAsia="Times New Roman" w:hAnsi="Times New Roman" w:cs="Times New Roman"/>
+        </w:rPr>
+        <w:t xml:space="preserve">Il sistema valida la transizione di stato impedendo retrocessioni a stati precedenti, aggiorna il record nel database e ricarica la pagina mostrando un banner di feedback positivo: </w:t>
+      </w:r>
+      <w:r>
+        <w:rPr>
+          <w:rFonts w:ascii="Times New Roman" w:eastAsia="Times New Roman" w:hAnsi="Times New Roman" w:cs="Times New Roman"/>
+        </w:rPr>
+        <w:t>“</w:t>
+      </w:r>
+      <w:r>
+        <w:rPr>
+          <w:rFonts w:ascii="Times New Roman" w:eastAsia="Times New Roman" w:hAnsi="Times New Roman" w:cs="Times New Roman"/>
+        </w:rPr>
+        <w:t>Stato dell'ordine aggiornato con successo!</w:t>
+      </w:r>
+      <w:r>
+        <w:rPr>
+          <w:rFonts w:ascii="Times New Roman" w:eastAsia="Times New Roman" w:hAnsi="Times New Roman" w:cs="Times New Roman"/>
+        </w:rPr>
+        <w:t>”</w:t>
+      </w:r>
+      <w:r>
+        <w:rPr>
+          <w:rFonts w:ascii="Times New Roman" w:eastAsia="Times New Roman" w:hAnsi="Times New Roman" w:cs="Times New Roman"/>
+        </w:rPr>
+        <w:t>.</w:t>
+      </w:r>
+    </w:p>
+    <w:p>
+      <w:pPr>
+        <w:pStyle w:val="Paragrafoelenco"/>
+        <w:numPr>
+          <w:ilvl w:val="0"/>
+          <w:numId w:val="26"/>
+        </w:numPr>
+        <w:tabs>
+          <w:tab w:val="left" w:pos="8580"/>
+        </w:tabs>
+        <w:spacing w:after="100"/>
+        <w:ind w:left="1080"/>
+        <w:rPr>
+          <w:rFonts w:ascii="Times New Roman" w:eastAsia="Times New Roman" w:hAnsi="Times New Roman" w:cs="Times New Roman"/>
+        </w:rPr>
+      </w:pPr>
+      <w:r>
+        <w:rPr>
+          <w:rFonts w:ascii="Times New Roman" w:eastAsia="Times New Roman" w:hAnsi="Times New Roman" w:cs="Times New Roman"/>
+          <w:b/>
+          <w:bCs/>
+        </w:rPr>
+        <w:t xml:space="preserve">Exit Condition: </w:t>
+      </w:r>
+      <w:r>
+        <w:rPr>
+          <w:rFonts w:ascii="Times New Roman" w:eastAsia="Times New Roman" w:hAnsi="Times New Roman" w:cs="Times New Roman"/>
+        </w:rPr>
+        <w:t>L'amministratore visualizza e gestisce con successo gli ordini ricevuti, potendone consultare i dettagli o aggiornarne lo stato di avanzamento.</w:t>
+      </w:r>
+    </w:p>
+    <w:p>
+      <w:pPr>
+        <w:tabs>
+          <w:tab w:val="left" w:pos="8580"/>
+        </w:tabs>
+        <w:spacing w:after="100"/>
+        <w:ind w:left="720"/>
+        <w:rPr>
+          <w:rFonts w:eastAsia="Times New Roman"/>
+        </w:rPr>
+      </w:pPr>
+    </w:p>
+    <w:p>
+      <w:pPr>
+        <w:tabs>
+          <w:tab w:val="left" w:pos="8580"/>
+        </w:tabs>
+        <w:spacing w:after="100"/>
+        <w:ind w:left="630"/>
+      </w:pPr>
+      <w:r>
+        <w:rPr>
+          <w:rFonts w:eastAsia="Times New Roman"/>
+          <w:b/>
+          <w:bCs/>
+        </w:rPr>
+        <w:t xml:space="preserve">Flussi alternativi / Eccezioni: </w:t>
+      </w:r>
+    </w:p>
+    <w:p>
+      <w:pPr>
+        <w:pStyle w:val="Paragrafoelenco"/>
+        <w:numPr>
+          <w:ilvl w:val="0"/>
+          <w:numId w:val="25"/>
+        </w:numPr>
+        <w:tabs>
+          <w:tab w:val="left" w:pos="8580"/>
+        </w:tabs>
+        <w:spacing w:after="100"/>
+        <w:rPr>
+          <w:rFonts w:ascii="Times New Roman" w:eastAsia="Times New Roman" w:hAnsi="Times New Roman" w:cs="Times New Roman"/>
+        </w:rPr>
+      </w:pPr>
+      <w:r>
+        <w:rPr>
+          <w:rFonts w:ascii="Times New Roman" w:eastAsia="Times New Roman" w:hAnsi="Times New Roman" w:cs="Times New Roman"/>
+        </w:rPr>
+        <w:t>Se al punto 3 (o a seguito dell’applicazione dei filtri) il sistema rileva l’assenza di ordini nel database o la mancata corrispondenza con i parametri impostati</w:t>
+      </w:r>
+      <w:r>
+        <w:rPr>
+          <w:rFonts w:ascii="Times New Roman" w:eastAsia="Times New Roman" w:hAnsi="Times New Roman" w:cs="Times New Roman"/>
+        </w:rPr>
+        <w:t xml:space="preserve">, viene eseguita l’eccezione UC </w:t>
+      </w:r>
+      <w:r>
+        <w:rPr>
+          <w:rFonts w:ascii="Times New Roman" w:eastAsia="Times New Roman" w:hAnsi="Times New Roman" w:cs="Times New Roman"/>
+        </w:rPr>
+        <w:t>8</w:t>
+      </w:r>
+      <w:r>
+        <w:rPr>
+          <w:rFonts w:ascii="Times New Roman" w:eastAsia="Times New Roman" w:hAnsi="Times New Roman" w:cs="Times New Roman"/>
+        </w:rPr>
+        <w:t>.1: Nessun Ordine Trovato</w:t>
+      </w:r>
+      <w:r>
+        <w:rPr>
+          <w:rFonts w:ascii="Times New Roman" w:eastAsia="Times New Roman" w:hAnsi="Times New Roman" w:cs="Times New Roman"/>
+        </w:rPr>
+        <w:t>.</w:t>
+      </w:r>
+    </w:p>
+    <w:p>
+      <w:pPr>
+        <w:pStyle w:val="Paragrafoelenco"/>
+        <w:numPr>
+          <w:ilvl w:val="0"/>
+          <w:numId w:val="25"/>
+        </w:numPr>
+        <w:tabs>
+          <w:tab w:val="left" w:pos="8580"/>
+        </w:tabs>
+        <w:spacing w:after="100"/>
+        <w:rPr>
+          <w:rFonts w:ascii="Times New Roman" w:eastAsia="Times New Roman" w:hAnsi="Times New Roman" w:cs="Times New Roman"/>
+        </w:rPr>
+      </w:pPr>
+      <w:r>
+        <w:rPr>
+          <w:rFonts w:ascii="Times New Roman" w:eastAsia="Times New Roman" w:hAnsi="Times New Roman" w:cs="Times New Roman"/>
+        </w:rPr>
+        <w:t xml:space="preserve">Se l’amministratore compila o modifica uno dei campi della sezione filtri, viene eseguito il flusso alternativo UC </w:t>
+      </w:r>
+      <w:r>
+        <w:rPr>
+          <w:rFonts w:ascii="Times New Roman" w:eastAsia="Times New Roman" w:hAnsi="Times New Roman" w:cs="Times New Roman"/>
+        </w:rPr>
+        <w:t>8</w:t>
+      </w:r>
+      <w:r>
+        <w:rPr>
+          <w:rFonts w:ascii="Times New Roman" w:eastAsia="Times New Roman" w:hAnsi="Times New Roman" w:cs="Times New Roman"/>
+        </w:rPr>
+        <w:t>.2: Filtraggio Dinamico degli Ordini</w:t>
+      </w:r>
+      <w:r>
+        <w:rPr>
+          <w:rFonts w:ascii="Times New Roman" w:eastAsia="Times New Roman" w:hAnsi="Times New Roman" w:cs="Times New Roman"/>
+        </w:rPr>
+        <w:t>.</w:t>
+      </w:r>
+    </w:p>
+    <w:p>
+      <w:pPr>
+        <w:pStyle w:val="Paragrafoelenco"/>
+        <w:numPr>
+          <w:ilvl w:val="0"/>
+          <w:numId w:val="25"/>
+        </w:numPr>
+        <w:tabs>
+          <w:tab w:val="left" w:pos="8580"/>
+        </w:tabs>
+        <w:spacing w:after="100"/>
+        <w:rPr>
+          <w:rFonts w:ascii="Times New Roman" w:eastAsia="Times New Roman" w:hAnsi="Times New Roman" w:cs="Times New Roman"/>
+        </w:rPr>
+      </w:pPr>
+      <w:r>
+        <w:rPr>
+          <w:rFonts w:ascii="Times New Roman" w:eastAsia="Times New Roman" w:hAnsi="Times New Roman" w:cs="Times New Roman"/>
+        </w:rPr>
+        <w:t xml:space="preserve">Se un ordine si trova già nello stato “CONSEGNATO”, viene eseguita l’eccezione UC </w:t>
+      </w:r>
+      <w:r>
+        <w:rPr>
+          <w:rFonts w:ascii="Times New Roman" w:eastAsia="Times New Roman" w:hAnsi="Times New Roman" w:cs="Times New Roman"/>
+        </w:rPr>
+        <w:t>8</w:t>
+      </w:r>
+      <w:r>
+        <w:rPr>
+          <w:rFonts w:ascii="Times New Roman" w:eastAsia="Times New Roman" w:hAnsi="Times New Roman" w:cs="Times New Roman"/>
+        </w:rPr>
+        <w:t>.3: Ordine Già Consegnato.</w:t>
+      </w:r>
+    </w:p>
+    <w:p>
+      <w:pPr>
+        <w:tabs>
+          <w:tab w:val="left" w:pos="8580"/>
+        </w:tabs>
+        <w:ind w:firstLine="630"/>
+      </w:pPr>
+      <w:r>
+        <w:rPr>
+          <w:b/>
+          <w:bCs/>
+        </w:rPr>
+        <w:t xml:space="preserve">UC </w:t>
+      </w:r>
+      <w:r>
+        <w:rPr>
+          <w:b/>
+          <w:bCs/>
+        </w:rPr>
+        <w:t>8</w:t>
+      </w:r>
+      <w:r>
+        <w:rPr>
+          <w:b/>
+          <w:bCs/>
+        </w:rPr>
+        <w:t>.1: Nessun Ordine Trovato</w:t>
+      </w:r>
+    </w:p>
+    <w:p>
+      <w:pPr>
+        <w:pStyle w:val="Paragrafoelenco"/>
+        <w:numPr>
+          <w:ilvl w:val="0"/>
+          <w:numId w:val="23"/>
+        </w:numPr>
+        <w:spacing w:before="240" w:after="240"/>
+        <w:rPr>
+          <w:rFonts w:ascii="Times New Roman" w:eastAsia="Times New Roman" w:hAnsi="Times New Roman" w:cs="Times New Roman"/>
+        </w:rPr>
+      </w:pPr>
+      <w:r>
+        <w:rPr>
+          <w:rFonts w:ascii="Times New Roman" w:eastAsia="Times New Roman" w:hAnsi="Times New Roman" w:cs="Times New Roman"/>
+          <w:b/>
+          <w:bCs/>
+        </w:rPr>
+        <w:t>Attori coinvolti:</w:t>
+      </w:r>
+      <w:r>
+        <w:rPr>
+          <w:rFonts w:ascii="Times New Roman" w:eastAsia="Times New Roman" w:hAnsi="Times New Roman" w:cs="Times New Roman"/>
+        </w:rPr>
+        <w:t xml:space="preserve"> </w:t>
+      </w:r>
+      <w:r>
+        <w:rPr>
+          <w:rFonts w:ascii="Times New Roman" w:eastAsia="Times New Roman" w:hAnsi="Times New Roman" w:cs="Times New Roman"/>
+        </w:rPr>
+        <w:t xml:space="preserve">Order Manager </w:t>
+      </w:r>
+      <w:r>
+        <w:rPr>
+          <w:rFonts w:ascii="Times New Roman" w:eastAsia="Times New Roman" w:hAnsi="Times New Roman" w:cs="Times New Roman"/>
+        </w:rPr>
+        <w:t>.</w:t>
+      </w:r>
+    </w:p>
+    <w:p>
+      <w:pPr>
+        <w:pStyle w:val="Paragrafoelenco"/>
+        <w:numPr>
+          <w:ilvl w:val="0"/>
+          <w:numId w:val="23"/>
+        </w:numPr>
+        <w:spacing w:before="240" w:after="240"/>
+        <w:rPr>
+          <w:rFonts w:ascii="Times New Roman" w:eastAsia="Times New Roman" w:hAnsi="Times New Roman" w:cs="Times New Roman"/>
+        </w:rPr>
+      </w:pPr>
+      <w:r>
+        <w:rPr>
+          <w:rFonts w:ascii="Times New Roman" w:eastAsia="Times New Roman" w:hAnsi="Times New Roman" w:cs="Times New Roman"/>
+          <w:b/>
+          <w:bCs/>
+        </w:rPr>
+        <w:t>Entry Condition:</w:t>
+      </w:r>
+      <w:r>
+        <w:rPr>
+          <w:rFonts w:ascii="Times New Roman" w:eastAsia="Times New Roman" w:hAnsi="Times New Roman" w:cs="Times New Roman"/>
+        </w:rPr>
+        <w:t xml:space="preserve"> Il sistema non rileva ordini memorizzati nel database oppure i criteri di ricerca inseriti dall'amministratore non producono alcun risultato.</w:t>
+      </w:r>
+    </w:p>
+    <w:p>
+      <w:pPr>
+        <w:pStyle w:val="Paragrafoelenco"/>
+        <w:numPr>
+          <w:ilvl w:val="0"/>
+          <w:numId w:val="23"/>
+        </w:numPr>
+        <w:spacing w:before="240" w:after="240"/>
+        <w:rPr>
+          <w:rFonts w:ascii="Times New Roman" w:eastAsia="Times New Roman" w:hAnsi="Times New Roman" w:cs="Times New Roman"/>
+          <w:b/>
+          <w:bCs/>
+        </w:rPr>
+      </w:pPr>
+      <w:r>
+        <w:rPr>
+          <w:rFonts w:ascii="Times New Roman" w:eastAsia="Times New Roman" w:hAnsi="Times New Roman" w:cs="Times New Roman"/>
+          <w:b/>
+          <w:bCs/>
+        </w:rPr>
+        <w:t>Flusso di eventi:</w:t>
+      </w:r>
+    </w:p>
+    <w:p>
+      <w:pPr>
+        <w:pStyle w:val="Paragrafoelenco"/>
+        <w:numPr>
+          <w:ilvl w:val="0"/>
+          <w:numId w:val="24"/>
+        </w:numPr>
+        <w:ind w:left="450" w:hanging="270"/>
+        <w:rPr>
+          <w:rFonts w:ascii="Times New Roman" w:eastAsia="Times New Roman" w:hAnsi="Times New Roman" w:cs="Times New Roman"/>
+        </w:rPr>
+      </w:pPr>
+      <w:r>
+        <w:rPr>
+          <w:rFonts w:ascii="Times New Roman" w:eastAsia="Times New Roman" w:hAnsi="Times New Roman" w:cs="Times New Roman"/>
+        </w:rPr>
+        <w:t>A seguito dell'interrogazione del database o dell'applicazione dei filtri, il sistema rileva che la lista degli ordini risultante è vuota.</w:t>
+      </w:r>
+    </w:p>
+    <w:p>
+      <w:pPr>
+        <w:pStyle w:val="Paragrafoelenco"/>
+        <w:numPr>
+          <w:ilvl w:val="0"/>
+          <w:numId w:val="24"/>
+        </w:numPr>
+        <w:ind w:left="450" w:hanging="270"/>
+        <w:rPr>
+          <w:rFonts w:ascii="Times New Roman" w:eastAsia="Times New Roman" w:hAnsi="Times New Roman" w:cs="Times New Roman"/>
+        </w:rPr>
+      </w:pPr>
+      <w:r>
+        <w:rPr>
+          <w:rFonts w:ascii="Times New Roman" w:eastAsia="Times New Roman" w:hAnsi="Times New Roman" w:cs="Times New Roman"/>
+        </w:rPr>
+        <w:t>Il sistema mantiene visibile la testata della pagina e la sezione dei filtri, e mostra all'interno del contenitore ordini il messaggio informativo: “Nessun ordine presente o corrispondente ai filtri impostati.</w:t>
+      </w:r>
+      <w:r>
+        <w:rPr>
+          <w:rFonts w:ascii="Times New Roman" w:eastAsia="Times New Roman" w:hAnsi="Times New Roman" w:cs="Times New Roman"/>
+        </w:rPr>
+        <w:t>”</w:t>
+      </w:r>
+      <w:r>
+        <w:rPr>
+          <w:rFonts w:ascii="Times New Roman" w:eastAsia="Times New Roman" w:hAnsi="Times New Roman" w:cs="Times New Roman"/>
+        </w:rPr>
+        <w:t>.</w:t>
+      </w:r>
+    </w:p>
+    <w:p>
+      <w:pPr>
+        <w:pStyle w:val="Paragrafoelenco"/>
+        <w:numPr>
+          <w:ilvl w:val="0"/>
+          <w:numId w:val="22"/>
+        </w:numPr>
+        <w:spacing w:before="240" w:after="240"/>
+        <w:rPr>
+          <w:rFonts w:ascii="Times New Roman" w:eastAsia="Times New Roman" w:hAnsi="Times New Roman" w:cs="Times New Roman"/>
+        </w:rPr>
+      </w:pPr>
+      <w:r>
+        <w:rPr>
+          <w:rFonts w:ascii="Times New Roman" w:eastAsia="Times New Roman" w:hAnsi="Times New Roman" w:cs="Times New Roman"/>
+          <w:b/>
+          <w:bCs/>
+        </w:rPr>
+        <w:t>Exit Condition:</w:t>
+      </w:r>
+      <w:r>
+        <w:rPr>
+          <w:rFonts w:ascii="Times New Roman" w:eastAsia="Times New Roman" w:hAnsi="Times New Roman" w:cs="Times New Roman"/>
+        </w:rPr>
+        <w:t xml:space="preserve"> L'amministratore riceve un chiaro riscontro visivo dell'assenza di ordini corrispondenti e può reimpostare o azzerare i filtri tramite il pulsante </w:t>
+      </w:r>
+      <w:r>
+        <w:rPr>
+          <w:rFonts w:ascii="Times New Roman" w:eastAsia="Times New Roman" w:hAnsi="Times New Roman" w:cs="Times New Roman"/>
+        </w:rPr>
+        <w:t>“</w:t>
+      </w:r>
+      <w:r>
+        <w:rPr>
+          <w:rFonts w:ascii="Times New Roman" w:eastAsia="Times New Roman" w:hAnsi="Times New Roman" w:cs="Times New Roman"/>
+        </w:rPr>
+        <w:t>Azzera Filtri</w:t>
+      </w:r>
+      <w:r>
+        <w:rPr>
+          <w:rFonts w:ascii="Times New Roman" w:eastAsia="Times New Roman" w:hAnsi="Times New Roman" w:cs="Times New Roman"/>
+          <w:i/>
+          <w:iCs/>
+        </w:rPr>
+        <w:t>”</w:t>
+      </w:r>
+      <w:r>
+        <w:rPr>
+          <w:rFonts w:ascii="Times New Roman" w:eastAsia="Times New Roman" w:hAnsi="Times New Roman" w:cs="Times New Roman"/>
+        </w:rPr>
+        <w:t>.</w:t>
+      </w:r>
+    </w:p>
+    <w:p>
+      <w:pPr>
+        <w:spacing w:before="240" w:after="240"/>
+        <w:ind w:firstLine="720"/>
+      </w:pPr>
+      <w:r>
+        <w:rPr>
+          <w:rFonts w:eastAsia="Times New Roman"/>
+          <w:b/>
+          <w:bCs/>
+        </w:rPr>
+        <w:lastRenderedPageBreak/>
+        <w:t xml:space="preserve">UC </w:t>
+      </w:r>
+      <w:r>
+        <w:rPr>
+          <w:rFonts w:eastAsia="Times New Roman"/>
+          <w:b/>
+          <w:bCs/>
+        </w:rPr>
+        <w:t>8</w:t>
+      </w:r>
+      <w:r>
+        <w:rPr>
+          <w:rFonts w:eastAsia="Times New Roman"/>
+          <w:b/>
+          <w:bCs/>
+        </w:rPr>
+        <w:t>.2: Filtraggio Dinamico degli Ordini</w:t>
+      </w:r>
+    </w:p>
+    <w:p>
+      <w:pPr>
+        <w:pStyle w:val="Paragrafoelenco"/>
+        <w:numPr>
+          <w:ilvl w:val="0"/>
+          <w:numId w:val="20"/>
+        </w:numPr>
+        <w:spacing w:before="240" w:after="240"/>
+        <w:rPr>
+          <w:rFonts w:ascii="Times New Roman" w:eastAsia="Times New Roman" w:hAnsi="Times New Roman" w:cs="Times New Roman"/>
+        </w:rPr>
+      </w:pPr>
+      <w:r>
+        <w:rPr>
+          <w:rFonts w:ascii="Times New Roman" w:eastAsia="Times New Roman" w:hAnsi="Times New Roman" w:cs="Times New Roman"/>
+          <w:b/>
+          <w:bCs/>
+        </w:rPr>
+        <w:t>Attori coinvolti:</w:t>
+      </w:r>
+      <w:r>
+        <w:rPr>
+          <w:rFonts w:ascii="Times New Roman" w:eastAsia="Times New Roman" w:hAnsi="Times New Roman" w:cs="Times New Roman"/>
+        </w:rPr>
+        <w:t xml:space="preserve"> </w:t>
+      </w:r>
+      <w:r>
+        <w:rPr>
+          <w:rFonts w:ascii="Times New Roman" w:eastAsia="Times New Roman" w:hAnsi="Times New Roman" w:cs="Times New Roman"/>
+        </w:rPr>
+        <w:t>Order Manager.</w:t>
+      </w:r>
+    </w:p>
+    <w:p>
+      <w:pPr>
+        <w:pStyle w:val="Paragrafoelenco"/>
+        <w:numPr>
+          <w:ilvl w:val="0"/>
+          <w:numId w:val="20"/>
+        </w:numPr>
+        <w:spacing w:before="240" w:after="240"/>
+        <w:rPr>
+          <w:rFonts w:ascii="Times New Roman" w:eastAsia="Times New Roman" w:hAnsi="Times New Roman" w:cs="Times New Roman"/>
+        </w:rPr>
+      </w:pPr>
+      <w:r>
+        <w:rPr>
+          <w:rFonts w:ascii="Times New Roman" w:eastAsia="Times New Roman" w:hAnsi="Times New Roman" w:cs="Times New Roman"/>
+          <w:b/>
+          <w:bCs/>
+        </w:rPr>
+        <w:t>Entry Condition:</w:t>
+      </w:r>
+      <w:r>
+        <w:rPr>
+          <w:rFonts w:ascii="Times New Roman" w:eastAsia="Times New Roman" w:hAnsi="Times New Roman" w:cs="Times New Roman"/>
+        </w:rPr>
+        <w:t xml:space="preserve"> L'amministratore si trova nella schermata di Gestione Ordini e interagisce con uno o più campi del modulo filtri</w:t>
+      </w:r>
+      <w:r>
+        <w:rPr>
+          <w:rFonts w:ascii="Times New Roman" w:eastAsia="Times New Roman" w:hAnsi="Times New Roman" w:cs="Times New Roman"/>
+        </w:rPr>
+        <w:t>.</w:t>
+      </w:r>
+    </w:p>
+    <w:p>
+      <w:pPr>
+        <w:pStyle w:val="Paragrafoelenco"/>
+        <w:numPr>
+          <w:ilvl w:val="0"/>
+          <w:numId w:val="20"/>
+        </w:numPr>
+        <w:spacing w:before="240" w:after="240"/>
+        <w:rPr>
+          <w:rFonts w:ascii="Times New Roman" w:eastAsia="Times New Roman" w:hAnsi="Times New Roman" w:cs="Times New Roman"/>
+          <w:b/>
+          <w:bCs/>
+        </w:rPr>
+      </w:pPr>
+      <w:r>
+        <w:rPr>
+          <w:rFonts w:ascii="Times New Roman" w:eastAsia="Times New Roman" w:hAnsi="Times New Roman" w:cs="Times New Roman"/>
+          <w:b/>
+          <w:bCs/>
+        </w:rPr>
+        <w:t>Flusso di eventi:</w:t>
+      </w:r>
+    </w:p>
+    <w:p>
+      <w:pPr>
+        <w:pStyle w:val="Paragrafoelenco"/>
+        <w:numPr>
+          <w:ilvl w:val="0"/>
+          <w:numId w:val="21"/>
+        </w:numPr>
+        <w:rPr>
+          <w:rFonts w:ascii="Times New Roman" w:eastAsia="Times New Roman" w:hAnsi="Times New Roman" w:cs="Times New Roman"/>
+        </w:rPr>
+      </w:pPr>
+      <w:r>
+        <w:rPr>
+          <w:rFonts w:ascii="Times New Roman" w:eastAsia="Times New Roman" w:hAnsi="Times New Roman" w:cs="Times New Roman"/>
+        </w:rPr>
+        <w:t>L'amministratore modifica uno o più valori dei filtri.</w:t>
+      </w:r>
+    </w:p>
+    <w:p>
+      <w:pPr>
+        <w:pStyle w:val="Paragrafoelenco"/>
+        <w:numPr>
+          <w:ilvl w:val="0"/>
+          <w:numId w:val="21"/>
+        </w:numPr>
+        <w:rPr>
+          <w:rFonts w:ascii="Times New Roman" w:eastAsia="Times New Roman" w:hAnsi="Times New Roman" w:cs="Times New Roman"/>
+        </w:rPr>
+      </w:pPr>
+      <w:r>
+        <w:rPr>
+          <w:rFonts w:ascii="Times New Roman" w:eastAsia="Times New Roman" w:hAnsi="Times New Roman" w:cs="Times New Roman"/>
+        </w:rPr>
+        <w:t xml:space="preserve">Il sistema esegue una validazione immediata lato client sui campi inseriti (coerenza date inizio </w:t>
+      </w:r>
+      <w:r>
+        <w:rPr>
+          <w:rFonts w:ascii="Times New Roman" w:eastAsia="Times New Roman" w:hAnsi="Times New Roman" w:cs="Times New Roman"/>
+        </w:rPr>
+        <w:t xml:space="preserve">e </w:t>
+      </w:r>
+      <w:r>
+        <w:rPr>
+          <w:rFonts w:ascii="Times New Roman" w:eastAsia="Times New Roman" w:hAnsi="Times New Roman" w:cs="Times New Roman"/>
+        </w:rPr>
+        <w:t>fine, valori di prezzo positivi con min ≤ max, lunghezza minima della marca).</w:t>
+      </w:r>
+    </w:p>
+    <w:p>
+      <w:pPr>
+        <w:pStyle w:val="Paragrafoelenco"/>
+        <w:numPr>
+          <w:ilvl w:val="0"/>
+          <w:numId w:val="21"/>
+        </w:numPr>
+        <w:rPr>
+          <w:rFonts w:ascii="Times New Roman" w:eastAsia="Times New Roman" w:hAnsi="Times New Roman" w:cs="Times New Roman"/>
+        </w:rPr>
+      </w:pPr>
+      <w:r>
+        <w:rPr>
+          <w:rFonts w:ascii="Times New Roman" w:eastAsia="Times New Roman" w:hAnsi="Times New Roman" w:cs="Times New Roman"/>
+        </w:rPr>
+        <w:t xml:space="preserve">Se i campi sono validi, il sistema invia una richiesta asincrona (AJAX) alla </w:t>
+      </w:r>
+      <w:r>
+        <w:rPr>
+          <w:rFonts w:ascii="Times New Roman" w:eastAsia="Times New Roman" w:hAnsi="Times New Roman" w:cs="Times New Roman"/>
+        </w:rPr>
+        <w:t>S</w:t>
+      </w:r>
+      <w:r>
+        <w:rPr>
+          <w:rFonts w:ascii="Times New Roman" w:eastAsia="Times New Roman" w:hAnsi="Times New Roman" w:cs="Times New Roman"/>
+        </w:rPr>
+        <w:t>ervlet di gestione ordini con i parametri specificati.</w:t>
+      </w:r>
+    </w:p>
+    <w:p>
+      <w:pPr>
+        <w:pStyle w:val="Paragrafoelenco"/>
+        <w:numPr>
+          <w:ilvl w:val="0"/>
+          <w:numId w:val="21"/>
+        </w:numPr>
+        <w:rPr>
+          <w:rFonts w:ascii="Times New Roman" w:eastAsia="Times New Roman" w:hAnsi="Times New Roman" w:cs="Times New Roman"/>
+        </w:rPr>
+      </w:pPr>
+      <w:r>
+        <w:rPr>
+          <w:rFonts w:ascii="Times New Roman" w:eastAsia="Times New Roman" w:hAnsi="Times New Roman" w:cs="Times New Roman"/>
+        </w:rPr>
+        <w:t>Il sistema riceve i dati filtrati e aggiorna dinamicamente la sola porzione di pagina contenente l'elenco degli ordini, senza ricaricare l'intera schermata.</w:t>
+      </w:r>
+    </w:p>
+    <w:p>
+      <w:pPr>
+        <w:pStyle w:val="Paragrafoelenco"/>
+        <w:numPr>
+          <w:ilvl w:val="0"/>
+          <w:numId w:val="19"/>
+        </w:numPr>
+        <w:spacing w:before="240" w:after="240"/>
+        <w:rPr>
+          <w:rFonts w:ascii="Times New Roman" w:eastAsia="Times New Roman" w:hAnsi="Times New Roman" w:cs="Times New Roman"/>
+        </w:rPr>
+      </w:pPr>
+      <w:r>
+        <w:rPr>
+          <w:rFonts w:ascii="Times New Roman" w:eastAsia="Times New Roman" w:hAnsi="Times New Roman" w:cs="Times New Roman"/>
+          <w:b/>
+          <w:bCs/>
+        </w:rPr>
+        <w:t>Exit Condition:</w:t>
+      </w:r>
+      <w:r>
+        <w:rPr>
+          <w:rFonts w:ascii="Times New Roman" w:eastAsia="Times New Roman" w:hAnsi="Times New Roman" w:cs="Times New Roman"/>
+        </w:rPr>
+        <w:t xml:space="preserve"> La lista degli ordini a video si aggiorna in tempo reale riflettendo i criteri di ricerca specificati.</w:t>
+      </w:r>
+    </w:p>
+    <w:p>
+      <w:pPr>
+        <w:spacing w:before="240" w:after="240"/>
+        <w:ind w:firstLine="720"/>
+      </w:pPr>
+      <w:r>
+        <w:rPr>
+          <w:rFonts w:eastAsia="Times New Roman"/>
+          <w:b/>
+          <w:bCs/>
+        </w:rPr>
+        <w:t xml:space="preserve">UC </w:t>
+      </w:r>
+      <w:r>
+        <w:rPr>
+          <w:rFonts w:eastAsia="Times New Roman"/>
+          <w:b/>
+          <w:bCs/>
+        </w:rPr>
+        <w:t>8</w:t>
+      </w:r>
+      <w:r>
+        <w:rPr>
+          <w:rFonts w:eastAsia="Times New Roman"/>
+          <w:b/>
+          <w:bCs/>
+        </w:rPr>
+        <w:t>.3: Ordine Già Consegnato</w:t>
+      </w:r>
+    </w:p>
+    <w:p>
+      <w:pPr>
+        <w:pStyle w:val="Paragrafoelenco"/>
+        <w:numPr>
+          <w:ilvl w:val="0"/>
+          <w:numId w:val="17"/>
+        </w:numPr>
+        <w:spacing w:before="240" w:after="240"/>
+        <w:rPr>
+          <w:rFonts w:ascii="Times New Roman" w:eastAsia="Times New Roman" w:hAnsi="Times New Roman" w:cs="Times New Roman"/>
+        </w:rPr>
+      </w:pPr>
+      <w:r>
+        <w:rPr>
+          <w:rFonts w:ascii="Times New Roman" w:eastAsia="Times New Roman" w:hAnsi="Times New Roman" w:cs="Times New Roman"/>
+          <w:b/>
+          <w:bCs/>
+        </w:rPr>
+        <w:t>Attori coinvolti:</w:t>
+      </w:r>
+      <w:r>
+        <w:rPr>
+          <w:rFonts w:ascii="Times New Roman" w:eastAsia="Times New Roman" w:hAnsi="Times New Roman" w:cs="Times New Roman"/>
+        </w:rPr>
+        <w:t xml:space="preserve"> Order Manager</w:t>
+      </w:r>
+    </w:p>
+    <w:p>
+      <w:pPr>
+        <w:pStyle w:val="Paragrafoelenco"/>
+        <w:numPr>
+          <w:ilvl w:val="0"/>
+          <w:numId w:val="17"/>
+        </w:numPr>
+        <w:spacing w:before="240" w:after="240"/>
+        <w:rPr>
+          <w:rFonts w:ascii="Times New Roman" w:eastAsia="Times New Roman" w:hAnsi="Times New Roman" w:cs="Times New Roman"/>
+        </w:rPr>
+      </w:pPr>
+      <w:r>
+        <w:rPr>
+          <w:rFonts w:ascii="Times New Roman" w:eastAsia="Times New Roman" w:hAnsi="Times New Roman" w:cs="Times New Roman"/>
+          <w:b/>
+          <w:bCs/>
+        </w:rPr>
+        <w:t>Entry Condition:</w:t>
+      </w:r>
+      <w:r>
+        <w:rPr>
+          <w:rFonts w:ascii="Times New Roman" w:eastAsia="Times New Roman" w:hAnsi="Times New Roman" w:cs="Times New Roman"/>
+        </w:rPr>
+        <w:t xml:space="preserve"> Uno o più ordini presenti nella lista hanno raggiunto lo stato definitivo CONSEGNATO.</w:t>
+      </w:r>
+    </w:p>
+    <w:p>
+      <w:pPr>
+        <w:pStyle w:val="Paragrafoelenco"/>
+        <w:numPr>
+          <w:ilvl w:val="0"/>
+          <w:numId w:val="17"/>
+        </w:numPr>
+        <w:spacing w:before="240" w:after="240"/>
+        <w:rPr>
+          <w:rFonts w:ascii="Times New Roman" w:eastAsia="Times New Roman" w:hAnsi="Times New Roman" w:cs="Times New Roman"/>
+          <w:b/>
+          <w:bCs/>
+        </w:rPr>
+      </w:pPr>
+      <w:r>
+        <w:rPr>
+          <w:rFonts w:ascii="Times New Roman" w:eastAsia="Times New Roman" w:hAnsi="Times New Roman" w:cs="Times New Roman"/>
+          <w:b/>
+          <w:bCs/>
+        </w:rPr>
+        <w:t>Flusso di eventi:</w:t>
+      </w:r>
+    </w:p>
+    <w:p>
+      <w:pPr>
+        <w:pStyle w:val="Paragrafoelenco"/>
+        <w:numPr>
+          <w:ilvl w:val="0"/>
+          <w:numId w:val="18"/>
+        </w:numPr>
+        <w:rPr>
+          <w:rFonts w:ascii="Times New Roman" w:eastAsia="Times New Roman" w:hAnsi="Times New Roman" w:cs="Times New Roman"/>
+        </w:rPr>
+      </w:pPr>
+      <w:r>
+        <w:rPr>
+          <w:rFonts w:ascii="Times New Roman" w:eastAsia="Times New Roman" w:hAnsi="Times New Roman" w:cs="Times New Roman"/>
+        </w:rPr>
+        <w:t>Durante il rendering della scheda d'ordine, il sistema rileva che lo stato dell'ordine è impostato su CONSEGNATO.</w:t>
+      </w:r>
+    </w:p>
+    <w:p>
+      <w:pPr>
+        <w:pStyle w:val="Paragrafoelenco"/>
+        <w:numPr>
+          <w:ilvl w:val="0"/>
+          <w:numId w:val="18"/>
+        </w:numPr>
+        <w:rPr>
+          <w:rFonts w:ascii="Times New Roman" w:eastAsia="Times New Roman" w:hAnsi="Times New Roman" w:cs="Times New Roman"/>
+        </w:rPr>
+      </w:pPr>
+      <w:r>
+        <w:rPr>
+          <w:rFonts w:ascii="Times New Roman" w:eastAsia="Times New Roman" w:hAnsi="Times New Roman" w:cs="Times New Roman"/>
+        </w:rPr>
+        <w:t xml:space="preserve">Il sistema disabilita la possibilità di ulteriore modifica: non mostra il menu a tendina né il pulsante </w:t>
+      </w:r>
+      <w:r>
+        <w:rPr>
+          <w:rFonts w:ascii="Times New Roman" w:eastAsia="Times New Roman" w:hAnsi="Times New Roman" w:cs="Times New Roman"/>
+        </w:rPr>
+        <w:t>“</w:t>
+      </w:r>
+      <w:r>
+        <w:rPr>
+          <w:rFonts w:ascii="Times New Roman" w:eastAsia="Times New Roman" w:hAnsi="Times New Roman" w:cs="Times New Roman"/>
+        </w:rPr>
+        <w:t>Aggiorna</w:t>
+      </w:r>
+      <w:r>
+        <w:rPr>
+          <w:rFonts w:ascii="Times New Roman" w:eastAsia="Times New Roman" w:hAnsi="Times New Roman" w:cs="Times New Roman"/>
+          <w:i/>
+          <w:iCs/>
+        </w:rPr>
+        <w:t>”</w:t>
+      </w:r>
+      <w:r>
+        <w:rPr>
+          <w:rFonts w:ascii="Times New Roman" w:eastAsia="Times New Roman" w:hAnsi="Times New Roman" w:cs="Times New Roman"/>
+        </w:rPr>
+        <w:t xml:space="preserve">, visualizzando al loro posto </w:t>
+      </w:r>
+      <w:r>
+        <w:rPr>
+          <w:rFonts w:ascii="Times New Roman" w:eastAsia="Times New Roman" w:hAnsi="Times New Roman" w:cs="Times New Roman"/>
+        </w:rPr>
+        <w:t>la voce</w:t>
+      </w:r>
+      <w:r>
+        <w:rPr>
+          <w:rFonts w:ascii="Times New Roman" w:eastAsia="Times New Roman" w:hAnsi="Times New Roman" w:cs="Times New Roman"/>
+        </w:rPr>
+        <w:t xml:space="preserve"> </w:t>
+      </w:r>
+      <w:r>
+        <w:rPr>
+          <w:rFonts w:ascii="Times New Roman" w:eastAsia="Times New Roman" w:hAnsi="Times New Roman" w:cs="Times New Roman"/>
+        </w:rPr>
+        <w:t>“</w:t>
+      </w:r>
+      <w:r>
+        <w:rPr>
+          <w:rFonts w:ascii="Times New Roman" w:eastAsia="Times New Roman" w:hAnsi="Times New Roman" w:cs="Times New Roman"/>
+        </w:rPr>
+        <w:t>Consegnato</w:t>
+      </w:r>
+      <w:r>
+        <w:rPr>
+          <w:rFonts w:ascii="Times New Roman" w:eastAsia="Times New Roman" w:hAnsi="Times New Roman" w:cs="Times New Roman"/>
+          <w:i/>
+          <w:iCs/>
+        </w:rPr>
+        <w:t>”</w:t>
+      </w:r>
+      <w:r>
+        <w:rPr>
+          <w:rFonts w:ascii="Times New Roman" w:eastAsia="Times New Roman" w:hAnsi="Times New Roman" w:cs="Times New Roman"/>
+        </w:rPr>
+        <w:t>.</w:t>
+      </w:r>
+    </w:p>
+    <w:p>
+      <w:pPr>
+        <w:pStyle w:val="Paragrafoelenco"/>
+        <w:numPr>
+          <w:ilvl w:val="0"/>
+          <w:numId w:val="16"/>
+        </w:numPr>
+        <w:spacing w:before="240" w:after="240"/>
+        <w:rPr>
+          <w:rFonts w:ascii="Times New Roman" w:eastAsia="Times New Roman" w:hAnsi="Times New Roman" w:cs="Times New Roman"/>
+        </w:rPr>
+      </w:pPr>
+      <w:r>
+        <w:rPr>
+          <w:rFonts w:ascii="Times New Roman" w:eastAsia="Times New Roman" w:hAnsi="Times New Roman" w:cs="Times New Roman"/>
+          <w:b/>
+          <w:bCs/>
+        </w:rPr>
+        <w:t>Exit Condition:</w:t>
+      </w:r>
+      <w:r>
+        <w:rPr>
+          <w:rFonts w:ascii="Times New Roman" w:eastAsia="Times New Roman" w:hAnsi="Times New Roman" w:cs="Times New Roman"/>
+        </w:rPr>
+        <w:t xml:space="preserve"> Lo stato dell'ordine rimane consolidato e protetto da modifiche accidentali o retrocessioni non ammesse dalla logica di business.</w:t>
+      </w:r>
+    </w:p>
+    <w:p>
+      <w:pPr>
+        <w:spacing w:before="240" w:after="240"/>
+        <w:ind w:left="720"/>
+        <w:rPr>
+          <w:rFonts w:eastAsia="Times New Roman"/>
+          <w:b/>
+          <w:bCs/>
+        </w:rPr>
+      </w:pPr>
+    </w:p>
+    <w:p>
+      <w:pPr>
+        <w:spacing w:before="240" w:after="240"/>
+        <w:ind w:left="720"/>
+      </w:pPr>
+      <w:r>
+        <w:rPr>
+          <w:rFonts w:eastAsia="Times New Roman"/>
+          <w:b/>
+          <w:bCs/>
+          <w:sz w:val="28"/>
+          <w:szCs w:val="28"/>
+          <w:u w:val="single"/>
+        </w:rPr>
+        <w:t xml:space="preserve">UC </w:t>
+      </w:r>
+      <w:r>
+        <w:rPr>
+          <w:rFonts w:eastAsia="Times New Roman"/>
+          <w:b/>
+          <w:bCs/>
+          <w:sz w:val="28"/>
+          <w:szCs w:val="28"/>
+          <w:u w:val="single"/>
+        </w:rPr>
+        <w:t>9</w:t>
+      </w:r>
+      <w:r>
+        <w:rPr>
+          <w:rFonts w:eastAsia="Times New Roman"/>
+          <w:b/>
+          <w:bCs/>
+          <w:sz w:val="28"/>
+          <w:szCs w:val="28"/>
+          <w:u w:val="single"/>
+        </w:rPr>
+        <w:t>: Analisi Statistica dei Prodotti Ordinati</w:t>
+      </w:r>
+    </w:p>
+    <w:p>
+      <w:pPr>
+        <w:pStyle w:val="Paragrafoelenco"/>
+        <w:numPr>
+          <w:ilvl w:val="0"/>
+          <w:numId w:val="15"/>
+        </w:numPr>
+        <w:spacing w:before="240" w:after="240"/>
+        <w:ind w:hanging="180"/>
+        <w:rPr>
+          <w:rFonts w:ascii="Times New Roman" w:eastAsia="Times New Roman" w:hAnsi="Times New Roman" w:cs="Times New Roman"/>
+        </w:rPr>
+      </w:pPr>
+      <w:r>
+        <w:rPr>
+          <w:rFonts w:ascii="Times New Roman" w:eastAsia="Times New Roman" w:hAnsi="Times New Roman" w:cs="Times New Roman"/>
+          <w:b/>
+          <w:bCs/>
+        </w:rPr>
+        <w:t>Attori coinvolti</w:t>
+      </w:r>
+      <w:r>
+        <w:rPr>
+          <w:rFonts w:ascii="Times New Roman" w:eastAsia="Times New Roman" w:hAnsi="Times New Roman" w:cs="Times New Roman"/>
+        </w:rPr>
+        <w:t xml:space="preserve">: Market Analyzer </w:t>
+      </w:r>
+    </w:p>
+    <w:p>
+      <w:pPr>
+        <w:pStyle w:val="Paragrafoelenco"/>
+        <w:numPr>
+          <w:ilvl w:val="0"/>
+          <w:numId w:val="15"/>
+        </w:numPr>
+        <w:spacing w:before="240" w:after="240"/>
+        <w:ind w:hanging="180"/>
+        <w:rPr>
+          <w:rFonts w:ascii="Times New Roman" w:eastAsia="Times New Roman" w:hAnsi="Times New Roman" w:cs="Times New Roman"/>
+        </w:rPr>
+      </w:pPr>
+      <w:r>
+        <w:rPr>
+          <w:rFonts w:ascii="Times New Roman" w:eastAsia="Times New Roman" w:hAnsi="Times New Roman" w:cs="Times New Roman"/>
+          <w:b/>
+          <w:bCs/>
+        </w:rPr>
+        <w:t xml:space="preserve">Entry Condition: </w:t>
+      </w:r>
+      <w:r>
+        <w:rPr>
+          <w:rFonts w:ascii="Times New Roman" w:eastAsia="Times New Roman" w:hAnsi="Times New Roman" w:cs="Times New Roman"/>
+        </w:rPr>
+        <w:t>Il Market Analyzer si è autenticato con successo con credenziali con privilegi di amministratore e seleziona la voce “Dati Prodotti Ordinati” all'interno della Dashboard Amministratore.</w:t>
+      </w:r>
+    </w:p>
+    <w:p>
+      <w:pPr>
+        <w:pStyle w:val="Paragrafoelenco"/>
+        <w:numPr>
+          <w:ilvl w:val="0"/>
+          <w:numId w:val="15"/>
+        </w:numPr>
+        <w:spacing w:before="240" w:after="240"/>
+        <w:ind w:hanging="180"/>
+        <w:rPr>
+          <w:rFonts w:ascii="Times New Roman" w:eastAsia="Times New Roman" w:hAnsi="Times New Roman" w:cs="Times New Roman"/>
+          <w:b/>
+          <w:bCs/>
+        </w:rPr>
+      </w:pPr>
+      <w:r>
+        <w:rPr>
+          <w:rFonts w:ascii="Times New Roman" w:eastAsia="Times New Roman" w:hAnsi="Times New Roman" w:cs="Times New Roman"/>
+          <w:b/>
+          <w:bCs/>
+        </w:rPr>
+        <w:t>Flusso di eventi:</w:t>
+      </w:r>
+    </w:p>
+    <w:p>
+      <w:pPr>
+        <w:pStyle w:val="Paragrafoelenco"/>
+        <w:numPr>
+          <w:ilvl w:val="2"/>
+          <w:numId w:val="30"/>
+        </w:numPr>
+        <w:spacing w:before="240" w:after="240"/>
+        <w:ind w:left="1620" w:hanging="270"/>
+        <w:rPr>
+          <w:rFonts w:ascii="Times New Roman" w:eastAsia="Times New Roman" w:hAnsi="Times New Roman" w:cs="Times New Roman"/>
+        </w:rPr>
+      </w:pPr>
+      <w:r>
+        <w:rPr>
+          <w:rFonts w:ascii="Times New Roman" w:eastAsia="Times New Roman" w:hAnsi="Times New Roman" w:cs="Times New Roman"/>
+        </w:rPr>
+        <w:t>Il Market Analyzer clicca sul</w:t>
+      </w:r>
+      <w:r>
+        <w:rPr>
+          <w:rFonts w:ascii="Times New Roman" w:eastAsia="Times New Roman" w:hAnsi="Times New Roman" w:cs="Times New Roman"/>
+        </w:rPr>
+        <w:t xml:space="preserve">la </w:t>
+      </w:r>
+      <w:r>
+        <w:rPr>
+          <w:rFonts w:ascii="Times New Roman" w:eastAsia="Times New Roman" w:hAnsi="Times New Roman" w:cs="Times New Roman"/>
+        </w:rPr>
+        <w:t>sezione “Dati Prodotti Ordinati” nella Dashboard Admin.</w:t>
+      </w:r>
+    </w:p>
+    <w:p>
+      <w:pPr>
+        <w:pStyle w:val="Paragrafoelenco"/>
+        <w:numPr>
+          <w:ilvl w:val="2"/>
+          <w:numId w:val="30"/>
+        </w:numPr>
+        <w:spacing w:before="240" w:after="240"/>
+        <w:ind w:left="1620" w:hanging="270"/>
+        <w:rPr>
+          <w:rFonts w:ascii="Times New Roman" w:eastAsia="Times New Roman" w:hAnsi="Times New Roman" w:cs="Times New Roman"/>
+        </w:rPr>
+      </w:pPr>
+      <w:r>
+        <w:rPr>
+          <w:rFonts w:ascii="Times New Roman" w:eastAsia="Times New Roman" w:hAnsi="Times New Roman" w:cs="Times New Roman"/>
+        </w:rPr>
+        <w:t>Il sistema riceve la richiesta, interroga il database e aggrega i dati relativi agli occhiali a catalogo e agli ordini completati.</w:t>
+      </w:r>
+    </w:p>
+    <w:p>
+      <w:pPr>
+        <w:pStyle w:val="Paragrafoelenco"/>
+        <w:numPr>
+          <w:ilvl w:val="2"/>
+          <w:numId w:val="30"/>
+        </w:numPr>
+        <w:spacing w:before="240" w:after="240"/>
+        <w:ind w:left="1620" w:hanging="270"/>
+        <w:rPr>
+          <w:rFonts w:ascii="Times New Roman" w:eastAsia="Times New Roman" w:hAnsi="Times New Roman" w:cs="Times New Roman"/>
+        </w:rPr>
+      </w:pPr>
+      <w:r>
+        <w:rPr>
+          <w:rFonts w:ascii="Times New Roman" w:eastAsia="Times New Roman" w:hAnsi="Times New Roman" w:cs="Times New Roman"/>
+        </w:rPr>
+        <w:t xml:space="preserve">Il sistema carica e visualizza la schermata </w:t>
+      </w:r>
+      <w:r>
+        <w:rPr>
+          <w:rFonts w:ascii="Times New Roman" w:eastAsia="Times New Roman" w:hAnsi="Times New Roman" w:cs="Times New Roman"/>
+        </w:rPr>
+        <w:t>“</w:t>
+      </w:r>
+      <w:r>
+        <w:rPr>
+          <w:rFonts w:ascii="Times New Roman" w:eastAsia="Times New Roman" w:hAnsi="Times New Roman" w:cs="Times New Roman"/>
+        </w:rPr>
+        <w:t>Dati Prodotti Ordinati</w:t>
+      </w:r>
+      <w:r>
+        <w:rPr>
+          <w:rFonts w:ascii="Times New Roman" w:eastAsia="Times New Roman" w:hAnsi="Times New Roman" w:cs="Times New Roman"/>
+        </w:rPr>
+        <w:t>”</w:t>
+      </w:r>
+      <w:r>
+        <w:rPr>
+          <w:rFonts w:ascii="Times New Roman" w:eastAsia="Times New Roman" w:hAnsi="Times New Roman" w:cs="Times New Roman"/>
+        </w:rPr>
+        <w:t xml:space="preserve">, composta da: </w:t>
       </w:r>
     </w:p>
     <w:p>
@@ -18617,31 +19490,33 @@
         <w:rPr>
           <w:rFonts w:ascii="Times New Roman" w:eastAsia="Times New Roman" w:hAnsi="Times New Roman" w:cs="Times New Roman"/>
         </w:rPr>
-        <w:t xml:space="preserve">Un pannello di filtri statistici per </w:t>
+        <w:t xml:space="preserve">Un pulsante di navigazione rapida </w:t>
       </w:r>
       <w:r>
         <w:rPr>
           <w:rFonts w:ascii="Times New Roman" w:eastAsia="Times New Roman" w:hAnsi="Times New Roman" w:cs="Times New Roman"/>
         </w:rPr>
-        <w:t>filtrare</w:t>
+        <w:t>“</w:t>
       </w:r>
       <w:r>
         <w:rPr>
           <w:rFonts w:ascii="Times New Roman" w:eastAsia="Times New Roman" w:hAnsi="Times New Roman" w:cs="Times New Roman"/>
         </w:rPr>
-        <w:t xml:space="preserve"> l'indagine (</w:t>
+        <w:t>Torna alla Dashboard Admin</w:t>
       </w:r>
       <w:r>
         <w:rPr>
           <w:rFonts w:ascii="Times New Roman" w:eastAsia="Times New Roman" w:hAnsi="Times New Roman" w:cs="Times New Roman"/>
-        </w:rPr>
-        <w:t>Marca</w:t>
+          <w:i/>
+          <w:iCs/>
+        </w:rPr>
+        <w:t>”</w:t>
       </w:r>
       <w:r>
         <w:rPr>
           <w:rFonts w:ascii="Times New Roman" w:eastAsia="Times New Roman" w:hAnsi="Times New Roman" w:cs="Times New Roman"/>
         </w:rPr>
-        <w:t>, Fascia di Prezzo, Valutazione Media);</w:t>
+        <w:t>;</w:t>
       </w:r>
     </w:p>
     <w:p>
@@ -18660,43 +19535,32 @@
         <w:rPr>
           <w:rFonts w:ascii="Times New Roman" w:eastAsia="Times New Roman" w:hAnsi="Times New Roman" w:cs="Times New Roman"/>
         </w:rPr>
-        <w:t>Un pulsante per l</w:t>
+        <w:lastRenderedPageBreak/>
+        <w:t xml:space="preserve">Un pannello di filtri statistici per </w:t>
       </w:r>
       <w:r>
         <w:rPr>
           <w:rFonts w:ascii="Times New Roman" w:eastAsia="Times New Roman" w:hAnsi="Times New Roman" w:cs="Times New Roman"/>
         </w:rPr>
-        <w:t xml:space="preserve">a creazione del file Excel con il report, eventualmente già filtrati </w:t>
+        <w:t>filtrare</w:t>
       </w:r>
       <w:r>
         <w:rPr>
           <w:rFonts w:ascii="Times New Roman" w:eastAsia="Times New Roman" w:hAnsi="Times New Roman" w:cs="Times New Roman"/>
         </w:rPr>
-        <w:t>(</w:t>
+        <w:t xml:space="preserve"> l'indagine (</w:t>
       </w:r>
       <w:r>
         <w:rPr>
           <w:rFonts w:ascii="Times New Roman" w:eastAsia="Times New Roman" w:hAnsi="Times New Roman" w:cs="Times New Roman"/>
         </w:rPr>
-        <w:t>“</w:t>
+        <w:t>Marca</w:t>
       </w:r>
       <w:r>
         <w:rPr>
           <w:rFonts w:ascii="Times New Roman" w:eastAsia="Times New Roman" w:hAnsi="Times New Roman" w:cs="Times New Roman"/>
         </w:rPr>
-        <w:t>Genera Report</w:t>
-      </w:r>
-      <w:r>
-        <w:rPr>
-          <w:rFonts w:ascii="Times New Roman" w:eastAsia="Times New Roman" w:hAnsi="Times New Roman" w:cs="Times New Roman"/>
-        </w:rPr>
-        <w:t>”</w:t>
-      </w:r>
-      <w:r>
-        <w:rPr>
-          <w:rFonts w:ascii="Times New Roman" w:eastAsia="Times New Roman" w:hAnsi="Times New Roman" w:cs="Times New Roman"/>
-        </w:rPr>
-        <w:t>);</w:t>
+        <w:t>, Fascia di Prezzo, Valutazione Media);</w:t>
       </w:r>
     </w:p>
     <w:p>
@@ -18715,6 +19579,61 @@
         <w:rPr>
           <w:rFonts w:ascii="Times New Roman" w:eastAsia="Times New Roman" w:hAnsi="Times New Roman" w:cs="Times New Roman"/>
         </w:rPr>
+        <w:t>Un pulsante per l</w:t>
+      </w:r>
+      <w:r>
+        <w:rPr>
+          <w:rFonts w:ascii="Times New Roman" w:eastAsia="Times New Roman" w:hAnsi="Times New Roman" w:cs="Times New Roman"/>
+        </w:rPr>
+        <w:t xml:space="preserve">a creazione del file Excel con il report, eventualmente già filtrati </w:t>
+      </w:r>
+      <w:r>
+        <w:rPr>
+          <w:rFonts w:ascii="Times New Roman" w:eastAsia="Times New Roman" w:hAnsi="Times New Roman" w:cs="Times New Roman"/>
+        </w:rPr>
+        <w:t>(</w:t>
+      </w:r>
+      <w:r>
+        <w:rPr>
+          <w:rFonts w:ascii="Times New Roman" w:eastAsia="Times New Roman" w:hAnsi="Times New Roman" w:cs="Times New Roman"/>
+        </w:rPr>
+        <w:t>“</w:t>
+      </w:r>
+      <w:r>
+        <w:rPr>
+          <w:rFonts w:ascii="Times New Roman" w:eastAsia="Times New Roman" w:hAnsi="Times New Roman" w:cs="Times New Roman"/>
+        </w:rPr>
+        <w:t>Genera Report</w:t>
+      </w:r>
+      <w:r>
+        <w:rPr>
+          <w:rFonts w:ascii="Times New Roman" w:eastAsia="Times New Roman" w:hAnsi="Times New Roman" w:cs="Times New Roman"/>
+        </w:rPr>
+        <w:t>”</w:t>
+      </w:r>
+      <w:r>
+        <w:rPr>
+          <w:rFonts w:ascii="Times New Roman" w:eastAsia="Times New Roman" w:hAnsi="Times New Roman" w:cs="Times New Roman"/>
+        </w:rPr>
+        <w:t>);</w:t>
+      </w:r>
+    </w:p>
+    <w:p>
+      <w:pPr>
+        <w:pStyle w:val="Paragrafoelenco"/>
+        <w:numPr>
+          <w:ilvl w:val="0"/>
+          <w:numId w:val="14"/>
+        </w:numPr>
+        <w:ind w:left="810" w:hanging="270"/>
+        <w:rPr>
+          <w:rFonts w:ascii="Times New Roman" w:eastAsia="Times New Roman" w:hAnsi="Times New Roman" w:cs="Times New Roman"/>
+        </w:rPr>
+      </w:pPr>
+      <w:r>
+        <w:rPr>
+          <w:rFonts w:ascii="Times New Roman" w:eastAsia="Times New Roman" w:hAnsi="Times New Roman" w:cs="Times New Roman"/>
+        </w:rPr>
         <w:t xml:space="preserve">Una tabella riepilogativa con l'elenco dei prodotti e </w:t>
       </w:r>
       <w:r>
@@ -18990,7 +19909,19 @@
         <w:rPr>
           <w:rFonts w:ascii="Times New Roman" w:eastAsia="Times New Roman" w:hAnsi="Times New Roman" w:cs="Times New Roman"/>
         </w:rPr>
-        <w:t>Se al punto 3 il sistema non rileva vendite registrate nel catalogo o a seguito dei filtri impostati, viene eseguita l'eccezione UC 8.1: Dati Statistici Non Disponibili.</w:t>
+        <w:t xml:space="preserve">Se al punto 3 il sistema non rileva vendite registrate nel catalogo o a seguito dei filtri impostati, viene eseguita l'eccezione UC </w:t>
+      </w:r>
+      <w:r>
+        <w:rPr>
+          <w:rFonts w:ascii="Times New Roman" w:eastAsia="Times New Roman" w:hAnsi="Times New Roman" w:cs="Times New Roman"/>
+        </w:rPr>
+        <w:t>9</w:t>
+      </w:r>
+      <w:r>
+        <w:rPr>
+          <w:rFonts w:ascii="Times New Roman" w:eastAsia="Times New Roman" w:hAnsi="Times New Roman" w:cs="Times New Roman"/>
+        </w:rPr>
+        <w:t>.1: Dati Statistici Non Disponibili.</w:t>
       </w:r>
     </w:p>
     <w:p>
@@ -19008,7 +19939,19 @@
         <w:rPr>
           <w:rFonts w:ascii="Times New Roman" w:eastAsia="Times New Roman" w:hAnsi="Times New Roman" w:cs="Times New Roman"/>
         </w:rPr>
-        <w:t>Se il Market Analyzer applica filtri per periodo, prezzo o valutazione media, viene eseguito il flusso alternativo UC 8.2: Filtraggio Statistico Avanzato.</w:t>
+        <w:t xml:space="preserve">Se il Market Analyzer applica filtri per periodo, prezzo o valutazione media, viene eseguito il flusso alternativo UC </w:t>
+      </w:r>
+      <w:r>
+        <w:rPr>
+          <w:rFonts w:ascii="Times New Roman" w:eastAsia="Times New Roman" w:hAnsi="Times New Roman" w:cs="Times New Roman"/>
+        </w:rPr>
+        <w:t>9</w:t>
+      </w:r>
+      <w:r>
+        <w:rPr>
+          <w:rFonts w:ascii="Times New Roman" w:eastAsia="Times New Roman" w:hAnsi="Times New Roman" w:cs="Times New Roman"/>
+        </w:rPr>
+        <w:t>.2: Filtraggio Statistico Avanzato.</w:t>
       </w:r>
     </w:p>
     <w:p>
@@ -19026,7 +19969,19 @@
         <w:rPr>
           <w:rFonts w:ascii="Times New Roman" w:eastAsia="Times New Roman" w:hAnsi="Times New Roman" w:cs="Times New Roman"/>
         </w:rPr>
-        <w:t>Se il Market Analyzer richiede la sola esportazione dei dati filtrati, viene eseguito il flusso UC 8.3: Generazione ed Esportazione del Report di Vendita.</w:t>
+        <w:t xml:space="preserve">Se il Market Analyzer richiede la sola esportazione dei dati filtrati, viene eseguito il flusso UC </w:t>
+      </w:r>
+      <w:r>
+        <w:rPr>
+          <w:rFonts w:ascii="Times New Roman" w:eastAsia="Times New Roman" w:hAnsi="Times New Roman" w:cs="Times New Roman"/>
+        </w:rPr>
+        <w:t>9</w:t>
+      </w:r>
+      <w:r>
+        <w:rPr>
+          <w:rFonts w:ascii="Times New Roman" w:eastAsia="Times New Roman" w:hAnsi="Times New Roman" w:cs="Times New Roman"/>
+        </w:rPr>
+        <w:t>.3: Generazione ed Esportazione del Report di Vendita.</w:t>
       </w:r>
     </w:p>
     <w:p>
@@ -19189,21 +20144,7 @@
         <w:rPr>
           <w:rFonts w:ascii="Times New Roman" w:eastAsia="Times New Roman" w:hAnsi="Times New Roman" w:cs="Times New Roman"/>
         </w:rPr>
-        <w:t xml:space="preserve">Il Market Analyzer riceve un </w:t>
-      </w:r>
-      <w:proofErr w:type="gramStart"/>
-      <w:r>
-        <w:rPr>
-          <w:rFonts w:ascii="Times New Roman" w:eastAsia="Times New Roman" w:hAnsi="Times New Roman" w:cs="Times New Roman"/>
-        </w:rPr>
-        <w:t>feedback</w:t>
-      </w:r>
-      <w:proofErr w:type="gramEnd"/>
-      <w:r>
-        <w:rPr>
-          <w:rFonts w:ascii="Times New Roman" w:eastAsia="Times New Roman" w:hAnsi="Times New Roman" w:cs="Times New Roman"/>
-        </w:rPr>
-        <w:t xml:space="preserve"> visivo chiaro sull'assenza di dati statistici nel periodo o fascia considerati e può ridefinire i filtri di ricerca.</w:t>
+        <w:t>Il Market Analyzer riceve un feedback visivo chiaro sull'assenza di dati statistici nel periodo o fascia considerati e può ridefinire i filtri di ricerca.</w:t>
       </w:r>
     </w:p>
     <w:p>
@@ -19224,7 +20165,23 @@
           <w:b/>
           <w:bCs/>
         </w:rPr>
-        <w:t>UC 8.2: Filtraggio Statistico Avanzato</w:t>
+        <w:t xml:space="preserve">UC </w:t>
+      </w:r>
+      <w:r>
+        <w:rPr>
+          <w:rFonts w:eastAsia="Times New Roman"/>
+          <w:b/>
+          <w:bCs/>
+        </w:rPr>
+        <w:t>9</w:t>
+      </w:r>
+      <w:r>
+        <w:rPr>
+          <w:rFonts w:eastAsia="Times New Roman"/>
+          <w:b/>
+          <w:bCs/>
+        </w:rPr>
+        <w:t>.2: Filtraggio Statistico Avanzato</w:t>
       </w:r>
     </w:p>
     <w:p>
@@ -19339,6 +20296,7 @@
         <w:rPr>
           <w:rFonts w:ascii="Times New Roman" w:eastAsia="Times New Roman" w:hAnsi="Times New Roman" w:cs="Times New Roman"/>
         </w:rPr>
+        <w:lastRenderedPageBreak/>
         <w:t xml:space="preserve">Selezione temporale: intervallo di tempo personalizzato oppure selezione rapida (Ultima settimana, Ultimo </w:t>
       </w:r>
       <w:r>
@@ -19511,7 +20469,23 @@
           <w:b/>
           <w:bCs/>
         </w:rPr>
-        <w:t>UC 8.3: Generazione ed Esportazione del Report di Vendita</w:t>
+        <w:t xml:space="preserve">UC </w:t>
+      </w:r>
+      <w:r>
+        <w:rPr>
+          <w:rFonts w:eastAsia="Times New Roman"/>
+          <w:b/>
+          <w:bCs/>
+        </w:rPr>
+        <w:t>9</w:t>
+      </w:r>
+      <w:r>
+        <w:rPr>
+          <w:rFonts w:eastAsia="Times New Roman"/>
+          <w:b/>
+          <w:bCs/>
+        </w:rPr>
+        <w:t>.3: Generazione ed Esportazione del Report di Vendita</w:t>
       </w:r>
     </w:p>
     <w:p>
@@ -19713,6 +20687,2181 @@
           <w:tab w:val="left" w:pos="8580"/>
         </w:tabs>
         <w:spacing w:after="100"/>
+        <w:ind w:left="709"/>
+        <w:jc w:val="both"/>
+        <w:rPr>
+          <w:b/>
+          <w:bCs/>
+          <w:sz w:val="28"/>
+          <w:szCs w:val="28"/>
+          <w:u w:val="single"/>
+        </w:rPr>
+      </w:pPr>
+      <w:r>
+        <w:rPr>
+          <w:b/>
+          <w:bCs/>
+          <w:sz w:val="28"/>
+          <w:szCs w:val="28"/>
+          <w:u w:val="single"/>
+        </w:rPr>
+        <w:t xml:space="preserve">UC </w:t>
+      </w:r>
+      <w:r>
+        <w:rPr>
+          <w:b/>
+          <w:bCs/>
+          <w:sz w:val="28"/>
+          <w:szCs w:val="28"/>
+          <w:u w:val="single"/>
+        </w:rPr>
+        <w:t>10</w:t>
+      </w:r>
+      <w:r>
+        <w:rPr>
+          <w:b/>
+          <w:bCs/>
+          <w:sz w:val="28"/>
+          <w:szCs w:val="28"/>
+          <w:u w:val="single"/>
+        </w:rPr>
+        <w:t xml:space="preserve">: </w:t>
+      </w:r>
+      <w:r>
+        <w:rPr>
+          <w:b/>
+          <w:bCs/>
+          <w:sz w:val="28"/>
+          <w:szCs w:val="28"/>
+          <w:u w:val="single"/>
+        </w:rPr>
+        <w:t xml:space="preserve">Gestione Errore </w:t>
+      </w:r>
+      <w:r>
+        <w:rPr>
+          <w:b/>
+          <w:bCs/>
+          <w:sz w:val="28"/>
+          <w:szCs w:val="28"/>
+          <w:u w:val="single"/>
+        </w:rPr>
+        <w:t>Sintattico di Dati</w:t>
+      </w:r>
+    </w:p>
+    <w:p>
+      <w:pPr>
+        <w:pStyle w:val="Paragrafoelenco"/>
+        <w:numPr>
+          <w:ilvl w:val="0"/>
+          <w:numId w:val="39"/>
+        </w:numPr>
+        <w:tabs>
+          <w:tab w:val="left" w:pos="8580"/>
+        </w:tabs>
+        <w:spacing w:after="100"/>
+        <w:ind w:left="1276" w:hanging="283"/>
+        <w:jc w:val="both"/>
+      </w:pPr>
+      <w:r>
+        <w:t xml:space="preserve">Attori coinvolti: </w:t>
+      </w:r>
+      <w:r>
+        <w:t>Utente</w:t>
+      </w:r>
+    </w:p>
+    <w:p>
+      <w:pPr>
+        <w:pStyle w:val="Paragrafoelenco"/>
+        <w:numPr>
+          <w:ilvl w:val="0"/>
+          <w:numId w:val="39"/>
+        </w:numPr>
+        <w:tabs>
+          <w:tab w:val="left" w:pos="8580"/>
+        </w:tabs>
+        <w:spacing w:after="100"/>
+        <w:ind w:left="1276" w:hanging="283"/>
+        <w:jc w:val="both"/>
+      </w:pPr>
+      <w:r>
+        <w:t xml:space="preserve">Entry </w:t>
+      </w:r>
+      <w:proofErr w:type="spellStart"/>
+      <w:r>
+        <w:t>Condition</w:t>
+      </w:r>
+      <w:proofErr w:type="spellEnd"/>
+      <w:r>
+        <w:t xml:space="preserve">: L’utente </w:t>
+      </w:r>
+      <w:r>
+        <w:t>ha compilato un</w:t>
+      </w:r>
+      <w:r>
+        <w:t>o o più</w:t>
+      </w:r>
+      <w:r>
+        <w:t xml:space="preserve"> </w:t>
+      </w:r>
+      <w:r>
+        <w:t>campi in un qualsiasi form ma i dati inseriti non rispettano i vincoli sintattici</w:t>
+      </w:r>
+    </w:p>
+    <w:p>
+      <w:pPr>
+        <w:pStyle w:val="Paragrafoelenco"/>
+        <w:numPr>
+          <w:ilvl w:val="0"/>
+          <w:numId w:val="39"/>
+        </w:numPr>
+        <w:tabs>
+          <w:tab w:val="left" w:pos="8580"/>
+        </w:tabs>
+        <w:spacing w:after="100"/>
+        <w:ind w:left="1276" w:hanging="283"/>
+        <w:jc w:val="both"/>
+      </w:pPr>
+      <w:r>
+        <w:t>Flusso di eventi:</w:t>
+      </w:r>
+    </w:p>
+    <w:p>
+      <w:pPr>
+        <w:pStyle w:val="Paragrafoelenco"/>
+        <w:numPr>
+          <w:ilvl w:val="0"/>
+          <w:numId w:val="77"/>
+        </w:numPr>
+        <w:tabs>
+          <w:tab w:val="left" w:pos="8580"/>
+        </w:tabs>
+        <w:spacing w:after="100"/>
+        <w:ind w:left="2127"/>
+        <w:jc w:val="both"/>
+      </w:pPr>
+      <w:r>
+        <w:t>L’utente digita un valore nel campo richiesto e sposta il focus</w:t>
+      </w:r>
+    </w:p>
+    <w:p>
+      <w:pPr>
+        <w:pStyle w:val="Paragrafoelenco"/>
+        <w:numPr>
+          <w:ilvl w:val="0"/>
+          <w:numId w:val="77"/>
+        </w:numPr>
+        <w:tabs>
+          <w:tab w:val="left" w:pos="8580"/>
+        </w:tabs>
+        <w:spacing w:after="100"/>
+        <w:ind w:left="2127"/>
+        <w:jc w:val="both"/>
+      </w:pPr>
+      <w:r>
+        <w:t>Il sistema modifica il DOM in tempo reale mostrando il messaggio di errore corrispondente al campo compilato</w:t>
+      </w:r>
+    </w:p>
+    <w:p>
+      <w:pPr>
+        <w:pStyle w:val="Paragrafoelenco"/>
+        <w:numPr>
+          <w:ilvl w:val="0"/>
+          <w:numId w:val="77"/>
+        </w:numPr>
+        <w:tabs>
+          <w:tab w:val="left" w:pos="8580"/>
+        </w:tabs>
+        <w:spacing w:after="100"/>
+        <w:ind w:left="2127"/>
+        <w:jc w:val="both"/>
+      </w:pPr>
+      <w:r>
+        <w:t>Il sistema mostra la pagina attuale in attesa della correzione da parte del cliente</w:t>
+      </w:r>
+    </w:p>
+    <w:p>
+      <w:pPr>
+        <w:pStyle w:val="Paragrafoelenco"/>
+        <w:numPr>
+          <w:ilvl w:val="0"/>
+          <w:numId w:val="50"/>
+        </w:numPr>
+        <w:tabs>
+          <w:tab w:val="left" w:pos="8580"/>
+        </w:tabs>
+        <w:spacing w:after="100"/>
+        <w:ind w:left="1276" w:hanging="283"/>
+        <w:jc w:val="both"/>
+      </w:pPr>
+      <w:r>
+        <w:t xml:space="preserve">Exit </w:t>
+      </w:r>
+      <w:proofErr w:type="spellStart"/>
+      <w:r>
+        <w:t>Condition</w:t>
+      </w:r>
+      <w:proofErr w:type="spellEnd"/>
+      <w:r>
+        <w:t xml:space="preserve">: Il </w:t>
+      </w:r>
+      <w:r>
+        <w:t xml:space="preserve">sistema mostra la pagina attuale con i messaggi di errore </w:t>
+      </w:r>
+      <w:r>
+        <w:t xml:space="preserve">visibili </w:t>
+      </w:r>
+      <w:r>
+        <w:t xml:space="preserve">subito sotto ai vari campi interessati </w:t>
+      </w:r>
+    </w:p>
+    <w:p>
+      <w:pPr>
+        <w:tabs>
+          <w:tab w:val="left" w:pos="8580"/>
+        </w:tabs>
+        <w:spacing w:after="100"/>
+        <w:jc w:val="both"/>
+      </w:pPr>
+    </w:p>
+    <w:p>
+      <w:pPr>
+        <w:tabs>
+          <w:tab w:val="left" w:pos="8580"/>
+        </w:tabs>
+        <w:spacing w:after="100"/>
+        <w:ind w:left="709"/>
+        <w:jc w:val="both"/>
+        <w:rPr>
+          <w:b/>
+          <w:bCs/>
+        </w:rPr>
+      </w:pPr>
+      <w:r>
+        <w:rPr>
+          <w:b/>
+          <w:bCs/>
+        </w:rPr>
+        <w:t>Flussi alternativi / Eccezioni:</w:t>
+      </w:r>
+    </w:p>
+    <w:p>
+      <w:pPr>
+        <w:pStyle w:val="Paragrafoelenco"/>
+        <w:numPr>
+          <w:ilvl w:val="0"/>
+          <w:numId w:val="51"/>
+        </w:numPr>
+        <w:tabs>
+          <w:tab w:val="left" w:pos="8580"/>
+        </w:tabs>
+        <w:spacing w:after="100"/>
+        <w:ind w:left="1418"/>
+        <w:jc w:val="both"/>
+      </w:pPr>
+      <w:r>
+        <w:t xml:space="preserve">Se al punto </w:t>
+      </w:r>
+      <w:r>
+        <w:t>3 il cliente clicca il pulsante di invio del form senza aver corretto i dati errati il sistema blocca l’invio e mostra la pagina attuale</w:t>
+      </w:r>
+    </w:p>
+    <w:p>
+      <w:pPr>
+        <w:tabs>
+          <w:tab w:val="left" w:pos="8580"/>
+        </w:tabs>
+        <w:spacing w:after="100"/>
+        <w:jc w:val="both"/>
+      </w:pPr>
+    </w:p>
+    <w:p>
+      <w:pPr>
+        <w:tabs>
+          <w:tab w:val="left" w:pos="8580"/>
+        </w:tabs>
+        <w:spacing w:after="100"/>
+        <w:ind w:firstLine="709"/>
+        <w:jc w:val="both"/>
+        <w:rPr>
+          <w:b/>
+          <w:bCs/>
+        </w:rPr>
+      </w:pPr>
+      <w:r>
+        <w:rPr>
+          <w:b/>
+          <w:bCs/>
+        </w:rPr>
+        <w:t>Tabella dei messaggi di errore</w:t>
+      </w:r>
+      <w:r>
+        <w:rPr>
+          <w:b/>
+          <w:bCs/>
+        </w:rPr>
+        <w:t>:</w:t>
+      </w:r>
+    </w:p>
+    <w:tbl>
+      <w:tblPr>
+        <w:tblStyle w:val="Tabellagriglia1chiara"/>
+        <w:tblW w:w="0" w:type="auto"/>
+        <w:tblLook w:val="04A0" w:firstRow="1" w:lastRow="0" w:firstColumn="1" w:lastColumn="0" w:noHBand="0" w:noVBand="1"/>
+      </w:tblPr>
+      <w:tblGrid>
+        <w:gridCol w:w="2547"/>
+        <w:gridCol w:w="1276"/>
+        <w:gridCol w:w="2835"/>
+        <w:gridCol w:w="2959"/>
+      </w:tblGrid>
+      <w:tr>
+        <w:trPr>
+          <w:cnfStyle w:val="100000000000" w:firstRow="1" w:lastRow="0" w:firstColumn="0" w:lastColumn="0" w:oddVBand="0" w:evenVBand="0" w:oddHBand="0" w:evenHBand="0" w:firstRowFirstColumn="0" w:firstRowLastColumn="0" w:lastRowFirstColumn="0" w:lastRowLastColumn="0"/>
+          <w:trHeight w:val="692"/>
+        </w:trPr>
+        <w:tc>
+          <w:tcPr>
+            <w:cnfStyle w:val="001000000000" w:firstRow="0" w:lastRow="0" w:firstColumn="1" w:lastColumn="0" w:oddVBand="0" w:evenVBand="0" w:oddHBand="0" w:evenHBand="0" w:firstRowFirstColumn="0" w:firstRowLastColumn="0" w:lastRowFirstColumn="0" w:lastRowLastColumn="0"/>
+            <w:tcW w:w="2547" w:type="dxa"/>
+            <w:shd w:val="clear" w:color="auto" w:fill="BFBFBF" w:themeFill="background1" w:themeFillShade="BF"/>
+          </w:tcPr>
+          <w:p>
+            <w:pPr>
+              <w:tabs>
+                <w:tab w:val="left" w:pos="8580"/>
+              </w:tabs>
+              <w:spacing w:after="100"/>
+              <w:jc w:val="both"/>
+              <w:rPr>
+                <w:b w:val="0"/>
+                <w:bCs w:val="0"/>
+              </w:rPr>
+            </w:pPr>
+            <w:r>
+              <w:rPr>
+                <w:b w:val="0"/>
+                <w:bCs w:val="0"/>
+              </w:rPr>
+              <w:t>Campo Input</w:t>
+            </w:r>
+          </w:p>
+        </w:tc>
+        <w:tc>
+          <w:tcPr>
+            <w:tcW w:w="1276" w:type="dxa"/>
+            <w:shd w:val="clear" w:color="auto" w:fill="BFBFBF" w:themeFill="background1" w:themeFillShade="BF"/>
+          </w:tcPr>
+          <w:p>
+            <w:pPr>
+              <w:tabs>
+                <w:tab w:val="left" w:pos="8580"/>
+              </w:tabs>
+              <w:spacing w:after="100"/>
+              <w:jc w:val="both"/>
+              <w:cnfStyle w:val="100000000000" w:firstRow="1" w:lastRow="0" w:firstColumn="0" w:lastColumn="0" w:oddVBand="0" w:evenVBand="0" w:oddHBand="0" w:evenHBand="0" w:firstRowFirstColumn="0" w:firstRowLastColumn="0" w:lastRowFirstColumn="0" w:lastRowLastColumn="0"/>
+              <w:rPr>
+                <w:b w:val="0"/>
+                <w:bCs w:val="0"/>
+              </w:rPr>
+            </w:pPr>
+            <w:r>
+              <w:rPr>
+                <w:b w:val="0"/>
+                <w:bCs w:val="0"/>
+              </w:rPr>
+              <w:t>Tipo</w:t>
+            </w:r>
+          </w:p>
+        </w:tc>
+        <w:tc>
+          <w:tcPr>
+            <w:tcW w:w="2835" w:type="dxa"/>
+            <w:shd w:val="clear" w:color="auto" w:fill="BFBFBF" w:themeFill="background1" w:themeFillShade="BF"/>
+          </w:tcPr>
+          <w:p>
+            <w:pPr>
+              <w:tabs>
+                <w:tab w:val="left" w:pos="8580"/>
+              </w:tabs>
+              <w:spacing w:after="100"/>
+              <w:jc w:val="both"/>
+              <w:cnfStyle w:val="100000000000" w:firstRow="1" w:lastRow="0" w:firstColumn="0" w:lastColumn="0" w:oddVBand="0" w:evenVBand="0" w:oddHBand="0" w:evenHBand="0" w:firstRowFirstColumn="0" w:firstRowLastColumn="0" w:lastRowFirstColumn="0" w:lastRowLastColumn="0"/>
+              <w:rPr>
+                <w:b w:val="0"/>
+                <w:bCs w:val="0"/>
+              </w:rPr>
+            </w:pPr>
+            <w:r>
+              <w:rPr>
+                <w:b w:val="0"/>
+                <w:bCs w:val="0"/>
+              </w:rPr>
+              <w:t>Vincoli</w:t>
+            </w:r>
+          </w:p>
+        </w:tc>
+        <w:tc>
+          <w:tcPr>
+            <w:tcW w:w="2959" w:type="dxa"/>
+            <w:shd w:val="clear" w:color="auto" w:fill="BFBFBF" w:themeFill="background1" w:themeFillShade="BF"/>
+          </w:tcPr>
+          <w:p>
+            <w:pPr>
+              <w:tabs>
+                <w:tab w:val="left" w:pos="8580"/>
+              </w:tabs>
+              <w:spacing w:after="100"/>
+              <w:jc w:val="both"/>
+              <w:cnfStyle w:val="100000000000" w:firstRow="1" w:lastRow="0" w:firstColumn="0" w:lastColumn="0" w:oddVBand="0" w:evenVBand="0" w:oddHBand="0" w:evenHBand="0" w:firstRowFirstColumn="0" w:firstRowLastColumn="0" w:lastRowFirstColumn="0" w:lastRowLastColumn="0"/>
+              <w:rPr>
+                <w:b w:val="0"/>
+                <w:bCs w:val="0"/>
+              </w:rPr>
+            </w:pPr>
+            <w:r>
+              <w:rPr>
+                <w:b w:val="0"/>
+                <w:bCs w:val="0"/>
+              </w:rPr>
+              <w:t>Messaggio di Errore</w:t>
+            </w:r>
+          </w:p>
+        </w:tc>
+      </w:tr>
+      <w:tr>
+        <w:trPr>
+          <w:trHeight w:val="404"/>
+        </w:trPr>
+        <w:tc>
+          <w:tcPr>
+            <w:cnfStyle w:val="001000000000" w:firstRow="0" w:lastRow="0" w:firstColumn="1" w:lastColumn="0" w:oddVBand="0" w:evenVBand="0" w:oddHBand="0" w:evenHBand="0" w:firstRowFirstColumn="0" w:firstRowLastColumn="0" w:lastRowFirstColumn="0" w:lastRowLastColumn="0"/>
+            <w:tcW w:w="2547" w:type="dxa"/>
+          </w:tcPr>
+          <w:p>
+            <w:pPr>
+              <w:tabs>
+                <w:tab w:val="left" w:pos="8580"/>
+              </w:tabs>
+              <w:spacing w:after="100"/>
+              <w:rPr>
+                <w:b w:val="0"/>
+                <w:bCs w:val="0"/>
+              </w:rPr>
+            </w:pPr>
+            <w:r>
+              <w:rPr>
+                <w:b w:val="0"/>
+                <w:bCs w:val="0"/>
+              </w:rPr>
+              <w:lastRenderedPageBreak/>
+              <w:t>Email</w:t>
+            </w:r>
+          </w:p>
+        </w:tc>
+        <w:tc>
+          <w:tcPr>
+            <w:tcW w:w="1276" w:type="dxa"/>
+          </w:tcPr>
+          <w:p>
+            <w:pPr>
+              <w:tabs>
+                <w:tab w:val="left" w:pos="8580"/>
+              </w:tabs>
+              <w:spacing w:after="100"/>
+              <w:cnfStyle w:val="000000000000" w:firstRow="0" w:lastRow="0" w:firstColumn="0" w:lastColumn="0" w:oddVBand="0" w:evenVBand="0" w:oddHBand="0" w:evenHBand="0" w:firstRowFirstColumn="0" w:firstRowLastColumn="0" w:lastRowFirstColumn="0" w:lastRowLastColumn="0"/>
+            </w:pPr>
+            <w:r>
+              <w:t>Stringa</w:t>
+            </w:r>
+          </w:p>
+        </w:tc>
+        <w:tc>
+          <w:tcPr>
+            <w:tcW w:w="2835" w:type="dxa"/>
+          </w:tcPr>
+          <w:p>
+            <w:pPr>
+              <w:tabs>
+                <w:tab w:val="left" w:pos="8580"/>
+              </w:tabs>
+              <w:spacing w:after="100"/>
+              <w:cnfStyle w:val="000000000000" w:firstRow="0" w:lastRow="0" w:firstColumn="0" w:lastColumn="0" w:oddVBand="0" w:evenVBand="0" w:oddHBand="0" w:evenHBand="0" w:firstRowFirstColumn="0" w:firstRowLastColumn="0" w:lastRowFirstColumn="0" w:lastRowLastColumn="0"/>
+            </w:pPr>
+            <w:r>
+              <w:t>Sintassi valida (</w:t>
+            </w:r>
+            <w:proofErr w:type="spellStart"/>
+            <w:r>
+              <w:t>mail@dominio.x</w:t>
+            </w:r>
+            <w:proofErr w:type="spellEnd"/>
+            <w:r>
+              <w:t>)</w:t>
+            </w:r>
+          </w:p>
+        </w:tc>
+        <w:tc>
+          <w:tcPr>
+            <w:tcW w:w="2959" w:type="dxa"/>
+          </w:tcPr>
+          <w:p>
+            <w:pPr>
+              <w:tabs>
+                <w:tab w:val="left" w:pos="8580"/>
+              </w:tabs>
+              <w:spacing w:after="100"/>
+              <w:cnfStyle w:val="000000000000" w:firstRow="0" w:lastRow="0" w:firstColumn="0" w:lastColumn="0" w:oddVBand="0" w:evenVBand="0" w:oddHBand="0" w:evenHBand="0" w:firstRowFirstColumn="0" w:firstRowLastColumn="0" w:lastRowFirstColumn="0" w:lastRowLastColumn="0"/>
+            </w:pPr>
+            <w:r>
+              <w:t>“Inserisci una mail valida (es: mario.rossi@email.it)</w:t>
+            </w:r>
+          </w:p>
+        </w:tc>
+      </w:tr>
+      <w:tr>
+        <w:trPr>
+          <w:trHeight w:val="394"/>
+        </w:trPr>
+        <w:tc>
+          <w:tcPr>
+            <w:cnfStyle w:val="001000000000" w:firstRow="0" w:lastRow="0" w:firstColumn="1" w:lastColumn="0" w:oddVBand="0" w:evenVBand="0" w:oddHBand="0" w:evenHBand="0" w:firstRowFirstColumn="0" w:firstRowLastColumn="0" w:lastRowFirstColumn="0" w:lastRowLastColumn="0"/>
+            <w:tcW w:w="2547" w:type="dxa"/>
+          </w:tcPr>
+          <w:p>
+            <w:pPr>
+              <w:tabs>
+                <w:tab w:val="left" w:pos="8580"/>
+              </w:tabs>
+              <w:spacing w:after="100"/>
+              <w:rPr>
+                <w:b w:val="0"/>
+                <w:bCs w:val="0"/>
+              </w:rPr>
+            </w:pPr>
+            <w:r>
+              <w:rPr>
+                <w:b w:val="0"/>
+                <w:bCs w:val="0"/>
+              </w:rPr>
+              <w:t>Nome</w:t>
+            </w:r>
+          </w:p>
+        </w:tc>
+        <w:tc>
+          <w:tcPr>
+            <w:tcW w:w="1276" w:type="dxa"/>
+          </w:tcPr>
+          <w:p>
+            <w:pPr>
+              <w:tabs>
+                <w:tab w:val="left" w:pos="8580"/>
+              </w:tabs>
+              <w:spacing w:after="100"/>
+              <w:cnfStyle w:val="000000000000" w:firstRow="0" w:lastRow="0" w:firstColumn="0" w:lastColumn="0" w:oddVBand="0" w:evenVBand="0" w:oddHBand="0" w:evenHBand="0" w:firstRowFirstColumn="0" w:firstRowLastColumn="0" w:lastRowFirstColumn="0" w:lastRowLastColumn="0"/>
+            </w:pPr>
+            <w:r>
+              <w:t>Stringa</w:t>
+            </w:r>
+          </w:p>
+        </w:tc>
+        <w:tc>
+          <w:tcPr>
+            <w:tcW w:w="2835" w:type="dxa"/>
+          </w:tcPr>
+          <w:p>
+            <w:pPr>
+              <w:tabs>
+                <w:tab w:val="left" w:pos="8580"/>
+              </w:tabs>
+              <w:spacing w:after="100"/>
+              <w:cnfStyle w:val="000000000000" w:firstRow="0" w:lastRow="0" w:firstColumn="0" w:lastColumn="0" w:oddVBand="0" w:evenVBand="0" w:oddHBand="0" w:evenHBand="0" w:firstRowFirstColumn="0" w:firstRowLastColumn="0" w:lastRowFirstColumn="0" w:lastRowLastColumn="0"/>
+            </w:pPr>
+            <w:r>
+              <w:t>Minimo 2 caratteri, massimo 50</w:t>
+            </w:r>
+          </w:p>
+        </w:tc>
+        <w:tc>
+          <w:tcPr>
+            <w:tcW w:w="2959" w:type="dxa"/>
+          </w:tcPr>
+          <w:p>
+            <w:pPr>
+              <w:tabs>
+                <w:tab w:val="left" w:pos="8580"/>
+              </w:tabs>
+              <w:spacing w:after="100"/>
+              <w:cnfStyle w:val="000000000000" w:firstRow="0" w:lastRow="0" w:firstColumn="0" w:lastColumn="0" w:oddVBand="0" w:evenVBand="0" w:oddHBand="0" w:evenHBand="0" w:firstRowFirstColumn="0" w:firstRowLastColumn="0" w:lastRowFirstColumn="0" w:lastRowLastColumn="0"/>
+            </w:pPr>
+            <w:r>
+              <w:t>“Inserisci un nome valido (almeno 2 caratteri)”</w:t>
+            </w:r>
+          </w:p>
+        </w:tc>
+      </w:tr>
+      <w:tr>
+        <w:trPr>
+          <w:trHeight w:val="404"/>
+        </w:trPr>
+        <w:tc>
+          <w:tcPr>
+            <w:cnfStyle w:val="001000000000" w:firstRow="0" w:lastRow="0" w:firstColumn="1" w:lastColumn="0" w:oddVBand="0" w:evenVBand="0" w:oddHBand="0" w:evenHBand="0" w:firstRowFirstColumn="0" w:firstRowLastColumn="0" w:lastRowFirstColumn="0" w:lastRowLastColumn="0"/>
+            <w:tcW w:w="2547" w:type="dxa"/>
+          </w:tcPr>
+          <w:p>
+            <w:pPr>
+              <w:tabs>
+                <w:tab w:val="left" w:pos="8580"/>
+              </w:tabs>
+              <w:spacing w:after="100"/>
+              <w:rPr>
+                <w:b w:val="0"/>
+                <w:bCs w:val="0"/>
+              </w:rPr>
+            </w:pPr>
+            <w:r>
+              <w:rPr>
+                <w:b w:val="0"/>
+                <w:bCs w:val="0"/>
+              </w:rPr>
+              <w:t>Cognome</w:t>
+            </w:r>
+          </w:p>
+        </w:tc>
+        <w:tc>
+          <w:tcPr>
+            <w:tcW w:w="1276" w:type="dxa"/>
+          </w:tcPr>
+          <w:p>
+            <w:pPr>
+              <w:tabs>
+                <w:tab w:val="left" w:pos="8580"/>
+              </w:tabs>
+              <w:spacing w:after="100"/>
+              <w:cnfStyle w:val="000000000000" w:firstRow="0" w:lastRow="0" w:firstColumn="0" w:lastColumn="0" w:oddVBand="0" w:evenVBand="0" w:oddHBand="0" w:evenHBand="0" w:firstRowFirstColumn="0" w:firstRowLastColumn="0" w:lastRowFirstColumn="0" w:lastRowLastColumn="0"/>
+            </w:pPr>
+            <w:r>
+              <w:t>Stringa</w:t>
+            </w:r>
+          </w:p>
+        </w:tc>
+        <w:tc>
+          <w:tcPr>
+            <w:tcW w:w="2835" w:type="dxa"/>
+          </w:tcPr>
+          <w:p>
+            <w:pPr>
+              <w:tabs>
+                <w:tab w:val="left" w:pos="8580"/>
+              </w:tabs>
+              <w:spacing w:after="100"/>
+              <w:cnfStyle w:val="000000000000" w:firstRow="0" w:lastRow="0" w:firstColumn="0" w:lastColumn="0" w:oddVBand="0" w:evenVBand="0" w:oddHBand="0" w:evenHBand="0" w:firstRowFirstColumn="0" w:firstRowLastColumn="0" w:lastRowFirstColumn="0" w:lastRowLastColumn="0"/>
+            </w:pPr>
+            <w:r>
+              <w:t>Minimo 2 caratteri, massimo 50</w:t>
+            </w:r>
+          </w:p>
+        </w:tc>
+        <w:tc>
+          <w:tcPr>
+            <w:tcW w:w="2959" w:type="dxa"/>
+          </w:tcPr>
+          <w:p>
+            <w:pPr>
+              <w:tabs>
+                <w:tab w:val="left" w:pos="8580"/>
+              </w:tabs>
+              <w:spacing w:after="100"/>
+              <w:cnfStyle w:val="000000000000" w:firstRow="0" w:lastRow="0" w:firstColumn="0" w:lastColumn="0" w:oddVBand="0" w:evenVBand="0" w:oddHBand="0" w:evenHBand="0" w:firstRowFirstColumn="0" w:firstRowLastColumn="0" w:lastRowFirstColumn="0" w:lastRowLastColumn="0"/>
+            </w:pPr>
+            <w:r>
+              <w:t>“Inserisci un cognome valido (almeno 2 caratteri)”</w:t>
+            </w:r>
+          </w:p>
+        </w:tc>
+      </w:tr>
+      <w:tr>
+        <w:trPr>
+          <w:trHeight w:val="404"/>
+        </w:trPr>
+        <w:tc>
+          <w:tcPr>
+            <w:cnfStyle w:val="001000000000" w:firstRow="0" w:lastRow="0" w:firstColumn="1" w:lastColumn="0" w:oddVBand="0" w:evenVBand="0" w:oddHBand="0" w:evenHBand="0" w:firstRowFirstColumn="0" w:firstRowLastColumn="0" w:lastRowFirstColumn="0" w:lastRowLastColumn="0"/>
+            <w:tcW w:w="2547" w:type="dxa"/>
+          </w:tcPr>
+          <w:p>
+            <w:pPr>
+              <w:tabs>
+                <w:tab w:val="left" w:pos="8580"/>
+              </w:tabs>
+              <w:spacing w:after="100"/>
+            </w:pPr>
+            <w:r>
+              <w:rPr>
+                <w:b w:val="0"/>
+                <w:bCs w:val="0"/>
+              </w:rPr>
+              <w:t>Password</w:t>
+            </w:r>
+            <w:r>
+              <w:rPr>
+                <w:b w:val="0"/>
+                <w:bCs w:val="0"/>
+              </w:rPr>
+              <w:t xml:space="preserve"> </w:t>
+            </w:r>
+          </w:p>
+          <w:p>
+            <w:pPr>
+              <w:tabs>
+                <w:tab w:val="left" w:pos="8580"/>
+              </w:tabs>
+              <w:spacing w:after="100"/>
+              <w:rPr>
+                <w:b w:val="0"/>
+                <w:bCs w:val="0"/>
+              </w:rPr>
+            </w:pPr>
+            <w:r>
+              <w:rPr>
+                <w:b w:val="0"/>
+                <w:bCs w:val="0"/>
+              </w:rPr>
+              <w:t>Conferma Password</w:t>
+            </w:r>
+          </w:p>
+        </w:tc>
+        <w:tc>
+          <w:tcPr>
+            <w:tcW w:w="1276" w:type="dxa"/>
+          </w:tcPr>
+          <w:p>
+            <w:pPr>
+              <w:tabs>
+                <w:tab w:val="left" w:pos="8580"/>
+              </w:tabs>
+              <w:spacing w:after="100"/>
+              <w:cnfStyle w:val="000000000000" w:firstRow="0" w:lastRow="0" w:firstColumn="0" w:lastColumn="0" w:oddVBand="0" w:evenVBand="0" w:oddHBand="0" w:evenHBand="0" w:firstRowFirstColumn="0" w:firstRowLastColumn="0" w:lastRowFirstColumn="0" w:lastRowLastColumn="0"/>
+            </w:pPr>
+            <w:r>
+              <w:t>Stringa</w:t>
+            </w:r>
+          </w:p>
+        </w:tc>
+        <w:tc>
+          <w:tcPr>
+            <w:tcW w:w="2835" w:type="dxa"/>
+          </w:tcPr>
+          <w:p>
+            <w:pPr>
+              <w:tabs>
+                <w:tab w:val="left" w:pos="8580"/>
+              </w:tabs>
+              <w:spacing w:after="100"/>
+              <w:cnfStyle w:val="000000000000" w:firstRow="0" w:lastRow="0" w:firstColumn="0" w:lastColumn="0" w:oddVBand="0" w:evenVBand="0" w:oddHBand="0" w:evenHBand="0" w:firstRowFirstColumn="0" w:firstRowLastColumn="0" w:lastRowFirstColumn="0" w:lastRowLastColumn="0"/>
+            </w:pPr>
+            <w:r>
+              <w:t>Minimo 8 caratteri, 1 minuscolo e 1 maiuscolo, 1 numero, 1 carattere speciale e nessuno spazio</w:t>
+            </w:r>
+          </w:p>
+        </w:tc>
+        <w:tc>
+          <w:tcPr>
+            <w:tcW w:w="2959" w:type="dxa"/>
+          </w:tcPr>
+          <w:p>
+            <w:pPr>
+              <w:tabs>
+                <w:tab w:val="left" w:pos="8580"/>
+              </w:tabs>
+              <w:spacing w:after="100"/>
+              <w:cnfStyle w:val="000000000000" w:firstRow="0" w:lastRow="0" w:firstColumn="0" w:lastColumn="0" w:oddVBand="0" w:evenVBand="0" w:oddHBand="0" w:evenHBand="0" w:firstRowFirstColumn="0" w:firstRowLastColumn="0" w:lastRowFirstColumn="0" w:lastRowLastColumn="0"/>
+            </w:pPr>
+            <w:r>
+              <w:t>“La password deve contenere almeno 8 caratteri, 1 maiuscolo, 1 minuscolo, 1 carattere speciale e nessuno spazio”</w:t>
+            </w:r>
+          </w:p>
+        </w:tc>
+      </w:tr>
+      <w:tr>
+        <w:trPr>
+          <w:trHeight w:val="394"/>
+        </w:trPr>
+        <w:tc>
+          <w:tcPr>
+            <w:cnfStyle w:val="001000000000" w:firstRow="0" w:lastRow="0" w:firstColumn="1" w:lastColumn="0" w:oddVBand="0" w:evenVBand="0" w:oddHBand="0" w:evenHBand="0" w:firstRowFirstColumn="0" w:firstRowLastColumn="0" w:lastRowFirstColumn="0" w:lastRowLastColumn="0"/>
+            <w:tcW w:w="2547" w:type="dxa"/>
+          </w:tcPr>
+          <w:p>
+            <w:pPr>
+              <w:tabs>
+                <w:tab w:val="left" w:pos="8580"/>
+              </w:tabs>
+              <w:spacing w:after="100"/>
+              <w:rPr>
+                <w:b w:val="0"/>
+                <w:bCs w:val="0"/>
+              </w:rPr>
+            </w:pPr>
+            <w:r>
+              <w:rPr>
+                <w:b w:val="0"/>
+                <w:bCs w:val="0"/>
+              </w:rPr>
+              <w:t>Numero di Telefono</w:t>
+            </w:r>
+          </w:p>
+        </w:tc>
+        <w:tc>
+          <w:tcPr>
+            <w:tcW w:w="1276" w:type="dxa"/>
+          </w:tcPr>
+          <w:p>
+            <w:pPr>
+              <w:tabs>
+                <w:tab w:val="left" w:pos="8580"/>
+              </w:tabs>
+              <w:spacing w:after="100"/>
+              <w:cnfStyle w:val="000000000000" w:firstRow="0" w:lastRow="0" w:firstColumn="0" w:lastColumn="0" w:oddVBand="0" w:evenVBand="0" w:oddHBand="0" w:evenHBand="0" w:firstRowFirstColumn="0" w:firstRowLastColumn="0" w:lastRowFirstColumn="0" w:lastRowLastColumn="0"/>
+            </w:pPr>
+            <w:r>
+              <w:t>Stringa</w:t>
+            </w:r>
+          </w:p>
+        </w:tc>
+        <w:tc>
+          <w:tcPr>
+            <w:tcW w:w="2835" w:type="dxa"/>
+          </w:tcPr>
+          <w:p>
+            <w:pPr>
+              <w:tabs>
+                <w:tab w:val="left" w:pos="8580"/>
+              </w:tabs>
+              <w:spacing w:after="100"/>
+              <w:cnfStyle w:val="000000000000" w:firstRow="0" w:lastRow="0" w:firstColumn="0" w:lastColumn="0" w:oddVBand="0" w:evenVBand="0" w:oddHBand="0" w:evenHBand="0" w:firstRowFirstColumn="0" w:firstRowLastColumn="0" w:lastRowFirstColumn="0" w:lastRowLastColumn="0"/>
+            </w:pPr>
+            <w:r>
+              <w:t>10 cifre (o 13 con il prefisso del paese)</w:t>
+            </w:r>
+          </w:p>
+        </w:tc>
+        <w:tc>
+          <w:tcPr>
+            <w:tcW w:w="2959" w:type="dxa"/>
+          </w:tcPr>
+          <w:p>
+            <w:pPr>
+              <w:tabs>
+                <w:tab w:val="left" w:pos="8580"/>
+              </w:tabs>
+              <w:spacing w:after="100"/>
+              <w:cnfStyle w:val="000000000000" w:firstRow="0" w:lastRow="0" w:firstColumn="0" w:lastColumn="0" w:oddVBand="0" w:evenVBand="0" w:oddHBand="0" w:evenHBand="0" w:firstRowFirstColumn="0" w:firstRowLastColumn="0" w:lastRowFirstColumn="0" w:lastRowLastColumn="0"/>
+            </w:pPr>
+            <w:r>
+              <w:t>“Inserisci un numero di cellulare valido (es. +39 123 456 6789 o 089 678 9982)</w:t>
+            </w:r>
+          </w:p>
+        </w:tc>
+      </w:tr>
+      <w:tr>
+        <w:trPr>
+          <w:trHeight w:val="394"/>
+        </w:trPr>
+        <w:tc>
+          <w:tcPr>
+            <w:cnfStyle w:val="001000000000" w:firstRow="0" w:lastRow="0" w:firstColumn="1" w:lastColumn="0" w:oddVBand="0" w:evenVBand="0" w:oddHBand="0" w:evenHBand="0" w:firstRowFirstColumn="0" w:firstRowLastColumn="0" w:lastRowFirstColumn="0" w:lastRowLastColumn="0"/>
+            <w:tcW w:w="2547" w:type="dxa"/>
+          </w:tcPr>
+          <w:p>
+            <w:pPr>
+              <w:tabs>
+                <w:tab w:val="left" w:pos="8580"/>
+              </w:tabs>
+              <w:spacing w:after="100"/>
+              <w:rPr>
+                <w:b w:val="0"/>
+                <w:bCs w:val="0"/>
+              </w:rPr>
+            </w:pPr>
+            <w:r>
+              <w:rPr>
+                <w:b w:val="0"/>
+                <w:bCs w:val="0"/>
+              </w:rPr>
+              <w:t>Data di nascita</w:t>
+            </w:r>
+          </w:p>
+        </w:tc>
+        <w:tc>
+          <w:tcPr>
+            <w:tcW w:w="1276" w:type="dxa"/>
+          </w:tcPr>
+          <w:p>
+            <w:pPr>
+              <w:tabs>
+                <w:tab w:val="left" w:pos="8580"/>
+              </w:tabs>
+              <w:spacing w:after="100"/>
+              <w:cnfStyle w:val="000000000000" w:firstRow="0" w:lastRow="0" w:firstColumn="0" w:lastColumn="0" w:oddVBand="0" w:evenVBand="0" w:oddHBand="0" w:evenHBand="0" w:firstRowFirstColumn="0" w:firstRowLastColumn="0" w:lastRowFirstColumn="0" w:lastRowLastColumn="0"/>
+            </w:pPr>
+            <w:r>
+              <w:t>Date</w:t>
+            </w:r>
+          </w:p>
+        </w:tc>
+        <w:tc>
+          <w:tcPr>
+            <w:tcW w:w="2835" w:type="dxa"/>
+          </w:tcPr>
+          <w:p>
+            <w:pPr>
+              <w:tabs>
+                <w:tab w:val="left" w:pos="8580"/>
+              </w:tabs>
+              <w:spacing w:after="100"/>
+              <w:cnfStyle w:val="000000000000" w:firstRow="0" w:lastRow="0" w:firstColumn="0" w:lastColumn="0" w:oddVBand="0" w:evenVBand="0" w:oddHBand="0" w:evenHBand="0" w:firstRowFirstColumn="0" w:firstRowLastColumn="0" w:lastRowFirstColumn="0" w:lastRowLastColumn="0"/>
+            </w:pPr>
+            <w:r>
+              <w:t>Formato GG/MM/AAAA</w:t>
+            </w:r>
+          </w:p>
+        </w:tc>
+        <w:tc>
+          <w:tcPr>
+            <w:tcW w:w="2959" w:type="dxa"/>
+          </w:tcPr>
+          <w:p>
+            <w:pPr>
+              <w:tabs>
+                <w:tab w:val="left" w:pos="8580"/>
+              </w:tabs>
+              <w:spacing w:after="100"/>
+              <w:cnfStyle w:val="000000000000" w:firstRow="0" w:lastRow="0" w:firstColumn="0" w:lastColumn="0" w:oddVBand="0" w:evenVBand="0" w:oddHBand="0" w:evenHBand="0" w:firstRowFirstColumn="0" w:firstRowLastColumn="0" w:lastRowFirstColumn="0" w:lastRowLastColumn="0"/>
+            </w:pPr>
+            <w:r>
+              <w:t>“Inserisci una data di nascita valida”</w:t>
+            </w:r>
+          </w:p>
+        </w:tc>
+      </w:tr>
+      <w:tr>
+        <w:trPr>
+          <w:trHeight w:val="394"/>
+        </w:trPr>
+        <w:tc>
+          <w:tcPr>
+            <w:cnfStyle w:val="001000000000" w:firstRow="0" w:lastRow="0" w:firstColumn="1" w:lastColumn="0" w:oddVBand="0" w:evenVBand="0" w:oddHBand="0" w:evenHBand="0" w:firstRowFirstColumn="0" w:firstRowLastColumn="0" w:lastRowFirstColumn="0" w:lastRowLastColumn="0"/>
+            <w:tcW w:w="2547" w:type="dxa"/>
+          </w:tcPr>
+          <w:p>
+            <w:pPr>
+              <w:tabs>
+                <w:tab w:val="left" w:pos="8580"/>
+              </w:tabs>
+              <w:spacing w:after="100"/>
+              <w:rPr>
+                <w:b w:val="0"/>
+                <w:bCs w:val="0"/>
+              </w:rPr>
+            </w:pPr>
+            <w:r>
+              <w:rPr>
+                <w:b w:val="0"/>
+                <w:bCs w:val="0"/>
+              </w:rPr>
+              <w:t xml:space="preserve">Via </w:t>
+            </w:r>
+          </w:p>
+        </w:tc>
+        <w:tc>
+          <w:tcPr>
+            <w:tcW w:w="1276" w:type="dxa"/>
+          </w:tcPr>
+          <w:p>
+            <w:pPr>
+              <w:tabs>
+                <w:tab w:val="left" w:pos="8580"/>
+              </w:tabs>
+              <w:spacing w:after="100"/>
+              <w:cnfStyle w:val="000000000000" w:firstRow="0" w:lastRow="0" w:firstColumn="0" w:lastColumn="0" w:oddVBand="0" w:evenVBand="0" w:oddHBand="0" w:evenHBand="0" w:firstRowFirstColumn="0" w:firstRowLastColumn="0" w:lastRowFirstColumn="0" w:lastRowLastColumn="0"/>
+            </w:pPr>
+            <w:r>
+              <w:t>Stringa</w:t>
+            </w:r>
+          </w:p>
+        </w:tc>
+        <w:tc>
+          <w:tcPr>
+            <w:tcW w:w="2835" w:type="dxa"/>
+          </w:tcPr>
+          <w:p>
+            <w:pPr>
+              <w:tabs>
+                <w:tab w:val="left" w:pos="8580"/>
+              </w:tabs>
+              <w:spacing w:after="100"/>
+              <w:cnfStyle w:val="000000000000" w:firstRow="0" w:lastRow="0" w:firstColumn="0" w:lastColumn="0" w:oddVBand="0" w:evenVBand="0" w:oddHBand="0" w:evenHBand="0" w:firstRowFirstColumn="0" w:firstRowLastColumn="0" w:lastRowFirstColumn="0" w:lastRowLastColumn="0"/>
+            </w:pPr>
+            <w:r>
+              <w:t>Minimo 4 caratteri</w:t>
+            </w:r>
+          </w:p>
+        </w:tc>
+        <w:tc>
+          <w:tcPr>
+            <w:tcW w:w="2959" w:type="dxa"/>
+          </w:tcPr>
+          <w:p>
+            <w:pPr>
+              <w:tabs>
+                <w:tab w:val="left" w:pos="8580"/>
+              </w:tabs>
+              <w:spacing w:after="100"/>
+              <w:cnfStyle w:val="000000000000" w:firstRow="0" w:lastRow="0" w:firstColumn="0" w:lastColumn="0" w:oddVBand="0" w:evenVBand="0" w:oddHBand="0" w:evenHBand="0" w:firstRowFirstColumn="0" w:firstRowLastColumn="0" w:lastRowFirstColumn="0" w:lastRowLastColumn="0"/>
+            </w:pPr>
+            <w:r>
+              <w:t>“Inserisci una via valida (almeno 4 caratteri)”</w:t>
+            </w:r>
+          </w:p>
+        </w:tc>
+      </w:tr>
+      <w:tr>
+        <w:trPr>
+          <w:trHeight w:val="394"/>
+        </w:trPr>
+        <w:tc>
+          <w:tcPr>
+            <w:cnfStyle w:val="001000000000" w:firstRow="0" w:lastRow="0" w:firstColumn="1" w:lastColumn="0" w:oddVBand="0" w:evenVBand="0" w:oddHBand="0" w:evenHBand="0" w:firstRowFirstColumn="0" w:firstRowLastColumn="0" w:lastRowFirstColumn="0" w:lastRowLastColumn="0"/>
+            <w:tcW w:w="2547" w:type="dxa"/>
+          </w:tcPr>
+          <w:p>
+            <w:pPr>
+              <w:tabs>
+                <w:tab w:val="left" w:pos="8580"/>
+              </w:tabs>
+              <w:spacing w:after="100"/>
+              <w:rPr>
+                <w:b w:val="0"/>
+                <w:bCs w:val="0"/>
+              </w:rPr>
+            </w:pPr>
+            <w:r>
+              <w:rPr>
+                <w:b w:val="0"/>
+                <w:bCs w:val="0"/>
+              </w:rPr>
+              <w:t>Civico</w:t>
+            </w:r>
+          </w:p>
+        </w:tc>
+        <w:tc>
+          <w:tcPr>
+            <w:tcW w:w="1276" w:type="dxa"/>
+          </w:tcPr>
+          <w:p>
+            <w:pPr>
+              <w:tabs>
+                <w:tab w:val="left" w:pos="8580"/>
+              </w:tabs>
+              <w:spacing w:after="100"/>
+              <w:cnfStyle w:val="000000000000" w:firstRow="0" w:lastRow="0" w:firstColumn="0" w:lastColumn="0" w:oddVBand="0" w:evenVBand="0" w:oddHBand="0" w:evenHBand="0" w:firstRowFirstColumn="0" w:firstRowLastColumn="0" w:lastRowFirstColumn="0" w:lastRowLastColumn="0"/>
+            </w:pPr>
+            <w:r>
+              <w:t>Stringa</w:t>
+            </w:r>
+          </w:p>
+        </w:tc>
+        <w:tc>
+          <w:tcPr>
+            <w:tcW w:w="2835" w:type="dxa"/>
+          </w:tcPr>
+          <w:p>
+            <w:pPr>
+              <w:tabs>
+                <w:tab w:val="left" w:pos="8580"/>
+              </w:tabs>
+              <w:spacing w:after="100"/>
+              <w:cnfStyle w:val="000000000000" w:firstRow="0" w:lastRow="0" w:firstColumn="0" w:lastColumn="0" w:oddVBand="0" w:evenVBand="0" w:oddHBand="0" w:evenHBand="0" w:firstRowFirstColumn="0" w:firstRowLastColumn="0" w:lastRowFirstColumn="0" w:lastRowLastColumn="0"/>
+            </w:pPr>
+            <w:r>
+              <w:t>Minimo 1 carattere, permessi sia numeri sia lettere</w:t>
+            </w:r>
+          </w:p>
+        </w:tc>
+        <w:tc>
+          <w:tcPr>
+            <w:tcW w:w="2959" w:type="dxa"/>
+          </w:tcPr>
+          <w:p>
+            <w:pPr>
+              <w:tabs>
+                <w:tab w:val="left" w:pos="8580"/>
+              </w:tabs>
+              <w:spacing w:after="100"/>
+              <w:cnfStyle w:val="000000000000" w:firstRow="0" w:lastRow="0" w:firstColumn="0" w:lastColumn="0" w:oddVBand="0" w:evenVBand="0" w:oddHBand="0" w:evenHBand="0" w:firstRowFirstColumn="0" w:firstRowLastColumn="0" w:lastRowFirstColumn="0" w:lastRowLastColumn="0"/>
+            </w:pPr>
+            <w:r>
+              <w:t>“Numero civico non valido (es. 27, 5B, 7 A)</w:t>
+            </w:r>
+          </w:p>
+        </w:tc>
+      </w:tr>
+      <w:tr>
+        <w:trPr>
+          <w:trHeight w:val="394"/>
+        </w:trPr>
+        <w:tc>
+          <w:tcPr>
+            <w:cnfStyle w:val="001000000000" w:firstRow="0" w:lastRow="0" w:firstColumn="1" w:lastColumn="0" w:oddVBand="0" w:evenVBand="0" w:oddHBand="0" w:evenHBand="0" w:firstRowFirstColumn="0" w:firstRowLastColumn="0" w:lastRowFirstColumn="0" w:lastRowLastColumn="0"/>
+            <w:tcW w:w="2547" w:type="dxa"/>
+          </w:tcPr>
+          <w:p>
+            <w:pPr>
+              <w:tabs>
+                <w:tab w:val="left" w:pos="8580"/>
+              </w:tabs>
+              <w:spacing w:after="100"/>
+              <w:rPr>
+                <w:b w:val="0"/>
+                <w:bCs w:val="0"/>
+              </w:rPr>
+            </w:pPr>
+            <w:r>
+              <w:rPr>
+                <w:b w:val="0"/>
+                <w:bCs w:val="0"/>
+              </w:rPr>
+              <w:t>Città</w:t>
+            </w:r>
+          </w:p>
+        </w:tc>
+        <w:tc>
+          <w:tcPr>
+            <w:tcW w:w="1276" w:type="dxa"/>
+          </w:tcPr>
+          <w:p>
+            <w:pPr>
+              <w:tabs>
+                <w:tab w:val="left" w:pos="8580"/>
+              </w:tabs>
+              <w:spacing w:after="100"/>
+              <w:cnfStyle w:val="000000000000" w:firstRow="0" w:lastRow="0" w:firstColumn="0" w:lastColumn="0" w:oddVBand="0" w:evenVBand="0" w:oddHBand="0" w:evenHBand="0" w:firstRowFirstColumn="0" w:firstRowLastColumn="0" w:lastRowFirstColumn="0" w:lastRowLastColumn="0"/>
+            </w:pPr>
+            <w:r>
+              <w:t>Stringa</w:t>
+            </w:r>
+          </w:p>
+        </w:tc>
+        <w:tc>
+          <w:tcPr>
+            <w:tcW w:w="2835" w:type="dxa"/>
+          </w:tcPr>
+          <w:p>
+            <w:pPr>
+              <w:tabs>
+                <w:tab w:val="left" w:pos="8580"/>
+              </w:tabs>
+              <w:spacing w:after="100"/>
+              <w:cnfStyle w:val="000000000000" w:firstRow="0" w:lastRow="0" w:firstColumn="0" w:lastColumn="0" w:oddVBand="0" w:evenVBand="0" w:oddHBand="0" w:evenHBand="0" w:firstRowFirstColumn="0" w:firstRowLastColumn="0" w:lastRowFirstColumn="0" w:lastRowLastColumn="0"/>
+            </w:pPr>
+            <w:r>
+              <w:t>Minimo 2 caratteri, massimo 50</w:t>
+            </w:r>
+          </w:p>
+        </w:tc>
+        <w:tc>
+          <w:tcPr>
+            <w:tcW w:w="2959" w:type="dxa"/>
+          </w:tcPr>
+          <w:p>
+            <w:pPr>
+              <w:tabs>
+                <w:tab w:val="left" w:pos="8580"/>
+              </w:tabs>
+              <w:spacing w:after="100"/>
+              <w:cnfStyle w:val="000000000000" w:firstRow="0" w:lastRow="0" w:firstColumn="0" w:lastColumn="0" w:oddVBand="0" w:evenVBand="0" w:oddHBand="0" w:evenHBand="0" w:firstRowFirstColumn="0" w:firstRowLastColumn="0" w:lastRowFirstColumn="0" w:lastRowLastColumn="0"/>
+            </w:pPr>
+            <w:r>
+              <w:t>“Inserisci una città valida”</w:t>
+            </w:r>
+          </w:p>
+        </w:tc>
+      </w:tr>
+      <w:tr>
+        <w:trPr>
+          <w:trHeight w:val="394"/>
+        </w:trPr>
+        <w:tc>
+          <w:tcPr>
+            <w:cnfStyle w:val="001000000000" w:firstRow="0" w:lastRow="0" w:firstColumn="1" w:lastColumn="0" w:oddVBand="0" w:evenVBand="0" w:oddHBand="0" w:evenHBand="0" w:firstRowFirstColumn="0" w:firstRowLastColumn="0" w:lastRowFirstColumn="0" w:lastRowLastColumn="0"/>
+            <w:tcW w:w="2547" w:type="dxa"/>
+          </w:tcPr>
+          <w:p>
+            <w:pPr>
+              <w:tabs>
+                <w:tab w:val="left" w:pos="8580"/>
+              </w:tabs>
+              <w:spacing w:after="100"/>
+              <w:rPr>
+                <w:b w:val="0"/>
+                <w:bCs w:val="0"/>
+              </w:rPr>
+            </w:pPr>
+            <w:r>
+              <w:rPr>
+                <w:b w:val="0"/>
+                <w:bCs w:val="0"/>
+              </w:rPr>
+              <w:t>CAP</w:t>
+            </w:r>
+          </w:p>
+        </w:tc>
+        <w:tc>
+          <w:tcPr>
+            <w:tcW w:w="1276" w:type="dxa"/>
+          </w:tcPr>
+          <w:p>
+            <w:pPr>
+              <w:tabs>
+                <w:tab w:val="left" w:pos="8580"/>
+              </w:tabs>
+              <w:spacing w:after="100"/>
+              <w:cnfStyle w:val="000000000000" w:firstRow="0" w:lastRow="0" w:firstColumn="0" w:lastColumn="0" w:oddVBand="0" w:evenVBand="0" w:oddHBand="0" w:evenHBand="0" w:firstRowFirstColumn="0" w:firstRowLastColumn="0" w:lastRowFirstColumn="0" w:lastRowLastColumn="0"/>
+            </w:pPr>
+            <w:r>
+              <w:t>Stringa</w:t>
+            </w:r>
+          </w:p>
+        </w:tc>
+        <w:tc>
+          <w:tcPr>
+            <w:tcW w:w="2835" w:type="dxa"/>
+          </w:tcPr>
+          <w:p>
+            <w:pPr>
+              <w:tabs>
+                <w:tab w:val="left" w:pos="8580"/>
+              </w:tabs>
+              <w:spacing w:after="100"/>
+              <w:cnfStyle w:val="000000000000" w:firstRow="0" w:lastRow="0" w:firstColumn="0" w:lastColumn="0" w:oddVBand="0" w:evenVBand="0" w:oddHBand="0" w:evenHBand="0" w:firstRowFirstColumn="0" w:firstRowLastColumn="0" w:lastRowFirstColumn="0" w:lastRowLastColumn="0"/>
+            </w:pPr>
+            <w:r>
+              <w:t>5 cifre (numeri)</w:t>
+            </w:r>
+          </w:p>
+        </w:tc>
+        <w:tc>
+          <w:tcPr>
+            <w:tcW w:w="2959" w:type="dxa"/>
+          </w:tcPr>
+          <w:p>
+            <w:pPr>
+              <w:tabs>
+                <w:tab w:val="left" w:pos="8580"/>
+              </w:tabs>
+              <w:spacing w:after="100"/>
+              <w:cnfStyle w:val="000000000000" w:firstRow="0" w:lastRow="0" w:firstColumn="0" w:lastColumn="0" w:oddVBand="0" w:evenVBand="0" w:oddHBand="0" w:evenHBand="0" w:firstRowFirstColumn="0" w:firstRowLastColumn="0" w:lastRowFirstColumn="0" w:lastRowLastColumn="0"/>
+            </w:pPr>
+            <w:r>
+              <w:t>“Il CAP deve contenere esattamente 5 cifre”</w:t>
+            </w:r>
+          </w:p>
+        </w:tc>
+      </w:tr>
+      <w:tr>
+        <w:trPr>
+          <w:trHeight w:val="394"/>
+        </w:trPr>
+        <w:tc>
+          <w:tcPr>
+            <w:cnfStyle w:val="001000000000" w:firstRow="0" w:lastRow="0" w:firstColumn="1" w:lastColumn="0" w:oddVBand="0" w:evenVBand="0" w:oddHBand="0" w:evenHBand="0" w:firstRowFirstColumn="0" w:firstRowLastColumn="0" w:lastRowFirstColumn="0" w:lastRowLastColumn="0"/>
+            <w:tcW w:w="2547" w:type="dxa"/>
+          </w:tcPr>
+          <w:p>
+            <w:pPr>
+              <w:tabs>
+                <w:tab w:val="left" w:pos="8580"/>
+              </w:tabs>
+              <w:spacing w:after="100"/>
+              <w:rPr>
+                <w:b w:val="0"/>
+                <w:bCs w:val="0"/>
+              </w:rPr>
+            </w:pPr>
+            <w:r>
+              <w:rPr>
+                <w:b w:val="0"/>
+                <w:bCs w:val="0"/>
+              </w:rPr>
+              <w:t>Marca</w:t>
+            </w:r>
+          </w:p>
+        </w:tc>
+        <w:tc>
+          <w:tcPr>
+            <w:tcW w:w="1276" w:type="dxa"/>
+          </w:tcPr>
+          <w:p>
+            <w:pPr>
+              <w:tabs>
+                <w:tab w:val="left" w:pos="8580"/>
+              </w:tabs>
+              <w:spacing w:after="100"/>
+              <w:cnfStyle w:val="000000000000" w:firstRow="0" w:lastRow="0" w:firstColumn="0" w:lastColumn="0" w:oddVBand="0" w:evenVBand="0" w:oddHBand="0" w:evenHBand="0" w:firstRowFirstColumn="0" w:firstRowLastColumn="0" w:lastRowFirstColumn="0" w:lastRowLastColumn="0"/>
+            </w:pPr>
+            <w:r>
+              <w:t>Stringa</w:t>
+            </w:r>
+          </w:p>
+        </w:tc>
+        <w:tc>
+          <w:tcPr>
+            <w:tcW w:w="2835" w:type="dxa"/>
+          </w:tcPr>
+          <w:p>
+            <w:pPr>
+              <w:tabs>
+                <w:tab w:val="left" w:pos="8580"/>
+              </w:tabs>
+              <w:spacing w:after="100"/>
+              <w:cnfStyle w:val="000000000000" w:firstRow="0" w:lastRow="0" w:firstColumn="0" w:lastColumn="0" w:oddVBand="0" w:evenVBand="0" w:oddHBand="0" w:evenHBand="0" w:firstRowFirstColumn="0" w:firstRowLastColumn="0" w:lastRowFirstColumn="0" w:lastRowLastColumn="0"/>
+            </w:pPr>
+            <w:r>
+              <w:t>Minimo 2 caratteri, massimo 50</w:t>
+            </w:r>
+          </w:p>
+        </w:tc>
+        <w:tc>
+          <w:tcPr>
+            <w:tcW w:w="2959" w:type="dxa"/>
+          </w:tcPr>
+          <w:p>
+            <w:pPr>
+              <w:tabs>
+                <w:tab w:val="left" w:pos="8580"/>
+              </w:tabs>
+              <w:spacing w:after="100"/>
+              <w:cnfStyle w:val="000000000000" w:firstRow="0" w:lastRow="0" w:firstColumn="0" w:lastColumn="0" w:oddVBand="0" w:evenVBand="0" w:oddHBand="0" w:evenHBand="0" w:firstRowFirstColumn="0" w:firstRowLastColumn="0" w:lastRowFirstColumn="0" w:lastRowLastColumn="0"/>
+            </w:pPr>
+            <w:r>
+              <w:t>“La marca deve contenere almeno 2 caratteri”</w:t>
+            </w:r>
+          </w:p>
+        </w:tc>
+      </w:tr>
+      <w:tr>
+        <w:trPr>
+          <w:trHeight w:val="394"/>
+        </w:trPr>
+        <w:tc>
+          <w:tcPr>
+            <w:cnfStyle w:val="001000000000" w:firstRow="0" w:lastRow="0" w:firstColumn="1" w:lastColumn="0" w:oddVBand="0" w:evenVBand="0" w:oddHBand="0" w:evenHBand="0" w:firstRowFirstColumn="0" w:firstRowLastColumn="0" w:lastRowFirstColumn="0" w:lastRowLastColumn="0"/>
+            <w:tcW w:w="2547" w:type="dxa"/>
+          </w:tcPr>
+          <w:p>
+            <w:pPr>
+              <w:tabs>
+                <w:tab w:val="left" w:pos="8580"/>
+              </w:tabs>
+              <w:spacing w:after="100"/>
+              <w:rPr>
+                <w:b w:val="0"/>
+                <w:bCs w:val="0"/>
+              </w:rPr>
+            </w:pPr>
+            <w:r>
+              <w:rPr>
+                <w:b w:val="0"/>
+                <w:bCs w:val="0"/>
+              </w:rPr>
+              <w:t>Modello</w:t>
+            </w:r>
+          </w:p>
+        </w:tc>
+        <w:tc>
+          <w:tcPr>
+            <w:tcW w:w="1276" w:type="dxa"/>
+          </w:tcPr>
+          <w:p>
+            <w:pPr>
+              <w:tabs>
+                <w:tab w:val="left" w:pos="8580"/>
+              </w:tabs>
+              <w:spacing w:after="100"/>
+              <w:cnfStyle w:val="000000000000" w:firstRow="0" w:lastRow="0" w:firstColumn="0" w:lastColumn="0" w:oddVBand="0" w:evenVBand="0" w:oddHBand="0" w:evenHBand="0" w:firstRowFirstColumn="0" w:firstRowLastColumn="0" w:lastRowFirstColumn="0" w:lastRowLastColumn="0"/>
+            </w:pPr>
+            <w:r>
+              <w:t>Stringa</w:t>
+            </w:r>
+          </w:p>
+        </w:tc>
+        <w:tc>
+          <w:tcPr>
+            <w:tcW w:w="2835" w:type="dxa"/>
+          </w:tcPr>
+          <w:p>
+            <w:pPr>
+              <w:tabs>
+                <w:tab w:val="left" w:pos="8580"/>
+              </w:tabs>
+              <w:spacing w:after="100"/>
+              <w:cnfStyle w:val="000000000000" w:firstRow="0" w:lastRow="0" w:firstColumn="0" w:lastColumn="0" w:oddVBand="0" w:evenVBand="0" w:oddHBand="0" w:evenHBand="0" w:firstRowFirstColumn="0" w:firstRowLastColumn="0" w:lastRowFirstColumn="0" w:lastRowLastColumn="0"/>
+            </w:pPr>
+            <w:r>
+              <w:t>Minimo 2 caratteri, massimo 50</w:t>
+            </w:r>
+          </w:p>
+        </w:tc>
+        <w:tc>
+          <w:tcPr>
+            <w:tcW w:w="2959" w:type="dxa"/>
+          </w:tcPr>
+          <w:p>
+            <w:pPr>
+              <w:tabs>
+                <w:tab w:val="left" w:pos="8580"/>
+              </w:tabs>
+              <w:spacing w:after="100"/>
+              <w:cnfStyle w:val="000000000000" w:firstRow="0" w:lastRow="0" w:firstColumn="0" w:lastColumn="0" w:oddVBand="0" w:evenVBand="0" w:oddHBand="0" w:evenHBand="0" w:firstRowFirstColumn="0" w:firstRowLastColumn="0" w:lastRowFirstColumn="0" w:lastRowLastColumn="0"/>
+            </w:pPr>
+            <w:r>
+              <w:t>“Il modello deve contenere almeno 2 caratteri”</w:t>
+            </w:r>
+          </w:p>
+        </w:tc>
+      </w:tr>
+      <w:tr>
+        <w:trPr>
+          <w:trHeight w:val="394"/>
+        </w:trPr>
+        <w:tc>
+          <w:tcPr>
+            <w:cnfStyle w:val="001000000000" w:firstRow="0" w:lastRow="0" w:firstColumn="1" w:lastColumn="0" w:oddVBand="0" w:evenVBand="0" w:oddHBand="0" w:evenHBand="0" w:firstRowFirstColumn="0" w:firstRowLastColumn="0" w:lastRowFirstColumn="0" w:lastRowLastColumn="0"/>
+            <w:tcW w:w="2547" w:type="dxa"/>
+          </w:tcPr>
+          <w:p>
+            <w:pPr>
+              <w:tabs>
+                <w:tab w:val="left" w:pos="8580"/>
+              </w:tabs>
+              <w:spacing w:after="100"/>
+              <w:rPr>
+                <w:b w:val="0"/>
+                <w:bCs w:val="0"/>
+              </w:rPr>
+            </w:pPr>
+            <w:r>
+              <w:rPr>
+                <w:b w:val="0"/>
+                <w:bCs w:val="0"/>
+              </w:rPr>
+              <w:t>Prezzo</w:t>
+            </w:r>
+          </w:p>
+        </w:tc>
+        <w:tc>
+          <w:tcPr>
+            <w:tcW w:w="1276" w:type="dxa"/>
+          </w:tcPr>
+          <w:p>
+            <w:pPr>
+              <w:tabs>
+                <w:tab w:val="left" w:pos="8580"/>
+              </w:tabs>
+              <w:spacing w:after="100"/>
+              <w:cnfStyle w:val="000000000000" w:firstRow="0" w:lastRow="0" w:firstColumn="0" w:lastColumn="0" w:oddVBand="0" w:evenVBand="0" w:oddHBand="0" w:evenHBand="0" w:firstRowFirstColumn="0" w:firstRowLastColumn="0" w:lastRowFirstColumn="0" w:lastRowLastColumn="0"/>
+            </w:pPr>
+            <w:r>
+              <w:t>Decimale</w:t>
+            </w:r>
+          </w:p>
+        </w:tc>
+        <w:tc>
+          <w:tcPr>
+            <w:tcW w:w="2835" w:type="dxa"/>
+          </w:tcPr>
+          <w:p>
+            <w:pPr>
+              <w:tabs>
+                <w:tab w:val="left" w:pos="8580"/>
+              </w:tabs>
+              <w:spacing w:after="100"/>
+              <w:cnfStyle w:val="000000000000" w:firstRow="0" w:lastRow="0" w:firstColumn="0" w:lastColumn="0" w:oddVBand="0" w:evenVBand="0" w:oddHBand="0" w:evenHBand="0" w:firstRowFirstColumn="0" w:firstRowLastColumn="0" w:lastRowFirstColumn="0" w:lastRowLastColumn="0"/>
+            </w:pPr>
+            <w:r>
+              <w:t>Maggiore di 0</w:t>
+            </w:r>
+          </w:p>
+        </w:tc>
+        <w:tc>
+          <w:tcPr>
+            <w:tcW w:w="2959" w:type="dxa"/>
+          </w:tcPr>
+          <w:p>
+            <w:pPr>
+              <w:tabs>
+                <w:tab w:val="left" w:pos="8580"/>
+              </w:tabs>
+              <w:spacing w:after="100"/>
+              <w:cnfStyle w:val="000000000000" w:firstRow="0" w:lastRow="0" w:firstColumn="0" w:lastColumn="0" w:oddVBand="0" w:evenVBand="0" w:oddHBand="0" w:evenHBand="0" w:firstRowFirstColumn="0" w:firstRowLastColumn="0" w:lastRowFirstColumn="0" w:lastRowLastColumn="0"/>
+            </w:pPr>
+            <w:r>
+              <w:t>“Inserisci un prezzo valido maggiore di 0”</w:t>
+            </w:r>
+          </w:p>
+        </w:tc>
+      </w:tr>
+      <w:tr>
+        <w:trPr>
+          <w:trHeight w:val="394"/>
+        </w:trPr>
+        <w:tc>
+          <w:tcPr>
+            <w:cnfStyle w:val="001000000000" w:firstRow="0" w:lastRow="0" w:firstColumn="1" w:lastColumn="0" w:oddVBand="0" w:evenVBand="0" w:oddHBand="0" w:evenHBand="0" w:firstRowFirstColumn="0" w:firstRowLastColumn="0" w:lastRowFirstColumn="0" w:lastRowLastColumn="0"/>
+            <w:tcW w:w="2547" w:type="dxa"/>
+          </w:tcPr>
+          <w:p>
+            <w:pPr>
+              <w:tabs>
+                <w:tab w:val="left" w:pos="8580"/>
+              </w:tabs>
+              <w:spacing w:after="100"/>
+              <w:rPr>
+                <w:b w:val="0"/>
+                <w:bCs w:val="0"/>
+              </w:rPr>
+            </w:pPr>
+            <w:r>
+              <w:rPr>
+                <w:b w:val="0"/>
+                <w:bCs w:val="0"/>
+              </w:rPr>
+              <w:t>Materiale</w:t>
+            </w:r>
+          </w:p>
+        </w:tc>
+        <w:tc>
+          <w:tcPr>
+            <w:tcW w:w="1276" w:type="dxa"/>
+          </w:tcPr>
+          <w:p>
+            <w:pPr>
+              <w:tabs>
+                <w:tab w:val="left" w:pos="8580"/>
+              </w:tabs>
+              <w:spacing w:after="100"/>
+              <w:cnfStyle w:val="000000000000" w:firstRow="0" w:lastRow="0" w:firstColumn="0" w:lastColumn="0" w:oddVBand="0" w:evenVBand="0" w:oddHBand="0" w:evenHBand="0" w:firstRowFirstColumn="0" w:firstRowLastColumn="0" w:lastRowFirstColumn="0" w:lastRowLastColumn="0"/>
+            </w:pPr>
+            <w:r>
+              <w:t>Stringa</w:t>
+            </w:r>
+          </w:p>
+        </w:tc>
+        <w:tc>
+          <w:tcPr>
+            <w:tcW w:w="2835" w:type="dxa"/>
+          </w:tcPr>
+          <w:p>
+            <w:pPr>
+              <w:tabs>
+                <w:tab w:val="left" w:pos="8580"/>
+              </w:tabs>
+              <w:spacing w:after="100"/>
+              <w:cnfStyle w:val="000000000000" w:firstRow="0" w:lastRow="0" w:firstColumn="0" w:lastColumn="0" w:oddVBand="0" w:evenVBand="0" w:oddHBand="0" w:evenHBand="0" w:firstRowFirstColumn="0" w:firstRowLastColumn="0" w:lastRowFirstColumn="0" w:lastRowLastColumn="0"/>
+            </w:pPr>
+            <w:r>
+              <w:t>Minimo 2 caratteri, massimo 50</w:t>
+            </w:r>
+          </w:p>
+        </w:tc>
+        <w:tc>
+          <w:tcPr>
+            <w:tcW w:w="2959" w:type="dxa"/>
+          </w:tcPr>
+          <w:p>
+            <w:pPr>
+              <w:tabs>
+                <w:tab w:val="left" w:pos="8580"/>
+              </w:tabs>
+              <w:spacing w:after="100"/>
+              <w:cnfStyle w:val="000000000000" w:firstRow="0" w:lastRow="0" w:firstColumn="0" w:lastColumn="0" w:oddVBand="0" w:evenVBand="0" w:oddHBand="0" w:evenHBand="0" w:firstRowFirstColumn="0" w:firstRowLastColumn="0" w:lastRowFirstColumn="0" w:lastRowLastColumn="0"/>
+            </w:pPr>
+            <w:r>
+              <w:t>“Il materiale</w:t>
+            </w:r>
+            <w:r>
+              <w:t xml:space="preserve"> deve contenere almeno 2 caratteri”</w:t>
+            </w:r>
+          </w:p>
+        </w:tc>
+      </w:tr>
+      <w:tr>
+        <w:trPr>
+          <w:trHeight w:val="394"/>
+        </w:trPr>
+        <w:tc>
+          <w:tcPr>
+            <w:cnfStyle w:val="001000000000" w:firstRow="0" w:lastRow="0" w:firstColumn="1" w:lastColumn="0" w:oddVBand="0" w:evenVBand="0" w:oddHBand="0" w:evenHBand="0" w:firstRowFirstColumn="0" w:firstRowLastColumn="0" w:lastRowFirstColumn="0" w:lastRowLastColumn="0"/>
+            <w:tcW w:w="2547" w:type="dxa"/>
+          </w:tcPr>
+          <w:p>
+            <w:pPr>
+              <w:tabs>
+                <w:tab w:val="left" w:pos="8580"/>
+              </w:tabs>
+              <w:spacing w:after="100"/>
+              <w:rPr>
+                <w:b w:val="0"/>
+                <w:bCs w:val="0"/>
+              </w:rPr>
+            </w:pPr>
+            <w:r>
+              <w:rPr>
+                <w:b w:val="0"/>
+                <w:bCs w:val="0"/>
+              </w:rPr>
+              <w:t>Immagine</w:t>
+            </w:r>
+          </w:p>
+        </w:tc>
+        <w:tc>
+          <w:tcPr>
+            <w:tcW w:w="1276" w:type="dxa"/>
+          </w:tcPr>
+          <w:p>
+            <w:pPr>
+              <w:tabs>
+                <w:tab w:val="left" w:pos="8580"/>
+              </w:tabs>
+              <w:spacing w:after="100"/>
+              <w:cnfStyle w:val="000000000000" w:firstRow="0" w:lastRow="0" w:firstColumn="0" w:lastColumn="0" w:oddVBand="0" w:evenVBand="0" w:oddHBand="0" w:evenHBand="0" w:firstRowFirstColumn="0" w:firstRowLastColumn="0" w:lastRowFirstColumn="0" w:lastRowLastColumn="0"/>
+            </w:pPr>
+            <w:r>
+              <w:t>File</w:t>
+            </w:r>
+          </w:p>
+        </w:tc>
+        <w:tc>
+          <w:tcPr>
+            <w:tcW w:w="2835" w:type="dxa"/>
+          </w:tcPr>
+          <w:p>
+            <w:pPr>
+              <w:tabs>
+                <w:tab w:val="left" w:pos="8580"/>
+              </w:tabs>
+              <w:spacing w:after="100"/>
+              <w:cnfStyle w:val="000000000000" w:firstRow="0" w:lastRow="0" w:firstColumn="0" w:lastColumn="0" w:oddVBand="0" w:evenVBand="0" w:oddHBand="0" w:evenHBand="0" w:firstRowFirstColumn="0" w:firstRowLastColumn="0" w:lastRowFirstColumn="0" w:lastRowLastColumn="0"/>
+            </w:pPr>
+            <w:r>
+              <w:t>Ammessi .jpg, .png, grandezza file massimo 10MB</w:t>
+            </w:r>
+          </w:p>
+        </w:tc>
+        <w:tc>
+          <w:tcPr>
+            <w:tcW w:w="2959" w:type="dxa"/>
+          </w:tcPr>
+          <w:p>
+            <w:pPr>
+              <w:tabs>
+                <w:tab w:val="left" w:pos="8580"/>
+              </w:tabs>
+              <w:spacing w:after="100"/>
+              <w:cnfStyle w:val="000000000000" w:firstRow="0" w:lastRow="0" w:firstColumn="0" w:lastColumn="0" w:oddVBand="0" w:evenVBand="0" w:oddHBand="0" w:evenHBand="0" w:firstRowFirstColumn="0" w:firstRowLastColumn="0" w:lastRowFirstColumn="0" w:lastRowLastColumn="0"/>
+            </w:pPr>
+            <w:r>
+              <w:t>“Formato immagine non supportato o dimensione superiore a 10MB”</w:t>
+            </w:r>
+          </w:p>
+        </w:tc>
+      </w:tr>
+      <w:tr>
+        <w:trPr>
+          <w:trHeight w:val="394"/>
+        </w:trPr>
+        <w:tc>
+          <w:tcPr>
+            <w:cnfStyle w:val="001000000000" w:firstRow="0" w:lastRow="0" w:firstColumn="1" w:lastColumn="0" w:oddVBand="0" w:evenVBand="0" w:oddHBand="0" w:evenHBand="0" w:firstRowFirstColumn="0" w:firstRowLastColumn="0" w:lastRowFirstColumn="0" w:lastRowLastColumn="0"/>
+            <w:tcW w:w="2547" w:type="dxa"/>
+          </w:tcPr>
+          <w:p>
+            <w:pPr>
+              <w:tabs>
+                <w:tab w:val="left" w:pos="8580"/>
+              </w:tabs>
+              <w:spacing w:after="100"/>
+              <w:rPr>
+                <w:b w:val="0"/>
+                <w:bCs w:val="0"/>
+              </w:rPr>
+            </w:pPr>
+            <w:r>
+              <w:rPr>
+                <w:b w:val="0"/>
+                <w:bCs w:val="0"/>
+              </w:rPr>
+              <w:t>Quantità nel magazzino</w:t>
+            </w:r>
+          </w:p>
+        </w:tc>
+        <w:tc>
+          <w:tcPr>
+            <w:tcW w:w="1276" w:type="dxa"/>
+          </w:tcPr>
+          <w:p>
+            <w:pPr>
+              <w:tabs>
+                <w:tab w:val="left" w:pos="8580"/>
+              </w:tabs>
+              <w:spacing w:after="100"/>
+              <w:cnfStyle w:val="000000000000" w:firstRow="0" w:lastRow="0" w:firstColumn="0" w:lastColumn="0" w:oddVBand="0" w:evenVBand="0" w:oddHBand="0" w:evenHBand="0" w:firstRowFirstColumn="0" w:firstRowLastColumn="0" w:lastRowFirstColumn="0" w:lastRowLastColumn="0"/>
+            </w:pPr>
+            <w:r>
+              <w:t>Intero</w:t>
+            </w:r>
+          </w:p>
+        </w:tc>
+        <w:tc>
+          <w:tcPr>
+            <w:tcW w:w="2835" w:type="dxa"/>
+          </w:tcPr>
+          <w:p>
+            <w:pPr>
+              <w:tabs>
+                <w:tab w:val="left" w:pos="8580"/>
+              </w:tabs>
+              <w:spacing w:after="100"/>
+              <w:cnfStyle w:val="000000000000" w:firstRow="0" w:lastRow="0" w:firstColumn="0" w:lastColumn="0" w:oddVBand="0" w:evenVBand="0" w:oddHBand="0" w:evenHBand="0" w:firstRowFirstColumn="0" w:firstRowLastColumn="0" w:lastRowFirstColumn="0" w:lastRowLastColumn="0"/>
+            </w:pPr>
+            <w:r>
+              <w:t>Valore non negativo</w:t>
+            </w:r>
+          </w:p>
+        </w:tc>
+        <w:tc>
+          <w:tcPr>
+            <w:tcW w:w="2959" w:type="dxa"/>
+          </w:tcPr>
+          <w:p>
+            <w:pPr>
+              <w:tabs>
+                <w:tab w:val="left" w:pos="8580"/>
+              </w:tabs>
+              <w:spacing w:after="100"/>
+              <w:cnfStyle w:val="000000000000" w:firstRow="0" w:lastRow="0" w:firstColumn="0" w:lastColumn="0" w:oddVBand="0" w:evenVBand="0" w:oddHBand="0" w:evenHBand="0" w:firstRowFirstColumn="0" w:firstRowLastColumn="0" w:lastRowFirstColumn="0" w:lastRowLastColumn="0"/>
+            </w:pPr>
+            <w:r>
+              <w:t>“Inserisci un valore non negativo”</w:t>
+            </w:r>
+          </w:p>
+        </w:tc>
+      </w:tr>
+      <w:tr>
+        <w:trPr>
+          <w:trHeight w:val="394"/>
+        </w:trPr>
+        <w:tc>
+          <w:tcPr>
+            <w:cnfStyle w:val="001000000000" w:firstRow="0" w:lastRow="0" w:firstColumn="1" w:lastColumn="0" w:oddVBand="0" w:evenVBand="0" w:oddHBand="0" w:evenHBand="0" w:firstRowFirstColumn="0" w:firstRowLastColumn="0" w:lastRowFirstColumn="0" w:lastRowLastColumn="0"/>
+            <w:tcW w:w="2547" w:type="dxa"/>
+          </w:tcPr>
+          <w:p>
+            <w:pPr>
+              <w:tabs>
+                <w:tab w:val="left" w:pos="8580"/>
+              </w:tabs>
+              <w:spacing w:after="100"/>
+              <w:rPr>
+                <w:b w:val="0"/>
+                <w:bCs w:val="0"/>
+              </w:rPr>
+            </w:pPr>
+            <w:r>
+              <w:rPr>
+                <w:b w:val="0"/>
+                <w:bCs w:val="0"/>
+              </w:rPr>
+              <w:t>Quantità per la singola variante di colore</w:t>
+            </w:r>
+          </w:p>
+        </w:tc>
+        <w:tc>
+          <w:tcPr>
+            <w:tcW w:w="1276" w:type="dxa"/>
+          </w:tcPr>
+          <w:p>
+            <w:pPr>
+              <w:tabs>
+                <w:tab w:val="left" w:pos="8580"/>
+              </w:tabs>
+              <w:spacing w:after="100"/>
+              <w:cnfStyle w:val="000000000000" w:firstRow="0" w:lastRow="0" w:firstColumn="0" w:lastColumn="0" w:oddVBand="0" w:evenVBand="0" w:oddHBand="0" w:evenHBand="0" w:firstRowFirstColumn="0" w:firstRowLastColumn="0" w:lastRowFirstColumn="0" w:lastRowLastColumn="0"/>
+            </w:pPr>
+            <w:r>
+              <w:t>Intero</w:t>
+            </w:r>
+          </w:p>
+        </w:tc>
+        <w:tc>
+          <w:tcPr>
+            <w:tcW w:w="2835" w:type="dxa"/>
+          </w:tcPr>
+          <w:p>
+            <w:pPr>
+              <w:tabs>
+                <w:tab w:val="left" w:pos="8580"/>
+              </w:tabs>
+              <w:spacing w:after="100"/>
+              <w:cnfStyle w:val="000000000000" w:firstRow="0" w:lastRow="0" w:firstColumn="0" w:lastColumn="0" w:oddVBand="0" w:evenVBand="0" w:oddHBand="0" w:evenHBand="0" w:firstRowFirstColumn="0" w:firstRowLastColumn="0" w:lastRowFirstColumn="0" w:lastRowLastColumn="0"/>
+            </w:pPr>
+            <w:r>
+              <w:t>Valore non negativo, minore o uguale alla quantità presente nel magazzino</w:t>
+            </w:r>
+          </w:p>
+        </w:tc>
+        <w:tc>
+          <w:tcPr>
+            <w:tcW w:w="2959" w:type="dxa"/>
+          </w:tcPr>
+          <w:p>
+            <w:pPr>
+              <w:tabs>
+                <w:tab w:val="left" w:pos="8580"/>
+              </w:tabs>
+              <w:spacing w:after="100"/>
+              <w:cnfStyle w:val="000000000000" w:firstRow="0" w:lastRow="0" w:firstColumn="0" w:lastColumn="0" w:oddVBand="0" w:evenVBand="0" w:oddHBand="0" w:evenHBand="0" w:firstRowFirstColumn="0" w:firstRowLastColumn="0" w:lastRowFirstColumn="0" w:lastRowLastColumn="0"/>
+            </w:pPr>
+            <w:r>
+              <w:t>“Inserisci un valore non negativo e compatibile con la quantità in magazzino del modello”</w:t>
+            </w:r>
+          </w:p>
+        </w:tc>
+      </w:tr>
+      <w:tr>
+        <w:trPr>
+          <w:trHeight w:val="394"/>
+        </w:trPr>
+        <w:tc>
+          <w:tcPr>
+            <w:cnfStyle w:val="001000000000" w:firstRow="0" w:lastRow="0" w:firstColumn="1" w:lastColumn="0" w:oddVBand="0" w:evenVBand="0" w:oddHBand="0" w:evenHBand="0" w:firstRowFirstColumn="0" w:firstRowLastColumn="0" w:lastRowFirstColumn="0" w:lastRowLastColumn="0"/>
+            <w:tcW w:w="2547" w:type="dxa"/>
+          </w:tcPr>
+          <w:p>
+            <w:pPr>
+              <w:tabs>
+                <w:tab w:val="left" w:pos="8580"/>
+              </w:tabs>
+              <w:spacing w:after="100"/>
+              <w:rPr>
+                <w:b w:val="0"/>
+                <w:bCs w:val="0"/>
+              </w:rPr>
+            </w:pPr>
+            <w:r>
+              <w:rPr>
+                <w:b w:val="0"/>
+                <w:bCs w:val="0"/>
+              </w:rPr>
+              <w:lastRenderedPageBreak/>
+              <w:t>Numero della carta</w:t>
+            </w:r>
+          </w:p>
+        </w:tc>
+        <w:tc>
+          <w:tcPr>
+            <w:tcW w:w="1276" w:type="dxa"/>
+          </w:tcPr>
+          <w:p>
+            <w:pPr>
+              <w:tabs>
+                <w:tab w:val="left" w:pos="8580"/>
+              </w:tabs>
+              <w:spacing w:after="100"/>
+              <w:cnfStyle w:val="000000000000" w:firstRow="0" w:lastRow="0" w:firstColumn="0" w:lastColumn="0" w:oddVBand="0" w:evenVBand="0" w:oddHBand="0" w:evenHBand="0" w:firstRowFirstColumn="0" w:firstRowLastColumn="0" w:lastRowFirstColumn="0" w:lastRowLastColumn="0"/>
+            </w:pPr>
+            <w:r>
+              <w:t>Stringa</w:t>
+            </w:r>
+          </w:p>
+        </w:tc>
+        <w:tc>
+          <w:tcPr>
+            <w:tcW w:w="2835" w:type="dxa"/>
+          </w:tcPr>
+          <w:p>
+            <w:pPr>
+              <w:tabs>
+                <w:tab w:val="left" w:pos="8580"/>
+              </w:tabs>
+              <w:spacing w:after="100"/>
+              <w:cnfStyle w:val="000000000000" w:firstRow="0" w:lastRow="0" w:firstColumn="0" w:lastColumn="0" w:oddVBand="0" w:evenVBand="0" w:oddHBand="0" w:evenHBand="0" w:firstRowFirstColumn="0" w:firstRowLastColumn="0" w:lastRowFirstColumn="0" w:lastRowLastColumn="0"/>
+            </w:pPr>
+            <w:r>
+              <w:t>16 cifre (numeri)</w:t>
+            </w:r>
+          </w:p>
+        </w:tc>
+        <w:tc>
+          <w:tcPr>
+            <w:tcW w:w="2959" w:type="dxa"/>
+          </w:tcPr>
+          <w:p>
+            <w:pPr>
+              <w:tabs>
+                <w:tab w:val="left" w:pos="8580"/>
+              </w:tabs>
+              <w:spacing w:after="100"/>
+              <w:cnfStyle w:val="000000000000" w:firstRow="0" w:lastRow="0" w:firstColumn="0" w:lastColumn="0" w:oddVBand="0" w:evenVBand="0" w:oddHBand="0" w:evenHBand="0" w:firstRowFirstColumn="0" w:firstRowLastColumn="0" w:lastRowFirstColumn="0" w:lastRowLastColumn="0"/>
+            </w:pPr>
+            <w:r>
+              <w:t>“Inserisci esattamente 16 cifre”</w:t>
+            </w:r>
+          </w:p>
+        </w:tc>
+      </w:tr>
+      <w:tr>
+        <w:trPr>
+          <w:trHeight w:val="394"/>
+        </w:trPr>
+        <w:tc>
+          <w:tcPr>
+            <w:cnfStyle w:val="001000000000" w:firstRow="0" w:lastRow="0" w:firstColumn="1" w:lastColumn="0" w:oddVBand="0" w:evenVBand="0" w:oddHBand="0" w:evenHBand="0" w:firstRowFirstColumn="0" w:firstRowLastColumn="0" w:lastRowFirstColumn="0" w:lastRowLastColumn="0"/>
+            <w:tcW w:w="2547" w:type="dxa"/>
+          </w:tcPr>
+          <w:p>
+            <w:pPr>
+              <w:tabs>
+                <w:tab w:val="left" w:pos="8580"/>
+              </w:tabs>
+              <w:spacing w:after="100"/>
+              <w:rPr>
+                <w:b w:val="0"/>
+                <w:bCs w:val="0"/>
+              </w:rPr>
+            </w:pPr>
+            <w:r>
+              <w:rPr>
+                <w:b w:val="0"/>
+                <w:bCs w:val="0"/>
+              </w:rPr>
+              <w:t>Data di scadenza</w:t>
+            </w:r>
+          </w:p>
+        </w:tc>
+        <w:tc>
+          <w:tcPr>
+            <w:tcW w:w="1276" w:type="dxa"/>
+          </w:tcPr>
+          <w:p>
+            <w:pPr>
+              <w:tabs>
+                <w:tab w:val="left" w:pos="8580"/>
+              </w:tabs>
+              <w:spacing w:after="100"/>
+              <w:cnfStyle w:val="000000000000" w:firstRow="0" w:lastRow="0" w:firstColumn="0" w:lastColumn="0" w:oddVBand="0" w:evenVBand="0" w:oddHBand="0" w:evenHBand="0" w:firstRowFirstColumn="0" w:firstRowLastColumn="0" w:lastRowFirstColumn="0" w:lastRowLastColumn="0"/>
+            </w:pPr>
+            <w:r>
+              <w:t>Date</w:t>
+            </w:r>
+          </w:p>
+        </w:tc>
+        <w:tc>
+          <w:tcPr>
+            <w:tcW w:w="2835" w:type="dxa"/>
+          </w:tcPr>
+          <w:p>
+            <w:pPr>
+              <w:tabs>
+                <w:tab w:val="left" w:pos="8580"/>
+              </w:tabs>
+              <w:spacing w:after="100"/>
+              <w:cnfStyle w:val="000000000000" w:firstRow="0" w:lastRow="0" w:firstColumn="0" w:lastColumn="0" w:oddVBand="0" w:evenVBand="0" w:oddHBand="0" w:evenHBand="0" w:firstRowFirstColumn="0" w:firstRowLastColumn="0" w:lastRowFirstColumn="0" w:lastRowLastColumn="0"/>
+            </w:pPr>
+            <w:r>
+              <w:t>Formato GG/MM/AAAA</w:t>
+            </w:r>
+          </w:p>
+        </w:tc>
+        <w:tc>
+          <w:tcPr>
+            <w:tcW w:w="2959" w:type="dxa"/>
+          </w:tcPr>
+          <w:p>
+            <w:pPr>
+              <w:tabs>
+                <w:tab w:val="left" w:pos="8580"/>
+              </w:tabs>
+              <w:spacing w:after="100"/>
+              <w:cnfStyle w:val="000000000000" w:firstRow="0" w:lastRow="0" w:firstColumn="0" w:lastColumn="0" w:oddVBand="0" w:evenVBand="0" w:oddHBand="0" w:evenHBand="0" w:firstRowFirstColumn="0" w:firstRowLastColumn="0" w:lastRowFirstColumn="0" w:lastRowLastColumn="0"/>
+            </w:pPr>
+            <w:r>
+              <w:t>“Inserisci una data valida”</w:t>
+            </w:r>
+          </w:p>
+        </w:tc>
+      </w:tr>
+      <w:tr>
+        <w:trPr>
+          <w:trHeight w:val="394"/>
+        </w:trPr>
+        <w:tc>
+          <w:tcPr>
+            <w:cnfStyle w:val="001000000000" w:firstRow="0" w:lastRow="0" w:firstColumn="1" w:lastColumn="0" w:oddVBand="0" w:evenVBand="0" w:oddHBand="0" w:evenHBand="0" w:firstRowFirstColumn="0" w:firstRowLastColumn="0" w:lastRowFirstColumn="0" w:lastRowLastColumn="0"/>
+            <w:tcW w:w="2547" w:type="dxa"/>
+          </w:tcPr>
+          <w:p>
+            <w:pPr>
+              <w:tabs>
+                <w:tab w:val="left" w:pos="8580"/>
+              </w:tabs>
+              <w:spacing w:after="100"/>
+              <w:rPr>
+                <w:b w:val="0"/>
+                <w:bCs w:val="0"/>
+              </w:rPr>
+            </w:pPr>
+            <w:r>
+              <w:rPr>
+                <w:b w:val="0"/>
+                <w:bCs w:val="0"/>
+              </w:rPr>
+              <w:t>CVV</w:t>
+            </w:r>
+          </w:p>
+        </w:tc>
+        <w:tc>
+          <w:tcPr>
+            <w:tcW w:w="1276" w:type="dxa"/>
+          </w:tcPr>
+          <w:p>
+            <w:pPr>
+              <w:tabs>
+                <w:tab w:val="left" w:pos="8580"/>
+              </w:tabs>
+              <w:spacing w:after="100"/>
+              <w:cnfStyle w:val="000000000000" w:firstRow="0" w:lastRow="0" w:firstColumn="0" w:lastColumn="0" w:oddVBand="0" w:evenVBand="0" w:oddHBand="0" w:evenHBand="0" w:firstRowFirstColumn="0" w:firstRowLastColumn="0" w:lastRowFirstColumn="0" w:lastRowLastColumn="0"/>
+            </w:pPr>
+            <w:r>
+              <w:t>Stringa</w:t>
+            </w:r>
+          </w:p>
+        </w:tc>
+        <w:tc>
+          <w:tcPr>
+            <w:tcW w:w="2835" w:type="dxa"/>
+          </w:tcPr>
+          <w:p>
+            <w:pPr>
+              <w:tabs>
+                <w:tab w:val="left" w:pos="8580"/>
+              </w:tabs>
+              <w:spacing w:after="100"/>
+              <w:cnfStyle w:val="000000000000" w:firstRow="0" w:lastRow="0" w:firstColumn="0" w:lastColumn="0" w:oddVBand="0" w:evenVBand="0" w:oddHBand="0" w:evenHBand="0" w:firstRowFirstColumn="0" w:firstRowLastColumn="0" w:lastRowFirstColumn="0" w:lastRowLastColumn="0"/>
+            </w:pPr>
+            <w:r>
+              <w:t>3 cifre (numeri)</w:t>
+            </w:r>
+          </w:p>
+        </w:tc>
+        <w:tc>
+          <w:tcPr>
+            <w:tcW w:w="2959" w:type="dxa"/>
+          </w:tcPr>
+          <w:p>
+            <w:pPr>
+              <w:tabs>
+                <w:tab w:val="left" w:pos="8580"/>
+              </w:tabs>
+              <w:spacing w:after="100"/>
+              <w:cnfStyle w:val="000000000000" w:firstRow="0" w:lastRow="0" w:firstColumn="0" w:lastColumn="0" w:oddVBand="0" w:evenVBand="0" w:oddHBand="0" w:evenHBand="0" w:firstRowFirstColumn="0" w:firstRowLastColumn="0" w:lastRowFirstColumn="0" w:lastRowLastColumn="0"/>
+            </w:pPr>
+            <w:r>
+              <w:t>“Inserisci esattamente 3 cifre”</w:t>
+            </w:r>
+          </w:p>
+        </w:tc>
+      </w:tr>
+    </w:tbl>
+    <w:p>
+      <w:pPr>
+        <w:tabs>
+          <w:tab w:val="left" w:pos="8580"/>
+        </w:tabs>
+        <w:spacing w:after="100"/>
+        <w:jc w:val="both"/>
+      </w:pPr>
+      <w:r>
+        <w:rPr>
+          <w:b/>
+          <w:bCs/>
+        </w:rPr>
+        <w:t>Nota:</w:t>
+      </w:r>
+      <w:r>
+        <w:t xml:space="preserve"> tutti i campi in questa tabella sono obbligatori da inserire quando vengono richiest</w:t>
+      </w:r>
+      <w:r>
+        <w:t>i, quindi dispongono tutti del messaggio di errore “Campo obbligatorio” se lasciato vuoto</w:t>
+      </w:r>
+    </w:p>
+    <w:p>
+      <w:pPr>
+        <w:tabs>
+          <w:tab w:val="left" w:pos="8580"/>
+        </w:tabs>
+        <w:spacing w:after="100"/>
+        <w:ind w:left="567"/>
+        <w:jc w:val="both"/>
+      </w:pPr>
+    </w:p>
+    <w:p>
+      <w:pPr>
+        <w:pBdr>
+          <w:bottom w:val="single" w:sz="6" w:space="1" w:color="auto"/>
+        </w:pBdr>
+        <w:tabs>
+          <w:tab w:val="left" w:pos="8580"/>
+        </w:tabs>
+        <w:spacing w:after="100"/>
+        <w:jc w:val="both"/>
+      </w:pPr>
+    </w:p>
+    <w:p>
+      <w:pPr>
+        <w:tabs>
+          <w:tab w:val="left" w:pos="8580"/>
+        </w:tabs>
+        <w:spacing w:after="100"/>
+        <w:ind w:left="709"/>
+        <w:jc w:val="both"/>
+        <w:rPr>
+          <w:b/>
+          <w:bCs/>
+          <w:sz w:val="28"/>
+          <w:szCs w:val="28"/>
+          <w:u w:val="single"/>
+        </w:rPr>
+      </w:pPr>
+    </w:p>
+    <w:p>
+      <w:pPr>
+        <w:spacing w:before="240" w:after="240"/>
+        <w:ind w:firstLine="720"/>
+        <w:rPr>
+          <w:rFonts w:eastAsia="Times New Roman"/>
+          <w:b/>
+          <w:bCs/>
+        </w:rPr>
+      </w:pPr>
+    </w:p>
+    <w:p>
+      <w:pPr>
+        <w:tabs>
+          <w:tab w:val="left" w:pos="8580"/>
+        </w:tabs>
+        <w:spacing w:after="100"/>
         <w:ind w:firstLine="630"/>
         <w:rPr>
           <w:b/>
@@ -19747,7 +22896,6 @@
           <w:b w:val="0"/>
           <w:bCs w:val="0"/>
         </w:rPr>
-        <w:lastRenderedPageBreak/>
         <w:t>Object model</w:t>
       </w:r>
       <w:bookmarkEnd w:id="28"/>
@@ -20306,7 +23454,16 @@
               <w:sz w:val="20"/>
               <w:szCs w:val="20"/>
             </w:rPr>
-            <w:t>Versione: 7.0</w:t>
+            <w:t>Versione: 7.</w:t>
+          </w:r>
+          <w:r>
+            <w:rPr>
+              <w:b w:val="0"/>
+              <w:bCs w:val="0"/>
+              <w:sz w:val="20"/>
+              <w:szCs w:val="20"/>
+            </w:rPr>
+            <w:t>1</w:t>
           </w:r>
         </w:p>
       </w:tc>
@@ -20336,12 +23493,28 @@
             </w:rPr>
             <w:t xml:space="preserve">Documento: </w:t>
           </w:r>
+          <w:proofErr w:type="spellStart"/>
           <w:r>
             <w:rPr>
               <w:sz w:val="20"/>
             </w:rPr>
-            <w:t>Requirements Analysis Document</w:t>
+            <w:t>Requirements</w:t>
           </w:r>
+          <w:proofErr w:type="spellEnd"/>
+          <w:r>
+            <w:rPr>
+              <w:sz w:val="20"/>
+            </w:rPr>
+            <w:t xml:space="preserve"> Analysis </w:t>
+          </w:r>
+          <w:proofErr w:type="spellStart"/>
+          <w:r>
+            <w:rPr>
+              <w:sz w:val="20"/>
+            </w:rPr>
+            <w:t>Document</w:t>
+          </w:r>
+          <w:proofErr w:type="spellEnd"/>
         </w:p>
       </w:tc>
       <w:tc>
@@ -22555,6 +25728,92 @@
     </w:lvl>
   </w:abstractNum>
   <w:abstractNum w:abstractNumId="23" w15:restartNumberingAfterBreak="0">
+    <w:nsid w:val="1D3F258E"/>
+    <w:multiLevelType w:val="hybridMultilevel"/>
+    <w:tmpl w:val="CD4C98D6"/>
+    <w:lvl w:ilvl="0" w:tplc="0410000F">
+      <w:start w:val="1"/>
+      <w:numFmt w:val="decimal"/>
+      <w:lvlText w:val="%1."/>
+      <w:lvlJc w:val="left"/>
+      <w:pPr>
+        <w:ind w:left="2563" w:hanging="360"/>
+      </w:pPr>
+    </w:lvl>
+    <w:lvl w:ilvl="1" w:tplc="04100019" w:tentative="1">
+      <w:start w:val="1"/>
+      <w:numFmt w:val="lowerLetter"/>
+      <w:lvlText w:val="%2."/>
+      <w:lvlJc w:val="left"/>
+      <w:pPr>
+        <w:ind w:left="3283" w:hanging="360"/>
+      </w:pPr>
+    </w:lvl>
+    <w:lvl w:ilvl="2" w:tplc="0410001B" w:tentative="1">
+      <w:start w:val="1"/>
+      <w:numFmt w:val="lowerRoman"/>
+      <w:lvlText w:val="%3."/>
+      <w:lvlJc w:val="right"/>
+      <w:pPr>
+        <w:ind w:left="4003" w:hanging="180"/>
+      </w:pPr>
+    </w:lvl>
+    <w:lvl w:ilvl="3" w:tplc="0410000F" w:tentative="1">
+      <w:start w:val="1"/>
+      <w:numFmt w:val="decimal"/>
+      <w:lvlText w:val="%4."/>
+      <w:lvlJc w:val="left"/>
+      <w:pPr>
+        <w:ind w:left="4723" w:hanging="360"/>
+      </w:pPr>
+    </w:lvl>
+    <w:lvl w:ilvl="4" w:tplc="04100019" w:tentative="1">
+      <w:start w:val="1"/>
+      <w:numFmt w:val="lowerLetter"/>
+      <w:lvlText w:val="%5."/>
+      <w:lvlJc w:val="left"/>
+      <w:pPr>
+        <w:ind w:left="5443" w:hanging="360"/>
+      </w:pPr>
+    </w:lvl>
+    <w:lvl w:ilvl="5" w:tplc="0410001B" w:tentative="1">
+      <w:start w:val="1"/>
+      <w:numFmt w:val="lowerRoman"/>
+      <w:lvlText w:val="%6."/>
+      <w:lvlJc w:val="right"/>
+      <w:pPr>
+        <w:ind w:left="6163" w:hanging="180"/>
+      </w:pPr>
+    </w:lvl>
+    <w:lvl w:ilvl="6" w:tplc="0410000F" w:tentative="1">
+      <w:start w:val="1"/>
+      <w:numFmt w:val="decimal"/>
+      <w:lvlText w:val="%7."/>
+      <w:lvlJc w:val="left"/>
+      <w:pPr>
+        <w:ind w:left="6883" w:hanging="360"/>
+      </w:pPr>
+    </w:lvl>
+    <w:lvl w:ilvl="7" w:tplc="04100019" w:tentative="1">
+      <w:start w:val="1"/>
+      <w:numFmt w:val="lowerLetter"/>
+      <w:lvlText w:val="%8."/>
+      <w:lvlJc w:val="left"/>
+      <w:pPr>
+        <w:ind w:left="7603" w:hanging="360"/>
+      </w:pPr>
+    </w:lvl>
+    <w:lvl w:ilvl="8" w:tplc="0410001B" w:tentative="1">
+      <w:start w:val="1"/>
+      <w:numFmt w:val="lowerRoman"/>
+      <w:lvlText w:val="%9."/>
+      <w:lvlJc w:val="right"/>
+      <w:pPr>
+        <w:ind w:left="8323" w:hanging="180"/>
+      </w:pPr>
+    </w:lvl>
+  </w:abstractNum>
+  <w:abstractNum w:abstractNumId="24" w15:restartNumberingAfterBreak="0">
     <w:nsid w:val="1E654353"/>
     <w:multiLevelType w:val="hybridMultilevel"/>
     <w:tmpl w:val="0906AFB0"/>
@@ -22640,7 +25899,7 @@
       </w:pPr>
     </w:lvl>
   </w:abstractNum>
-  <w:abstractNum w:abstractNumId="24" w15:restartNumberingAfterBreak="0">
+  <w:abstractNum w:abstractNumId="25" w15:restartNumberingAfterBreak="0">
     <w:nsid w:val="1F35B8B7"/>
     <w:multiLevelType w:val="hybridMultilevel"/>
     <w:tmpl w:val="DDB038E4"/>
@@ -22753,7 +26012,7 @@
       </w:rPr>
     </w:lvl>
   </w:abstractNum>
-  <w:abstractNum w:abstractNumId="25" w15:restartNumberingAfterBreak="0">
+  <w:abstractNum w:abstractNumId="26" w15:restartNumberingAfterBreak="0">
     <w:nsid w:val="1F8433D7"/>
     <w:multiLevelType w:val="multilevel"/>
     <w:tmpl w:val="FB6871AA"/>
@@ -22843,7 +26102,7 @@
       </w:pPr>
     </w:lvl>
   </w:abstractNum>
-  <w:abstractNum w:abstractNumId="26" w15:restartNumberingAfterBreak="0">
+  <w:abstractNum w:abstractNumId="27" w15:restartNumberingAfterBreak="0">
     <w:nsid w:val="20D42AC4"/>
     <w:multiLevelType w:val="hybridMultilevel"/>
     <w:tmpl w:val="C920625C"/>
@@ -22956,7 +26215,7 @@
       </w:rPr>
     </w:lvl>
   </w:abstractNum>
-  <w:abstractNum w:abstractNumId="27" w15:restartNumberingAfterBreak="0">
+  <w:abstractNum w:abstractNumId="28" w15:restartNumberingAfterBreak="0">
     <w:nsid w:val="22554926"/>
     <w:multiLevelType w:val="hybridMultilevel"/>
     <w:tmpl w:val="F2F2C034"/>
@@ -23042,7 +26301,7 @@
       </w:pPr>
     </w:lvl>
   </w:abstractNum>
-  <w:abstractNum w:abstractNumId="28" w15:restartNumberingAfterBreak="0">
+  <w:abstractNum w:abstractNumId="29" w15:restartNumberingAfterBreak="0">
     <w:nsid w:val="22901C07"/>
     <w:multiLevelType w:val="hybridMultilevel"/>
     <w:tmpl w:val="CA5A69A4"/>
@@ -23155,7 +26414,7 @@
       </w:rPr>
     </w:lvl>
   </w:abstractNum>
-  <w:abstractNum w:abstractNumId="29" w15:restartNumberingAfterBreak="0">
+  <w:abstractNum w:abstractNumId="30" w15:restartNumberingAfterBreak="0">
     <w:nsid w:val="247E21F0"/>
     <w:multiLevelType w:val="hybridMultilevel"/>
     <w:tmpl w:val="5A165592"/>
@@ -23241,7 +26500,7 @@
       </w:pPr>
     </w:lvl>
   </w:abstractNum>
-  <w:abstractNum w:abstractNumId="30" w15:restartNumberingAfterBreak="0">
+  <w:abstractNum w:abstractNumId="31" w15:restartNumberingAfterBreak="0">
     <w:nsid w:val="24992EDD"/>
     <w:multiLevelType w:val="hybridMultilevel"/>
     <w:tmpl w:val="FF2A8B60"/>
@@ -23327,7 +26586,7 @@
       </w:pPr>
     </w:lvl>
   </w:abstractNum>
-  <w:abstractNum w:abstractNumId="31" w15:restartNumberingAfterBreak="0">
+  <w:abstractNum w:abstractNumId="32" w15:restartNumberingAfterBreak="0">
     <w:nsid w:val="27BF112E"/>
     <w:multiLevelType w:val="hybridMultilevel"/>
     <w:tmpl w:val="A6A8EF0C"/>
@@ -23413,7 +26672,7 @@
       </w:pPr>
     </w:lvl>
   </w:abstractNum>
-  <w:abstractNum w:abstractNumId="32" w15:restartNumberingAfterBreak="0">
+  <w:abstractNum w:abstractNumId="33" w15:restartNumberingAfterBreak="0">
     <w:nsid w:val="287C4892"/>
     <w:multiLevelType w:val="hybridMultilevel"/>
     <w:tmpl w:val="58DE98D4"/>
@@ -23526,7 +26785,7 @@
       </w:rPr>
     </w:lvl>
   </w:abstractNum>
-  <w:abstractNum w:abstractNumId="33" w15:restartNumberingAfterBreak="0">
+  <w:abstractNum w:abstractNumId="34" w15:restartNumberingAfterBreak="0">
     <w:nsid w:val="294F7EF5"/>
     <w:multiLevelType w:val="hybridMultilevel"/>
     <w:tmpl w:val="A014A5DA"/>
@@ -23612,7 +26871,7 @@
       </w:pPr>
     </w:lvl>
   </w:abstractNum>
-  <w:abstractNum w:abstractNumId="34" w15:restartNumberingAfterBreak="0">
+  <w:abstractNum w:abstractNumId="35" w15:restartNumberingAfterBreak="0">
     <w:nsid w:val="2BEA65F2"/>
     <w:multiLevelType w:val="multilevel"/>
     <w:tmpl w:val="5352F6EA"/>
@@ -23757,7 +27016,7 @@
       </w:rPr>
     </w:lvl>
   </w:abstractNum>
-  <w:abstractNum w:abstractNumId="35" w15:restartNumberingAfterBreak="0">
+  <w:abstractNum w:abstractNumId="36" w15:restartNumberingAfterBreak="0">
     <w:nsid w:val="2E7F4F31"/>
     <w:multiLevelType w:val="hybridMultilevel"/>
     <w:tmpl w:val="9294C5A6"/>
@@ -23870,7 +27129,7 @@
       </w:rPr>
     </w:lvl>
   </w:abstractNum>
-  <w:abstractNum w:abstractNumId="36" w15:restartNumberingAfterBreak="0">
+  <w:abstractNum w:abstractNumId="37" w15:restartNumberingAfterBreak="0">
     <w:nsid w:val="2E9FA141"/>
     <w:multiLevelType w:val="hybridMultilevel"/>
     <w:tmpl w:val="78CEEBB4"/>
@@ -23983,7 +27242,7 @@
       </w:rPr>
     </w:lvl>
   </w:abstractNum>
-  <w:abstractNum w:abstractNumId="37" w15:restartNumberingAfterBreak="0">
+  <w:abstractNum w:abstractNumId="38" w15:restartNumberingAfterBreak="0">
     <w:nsid w:val="2F17EB5A"/>
     <w:multiLevelType w:val="hybridMultilevel"/>
     <w:tmpl w:val="B890E7E0"/>
@@ -24096,7 +27355,7 @@
       </w:rPr>
     </w:lvl>
   </w:abstractNum>
-  <w:abstractNum w:abstractNumId="38" w15:restartNumberingAfterBreak="0">
+  <w:abstractNum w:abstractNumId="39" w15:restartNumberingAfterBreak="0">
     <w:nsid w:val="31204FF6"/>
     <w:multiLevelType w:val="multilevel"/>
     <w:tmpl w:val="C8F4DA3C"/>
@@ -24218,7 +27477,7 @@
       </w:rPr>
     </w:lvl>
   </w:abstractNum>
-  <w:abstractNum w:abstractNumId="39" w15:restartNumberingAfterBreak="0">
+  <w:abstractNum w:abstractNumId="40" w15:restartNumberingAfterBreak="0">
     <w:nsid w:val="312C286E"/>
     <w:multiLevelType w:val="hybridMultilevel"/>
     <w:tmpl w:val="3F54E3FC"/>
@@ -24331,7 +27590,7 @@
       </w:rPr>
     </w:lvl>
   </w:abstractNum>
-  <w:abstractNum w:abstractNumId="40" w15:restartNumberingAfterBreak="0">
+  <w:abstractNum w:abstractNumId="41" w15:restartNumberingAfterBreak="0">
     <w:nsid w:val="3729E8BE"/>
     <w:multiLevelType w:val="hybridMultilevel"/>
     <w:tmpl w:val="1ACEDB22"/>
@@ -24444,7 +27703,7 @@
       </w:rPr>
     </w:lvl>
   </w:abstractNum>
-  <w:abstractNum w:abstractNumId="41" w15:restartNumberingAfterBreak="0">
+  <w:abstractNum w:abstractNumId="42" w15:restartNumberingAfterBreak="0">
     <w:nsid w:val="38C345BE"/>
     <w:multiLevelType w:val="hybridMultilevel"/>
     <w:tmpl w:val="4AD8CAA8"/>
@@ -24557,7 +27816,7 @@
       </w:rPr>
     </w:lvl>
   </w:abstractNum>
-  <w:abstractNum w:abstractNumId="42" w15:restartNumberingAfterBreak="0">
+  <w:abstractNum w:abstractNumId="43" w15:restartNumberingAfterBreak="0">
     <w:nsid w:val="3A0DA9CB"/>
     <w:multiLevelType w:val="hybridMultilevel"/>
     <w:tmpl w:val="0F14D610"/>
@@ -24670,7 +27929,7 @@
       </w:rPr>
     </w:lvl>
   </w:abstractNum>
-  <w:abstractNum w:abstractNumId="43" w15:restartNumberingAfterBreak="0">
+  <w:abstractNum w:abstractNumId="44" w15:restartNumberingAfterBreak="0">
     <w:nsid w:val="3A67399A"/>
     <w:multiLevelType w:val="multilevel"/>
     <w:tmpl w:val="E0723380"/>
@@ -24815,7 +28074,7 @@
       </w:rPr>
     </w:lvl>
   </w:abstractNum>
-  <w:abstractNum w:abstractNumId="44" w15:restartNumberingAfterBreak="0">
+  <w:abstractNum w:abstractNumId="45" w15:restartNumberingAfterBreak="0">
     <w:nsid w:val="3C8C5DE0"/>
     <w:multiLevelType w:val="hybridMultilevel"/>
     <w:tmpl w:val="36C47776"/>
@@ -24901,7 +28160,7 @@
       </w:pPr>
     </w:lvl>
   </w:abstractNum>
-  <w:abstractNum w:abstractNumId="45" w15:restartNumberingAfterBreak="0">
+  <w:abstractNum w:abstractNumId="46" w15:restartNumberingAfterBreak="0">
     <w:nsid w:val="3DD83E54"/>
     <w:multiLevelType w:val="hybridMultilevel"/>
     <w:tmpl w:val="1AA81754"/>
@@ -25014,7 +28273,7 @@
       </w:rPr>
     </w:lvl>
   </w:abstractNum>
-  <w:abstractNum w:abstractNumId="46" w15:restartNumberingAfterBreak="0">
+  <w:abstractNum w:abstractNumId="47" w15:restartNumberingAfterBreak="0">
     <w:nsid w:val="3F7AD2EC"/>
     <w:multiLevelType w:val="hybridMultilevel"/>
     <w:tmpl w:val="A5960D42"/>
@@ -25127,7 +28386,7 @@
       </w:rPr>
     </w:lvl>
   </w:abstractNum>
-  <w:abstractNum w:abstractNumId="47" w15:restartNumberingAfterBreak="0">
+  <w:abstractNum w:abstractNumId="48" w15:restartNumberingAfterBreak="0">
     <w:nsid w:val="407AA730"/>
     <w:multiLevelType w:val="hybridMultilevel"/>
     <w:tmpl w:val="F7F62D6E"/>
@@ -25240,7 +28499,7 @@
       </w:rPr>
     </w:lvl>
   </w:abstractNum>
-  <w:abstractNum w:abstractNumId="48" w15:restartNumberingAfterBreak="0">
+  <w:abstractNum w:abstractNumId="49" w15:restartNumberingAfterBreak="0">
     <w:nsid w:val="40D40166"/>
     <w:multiLevelType w:val="hybridMultilevel"/>
     <w:tmpl w:val="6220F462"/>
@@ -25353,7 +28612,7 @@
       </w:rPr>
     </w:lvl>
   </w:abstractNum>
-  <w:abstractNum w:abstractNumId="49" w15:restartNumberingAfterBreak="0">
+  <w:abstractNum w:abstractNumId="50" w15:restartNumberingAfterBreak="0">
     <w:nsid w:val="42F31A3D"/>
     <w:multiLevelType w:val="multilevel"/>
     <w:tmpl w:val="C8F4DA3C"/>
@@ -25439,7 +28698,7 @@
       </w:pPr>
     </w:lvl>
   </w:abstractNum>
-  <w:abstractNum w:abstractNumId="50" w15:restartNumberingAfterBreak="0">
+  <w:abstractNum w:abstractNumId="51" w15:restartNumberingAfterBreak="0">
     <w:nsid w:val="43832C69"/>
     <w:multiLevelType w:val="hybridMultilevel"/>
     <w:tmpl w:val="E3FA88E2"/>
@@ -25552,7 +28811,7 @@
       </w:rPr>
     </w:lvl>
   </w:abstractNum>
-  <w:abstractNum w:abstractNumId="51" w15:restartNumberingAfterBreak="0">
+  <w:abstractNum w:abstractNumId="52" w15:restartNumberingAfterBreak="0">
     <w:nsid w:val="43931697"/>
     <w:multiLevelType w:val="hybridMultilevel"/>
     <w:tmpl w:val="5174677C"/>
@@ -25638,7 +28897,7 @@
       </w:pPr>
     </w:lvl>
   </w:abstractNum>
-  <w:abstractNum w:abstractNumId="52" w15:restartNumberingAfterBreak="0">
+  <w:abstractNum w:abstractNumId="53" w15:restartNumberingAfterBreak="0">
     <w:nsid w:val="43F6F4B2"/>
     <w:multiLevelType w:val="hybridMultilevel"/>
     <w:tmpl w:val="E19A6536"/>
@@ -25724,7 +28983,7 @@
       </w:pPr>
     </w:lvl>
   </w:abstractNum>
-  <w:abstractNum w:abstractNumId="53" w15:restartNumberingAfterBreak="0">
+  <w:abstractNum w:abstractNumId="54" w15:restartNumberingAfterBreak="0">
     <w:nsid w:val="46D6F30D"/>
     <w:multiLevelType w:val="hybridMultilevel"/>
     <w:tmpl w:val="4650F2BA"/>
@@ -25810,7 +29069,7 @@
       </w:pPr>
     </w:lvl>
   </w:abstractNum>
-  <w:abstractNum w:abstractNumId="54" w15:restartNumberingAfterBreak="0">
+  <w:abstractNum w:abstractNumId="55" w15:restartNumberingAfterBreak="0">
     <w:nsid w:val="47AFEF95"/>
     <w:multiLevelType w:val="hybridMultilevel"/>
     <w:tmpl w:val="C6AAEA48"/>
@@ -25896,7 +29155,7 @@
       </w:pPr>
     </w:lvl>
   </w:abstractNum>
-  <w:abstractNum w:abstractNumId="55" w15:restartNumberingAfterBreak="0">
+  <w:abstractNum w:abstractNumId="56" w15:restartNumberingAfterBreak="0">
     <w:nsid w:val="4A66022C"/>
     <w:multiLevelType w:val="hybridMultilevel"/>
     <w:tmpl w:val="1BDE79E6"/>
@@ -26009,7 +29268,93 @@
       </w:rPr>
     </w:lvl>
   </w:abstractNum>
-  <w:abstractNum w:abstractNumId="56" w15:restartNumberingAfterBreak="0">
+  <w:abstractNum w:abstractNumId="57" w15:restartNumberingAfterBreak="0">
+    <w:nsid w:val="4FD268B9"/>
+    <w:multiLevelType w:val="hybridMultilevel"/>
+    <w:tmpl w:val="B9D255F2"/>
+    <w:lvl w:ilvl="0" w:tplc="0410000F">
+      <w:start w:val="1"/>
+      <w:numFmt w:val="decimal"/>
+      <w:lvlText w:val="%1."/>
+      <w:lvlJc w:val="left"/>
+      <w:pPr>
+        <w:ind w:left="2563" w:hanging="360"/>
+      </w:pPr>
+    </w:lvl>
+    <w:lvl w:ilvl="1" w:tplc="04100019" w:tentative="1">
+      <w:start w:val="1"/>
+      <w:numFmt w:val="lowerLetter"/>
+      <w:lvlText w:val="%2."/>
+      <w:lvlJc w:val="left"/>
+      <w:pPr>
+        <w:ind w:left="3283" w:hanging="360"/>
+      </w:pPr>
+    </w:lvl>
+    <w:lvl w:ilvl="2" w:tplc="0410001B" w:tentative="1">
+      <w:start w:val="1"/>
+      <w:numFmt w:val="lowerRoman"/>
+      <w:lvlText w:val="%3."/>
+      <w:lvlJc w:val="right"/>
+      <w:pPr>
+        <w:ind w:left="4003" w:hanging="180"/>
+      </w:pPr>
+    </w:lvl>
+    <w:lvl w:ilvl="3" w:tplc="0410000F" w:tentative="1">
+      <w:start w:val="1"/>
+      <w:numFmt w:val="decimal"/>
+      <w:lvlText w:val="%4."/>
+      <w:lvlJc w:val="left"/>
+      <w:pPr>
+        <w:ind w:left="4723" w:hanging="360"/>
+      </w:pPr>
+    </w:lvl>
+    <w:lvl w:ilvl="4" w:tplc="04100019" w:tentative="1">
+      <w:start w:val="1"/>
+      <w:numFmt w:val="lowerLetter"/>
+      <w:lvlText w:val="%5."/>
+      <w:lvlJc w:val="left"/>
+      <w:pPr>
+        <w:ind w:left="5443" w:hanging="360"/>
+      </w:pPr>
+    </w:lvl>
+    <w:lvl w:ilvl="5" w:tplc="0410001B" w:tentative="1">
+      <w:start w:val="1"/>
+      <w:numFmt w:val="lowerRoman"/>
+      <w:lvlText w:val="%6."/>
+      <w:lvlJc w:val="right"/>
+      <w:pPr>
+        <w:ind w:left="6163" w:hanging="180"/>
+      </w:pPr>
+    </w:lvl>
+    <w:lvl w:ilvl="6" w:tplc="0410000F" w:tentative="1">
+      <w:start w:val="1"/>
+      <w:numFmt w:val="decimal"/>
+      <w:lvlText w:val="%7."/>
+      <w:lvlJc w:val="left"/>
+      <w:pPr>
+        <w:ind w:left="6883" w:hanging="360"/>
+      </w:pPr>
+    </w:lvl>
+    <w:lvl w:ilvl="7" w:tplc="04100019" w:tentative="1">
+      <w:start w:val="1"/>
+      <w:numFmt w:val="lowerLetter"/>
+      <w:lvlText w:val="%8."/>
+      <w:lvlJc w:val="left"/>
+      <w:pPr>
+        <w:ind w:left="7603" w:hanging="360"/>
+      </w:pPr>
+    </w:lvl>
+    <w:lvl w:ilvl="8" w:tplc="0410001B" w:tentative="1">
+      <w:start w:val="1"/>
+      <w:numFmt w:val="lowerRoman"/>
+      <w:lvlText w:val="%9."/>
+      <w:lvlJc w:val="right"/>
+      <w:pPr>
+        <w:ind w:left="8323" w:hanging="180"/>
+      </w:pPr>
+    </w:lvl>
+  </w:abstractNum>
+  <w:abstractNum w:abstractNumId="58" w15:restartNumberingAfterBreak="0">
     <w:nsid w:val="503F4645"/>
     <w:multiLevelType w:val="multilevel"/>
     <w:tmpl w:val="E0723380"/>
@@ -26154,7 +29499,7 @@
       </w:rPr>
     </w:lvl>
   </w:abstractNum>
-  <w:abstractNum w:abstractNumId="57" w15:restartNumberingAfterBreak="0">
+  <w:abstractNum w:abstractNumId="59" w15:restartNumberingAfterBreak="0">
     <w:nsid w:val="5572580D"/>
     <w:multiLevelType w:val="hybridMultilevel"/>
     <w:tmpl w:val="024A1FDA"/>
@@ -26267,7 +29612,7 @@
       </w:rPr>
     </w:lvl>
   </w:abstractNum>
-  <w:abstractNum w:abstractNumId="58" w15:restartNumberingAfterBreak="0">
+  <w:abstractNum w:abstractNumId="60" w15:restartNumberingAfterBreak="0">
     <w:nsid w:val="59BA7CA9"/>
     <w:multiLevelType w:val="hybridMultilevel"/>
     <w:tmpl w:val="BCEC568C"/>
@@ -26380,7 +29725,120 @@
       </w:rPr>
     </w:lvl>
   </w:abstractNum>
-  <w:abstractNum w:abstractNumId="59" w15:restartNumberingAfterBreak="0">
+  <w:abstractNum w:abstractNumId="61" w15:restartNumberingAfterBreak="0">
+    <w:nsid w:val="5A996BC8"/>
+    <w:multiLevelType w:val="hybridMultilevel"/>
+    <w:tmpl w:val="3784191C"/>
+    <w:lvl w:ilvl="0" w:tplc="04100001">
+      <w:start w:val="1"/>
+      <w:numFmt w:val="bullet"/>
+      <w:lvlText w:val=""/>
+      <w:lvlJc w:val="left"/>
+      <w:pPr>
+        <w:ind w:left="2563" w:hanging="360"/>
+      </w:pPr>
+      <w:rPr>
+        <w:rFonts w:ascii="Symbol" w:hAnsi="Symbol" w:hint="default"/>
+      </w:rPr>
+    </w:lvl>
+    <w:lvl w:ilvl="1" w:tplc="04100003" w:tentative="1">
+      <w:start w:val="1"/>
+      <w:numFmt w:val="bullet"/>
+      <w:lvlText w:val="o"/>
+      <w:lvlJc w:val="left"/>
+      <w:pPr>
+        <w:ind w:left="3283" w:hanging="360"/>
+      </w:pPr>
+      <w:rPr>
+        <w:rFonts w:ascii="Courier New" w:hAnsi="Courier New" w:cs="Courier New" w:hint="default"/>
+      </w:rPr>
+    </w:lvl>
+    <w:lvl w:ilvl="2" w:tplc="04100005" w:tentative="1">
+      <w:start w:val="1"/>
+      <w:numFmt w:val="bullet"/>
+      <w:lvlText w:val=""/>
+      <w:lvlJc w:val="left"/>
+      <w:pPr>
+        <w:ind w:left="4003" w:hanging="360"/>
+      </w:pPr>
+      <w:rPr>
+        <w:rFonts w:ascii="Wingdings" w:hAnsi="Wingdings" w:hint="default"/>
+      </w:rPr>
+    </w:lvl>
+    <w:lvl w:ilvl="3" w:tplc="04100001" w:tentative="1">
+      <w:start w:val="1"/>
+      <w:numFmt w:val="bullet"/>
+      <w:lvlText w:val=""/>
+      <w:lvlJc w:val="left"/>
+      <w:pPr>
+        <w:ind w:left="4723" w:hanging="360"/>
+      </w:pPr>
+      <w:rPr>
+        <w:rFonts w:ascii="Symbol" w:hAnsi="Symbol" w:hint="default"/>
+      </w:rPr>
+    </w:lvl>
+    <w:lvl w:ilvl="4" w:tplc="04100003" w:tentative="1">
+      <w:start w:val="1"/>
+      <w:numFmt w:val="bullet"/>
+      <w:lvlText w:val="o"/>
+      <w:lvlJc w:val="left"/>
+      <w:pPr>
+        <w:ind w:left="5443" w:hanging="360"/>
+      </w:pPr>
+      <w:rPr>
+        <w:rFonts w:ascii="Courier New" w:hAnsi="Courier New" w:cs="Courier New" w:hint="default"/>
+      </w:rPr>
+    </w:lvl>
+    <w:lvl w:ilvl="5" w:tplc="04100005" w:tentative="1">
+      <w:start w:val="1"/>
+      <w:numFmt w:val="bullet"/>
+      <w:lvlText w:val=""/>
+      <w:lvlJc w:val="left"/>
+      <w:pPr>
+        <w:ind w:left="6163" w:hanging="360"/>
+      </w:pPr>
+      <w:rPr>
+        <w:rFonts w:ascii="Wingdings" w:hAnsi="Wingdings" w:hint="default"/>
+      </w:rPr>
+    </w:lvl>
+    <w:lvl w:ilvl="6" w:tplc="04100001" w:tentative="1">
+      <w:start w:val="1"/>
+      <w:numFmt w:val="bullet"/>
+      <w:lvlText w:val=""/>
+      <w:lvlJc w:val="left"/>
+      <w:pPr>
+        <w:ind w:left="6883" w:hanging="360"/>
+      </w:pPr>
+      <w:rPr>
+        <w:rFonts w:ascii="Symbol" w:hAnsi="Symbol" w:hint="default"/>
+      </w:rPr>
+    </w:lvl>
+    <w:lvl w:ilvl="7" w:tplc="04100003" w:tentative="1">
+      <w:start w:val="1"/>
+      <w:numFmt w:val="bullet"/>
+      <w:lvlText w:val="o"/>
+      <w:lvlJc w:val="left"/>
+      <w:pPr>
+        <w:ind w:left="7603" w:hanging="360"/>
+      </w:pPr>
+      <w:rPr>
+        <w:rFonts w:ascii="Courier New" w:hAnsi="Courier New" w:cs="Courier New" w:hint="default"/>
+      </w:rPr>
+    </w:lvl>
+    <w:lvl w:ilvl="8" w:tplc="04100005" w:tentative="1">
+      <w:start w:val="1"/>
+      <w:numFmt w:val="bullet"/>
+      <w:lvlText w:val=""/>
+      <w:lvlJc w:val="left"/>
+      <w:pPr>
+        <w:ind w:left="8323" w:hanging="360"/>
+      </w:pPr>
+      <w:rPr>
+        <w:rFonts w:ascii="Wingdings" w:hAnsi="Wingdings" w:hint="default"/>
+      </w:rPr>
+    </w:lvl>
+  </w:abstractNum>
+  <w:abstractNum w:abstractNumId="62" w15:restartNumberingAfterBreak="0">
     <w:nsid w:val="5B4526D8"/>
     <w:multiLevelType w:val="hybridMultilevel"/>
     <w:tmpl w:val="C19285B6"/>
@@ -26466,7 +29924,7 @@
       </w:pPr>
     </w:lvl>
   </w:abstractNum>
-  <w:abstractNum w:abstractNumId="60" w15:restartNumberingAfterBreak="0">
+  <w:abstractNum w:abstractNumId="63" w15:restartNumberingAfterBreak="0">
     <w:nsid w:val="5ED900F4"/>
     <w:multiLevelType w:val="hybridMultilevel"/>
     <w:tmpl w:val="700AA3A4"/>
@@ -26552,7 +30010,7 @@
       </w:pPr>
     </w:lvl>
   </w:abstractNum>
-  <w:abstractNum w:abstractNumId="61" w15:restartNumberingAfterBreak="0">
+  <w:abstractNum w:abstractNumId="64" w15:restartNumberingAfterBreak="0">
     <w:nsid w:val="5EEB5FF6"/>
     <w:multiLevelType w:val="hybridMultilevel"/>
     <w:tmpl w:val="83BAD8DC"/>
@@ -26665,7 +30123,7 @@
       </w:rPr>
     </w:lvl>
   </w:abstractNum>
-  <w:abstractNum w:abstractNumId="62" w15:restartNumberingAfterBreak="0">
+  <w:abstractNum w:abstractNumId="65" w15:restartNumberingAfterBreak="0">
     <w:nsid w:val="5F02B697"/>
     <w:multiLevelType w:val="hybridMultilevel"/>
     <w:tmpl w:val="B024E9E0"/>
@@ -26751,7 +30209,7 @@
       </w:pPr>
     </w:lvl>
   </w:abstractNum>
-  <w:abstractNum w:abstractNumId="63" w15:restartNumberingAfterBreak="0">
+  <w:abstractNum w:abstractNumId="66" w15:restartNumberingAfterBreak="0">
     <w:nsid w:val="61C933EF"/>
     <w:multiLevelType w:val="multilevel"/>
     <w:tmpl w:val="747AD306"/>
@@ -26864,7 +30322,7 @@
       </w:pPr>
     </w:lvl>
   </w:abstractNum>
-  <w:abstractNum w:abstractNumId="64" w15:restartNumberingAfterBreak="0">
+  <w:abstractNum w:abstractNumId="67" w15:restartNumberingAfterBreak="0">
     <w:nsid w:val="61D27122"/>
     <w:multiLevelType w:val="hybridMultilevel"/>
     <w:tmpl w:val="F2DEE67C"/>
@@ -26950,7 +30408,7 @@
       </w:pPr>
     </w:lvl>
   </w:abstractNum>
-  <w:abstractNum w:abstractNumId="65" w15:restartNumberingAfterBreak="0">
+  <w:abstractNum w:abstractNumId="68" w15:restartNumberingAfterBreak="0">
     <w:nsid w:val="63C70BC8"/>
     <w:multiLevelType w:val="hybridMultilevel"/>
     <w:tmpl w:val="4AD64FFE"/>
@@ -27036,7 +30494,7 @@
       </w:pPr>
     </w:lvl>
   </w:abstractNum>
-  <w:abstractNum w:abstractNumId="66" w15:restartNumberingAfterBreak="0">
+  <w:abstractNum w:abstractNumId="69" w15:restartNumberingAfterBreak="0">
     <w:nsid w:val="6410C969"/>
     <w:multiLevelType w:val="hybridMultilevel"/>
     <w:tmpl w:val="E47E4FBC"/>
@@ -27149,7 +30607,7 @@
       </w:rPr>
     </w:lvl>
   </w:abstractNum>
-  <w:abstractNum w:abstractNumId="67" w15:restartNumberingAfterBreak="0">
+  <w:abstractNum w:abstractNumId="70" w15:restartNumberingAfterBreak="0">
     <w:nsid w:val="64AD1432"/>
     <w:multiLevelType w:val="hybridMultilevel"/>
     <w:tmpl w:val="BC44070A"/>
@@ -27262,7 +30720,7 @@
       </w:rPr>
     </w:lvl>
   </w:abstractNum>
-  <w:abstractNum w:abstractNumId="68" w15:restartNumberingAfterBreak="0">
+  <w:abstractNum w:abstractNumId="71" w15:restartNumberingAfterBreak="0">
     <w:nsid w:val="650CC2BC"/>
     <w:multiLevelType w:val="hybridMultilevel"/>
     <w:tmpl w:val="27B2226A"/>
@@ -27375,7 +30833,7 @@
       </w:rPr>
     </w:lvl>
   </w:abstractNum>
-  <w:abstractNum w:abstractNumId="69" w15:restartNumberingAfterBreak="0">
+  <w:abstractNum w:abstractNumId="72" w15:restartNumberingAfterBreak="0">
     <w:nsid w:val="67D07244"/>
     <w:multiLevelType w:val="hybridMultilevel"/>
     <w:tmpl w:val="D9F4121E"/>
@@ -27488,7 +30946,7 @@
       </w:rPr>
     </w:lvl>
   </w:abstractNum>
-  <w:abstractNum w:abstractNumId="70" w15:restartNumberingAfterBreak="0">
+  <w:abstractNum w:abstractNumId="73" w15:restartNumberingAfterBreak="0">
     <w:nsid w:val="6B9B6A93"/>
     <w:multiLevelType w:val="hybridMultilevel"/>
     <w:tmpl w:val="16286834"/>
@@ -27601,7 +31059,7 @@
       </w:rPr>
     </w:lvl>
   </w:abstractNum>
-  <w:abstractNum w:abstractNumId="71" w15:restartNumberingAfterBreak="0">
+  <w:abstractNum w:abstractNumId="74" w15:restartNumberingAfterBreak="0">
     <w:nsid w:val="6D9C7B75"/>
     <w:multiLevelType w:val="hybridMultilevel"/>
     <w:tmpl w:val="30D4B190"/>
@@ -27714,7 +31172,7 @@
       </w:rPr>
     </w:lvl>
   </w:abstractNum>
-  <w:abstractNum w:abstractNumId="72" w15:restartNumberingAfterBreak="0">
+  <w:abstractNum w:abstractNumId="75" w15:restartNumberingAfterBreak="0">
     <w:nsid w:val="6DF10E45"/>
     <w:multiLevelType w:val="hybridMultilevel"/>
     <w:tmpl w:val="4036CEF8"/>
@@ -27827,7 +31285,7 @@
       </w:rPr>
     </w:lvl>
   </w:abstractNum>
-  <w:abstractNum w:abstractNumId="73" w15:restartNumberingAfterBreak="0">
+  <w:abstractNum w:abstractNumId="76" w15:restartNumberingAfterBreak="0">
     <w:nsid w:val="70FB6BA2"/>
     <w:multiLevelType w:val="hybridMultilevel"/>
     <w:tmpl w:val="1B0E61C6"/>
@@ -27940,7 +31398,7 @@
       </w:rPr>
     </w:lvl>
   </w:abstractNum>
-  <w:abstractNum w:abstractNumId="74" w15:restartNumberingAfterBreak="0">
+  <w:abstractNum w:abstractNumId="77" w15:restartNumberingAfterBreak="0">
     <w:nsid w:val="7145A205"/>
     <w:multiLevelType w:val="hybridMultilevel"/>
     <w:tmpl w:val="B29215BE"/>
@@ -28026,7 +31484,7 @@
       </w:pPr>
     </w:lvl>
   </w:abstractNum>
-  <w:abstractNum w:abstractNumId="75" w15:restartNumberingAfterBreak="0">
+  <w:abstractNum w:abstractNumId="78" w15:restartNumberingAfterBreak="0">
     <w:nsid w:val="71940900"/>
     <w:multiLevelType w:val="hybridMultilevel"/>
     <w:tmpl w:val="D0EC6854"/>
@@ -28112,7 +31570,7 @@
       </w:pPr>
     </w:lvl>
   </w:abstractNum>
-  <w:abstractNum w:abstractNumId="76" w15:restartNumberingAfterBreak="0">
+  <w:abstractNum w:abstractNumId="79" w15:restartNumberingAfterBreak="0">
     <w:nsid w:val="735D7FD2"/>
     <w:multiLevelType w:val="hybridMultilevel"/>
     <w:tmpl w:val="E8CC7BEE"/>
@@ -28198,7 +31656,7 @@
       </w:pPr>
     </w:lvl>
   </w:abstractNum>
-  <w:abstractNum w:abstractNumId="77" w15:restartNumberingAfterBreak="0">
+  <w:abstractNum w:abstractNumId="80" w15:restartNumberingAfterBreak="0">
     <w:nsid w:val="73FB21A9"/>
     <w:multiLevelType w:val="hybridMultilevel"/>
     <w:tmpl w:val="F1ECAF0A"/>
@@ -28311,7 +31769,93 @@
       </w:rPr>
     </w:lvl>
   </w:abstractNum>
-  <w:abstractNum w:abstractNumId="78" w15:restartNumberingAfterBreak="0">
+  <w:abstractNum w:abstractNumId="81" w15:restartNumberingAfterBreak="0">
+    <w:nsid w:val="74C735BD"/>
+    <w:multiLevelType w:val="hybridMultilevel"/>
+    <w:tmpl w:val="C8AE4F30"/>
+    <w:lvl w:ilvl="0" w:tplc="0410000F">
+      <w:start w:val="1"/>
+      <w:numFmt w:val="decimal"/>
+      <w:lvlText w:val="%1."/>
+      <w:lvlJc w:val="left"/>
+      <w:pPr>
+        <w:ind w:left="2563" w:hanging="360"/>
+      </w:pPr>
+    </w:lvl>
+    <w:lvl w:ilvl="1" w:tplc="04100019" w:tentative="1">
+      <w:start w:val="1"/>
+      <w:numFmt w:val="lowerLetter"/>
+      <w:lvlText w:val="%2."/>
+      <w:lvlJc w:val="left"/>
+      <w:pPr>
+        <w:ind w:left="3283" w:hanging="360"/>
+      </w:pPr>
+    </w:lvl>
+    <w:lvl w:ilvl="2" w:tplc="0410001B" w:tentative="1">
+      <w:start w:val="1"/>
+      <w:numFmt w:val="lowerRoman"/>
+      <w:lvlText w:val="%3."/>
+      <w:lvlJc w:val="right"/>
+      <w:pPr>
+        <w:ind w:left="4003" w:hanging="180"/>
+      </w:pPr>
+    </w:lvl>
+    <w:lvl w:ilvl="3" w:tplc="0410000F" w:tentative="1">
+      <w:start w:val="1"/>
+      <w:numFmt w:val="decimal"/>
+      <w:lvlText w:val="%4."/>
+      <w:lvlJc w:val="left"/>
+      <w:pPr>
+        <w:ind w:left="4723" w:hanging="360"/>
+      </w:pPr>
+    </w:lvl>
+    <w:lvl w:ilvl="4" w:tplc="04100019" w:tentative="1">
+      <w:start w:val="1"/>
+      <w:numFmt w:val="lowerLetter"/>
+      <w:lvlText w:val="%5."/>
+      <w:lvlJc w:val="left"/>
+      <w:pPr>
+        <w:ind w:left="5443" w:hanging="360"/>
+      </w:pPr>
+    </w:lvl>
+    <w:lvl w:ilvl="5" w:tplc="0410001B" w:tentative="1">
+      <w:start w:val="1"/>
+      <w:numFmt w:val="lowerRoman"/>
+      <w:lvlText w:val="%6."/>
+      <w:lvlJc w:val="right"/>
+      <w:pPr>
+        <w:ind w:left="6163" w:hanging="180"/>
+      </w:pPr>
+    </w:lvl>
+    <w:lvl w:ilvl="6" w:tplc="0410000F" w:tentative="1">
+      <w:start w:val="1"/>
+      <w:numFmt w:val="decimal"/>
+      <w:lvlText w:val="%7."/>
+      <w:lvlJc w:val="left"/>
+      <w:pPr>
+        <w:ind w:left="6883" w:hanging="360"/>
+      </w:pPr>
+    </w:lvl>
+    <w:lvl w:ilvl="7" w:tplc="04100019" w:tentative="1">
+      <w:start w:val="1"/>
+      <w:numFmt w:val="lowerLetter"/>
+      <w:lvlText w:val="%8."/>
+      <w:lvlJc w:val="left"/>
+      <w:pPr>
+        <w:ind w:left="7603" w:hanging="360"/>
+      </w:pPr>
+    </w:lvl>
+    <w:lvl w:ilvl="8" w:tplc="0410001B" w:tentative="1">
+      <w:start w:val="1"/>
+      <w:numFmt w:val="lowerRoman"/>
+      <w:lvlText w:val="%9."/>
+      <w:lvlJc w:val="right"/>
+      <w:pPr>
+        <w:ind w:left="8323" w:hanging="180"/>
+      </w:pPr>
+    </w:lvl>
+  </w:abstractNum>
+  <w:abstractNum w:abstractNumId="82" w15:restartNumberingAfterBreak="0">
     <w:nsid w:val="77C35215"/>
     <w:multiLevelType w:val="hybridMultilevel"/>
     <w:tmpl w:val="62782E20"/>
@@ -28424,7 +31968,7 @@
       </w:rPr>
     </w:lvl>
   </w:abstractNum>
-  <w:abstractNum w:abstractNumId="79" w15:restartNumberingAfterBreak="0">
+  <w:abstractNum w:abstractNumId="83" w15:restartNumberingAfterBreak="0">
     <w:nsid w:val="7BB9B9C0"/>
     <w:multiLevelType w:val="hybridMultilevel"/>
     <w:tmpl w:val="BE764BCA"/>
@@ -28538,127 +32082,127 @@
     </w:lvl>
   </w:abstractNum>
   <w:num w:numId="1" w16cid:durableId="2007705648">
-    <w:abstractNumId w:val="61"/>
+    <w:abstractNumId w:val="64"/>
   </w:num>
   <w:num w:numId="2" w16cid:durableId="521820120">
-    <w:abstractNumId w:val="44"/>
+    <w:abstractNumId w:val="45"/>
   </w:num>
   <w:num w:numId="3" w16cid:durableId="1197625704">
-    <w:abstractNumId w:val="37"/>
+    <w:abstractNumId w:val="38"/>
   </w:num>
   <w:num w:numId="4" w16cid:durableId="1138912472">
-    <w:abstractNumId w:val="68"/>
+    <w:abstractNumId w:val="71"/>
   </w:num>
   <w:num w:numId="5" w16cid:durableId="832455804">
-    <w:abstractNumId w:val="79"/>
+    <w:abstractNumId w:val="83"/>
   </w:num>
   <w:num w:numId="6" w16cid:durableId="896669016">
-    <w:abstractNumId w:val="52"/>
+    <w:abstractNumId w:val="53"/>
   </w:num>
   <w:num w:numId="7" w16cid:durableId="1765610299">
     <w:abstractNumId w:val="22"/>
   </w:num>
   <w:num w:numId="8" w16cid:durableId="155926689">
-    <w:abstractNumId w:val="57"/>
+    <w:abstractNumId w:val="59"/>
   </w:num>
   <w:num w:numId="9" w16cid:durableId="1667516093">
-    <w:abstractNumId w:val="74"/>
+    <w:abstractNumId w:val="77"/>
   </w:num>
   <w:num w:numId="10" w16cid:durableId="1106656379">
-    <w:abstractNumId w:val="42"/>
+    <w:abstractNumId w:val="43"/>
   </w:num>
   <w:num w:numId="11" w16cid:durableId="1691026965">
-    <w:abstractNumId w:val="24"/>
+    <w:abstractNumId w:val="25"/>
   </w:num>
   <w:num w:numId="12" w16cid:durableId="547953465">
-    <w:abstractNumId w:val="47"/>
+    <w:abstractNumId w:val="48"/>
   </w:num>
   <w:num w:numId="13" w16cid:durableId="1021200494">
-    <w:abstractNumId w:val="66"/>
+    <w:abstractNumId w:val="69"/>
   </w:num>
   <w:num w:numId="14" w16cid:durableId="1320647260">
     <w:abstractNumId w:val="21"/>
   </w:num>
   <w:num w:numId="15" w16cid:durableId="697118368">
-    <w:abstractNumId w:val="46"/>
+    <w:abstractNumId w:val="47"/>
   </w:num>
   <w:num w:numId="16" w16cid:durableId="804545379">
-    <w:abstractNumId w:val="40"/>
+    <w:abstractNumId w:val="41"/>
   </w:num>
   <w:num w:numId="17" w16cid:durableId="294261220">
-    <w:abstractNumId w:val="71"/>
+    <w:abstractNumId w:val="74"/>
   </w:num>
   <w:num w:numId="18" w16cid:durableId="821001604">
-    <w:abstractNumId w:val="53"/>
+    <w:abstractNumId w:val="54"/>
   </w:num>
   <w:num w:numId="19" w16cid:durableId="82843518">
-    <w:abstractNumId w:val="77"/>
+    <w:abstractNumId w:val="80"/>
   </w:num>
   <w:num w:numId="20" w16cid:durableId="1699425060">
     <w:abstractNumId w:val="14"/>
   </w:num>
   <w:num w:numId="21" w16cid:durableId="103548348">
-    <w:abstractNumId w:val="30"/>
+    <w:abstractNumId w:val="31"/>
   </w:num>
   <w:num w:numId="22" w16cid:durableId="621687637">
     <w:abstractNumId w:val="20"/>
   </w:num>
   <w:num w:numId="23" w16cid:durableId="1444574481">
-    <w:abstractNumId w:val="73"/>
+    <w:abstractNumId w:val="76"/>
   </w:num>
   <w:num w:numId="24" w16cid:durableId="1488790616">
-    <w:abstractNumId w:val="54"/>
+    <w:abstractNumId w:val="55"/>
   </w:num>
   <w:num w:numId="25" w16cid:durableId="2006396448">
     <w:abstractNumId w:val="16"/>
   </w:num>
   <w:num w:numId="26" w16cid:durableId="245379830">
-    <w:abstractNumId w:val="48"/>
+    <w:abstractNumId w:val="49"/>
   </w:num>
   <w:num w:numId="27" w16cid:durableId="31536229">
     <w:abstractNumId w:val="7"/>
   </w:num>
   <w:num w:numId="28" w16cid:durableId="2140957297">
-    <w:abstractNumId w:val="35"/>
+    <w:abstractNumId w:val="36"/>
   </w:num>
   <w:num w:numId="29" w16cid:durableId="385881640">
     <w:abstractNumId w:val="17"/>
   </w:num>
   <w:num w:numId="30" w16cid:durableId="640616524">
-    <w:abstractNumId w:val="62"/>
+    <w:abstractNumId w:val="65"/>
   </w:num>
   <w:num w:numId="31" w16cid:durableId="1347638804">
-    <w:abstractNumId w:val="36"/>
+    <w:abstractNumId w:val="37"/>
   </w:num>
   <w:num w:numId="32" w16cid:durableId="1681200572">
-    <w:abstractNumId w:val="49"/>
+    <w:abstractNumId w:val="50"/>
   </w:num>
   <w:num w:numId="33" w16cid:durableId="1540438857">
-    <w:abstractNumId w:val="25"/>
+    <w:abstractNumId w:val="26"/>
   </w:num>
   <w:num w:numId="34" w16cid:durableId="1758937890">
-    <w:abstractNumId w:val="38"/>
+    <w:abstractNumId w:val="39"/>
   </w:num>
   <w:num w:numId="35" w16cid:durableId="1870869743">
-    <w:abstractNumId w:val="70"/>
+    <w:abstractNumId w:val="73"/>
   </w:num>
   <w:num w:numId="36" w16cid:durableId="153184791">
-    <w:abstractNumId w:val="41"/>
+    <w:abstractNumId w:val="42"/>
   </w:num>
   <w:num w:numId="37" w16cid:durableId="272713800">
-    <w:abstractNumId w:val="32"/>
+    <w:abstractNumId w:val="33"/>
   </w:num>
   <w:num w:numId="38" w16cid:durableId="1547715577">
-    <w:abstractNumId w:val="69"/>
+    <w:abstractNumId w:val="72"/>
   </w:num>
   <w:num w:numId="39" w16cid:durableId="1499729378">
-    <w:abstractNumId w:val="45"/>
+    <w:abstractNumId w:val="46"/>
   </w:num>
   <w:num w:numId="40" w16cid:durableId="176773706">
     <w:abstractNumId w:val="10"/>
   </w:num>
   <w:num w:numId="41" w16cid:durableId="1494024812">
-    <w:abstractNumId w:val="28"/>
+    <w:abstractNumId w:val="29"/>
   </w:num>
   <w:num w:numId="42" w16cid:durableId="446971133">
     <w:abstractNumId w:val="6"/>
@@ -28673,7 +32217,7 @@
     <w:abstractNumId w:val="9"/>
   </w:num>
   <w:num w:numId="46" w16cid:durableId="293028806">
-    <w:abstractNumId w:val="63"/>
+    <w:abstractNumId w:val="66"/>
   </w:num>
   <w:num w:numId="47" w16cid:durableId="729614086">
     <w:abstractNumId w:val="18"/>
@@ -28685,85 +32229,97 @@
     <w:abstractNumId w:val="15"/>
   </w:num>
   <w:num w:numId="50" w16cid:durableId="563680287">
-    <w:abstractNumId w:val="26"/>
+    <w:abstractNumId w:val="27"/>
   </w:num>
   <w:num w:numId="51" w16cid:durableId="1822843021">
-    <w:abstractNumId w:val="55"/>
+    <w:abstractNumId w:val="56"/>
   </w:num>
   <w:num w:numId="52" w16cid:durableId="2122676327">
+    <w:abstractNumId w:val="70"/>
+  </w:num>
+  <w:num w:numId="53" w16cid:durableId="1613171346">
+    <w:abstractNumId w:val="52"/>
+  </w:num>
+  <w:num w:numId="54" w16cid:durableId="1513567971">
     <w:abstractNumId w:val="67"/>
   </w:num>
-  <w:num w:numId="53" w16cid:durableId="1613171346">
-    <w:abstractNumId w:val="51"/>
-  </w:num>
-  <w:num w:numId="54" w16cid:durableId="1513567971">
-    <w:abstractNumId w:val="64"/>
-  </w:num>
   <w:num w:numId="55" w16cid:durableId="233122197">
-    <w:abstractNumId w:val="75"/>
+    <w:abstractNumId w:val="78"/>
   </w:num>
   <w:num w:numId="56" w16cid:durableId="1564678315">
     <w:abstractNumId w:val="4"/>
   </w:num>
   <w:num w:numId="57" w16cid:durableId="2075620512">
-    <w:abstractNumId w:val="76"/>
+    <w:abstractNumId w:val="79"/>
   </w:num>
   <w:num w:numId="58" w16cid:durableId="2117947346">
-    <w:abstractNumId w:val="65"/>
+    <w:abstractNumId w:val="68"/>
   </w:num>
   <w:num w:numId="59" w16cid:durableId="593435325">
     <w:abstractNumId w:val="12"/>
   </w:num>
   <w:num w:numId="60" w16cid:durableId="131867161">
-    <w:abstractNumId w:val="60"/>
+    <w:abstractNumId w:val="63"/>
   </w:num>
   <w:num w:numId="61" w16cid:durableId="1734693814">
-    <w:abstractNumId w:val="33"/>
+    <w:abstractNumId w:val="34"/>
   </w:num>
   <w:num w:numId="62" w16cid:durableId="2053000441">
-    <w:abstractNumId w:val="31"/>
+    <w:abstractNumId w:val="32"/>
   </w:num>
   <w:num w:numId="63" w16cid:durableId="1372339223">
-    <w:abstractNumId w:val="78"/>
+    <w:abstractNumId w:val="82"/>
   </w:num>
   <w:num w:numId="64" w16cid:durableId="1415660682">
-    <w:abstractNumId w:val="29"/>
+    <w:abstractNumId w:val="30"/>
   </w:num>
   <w:num w:numId="65" w16cid:durableId="317803832">
-    <w:abstractNumId w:val="39"/>
+    <w:abstractNumId w:val="40"/>
   </w:num>
   <w:num w:numId="66" w16cid:durableId="669676166">
-    <w:abstractNumId w:val="58"/>
+    <w:abstractNumId w:val="60"/>
   </w:num>
   <w:num w:numId="67" w16cid:durableId="1091704186">
     <w:abstractNumId w:val="19"/>
   </w:num>
   <w:num w:numId="68" w16cid:durableId="125587800">
-    <w:abstractNumId w:val="59"/>
+    <w:abstractNumId w:val="62"/>
   </w:num>
   <w:num w:numId="69" w16cid:durableId="585698585">
-    <w:abstractNumId w:val="27"/>
+    <w:abstractNumId w:val="28"/>
   </w:num>
   <w:num w:numId="70" w16cid:durableId="1119183809">
-    <w:abstractNumId w:val="34"/>
+    <w:abstractNumId w:val="35"/>
   </w:num>
   <w:num w:numId="71" w16cid:durableId="447967488">
-    <w:abstractNumId w:val="72"/>
+    <w:abstractNumId w:val="75"/>
   </w:num>
   <w:num w:numId="72" w16cid:durableId="456872194">
-    <w:abstractNumId w:val="43"/>
+    <w:abstractNumId w:val="44"/>
   </w:num>
   <w:num w:numId="73" w16cid:durableId="1456022100">
-    <w:abstractNumId w:val="23"/>
+    <w:abstractNumId w:val="24"/>
   </w:num>
   <w:num w:numId="74" w16cid:durableId="1942368617">
-    <w:abstractNumId w:val="56"/>
+    <w:abstractNumId w:val="58"/>
   </w:num>
   <w:num w:numId="75" w16cid:durableId="1892031958">
-    <w:abstractNumId w:val="50"/>
+    <w:abstractNumId w:val="51"/>
   </w:num>
   <w:num w:numId="76" w16cid:durableId="1306664314">
     <w:abstractNumId w:val="5"/>
+  </w:num>
+  <w:num w:numId="77" w16cid:durableId="1156343174">
+    <w:abstractNumId w:val="23"/>
+  </w:num>
+  <w:num w:numId="78" w16cid:durableId="723060881">
+    <w:abstractNumId w:val="61"/>
+  </w:num>
+  <w:num w:numId="79" w16cid:durableId="137691231">
+    <w:abstractNumId w:val="81"/>
+  </w:num>
+  <w:num w:numId="80" w16cid:durableId="1260484918">
+    <w:abstractNumId w:val="57"/>
   </w:num>
   <w:numIdMacAtCleanup w:val="76"/>
 </w:numbering>
@@ -31292,6 +34848,61 @@
       </w:tblBorders>
     </w:tblPr>
   </w:style>
+  <w:style w:type="table" w:styleId="Tabellagriglia1chiara">
+    <w:name w:val="Grid Table 1 Light"/>
+    <w:basedOn w:val="Tabellanormale"/>
+    <w:uiPriority w:val="33"/>
+    <w:qFormat/>
+    <w:rsid w:val="00E352AD"/>
+    <w:tblPr>
+      <w:tblStyleRowBandSize w:val="1"/>
+      <w:tblStyleColBandSize w:val="1"/>
+      <w:tblBorders>
+        <w:top w:val="single" w:sz="4" w:space="0" w:color="999999" w:themeColor="text1" w:themeTint="66"/>
+        <w:left w:val="single" w:sz="4" w:space="0" w:color="999999" w:themeColor="text1" w:themeTint="66"/>
+        <w:bottom w:val="single" w:sz="4" w:space="0" w:color="999999" w:themeColor="text1" w:themeTint="66"/>
+        <w:right w:val="single" w:sz="4" w:space="0" w:color="999999" w:themeColor="text1" w:themeTint="66"/>
+        <w:insideH w:val="single" w:sz="4" w:space="0" w:color="999999" w:themeColor="text1" w:themeTint="66"/>
+        <w:insideV w:val="single" w:sz="4" w:space="0" w:color="999999" w:themeColor="text1" w:themeTint="66"/>
+      </w:tblBorders>
+    </w:tblPr>
+    <w:tblStylePr w:type="firstRow">
+      <w:rPr>
+        <w:b/>
+        <w:bCs/>
+      </w:rPr>
+      <w:tblPr/>
+      <w:tcPr>
+        <w:tcBorders>
+          <w:bottom w:val="single" w:sz="12" w:space="0" w:color="666666" w:themeColor="text1" w:themeTint="99"/>
+        </w:tcBorders>
+      </w:tcPr>
+    </w:tblStylePr>
+    <w:tblStylePr w:type="lastRow">
+      <w:rPr>
+        <w:b/>
+        <w:bCs/>
+      </w:rPr>
+      <w:tblPr/>
+      <w:tcPr>
+        <w:tcBorders>
+          <w:top w:val="double" w:sz="2" w:space="0" w:color="666666" w:themeColor="text1" w:themeTint="99"/>
+        </w:tcBorders>
+      </w:tcPr>
+    </w:tblStylePr>
+    <w:tblStylePr w:type="firstCol">
+      <w:rPr>
+        <w:b/>
+        <w:bCs/>
+      </w:rPr>
+    </w:tblStylePr>
+    <w:tblStylePr w:type="lastCol">
+      <w:rPr>
+        <w:b/>
+        <w:bCs/>
+      </w:rPr>
+    </w:tblStylePr>
+  </w:style>
 </w:styles>
 </file>
 

--- a/Deliverables/RAD_GGEyewear.docx
+++ b/Deliverables/RAD_GGEyewear.docx
@@ -145,7 +145,6 @@
         </w:rPr>
         <w:br/>
       </w:r>
-      <w:proofErr w:type="spellStart"/>
       <w:r>
         <w:rPr>
           <w:rFonts w:ascii="Arial" w:hAnsi="Arial"/>
@@ -155,9 +154,8 @@
           <w:szCs w:val="36"/>
           <w:lang w:val="en-US"/>
         </w:rPr>
-        <w:t>Versione</w:t>
-      </w:r>
-      <w:proofErr w:type="spellEnd"/>
+        <w:t xml:space="preserve">Versione </w:t>
+      </w:r>
       <w:r>
         <w:rPr>
           <w:rFonts w:ascii="Arial" w:hAnsi="Arial"/>
@@ -167,7 +165,7 @@
           <w:szCs w:val="36"/>
           <w:lang w:val="en-US"/>
         </w:rPr>
-        <w:t xml:space="preserve"> </w:t>
+        <w:t>8</w:t>
       </w:r>
       <w:r>
         <w:rPr>
@@ -178,29 +176,7 @@
           <w:szCs w:val="36"/>
           <w:lang w:val="en-US"/>
         </w:rPr>
-        <w:t>7</w:t>
-      </w:r>
-      <w:r>
-        <w:rPr>
-          <w:rFonts w:ascii="Arial" w:hAnsi="Arial"/>
-          <w:b/>
-          <w:bCs/>
-          <w:sz w:val="36"/>
-          <w:szCs w:val="36"/>
-          <w:lang w:val="en-US"/>
-        </w:rPr>
-        <w:t>.</w:t>
-      </w:r>
-      <w:r>
-        <w:rPr>
-          <w:rFonts w:ascii="Arial" w:hAnsi="Arial"/>
-          <w:b/>
-          <w:bCs/>
-          <w:sz w:val="36"/>
-          <w:szCs w:val="36"/>
-          <w:lang w:val="en-US"/>
-        </w:rPr>
-        <w:t>1</w:t>
+        <w:t>.0</w:t>
       </w:r>
       <w:r>
         <w:rPr>
@@ -433,7 +409,7 @@
           <w:sz w:val="32"/>
           <w:szCs w:val="32"/>
         </w:rPr>
-        <w:t>6</w:t>
+        <w:t>8</w:t>
       </w:r>
       <w:r>
         <w:rPr>
@@ -2360,6 +2336,126 @@
           </w:p>
         </w:tc>
       </w:tr>
+      <w:tr>
+        <w:trPr>
+          <w:trHeight w:val="230"/>
+        </w:trPr>
+        <w:tc>
+          <w:tcPr>
+            <w:tcW w:w="1927" w:type="dxa"/>
+            <w:tcBorders>
+              <w:top w:val="single" w:sz="4" w:space="0" w:color="auto"/>
+              <w:left w:val="single" w:sz="4" w:space="0" w:color="auto"/>
+              <w:bottom w:val="single" w:sz="4" w:space="0" w:color="auto"/>
+              <w:right w:val="single" w:sz="4" w:space="0" w:color="auto"/>
+            </w:tcBorders>
+          </w:tcPr>
+          <w:p>
+            <w:pPr>
+              <w:pStyle w:val="Contenutotabella"/>
+              <w:rPr>
+                <w:sz w:val="20"/>
+                <w:szCs w:val="20"/>
+              </w:rPr>
+            </w:pPr>
+            <w:r>
+              <w:rPr>
+                <w:sz w:val="20"/>
+                <w:szCs w:val="20"/>
+              </w:rPr>
+              <w:t>28/10/2026</w:t>
+            </w:r>
+          </w:p>
+        </w:tc>
+        <w:tc>
+          <w:tcPr>
+            <w:tcW w:w="964" w:type="dxa"/>
+            <w:tcBorders>
+              <w:top w:val="single" w:sz="4" w:space="0" w:color="auto"/>
+              <w:left w:val="single" w:sz="4" w:space="0" w:color="auto"/>
+              <w:bottom w:val="single" w:sz="4" w:space="0" w:color="auto"/>
+              <w:right w:val="single" w:sz="4" w:space="0" w:color="auto"/>
+            </w:tcBorders>
+          </w:tcPr>
+          <w:p>
+            <w:pPr>
+              <w:pStyle w:val="Contenutotabella"/>
+              <w:rPr>
+                <w:sz w:val="20"/>
+                <w:szCs w:val="20"/>
+              </w:rPr>
+            </w:pPr>
+            <w:r>
+              <w:rPr>
+                <w:sz w:val="20"/>
+                <w:szCs w:val="20"/>
+              </w:rPr>
+              <w:t>8.0</w:t>
+            </w:r>
+          </w:p>
+        </w:tc>
+        <w:tc>
+          <w:tcPr>
+            <w:tcW w:w="4336" w:type="dxa"/>
+            <w:tcBorders>
+              <w:top w:val="single" w:sz="4" w:space="0" w:color="auto"/>
+              <w:left w:val="single" w:sz="4" w:space="0" w:color="auto"/>
+              <w:bottom w:val="single" w:sz="4" w:space="0" w:color="auto"/>
+              <w:right w:val="single" w:sz="4" w:space="0" w:color="auto"/>
+            </w:tcBorders>
+          </w:tcPr>
+          <w:p>
+            <w:pPr>
+              <w:pStyle w:val="Contenutotabella"/>
+              <w:rPr>
+                <w:sz w:val="20"/>
+                <w:szCs w:val="20"/>
+              </w:rPr>
+            </w:pPr>
+            <w:r>
+              <w:rPr>
+                <w:sz w:val="20"/>
+                <w:szCs w:val="20"/>
+              </w:rPr>
+              <w:t>Aggiunta</w:t>
+            </w:r>
+            <w:r>
+              <w:rPr>
+                <w:sz w:val="20"/>
+                <w:szCs w:val="20"/>
+              </w:rPr>
+              <w:t xml:space="preserve"> caso d’uso per l’aggiunta di un nuovo prodotto</w:t>
+            </w:r>
+          </w:p>
+        </w:tc>
+        <w:tc>
+          <w:tcPr>
+            <w:tcW w:w="2410" w:type="dxa"/>
+            <w:tcBorders>
+              <w:top w:val="single" w:sz="4" w:space="0" w:color="auto"/>
+              <w:left w:val="single" w:sz="4" w:space="0" w:color="auto"/>
+              <w:bottom w:val="single" w:sz="4" w:space="0" w:color="auto"/>
+              <w:right w:val="single" w:sz="4" w:space="0" w:color="auto"/>
+            </w:tcBorders>
+          </w:tcPr>
+          <w:p>
+            <w:pPr>
+              <w:pStyle w:val="Contenutotabella"/>
+              <w:rPr>
+                <w:sz w:val="20"/>
+                <w:szCs w:val="20"/>
+              </w:rPr>
+            </w:pPr>
+            <w:r>
+              <w:rPr>
+                <w:sz w:val="20"/>
+                <w:szCs w:val="20"/>
+              </w:rPr>
+              <w:t>Gennaro Esposito</w:t>
+            </w:r>
+          </w:p>
+        </w:tc>
+      </w:tr>
     </w:tbl>
     <w:p>
       <w:pPr>
@@ -9182,7 +9278,16 @@
         <w:t>RFN13</w:t>
       </w:r>
       <w:r>
-        <w:t xml:space="preserve">: L'applicazione web deve interagire con il sistema esterno di gestione della base di dati (MySQL Server), inviando in output comandi e query formulati nel linguaggio SQL e ricevendo in input i dati estratti sotto forma di record strutturati. </w:t>
+        <w:t xml:space="preserve">: L'applicazione web deve interagire con il sistema </w:t>
+      </w:r>
+      <w:r>
+        <w:rPr>
+          <w:color w:val="EE0000"/>
+        </w:rPr>
+        <w:t xml:space="preserve">esterno </w:t>
+      </w:r>
+      <w:r>
+        <w:t xml:space="preserve">di gestione della base di dati (MySQL Server), inviando in output comandi e query formulati nel linguaggio SQL e ricevendo in input i dati estratti sotto forma di record strutturati. </w:t>
       </w:r>
     </w:p>
     <w:p>
@@ -9868,49 +9973,119 @@
           <w:rFonts w:eastAsia="Times New Roman"/>
           <w:kern w:val="0"/>
         </w:rPr>
-        <w:t>. S</w:t>
+        <w:t>.</w:t>
       </w:r>
       <w:r>
         <w:rPr>
           <w:rFonts w:eastAsia="Times New Roman"/>
           <w:kern w:val="0"/>
         </w:rPr>
-        <w:t xml:space="preserve">eleziona </w:t>
+        <w:t xml:space="preserve"> Scorre poi in basso alla pagina </w:t>
       </w:r>
       <w:r>
         <w:rPr>
           <w:rFonts w:eastAsia="Times New Roman"/>
           <w:kern w:val="0"/>
         </w:rPr>
-        <w:t xml:space="preserve">poi </w:t>
+        <w:t>e, tra le varie recensioni presenti, legge</w:t>
       </w:r>
       <w:r>
         <w:rPr>
           <w:rFonts w:eastAsia="Times New Roman"/>
           <w:kern w:val="0"/>
         </w:rPr>
-        <w:t xml:space="preserve">il colore "Nero </w:t>
+        <w:t xml:space="preserve"> le recensioni scritte dai clienti </w:t>
       </w:r>
       <w:r>
         <w:rPr>
           <w:rFonts w:eastAsia="Times New Roman"/>
           <w:kern w:val="0"/>
         </w:rPr>
-        <w:t>Opaco</w:t>
+        <w:t>francesca.neri@email.it</w:t>
       </w:r>
       <w:r>
         <w:rPr>
           <w:rFonts w:eastAsia="Times New Roman"/>
           <w:kern w:val="0"/>
         </w:rPr>
-        <w:t xml:space="preserve">" </w:t>
+        <w:t xml:space="preserve"> e </w:t>
       </w:r>
       <w:r>
         <w:rPr>
           <w:rFonts w:eastAsia="Times New Roman"/>
           <w:kern w:val="0"/>
         </w:rPr>
-        <w:t>e inserisce come quantità desiderata “1”; procede cliccando</w:t>
+        <w:t>ciro.esposito@email.it</w:t>
+      </w:r>
+      <w:r>
+        <w:rPr>
+          <w:rFonts w:eastAsia="Times New Roman"/>
+          <w:kern w:val="0"/>
+        </w:rPr>
+        <w:t>: entrambe esprimono opinioni molto positive sull’occhiale. Marco prende quindi la sua decisione: s</w:t>
+      </w:r>
+      <w:r>
+        <w:rPr>
+          <w:rFonts w:eastAsia="Times New Roman"/>
+          <w:kern w:val="0"/>
+        </w:rPr>
+        <w:t>eleziona</w:t>
+      </w:r>
+      <w:r>
+        <w:rPr>
+          <w:rFonts w:eastAsia="Times New Roman"/>
+          <w:kern w:val="0"/>
+        </w:rPr>
+        <w:t xml:space="preserve"> </w:t>
+      </w:r>
+      <w:r>
+        <w:rPr>
+          <w:rFonts w:eastAsia="Times New Roman"/>
+          <w:kern w:val="0"/>
+        </w:rPr>
+        <w:t xml:space="preserve">il colore "Nero </w:t>
+      </w:r>
+      <w:r>
+        <w:rPr>
+          <w:rFonts w:eastAsia="Times New Roman"/>
+          <w:kern w:val="0"/>
+        </w:rPr>
+        <w:t>Opaco</w:t>
+      </w:r>
+      <w:r>
+        <w:rPr>
+          <w:rFonts w:eastAsia="Times New Roman"/>
+          <w:kern w:val="0"/>
+        </w:rPr>
+        <w:t>"</w:t>
+      </w:r>
+      <w:r>
+        <w:rPr>
+          <w:rFonts w:eastAsia="Times New Roman"/>
+          <w:kern w:val="0"/>
+        </w:rPr>
+        <w:t>,</w:t>
+      </w:r>
+      <w:r>
+        <w:rPr>
+          <w:rFonts w:eastAsia="Times New Roman"/>
+          <w:kern w:val="0"/>
+        </w:rPr>
+        <w:t xml:space="preserve"> inserisce come quantità desiderata “1”</w:t>
+      </w:r>
+      <w:r>
+        <w:rPr>
+          <w:rFonts w:eastAsia="Times New Roman"/>
+          <w:kern w:val="0"/>
+        </w:rPr>
+        <w:t xml:space="preserve"> e</w:t>
+      </w:r>
+      <w:r>
+        <w:rPr>
+          <w:rFonts w:eastAsia="Times New Roman"/>
+          <w:kern w:val="0"/>
+        </w:rPr>
+        <w:t xml:space="preserve"> procede cliccando</w:t>
       </w:r>
       <w:r>
         <w:rPr>
@@ -10515,14 +10690,11 @@
         <w:ind w:left="1418"/>
       </w:pPr>
       <w:r>
+        <w:lastRenderedPageBreak/>
         <w:t xml:space="preserve">Il sistema convalida le credenziali, riconosce il ruolo di "Order Manager" e reindirizza Antonio alla Dashboard Gestionale degli ordini, dove viene mostrata la tabella contenente tutti gli ordini effettuati. Antonio </w:t>
       </w:r>
       <w:r>
-        <w:t xml:space="preserve">filtra gli ordini inserendo il </w:t>
-      </w:r>
-      <w:r>
-        <w:lastRenderedPageBreak/>
-        <w:t xml:space="preserve">codice identificativo </w:t>
+        <w:t xml:space="preserve">filtra gli ordini inserendo il codice identificativo </w:t>
       </w:r>
       <w:r>
         <w:rPr>
@@ -10907,6 +11079,7 @@
         <w:ind w:left="1418"/>
       </w:pPr>
       <w:r>
+        <w:lastRenderedPageBreak/>
         <w:t xml:space="preserve">Vittoria accede alla pagina di login del sito </w:t>
       </w:r>
       <w:r>
@@ -10966,11 +11139,7 @@
         <w:t>area gestionale "Gestione Catalogo"</w:t>
       </w:r>
       <w:r>
-        <w:t xml:space="preserve">, dove viene mostrata a </w:t>
-      </w:r>
-      <w:r>
-        <w:lastRenderedPageBreak/>
-        <w:t>schermo l’elenco di tutti gli occhiali di cui il negozio dispone, completi</w:t>
+        <w:t>, dove viene mostrata a schermo l’elenco di tutti gli occhiali di cui il negozio dispone, completi</w:t>
       </w:r>
       <w:r>
         <w:t xml:space="preserve"> di immagine miniatura, nome </w:t>
@@ -11545,7 +11714,11 @@
         <w:t xml:space="preserve"> </w:t>
       </w:r>
       <w:r>
-        <w:t xml:space="preserve">e password </w:t>
+        <w:t xml:space="preserve">e </w:t>
+      </w:r>
+      <w:r>
+        <w:lastRenderedPageBreak/>
+        <w:t xml:space="preserve">password </w:t>
       </w:r>
       <w:r>
         <w:rPr>
@@ -11603,11 +11776,7 @@
         <w:t>modello, prezzo</w:t>
       </w:r>
       <w:r>
-        <w:t xml:space="preserve">, tipologia e </w:t>
-      </w:r>
-      <w:r>
-        <w:lastRenderedPageBreak/>
-        <w:t>genere,</w:t>
+        <w:t>, tipologia e genere,</w:t>
       </w:r>
       <w:r>
         <w:t xml:space="preserve"> </w:t>
@@ -12120,6 +12289,7 @@
         <w:jc w:val="both"/>
       </w:pPr>
       <w:r>
+        <w:lastRenderedPageBreak/>
         <w:t>Se al punto 3 il sistema rileva credenziali non corrette</w:t>
       </w:r>
       <w:r>
@@ -12174,7 +12344,6 @@
           <w:b/>
           <w:bCs/>
         </w:rPr>
-        <w:lastRenderedPageBreak/>
         <w:t>UC 1.</w:t>
       </w:r>
       <w:r>
@@ -12442,10 +12611,7 @@
       </w:r>
       <w:proofErr w:type="spellEnd"/>
       <w:r>
-        <w:t xml:space="preserve">: L’utente accede alla schermata di </w:t>
-      </w:r>
-      <w:r>
-        <w:t>registrazione tramite il pulsante presente nella schermata di login</w:t>
+        <w:t>: L’utente accede alla schermata di registrazione tramite il pulsante presente nella schermata di login</w:t>
       </w:r>
     </w:p>
     <w:p>
@@ -12715,10 +12881,7 @@
         <w:jc w:val="both"/>
       </w:pPr>
       <w:r>
-        <w:t xml:space="preserve">Il sistema verifica che </w:t>
-      </w:r>
-      <w:r>
-        <w:t>la mail non sia già in uso</w:t>
+        <w:t>Il sistema verifica che la mail non sia già in uso</w:t>
       </w:r>
     </w:p>
     <w:p>
@@ -12933,6 +13096,7 @@
         <w:jc w:val="both"/>
       </w:pPr>
       <w:r>
+        <w:lastRenderedPageBreak/>
         <w:t xml:space="preserve">Entry </w:t>
       </w:r>
       <w:proofErr w:type="spellStart"/>
@@ -13019,7 +13183,6 @@
         <w:jc w:val="both"/>
       </w:pPr>
       <w:r>
-        <w:lastRenderedPageBreak/>
         <w:t xml:space="preserve">Il sistema mostra </w:t>
       </w:r>
       <w:r>
@@ -13603,6 +13766,7 @@
         <w:jc w:val="both"/>
       </w:pPr>
       <w:r>
+        <w:lastRenderedPageBreak/>
         <w:t>Il sistema rileva la mancanza di prodotti in corrispondenza dei filtri selezionati dal Cliente</w:t>
       </w:r>
     </w:p>
@@ -13657,7 +13821,6 @@
         <w:jc w:val="both"/>
       </w:pPr>
       <w:r>
-        <w:lastRenderedPageBreak/>
         <w:t>Il cliente seleziona il pulsante di azzeramento filtri e il sistema mostra l’elenco completo</w:t>
       </w:r>
     </w:p>
@@ -13892,11 +14055,11 @@
         </w:drawing>
       </w:r>
       <w:r>
-        <w:t>Exit C</w:t>
+        <w:t xml:space="preserve">Exit </w:t>
       </w:r>
       <w:proofErr w:type="spellStart"/>
       <w:r>
-        <w:t>ondition</w:t>
+        <w:t>Condition</w:t>
       </w:r>
       <w:proofErr w:type="spellEnd"/>
       <w:r>
@@ -14108,6 +14271,7 @@
         <w:jc w:val="both"/>
       </w:pPr>
       <w:r>
+        <w:lastRenderedPageBreak/>
         <w:t>In caso di aggiunta di un prodotto, il sistema lo aggiunge al carrello (opzionale)</w:t>
       </w:r>
     </w:p>
@@ -14162,7 +14326,6 @@
         <w:jc w:val="both"/>
       </w:pPr>
       <w:r>
-        <w:lastRenderedPageBreak/>
         <w:t>Il sistema ricarica in modo asincrono il totale (opzionale)</w:t>
       </w:r>
     </w:p>
@@ -14870,8 +15033,14 @@
         <w:spacing w:after="100"/>
         <w:ind w:left="1843"/>
         <w:jc w:val="both"/>
-      </w:pPr>
-      <w:r>
+        <w:rPr>
+          <w:highlight w:val="yellow"/>
+        </w:rPr>
+      </w:pPr>
+      <w:r>
+        <w:rPr>
+          <w:highlight w:val="yellow"/>
+        </w:rPr>
         <w:t>Il sistema verifica se l’utente è autenticato e va a buon fine</w:t>
       </w:r>
     </w:p>
@@ -14942,8 +15111,14 @@
         <w:spacing w:after="100"/>
         <w:ind w:left="1843"/>
         <w:jc w:val="both"/>
-      </w:pPr>
-      <w:r>
+        <w:rPr>
+          <w:highlight w:val="yellow"/>
+        </w:rPr>
+      </w:pPr>
+      <w:r>
+        <w:rPr>
+          <w:highlight w:val="yellow"/>
+        </w:rPr>
         <w:t>Se seleziona carta di credito inserisce i dati della carta (opzionale)</w:t>
       </w:r>
     </w:p>
@@ -15899,21 +16074,13 @@
         <w:t>effettuato un</w:t>
       </w:r>
       <w:r>
-        <w:t xml:space="preserve"> </w:t>
-      </w:r>
-      <w:proofErr w:type="gramStart"/>
-      <w:r>
-        <w:t>acquist</w:t>
+        <w:t xml:space="preserve"> acquist</w:t>
       </w:r>
       <w:r>
         <w:t>o</w:t>
       </w:r>
       <w:r>
-        <w:t>,  viene</w:t>
-      </w:r>
-      <w:proofErr w:type="gramEnd"/>
-      <w:r>
-        <w:t xml:space="preserve"> eseguita l'eccezione UC </w:t>
+        <w:t xml:space="preserve">,  viene eseguita l'eccezione UC </w:t>
       </w:r>
       <w:r>
         <w:t>6</w:t>
@@ -16388,27 +16555,27 @@
         <w:jc w:val="both"/>
       </w:pPr>
       <w:r>
-        <w:t xml:space="preserve">Il sistema nasconde la sezione </w:t>
+        <w:t>Il sistema nasconde la sezione dello storico ordini e fa apparire al suo posto la scheda dedicata alla modifica dei dati utente, contenente un</w:t>
+      </w:r>
+      <w:r>
+        <w:t xml:space="preserve"> form precompilato con le informazioni attuali del cliente (nome, cognome, email, telefono, data di nascita, indirizzo </w:t>
+      </w:r>
+      <w:r>
+        <w:t>di spedizione completo con Via, Civico, CAP e Città</w:t>
+      </w:r>
+      <w:r>
+        <w:t>)</w:t>
+      </w:r>
+      <w:r>
+        <w:t xml:space="preserve"> e </w:t>
       </w:r>
       <w:proofErr w:type="gramStart"/>
       <w:r>
-        <w:t>dello storico ordini</w:t>
+        <w:t>3</w:t>
       </w:r>
       <w:proofErr w:type="gramEnd"/>
       <w:r>
-        <w:t xml:space="preserve"> e fa apparire al suo posto la scheda dedicata alla modifica dei dati utente, contenente un</w:t>
-      </w:r>
-      <w:r>
-        <w:t xml:space="preserve"> form precompilato con le informazioni attuali del cliente (nome, cognome, email, telefono, data di nascita, indirizzo </w:t>
-      </w:r>
-      <w:r>
-        <w:t>di spedizione completo con Via, Civico, CAP e Città</w:t>
-      </w:r>
-      <w:r>
-        <w:t>)</w:t>
-      </w:r>
-      <w:r>
-        <w:t xml:space="preserve"> e 3 campi vuoti dedicati alla modifica della password (password corrente, nuova password, conferma nuova password).</w:t>
+        <w:t xml:space="preserve"> campi vuoti dedicati alla modifica della password (password corrente, nuova password, conferma nuova password).</w:t>
       </w:r>
     </w:p>
     <w:p>
@@ -17553,6 +17720,8 @@
         </w:tabs>
         <w:spacing w:after="100"/>
         <w:ind w:firstLine="630"/>
+      </w:pPr>
+      <w:r>
         <w:rPr>
           <w:b/>
           <w:bCs/>
@@ -17560,15 +17729,9 @@
           <w:szCs w:val="28"/>
           <w:u w:val="single"/>
         </w:rPr>
-      </w:pPr>
-    </w:p>
-    <w:p>
-      <w:pPr>
-        <w:tabs>
-          <w:tab w:val="left" w:pos="8580"/>
-        </w:tabs>
-        <w:spacing w:after="100"/>
-        <w:ind w:firstLine="630"/>
+        <w:t xml:space="preserve">UC </w:t>
+      </w:r>
+      <w:r>
         <w:rPr>
           <w:b/>
           <w:bCs/>
@@ -17576,15 +17739,9 @@
           <w:szCs w:val="28"/>
           <w:u w:val="single"/>
         </w:rPr>
-      </w:pPr>
-    </w:p>
-    <w:p>
-      <w:pPr>
-        <w:tabs>
-          <w:tab w:val="left" w:pos="8580"/>
-        </w:tabs>
-        <w:spacing w:after="100"/>
-        <w:ind w:firstLine="630"/>
+        <w:t>8</w:t>
+      </w:r>
+      <w:r>
         <w:rPr>
           <w:b/>
           <w:bCs/>
@@ -17592,18 +17749,1632 @@
           <w:szCs w:val="28"/>
           <w:u w:val="single"/>
         </w:rPr>
-      </w:pPr>
-    </w:p>
-    <w:p>
-      <w:pPr>
+        <w:t>: Gestione degli Ordini</w:t>
+      </w:r>
+    </w:p>
+    <w:p>
+      <w:pPr>
+        <w:pStyle w:val="Paragrafoelenco"/>
+        <w:numPr>
+          <w:ilvl w:val="0"/>
+          <w:numId w:val="31"/>
+        </w:numPr>
         <w:tabs>
           <w:tab w:val="left" w:pos="8580"/>
         </w:tabs>
         <w:spacing w:after="100"/>
+        <w:ind w:hanging="180"/>
+        <w:rPr>
+          <w:rFonts w:ascii="Times New Roman" w:eastAsia="Times New Roman" w:hAnsi="Times New Roman" w:cs="Times New Roman"/>
+        </w:rPr>
+      </w:pPr>
+      <w:r>
+        <w:rPr>
+          <w:rFonts w:ascii="Times New Roman" w:eastAsia="Times New Roman" w:hAnsi="Times New Roman" w:cs="Times New Roman"/>
+          <w:b/>
+          <w:bCs/>
+        </w:rPr>
+        <w:t xml:space="preserve">Attori coinvolti: </w:t>
+      </w:r>
+      <w:r>
+        <w:rPr>
+          <w:rFonts w:ascii="Times New Roman" w:eastAsia="Times New Roman" w:hAnsi="Times New Roman" w:cs="Times New Roman"/>
+        </w:rPr>
+        <w:t>Order Manager</w:t>
+      </w:r>
+    </w:p>
+    <w:p>
+      <w:pPr>
+        <w:pStyle w:val="Paragrafoelenco"/>
+        <w:numPr>
+          <w:ilvl w:val="0"/>
+          <w:numId w:val="31"/>
+        </w:numPr>
+        <w:tabs>
+          <w:tab w:val="left" w:pos="8580"/>
+        </w:tabs>
+        <w:spacing w:after="100"/>
+        <w:ind w:hanging="180"/>
+        <w:rPr>
+          <w:rFonts w:ascii="Times New Roman" w:eastAsia="Times New Roman" w:hAnsi="Times New Roman" w:cs="Times New Roman"/>
+        </w:rPr>
+      </w:pPr>
+      <w:r>
+        <w:rPr>
+          <w:rFonts w:ascii="Times New Roman" w:eastAsia="Times New Roman" w:hAnsi="Times New Roman" w:cs="Times New Roman"/>
+          <w:b/>
+          <w:bCs/>
+        </w:rPr>
+        <w:t>Entry Condition:</w:t>
+      </w:r>
+      <w:r>
+        <w:rPr>
+          <w:rFonts w:ascii="Times New Roman" w:eastAsia="Times New Roman" w:hAnsi="Times New Roman" w:cs="Times New Roman"/>
+          <w:b/>
+          <w:bCs/>
+        </w:rPr>
+        <w:t xml:space="preserve"> </w:t>
+      </w:r>
+      <w:r>
+        <w:rPr>
+          <w:rFonts w:ascii="Times New Roman" w:eastAsia="Times New Roman" w:hAnsi="Times New Roman" w:cs="Times New Roman"/>
+        </w:rPr>
+        <w:t xml:space="preserve">L'amministratore si è autenticato con successo con </w:t>
+      </w:r>
+      <w:r>
+        <w:rPr>
+          <w:rFonts w:ascii="Times New Roman" w:eastAsia="Times New Roman" w:hAnsi="Times New Roman" w:cs="Times New Roman"/>
+        </w:rPr>
+        <w:t>credenziali con privilegi di amministratore</w:t>
+      </w:r>
+      <w:r>
+        <w:rPr>
+          <w:rFonts w:ascii="Times New Roman" w:eastAsia="Times New Roman" w:hAnsi="Times New Roman" w:cs="Times New Roman"/>
+        </w:rPr>
+        <w:t xml:space="preserve"> e </w:t>
+      </w:r>
+      <w:r>
+        <w:rPr>
+          <w:rFonts w:ascii="Times New Roman" w:eastAsia="Times New Roman" w:hAnsi="Times New Roman" w:cs="Times New Roman"/>
+        </w:rPr>
+        <w:t>seleziona la scheda "Gestione Ordini" dalla Dashboard di Amministrazione</w:t>
+      </w:r>
+    </w:p>
+    <w:p>
+      <w:pPr>
+        <w:pStyle w:val="Paragrafoelenco"/>
+        <w:numPr>
+          <w:ilvl w:val="0"/>
+          <w:numId w:val="31"/>
+        </w:numPr>
+        <w:tabs>
+          <w:tab w:val="left" w:pos="8580"/>
+        </w:tabs>
+        <w:spacing w:after="100"/>
+        <w:ind w:hanging="180"/>
+        <w:rPr>
+          <w:rFonts w:ascii="Times New Roman" w:eastAsia="Times New Roman" w:hAnsi="Times New Roman" w:cs="Times New Roman"/>
+          <w:b/>
+          <w:bCs/>
+        </w:rPr>
+      </w:pPr>
+      <w:r>
+        <w:rPr>
+          <w:rFonts w:ascii="Times New Roman" w:eastAsia="Times New Roman" w:hAnsi="Times New Roman" w:cs="Times New Roman"/>
+          <w:b/>
+          <w:bCs/>
+        </w:rPr>
+        <w:t>Flusso di eventi:</w:t>
+      </w:r>
+    </w:p>
+    <w:p>
+      <w:pPr>
+        <w:pStyle w:val="Paragrafoelenco"/>
+        <w:numPr>
+          <w:ilvl w:val="0"/>
+          <w:numId w:val="30"/>
+        </w:numPr>
+        <w:tabs>
+          <w:tab w:val="left" w:pos="8580"/>
+        </w:tabs>
+        <w:spacing w:after="100"/>
+        <w:rPr>
+          <w:rFonts w:ascii="Times New Roman" w:eastAsia="Times New Roman" w:hAnsi="Times New Roman" w:cs="Times New Roman"/>
+        </w:rPr>
+      </w:pPr>
+      <w:r>
+        <w:rPr>
+          <w:rFonts w:ascii="Times New Roman" w:eastAsia="Times New Roman" w:hAnsi="Times New Roman" w:cs="Times New Roman"/>
+        </w:rPr>
+        <w:t>L’amministratore clicca sul pulsante “Gestione Ordini” all’interno della Dashboard Admin.</w:t>
+      </w:r>
+    </w:p>
+    <w:p>
+      <w:pPr>
+        <w:pStyle w:val="Paragrafoelenco"/>
+        <w:numPr>
+          <w:ilvl w:val="0"/>
+          <w:numId w:val="30"/>
+        </w:numPr>
+        <w:tabs>
+          <w:tab w:val="left" w:pos="8580"/>
+        </w:tabs>
+        <w:spacing w:after="100"/>
+        <w:rPr>
+          <w:rFonts w:ascii="Times New Roman" w:eastAsia="Times New Roman" w:hAnsi="Times New Roman" w:cs="Times New Roman"/>
+        </w:rPr>
+      </w:pPr>
+      <w:r>
+        <w:rPr>
+          <w:rFonts w:ascii="Times New Roman" w:eastAsia="Times New Roman" w:hAnsi="Times New Roman" w:cs="Times New Roman"/>
+        </w:rPr>
+        <w:t xml:space="preserve"> Il sistema riceve la richiesta e interroga la base di dati recuperando la lista complessiva di tutti gli ordini registrati sulla piattaforma (ordinati cronologicamente dal più recente al meno recente), unitamente ai dettagli dei rispettivi clienti e dei prodotti acquistati.</w:t>
+      </w:r>
+    </w:p>
+    <w:p>
+      <w:pPr>
+        <w:pStyle w:val="Paragrafoelenco"/>
+        <w:numPr>
+          <w:ilvl w:val="0"/>
+          <w:numId w:val="30"/>
+        </w:numPr>
+        <w:rPr>
+          <w:rFonts w:ascii="Times New Roman" w:eastAsia="Times New Roman" w:hAnsi="Times New Roman" w:cs="Times New Roman"/>
+        </w:rPr>
+      </w:pPr>
+      <w:r>
+        <w:rPr>
+          <w:rFonts w:ascii="Times New Roman" w:eastAsia="Times New Roman" w:hAnsi="Times New Roman" w:cs="Times New Roman"/>
+        </w:rPr>
+        <w:t xml:space="preserve">Il sistema carica e visualizza la pagina </w:t>
+      </w:r>
+      <w:r>
+        <w:rPr>
+          <w:rFonts w:ascii="Times New Roman" w:eastAsia="Times New Roman" w:hAnsi="Times New Roman" w:cs="Times New Roman"/>
+        </w:rPr>
+        <w:t>“</w:t>
+      </w:r>
+      <w:r>
+        <w:rPr>
+          <w:rFonts w:ascii="Times New Roman" w:eastAsia="Times New Roman" w:hAnsi="Times New Roman" w:cs="Times New Roman"/>
+          <w:b/>
+          <w:bCs/>
+        </w:rPr>
+        <w:t>GG Eyewear — Area Amministrazione (Gestione Ordini)</w:t>
+      </w:r>
+      <w:r>
+        <w:rPr>
+          <w:rFonts w:ascii="Times New Roman" w:eastAsia="Times New Roman" w:hAnsi="Times New Roman" w:cs="Times New Roman"/>
+          <w:b/>
+          <w:bCs/>
+        </w:rPr>
+        <w:t>”</w:t>
+      </w:r>
+      <w:r>
+        <w:rPr>
+          <w:rFonts w:ascii="Times New Roman" w:eastAsia="Times New Roman" w:hAnsi="Times New Roman" w:cs="Times New Roman"/>
+        </w:rPr>
+        <w:t xml:space="preserve">, articolata in: </w:t>
+      </w:r>
+    </w:p>
+    <w:p>
+      <w:pPr>
+        <w:pStyle w:val="Paragrafoelenco"/>
+        <w:numPr>
+          <w:ilvl w:val="0"/>
+          <w:numId w:val="29"/>
+        </w:numPr>
+        <w:ind w:hanging="90"/>
+        <w:rPr>
+          <w:rFonts w:ascii="Times New Roman" w:eastAsia="Times New Roman" w:hAnsi="Times New Roman" w:cs="Times New Roman"/>
+        </w:rPr>
+      </w:pPr>
+      <w:r>
+        <w:rPr>
+          <w:rFonts w:ascii="Times New Roman" w:eastAsia="Times New Roman" w:hAnsi="Times New Roman" w:cs="Times New Roman"/>
+        </w:rPr>
+        <w:t xml:space="preserve">Un pulsante di navigazione rapida </w:t>
+      </w:r>
+      <w:r>
+        <w:rPr>
+          <w:rFonts w:ascii="Times New Roman" w:eastAsia="Times New Roman" w:hAnsi="Times New Roman" w:cs="Times New Roman"/>
+        </w:rPr>
+        <w:t>“</w:t>
+      </w:r>
+      <w:r>
+        <w:rPr>
+          <w:rFonts w:ascii="Times New Roman" w:eastAsia="Times New Roman" w:hAnsi="Times New Roman" w:cs="Times New Roman"/>
+          <w:i/>
+          <w:iCs/>
+        </w:rPr>
+        <w:t>Torna alla Dashboard Admin</w:t>
+      </w:r>
+      <w:r>
+        <w:rPr>
+          <w:rFonts w:ascii="Times New Roman" w:eastAsia="Times New Roman" w:hAnsi="Times New Roman" w:cs="Times New Roman"/>
+          <w:i/>
+          <w:iCs/>
+        </w:rPr>
+        <w:t>”</w:t>
+      </w:r>
+      <w:r>
+        <w:rPr>
+          <w:rFonts w:ascii="Times New Roman" w:eastAsia="Times New Roman" w:hAnsi="Times New Roman" w:cs="Times New Roman"/>
+        </w:rPr>
+        <w:t>;</w:t>
+      </w:r>
+    </w:p>
+    <w:p>
+      <w:pPr>
+        <w:pStyle w:val="Paragrafoelenco"/>
+        <w:numPr>
+          <w:ilvl w:val="0"/>
+          <w:numId w:val="29"/>
+        </w:numPr>
+        <w:ind w:left="1440" w:hanging="450"/>
+        <w:rPr>
+          <w:rFonts w:ascii="Times New Roman" w:eastAsia="Times New Roman" w:hAnsi="Times New Roman" w:cs="Times New Roman"/>
+        </w:rPr>
+      </w:pPr>
+      <w:r>
+        <w:rPr>
+          <w:rFonts w:ascii="Times New Roman" w:eastAsia="Times New Roman" w:hAnsi="Times New Roman" w:cs="Times New Roman"/>
+        </w:rPr>
+        <w:t xml:space="preserve">La sezione </w:t>
+      </w:r>
+      <w:r>
+        <w:rPr>
+          <w:rFonts w:ascii="Times New Roman" w:eastAsia="Times New Roman" w:hAnsi="Times New Roman" w:cs="Times New Roman"/>
+        </w:rPr>
+        <w:t>“</w:t>
+      </w:r>
+      <w:r>
+        <w:rPr>
+          <w:rFonts w:ascii="Times New Roman" w:eastAsia="Times New Roman" w:hAnsi="Times New Roman" w:cs="Times New Roman"/>
+        </w:rPr>
+        <w:t>Filtra gli Ordini</w:t>
+      </w:r>
+      <w:r>
+        <w:rPr>
+          <w:rFonts w:ascii="Times New Roman" w:eastAsia="Times New Roman" w:hAnsi="Times New Roman" w:cs="Times New Roman"/>
+        </w:rPr>
+        <w:t>”</w:t>
+      </w:r>
+      <w:r>
+        <w:rPr>
+          <w:rFonts w:ascii="Times New Roman" w:eastAsia="Times New Roman" w:hAnsi="Times New Roman" w:cs="Times New Roman"/>
+        </w:rPr>
+        <w:t xml:space="preserve">, dotata di </w:t>
+      </w:r>
+      <w:r>
+        <w:rPr>
+          <w:rFonts w:ascii="Times New Roman" w:eastAsia="Times New Roman" w:hAnsi="Times New Roman" w:cs="Times New Roman"/>
+        </w:rPr>
+        <w:t>sistema di filtraggio sulle varie caratteristiche</w:t>
+      </w:r>
+      <w:r>
+        <w:rPr>
+          <w:rFonts w:ascii="Times New Roman" w:eastAsia="Times New Roman" w:hAnsi="Times New Roman" w:cs="Times New Roman"/>
+        </w:rPr>
+        <w:t xml:space="preserve"> (</w:t>
+      </w:r>
+      <w:r>
+        <w:rPr>
+          <w:rFonts w:ascii="Times New Roman" w:eastAsia="Times New Roman" w:hAnsi="Times New Roman" w:cs="Times New Roman"/>
+          <w:i/>
+          <w:iCs/>
+        </w:rPr>
+        <w:t>Tipologia Occhiale, Marca, Stato Ordine, Metodo Pagamento, Prezzo Minimo, Prezzo Massimo, Data Inizio, Data Fine, Email Utente</w:t>
+      </w:r>
+      <w:r>
+        <w:rPr>
+          <w:rFonts w:ascii="Times New Roman" w:eastAsia="Times New Roman" w:hAnsi="Times New Roman" w:cs="Times New Roman"/>
+        </w:rPr>
+        <w:t xml:space="preserve">) e del pulsante </w:t>
+      </w:r>
+      <w:r>
+        <w:rPr>
+          <w:rFonts w:ascii="Times New Roman" w:eastAsia="Times New Roman" w:hAnsi="Times New Roman" w:cs="Times New Roman"/>
+          <w:i/>
+          <w:iCs/>
+        </w:rPr>
+        <w:t>"Azzera Filtri"</w:t>
+      </w:r>
+      <w:r>
+        <w:rPr>
+          <w:rFonts w:ascii="Times New Roman" w:eastAsia="Times New Roman" w:hAnsi="Times New Roman" w:cs="Times New Roman"/>
+        </w:rPr>
+        <w:t>;</w:t>
+      </w:r>
+    </w:p>
+    <w:p>
+      <w:pPr>
+        <w:pStyle w:val="Paragrafoelenco"/>
+        <w:numPr>
+          <w:ilvl w:val="0"/>
+          <w:numId w:val="29"/>
+        </w:numPr>
+        <w:ind w:hanging="90"/>
+        <w:rPr>
+          <w:rFonts w:ascii="Times New Roman" w:eastAsia="Times New Roman" w:hAnsi="Times New Roman" w:cs="Times New Roman"/>
+        </w:rPr>
+      </w:pPr>
+      <w:r>
+        <w:rPr>
+          <w:rFonts w:ascii="Times New Roman" w:eastAsia="Times New Roman" w:hAnsi="Times New Roman" w:cs="Times New Roman"/>
+        </w:rPr>
+        <w:t>L'elenco delle schede d'ordine riepilogative (</w:t>
+      </w:r>
+      <w:r>
+        <w:rPr>
+          <w:rFonts w:ascii="Times New Roman" w:eastAsia="Times New Roman" w:hAnsi="Times New Roman" w:cs="Times New Roman"/>
+          <w:i/>
+          <w:iCs/>
+        </w:rPr>
+        <w:t>card</w:t>
+      </w:r>
+      <w:r>
+        <w:rPr>
+          <w:rFonts w:ascii="Times New Roman" w:eastAsia="Times New Roman" w:hAnsi="Times New Roman" w:cs="Times New Roman"/>
+        </w:rPr>
+        <w:t>).</w:t>
+      </w:r>
+    </w:p>
+    <w:p>
+      <w:pPr>
+        <w:pStyle w:val="Paragrafoelenco"/>
+        <w:numPr>
+          <w:ilvl w:val="0"/>
+          <w:numId w:val="30"/>
+        </w:numPr>
+        <w:rPr>
+          <w:rFonts w:ascii="Times New Roman" w:eastAsia="Times New Roman" w:hAnsi="Times New Roman" w:cs="Times New Roman"/>
+        </w:rPr>
+      </w:pPr>
+      <w:r>
+        <w:rPr>
+          <w:rFonts w:ascii="Times New Roman" w:eastAsia="Times New Roman" w:hAnsi="Times New Roman" w:cs="Times New Roman"/>
+        </w:rPr>
+        <w:t xml:space="preserve">Per ciascuna scheda d'ordine, l'amministratore può visualizzare: </w:t>
+      </w:r>
+    </w:p>
+    <w:p>
+      <w:pPr>
+        <w:pStyle w:val="Paragrafoelenco"/>
+        <w:numPr>
+          <w:ilvl w:val="0"/>
+          <w:numId w:val="28"/>
+        </w:numPr>
+        <w:ind w:hanging="90"/>
+        <w:rPr>
+          <w:rFonts w:ascii="Times New Roman" w:eastAsia="Times New Roman" w:hAnsi="Times New Roman" w:cs="Times New Roman"/>
+        </w:rPr>
+      </w:pPr>
+      <w:r>
+        <w:rPr>
+          <w:rFonts w:ascii="Times New Roman" w:eastAsia="Times New Roman" w:hAnsi="Times New Roman" w:cs="Times New Roman"/>
+        </w:rPr>
+        <w:t>Codice identificativo dell'ordine (ID);</w:t>
+      </w:r>
+    </w:p>
+    <w:p>
+      <w:pPr>
+        <w:pStyle w:val="Paragrafoelenco"/>
+        <w:numPr>
+          <w:ilvl w:val="0"/>
+          <w:numId w:val="28"/>
+        </w:numPr>
+        <w:ind w:left="1350"/>
+        <w:rPr>
+          <w:rFonts w:ascii="Times New Roman" w:eastAsia="Times New Roman" w:hAnsi="Times New Roman" w:cs="Times New Roman"/>
+        </w:rPr>
+      </w:pPr>
+      <w:r>
+        <w:rPr>
+          <w:rFonts w:ascii="Times New Roman" w:eastAsia="Times New Roman" w:hAnsi="Times New Roman" w:cs="Times New Roman"/>
+        </w:rPr>
+        <w:t>Indirizzo email del cliente acquirente;</w:t>
+      </w:r>
+    </w:p>
+    <w:p>
+      <w:pPr>
+        <w:pStyle w:val="Paragrafoelenco"/>
+        <w:numPr>
+          <w:ilvl w:val="0"/>
+          <w:numId w:val="28"/>
+        </w:numPr>
+        <w:ind w:left="1350"/>
+        <w:rPr>
+          <w:rFonts w:ascii="Times New Roman" w:eastAsia="Times New Roman" w:hAnsi="Times New Roman" w:cs="Times New Roman"/>
+        </w:rPr>
+      </w:pPr>
+      <w:r>
+        <w:rPr>
+          <w:rFonts w:ascii="Times New Roman" w:eastAsia="Times New Roman" w:hAnsi="Times New Roman" w:cs="Times New Roman"/>
+        </w:rPr>
+        <w:t>Data e ora di emissione dell'ordine;</w:t>
+      </w:r>
+    </w:p>
+    <w:p>
+      <w:pPr>
+        <w:pStyle w:val="Paragrafoelenco"/>
+        <w:numPr>
+          <w:ilvl w:val="0"/>
+          <w:numId w:val="28"/>
+        </w:numPr>
+        <w:ind w:left="1350"/>
+        <w:rPr>
+          <w:rFonts w:ascii="Times New Roman" w:eastAsia="Times New Roman" w:hAnsi="Times New Roman" w:cs="Times New Roman"/>
+        </w:rPr>
+      </w:pPr>
+      <w:r>
+        <w:rPr>
+          <w:rFonts w:ascii="Times New Roman" w:eastAsia="Times New Roman" w:hAnsi="Times New Roman" w:cs="Times New Roman"/>
+        </w:rPr>
+        <w:lastRenderedPageBreak/>
+        <w:t>Importo totale;</w:t>
+      </w:r>
+    </w:p>
+    <w:p>
+      <w:pPr>
+        <w:pStyle w:val="Paragrafoelenco"/>
+        <w:numPr>
+          <w:ilvl w:val="0"/>
+          <w:numId w:val="28"/>
+        </w:numPr>
+        <w:ind w:left="1350"/>
+        <w:rPr>
+          <w:rFonts w:ascii="Times New Roman" w:eastAsia="Times New Roman" w:hAnsi="Times New Roman" w:cs="Times New Roman"/>
+        </w:rPr>
+      </w:pPr>
+      <w:r>
+        <w:rPr>
+          <w:rFonts w:ascii="Times New Roman" w:eastAsia="Times New Roman" w:hAnsi="Times New Roman" w:cs="Times New Roman"/>
+        </w:rPr>
+        <w:t>Metodo di pagamento selezionato;</w:t>
+      </w:r>
+    </w:p>
+    <w:p>
+      <w:pPr>
+        <w:pStyle w:val="Paragrafoelenco"/>
+        <w:numPr>
+          <w:ilvl w:val="0"/>
+          <w:numId w:val="28"/>
+        </w:numPr>
+        <w:ind w:left="1350"/>
+        <w:rPr>
+          <w:rFonts w:ascii="Times New Roman" w:eastAsia="Times New Roman" w:hAnsi="Times New Roman" w:cs="Times New Roman"/>
+        </w:rPr>
+      </w:pPr>
+      <w:r>
+        <w:rPr>
+          <w:rFonts w:ascii="Times New Roman" w:eastAsia="Times New Roman" w:hAnsi="Times New Roman" w:cs="Times New Roman"/>
+        </w:rPr>
+        <w:t>Stato corrente dell'ordine, affiancato da un menu a tendina</w:t>
+      </w:r>
+      <w:r>
+        <w:rPr>
+          <w:rFonts w:ascii="Times New Roman" w:eastAsia="Times New Roman" w:hAnsi="Times New Roman" w:cs="Times New Roman"/>
+        </w:rPr>
+        <w:t>, contenente i vari stati possibili dell’ordine,</w:t>
+      </w:r>
+      <w:r>
+        <w:rPr>
+          <w:rFonts w:ascii="Times New Roman" w:eastAsia="Times New Roman" w:hAnsi="Times New Roman" w:cs="Times New Roman"/>
+        </w:rPr>
+        <w:t xml:space="preserve"> e dal pulsante </w:t>
+      </w:r>
+      <w:r>
+        <w:rPr>
+          <w:rFonts w:ascii="Times New Roman" w:eastAsia="Times New Roman" w:hAnsi="Times New Roman" w:cs="Times New Roman"/>
+        </w:rPr>
+        <w:t>“</w:t>
+      </w:r>
+      <w:r>
+        <w:rPr>
+          <w:rFonts w:ascii="Times New Roman" w:eastAsia="Times New Roman" w:hAnsi="Times New Roman" w:cs="Times New Roman"/>
+          <w:i/>
+          <w:iCs/>
+        </w:rPr>
+        <w:t>Aggiorna</w:t>
+      </w:r>
+      <w:r>
+        <w:rPr>
+          <w:rFonts w:ascii="Times New Roman" w:eastAsia="Times New Roman" w:hAnsi="Times New Roman" w:cs="Times New Roman"/>
+          <w:i/>
+          <w:iCs/>
+        </w:rPr>
+        <w:t xml:space="preserve">” </w:t>
+      </w:r>
+      <w:r>
+        <w:rPr>
+          <w:rFonts w:ascii="Times New Roman" w:eastAsia="Times New Roman" w:hAnsi="Times New Roman" w:cs="Times New Roman"/>
+        </w:rPr>
+        <w:t xml:space="preserve">(oppure, se l'ordine è già evaso, dalla dicitura non modificabile </w:t>
+      </w:r>
+      <w:r>
+        <w:rPr>
+          <w:rFonts w:ascii="Times New Roman" w:eastAsia="Times New Roman" w:hAnsi="Times New Roman" w:cs="Times New Roman"/>
+        </w:rPr>
+        <w:t>“</w:t>
+      </w:r>
+      <w:r>
+        <w:rPr>
+          <w:rFonts w:ascii="Times New Roman" w:eastAsia="Times New Roman" w:hAnsi="Times New Roman" w:cs="Times New Roman"/>
+          <w:i/>
+          <w:iCs/>
+        </w:rPr>
+        <w:t>Consegnato</w:t>
+      </w:r>
+      <w:r>
+        <w:rPr>
+          <w:rFonts w:ascii="Times New Roman" w:eastAsia="Times New Roman" w:hAnsi="Times New Roman" w:cs="Times New Roman"/>
+          <w:i/>
+          <w:iCs/>
+        </w:rPr>
+        <w:t>”)</w:t>
+      </w:r>
+      <w:r>
+        <w:rPr>
+          <w:rFonts w:ascii="Times New Roman" w:eastAsia="Times New Roman" w:hAnsi="Times New Roman" w:cs="Times New Roman"/>
+        </w:rPr>
+        <w:t>.</w:t>
+      </w:r>
+    </w:p>
+    <w:p>
+      <w:pPr>
+        <w:pStyle w:val="Paragrafoelenco"/>
+        <w:numPr>
+          <w:ilvl w:val="0"/>
+          <w:numId w:val="30"/>
+        </w:numPr>
+        <w:rPr>
+          <w:rFonts w:ascii="Times New Roman" w:eastAsia="Times New Roman" w:hAnsi="Times New Roman" w:cs="Times New Roman"/>
+        </w:rPr>
+      </w:pPr>
+      <w:r>
+        <w:rPr>
+          <w:rFonts w:ascii="Times New Roman" w:eastAsia="Times New Roman" w:hAnsi="Times New Roman" w:cs="Times New Roman"/>
+        </w:rPr>
+        <w:t>L'amministratore può cliccare su una singola scheda d'ordine per espanderla e consultarne i dettagli completi</w:t>
+      </w:r>
+      <w:r>
+        <w:rPr>
+          <w:rFonts w:ascii="Times New Roman" w:eastAsia="Times New Roman" w:hAnsi="Times New Roman" w:cs="Times New Roman"/>
+        </w:rPr>
+        <w:t xml:space="preserve"> divisi in</w:t>
+      </w:r>
+      <w:r>
+        <w:rPr>
+          <w:rFonts w:ascii="Times New Roman" w:eastAsia="Times New Roman" w:hAnsi="Times New Roman" w:cs="Times New Roman"/>
+        </w:rPr>
+        <w:t xml:space="preserve">: </w:t>
+      </w:r>
+    </w:p>
+    <w:p>
+      <w:pPr>
+        <w:pStyle w:val="Paragrafoelenco"/>
+        <w:numPr>
+          <w:ilvl w:val="0"/>
+          <w:numId w:val="27"/>
+        </w:numPr>
+        <w:ind w:left="1260" w:hanging="270"/>
+        <w:rPr>
+          <w:rFonts w:ascii="Times New Roman" w:eastAsia="Times New Roman" w:hAnsi="Times New Roman" w:cs="Times New Roman"/>
+        </w:rPr>
+      </w:pPr>
+      <w:r>
+        <w:rPr>
+          <w:rFonts w:ascii="Times New Roman" w:eastAsia="Times New Roman" w:hAnsi="Times New Roman" w:cs="Times New Roman"/>
+        </w:rPr>
+        <w:t xml:space="preserve">Dettagli Spedizione: nominativo del destinatario, indirizzo di consegna, </w:t>
+      </w:r>
+      <w:r>
+        <w:rPr>
+          <w:rFonts w:ascii="Times New Roman" w:eastAsia="Times New Roman" w:hAnsi="Times New Roman" w:cs="Times New Roman"/>
+        </w:rPr>
+        <w:t>numero di telefono</w:t>
+      </w:r>
+      <w:r>
+        <w:rPr>
+          <w:rFonts w:ascii="Times New Roman" w:eastAsia="Times New Roman" w:hAnsi="Times New Roman" w:cs="Times New Roman"/>
+        </w:rPr>
+        <w:t>;</w:t>
+      </w:r>
+    </w:p>
+    <w:p>
+      <w:pPr>
+        <w:pStyle w:val="Paragrafoelenco"/>
+        <w:numPr>
+          <w:ilvl w:val="0"/>
+          <w:numId w:val="27"/>
+        </w:numPr>
+        <w:ind w:left="1260" w:hanging="270"/>
+        <w:rPr>
+          <w:rFonts w:ascii="Times New Roman" w:eastAsia="Times New Roman" w:hAnsi="Times New Roman" w:cs="Times New Roman"/>
+        </w:rPr>
+      </w:pPr>
+      <w:r>
+        <w:rPr>
+          <w:rFonts w:ascii="Times New Roman" w:eastAsia="Times New Roman" w:hAnsi="Times New Roman" w:cs="Times New Roman"/>
+        </w:rPr>
+        <w:t>Prodotti Ordinati: una tabella con l'elenco degli articoli acquistati, indicante marca e modello, variante di colore, misura, quantità, prezzo unitario e subtotale calcolato.</w:t>
+      </w:r>
+    </w:p>
+    <w:p>
+      <w:pPr>
+        <w:pStyle w:val="Paragrafoelenco"/>
+        <w:numPr>
+          <w:ilvl w:val="0"/>
+          <w:numId w:val="30"/>
+        </w:numPr>
+        <w:rPr>
+          <w:rFonts w:ascii="Times New Roman" w:eastAsia="Times New Roman" w:hAnsi="Times New Roman" w:cs="Times New Roman"/>
+        </w:rPr>
+      </w:pPr>
+      <w:r>
+        <w:rPr>
+          <w:rFonts w:ascii="Times New Roman" w:eastAsia="Times New Roman" w:hAnsi="Times New Roman" w:cs="Times New Roman"/>
+        </w:rPr>
+        <w:t xml:space="preserve">L'amministratore seleziona un nuovo stato per l'ordine dal menu a discesa (tra IN LAVORAZIONE, SPEDITO, IN CONSEGNA, CONSEGNATO) e preme il pulsante </w:t>
+      </w:r>
+      <w:r>
+        <w:rPr>
+          <w:rFonts w:ascii="Times New Roman" w:eastAsia="Times New Roman" w:hAnsi="Times New Roman" w:cs="Times New Roman"/>
+        </w:rPr>
+        <w:t>“</w:t>
+      </w:r>
+      <w:r>
+        <w:rPr>
+          <w:rFonts w:ascii="Times New Roman" w:eastAsia="Times New Roman" w:hAnsi="Times New Roman" w:cs="Times New Roman"/>
+          <w:i/>
+          <w:iCs/>
+        </w:rPr>
+        <w:t>Aggiorna</w:t>
+      </w:r>
+      <w:r>
+        <w:rPr>
+          <w:rFonts w:ascii="Times New Roman" w:eastAsia="Times New Roman" w:hAnsi="Times New Roman" w:cs="Times New Roman"/>
+          <w:i/>
+          <w:iCs/>
+        </w:rPr>
+        <w:t>”</w:t>
+      </w:r>
+      <w:r>
+        <w:rPr>
+          <w:rFonts w:ascii="Times New Roman" w:eastAsia="Times New Roman" w:hAnsi="Times New Roman" w:cs="Times New Roman"/>
+        </w:rPr>
+        <w:t>.</w:t>
+      </w:r>
+    </w:p>
+    <w:p>
+      <w:pPr>
+        <w:pStyle w:val="Paragrafoelenco"/>
+        <w:numPr>
+          <w:ilvl w:val="0"/>
+          <w:numId w:val="30"/>
+        </w:numPr>
+        <w:rPr>
+          <w:rFonts w:ascii="Times New Roman" w:eastAsia="Times New Roman" w:hAnsi="Times New Roman" w:cs="Times New Roman"/>
+        </w:rPr>
+      </w:pPr>
+      <w:r>
+        <w:rPr>
+          <w:rFonts w:ascii="Times New Roman" w:eastAsia="Times New Roman" w:hAnsi="Times New Roman" w:cs="Times New Roman"/>
+        </w:rPr>
+        <w:t xml:space="preserve">Il sistema valida la transizione di stato impedendo retrocessioni a stati precedenti, aggiorna il record nel database e ricarica la pagina mostrando un banner di feedback positivo: </w:t>
+      </w:r>
+      <w:r>
+        <w:rPr>
+          <w:rFonts w:ascii="Times New Roman" w:eastAsia="Times New Roman" w:hAnsi="Times New Roman" w:cs="Times New Roman"/>
+        </w:rPr>
+        <w:t>“</w:t>
+      </w:r>
+      <w:r>
+        <w:rPr>
+          <w:rFonts w:ascii="Times New Roman" w:eastAsia="Times New Roman" w:hAnsi="Times New Roman" w:cs="Times New Roman"/>
+        </w:rPr>
+        <w:t>Stato dell'ordine aggiornato con successo!</w:t>
+      </w:r>
+      <w:r>
+        <w:rPr>
+          <w:rFonts w:ascii="Times New Roman" w:eastAsia="Times New Roman" w:hAnsi="Times New Roman" w:cs="Times New Roman"/>
+        </w:rPr>
+        <w:t>”</w:t>
+      </w:r>
+      <w:r>
+        <w:rPr>
+          <w:rFonts w:ascii="Times New Roman" w:eastAsia="Times New Roman" w:hAnsi="Times New Roman" w:cs="Times New Roman"/>
+        </w:rPr>
+        <w:t>.</w:t>
+      </w:r>
+    </w:p>
+    <w:p>
+      <w:pPr>
+        <w:pStyle w:val="Paragrafoelenco"/>
+        <w:numPr>
+          <w:ilvl w:val="0"/>
+          <w:numId w:val="26"/>
+        </w:numPr>
+        <w:tabs>
+          <w:tab w:val="left" w:pos="8580"/>
+        </w:tabs>
+        <w:spacing w:after="100"/>
+        <w:ind w:left="1080"/>
+        <w:rPr>
+          <w:rFonts w:ascii="Times New Roman" w:eastAsia="Times New Roman" w:hAnsi="Times New Roman" w:cs="Times New Roman"/>
+        </w:rPr>
+      </w:pPr>
+      <w:r>
+        <w:rPr>
+          <w:rFonts w:ascii="Times New Roman" w:eastAsia="Times New Roman" w:hAnsi="Times New Roman" w:cs="Times New Roman"/>
+          <w:b/>
+          <w:bCs/>
+        </w:rPr>
+        <w:t xml:space="preserve">Exit Condition: </w:t>
+      </w:r>
+      <w:r>
+        <w:rPr>
+          <w:rFonts w:ascii="Times New Roman" w:eastAsia="Times New Roman" w:hAnsi="Times New Roman" w:cs="Times New Roman"/>
+        </w:rPr>
+        <w:t>L'amministratore visualizza e gestisce con successo gli ordini ricevuti, potendone consultare i dettagli o aggiornarne lo stato di avanzamento.</w:t>
+      </w:r>
+    </w:p>
+    <w:p>
+      <w:pPr>
+        <w:tabs>
+          <w:tab w:val="left" w:pos="8580"/>
+        </w:tabs>
+        <w:spacing w:after="100"/>
+        <w:ind w:left="720"/>
+        <w:rPr>
+          <w:rFonts w:eastAsia="Times New Roman"/>
+        </w:rPr>
+      </w:pPr>
+    </w:p>
+    <w:p>
+      <w:pPr>
+        <w:tabs>
+          <w:tab w:val="left" w:pos="8580"/>
+        </w:tabs>
+        <w:spacing w:after="100"/>
+        <w:ind w:left="630"/>
+      </w:pPr>
+      <w:r>
+        <w:rPr>
+          <w:rFonts w:eastAsia="Times New Roman"/>
+          <w:b/>
+          <w:bCs/>
+        </w:rPr>
+        <w:t xml:space="preserve">Flussi alternativi / Eccezioni: </w:t>
+      </w:r>
+    </w:p>
+    <w:p>
+      <w:pPr>
+        <w:pStyle w:val="Paragrafoelenco"/>
+        <w:numPr>
+          <w:ilvl w:val="0"/>
+          <w:numId w:val="25"/>
+        </w:numPr>
+        <w:tabs>
+          <w:tab w:val="left" w:pos="8580"/>
+        </w:tabs>
+        <w:spacing w:after="100"/>
+        <w:rPr>
+          <w:rFonts w:ascii="Times New Roman" w:eastAsia="Times New Roman" w:hAnsi="Times New Roman" w:cs="Times New Roman"/>
+        </w:rPr>
+      </w:pPr>
+      <w:r>
+        <w:rPr>
+          <w:rFonts w:ascii="Times New Roman" w:eastAsia="Times New Roman" w:hAnsi="Times New Roman" w:cs="Times New Roman"/>
+        </w:rPr>
+        <w:t>Se al punto 3 (o a seguito dell’applicazione dei filtri) il sistema rileva l’assenza di ordini nel database o la mancata corrispondenza con i parametri impostati</w:t>
+      </w:r>
+      <w:r>
+        <w:rPr>
+          <w:rFonts w:ascii="Times New Roman" w:eastAsia="Times New Roman" w:hAnsi="Times New Roman" w:cs="Times New Roman"/>
+        </w:rPr>
+        <w:t xml:space="preserve">, viene eseguita l’eccezione UC </w:t>
+      </w:r>
+      <w:r>
+        <w:rPr>
+          <w:rFonts w:ascii="Times New Roman" w:eastAsia="Times New Roman" w:hAnsi="Times New Roman" w:cs="Times New Roman"/>
+        </w:rPr>
+        <w:t>8</w:t>
+      </w:r>
+      <w:r>
+        <w:rPr>
+          <w:rFonts w:ascii="Times New Roman" w:eastAsia="Times New Roman" w:hAnsi="Times New Roman" w:cs="Times New Roman"/>
+        </w:rPr>
+        <w:t>.1: Nessun Ordine Trovato</w:t>
+      </w:r>
+      <w:r>
+        <w:rPr>
+          <w:rFonts w:ascii="Times New Roman" w:eastAsia="Times New Roman" w:hAnsi="Times New Roman" w:cs="Times New Roman"/>
+        </w:rPr>
+        <w:t>.</w:t>
+      </w:r>
+    </w:p>
+    <w:p>
+      <w:pPr>
+        <w:pStyle w:val="Paragrafoelenco"/>
+        <w:numPr>
+          <w:ilvl w:val="0"/>
+          <w:numId w:val="25"/>
+        </w:numPr>
+        <w:tabs>
+          <w:tab w:val="left" w:pos="8580"/>
+        </w:tabs>
+        <w:spacing w:after="100"/>
+        <w:rPr>
+          <w:rFonts w:ascii="Times New Roman" w:eastAsia="Times New Roman" w:hAnsi="Times New Roman" w:cs="Times New Roman"/>
+        </w:rPr>
+      </w:pPr>
+      <w:r>
+        <w:rPr>
+          <w:rFonts w:ascii="Times New Roman" w:eastAsia="Times New Roman" w:hAnsi="Times New Roman" w:cs="Times New Roman"/>
+        </w:rPr>
+        <w:t xml:space="preserve">Se l’amministratore compila o modifica uno dei campi della sezione filtri, viene eseguito il flusso alternativo UC </w:t>
+      </w:r>
+      <w:r>
+        <w:rPr>
+          <w:rFonts w:ascii="Times New Roman" w:eastAsia="Times New Roman" w:hAnsi="Times New Roman" w:cs="Times New Roman"/>
+        </w:rPr>
+        <w:t>8</w:t>
+      </w:r>
+      <w:r>
+        <w:rPr>
+          <w:rFonts w:ascii="Times New Roman" w:eastAsia="Times New Roman" w:hAnsi="Times New Roman" w:cs="Times New Roman"/>
+        </w:rPr>
+        <w:t>.2: Filtraggio Dinamico degli Ordini</w:t>
+      </w:r>
+      <w:r>
+        <w:rPr>
+          <w:rFonts w:ascii="Times New Roman" w:eastAsia="Times New Roman" w:hAnsi="Times New Roman" w:cs="Times New Roman"/>
+        </w:rPr>
+        <w:t>.</w:t>
+      </w:r>
+    </w:p>
+    <w:p>
+      <w:pPr>
+        <w:pStyle w:val="Paragrafoelenco"/>
+        <w:numPr>
+          <w:ilvl w:val="0"/>
+          <w:numId w:val="25"/>
+        </w:numPr>
+        <w:tabs>
+          <w:tab w:val="left" w:pos="8580"/>
+        </w:tabs>
+        <w:spacing w:after="100"/>
+        <w:rPr>
+          <w:rFonts w:ascii="Times New Roman" w:eastAsia="Times New Roman" w:hAnsi="Times New Roman" w:cs="Times New Roman"/>
+        </w:rPr>
+      </w:pPr>
+      <w:r>
+        <w:rPr>
+          <w:rFonts w:ascii="Times New Roman" w:eastAsia="Times New Roman" w:hAnsi="Times New Roman" w:cs="Times New Roman"/>
+        </w:rPr>
+        <w:t xml:space="preserve">Se un ordine si trova già nello stato “CONSEGNATO”, viene eseguita l’eccezione UC </w:t>
+      </w:r>
+      <w:r>
+        <w:rPr>
+          <w:rFonts w:ascii="Times New Roman" w:eastAsia="Times New Roman" w:hAnsi="Times New Roman" w:cs="Times New Roman"/>
+        </w:rPr>
+        <w:t>8</w:t>
+      </w:r>
+      <w:r>
+        <w:rPr>
+          <w:rFonts w:ascii="Times New Roman" w:eastAsia="Times New Roman" w:hAnsi="Times New Roman" w:cs="Times New Roman"/>
+        </w:rPr>
+        <w:t>.3: Ordine Già Consegnato.</w:t>
+      </w:r>
+    </w:p>
+    <w:p>
+      <w:pPr>
+        <w:tabs>
+          <w:tab w:val="left" w:pos="8580"/>
+        </w:tabs>
         <w:ind w:firstLine="630"/>
       </w:pPr>
       <w:r>
         <w:rPr>
+          <w:b/>
+          <w:bCs/>
+        </w:rPr>
+        <w:t xml:space="preserve">UC </w:t>
+      </w:r>
+      <w:r>
+        <w:rPr>
+          <w:b/>
+          <w:bCs/>
+        </w:rPr>
+        <w:t>8</w:t>
+      </w:r>
+      <w:r>
+        <w:rPr>
+          <w:b/>
+          <w:bCs/>
+        </w:rPr>
+        <w:t>.1: Nessun Ordine Trovato</w:t>
+      </w:r>
+    </w:p>
+    <w:p>
+      <w:pPr>
+        <w:pStyle w:val="Paragrafoelenco"/>
+        <w:numPr>
+          <w:ilvl w:val="0"/>
+          <w:numId w:val="23"/>
+        </w:numPr>
+        <w:spacing w:before="240" w:after="240"/>
+        <w:rPr>
+          <w:rFonts w:ascii="Times New Roman" w:eastAsia="Times New Roman" w:hAnsi="Times New Roman" w:cs="Times New Roman"/>
+        </w:rPr>
+      </w:pPr>
+      <w:r>
+        <w:rPr>
+          <w:rFonts w:ascii="Times New Roman" w:eastAsia="Times New Roman" w:hAnsi="Times New Roman" w:cs="Times New Roman"/>
+          <w:b/>
+          <w:bCs/>
+        </w:rPr>
+        <w:t>Attori coinvolti:</w:t>
+      </w:r>
+      <w:r>
+        <w:rPr>
+          <w:rFonts w:ascii="Times New Roman" w:eastAsia="Times New Roman" w:hAnsi="Times New Roman" w:cs="Times New Roman"/>
+        </w:rPr>
+        <w:t xml:space="preserve"> </w:t>
+      </w:r>
+      <w:r>
+        <w:rPr>
+          <w:rFonts w:ascii="Times New Roman" w:eastAsia="Times New Roman" w:hAnsi="Times New Roman" w:cs="Times New Roman"/>
+        </w:rPr>
+        <w:t xml:space="preserve">Order Manager </w:t>
+      </w:r>
+      <w:r>
+        <w:rPr>
+          <w:rFonts w:ascii="Times New Roman" w:eastAsia="Times New Roman" w:hAnsi="Times New Roman" w:cs="Times New Roman"/>
+        </w:rPr>
+        <w:t>.</w:t>
+      </w:r>
+    </w:p>
+    <w:p>
+      <w:pPr>
+        <w:pStyle w:val="Paragrafoelenco"/>
+        <w:numPr>
+          <w:ilvl w:val="0"/>
+          <w:numId w:val="23"/>
+        </w:numPr>
+        <w:spacing w:before="240" w:after="240"/>
+        <w:rPr>
+          <w:rFonts w:ascii="Times New Roman" w:eastAsia="Times New Roman" w:hAnsi="Times New Roman" w:cs="Times New Roman"/>
+        </w:rPr>
+      </w:pPr>
+      <w:r>
+        <w:rPr>
+          <w:rFonts w:ascii="Times New Roman" w:eastAsia="Times New Roman" w:hAnsi="Times New Roman" w:cs="Times New Roman"/>
+          <w:b/>
+          <w:bCs/>
+        </w:rPr>
+        <w:t>Entry Condition:</w:t>
+      </w:r>
+      <w:r>
+        <w:rPr>
+          <w:rFonts w:ascii="Times New Roman" w:eastAsia="Times New Roman" w:hAnsi="Times New Roman" w:cs="Times New Roman"/>
+        </w:rPr>
+        <w:t xml:space="preserve"> Il sistema non rileva ordini memorizzati nel database oppure i criteri di ricerca inseriti dall'amministratore non producono alcun risultato.</w:t>
+      </w:r>
+    </w:p>
+    <w:p>
+      <w:pPr>
+        <w:pStyle w:val="Paragrafoelenco"/>
+        <w:numPr>
+          <w:ilvl w:val="0"/>
+          <w:numId w:val="23"/>
+        </w:numPr>
+        <w:spacing w:before="240" w:after="240"/>
+        <w:rPr>
+          <w:rFonts w:ascii="Times New Roman" w:eastAsia="Times New Roman" w:hAnsi="Times New Roman" w:cs="Times New Roman"/>
+          <w:b/>
+          <w:bCs/>
+        </w:rPr>
+      </w:pPr>
+      <w:r>
+        <w:rPr>
+          <w:rFonts w:ascii="Times New Roman" w:eastAsia="Times New Roman" w:hAnsi="Times New Roman" w:cs="Times New Roman"/>
+          <w:b/>
+          <w:bCs/>
+        </w:rPr>
+        <w:t>Flusso di eventi:</w:t>
+      </w:r>
+    </w:p>
+    <w:p>
+      <w:pPr>
+        <w:pStyle w:val="Paragrafoelenco"/>
+        <w:numPr>
+          <w:ilvl w:val="0"/>
+          <w:numId w:val="24"/>
+        </w:numPr>
+        <w:ind w:left="450" w:hanging="270"/>
+        <w:rPr>
+          <w:rFonts w:ascii="Times New Roman" w:eastAsia="Times New Roman" w:hAnsi="Times New Roman" w:cs="Times New Roman"/>
+        </w:rPr>
+      </w:pPr>
+      <w:r>
+        <w:rPr>
+          <w:rFonts w:ascii="Times New Roman" w:eastAsia="Times New Roman" w:hAnsi="Times New Roman" w:cs="Times New Roman"/>
+        </w:rPr>
+        <w:t>A seguito dell'interrogazione del database o dell'applicazione dei filtri, il sistema rileva che la lista degli ordini risultante è vuota.</w:t>
+      </w:r>
+    </w:p>
+    <w:p>
+      <w:pPr>
+        <w:pStyle w:val="Paragrafoelenco"/>
+        <w:numPr>
+          <w:ilvl w:val="0"/>
+          <w:numId w:val="24"/>
+        </w:numPr>
+        <w:ind w:left="450" w:hanging="270"/>
+        <w:rPr>
+          <w:rFonts w:ascii="Times New Roman" w:eastAsia="Times New Roman" w:hAnsi="Times New Roman" w:cs="Times New Roman"/>
+        </w:rPr>
+      </w:pPr>
+      <w:r>
+        <w:rPr>
+          <w:rFonts w:ascii="Times New Roman" w:eastAsia="Times New Roman" w:hAnsi="Times New Roman" w:cs="Times New Roman"/>
+        </w:rPr>
+        <w:t>Il sistema mantiene visibile la testata della pagina e la sezione dei filtri, e mostra all'interno del contenitore ordini il messaggio informativo: “Nessun ordine presente o corrispondente ai filtri impostati.</w:t>
+      </w:r>
+      <w:r>
+        <w:rPr>
+          <w:rFonts w:ascii="Times New Roman" w:eastAsia="Times New Roman" w:hAnsi="Times New Roman" w:cs="Times New Roman"/>
+        </w:rPr>
+        <w:t>”</w:t>
+      </w:r>
+      <w:r>
+        <w:rPr>
+          <w:rFonts w:ascii="Times New Roman" w:eastAsia="Times New Roman" w:hAnsi="Times New Roman" w:cs="Times New Roman"/>
+        </w:rPr>
+        <w:t>.</w:t>
+      </w:r>
+    </w:p>
+    <w:p>
+      <w:pPr>
+        <w:pStyle w:val="Paragrafoelenco"/>
+        <w:numPr>
+          <w:ilvl w:val="0"/>
+          <w:numId w:val="22"/>
+        </w:numPr>
+        <w:spacing w:before="240" w:after="240"/>
+        <w:rPr>
+          <w:rFonts w:ascii="Times New Roman" w:eastAsia="Times New Roman" w:hAnsi="Times New Roman" w:cs="Times New Roman"/>
+        </w:rPr>
+      </w:pPr>
+      <w:r>
+        <w:rPr>
+          <w:rFonts w:ascii="Times New Roman" w:eastAsia="Times New Roman" w:hAnsi="Times New Roman" w:cs="Times New Roman"/>
+          <w:b/>
+          <w:bCs/>
+        </w:rPr>
+        <w:t>Exit Condition:</w:t>
+      </w:r>
+      <w:r>
+        <w:rPr>
+          <w:rFonts w:ascii="Times New Roman" w:eastAsia="Times New Roman" w:hAnsi="Times New Roman" w:cs="Times New Roman"/>
+        </w:rPr>
+        <w:t xml:space="preserve"> L'amministratore riceve un chiaro riscontro visivo dell'assenza di ordini corrispondenti e può reimpostare o azzerare i filtri tramite il pulsante </w:t>
+      </w:r>
+      <w:r>
+        <w:rPr>
+          <w:rFonts w:ascii="Times New Roman" w:eastAsia="Times New Roman" w:hAnsi="Times New Roman" w:cs="Times New Roman"/>
+        </w:rPr>
+        <w:t>“</w:t>
+      </w:r>
+      <w:r>
+        <w:rPr>
+          <w:rFonts w:ascii="Times New Roman" w:eastAsia="Times New Roman" w:hAnsi="Times New Roman" w:cs="Times New Roman"/>
+        </w:rPr>
+        <w:t>Azzera Filtri</w:t>
+      </w:r>
+      <w:r>
+        <w:rPr>
+          <w:rFonts w:ascii="Times New Roman" w:eastAsia="Times New Roman" w:hAnsi="Times New Roman" w:cs="Times New Roman"/>
+          <w:i/>
+          <w:iCs/>
+        </w:rPr>
+        <w:t>”</w:t>
+      </w:r>
+      <w:r>
+        <w:rPr>
+          <w:rFonts w:ascii="Times New Roman" w:eastAsia="Times New Roman" w:hAnsi="Times New Roman" w:cs="Times New Roman"/>
+        </w:rPr>
+        <w:t>.</w:t>
+      </w:r>
+    </w:p>
+    <w:p>
+      <w:pPr>
+        <w:spacing w:before="240" w:after="240"/>
+        <w:ind w:firstLine="720"/>
+      </w:pPr>
+      <w:r>
+        <w:rPr>
+          <w:rFonts w:eastAsia="Times New Roman"/>
+          <w:b/>
+          <w:bCs/>
+        </w:rPr>
+        <w:t xml:space="preserve">UC </w:t>
+      </w:r>
+      <w:r>
+        <w:rPr>
+          <w:rFonts w:eastAsia="Times New Roman"/>
+          <w:b/>
+          <w:bCs/>
+        </w:rPr>
+        <w:t>8</w:t>
+      </w:r>
+      <w:r>
+        <w:rPr>
+          <w:rFonts w:eastAsia="Times New Roman"/>
+          <w:b/>
+          <w:bCs/>
+        </w:rPr>
+        <w:t>.2: Filtraggio Dinamico degli Ordini</w:t>
+      </w:r>
+    </w:p>
+    <w:p>
+      <w:pPr>
+        <w:pStyle w:val="Paragrafoelenco"/>
+        <w:numPr>
+          <w:ilvl w:val="0"/>
+          <w:numId w:val="20"/>
+        </w:numPr>
+        <w:spacing w:before="240" w:after="240"/>
+        <w:rPr>
+          <w:rFonts w:ascii="Times New Roman" w:eastAsia="Times New Roman" w:hAnsi="Times New Roman" w:cs="Times New Roman"/>
+        </w:rPr>
+      </w:pPr>
+      <w:r>
+        <w:rPr>
+          <w:rFonts w:ascii="Times New Roman" w:eastAsia="Times New Roman" w:hAnsi="Times New Roman" w:cs="Times New Roman"/>
+          <w:b/>
+          <w:bCs/>
+        </w:rPr>
+        <w:t>Attori coinvolti:</w:t>
+      </w:r>
+      <w:r>
+        <w:rPr>
+          <w:rFonts w:ascii="Times New Roman" w:eastAsia="Times New Roman" w:hAnsi="Times New Roman" w:cs="Times New Roman"/>
+        </w:rPr>
+        <w:t xml:space="preserve"> </w:t>
+      </w:r>
+      <w:r>
+        <w:rPr>
+          <w:rFonts w:ascii="Times New Roman" w:eastAsia="Times New Roman" w:hAnsi="Times New Roman" w:cs="Times New Roman"/>
+        </w:rPr>
+        <w:t>Order Manager.</w:t>
+      </w:r>
+    </w:p>
+    <w:p>
+      <w:pPr>
+        <w:pStyle w:val="Paragrafoelenco"/>
+        <w:numPr>
+          <w:ilvl w:val="0"/>
+          <w:numId w:val="20"/>
+        </w:numPr>
+        <w:spacing w:before="240" w:after="240"/>
+        <w:rPr>
+          <w:rFonts w:ascii="Times New Roman" w:eastAsia="Times New Roman" w:hAnsi="Times New Roman" w:cs="Times New Roman"/>
+        </w:rPr>
+      </w:pPr>
+      <w:r>
+        <w:rPr>
+          <w:rFonts w:ascii="Times New Roman" w:eastAsia="Times New Roman" w:hAnsi="Times New Roman" w:cs="Times New Roman"/>
+          <w:b/>
+          <w:bCs/>
+        </w:rPr>
+        <w:lastRenderedPageBreak/>
+        <w:t>Entry Condition:</w:t>
+      </w:r>
+      <w:r>
+        <w:rPr>
+          <w:rFonts w:ascii="Times New Roman" w:eastAsia="Times New Roman" w:hAnsi="Times New Roman" w:cs="Times New Roman"/>
+        </w:rPr>
+        <w:t xml:space="preserve"> L'amministratore si trova nella schermata di Gestione Ordini e interagisce con uno o più campi del modulo filtri</w:t>
+      </w:r>
+      <w:r>
+        <w:rPr>
+          <w:rFonts w:ascii="Times New Roman" w:eastAsia="Times New Roman" w:hAnsi="Times New Roman" w:cs="Times New Roman"/>
+        </w:rPr>
+        <w:t>.</w:t>
+      </w:r>
+    </w:p>
+    <w:p>
+      <w:pPr>
+        <w:pStyle w:val="Paragrafoelenco"/>
+        <w:numPr>
+          <w:ilvl w:val="0"/>
+          <w:numId w:val="20"/>
+        </w:numPr>
+        <w:spacing w:before="240" w:after="240"/>
+        <w:rPr>
+          <w:rFonts w:ascii="Times New Roman" w:eastAsia="Times New Roman" w:hAnsi="Times New Roman" w:cs="Times New Roman"/>
+          <w:b/>
+          <w:bCs/>
+        </w:rPr>
+      </w:pPr>
+      <w:r>
+        <w:rPr>
+          <w:rFonts w:ascii="Times New Roman" w:eastAsia="Times New Roman" w:hAnsi="Times New Roman" w:cs="Times New Roman"/>
+          <w:b/>
+          <w:bCs/>
+        </w:rPr>
+        <w:t>Flusso di eventi:</w:t>
+      </w:r>
+    </w:p>
+    <w:p>
+      <w:pPr>
+        <w:pStyle w:val="Paragrafoelenco"/>
+        <w:numPr>
+          <w:ilvl w:val="0"/>
+          <w:numId w:val="21"/>
+        </w:numPr>
+        <w:rPr>
+          <w:rFonts w:ascii="Times New Roman" w:eastAsia="Times New Roman" w:hAnsi="Times New Roman" w:cs="Times New Roman"/>
+        </w:rPr>
+      </w:pPr>
+      <w:r>
+        <w:rPr>
+          <w:rFonts w:ascii="Times New Roman" w:eastAsia="Times New Roman" w:hAnsi="Times New Roman" w:cs="Times New Roman"/>
+        </w:rPr>
+        <w:t>L'amministratore modifica uno o più valori dei filtri.</w:t>
+      </w:r>
+    </w:p>
+    <w:p>
+      <w:pPr>
+        <w:pStyle w:val="Paragrafoelenco"/>
+        <w:numPr>
+          <w:ilvl w:val="0"/>
+          <w:numId w:val="21"/>
+        </w:numPr>
+        <w:rPr>
+          <w:rFonts w:ascii="Times New Roman" w:eastAsia="Times New Roman" w:hAnsi="Times New Roman" w:cs="Times New Roman"/>
+        </w:rPr>
+      </w:pPr>
+      <w:r>
+        <w:rPr>
+          <w:rFonts w:ascii="Times New Roman" w:eastAsia="Times New Roman" w:hAnsi="Times New Roman" w:cs="Times New Roman"/>
+        </w:rPr>
+        <w:t xml:space="preserve">Il sistema esegue una validazione immediata lato client sui campi inseriti (coerenza date inizio </w:t>
+      </w:r>
+      <w:r>
+        <w:rPr>
+          <w:rFonts w:ascii="Times New Roman" w:eastAsia="Times New Roman" w:hAnsi="Times New Roman" w:cs="Times New Roman"/>
+        </w:rPr>
+        <w:t xml:space="preserve">e </w:t>
+      </w:r>
+      <w:r>
+        <w:rPr>
+          <w:rFonts w:ascii="Times New Roman" w:eastAsia="Times New Roman" w:hAnsi="Times New Roman" w:cs="Times New Roman"/>
+        </w:rPr>
+        <w:t>fine, valori di prezzo positivi con min ≤ max, lunghezza minima della marca).</w:t>
+      </w:r>
+    </w:p>
+    <w:p>
+      <w:pPr>
+        <w:pStyle w:val="Paragrafoelenco"/>
+        <w:numPr>
+          <w:ilvl w:val="0"/>
+          <w:numId w:val="21"/>
+        </w:numPr>
+        <w:rPr>
+          <w:rFonts w:ascii="Times New Roman" w:eastAsia="Times New Roman" w:hAnsi="Times New Roman" w:cs="Times New Roman"/>
+        </w:rPr>
+      </w:pPr>
+      <w:r>
+        <w:rPr>
+          <w:rFonts w:ascii="Times New Roman" w:eastAsia="Times New Roman" w:hAnsi="Times New Roman" w:cs="Times New Roman"/>
+        </w:rPr>
+        <w:t xml:space="preserve">Se i campi sono validi, il sistema invia una richiesta asincrona (AJAX) alla </w:t>
+      </w:r>
+      <w:r>
+        <w:rPr>
+          <w:rFonts w:ascii="Times New Roman" w:eastAsia="Times New Roman" w:hAnsi="Times New Roman" w:cs="Times New Roman"/>
+        </w:rPr>
+        <w:t>S</w:t>
+      </w:r>
+      <w:r>
+        <w:rPr>
+          <w:rFonts w:ascii="Times New Roman" w:eastAsia="Times New Roman" w:hAnsi="Times New Roman" w:cs="Times New Roman"/>
+        </w:rPr>
+        <w:t>ervlet di gestione ordini con i parametri specificati.</w:t>
+      </w:r>
+    </w:p>
+    <w:p>
+      <w:pPr>
+        <w:pStyle w:val="Paragrafoelenco"/>
+        <w:numPr>
+          <w:ilvl w:val="0"/>
+          <w:numId w:val="21"/>
+        </w:numPr>
+        <w:rPr>
+          <w:rFonts w:ascii="Times New Roman" w:eastAsia="Times New Roman" w:hAnsi="Times New Roman" w:cs="Times New Roman"/>
+        </w:rPr>
+      </w:pPr>
+      <w:r>
+        <w:rPr>
+          <w:rFonts w:ascii="Times New Roman" w:eastAsia="Times New Roman" w:hAnsi="Times New Roman" w:cs="Times New Roman"/>
+        </w:rPr>
+        <w:t>Il sistema riceve i dati filtrati e aggiorna dinamicamente la sola porzione di pagina contenente l'elenco degli ordini, senza ricaricare l'intera schermata.</w:t>
+      </w:r>
+    </w:p>
+    <w:p>
+      <w:pPr>
+        <w:pStyle w:val="Paragrafoelenco"/>
+        <w:numPr>
+          <w:ilvl w:val="0"/>
+          <w:numId w:val="19"/>
+        </w:numPr>
+        <w:spacing w:before="240" w:after="240"/>
+        <w:rPr>
+          <w:rFonts w:ascii="Times New Roman" w:eastAsia="Times New Roman" w:hAnsi="Times New Roman" w:cs="Times New Roman"/>
+        </w:rPr>
+      </w:pPr>
+      <w:r>
+        <w:rPr>
+          <w:rFonts w:ascii="Times New Roman" w:eastAsia="Times New Roman" w:hAnsi="Times New Roman" w:cs="Times New Roman"/>
+          <w:b/>
+          <w:bCs/>
+        </w:rPr>
+        <w:t>Exit Condition:</w:t>
+      </w:r>
+      <w:r>
+        <w:rPr>
+          <w:rFonts w:ascii="Times New Roman" w:eastAsia="Times New Roman" w:hAnsi="Times New Roman" w:cs="Times New Roman"/>
+        </w:rPr>
+        <w:t xml:space="preserve"> La lista degli ordini a video si aggiorna in tempo reale riflettendo i criteri di ricerca specificati.</w:t>
+      </w:r>
+    </w:p>
+    <w:p>
+      <w:pPr>
+        <w:spacing w:before="240" w:after="240"/>
+        <w:ind w:firstLine="720"/>
+      </w:pPr>
+      <w:r>
+        <w:rPr>
+          <w:rFonts w:eastAsia="Times New Roman"/>
+          <w:b/>
+          <w:bCs/>
+        </w:rPr>
+        <w:t xml:space="preserve">UC </w:t>
+      </w:r>
+      <w:r>
+        <w:rPr>
+          <w:rFonts w:eastAsia="Times New Roman"/>
+          <w:b/>
+          <w:bCs/>
+        </w:rPr>
+        <w:t>8</w:t>
+      </w:r>
+      <w:r>
+        <w:rPr>
+          <w:rFonts w:eastAsia="Times New Roman"/>
+          <w:b/>
+          <w:bCs/>
+        </w:rPr>
+        <w:t>.3: Ordine Già Consegnato</w:t>
+      </w:r>
+    </w:p>
+    <w:p>
+      <w:pPr>
+        <w:pStyle w:val="Paragrafoelenco"/>
+        <w:numPr>
+          <w:ilvl w:val="0"/>
+          <w:numId w:val="17"/>
+        </w:numPr>
+        <w:spacing w:before="240" w:after="240"/>
+        <w:rPr>
+          <w:rFonts w:ascii="Times New Roman" w:eastAsia="Times New Roman" w:hAnsi="Times New Roman" w:cs="Times New Roman"/>
+        </w:rPr>
+      </w:pPr>
+      <w:r>
+        <w:rPr>
+          <w:rFonts w:ascii="Times New Roman" w:eastAsia="Times New Roman" w:hAnsi="Times New Roman" w:cs="Times New Roman"/>
+          <w:b/>
+          <w:bCs/>
+        </w:rPr>
+        <w:t>Attori coinvolti:</w:t>
+      </w:r>
+      <w:r>
+        <w:rPr>
+          <w:rFonts w:ascii="Times New Roman" w:eastAsia="Times New Roman" w:hAnsi="Times New Roman" w:cs="Times New Roman"/>
+        </w:rPr>
+        <w:t xml:space="preserve"> Order Manager</w:t>
+      </w:r>
+    </w:p>
+    <w:p>
+      <w:pPr>
+        <w:pStyle w:val="Paragrafoelenco"/>
+        <w:numPr>
+          <w:ilvl w:val="0"/>
+          <w:numId w:val="17"/>
+        </w:numPr>
+        <w:spacing w:before="240" w:after="240"/>
+        <w:rPr>
+          <w:rFonts w:ascii="Times New Roman" w:eastAsia="Times New Roman" w:hAnsi="Times New Roman" w:cs="Times New Roman"/>
+        </w:rPr>
+      </w:pPr>
+      <w:r>
+        <w:rPr>
+          <w:rFonts w:ascii="Times New Roman" w:eastAsia="Times New Roman" w:hAnsi="Times New Roman" w:cs="Times New Roman"/>
+          <w:b/>
+          <w:bCs/>
+        </w:rPr>
+        <w:t>Entry Condition:</w:t>
+      </w:r>
+      <w:r>
+        <w:rPr>
+          <w:rFonts w:ascii="Times New Roman" w:eastAsia="Times New Roman" w:hAnsi="Times New Roman" w:cs="Times New Roman"/>
+        </w:rPr>
+        <w:t xml:space="preserve"> Uno o più ordini presenti nella lista hanno raggiunto lo stato definitivo CONSEGNATO.</w:t>
+      </w:r>
+    </w:p>
+    <w:p>
+      <w:pPr>
+        <w:pStyle w:val="Paragrafoelenco"/>
+        <w:numPr>
+          <w:ilvl w:val="0"/>
+          <w:numId w:val="17"/>
+        </w:numPr>
+        <w:spacing w:before="240" w:after="240"/>
+        <w:rPr>
+          <w:rFonts w:ascii="Times New Roman" w:eastAsia="Times New Roman" w:hAnsi="Times New Roman" w:cs="Times New Roman"/>
+          <w:b/>
+          <w:bCs/>
+        </w:rPr>
+      </w:pPr>
+      <w:r>
+        <w:rPr>
+          <w:rFonts w:ascii="Times New Roman" w:eastAsia="Times New Roman" w:hAnsi="Times New Roman" w:cs="Times New Roman"/>
+          <w:b/>
+          <w:bCs/>
+        </w:rPr>
+        <w:t>Flusso di eventi:</w:t>
+      </w:r>
+    </w:p>
+    <w:p>
+      <w:pPr>
+        <w:pStyle w:val="Paragrafoelenco"/>
+        <w:numPr>
+          <w:ilvl w:val="0"/>
+          <w:numId w:val="18"/>
+        </w:numPr>
+        <w:rPr>
+          <w:rFonts w:ascii="Times New Roman" w:eastAsia="Times New Roman" w:hAnsi="Times New Roman" w:cs="Times New Roman"/>
+        </w:rPr>
+      </w:pPr>
+      <w:r>
+        <w:rPr>
+          <w:rFonts w:ascii="Times New Roman" w:eastAsia="Times New Roman" w:hAnsi="Times New Roman" w:cs="Times New Roman"/>
+        </w:rPr>
+        <w:t>Durante il rendering della scheda d'ordine, il sistema rileva che lo stato dell'ordine è impostato su CONSEGNATO.</w:t>
+      </w:r>
+    </w:p>
+    <w:p>
+      <w:pPr>
+        <w:pStyle w:val="Paragrafoelenco"/>
+        <w:numPr>
+          <w:ilvl w:val="0"/>
+          <w:numId w:val="18"/>
+        </w:numPr>
+        <w:rPr>
+          <w:rFonts w:ascii="Times New Roman" w:eastAsia="Times New Roman" w:hAnsi="Times New Roman" w:cs="Times New Roman"/>
+        </w:rPr>
+      </w:pPr>
+      <w:r>
+        <w:rPr>
+          <w:rFonts w:ascii="Times New Roman" w:eastAsia="Times New Roman" w:hAnsi="Times New Roman" w:cs="Times New Roman"/>
+        </w:rPr>
+        <w:t xml:space="preserve">Il sistema disabilita la possibilità di ulteriore modifica: non mostra il menu a tendina né il pulsante </w:t>
+      </w:r>
+      <w:r>
+        <w:rPr>
+          <w:rFonts w:ascii="Times New Roman" w:eastAsia="Times New Roman" w:hAnsi="Times New Roman" w:cs="Times New Roman"/>
+        </w:rPr>
+        <w:t>“</w:t>
+      </w:r>
+      <w:r>
+        <w:rPr>
+          <w:rFonts w:ascii="Times New Roman" w:eastAsia="Times New Roman" w:hAnsi="Times New Roman" w:cs="Times New Roman"/>
+        </w:rPr>
+        <w:t>Aggiorna</w:t>
+      </w:r>
+      <w:r>
+        <w:rPr>
+          <w:rFonts w:ascii="Times New Roman" w:eastAsia="Times New Roman" w:hAnsi="Times New Roman" w:cs="Times New Roman"/>
+          <w:i/>
+          <w:iCs/>
+        </w:rPr>
+        <w:t>”</w:t>
+      </w:r>
+      <w:r>
+        <w:rPr>
+          <w:rFonts w:ascii="Times New Roman" w:eastAsia="Times New Roman" w:hAnsi="Times New Roman" w:cs="Times New Roman"/>
+        </w:rPr>
+        <w:t xml:space="preserve">, visualizzando al loro posto </w:t>
+      </w:r>
+      <w:r>
+        <w:rPr>
+          <w:rFonts w:ascii="Times New Roman" w:eastAsia="Times New Roman" w:hAnsi="Times New Roman" w:cs="Times New Roman"/>
+        </w:rPr>
+        <w:t>la voce</w:t>
+      </w:r>
+      <w:r>
+        <w:rPr>
+          <w:rFonts w:ascii="Times New Roman" w:eastAsia="Times New Roman" w:hAnsi="Times New Roman" w:cs="Times New Roman"/>
+        </w:rPr>
+        <w:t xml:space="preserve"> </w:t>
+      </w:r>
+      <w:r>
+        <w:rPr>
+          <w:rFonts w:ascii="Times New Roman" w:eastAsia="Times New Roman" w:hAnsi="Times New Roman" w:cs="Times New Roman"/>
+        </w:rPr>
+        <w:t>“</w:t>
+      </w:r>
+      <w:r>
+        <w:rPr>
+          <w:rFonts w:ascii="Times New Roman" w:eastAsia="Times New Roman" w:hAnsi="Times New Roman" w:cs="Times New Roman"/>
+        </w:rPr>
+        <w:t>Consegnato</w:t>
+      </w:r>
+      <w:r>
+        <w:rPr>
+          <w:rFonts w:ascii="Times New Roman" w:eastAsia="Times New Roman" w:hAnsi="Times New Roman" w:cs="Times New Roman"/>
+          <w:i/>
+          <w:iCs/>
+        </w:rPr>
+        <w:t>”</w:t>
+      </w:r>
+      <w:r>
+        <w:rPr>
+          <w:rFonts w:ascii="Times New Roman" w:eastAsia="Times New Roman" w:hAnsi="Times New Roman" w:cs="Times New Roman"/>
+        </w:rPr>
+        <w:t>.</w:t>
+      </w:r>
+    </w:p>
+    <w:p>
+      <w:pPr>
+        <w:pStyle w:val="Paragrafoelenco"/>
+        <w:numPr>
+          <w:ilvl w:val="0"/>
+          <w:numId w:val="16"/>
+        </w:numPr>
+        <w:spacing w:before="240" w:after="240"/>
+        <w:rPr>
+          <w:rFonts w:ascii="Times New Roman" w:eastAsia="Times New Roman" w:hAnsi="Times New Roman" w:cs="Times New Roman"/>
+        </w:rPr>
+      </w:pPr>
+      <w:r>
+        <w:rPr>
+          <w:rFonts w:ascii="Times New Roman" w:eastAsia="Times New Roman" w:hAnsi="Times New Roman" w:cs="Times New Roman"/>
+          <w:b/>
+          <w:bCs/>
+        </w:rPr>
+        <w:t>Exit Condition:</w:t>
+      </w:r>
+      <w:r>
+        <w:rPr>
+          <w:rFonts w:ascii="Times New Roman" w:eastAsia="Times New Roman" w:hAnsi="Times New Roman" w:cs="Times New Roman"/>
+        </w:rPr>
+        <w:t xml:space="preserve"> Lo stato dell'ordine rimane consolidato e protetto da modifiche accidentali o retrocessioni non ammesse dalla logica di business.</w:t>
+      </w:r>
+    </w:p>
+    <w:p>
+      <w:pPr>
+        <w:spacing w:before="240" w:after="240"/>
+        <w:ind w:left="720"/>
+      </w:pPr>
+      <w:r>
+        <w:rPr>
+          <w:rFonts w:eastAsia="Times New Roman"/>
           <w:b/>
           <w:bCs/>
           <w:sz w:val="28"/>
@@ -17614,23 +19385,25 @@
       </w:r>
       <w:r>
         <w:rPr>
+          <w:rFonts w:eastAsia="Times New Roman"/>
           <w:b/>
           <w:bCs/>
           <w:sz w:val="28"/>
           <w:szCs w:val="28"/>
           <w:u w:val="single"/>
         </w:rPr>
-        <w:t>8</w:t>
-      </w:r>
-      <w:r>
-        <w:rPr>
+        <w:t>9</w:t>
+      </w:r>
+      <w:r>
+        <w:rPr>
+          <w:rFonts w:eastAsia="Times New Roman"/>
           <w:b/>
           <w:bCs/>
           <w:sz w:val="28"/>
           <w:szCs w:val="28"/>
           <w:u w:val="single"/>
         </w:rPr>
-        <w:t>: Gestione degli Ordini</w:t>
+        <w:t>: Analisi Statistica dei Prodotti Ordinati</w:t>
       </w:r>
     </w:p>
     <w:p>
@@ -17638,12 +19411,9 @@
         <w:pStyle w:val="Paragrafoelenco"/>
         <w:numPr>
           <w:ilvl w:val="0"/>
-          <w:numId w:val="31"/>
-        </w:numPr>
-        <w:tabs>
-          <w:tab w:val="left" w:pos="8580"/>
-        </w:tabs>
-        <w:spacing w:after="100"/>
+          <w:numId w:val="15"/>
+        </w:numPr>
+        <w:spacing w:before="240" w:after="240"/>
         <w:ind w:hanging="180"/>
         <w:rPr>
           <w:rFonts w:ascii="Times New Roman" w:eastAsia="Times New Roman" w:hAnsi="Times New Roman" w:cs="Times New Roman"/>
@@ -17655,13 +19425,13 @@
           <w:b/>
           <w:bCs/>
         </w:rPr>
-        <w:t xml:space="preserve">Attori coinvolti: </w:t>
+        <w:t>Attori coinvolti</w:t>
       </w:r>
       <w:r>
         <w:rPr>
           <w:rFonts w:ascii="Times New Roman" w:eastAsia="Times New Roman" w:hAnsi="Times New Roman" w:cs="Times New Roman"/>
         </w:rPr>
-        <w:t>Order Manager</w:t>
+        <w:t xml:space="preserve">: Market Analyzer </w:t>
       </w:r>
     </w:p>
     <w:p>
@@ -17669,12 +19439,9 @@
         <w:pStyle w:val="Paragrafoelenco"/>
         <w:numPr>
           <w:ilvl w:val="0"/>
-          <w:numId w:val="31"/>
-        </w:numPr>
-        <w:tabs>
-          <w:tab w:val="left" w:pos="8580"/>
-        </w:tabs>
-        <w:spacing w:after="100"/>
+          <w:numId w:val="15"/>
+        </w:numPr>
+        <w:spacing w:before="240" w:after="240"/>
         <w:ind w:hanging="180"/>
         <w:rPr>
           <w:rFonts w:ascii="Times New Roman" w:eastAsia="Times New Roman" w:hAnsi="Times New Roman" w:cs="Times New Roman"/>
@@ -17686,181 +19453,164 @@
           <w:b/>
           <w:bCs/>
         </w:rPr>
-        <w:t>Entry Condition:</w:t>
+        <w:t xml:space="preserve">Entry Condition: </w:t>
       </w:r>
       <w:r>
         <w:rPr>
           <w:rFonts w:ascii="Times New Roman" w:eastAsia="Times New Roman" w:hAnsi="Times New Roman" w:cs="Times New Roman"/>
+        </w:rPr>
+        <w:t>Il Market Analyzer si è autenticato con successo con credenziali con privilegi di amministratore e seleziona la voce “Dati Prodotti Ordinati” all'interno della Dashboard Amministratore.</w:t>
+      </w:r>
+    </w:p>
+    <w:p>
+      <w:pPr>
+        <w:pStyle w:val="Paragrafoelenco"/>
+        <w:numPr>
+          <w:ilvl w:val="0"/>
+          <w:numId w:val="15"/>
+        </w:numPr>
+        <w:spacing w:before="240" w:after="240"/>
+        <w:ind w:hanging="180"/>
+        <w:rPr>
+          <w:rFonts w:ascii="Times New Roman" w:eastAsia="Times New Roman" w:hAnsi="Times New Roman" w:cs="Times New Roman"/>
           <w:b/>
           <w:bCs/>
         </w:rPr>
-        <w:t xml:space="preserve"> </w:t>
-      </w:r>
+      </w:pPr>
       <w:r>
         <w:rPr>
           <w:rFonts w:ascii="Times New Roman" w:eastAsia="Times New Roman" w:hAnsi="Times New Roman" w:cs="Times New Roman"/>
-        </w:rPr>
-        <w:t xml:space="preserve">L'amministratore si è autenticato con successo con </w:t>
-      </w:r>
-      <w:r>
+          <w:b/>
+          <w:bCs/>
+        </w:rPr>
+        <w:t>Flusso di eventi:</w:t>
+      </w:r>
+    </w:p>
+    <w:p>
+      <w:pPr>
+        <w:pStyle w:val="Paragrafoelenco"/>
+        <w:numPr>
+          <w:ilvl w:val="2"/>
+          <w:numId w:val="30"/>
+        </w:numPr>
+        <w:spacing w:before="240" w:after="240"/>
+        <w:ind w:left="1620" w:hanging="270"/>
         <w:rPr>
           <w:rFonts w:ascii="Times New Roman" w:eastAsia="Times New Roman" w:hAnsi="Times New Roman" w:cs="Times New Roman"/>
         </w:rPr>
-        <w:t>credenziali con privilegi di amministratore</w:t>
-      </w:r>
+      </w:pPr>
       <w:r>
         <w:rPr>
           <w:rFonts w:ascii="Times New Roman" w:eastAsia="Times New Roman" w:hAnsi="Times New Roman" w:cs="Times New Roman"/>
         </w:rPr>
-        <w:t xml:space="preserve"> e </w:t>
+        <w:t>Il Market Analyzer clicca sul</w:t>
       </w:r>
       <w:r>
         <w:rPr>
           <w:rFonts w:ascii="Times New Roman" w:eastAsia="Times New Roman" w:hAnsi="Times New Roman" w:cs="Times New Roman"/>
         </w:rPr>
-        <w:t>seleziona la scheda "Gestione Ordini" dalla Dashboard di Amministrazione</w:t>
+        <w:t xml:space="preserve">la </w:t>
+      </w:r>
+      <w:r>
+        <w:rPr>
+          <w:rFonts w:ascii="Times New Roman" w:eastAsia="Times New Roman" w:hAnsi="Times New Roman" w:cs="Times New Roman"/>
+        </w:rPr>
+        <w:t>sezione “Dati Prodotti Ordinati” nella Dashboard Admin.</w:t>
       </w:r>
     </w:p>
     <w:p>
       <w:pPr>
         <w:pStyle w:val="Paragrafoelenco"/>
         <w:numPr>
+          <w:ilvl w:val="2"/>
+          <w:numId w:val="30"/>
+        </w:numPr>
+        <w:spacing w:before="240" w:after="240"/>
+        <w:ind w:left="1620" w:hanging="270"/>
+        <w:rPr>
+          <w:rFonts w:ascii="Times New Roman" w:eastAsia="Times New Roman" w:hAnsi="Times New Roman" w:cs="Times New Roman"/>
+        </w:rPr>
+      </w:pPr>
+      <w:r>
+        <w:rPr>
+          <w:rFonts w:ascii="Times New Roman" w:eastAsia="Times New Roman" w:hAnsi="Times New Roman" w:cs="Times New Roman"/>
+        </w:rPr>
+        <w:t>Il sistema riceve la richiesta, interroga il database e aggrega i dati relativi agli occhiali a catalogo e agli ordini completati.</w:t>
+      </w:r>
+    </w:p>
+    <w:p>
+      <w:pPr>
+        <w:pStyle w:val="Paragrafoelenco"/>
+        <w:numPr>
+          <w:ilvl w:val="2"/>
+          <w:numId w:val="30"/>
+        </w:numPr>
+        <w:spacing w:before="240" w:after="240"/>
+        <w:ind w:left="1620" w:hanging="270"/>
+        <w:rPr>
+          <w:rFonts w:ascii="Times New Roman" w:eastAsia="Times New Roman" w:hAnsi="Times New Roman" w:cs="Times New Roman"/>
+        </w:rPr>
+      </w:pPr>
+      <w:r>
+        <w:rPr>
+          <w:rFonts w:ascii="Times New Roman" w:eastAsia="Times New Roman" w:hAnsi="Times New Roman" w:cs="Times New Roman"/>
+        </w:rPr>
+        <w:t xml:space="preserve">Il sistema carica e visualizza la schermata </w:t>
+      </w:r>
+      <w:r>
+        <w:rPr>
+          <w:rFonts w:ascii="Times New Roman" w:eastAsia="Times New Roman" w:hAnsi="Times New Roman" w:cs="Times New Roman"/>
+        </w:rPr>
+        <w:t>“</w:t>
+      </w:r>
+      <w:r>
+        <w:rPr>
+          <w:rFonts w:ascii="Times New Roman" w:eastAsia="Times New Roman" w:hAnsi="Times New Roman" w:cs="Times New Roman"/>
+        </w:rPr>
+        <w:t>Dati Prodotti Ordinati</w:t>
+      </w:r>
+      <w:r>
+        <w:rPr>
+          <w:rFonts w:ascii="Times New Roman" w:eastAsia="Times New Roman" w:hAnsi="Times New Roman" w:cs="Times New Roman"/>
+        </w:rPr>
+        <w:t>”</w:t>
+      </w:r>
+      <w:r>
+        <w:rPr>
+          <w:rFonts w:ascii="Times New Roman" w:eastAsia="Times New Roman" w:hAnsi="Times New Roman" w:cs="Times New Roman"/>
+        </w:rPr>
+        <w:t xml:space="preserve">, composta da: </w:t>
+      </w:r>
+    </w:p>
+    <w:p>
+      <w:pPr>
+        <w:pStyle w:val="Paragrafoelenco"/>
+        <w:numPr>
           <w:ilvl w:val="0"/>
-          <w:numId w:val="31"/>
-        </w:numPr>
-        <w:tabs>
-          <w:tab w:val="left" w:pos="8580"/>
-        </w:tabs>
-        <w:spacing w:after="100"/>
-        <w:ind w:hanging="180"/>
+          <w:numId w:val="14"/>
+        </w:numPr>
+        <w:ind w:left="810" w:hanging="270"/>
         <w:rPr>
           <w:rFonts w:ascii="Times New Roman" w:eastAsia="Times New Roman" w:hAnsi="Times New Roman" w:cs="Times New Roman"/>
-          <w:b/>
-          <w:bCs/>
         </w:rPr>
       </w:pPr>
       <w:r>
         <w:rPr>
           <w:rFonts w:ascii="Times New Roman" w:eastAsia="Times New Roman" w:hAnsi="Times New Roman" w:cs="Times New Roman"/>
-          <w:b/>
-          <w:bCs/>
-        </w:rPr>
-        <w:t>Flusso di eventi:</w:t>
-      </w:r>
-    </w:p>
-    <w:p>
-      <w:pPr>
-        <w:pStyle w:val="Paragrafoelenco"/>
-        <w:numPr>
-          <w:ilvl w:val="0"/>
-          <w:numId w:val="30"/>
-        </w:numPr>
-        <w:tabs>
-          <w:tab w:val="left" w:pos="8580"/>
-        </w:tabs>
-        <w:spacing w:after="100"/>
+        </w:rPr>
+        <w:t xml:space="preserve">Un pulsante di navigazione rapida </w:t>
+      </w:r>
+      <w:r>
         <w:rPr>
           <w:rFonts w:ascii="Times New Roman" w:eastAsia="Times New Roman" w:hAnsi="Times New Roman" w:cs="Times New Roman"/>
         </w:rPr>
-      </w:pPr>
+        <w:t>“</w:t>
+      </w:r>
       <w:r>
         <w:rPr>
           <w:rFonts w:ascii="Times New Roman" w:eastAsia="Times New Roman" w:hAnsi="Times New Roman" w:cs="Times New Roman"/>
         </w:rPr>
-        <w:t>L’amministratore clicca sul pulsante “Gestione Ordini” all’interno della Dashboard Admin.</w:t>
-      </w:r>
-    </w:p>
-    <w:p>
-      <w:pPr>
-        <w:pStyle w:val="Paragrafoelenco"/>
-        <w:numPr>
-          <w:ilvl w:val="0"/>
-          <w:numId w:val="30"/>
-        </w:numPr>
-        <w:tabs>
-          <w:tab w:val="left" w:pos="8580"/>
-        </w:tabs>
-        <w:spacing w:after="100"/>
-        <w:rPr>
-          <w:rFonts w:ascii="Times New Roman" w:eastAsia="Times New Roman" w:hAnsi="Times New Roman" w:cs="Times New Roman"/>
-        </w:rPr>
-      </w:pPr>
-      <w:r>
-        <w:rPr>
-          <w:rFonts w:ascii="Times New Roman" w:eastAsia="Times New Roman" w:hAnsi="Times New Roman" w:cs="Times New Roman"/>
-        </w:rPr>
-        <w:t xml:space="preserve"> Il sistema riceve la richiesta e interroga la base di dati recuperando la lista complessiva di tutti gli ordini registrati sulla piattaforma (ordinati cronologicamente dal più recente al meno recente), unitamente ai dettagli dei rispettivi clienti e dei prodotti acquistati.</w:t>
-      </w:r>
-    </w:p>
-    <w:p>
-      <w:pPr>
-        <w:pStyle w:val="Paragrafoelenco"/>
-        <w:numPr>
-          <w:ilvl w:val="0"/>
-          <w:numId w:val="30"/>
-        </w:numPr>
-        <w:rPr>
-          <w:rFonts w:ascii="Times New Roman" w:eastAsia="Times New Roman" w:hAnsi="Times New Roman" w:cs="Times New Roman"/>
-        </w:rPr>
-      </w:pPr>
-      <w:r>
-        <w:rPr>
-          <w:rFonts w:ascii="Times New Roman" w:eastAsia="Times New Roman" w:hAnsi="Times New Roman" w:cs="Times New Roman"/>
-        </w:rPr>
-        <w:t xml:space="preserve">Il sistema carica e visualizza la pagina </w:t>
-      </w:r>
-      <w:r>
-        <w:rPr>
-          <w:rFonts w:ascii="Times New Roman" w:eastAsia="Times New Roman" w:hAnsi="Times New Roman" w:cs="Times New Roman"/>
-        </w:rPr>
-        <w:t>“</w:t>
-      </w:r>
-      <w:r>
-        <w:rPr>
-          <w:rFonts w:ascii="Times New Roman" w:eastAsia="Times New Roman" w:hAnsi="Times New Roman" w:cs="Times New Roman"/>
-          <w:b/>
-          <w:bCs/>
-        </w:rPr>
-        <w:t>GG Eyewear — Area Amministrazione (Gestione Ordini)</w:t>
-      </w:r>
-      <w:r>
-        <w:rPr>
-          <w:rFonts w:ascii="Times New Roman" w:eastAsia="Times New Roman" w:hAnsi="Times New Roman" w:cs="Times New Roman"/>
-          <w:b/>
-          <w:bCs/>
-        </w:rPr>
-        <w:t>”</w:t>
-      </w:r>
-      <w:r>
-        <w:rPr>
-          <w:rFonts w:ascii="Times New Roman" w:eastAsia="Times New Roman" w:hAnsi="Times New Roman" w:cs="Times New Roman"/>
-        </w:rPr>
-        <w:t xml:space="preserve">, articolata in: </w:t>
-      </w:r>
-    </w:p>
-    <w:p>
-      <w:pPr>
-        <w:pStyle w:val="Paragrafoelenco"/>
-        <w:numPr>
-          <w:ilvl w:val="0"/>
-          <w:numId w:val="29"/>
-        </w:numPr>
-        <w:ind w:hanging="90"/>
-        <w:rPr>
-          <w:rFonts w:ascii="Times New Roman" w:eastAsia="Times New Roman" w:hAnsi="Times New Roman" w:cs="Times New Roman"/>
-        </w:rPr>
-      </w:pPr>
-      <w:r>
-        <w:rPr>
-          <w:rFonts w:ascii="Times New Roman" w:eastAsia="Times New Roman" w:hAnsi="Times New Roman" w:cs="Times New Roman"/>
-        </w:rPr>
-        <w:t xml:space="preserve">Un pulsante di navigazione rapida </w:t>
-      </w:r>
-      <w:r>
-        <w:rPr>
-          <w:rFonts w:ascii="Times New Roman" w:eastAsia="Times New Roman" w:hAnsi="Times New Roman" w:cs="Times New Roman"/>
-        </w:rPr>
-        <w:t>“</w:t>
+        <w:t>Torna alla Dashboard Admin</w:t>
       </w:r>
       <w:r>
         <w:rPr>
@@ -17868,13 +19618,103 @@
           <w:i/>
           <w:iCs/>
         </w:rPr>
-        <w:t>Torna alla Dashboard Admin</w:t>
+        <w:t>”</w:t>
       </w:r>
       <w:r>
         <w:rPr>
           <w:rFonts w:ascii="Times New Roman" w:eastAsia="Times New Roman" w:hAnsi="Times New Roman" w:cs="Times New Roman"/>
-          <w:i/>
-          <w:iCs/>
+        </w:rPr>
+        <w:t>;</w:t>
+      </w:r>
+    </w:p>
+    <w:p>
+      <w:pPr>
+        <w:pStyle w:val="Paragrafoelenco"/>
+        <w:numPr>
+          <w:ilvl w:val="0"/>
+          <w:numId w:val="14"/>
+        </w:numPr>
+        <w:ind w:left="810" w:hanging="270"/>
+        <w:rPr>
+          <w:rFonts w:ascii="Times New Roman" w:eastAsia="Times New Roman" w:hAnsi="Times New Roman" w:cs="Times New Roman"/>
+        </w:rPr>
+      </w:pPr>
+      <w:r>
+        <w:rPr>
+          <w:rFonts w:ascii="Times New Roman" w:eastAsia="Times New Roman" w:hAnsi="Times New Roman" w:cs="Times New Roman"/>
+        </w:rPr>
+        <w:t xml:space="preserve">Un pannello di filtri statistici per </w:t>
+      </w:r>
+      <w:r>
+        <w:rPr>
+          <w:rFonts w:ascii="Times New Roman" w:eastAsia="Times New Roman" w:hAnsi="Times New Roman" w:cs="Times New Roman"/>
+        </w:rPr>
+        <w:t>filtrare</w:t>
+      </w:r>
+      <w:r>
+        <w:rPr>
+          <w:rFonts w:ascii="Times New Roman" w:eastAsia="Times New Roman" w:hAnsi="Times New Roman" w:cs="Times New Roman"/>
+        </w:rPr>
+        <w:t xml:space="preserve"> l'indagine (</w:t>
+      </w:r>
+      <w:r>
+        <w:rPr>
+          <w:rFonts w:ascii="Times New Roman" w:eastAsia="Times New Roman" w:hAnsi="Times New Roman" w:cs="Times New Roman"/>
+        </w:rPr>
+        <w:t>Marca</w:t>
+      </w:r>
+      <w:r>
+        <w:rPr>
+          <w:rFonts w:ascii="Times New Roman" w:eastAsia="Times New Roman" w:hAnsi="Times New Roman" w:cs="Times New Roman"/>
+        </w:rPr>
+        <w:t>, Fascia di Prezzo, Valutazione Media);</w:t>
+      </w:r>
+    </w:p>
+    <w:p>
+      <w:pPr>
+        <w:pStyle w:val="Paragrafoelenco"/>
+        <w:numPr>
+          <w:ilvl w:val="0"/>
+          <w:numId w:val="14"/>
+        </w:numPr>
+        <w:ind w:left="810" w:hanging="270"/>
+        <w:rPr>
+          <w:rFonts w:ascii="Times New Roman" w:eastAsia="Times New Roman" w:hAnsi="Times New Roman" w:cs="Times New Roman"/>
+        </w:rPr>
+      </w:pPr>
+      <w:r>
+        <w:rPr>
+          <w:rFonts w:ascii="Times New Roman" w:eastAsia="Times New Roman" w:hAnsi="Times New Roman" w:cs="Times New Roman"/>
+        </w:rPr>
+        <w:t>Un pulsante per l</w:t>
+      </w:r>
+      <w:r>
+        <w:rPr>
+          <w:rFonts w:ascii="Times New Roman" w:eastAsia="Times New Roman" w:hAnsi="Times New Roman" w:cs="Times New Roman"/>
+        </w:rPr>
+        <w:t xml:space="preserve">a creazione del file Excel con il report, eventualmente già filtrati </w:t>
+      </w:r>
+      <w:r>
+        <w:rPr>
+          <w:rFonts w:ascii="Times New Roman" w:eastAsia="Times New Roman" w:hAnsi="Times New Roman" w:cs="Times New Roman"/>
+        </w:rPr>
+        <w:t>(</w:t>
+      </w:r>
+      <w:r>
+        <w:rPr>
+          <w:rFonts w:ascii="Times New Roman" w:eastAsia="Times New Roman" w:hAnsi="Times New Roman" w:cs="Times New Roman"/>
+        </w:rPr>
+        <w:t>“</w:t>
+      </w:r>
+      <w:r>
+        <w:rPr>
+          <w:rFonts w:ascii="Times New Roman" w:eastAsia="Times New Roman" w:hAnsi="Times New Roman" w:cs="Times New Roman"/>
+        </w:rPr>
+        <w:t>Genera Report</w:t>
+      </w:r>
+      <w:r>
+        <w:rPr>
+          <w:rFonts w:ascii="Times New Roman" w:eastAsia="Times New Roman" w:hAnsi="Times New Roman" w:cs="Times New Roman"/>
         </w:rPr>
         <w:t>”</w:t>
       </w:r>
@@ -17882,7 +19722,7 @@
         <w:rPr>
           <w:rFonts w:ascii="Times New Roman" w:eastAsia="Times New Roman" w:hAnsi="Times New Roman" w:cs="Times New Roman"/>
         </w:rPr>
-        <w:t>;</w:t>
+        <w:t>);</w:t>
       </w:r>
     </w:p>
     <w:p>
@@ -17890,9 +19730,9 @@
         <w:pStyle w:val="Paragrafoelenco"/>
         <w:numPr>
           <w:ilvl w:val="0"/>
-          <w:numId w:val="29"/>
-        </w:numPr>
-        <w:ind w:left="1440" w:hanging="450"/>
+          <w:numId w:val="14"/>
+        </w:numPr>
+        <w:ind w:left="810" w:hanging="270"/>
         <w:rPr>
           <w:rFonts w:ascii="Times New Roman" w:eastAsia="Times New Roman" w:hAnsi="Times New Roman" w:cs="Times New Roman"/>
         </w:rPr>
@@ -17901,71 +19741,82 @@
         <w:rPr>
           <w:rFonts w:ascii="Times New Roman" w:eastAsia="Times New Roman" w:hAnsi="Times New Roman" w:cs="Times New Roman"/>
         </w:rPr>
-        <w:t xml:space="preserve">La sezione </w:t>
+        <w:t xml:space="preserve">Una tabella riepilogativa con l'elenco dei prodotti e </w:t>
       </w:r>
       <w:r>
         <w:rPr>
           <w:rFonts w:ascii="Times New Roman" w:eastAsia="Times New Roman" w:hAnsi="Times New Roman" w:cs="Times New Roman"/>
         </w:rPr>
-        <w:t>“</w:t>
+        <w:t>le</w:t>
       </w:r>
       <w:r>
         <w:rPr>
           <w:rFonts w:ascii="Times New Roman" w:eastAsia="Times New Roman" w:hAnsi="Times New Roman" w:cs="Times New Roman"/>
         </w:rPr>
-        <w:t>Filtra gli Ordini</w:t>
+        <w:t xml:space="preserve"> relativ</w:t>
       </w:r>
       <w:r>
         <w:rPr>
           <w:rFonts w:ascii="Times New Roman" w:eastAsia="Times New Roman" w:hAnsi="Times New Roman" w:cs="Times New Roman"/>
         </w:rPr>
-        <w:t>”</w:t>
+        <w:t>e</w:t>
       </w:r>
       <w:r>
         <w:rPr>
           <w:rFonts w:ascii="Times New Roman" w:eastAsia="Times New Roman" w:hAnsi="Times New Roman" w:cs="Times New Roman"/>
         </w:rPr>
-        <w:t xml:space="preserve">, dotata di </w:t>
+        <w:t xml:space="preserve"> </w:t>
       </w:r>
       <w:r>
         <w:rPr>
           <w:rFonts w:ascii="Times New Roman" w:eastAsia="Times New Roman" w:hAnsi="Times New Roman" w:cs="Times New Roman"/>
         </w:rPr>
-        <w:t>sistema di filtraggio sulle varie caratteristiche</w:t>
+        <w:t>quantità</w:t>
       </w:r>
       <w:r>
         <w:rPr>
           <w:rFonts w:ascii="Times New Roman" w:eastAsia="Times New Roman" w:hAnsi="Times New Roman" w:cs="Times New Roman"/>
         </w:rPr>
-        <w:t xml:space="preserve"> (</w:t>
-      </w:r>
-      <w:r>
+        <w:t xml:space="preserve"> di vendita.</w:t>
+      </w:r>
+    </w:p>
+    <w:p>
+      <w:pPr>
+        <w:pStyle w:val="Paragrafoelenco"/>
+        <w:numPr>
+          <w:ilvl w:val="2"/>
+          <w:numId w:val="30"/>
+        </w:numPr>
+        <w:ind w:left="1620" w:hanging="270"/>
         <w:rPr>
           <w:rFonts w:ascii="Times New Roman" w:eastAsia="Times New Roman" w:hAnsi="Times New Roman" w:cs="Times New Roman"/>
-          <w:i/>
-          <w:iCs/>
-        </w:rPr>
-        <w:t>Tipologia Occhiale, Marca, Stato Ordine, Metodo Pagamento, Prezzo Minimo, Prezzo Massimo, Data Inizio, Data Fine, Email Utente</w:t>
-      </w:r>
+        </w:rPr>
+      </w:pPr>
       <w:r>
         <w:rPr>
           <w:rFonts w:ascii="Times New Roman" w:eastAsia="Times New Roman" w:hAnsi="Times New Roman" w:cs="Times New Roman"/>
         </w:rPr>
-        <w:t xml:space="preserve">) e del pulsante </w:t>
-      </w:r>
-      <w:r>
+        <w:t>Per ogni prodotto presente nella tabella, il Market Analyzer può analizzare:</w:t>
+      </w:r>
+    </w:p>
+    <w:p>
+      <w:pPr>
+        <w:pStyle w:val="Paragrafoelenco"/>
+        <w:numPr>
+          <w:ilvl w:val="0"/>
+          <w:numId w:val="13"/>
+        </w:numPr>
+        <w:ind w:left="1890" w:hanging="270"/>
         <w:rPr>
           <w:rFonts w:ascii="Times New Roman" w:eastAsia="Times New Roman" w:hAnsi="Times New Roman" w:cs="Times New Roman"/>
-          <w:i/>
-          <w:iCs/>
-        </w:rPr>
-        <w:t>"Azzera Filtri"</w:t>
-      </w:r>
+        </w:rPr>
+      </w:pPr>
       <w:r>
         <w:rPr>
           <w:rFonts w:ascii="Times New Roman" w:eastAsia="Times New Roman" w:hAnsi="Times New Roman" w:cs="Times New Roman"/>
         </w:rPr>
-        <w:t>;</w:t>
+        <w:lastRenderedPageBreak/>
+        <w:t>Identificativo e miniatura dell’occhiale;</w:t>
       </w:r>
     </w:p>
     <w:p>
@@ -17973,9 +19824,9 @@
         <w:pStyle w:val="Paragrafoelenco"/>
         <w:numPr>
           <w:ilvl w:val="0"/>
-          <w:numId w:val="29"/>
-        </w:numPr>
-        <w:ind w:hanging="90"/>
+          <w:numId w:val="13"/>
+        </w:numPr>
+        <w:ind w:left="1890" w:hanging="270"/>
         <w:rPr>
           <w:rFonts w:ascii="Times New Roman" w:eastAsia="Times New Roman" w:hAnsi="Times New Roman" w:cs="Times New Roman"/>
         </w:rPr>
@@ -17984,21 +19835,26 @@
         <w:rPr>
           <w:rFonts w:ascii="Times New Roman" w:eastAsia="Times New Roman" w:hAnsi="Times New Roman" w:cs="Times New Roman"/>
         </w:rPr>
-        <w:t>L'elenco delle schede d'ordine riepilogative (</w:t>
-      </w:r>
-      <w:r>
+        <w:t xml:space="preserve">Marca e modello </w:t>
+      </w:r>
+    </w:p>
+    <w:p>
+      <w:pPr>
+        <w:pStyle w:val="Paragrafoelenco"/>
+        <w:numPr>
+          <w:ilvl w:val="0"/>
+          <w:numId w:val="13"/>
+        </w:numPr>
+        <w:ind w:left="1890" w:hanging="270"/>
         <w:rPr>
           <w:rFonts w:ascii="Times New Roman" w:eastAsia="Times New Roman" w:hAnsi="Times New Roman" w:cs="Times New Roman"/>
-          <w:i/>
-          <w:iCs/>
-        </w:rPr>
-        <w:t>card</w:t>
-      </w:r>
+        </w:rPr>
+      </w:pPr>
       <w:r>
         <w:rPr>
           <w:rFonts w:ascii="Times New Roman" w:eastAsia="Times New Roman" w:hAnsi="Times New Roman" w:cs="Times New Roman"/>
         </w:rPr>
-        <w:t>).</w:t>
+        <w:t>Prezzo di listino</w:t>
       </w:r>
     </w:p>
     <w:p>
@@ -18006,8 +19862,47 @@
         <w:pStyle w:val="Paragrafoelenco"/>
         <w:numPr>
           <w:ilvl w:val="0"/>
+          <w:numId w:val="13"/>
+        </w:numPr>
+        <w:ind w:left="1890" w:hanging="270"/>
+        <w:rPr>
+          <w:rFonts w:ascii="Times New Roman" w:eastAsia="Times New Roman" w:hAnsi="Times New Roman" w:cs="Times New Roman"/>
+        </w:rPr>
+      </w:pPr>
+      <w:r>
+        <w:rPr>
+          <w:rFonts w:ascii="Times New Roman" w:eastAsia="Times New Roman" w:hAnsi="Times New Roman" w:cs="Times New Roman"/>
+        </w:rPr>
+        <w:t>Valutazione media delle recensioni</w:t>
+      </w:r>
+    </w:p>
+    <w:p>
+      <w:pPr>
+        <w:pStyle w:val="Paragrafoelenco"/>
+        <w:numPr>
+          <w:ilvl w:val="0"/>
+          <w:numId w:val="13"/>
+        </w:numPr>
+        <w:ind w:left="1890" w:hanging="270"/>
+        <w:rPr>
+          <w:rFonts w:ascii="Times New Roman" w:eastAsia="Times New Roman" w:hAnsi="Times New Roman" w:cs="Times New Roman"/>
+        </w:rPr>
+      </w:pPr>
+      <w:r>
+        <w:rPr>
+          <w:rFonts w:ascii="Times New Roman" w:eastAsia="Times New Roman" w:hAnsi="Times New Roman" w:cs="Times New Roman"/>
+        </w:rPr>
+        <w:t>Quantità totale di pezzi venduti</w:t>
+      </w:r>
+    </w:p>
+    <w:p>
+      <w:pPr>
+        <w:pStyle w:val="Paragrafoelenco"/>
+        <w:numPr>
+          <w:ilvl w:val="2"/>
           <w:numId w:val="30"/>
         </w:numPr>
+        <w:ind w:left="1620" w:hanging="270"/>
         <w:rPr>
           <w:rFonts w:ascii="Times New Roman" w:eastAsia="Times New Roman" w:hAnsi="Times New Roman" w:cs="Times New Roman"/>
         </w:rPr>
@@ -18016,8 +19911,620 @@
         <w:rPr>
           <w:rFonts w:ascii="Times New Roman" w:eastAsia="Times New Roman" w:hAnsi="Times New Roman" w:cs="Times New Roman"/>
         </w:rPr>
+        <w:t>Il Market Analyzer consulta la panoramica dei prodotti più venduti per comprendere le tendenze di mercato e le preferenze d'acquisto.</w:t>
+      </w:r>
+    </w:p>
+    <w:p>
+      <w:pPr>
+        <w:pStyle w:val="Paragrafoelenco"/>
+        <w:numPr>
+          <w:ilvl w:val="2"/>
+          <w:numId w:val="30"/>
+        </w:numPr>
+        <w:ind w:left="1620" w:hanging="270"/>
+        <w:rPr>
+          <w:rFonts w:ascii="Times New Roman" w:eastAsia="Times New Roman" w:hAnsi="Times New Roman" w:cs="Times New Roman"/>
+        </w:rPr>
+      </w:pPr>
+      <w:r>
+        <w:rPr>
+          <w:rFonts w:ascii="Times New Roman" w:eastAsia="Times New Roman" w:hAnsi="Times New Roman" w:cs="Times New Roman"/>
+        </w:rPr>
+        <w:t>Il Market Analyzer clicca su “Genera Report” per esportare il Report dei dati visualizzati.</w:t>
+      </w:r>
+    </w:p>
+    <w:p>
+      <w:pPr>
+        <w:pStyle w:val="Paragrafoelenco"/>
+        <w:numPr>
+          <w:ilvl w:val="2"/>
+          <w:numId w:val="30"/>
+        </w:numPr>
+        <w:ind w:left="1620" w:hanging="270"/>
+        <w:rPr>
+          <w:rFonts w:ascii="Times New Roman" w:eastAsia="Times New Roman" w:hAnsi="Times New Roman" w:cs="Times New Roman"/>
+        </w:rPr>
+      </w:pPr>
+      <w:r>
+        <w:rPr>
+          <w:rFonts w:ascii="Times New Roman" w:eastAsia="Times New Roman" w:hAnsi="Times New Roman" w:cs="Times New Roman"/>
+        </w:rPr>
+        <w:t xml:space="preserve">Il sistema elabora e genera il documento riassuntivo (in formato .xlsx) </w:t>
+      </w:r>
+    </w:p>
+    <w:p>
+      <w:pPr>
+        <w:pStyle w:val="Paragrafoelenco"/>
+        <w:numPr>
+          <w:ilvl w:val="0"/>
+          <w:numId w:val="12"/>
+        </w:numPr>
+        <w:ind w:left="1080" w:hanging="180"/>
+        <w:rPr>
+          <w:rFonts w:ascii="Times New Roman" w:eastAsia="Times New Roman" w:hAnsi="Times New Roman" w:cs="Times New Roman"/>
+        </w:rPr>
+      </w:pPr>
+      <w:r>
+        <w:rPr>
+          <w:rFonts w:ascii="Times New Roman" w:eastAsia="Times New Roman" w:hAnsi="Times New Roman" w:cs="Times New Roman"/>
+          <w:b/>
+          <w:bCs/>
+        </w:rPr>
+        <w:t xml:space="preserve">Exit Condition: </w:t>
+      </w:r>
+      <w:r>
+        <w:rPr>
+          <w:rFonts w:ascii="Times New Roman" w:eastAsia="Times New Roman" w:hAnsi="Times New Roman" w:cs="Times New Roman"/>
+        </w:rPr>
+        <w:t>Il Market Analyzer consulta con successo le statistiche di vendita e genera il report, mantenendo la possibilità di applicare filtri di approfondimento o tornare alla dashboard amministrativa.</w:t>
+      </w:r>
+    </w:p>
+    <w:p>
+      <w:pPr>
+        <w:pStyle w:val="Paragrafoelenco"/>
+        <w:ind w:left="900"/>
+        <w:rPr>
+          <w:rFonts w:ascii="Times New Roman" w:eastAsia="Times New Roman" w:hAnsi="Times New Roman" w:cs="Times New Roman"/>
+        </w:rPr>
+      </w:pPr>
+    </w:p>
+    <w:p>
+      <w:pPr>
+        <w:pStyle w:val="Paragrafoelenco"/>
+        <w:ind w:left="900"/>
+      </w:pPr>
+      <w:r>
+        <w:rPr>
+          <w:rFonts w:ascii="Times New Roman" w:eastAsia="Times New Roman" w:hAnsi="Times New Roman" w:cs="Times New Roman"/>
+          <w:b/>
+          <w:bCs/>
+        </w:rPr>
+        <w:t xml:space="preserve">Flussi alternativi / Eccezioni </w:t>
+      </w:r>
+    </w:p>
+    <w:p>
+      <w:pPr>
+        <w:pStyle w:val="Paragrafoelenco"/>
+        <w:numPr>
+          <w:ilvl w:val="0"/>
+          <w:numId w:val="11"/>
+        </w:numPr>
+        <w:rPr>
+          <w:rFonts w:ascii="Times New Roman" w:eastAsia="Times New Roman" w:hAnsi="Times New Roman" w:cs="Times New Roman"/>
+        </w:rPr>
+      </w:pPr>
+      <w:r>
+        <w:rPr>
+          <w:rFonts w:ascii="Times New Roman" w:eastAsia="Times New Roman" w:hAnsi="Times New Roman" w:cs="Times New Roman"/>
+        </w:rPr>
+        <w:t xml:space="preserve">Se al punto 3 il sistema non rileva vendite registrate nel catalogo o a seguito dei filtri impostati, viene eseguita l'eccezione UC </w:t>
+      </w:r>
+      <w:r>
+        <w:rPr>
+          <w:rFonts w:ascii="Times New Roman" w:eastAsia="Times New Roman" w:hAnsi="Times New Roman" w:cs="Times New Roman"/>
+        </w:rPr>
+        <w:t>9</w:t>
+      </w:r>
+      <w:r>
+        <w:rPr>
+          <w:rFonts w:ascii="Times New Roman" w:eastAsia="Times New Roman" w:hAnsi="Times New Roman" w:cs="Times New Roman"/>
+        </w:rPr>
+        <w:t>.1: Dati Statistici Non Disponibili.</w:t>
+      </w:r>
+    </w:p>
+    <w:p>
+      <w:pPr>
+        <w:pStyle w:val="Paragrafoelenco"/>
+        <w:numPr>
+          <w:ilvl w:val="0"/>
+          <w:numId w:val="11"/>
+        </w:numPr>
+        <w:rPr>
+          <w:rFonts w:ascii="Times New Roman" w:eastAsia="Times New Roman" w:hAnsi="Times New Roman" w:cs="Times New Roman"/>
+        </w:rPr>
+      </w:pPr>
+      <w:r>
+        <w:rPr>
+          <w:rFonts w:ascii="Times New Roman" w:eastAsia="Times New Roman" w:hAnsi="Times New Roman" w:cs="Times New Roman"/>
+        </w:rPr>
+        <w:t xml:space="preserve">Se il Market Analyzer applica filtri per periodo, prezzo o valutazione media, viene eseguito il flusso alternativo UC </w:t>
+      </w:r>
+      <w:r>
+        <w:rPr>
+          <w:rFonts w:ascii="Times New Roman" w:eastAsia="Times New Roman" w:hAnsi="Times New Roman" w:cs="Times New Roman"/>
+        </w:rPr>
+        <w:t>9</w:t>
+      </w:r>
+      <w:r>
+        <w:rPr>
+          <w:rFonts w:ascii="Times New Roman" w:eastAsia="Times New Roman" w:hAnsi="Times New Roman" w:cs="Times New Roman"/>
+        </w:rPr>
+        <w:t>.2: Filtraggio Statistico Avanzato.</w:t>
+      </w:r>
+    </w:p>
+    <w:p>
+      <w:pPr>
+        <w:pStyle w:val="Paragrafoelenco"/>
+        <w:numPr>
+          <w:ilvl w:val="0"/>
+          <w:numId w:val="11"/>
+        </w:numPr>
+        <w:rPr>
+          <w:rFonts w:ascii="Times New Roman" w:eastAsia="Times New Roman" w:hAnsi="Times New Roman" w:cs="Times New Roman"/>
+        </w:rPr>
+      </w:pPr>
+      <w:r>
+        <w:rPr>
+          <w:rFonts w:ascii="Times New Roman" w:eastAsia="Times New Roman" w:hAnsi="Times New Roman" w:cs="Times New Roman"/>
+        </w:rPr>
+        <w:t xml:space="preserve">Se il Market Analyzer richiede la sola esportazione dei dati filtrati, viene eseguito il flusso UC </w:t>
+      </w:r>
+      <w:r>
+        <w:rPr>
+          <w:rFonts w:ascii="Times New Roman" w:eastAsia="Times New Roman" w:hAnsi="Times New Roman" w:cs="Times New Roman"/>
+        </w:rPr>
+        <w:t>9</w:t>
+      </w:r>
+      <w:r>
+        <w:rPr>
+          <w:rFonts w:ascii="Times New Roman" w:eastAsia="Times New Roman" w:hAnsi="Times New Roman" w:cs="Times New Roman"/>
+        </w:rPr>
+        <w:t>.3: Generazione ed Esportazione del Report di Vendita.</w:t>
+      </w:r>
+    </w:p>
+    <w:p>
+      <w:pPr>
+        <w:ind w:left="720"/>
+        <w:rPr>
+          <w:rFonts w:eastAsia="Times New Roman"/>
+        </w:rPr>
+      </w:pPr>
+    </w:p>
+    <w:p>
+      <w:pPr>
+        <w:ind w:left="720"/>
+      </w:pPr>
+      <w:r>
+        <w:rPr>
+          <w:rFonts w:eastAsia="Times New Roman"/>
+          <w:b/>
+          <w:bCs/>
+        </w:rPr>
+        <w:t>UC 8.1: Dati Statici Non Disponibili</w:t>
+      </w:r>
+    </w:p>
+    <w:p>
+      <w:pPr>
+        <w:pStyle w:val="Paragrafoelenco"/>
+        <w:numPr>
+          <w:ilvl w:val="0"/>
+          <w:numId w:val="10"/>
+        </w:numPr>
+        <w:jc w:val="both"/>
+        <w:rPr>
+          <w:rFonts w:ascii="Times New Roman" w:eastAsia="Times New Roman" w:hAnsi="Times New Roman" w:cs="Times New Roman"/>
+        </w:rPr>
+      </w:pPr>
+      <w:r>
+        <w:rPr>
+          <w:rFonts w:ascii="Times New Roman" w:eastAsia="Times New Roman" w:hAnsi="Times New Roman" w:cs="Times New Roman"/>
+          <w:b/>
+          <w:bCs/>
+        </w:rPr>
+        <w:t xml:space="preserve">Attori coinvolti: </w:t>
+      </w:r>
+      <w:r>
+        <w:rPr>
+          <w:rFonts w:ascii="Times New Roman" w:eastAsia="Times New Roman" w:hAnsi="Times New Roman" w:cs="Times New Roman"/>
+        </w:rPr>
+        <w:t>Market Analyzer</w:t>
+      </w:r>
+    </w:p>
+    <w:p>
+      <w:pPr>
+        <w:pStyle w:val="Paragrafoelenco"/>
+        <w:numPr>
+          <w:ilvl w:val="0"/>
+          <w:numId w:val="10"/>
+        </w:numPr>
+        <w:jc w:val="both"/>
+        <w:rPr>
+          <w:rFonts w:ascii="Times New Roman" w:eastAsia="Times New Roman" w:hAnsi="Times New Roman" w:cs="Times New Roman"/>
+        </w:rPr>
+      </w:pPr>
+      <w:r>
+        <w:rPr>
+          <w:rFonts w:ascii="Times New Roman" w:eastAsia="Times New Roman" w:hAnsi="Times New Roman" w:cs="Times New Roman"/>
+          <w:b/>
+          <w:bCs/>
+        </w:rPr>
+        <w:t xml:space="preserve">Entry Condition: </w:t>
+      </w:r>
+      <w:r>
+        <w:rPr>
+          <w:rFonts w:ascii="Times New Roman" w:eastAsia="Times New Roman" w:hAnsi="Times New Roman" w:cs="Times New Roman"/>
+        </w:rPr>
+        <w:t>Nel database non sono presenti ordini registrati, oppure i filtri applicati restringono la ricerca a un insieme di prodotti non corrispondenti.</w:t>
+      </w:r>
+    </w:p>
+    <w:p>
+      <w:pPr>
+        <w:pStyle w:val="Paragrafoelenco"/>
+        <w:numPr>
+          <w:ilvl w:val="0"/>
+          <w:numId w:val="10"/>
+        </w:numPr>
+        <w:jc w:val="both"/>
+        <w:rPr>
+          <w:rFonts w:ascii="Times New Roman" w:eastAsia="Times New Roman" w:hAnsi="Times New Roman" w:cs="Times New Roman"/>
+          <w:b/>
+          <w:bCs/>
+        </w:rPr>
+      </w:pPr>
+      <w:r>
+        <w:rPr>
+          <w:rFonts w:ascii="Times New Roman" w:eastAsia="Times New Roman" w:hAnsi="Times New Roman" w:cs="Times New Roman"/>
+          <w:b/>
+          <w:bCs/>
+        </w:rPr>
+        <w:t>Flusso di eventi:</w:t>
+      </w:r>
+    </w:p>
+    <w:p>
+      <w:pPr>
+        <w:pStyle w:val="Paragrafoelenco"/>
+        <w:numPr>
+          <w:ilvl w:val="2"/>
+          <w:numId w:val="9"/>
+        </w:numPr>
+        <w:ind w:left="1440" w:hanging="270"/>
+        <w:jc w:val="both"/>
+        <w:rPr>
+          <w:rFonts w:ascii="Times New Roman" w:eastAsia="Times New Roman" w:hAnsi="Times New Roman" w:cs="Times New Roman"/>
+        </w:rPr>
+      </w:pPr>
+      <w:r>
+        <w:rPr>
+          <w:rFonts w:ascii="Times New Roman" w:eastAsia="Times New Roman" w:hAnsi="Times New Roman" w:cs="Times New Roman"/>
+        </w:rPr>
+        <w:t>A seguito dell'aggregazione dei dati, il sistema rileva che il conteggio degli articoli venduti è pari a zero o non corrisponde ai parametri impostati.</w:t>
+      </w:r>
+    </w:p>
+    <w:p>
+      <w:pPr>
+        <w:pStyle w:val="Paragrafoelenco"/>
+        <w:numPr>
+          <w:ilvl w:val="2"/>
+          <w:numId w:val="9"/>
+        </w:numPr>
+        <w:ind w:left="1440" w:hanging="270"/>
+        <w:jc w:val="both"/>
+        <w:rPr>
+          <w:rFonts w:ascii="Times New Roman" w:eastAsia="Times New Roman" w:hAnsi="Times New Roman" w:cs="Times New Roman"/>
+        </w:rPr>
+      </w:pPr>
+      <w:r>
+        <w:rPr>
+          <w:rFonts w:ascii="Times New Roman" w:eastAsia="Times New Roman" w:hAnsi="Times New Roman" w:cs="Times New Roman"/>
+        </w:rPr>
+        <w:t>l sistema mostra la pagina mantenendo attivi i controlli di filtraggio, visualizzando all'interno della tabella il messaggio informativo: “Nessun dato di vendita disponibile per i criteri selezionati”.</w:t>
+      </w:r>
+    </w:p>
+    <w:p>
+      <w:pPr>
+        <w:pStyle w:val="Paragrafoelenco"/>
+        <w:numPr>
+          <w:ilvl w:val="0"/>
+          <w:numId w:val="8"/>
+        </w:numPr>
+        <w:rPr>
+          <w:rFonts w:ascii="Times New Roman" w:eastAsia="Times New Roman" w:hAnsi="Times New Roman" w:cs="Times New Roman"/>
+        </w:rPr>
+      </w:pPr>
+      <w:r>
+        <w:rPr>
+          <w:b/>
+          <w:bCs/>
+        </w:rPr>
+        <w:t xml:space="preserve">Exit Condition: </w:t>
+      </w:r>
+      <w:r>
+        <w:rPr>
+          <w:rFonts w:ascii="Times New Roman" w:eastAsia="Times New Roman" w:hAnsi="Times New Roman" w:cs="Times New Roman"/>
+        </w:rPr>
+        <w:t>Il Market Analyzer riceve un feedback visivo chiaro sull'assenza di dati statistici nel periodo o fascia considerati e può ridefinire i filtri di ricerca.</w:t>
+      </w:r>
+    </w:p>
+    <w:p>
+      <w:pPr>
+        <w:ind w:left="720"/>
+        <w:rPr>
+          <w:rFonts w:eastAsia="Times New Roman"/>
+        </w:rPr>
+      </w:pPr>
+    </w:p>
+    <w:p>
+      <w:pPr>
+        <w:ind w:left="720"/>
+      </w:pPr>
+      <w:r>
+        <w:rPr>
+          <w:rFonts w:eastAsia="Times New Roman"/>
+          <w:b/>
+          <w:bCs/>
+        </w:rPr>
+        <w:t xml:space="preserve">UC </w:t>
+      </w:r>
+      <w:r>
+        <w:rPr>
+          <w:rFonts w:eastAsia="Times New Roman"/>
+          <w:b/>
+          <w:bCs/>
+        </w:rPr>
+        <w:t>9</w:t>
+      </w:r>
+      <w:r>
+        <w:rPr>
+          <w:rFonts w:eastAsia="Times New Roman"/>
+          <w:b/>
+          <w:bCs/>
+        </w:rPr>
+        <w:t>.2: Filtraggio Statistico Avanzato</w:t>
+      </w:r>
+    </w:p>
+    <w:p>
+      <w:pPr>
+        <w:pStyle w:val="Paragrafoelenco"/>
+        <w:numPr>
+          <w:ilvl w:val="0"/>
+          <w:numId w:val="7"/>
+        </w:numPr>
+        <w:ind w:left="900" w:hanging="270"/>
+        <w:rPr>
+          <w:rFonts w:ascii="Times New Roman" w:eastAsia="Times New Roman" w:hAnsi="Times New Roman" w:cs="Times New Roman"/>
+        </w:rPr>
+      </w:pPr>
+      <w:r>
+        <w:rPr>
+          <w:rFonts w:ascii="Times New Roman" w:eastAsia="Times New Roman" w:hAnsi="Times New Roman" w:cs="Times New Roman"/>
+          <w:b/>
+          <w:bCs/>
+        </w:rPr>
+        <w:t xml:space="preserve">Attori coinvolti: </w:t>
+      </w:r>
+      <w:r>
+        <w:rPr>
+          <w:rFonts w:ascii="Times New Roman" w:eastAsia="Times New Roman" w:hAnsi="Times New Roman" w:cs="Times New Roman"/>
+        </w:rPr>
+        <w:t xml:space="preserve">Market Analyzer </w:t>
+      </w:r>
+    </w:p>
+    <w:p>
+      <w:pPr>
+        <w:pStyle w:val="Paragrafoelenco"/>
+        <w:numPr>
+          <w:ilvl w:val="0"/>
+          <w:numId w:val="7"/>
+        </w:numPr>
+        <w:ind w:left="900" w:hanging="270"/>
+        <w:rPr>
+          <w:rFonts w:ascii="Times New Roman" w:eastAsia="Times New Roman" w:hAnsi="Times New Roman" w:cs="Times New Roman"/>
+        </w:rPr>
+      </w:pPr>
+      <w:r>
+        <w:rPr>
+          <w:rFonts w:ascii="Times New Roman" w:eastAsia="Times New Roman" w:hAnsi="Times New Roman" w:cs="Times New Roman"/>
+          <w:b/>
+          <w:bCs/>
+        </w:rPr>
+        <w:t xml:space="preserve">Entry Condition: </w:t>
+      </w:r>
+      <w:r>
+        <w:rPr>
+          <w:rFonts w:ascii="Times New Roman" w:eastAsia="Times New Roman" w:hAnsi="Times New Roman" w:cs="Times New Roman"/>
+        </w:rPr>
+        <w:t>Il Market Analyzer si trova nella pagina “Dati Prodotti Ordinati” e desidera condurre un'analisi delle vendite.</w:t>
+      </w:r>
+    </w:p>
+    <w:p>
+      <w:pPr>
+        <w:pStyle w:val="Paragrafoelenco"/>
+        <w:numPr>
+          <w:ilvl w:val="0"/>
+          <w:numId w:val="7"/>
+        </w:numPr>
+        <w:ind w:left="900" w:hanging="270"/>
+        <w:rPr>
+          <w:rFonts w:ascii="Times New Roman" w:eastAsia="Times New Roman" w:hAnsi="Times New Roman" w:cs="Times New Roman"/>
+          <w:b/>
+          <w:bCs/>
+        </w:rPr>
+      </w:pPr>
+      <w:r>
+        <w:rPr>
+          <w:rFonts w:ascii="Times New Roman" w:eastAsia="Times New Roman" w:hAnsi="Times New Roman" w:cs="Times New Roman"/>
+          <w:b/>
+          <w:bCs/>
+        </w:rPr>
+        <w:t>Flussi di eventi:</w:t>
+      </w:r>
+    </w:p>
+    <w:p>
+      <w:pPr>
+        <w:pStyle w:val="Paragrafoelenco"/>
+        <w:numPr>
+          <w:ilvl w:val="2"/>
+          <w:numId w:val="6"/>
+        </w:numPr>
+        <w:ind w:left="1350"/>
+        <w:rPr>
+          <w:rFonts w:ascii="Times New Roman" w:eastAsia="Times New Roman" w:hAnsi="Times New Roman" w:cs="Times New Roman"/>
+        </w:rPr>
+      </w:pPr>
+      <w:r>
+        <w:rPr>
+          <w:rFonts w:ascii="Times New Roman" w:eastAsia="Times New Roman" w:hAnsi="Times New Roman" w:cs="Times New Roman"/>
+        </w:rPr>
+        <w:t xml:space="preserve"> Il Market Analyzer interagisce con il modulo filtri impostando uno o più dei seguenti criteri:</w:t>
+      </w:r>
+    </w:p>
+    <w:p>
+      <w:pPr>
+        <w:pStyle w:val="Paragrafoelenco"/>
+        <w:numPr>
+          <w:ilvl w:val="0"/>
+          <w:numId w:val="5"/>
+        </w:numPr>
+        <w:ind w:left="1620" w:hanging="180"/>
+        <w:rPr>
+          <w:rFonts w:ascii="Times New Roman" w:eastAsia="Times New Roman" w:hAnsi="Times New Roman" w:cs="Times New Roman"/>
+        </w:rPr>
+      </w:pPr>
+      <w:r>
+        <w:rPr>
+          <w:rFonts w:ascii="Times New Roman" w:eastAsia="Times New Roman" w:hAnsi="Times New Roman" w:cs="Times New Roman"/>
+        </w:rPr>
+        <w:t xml:space="preserve">Selezione temporale: intervallo di tempo personalizzato oppure selezione rapida (Ultima settimana, Ultimo </w:t>
+      </w:r>
+      <w:r>
+        <w:rPr>
+          <w:rFonts w:ascii="Times New Roman" w:eastAsia="Times New Roman" w:hAnsi="Times New Roman" w:cs="Times New Roman"/>
+        </w:rPr>
+        <w:t>mese, Ultimo anno);</w:t>
+      </w:r>
+    </w:p>
+    <w:p>
+      <w:pPr>
+        <w:pStyle w:val="Paragrafoelenco"/>
+        <w:numPr>
+          <w:ilvl w:val="0"/>
+          <w:numId w:val="5"/>
+        </w:numPr>
+        <w:ind w:left="1620" w:hanging="180"/>
+        <w:rPr>
+          <w:rFonts w:ascii="Times New Roman" w:eastAsia="Times New Roman" w:hAnsi="Times New Roman" w:cs="Times New Roman"/>
+        </w:rPr>
+      </w:pPr>
+      <w:r>
+        <w:rPr>
+          <w:rFonts w:ascii="Times New Roman" w:eastAsia="Times New Roman" w:hAnsi="Times New Roman" w:cs="Times New Roman"/>
+        </w:rPr>
+        <w:t>Fascia di prezzo (minimo e massimo);</w:t>
+      </w:r>
+    </w:p>
+    <w:p>
+      <w:pPr>
+        <w:pStyle w:val="Paragrafoelenco"/>
+        <w:numPr>
+          <w:ilvl w:val="0"/>
+          <w:numId w:val="5"/>
+        </w:numPr>
+        <w:ind w:left="1620" w:hanging="180"/>
+        <w:rPr>
+          <w:rFonts w:ascii="Times New Roman" w:eastAsia="Times New Roman" w:hAnsi="Times New Roman" w:cs="Times New Roman"/>
+        </w:rPr>
+      </w:pPr>
+      <w:r>
+        <w:rPr>
+          <w:rFonts w:ascii="Times New Roman" w:eastAsia="Times New Roman" w:hAnsi="Times New Roman" w:cs="Times New Roman"/>
+        </w:rPr>
+        <w:t>Valutazione media delle recensioni.</w:t>
+      </w:r>
+    </w:p>
+    <w:p>
+      <w:pPr>
+        <w:pStyle w:val="Paragrafoelenco"/>
+        <w:numPr>
+          <w:ilvl w:val="2"/>
+          <w:numId w:val="6"/>
+        </w:numPr>
+        <w:ind w:left="1440" w:hanging="270"/>
+        <w:rPr>
+          <w:rFonts w:ascii="Times New Roman" w:eastAsia="Times New Roman" w:hAnsi="Times New Roman" w:cs="Times New Roman"/>
+        </w:rPr>
+      </w:pPr>
+      <w:r>
+        <w:rPr>
+          <w:rFonts w:ascii="Times New Roman" w:eastAsia="Times New Roman" w:hAnsi="Times New Roman" w:cs="Times New Roman"/>
+        </w:rPr>
+        <w:t>Il Market Analyzer conferma i filtri.</w:t>
+      </w:r>
+    </w:p>
+    <w:p>
+      <w:pPr>
+        <w:pStyle w:val="Paragrafoelenco"/>
+        <w:numPr>
+          <w:ilvl w:val="2"/>
+          <w:numId w:val="6"/>
+        </w:numPr>
+        <w:ind w:left="1440" w:hanging="270"/>
+        <w:rPr>
+          <w:rFonts w:ascii="Times New Roman" w:eastAsia="Times New Roman" w:hAnsi="Times New Roman" w:cs="Times New Roman"/>
+        </w:rPr>
+      </w:pPr>
+      <w:r>
+        <w:rPr>
+          <w:rFonts w:ascii="Times New Roman" w:eastAsia="Times New Roman" w:hAnsi="Times New Roman" w:cs="Times New Roman"/>
+        </w:rPr>
+        <w:t xml:space="preserve">Il sistema ricalcola le aggregazioni sulle vendite in base ai </w:t>
+      </w:r>
+      <w:r>
+        <w:rPr>
+          <w:rFonts w:ascii="Times New Roman" w:eastAsia="Times New Roman" w:hAnsi="Times New Roman" w:cs="Times New Roman"/>
+        </w:rPr>
+        <w:t xml:space="preserve">parametri </w:t>
+      </w:r>
+      <w:r>
+        <w:rPr>
+          <w:rFonts w:ascii="Times New Roman" w:eastAsia="Times New Roman" w:hAnsi="Times New Roman" w:cs="Times New Roman"/>
+        </w:rPr>
+        <w:t>impostati.</w:t>
+      </w:r>
+    </w:p>
+    <w:p>
+      <w:pPr>
+        <w:pStyle w:val="Paragrafoelenco"/>
+        <w:numPr>
+          <w:ilvl w:val="2"/>
+          <w:numId w:val="6"/>
+        </w:numPr>
+        <w:ind w:left="1440" w:hanging="270"/>
+        <w:rPr>
+          <w:rFonts w:ascii="Times New Roman" w:eastAsia="Times New Roman" w:hAnsi="Times New Roman" w:cs="Times New Roman"/>
+        </w:rPr>
+      </w:pPr>
+      <w:r>
+        <w:rPr>
+          <w:rFonts w:ascii="Times New Roman" w:eastAsia="Times New Roman" w:hAnsi="Times New Roman" w:cs="Times New Roman"/>
+        </w:rPr>
         <w:lastRenderedPageBreak/>
-        <w:t xml:space="preserve">Per ciascuna scheda d'ordine, l'amministratore può visualizzare: </w:t>
+        <w:t>La tabella si aggiorna a video, riordinando o filtrando i prodotti secondo i nuovi parametri</w:t>
+      </w:r>
+      <w:r>
+        <w:rPr>
+          <w:rFonts w:ascii="Times New Roman" w:eastAsia="Times New Roman" w:hAnsi="Times New Roman" w:cs="Times New Roman"/>
+        </w:rPr>
+        <w:t>.</w:t>
       </w:r>
     </w:p>
     <w:p>
@@ -18025,9 +20532,8 @@
         <w:pStyle w:val="Paragrafoelenco"/>
         <w:numPr>
           <w:ilvl w:val="0"/>
-          <w:numId w:val="28"/>
-        </w:numPr>
-        <w:ind w:hanging="90"/>
+          <w:numId w:val="4"/>
+        </w:numPr>
         <w:rPr>
           <w:rFonts w:ascii="Times New Roman" w:eastAsia="Times New Roman" w:hAnsi="Times New Roman" w:cs="Times New Roman"/>
         </w:rPr>
@@ -18035,8 +20541,59 @@
       <w:r>
         <w:rPr>
           <w:rFonts w:ascii="Times New Roman" w:eastAsia="Times New Roman" w:hAnsi="Times New Roman" w:cs="Times New Roman"/>
-        </w:rPr>
-        <w:t>Codice identificativo dell'ordine (ID);</w:t>
+          <w:b/>
+          <w:bCs/>
+        </w:rPr>
+        <w:t xml:space="preserve">Exit Condition: </w:t>
+      </w:r>
+      <w:r>
+        <w:rPr>
+          <w:rFonts w:ascii="Times New Roman" w:eastAsia="Times New Roman" w:hAnsi="Times New Roman" w:cs="Times New Roman"/>
+        </w:rPr>
+        <w:t>Il Market Analyzer visualizza la tabella ricalcolata e aggiornata in base ai filtri di indagi</w:t>
+      </w:r>
+      <w:r>
+        <w:rPr>
+          <w:rFonts w:ascii="Times New Roman" w:eastAsia="Times New Roman" w:hAnsi="Times New Roman" w:cs="Times New Roman"/>
+        </w:rPr>
+        <w:t>ne selezionati.</w:t>
+      </w:r>
+    </w:p>
+    <w:p>
+      <w:pPr>
+        <w:ind w:left="720"/>
+        <w:rPr>
+          <w:rFonts w:eastAsia="Times New Roman"/>
+        </w:rPr>
+      </w:pPr>
+    </w:p>
+    <w:p>
+      <w:pPr>
+        <w:ind w:left="720"/>
+      </w:pPr>
+      <w:r>
+        <w:rPr>
+          <w:rFonts w:eastAsia="Times New Roman"/>
+          <w:b/>
+          <w:bCs/>
+        </w:rPr>
+        <w:t xml:space="preserve">UC </w:t>
+      </w:r>
+      <w:r>
+        <w:rPr>
+          <w:rFonts w:eastAsia="Times New Roman"/>
+          <w:b/>
+          <w:bCs/>
+        </w:rPr>
+        <w:t>9</w:t>
+      </w:r>
+      <w:r>
+        <w:rPr>
+          <w:rFonts w:eastAsia="Times New Roman"/>
+          <w:b/>
+          <w:bCs/>
+        </w:rPr>
+        <w:t>.3: Generazione ed Esportazione del Report di Vendita</w:t>
       </w:r>
     </w:p>
     <w:p>
@@ -18044,7 +20601,81 @@
         <w:pStyle w:val="Paragrafoelenco"/>
         <w:numPr>
           <w:ilvl w:val="0"/>
-          <w:numId w:val="28"/>
+          <w:numId w:val="3"/>
+        </w:numPr>
+        <w:rPr>
+          <w:rFonts w:ascii="Times New Roman" w:eastAsia="Times New Roman" w:hAnsi="Times New Roman" w:cs="Times New Roman"/>
+        </w:rPr>
+      </w:pPr>
+      <w:r>
+        <w:rPr>
+          <w:rFonts w:ascii="Times New Roman" w:eastAsia="Times New Roman" w:hAnsi="Times New Roman" w:cs="Times New Roman"/>
+          <w:b/>
+          <w:bCs/>
+        </w:rPr>
+        <w:t xml:space="preserve">Attori coinvolti: </w:t>
+      </w:r>
+      <w:r>
+        <w:rPr>
+          <w:rFonts w:ascii="Times New Roman" w:eastAsia="Times New Roman" w:hAnsi="Times New Roman" w:cs="Times New Roman"/>
+        </w:rPr>
+        <w:t>Market Analyzer</w:t>
+      </w:r>
+    </w:p>
+    <w:p>
+      <w:pPr>
+        <w:pStyle w:val="Paragrafoelenco"/>
+        <w:numPr>
+          <w:ilvl w:val="0"/>
+          <w:numId w:val="3"/>
+        </w:numPr>
+        <w:rPr>
+          <w:rFonts w:ascii="Times New Roman" w:eastAsia="Times New Roman" w:hAnsi="Times New Roman" w:cs="Times New Roman"/>
+        </w:rPr>
+      </w:pPr>
+      <w:r>
+        <w:rPr>
+          <w:rFonts w:ascii="Times New Roman" w:eastAsia="Times New Roman" w:hAnsi="Times New Roman" w:cs="Times New Roman"/>
+          <w:b/>
+          <w:bCs/>
+        </w:rPr>
+        <w:t xml:space="preserve">Entry Condition: </w:t>
+      </w:r>
+      <w:r>
+        <w:rPr>
+          <w:rFonts w:ascii="Times New Roman" w:eastAsia="Times New Roman" w:hAnsi="Times New Roman" w:cs="Times New Roman"/>
+        </w:rPr>
+        <w:t>Il Market Analyzer ha isolato il set di dati statistici di interesse e desidera formalizzare i risultati per il Product Manager.</w:t>
+      </w:r>
+    </w:p>
+    <w:p>
+      <w:pPr>
+        <w:pStyle w:val="Paragrafoelenco"/>
+        <w:numPr>
+          <w:ilvl w:val="0"/>
+          <w:numId w:val="3"/>
+        </w:numPr>
+        <w:rPr>
+          <w:rFonts w:ascii="Times New Roman" w:eastAsia="Times New Roman" w:hAnsi="Times New Roman" w:cs="Times New Roman"/>
+          <w:b/>
+          <w:bCs/>
+        </w:rPr>
+      </w:pPr>
+      <w:r>
+        <w:rPr>
+          <w:rFonts w:ascii="Times New Roman" w:eastAsia="Times New Roman" w:hAnsi="Times New Roman" w:cs="Times New Roman"/>
+          <w:b/>
+          <w:bCs/>
+        </w:rPr>
+        <w:t>Flusso di eventi:</w:t>
+      </w:r>
+    </w:p>
+    <w:p>
+      <w:pPr>
+        <w:pStyle w:val="Paragrafoelenco"/>
+        <w:numPr>
+          <w:ilvl w:val="2"/>
+          <w:numId w:val="2"/>
         </w:numPr>
         <w:ind w:left="1350"/>
         <w:rPr>
@@ -18055,17 +20686,79 @@
         <w:rPr>
           <w:rFonts w:ascii="Times New Roman" w:eastAsia="Times New Roman" w:hAnsi="Times New Roman" w:cs="Times New Roman"/>
         </w:rPr>
-        <w:t>Indirizzo email del cliente acquirente;</w:t>
+        <w:t xml:space="preserve"> Il Market Analyzer clicca sul pulsante “Genera Report”.</w:t>
       </w:r>
     </w:p>
     <w:p>
       <w:pPr>
         <w:pStyle w:val="Paragrafoelenco"/>
         <w:numPr>
+          <w:ilvl w:val="2"/>
+          <w:numId w:val="2"/>
+        </w:numPr>
+        <w:ind w:left="1350"/>
+        <w:rPr>
+          <w:rFonts w:ascii="Times New Roman" w:eastAsia="Times New Roman" w:hAnsi="Times New Roman" w:cs="Times New Roman"/>
+        </w:rPr>
+      </w:pPr>
+      <w:r>
+        <w:rPr>
+          <w:rFonts w:ascii="Times New Roman" w:eastAsia="Times New Roman" w:hAnsi="Times New Roman" w:cs="Times New Roman"/>
+        </w:rPr>
+        <w:t xml:space="preserve"> Il sistema aggrega le informazioni correntemente visualizzate (parametri impostati)</w:t>
+      </w:r>
+      <w:r>
+        <w:rPr>
+          <w:rFonts w:ascii="Times New Roman" w:eastAsia="Times New Roman" w:hAnsi="Times New Roman" w:cs="Times New Roman"/>
+        </w:rPr>
+        <w:t>.</w:t>
+      </w:r>
+    </w:p>
+    <w:p>
+      <w:pPr>
+        <w:pStyle w:val="Paragrafoelenco"/>
+        <w:numPr>
+          <w:ilvl w:val="2"/>
+          <w:numId w:val="2"/>
+        </w:numPr>
+        <w:ind w:left="1350"/>
+        <w:rPr>
+          <w:rFonts w:ascii="Times New Roman" w:eastAsia="Times New Roman" w:hAnsi="Times New Roman" w:cs="Times New Roman"/>
+        </w:rPr>
+      </w:pPr>
+      <w:r>
+        <w:rPr>
+          <w:rFonts w:ascii="Times New Roman" w:eastAsia="Times New Roman" w:hAnsi="Times New Roman" w:cs="Times New Roman"/>
+        </w:rPr>
+        <w:t xml:space="preserve"> Il sistema genera un file di report (.xlsx) contenente l’intestazione dell’analisi, i criteri di filtro applicati.</w:t>
+      </w:r>
+    </w:p>
+    <w:p>
+      <w:pPr>
+        <w:pStyle w:val="Paragrafoelenco"/>
+        <w:numPr>
+          <w:ilvl w:val="2"/>
+          <w:numId w:val="2"/>
+        </w:numPr>
+        <w:ind w:left="1350"/>
+        <w:rPr>
+          <w:rFonts w:ascii="Times New Roman" w:eastAsia="Times New Roman" w:hAnsi="Times New Roman" w:cs="Times New Roman"/>
+        </w:rPr>
+      </w:pPr>
+      <w:r>
+        <w:rPr>
+          <w:rFonts w:ascii="Times New Roman" w:eastAsia="Times New Roman" w:hAnsi="Times New Roman" w:cs="Times New Roman"/>
+        </w:rPr>
+        <w:t xml:space="preserve"> Il sistema avvia il download del report.</w:t>
+      </w:r>
+    </w:p>
+    <w:p>
+      <w:pPr>
+        <w:pStyle w:val="Paragrafoelenco"/>
+        <w:numPr>
           <w:ilvl w:val="0"/>
-          <w:numId w:val="28"/>
-        </w:numPr>
-        <w:ind w:left="1350"/>
+          <w:numId w:val="1"/>
+        </w:numPr>
         <w:rPr>
           <w:rFonts w:ascii="Times New Roman" w:eastAsia="Times New Roman" w:hAnsi="Times New Roman" w:cs="Times New Roman"/>
         </w:rPr>
@@ -18073,2622 +20766,66 @@
       <w:r>
         <w:rPr>
           <w:rFonts w:ascii="Times New Roman" w:eastAsia="Times New Roman" w:hAnsi="Times New Roman" w:cs="Times New Roman"/>
-        </w:rPr>
-        <w:t>Data e ora di emissione dell'ordine;</w:t>
-      </w:r>
-    </w:p>
-    <w:p>
-      <w:pPr>
-        <w:pStyle w:val="Paragrafoelenco"/>
-        <w:numPr>
-          <w:ilvl w:val="0"/>
-          <w:numId w:val="28"/>
-        </w:numPr>
-        <w:ind w:left="1350"/>
+          <w:b/>
+          <w:bCs/>
+        </w:rPr>
+        <w:t xml:space="preserve">Exit Condition: </w:t>
+      </w:r>
+      <w:r>
         <w:rPr>
           <w:rFonts w:ascii="Times New Roman" w:eastAsia="Times New Roman" w:hAnsi="Times New Roman" w:cs="Times New Roman"/>
         </w:rPr>
-      </w:pPr>
-      <w:r>
-        <w:rPr>
-          <w:rFonts w:ascii="Times New Roman" w:eastAsia="Times New Roman" w:hAnsi="Times New Roman" w:cs="Times New Roman"/>
-        </w:rPr>
-        <w:t>Importo totale;</w:t>
-      </w:r>
-    </w:p>
-    <w:p>
-      <w:pPr>
-        <w:pStyle w:val="Paragrafoelenco"/>
-        <w:numPr>
-          <w:ilvl w:val="0"/>
-          <w:numId w:val="28"/>
-        </w:numPr>
-        <w:ind w:left="1350"/>
-        <w:rPr>
-          <w:rFonts w:ascii="Times New Roman" w:eastAsia="Times New Roman" w:hAnsi="Times New Roman" w:cs="Times New Roman"/>
-        </w:rPr>
-      </w:pPr>
-      <w:r>
-        <w:rPr>
-          <w:rFonts w:ascii="Times New Roman" w:eastAsia="Times New Roman" w:hAnsi="Times New Roman" w:cs="Times New Roman"/>
-        </w:rPr>
-        <w:t>Metodo di pagamento selezionato;</w:t>
-      </w:r>
-    </w:p>
-    <w:p>
-      <w:pPr>
-        <w:pStyle w:val="Paragrafoelenco"/>
-        <w:numPr>
-          <w:ilvl w:val="0"/>
-          <w:numId w:val="28"/>
-        </w:numPr>
-        <w:ind w:left="1350"/>
-        <w:rPr>
-          <w:rFonts w:ascii="Times New Roman" w:eastAsia="Times New Roman" w:hAnsi="Times New Roman" w:cs="Times New Roman"/>
-        </w:rPr>
-      </w:pPr>
-      <w:r>
-        <w:rPr>
-          <w:rFonts w:ascii="Times New Roman" w:eastAsia="Times New Roman" w:hAnsi="Times New Roman" w:cs="Times New Roman"/>
-        </w:rPr>
-        <w:t>Stato corrente dell'ordine, affiancato da un menu a tendina</w:t>
-      </w:r>
-      <w:r>
-        <w:rPr>
-          <w:rFonts w:ascii="Times New Roman" w:eastAsia="Times New Roman" w:hAnsi="Times New Roman" w:cs="Times New Roman"/>
-        </w:rPr>
-        <w:t>, contenente i vari stati possibili dell’ordine,</w:t>
-      </w:r>
-      <w:r>
-        <w:rPr>
-          <w:rFonts w:ascii="Times New Roman" w:eastAsia="Times New Roman" w:hAnsi="Times New Roman" w:cs="Times New Roman"/>
-        </w:rPr>
-        <w:t xml:space="preserve"> e dal pulsante </w:t>
-      </w:r>
-      <w:r>
-        <w:rPr>
-          <w:rFonts w:ascii="Times New Roman" w:eastAsia="Times New Roman" w:hAnsi="Times New Roman" w:cs="Times New Roman"/>
-        </w:rPr>
-        <w:t>“</w:t>
-      </w:r>
-      <w:r>
-        <w:rPr>
-          <w:rFonts w:ascii="Times New Roman" w:eastAsia="Times New Roman" w:hAnsi="Times New Roman" w:cs="Times New Roman"/>
-          <w:i/>
-          <w:iCs/>
-        </w:rPr>
-        <w:t>Aggiorna</w:t>
-      </w:r>
-      <w:r>
-        <w:rPr>
-          <w:rFonts w:ascii="Times New Roman" w:eastAsia="Times New Roman" w:hAnsi="Times New Roman" w:cs="Times New Roman"/>
-          <w:i/>
-          <w:iCs/>
-        </w:rPr>
-        <w:t xml:space="preserve">” </w:t>
-      </w:r>
-      <w:r>
-        <w:rPr>
-          <w:rFonts w:ascii="Times New Roman" w:eastAsia="Times New Roman" w:hAnsi="Times New Roman" w:cs="Times New Roman"/>
-        </w:rPr>
-        <w:t xml:space="preserve">(oppure, se l'ordine è già evaso, dalla dicitura non modificabile </w:t>
-      </w:r>
-      <w:r>
-        <w:rPr>
-          <w:rFonts w:ascii="Times New Roman" w:eastAsia="Times New Roman" w:hAnsi="Times New Roman" w:cs="Times New Roman"/>
-        </w:rPr>
-        <w:t>“</w:t>
-      </w:r>
-      <w:r>
-        <w:rPr>
-          <w:rFonts w:ascii="Times New Roman" w:eastAsia="Times New Roman" w:hAnsi="Times New Roman" w:cs="Times New Roman"/>
-          <w:i/>
-          <w:iCs/>
-        </w:rPr>
-        <w:t>Consegnato</w:t>
-      </w:r>
-      <w:r>
-        <w:rPr>
-          <w:rFonts w:ascii="Times New Roman" w:eastAsia="Times New Roman" w:hAnsi="Times New Roman" w:cs="Times New Roman"/>
-          <w:i/>
-          <w:iCs/>
-        </w:rPr>
-        <w:t>”)</w:t>
-      </w:r>
-      <w:r>
-        <w:rPr>
-          <w:rFonts w:ascii="Times New Roman" w:eastAsia="Times New Roman" w:hAnsi="Times New Roman" w:cs="Times New Roman"/>
-        </w:rPr>
-        <w:t>.</w:t>
-      </w:r>
-    </w:p>
-    <w:p>
-      <w:pPr>
-        <w:pStyle w:val="Paragrafoelenco"/>
-        <w:numPr>
-          <w:ilvl w:val="0"/>
-          <w:numId w:val="30"/>
-        </w:numPr>
-        <w:rPr>
-          <w:rFonts w:ascii="Times New Roman" w:eastAsia="Times New Roman" w:hAnsi="Times New Roman" w:cs="Times New Roman"/>
-        </w:rPr>
-      </w:pPr>
-      <w:r>
-        <w:rPr>
-          <w:rFonts w:ascii="Times New Roman" w:eastAsia="Times New Roman" w:hAnsi="Times New Roman" w:cs="Times New Roman"/>
-        </w:rPr>
-        <w:t>L'amministratore può cliccare su una singola scheda d'ordine per espanderla e consultarne i dettagli completi</w:t>
-      </w:r>
-      <w:r>
-        <w:rPr>
-          <w:rFonts w:ascii="Times New Roman" w:eastAsia="Times New Roman" w:hAnsi="Times New Roman" w:cs="Times New Roman"/>
-        </w:rPr>
-        <w:t xml:space="preserve"> divisi in</w:t>
-      </w:r>
-      <w:r>
-        <w:rPr>
-          <w:rFonts w:ascii="Times New Roman" w:eastAsia="Times New Roman" w:hAnsi="Times New Roman" w:cs="Times New Roman"/>
-        </w:rPr>
-        <w:t xml:space="preserve">: </w:t>
-      </w:r>
-    </w:p>
-    <w:p>
-      <w:pPr>
-        <w:pStyle w:val="Paragrafoelenco"/>
-        <w:numPr>
-          <w:ilvl w:val="0"/>
-          <w:numId w:val="27"/>
-        </w:numPr>
-        <w:ind w:left="1260" w:hanging="270"/>
-        <w:rPr>
-          <w:rFonts w:ascii="Times New Roman" w:eastAsia="Times New Roman" w:hAnsi="Times New Roman" w:cs="Times New Roman"/>
-        </w:rPr>
-      </w:pPr>
-      <w:r>
-        <w:rPr>
-          <w:rFonts w:ascii="Times New Roman" w:eastAsia="Times New Roman" w:hAnsi="Times New Roman" w:cs="Times New Roman"/>
-        </w:rPr>
-        <w:t xml:space="preserve">Dettagli Spedizione: nominativo del destinatario, indirizzo di consegna, </w:t>
-      </w:r>
-      <w:r>
-        <w:rPr>
-          <w:rFonts w:ascii="Times New Roman" w:eastAsia="Times New Roman" w:hAnsi="Times New Roman" w:cs="Times New Roman"/>
-        </w:rPr>
-        <w:t>numero di telefono</w:t>
-      </w:r>
-      <w:r>
-        <w:rPr>
-          <w:rFonts w:ascii="Times New Roman" w:eastAsia="Times New Roman" w:hAnsi="Times New Roman" w:cs="Times New Roman"/>
-        </w:rPr>
-        <w:t>;</w:t>
-      </w:r>
-    </w:p>
-    <w:p>
-      <w:pPr>
-        <w:pStyle w:val="Paragrafoelenco"/>
-        <w:numPr>
-          <w:ilvl w:val="0"/>
-          <w:numId w:val="27"/>
-        </w:numPr>
-        <w:ind w:left="1260" w:hanging="270"/>
-        <w:rPr>
-          <w:rFonts w:ascii="Times New Roman" w:eastAsia="Times New Roman" w:hAnsi="Times New Roman" w:cs="Times New Roman"/>
-        </w:rPr>
-      </w:pPr>
-      <w:r>
-        <w:rPr>
-          <w:rFonts w:ascii="Times New Roman" w:eastAsia="Times New Roman" w:hAnsi="Times New Roman" w:cs="Times New Roman"/>
-        </w:rPr>
-        <w:t>Prodotti Ordinati: una tabella con l'elenco degli articoli acquistati, indicante marca e modello, variante di colore, misura, quantità, prezzo unitario e subtotale calcolato.</w:t>
-      </w:r>
-    </w:p>
-    <w:p>
-      <w:pPr>
-        <w:pStyle w:val="Paragrafoelenco"/>
-        <w:numPr>
-          <w:ilvl w:val="0"/>
-          <w:numId w:val="30"/>
-        </w:numPr>
-        <w:rPr>
-          <w:rFonts w:ascii="Times New Roman" w:eastAsia="Times New Roman" w:hAnsi="Times New Roman" w:cs="Times New Roman"/>
-        </w:rPr>
-      </w:pPr>
-      <w:r>
-        <w:rPr>
-          <w:rFonts w:ascii="Times New Roman" w:eastAsia="Times New Roman" w:hAnsi="Times New Roman" w:cs="Times New Roman"/>
-        </w:rPr>
-        <w:t xml:space="preserve">L'amministratore seleziona un nuovo stato per l'ordine dal menu a discesa (tra IN LAVORAZIONE, SPEDITO, IN CONSEGNA, CONSEGNATO) e preme il pulsante </w:t>
-      </w:r>
-      <w:r>
-        <w:rPr>
-          <w:rFonts w:ascii="Times New Roman" w:eastAsia="Times New Roman" w:hAnsi="Times New Roman" w:cs="Times New Roman"/>
-        </w:rPr>
-        <w:t>“</w:t>
-      </w:r>
-      <w:r>
-        <w:rPr>
-          <w:rFonts w:ascii="Times New Roman" w:eastAsia="Times New Roman" w:hAnsi="Times New Roman" w:cs="Times New Roman"/>
-          <w:i/>
-          <w:iCs/>
-        </w:rPr>
-        <w:t>Aggiorna</w:t>
-      </w:r>
-      <w:r>
-        <w:rPr>
-          <w:rFonts w:ascii="Times New Roman" w:eastAsia="Times New Roman" w:hAnsi="Times New Roman" w:cs="Times New Roman"/>
-          <w:i/>
-          <w:iCs/>
-        </w:rPr>
-        <w:t>”</w:t>
-      </w:r>
-      <w:r>
-        <w:rPr>
-          <w:rFonts w:ascii="Times New Roman" w:eastAsia="Times New Roman" w:hAnsi="Times New Roman" w:cs="Times New Roman"/>
-        </w:rPr>
-        <w:t>.</w:t>
-      </w:r>
-    </w:p>
-    <w:p>
-      <w:pPr>
-        <w:pStyle w:val="Paragrafoelenco"/>
-        <w:numPr>
-          <w:ilvl w:val="0"/>
-          <w:numId w:val="30"/>
-        </w:numPr>
-        <w:rPr>
-          <w:rFonts w:ascii="Times New Roman" w:eastAsia="Times New Roman" w:hAnsi="Times New Roman" w:cs="Times New Roman"/>
-        </w:rPr>
-      </w:pPr>
-      <w:r>
-        <w:rPr>
-          <w:rFonts w:ascii="Times New Roman" w:eastAsia="Times New Roman" w:hAnsi="Times New Roman" w:cs="Times New Roman"/>
-        </w:rPr>
-        <w:t xml:space="preserve">Il sistema valida la transizione di stato impedendo retrocessioni a stati precedenti, aggiorna il record nel database e ricarica la pagina mostrando un banner di feedback positivo: </w:t>
-      </w:r>
-      <w:r>
-        <w:rPr>
-          <w:rFonts w:ascii="Times New Roman" w:eastAsia="Times New Roman" w:hAnsi="Times New Roman" w:cs="Times New Roman"/>
-        </w:rPr>
-        <w:t>“</w:t>
-      </w:r>
-      <w:r>
-        <w:rPr>
-          <w:rFonts w:ascii="Times New Roman" w:eastAsia="Times New Roman" w:hAnsi="Times New Roman" w:cs="Times New Roman"/>
-        </w:rPr>
-        <w:t>Stato dell'ordine aggiornato con successo!</w:t>
-      </w:r>
-      <w:r>
-        <w:rPr>
-          <w:rFonts w:ascii="Times New Roman" w:eastAsia="Times New Roman" w:hAnsi="Times New Roman" w:cs="Times New Roman"/>
-        </w:rPr>
-        <w:t>”</w:t>
-      </w:r>
-      <w:r>
-        <w:rPr>
-          <w:rFonts w:ascii="Times New Roman" w:eastAsia="Times New Roman" w:hAnsi="Times New Roman" w:cs="Times New Roman"/>
-        </w:rPr>
-        <w:t>.</w:t>
-      </w:r>
-    </w:p>
-    <w:p>
-      <w:pPr>
-        <w:pStyle w:val="Paragrafoelenco"/>
-        <w:numPr>
-          <w:ilvl w:val="0"/>
-          <w:numId w:val="26"/>
-        </w:numPr>
-        <w:tabs>
-          <w:tab w:val="left" w:pos="8580"/>
-        </w:tabs>
-        <w:spacing w:after="100"/>
-        <w:ind w:left="1080"/>
-        <w:rPr>
-          <w:rFonts w:ascii="Times New Roman" w:eastAsia="Times New Roman" w:hAnsi="Times New Roman" w:cs="Times New Roman"/>
-        </w:rPr>
-      </w:pPr>
-      <w:r>
-        <w:rPr>
-          <w:rFonts w:ascii="Times New Roman" w:eastAsia="Times New Roman" w:hAnsi="Times New Roman" w:cs="Times New Roman"/>
-          <w:b/>
-          <w:bCs/>
-        </w:rPr>
-        <w:t xml:space="preserve">Exit Condition: </w:t>
-      </w:r>
-      <w:r>
-        <w:rPr>
-          <w:rFonts w:ascii="Times New Roman" w:eastAsia="Times New Roman" w:hAnsi="Times New Roman" w:cs="Times New Roman"/>
-        </w:rPr>
-        <w:t>L'amministratore visualizza e gestisce con successo gli ordini ricevuti, potendone consultare i dettagli o aggiornarne lo stato di avanzamento.</w:t>
-      </w:r>
-    </w:p>
-    <w:p>
-      <w:pPr>
-        <w:tabs>
-          <w:tab w:val="left" w:pos="8580"/>
-        </w:tabs>
-        <w:spacing w:after="100"/>
-        <w:ind w:left="720"/>
-        <w:rPr>
-          <w:rFonts w:eastAsia="Times New Roman"/>
-        </w:rPr>
-      </w:pPr>
-    </w:p>
-    <w:p>
-      <w:pPr>
-        <w:tabs>
-          <w:tab w:val="left" w:pos="8580"/>
-        </w:tabs>
-        <w:spacing w:after="100"/>
-        <w:ind w:left="630"/>
-      </w:pPr>
-      <w:r>
-        <w:rPr>
-          <w:rFonts w:eastAsia="Times New Roman"/>
-          <w:b/>
-          <w:bCs/>
-        </w:rPr>
-        <w:t xml:space="preserve">Flussi alternativi / Eccezioni: </w:t>
-      </w:r>
-    </w:p>
-    <w:p>
-      <w:pPr>
-        <w:pStyle w:val="Paragrafoelenco"/>
-        <w:numPr>
-          <w:ilvl w:val="0"/>
-          <w:numId w:val="25"/>
-        </w:numPr>
-        <w:tabs>
-          <w:tab w:val="left" w:pos="8580"/>
-        </w:tabs>
-        <w:spacing w:after="100"/>
-        <w:rPr>
-          <w:rFonts w:ascii="Times New Roman" w:eastAsia="Times New Roman" w:hAnsi="Times New Roman" w:cs="Times New Roman"/>
-        </w:rPr>
-      </w:pPr>
-      <w:r>
-        <w:rPr>
-          <w:rFonts w:ascii="Times New Roman" w:eastAsia="Times New Roman" w:hAnsi="Times New Roman" w:cs="Times New Roman"/>
-        </w:rPr>
-        <w:t>Se al punto 3 (o a seguito dell’applicazione dei filtri) il sistema rileva l’assenza di ordini nel database o la mancata corrispondenza con i parametri impostati</w:t>
-      </w:r>
-      <w:r>
-        <w:rPr>
-          <w:rFonts w:ascii="Times New Roman" w:eastAsia="Times New Roman" w:hAnsi="Times New Roman" w:cs="Times New Roman"/>
-        </w:rPr>
-        <w:t xml:space="preserve">, viene eseguita l’eccezione UC </w:t>
-      </w:r>
-      <w:r>
-        <w:rPr>
-          <w:rFonts w:ascii="Times New Roman" w:eastAsia="Times New Roman" w:hAnsi="Times New Roman" w:cs="Times New Roman"/>
-        </w:rPr>
-        <w:t>8</w:t>
-      </w:r>
-      <w:r>
-        <w:rPr>
-          <w:rFonts w:ascii="Times New Roman" w:eastAsia="Times New Roman" w:hAnsi="Times New Roman" w:cs="Times New Roman"/>
-        </w:rPr>
-        <w:t>.1: Nessun Ordine Trovato</w:t>
-      </w:r>
-      <w:r>
-        <w:rPr>
-          <w:rFonts w:ascii="Times New Roman" w:eastAsia="Times New Roman" w:hAnsi="Times New Roman" w:cs="Times New Roman"/>
-        </w:rPr>
-        <w:t>.</w:t>
-      </w:r>
-    </w:p>
-    <w:p>
-      <w:pPr>
-        <w:pStyle w:val="Paragrafoelenco"/>
-        <w:numPr>
-          <w:ilvl w:val="0"/>
-          <w:numId w:val="25"/>
-        </w:numPr>
-        <w:tabs>
-          <w:tab w:val="left" w:pos="8580"/>
-        </w:tabs>
-        <w:spacing w:after="100"/>
-        <w:rPr>
-          <w:rFonts w:ascii="Times New Roman" w:eastAsia="Times New Roman" w:hAnsi="Times New Roman" w:cs="Times New Roman"/>
-        </w:rPr>
-      </w:pPr>
-      <w:r>
-        <w:rPr>
-          <w:rFonts w:ascii="Times New Roman" w:eastAsia="Times New Roman" w:hAnsi="Times New Roman" w:cs="Times New Roman"/>
-        </w:rPr>
-        <w:t xml:space="preserve">Se l’amministratore compila o modifica uno dei campi della sezione filtri, viene eseguito il flusso alternativo UC </w:t>
-      </w:r>
-      <w:r>
-        <w:rPr>
-          <w:rFonts w:ascii="Times New Roman" w:eastAsia="Times New Roman" w:hAnsi="Times New Roman" w:cs="Times New Roman"/>
-        </w:rPr>
-        <w:t>8</w:t>
-      </w:r>
-      <w:r>
-        <w:rPr>
-          <w:rFonts w:ascii="Times New Roman" w:eastAsia="Times New Roman" w:hAnsi="Times New Roman" w:cs="Times New Roman"/>
-        </w:rPr>
-        <w:t>.2: Filtraggio Dinamico degli Ordini</w:t>
-      </w:r>
-      <w:r>
-        <w:rPr>
-          <w:rFonts w:ascii="Times New Roman" w:eastAsia="Times New Roman" w:hAnsi="Times New Roman" w:cs="Times New Roman"/>
-        </w:rPr>
-        <w:t>.</w:t>
-      </w:r>
-    </w:p>
-    <w:p>
-      <w:pPr>
-        <w:pStyle w:val="Paragrafoelenco"/>
-        <w:numPr>
-          <w:ilvl w:val="0"/>
-          <w:numId w:val="25"/>
-        </w:numPr>
-        <w:tabs>
-          <w:tab w:val="left" w:pos="8580"/>
-        </w:tabs>
-        <w:spacing w:after="100"/>
-        <w:rPr>
-          <w:rFonts w:ascii="Times New Roman" w:eastAsia="Times New Roman" w:hAnsi="Times New Roman" w:cs="Times New Roman"/>
-        </w:rPr>
-      </w:pPr>
-      <w:r>
-        <w:rPr>
-          <w:rFonts w:ascii="Times New Roman" w:eastAsia="Times New Roman" w:hAnsi="Times New Roman" w:cs="Times New Roman"/>
-        </w:rPr>
-        <w:t xml:space="preserve">Se un ordine si trova già nello stato “CONSEGNATO”, viene eseguita l’eccezione UC </w:t>
-      </w:r>
-      <w:r>
-        <w:rPr>
-          <w:rFonts w:ascii="Times New Roman" w:eastAsia="Times New Roman" w:hAnsi="Times New Roman" w:cs="Times New Roman"/>
-        </w:rPr>
-        <w:t>8</w:t>
-      </w:r>
-      <w:r>
-        <w:rPr>
-          <w:rFonts w:ascii="Times New Roman" w:eastAsia="Times New Roman" w:hAnsi="Times New Roman" w:cs="Times New Roman"/>
-        </w:rPr>
-        <w:t>.3: Ordine Già Consegnato.</w:t>
-      </w:r>
-    </w:p>
-    <w:p>
-      <w:pPr>
-        <w:tabs>
-          <w:tab w:val="left" w:pos="8580"/>
-        </w:tabs>
-        <w:ind w:firstLine="630"/>
-      </w:pPr>
-      <w:r>
-        <w:rPr>
-          <w:b/>
-          <w:bCs/>
-        </w:rPr>
-        <w:t xml:space="preserve">UC </w:t>
-      </w:r>
-      <w:r>
-        <w:rPr>
-          <w:b/>
-          <w:bCs/>
-        </w:rPr>
-        <w:t>8</w:t>
-      </w:r>
-      <w:r>
-        <w:rPr>
-          <w:b/>
-          <w:bCs/>
-        </w:rPr>
-        <w:t>.1: Nessun Ordine Trovato</w:t>
-      </w:r>
-    </w:p>
-    <w:p>
-      <w:pPr>
-        <w:pStyle w:val="Paragrafoelenco"/>
-        <w:numPr>
-          <w:ilvl w:val="0"/>
-          <w:numId w:val="23"/>
-        </w:numPr>
-        <w:spacing w:before="240" w:after="240"/>
-        <w:rPr>
-          <w:rFonts w:ascii="Times New Roman" w:eastAsia="Times New Roman" w:hAnsi="Times New Roman" w:cs="Times New Roman"/>
-        </w:rPr>
-      </w:pPr>
-      <w:r>
-        <w:rPr>
-          <w:rFonts w:ascii="Times New Roman" w:eastAsia="Times New Roman" w:hAnsi="Times New Roman" w:cs="Times New Roman"/>
-          <w:b/>
-          <w:bCs/>
-        </w:rPr>
-        <w:t>Attori coinvolti:</w:t>
-      </w:r>
-      <w:r>
-        <w:rPr>
-          <w:rFonts w:ascii="Times New Roman" w:eastAsia="Times New Roman" w:hAnsi="Times New Roman" w:cs="Times New Roman"/>
-        </w:rPr>
-        <w:t xml:space="preserve"> </w:t>
-      </w:r>
-      <w:r>
-        <w:rPr>
-          <w:rFonts w:ascii="Times New Roman" w:eastAsia="Times New Roman" w:hAnsi="Times New Roman" w:cs="Times New Roman"/>
-        </w:rPr>
-        <w:t xml:space="preserve">Order Manager </w:t>
-      </w:r>
-      <w:r>
-        <w:rPr>
-          <w:rFonts w:ascii="Times New Roman" w:eastAsia="Times New Roman" w:hAnsi="Times New Roman" w:cs="Times New Roman"/>
-        </w:rPr>
-        <w:t>.</w:t>
-      </w:r>
-    </w:p>
-    <w:p>
-      <w:pPr>
-        <w:pStyle w:val="Paragrafoelenco"/>
-        <w:numPr>
-          <w:ilvl w:val="0"/>
-          <w:numId w:val="23"/>
-        </w:numPr>
-        <w:spacing w:before="240" w:after="240"/>
-        <w:rPr>
-          <w:rFonts w:ascii="Times New Roman" w:eastAsia="Times New Roman" w:hAnsi="Times New Roman" w:cs="Times New Roman"/>
-        </w:rPr>
-      </w:pPr>
-      <w:r>
-        <w:rPr>
-          <w:rFonts w:ascii="Times New Roman" w:eastAsia="Times New Roman" w:hAnsi="Times New Roman" w:cs="Times New Roman"/>
-          <w:b/>
-          <w:bCs/>
-        </w:rPr>
-        <w:t>Entry Condition:</w:t>
-      </w:r>
-      <w:r>
-        <w:rPr>
-          <w:rFonts w:ascii="Times New Roman" w:eastAsia="Times New Roman" w:hAnsi="Times New Roman" w:cs="Times New Roman"/>
-        </w:rPr>
-        <w:t xml:space="preserve"> Il sistema non rileva ordini memorizzati nel database oppure i criteri di ricerca inseriti dall'amministratore non producono alcun risultato.</w:t>
-      </w:r>
-    </w:p>
-    <w:p>
-      <w:pPr>
-        <w:pStyle w:val="Paragrafoelenco"/>
-        <w:numPr>
-          <w:ilvl w:val="0"/>
-          <w:numId w:val="23"/>
-        </w:numPr>
-        <w:spacing w:before="240" w:after="240"/>
-        <w:rPr>
-          <w:rFonts w:ascii="Times New Roman" w:eastAsia="Times New Roman" w:hAnsi="Times New Roman" w:cs="Times New Roman"/>
-          <w:b/>
-          <w:bCs/>
-        </w:rPr>
-      </w:pPr>
-      <w:r>
-        <w:rPr>
-          <w:rFonts w:ascii="Times New Roman" w:eastAsia="Times New Roman" w:hAnsi="Times New Roman" w:cs="Times New Roman"/>
-          <w:b/>
-          <w:bCs/>
-        </w:rPr>
-        <w:t>Flusso di eventi:</w:t>
-      </w:r>
-    </w:p>
-    <w:p>
-      <w:pPr>
-        <w:pStyle w:val="Paragrafoelenco"/>
-        <w:numPr>
-          <w:ilvl w:val="0"/>
-          <w:numId w:val="24"/>
-        </w:numPr>
-        <w:ind w:left="450" w:hanging="270"/>
-        <w:rPr>
-          <w:rFonts w:ascii="Times New Roman" w:eastAsia="Times New Roman" w:hAnsi="Times New Roman" w:cs="Times New Roman"/>
-        </w:rPr>
-      </w:pPr>
-      <w:r>
-        <w:rPr>
-          <w:rFonts w:ascii="Times New Roman" w:eastAsia="Times New Roman" w:hAnsi="Times New Roman" w:cs="Times New Roman"/>
-        </w:rPr>
-        <w:t>A seguito dell'interrogazione del database o dell'applicazione dei filtri, il sistema rileva che la lista degli ordini risultante è vuota.</w:t>
-      </w:r>
-    </w:p>
-    <w:p>
-      <w:pPr>
-        <w:pStyle w:val="Paragrafoelenco"/>
-        <w:numPr>
-          <w:ilvl w:val="0"/>
-          <w:numId w:val="24"/>
-        </w:numPr>
-        <w:ind w:left="450" w:hanging="270"/>
-        <w:rPr>
-          <w:rFonts w:ascii="Times New Roman" w:eastAsia="Times New Roman" w:hAnsi="Times New Roman" w:cs="Times New Roman"/>
-        </w:rPr>
-      </w:pPr>
-      <w:r>
-        <w:rPr>
-          <w:rFonts w:ascii="Times New Roman" w:eastAsia="Times New Roman" w:hAnsi="Times New Roman" w:cs="Times New Roman"/>
-        </w:rPr>
-        <w:t>Il sistema mantiene visibile la testata della pagina e la sezione dei filtri, e mostra all'interno del contenitore ordini il messaggio informativo: “Nessun ordine presente o corrispondente ai filtri impostati.</w:t>
-      </w:r>
-      <w:r>
-        <w:rPr>
-          <w:rFonts w:ascii="Times New Roman" w:eastAsia="Times New Roman" w:hAnsi="Times New Roman" w:cs="Times New Roman"/>
-        </w:rPr>
-        <w:t>”</w:t>
-      </w:r>
-      <w:r>
-        <w:rPr>
-          <w:rFonts w:ascii="Times New Roman" w:eastAsia="Times New Roman" w:hAnsi="Times New Roman" w:cs="Times New Roman"/>
-        </w:rPr>
-        <w:t>.</w:t>
-      </w:r>
-    </w:p>
-    <w:p>
-      <w:pPr>
-        <w:pStyle w:val="Paragrafoelenco"/>
-        <w:numPr>
-          <w:ilvl w:val="0"/>
-          <w:numId w:val="22"/>
-        </w:numPr>
-        <w:spacing w:before="240" w:after="240"/>
-        <w:rPr>
-          <w:rFonts w:ascii="Times New Roman" w:eastAsia="Times New Roman" w:hAnsi="Times New Roman" w:cs="Times New Roman"/>
-        </w:rPr>
-      </w:pPr>
-      <w:r>
-        <w:rPr>
-          <w:rFonts w:ascii="Times New Roman" w:eastAsia="Times New Roman" w:hAnsi="Times New Roman" w:cs="Times New Roman"/>
-          <w:b/>
-          <w:bCs/>
-        </w:rPr>
-        <w:t>Exit Condition:</w:t>
-      </w:r>
-      <w:r>
-        <w:rPr>
-          <w:rFonts w:ascii="Times New Roman" w:eastAsia="Times New Roman" w:hAnsi="Times New Roman" w:cs="Times New Roman"/>
-        </w:rPr>
-        <w:t xml:space="preserve"> L'amministratore riceve un chiaro riscontro visivo dell'assenza di ordini corrispondenti e può reimpostare o azzerare i filtri tramite il pulsante </w:t>
-      </w:r>
-      <w:r>
-        <w:rPr>
-          <w:rFonts w:ascii="Times New Roman" w:eastAsia="Times New Roman" w:hAnsi="Times New Roman" w:cs="Times New Roman"/>
-        </w:rPr>
-        <w:t>“</w:t>
-      </w:r>
-      <w:r>
-        <w:rPr>
-          <w:rFonts w:ascii="Times New Roman" w:eastAsia="Times New Roman" w:hAnsi="Times New Roman" w:cs="Times New Roman"/>
-        </w:rPr>
-        <w:t>Azzera Filtri</w:t>
-      </w:r>
-      <w:r>
-        <w:rPr>
-          <w:rFonts w:ascii="Times New Roman" w:eastAsia="Times New Roman" w:hAnsi="Times New Roman" w:cs="Times New Roman"/>
-          <w:i/>
-          <w:iCs/>
-        </w:rPr>
-        <w:t>”</w:t>
-      </w:r>
-      <w:r>
-        <w:rPr>
-          <w:rFonts w:ascii="Times New Roman" w:eastAsia="Times New Roman" w:hAnsi="Times New Roman" w:cs="Times New Roman"/>
-        </w:rPr>
-        <w:t>.</w:t>
+        <w:t>Il Market Analyzer ottiene il documento di report.</w:t>
       </w:r>
     </w:p>
     <w:p>
       <w:pPr>
         <w:spacing w:before="240" w:after="240"/>
         <w:ind w:firstLine="720"/>
-      </w:pPr>
-      <w:r>
         <w:rPr>
           <w:rFonts w:eastAsia="Times New Roman"/>
           <w:b/>
           <w:bCs/>
         </w:rPr>
-        <w:lastRenderedPageBreak/>
-        <w:t xml:space="preserve">UC </w:t>
-      </w:r>
-      <w:r>
-        <w:rPr>
-          <w:rFonts w:eastAsia="Times New Roman"/>
-          <w:b/>
-          <w:bCs/>
-        </w:rPr>
-        <w:t>8</w:t>
-      </w:r>
-      <w:r>
-        <w:rPr>
-          <w:rFonts w:eastAsia="Times New Roman"/>
-          <w:b/>
-          <w:bCs/>
-        </w:rPr>
-        <w:t>.2: Filtraggio Dinamico degli Ordini</w:t>
-      </w:r>
-    </w:p>
-    <w:p>
-      <w:pPr>
-        <w:pStyle w:val="Paragrafoelenco"/>
-        <w:numPr>
-          <w:ilvl w:val="0"/>
-          <w:numId w:val="20"/>
-        </w:numPr>
-        <w:spacing w:before="240" w:after="240"/>
-        <w:rPr>
-          <w:rFonts w:ascii="Times New Roman" w:eastAsia="Times New Roman" w:hAnsi="Times New Roman" w:cs="Times New Roman"/>
-        </w:rPr>
-      </w:pPr>
-      <w:r>
-        <w:rPr>
-          <w:rFonts w:ascii="Times New Roman" w:eastAsia="Times New Roman" w:hAnsi="Times New Roman" w:cs="Times New Roman"/>
-          <w:b/>
-          <w:bCs/>
-        </w:rPr>
-        <w:t>Attori coinvolti:</w:t>
-      </w:r>
-      <w:r>
-        <w:rPr>
-          <w:rFonts w:ascii="Times New Roman" w:eastAsia="Times New Roman" w:hAnsi="Times New Roman" w:cs="Times New Roman"/>
-        </w:rPr>
-        <w:t xml:space="preserve"> </w:t>
-      </w:r>
-      <w:r>
-        <w:rPr>
-          <w:rFonts w:ascii="Times New Roman" w:eastAsia="Times New Roman" w:hAnsi="Times New Roman" w:cs="Times New Roman"/>
-        </w:rPr>
-        <w:t>Order Manager.</w:t>
-      </w:r>
-    </w:p>
-    <w:p>
-      <w:pPr>
-        <w:pStyle w:val="Paragrafoelenco"/>
-        <w:numPr>
-          <w:ilvl w:val="0"/>
-          <w:numId w:val="20"/>
-        </w:numPr>
-        <w:spacing w:before="240" w:after="240"/>
-        <w:rPr>
-          <w:rFonts w:ascii="Times New Roman" w:eastAsia="Times New Roman" w:hAnsi="Times New Roman" w:cs="Times New Roman"/>
-        </w:rPr>
-      </w:pPr>
-      <w:r>
-        <w:rPr>
-          <w:rFonts w:ascii="Times New Roman" w:eastAsia="Times New Roman" w:hAnsi="Times New Roman" w:cs="Times New Roman"/>
-          <w:b/>
-          <w:bCs/>
-        </w:rPr>
-        <w:t>Entry Condition:</w:t>
-      </w:r>
-      <w:r>
-        <w:rPr>
-          <w:rFonts w:ascii="Times New Roman" w:eastAsia="Times New Roman" w:hAnsi="Times New Roman" w:cs="Times New Roman"/>
-        </w:rPr>
-        <w:t xml:space="preserve"> L'amministratore si trova nella schermata di Gestione Ordini e interagisce con uno o più campi del modulo filtri</w:t>
-      </w:r>
-      <w:r>
-        <w:rPr>
-          <w:rFonts w:ascii="Times New Roman" w:eastAsia="Times New Roman" w:hAnsi="Times New Roman" w:cs="Times New Roman"/>
-        </w:rPr>
-        <w:t>.</w:t>
-      </w:r>
-    </w:p>
-    <w:p>
-      <w:pPr>
-        <w:pStyle w:val="Paragrafoelenco"/>
-        <w:numPr>
-          <w:ilvl w:val="0"/>
-          <w:numId w:val="20"/>
-        </w:numPr>
-        <w:spacing w:before="240" w:after="240"/>
-        <w:rPr>
-          <w:rFonts w:ascii="Times New Roman" w:eastAsia="Times New Roman" w:hAnsi="Times New Roman" w:cs="Times New Roman"/>
-          <w:b/>
-          <w:bCs/>
-        </w:rPr>
-      </w:pPr>
-      <w:r>
-        <w:rPr>
-          <w:rFonts w:ascii="Times New Roman" w:eastAsia="Times New Roman" w:hAnsi="Times New Roman" w:cs="Times New Roman"/>
-          <w:b/>
-          <w:bCs/>
-        </w:rPr>
-        <w:t>Flusso di eventi:</w:t>
-      </w:r>
-    </w:p>
-    <w:p>
-      <w:pPr>
-        <w:pStyle w:val="Paragrafoelenco"/>
-        <w:numPr>
-          <w:ilvl w:val="0"/>
-          <w:numId w:val="21"/>
-        </w:numPr>
-        <w:rPr>
-          <w:rFonts w:ascii="Times New Roman" w:eastAsia="Times New Roman" w:hAnsi="Times New Roman" w:cs="Times New Roman"/>
-        </w:rPr>
-      </w:pPr>
-      <w:r>
-        <w:rPr>
-          <w:rFonts w:ascii="Times New Roman" w:eastAsia="Times New Roman" w:hAnsi="Times New Roman" w:cs="Times New Roman"/>
-        </w:rPr>
-        <w:t>L'amministratore modifica uno o più valori dei filtri.</w:t>
-      </w:r>
-    </w:p>
-    <w:p>
-      <w:pPr>
-        <w:pStyle w:val="Paragrafoelenco"/>
-        <w:numPr>
-          <w:ilvl w:val="0"/>
-          <w:numId w:val="21"/>
-        </w:numPr>
-        <w:rPr>
-          <w:rFonts w:ascii="Times New Roman" w:eastAsia="Times New Roman" w:hAnsi="Times New Roman" w:cs="Times New Roman"/>
-        </w:rPr>
-      </w:pPr>
-      <w:r>
-        <w:rPr>
-          <w:rFonts w:ascii="Times New Roman" w:eastAsia="Times New Roman" w:hAnsi="Times New Roman" w:cs="Times New Roman"/>
-        </w:rPr>
-        <w:t xml:space="preserve">Il sistema esegue una validazione immediata lato client sui campi inseriti (coerenza date inizio </w:t>
-      </w:r>
-      <w:r>
-        <w:rPr>
-          <w:rFonts w:ascii="Times New Roman" w:eastAsia="Times New Roman" w:hAnsi="Times New Roman" w:cs="Times New Roman"/>
-        </w:rPr>
-        <w:t xml:space="preserve">e </w:t>
-      </w:r>
-      <w:r>
-        <w:rPr>
-          <w:rFonts w:ascii="Times New Roman" w:eastAsia="Times New Roman" w:hAnsi="Times New Roman" w:cs="Times New Roman"/>
-        </w:rPr>
-        <w:t>fine, valori di prezzo positivi con min ≤ max, lunghezza minima della marca).</w:t>
-      </w:r>
-    </w:p>
-    <w:p>
-      <w:pPr>
-        <w:pStyle w:val="Paragrafoelenco"/>
-        <w:numPr>
-          <w:ilvl w:val="0"/>
-          <w:numId w:val="21"/>
-        </w:numPr>
-        <w:rPr>
-          <w:rFonts w:ascii="Times New Roman" w:eastAsia="Times New Roman" w:hAnsi="Times New Roman" w:cs="Times New Roman"/>
-        </w:rPr>
-      </w:pPr>
-      <w:r>
-        <w:rPr>
-          <w:rFonts w:ascii="Times New Roman" w:eastAsia="Times New Roman" w:hAnsi="Times New Roman" w:cs="Times New Roman"/>
-        </w:rPr>
-        <w:t xml:space="preserve">Se i campi sono validi, il sistema invia una richiesta asincrona (AJAX) alla </w:t>
-      </w:r>
-      <w:r>
-        <w:rPr>
-          <w:rFonts w:ascii="Times New Roman" w:eastAsia="Times New Roman" w:hAnsi="Times New Roman" w:cs="Times New Roman"/>
-        </w:rPr>
-        <w:t>S</w:t>
-      </w:r>
-      <w:r>
-        <w:rPr>
-          <w:rFonts w:ascii="Times New Roman" w:eastAsia="Times New Roman" w:hAnsi="Times New Roman" w:cs="Times New Roman"/>
-        </w:rPr>
-        <w:t>ervlet di gestione ordini con i parametri specificati.</w:t>
-      </w:r>
-    </w:p>
-    <w:p>
-      <w:pPr>
-        <w:pStyle w:val="Paragrafoelenco"/>
-        <w:numPr>
-          <w:ilvl w:val="0"/>
-          <w:numId w:val="21"/>
-        </w:numPr>
-        <w:rPr>
-          <w:rFonts w:ascii="Times New Roman" w:eastAsia="Times New Roman" w:hAnsi="Times New Roman" w:cs="Times New Roman"/>
-        </w:rPr>
-      </w:pPr>
-      <w:r>
-        <w:rPr>
-          <w:rFonts w:ascii="Times New Roman" w:eastAsia="Times New Roman" w:hAnsi="Times New Roman" w:cs="Times New Roman"/>
-        </w:rPr>
-        <w:t>Il sistema riceve i dati filtrati e aggiorna dinamicamente la sola porzione di pagina contenente l'elenco degli ordini, senza ricaricare l'intera schermata.</w:t>
-      </w:r>
-    </w:p>
-    <w:p>
-      <w:pPr>
-        <w:pStyle w:val="Paragrafoelenco"/>
-        <w:numPr>
-          <w:ilvl w:val="0"/>
-          <w:numId w:val="19"/>
-        </w:numPr>
-        <w:spacing w:before="240" w:after="240"/>
-        <w:rPr>
-          <w:rFonts w:ascii="Times New Roman" w:eastAsia="Times New Roman" w:hAnsi="Times New Roman" w:cs="Times New Roman"/>
-        </w:rPr>
-      </w:pPr>
-      <w:r>
-        <w:rPr>
-          <w:rFonts w:ascii="Times New Roman" w:eastAsia="Times New Roman" w:hAnsi="Times New Roman" w:cs="Times New Roman"/>
-          <w:b/>
-          <w:bCs/>
-        </w:rPr>
-        <w:t>Exit Condition:</w:t>
-      </w:r>
-      <w:r>
-        <w:rPr>
-          <w:rFonts w:ascii="Times New Roman" w:eastAsia="Times New Roman" w:hAnsi="Times New Roman" w:cs="Times New Roman"/>
-        </w:rPr>
-        <w:t xml:space="preserve"> La lista degli ordini a video si aggiorna in tempo reale riflettendo i criteri di ricerca specificati.</w:t>
-      </w:r>
-    </w:p>
-    <w:p>
-      <w:pPr>
-        <w:spacing w:before="240" w:after="240"/>
-        <w:ind w:firstLine="720"/>
-      </w:pPr>
-      <w:r>
-        <w:rPr>
-          <w:rFonts w:eastAsia="Times New Roman"/>
-          <w:b/>
-          <w:bCs/>
-        </w:rPr>
-        <w:t xml:space="preserve">UC </w:t>
-      </w:r>
-      <w:r>
-        <w:rPr>
-          <w:rFonts w:eastAsia="Times New Roman"/>
-          <w:b/>
-          <w:bCs/>
-        </w:rPr>
-        <w:t>8</w:t>
-      </w:r>
-      <w:r>
-        <w:rPr>
-          <w:rFonts w:eastAsia="Times New Roman"/>
-          <w:b/>
-          <w:bCs/>
-        </w:rPr>
-        <w:t>.3: Ordine Già Consegnato</w:t>
-      </w:r>
-    </w:p>
-    <w:p>
-      <w:pPr>
-        <w:pStyle w:val="Paragrafoelenco"/>
-        <w:numPr>
-          <w:ilvl w:val="0"/>
-          <w:numId w:val="17"/>
-        </w:numPr>
-        <w:spacing w:before="240" w:after="240"/>
-        <w:rPr>
-          <w:rFonts w:ascii="Times New Roman" w:eastAsia="Times New Roman" w:hAnsi="Times New Roman" w:cs="Times New Roman"/>
-        </w:rPr>
-      </w:pPr>
-      <w:r>
-        <w:rPr>
-          <w:rFonts w:ascii="Times New Roman" w:eastAsia="Times New Roman" w:hAnsi="Times New Roman" w:cs="Times New Roman"/>
-          <w:b/>
-          <w:bCs/>
-        </w:rPr>
-        <w:t>Attori coinvolti:</w:t>
-      </w:r>
-      <w:r>
-        <w:rPr>
-          <w:rFonts w:ascii="Times New Roman" w:eastAsia="Times New Roman" w:hAnsi="Times New Roman" w:cs="Times New Roman"/>
-        </w:rPr>
-        <w:t xml:space="preserve"> Order Manager</w:t>
-      </w:r>
-    </w:p>
-    <w:p>
-      <w:pPr>
-        <w:pStyle w:val="Paragrafoelenco"/>
-        <w:numPr>
-          <w:ilvl w:val="0"/>
-          <w:numId w:val="17"/>
-        </w:numPr>
-        <w:spacing w:before="240" w:after="240"/>
-        <w:rPr>
-          <w:rFonts w:ascii="Times New Roman" w:eastAsia="Times New Roman" w:hAnsi="Times New Roman" w:cs="Times New Roman"/>
-        </w:rPr>
-      </w:pPr>
-      <w:r>
-        <w:rPr>
-          <w:rFonts w:ascii="Times New Roman" w:eastAsia="Times New Roman" w:hAnsi="Times New Roman" w:cs="Times New Roman"/>
-          <w:b/>
-          <w:bCs/>
-        </w:rPr>
-        <w:t>Entry Condition:</w:t>
-      </w:r>
-      <w:r>
-        <w:rPr>
-          <w:rFonts w:ascii="Times New Roman" w:eastAsia="Times New Roman" w:hAnsi="Times New Roman" w:cs="Times New Roman"/>
-        </w:rPr>
-        <w:t xml:space="preserve"> Uno o più ordini presenti nella lista hanno raggiunto lo stato definitivo CONSEGNATO.</w:t>
-      </w:r>
-    </w:p>
-    <w:p>
-      <w:pPr>
-        <w:pStyle w:val="Paragrafoelenco"/>
-        <w:numPr>
-          <w:ilvl w:val="0"/>
-          <w:numId w:val="17"/>
-        </w:numPr>
-        <w:spacing w:before="240" w:after="240"/>
-        <w:rPr>
-          <w:rFonts w:ascii="Times New Roman" w:eastAsia="Times New Roman" w:hAnsi="Times New Roman" w:cs="Times New Roman"/>
-          <w:b/>
-          <w:bCs/>
-        </w:rPr>
-      </w:pPr>
-      <w:r>
-        <w:rPr>
-          <w:rFonts w:ascii="Times New Roman" w:eastAsia="Times New Roman" w:hAnsi="Times New Roman" w:cs="Times New Roman"/>
-          <w:b/>
-          <w:bCs/>
-        </w:rPr>
-        <w:t>Flusso di eventi:</w:t>
-      </w:r>
-    </w:p>
-    <w:p>
-      <w:pPr>
-        <w:pStyle w:val="Paragrafoelenco"/>
-        <w:numPr>
-          <w:ilvl w:val="0"/>
-          <w:numId w:val="18"/>
-        </w:numPr>
-        <w:rPr>
-          <w:rFonts w:ascii="Times New Roman" w:eastAsia="Times New Roman" w:hAnsi="Times New Roman" w:cs="Times New Roman"/>
-        </w:rPr>
-      </w:pPr>
-      <w:r>
-        <w:rPr>
-          <w:rFonts w:ascii="Times New Roman" w:eastAsia="Times New Roman" w:hAnsi="Times New Roman" w:cs="Times New Roman"/>
-        </w:rPr>
-        <w:t>Durante il rendering della scheda d'ordine, il sistema rileva che lo stato dell'ordine è impostato su CONSEGNATO.</w:t>
-      </w:r>
-    </w:p>
-    <w:p>
-      <w:pPr>
-        <w:pStyle w:val="Paragrafoelenco"/>
-        <w:numPr>
-          <w:ilvl w:val="0"/>
-          <w:numId w:val="18"/>
-        </w:numPr>
-        <w:rPr>
-          <w:rFonts w:ascii="Times New Roman" w:eastAsia="Times New Roman" w:hAnsi="Times New Roman" w:cs="Times New Roman"/>
-        </w:rPr>
-      </w:pPr>
-      <w:r>
-        <w:rPr>
-          <w:rFonts w:ascii="Times New Roman" w:eastAsia="Times New Roman" w:hAnsi="Times New Roman" w:cs="Times New Roman"/>
-        </w:rPr>
-        <w:t xml:space="preserve">Il sistema disabilita la possibilità di ulteriore modifica: non mostra il menu a tendina né il pulsante </w:t>
-      </w:r>
-      <w:r>
-        <w:rPr>
-          <w:rFonts w:ascii="Times New Roman" w:eastAsia="Times New Roman" w:hAnsi="Times New Roman" w:cs="Times New Roman"/>
-        </w:rPr>
-        <w:t>“</w:t>
-      </w:r>
-      <w:r>
-        <w:rPr>
-          <w:rFonts w:ascii="Times New Roman" w:eastAsia="Times New Roman" w:hAnsi="Times New Roman" w:cs="Times New Roman"/>
-        </w:rPr>
-        <w:t>Aggiorna</w:t>
-      </w:r>
-      <w:r>
-        <w:rPr>
-          <w:rFonts w:ascii="Times New Roman" w:eastAsia="Times New Roman" w:hAnsi="Times New Roman" w:cs="Times New Roman"/>
-          <w:i/>
-          <w:iCs/>
-        </w:rPr>
-        <w:t>”</w:t>
-      </w:r>
-      <w:r>
-        <w:rPr>
-          <w:rFonts w:ascii="Times New Roman" w:eastAsia="Times New Roman" w:hAnsi="Times New Roman" w:cs="Times New Roman"/>
-        </w:rPr>
-        <w:t xml:space="preserve">, visualizzando al loro posto </w:t>
-      </w:r>
-      <w:r>
-        <w:rPr>
-          <w:rFonts w:ascii="Times New Roman" w:eastAsia="Times New Roman" w:hAnsi="Times New Roman" w:cs="Times New Roman"/>
-        </w:rPr>
-        <w:t>la voce</w:t>
-      </w:r>
-      <w:r>
-        <w:rPr>
-          <w:rFonts w:ascii="Times New Roman" w:eastAsia="Times New Roman" w:hAnsi="Times New Roman" w:cs="Times New Roman"/>
-        </w:rPr>
-        <w:t xml:space="preserve"> </w:t>
-      </w:r>
-      <w:r>
-        <w:rPr>
-          <w:rFonts w:ascii="Times New Roman" w:eastAsia="Times New Roman" w:hAnsi="Times New Roman" w:cs="Times New Roman"/>
-        </w:rPr>
-        <w:t>“</w:t>
-      </w:r>
-      <w:r>
-        <w:rPr>
-          <w:rFonts w:ascii="Times New Roman" w:eastAsia="Times New Roman" w:hAnsi="Times New Roman" w:cs="Times New Roman"/>
-        </w:rPr>
-        <w:t>Consegnato</w:t>
-      </w:r>
-      <w:r>
-        <w:rPr>
-          <w:rFonts w:ascii="Times New Roman" w:eastAsia="Times New Roman" w:hAnsi="Times New Roman" w:cs="Times New Roman"/>
-          <w:i/>
-          <w:iCs/>
-        </w:rPr>
-        <w:t>”</w:t>
-      </w:r>
-      <w:r>
-        <w:rPr>
-          <w:rFonts w:ascii="Times New Roman" w:eastAsia="Times New Roman" w:hAnsi="Times New Roman" w:cs="Times New Roman"/>
-        </w:rPr>
-        <w:t>.</w:t>
-      </w:r>
-    </w:p>
-    <w:p>
-      <w:pPr>
-        <w:pStyle w:val="Paragrafoelenco"/>
-        <w:numPr>
-          <w:ilvl w:val="0"/>
-          <w:numId w:val="16"/>
-        </w:numPr>
-        <w:spacing w:before="240" w:after="240"/>
-        <w:rPr>
-          <w:rFonts w:ascii="Times New Roman" w:eastAsia="Times New Roman" w:hAnsi="Times New Roman" w:cs="Times New Roman"/>
-        </w:rPr>
-      </w:pPr>
-      <w:r>
-        <w:rPr>
-          <w:rFonts w:ascii="Times New Roman" w:eastAsia="Times New Roman" w:hAnsi="Times New Roman" w:cs="Times New Roman"/>
-          <w:b/>
-          <w:bCs/>
-        </w:rPr>
-        <w:t>Exit Condition:</w:t>
-      </w:r>
-      <w:r>
-        <w:rPr>
-          <w:rFonts w:ascii="Times New Roman" w:eastAsia="Times New Roman" w:hAnsi="Times New Roman" w:cs="Times New Roman"/>
-        </w:rPr>
-        <w:t xml:space="preserve"> Lo stato dell'ordine rimane consolidato e protetto da modifiche accidentali o retrocessioni non ammesse dalla logica di business.</w:t>
-      </w:r>
-    </w:p>
-    <w:p>
-      <w:pPr>
-        <w:spacing w:before="240" w:after="240"/>
-        <w:ind w:left="720"/>
-        <w:rPr>
-          <w:rFonts w:eastAsia="Times New Roman"/>
-          <w:b/>
-          <w:bCs/>
-        </w:rPr>
-      </w:pPr>
-    </w:p>
-    <w:p>
-      <w:pPr>
-        <w:spacing w:before="240" w:after="240"/>
-        <w:ind w:left="720"/>
-      </w:pPr>
-      <w:r>
-        <w:rPr>
-          <w:rFonts w:eastAsia="Times New Roman"/>
+      </w:pPr>
+    </w:p>
+    <w:p>
+      <w:pPr>
+        <w:tabs>
+          <w:tab w:val="left" w:pos="8580"/>
+        </w:tabs>
+        <w:spacing w:after="100"/>
+        <w:ind w:left="709"/>
+        <w:jc w:val="both"/>
+        <w:rPr>
           <w:b/>
           <w:bCs/>
           <w:sz w:val="28"/>
           <w:szCs w:val="28"/>
           <w:u w:val="single"/>
         </w:rPr>
-        <w:t xml:space="preserve">UC </w:t>
-      </w:r>
-      <w:r>
-        <w:rPr>
-          <w:rFonts w:eastAsia="Times New Roman"/>
+      </w:pPr>
+      <w:r>
+        <w:rPr>
           <w:b/>
           <w:bCs/>
           <w:sz w:val="28"/>
           <w:szCs w:val="28"/>
           <w:u w:val="single"/>
         </w:rPr>
-        <w:t>9</w:t>
-      </w:r>
-      <w:r>
-        <w:rPr>
-          <w:rFonts w:eastAsia="Times New Roman"/>
+        <w:t xml:space="preserve">UC </w:t>
+      </w:r>
+      <w:r>
+        <w:rPr>
           <w:b/>
           <w:bCs/>
           <w:sz w:val="28"/>
           <w:szCs w:val="28"/>
           <w:u w:val="single"/>
         </w:rPr>
-        <w:t>: Analisi Statistica dei Prodotti Ordinati</w:t>
-      </w:r>
-    </w:p>
-    <w:p>
-      <w:pPr>
-        <w:pStyle w:val="Paragrafoelenco"/>
-        <w:numPr>
-          <w:ilvl w:val="0"/>
-          <w:numId w:val="15"/>
-        </w:numPr>
-        <w:spacing w:before="240" w:after="240"/>
-        <w:ind w:hanging="180"/>
-        <w:rPr>
-          <w:rFonts w:ascii="Times New Roman" w:eastAsia="Times New Roman" w:hAnsi="Times New Roman" w:cs="Times New Roman"/>
-        </w:rPr>
-      </w:pPr>
-      <w:r>
-        <w:rPr>
-          <w:rFonts w:ascii="Times New Roman" w:eastAsia="Times New Roman" w:hAnsi="Times New Roman" w:cs="Times New Roman"/>
-          <w:b/>
-          <w:bCs/>
-        </w:rPr>
-        <w:t>Attori coinvolti</w:t>
-      </w:r>
-      <w:r>
-        <w:rPr>
-          <w:rFonts w:ascii="Times New Roman" w:eastAsia="Times New Roman" w:hAnsi="Times New Roman" w:cs="Times New Roman"/>
-        </w:rPr>
-        <w:t xml:space="preserve">: Market Analyzer </w:t>
-      </w:r>
-    </w:p>
-    <w:p>
-      <w:pPr>
-        <w:pStyle w:val="Paragrafoelenco"/>
-        <w:numPr>
-          <w:ilvl w:val="0"/>
-          <w:numId w:val="15"/>
-        </w:numPr>
-        <w:spacing w:before="240" w:after="240"/>
-        <w:ind w:hanging="180"/>
-        <w:rPr>
-          <w:rFonts w:ascii="Times New Roman" w:eastAsia="Times New Roman" w:hAnsi="Times New Roman" w:cs="Times New Roman"/>
-        </w:rPr>
-      </w:pPr>
-      <w:r>
-        <w:rPr>
-          <w:rFonts w:ascii="Times New Roman" w:eastAsia="Times New Roman" w:hAnsi="Times New Roman" w:cs="Times New Roman"/>
-          <w:b/>
-          <w:bCs/>
-        </w:rPr>
-        <w:t xml:space="preserve">Entry Condition: </w:t>
-      </w:r>
-      <w:r>
-        <w:rPr>
-          <w:rFonts w:ascii="Times New Roman" w:eastAsia="Times New Roman" w:hAnsi="Times New Roman" w:cs="Times New Roman"/>
-        </w:rPr>
-        <w:t>Il Market Analyzer si è autenticato con successo con credenziali con privilegi di amministratore e seleziona la voce “Dati Prodotti Ordinati” all'interno della Dashboard Amministratore.</w:t>
-      </w:r>
-    </w:p>
-    <w:p>
-      <w:pPr>
-        <w:pStyle w:val="Paragrafoelenco"/>
-        <w:numPr>
-          <w:ilvl w:val="0"/>
-          <w:numId w:val="15"/>
-        </w:numPr>
-        <w:spacing w:before="240" w:after="240"/>
-        <w:ind w:hanging="180"/>
-        <w:rPr>
-          <w:rFonts w:ascii="Times New Roman" w:eastAsia="Times New Roman" w:hAnsi="Times New Roman" w:cs="Times New Roman"/>
-          <w:b/>
-          <w:bCs/>
-        </w:rPr>
-      </w:pPr>
-      <w:r>
-        <w:rPr>
-          <w:rFonts w:ascii="Times New Roman" w:eastAsia="Times New Roman" w:hAnsi="Times New Roman" w:cs="Times New Roman"/>
-          <w:b/>
-          <w:bCs/>
-        </w:rPr>
-        <w:t>Flusso di eventi:</w:t>
-      </w:r>
-    </w:p>
-    <w:p>
-      <w:pPr>
-        <w:pStyle w:val="Paragrafoelenco"/>
-        <w:numPr>
-          <w:ilvl w:val="2"/>
-          <w:numId w:val="30"/>
-        </w:numPr>
-        <w:spacing w:before="240" w:after="240"/>
-        <w:ind w:left="1620" w:hanging="270"/>
-        <w:rPr>
-          <w:rFonts w:ascii="Times New Roman" w:eastAsia="Times New Roman" w:hAnsi="Times New Roman" w:cs="Times New Roman"/>
-        </w:rPr>
-      </w:pPr>
-      <w:r>
-        <w:rPr>
-          <w:rFonts w:ascii="Times New Roman" w:eastAsia="Times New Roman" w:hAnsi="Times New Roman" w:cs="Times New Roman"/>
-        </w:rPr>
-        <w:t>Il Market Analyzer clicca sul</w:t>
-      </w:r>
-      <w:r>
-        <w:rPr>
-          <w:rFonts w:ascii="Times New Roman" w:eastAsia="Times New Roman" w:hAnsi="Times New Roman" w:cs="Times New Roman"/>
-        </w:rPr>
-        <w:t xml:space="preserve">la </w:t>
-      </w:r>
-      <w:r>
-        <w:rPr>
-          <w:rFonts w:ascii="Times New Roman" w:eastAsia="Times New Roman" w:hAnsi="Times New Roman" w:cs="Times New Roman"/>
-        </w:rPr>
-        <w:t>sezione “Dati Prodotti Ordinati” nella Dashboard Admin.</w:t>
-      </w:r>
-    </w:p>
-    <w:p>
-      <w:pPr>
-        <w:pStyle w:val="Paragrafoelenco"/>
-        <w:numPr>
-          <w:ilvl w:val="2"/>
-          <w:numId w:val="30"/>
-        </w:numPr>
-        <w:spacing w:before="240" w:after="240"/>
-        <w:ind w:left="1620" w:hanging="270"/>
-        <w:rPr>
-          <w:rFonts w:ascii="Times New Roman" w:eastAsia="Times New Roman" w:hAnsi="Times New Roman" w:cs="Times New Roman"/>
-        </w:rPr>
-      </w:pPr>
-      <w:r>
-        <w:rPr>
-          <w:rFonts w:ascii="Times New Roman" w:eastAsia="Times New Roman" w:hAnsi="Times New Roman" w:cs="Times New Roman"/>
-        </w:rPr>
-        <w:t>Il sistema riceve la richiesta, interroga il database e aggrega i dati relativi agli occhiali a catalogo e agli ordini completati.</w:t>
-      </w:r>
-    </w:p>
-    <w:p>
-      <w:pPr>
-        <w:pStyle w:val="Paragrafoelenco"/>
-        <w:numPr>
-          <w:ilvl w:val="2"/>
-          <w:numId w:val="30"/>
-        </w:numPr>
-        <w:spacing w:before="240" w:after="240"/>
-        <w:ind w:left="1620" w:hanging="270"/>
-        <w:rPr>
-          <w:rFonts w:ascii="Times New Roman" w:eastAsia="Times New Roman" w:hAnsi="Times New Roman" w:cs="Times New Roman"/>
-        </w:rPr>
-      </w:pPr>
-      <w:r>
-        <w:rPr>
-          <w:rFonts w:ascii="Times New Roman" w:eastAsia="Times New Roman" w:hAnsi="Times New Roman" w:cs="Times New Roman"/>
-        </w:rPr>
-        <w:t xml:space="preserve">Il sistema carica e visualizza la schermata </w:t>
-      </w:r>
-      <w:r>
-        <w:rPr>
-          <w:rFonts w:ascii="Times New Roman" w:eastAsia="Times New Roman" w:hAnsi="Times New Roman" w:cs="Times New Roman"/>
-        </w:rPr>
-        <w:t>“</w:t>
-      </w:r>
-      <w:r>
-        <w:rPr>
-          <w:rFonts w:ascii="Times New Roman" w:eastAsia="Times New Roman" w:hAnsi="Times New Roman" w:cs="Times New Roman"/>
-        </w:rPr>
-        <w:t>Dati Prodotti Ordinati</w:t>
-      </w:r>
-      <w:r>
-        <w:rPr>
-          <w:rFonts w:ascii="Times New Roman" w:eastAsia="Times New Roman" w:hAnsi="Times New Roman" w:cs="Times New Roman"/>
-        </w:rPr>
-        <w:t>”</w:t>
-      </w:r>
-      <w:r>
-        <w:rPr>
-          <w:rFonts w:ascii="Times New Roman" w:eastAsia="Times New Roman" w:hAnsi="Times New Roman" w:cs="Times New Roman"/>
-        </w:rPr>
-        <w:t xml:space="preserve">, composta da: </w:t>
-      </w:r>
-    </w:p>
-    <w:p>
-      <w:pPr>
-        <w:pStyle w:val="Paragrafoelenco"/>
-        <w:numPr>
-          <w:ilvl w:val="0"/>
-          <w:numId w:val="14"/>
-        </w:numPr>
-        <w:ind w:left="810" w:hanging="270"/>
-        <w:rPr>
-          <w:rFonts w:ascii="Times New Roman" w:eastAsia="Times New Roman" w:hAnsi="Times New Roman" w:cs="Times New Roman"/>
-        </w:rPr>
-      </w:pPr>
-      <w:r>
-        <w:rPr>
-          <w:rFonts w:ascii="Times New Roman" w:eastAsia="Times New Roman" w:hAnsi="Times New Roman" w:cs="Times New Roman"/>
-        </w:rPr>
-        <w:t xml:space="preserve">Un pulsante di navigazione rapida </w:t>
-      </w:r>
-      <w:r>
-        <w:rPr>
-          <w:rFonts w:ascii="Times New Roman" w:eastAsia="Times New Roman" w:hAnsi="Times New Roman" w:cs="Times New Roman"/>
-        </w:rPr>
-        <w:t>“</w:t>
-      </w:r>
-      <w:r>
-        <w:rPr>
-          <w:rFonts w:ascii="Times New Roman" w:eastAsia="Times New Roman" w:hAnsi="Times New Roman" w:cs="Times New Roman"/>
-        </w:rPr>
-        <w:t>Torna alla Dashboard Admin</w:t>
-      </w:r>
-      <w:r>
-        <w:rPr>
-          <w:rFonts w:ascii="Times New Roman" w:eastAsia="Times New Roman" w:hAnsi="Times New Roman" w:cs="Times New Roman"/>
-          <w:i/>
-          <w:iCs/>
-        </w:rPr>
-        <w:t>”</w:t>
-      </w:r>
-      <w:r>
-        <w:rPr>
-          <w:rFonts w:ascii="Times New Roman" w:eastAsia="Times New Roman" w:hAnsi="Times New Roman" w:cs="Times New Roman"/>
-        </w:rPr>
-        <w:t>;</w:t>
-      </w:r>
-    </w:p>
-    <w:p>
-      <w:pPr>
-        <w:pStyle w:val="Paragrafoelenco"/>
-        <w:numPr>
-          <w:ilvl w:val="0"/>
-          <w:numId w:val="14"/>
-        </w:numPr>
-        <w:ind w:left="810" w:hanging="270"/>
-        <w:rPr>
-          <w:rFonts w:ascii="Times New Roman" w:eastAsia="Times New Roman" w:hAnsi="Times New Roman" w:cs="Times New Roman"/>
-        </w:rPr>
-      </w:pPr>
-      <w:r>
-        <w:rPr>
-          <w:rFonts w:ascii="Times New Roman" w:eastAsia="Times New Roman" w:hAnsi="Times New Roman" w:cs="Times New Roman"/>
-        </w:rPr>
-        <w:lastRenderedPageBreak/>
-        <w:t xml:space="preserve">Un pannello di filtri statistici per </w:t>
-      </w:r>
-      <w:r>
-        <w:rPr>
-          <w:rFonts w:ascii="Times New Roman" w:eastAsia="Times New Roman" w:hAnsi="Times New Roman" w:cs="Times New Roman"/>
-        </w:rPr>
-        <w:t>filtrare</w:t>
-      </w:r>
-      <w:r>
-        <w:rPr>
-          <w:rFonts w:ascii="Times New Roman" w:eastAsia="Times New Roman" w:hAnsi="Times New Roman" w:cs="Times New Roman"/>
-        </w:rPr>
-        <w:t xml:space="preserve"> l'indagine (</w:t>
-      </w:r>
-      <w:r>
-        <w:rPr>
-          <w:rFonts w:ascii="Times New Roman" w:eastAsia="Times New Roman" w:hAnsi="Times New Roman" w:cs="Times New Roman"/>
-        </w:rPr>
-        <w:t>Marca</w:t>
-      </w:r>
-      <w:r>
-        <w:rPr>
-          <w:rFonts w:ascii="Times New Roman" w:eastAsia="Times New Roman" w:hAnsi="Times New Roman" w:cs="Times New Roman"/>
-        </w:rPr>
-        <w:t>, Fascia di Prezzo, Valutazione Media);</w:t>
-      </w:r>
-    </w:p>
-    <w:p>
-      <w:pPr>
-        <w:pStyle w:val="Paragrafoelenco"/>
-        <w:numPr>
-          <w:ilvl w:val="0"/>
-          <w:numId w:val="14"/>
-        </w:numPr>
-        <w:ind w:left="810" w:hanging="270"/>
-        <w:rPr>
-          <w:rFonts w:ascii="Times New Roman" w:eastAsia="Times New Roman" w:hAnsi="Times New Roman" w:cs="Times New Roman"/>
-        </w:rPr>
-      </w:pPr>
-      <w:r>
-        <w:rPr>
-          <w:rFonts w:ascii="Times New Roman" w:eastAsia="Times New Roman" w:hAnsi="Times New Roman" w:cs="Times New Roman"/>
-        </w:rPr>
-        <w:t>Un pulsante per l</w:t>
-      </w:r>
-      <w:r>
-        <w:rPr>
-          <w:rFonts w:ascii="Times New Roman" w:eastAsia="Times New Roman" w:hAnsi="Times New Roman" w:cs="Times New Roman"/>
-        </w:rPr>
-        <w:t xml:space="preserve">a creazione del file Excel con il report, eventualmente già filtrati </w:t>
-      </w:r>
-      <w:r>
-        <w:rPr>
-          <w:rFonts w:ascii="Times New Roman" w:eastAsia="Times New Roman" w:hAnsi="Times New Roman" w:cs="Times New Roman"/>
-        </w:rPr>
-        <w:t>(</w:t>
-      </w:r>
-      <w:r>
-        <w:rPr>
-          <w:rFonts w:ascii="Times New Roman" w:eastAsia="Times New Roman" w:hAnsi="Times New Roman" w:cs="Times New Roman"/>
-        </w:rPr>
-        <w:t>“</w:t>
-      </w:r>
-      <w:r>
-        <w:rPr>
-          <w:rFonts w:ascii="Times New Roman" w:eastAsia="Times New Roman" w:hAnsi="Times New Roman" w:cs="Times New Roman"/>
-        </w:rPr>
-        <w:t>Genera Report</w:t>
-      </w:r>
-      <w:r>
-        <w:rPr>
-          <w:rFonts w:ascii="Times New Roman" w:eastAsia="Times New Roman" w:hAnsi="Times New Roman" w:cs="Times New Roman"/>
-        </w:rPr>
-        <w:t>”</w:t>
-      </w:r>
-      <w:r>
-        <w:rPr>
-          <w:rFonts w:ascii="Times New Roman" w:eastAsia="Times New Roman" w:hAnsi="Times New Roman" w:cs="Times New Roman"/>
-        </w:rPr>
-        <w:t>);</w:t>
-      </w:r>
-    </w:p>
-    <w:p>
-      <w:pPr>
-        <w:pStyle w:val="Paragrafoelenco"/>
-        <w:numPr>
-          <w:ilvl w:val="0"/>
-          <w:numId w:val="14"/>
-        </w:numPr>
-        <w:ind w:left="810" w:hanging="270"/>
-        <w:rPr>
-          <w:rFonts w:ascii="Times New Roman" w:eastAsia="Times New Roman" w:hAnsi="Times New Roman" w:cs="Times New Roman"/>
-        </w:rPr>
-      </w:pPr>
-      <w:r>
-        <w:rPr>
-          <w:rFonts w:ascii="Times New Roman" w:eastAsia="Times New Roman" w:hAnsi="Times New Roman" w:cs="Times New Roman"/>
-        </w:rPr>
-        <w:t xml:space="preserve">Una tabella riepilogativa con l'elenco dei prodotti e </w:t>
-      </w:r>
-      <w:r>
-        <w:rPr>
-          <w:rFonts w:ascii="Times New Roman" w:eastAsia="Times New Roman" w:hAnsi="Times New Roman" w:cs="Times New Roman"/>
-        </w:rPr>
-        <w:t>le</w:t>
-      </w:r>
-      <w:r>
-        <w:rPr>
-          <w:rFonts w:ascii="Times New Roman" w:eastAsia="Times New Roman" w:hAnsi="Times New Roman" w:cs="Times New Roman"/>
-        </w:rPr>
-        <w:t xml:space="preserve"> relativ</w:t>
-      </w:r>
-      <w:r>
-        <w:rPr>
-          <w:rFonts w:ascii="Times New Roman" w:eastAsia="Times New Roman" w:hAnsi="Times New Roman" w:cs="Times New Roman"/>
-        </w:rPr>
-        <w:t>e</w:t>
-      </w:r>
-      <w:r>
-        <w:rPr>
-          <w:rFonts w:ascii="Times New Roman" w:eastAsia="Times New Roman" w:hAnsi="Times New Roman" w:cs="Times New Roman"/>
-        </w:rPr>
-        <w:t xml:space="preserve"> </w:t>
-      </w:r>
-      <w:r>
-        <w:rPr>
-          <w:rFonts w:ascii="Times New Roman" w:eastAsia="Times New Roman" w:hAnsi="Times New Roman" w:cs="Times New Roman"/>
-        </w:rPr>
-        <w:t>quantità</w:t>
-      </w:r>
-      <w:r>
-        <w:rPr>
-          <w:rFonts w:ascii="Times New Roman" w:eastAsia="Times New Roman" w:hAnsi="Times New Roman" w:cs="Times New Roman"/>
-        </w:rPr>
-        <w:t xml:space="preserve"> di vendita.</w:t>
-      </w:r>
-    </w:p>
-    <w:p>
-      <w:pPr>
-        <w:pStyle w:val="Paragrafoelenco"/>
-        <w:numPr>
-          <w:ilvl w:val="2"/>
-          <w:numId w:val="30"/>
-        </w:numPr>
-        <w:ind w:left="1620" w:hanging="270"/>
-        <w:rPr>
-          <w:rFonts w:ascii="Times New Roman" w:eastAsia="Times New Roman" w:hAnsi="Times New Roman" w:cs="Times New Roman"/>
-        </w:rPr>
-      </w:pPr>
-      <w:r>
-        <w:rPr>
-          <w:rFonts w:ascii="Times New Roman" w:eastAsia="Times New Roman" w:hAnsi="Times New Roman" w:cs="Times New Roman"/>
-        </w:rPr>
-        <w:t>Per ogni prodotto presente nella tabella, il Market Analyzer può analizzare:</w:t>
-      </w:r>
-    </w:p>
-    <w:p>
-      <w:pPr>
-        <w:pStyle w:val="Paragrafoelenco"/>
-        <w:numPr>
-          <w:ilvl w:val="0"/>
-          <w:numId w:val="13"/>
-        </w:numPr>
-        <w:ind w:left="1890" w:hanging="270"/>
-        <w:rPr>
-          <w:rFonts w:ascii="Times New Roman" w:eastAsia="Times New Roman" w:hAnsi="Times New Roman" w:cs="Times New Roman"/>
-        </w:rPr>
-      </w:pPr>
-      <w:r>
-        <w:rPr>
-          <w:rFonts w:ascii="Times New Roman" w:eastAsia="Times New Roman" w:hAnsi="Times New Roman" w:cs="Times New Roman"/>
-        </w:rPr>
-        <w:t>Identificativo e miniatura dell’occhiale;</w:t>
-      </w:r>
-    </w:p>
-    <w:p>
-      <w:pPr>
-        <w:pStyle w:val="Paragrafoelenco"/>
-        <w:numPr>
-          <w:ilvl w:val="0"/>
-          <w:numId w:val="13"/>
-        </w:numPr>
-        <w:ind w:left="1890" w:hanging="270"/>
-        <w:rPr>
-          <w:rFonts w:ascii="Times New Roman" w:eastAsia="Times New Roman" w:hAnsi="Times New Roman" w:cs="Times New Roman"/>
-        </w:rPr>
-      </w:pPr>
-      <w:r>
-        <w:rPr>
-          <w:rFonts w:ascii="Times New Roman" w:eastAsia="Times New Roman" w:hAnsi="Times New Roman" w:cs="Times New Roman"/>
-        </w:rPr>
-        <w:t xml:space="preserve">Marca e modello </w:t>
-      </w:r>
-    </w:p>
-    <w:p>
-      <w:pPr>
-        <w:pStyle w:val="Paragrafoelenco"/>
-        <w:numPr>
-          <w:ilvl w:val="0"/>
-          <w:numId w:val="13"/>
-        </w:numPr>
-        <w:ind w:left="1890" w:hanging="270"/>
-        <w:rPr>
-          <w:rFonts w:ascii="Times New Roman" w:eastAsia="Times New Roman" w:hAnsi="Times New Roman" w:cs="Times New Roman"/>
-        </w:rPr>
-      </w:pPr>
-      <w:r>
-        <w:rPr>
-          <w:rFonts w:ascii="Times New Roman" w:eastAsia="Times New Roman" w:hAnsi="Times New Roman" w:cs="Times New Roman"/>
-        </w:rPr>
-        <w:t>Prezzo di listino</w:t>
-      </w:r>
-    </w:p>
-    <w:p>
-      <w:pPr>
-        <w:pStyle w:val="Paragrafoelenco"/>
-        <w:numPr>
-          <w:ilvl w:val="0"/>
-          <w:numId w:val="13"/>
-        </w:numPr>
-        <w:ind w:left="1890" w:hanging="270"/>
-        <w:rPr>
-          <w:rFonts w:ascii="Times New Roman" w:eastAsia="Times New Roman" w:hAnsi="Times New Roman" w:cs="Times New Roman"/>
-        </w:rPr>
-      </w:pPr>
-      <w:r>
-        <w:rPr>
-          <w:rFonts w:ascii="Times New Roman" w:eastAsia="Times New Roman" w:hAnsi="Times New Roman" w:cs="Times New Roman"/>
-        </w:rPr>
-        <w:t>Valutazione media delle recensioni</w:t>
-      </w:r>
-    </w:p>
-    <w:p>
-      <w:pPr>
-        <w:pStyle w:val="Paragrafoelenco"/>
-        <w:numPr>
-          <w:ilvl w:val="0"/>
-          <w:numId w:val="13"/>
-        </w:numPr>
-        <w:ind w:left="1890" w:hanging="270"/>
-        <w:rPr>
-          <w:rFonts w:ascii="Times New Roman" w:eastAsia="Times New Roman" w:hAnsi="Times New Roman" w:cs="Times New Roman"/>
-        </w:rPr>
-      </w:pPr>
-      <w:r>
-        <w:rPr>
-          <w:rFonts w:ascii="Times New Roman" w:eastAsia="Times New Roman" w:hAnsi="Times New Roman" w:cs="Times New Roman"/>
-        </w:rPr>
-        <w:t>Quantità totale di pezzi venduti</w:t>
-      </w:r>
-    </w:p>
-    <w:p>
-      <w:pPr>
-        <w:pStyle w:val="Paragrafoelenco"/>
-        <w:numPr>
-          <w:ilvl w:val="2"/>
-          <w:numId w:val="30"/>
-        </w:numPr>
-        <w:ind w:left="1620" w:hanging="270"/>
-        <w:rPr>
-          <w:rFonts w:ascii="Times New Roman" w:eastAsia="Times New Roman" w:hAnsi="Times New Roman" w:cs="Times New Roman"/>
-        </w:rPr>
-      </w:pPr>
-      <w:r>
-        <w:rPr>
-          <w:rFonts w:ascii="Times New Roman" w:eastAsia="Times New Roman" w:hAnsi="Times New Roman" w:cs="Times New Roman"/>
-        </w:rPr>
-        <w:t>Il Market Analyzer consulta la panoramica dei prodotti più venduti per comprendere le tendenze di mercato e le preferenze d'acquisto.</w:t>
-      </w:r>
-    </w:p>
-    <w:p>
-      <w:pPr>
-        <w:pStyle w:val="Paragrafoelenco"/>
-        <w:numPr>
-          <w:ilvl w:val="2"/>
-          <w:numId w:val="30"/>
-        </w:numPr>
-        <w:ind w:left="1620" w:hanging="270"/>
-        <w:rPr>
-          <w:rFonts w:ascii="Times New Roman" w:eastAsia="Times New Roman" w:hAnsi="Times New Roman" w:cs="Times New Roman"/>
-        </w:rPr>
-      </w:pPr>
-      <w:r>
-        <w:rPr>
-          <w:rFonts w:ascii="Times New Roman" w:eastAsia="Times New Roman" w:hAnsi="Times New Roman" w:cs="Times New Roman"/>
-        </w:rPr>
-        <w:t>Il Market Analyzer clicca su “Genera Report” per esportare il Report dei dati visualizzati.</w:t>
-      </w:r>
-    </w:p>
-    <w:p>
-      <w:pPr>
-        <w:pStyle w:val="Paragrafoelenco"/>
-        <w:numPr>
-          <w:ilvl w:val="2"/>
-          <w:numId w:val="30"/>
-        </w:numPr>
-        <w:ind w:left="1620" w:hanging="270"/>
-        <w:rPr>
-          <w:rFonts w:ascii="Times New Roman" w:eastAsia="Times New Roman" w:hAnsi="Times New Roman" w:cs="Times New Roman"/>
-        </w:rPr>
-      </w:pPr>
-      <w:r>
-        <w:rPr>
-          <w:rFonts w:ascii="Times New Roman" w:eastAsia="Times New Roman" w:hAnsi="Times New Roman" w:cs="Times New Roman"/>
-        </w:rPr>
-        <w:t xml:space="preserve">Il sistema elabora e genera il documento riassuntivo (in formato .xlsx) </w:t>
-      </w:r>
-    </w:p>
-    <w:p>
-      <w:pPr>
-        <w:pStyle w:val="Paragrafoelenco"/>
-        <w:numPr>
-          <w:ilvl w:val="0"/>
-          <w:numId w:val="12"/>
-        </w:numPr>
-        <w:ind w:left="1080" w:hanging="180"/>
-        <w:rPr>
-          <w:rFonts w:ascii="Times New Roman" w:eastAsia="Times New Roman" w:hAnsi="Times New Roman" w:cs="Times New Roman"/>
-        </w:rPr>
-      </w:pPr>
-      <w:r>
-        <w:rPr>
-          <w:rFonts w:ascii="Times New Roman" w:eastAsia="Times New Roman" w:hAnsi="Times New Roman" w:cs="Times New Roman"/>
-          <w:b/>
-          <w:bCs/>
-        </w:rPr>
-        <w:t xml:space="preserve">Exit Condition: </w:t>
-      </w:r>
-      <w:r>
-        <w:rPr>
-          <w:rFonts w:ascii="Times New Roman" w:eastAsia="Times New Roman" w:hAnsi="Times New Roman" w:cs="Times New Roman"/>
-        </w:rPr>
-        <w:t>Il Market Analyzer consulta con successo le statistiche di vendita e genera il report, mantenendo la possibilità di applicare filtri di approfondimento o tornare alla dashboard amministrativa.</w:t>
-      </w:r>
-    </w:p>
-    <w:p>
-      <w:pPr>
-        <w:pStyle w:val="Paragrafoelenco"/>
-        <w:ind w:left="900"/>
-        <w:rPr>
-          <w:rFonts w:ascii="Times New Roman" w:eastAsia="Times New Roman" w:hAnsi="Times New Roman" w:cs="Times New Roman"/>
-        </w:rPr>
-      </w:pPr>
-    </w:p>
-    <w:p>
-      <w:pPr>
-        <w:pStyle w:val="Paragrafoelenco"/>
-        <w:ind w:left="900"/>
-      </w:pPr>
-      <w:r>
-        <w:rPr>
-          <w:rFonts w:ascii="Times New Roman" w:eastAsia="Times New Roman" w:hAnsi="Times New Roman" w:cs="Times New Roman"/>
-          <w:b/>
-          <w:bCs/>
-        </w:rPr>
-        <w:t xml:space="preserve">Flussi alternativi / Eccezioni </w:t>
-      </w:r>
-    </w:p>
-    <w:p>
-      <w:pPr>
-        <w:pStyle w:val="Paragrafoelenco"/>
-        <w:numPr>
-          <w:ilvl w:val="0"/>
-          <w:numId w:val="11"/>
-        </w:numPr>
-        <w:rPr>
-          <w:rFonts w:ascii="Times New Roman" w:eastAsia="Times New Roman" w:hAnsi="Times New Roman" w:cs="Times New Roman"/>
-        </w:rPr>
-      </w:pPr>
-      <w:r>
-        <w:rPr>
-          <w:rFonts w:ascii="Times New Roman" w:eastAsia="Times New Roman" w:hAnsi="Times New Roman" w:cs="Times New Roman"/>
-        </w:rPr>
-        <w:t xml:space="preserve">Se al punto 3 il sistema non rileva vendite registrate nel catalogo o a seguito dei filtri impostati, viene eseguita l'eccezione UC </w:t>
-      </w:r>
-      <w:r>
-        <w:rPr>
-          <w:rFonts w:ascii="Times New Roman" w:eastAsia="Times New Roman" w:hAnsi="Times New Roman" w:cs="Times New Roman"/>
-        </w:rPr>
-        <w:t>9</w:t>
-      </w:r>
-      <w:r>
-        <w:rPr>
-          <w:rFonts w:ascii="Times New Roman" w:eastAsia="Times New Roman" w:hAnsi="Times New Roman" w:cs="Times New Roman"/>
-        </w:rPr>
-        <w:t>.1: Dati Statistici Non Disponibili.</w:t>
-      </w:r>
-    </w:p>
-    <w:p>
-      <w:pPr>
-        <w:pStyle w:val="Paragrafoelenco"/>
-        <w:numPr>
-          <w:ilvl w:val="0"/>
-          <w:numId w:val="11"/>
-        </w:numPr>
-        <w:rPr>
-          <w:rFonts w:ascii="Times New Roman" w:eastAsia="Times New Roman" w:hAnsi="Times New Roman" w:cs="Times New Roman"/>
-        </w:rPr>
-      </w:pPr>
-      <w:r>
-        <w:rPr>
-          <w:rFonts w:ascii="Times New Roman" w:eastAsia="Times New Roman" w:hAnsi="Times New Roman" w:cs="Times New Roman"/>
-        </w:rPr>
-        <w:t xml:space="preserve">Se il Market Analyzer applica filtri per periodo, prezzo o valutazione media, viene eseguito il flusso alternativo UC </w:t>
-      </w:r>
-      <w:r>
-        <w:rPr>
-          <w:rFonts w:ascii="Times New Roman" w:eastAsia="Times New Roman" w:hAnsi="Times New Roman" w:cs="Times New Roman"/>
-        </w:rPr>
-        <w:t>9</w:t>
-      </w:r>
-      <w:r>
-        <w:rPr>
-          <w:rFonts w:ascii="Times New Roman" w:eastAsia="Times New Roman" w:hAnsi="Times New Roman" w:cs="Times New Roman"/>
-        </w:rPr>
-        <w:t>.2: Filtraggio Statistico Avanzato.</w:t>
-      </w:r>
-    </w:p>
-    <w:p>
-      <w:pPr>
-        <w:pStyle w:val="Paragrafoelenco"/>
-        <w:numPr>
-          <w:ilvl w:val="0"/>
-          <w:numId w:val="11"/>
-        </w:numPr>
-        <w:rPr>
-          <w:rFonts w:ascii="Times New Roman" w:eastAsia="Times New Roman" w:hAnsi="Times New Roman" w:cs="Times New Roman"/>
-        </w:rPr>
-      </w:pPr>
-      <w:r>
-        <w:rPr>
-          <w:rFonts w:ascii="Times New Roman" w:eastAsia="Times New Roman" w:hAnsi="Times New Roman" w:cs="Times New Roman"/>
-        </w:rPr>
-        <w:t xml:space="preserve">Se il Market Analyzer richiede la sola esportazione dei dati filtrati, viene eseguito il flusso UC </w:t>
-      </w:r>
-      <w:r>
-        <w:rPr>
-          <w:rFonts w:ascii="Times New Roman" w:eastAsia="Times New Roman" w:hAnsi="Times New Roman" w:cs="Times New Roman"/>
-        </w:rPr>
-        <w:t>9</w:t>
-      </w:r>
-      <w:r>
-        <w:rPr>
-          <w:rFonts w:ascii="Times New Roman" w:eastAsia="Times New Roman" w:hAnsi="Times New Roman" w:cs="Times New Roman"/>
-        </w:rPr>
-        <w:t>.3: Generazione ed Esportazione del Report di Vendita.</w:t>
-      </w:r>
-    </w:p>
-    <w:p>
-      <w:pPr>
-        <w:ind w:left="720"/>
-        <w:rPr>
-          <w:rFonts w:eastAsia="Times New Roman"/>
-        </w:rPr>
-      </w:pPr>
-    </w:p>
-    <w:p>
-      <w:pPr>
-        <w:ind w:left="720"/>
-      </w:pPr>
-      <w:r>
-        <w:rPr>
-          <w:rFonts w:eastAsia="Times New Roman"/>
-          <w:b/>
-          <w:bCs/>
-        </w:rPr>
-        <w:t>UC 8.1: Dati Statici Non Disponibili</w:t>
-      </w:r>
-    </w:p>
-    <w:p>
-      <w:pPr>
-        <w:pStyle w:val="Paragrafoelenco"/>
-        <w:numPr>
-          <w:ilvl w:val="0"/>
-          <w:numId w:val="10"/>
-        </w:numPr>
-        <w:jc w:val="both"/>
-        <w:rPr>
-          <w:rFonts w:ascii="Times New Roman" w:eastAsia="Times New Roman" w:hAnsi="Times New Roman" w:cs="Times New Roman"/>
-        </w:rPr>
-      </w:pPr>
-      <w:r>
-        <w:rPr>
-          <w:rFonts w:ascii="Times New Roman" w:eastAsia="Times New Roman" w:hAnsi="Times New Roman" w:cs="Times New Roman"/>
-          <w:b/>
-          <w:bCs/>
-        </w:rPr>
-        <w:t xml:space="preserve">Attori coinvolti: </w:t>
-      </w:r>
-      <w:r>
-        <w:rPr>
-          <w:rFonts w:ascii="Times New Roman" w:eastAsia="Times New Roman" w:hAnsi="Times New Roman" w:cs="Times New Roman"/>
-        </w:rPr>
-        <w:t>Market Analyzer</w:t>
-      </w:r>
-    </w:p>
-    <w:p>
-      <w:pPr>
-        <w:pStyle w:val="Paragrafoelenco"/>
-        <w:numPr>
-          <w:ilvl w:val="0"/>
-          <w:numId w:val="10"/>
-        </w:numPr>
-        <w:jc w:val="both"/>
-        <w:rPr>
-          <w:rFonts w:ascii="Times New Roman" w:eastAsia="Times New Roman" w:hAnsi="Times New Roman" w:cs="Times New Roman"/>
-        </w:rPr>
-      </w:pPr>
-      <w:r>
-        <w:rPr>
-          <w:rFonts w:ascii="Times New Roman" w:eastAsia="Times New Roman" w:hAnsi="Times New Roman" w:cs="Times New Roman"/>
-          <w:b/>
-          <w:bCs/>
-        </w:rPr>
-        <w:t xml:space="preserve">Entry Condition: </w:t>
-      </w:r>
-      <w:r>
-        <w:rPr>
-          <w:rFonts w:ascii="Times New Roman" w:eastAsia="Times New Roman" w:hAnsi="Times New Roman" w:cs="Times New Roman"/>
-        </w:rPr>
-        <w:t>Nel database non sono presenti ordini registrati, oppure i filtri applicati restringono la ricerca a un insieme di prodotti non corrispondenti.</w:t>
-      </w:r>
-    </w:p>
-    <w:p>
-      <w:pPr>
-        <w:pStyle w:val="Paragrafoelenco"/>
-        <w:numPr>
-          <w:ilvl w:val="0"/>
-          <w:numId w:val="10"/>
-        </w:numPr>
-        <w:jc w:val="both"/>
-        <w:rPr>
-          <w:rFonts w:ascii="Times New Roman" w:eastAsia="Times New Roman" w:hAnsi="Times New Roman" w:cs="Times New Roman"/>
-          <w:b/>
-          <w:bCs/>
-        </w:rPr>
-      </w:pPr>
-      <w:r>
-        <w:rPr>
-          <w:rFonts w:ascii="Times New Roman" w:eastAsia="Times New Roman" w:hAnsi="Times New Roman" w:cs="Times New Roman"/>
-          <w:b/>
-          <w:bCs/>
-        </w:rPr>
-        <w:t>Flusso di eventi:</w:t>
-      </w:r>
-    </w:p>
-    <w:p>
-      <w:pPr>
-        <w:pStyle w:val="Paragrafoelenco"/>
-        <w:numPr>
-          <w:ilvl w:val="2"/>
-          <w:numId w:val="9"/>
-        </w:numPr>
-        <w:ind w:left="1440" w:hanging="270"/>
-        <w:jc w:val="both"/>
-        <w:rPr>
-          <w:rFonts w:ascii="Times New Roman" w:eastAsia="Times New Roman" w:hAnsi="Times New Roman" w:cs="Times New Roman"/>
-        </w:rPr>
-      </w:pPr>
-      <w:r>
-        <w:rPr>
-          <w:rFonts w:ascii="Times New Roman" w:eastAsia="Times New Roman" w:hAnsi="Times New Roman" w:cs="Times New Roman"/>
-        </w:rPr>
-        <w:t>A seguito dell'aggregazione dei dati, il sistema rileva che il conteggio degli articoli venduti è pari a zero o non corrisponde ai parametri impostati.</w:t>
-      </w:r>
-    </w:p>
-    <w:p>
-      <w:pPr>
-        <w:pStyle w:val="Paragrafoelenco"/>
-        <w:numPr>
-          <w:ilvl w:val="2"/>
-          <w:numId w:val="9"/>
-        </w:numPr>
-        <w:ind w:left="1440" w:hanging="270"/>
-        <w:jc w:val="both"/>
-        <w:rPr>
-          <w:rFonts w:ascii="Times New Roman" w:eastAsia="Times New Roman" w:hAnsi="Times New Roman" w:cs="Times New Roman"/>
-        </w:rPr>
-      </w:pPr>
-      <w:r>
-        <w:rPr>
-          <w:rFonts w:ascii="Times New Roman" w:eastAsia="Times New Roman" w:hAnsi="Times New Roman" w:cs="Times New Roman"/>
-        </w:rPr>
-        <w:t>l sistema mostra la pagina mantenendo attivi i controlli di filtraggio, visualizzando all'interno della tabella il messaggio informativo: “Nessun dato di vendita disponibile per i criteri selezionati”.</w:t>
-      </w:r>
-    </w:p>
-    <w:p>
-      <w:pPr>
-        <w:pStyle w:val="Paragrafoelenco"/>
-        <w:numPr>
-          <w:ilvl w:val="0"/>
-          <w:numId w:val="8"/>
-        </w:numPr>
-        <w:rPr>
-          <w:rFonts w:ascii="Times New Roman" w:eastAsia="Times New Roman" w:hAnsi="Times New Roman" w:cs="Times New Roman"/>
-        </w:rPr>
-      </w:pPr>
-      <w:r>
-        <w:rPr>
-          <w:b/>
-          <w:bCs/>
-        </w:rPr>
-        <w:t xml:space="preserve">Exit Condition: </w:t>
-      </w:r>
-      <w:r>
-        <w:rPr>
-          <w:rFonts w:ascii="Times New Roman" w:eastAsia="Times New Roman" w:hAnsi="Times New Roman" w:cs="Times New Roman"/>
-        </w:rPr>
-        <w:t>Il Market Analyzer riceve un feedback visivo chiaro sull'assenza di dati statistici nel periodo o fascia considerati e può ridefinire i filtri di ricerca.</w:t>
-      </w:r>
-    </w:p>
-    <w:p>
-      <w:pPr>
-        <w:ind w:left="720"/>
-        <w:rPr>
-          <w:rFonts w:eastAsia="Times New Roman"/>
-        </w:rPr>
-      </w:pPr>
-    </w:p>
-    <w:p>
-      <w:pPr>
-        <w:ind w:left="720"/>
-      </w:pPr>
-      <w:r>
-        <w:rPr>
-          <w:rFonts w:eastAsia="Times New Roman"/>
-          <w:b/>
-          <w:bCs/>
-        </w:rPr>
-        <w:t xml:space="preserve">UC </w:t>
-      </w:r>
-      <w:r>
-        <w:rPr>
-          <w:rFonts w:eastAsia="Times New Roman"/>
-          <w:b/>
-          <w:bCs/>
-        </w:rPr>
-        <w:t>9</w:t>
-      </w:r>
-      <w:r>
-        <w:rPr>
-          <w:rFonts w:eastAsia="Times New Roman"/>
-          <w:b/>
-          <w:bCs/>
-        </w:rPr>
-        <w:t>.2: Filtraggio Statistico Avanzato</w:t>
-      </w:r>
-    </w:p>
-    <w:p>
-      <w:pPr>
-        <w:pStyle w:val="Paragrafoelenco"/>
-        <w:numPr>
-          <w:ilvl w:val="0"/>
-          <w:numId w:val="7"/>
-        </w:numPr>
-        <w:ind w:left="900" w:hanging="270"/>
-        <w:rPr>
-          <w:rFonts w:ascii="Times New Roman" w:eastAsia="Times New Roman" w:hAnsi="Times New Roman" w:cs="Times New Roman"/>
-        </w:rPr>
-      </w:pPr>
-      <w:r>
-        <w:rPr>
-          <w:rFonts w:ascii="Times New Roman" w:eastAsia="Times New Roman" w:hAnsi="Times New Roman" w:cs="Times New Roman"/>
-          <w:b/>
-          <w:bCs/>
-        </w:rPr>
-        <w:t xml:space="preserve">Attori coinvolti: </w:t>
-      </w:r>
-      <w:r>
-        <w:rPr>
-          <w:rFonts w:ascii="Times New Roman" w:eastAsia="Times New Roman" w:hAnsi="Times New Roman" w:cs="Times New Roman"/>
-        </w:rPr>
-        <w:t xml:space="preserve">Market Analyzer </w:t>
-      </w:r>
-    </w:p>
-    <w:p>
-      <w:pPr>
-        <w:pStyle w:val="Paragrafoelenco"/>
-        <w:numPr>
-          <w:ilvl w:val="0"/>
-          <w:numId w:val="7"/>
-        </w:numPr>
-        <w:ind w:left="900" w:hanging="270"/>
-        <w:rPr>
-          <w:rFonts w:ascii="Times New Roman" w:eastAsia="Times New Roman" w:hAnsi="Times New Roman" w:cs="Times New Roman"/>
-        </w:rPr>
-      </w:pPr>
-      <w:r>
-        <w:rPr>
-          <w:rFonts w:ascii="Times New Roman" w:eastAsia="Times New Roman" w:hAnsi="Times New Roman" w:cs="Times New Roman"/>
-          <w:b/>
-          <w:bCs/>
-        </w:rPr>
-        <w:t xml:space="preserve">Entry Condition: </w:t>
-      </w:r>
-      <w:r>
-        <w:rPr>
-          <w:rFonts w:ascii="Times New Roman" w:eastAsia="Times New Roman" w:hAnsi="Times New Roman" w:cs="Times New Roman"/>
-        </w:rPr>
-        <w:t>Il Market Analyzer si trova nella pagina “Dati Prodotti Ordinati” e desidera condurre un'analisi delle vendite.</w:t>
-      </w:r>
-    </w:p>
-    <w:p>
-      <w:pPr>
-        <w:pStyle w:val="Paragrafoelenco"/>
-        <w:numPr>
-          <w:ilvl w:val="0"/>
-          <w:numId w:val="7"/>
-        </w:numPr>
-        <w:ind w:left="900" w:hanging="270"/>
-        <w:rPr>
-          <w:rFonts w:ascii="Times New Roman" w:eastAsia="Times New Roman" w:hAnsi="Times New Roman" w:cs="Times New Roman"/>
-          <w:b/>
-          <w:bCs/>
-        </w:rPr>
-      </w:pPr>
-      <w:r>
-        <w:rPr>
-          <w:rFonts w:ascii="Times New Roman" w:eastAsia="Times New Roman" w:hAnsi="Times New Roman" w:cs="Times New Roman"/>
-          <w:b/>
-          <w:bCs/>
-        </w:rPr>
-        <w:t>Flussi di eventi:</w:t>
-      </w:r>
-    </w:p>
-    <w:p>
-      <w:pPr>
-        <w:pStyle w:val="Paragrafoelenco"/>
-        <w:numPr>
-          <w:ilvl w:val="2"/>
-          <w:numId w:val="6"/>
-        </w:numPr>
-        <w:ind w:left="1350"/>
-        <w:rPr>
-          <w:rFonts w:ascii="Times New Roman" w:eastAsia="Times New Roman" w:hAnsi="Times New Roman" w:cs="Times New Roman"/>
-        </w:rPr>
-      </w:pPr>
-      <w:r>
-        <w:rPr>
-          <w:rFonts w:ascii="Times New Roman" w:eastAsia="Times New Roman" w:hAnsi="Times New Roman" w:cs="Times New Roman"/>
-        </w:rPr>
-        <w:t xml:space="preserve"> Il Market Analyzer interagisce con il modulo filtri impostando uno o più dei seguenti criteri:</w:t>
-      </w:r>
-    </w:p>
-    <w:p>
-      <w:pPr>
-        <w:pStyle w:val="Paragrafoelenco"/>
-        <w:numPr>
-          <w:ilvl w:val="0"/>
-          <w:numId w:val="5"/>
-        </w:numPr>
-        <w:ind w:left="1620" w:hanging="180"/>
-        <w:rPr>
-          <w:rFonts w:ascii="Times New Roman" w:eastAsia="Times New Roman" w:hAnsi="Times New Roman" w:cs="Times New Roman"/>
-        </w:rPr>
-      </w:pPr>
-      <w:r>
-        <w:rPr>
-          <w:rFonts w:ascii="Times New Roman" w:eastAsia="Times New Roman" w:hAnsi="Times New Roman" w:cs="Times New Roman"/>
-        </w:rPr>
-        <w:lastRenderedPageBreak/>
-        <w:t xml:space="preserve">Selezione temporale: intervallo di tempo personalizzato oppure selezione rapida (Ultima settimana, Ultimo </w:t>
-      </w:r>
-      <w:r>
-        <w:rPr>
-          <w:rFonts w:ascii="Times New Roman" w:eastAsia="Times New Roman" w:hAnsi="Times New Roman" w:cs="Times New Roman"/>
-        </w:rPr>
-        <w:t>mese, Ultimo anno);</w:t>
-      </w:r>
-    </w:p>
-    <w:p>
-      <w:pPr>
-        <w:pStyle w:val="Paragrafoelenco"/>
-        <w:numPr>
-          <w:ilvl w:val="0"/>
-          <w:numId w:val="5"/>
-        </w:numPr>
-        <w:ind w:left="1620" w:hanging="180"/>
-        <w:rPr>
-          <w:rFonts w:ascii="Times New Roman" w:eastAsia="Times New Roman" w:hAnsi="Times New Roman" w:cs="Times New Roman"/>
-        </w:rPr>
-      </w:pPr>
-      <w:r>
-        <w:rPr>
-          <w:rFonts w:ascii="Times New Roman" w:eastAsia="Times New Roman" w:hAnsi="Times New Roman" w:cs="Times New Roman"/>
-        </w:rPr>
-        <w:t>Fascia di prezzo (minimo e massimo);</w:t>
-      </w:r>
-    </w:p>
-    <w:p>
-      <w:pPr>
-        <w:pStyle w:val="Paragrafoelenco"/>
-        <w:numPr>
-          <w:ilvl w:val="0"/>
-          <w:numId w:val="5"/>
-        </w:numPr>
-        <w:ind w:left="1620" w:hanging="180"/>
-        <w:rPr>
-          <w:rFonts w:ascii="Times New Roman" w:eastAsia="Times New Roman" w:hAnsi="Times New Roman" w:cs="Times New Roman"/>
-        </w:rPr>
-      </w:pPr>
-      <w:r>
-        <w:rPr>
-          <w:rFonts w:ascii="Times New Roman" w:eastAsia="Times New Roman" w:hAnsi="Times New Roman" w:cs="Times New Roman"/>
-        </w:rPr>
-        <w:t>Valutazione media delle recensioni.</w:t>
-      </w:r>
-    </w:p>
-    <w:p>
-      <w:pPr>
-        <w:pStyle w:val="Paragrafoelenco"/>
-        <w:numPr>
-          <w:ilvl w:val="2"/>
-          <w:numId w:val="6"/>
-        </w:numPr>
-        <w:ind w:left="1440" w:hanging="270"/>
-        <w:rPr>
-          <w:rFonts w:ascii="Times New Roman" w:eastAsia="Times New Roman" w:hAnsi="Times New Roman" w:cs="Times New Roman"/>
-        </w:rPr>
-      </w:pPr>
-      <w:r>
-        <w:rPr>
-          <w:rFonts w:ascii="Times New Roman" w:eastAsia="Times New Roman" w:hAnsi="Times New Roman" w:cs="Times New Roman"/>
-        </w:rPr>
-        <w:t>Il Market Analyzer conferma i filtri.</w:t>
-      </w:r>
-    </w:p>
-    <w:p>
-      <w:pPr>
-        <w:pStyle w:val="Paragrafoelenco"/>
-        <w:numPr>
-          <w:ilvl w:val="2"/>
-          <w:numId w:val="6"/>
-        </w:numPr>
-        <w:ind w:left="1440" w:hanging="270"/>
-        <w:rPr>
-          <w:rFonts w:ascii="Times New Roman" w:eastAsia="Times New Roman" w:hAnsi="Times New Roman" w:cs="Times New Roman"/>
-        </w:rPr>
-      </w:pPr>
-      <w:r>
-        <w:rPr>
-          <w:rFonts w:ascii="Times New Roman" w:eastAsia="Times New Roman" w:hAnsi="Times New Roman" w:cs="Times New Roman"/>
-        </w:rPr>
-        <w:t xml:space="preserve">Il sistema ricalcola le aggregazioni sulle vendite in base ai </w:t>
-      </w:r>
-      <w:r>
-        <w:rPr>
-          <w:rFonts w:ascii="Times New Roman" w:eastAsia="Times New Roman" w:hAnsi="Times New Roman" w:cs="Times New Roman"/>
-        </w:rPr>
-        <w:t xml:space="preserve">parametri </w:t>
-      </w:r>
-      <w:r>
-        <w:rPr>
-          <w:rFonts w:ascii="Times New Roman" w:eastAsia="Times New Roman" w:hAnsi="Times New Roman" w:cs="Times New Roman"/>
-        </w:rPr>
-        <w:t>impostati.</w:t>
-      </w:r>
-    </w:p>
-    <w:p>
-      <w:pPr>
-        <w:pStyle w:val="Paragrafoelenco"/>
-        <w:numPr>
-          <w:ilvl w:val="2"/>
-          <w:numId w:val="6"/>
-        </w:numPr>
-        <w:ind w:left="1440" w:hanging="270"/>
-        <w:rPr>
-          <w:rFonts w:ascii="Times New Roman" w:eastAsia="Times New Roman" w:hAnsi="Times New Roman" w:cs="Times New Roman"/>
-        </w:rPr>
-      </w:pPr>
-      <w:r>
-        <w:rPr>
-          <w:rFonts w:ascii="Times New Roman" w:eastAsia="Times New Roman" w:hAnsi="Times New Roman" w:cs="Times New Roman"/>
-        </w:rPr>
-        <w:t>La tabella si aggiorna a video, riordinando o filtrando i prodotti secondo i nuovi parametri</w:t>
-      </w:r>
-      <w:r>
-        <w:rPr>
-          <w:rFonts w:ascii="Times New Roman" w:eastAsia="Times New Roman" w:hAnsi="Times New Roman" w:cs="Times New Roman"/>
-        </w:rPr>
-        <w:t>.</w:t>
-      </w:r>
-    </w:p>
-    <w:p>
-      <w:pPr>
-        <w:pStyle w:val="Paragrafoelenco"/>
-        <w:numPr>
-          <w:ilvl w:val="0"/>
-          <w:numId w:val="4"/>
-        </w:numPr>
-        <w:rPr>
-          <w:rFonts w:ascii="Times New Roman" w:eastAsia="Times New Roman" w:hAnsi="Times New Roman" w:cs="Times New Roman"/>
-        </w:rPr>
-      </w:pPr>
-      <w:r>
-        <w:rPr>
-          <w:rFonts w:ascii="Times New Roman" w:eastAsia="Times New Roman" w:hAnsi="Times New Roman" w:cs="Times New Roman"/>
-          <w:b/>
-          <w:bCs/>
-        </w:rPr>
-        <w:t xml:space="preserve">Exit Condition: </w:t>
-      </w:r>
-      <w:r>
-        <w:rPr>
-          <w:rFonts w:ascii="Times New Roman" w:eastAsia="Times New Roman" w:hAnsi="Times New Roman" w:cs="Times New Roman"/>
-        </w:rPr>
-        <w:t>Il Market Analyzer visualizza la tabella ricalcolata e aggiornata in base ai filtri di indagi</w:t>
-      </w:r>
-      <w:r>
-        <w:rPr>
-          <w:rFonts w:ascii="Times New Roman" w:eastAsia="Times New Roman" w:hAnsi="Times New Roman" w:cs="Times New Roman"/>
-        </w:rPr>
-        <w:t>ne selezionati.</w:t>
-      </w:r>
-    </w:p>
-    <w:p>
-      <w:pPr>
-        <w:ind w:left="720"/>
-        <w:rPr>
-          <w:rFonts w:eastAsia="Times New Roman"/>
-        </w:rPr>
-      </w:pPr>
-    </w:p>
-    <w:p>
-      <w:pPr>
-        <w:ind w:left="720"/>
-      </w:pPr>
-      <w:r>
-        <w:rPr>
-          <w:rFonts w:eastAsia="Times New Roman"/>
-          <w:b/>
-          <w:bCs/>
-        </w:rPr>
-        <w:t xml:space="preserve">UC </w:t>
-      </w:r>
-      <w:r>
-        <w:rPr>
-          <w:rFonts w:eastAsia="Times New Roman"/>
-          <w:b/>
-          <w:bCs/>
-        </w:rPr>
-        <w:t>9</w:t>
-      </w:r>
-      <w:r>
-        <w:rPr>
-          <w:rFonts w:eastAsia="Times New Roman"/>
-          <w:b/>
-          <w:bCs/>
-        </w:rPr>
-        <w:t>.3: Generazione ed Esportazione del Report di Vendita</w:t>
-      </w:r>
-    </w:p>
-    <w:p>
-      <w:pPr>
-        <w:pStyle w:val="Paragrafoelenco"/>
-        <w:numPr>
-          <w:ilvl w:val="0"/>
-          <w:numId w:val="3"/>
-        </w:numPr>
-        <w:rPr>
-          <w:rFonts w:ascii="Times New Roman" w:eastAsia="Times New Roman" w:hAnsi="Times New Roman" w:cs="Times New Roman"/>
-        </w:rPr>
-      </w:pPr>
-      <w:r>
-        <w:rPr>
-          <w:rFonts w:ascii="Times New Roman" w:eastAsia="Times New Roman" w:hAnsi="Times New Roman" w:cs="Times New Roman"/>
-          <w:b/>
-          <w:bCs/>
-        </w:rPr>
-        <w:t xml:space="preserve">Attori coinvolti: </w:t>
-      </w:r>
-      <w:r>
-        <w:rPr>
-          <w:rFonts w:ascii="Times New Roman" w:eastAsia="Times New Roman" w:hAnsi="Times New Roman" w:cs="Times New Roman"/>
-        </w:rPr>
-        <w:t>Market Analyzer</w:t>
-      </w:r>
-    </w:p>
-    <w:p>
-      <w:pPr>
-        <w:pStyle w:val="Paragrafoelenco"/>
-        <w:numPr>
-          <w:ilvl w:val="0"/>
-          <w:numId w:val="3"/>
-        </w:numPr>
-        <w:rPr>
-          <w:rFonts w:ascii="Times New Roman" w:eastAsia="Times New Roman" w:hAnsi="Times New Roman" w:cs="Times New Roman"/>
-        </w:rPr>
-      </w:pPr>
-      <w:r>
-        <w:rPr>
-          <w:rFonts w:ascii="Times New Roman" w:eastAsia="Times New Roman" w:hAnsi="Times New Roman" w:cs="Times New Roman"/>
-          <w:b/>
-          <w:bCs/>
-        </w:rPr>
-        <w:t xml:space="preserve">Entry Condition: </w:t>
-      </w:r>
-      <w:r>
-        <w:rPr>
-          <w:rFonts w:ascii="Times New Roman" w:eastAsia="Times New Roman" w:hAnsi="Times New Roman" w:cs="Times New Roman"/>
-        </w:rPr>
-        <w:t>Il Market Analyzer ha isolato il set di dati statistici di interesse e desidera formalizzare i risultati per il Product Manager.</w:t>
-      </w:r>
-    </w:p>
-    <w:p>
-      <w:pPr>
-        <w:pStyle w:val="Paragrafoelenco"/>
-        <w:numPr>
-          <w:ilvl w:val="0"/>
-          <w:numId w:val="3"/>
-        </w:numPr>
-        <w:rPr>
-          <w:rFonts w:ascii="Times New Roman" w:eastAsia="Times New Roman" w:hAnsi="Times New Roman" w:cs="Times New Roman"/>
-          <w:b/>
-          <w:bCs/>
-        </w:rPr>
-      </w:pPr>
-      <w:r>
-        <w:rPr>
-          <w:rFonts w:ascii="Times New Roman" w:eastAsia="Times New Roman" w:hAnsi="Times New Roman" w:cs="Times New Roman"/>
-          <w:b/>
-          <w:bCs/>
-        </w:rPr>
-        <w:t>Flusso di eventi:</w:t>
-      </w:r>
-    </w:p>
-    <w:p>
-      <w:pPr>
-        <w:pStyle w:val="Paragrafoelenco"/>
-        <w:numPr>
-          <w:ilvl w:val="2"/>
-          <w:numId w:val="2"/>
-        </w:numPr>
-        <w:ind w:left="1350"/>
-        <w:rPr>
-          <w:rFonts w:ascii="Times New Roman" w:eastAsia="Times New Roman" w:hAnsi="Times New Roman" w:cs="Times New Roman"/>
-        </w:rPr>
-      </w:pPr>
-      <w:r>
-        <w:rPr>
-          <w:rFonts w:ascii="Times New Roman" w:eastAsia="Times New Roman" w:hAnsi="Times New Roman" w:cs="Times New Roman"/>
-        </w:rPr>
-        <w:t xml:space="preserve"> Il Market Analyzer clicca sul pulsante “Genera Report”.</w:t>
-      </w:r>
-    </w:p>
-    <w:p>
-      <w:pPr>
-        <w:pStyle w:val="Paragrafoelenco"/>
-        <w:numPr>
-          <w:ilvl w:val="2"/>
-          <w:numId w:val="2"/>
-        </w:numPr>
-        <w:ind w:left="1350"/>
-        <w:rPr>
-          <w:rFonts w:ascii="Times New Roman" w:eastAsia="Times New Roman" w:hAnsi="Times New Roman" w:cs="Times New Roman"/>
-        </w:rPr>
-      </w:pPr>
-      <w:r>
-        <w:rPr>
-          <w:rFonts w:ascii="Times New Roman" w:eastAsia="Times New Roman" w:hAnsi="Times New Roman" w:cs="Times New Roman"/>
-        </w:rPr>
-        <w:t xml:space="preserve"> Il sistema aggrega le informazioni correntemente visualizzate (parametri impostati)</w:t>
-      </w:r>
-      <w:r>
-        <w:rPr>
-          <w:rFonts w:ascii="Times New Roman" w:eastAsia="Times New Roman" w:hAnsi="Times New Roman" w:cs="Times New Roman"/>
-        </w:rPr>
-        <w:t>.</w:t>
-      </w:r>
-    </w:p>
-    <w:p>
-      <w:pPr>
-        <w:pStyle w:val="Paragrafoelenco"/>
-        <w:numPr>
-          <w:ilvl w:val="2"/>
-          <w:numId w:val="2"/>
-        </w:numPr>
-        <w:ind w:left="1350"/>
-        <w:rPr>
-          <w:rFonts w:ascii="Times New Roman" w:eastAsia="Times New Roman" w:hAnsi="Times New Roman" w:cs="Times New Roman"/>
-        </w:rPr>
-      </w:pPr>
-      <w:r>
-        <w:rPr>
-          <w:rFonts w:ascii="Times New Roman" w:eastAsia="Times New Roman" w:hAnsi="Times New Roman" w:cs="Times New Roman"/>
-        </w:rPr>
-        <w:t xml:space="preserve"> Il sistema genera un file di report (.xlsx) contenente l’intestazione dell’analisi, i criteri di filtro applicati.</w:t>
-      </w:r>
-    </w:p>
-    <w:p>
-      <w:pPr>
-        <w:pStyle w:val="Paragrafoelenco"/>
-        <w:numPr>
-          <w:ilvl w:val="2"/>
-          <w:numId w:val="2"/>
-        </w:numPr>
-        <w:ind w:left="1350"/>
-        <w:rPr>
-          <w:rFonts w:ascii="Times New Roman" w:eastAsia="Times New Roman" w:hAnsi="Times New Roman" w:cs="Times New Roman"/>
-        </w:rPr>
-      </w:pPr>
-      <w:r>
-        <w:rPr>
-          <w:rFonts w:ascii="Times New Roman" w:eastAsia="Times New Roman" w:hAnsi="Times New Roman" w:cs="Times New Roman"/>
-        </w:rPr>
-        <w:t xml:space="preserve"> Il sistema avvia il download del report.</w:t>
-      </w:r>
-    </w:p>
-    <w:p>
-      <w:pPr>
-        <w:pStyle w:val="Paragrafoelenco"/>
-        <w:numPr>
-          <w:ilvl w:val="0"/>
-          <w:numId w:val="1"/>
-        </w:numPr>
-        <w:rPr>
-          <w:rFonts w:ascii="Times New Roman" w:eastAsia="Times New Roman" w:hAnsi="Times New Roman" w:cs="Times New Roman"/>
-        </w:rPr>
-      </w:pPr>
-      <w:r>
-        <w:rPr>
-          <w:rFonts w:ascii="Times New Roman" w:eastAsia="Times New Roman" w:hAnsi="Times New Roman" w:cs="Times New Roman"/>
-          <w:b/>
-          <w:bCs/>
-        </w:rPr>
-        <w:t xml:space="preserve">Exit Condition: </w:t>
-      </w:r>
-      <w:r>
-        <w:rPr>
-          <w:rFonts w:ascii="Times New Roman" w:eastAsia="Times New Roman" w:hAnsi="Times New Roman" w:cs="Times New Roman"/>
-        </w:rPr>
-        <w:t>Il Market Analyzer ottiene il documento di report.</w:t>
-      </w:r>
-    </w:p>
-    <w:p>
-      <w:pPr>
-        <w:spacing w:before="240" w:after="240"/>
-        <w:ind w:firstLine="720"/>
-        <w:rPr>
-          <w:rFonts w:eastAsia="Times New Roman"/>
-          <w:b/>
-          <w:bCs/>
-        </w:rPr>
-      </w:pPr>
-    </w:p>
-    <w:p>
-      <w:pPr>
-        <w:tabs>
-          <w:tab w:val="left" w:pos="8580"/>
-        </w:tabs>
-        <w:spacing w:after="100"/>
-        <w:ind w:left="709"/>
-        <w:jc w:val="both"/>
+        <w:t>10</w:t>
+      </w:r>
+      <w:r>
         <w:rPr>
           <w:b/>
           <w:bCs/>
@@ -20696,7 +20833,8 @@
           <w:szCs w:val="28"/>
           <w:u w:val="single"/>
         </w:rPr>
-      </w:pPr>
+        <w:t xml:space="preserve">: </w:t>
+      </w:r>
       <w:r>
         <w:rPr>
           <w:b/>
@@ -20705,7 +20843,7 @@
           <w:szCs w:val="28"/>
           <w:u w:val="single"/>
         </w:rPr>
-        <w:t xml:space="preserve">UC </w:t>
+        <w:t xml:space="preserve">Gestione Errore </w:t>
       </w:r>
       <w:r>
         <w:rPr>
@@ -20715,36 +20853,6 @@
           <w:szCs w:val="28"/>
           <w:u w:val="single"/>
         </w:rPr>
-        <w:t>10</w:t>
-      </w:r>
-      <w:r>
-        <w:rPr>
-          <w:b/>
-          <w:bCs/>
-          <w:sz w:val="28"/>
-          <w:szCs w:val="28"/>
-          <w:u w:val="single"/>
-        </w:rPr>
-        <w:t xml:space="preserve">: </w:t>
-      </w:r>
-      <w:r>
-        <w:rPr>
-          <w:b/>
-          <w:bCs/>
-          <w:sz w:val="28"/>
-          <w:szCs w:val="28"/>
-          <w:u w:val="single"/>
-        </w:rPr>
-        <w:t xml:space="preserve">Gestione Errore </w:t>
-      </w:r>
-      <w:r>
-        <w:rPr>
-          <w:b/>
-          <w:bCs/>
-          <w:sz w:val="28"/>
-          <w:szCs w:val="28"/>
-          <w:u w:val="single"/>
-        </w:rPr>
         <w:t>Sintattico di Dati</w:t>
       </w:r>
     </w:p>
@@ -20763,10 +20871,7 @@
         <w:jc w:val="both"/>
       </w:pPr>
       <w:r>
-        <w:t xml:space="preserve">Attori coinvolti: </w:t>
-      </w:r>
-      <w:r>
-        <w:t>Utente</w:t>
+        <w:t>Attori coinvolti: Utente</w:t>
       </w:r>
     </w:p>
     <w:p>
@@ -20792,10 +20897,7 @@
       </w:r>
       <w:proofErr w:type="spellEnd"/>
       <w:r>
-        <w:t xml:space="preserve">: L’utente </w:t>
-      </w:r>
-      <w:r>
-        <w:t>ha compilato un</w:t>
+        <w:t>: L’utente ha compilato un</w:t>
       </w:r>
       <w:r>
         <w:t>o o più</w:t>
@@ -21153,7 +21255,6 @@
                 <w:b w:val="0"/>
                 <w:bCs w:val="0"/>
               </w:rPr>
-              <w:lastRenderedPageBreak/>
               <w:t>Email</w:t>
             </w:r>
           </w:p>
@@ -21358,7 +21459,11 @@
               <w:cnfStyle w:val="000000000000" w:firstRow="0" w:lastRow="0" w:firstColumn="0" w:lastColumn="0" w:oddVBand="0" w:evenVBand="0" w:oddHBand="0" w:evenHBand="0" w:firstRowFirstColumn="0" w:firstRowLastColumn="0" w:lastRowFirstColumn="0" w:lastRowLastColumn="0"/>
             </w:pPr>
             <w:r>
-              <w:t>Minimo 2 caratteri, massimo 50</w:t>
+              <w:t xml:space="preserve">Minimo 2 caratteri, </w:t>
+            </w:r>
+            <w:r>
+              <w:lastRenderedPageBreak/>
+              <w:t>massimo 50</w:t>
             </w:r>
           </w:p>
         </w:tc>
@@ -21375,7 +21480,12 @@
               <w:cnfStyle w:val="000000000000" w:firstRow="0" w:lastRow="0" w:firstColumn="0" w:lastColumn="0" w:oddVBand="0" w:evenVBand="0" w:oddHBand="0" w:evenHBand="0" w:firstRowFirstColumn="0" w:firstRowLastColumn="0" w:lastRowFirstColumn="0" w:lastRowLastColumn="0"/>
             </w:pPr>
             <w:r>
-              <w:t>“Inserisci un cognome valido (almeno 2 caratteri)”</w:t>
+              <w:lastRenderedPageBreak/>
+              <w:t xml:space="preserve">“Inserisci un cognome </w:t>
+            </w:r>
+            <w:r>
+              <w:lastRenderedPageBreak/>
+              <w:t>valido (almeno 2 caratteri)”</w:t>
             </w:r>
           </w:p>
         </w:tc>
@@ -21401,6 +21511,7 @@
                 <w:b w:val="0"/>
                 <w:bCs w:val="0"/>
               </w:rPr>
+              <w:lastRenderedPageBreak/>
               <w:t>Password</w:t>
             </w:r>
             <w:r>
@@ -22564,7 +22675,6 @@
                 <w:b w:val="0"/>
                 <w:bCs w:val="0"/>
               </w:rPr>
-              <w:lastRenderedPageBreak/>
               <w:t>Numero della carta</w:t>
             </w:r>
           </w:p>
@@ -22778,7 +22888,11 @@
               <w:cnfStyle w:val="000000000000" w:firstRow="0" w:lastRow="0" w:firstColumn="0" w:lastColumn="0" w:oddVBand="0" w:evenVBand="0" w:oddHBand="0" w:evenHBand="0" w:firstRowFirstColumn="0" w:firstRowLastColumn="0" w:lastRowFirstColumn="0" w:lastRowLastColumn="0"/>
             </w:pPr>
             <w:r>
-              <w:t>“Inserisci esattamente 3 cifre”</w:t>
+              <w:t xml:space="preserve">“Inserisci esattamente 3 </w:t>
+            </w:r>
+            <w:r>
+              <w:lastRenderedPageBreak/>
+              <w:t>cifre”</w:t>
             </w:r>
           </w:p>
         </w:tc>
@@ -22797,6 +22911,7 @@
           <w:b/>
           <w:bCs/>
         </w:rPr>
+        <w:lastRenderedPageBreak/>
         <w:t>Nota:</w:t>
       </w:r>
       <w:r>
@@ -22805,28 +22920,6 @@
       <w:r>
         <w:t>i, quindi dispongono tutti del messaggio di errore “Campo obbligatorio” se lasciato vuoto</w:t>
       </w:r>
-    </w:p>
-    <w:p>
-      <w:pPr>
-        <w:tabs>
-          <w:tab w:val="left" w:pos="8580"/>
-        </w:tabs>
-        <w:spacing w:after="100"/>
-        <w:ind w:left="567"/>
-        <w:jc w:val="both"/>
-      </w:pPr>
-    </w:p>
-    <w:p>
-      <w:pPr>
-        <w:pBdr>
-          <w:bottom w:val="single" w:sz="6" w:space="1" w:color="auto"/>
-        </w:pBdr>
-        <w:tabs>
-          <w:tab w:val="left" w:pos="8580"/>
-        </w:tabs>
-        <w:spacing w:after="100"/>
-        <w:jc w:val="both"/>
-      </w:pPr>
     </w:p>
     <w:p>
       <w:pPr>
@@ -22847,27 +22940,817 @@
     </w:p>
     <w:p>
       <w:pPr>
-        <w:spacing w:before="240" w:after="240"/>
-        <w:ind w:firstLine="720"/>
-        <w:rPr>
-          <w:rFonts w:eastAsia="Times New Roman"/>
+        <w:tabs>
+          <w:tab w:val="left" w:pos="8580"/>
+        </w:tabs>
+        <w:spacing w:after="100"/>
+        <w:ind w:left="709"/>
+        <w:jc w:val="both"/>
+        <w:rPr>
           <w:b/>
           <w:bCs/>
-        </w:rPr>
-      </w:pPr>
-    </w:p>
-    <w:p>
-      <w:pPr>
+          <w:sz w:val="28"/>
+          <w:szCs w:val="28"/>
+          <w:u w:val="single"/>
+        </w:rPr>
+      </w:pPr>
+      <w:r>
+        <w:rPr>
+          <w:b/>
+          <w:bCs/>
+          <w:sz w:val="28"/>
+          <w:szCs w:val="28"/>
+          <w:u w:val="single"/>
+        </w:rPr>
+        <w:t xml:space="preserve">UC </w:t>
+      </w:r>
+      <w:r>
+        <w:rPr>
+          <w:b/>
+          <w:bCs/>
+          <w:sz w:val="28"/>
+          <w:szCs w:val="28"/>
+          <w:u w:val="single"/>
+        </w:rPr>
+        <w:t>11</w:t>
+      </w:r>
+      <w:r>
+        <w:rPr>
+          <w:b/>
+          <w:bCs/>
+          <w:sz w:val="28"/>
+          <w:szCs w:val="28"/>
+          <w:u w:val="single"/>
+        </w:rPr>
+        <w:t xml:space="preserve">: </w:t>
+      </w:r>
+      <w:r>
+        <w:rPr>
+          <w:b/>
+          <w:bCs/>
+          <w:sz w:val="28"/>
+          <w:szCs w:val="28"/>
+          <w:u w:val="single"/>
+        </w:rPr>
+        <w:t>Aggiunta di un nuovo prodotto al catalogo online</w:t>
+      </w:r>
+    </w:p>
+    <w:p>
+      <w:pPr>
+        <w:pStyle w:val="Paragrafoelenco"/>
+        <w:numPr>
+          <w:ilvl w:val="0"/>
+          <w:numId w:val="39"/>
+        </w:numPr>
         <w:tabs>
           <w:tab w:val="left" w:pos="8580"/>
         </w:tabs>
         <w:spacing w:after="100"/>
-        <w:ind w:firstLine="630"/>
+        <w:ind w:left="1276" w:hanging="283"/>
+        <w:jc w:val="both"/>
+      </w:pPr>
+      <w:r>
+        <w:t>Attori coinvolti: Product Manager</w:t>
+      </w:r>
+    </w:p>
+    <w:p>
+      <w:pPr>
+        <w:pStyle w:val="Paragrafoelenco"/>
+        <w:numPr>
+          <w:ilvl w:val="0"/>
+          <w:numId w:val="39"/>
+        </w:numPr>
+        <w:tabs>
+          <w:tab w:val="left" w:pos="8580"/>
+        </w:tabs>
+        <w:spacing w:after="100"/>
+        <w:ind w:left="1276" w:hanging="283"/>
+        <w:jc w:val="both"/>
+      </w:pPr>
+      <w:r>
+        <w:t xml:space="preserve">Entry </w:t>
+      </w:r>
+      <w:proofErr w:type="spellStart"/>
+      <w:r>
+        <w:t>Condition</w:t>
+      </w:r>
+      <w:proofErr w:type="spellEnd"/>
+      <w:r>
+        <w:t xml:space="preserve">: </w:t>
+      </w:r>
+      <w:r>
+        <w:t xml:space="preserve">Il PM </w:t>
+      </w:r>
+      <w:r>
+        <w:t xml:space="preserve">si </w:t>
+      </w:r>
+      <w:r>
+        <w:t xml:space="preserve">è autenticato con il proprio account aziendale e ha effettuato l'accesso all'area gestionale, posizionandosi sulla schermata </w:t>
+      </w:r>
+      <w:r>
+        <w:t>“</w:t>
+      </w:r>
+      <w:r>
+        <w:t>Gestione Catalogo</w:t>
+      </w:r>
+      <w:r>
+        <w:t>”.</w:t>
+      </w:r>
+    </w:p>
+    <w:p>
+      <w:pPr>
+        <w:pStyle w:val="Paragrafoelenco"/>
+        <w:numPr>
+          <w:ilvl w:val="0"/>
+          <w:numId w:val="39"/>
+        </w:numPr>
+        <w:tabs>
+          <w:tab w:val="left" w:pos="8580"/>
+        </w:tabs>
+        <w:spacing w:after="100"/>
+        <w:ind w:left="1276" w:hanging="283"/>
+        <w:jc w:val="both"/>
+      </w:pPr>
+      <w:r>
+        <w:t>Flusso di eventi:</w:t>
+      </w:r>
+    </w:p>
+    <w:p>
+      <w:pPr>
+        <w:pStyle w:val="Paragrafoelenco"/>
+        <w:numPr>
+          <w:ilvl w:val="0"/>
+          <w:numId w:val="81"/>
+        </w:numPr>
+        <w:tabs>
+          <w:tab w:val="left" w:pos="8580"/>
+        </w:tabs>
+        <w:spacing w:after="100"/>
+        <w:ind w:left="1843"/>
+        <w:jc w:val="both"/>
+      </w:pPr>
+      <w:r>
+        <w:t xml:space="preserve">Il sistema mostra a schermo la pagina gestionale composta da due sezioni: a sinistra la tabella riepilogativa </w:t>
+      </w:r>
+      <w:r>
+        <w:t>“</w:t>
+      </w:r>
+      <w:r>
+        <w:t>Prodotti in Catalogo</w:t>
+      </w:r>
+      <w:r>
+        <w:t>”</w:t>
+      </w:r>
+      <w:r>
+        <w:t xml:space="preserve">, a destra il form vuoto </w:t>
+      </w:r>
+      <w:r>
+        <w:t>per  l’aggiunta di un nuovo paio di occhiali</w:t>
+      </w:r>
+      <w:r>
+        <w:t>.</w:t>
+      </w:r>
+    </w:p>
+    <w:p>
+      <w:pPr>
+        <w:pStyle w:val="Paragrafoelenco"/>
+        <w:numPr>
+          <w:ilvl w:val="0"/>
+          <w:numId w:val="81"/>
+        </w:numPr>
+        <w:tabs>
+          <w:tab w:val="left" w:pos="8580"/>
+        </w:tabs>
+        <w:spacing w:after="100"/>
+        <w:ind w:left="1843"/>
+        <w:jc w:val="both"/>
+      </w:pPr>
+      <w:r>
+        <w:t xml:space="preserve"> Il PM compila i campi </w:t>
+      </w:r>
+      <w:r>
+        <w:t xml:space="preserve">inserendo tutte </w:t>
+      </w:r>
+      <w:r>
+        <w:t>le specifiche del nuovo modello:</w:t>
+      </w:r>
+    </w:p>
+    <w:p>
+      <w:pPr>
+        <w:pStyle w:val="Paragrafoelenco"/>
+        <w:numPr>
+          <w:ilvl w:val="1"/>
+          <w:numId w:val="81"/>
+        </w:numPr>
+        <w:tabs>
+          <w:tab w:val="left" w:pos="8580"/>
+        </w:tabs>
+        <w:spacing w:after="100"/>
+        <w:ind w:left="2268" w:hanging="283"/>
+        <w:jc w:val="both"/>
+      </w:pPr>
+      <w:r>
+        <w:t>Marca</w:t>
+      </w:r>
+    </w:p>
+    <w:p>
+      <w:pPr>
+        <w:pStyle w:val="Paragrafoelenco"/>
+        <w:numPr>
+          <w:ilvl w:val="1"/>
+          <w:numId w:val="81"/>
+        </w:numPr>
+        <w:tabs>
+          <w:tab w:val="left" w:pos="8580"/>
+        </w:tabs>
+        <w:spacing w:after="100"/>
+        <w:ind w:left="2268" w:hanging="283"/>
+        <w:jc w:val="both"/>
+      </w:pPr>
+      <w:r>
+        <w:t>Modello</w:t>
+      </w:r>
+    </w:p>
+    <w:p>
+      <w:pPr>
+        <w:pStyle w:val="Paragrafoelenco"/>
+        <w:numPr>
+          <w:ilvl w:val="1"/>
+          <w:numId w:val="81"/>
+        </w:numPr>
+        <w:tabs>
+          <w:tab w:val="left" w:pos="8580"/>
+        </w:tabs>
+        <w:spacing w:after="100"/>
+        <w:ind w:left="2268" w:hanging="283"/>
+        <w:jc w:val="both"/>
+      </w:pPr>
+      <w:r>
+        <w:t>Prezzo (€)</w:t>
+      </w:r>
+    </w:p>
+    <w:p>
+      <w:pPr>
+        <w:pStyle w:val="Paragrafoelenco"/>
+        <w:numPr>
+          <w:ilvl w:val="1"/>
+          <w:numId w:val="81"/>
+        </w:numPr>
+        <w:tabs>
+          <w:tab w:val="left" w:pos="8580"/>
+        </w:tabs>
+        <w:spacing w:after="100"/>
+        <w:ind w:left="2268" w:hanging="283"/>
+        <w:jc w:val="both"/>
+      </w:pPr>
+      <w:r>
+        <w:t>Tipologia</w:t>
+      </w:r>
+    </w:p>
+    <w:p>
+      <w:pPr>
+        <w:pStyle w:val="Paragrafoelenco"/>
+        <w:numPr>
+          <w:ilvl w:val="1"/>
+          <w:numId w:val="81"/>
+        </w:numPr>
+        <w:tabs>
+          <w:tab w:val="left" w:pos="8580"/>
+        </w:tabs>
+        <w:spacing w:after="100"/>
+        <w:ind w:left="2268" w:hanging="283"/>
+        <w:jc w:val="both"/>
+      </w:pPr>
+      <w:r>
+        <w:t>Genere</w:t>
+      </w:r>
+    </w:p>
+    <w:p>
+      <w:pPr>
+        <w:pStyle w:val="Paragrafoelenco"/>
+        <w:numPr>
+          <w:ilvl w:val="1"/>
+          <w:numId w:val="81"/>
+        </w:numPr>
+        <w:tabs>
+          <w:tab w:val="left" w:pos="8580"/>
+        </w:tabs>
+        <w:spacing w:after="100"/>
+        <w:ind w:left="2268" w:hanging="283"/>
+        <w:jc w:val="both"/>
+      </w:pPr>
+      <w:r>
+        <w:t>Montatura</w:t>
+      </w:r>
+    </w:p>
+    <w:p>
+      <w:pPr>
+        <w:pStyle w:val="Paragrafoelenco"/>
+        <w:numPr>
+          <w:ilvl w:val="1"/>
+          <w:numId w:val="81"/>
+        </w:numPr>
+        <w:tabs>
+          <w:tab w:val="left" w:pos="8580"/>
+        </w:tabs>
+        <w:spacing w:after="100"/>
+        <w:ind w:left="2268" w:hanging="283"/>
+        <w:jc w:val="both"/>
+      </w:pPr>
+      <w:r>
+        <w:t>Forma delle lenti</w:t>
+      </w:r>
+    </w:p>
+    <w:p>
+      <w:pPr>
+        <w:pStyle w:val="Paragrafoelenco"/>
+        <w:numPr>
+          <w:ilvl w:val="1"/>
+          <w:numId w:val="81"/>
+        </w:numPr>
+        <w:tabs>
+          <w:tab w:val="left" w:pos="8580"/>
+        </w:tabs>
+        <w:spacing w:after="100"/>
+        <w:ind w:left="2268" w:hanging="283"/>
+        <w:jc w:val="both"/>
+      </w:pPr>
+      <w:r>
+        <w:t>Taglia</w:t>
+      </w:r>
+    </w:p>
+    <w:p>
+      <w:pPr>
+        <w:pStyle w:val="Paragrafoelenco"/>
+        <w:numPr>
+          <w:ilvl w:val="1"/>
+          <w:numId w:val="81"/>
+        </w:numPr>
+        <w:tabs>
+          <w:tab w:val="left" w:pos="8580"/>
+        </w:tabs>
+        <w:spacing w:after="100"/>
+        <w:ind w:left="2268" w:hanging="283"/>
+        <w:jc w:val="both"/>
+      </w:pPr>
+      <w:r>
+        <w:t xml:space="preserve">Materiale.   </w:t>
+      </w:r>
+    </w:p>
+    <w:p>
+      <w:pPr>
+        <w:pStyle w:val="Paragrafoelenco"/>
+        <w:numPr>
+          <w:ilvl w:val="0"/>
+          <w:numId w:val="81"/>
+        </w:numPr>
+        <w:tabs>
+          <w:tab w:val="left" w:pos="8580"/>
+        </w:tabs>
+        <w:spacing w:after="100"/>
+        <w:ind w:left="1843"/>
+        <w:jc w:val="both"/>
+      </w:pPr>
+      <w:r>
+        <w:t xml:space="preserve">Il PM carica le immagini dell'occhiale cliccando sui pulsanti </w:t>
+      </w:r>
+      <w:r>
+        <w:t>“</w:t>
+      </w:r>
+      <w:r>
+        <w:t>Scegli file</w:t>
+      </w:r>
+      <w:r>
+        <w:t>”</w:t>
+      </w:r>
+      <w:r>
+        <w:t xml:space="preserve"> all'interno della sezione </w:t>
+      </w:r>
+      <w:r>
+        <w:t>“</w:t>
+      </w:r>
+      <w:r>
+        <w:t>Immagini Prodotto</w:t>
+      </w:r>
+      <w:r>
+        <w:t>”</w:t>
+      </w:r>
+      <w:r>
+        <w:t xml:space="preserve">. </w:t>
+      </w:r>
+    </w:p>
+    <w:p>
+      <w:pPr>
+        <w:pStyle w:val="Paragrafoelenco"/>
+        <w:numPr>
+          <w:ilvl w:val="0"/>
+          <w:numId w:val="81"/>
+        </w:numPr>
+        <w:tabs>
+          <w:tab w:val="left" w:pos="8580"/>
+        </w:tabs>
+        <w:spacing w:after="100"/>
+        <w:ind w:left="1843"/>
+        <w:jc w:val="both"/>
+      </w:pPr>
+      <w:r>
+        <w:t xml:space="preserve">Il PM inserisce le varianti di colore </w:t>
+      </w:r>
+      <w:r>
+        <w:t xml:space="preserve">del nuovo prodotto </w:t>
+      </w:r>
+      <w:r>
+        <w:t xml:space="preserve">(fino a 3), scegliendo </w:t>
+      </w:r>
+      <w:r>
+        <w:t xml:space="preserve">fino a 2 </w:t>
+      </w:r>
+      <w:r>
+        <w:t>colori</w:t>
+      </w:r>
+      <w:r>
+        <w:t>, tra quelli</w:t>
+      </w:r>
+      <w:r>
+        <w:t xml:space="preserve"> già </w:t>
+      </w:r>
+      <w:r>
+        <w:t>in</w:t>
+      </w:r>
+      <w:r>
+        <w:t xml:space="preserve"> catalogo</w:t>
+      </w:r>
+      <w:r>
+        <w:t>,</w:t>
+      </w:r>
+      <w:r>
+        <w:t xml:space="preserve"> tramite menu a tendina</w:t>
+      </w:r>
+      <w:r>
+        <w:t>,</w:t>
+      </w:r>
+      <w:r>
+        <w:t xml:space="preserve"> oppure definendo un nuovo colore (inserendo il nome testuale e selezionando la tinta dal color </w:t>
+      </w:r>
+      <w:proofErr w:type="spellStart"/>
+      <w:r>
+        <w:t>picker</w:t>
+      </w:r>
+      <w:proofErr w:type="spellEnd"/>
+      <w:r>
+        <w:t>)</w:t>
+      </w:r>
+      <w:r>
+        <w:t xml:space="preserve">. </w:t>
+      </w:r>
+    </w:p>
+    <w:p>
+      <w:pPr>
+        <w:pStyle w:val="Paragrafoelenco"/>
+        <w:numPr>
+          <w:ilvl w:val="1"/>
+          <w:numId w:val="81"/>
+        </w:numPr>
+        <w:tabs>
+          <w:tab w:val="left" w:pos="8580"/>
+        </w:tabs>
+        <w:spacing w:after="100"/>
+        <w:ind w:left="2268" w:hanging="283"/>
+        <w:jc w:val="both"/>
+      </w:pPr>
+      <w:r>
+        <w:t xml:space="preserve">Per ciascuna variante colore inserita, il PM specifica </w:t>
+      </w:r>
+      <w:r>
+        <w:t xml:space="preserve">indicando la quantità in </w:t>
+      </w:r>
+      <w:r>
+        <w:t>stock</w:t>
+      </w:r>
+      <w:r>
+        <w:t>.</w:t>
+      </w:r>
+    </w:p>
+    <w:p>
+      <w:pPr>
+        <w:pStyle w:val="Paragrafoelenco"/>
+        <w:numPr>
+          <w:ilvl w:val="0"/>
+          <w:numId w:val="81"/>
+        </w:numPr>
+        <w:tabs>
+          <w:tab w:val="left" w:pos="8580"/>
+        </w:tabs>
+        <w:spacing w:after="100"/>
+        <w:ind w:left="1843"/>
+        <w:jc w:val="both"/>
+      </w:pPr>
+      <w:r>
+        <w:t xml:space="preserve">Il PM clicca sul pulsante finale </w:t>
+      </w:r>
+      <w:r>
+        <w:t>“</w:t>
+      </w:r>
+      <w:r>
+        <w:t>Aggiungi Occhiale</w:t>
+      </w:r>
+      <w:r>
+        <w:t>”</w:t>
+      </w:r>
+      <w:r>
+        <w:t>.</w:t>
+      </w:r>
+    </w:p>
+    <w:p>
+      <w:pPr>
+        <w:pStyle w:val="Paragrafoelenco"/>
+        <w:numPr>
+          <w:ilvl w:val="0"/>
+          <w:numId w:val="81"/>
+        </w:numPr>
+        <w:tabs>
+          <w:tab w:val="left" w:pos="8580"/>
+        </w:tabs>
+        <w:spacing w:after="100"/>
+        <w:ind w:left="1843"/>
+        <w:jc w:val="both"/>
+      </w:pPr>
+      <w:r>
+        <w:t>Il sistema esegue la validazione sintattica di tutti i campi, verificando i vincoli di business</w:t>
+      </w:r>
+      <w:r>
+        <w:t>: l</w:t>
+      </w:r>
+      <w:r>
+        <w:t>a validazione va a buon fine.</w:t>
+      </w:r>
+    </w:p>
+    <w:p>
+      <w:pPr>
+        <w:pStyle w:val="Paragrafoelenco"/>
+        <w:numPr>
+          <w:ilvl w:val="0"/>
+          <w:numId w:val="81"/>
+        </w:numPr>
+        <w:tabs>
+          <w:tab w:val="left" w:pos="8580"/>
+        </w:tabs>
+        <w:spacing w:after="100"/>
+        <w:ind w:left="1843"/>
+        <w:jc w:val="both"/>
+      </w:pPr>
+      <w:r>
+        <w:t xml:space="preserve">Il sistema elabora la richiesta, assegna un nuovo </w:t>
+      </w:r>
+      <w:r>
+        <w:t>identificativo</w:t>
+      </w:r>
+      <w:r>
+        <w:t xml:space="preserve"> univoco al prodotto, imposta il suo stato di default su </w:t>
+      </w:r>
+      <w:r>
+        <w:t>“</w:t>
+      </w:r>
+      <w:r>
+        <w:t>ATTIVO</w:t>
+      </w:r>
+      <w:r>
+        <w:t>”</w:t>
+      </w:r>
+      <w:r>
+        <w:t xml:space="preserve"> e salva permanentemente i </w:t>
+      </w:r>
+      <w:r>
+        <w:t xml:space="preserve">suoi </w:t>
+      </w:r>
+      <w:r>
+        <w:t xml:space="preserve">dati nel database (incluse immagini e quantità per </w:t>
+      </w:r>
+      <w:r>
+        <w:t xml:space="preserve">ogni </w:t>
+      </w:r>
+      <w:r>
+        <w:t>variante</w:t>
+      </w:r>
+      <w:r>
+        <w:t xml:space="preserve"> cromatica</w:t>
+      </w:r>
+      <w:r>
+        <w:t>).</w:t>
+      </w:r>
+    </w:p>
+    <w:p>
+      <w:pPr>
+        <w:pStyle w:val="Paragrafoelenco"/>
+        <w:numPr>
+          <w:ilvl w:val="0"/>
+          <w:numId w:val="81"/>
+        </w:numPr>
+        <w:tabs>
+          <w:tab w:val="left" w:pos="8580"/>
+        </w:tabs>
+        <w:spacing w:after="100"/>
+        <w:ind w:left="1843"/>
+        <w:jc w:val="both"/>
+      </w:pPr>
+      <w:r>
+        <w:t xml:space="preserve">Il sistema ricarica automaticamente la schermata </w:t>
+      </w:r>
+      <w:r>
+        <w:t>“</w:t>
+      </w:r>
+      <w:r>
+        <w:t>Gestione Catalogo</w:t>
+      </w:r>
+      <w:r>
+        <w:t>”</w:t>
+      </w:r>
+      <w:r>
+        <w:t xml:space="preserve">, mostrando un banner </w:t>
+      </w:r>
+      <w:r>
+        <w:t>che</w:t>
+      </w:r>
+      <w:r>
+        <w:t xml:space="preserve"> notifica </w:t>
+      </w:r>
+      <w:r>
+        <w:t>il corretto inserimento del nuovo prodotto.</w:t>
+      </w:r>
+    </w:p>
+    <w:p>
+      <w:pPr>
+        <w:pStyle w:val="Paragrafoelenco"/>
+        <w:numPr>
+          <w:ilvl w:val="0"/>
+          <w:numId w:val="81"/>
+        </w:numPr>
+        <w:tabs>
+          <w:tab w:val="left" w:pos="8580"/>
+        </w:tabs>
+        <w:spacing w:after="100"/>
+        <w:ind w:left="1843"/>
+        <w:jc w:val="both"/>
+      </w:pPr>
+      <w:r>
+        <w:t xml:space="preserve">Il sistema svuota i campi del form di inserimento e </w:t>
+      </w:r>
+      <w:r>
+        <w:t>mostra</w:t>
+      </w:r>
+      <w:r>
+        <w:t xml:space="preserve"> il nuovo occhiale in cima alla tabella </w:t>
+      </w:r>
+      <w:r>
+        <w:t>“</w:t>
+      </w:r>
+      <w:r>
+        <w:t>Prodotti in Catalogo</w:t>
+      </w:r>
+      <w:r>
+        <w:t>”</w:t>
+      </w:r>
+      <w:r>
+        <w:t xml:space="preserve">.  </w:t>
+      </w:r>
+    </w:p>
+    <w:p>
+      <w:pPr>
+        <w:pStyle w:val="Paragrafoelenco"/>
+        <w:numPr>
+          <w:ilvl w:val="0"/>
+          <w:numId w:val="65"/>
+        </w:numPr>
+        <w:tabs>
+          <w:tab w:val="left" w:pos="8580"/>
+        </w:tabs>
+        <w:spacing w:after="100"/>
+        <w:ind w:left="1276" w:hanging="283"/>
+        <w:jc w:val="both"/>
+      </w:pPr>
+      <w:r>
+        <w:t xml:space="preserve">Exit </w:t>
+      </w:r>
+      <w:proofErr w:type="spellStart"/>
+      <w:r>
+        <w:t>Condition</w:t>
+      </w:r>
+      <w:proofErr w:type="spellEnd"/>
+      <w:r>
         <w:rPr>
           <w:b/>
           <w:bCs/>
         </w:rPr>
-      </w:pPr>
+        <w:t>:</w:t>
+      </w:r>
+      <w:r>
+        <w:t xml:space="preserve"> </w:t>
+      </w:r>
+      <w:r>
+        <w:t xml:space="preserve">Il nuovo prodotto </w:t>
+      </w:r>
+      <w:r>
+        <w:t>è</w:t>
+      </w:r>
+      <w:r>
+        <w:t xml:space="preserve"> salvato correttamente nel database con stato </w:t>
+      </w:r>
+      <w:r>
+        <w:t>“</w:t>
+      </w:r>
+      <w:r>
+        <w:t>ATTIVO</w:t>
+      </w:r>
+      <w:r>
+        <w:t>”</w:t>
+      </w:r>
+      <w:r>
+        <w:t>, il PM visualizza il feedback di successo e l'occhiale è immediatamente disponibile per l'acquisto nel catalogo lato cliente</w:t>
+      </w:r>
+      <w:r>
+        <w:t xml:space="preserve">. </w:t>
+      </w:r>
+    </w:p>
+    <w:p>
+      <w:pPr>
+        <w:tabs>
+          <w:tab w:val="left" w:pos="8580"/>
+        </w:tabs>
+        <w:spacing w:after="100"/>
+        <w:jc w:val="both"/>
+      </w:pPr>
+    </w:p>
+    <w:p>
+      <w:pPr>
+        <w:tabs>
+          <w:tab w:val="left" w:pos="8580"/>
+        </w:tabs>
+        <w:spacing w:after="100"/>
+        <w:ind w:left="709"/>
+        <w:jc w:val="both"/>
+      </w:pPr>
+      <w:r>
+        <w:rPr>
+          <w:b/>
+          <w:bCs/>
+        </w:rPr>
+        <w:t>Flussi alternativi / Eccezioni:</w:t>
+      </w:r>
+    </w:p>
+    <w:p>
+      <w:pPr>
+        <w:pStyle w:val="Paragrafoelenco"/>
+        <w:numPr>
+          <w:ilvl w:val="0"/>
+          <w:numId w:val="66"/>
+        </w:numPr>
+        <w:tabs>
+          <w:tab w:val="num" w:pos="720"/>
+          <w:tab w:val="left" w:pos="8580"/>
+        </w:tabs>
+        <w:spacing w:after="100"/>
+        <w:ind w:left="1418"/>
+        <w:jc w:val="both"/>
+      </w:pPr>
+      <w:r>
+        <w:t xml:space="preserve">Se durante la compilazione </w:t>
+      </w:r>
+      <w:r>
+        <w:t xml:space="preserve">(punti 2, 3 e 4) </w:t>
+      </w:r>
+      <w:r>
+        <w:t>o al</w:t>
+      </w:r>
+      <w:r>
+        <w:t>l’invio dei dati</w:t>
+      </w:r>
+      <w:r>
+        <w:t xml:space="preserve"> </w:t>
+      </w:r>
+      <w:r>
+        <w:t>(</w:t>
+      </w:r>
+      <w:r>
+        <w:t xml:space="preserve">punto </w:t>
+      </w:r>
+      <w:r>
+        <w:t xml:space="preserve">5), </w:t>
+      </w:r>
+      <w:r>
+        <w:t xml:space="preserve">il sistema rileva che uno o più campi obbligatori sono vuoti oppure non rispettano i vincoli sintattici </w:t>
+      </w:r>
+      <w:r>
+        <w:t xml:space="preserve">prestabiliti, </w:t>
+      </w:r>
+      <w:r>
+        <w:t xml:space="preserve">l'operazione di salvataggio viene bloccata e il sistema esegue l'eccezione generale </w:t>
+      </w:r>
+      <w:r>
+        <w:t>UC 10: Gestione Errore Sintattico di Dati</w:t>
+      </w:r>
+      <w:r>
+        <w:t>. Il PM rimarrà sul form con i relativi messaggi di errore visualizzati sotto i campi errati.</w:t>
+      </w:r>
     </w:p>
     <w:p>
       <w:pPr>
@@ -23454,7 +24337,7 @@
               <w:sz w:val="20"/>
               <w:szCs w:val="20"/>
             </w:rPr>
-            <w:t>Versione: 7.</w:t>
+            <w:t xml:space="preserve">Versione: </w:t>
           </w:r>
           <w:r>
             <w:rPr>
@@ -23463,7 +24346,16 @@
               <w:sz w:val="20"/>
               <w:szCs w:val="20"/>
             </w:rPr>
-            <w:t>1</w:t>
+            <w:t>8</w:t>
+          </w:r>
+          <w:r>
+            <w:rPr>
+              <w:b w:val="0"/>
+              <w:bCs w:val="0"/>
+              <w:sz w:val="20"/>
+              <w:szCs w:val="20"/>
+            </w:rPr>
+            <w:t>.0</w:t>
           </w:r>
         </w:p>
       </w:tc>
@@ -23493,28 +24385,12 @@
             </w:rPr>
             <w:t xml:space="preserve">Documento: </w:t>
           </w:r>
-          <w:proofErr w:type="spellStart"/>
           <w:r>
             <w:rPr>
               <w:sz w:val="20"/>
             </w:rPr>
-            <w:t>Requirements</w:t>
+            <w:t>Requirements Analysis Document</w:t>
           </w:r>
-          <w:proofErr w:type="spellEnd"/>
-          <w:r>
-            <w:rPr>
-              <w:sz w:val="20"/>
-            </w:rPr>
-            <w:t xml:space="preserve"> Analysis </w:t>
-          </w:r>
-          <w:proofErr w:type="spellStart"/>
-          <w:r>
-            <w:rPr>
-              <w:sz w:val="20"/>
-            </w:rPr>
-            <w:t>Document</w:t>
-          </w:r>
-          <w:proofErr w:type="spellEnd"/>
         </w:p>
       </w:tc>
       <w:tc>
@@ -23539,7 +24415,21 @@
               <w:sz w:val="20"/>
               <w:szCs w:val="20"/>
             </w:rPr>
-            <w:t>Data: 26/10/2026</w:t>
+            <w:t>Data: 2</w:t>
+          </w:r>
+          <w:r>
+            <w:rPr>
+              <w:sz w:val="20"/>
+              <w:szCs w:val="20"/>
+            </w:rPr>
+            <w:t>8</w:t>
+          </w:r>
+          <w:r>
+            <w:rPr>
+              <w:sz w:val="20"/>
+              <w:szCs w:val="20"/>
+            </w:rPr>
+            <w:t>/10/2026</w:t>
           </w:r>
         </w:p>
       </w:tc>
@@ -27591,6 +28481,92 @@
     </w:lvl>
   </w:abstractNum>
   <w:abstractNum w:abstractNumId="41" w15:restartNumberingAfterBreak="0">
+    <w:nsid w:val="32053707"/>
+    <w:multiLevelType w:val="hybridMultilevel"/>
+    <w:tmpl w:val="87AA19B8"/>
+    <w:lvl w:ilvl="0" w:tplc="0410000F">
+      <w:start w:val="1"/>
+      <w:numFmt w:val="decimal"/>
+      <w:lvlText w:val="%1."/>
+      <w:lvlJc w:val="left"/>
+      <w:pPr>
+        <w:ind w:left="2203" w:hanging="360"/>
+      </w:pPr>
+    </w:lvl>
+    <w:lvl w:ilvl="1" w:tplc="04100019">
+      <w:start w:val="1"/>
+      <w:numFmt w:val="lowerLetter"/>
+      <w:lvlText w:val="%2."/>
+      <w:lvlJc w:val="left"/>
+      <w:pPr>
+        <w:ind w:left="2923" w:hanging="360"/>
+      </w:pPr>
+    </w:lvl>
+    <w:lvl w:ilvl="2" w:tplc="0410001B" w:tentative="1">
+      <w:start w:val="1"/>
+      <w:numFmt w:val="lowerRoman"/>
+      <w:lvlText w:val="%3."/>
+      <w:lvlJc w:val="right"/>
+      <w:pPr>
+        <w:ind w:left="3643" w:hanging="180"/>
+      </w:pPr>
+    </w:lvl>
+    <w:lvl w:ilvl="3" w:tplc="0410000F" w:tentative="1">
+      <w:start w:val="1"/>
+      <w:numFmt w:val="decimal"/>
+      <w:lvlText w:val="%4."/>
+      <w:lvlJc w:val="left"/>
+      <w:pPr>
+        <w:ind w:left="4363" w:hanging="360"/>
+      </w:pPr>
+    </w:lvl>
+    <w:lvl w:ilvl="4" w:tplc="04100019" w:tentative="1">
+      <w:start w:val="1"/>
+      <w:numFmt w:val="lowerLetter"/>
+      <w:lvlText w:val="%5."/>
+      <w:lvlJc w:val="left"/>
+      <w:pPr>
+        <w:ind w:left="5083" w:hanging="360"/>
+      </w:pPr>
+    </w:lvl>
+    <w:lvl w:ilvl="5" w:tplc="0410001B" w:tentative="1">
+      <w:start w:val="1"/>
+      <w:numFmt w:val="lowerRoman"/>
+      <w:lvlText w:val="%6."/>
+      <w:lvlJc w:val="right"/>
+      <w:pPr>
+        <w:ind w:left="5803" w:hanging="180"/>
+      </w:pPr>
+    </w:lvl>
+    <w:lvl w:ilvl="6" w:tplc="0410000F" w:tentative="1">
+      <w:start w:val="1"/>
+      <w:numFmt w:val="decimal"/>
+      <w:lvlText w:val="%7."/>
+      <w:lvlJc w:val="left"/>
+      <w:pPr>
+        <w:ind w:left="6523" w:hanging="360"/>
+      </w:pPr>
+    </w:lvl>
+    <w:lvl w:ilvl="7" w:tplc="04100019" w:tentative="1">
+      <w:start w:val="1"/>
+      <w:numFmt w:val="lowerLetter"/>
+      <w:lvlText w:val="%8."/>
+      <w:lvlJc w:val="left"/>
+      <w:pPr>
+        <w:ind w:left="7243" w:hanging="360"/>
+      </w:pPr>
+    </w:lvl>
+    <w:lvl w:ilvl="8" w:tplc="0410001B" w:tentative="1">
+      <w:start w:val="1"/>
+      <w:numFmt w:val="lowerRoman"/>
+      <w:lvlText w:val="%9."/>
+      <w:lvlJc w:val="right"/>
+      <w:pPr>
+        <w:ind w:left="7963" w:hanging="180"/>
+      </w:pPr>
+    </w:lvl>
+  </w:abstractNum>
+  <w:abstractNum w:abstractNumId="42" w15:restartNumberingAfterBreak="0">
     <w:nsid w:val="3729E8BE"/>
     <w:multiLevelType w:val="hybridMultilevel"/>
     <w:tmpl w:val="1ACEDB22"/>
@@ -27703,7 +28679,7 @@
       </w:rPr>
     </w:lvl>
   </w:abstractNum>
-  <w:abstractNum w:abstractNumId="42" w15:restartNumberingAfterBreak="0">
+  <w:abstractNum w:abstractNumId="43" w15:restartNumberingAfterBreak="0">
     <w:nsid w:val="38C345BE"/>
     <w:multiLevelType w:val="hybridMultilevel"/>
     <w:tmpl w:val="4AD8CAA8"/>
@@ -27816,7 +28792,7 @@
       </w:rPr>
     </w:lvl>
   </w:abstractNum>
-  <w:abstractNum w:abstractNumId="43" w15:restartNumberingAfterBreak="0">
+  <w:abstractNum w:abstractNumId="44" w15:restartNumberingAfterBreak="0">
     <w:nsid w:val="3A0DA9CB"/>
     <w:multiLevelType w:val="hybridMultilevel"/>
     <w:tmpl w:val="0F14D610"/>
@@ -27929,7 +28905,7 @@
       </w:rPr>
     </w:lvl>
   </w:abstractNum>
-  <w:abstractNum w:abstractNumId="44" w15:restartNumberingAfterBreak="0">
+  <w:abstractNum w:abstractNumId="45" w15:restartNumberingAfterBreak="0">
     <w:nsid w:val="3A67399A"/>
     <w:multiLevelType w:val="multilevel"/>
     <w:tmpl w:val="E0723380"/>
@@ -28074,7 +29050,7 @@
       </w:rPr>
     </w:lvl>
   </w:abstractNum>
-  <w:abstractNum w:abstractNumId="45" w15:restartNumberingAfterBreak="0">
+  <w:abstractNum w:abstractNumId="46" w15:restartNumberingAfterBreak="0">
     <w:nsid w:val="3C8C5DE0"/>
     <w:multiLevelType w:val="hybridMultilevel"/>
     <w:tmpl w:val="36C47776"/>
@@ -28160,7 +29136,7 @@
       </w:pPr>
     </w:lvl>
   </w:abstractNum>
-  <w:abstractNum w:abstractNumId="46" w15:restartNumberingAfterBreak="0">
+  <w:abstractNum w:abstractNumId="47" w15:restartNumberingAfterBreak="0">
     <w:nsid w:val="3DD83E54"/>
     <w:multiLevelType w:val="hybridMultilevel"/>
     <w:tmpl w:val="1AA81754"/>
@@ -28273,7 +29249,7 @@
       </w:rPr>
     </w:lvl>
   </w:abstractNum>
-  <w:abstractNum w:abstractNumId="47" w15:restartNumberingAfterBreak="0">
+  <w:abstractNum w:abstractNumId="48" w15:restartNumberingAfterBreak="0">
     <w:nsid w:val="3F7AD2EC"/>
     <w:multiLevelType w:val="hybridMultilevel"/>
     <w:tmpl w:val="A5960D42"/>
@@ -28386,7 +29362,7 @@
       </w:rPr>
     </w:lvl>
   </w:abstractNum>
-  <w:abstractNum w:abstractNumId="48" w15:restartNumberingAfterBreak="0">
+  <w:abstractNum w:abstractNumId="49" w15:restartNumberingAfterBreak="0">
     <w:nsid w:val="407AA730"/>
     <w:multiLevelType w:val="hybridMultilevel"/>
     <w:tmpl w:val="F7F62D6E"/>
@@ -28499,7 +29475,7 @@
       </w:rPr>
     </w:lvl>
   </w:abstractNum>
-  <w:abstractNum w:abstractNumId="49" w15:restartNumberingAfterBreak="0">
+  <w:abstractNum w:abstractNumId="50" w15:restartNumberingAfterBreak="0">
     <w:nsid w:val="40D40166"/>
     <w:multiLevelType w:val="hybridMultilevel"/>
     <w:tmpl w:val="6220F462"/>
@@ -28612,7 +29588,7 @@
       </w:rPr>
     </w:lvl>
   </w:abstractNum>
-  <w:abstractNum w:abstractNumId="50" w15:restartNumberingAfterBreak="0">
+  <w:abstractNum w:abstractNumId="51" w15:restartNumberingAfterBreak="0">
     <w:nsid w:val="42F31A3D"/>
     <w:multiLevelType w:val="multilevel"/>
     <w:tmpl w:val="C8F4DA3C"/>
@@ -28698,7 +29674,7 @@
       </w:pPr>
     </w:lvl>
   </w:abstractNum>
-  <w:abstractNum w:abstractNumId="51" w15:restartNumberingAfterBreak="0">
+  <w:abstractNum w:abstractNumId="52" w15:restartNumberingAfterBreak="0">
     <w:nsid w:val="43832C69"/>
     <w:multiLevelType w:val="hybridMultilevel"/>
     <w:tmpl w:val="E3FA88E2"/>
@@ -28811,7 +29787,7 @@
       </w:rPr>
     </w:lvl>
   </w:abstractNum>
-  <w:abstractNum w:abstractNumId="52" w15:restartNumberingAfterBreak="0">
+  <w:abstractNum w:abstractNumId="53" w15:restartNumberingAfterBreak="0">
     <w:nsid w:val="43931697"/>
     <w:multiLevelType w:val="hybridMultilevel"/>
     <w:tmpl w:val="5174677C"/>
@@ -28897,7 +29873,7 @@
       </w:pPr>
     </w:lvl>
   </w:abstractNum>
-  <w:abstractNum w:abstractNumId="53" w15:restartNumberingAfterBreak="0">
+  <w:abstractNum w:abstractNumId="54" w15:restartNumberingAfterBreak="0">
     <w:nsid w:val="43F6F4B2"/>
     <w:multiLevelType w:val="hybridMultilevel"/>
     <w:tmpl w:val="E19A6536"/>
@@ -28983,7 +29959,7 @@
       </w:pPr>
     </w:lvl>
   </w:abstractNum>
-  <w:abstractNum w:abstractNumId="54" w15:restartNumberingAfterBreak="0">
+  <w:abstractNum w:abstractNumId="55" w15:restartNumberingAfterBreak="0">
     <w:nsid w:val="46D6F30D"/>
     <w:multiLevelType w:val="hybridMultilevel"/>
     <w:tmpl w:val="4650F2BA"/>
@@ -29069,7 +30045,7 @@
       </w:pPr>
     </w:lvl>
   </w:abstractNum>
-  <w:abstractNum w:abstractNumId="55" w15:restartNumberingAfterBreak="0">
+  <w:abstractNum w:abstractNumId="56" w15:restartNumberingAfterBreak="0">
     <w:nsid w:val="47AFEF95"/>
     <w:multiLevelType w:val="hybridMultilevel"/>
     <w:tmpl w:val="C6AAEA48"/>
@@ -29155,7 +30131,7 @@
       </w:pPr>
     </w:lvl>
   </w:abstractNum>
-  <w:abstractNum w:abstractNumId="56" w15:restartNumberingAfterBreak="0">
+  <w:abstractNum w:abstractNumId="57" w15:restartNumberingAfterBreak="0">
     <w:nsid w:val="4A66022C"/>
     <w:multiLevelType w:val="hybridMultilevel"/>
     <w:tmpl w:val="1BDE79E6"/>
@@ -29268,7 +30244,7 @@
       </w:rPr>
     </w:lvl>
   </w:abstractNum>
-  <w:abstractNum w:abstractNumId="57" w15:restartNumberingAfterBreak="0">
+  <w:abstractNum w:abstractNumId="58" w15:restartNumberingAfterBreak="0">
     <w:nsid w:val="4FD268B9"/>
     <w:multiLevelType w:val="hybridMultilevel"/>
     <w:tmpl w:val="B9D255F2"/>
@@ -29354,7 +30330,7 @@
       </w:pPr>
     </w:lvl>
   </w:abstractNum>
-  <w:abstractNum w:abstractNumId="58" w15:restartNumberingAfterBreak="0">
+  <w:abstractNum w:abstractNumId="59" w15:restartNumberingAfterBreak="0">
     <w:nsid w:val="503F4645"/>
     <w:multiLevelType w:val="multilevel"/>
     <w:tmpl w:val="E0723380"/>
@@ -29499,7 +30475,7 @@
       </w:rPr>
     </w:lvl>
   </w:abstractNum>
-  <w:abstractNum w:abstractNumId="59" w15:restartNumberingAfterBreak="0">
+  <w:abstractNum w:abstractNumId="60" w15:restartNumberingAfterBreak="0">
     <w:nsid w:val="5572580D"/>
     <w:multiLevelType w:val="hybridMultilevel"/>
     <w:tmpl w:val="024A1FDA"/>
@@ -29612,7 +30588,7 @@
       </w:rPr>
     </w:lvl>
   </w:abstractNum>
-  <w:abstractNum w:abstractNumId="60" w15:restartNumberingAfterBreak="0">
+  <w:abstractNum w:abstractNumId="61" w15:restartNumberingAfterBreak="0">
     <w:nsid w:val="59BA7CA9"/>
     <w:multiLevelType w:val="hybridMultilevel"/>
     <w:tmpl w:val="BCEC568C"/>
@@ -29725,7 +30701,7 @@
       </w:rPr>
     </w:lvl>
   </w:abstractNum>
-  <w:abstractNum w:abstractNumId="61" w15:restartNumberingAfterBreak="0">
+  <w:abstractNum w:abstractNumId="62" w15:restartNumberingAfterBreak="0">
     <w:nsid w:val="5A996BC8"/>
     <w:multiLevelType w:val="hybridMultilevel"/>
     <w:tmpl w:val="3784191C"/>
@@ -29838,7 +30814,7 @@
       </w:rPr>
     </w:lvl>
   </w:abstractNum>
-  <w:abstractNum w:abstractNumId="62" w15:restartNumberingAfterBreak="0">
+  <w:abstractNum w:abstractNumId="63" w15:restartNumberingAfterBreak="0">
     <w:nsid w:val="5B4526D8"/>
     <w:multiLevelType w:val="hybridMultilevel"/>
     <w:tmpl w:val="C19285B6"/>
@@ -29924,7 +30900,7 @@
       </w:pPr>
     </w:lvl>
   </w:abstractNum>
-  <w:abstractNum w:abstractNumId="63" w15:restartNumberingAfterBreak="0">
+  <w:abstractNum w:abstractNumId="64" w15:restartNumberingAfterBreak="0">
     <w:nsid w:val="5ED900F4"/>
     <w:multiLevelType w:val="hybridMultilevel"/>
     <w:tmpl w:val="700AA3A4"/>
@@ -30010,7 +30986,7 @@
       </w:pPr>
     </w:lvl>
   </w:abstractNum>
-  <w:abstractNum w:abstractNumId="64" w15:restartNumberingAfterBreak="0">
+  <w:abstractNum w:abstractNumId="65" w15:restartNumberingAfterBreak="0">
     <w:nsid w:val="5EEB5FF6"/>
     <w:multiLevelType w:val="hybridMultilevel"/>
     <w:tmpl w:val="83BAD8DC"/>
@@ -30123,7 +31099,7 @@
       </w:rPr>
     </w:lvl>
   </w:abstractNum>
-  <w:abstractNum w:abstractNumId="65" w15:restartNumberingAfterBreak="0">
+  <w:abstractNum w:abstractNumId="66" w15:restartNumberingAfterBreak="0">
     <w:nsid w:val="5F02B697"/>
     <w:multiLevelType w:val="hybridMultilevel"/>
     <w:tmpl w:val="B024E9E0"/>
@@ -30209,7 +31185,7 @@
       </w:pPr>
     </w:lvl>
   </w:abstractNum>
-  <w:abstractNum w:abstractNumId="66" w15:restartNumberingAfterBreak="0">
+  <w:abstractNum w:abstractNumId="67" w15:restartNumberingAfterBreak="0">
     <w:nsid w:val="61C933EF"/>
     <w:multiLevelType w:val="multilevel"/>
     <w:tmpl w:val="747AD306"/>
@@ -30322,7 +31298,7 @@
       </w:pPr>
     </w:lvl>
   </w:abstractNum>
-  <w:abstractNum w:abstractNumId="67" w15:restartNumberingAfterBreak="0">
+  <w:abstractNum w:abstractNumId="68" w15:restartNumberingAfterBreak="0">
     <w:nsid w:val="61D27122"/>
     <w:multiLevelType w:val="hybridMultilevel"/>
     <w:tmpl w:val="F2DEE67C"/>
@@ -30408,7 +31384,7 @@
       </w:pPr>
     </w:lvl>
   </w:abstractNum>
-  <w:abstractNum w:abstractNumId="68" w15:restartNumberingAfterBreak="0">
+  <w:abstractNum w:abstractNumId="69" w15:restartNumberingAfterBreak="0">
     <w:nsid w:val="63C70BC8"/>
     <w:multiLevelType w:val="hybridMultilevel"/>
     <w:tmpl w:val="4AD64FFE"/>
@@ -30494,7 +31470,7 @@
       </w:pPr>
     </w:lvl>
   </w:abstractNum>
-  <w:abstractNum w:abstractNumId="69" w15:restartNumberingAfterBreak="0">
+  <w:abstractNum w:abstractNumId="70" w15:restartNumberingAfterBreak="0">
     <w:nsid w:val="6410C969"/>
     <w:multiLevelType w:val="hybridMultilevel"/>
     <w:tmpl w:val="E47E4FBC"/>
@@ -30607,7 +31583,7 @@
       </w:rPr>
     </w:lvl>
   </w:abstractNum>
-  <w:abstractNum w:abstractNumId="70" w15:restartNumberingAfterBreak="0">
+  <w:abstractNum w:abstractNumId="71" w15:restartNumberingAfterBreak="0">
     <w:nsid w:val="64AD1432"/>
     <w:multiLevelType w:val="hybridMultilevel"/>
     <w:tmpl w:val="BC44070A"/>
@@ -30720,7 +31696,7 @@
       </w:rPr>
     </w:lvl>
   </w:abstractNum>
-  <w:abstractNum w:abstractNumId="71" w15:restartNumberingAfterBreak="0">
+  <w:abstractNum w:abstractNumId="72" w15:restartNumberingAfterBreak="0">
     <w:nsid w:val="650CC2BC"/>
     <w:multiLevelType w:val="hybridMultilevel"/>
     <w:tmpl w:val="27B2226A"/>
@@ -30833,7 +31809,7 @@
       </w:rPr>
     </w:lvl>
   </w:abstractNum>
-  <w:abstractNum w:abstractNumId="72" w15:restartNumberingAfterBreak="0">
+  <w:abstractNum w:abstractNumId="73" w15:restartNumberingAfterBreak="0">
     <w:nsid w:val="67D07244"/>
     <w:multiLevelType w:val="hybridMultilevel"/>
     <w:tmpl w:val="D9F4121E"/>
@@ -30946,7 +31922,7 @@
       </w:rPr>
     </w:lvl>
   </w:abstractNum>
-  <w:abstractNum w:abstractNumId="73" w15:restartNumberingAfterBreak="0">
+  <w:abstractNum w:abstractNumId="74" w15:restartNumberingAfterBreak="0">
     <w:nsid w:val="6B9B6A93"/>
     <w:multiLevelType w:val="hybridMultilevel"/>
     <w:tmpl w:val="16286834"/>
@@ -31059,7 +32035,7 @@
       </w:rPr>
     </w:lvl>
   </w:abstractNum>
-  <w:abstractNum w:abstractNumId="74" w15:restartNumberingAfterBreak="0">
+  <w:abstractNum w:abstractNumId="75" w15:restartNumberingAfterBreak="0">
     <w:nsid w:val="6D9C7B75"/>
     <w:multiLevelType w:val="hybridMultilevel"/>
     <w:tmpl w:val="30D4B190"/>
@@ -31172,7 +32148,7 @@
       </w:rPr>
     </w:lvl>
   </w:abstractNum>
-  <w:abstractNum w:abstractNumId="75" w15:restartNumberingAfterBreak="0">
+  <w:abstractNum w:abstractNumId="76" w15:restartNumberingAfterBreak="0">
     <w:nsid w:val="6DF10E45"/>
     <w:multiLevelType w:val="hybridMultilevel"/>
     <w:tmpl w:val="4036CEF8"/>
@@ -31285,7 +32261,7 @@
       </w:rPr>
     </w:lvl>
   </w:abstractNum>
-  <w:abstractNum w:abstractNumId="76" w15:restartNumberingAfterBreak="0">
+  <w:abstractNum w:abstractNumId="77" w15:restartNumberingAfterBreak="0">
     <w:nsid w:val="70FB6BA2"/>
     <w:multiLevelType w:val="hybridMultilevel"/>
     <w:tmpl w:val="1B0E61C6"/>
@@ -31398,7 +32374,7 @@
       </w:rPr>
     </w:lvl>
   </w:abstractNum>
-  <w:abstractNum w:abstractNumId="77" w15:restartNumberingAfterBreak="0">
+  <w:abstractNum w:abstractNumId="78" w15:restartNumberingAfterBreak="0">
     <w:nsid w:val="7145A205"/>
     <w:multiLevelType w:val="hybridMultilevel"/>
     <w:tmpl w:val="B29215BE"/>
@@ -31484,7 +32460,7 @@
       </w:pPr>
     </w:lvl>
   </w:abstractNum>
-  <w:abstractNum w:abstractNumId="78" w15:restartNumberingAfterBreak="0">
+  <w:abstractNum w:abstractNumId="79" w15:restartNumberingAfterBreak="0">
     <w:nsid w:val="71940900"/>
     <w:multiLevelType w:val="hybridMultilevel"/>
     <w:tmpl w:val="D0EC6854"/>
@@ -31570,7 +32546,7 @@
       </w:pPr>
     </w:lvl>
   </w:abstractNum>
-  <w:abstractNum w:abstractNumId="79" w15:restartNumberingAfterBreak="0">
+  <w:abstractNum w:abstractNumId="80" w15:restartNumberingAfterBreak="0">
     <w:nsid w:val="735D7FD2"/>
     <w:multiLevelType w:val="hybridMultilevel"/>
     <w:tmpl w:val="E8CC7BEE"/>
@@ -31656,7 +32632,7 @@
       </w:pPr>
     </w:lvl>
   </w:abstractNum>
-  <w:abstractNum w:abstractNumId="80" w15:restartNumberingAfterBreak="0">
+  <w:abstractNum w:abstractNumId="81" w15:restartNumberingAfterBreak="0">
     <w:nsid w:val="73FB21A9"/>
     <w:multiLevelType w:val="hybridMultilevel"/>
     <w:tmpl w:val="F1ECAF0A"/>
@@ -31769,7 +32745,7 @@
       </w:rPr>
     </w:lvl>
   </w:abstractNum>
-  <w:abstractNum w:abstractNumId="81" w15:restartNumberingAfterBreak="0">
+  <w:abstractNum w:abstractNumId="82" w15:restartNumberingAfterBreak="0">
     <w:nsid w:val="74C735BD"/>
     <w:multiLevelType w:val="hybridMultilevel"/>
     <w:tmpl w:val="C8AE4F30"/>
@@ -31855,7 +32831,7 @@
       </w:pPr>
     </w:lvl>
   </w:abstractNum>
-  <w:abstractNum w:abstractNumId="82" w15:restartNumberingAfterBreak="0">
+  <w:abstractNum w:abstractNumId="83" w15:restartNumberingAfterBreak="0">
     <w:nsid w:val="77C35215"/>
     <w:multiLevelType w:val="hybridMultilevel"/>
     <w:tmpl w:val="62782E20"/>
@@ -31968,7 +32944,7 @@
       </w:rPr>
     </w:lvl>
   </w:abstractNum>
-  <w:abstractNum w:abstractNumId="83" w15:restartNumberingAfterBreak="0">
+  <w:abstractNum w:abstractNumId="84" w15:restartNumberingAfterBreak="0">
     <w:nsid w:val="7BB9B9C0"/>
     <w:multiLevelType w:val="hybridMultilevel"/>
     <w:tmpl w:val="BE764BCA"/>
@@ -32082,61 +33058,61 @@
     </w:lvl>
   </w:abstractNum>
   <w:num w:numId="1" w16cid:durableId="2007705648">
-    <w:abstractNumId w:val="64"/>
+    <w:abstractNumId w:val="65"/>
   </w:num>
   <w:num w:numId="2" w16cid:durableId="521820120">
-    <w:abstractNumId w:val="45"/>
+    <w:abstractNumId w:val="46"/>
   </w:num>
   <w:num w:numId="3" w16cid:durableId="1197625704">
     <w:abstractNumId w:val="38"/>
   </w:num>
   <w:num w:numId="4" w16cid:durableId="1138912472">
-    <w:abstractNumId w:val="71"/>
+    <w:abstractNumId w:val="72"/>
   </w:num>
   <w:num w:numId="5" w16cid:durableId="832455804">
-    <w:abstractNumId w:val="83"/>
+    <w:abstractNumId w:val="84"/>
   </w:num>
   <w:num w:numId="6" w16cid:durableId="896669016">
-    <w:abstractNumId w:val="53"/>
+    <w:abstractNumId w:val="54"/>
   </w:num>
   <w:num w:numId="7" w16cid:durableId="1765610299">
     <w:abstractNumId w:val="22"/>
   </w:num>
   <w:num w:numId="8" w16cid:durableId="155926689">
-    <w:abstractNumId w:val="59"/>
+    <w:abstractNumId w:val="60"/>
   </w:num>
   <w:num w:numId="9" w16cid:durableId="1667516093">
-    <w:abstractNumId w:val="77"/>
+    <w:abstractNumId w:val="78"/>
   </w:num>
   <w:num w:numId="10" w16cid:durableId="1106656379">
-    <w:abstractNumId w:val="43"/>
+    <w:abstractNumId w:val="44"/>
   </w:num>
   <w:num w:numId="11" w16cid:durableId="1691026965">
     <w:abstractNumId w:val="25"/>
   </w:num>
   <w:num w:numId="12" w16cid:durableId="547953465">
-    <w:abstractNumId w:val="48"/>
+    <w:abstractNumId w:val="49"/>
   </w:num>
   <w:num w:numId="13" w16cid:durableId="1021200494">
-    <w:abstractNumId w:val="69"/>
+    <w:abstractNumId w:val="70"/>
   </w:num>
   <w:num w:numId="14" w16cid:durableId="1320647260">
     <w:abstractNumId w:val="21"/>
   </w:num>
   <w:num w:numId="15" w16cid:durableId="697118368">
-    <w:abstractNumId w:val="47"/>
+    <w:abstractNumId w:val="48"/>
   </w:num>
   <w:num w:numId="16" w16cid:durableId="804545379">
-    <w:abstractNumId w:val="41"/>
+    <w:abstractNumId w:val="42"/>
   </w:num>
   <w:num w:numId="17" w16cid:durableId="294261220">
-    <w:abstractNumId w:val="74"/>
+    <w:abstractNumId w:val="75"/>
   </w:num>
   <w:num w:numId="18" w16cid:durableId="821001604">
-    <w:abstractNumId w:val="54"/>
+    <w:abstractNumId w:val="55"/>
   </w:num>
   <w:num w:numId="19" w16cid:durableId="82843518">
-    <w:abstractNumId w:val="80"/>
+    <w:abstractNumId w:val="81"/>
   </w:num>
   <w:num w:numId="20" w16cid:durableId="1699425060">
     <w:abstractNumId w:val="14"/>
@@ -32148,16 +33124,16 @@
     <w:abstractNumId w:val="20"/>
   </w:num>
   <w:num w:numId="23" w16cid:durableId="1444574481">
-    <w:abstractNumId w:val="76"/>
+    <w:abstractNumId w:val="77"/>
   </w:num>
   <w:num w:numId="24" w16cid:durableId="1488790616">
-    <w:abstractNumId w:val="55"/>
+    <w:abstractNumId w:val="56"/>
   </w:num>
   <w:num w:numId="25" w16cid:durableId="2006396448">
     <w:abstractNumId w:val="16"/>
   </w:num>
   <w:num w:numId="26" w16cid:durableId="245379830">
-    <w:abstractNumId w:val="49"/>
+    <w:abstractNumId w:val="50"/>
   </w:num>
   <w:num w:numId="27" w16cid:durableId="31536229">
     <w:abstractNumId w:val="7"/>
@@ -32169,13 +33145,13 @@
     <w:abstractNumId w:val="17"/>
   </w:num>
   <w:num w:numId="30" w16cid:durableId="640616524">
-    <w:abstractNumId w:val="65"/>
+    <w:abstractNumId w:val="66"/>
   </w:num>
   <w:num w:numId="31" w16cid:durableId="1347638804">
     <w:abstractNumId w:val="37"/>
   </w:num>
   <w:num w:numId="32" w16cid:durableId="1681200572">
-    <w:abstractNumId w:val="50"/>
+    <w:abstractNumId w:val="51"/>
   </w:num>
   <w:num w:numId="33" w16cid:durableId="1540438857">
     <w:abstractNumId w:val="26"/>
@@ -32184,19 +33160,19 @@
     <w:abstractNumId w:val="39"/>
   </w:num>
   <w:num w:numId="35" w16cid:durableId="1870869743">
-    <w:abstractNumId w:val="73"/>
+    <w:abstractNumId w:val="74"/>
   </w:num>
   <w:num w:numId="36" w16cid:durableId="153184791">
-    <w:abstractNumId w:val="42"/>
+    <w:abstractNumId w:val="43"/>
   </w:num>
   <w:num w:numId="37" w16cid:durableId="272713800">
     <w:abstractNumId w:val="33"/>
   </w:num>
   <w:num w:numId="38" w16cid:durableId="1547715577">
-    <w:abstractNumId w:val="72"/>
+    <w:abstractNumId w:val="73"/>
   </w:num>
   <w:num w:numId="39" w16cid:durableId="1499729378">
-    <w:abstractNumId w:val="46"/>
+    <w:abstractNumId w:val="47"/>
   </w:num>
   <w:num w:numId="40" w16cid:durableId="176773706">
     <w:abstractNumId w:val="10"/>
@@ -32217,7 +33193,7 @@
     <w:abstractNumId w:val="9"/>
   </w:num>
   <w:num w:numId="46" w16cid:durableId="293028806">
-    <w:abstractNumId w:val="66"/>
+    <w:abstractNumId w:val="67"/>
   </w:num>
   <w:num w:numId="47" w16cid:durableId="729614086">
     <w:abstractNumId w:val="18"/>
@@ -32232,34 +33208,34 @@
     <w:abstractNumId w:val="27"/>
   </w:num>
   <w:num w:numId="51" w16cid:durableId="1822843021">
-    <w:abstractNumId w:val="56"/>
+    <w:abstractNumId w:val="57"/>
   </w:num>
   <w:num w:numId="52" w16cid:durableId="2122676327">
-    <w:abstractNumId w:val="70"/>
+    <w:abstractNumId w:val="71"/>
   </w:num>
   <w:num w:numId="53" w16cid:durableId="1613171346">
-    <w:abstractNumId w:val="52"/>
+    <w:abstractNumId w:val="53"/>
   </w:num>
   <w:num w:numId="54" w16cid:durableId="1513567971">
-    <w:abstractNumId w:val="67"/>
+    <w:abstractNumId w:val="68"/>
   </w:num>
   <w:num w:numId="55" w16cid:durableId="233122197">
-    <w:abstractNumId w:val="78"/>
+    <w:abstractNumId w:val="79"/>
   </w:num>
   <w:num w:numId="56" w16cid:durableId="1564678315">
     <w:abstractNumId w:val="4"/>
   </w:num>
   <w:num w:numId="57" w16cid:durableId="2075620512">
-    <w:abstractNumId w:val="79"/>
+    <w:abstractNumId w:val="80"/>
   </w:num>
   <w:num w:numId="58" w16cid:durableId="2117947346">
-    <w:abstractNumId w:val="68"/>
+    <w:abstractNumId w:val="69"/>
   </w:num>
   <w:num w:numId="59" w16cid:durableId="593435325">
     <w:abstractNumId w:val="12"/>
   </w:num>
   <w:num w:numId="60" w16cid:durableId="131867161">
-    <w:abstractNumId w:val="63"/>
+    <w:abstractNumId w:val="64"/>
   </w:num>
   <w:num w:numId="61" w16cid:durableId="1734693814">
     <w:abstractNumId w:val="34"/>
@@ -32268,7 +33244,7 @@
     <w:abstractNumId w:val="32"/>
   </w:num>
   <w:num w:numId="63" w16cid:durableId="1372339223">
-    <w:abstractNumId w:val="82"/>
+    <w:abstractNumId w:val="83"/>
   </w:num>
   <w:num w:numId="64" w16cid:durableId="1415660682">
     <w:abstractNumId w:val="30"/>
@@ -32277,13 +33253,13 @@
     <w:abstractNumId w:val="40"/>
   </w:num>
   <w:num w:numId="66" w16cid:durableId="669676166">
-    <w:abstractNumId w:val="60"/>
+    <w:abstractNumId w:val="61"/>
   </w:num>
   <w:num w:numId="67" w16cid:durableId="1091704186">
     <w:abstractNumId w:val="19"/>
   </w:num>
   <w:num w:numId="68" w16cid:durableId="125587800">
-    <w:abstractNumId w:val="62"/>
+    <w:abstractNumId w:val="63"/>
   </w:num>
   <w:num w:numId="69" w16cid:durableId="585698585">
     <w:abstractNumId w:val="28"/>
@@ -32292,19 +33268,19 @@
     <w:abstractNumId w:val="35"/>
   </w:num>
   <w:num w:numId="71" w16cid:durableId="447967488">
-    <w:abstractNumId w:val="75"/>
+    <w:abstractNumId w:val="76"/>
   </w:num>
   <w:num w:numId="72" w16cid:durableId="456872194">
-    <w:abstractNumId w:val="44"/>
+    <w:abstractNumId w:val="45"/>
   </w:num>
   <w:num w:numId="73" w16cid:durableId="1456022100">
     <w:abstractNumId w:val="24"/>
   </w:num>
   <w:num w:numId="74" w16cid:durableId="1942368617">
-    <w:abstractNumId w:val="58"/>
+    <w:abstractNumId w:val="59"/>
   </w:num>
   <w:num w:numId="75" w16cid:durableId="1892031958">
-    <w:abstractNumId w:val="51"/>
+    <w:abstractNumId w:val="52"/>
   </w:num>
   <w:num w:numId="76" w16cid:durableId="1306664314">
     <w:abstractNumId w:val="5"/>
@@ -32313,13 +33289,16 @@
     <w:abstractNumId w:val="23"/>
   </w:num>
   <w:num w:numId="78" w16cid:durableId="723060881">
-    <w:abstractNumId w:val="61"/>
+    <w:abstractNumId w:val="62"/>
   </w:num>
   <w:num w:numId="79" w16cid:durableId="137691231">
-    <w:abstractNumId w:val="81"/>
+    <w:abstractNumId w:val="82"/>
   </w:num>
   <w:num w:numId="80" w16cid:durableId="1260484918">
-    <w:abstractNumId w:val="57"/>
+    <w:abstractNumId w:val="58"/>
+  </w:num>
+  <w:num w:numId="81" w16cid:durableId="1409159263">
+    <w:abstractNumId w:val="41"/>
   </w:num>
   <w:numIdMacAtCleanup w:val="76"/>
 </w:numbering>
